--- a/UI/Help/QRev_Change_Log.docx
+++ b/UI/Help/QRev_Change_Log.docx
@@ -27,6 +27,53 @@
       </w:r>
     </w:p>
     <w:p>
+      <w:r>
+        <w:rPr>
+          <w:b/>
+          <w:bCs/>
+        </w:rPr>
+        <w:t>Changes 4.23 to 4.24</w:t>
+      </w:r>
+    </w:p>
+    <w:p>
+      <w:pPr>
+        <w:pStyle w:val="ListParagraph"/>
+        <w:numPr>
+          <w:ilvl w:val="0"/>
+          <w:numId w:val="37"/>
+        </w:numPr>
+      </w:pPr>
+      <w:r>
+        <w:t>Added user option to prompt for rating on save</w:t>
+      </w:r>
+    </w:p>
+    <w:p>
+      <w:pPr>
+        <w:pStyle w:val="ListParagraph"/>
+        <w:numPr>
+          <w:ilvl w:val="0"/>
+          <w:numId w:val="37"/>
+        </w:numPr>
+      </w:pPr>
+      <w:r>
+        <w:t>Added user option to compute extrapolation fit using discharge weighted medians</w:t>
+      </w:r>
+    </w:p>
+    <w:p>
+      <w:pPr>
+        <w:pStyle w:val="ListParagraph"/>
+        <w:numPr>
+          <w:ilvl w:val="0"/>
+          <w:numId w:val="37"/>
+        </w:numPr>
+      </w:pPr>
+      <w:r>
+        <w:t>Total measurement discharge will ignore any transect with a discharge that could not be computed</w:t>
+      </w:r>
+      <w:bookmarkStart w:id="0" w:name="_GoBack"/>
+      <w:bookmarkEnd w:id="0"/>
+    </w:p>
+    <w:p>
       <w:pPr>
         <w:rPr>
           <w:b/>
@@ -62,15 +109,7 @@
         </w:numPr>
       </w:pPr>
       <w:r>
-        <w:t xml:space="preserve">Fixed issue with depth reference </w:t>
-      </w:r>
-      <w:proofErr w:type="gramStart"/>
-      <w:r>
-        <w:t>drop</w:t>
-      </w:r>
-      <w:proofErr w:type="gramEnd"/>
-      <w:r>
-        <w:t xml:space="preserve"> down </w:t>
+        <w:t xml:space="preserve">Fixed issue with depth reference drop down </w:t>
       </w:r>
       <w:r>
         <w:t xml:space="preserve">menu </w:t>
@@ -111,13 +150,8 @@
           <w:numId w:val="37"/>
         </w:numPr>
       </w:pPr>
-      <w:bookmarkStart w:id="0" w:name="_GoBack"/>
-      <w:r>
-        <w:t xml:space="preserve">Fixed bugs in </w:t>
-      </w:r>
-      <w:bookmarkEnd w:id="0"/>
-      <w:r>
-        <w:t>heading interpolation</w:t>
+      <w:r>
+        <w:t>Fixed bugs in heading interpolation</w:t>
       </w:r>
     </w:p>
     <w:p>
@@ -129,15 +163,7 @@
         </w:numPr>
       </w:pPr>
       <w:r>
-        <w:t>Fixed bug reading *_</w:t>
-      </w:r>
-      <w:proofErr w:type="spellStart"/>
-      <w:r>
-        <w:t>QRev.mat</w:t>
-      </w:r>
-      <w:proofErr w:type="spellEnd"/>
-      <w:r>
-        <w:t xml:space="preserve"> having only 1 transect</w:t>
+        <w:t>Fixed bug reading *_QRev.mat having only 1 transect</w:t>
       </w:r>
     </w:p>
     <w:p>
@@ -164,13 +190,8 @@
         <w:t xml:space="preserve">Fixed issue </w:t>
       </w:r>
       <w:r>
-        <w:t>that could occur when processing moving-bed tests loaded from *_</w:t>
-      </w:r>
-      <w:proofErr w:type="spellStart"/>
-      <w:r>
-        <w:t>QRev.mat</w:t>
-      </w:r>
-      <w:proofErr w:type="spellEnd"/>
+        <w:t>that could occur when processing moving-bed tests loaded from *_QRev.mat</w:t>
+      </w:r>
     </w:p>
     <w:p>
       <w:pPr>
@@ -234,15 +255,7 @@
         </w:numPr>
       </w:pPr>
       <w:r>
-        <w:t xml:space="preserve">Applying </w:t>
-      </w:r>
-      <w:proofErr w:type="spellStart"/>
-      <w:r>
-        <w:t>magvar</w:t>
-      </w:r>
-      <w:proofErr w:type="spellEnd"/>
-      <w:r>
-        <w:t xml:space="preserve"> or heading offset or heading source changes to all transects applies them to moving-bed test also</w:t>
+        <w:t>Applying magvar or heading offset or heading source changes to all transects applies them to moving-bed test also</w:t>
       </w:r>
     </w:p>
     <w:p>
@@ -314,15 +327,7 @@
         </w:numPr>
       </w:pPr>
       <w:r>
-        <w:t xml:space="preserve">Added support for user edge discharge for </w:t>
-      </w:r>
-      <w:proofErr w:type="spellStart"/>
-      <w:r>
-        <w:t>WinRiver</w:t>
-      </w:r>
-      <w:proofErr w:type="spellEnd"/>
-      <w:r>
-        <w:t xml:space="preserve"> II 2.22</w:t>
+        <w:t>Added support for user edge discharge for WinRiver II 2.22</w:t>
       </w:r>
     </w:p>
     <w:p>
@@ -333,13 +338,8 @@
           <w:numId w:val="35"/>
         </w:numPr>
       </w:pPr>
-      <w:proofErr w:type="gramStart"/>
-      <w:r>
-        <w:t>“.mat</w:t>
-      </w:r>
-      <w:proofErr w:type="gramEnd"/>
-      <w:r>
-        <w:t>” is always appended as suffix to saved QRev file</w:t>
+      <w:r>
+        <w:t>“.mat” is always appended as suffix to saved QRev file</w:t>
       </w:r>
     </w:p>
     <w:p>
@@ -351,29 +351,8 @@
         </w:numPr>
       </w:pPr>
       <w:r>
-        <w:t xml:space="preserve">Manual threshold for </w:t>
-      </w:r>
-      <w:proofErr w:type="spellStart"/>
-      <w:r>
-        <w:t>wt</w:t>
-      </w:r>
-      <w:proofErr w:type="spellEnd"/>
-      <w:r>
-        <w:t xml:space="preserve"> and </w:t>
-      </w:r>
-      <w:proofErr w:type="spellStart"/>
-      <w:r>
-        <w:t>bt</w:t>
-      </w:r>
-      <w:proofErr w:type="spellEnd"/>
-      <w:r>
-        <w:t xml:space="preserve"> saved and displayed when opening *_</w:t>
-      </w:r>
-      <w:proofErr w:type="spellStart"/>
-      <w:r>
-        <w:t>QRev.mat</w:t>
-      </w:r>
-      <w:proofErr w:type="spellEnd"/>
+        <w:t>Manual threshold for wt and bt saved and displayed when opening *_QRev.mat</w:t>
+      </w:r>
     </w:p>
     <w:p>
       <w:pPr>
@@ -438,15 +417,7 @@
         </w:numPr>
       </w:pPr>
       <w:r>
-        <w:t xml:space="preserve">Added notification when </w:t>
-      </w:r>
-      <w:proofErr w:type="spellStart"/>
-      <w:r>
-        <w:t>SonTek</w:t>
-      </w:r>
-      <w:proofErr w:type="spellEnd"/>
-      <w:r>
-        <w:t xml:space="preserve"> data is loaded with other than Earth coordinates</w:t>
+        <w:t>Added notification when SonTek data is loaded with other than Earth coordinates</w:t>
       </w:r>
     </w:p>
     <w:p>
@@ -551,6 +522,7 @@
         </w:numPr>
       </w:pPr>
       <w:r>
+        <w:lastRenderedPageBreak/>
         <w:t>Fixed incomplete system test for TRDI causing crash when saving</w:t>
       </w:r>
     </w:p>
@@ -614,7 +586,6 @@
         </w:numPr>
       </w:pPr>
       <w:r>
-        <w:lastRenderedPageBreak/>
         <w:t>Fixed issues with tab text color not updating properly</w:t>
       </w:r>
     </w:p>
@@ -714,15 +685,7 @@
         </w:numPr>
       </w:pPr>
       <w:r>
-        <w:t xml:space="preserve">Fixed issue with </w:t>
-      </w:r>
-      <w:proofErr w:type="spellStart"/>
-      <w:r>
-        <w:t>shiptrack</w:t>
-      </w:r>
-      <w:proofErr w:type="spellEnd"/>
-      <w:r>
-        <w:t xml:space="preserve"> when all GPS data are invalid</w:t>
+        <w:t>Fixed issue with shiptrack when all GPS data are invalid</w:t>
       </w:r>
     </w:p>
     <w:p>
@@ -807,15 +770,7 @@
         </w:numPr>
       </w:pPr>
       <w:r>
-        <w:t xml:space="preserve">Ported code from </w:t>
-      </w:r>
-      <w:proofErr w:type="spellStart"/>
-      <w:r>
-        <w:t>Matlab</w:t>
-      </w:r>
-      <w:proofErr w:type="spellEnd"/>
-      <w:r>
-        <w:t xml:space="preserve"> to Python</w:t>
+        <w:t>Ported code from Matlab to Python</w:t>
       </w:r>
     </w:p>
     <w:p>
@@ -827,13 +782,8 @@
         </w:numPr>
       </w:pPr>
       <w:r>
-        <w:t xml:space="preserve">User interface redesigned using </w:t>
-      </w:r>
-      <w:proofErr w:type="spellStart"/>
-      <w:r>
-        <w:t>PyQt</w:t>
-      </w:r>
-      <w:proofErr w:type="spellEnd"/>
+        <w:t>User interface redesigned using PyQt</w:t>
+      </w:r>
     </w:p>
     <w:p>
       <w:pPr>
@@ -844,15 +794,7 @@
         </w:numPr>
       </w:pPr>
       <w:r>
-        <w:t xml:space="preserve">Main summary page includes contour, </w:t>
-      </w:r>
-      <w:proofErr w:type="spellStart"/>
-      <w:r>
-        <w:t>shiptrack</w:t>
-      </w:r>
-      <w:proofErr w:type="spellEnd"/>
-      <w:r>
-        <w:t>, and discharge time series graphics</w:t>
+        <w:t>Main summary page includes contour, shiptrack, and discharge time series graphics</w:t>
       </w:r>
     </w:p>
     <w:p>
@@ -939,15 +881,7 @@
         <w:t>F</w:t>
       </w:r>
       <w:r>
-        <w:t xml:space="preserve">ixed bug in </w:t>
-      </w:r>
-      <w:proofErr w:type="spellStart"/>
-      <w:r>
-        <w:t>vtg</w:t>
-      </w:r>
-      <w:proofErr w:type="spellEnd"/>
-      <w:r>
-        <w:t xml:space="preserve"> primary composite tracks, wasn't substituting GGA</w:t>
+        <w:t>ixed bug in vtg primary composite tracks, wasn't substituting GGA</w:t>
       </w:r>
     </w:p>
     <w:p>
@@ -971,13 +905,8 @@
         </w:numPr>
       </w:pPr>
       <w:r>
-        <w:t xml:space="preserve">Statistics and interpolation methods in Python may result in small differences from </w:t>
-      </w:r>
-      <w:proofErr w:type="spellStart"/>
-      <w:r>
-        <w:t>Matlab</w:t>
-      </w:r>
-      <w:proofErr w:type="spellEnd"/>
+        <w:t>Statistics and interpolation methods in Python may result in small differences from Matlab</w:t>
+      </w:r>
     </w:p>
     <w:p>
       <w:pPr>
@@ -1003,15 +932,7 @@
         </w:numPr>
       </w:pPr>
       <w:r>
-        <w:t xml:space="preserve">Fixed bug that did not properly identify missing (lost) ensembles if the typical ensemble duration was greater than 1.5 sec. This affected mode 13 </w:t>
-      </w:r>
-      <w:proofErr w:type="spellStart"/>
-      <w:r>
-        <w:t>StreamPro</w:t>
-      </w:r>
-      <w:proofErr w:type="spellEnd"/>
-      <w:r>
-        <w:t xml:space="preserve"> data.</w:t>
+        <w:t>Fixed bug that did not properly identify missing (lost) ensembles if the typical ensemble duration was greater than 1.5 sec. This affected mode 13 StreamPro data.</w:t>
       </w:r>
     </w:p>
     <w:p>
@@ -1038,6 +959,7 @@
         </w:numPr>
       </w:pPr>
       <w:r>
+        <w:lastRenderedPageBreak/>
         <w:t>Fixed bug in bottom discharge extrapolation. Previous versions failed to estimate the bottom discharge for ensembles that had no valid data but where depth cell velocities were interpolated.</w:t>
       </w:r>
     </w:p>
@@ -1065,15 +987,7 @@
         </w:numPr>
       </w:pPr>
       <w:r>
-        <w:t xml:space="preserve">Fixed bug with discharge percent </w:t>
-      </w:r>
-      <w:proofErr w:type="gramStart"/>
-      <w:r>
-        <w:t>change</w:t>
-      </w:r>
-      <w:proofErr w:type="gramEnd"/>
-      <w:r>
-        <w:t xml:space="preserve"> not updating after multiple speed of sound changes.</w:t>
+        <w:t>Fixed bug with discharge percent change not updating after multiple speed of sound changes.</w:t>
       </w:r>
     </w:p>
     <w:p>
@@ -1097,24 +1011,7 @@
         </w:numPr>
       </w:pPr>
       <w:r>
-        <w:lastRenderedPageBreak/>
-        <w:t xml:space="preserve">Fixed bug in edges </w:t>
-      </w:r>
-      <w:proofErr w:type="spellStart"/>
-      <w:r>
-        <w:t>shiptrack</w:t>
-      </w:r>
-      <w:proofErr w:type="spellEnd"/>
-      <w:r>
-        <w:t xml:space="preserve"> so it only displays valid </w:t>
-      </w:r>
-      <w:proofErr w:type="spellStart"/>
-      <w:r>
-        <w:t>orginal</w:t>
-      </w:r>
-      <w:proofErr w:type="spellEnd"/>
-      <w:r>
-        <w:t xml:space="preserve"> data and not interpolated data.</w:t>
+        <w:t>Fixed bug in edges shiptrack so it only displays valid orginal data and not interpolated data.</w:t>
       </w:r>
     </w:p>
     <w:p>
@@ -1165,15 +1062,7 @@
         </w:numPr>
       </w:pPr>
       <w:r>
-        <w:t xml:space="preserve">Modified uncertainty </w:t>
-      </w:r>
-      <w:proofErr w:type="gramStart"/>
-      <w:r>
-        <w:t>estimate</w:t>
-      </w:r>
-      <w:proofErr w:type="gramEnd"/>
-      <w:r>
-        <w:t xml:space="preserve"> for invalid and edges to use absolute values.</w:t>
+        <w:t>Modified uncertainty estimate for invalid and edges to use absolute values.</w:t>
       </w:r>
     </w:p>
     <w:p>
@@ -1209,15 +1098,7 @@
         </w:numPr>
       </w:pPr>
       <w:r>
-        <w:t xml:space="preserve">XML file now only contains the summary information from a </w:t>
-      </w:r>
-      <w:proofErr w:type="spellStart"/>
-      <w:r>
-        <w:t>SonTek</w:t>
-      </w:r>
-      <w:proofErr w:type="spellEnd"/>
-      <w:r>
-        <w:t xml:space="preserve"> compass calibration.</w:t>
+        <w:t>XML file now only contains the summary information from a SonTek compass calibration.</w:t>
       </w:r>
     </w:p>
     <w:p>
@@ -1241,15 +1122,7 @@
         </w:numPr>
       </w:pPr>
       <w:r>
-        <w:t xml:space="preserve">Added message for missing samples in </w:t>
-      </w:r>
-      <w:proofErr w:type="spellStart"/>
-      <w:r>
-        <w:t>SonTek</w:t>
-      </w:r>
-      <w:proofErr w:type="spellEnd"/>
-      <w:r>
-        <w:t xml:space="preserve"> data.</w:t>
+        <w:t>Added message for missing samples in SonTek data.</w:t>
       </w:r>
     </w:p>
     <w:p>
@@ -1273,15 +1146,7 @@
         </w:numPr>
       </w:pPr>
       <w:r>
-        <w:t xml:space="preserve">Added check to boat and </w:t>
-      </w:r>
-      <w:proofErr w:type="spellStart"/>
-      <w:r>
-        <w:t>wt</w:t>
-      </w:r>
-      <w:proofErr w:type="spellEnd"/>
-      <w:r>
-        <w:t xml:space="preserve"> to check warn if all data are invalid.</w:t>
+        <w:t>Added check to boat and wt to check warn if all data are invalid.</w:t>
       </w:r>
     </w:p>
     <w:p>
@@ -1341,15 +1206,7 @@
         </w:numPr>
       </w:pPr>
       <w:r>
-        <w:t xml:space="preserve">Added upper limit of 45 ppt to </w:t>
-      </w:r>
-      <w:proofErr w:type="spellStart"/>
-      <w:r>
-        <w:t>salinty</w:t>
-      </w:r>
-      <w:proofErr w:type="spellEnd"/>
-      <w:r>
-        <w:t xml:space="preserve"> input dialog.</w:t>
+        <w:t>Added upper limit of 45 ppt to salinty input dialog.</w:t>
       </w:r>
     </w:p>
     <w:p>
@@ -1427,15 +1284,7 @@
         </w:numPr>
       </w:pPr>
       <w:r>
-        <w:t xml:space="preserve">Fixed bug causing 25 cm excluded distance to be applied to </w:t>
-      </w:r>
-      <w:proofErr w:type="spellStart"/>
-      <w:r>
-        <w:t>RiverPro</w:t>
-      </w:r>
-      <w:proofErr w:type="spellEnd"/>
-      <w:r>
-        <w:t xml:space="preserve"> data.</w:t>
+        <w:t>Fixed bug causing 25 cm excluded distance to be applied to RiverPro data.</w:t>
       </w:r>
     </w:p>
     <w:p>
@@ -1522,31 +1371,7 @@
         </w:numPr>
       </w:pPr>
       <w:r>
-        <w:t xml:space="preserve">Fixed bug causing changes in draft </w:t>
-      </w:r>
-      <w:proofErr w:type="spellStart"/>
-      <w:r>
-        <w:t>hOffset</w:t>
-      </w:r>
-      <w:proofErr w:type="spellEnd"/>
-      <w:r>
-        <w:t xml:space="preserve">, </w:t>
-      </w:r>
-      <w:proofErr w:type="spellStart"/>
-      <w:r>
-        <w:t>hSource</w:t>
-      </w:r>
-      <w:proofErr w:type="spellEnd"/>
-      <w:r>
-        <w:t xml:space="preserve">, and </w:t>
-      </w:r>
-      <w:proofErr w:type="spellStart"/>
-      <w:r>
-        <w:t>magVar</w:t>
-      </w:r>
-      <w:proofErr w:type="spellEnd"/>
-      <w:r>
-        <w:t xml:space="preserve"> to not update QA properly</w:t>
+        <w:t>Fixed bug causing changes in draft hOffset, hSource, and magVar to not update QA properly</w:t>
       </w:r>
     </w:p>
     <w:p>
@@ -1585,6 +1410,7 @@
         </w:numPr>
       </w:pPr>
       <w:r>
+        <w:lastRenderedPageBreak/>
         <w:t>Fixed bug setting status of system test results and button color</w:t>
       </w:r>
     </w:p>
@@ -1645,7 +1471,6 @@
         </w:numPr>
       </w:pPr>
       <w:r>
-        <w:lastRenderedPageBreak/>
         <w:t>Modified the computation for extrapolation uncertainty to prevent a manual setting from biasing the uncertainty low</w:t>
       </w:r>
     </w:p>
@@ -1769,15 +1594,7 @@
         </w:numPr>
       </w:pPr>
       <w:r>
-        <w:t xml:space="preserve">Modified code in the way that TRDI </w:t>
-      </w:r>
-      <w:proofErr w:type="spellStart"/>
-      <w:r>
-        <w:t>mmt</w:t>
-      </w:r>
-      <w:proofErr w:type="spellEnd"/>
-      <w:r>
-        <w:t xml:space="preserve"> file setting for composite depths are processed to QRev settings. </w:t>
+        <w:t xml:space="preserve">Modified code in the way that TRDI mmt file setting for composite depths are processed to QRev settings. </w:t>
       </w:r>
     </w:p>
     <w:p>
@@ -1813,15 +1630,7 @@
         </w:numPr>
       </w:pPr>
       <w:r>
-        <w:t xml:space="preserve">Fixed bug with </w:t>
-      </w:r>
-      <w:proofErr w:type="spellStart"/>
-      <w:r>
-        <w:t>computePerDiff</w:t>
-      </w:r>
-      <w:proofErr w:type="spellEnd"/>
-      <w:r>
-        <w:t xml:space="preserve"> in extrapolation sensitivity when no transect data provided.</w:t>
+        <w:t>Fixed bug with computePerDiff in extrapolation sensitivity when no transect data provided.</w:t>
       </w:r>
     </w:p>
     <w:p>
@@ -1845,15 +1654,7 @@
         </w:numPr>
       </w:pPr>
       <w:r>
-        <w:t xml:space="preserve">Added code to check compass </w:t>
-      </w:r>
-      <w:proofErr w:type="spellStart"/>
-      <w:r>
-        <w:t>cal</w:t>
-      </w:r>
-      <w:proofErr w:type="spellEnd"/>
-      <w:r>
-        <w:t xml:space="preserve"> errors against USGS recommendations</w:t>
+        <w:t>Added code to check compass cal errors against USGS recommendations</w:t>
       </w:r>
     </w:p>
     <w:p>
@@ -1865,15 +1666,7 @@
         </w:numPr>
       </w:pPr>
       <w:r>
-        <w:t xml:space="preserve">Added code to handle files processed with </w:t>
-      </w:r>
-      <w:proofErr w:type="spellStart"/>
-      <w:r>
-        <w:t>QBatch</w:t>
-      </w:r>
-      <w:proofErr w:type="spellEnd"/>
-      <w:r>
-        <w:t>.</w:t>
+        <w:t>Added code to handle files processed with QBatch.</w:t>
       </w:r>
     </w:p>
     <w:p>
@@ -1974,15 +1767,8 @@
         </w:numPr>
       </w:pPr>
       <w:r>
-        <w:t xml:space="preserve">The compass error from the evaluation of a TRDI ADCP and if available, from </w:t>
-      </w:r>
-      <w:proofErr w:type="spellStart"/>
-      <w:r>
-        <w:t>RiverSurveyor</w:t>
-      </w:r>
-      <w:proofErr w:type="spellEnd"/>
-      <w:r>
-        <w:t xml:space="preserve"> G3 compass is now shown in the Compass/P/R window.</w:t>
+        <w:lastRenderedPageBreak/>
+        <w:t>The compass error from the evaluation of a TRDI ADCP and if available, from RiverSurveyor G3 compass is now shown in the Compass/P/R window.</w:t>
       </w:r>
     </w:p>
     <w:p>
@@ -2030,24 +1816,7 @@
         </w:numPr>
       </w:pPr>
       <w:r>
-        <w:lastRenderedPageBreak/>
-        <w:t xml:space="preserve">A bug which applied both the </w:t>
-      </w:r>
-      <w:proofErr w:type="spellStart"/>
-      <w:r>
-        <w:t>magvar</w:t>
-      </w:r>
-      <w:proofErr w:type="spellEnd"/>
-      <w:r>
-        <w:t xml:space="preserve"> and heading offset to all compass data when loading has been fixed. Now the </w:t>
-      </w:r>
-      <w:proofErr w:type="spellStart"/>
-      <w:r>
-        <w:t>magvar</w:t>
-      </w:r>
-      <w:proofErr w:type="spellEnd"/>
-      <w:r>
-        <w:t xml:space="preserve"> is only applied to the internal compass and the heading offset only applied to the external compass. This is consistent with how it was handled in the Compass/P/R window.</w:t>
+        <w:t>A bug which applied both the magvar and heading offset to all compass data when loading has been fixed. Now the magvar is only applied to the internal compass and the heading offset only applied to the external compass. This is consistent with how it was handled in the Compass/P/R window.</w:t>
       </w:r>
     </w:p>
     <w:p>
@@ -2137,15 +1906,7 @@
         </w:numPr>
       </w:pPr>
       <w:r>
-        <w:t xml:space="preserve">Improved the handling of illegal xml characters in </w:t>
-      </w:r>
-      <w:proofErr w:type="spellStart"/>
-      <w:r>
-        <w:t>mmt</w:t>
-      </w:r>
-      <w:proofErr w:type="spellEnd"/>
-      <w:r>
-        <w:t xml:space="preserve"> file.</w:t>
+        <w:t>Improved the handling of illegal xml characters in mmt file.</w:t>
       </w:r>
     </w:p>
     <w:p>
@@ -2169,15 +1930,7 @@
         </w:numPr>
       </w:pPr>
       <w:r>
-        <w:t xml:space="preserve">Changed the QA check for number of valid ensembles to a </w:t>
-      </w:r>
-      <w:proofErr w:type="gramStart"/>
-      <w:r>
-        <w:t>duration based</w:t>
-      </w:r>
-      <w:proofErr w:type="gramEnd"/>
-      <w:r>
-        <w:t xml:space="preserve"> check for stationary moving-bed test.</w:t>
+        <w:t>Changed the QA check for number of valid ensembles to a duration based check for stationary moving-bed test.</w:t>
       </w:r>
     </w:p>
     <w:p>
@@ -2276,15 +2029,7 @@
         </w:numPr>
       </w:pPr>
       <w:r>
-        <w:t xml:space="preserve">Fixed issue with UTC time from GGA which contained an invalid character causing the str2double function resulting in </w:t>
-      </w:r>
-      <w:proofErr w:type="spellStart"/>
-      <w:r>
-        <w:t>NaN</w:t>
-      </w:r>
-      <w:proofErr w:type="spellEnd"/>
-      <w:r>
-        <w:t>.</w:t>
+        <w:t>Fixed issue with UTC time from GGA which contained an invalid character causing the str2double function resulting in NaN.</w:t>
       </w:r>
     </w:p>
     <w:p>
@@ -2296,23 +2041,7 @@
         </w:numPr>
       </w:pPr>
       <w:r>
-        <w:t xml:space="preserve">Added fix for invalid </w:t>
-      </w:r>
-      <w:proofErr w:type="spellStart"/>
-      <w:r>
-        <w:t>prefPath</w:t>
-      </w:r>
-      <w:proofErr w:type="spellEnd"/>
-      <w:r>
-        <w:t xml:space="preserve"> from corrupt </w:t>
-      </w:r>
-      <w:proofErr w:type="spellStart"/>
-      <w:r>
-        <w:t>AppData</w:t>
-      </w:r>
-      <w:proofErr w:type="spellEnd"/>
-      <w:r>
-        <w:t>/Local/QRev</w:t>
+        <w:t>Added fix for invalid prefPath from corrupt AppData/Local/QRev</w:t>
       </w:r>
     </w:p>
     <w:p>
@@ -2324,23 +2053,7 @@
         </w:numPr>
       </w:pPr>
       <w:r>
-        <w:t xml:space="preserve">Added code to reset the close option from </w:t>
-      </w:r>
-      <w:proofErr w:type="spellStart"/>
-      <w:r>
-        <w:t>extrap</w:t>
-      </w:r>
-      <w:proofErr w:type="spellEnd"/>
-      <w:r>
-        <w:t xml:space="preserve"> to the main window when </w:t>
-      </w:r>
-      <w:proofErr w:type="spellStart"/>
-      <w:r>
-        <w:t>extrap</w:t>
-      </w:r>
-      <w:proofErr w:type="spellEnd"/>
-      <w:r>
-        <w:t xml:space="preserve"> is closed.</w:t>
+        <w:t>Added code to reset the close option from extrap to the main window when extrap is closed.</w:t>
       </w:r>
     </w:p>
     <w:p>
@@ -2439,6 +2152,7 @@
         </w:numPr>
       </w:pPr>
       <w:r>
+        <w:lastRenderedPageBreak/>
         <w:t>Fixed bug when plotting multiple transects with magnetic data in the Compass/P/R window.</w:t>
       </w:r>
     </w:p>
@@ -2511,7 +2225,6 @@
         </w:numPr>
       </w:pPr>
       <w:r>
-        <w:lastRenderedPageBreak/>
         <w:t>Fixed crash when loading transect with only 1 ensemble.</w:t>
       </w:r>
     </w:p>
@@ -2572,39 +2285,7 @@
         </w:numPr>
       </w:pPr>
       <w:r>
-        <w:t xml:space="preserve">In the </w:t>
-      </w:r>
-      <w:proofErr w:type="spellStart"/>
-      <w:r>
-        <w:t>extrap</w:t>
-      </w:r>
-      <w:proofErr w:type="spellEnd"/>
-      <w:r>
-        <w:t xml:space="preserve"> window, added message to user that they need to set Fit to manual if </w:t>
-      </w:r>
-      <w:proofErr w:type="spellStart"/>
-      <w:r>
-        <w:t>the</w:t>
-      </w:r>
-      <w:proofErr w:type="spellEnd"/>
-      <w:r>
-        <w:t xml:space="preserve"> want to use an automatically </w:t>
-      </w:r>
-      <w:proofErr w:type="spellStart"/>
-      <w:r>
-        <w:t>opitimized</w:t>
-      </w:r>
-      <w:proofErr w:type="spellEnd"/>
-      <w:r>
-        <w:t xml:space="preserve"> </w:t>
-      </w:r>
-      <w:proofErr w:type="gramStart"/>
-      <w:r>
-        <w:t>fit</w:t>
-      </w:r>
-      <w:proofErr w:type="gramEnd"/>
-      <w:r>
-        <w:t xml:space="preserve"> but they have change the threshold, subsection, or data type.</w:t>
+        <w:t>In the extrap window, added message to user that they need to set Fit to manual if the want to use an automatically opitimized fit but they have change the threshold, subsection, or data type.</w:t>
       </w:r>
     </w:p>
     <w:p>
@@ -2679,15 +2360,7 @@
         </w:numPr>
       </w:pPr>
       <w:r>
-        <w:t xml:space="preserve">Fixed bug where </w:t>
-      </w:r>
-      <w:proofErr w:type="spellStart"/>
-      <w:r>
-        <w:t>magError</w:t>
-      </w:r>
-      <w:proofErr w:type="spellEnd"/>
-      <w:r>
-        <w:t xml:space="preserve"> and GPS heading were saved as column vector rather than row vector</w:t>
+        <w:t>Fixed bug where magError and GPS heading were saved as column vector rather than row vector</w:t>
       </w:r>
     </w:p>
     <w:p>
@@ -2711,15 +2384,7 @@
         </w:numPr>
       </w:pPr>
       <w:r>
-        <w:t xml:space="preserve">Improved scaling for </w:t>
-      </w:r>
-      <w:proofErr w:type="spellStart"/>
-      <w:r>
-        <w:t>magError</w:t>
-      </w:r>
-      <w:proofErr w:type="spellEnd"/>
-      <w:r>
-        <w:t xml:space="preserve"> and pitch and roll, 2) linked x axes of top and bottom plots</w:t>
+        <w:t>Improved scaling for magError and pitch and roll, 2) linked x axes of top and bottom plots</w:t>
       </w:r>
     </w:p>
     <w:p>
@@ -2731,15 +2396,7 @@
         </w:numPr>
       </w:pPr>
       <w:r>
-        <w:t xml:space="preserve">Added code to add </w:t>
-      </w:r>
-      <w:proofErr w:type="spellStart"/>
-      <w:r>
-        <w:t>qTotalCaution</w:t>
-      </w:r>
-      <w:proofErr w:type="spellEnd"/>
-      <w:r>
-        <w:t xml:space="preserve"> to older QRev files</w:t>
+        <w:t>Added code to add qTotalCaution to older QRev files</w:t>
       </w:r>
     </w:p>
     <w:p>
@@ -2751,15 +2408,7 @@
         </w:numPr>
       </w:pPr>
       <w:r>
-        <w:t xml:space="preserve">Fixed bug when there is no pitch and roll data (old </w:t>
-      </w:r>
-      <w:proofErr w:type="spellStart"/>
-      <w:r>
-        <w:t>SonTek</w:t>
-      </w:r>
-      <w:proofErr w:type="spellEnd"/>
-      <w:r>
-        <w:t xml:space="preserve"> files)</w:t>
+        <w:t>Fixed bug when there is no pitch and roll data (old SonTek files)</w:t>
       </w:r>
     </w:p>
     <w:p>
@@ -2783,15 +2432,7 @@
         </w:numPr>
       </w:pPr>
       <w:r>
-        <w:t xml:space="preserve">Fixed bug when loading QRev files from 2.9x by adding code to create the </w:t>
-      </w:r>
-      <w:proofErr w:type="spellStart"/>
-      <w:r>
-        <w:t>qTotalCaution</w:t>
-      </w:r>
-      <w:proofErr w:type="spellEnd"/>
-      <w:r>
-        <w:t xml:space="preserve"> field</w:t>
+        <w:t>Fixed bug when loading QRev files from 2.9x by adding code to create the qTotalCaution field</w:t>
       </w:r>
     </w:p>
     <w:p>
@@ -2826,13 +2467,8 @@
           <w:numId w:val="26"/>
         </w:numPr>
       </w:pPr>
-      <w:proofErr w:type="spellStart"/>
-      <w:r>
-        <w:t>kml</w:t>
-      </w:r>
-      <w:proofErr w:type="spellEnd"/>
-      <w:r>
-        <w:t xml:space="preserve"> Google earth file now plots the full transect filename</w:t>
+      <w:r>
+        <w:t>kml Google earth file now plots the full transect filename</w:t>
       </w:r>
     </w:p>
     <w:p>
@@ -2868,13 +2504,8 @@
         </w:numPr>
       </w:pPr>
       <w:r>
-        <w:t xml:space="preserve">Fixed bug preventing automatic excluded distance for </w:t>
-      </w:r>
-      <w:proofErr w:type="spellStart"/>
-      <w:r>
-        <w:t>RioPro</w:t>
-      </w:r>
-      <w:proofErr w:type="spellEnd"/>
+        <w:t>Fixed bug preventing automatic excluded distance for RioPro</w:t>
+      </w:r>
     </w:p>
     <w:p>
       <w:pPr>
@@ -2909,15 +2540,7 @@
         </w:numPr>
       </w:pPr>
       <w:r>
-        <w:t xml:space="preserve">Fixed bug applying user specified edge Q in </w:t>
-      </w:r>
-      <w:proofErr w:type="spellStart"/>
-      <w:r>
-        <w:t>RiverSurveyor</w:t>
-      </w:r>
-      <w:proofErr w:type="spellEnd"/>
-      <w:r>
-        <w:t xml:space="preserve"> Live</w:t>
+        <w:t>Fixed bug applying user specified edge Q in RiverSurveyor Live</w:t>
       </w:r>
     </w:p>
     <w:p>
@@ -2965,7 +2588,7 @@
         <v:path o:extrusionok="f" gradientshapeok="t" o:connecttype="rect"/>
         <o:lock v:ext="edit" aspectratio="t"/>
       </v:shapetype>
-      <v:shape id="_x0000_i1029" type="#_x0000_t75" alt="A close up of a logo&#10;&#10;Description automatically generated" style="width:36pt;height:36pt;visibility:visible;mso-wrap-style:square" o:bullet="t">
+      <v:shape id="_x0000_i1038" type="#_x0000_t75" alt="A close up of a logo&#10;&#10;Description automatically generated" style="width:36pt;height:36pt;visibility:visible;mso-wrap-style:square" o:bullet="t">
         <v:imagedata r:id="rId1" o:title="A close up of a logo&#10;&#10;Description automatically generated"/>
       </v:shape>
     </w:pict>

--- a/UI/Help/QRev_Change_Log.docx
+++ b/UI/Help/QRev_Change_Log.docx
@@ -1,13 +1,13 @@
 
 <file path=word/document.xml><?xml version="1.0" encoding="utf-8"?>
-<w:document xmlns:wpc="http://schemas.microsoft.com/office/word/2010/wordprocessingCanvas" xmlns:cx="http://schemas.microsoft.com/office/drawing/2014/chartex" xmlns:cx1="http://schemas.microsoft.com/office/drawing/2015/9/8/chartex" xmlns:cx2="http://schemas.microsoft.com/office/drawing/2015/10/21/chartex" xmlns:cx3="http://schemas.microsoft.com/office/drawing/2016/5/9/chartex" xmlns:cx4="http://schemas.microsoft.com/office/drawing/2016/5/10/chartex" xmlns:cx5="http://schemas.microsoft.com/office/drawing/2016/5/11/chartex" xmlns:cx6="http://schemas.microsoft.com/office/drawing/2016/5/12/chartex" xmlns:cx7="http://schemas.microsoft.com/office/drawing/2016/5/13/chartex" xmlns:cx8="http://schemas.microsoft.com/office/drawing/2016/5/14/chartex" xmlns:mc="http://schemas.openxmlformats.org/markup-compatibility/2006" xmlns:aink="http://schemas.microsoft.com/office/drawing/2016/ink" xmlns:am3d="http://schemas.microsoft.com/office/drawing/2017/model3d" xmlns:o="urn:schemas-microsoft-com:office:office" xmlns:r="http://schemas.openxmlformats.org/officeDocument/2006/relationships" xmlns:m="http://schemas.openxmlformats.org/officeDocument/2006/math" xmlns:v="urn:schemas-microsoft-com:vml" xmlns:wp14="http://schemas.microsoft.com/office/word/2010/wordprocessingDrawing" xmlns:wp="http://schemas.openxmlformats.org/drawingml/2006/wordprocessingDrawing" xmlns:w10="urn:schemas-microsoft-com:office:word" xmlns:w="http://schemas.openxmlformats.org/wordprocessingml/2006/main" xmlns:w14="http://schemas.microsoft.com/office/word/2010/wordml" xmlns:w15="http://schemas.microsoft.com/office/word/2012/wordml" xmlns:w16cid="http://schemas.microsoft.com/office/word/2016/wordml/cid" xmlns:w16se="http://schemas.microsoft.com/office/word/2015/wordml/symex" xmlns:wpg="http://schemas.microsoft.com/office/word/2010/wordprocessingGroup" xmlns:wpi="http://schemas.microsoft.com/office/word/2010/wordprocessingInk" xmlns:wne="http://schemas.microsoft.com/office/word/2006/wordml" xmlns:wps="http://schemas.microsoft.com/office/word/2010/wordprocessingShape" mc:Ignorable="w14 w15 w16se w16cid wp14">
+<w:document xmlns:wpc="http://schemas.microsoft.com/office/word/2010/wordprocessingCanvas" xmlns:cx="http://schemas.microsoft.com/office/drawing/2014/chartex" xmlns:cx1="http://schemas.microsoft.com/office/drawing/2015/9/8/chartex" xmlns:cx2="http://schemas.microsoft.com/office/drawing/2015/10/21/chartex" xmlns:cx3="http://schemas.microsoft.com/office/drawing/2016/5/9/chartex" xmlns:cx4="http://schemas.microsoft.com/office/drawing/2016/5/10/chartex" xmlns:cx5="http://schemas.microsoft.com/office/drawing/2016/5/11/chartex" xmlns:cx6="http://schemas.microsoft.com/office/drawing/2016/5/12/chartex" xmlns:cx7="http://schemas.microsoft.com/office/drawing/2016/5/13/chartex" xmlns:cx8="http://schemas.microsoft.com/office/drawing/2016/5/14/chartex" xmlns:mc="http://schemas.openxmlformats.org/markup-compatibility/2006" xmlns:aink="http://schemas.microsoft.com/office/drawing/2016/ink" xmlns:am3d="http://schemas.microsoft.com/office/drawing/2017/model3d" xmlns:o="urn:schemas-microsoft-com:office:office" xmlns:r="http://schemas.openxmlformats.org/officeDocument/2006/relationships" xmlns:m="http://schemas.openxmlformats.org/officeDocument/2006/math" xmlns:v="urn:schemas-microsoft-com:vml" xmlns:wp14="http://schemas.microsoft.com/office/word/2010/wordprocessingDrawing" xmlns:wp="http://schemas.openxmlformats.org/drawingml/2006/wordprocessingDrawing" xmlns:w10="urn:schemas-microsoft-com:office:word" xmlns:w="http://schemas.openxmlformats.org/wordprocessingml/2006/main" xmlns:w14="http://schemas.microsoft.com/office/word/2010/wordml" xmlns:w15="http://schemas.microsoft.com/office/word/2012/wordml" xmlns:w16cex="http://schemas.microsoft.com/office/word/2018/wordml/cex" xmlns:w16cid="http://schemas.microsoft.com/office/word/2016/wordml/cid" xmlns:w16="http://schemas.microsoft.com/office/word/2018/wordml" xmlns:w16se="http://schemas.microsoft.com/office/word/2015/wordml/symex" xmlns:wpg="http://schemas.microsoft.com/office/word/2010/wordprocessingGroup" xmlns:wpi="http://schemas.microsoft.com/office/word/2010/wordprocessingInk" xmlns:wne="http://schemas.microsoft.com/office/word/2006/wordml" xmlns:wps="http://schemas.microsoft.com/office/word/2010/wordprocessingShape" mc:Ignorable="w14 w15 w16se w16cid w16 w16cex wp14">
   <w:body>
     <w:p>
       <w:pPr>
         <w:pStyle w:val="ListParagraph"/>
         <w:numPr>
           <w:ilvl w:val="0"/>
-          <w:numId w:val="30"/>
+          <w:numId w:val="38"/>
         </w:numPr>
         <w:rPr>
           <w:b/>
@@ -23,7 +23,155 @@
           <w:sz w:val="72"/>
           <w:szCs w:val="72"/>
         </w:rPr>
-        <w:t>QRev Change Log</w:t>
+        <w:t>QRev</w:t>
+      </w:r>
+      <w:r>
+        <w:rPr>
+          <w:b/>
+          <w:bCs/>
+          <w:sz w:val="72"/>
+          <w:szCs w:val="72"/>
+        </w:rPr>
+        <w:t>Int</w:t>
+      </w:r>
+      <w:r>
+        <w:rPr>
+          <w:b/>
+          <w:bCs/>
+          <w:sz w:val="72"/>
+          <w:szCs w:val="72"/>
+        </w:rPr>
+        <w:t xml:space="preserve"> Change Log</w:t>
+      </w:r>
+    </w:p>
+    <w:p>
+      <w:pPr>
+        <w:rPr>
+          <w:b/>
+          <w:bCs/>
+        </w:rPr>
+      </w:pPr>
+      <w:r>
+        <w:rPr>
+          <w:b/>
+          <w:bCs/>
+        </w:rPr>
+        <w:t>Changes 4.23 to 4.26</w:t>
+      </w:r>
+      <w:r>
+        <w:rPr>
+          <w:b/>
+          <w:bCs/>
+        </w:rPr>
+        <w:t xml:space="preserve"> Beta</w:t>
+      </w:r>
+    </w:p>
+    <w:p>
+      <w:pPr>
+        <w:pStyle w:val="ListParagraph"/>
+        <w:numPr>
+          <w:ilvl w:val="0"/>
+          <w:numId w:val="39"/>
+        </w:numPr>
+      </w:pPr>
+      <w:r>
+        <w:t>Due to development conducted outside the USGS the name was changed to QRevInt, so as to represent the international support and development.</w:t>
+      </w:r>
+    </w:p>
+    <w:p>
+      <w:pPr>
+        <w:pStyle w:val="ListParagraph"/>
+        <w:numPr>
+          <w:ilvl w:val="0"/>
+          <w:numId w:val="39"/>
+        </w:numPr>
+      </w:pPr>
+      <w:r>
+        <w:t>Change icon to blue to distinguish from USGS version of QRev</w:t>
+      </w:r>
+    </w:p>
+    <w:p>
+      <w:pPr>
+        <w:pStyle w:val="ListParagraph"/>
+        <w:numPr>
+          <w:ilvl w:val="0"/>
+          <w:numId w:val="39"/>
+        </w:numPr>
+      </w:pPr>
+      <w:r>
+        <w:t>Fixed bug in EDI associated with GPS data.</w:t>
+      </w:r>
+    </w:p>
+    <w:p>
+      <w:pPr>
+        <w:pStyle w:val="ListParagraph"/>
+        <w:numPr>
+          <w:ilvl w:val="0"/>
+          <w:numId w:val="39"/>
+        </w:numPr>
+      </w:pPr>
+      <w:r>
+        <w:t>Technical manual update to include explanation of computing discharge in shallow water and corrected table 10.</w:t>
+      </w:r>
+    </w:p>
+    <w:p>
+      <w:pPr>
+        <w:pStyle w:val="ListParagraph"/>
+        <w:numPr>
+          <w:ilvl w:val="0"/>
+          <w:numId w:val="39"/>
+        </w:numPr>
+      </w:pPr>
+      <w:r>
+        <w:t>Fixed bug in applying weighted medians when switching from automatic to manual data type</w:t>
+      </w:r>
+    </w:p>
+    <w:p>
+      <w:pPr>
+        <w:pStyle w:val="ListParagraph"/>
+        <w:numPr>
+          <w:ilvl w:val="0"/>
+          <w:numId w:val="39"/>
+        </w:numPr>
+      </w:pPr>
+      <w:r>
+        <w:t>Modified extrap subsection so that subsectioning always works from left to right</w:t>
+      </w:r>
+    </w:p>
+    <w:p>
+      <w:pPr>
+        <w:pStyle w:val="ListParagraph"/>
+        <w:numPr>
+          <w:ilvl w:val="0"/>
+          <w:numId w:val="39"/>
+        </w:numPr>
+      </w:pPr>
+      <w:r>
+        <w:t>Removed depth from Oursin measured discharge uncertainty</w:t>
+      </w:r>
+    </w:p>
+    <w:p>
+      <w:pPr>
+        <w:pStyle w:val="ListParagraph"/>
+        <w:numPr>
+          <w:ilvl w:val="0"/>
+          <w:numId w:val="39"/>
+        </w:numPr>
+      </w:pPr>
+      <w:r>
+        <w:t>Added start date and delta Q to summary table</w:t>
+      </w:r>
+    </w:p>
+    <w:p>
+      <w:pPr>
+        <w:pStyle w:val="ListParagraph"/>
+        <w:numPr>
+          <w:ilvl w:val="0"/>
+          <w:numId w:val="39"/>
+        </w:numPr>
+      </w:pPr>
+      <w:r>
+        <w:t>Modified documentation reflect change to QRevInt</w:t>
       </w:r>
     </w:p>
     <w:p>
@@ -70,8 +218,18 @@
       <w:r>
         <w:t>Total measurement discharge will ignore any transect with a discharge that could not be computed</w:t>
       </w:r>
-      <w:bookmarkStart w:id="0" w:name="_GoBack"/>
-      <w:bookmarkEnd w:id="0"/>
+    </w:p>
+    <w:p>
+      <w:pPr>
+        <w:pStyle w:val="ListParagraph"/>
+        <w:numPr>
+          <w:ilvl w:val="0"/>
+          <w:numId w:val="37"/>
+        </w:numPr>
+      </w:pPr>
+      <w:r>
+        <w:t>Fixed bug reading some old QRev.mat files associated with new rating feature</w:t>
+      </w:r>
     </w:p>
     <w:p>
       <w:pPr>
@@ -327,6 +485,7 @@
         </w:numPr>
       </w:pPr>
       <w:r>
+        <w:lastRenderedPageBreak/>
         <w:t>Added support for user edge discharge for WinRiver II 2.22</w:t>
       </w:r>
     </w:p>
@@ -522,7 +681,6 @@
         </w:numPr>
       </w:pPr>
       <w:r>
-        <w:lastRenderedPageBreak/>
         <w:t>Fixed incomplete system test for TRDI causing crash when saving</w:t>
       </w:r>
     </w:p>
@@ -842,6 +1000,7 @@
         </w:numPr>
       </w:pPr>
       <w:r>
+        <w:lastRenderedPageBreak/>
         <w:t>Opening and measurement loading speed has been improved</w:t>
       </w:r>
     </w:p>
@@ -959,7 +1118,6 @@
         </w:numPr>
       </w:pPr>
       <w:r>
-        <w:lastRenderedPageBreak/>
         <w:t>Fixed bug in bottom discharge extrapolation. Previous versions failed to estimate the bottom discharge for ensembles that had no valid data but where depth cell velocities were interpolated.</w:t>
       </w:r>
     </w:p>
@@ -1272,6 +1430,7 @@
           <w:b/>
           <w:bCs/>
         </w:rPr>
+        <w:lastRenderedPageBreak/>
         <w:t>Changes to QRev from 3.33 to 3.34</w:t>
       </w:r>
     </w:p>
@@ -1410,7 +1569,6 @@
         </w:numPr>
       </w:pPr>
       <w:r>
-        <w:lastRenderedPageBreak/>
         <w:t>Fixed bug setting status of system test results and button color</w:t>
       </w:r>
     </w:p>
@@ -1666,6 +1824,7 @@
         </w:numPr>
       </w:pPr>
       <w:r>
+        <w:lastRenderedPageBreak/>
         <w:t>Added code to handle files processed with QBatch.</w:t>
       </w:r>
     </w:p>
@@ -1767,7 +1926,6 @@
         </w:numPr>
       </w:pPr>
       <w:r>
-        <w:lastRenderedPageBreak/>
         <w:t>The compass error from the evaluation of a TRDI ADCP and if available, from RiverSurveyor G3 compass is now shown in the Compass/P/R window.</w:t>
       </w:r>
     </w:p>
@@ -2017,6 +2175,7 @@
         </w:numPr>
       </w:pPr>
       <w:r>
+        <w:lastRenderedPageBreak/>
         <w:t>Fixed issue with RSL revision numbers which need to be 2 digits (02 not 2).</w:t>
       </w:r>
     </w:p>
@@ -2152,7 +2311,6 @@
         </w:numPr>
       </w:pPr>
       <w:r>
-        <w:lastRenderedPageBreak/>
         <w:t>Fixed bug when plotting multiple transects with magnetic data in the Compass/P/R window.</w:t>
       </w:r>
     </w:p>
@@ -2444,6 +2602,7 @@
         </w:numPr>
       </w:pPr>
       <w:r>
+        <w:lastRenderedPageBreak/>
         <w:t>Fixed bug when G2 compass was processed with current RSL resulting in Compass pitch and roll limits set to large number</w:t>
       </w:r>
     </w:p>
@@ -2566,7 +2725,7 @@
 </file>
 
 <file path=word/numbering.xml><?xml version="1.0" encoding="utf-8"?>
-<w:numbering xmlns:wpc="http://schemas.microsoft.com/office/word/2010/wordprocessingCanvas" xmlns:cx="http://schemas.microsoft.com/office/drawing/2014/chartex" xmlns:cx1="http://schemas.microsoft.com/office/drawing/2015/9/8/chartex" xmlns:cx2="http://schemas.microsoft.com/office/drawing/2015/10/21/chartex" xmlns:cx3="http://schemas.microsoft.com/office/drawing/2016/5/9/chartex" xmlns:cx4="http://schemas.microsoft.com/office/drawing/2016/5/10/chartex" xmlns:cx5="http://schemas.microsoft.com/office/drawing/2016/5/11/chartex" xmlns:cx6="http://schemas.microsoft.com/office/drawing/2016/5/12/chartex" xmlns:cx7="http://schemas.microsoft.com/office/drawing/2016/5/13/chartex" xmlns:cx8="http://schemas.microsoft.com/office/drawing/2016/5/14/chartex" xmlns:mc="http://schemas.openxmlformats.org/markup-compatibility/2006" xmlns:aink="http://schemas.microsoft.com/office/drawing/2016/ink" xmlns:am3d="http://schemas.microsoft.com/office/drawing/2017/model3d" xmlns:o="urn:schemas-microsoft-com:office:office" xmlns:r="http://schemas.openxmlformats.org/officeDocument/2006/relationships" xmlns:m="http://schemas.openxmlformats.org/officeDocument/2006/math" xmlns:v="urn:schemas-microsoft-com:vml" xmlns:wp14="http://schemas.microsoft.com/office/word/2010/wordprocessingDrawing" xmlns:wp="http://schemas.openxmlformats.org/drawingml/2006/wordprocessingDrawing" xmlns:w10="urn:schemas-microsoft-com:office:word" xmlns:w="http://schemas.openxmlformats.org/wordprocessingml/2006/main" xmlns:w14="http://schemas.microsoft.com/office/word/2010/wordml" xmlns:w15="http://schemas.microsoft.com/office/word/2012/wordml" xmlns:w16cid="http://schemas.microsoft.com/office/word/2016/wordml/cid" xmlns:w16se="http://schemas.microsoft.com/office/word/2015/wordml/symex" xmlns:wpg="http://schemas.microsoft.com/office/word/2010/wordprocessingGroup" xmlns:wpi="http://schemas.microsoft.com/office/word/2010/wordprocessingInk" xmlns:wne="http://schemas.microsoft.com/office/word/2006/wordml" xmlns:wps="http://schemas.microsoft.com/office/word/2010/wordprocessingShape" mc:Ignorable="w14 w15 w16se w16cid wp14">
+<w:numbering xmlns:wpc="http://schemas.microsoft.com/office/word/2010/wordprocessingCanvas" xmlns:cx="http://schemas.microsoft.com/office/drawing/2014/chartex" xmlns:cx1="http://schemas.microsoft.com/office/drawing/2015/9/8/chartex" xmlns:cx2="http://schemas.microsoft.com/office/drawing/2015/10/21/chartex" xmlns:cx3="http://schemas.microsoft.com/office/drawing/2016/5/9/chartex" xmlns:cx4="http://schemas.microsoft.com/office/drawing/2016/5/10/chartex" xmlns:cx5="http://schemas.microsoft.com/office/drawing/2016/5/11/chartex" xmlns:cx6="http://schemas.microsoft.com/office/drawing/2016/5/12/chartex" xmlns:cx7="http://schemas.microsoft.com/office/drawing/2016/5/13/chartex" xmlns:cx8="http://schemas.microsoft.com/office/drawing/2016/5/14/chartex" xmlns:mc="http://schemas.openxmlformats.org/markup-compatibility/2006" xmlns:aink="http://schemas.microsoft.com/office/drawing/2016/ink" xmlns:am3d="http://schemas.microsoft.com/office/drawing/2017/model3d" xmlns:o="urn:schemas-microsoft-com:office:office" xmlns:r="http://schemas.openxmlformats.org/officeDocument/2006/relationships" xmlns:m="http://schemas.openxmlformats.org/officeDocument/2006/math" xmlns:v="urn:schemas-microsoft-com:vml" xmlns:wp14="http://schemas.microsoft.com/office/word/2010/wordprocessingDrawing" xmlns:wp="http://schemas.openxmlformats.org/drawingml/2006/wordprocessingDrawing" xmlns:w10="urn:schemas-microsoft-com:office:word" xmlns:w="http://schemas.openxmlformats.org/wordprocessingml/2006/main" xmlns:w14="http://schemas.microsoft.com/office/word/2010/wordml" xmlns:w15="http://schemas.microsoft.com/office/word/2012/wordml" xmlns:w16cex="http://schemas.microsoft.com/office/word/2018/wordml/cex" xmlns:w16cid="http://schemas.microsoft.com/office/word/2016/wordml/cid" xmlns:w16="http://schemas.microsoft.com/office/word/2018/wordml" xmlns:w16se="http://schemas.microsoft.com/office/word/2015/wordml/symex" xmlns:wpg="http://schemas.microsoft.com/office/word/2010/wordprocessingGroup" xmlns:wpi="http://schemas.microsoft.com/office/word/2010/wordprocessingInk" xmlns:wne="http://schemas.microsoft.com/office/word/2006/wordml" xmlns:wps="http://schemas.microsoft.com/office/word/2010/wordprocessingShape" mc:Ignorable="w14 w15 w16se w16cid w16 w16cex wp14">
   <w:numPicBullet w:numPicBulletId="0">
     <w:pict>
       <v:shapetype id="_x0000_t75" coordsize="21600,21600" o:spt="75" o:preferrelative="t" path="m@4@5l@4@11@9@11@9@5xe" filled="f" stroked="f">
@@ -2588,8 +2747,15 @@
         <v:path o:extrusionok="f" gradientshapeok="t" o:connecttype="rect"/>
         <o:lock v:ext="edit" aspectratio="t"/>
       </v:shapetype>
-      <v:shape id="_x0000_i1038" type="#_x0000_t75" alt="A close up of a logo&#10;&#10;Description automatically generated" style="width:36pt;height:36pt;visibility:visible;mso-wrap-style:square" o:bullet="t">
+      <v:shape id="_x0000_i1046" type="#_x0000_t75" alt="A close up of a logo&#10;&#10;Description automatically generated" style="width:36pt;height:36pt;visibility:visible;mso-wrap-style:square" o:bullet="t">
         <v:imagedata r:id="rId1" o:title="A close up of a logo&#10;&#10;Description automatically generated"/>
+      </v:shape>
+    </w:pict>
+  </w:numPicBullet>
+  <w:numPicBullet w:numPicBulletId="1">
+    <w:pict>
+      <v:shape id="_x0000_i1047" type="#_x0000_t75" alt="Icon&#10;&#10;Description automatically generated" style="width:192pt;height:192pt;visibility:visible;mso-wrap-style:square" o:bullet="t">
+        <v:imagedata r:id="rId2" o:title="Icon&#10;&#10;Description automatically generated"/>
       </v:shape>
     </w:pict>
   </w:numPicBullet>
@@ -5004,6 +5170,147 @@
     </w:lvl>
   </w:abstractNum>
   <w:abstractNum w:abstractNumId="27" w15:restartNumberingAfterBreak="0">
+    <w:nsid w:val="482F66AE"/>
+    <w:multiLevelType w:val="hybridMultilevel"/>
+    <w:tmpl w:val="F0C43C50"/>
+    <w:lvl w:ilvl="0" w:tplc="4D2AB590">
+      <w:start w:val="1"/>
+      <w:numFmt w:val="bullet"/>
+      <w:lvlText w:val=""/>
+      <w:lvlPicBulletId w:val="1"/>
+      <w:lvlJc w:val="left"/>
+      <w:pPr>
+        <w:tabs>
+          <w:tab w:val="num" w:pos="720"/>
+        </w:tabs>
+        <w:ind w:left="720" w:hanging="360"/>
+      </w:pPr>
+      <w:rPr>
+        <w:rFonts w:ascii="Symbol" w:hAnsi="Symbol" w:hint="default"/>
+      </w:rPr>
+    </w:lvl>
+    <w:lvl w:ilvl="1" w:tplc="FA2AD23C" w:tentative="1">
+      <w:start w:val="1"/>
+      <w:numFmt w:val="bullet"/>
+      <w:lvlText w:val=""/>
+      <w:lvlJc w:val="left"/>
+      <w:pPr>
+        <w:tabs>
+          <w:tab w:val="num" w:pos="1440"/>
+        </w:tabs>
+        <w:ind w:left="1440" w:hanging="360"/>
+      </w:pPr>
+      <w:rPr>
+        <w:rFonts w:ascii="Symbol" w:hAnsi="Symbol" w:hint="default"/>
+      </w:rPr>
+    </w:lvl>
+    <w:lvl w:ilvl="2" w:tplc="E18E8DB2" w:tentative="1">
+      <w:start w:val="1"/>
+      <w:numFmt w:val="bullet"/>
+      <w:lvlText w:val=""/>
+      <w:lvlJc w:val="left"/>
+      <w:pPr>
+        <w:tabs>
+          <w:tab w:val="num" w:pos="2160"/>
+        </w:tabs>
+        <w:ind w:left="2160" w:hanging="360"/>
+      </w:pPr>
+      <w:rPr>
+        <w:rFonts w:ascii="Symbol" w:hAnsi="Symbol" w:hint="default"/>
+      </w:rPr>
+    </w:lvl>
+    <w:lvl w:ilvl="3" w:tplc="649649A4" w:tentative="1">
+      <w:start w:val="1"/>
+      <w:numFmt w:val="bullet"/>
+      <w:lvlText w:val=""/>
+      <w:lvlJc w:val="left"/>
+      <w:pPr>
+        <w:tabs>
+          <w:tab w:val="num" w:pos="2880"/>
+        </w:tabs>
+        <w:ind w:left="2880" w:hanging="360"/>
+      </w:pPr>
+      <w:rPr>
+        <w:rFonts w:ascii="Symbol" w:hAnsi="Symbol" w:hint="default"/>
+      </w:rPr>
+    </w:lvl>
+    <w:lvl w:ilvl="4" w:tplc="796CC802" w:tentative="1">
+      <w:start w:val="1"/>
+      <w:numFmt w:val="bullet"/>
+      <w:lvlText w:val=""/>
+      <w:lvlJc w:val="left"/>
+      <w:pPr>
+        <w:tabs>
+          <w:tab w:val="num" w:pos="3600"/>
+        </w:tabs>
+        <w:ind w:left="3600" w:hanging="360"/>
+      </w:pPr>
+      <w:rPr>
+        <w:rFonts w:ascii="Symbol" w:hAnsi="Symbol" w:hint="default"/>
+      </w:rPr>
+    </w:lvl>
+    <w:lvl w:ilvl="5" w:tplc="9C004F04" w:tentative="1">
+      <w:start w:val="1"/>
+      <w:numFmt w:val="bullet"/>
+      <w:lvlText w:val=""/>
+      <w:lvlJc w:val="left"/>
+      <w:pPr>
+        <w:tabs>
+          <w:tab w:val="num" w:pos="4320"/>
+        </w:tabs>
+        <w:ind w:left="4320" w:hanging="360"/>
+      </w:pPr>
+      <w:rPr>
+        <w:rFonts w:ascii="Symbol" w:hAnsi="Symbol" w:hint="default"/>
+      </w:rPr>
+    </w:lvl>
+    <w:lvl w:ilvl="6" w:tplc="A0D23E1C" w:tentative="1">
+      <w:start w:val="1"/>
+      <w:numFmt w:val="bullet"/>
+      <w:lvlText w:val=""/>
+      <w:lvlJc w:val="left"/>
+      <w:pPr>
+        <w:tabs>
+          <w:tab w:val="num" w:pos="5040"/>
+        </w:tabs>
+        <w:ind w:left="5040" w:hanging="360"/>
+      </w:pPr>
+      <w:rPr>
+        <w:rFonts w:ascii="Symbol" w:hAnsi="Symbol" w:hint="default"/>
+      </w:rPr>
+    </w:lvl>
+    <w:lvl w:ilvl="7" w:tplc="08A63126" w:tentative="1">
+      <w:start w:val="1"/>
+      <w:numFmt w:val="bullet"/>
+      <w:lvlText w:val=""/>
+      <w:lvlJc w:val="left"/>
+      <w:pPr>
+        <w:tabs>
+          <w:tab w:val="num" w:pos="5760"/>
+        </w:tabs>
+        <w:ind w:left="5760" w:hanging="360"/>
+      </w:pPr>
+      <w:rPr>
+        <w:rFonts w:ascii="Symbol" w:hAnsi="Symbol" w:hint="default"/>
+      </w:rPr>
+    </w:lvl>
+    <w:lvl w:ilvl="8" w:tplc="027A6A88" w:tentative="1">
+      <w:start w:val="1"/>
+      <w:numFmt w:val="bullet"/>
+      <w:lvlText w:val=""/>
+      <w:lvlJc w:val="left"/>
+      <w:pPr>
+        <w:tabs>
+          <w:tab w:val="num" w:pos="6480"/>
+        </w:tabs>
+        <w:ind w:left="6480" w:hanging="360"/>
+      </w:pPr>
+      <w:rPr>
+        <w:rFonts w:ascii="Symbol" w:hAnsi="Symbol" w:hint="default"/>
+      </w:rPr>
+    </w:lvl>
+  </w:abstractNum>
+  <w:abstractNum w:abstractNumId="28" w15:restartNumberingAfterBreak="0">
     <w:nsid w:val="4D4D59D8"/>
     <w:multiLevelType w:val="hybridMultilevel"/>
     <w:tmpl w:val="F6501E1C"/>
@@ -5089,7 +5396,7 @@
       </w:pPr>
     </w:lvl>
   </w:abstractNum>
-  <w:abstractNum w:abstractNumId="28" w15:restartNumberingAfterBreak="0">
+  <w:abstractNum w:abstractNumId="29" w15:restartNumberingAfterBreak="0">
     <w:nsid w:val="5114456D"/>
     <w:multiLevelType w:val="hybridMultilevel"/>
     <w:tmpl w:val="49465278"/>
@@ -5175,7 +5482,93 @@
       </w:pPr>
     </w:lvl>
   </w:abstractNum>
-  <w:abstractNum w:abstractNumId="29" w15:restartNumberingAfterBreak="0">
+  <w:abstractNum w:abstractNumId="30" w15:restartNumberingAfterBreak="0">
+    <w:nsid w:val="52043BB2"/>
+    <w:multiLevelType w:val="hybridMultilevel"/>
+    <w:tmpl w:val="96EE953A"/>
+    <w:lvl w:ilvl="0" w:tplc="0409000F">
+      <w:start w:val="1"/>
+      <w:numFmt w:val="decimal"/>
+      <w:lvlText w:val="%1."/>
+      <w:lvlJc w:val="left"/>
+      <w:pPr>
+        <w:ind w:left="720" w:hanging="360"/>
+      </w:pPr>
+    </w:lvl>
+    <w:lvl w:ilvl="1" w:tplc="04090019" w:tentative="1">
+      <w:start w:val="1"/>
+      <w:numFmt w:val="lowerLetter"/>
+      <w:lvlText w:val="%2."/>
+      <w:lvlJc w:val="left"/>
+      <w:pPr>
+        <w:ind w:left="1440" w:hanging="360"/>
+      </w:pPr>
+    </w:lvl>
+    <w:lvl w:ilvl="2" w:tplc="0409001B" w:tentative="1">
+      <w:start w:val="1"/>
+      <w:numFmt w:val="lowerRoman"/>
+      <w:lvlText w:val="%3."/>
+      <w:lvlJc w:val="right"/>
+      <w:pPr>
+        <w:ind w:left="2160" w:hanging="180"/>
+      </w:pPr>
+    </w:lvl>
+    <w:lvl w:ilvl="3" w:tplc="0409000F" w:tentative="1">
+      <w:start w:val="1"/>
+      <w:numFmt w:val="decimal"/>
+      <w:lvlText w:val="%4."/>
+      <w:lvlJc w:val="left"/>
+      <w:pPr>
+        <w:ind w:left="2880" w:hanging="360"/>
+      </w:pPr>
+    </w:lvl>
+    <w:lvl w:ilvl="4" w:tplc="04090019" w:tentative="1">
+      <w:start w:val="1"/>
+      <w:numFmt w:val="lowerLetter"/>
+      <w:lvlText w:val="%5."/>
+      <w:lvlJc w:val="left"/>
+      <w:pPr>
+        <w:ind w:left="3600" w:hanging="360"/>
+      </w:pPr>
+    </w:lvl>
+    <w:lvl w:ilvl="5" w:tplc="0409001B" w:tentative="1">
+      <w:start w:val="1"/>
+      <w:numFmt w:val="lowerRoman"/>
+      <w:lvlText w:val="%6."/>
+      <w:lvlJc w:val="right"/>
+      <w:pPr>
+        <w:ind w:left="4320" w:hanging="180"/>
+      </w:pPr>
+    </w:lvl>
+    <w:lvl w:ilvl="6" w:tplc="0409000F" w:tentative="1">
+      <w:start w:val="1"/>
+      <w:numFmt w:val="decimal"/>
+      <w:lvlText w:val="%7."/>
+      <w:lvlJc w:val="left"/>
+      <w:pPr>
+        <w:ind w:left="5040" w:hanging="360"/>
+      </w:pPr>
+    </w:lvl>
+    <w:lvl w:ilvl="7" w:tplc="04090019" w:tentative="1">
+      <w:start w:val="1"/>
+      <w:numFmt w:val="lowerLetter"/>
+      <w:lvlText w:val="%8."/>
+      <w:lvlJc w:val="left"/>
+      <w:pPr>
+        <w:ind w:left="5760" w:hanging="360"/>
+      </w:pPr>
+    </w:lvl>
+    <w:lvl w:ilvl="8" w:tplc="0409001B" w:tentative="1">
+      <w:start w:val="1"/>
+      <w:numFmt w:val="lowerRoman"/>
+      <w:lvlText w:val="%9."/>
+      <w:lvlJc w:val="right"/>
+      <w:pPr>
+        <w:ind w:left="6480" w:hanging="180"/>
+      </w:pPr>
+    </w:lvl>
+  </w:abstractNum>
+  <w:abstractNum w:abstractNumId="31" w15:restartNumberingAfterBreak="0">
     <w:nsid w:val="569E4574"/>
     <w:multiLevelType w:val="hybridMultilevel"/>
     <w:tmpl w:val="64187CAA"/>
@@ -5261,7 +5654,7 @@
       </w:pPr>
     </w:lvl>
   </w:abstractNum>
-  <w:abstractNum w:abstractNumId="30" w15:restartNumberingAfterBreak="0">
+  <w:abstractNum w:abstractNumId="32" w15:restartNumberingAfterBreak="0">
     <w:nsid w:val="5DA0187C"/>
     <w:multiLevelType w:val="hybridMultilevel"/>
     <w:tmpl w:val="6366C8C6"/>
@@ -5350,7 +5743,7 @@
       </w:pPr>
     </w:lvl>
   </w:abstractNum>
-  <w:abstractNum w:abstractNumId="31" w15:restartNumberingAfterBreak="0">
+  <w:abstractNum w:abstractNumId="33" w15:restartNumberingAfterBreak="0">
     <w:nsid w:val="5DB82E8F"/>
     <w:multiLevelType w:val="hybridMultilevel"/>
     <w:tmpl w:val="CCA6A82E"/>
@@ -5436,7 +5829,7 @@
       </w:pPr>
     </w:lvl>
   </w:abstractNum>
-  <w:abstractNum w:abstractNumId="32" w15:restartNumberingAfterBreak="0">
+  <w:abstractNum w:abstractNumId="34" w15:restartNumberingAfterBreak="0">
     <w:nsid w:val="5F6A260E"/>
     <w:multiLevelType w:val="hybridMultilevel"/>
     <w:tmpl w:val="3A0C7072"/>
@@ -5522,7 +5915,7 @@
       </w:pPr>
     </w:lvl>
   </w:abstractNum>
-  <w:abstractNum w:abstractNumId="33" w15:restartNumberingAfterBreak="0">
+  <w:abstractNum w:abstractNumId="35" w15:restartNumberingAfterBreak="0">
     <w:nsid w:val="62424626"/>
     <w:multiLevelType w:val="hybridMultilevel"/>
     <w:tmpl w:val="A0CAD1FA"/>
@@ -5635,7 +6028,7 @@
       </w:rPr>
     </w:lvl>
   </w:abstractNum>
-  <w:abstractNum w:abstractNumId="34" w15:restartNumberingAfterBreak="0">
+  <w:abstractNum w:abstractNumId="36" w15:restartNumberingAfterBreak="0">
     <w:nsid w:val="666C162C"/>
     <w:multiLevelType w:val="hybridMultilevel"/>
     <w:tmpl w:val="AFD647C0"/>
@@ -5721,7 +6114,7 @@
       </w:pPr>
     </w:lvl>
   </w:abstractNum>
-  <w:abstractNum w:abstractNumId="35" w15:restartNumberingAfterBreak="0">
+  <w:abstractNum w:abstractNumId="37" w15:restartNumberingAfterBreak="0">
     <w:nsid w:val="7F303681"/>
     <w:multiLevelType w:val="hybridMultilevel"/>
     <w:tmpl w:val="549A06E6"/>
@@ -5807,7 +6200,7 @@
       </w:pPr>
     </w:lvl>
   </w:abstractNum>
-  <w:abstractNum w:abstractNumId="36" w15:restartNumberingAfterBreak="0">
+  <w:abstractNum w:abstractNumId="38" w15:restartNumberingAfterBreak="0">
     <w:nsid w:val="7F72028C"/>
     <w:multiLevelType w:val="hybridMultilevel"/>
     <w:tmpl w:val="4A2E54C4"/>
@@ -5897,10 +6290,10 @@
     </w:lvl>
   </w:abstractNum>
   <w:num w:numId="1">
-    <w:abstractNumId w:val="34"/>
+    <w:abstractNumId w:val="36"/>
   </w:num>
   <w:num w:numId="2">
-    <w:abstractNumId w:val="36"/>
+    <w:abstractNumId w:val="38"/>
   </w:num>
   <w:num w:numId="3">
     <w:abstractNumId w:val="17"/>
@@ -5912,7 +6305,7 @@
     <w:abstractNumId w:val="4"/>
   </w:num>
   <w:num w:numId="6">
-    <w:abstractNumId w:val="30"/>
+    <w:abstractNumId w:val="32"/>
   </w:num>
   <w:num w:numId="7">
     <w:abstractNumId w:val="21"/>
@@ -5948,7 +6341,7 @@
     <w:abstractNumId w:val="3"/>
   </w:num>
   <w:num w:numId="18">
-    <w:abstractNumId w:val="29"/>
+    <w:abstractNumId w:val="31"/>
   </w:num>
   <w:num w:numId="19">
     <w:abstractNumId w:val="5"/>
@@ -5960,7 +6353,7 @@
     <w:abstractNumId w:val="12"/>
   </w:num>
   <w:num w:numId="22">
-    <w:abstractNumId w:val="27"/>
+    <w:abstractNumId w:val="28"/>
   </w:num>
   <w:num w:numId="23">
     <w:abstractNumId w:val="25"/>
@@ -5969,19 +6362,19 @@
     <w:abstractNumId w:val="18"/>
   </w:num>
   <w:num w:numId="25">
-    <w:abstractNumId w:val="33"/>
+    <w:abstractNumId w:val="35"/>
   </w:num>
   <w:num w:numId="26">
     <w:abstractNumId w:val="23"/>
   </w:num>
   <w:num w:numId="27">
-    <w:abstractNumId w:val="28"/>
+    <w:abstractNumId w:val="29"/>
   </w:num>
   <w:num w:numId="28">
-    <w:abstractNumId w:val="31"/>
+    <w:abstractNumId w:val="33"/>
   </w:num>
   <w:num w:numId="29">
-    <w:abstractNumId w:val="32"/>
+    <w:abstractNumId w:val="34"/>
   </w:num>
   <w:num w:numId="30">
     <w:abstractNumId w:val="13"/>
@@ -5990,7 +6383,7 @@
     <w:abstractNumId w:val="7"/>
   </w:num>
   <w:num w:numId="32">
-    <w:abstractNumId w:val="35"/>
+    <w:abstractNumId w:val="37"/>
   </w:num>
   <w:num w:numId="33">
     <w:abstractNumId w:val="2"/>
@@ -6007,11 +6400,17 @@
   <w:num w:numId="37">
     <w:abstractNumId w:val="14"/>
   </w:num>
+  <w:num w:numId="38">
+    <w:abstractNumId w:val="27"/>
+  </w:num>
+  <w:num w:numId="39">
+    <w:abstractNumId w:val="30"/>
+  </w:num>
 </w:numbering>
 </file>
 
 <file path=word/styles.xml><?xml version="1.0" encoding="utf-8"?>
-<w:styles xmlns:mc="http://schemas.openxmlformats.org/markup-compatibility/2006" xmlns:r="http://schemas.openxmlformats.org/officeDocument/2006/relationships" xmlns:w="http://schemas.openxmlformats.org/wordprocessingml/2006/main" xmlns:w14="http://schemas.microsoft.com/office/word/2010/wordml" xmlns:w15="http://schemas.microsoft.com/office/word/2012/wordml" xmlns:w16cid="http://schemas.microsoft.com/office/word/2016/wordml/cid" xmlns:w16se="http://schemas.microsoft.com/office/word/2015/wordml/symex" mc:Ignorable="w14 w15 w16se w16cid">
+<w:styles xmlns:mc="http://schemas.openxmlformats.org/markup-compatibility/2006" xmlns:r="http://schemas.openxmlformats.org/officeDocument/2006/relationships" xmlns:w="http://schemas.openxmlformats.org/wordprocessingml/2006/main" xmlns:w14="http://schemas.microsoft.com/office/word/2010/wordml" xmlns:w15="http://schemas.microsoft.com/office/word/2012/wordml" xmlns:w16cex="http://schemas.microsoft.com/office/word/2018/wordml/cex" xmlns:w16cid="http://schemas.microsoft.com/office/word/2016/wordml/cid" xmlns:w16="http://schemas.microsoft.com/office/word/2018/wordml" xmlns:w16se="http://schemas.microsoft.com/office/word/2015/wordml/symex" mc:Ignorable="w14 w15 w16se w16cid w16 w16cex">
   <w:docDefaults>
     <w:rPrDefault>
       <w:rPr>

--- a/UI/Help/QRev_Change_Log.docx
+++ b/UI/Help/QRev_Change_Log.docx
@@ -56,7 +56,146 @@
           <w:b/>
           <w:bCs/>
         </w:rPr>
-        <w:t>Changes 4.23 to 4.26</w:t>
+        <w:t>Changes QRevInt 4.26 Beta to QRevInt 1.00</w:t>
+      </w:r>
+    </w:p>
+    <w:p>
+      <w:pPr>
+        <w:pStyle w:val="ListParagraph"/>
+        <w:numPr>
+          <w:ilvl w:val="0"/>
+          <w:numId w:val="41"/>
+        </w:numPr>
+      </w:pPr>
+      <w:r>
+        <w:t>New versioning implemented.</w:t>
+      </w:r>
+    </w:p>
+    <w:p>
+      <w:pPr>
+        <w:pStyle w:val="ListParagraph"/>
+        <w:numPr>
+          <w:ilvl w:val="0"/>
+          <w:numId w:val="41"/>
+        </w:numPr>
+      </w:pPr>
+      <w:r>
+        <w:t>Added disclaimer and license that must be agreed to prior to running the first time.</w:t>
+      </w:r>
+    </w:p>
+    <w:p>
+      <w:pPr>
+        <w:pStyle w:val="ListParagraph"/>
+        <w:numPr>
+          <w:ilvl w:val="0"/>
+          <w:numId w:val="41"/>
+        </w:numPr>
+      </w:pPr>
+      <w:r>
+        <w:t>Modified code for compatibility with older QRev.mat files that lack the new features.</w:t>
+      </w:r>
+    </w:p>
+    <w:p>
+      <w:pPr>
+        <w:pStyle w:val="ListParagraph"/>
+        <w:numPr>
+          <w:ilvl w:val="0"/>
+          <w:numId w:val="41"/>
+        </w:numPr>
+      </w:pPr>
+      <w:r>
+        <w:t>QRev.mat files previously saved can be view as saved but will apply new features upon any change.</w:t>
+      </w:r>
+    </w:p>
+    <w:p>
+      <w:pPr>
+        <w:pStyle w:val="ListParagraph"/>
+        <w:numPr>
+          <w:ilvl w:val="0"/>
+          <w:numId w:val="41"/>
+        </w:numPr>
+      </w:pPr>
+      <w:r>
+        <w:t>Changed date format to YYYY.MM.DD.</w:t>
+      </w:r>
+    </w:p>
+    <w:p>
+      <w:pPr>
+        <w:pStyle w:val="ListParagraph"/>
+        <w:numPr>
+          <w:ilvl w:val="0"/>
+          <w:numId w:val="41"/>
+        </w:numPr>
+      </w:pPr>
+      <w:r>
+        <w:t>Added background color to the main window to distinguish from QRev.</w:t>
+      </w:r>
+    </w:p>
+    <w:p>
+      <w:pPr>
+        <w:pStyle w:val="ListParagraph"/>
+        <w:numPr>
+          <w:ilvl w:val="0"/>
+          <w:numId w:val="41"/>
+        </w:numPr>
+      </w:pPr>
+      <w:r>
+        <w:t>Extrap subsection label changes based on data loaded and processed.</w:t>
+      </w:r>
+    </w:p>
+    <w:p>
+      <w:pPr>
+        <w:pStyle w:val="ListParagraph"/>
+        <w:numPr>
+          <w:ilvl w:val="0"/>
+          <w:numId w:val="41"/>
+        </w:numPr>
+      </w:pPr>
+      <w:r>
+        <w:t>Fixed some compatibility issues with RS5 data.</w:t>
+      </w:r>
+    </w:p>
+    <w:p>
+      <w:pPr>
+        <w:rPr>
+          <w:b/>
+          <w:bCs/>
+        </w:rPr>
+      </w:pPr>
+      <w:r>
+        <w:rPr>
+          <w:b/>
+          <w:bCs/>
+        </w:rPr>
+        <w:t xml:space="preserve">Changes </w:t>
+      </w:r>
+      <w:r>
+        <w:rPr>
+          <w:b/>
+          <w:bCs/>
+        </w:rPr>
+        <w:t xml:space="preserve">QRev </w:t>
+      </w:r>
+      <w:r>
+        <w:rPr>
+          <w:b/>
+          <w:bCs/>
+        </w:rPr>
+        <w:t xml:space="preserve">4.23 to </w:t>
+      </w:r>
+      <w:r>
+        <w:rPr>
+          <w:b/>
+          <w:bCs/>
+        </w:rPr>
+        <w:t xml:space="preserve">QRevInt </w:t>
+      </w:r>
+      <w:r>
+        <w:rPr>
+          <w:b/>
+          <w:bCs/>
+        </w:rPr>
+        <w:t>4.26</w:t>
       </w:r>
       <w:r>
         <w:rPr>
@@ -363,6 +502,7 @@
           <w:b/>
           <w:bCs/>
         </w:rPr>
+        <w:lastRenderedPageBreak/>
         <w:t>Changes 4.16 to 4.</w:t>
       </w:r>
       <w:r>
@@ -485,7 +625,6 @@
         </w:numPr>
       </w:pPr>
       <w:r>
-        <w:lastRenderedPageBreak/>
         <w:t>Added support for user edge discharge for WinRiver II 2.22</w:t>
       </w:r>
     </w:p>
@@ -882,6 +1021,7 @@
         </w:numPr>
       </w:pPr>
       <w:r>
+        <w:lastRenderedPageBreak/>
         <w:t>Fixed issue with applying a loop test when preceded by a stationary test.</w:t>
       </w:r>
     </w:p>
@@ -1000,7 +1140,6 @@
         </w:numPr>
       </w:pPr>
       <w:r>
-        <w:lastRenderedPageBreak/>
         <w:t>Opening and measurement loading speed has been improved</w:t>
       </w:r>
     </w:p>
@@ -1328,6 +1467,7 @@
         </w:numPr>
       </w:pPr>
       <w:r>
+        <w:lastRenderedPageBreak/>
         <w:t>Added option to store a style sheet with the xml output file.</w:t>
       </w:r>
     </w:p>
@@ -1430,7 +1570,6 @@
           <w:b/>
           <w:bCs/>
         </w:rPr>
-        <w:lastRenderedPageBreak/>
         <w:t>Changes to QRev from 3.33 to 3.34</w:t>
       </w:r>
     </w:p>
@@ -1740,6 +1879,7 @@
         </w:numPr>
       </w:pPr>
       <w:r>
+        <w:lastRenderedPageBreak/>
         <w:t>Added code to interpolate discharge for ensembles that are too shallow for a valid depth cell.</w:t>
       </w:r>
     </w:p>
@@ -1824,7 +1964,6 @@
         </w:numPr>
       </w:pPr>
       <w:r>
-        <w:lastRenderedPageBreak/>
         <w:t>Added code to handle files processed with QBatch.</w:t>
       </w:r>
     </w:p>
@@ -2088,6 +2227,7 @@
         </w:numPr>
       </w:pPr>
       <w:r>
+        <w:lastRenderedPageBreak/>
         <w:t>Changed the QA check for number of valid ensembles to a duration based check for stationary moving-bed test.</w:t>
       </w:r>
     </w:p>
@@ -2175,7 +2315,6 @@
         </w:numPr>
       </w:pPr>
       <w:r>
-        <w:lastRenderedPageBreak/>
         <w:t>Fixed issue with RSL revision numbers which need to be 2 digits (02 not 2).</w:t>
       </w:r>
     </w:p>
@@ -2506,6 +2645,7 @@
         </w:numPr>
       </w:pPr>
       <w:r>
+        <w:lastRenderedPageBreak/>
         <w:t>Fixed bug where temperature messages were based on all transects rather than just the checked transects</w:t>
       </w:r>
     </w:p>
@@ -2602,7 +2742,6 @@
         </w:numPr>
       </w:pPr>
       <w:r>
-        <w:lastRenderedPageBreak/>
         <w:t>Fixed bug when G2 compass was processed with current RSL resulting in Compass pitch and roll limits set to large number</w:t>
       </w:r>
     </w:p>
@@ -2747,14 +2886,14 @@
         <v:path o:extrusionok="f" gradientshapeok="t" o:connecttype="rect"/>
         <o:lock v:ext="edit" aspectratio="t"/>
       </v:shapetype>
-      <v:shape id="_x0000_i1046" type="#_x0000_t75" alt="A close up of a logo&#10;&#10;Description automatically generated" style="width:36pt;height:36pt;visibility:visible;mso-wrap-style:square" o:bullet="t">
+      <v:shape id="_x0000_i1110" type="#_x0000_t75" alt="A close up of a logo&#10;&#10;Description automatically generated" style="width:36pt;height:36pt;visibility:visible;mso-wrap-style:square" o:bullet="t">
         <v:imagedata r:id="rId1" o:title="A close up of a logo&#10;&#10;Description automatically generated"/>
       </v:shape>
     </w:pict>
   </w:numPicBullet>
   <w:numPicBullet w:numPicBulletId="1">
     <w:pict>
-      <v:shape id="_x0000_i1047" type="#_x0000_t75" alt="Icon&#10;&#10;Description automatically generated" style="width:192pt;height:192pt;visibility:visible;mso-wrap-style:square" o:bullet="t">
+      <v:shape id="_x0000_i1111" type="#_x0000_t75" alt="Icon&#10;&#10;Description automatically generated" style="width:192pt;height:192pt;visibility:visible;mso-wrap-style:square" o:bullet="t">
         <v:imagedata r:id="rId2" o:title="Icon&#10;&#10;Description automatically generated"/>
       </v:shape>
     </w:pict>
@@ -5483,6 +5622,95 @@
     </w:lvl>
   </w:abstractNum>
   <w:abstractNum w:abstractNumId="30" w15:restartNumberingAfterBreak="0">
+    <w:nsid w:val="51D05968"/>
+    <w:multiLevelType w:val="hybridMultilevel"/>
+    <w:tmpl w:val="CC8A49E8"/>
+    <w:lvl w:ilvl="0" w:tplc="0409000F">
+      <w:start w:val="1"/>
+      <w:numFmt w:val="decimal"/>
+      <w:lvlText w:val="%1."/>
+      <w:lvlJc w:val="left"/>
+      <w:pPr>
+        <w:ind w:left="720" w:hanging="360"/>
+      </w:pPr>
+      <w:rPr>
+        <w:rFonts w:hint="default"/>
+      </w:rPr>
+    </w:lvl>
+    <w:lvl w:ilvl="1" w:tplc="04090019" w:tentative="1">
+      <w:start w:val="1"/>
+      <w:numFmt w:val="lowerLetter"/>
+      <w:lvlText w:val="%2."/>
+      <w:lvlJc w:val="left"/>
+      <w:pPr>
+        <w:ind w:left="1440" w:hanging="360"/>
+      </w:pPr>
+    </w:lvl>
+    <w:lvl w:ilvl="2" w:tplc="0409001B" w:tentative="1">
+      <w:start w:val="1"/>
+      <w:numFmt w:val="lowerRoman"/>
+      <w:lvlText w:val="%3."/>
+      <w:lvlJc w:val="right"/>
+      <w:pPr>
+        <w:ind w:left="2160" w:hanging="180"/>
+      </w:pPr>
+    </w:lvl>
+    <w:lvl w:ilvl="3" w:tplc="0409000F" w:tentative="1">
+      <w:start w:val="1"/>
+      <w:numFmt w:val="decimal"/>
+      <w:lvlText w:val="%4."/>
+      <w:lvlJc w:val="left"/>
+      <w:pPr>
+        <w:ind w:left="2880" w:hanging="360"/>
+      </w:pPr>
+    </w:lvl>
+    <w:lvl w:ilvl="4" w:tplc="04090019" w:tentative="1">
+      <w:start w:val="1"/>
+      <w:numFmt w:val="lowerLetter"/>
+      <w:lvlText w:val="%5."/>
+      <w:lvlJc w:val="left"/>
+      <w:pPr>
+        <w:ind w:left="3600" w:hanging="360"/>
+      </w:pPr>
+    </w:lvl>
+    <w:lvl w:ilvl="5" w:tplc="0409001B" w:tentative="1">
+      <w:start w:val="1"/>
+      <w:numFmt w:val="lowerRoman"/>
+      <w:lvlText w:val="%6."/>
+      <w:lvlJc w:val="right"/>
+      <w:pPr>
+        <w:ind w:left="4320" w:hanging="180"/>
+      </w:pPr>
+    </w:lvl>
+    <w:lvl w:ilvl="6" w:tplc="0409000F" w:tentative="1">
+      <w:start w:val="1"/>
+      <w:numFmt w:val="decimal"/>
+      <w:lvlText w:val="%7."/>
+      <w:lvlJc w:val="left"/>
+      <w:pPr>
+        <w:ind w:left="5040" w:hanging="360"/>
+      </w:pPr>
+    </w:lvl>
+    <w:lvl w:ilvl="7" w:tplc="04090019" w:tentative="1">
+      <w:start w:val="1"/>
+      <w:numFmt w:val="lowerLetter"/>
+      <w:lvlText w:val="%8."/>
+      <w:lvlJc w:val="left"/>
+      <w:pPr>
+        <w:ind w:left="5760" w:hanging="360"/>
+      </w:pPr>
+    </w:lvl>
+    <w:lvl w:ilvl="8" w:tplc="0409001B" w:tentative="1">
+      <w:start w:val="1"/>
+      <w:numFmt w:val="lowerRoman"/>
+      <w:lvlText w:val="%9."/>
+      <w:lvlJc w:val="right"/>
+      <w:pPr>
+        <w:ind w:left="6480" w:hanging="180"/>
+      </w:pPr>
+    </w:lvl>
+  </w:abstractNum>
+  <w:abstractNum w:abstractNumId="31" w15:restartNumberingAfterBreak="0">
     <w:nsid w:val="52043BB2"/>
     <w:multiLevelType w:val="hybridMultilevel"/>
     <w:tmpl w:val="96EE953A"/>
@@ -5568,7 +5796,7 @@
       </w:pPr>
     </w:lvl>
   </w:abstractNum>
-  <w:abstractNum w:abstractNumId="31" w15:restartNumberingAfterBreak="0">
+  <w:abstractNum w:abstractNumId="32" w15:restartNumberingAfterBreak="0">
     <w:nsid w:val="569E4574"/>
     <w:multiLevelType w:val="hybridMultilevel"/>
     <w:tmpl w:val="64187CAA"/>
@@ -5654,7 +5882,7 @@
       </w:pPr>
     </w:lvl>
   </w:abstractNum>
-  <w:abstractNum w:abstractNumId="32" w15:restartNumberingAfterBreak="0">
+  <w:abstractNum w:abstractNumId="33" w15:restartNumberingAfterBreak="0">
     <w:nsid w:val="5DA0187C"/>
     <w:multiLevelType w:val="hybridMultilevel"/>
     <w:tmpl w:val="6366C8C6"/>
@@ -5743,7 +5971,7 @@
       </w:pPr>
     </w:lvl>
   </w:abstractNum>
-  <w:abstractNum w:abstractNumId="33" w15:restartNumberingAfterBreak="0">
+  <w:abstractNum w:abstractNumId="34" w15:restartNumberingAfterBreak="0">
     <w:nsid w:val="5DB82E8F"/>
     <w:multiLevelType w:val="hybridMultilevel"/>
     <w:tmpl w:val="CCA6A82E"/>
@@ -5829,7 +6057,7 @@
       </w:pPr>
     </w:lvl>
   </w:abstractNum>
-  <w:abstractNum w:abstractNumId="34" w15:restartNumberingAfterBreak="0">
+  <w:abstractNum w:abstractNumId="35" w15:restartNumberingAfterBreak="0">
     <w:nsid w:val="5F6A260E"/>
     <w:multiLevelType w:val="hybridMultilevel"/>
     <w:tmpl w:val="3A0C7072"/>
@@ -5915,7 +6143,7 @@
       </w:pPr>
     </w:lvl>
   </w:abstractNum>
-  <w:abstractNum w:abstractNumId="35" w15:restartNumberingAfterBreak="0">
+  <w:abstractNum w:abstractNumId="36" w15:restartNumberingAfterBreak="0">
     <w:nsid w:val="62424626"/>
     <w:multiLevelType w:val="hybridMultilevel"/>
     <w:tmpl w:val="A0CAD1FA"/>
@@ -6028,7 +6256,7 @@
       </w:rPr>
     </w:lvl>
   </w:abstractNum>
-  <w:abstractNum w:abstractNumId="36" w15:restartNumberingAfterBreak="0">
+  <w:abstractNum w:abstractNumId="37" w15:restartNumberingAfterBreak="0">
     <w:nsid w:val="666C162C"/>
     <w:multiLevelType w:val="hybridMultilevel"/>
     <w:tmpl w:val="AFD647C0"/>
@@ -6114,7 +6342,96 @@
       </w:pPr>
     </w:lvl>
   </w:abstractNum>
-  <w:abstractNum w:abstractNumId="37" w15:restartNumberingAfterBreak="0">
+  <w:abstractNum w:abstractNumId="38" w15:restartNumberingAfterBreak="0">
+    <w:nsid w:val="750063C1"/>
+    <w:multiLevelType w:val="hybridMultilevel"/>
+    <w:tmpl w:val="7A521894"/>
+    <w:lvl w:ilvl="0" w:tplc="0409000F">
+      <w:start w:val="1"/>
+      <w:numFmt w:val="decimal"/>
+      <w:lvlText w:val="%1."/>
+      <w:lvlJc w:val="left"/>
+      <w:pPr>
+        <w:ind w:left="720" w:hanging="360"/>
+      </w:pPr>
+      <w:rPr>
+        <w:rFonts w:hint="default"/>
+      </w:rPr>
+    </w:lvl>
+    <w:lvl w:ilvl="1" w:tplc="04090019" w:tentative="1">
+      <w:start w:val="1"/>
+      <w:numFmt w:val="lowerLetter"/>
+      <w:lvlText w:val="%2."/>
+      <w:lvlJc w:val="left"/>
+      <w:pPr>
+        <w:ind w:left="1440" w:hanging="360"/>
+      </w:pPr>
+    </w:lvl>
+    <w:lvl w:ilvl="2" w:tplc="0409001B" w:tentative="1">
+      <w:start w:val="1"/>
+      <w:numFmt w:val="lowerRoman"/>
+      <w:lvlText w:val="%3."/>
+      <w:lvlJc w:val="right"/>
+      <w:pPr>
+        <w:ind w:left="2160" w:hanging="180"/>
+      </w:pPr>
+    </w:lvl>
+    <w:lvl w:ilvl="3" w:tplc="0409000F" w:tentative="1">
+      <w:start w:val="1"/>
+      <w:numFmt w:val="decimal"/>
+      <w:lvlText w:val="%4."/>
+      <w:lvlJc w:val="left"/>
+      <w:pPr>
+        <w:ind w:left="2880" w:hanging="360"/>
+      </w:pPr>
+    </w:lvl>
+    <w:lvl w:ilvl="4" w:tplc="04090019" w:tentative="1">
+      <w:start w:val="1"/>
+      <w:numFmt w:val="lowerLetter"/>
+      <w:lvlText w:val="%5."/>
+      <w:lvlJc w:val="left"/>
+      <w:pPr>
+        <w:ind w:left="3600" w:hanging="360"/>
+      </w:pPr>
+    </w:lvl>
+    <w:lvl w:ilvl="5" w:tplc="0409001B" w:tentative="1">
+      <w:start w:val="1"/>
+      <w:numFmt w:val="lowerRoman"/>
+      <w:lvlText w:val="%6."/>
+      <w:lvlJc w:val="right"/>
+      <w:pPr>
+        <w:ind w:left="4320" w:hanging="180"/>
+      </w:pPr>
+    </w:lvl>
+    <w:lvl w:ilvl="6" w:tplc="0409000F" w:tentative="1">
+      <w:start w:val="1"/>
+      <w:numFmt w:val="decimal"/>
+      <w:lvlText w:val="%7."/>
+      <w:lvlJc w:val="left"/>
+      <w:pPr>
+        <w:ind w:left="5040" w:hanging="360"/>
+      </w:pPr>
+    </w:lvl>
+    <w:lvl w:ilvl="7" w:tplc="04090019" w:tentative="1">
+      <w:start w:val="1"/>
+      <w:numFmt w:val="lowerLetter"/>
+      <w:lvlText w:val="%8."/>
+      <w:lvlJc w:val="left"/>
+      <w:pPr>
+        <w:ind w:left="5760" w:hanging="360"/>
+      </w:pPr>
+    </w:lvl>
+    <w:lvl w:ilvl="8" w:tplc="0409001B" w:tentative="1">
+      <w:start w:val="1"/>
+      <w:numFmt w:val="lowerRoman"/>
+      <w:lvlText w:val="%9."/>
+      <w:lvlJc w:val="right"/>
+      <w:pPr>
+        <w:ind w:left="6480" w:hanging="180"/>
+      </w:pPr>
+    </w:lvl>
+  </w:abstractNum>
+  <w:abstractNum w:abstractNumId="39" w15:restartNumberingAfterBreak="0">
     <w:nsid w:val="7F303681"/>
     <w:multiLevelType w:val="hybridMultilevel"/>
     <w:tmpl w:val="549A06E6"/>
@@ -6200,7 +6517,7 @@
       </w:pPr>
     </w:lvl>
   </w:abstractNum>
-  <w:abstractNum w:abstractNumId="38" w15:restartNumberingAfterBreak="0">
+  <w:abstractNum w:abstractNumId="40" w15:restartNumberingAfterBreak="0">
     <w:nsid w:val="7F72028C"/>
     <w:multiLevelType w:val="hybridMultilevel"/>
     <w:tmpl w:val="4A2E54C4"/>
@@ -6290,10 +6607,10 @@
     </w:lvl>
   </w:abstractNum>
   <w:num w:numId="1">
-    <w:abstractNumId w:val="36"/>
+    <w:abstractNumId w:val="37"/>
   </w:num>
   <w:num w:numId="2">
-    <w:abstractNumId w:val="38"/>
+    <w:abstractNumId w:val="40"/>
   </w:num>
   <w:num w:numId="3">
     <w:abstractNumId w:val="17"/>
@@ -6305,7 +6622,7 @@
     <w:abstractNumId w:val="4"/>
   </w:num>
   <w:num w:numId="6">
-    <w:abstractNumId w:val="32"/>
+    <w:abstractNumId w:val="33"/>
   </w:num>
   <w:num w:numId="7">
     <w:abstractNumId w:val="21"/>
@@ -6341,7 +6658,7 @@
     <w:abstractNumId w:val="3"/>
   </w:num>
   <w:num w:numId="18">
-    <w:abstractNumId w:val="31"/>
+    <w:abstractNumId w:val="32"/>
   </w:num>
   <w:num w:numId="19">
     <w:abstractNumId w:val="5"/>
@@ -6362,7 +6679,7 @@
     <w:abstractNumId w:val="18"/>
   </w:num>
   <w:num w:numId="25">
-    <w:abstractNumId w:val="35"/>
+    <w:abstractNumId w:val="36"/>
   </w:num>
   <w:num w:numId="26">
     <w:abstractNumId w:val="23"/>
@@ -6371,10 +6688,10 @@
     <w:abstractNumId w:val="29"/>
   </w:num>
   <w:num w:numId="28">
-    <w:abstractNumId w:val="33"/>
+    <w:abstractNumId w:val="34"/>
   </w:num>
   <w:num w:numId="29">
-    <w:abstractNumId w:val="34"/>
+    <w:abstractNumId w:val="35"/>
   </w:num>
   <w:num w:numId="30">
     <w:abstractNumId w:val="13"/>
@@ -6383,7 +6700,7 @@
     <w:abstractNumId w:val="7"/>
   </w:num>
   <w:num w:numId="32">
-    <w:abstractNumId w:val="37"/>
+    <w:abstractNumId w:val="39"/>
   </w:num>
   <w:num w:numId="33">
     <w:abstractNumId w:val="2"/>
@@ -6404,6 +6721,12 @@
     <w:abstractNumId w:val="27"/>
   </w:num>
   <w:num w:numId="39">
+    <w:abstractNumId w:val="31"/>
+  </w:num>
+  <w:num w:numId="40">
+    <w:abstractNumId w:val="38"/>
+  </w:num>
+  <w:num w:numId="41">
     <w:abstractNumId w:val="30"/>
   </w:num>
 </w:numbering>

--- a/UI/Help/QRev_Change_Log.docx
+++ b/UI/Help/QRev_Change_Log.docx
@@ -16,6 +16,7 @@
           <w:szCs w:val="72"/>
         </w:rPr>
       </w:pPr>
+      <w:proofErr w:type="spellStart"/>
       <w:r>
         <w:rPr>
           <w:b/>
@@ -34,6 +35,7 @@
         </w:rPr>
         <w:t>Int</w:t>
       </w:r>
+      <w:proofErr w:type="spellEnd"/>
       <w:r>
         <w:rPr>
           <w:b/>
@@ -56,7 +58,215 @@
           <w:b/>
           <w:bCs/>
         </w:rPr>
-        <w:t>Changes QRevInt 4.26 Beta to QRevInt 1.00</w:t>
+        <w:t xml:space="preserve">Changes </w:t>
+      </w:r>
+      <w:proofErr w:type="spellStart"/>
+      <w:r>
+        <w:rPr>
+          <w:b/>
+          <w:bCs/>
+        </w:rPr>
+        <w:t>QRevInt</w:t>
+      </w:r>
+      <w:proofErr w:type="spellEnd"/>
+      <w:r>
+        <w:rPr>
+          <w:b/>
+          <w:bCs/>
+        </w:rPr>
+        <w:t xml:space="preserve"> 1.00 to </w:t>
+      </w:r>
+      <w:proofErr w:type="spellStart"/>
+      <w:r>
+        <w:rPr>
+          <w:b/>
+          <w:bCs/>
+        </w:rPr>
+        <w:t>QRevInt</w:t>
+      </w:r>
+      <w:proofErr w:type="spellEnd"/>
+      <w:r>
+        <w:rPr>
+          <w:b/>
+          <w:bCs/>
+        </w:rPr>
+        <w:t xml:space="preserve"> 1.01</w:t>
+      </w:r>
+    </w:p>
+    <w:p>
+      <w:pPr>
+        <w:pStyle w:val="ListParagraph"/>
+        <w:numPr>
+          <w:ilvl w:val="0"/>
+          <w:numId w:val="43"/>
+        </w:numPr>
+      </w:pPr>
+      <w:r>
+        <w:t>Changed composite depths to interpolate for invalid depths using the composite data rather than the primary reference.</w:t>
+      </w:r>
+    </w:p>
+    <w:p>
+      <w:pPr>
+        <w:pStyle w:val="ListParagraph"/>
+        <w:numPr>
+          <w:ilvl w:val="0"/>
+          <w:numId w:val="43"/>
+        </w:numPr>
+      </w:pPr>
+      <w:r>
+        <w:t>WT error and vertical velocity filters are now applied based on ping type for all new processing of data.</w:t>
+      </w:r>
+      <w:r>
+        <w:t xml:space="preserve"> </w:t>
+      </w:r>
+      <w:r>
+        <w:t xml:space="preserve">Loading older </w:t>
+      </w:r>
+      <w:proofErr w:type="spellStart"/>
+      <w:r>
+        <w:t>QRev</w:t>
+      </w:r>
+      <w:proofErr w:type="spellEnd"/>
+      <w:r>
+        <w:t xml:space="preserve"> files without reprocessing will display previous results.</w:t>
+      </w:r>
+    </w:p>
+    <w:p>
+      <w:pPr>
+        <w:pStyle w:val="ListParagraph"/>
+        <w:numPr>
+          <w:ilvl w:val="0"/>
+          <w:numId w:val="43"/>
+        </w:numPr>
+      </w:pPr>
+      <w:r>
+        <w:t xml:space="preserve">BT error and vertical velocity filters are now applied based on bottom track ping frequency for all new processing of data. </w:t>
+      </w:r>
+      <w:r>
+        <w:t xml:space="preserve">Loading older </w:t>
+      </w:r>
+      <w:proofErr w:type="spellStart"/>
+      <w:r>
+        <w:t>QRev</w:t>
+      </w:r>
+      <w:proofErr w:type="spellEnd"/>
+      <w:r>
+        <w:t xml:space="preserve"> files without reprocessing will display previous results.</w:t>
+      </w:r>
+    </w:p>
+    <w:p>
+      <w:pPr>
+        <w:pStyle w:val="ListParagraph"/>
+        <w:numPr>
+          <w:ilvl w:val="0"/>
+          <w:numId w:val="43"/>
+        </w:numPr>
+      </w:pPr>
+      <w:r>
+        <w:t xml:space="preserve">The user now has an option in the Options dialog to apply error and vertical velocity filters based on data from the entire measurement rather than based on data from individual measurements. </w:t>
+      </w:r>
+    </w:p>
+    <w:p>
+      <w:pPr>
+        <w:pStyle w:val="ListParagraph"/>
+        <w:numPr>
+          <w:ilvl w:val="0"/>
+          <w:numId w:val="43"/>
+        </w:numPr>
+      </w:pPr>
+      <w:r>
+        <w:t>An option for the jet color map has been added to the Options dialog.</w:t>
+      </w:r>
+    </w:p>
+    <w:p>
+      <w:pPr>
+        <w:pStyle w:val="ListParagraph"/>
+        <w:numPr>
+          <w:ilvl w:val="0"/>
+          <w:numId w:val="43"/>
+        </w:numPr>
+      </w:pPr>
+      <w:r>
+        <w:t xml:space="preserve">Added points to </w:t>
+      </w:r>
+      <w:r>
+        <w:t>plots in Depth tab</w:t>
+      </w:r>
+    </w:p>
+    <w:p>
+      <w:pPr>
+        <w:pStyle w:val="ListParagraph"/>
+        <w:numPr>
+          <w:ilvl w:val="0"/>
+          <w:numId w:val="43"/>
+        </w:numPr>
+      </w:pPr>
+      <w:r>
+        <w:t xml:space="preserve">Fixed several bugs related to reading RS5 and older </w:t>
+      </w:r>
+      <w:proofErr w:type="spellStart"/>
+      <w:r>
+        <w:t>QRev</w:t>
+      </w:r>
+      <w:proofErr w:type="spellEnd"/>
+      <w:r>
+        <w:t xml:space="preserve"> files.</w:t>
+      </w:r>
+    </w:p>
+    <w:p>
+      <w:pPr>
+        <w:pStyle w:val="ListParagraph"/>
+        <w:rPr>
+          <w:b/>
+          <w:bCs/>
+        </w:rPr>
+      </w:pPr>
+    </w:p>
+    <w:p>
+      <w:pPr>
+        <w:rPr>
+          <w:b/>
+          <w:bCs/>
+        </w:rPr>
+      </w:pPr>
+      <w:r>
+        <w:rPr>
+          <w:b/>
+          <w:bCs/>
+        </w:rPr>
+        <w:t xml:space="preserve">Changes </w:t>
+      </w:r>
+      <w:proofErr w:type="spellStart"/>
+      <w:r>
+        <w:rPr>
+          <w:b/>
+          <w:bCs/>
+        </w:rPr>
+        <w:t>QRevInt</w:t>
+      </w:r>
+      <w:proofErr w:type="spellEnd"/>
+      <w:r>
+        <w:rPr>
+          <w:b/>
+          <w:bCs/>
+        </w:rPr>
+        <w:t xml:space="preserve"> 4.26 Beta to </w:t>
+      </w:r>
+      <w:proofErr w:type="spellStart"/>
+      <w:r>
+        <w:rPr>
+          <w:b/>
+          <w:bCs/>
+        </w:rPr>
+        <w:t>QRevInt</w:t>
+      </w:r>
+      <w:proofErr w:type="spellEnd"/>
+      <w:r>
+        <w:rPr>
+          <w:b/>
+          <w:bCs/>
+        </w:rPr>
+        <w:t xml:space="preserve"> 1.00</w:t>
       </w:r>
     </w:p>
     <w:p>
@@ -92,7 +302,15 @@
         </w:numPr>
       </w:pPr>
       <w:r>
-        <w:t>Modified code for compatibility with older QRev.mat files that lack the new features.</w:t>
+        <w:t xml:space="preserve">Modified code for compatibility with older </w:t>
+      </w:r>
+      <w:proofErr w:type="spellStart"/>
+      <w:r>
+        <w:t>QRev.mat</w:t>
+      </w:r>
+      <w:proofErr w:type="spellEnd"/>
+      <w:r>
+        <w:t xml:space="preserve"> files that lack the new features.</w:t>
       </w:r>
     </w:p>
     <w:p>
@@ -103,8 +321,13 @@
           <w:numId w:val="41"/>
         </w:numPr>
       </w:pPr>
-      <w:r>
-        <w:t>QRev.mat files previously saved can be view as saved but will apply new features upon any change.</w:t>
+      <w:proofErr w:type="spellStart"/>
+      <w:r>
+        <w:t>QRev.mat</w:t>
+      </w:r>
+      <w:proofErr w:type="spellEnd"/>
+      <w:r>
+        <w:t xml:space="preserve"> files previously saved can be view as saved but will apply new features upon any change.</w:t>
       </w:r>
     </w:p>
     <w:p>
@@ -128,7 +351,15 @@
         </w:numPr>
       </w:pPr>
       <w:r>
-        <w:t>Added background color to the main window to distinguish from QRev.</w:t>
+        <w:t xml:space="preserve">Added background color to the main window to distinguish from </w:t>
+      </w:r>
+      <w:proofErr w:type="spellStart"/>
+      <w:r>
+        <w:t>QRev</w:t>
+      </w:r>
+      <w:proofErr w:type="spellEnd"/>
+      <w:r>
+        <w:t>.</w:t>
       </w:r>
     </w:p>
     <w:p>
@@ -139,8 +370,13 @@
           <w:numId w:val="41"/>
         </w:numPr>
       </w:pPr>
-      <w:r>
-        <w:t>Extrap subsection label changes based on data loaded and processed.</w:t>
+      <w:proofErr w:type="spellStart"/>
+      <w:r>
+        <w:t>Extrap</w:t>
+      </w:r>
+      <w:proofErr w:type="spellEnd"/>
+      <w:r>
+        <w:t xml:space="preserve"> subsection label changes based on data loaded and processed.</w:t>
       </w:r>
     </w:p>
     <w:p>
@@ -169,12 +405,21 @@
         </w:rPr>
         <w:t xml:space="preserve">Changes </w:t>
       </w:r>
-      <w:r>
-        <w:rPr>
-          <w:b/>
-          <w:bCs/>
-        </w:rPr>
-        <w:t xml:space="preserve">QRev </w:t>
+      <w:proofErr w:type="spellStart"/>
+      <w:r>
+        <w:rPr>
+          <w:b/>
+          <w:bCs/>
+        </w:rPr>
+        <w:t>QRev</w:t>
+      </w:r>
+      <w:proofErr w:type="spellEnd"/>
+      <w:r>
+        <w:rPr>
+          <w:b/>
+          <w:bCs/>
+        </w:rPr>
+        <w:t xml:space="preserve"> </w:t>
       </w:r>
       <w:r>
         <w:rPr>
@@ -183,12 +428,21 @@
         </w:rPr>
         <w:t xml:space="preserve">4.23 to </w:t>
       </w:r>
-      <w:r>
-        <w:rPr>
-          <w:b/>
-          <w:bCs/>
-        </w:rPr>
-        <w:t xml:space="preserve">QRevInt </w:t>
+      <w:proofErr w:type="spellStart"/>
+      <w:r>
+        <w:rPr>
+          <w:b/>
+          <w:bCs/>
+        </w:rPr>
+        <w:t>QRevInt</w:t>
+      </w:r>
+      <w:proofErr w:type="spellEnd"/>
+      <w:r>
+        <w:rPr>
+          <w:b/>
+          <w:bCs/>
+        </w:rPr>
+        <w:t xml:space="preserve"> </w:t>
       </w:r>
       <w:r>
         <w:rPr>
@@ -214,7 +468,15 @@
         </w:numPr>
       </w:pPr>
       <w:r>
-        <w:t>Due to development conducted outside the USGS the name was changed to QRevInt, so as to represent the international support and development.</w:t>
+        <w:t xml:space="preserve">Due to development conducted outside the USGS the name was changed to </w:t>
+      </w:r>
+      <w:proofErr w:type="spellStart"/>
+      <w:r>
+        <w:t>QRevInt</w:t>
+      </w:r>
+      <w:proofErr w:type="spellEnd"/>
+      <w:r>
+        <w:t>, so as to represent the international support and development.</w:t>
       </w:r>
     </w:p>
     <w:p>
@@ -226,8 +488,13 @@
         </w:numPr>
       </w:pPr>
       <w:r>
-        <w:t>Change icon to blue to distinguish from USGS version of QRev</w:t>
-      </w:r>
+        <w:t xml:space="preserve">Change icon to blue to distinguish from USGS version of </w:t>
+      </w:r>
+      <w:proofErr w:type="spellStart"/>
+      <w:r>
+        <w:t>QRev</w:t>
+      </w:r>
+      <w:proofErr w:type="spellEnd"/>
     </w:p>
     <w:p>
       <w:pPr>
@@ -274,7 +541,23 @@
         </w:numPr>
       </w:pPr>
       <w:r>
-        <w:t>Modified extrap subsection so that subsectioning always works from left to right</w:t>
+        <w:t xml:space="preserve">Modified </w:t>
+      </w:r>
+      <w:proofErr w:type="spellStart"/>
+      <w:r>
+        <w:t>extrap</w:t>
+      </w:r>
+      <w:proofErr w:type="spellEnd"/>
+      <w:r>
+        <w:t xml:space="preserve"> subsection so that </w:t>
+      </w:r>
+      <w:proofErr w:type="spellStart"/>
+      <w:r>
+        <w:t>subsectioning</w:t>
+      </w:r>
+      <w:proofErr w:type="spellEnd"/>
+      <w:r>
+        <w:t xml:space="preserve"> always works from left to right</w:t>
       </w:r>
     </w:p>
     <w:p>
@@ -286,7 +569,15 @@
         </w:numPr>
       </w:pPr>
       <w:r>
-        <w:t>Removed depth from Oursin measured discharge uncertainty</w:t>
+        <w:t xml:space="preserve">Removed depth from </w:t>
+      </w:r>
+      <w:proofErr w:type="spellStart"/>
+      <w:r>
+        <w:t>Oursin</w:t>
+      </w:r>
+      <w:proofErr w:type="spellEnd"/>
+      <w:r>
+        <w:t xml:space="preserve"> measured discharge uncertainty</w:t>
       </w:r>
     </w:p>
     <w:p>
@@ -310,15 +601,21 @@
         </w:numPr>
       </w:pPr>
       <w:r>
-        <w:t>Modified documentation reflect change to QRevInt</w:t>
-      </w:r>
-    </w:p>
-    <w:p>
-      <w:r>
-        <w:rPr>
-          <w:b/>
-          <w:bCs/>
-        </w:rPr>
+        <w:t xml:space="preserve">Modified documentation reflect change to </w:t>
+      </w:r>
+      <w:proofErr w:type="spellStart"/>
+      <w:r>
+        <w:t>QRevInt</w:t>
+      </w:r>
+      <w:proofErr w:type="spellEnd"/>
+    </w:p>
+    <w:p>
+      <w:r>
+        <w:rPr>
+          <w:b/>
+          <w:bCs/>
+        </w:rPr>
+        <w:lastRenderedPageBreak/>
         <w:t>Changes 4.23 to 4.24</w:t>
       </w:r>
     </w:p>
@@ -367,7 +664,15 @@
         </w:numPr>
       </w:pPr>
       <w:r>
-        <w:t>Fixed bug reading some old QRev.mat files associated with new rating feature</w:t>
+        <w:t xml:space="preserve">Fixed bug reading some old </w:t>
+      </w:r>
+      <w:proofErr w:type="spellStart"/>
+      <w:r>
+        <w:t>QRev.mat</w:t>
+      </w:r>
+      <w:proofErr w:type="spellEnd"/>
+      <w:r>
+        <w:t xml:space="preserve"> files associated with new rating feature</w:t>
       </w:r>
     </w:p>
     <w:p>
@@ -460,7 +765,15 @@
         </w:numPr>
       </w:pPr>
       <w:r>
-        <w:t>Fixed bug reading *_QRev.mat having only 1 transect</w:t>
+        <w:t>Fixed bug reading *_</w:t>
+      </w:r>
+      <w:proofErr w:type="spellStart"/>
+      <w:r>
+        <w:t>QRev.mat</w:t>
+      </w:r>
+      <w:proofErr w:type="spellEnd"/>
+      <w:r>
+        <w:t xml:space="preserve"> having only 1 transect</w:t>
       </w:r>
     </w:p>
     <w:p>
@@ -487,1946 +800,2475 @@
         <w:t xml:space="preserve">Fixed issue </w:t>
       </w:r>
       <w:r>
-        <w:t>that could occur when processing moving-bed tests loaded from *_QRev.mat</w:t>
-      </w:r>
-    </w:p>
-    <w:p>
-      <w:pPr>
-        <w:rPr>
-          <w:b/>
-          <w:bCs/>
-        </w:rPr>
-      </w:pPr>
-      <w:r>
-        <w:rPr>
-          <w:b/>
-          <w:bCs/>
-        </w:rPr>
+        <w:t>that could occur when processing moving-bed tests loaded from *_</w:t>
+      </w:r>
+      <w:proofErr w:type="spellStart"/>
+      <w:r>
+        <w:t>QRev.mat</w:t>
+      </w:r>
+      <w:proofErr w:type="spellEnd"/>
+    </w:p>
+    <w:p>
+      <w:pPr>
+        <w:rPr>
+          <w:b/>
+          <w:bCs/>
+        </w:rPr>
+      </w:pPr>
+      <w:r>
+        <w:rPr>
+          <w:b/>
+          <w:bCs/>
+        </w:rPr>
+        <w:t>Changes 4.16 to 4.</w:t>
+      </w:r>
+      <w:r>
+        <w:rPr>
+          <w:b/>
+          <w:bCs/>
+        </w:rPr>
+        <w:t>2</w:t>
+      </w:r>
+      <w:r>
+        <w:rPr>
+          <w:b/>
+          <w:bCs/>
+        </w:rPr>
+        <w:t>1</w:t>
+      </w:r>
+    </w:p>
+    <w:p>
+      <w:pPr>
+        <w:pStyle w:val="ListParagraph"/>
+        <w:numPr>
+          <w:ilvl w:val="0"/>
+          <w:numId w:val="35"/>
+        </w:numPr>
+      </w:pPr>
+      <w:r>
+        <w:t>Added code to identify and notify of user changes to original values</w:t>
+      </w:r>
+    </w:p>
+    <w:p>
+      <w:pPr>
+        <w:pStyle w:val="ListParagraph"/>
+        <w:numPr>
+          <w:ilvl w:val="0"/>
+          <w:numId w:val="35"/>
+        </w:numPr>
+      </w:pPr>
+      <w:r>
+        <w:t>Added ability to use GPS as a reference for moving-bed tests</w:t>
+      </w:r>
+    </w:p>
+    <w:p>
+      <w:pPr>
+        <w:pStyle w:val="ListParagraph"/>
+        <w:numPr>
+          <w:ilvl w:val="0"/>
+          <w:numId w:val="35"/>
+        </w:numPr>
+      </w:pPr>
+      <w:r>
+        <w:t xml:space="preserve">Applying </w:t>
+      </w:r>
+      <w:proofErr w:type="spellStart"/>
+      <w:r>
+        <w:t>magvar</w:t>
+      </w:r>
+      <w:proofErr w:type="spellEnd"/>
+      <w:r>
+        <w:t xml:space="preserve"> or heading offset or heading source changes to all transects applies them to moving-bed test also</w:t>
+      </w:r>
+    </w:p>
+    <w:p>
+      <w:pPr>
+        <w:pStyle w:val="ListParagraph"/>
+        <w:numPr>
+          <w:ilvl w:val="0"/>
+          <w:numId w:val="35"/>
+        </w:numPr>
+      </w:pPr>
+      <w:r>
+        <w:t>Moving-bed test flow speed now corrected for moving-bed velocity</w:t>
+      </w:r>
+    </w:p>
+    <w:p>
+      <w:pPr>
+        <w:pStyle w:val="ListParagraph"/>
+        <w:numPr>
+          <w:ilvl w:val="0"/>
+          <w:numId w:val="35"/>
+        </w:numPr>
+      </w:pPr>
+      <w:r>
+        <w:t>Added automatic checking of GPS lag</w:t>
+      </w:r>
+    </w:p>
+    <w:p>
+      <w:pPr>
+        <w:pStyle w:val="ListParagraph"/>
+        <w:numPr>
+          <w:ilvl w:val="0"/>
+          <w:numId w:val="35"/>
+        </w:numPr>
+      </w:pPr>
+      <w:r>
+        <w:t>Added GPS – BT comparison tab to GPS Tab</w:t>
+      </w:r>
+    </w:p>
+    <w:p>
+      <w:pPr>
+        <w:pStyle w:val="ListParagraph"/>
+        <w:numPr>
+          <w:ilvl w:val="0"/>
+          <w:numId w:val="35"/>
+        </w:numPr>
+      </w:pPr>
+      <w:r>
+        <w:t>Fixed issue with applying the correct moving-bed test when multiple tests are available</w:t>
+      </w:r>
+    </w:p>
+    <w:p>
+      <w:pPr>
+        <w:pStyle w:val="ListParagraph"/>
+        <w:numPr>
+          <w:ilvl w:val="0"/>
+          <w:numId w:val="35"/>
+        </w:numPr>
+      </w:pPr>
+      <w:r>
+        <w:t xml:space="preserve">Modifications to allow </w:t>
+      </w:r>
+      <w:proofErr w:type="spellStart"/>
+      <w:r>
+        <w:t>QRev</w:t>
+      </w:r>
+      <w:proofErr w:type="spellEnd"/>
+      <w:r>
+        <w:t xml:space="preserve"> to work with Rowe and Nortek ADCPs.</w:t>
+      </w:r>
+    </w:p>
+    <w:p>
+      <w:pPr>
+        <w:pStyle w:val="ListParagraph"/>
+        <w:numPr>
+          <w:ilvl w:val="0"/>
+          <w:numId w:val="35"/>
+        </w:numPr>
+      </w:pPr>
+      <w:r>
+        <w:t xml:space="preserve">Added support for user edge discharge for </w:t>
+      </w:r>
+      <w:proofErr w:type="spellStart"/>
+      <w:r>
+        <w:t>WinRiver</w:t>
+      </w:r>
+      <w:proofErr w:type="spellEnd"/>
+      <w:r>
+        <w:t xml:space="preserve"> II 2.22</w:t>
+      </w:r>
+    </w:p>
+    <w:p>
+      <w:pPr>
+        <w:pStyle w:val="ListParagraph"/>
+        <w:numPr>
+          <w:ilvl w:val="0"/>
+          <w:numId w:val="35"/>
+        </w:numPr>
+      </w:pPr>
+      <w:r>
+        <w:t xml:space="preserve">“.mat” is always appended as suffix to saved </w:t>
+      </w:r>
+      <w:proofErr w:type="spellStart"/>
+      <w:r>
+        <w:t>QRev</w:t>
+      </w:r>
+      <w:proofErr w:type="spellEnd"/>
+      <w:r>
+        <w:t xml:space="preserve"> file</w:t>
+      </w:r>
+    </w:p>
+    <w:p>
+      <w:pPr>
+        <w:pStyle w:val="ListParagraph"/>
+        <w:numPr>
+          <w:ilvl w:val="0"/>
+          <w:numId w:val="35"/>
+        </w:numPr>
+      </w:pPr>
+      <w:r>
+        <w:t xml:space="preserve">Manual threshold for </w:t>
+      </w:r>
+      <w:proofErr w:type="spellStart"/>
+      <w:r>
+        <w:t>wt</w:t>
+      </w:r>
+      <w:proofErr w:type="spellEnd"/>
+      <w:r>
+        <w:t xml:space="preserve"> and </w:t>
+      </w:r>
+      <w:proofErr w:type="spellStart"/>
+      <w:r>
+        <w:t>bt</w:t>
+      </w:r>
+      <w:proofErr w:type="spellEnd"/>
+      <w:r>
+        <w:t xml:space="preserve"> saved and displayed when opening *_</w:t>
+      </w:r>
+      <w:proofErr w:type="spellStart"/>
+      <w:r>
+        <w:t>QRev.mat</w:t>
+      </w:r>
+      <w:proofErr w:type="spellEnd"/>
+    </w:p>
+    <w:p>
+      <w:pPr>
+        <w:pStyle w:val="ListParagraph"/>
+        <w:numPr>
+          <w:ilvl w:val="0"/>
+          <w:numId w:val="35"/>
+        </w:numPr>
+      </w:pPr>
+      <w:r>
+        <w:t>Modified code to use 1</w:t>
+      </w:r>
+      <w:r>
+        <w:rPr>
+          <w:vertAlign w:val="superscript"/>
+        </w:rPr>
+        <w:t>st</w:t>
+      </w:r>
+      <w:r>
+        <w:t xml:space="preserve"> checked transect rather than 1</w:t>
+      </w:r>
+      <w:r>
+        <w:rPr>
+          <w:vertAlign w:val="superscript"/>
+        </w:rPr>
+        <w:t>st</w:t>
+      </w:r>
+      <w:r>
+        <w:t xml:space="preserve"> transect for general settings</w:t>
+      </w:r>
+    </w:p>
+    <w:p>
+      <w:pPr>
+        <w:pStyle w:val="ListParagraph"/>
+        <w:numPr>
+          <w:ilvl w:val="0"/>
+          <w:numId w:val="35"/>
+        </w:numPr>
+      </w:pPr>
+      <w:r>
+        <w:t>Modified code to accept measurements with inconsistent availability of GPS data types</w:t>
+      </w:r>
+    </w:p>
+    <w:p>
+      <w:pPr>
+        <w:pStyle w:val="ListParagraph"/>
+        <w:numPr>
+          <w:ilvl w:val="0"/>
+          <w:numId w:val="35"/>
+        </w:numPr>
+      </w:pPr>
+      <w:r>
+        <w:t>Fixed issue loading data with no valid bottom track</w:t>
+      </w:r>
+    </w:p>
+    <w:p>
+      <w:pPr>
+        <w:pStyle w:val="ListParagraph"/>
+        <w:numPr>
+          <w:ilvl w:val="0"/>
+          <w:numId w:val="35"/>
+        </w:numPr>
+      </w:pPr>
+      <w:r>
+        <w:t xml:space="preserve">Added notification when </w:t>
+      </w:r>
+      <w:proofErr w:type="spellStart"/>
+      <w:r>
+        <w:t>SonTek</w:t>
+      </w:r>
+      <w:proofErr w:type="spellEnd"/>
+      <w:r>
+        <w:t xml:space="preserve"> data is loaded with other than Earth coordinates</w:t>
+      </w:r>
+    </w:p>
+    <w:p>
+      <w:pPr>
+        <w:pStyle w:val="ListParagraph"/>
+        <w:numPr>
+          <w:ilvl w:val="0"/>
+          <w:numId w:val="35"/>
+        </w:numPr>
+      </w:pPr>
+      <w:r>
+        <w:t>Fixed issue with selecting transects in EDI if some transects were not checked</w:t>
+      </w:r>
+    </w:p>
+    <w:p>
+      <w:pPr>
+        <w:pStyle w:val="ListParagraph"/>
+        <w:numPr>
+          <w:ilvl w:val="0"/>
+          <w:numId w:val="35"/>
+        </w:numPr>
+      </w:pPr>
+      <w:r>
+        <w:t>Fixed issue in EDI if no GPS data are available</w:t>
+      </w:r>
+    </w:p>
+    <w:p>
+      <w:pPr>
+        <w:pStyle w:val="ListParagraph"/>
+        <w:numPr>
+          <w:ilvl w:val="0"/>
+          <w:numId w:val="35"/>
+        </w:numPr>
+      </w:pPr>
+      <w:r>
+        <w:t>Fixed QA check for missing samples</w:t>
+      </w:r>
+    </w:p>
+    <w:p>
+      <w:pPr>
+        <w:pStyle w:val="ListParagraph"/>
+        <w:numPr>
+          <w:ilvl w:val="0"/>
+          <w:numId w:val="35"/>
+        </w:numPr>
+      </w:pPr>
+      <w:r>
+        <w:t>Fixed issue with invalid stationary moving-bed tests used for correction</w:t>
+      </w:r>
+    </w:p>
+    <w:p>
+      <w:pPr>
+        <w:rPr>
+          <w:b/>
+          <w:bCs/>
+        </w:rPr>
+      </w:pPr>
+    </w:p>
+    <w:p>
+      <w:r>
+        <w:rPr>
+          <w:b/>
+          <w:bCs/>
+        </w:rPr>
+        <w:t>Changes 4</w:t>
+      </w:r>
+      <w:r>
+        <w:rPr>
+          <w:b/>
+          <w:bCs/>
+        </w:rPr>
+        <w:t>.</w:t>
+      </w:r>
+      <w:r>
+        <w:rPr>
+          <w:b/>
+          <w:bCs/>
+        </w:rPr>
+        <w:t>15 to 4</w:t>
+      </w:r>
+      <w:r>
+        <w:rPr>
+          <w:b/>
+          <w:bCs/>
+        </w:rPr>
+        <w:t>.</w:t>
+      </w:r>
+      <w:r>
+        <w:rPr>
+          <w:b/>
+          <w:bCs/>
+        </w:rPr>
+        <w:t>16</w:t>
+      </w:r>
+    </w:p>
+    <w:p>
+      <w:pPr>
+        <w:pStyle w:val="ListParagraph"/>
+        <w:numPr>
+          <w:ilvl w:val="0"/>
+          <w:numId w:val="33"/>
+        </w:numPr>
+      </w:pPr>
+      <w:r>
+        <w:t>Fixed incomplete system test for TRDI causing crash when saving</w:t>
+      </w:r>
+    </w:p>
+    <w:p>
+      <w:pPr>
+        <w:pStyle w:val="ListParagraph"/>
+        <w:numPr>
+          <w:ilvl w:val="0"/>
+          <w:numId w:val="33"/>
+        </w:numPr>
+      </w:pPr>
+      <w:r>
+        <w:t>Fixed issue with PT3 test status not displayed properly</w:t>
+      </w:r>
+    </w:p>
+    <w:p>
+      <w:pPr>
+        <w:pStyle w:val="ListParagraph"/>
+        <w:numPr>
+          <w:ilvl w:val="0"/>
+          <w:numId w:val="33"/>
+        </w:numPr>
+      </w:pPr>
+      <w:r>
         <w:lastRenderedPageBreak/>
-        <w:t>Changes 4.16 to 4.</w:t>
-      </w:r>
-      <w:r>
-        <w:rPr>
-          <w:b/>
-          <w:bCs/>
-        </w:rPr>
-        <w:t>2</w:t>
-      </w:r>
-      <w:r>
-        <w:rPr>
-          <w:b/>
-          <w:bCs/>
-        </w:rPr>
-        <w:t>1</w:t>
-      </w:r>
-    </w:p>
-    <w:p>
-      <w:pPr>
-        <w:pStyle w:val="ListParagraph"/>
-        <w:numPr>
-          <w:ilvl w:val="0"/>
-          <w:numId w:val="35"/>
-        </w:numPr>
-      </w:pPr>
-      <w:r>
-        <w:t>Added code to identify and notify of user changes to original values</w:t>
-      </w:r>
-    </w:p>
-    <w:p>
-      <w:pPr>
-        <w:pStyle w:val="ListParagraph"/>
-        <w:numPr>
-          <w:ilvl w:val="0"/>
-          <w:numId w:val="35"/>
-        </w:numPr>
-      </w:pPr>
-      <w:r>
-        <w:t>Added ability to use GPS as a reference for moving-bed tests</w:t>
-      </w:r>
-    </w:p>
-    <w:p>
-      <w:pPr>
-        <w:pStyle w:val="ListParagraph"/>
-        <w:numPr>
-          <w:ilvl w:val="0"/>
-          <w:numId w:val="35"/>
-        </w:numPr>
-      </w:pPr>
-      <w:r>
-        <w:t>Applying magvar or heading offset or heading source changes to all transects applies them to moving-bed test also</w:t>
-      </w:r>
-    </w:p>
-    <w:p>
-      <w:pPr>
-        <w:pStyle w:val="ListParagraph"/>
-        <w:numPr>
-          <w:ilvl w:val="0"/>
-          <w:numId w:val="35"/>
-        </w:numPr>
-      </w:pPr>
-      <w:r>
-        <w:t>Moving-bed test flow speed now corrected for moving-bed velocity</w:t>
-      </w:r>
-    </w:p>
-    <w:p>
-      <w:pPr>
-        <w:pStyle w:val="ListParagraph"/>
-        <w:numPr>
-          <w:ilvl w:val="0"/>
-          <w:numId w:val="35"/>
-        </w:numPr>
-      </w:pPr>
-      <w:r>
-        <w:t>Added automatic checking of GPS lag</w:t>
-      </w:r>
-    </w:p>
-    <w:p>
-      <w:pPr>
-        <w:pStyle w:val="ListParagraph"/>
-        <w:numPr>
-          <w:ilvl w:val="0"/>
-          <w:numId w:val="35"/>
-        </w:numPr>
-      </w:pPr>
-      <w:r>
-        <w:t>Added GPS – BT comparison tab to GPS Tab</w:t>
-      </w:r>
-    </w:p>
-    <w:p>
-      <w:pPr>
-        <w:pStyle w:val="ListParagraph"/>
-        <w:numPr>
-          <w:ilvl w:val="0"/>
-          <w:numId w:val="35"/>
-        </w:numPr>
-      </w:pPr>
-      <w:r>
-        <w:t>Fixed issue with applying the correct moving-bed test when multiple tests are available</w:t>
-      </w:r>
-    </w:p>
-    <w:p>
-      <w:pPr>
-        <w:pStyle w:val="ListParagraph"/>
-        <w:numPr>
-          <w:ilvl w:val="0"/>
-          <w:numId w:val="35"/>
-        </w:numPr>
-      </w:pPr>
-      <w:r>
-        <w:t>Modifications to allow QRev to work with Rowe and Nortek ADCPs.</w:t>
-      </w:r>
-    </w:p>
-    <w:p>
-      <w:pPr>
-        <w:pStyle w:val="ListParagraph"/>
-        <w:numPr>
-          <w:ilvl w:val="0"/>
-          <w:numId w:val="35"/>
-        </w:numPr>
-      </w:pPr>
-      <w:r>
-        <w:t>Added support for user edge discharge for WinRiver II 2.22</w:t>
-      </w:r>
-    </w:p>
-    <w:p>
-      <w:pPr>
-        <w:pStyle w:val="ListParagraph"/>
-        <w:numPr>
-          <w:ilvl w:val="0"/>
-          <w:numId w:val="35"/>
-        </w:numPr>
-      </w:pPr>
-      <w:r>
-        <w:t>“.mat” is always appended as suffix to saved QRev file</w:t>
-      </w:r>
-    </w:p>
-    <w:p>
-      <w:pPr>
-        <w:pStyle w:val="ListParagraph"/>
-        <w:numPr>
-          <w:ilvl w:val="0"/>
-          <w:numId w:val="35"/>
-        </w:numPr>
-      </w:pPr>
-      <w:r>
-        <w:t>Manual threshold for wt and bt saved and displayed when opening *_QRev.mat</w:t>
-      </w:r>
-    </w:p>
-    <w:p>
-      <w:pPr>
-        <w:pStyle w:val="ListParagraph"/>
-        <w:numPr>
-          <w:ilvl w:val="0"/>
-          <w:numId w:val="35"/>
-        </w:numPr>
-      </w:pPr>
-      <w:r>
-        <w:t>Modified code to use 1</w:t>
-      </w:r>
-      <w:r>
-        <w:rPr>
-          <w:vertAlign w:val="superscript"/>
-        </w:rPr>
-        <w:t>st</w:t>
-      </w:r>
-      <w:r>
-        <w:t xml:space="preserve"> checked transect rather than 1</w:t>
-      </w:r>
-      <w:r>
-        <w:rPr>
-          <w:vertAlign w:val="superscript"/>
-        </w:rPr>
-        <w:t>st</w:t>
-      </w:r>
-      <w:r>
-        <w:t xml:space="preserve"> transect for general settings</w:t>
-      </w:r>
-    </w:p>
-    <w:p>
-      <w:pPr>
-        <w:pStyle w:val="ListParagraph"/>
-        <w:numPr>
-          <w:ilvl w:val="0"/>
-          <w:numId w:val="35"/>
-        </w:numPr>
-      </w:pPr>
-      <w:r>
-        <w:t>Modified code to accept measurements with inconsistent availability of GPS data types</w:t>
-      </w:r>
-    </w:p>
-    <w:p>
-      <w:pPr>
-        <w:pStyle w:val="ListParagraph"/>
-        <w:numPr>
-          <w:ilvl w:val="0"/>
-          <w:numId w:val="35"/>
-        </w:numPr>
-      </w:pPr>
-      <w:r>
-        <w:t>Fixed issue loading data with no valid bottom track</w:t>
-      </w:r>
-    </w:p>
-    <w:p>
-      <w:pPr>
-        <w:pStyle w:val="ListParagraph"/>
-        <w:numPr>
-          <w:ilvl w:val="0"/>
-          <w:numId w:val="35"/>
-        </w:numPr>
-      </w:pPr>
-      <w:r>
-        <w:t>Added notification when SonTek data is loaded with other than Earth coordinates</w:t>
-      </w:r>
-    </w:p>
-    <w:p>
-      <w:pPr>
-        <w:pStyle w:val="ListParagraph"/>
-        <w:numPr>
-          <w:ilvl w:val="0"/>
-          <w:numId w:val="35"/>
-        </w:numPr>
-      </w:pPr>
-      <w:r>
-        <w:t>Fixed issue with selecting transects in EDI if some transects were not checked</w:t>
-      </w:r>
-    </w:p>
-    <w:p>
-      <w:pPr>
-        <w:pStyle w:val="ListParagraph"/>
-        <w:numPr>
-          <w:ilvl w:val="0"/>
-          <w:numId w:val="35"/>
-        </w:numPr>
-      </w:pPr>
-      <w:r>
-        <w:t>Fixed issue in EDI if no GPS data are available</w:t>
-      </w:r>
-    </w:p>
-    <w:p>
-      <w:pPr>
-        <w:pStyle w:val="ListParagraph"/>
-        <w:numPr>
-          <w:ilvl w:val="0"/>
-          <w:numId w:val="35"/>
-        </w:numPr>
-      </w:pPr>
-      <w:r>
-        <w:t>Fixed QA check for missing samples</w:t>
-      </w:r>
-    </w:p>
-    <w:p>
-      <w:pPr>
-        <w:pStyle w:val="ListParagraph"/>
-        <w:numPr>
-          <w:ilvl w:val="0"/>
-          <w:numId w:val="35"/>
-        </w:numPr>
-      </w:pPr>
-      <w:r>
-        <w:t>Fixed issue with invalid stationary moving-bed tests used for correction</w:t>
-      </w:r>
-    </w:p>
-    <w:p>
-      <w:pPr>
-        <w:rPr>
-          <w:b/>
-          <w:bCs/>
-        </w:rPr>
-      </w:pPr>
-    </w:p>
-    <w:p>
-      <w:r>
-        <w:rPr>
-          <w:b/>
-          <w:bCs/>
-        </w:rPr>
-        <w:t>Changes 4</w:t>
-      </w:r>
-      <w:r>
-        <w:rPr>
-          <w:b/>
-          <w:bCs/>
-        </w:rPr>
+        <w:t>Fixed issue with VTG low speed message</w:t>
+      </w:r>
+    </w:p>
+    <w:p>
+      <w:pPr>
+        <w:pStyle w:val="ListParagraph"/>
+        <w:numPr>
+          <w:ilvl w:val="0"/>
+          <w:numId w:val="33"/>
+        </w:numPr>
+      </w:pPr>
+      <w:r>
+        <w:t>Fixed issue with VTG and composite tracks on causing switch to GGA</w:t>
+      </w:r>
+    </w:p>
+    <w:p>
+      <w:pPr>
+        <w:pStyle w:val="ListParagraph"/>
+        <w:numPr>
+          <w:ilvl w:val="0"/>
+          <w:numId w:val="33"/>
+        </w:numPr>
+      </w:pPr>
+      <w:r>
+        <w:t>Fixed issues with the edges tab</w:t>
+      </w:r>
+      <w:r>
+        <w:t>: no valid GPS, 0 or 1 ensembles selected, etc.</w:t>
+      </w:r>
+    </w:p>
+    <w:p>
+      <w:pPr>
+        <w:pStyle w:val="ListParagraph"/>
+        <w:numPr>
+          <w:ilvl w:val="0"/>
+          <w:numId w:val="33"/>
+        </w:numPr>
+      </w:pPr>
+      <w:r>
+        <w:t>Fixed issues with tab text color not updating properly</w:t>
+      </w:r>
+    </w:p>
+    <w:p>
+      <w:pPr>
+        <w:pStyle w:val="ListParagraph"/>
+        <w:numPr>
+          <w:ilvl w:val="0"/>
+          <w:numId w:val="33"/>
+        </w:numPr>
+      </w:pPr>
+      <w:r>
+        <w:t>Updated user’s manual to indicate that 4-beam composite is the default if vertical beam or depth sounder data are available.</w:t>
+      </w:r>
+    </w:p>
+    <w:p>
+      <w:pPr>
+        <w:pStyle w:val="ListParagraph"/>
+        <w:numPr>
+          <w:ilvl w:val="0"/>
+          <w:numId w:val="33"/>
+        </w:numPr>
+      </w:pPr>
+      <w:r>
+        <w:t>Several issues with the interaction with RIVRS were fixed</w:t>
+      </w:r>
+    </w:p>
+    <w:p>
+      <w:pPr>
+        <w:pStyle w:val="ListParagraph"/>
+        <w:numPr>
+          <w:ilvl w:val="0"/>
+          <w:numId w:val="33"/>
+        </w:numPr>
+      </w:pPr>
+      <w:r>
+        <w:t>Fixed inconsistent behavior of the up/down arrows</w:t>
+      </w:r>
+    </w:p>
+    <w:p>
+      <w:pPr>
+        <w:pStyle w:val="ListParagraph"/>
+        <w:numPr>
+          <w:ilvl w:val="0"/>
+          <w:numId w:val="33"/>
+        </w:numPr>
+      </w:pPr>
+      <w:r>
+        <w:t>Improved speed of transect change using up/down arrows</w:t>
+      </w:r>
+    </w:p>
+    <w:p>
+      <w:pPr>
+        <w:pStyle w:val="ListParagraph"/>
+        <w:numPr>
+          <w:ilvl w:val="0"/>
+          <w:numId w:val="33"/>
+        </w:numPr>
+      </w:pPr>
+      <w:r>
+        <w:t>Fixed issue with files saving in previously used folder</w:t>
+      </w:r>
+    </w:p>
+    <w:p>
+      <w:pPr>
+        <w:pStyle w:val="ListParagraph"/>
+        <w:numPr>
+          <w:ilvl w:val="0"/>
+          <w:numId w:val="33"/>
+        </w:numPr>
+      </w:pPr>
+      <w:r>
+        <w:t>Modified code for compatibility with Nortek Signature 1000</w:t>
+      </w:r>
+    </w:p>
+    <w:p>
+      <w:pPr>
+        <w:rPr>
+          <w:b/>
+          <w:bCs/>
+        </w:rPr>
+      </w:pPr>
+      <w:r>
+        <w:rPr>
+          <w:b/>
+          <w:bCs/>
+        </w:rPr>
+        <w:t>Changes 4.14 to 4.15</w:t>
+      </w:r>
+    </w:p>
+    <w:p>
+      <w:pPr>
+        <w:pStyle w:val="ListParagraph"/>
+        <w:numPr>
+          <w:ilvl w:val="0"/>
+          <w:numId w:val="32"/>
+        </w:numPr>
+      </w:pPr>
+      <w:r>
+        <w:t xml:space="preserve">Fixed issue with </w:t>
+      </w:r>
+      <w:proofErr w:type="spellStart"/>
+      <w:r>
+        <w:t>shiptrack</w:t>
+      </w:r>
+      <w:proofErr w:type="spellEnd"/>
+      <w:r>
+        <w:t xml:space="preserve"> when all GPS data are invalid</w:t>
+      </w:r>
+    </w:p>
+    <w:p>
+      <w:pPr>
+        <w:pStyle w:val="ListParagraph"/>
+        <w:numPr>
+          <w:ilvl w:val="0"/>
+          <w:numId w:val="32"/>
+        </w:numPr>
+      </w:pPr>
+      <w:r>
+        <w:t>Fixed bug when applying stationary moving-bed correction</w:t>
+      </w:r>
+    </w:p>
+    <w:p>
+      <w:pPr>
+        <w:rPr>
+          <w:b/>
+          <w:bCs/>
+        </w:rPr>
+      </w:pPr>
+      <w:r>
+        <w:rPr>
+          <w:b/>
+          <w:bCs/>
+        </w:rPr>
+        <w:t>Changes 4.13 to 4.14</w:t>
+      </w:r>
+    </w:p>
+    <w:p>
+      <w:pPr>
+        <w:pStyle w:val="ListParagraph"/>
+        <w:numPr>
+          <w:ilvl w:val="0"/>
+          <w:numId w:val="31"/>
+        </w:numPr>
+      </w:pPr>
+      <w:r>
+        <w:t>Fixed issue with applying a loop test when preceded by a stationary test.</w:t>
+      </w:r>
+    </w:p>
+    <w:p>
+      <w:pPr>
+        <w:pStyle w:val="ListParagraph"/>
+        <w:numPr>
+          <w:ilvl w:val="0"/>
+          <w:numId w:val="31"/>
+        </w:numPr>
+      </w:pPr>
+      <w:r>
+        <w:t>Fixed issue with current settings when measurement has mixture of GPS and no GPS</w:t>
+      </w:r>
+    </w:p>
+    <w:p>
+      <w:pPr>
+        <w:rPr>
+          <w:b/>
+          <w:bCs/>
+        </w:rPr>
+      </w:pPr>
+      <w:r>
+        <w:rPr>
+          <w:b/>
+          <w:bCs/>
+        </w:rPr>
+        <w:t>Changes 3.43 to 4.1</w:t>
+      </w:r>
+      <w:r>
+        <w:rPr>
+          <w:b/>
+          <w:bCs/>
+        </w:rPr>
+        <w:t>3</w:t>
+      </w:r>
+    </w:p>
+    <w:p>
+      <w:pPr>
+        <w:pStyle w:val="ListParagraph"/>
+        <w:numPr>
+          <w:ilvl w:val="0"/>
+          <w:numId w:val="29"/>
+        </w:numPr>
+      </w:pPr>
+      <w:r>
+        <w:t xml:space="preserve">Ported code from </w:t>
+      </w:r>
+      <w:proofErr w:type="spellStart"/>
+      <w:r>
+        <w:t>Matlab</w:t>
+      </w:r>
+      <w:proofErr w:type="spellEnd"/>
+      <w:r>
+        <w:t xml:space="preserve"> to Python</w:t>
+      </w:r>
+    </w:p>
+    <w:p>
+      <w:pPr>
+        <w:pStyle w:val="ListParagraph"/>
+        <w:numPr>
+          <w:ilvl w:val="0"/>
+          <w:numId w:val="29"/>
+        </w:numPr>
+      </w:pPr>
+      <w:r>
+        <w:t xml:space="preserve">User interface redesigned using </w:t>
+      </w:r>
+      <w:proofErr w:type="spellStart"/>
+      <w:r>
+        <w:t>PyQt</w:t>
+      </w:r>
+      <w:proofErr w:type="spellEnd"/>
+    </w:p>
+    <w:p>
+      <w:pPr>
+        <w:pStyle w:val="ListParagraph"/>
+        <w:numPr>
+          <w:ilvl w:val="0"/>
+          <w:numId w:val="29"/>
+        </w:numPr>
+      </w:pPr>
+      <w:r>
+        <w:t xml:space="preserve">Main summary page includes contour, </w:t>
+      </w:r>
+      <w:proofErr w:type="spellStart"/>
+      <w:r>
+        <w:t>shiptrack</w:t>
+      </w:r>
+      <w:proofErr w:type="spellEnd"/>
+      <w:r>
+        <w:t>, and discharge time series graphics</w:t>
+      </w:r>
+    </w:p>
+    <w:p>
+      <w:pPr>
+        <w:pStyle w:val="ListParagraph"/>
+        <w:numPr>
+          <w:ilvl w:val="0"/>
+          <w:numId w:val="29"/>
+        </w:numPr>
+      </w:pPr>
+      <w:r>
+        <w:t>Ability to change navigation reference through the toolbar</w:t>
+      </w:r>
+    </w:p>
+    <w:p>
+      <w:pPr>
+        <w:pStyle w:val="ListParagraph"/>
+        <w:numPr>
+          <w:ilvl w:val="0"/>
+          <w:numId w:val="29"/>
+        </w:numPr>
+      </w:pPr>
+      <w:r>
+        <w:t>Ability to turn on or off composite tracks through the toolbar</w:t>
+      </w:r>
+    </w:p>
+    <w:p>
+      <w:pPr>
+        <w:pStyle w:val="ListParagraph"/>
+        <w:numPr>
+          <w:ilvl w:val="0"/>
+          <w:numId w:val="29"/>
+        </w:numPr>
+      </w:pPr>
+      <w:r>
+        <w:t>Changes to default settings are highlighted</w:t>
+      </w:r>
+    </w:p>
+    <w:p>
+      <w:pPr>
+        <w:pStyle w:val="ListParagraph"/>
+        <w:numPr>
+          <w:ilvl w:val="0"/>
+          <w:numId w:val="29"/>
+        </w:numPr>
+      </w:pPr>
+      <w:r>
+        <w:t>Opening and measurement loading speed has been improved</w:t>
+      </w:r>
+    </w:p>
+    <w:p>
+      <w:pPr>
+        <w:pStyle w:val="ListParagraph"/>
+        <w:numPr>
+          <w:ilvl w:val="0"/>
+          <w:numId w:val="29"/>
+        </w:numPr>
+      </w:pPr>
+      <w:r>
+        <w:t xml:space="preserve">Change water velocity interpolation from linear to ABBA </w:t>
+      </w:r>
+    </w:p>
+    <w:p>
+      <w:pPr>
+        <w:pStyle w:val="ListParagraph"/>
+        <w:numPr>
+          <w:ilvl w:val="0"/>
+          <w:numId w:val="29"/>
+        </w:numPr>
+      </w:pPr>
+      <w:r>
+        <w:t>Water velocities for all invalid bins are interpolated rather than added to top or bottom extrapolation</w:t>
+      </w:r>
+    </w:p>
+    <w:p>
+      <w:pPr>
+        <w:pStyle w:val="ListParagraph"/>
+        <w:numPr>
+          <w:ilvl w:val="0"/>
+          <w:numId w:val="29"/>
+        </w:numPr>
+      </w:pPr>
+      <w:r>
+        <w:t>F</w:t>
+      </w:r>
+      <w:r>
+        <w:t xml:space="preserve">ixed bug in </w:t>
+      </w:r>
+      <w:proofErr w:type="spellStart"/>
+      <w:r>
+        <w:t>vtg</w:t>
+      </w:r>
+      <w:proofErr w:type="spellEnd"/>
+      <w:r>
+        <w:t xml:space="preserve"> primary composite tracks, wasn't substituting GGA</w:t>
+      </w:r>
+    </w:p>
+    <w:p>
+      <w:pPr>
+        <w:pStyle w:val="ListParagraph"/>
+        <w:numPr>
+          <w:ilvl w:val="0"/>
+          <w:numId w:val="29"/>
+        </w:numPr>
+      </w:pPr>
+      <w:r>
+        <w:t>Added uncertainty to the automatic comment when a file is saved</w:t>
+      </w:r>
+    </w:p>
+    <w:p>
+      <w:pPr>
+        <w:pStyle w:val="ListParagraph"/>
+        <w:numPr>
+          <w:ilvl w:val="0"/>
+          <w:numId w:val="29"/>
+        </w:numPr>
+      </w:pPr>
+      <w:r>
+        <w:t xml:space="preserve">Statistics and interpolation methods in Python may result in small differences from </w:t>
+      </w:r>
+      <w:proofErr w:type="spellStart"/>
+      <w:r>
+        <w:t>Matlab</w:t>
+      </w:r>
+      <w:proofErr w:type="spellEnd"/>
+    </w:p>
+    <w:p>
+      <w:pPr>
+        <w:rPr>
+          <w:b/>
+          <w:bCs/>
+        </w:rPr>
+      </w:pPr>
+      <w:r>
+        <w:rPr>
+          <w:b/>
+          <w:bCs/>
+        </w:rPr>
+        <w:t>Changes 3.42 to 3.43</w:t>
+      </w:r>
+    </w:p>
+    <w:p>
+      <w:pPr>
+        <w:pStyle w:val="ListParagraph"/>
+        <w:numPr>
+          <w:ilvl w:val="0"/>
+          <w:numId w:val="6"/>
+        </w:numPr>
+      </w:pPr>
+      <w:r>
+        <w:t xml:space="preserve">Fixed bug that did not properly identify missing (lost) ensembles if the typical ensemble duration was greater than 1.5 sec. This affected mode 13 </w:t>
+      </w:r>
+      <w:proofErr w:type="spellStart"/>
+      <w:r>
+        <w:t>StreamPro</w:t>
+      </w:r>
+      <w:proofErr w:type="spellEnd"/>
+      <w:r>
+        <w:t xml:space="preserve"> data.</w:t>
+      </w:r>
+    </w:p>
+    <w:p>
+      <w:pPr>
+        <w:rPr>
+          <w:b/>
+          <w:bCs/>
+        </w:rPr>
+      </w:pPr>
+      <w:r>
+        <w:rPr>
+          <w:b/>
+          <w:bCs/>
+        </w:rPr>
+        <w:t>Changes 3.41 to 3.42</w:t>
+      </w:r>
+    </w:p>
+    <w:p>
+      <w:pPr>
+        <w:pStyle w:val="ListParagraph"/>
+        <w:numPr>
+          <w:ilvl w:val="0"/>
+          <w:numId w:val="4"/>
+        </w:numPr>
+      </w:pPr>
+      <w:r>
+        <w:t>Fixed bug in bottom discharge extrapolation. Previous versions failed to estimate the bottom discharge for ensembles that had no valid data but where depth cell velocities were interpolated.</w:t>
+      </w:r>
+    </w:p>
+    <w:p>
+      <w:pPr>
+        <w:rPr>
+          <w:b/>
+          <w:bCs/>
+        </w:rPr>
+      </w:pPr>
+      <w:r>
+        <w:rPr>
+          <w:b/>
+          <w:bCs/>
+        </w:rPr>
+        <w:lastRenderedPageBreak/>
+        <w:t>Changes 3.40 to 3.41</w:t>
+      </w:r>
+    </w:p>
+    <w:p>
+      <w:pPr>
+        <w:pStyle w:val="ListParagraph"/>
+        <w:numPr>
+          <w:ilvl w:val="0"/>
+          <w:numId w:val="2"/>
+        </w:numPr>
+      </w:pPr>
+      <w:r>
+        <w:t>Fixed bug with discharge percent change not updating after multiple speed of sound changes.</w:t>
+      </w:r>
+    </w:p>
+    <w:p>
+      <w:pPr>
+        <w:pStyle w:val="ListParagraph"/>
+        <w:numPr>
+          <w:ilvl w:val="0"/>
+          <w:numId w:val="2"/>
+        </w:numPr>
+      </w:pPr>
+      <w:r>
+        <w:t>Fixed bug in edges table where wrong row was highlighted if some transects were unchecked.</w:t>
+      </w:r>
+    </w:p>
+    <w:p>
+      <w:pPr>
+        <w:pStyle w:val="ListParagraph"/>
+        <w:numPr>
+          <w:ilvl w:val="0"/>
+          <w:numId w:val="2"/>
+        </w:numPr>
+      </w:pPr>
+      <w:r>
+        <w:t xml:space="preserve">Fixed bug in edges </w:t>
+      </w:r>
+      <w:proofErr w:type="spellStart"/>
+      <w:r>
+        <w:t>shiptrack</w:t>
+      </w:r>
+      <w:proofErr w:type="spellEnd"/>
+      <w:r>
+        <w:t xml:space="preserve"> so it only displays valid </w:t>
+      </w:r>
+      <w:proofErr w:type="spellStart"/>
+      <w:r>
+        <w:t>orginal</w:t>
+      </w:r>
+      <w:proofErr w:type="spellEnd"/>
+      <w:r>
+        <w:t xml:space="preserve"> data and not interpolated data.</w:t>
+      </w:r>
+    </w:p>
+    <w:p>
+      <w:pPr>
+        <w:pStyle w:val="ListParagraph"/>
+        <w:numPr>
+          <w:ilvl w:val="0"/>
+          <w:numId w:val="2"/>
+        </w:numPr>
+      </w:pPr>
+      <w:r>
+        <w:t>Fixed bug no allowing manual entry of 0 salinity.</w:t>
+      </w:r>
+    </w:p>
+    <w:p>
+      <w:pPr>
+        <w:rPr>
+          <w:b/>
+          <w:bCs/>
+        </w:rPr>
+      </w:pPr>
+      <w:r>
+        <w:rPr>
+          <w:b/>
+          <w:bCs/>
+        </w:rPr>
+        <w:t>Changes from 3.35 to 3.40</w:t>
+      </w:r>
+    </w:p>
+    <w:p>
+      <w:pPr>
+        <w:pStyle w:val="ListParagraph"/>
+        <w:numPr>
+          <w:ilvl w:val="0"/>
+          <w:numId w:val="8"/>
+        </w:numPr>
+      </w:pPr>
+      <w:r>
+        <w:t>Fixed bug causing crash when TRDI PT3 test was incomplete.</w:t>
+      </w:r>
+    </w:p>
+    <w:p>
+      <w:pPr>
+        <w:pStyle w:val="ListParagraph"/>
+        <w:numPr>
+          <w:ilvl w:val="0"/>
+          <w:numId w:val="8"/>
+        </w:numPr>
+      </w:pPr>
+      <w:r>
+        <w:t>Modified uncertainty estimate for invalid and edges to use absolute values.</w:t>
+      </w:r>
+    </w:p>
+    <w:p>
+      <w:pPr>
+        <w:pStyle w:val="ListParagraph"/>
+        <w:numPr>
+          <w:ilvl w:val="0"/>
+          <w:numId w:val="8"/>
+        </w:numPr>
+      </w:pPr>
+      <w:r>
+        <w:t>Fixed issue with multi-line comments in XML file.</w:t>
+      </w:r>
+    </w:p>
+    <w:p>
+      <w:pPr>
+        <w:pStyle w:val="ListParagraph"/>
+        <w:numPr>
+          <w:ilvl w:val="0"/>
+          <w:numId w:val="8"/>
+        </w:numPr>
+      </w:pPr>
+      <w:r>
+        <w:t>Fixed draft check to only evaluate checked transects.</w:t>
+      </w:r>
+    </w:p>
+    <w:p>
+      <w:pPr>
+        <w:pStyle w:val="ListParagraph"/>
+        <w:numPr>
+          <w:ilvl w:val="0"/>
+          <w:numId w:val="8"/>
+        </w:numPr>
+      </w:pPr>
+      <w:r>
+        <w:t xml:space="preserve">XML file now only contains the summary information from a </w:t>
+      </w:r>
+      <w:proofErr w:type="spellStart"/>
+      <w:r>
+        <w:t>SonTek</w:t>
+      </w:r>
+      <w:proofErr w:type="spellEnd"/>
+      <w:r>
+        <w:t xml:space="preserve"> compass calibration.</w:t>
+      </w:r>
+    </w:p>
+    <w:p>
+      <w:pPr>
+        <w:pStyle w:val="ListParagraph"/>
+        <w:numPr>
+          <w:ilvl w:val="0"/>
+          <w:numId w:val="8"/>
+        </w:numPr>
+      </w:pPr>
+      <w:r>
+        <w:t>Fixed bug in moving-bed test if loop compass error and direction could not be computed.</w:t>
+      </w:r>
+    </w:p>
+    <w:p>
+      <w:pPr>
+        <w:pStyle w:val="ListParagraph"/>
+        <w:numPr>
+          <w:ilvl w:val="0"/>
+          <w:numId w:val="8"/>
+        </w:numPr>
+      </w:pPr>
+      <w:r>
+        <w:t xml:space="preserve">Added message for missing samples in </w:t>
+      </w:r>
+      <w:proofErr w:type="spellStart"/>
+      <w:r>
+        <w:t>SonTek</w:t>
+      </w:r>
+      <w:proofErr w:type="spellEnd"/>
+      <w:r>
+        <w:t xml:space="preserve"> data.</w:t>
+      </w:r>
+    </w:p>
+    <w:p>
+      <w:pPr>
+        <w:pStyle w:val="ListParagraph"/>
+        <w:numPr>
+          <w:ilvl w:val="0"/>
+          <w:numId w:val="8"/>
+        </w:numPr>
+      </w:pPr>
+      <w:r>
+        <w:t>Modified PT3 tests to reduce false positives.</w:t>
+      </w:r>
+    </w:p>
+    <w:p>
+      <w:pPr>
+        <w:pStyle w:val="ListParagraph"/>
+        <w:numPr>
+          <w:ilvl w:val="0"/>
+          <w:numId w:val="8"/>
+        </w:numPr>
+      </w:pPr>
+      <w:r>
+        <w:t xml:space="preserve">Added check to boat and </w:t>
+      </w:r>
+      <w:proofErr w:type="spellStart"/>
+      <w:r>
+        <w:t>wt</w:t>
+      </w:r>
+      <w:proofErr w:type="spellEnd"/>
+      <w:r>
+        <w:t xml:space="preserve"> to check warn if all data are invalid.</w:t>
+      </w:r>
+    </w:p>
+    <w:p>
+      <w:pPr>
+        <w:pStyle w:val="ListParagraph"/>
+        <w:numPr>
+          <w:ilvl w:val="0"/>
+          <w:numId w:val="8"/>
+        </w:numPr>
+      </w:pPr>
+      <w:r>
+        <w:t>Edge sign check changed to only show message if edge discharge is greater than 0.5%</w:t>
+      </w:r>
+    </w:p>
+    <w:p>
+      <w:pPr>
+        <w:pStyle w:val="ListParagraph"/>
+        <w:numPr>
+          <w:ilvl w:val="0"/>
+          <w:numId w:val="8"/>
+        </w:numPr>
+      </w:pPr>
+      <w:r>
+        <w:t>Added option to store a style sheet with the xml output file.</w:t>
+      </w:r>
+    </w:p>
+    <w:p>
+      <w:pPr>
+        <w:pStyle w:val="ListParagraph"/>
+        <w:numPr>
+          <w:ilvl w:val="0"/>
+          <w:numId w:val="8"/>
+        </w:numPr>
+      </w:pPr>
+      <w:r>
+        <w:t>Added _ separator between date and time in default filename.</w:t>
+      </w:r>
+    </w:p>
+    <w:p>
+      <w:pPr>
+        <w:pStyle w:val="ListParagraph"/>
+        <w:numPr>
+          <w:ilvl w:val="0"/>
+          <w:numId w:val="8"/>
+        </w:numPr>
+      </w:pPr>
+      <w:r>
+        <w:t>Default compass data view changed to evaluation if evaluation is available.</w:t>
+      </w:r>
+    </w:p>
+    <w:p>
+      <w:pPr>
+        <w:pStyle w:val="ListParagraph"/>
+        <w:numPr>
+          <w:ilvl w:val="0"/>
+          <w:numId w:val="8"/>
+        </w:numPr>
+      </w:pPr>
+      <w:r>
+        <w:t xml:space="preserve">Added upper limit of 45 ppt to </w:t>
+      </w:r>
+      <w:proofErr w:type="spellStart"/>
+      <w:r>
+        <w:t>salinty</w:t>
+      </w:r>
+      <w:proofErr w:type="spellEnd"/>
+      <w:r>
+        <w:t xml:space="preserve"> input dialog.</w:t>
+      </w:r>
+    </w:p>
+    <w:p>
+      <w:pPr>
+        <w:pStyle w:val="ListParagraph"/>
+        <w:numPr>
+          <w:ilvl w:val="0"/>
+          <w:numId w:val="8"/>
+        </w:numPr>
+      </w:pPr>
+      <w:r>
+        <w:t>Added Power/Power default exponent to XML output to support NVE request.</w:t>
+      </w:r>
+    </w:p>
+    <w:p>
+      <w:pPr>
+        <w:pStyle w:val="ListParagraph"/>
+        <w:numPr>
+          <w:ilvl w:val="0"/>
+          <w:numId w:val="8"/>
+        </w:numPr>
+      </w:pPr>
+      <w:r>
+        <w:t>Update help file.</w:t>
+      </w:r>
+    </w:p>
+    <w:p>
+      <w:pPr>
+        <w:rPr>
+          <w:b/>
+          <w:bCs/>
+        </w:rPr>
+      </w:pPr>
+      <w:r>
+        <w:rPr>
+          <w:b/>
+          <w:bCs/>
+        </w:rPr>
+        <w:t xml:space="preserve">Changes to </w:t>
+      </w:r>
+      <w:proofErr w:type="spellStart"/>
+      <w:r>
+        <w:rPr>
+          <w:b/>
+          <w:bCs/>
+        </w:rPr>
+        <w:t>QRev</w:t>
+      </w:r>
+      <w:proofErr w:type="spellEnd"/>
+      <w:r>
+        <w:rPr>
+          <w:b/>
+          <w:bCs/>
+        </w:rPr>
+        <w:t xml:space="preserve"> from 3.34 to 3.35</w:t>
+      </w:r>
+    </w:p>
+    <w:p>
+      <w:pPr>
+        <w:pStyle w:val="ListParagraph"/>
+        <w:numPr>
+          <w:ilvl w:val="0"/>
+          <w:numId w:val="10"/>
+        </w:numPr>
+      </w:pPr>
+      <w:r>
+        <w:t>Fixed bug causing crash when ADCP had no compass.</w:t>
+      </w:r>
+    </w:p>
+    <w:p>
+      <w:pPr>
+        <w:rPr>
+          <w:b/>
+          <w:bCs/>
+        </w:rPr>
+      </w:pPr>
+      <w:r>
+        <w:rPr>
+          <w:b/>
+          <w:bCs/>
+        </w:rPr>
+        <w:t xml:space="preserve">Changes to </w:t>
+      </w:r>
+      <w:proofErr w:type="spellStart"/>
+      <w:r>
+        <w:rPr>
+          <w:b/>
+          <w:bCs/>
+        </w:rPr>
+        <w:t>QRev</w:t>
+      </w:r>
+      <w:proofErr w:type="spellEnd"/>
+      <w:r>
+        <w:rPr>
+          <w:b/>
+          <w:bCs/>
+        </w:rPr>
+        <w:t xml:space="preserve"> from 3.33 to 3.34</w:t>
+      </w:r>
+    </w:p>
+    <w:p>
+      <w:pPr>
+        <w:pStyle w:val="ListParagraph"/>
+        <w:numPr>
+          <w:ilvl w:val="0"/>
+          <w:numId w:val="11"/>
+        </w:numPr>
+      </w:pPr>
+      <w:r>
+        <w:t xml:space="preserve">Fixed bug causing 25 cm excluded distance to be applied to </w:t>
+      </w:r>
+      <w:proofErr w:type="spellStart"/>
+      <w:r>
+        <w:t>RiverPro</w:t>
+      </w:r>
+      <w:proofErr w:type="spellEnd"/>
+      <w:r>
+        <w:t xml:space="preserve"> data.</w:t>
+      </w:r>
+    </w:p>
+    <w:p>
+      <w:pPr>
+        <w:rPr>
+          <w:b/>
+          <w:bCs/>
+        </w:rPr>
+      </w:pPr>
+      <w:r>
+        <w:rPr>
+          <w:b/>
+          <w:bCs/>
+        </w:rPr>
+        <w:t xml:space="preserve">Changes to </w:t>
+      </w:r>
+      <w:proofErr w:type="spellStart"/>
+      <w:r>
+        <w:rPr>
+          <w:b/>
+          <w:bCs/>
+        </w:rPr>
+        <w:t>QRev</w:t>
+      </w:r>
+      <w:proofErr w:type="spellEnd"/>
+      <w:r>
+        <w:rPr>
+          <w:b/>
+          <w:bCs/>
+        </w:rPr>
+        <w:t xml:space="preserve"> from 3.31 to 3.33</w:t>
+      </w:r>
+    </w:p>
+    <w:p>
+      <w:pPr>
+        <w:pStyle w:val="ListParagraph"/>
+        <w:numPr>
+          <w:ilvl w:val="0"/>
+          <w:numId w:val="13"/>
+        </w:numPr>
+      </w:pPr>
+      <w:r>
+        <w:t>Fixed bug using uncheck all.</w:t>
+      </w:r>
+    </w:p>
+    <w:p>
+      <w:pPr>
+        <w:pStyle w:val="ListParagraph"/>
+        <w:numPr>
+          <w:ilvl w:val="0"/>
+          <w:numId w:val="13"/>
+        </w:numPr>
+      </w:pPr>
+      <w:r>
+        <w:t>Fixed bug manually loading system test or compass calibration or evaluation</w:t>
+      </w:r>
+    </w:p>
+    <w:p>
+      <w:pPr>
+        <w:pStyle w:val="ListParagraph"/>
+        <w:numPr>
+          <w:ilvl w:val="0"/>
+          <w:numId w:val="13"/>
+        </w:numPr>
+      </w:pPr>
+      <w:r>
+        <w:t>Changed legend location to best</w:t>
+      </w:r>
+    </w:p>
+    <w:p>
+      <w:pPr>
+        <w:pStyle w:val="ListParagraph"/>
+        <w:numPr>
+          <w:ilvl w:val="0"/>
+          <w:numId w:val="13"/>
+        </w:numPr>
+      </w:pPr>
+      <w:r>
+        <w:t>Fixed bugs in GUI causing wrong transects to be highlighted</w:t>
+      </w:r>
+    </w:p>
+    <w:p>
+      <w:pPr>
+        <w:pStyle w:val="ListParagraph"/>
+        <w:numPr>
+          <w:ilvl w:val="0"/>
+          <w:numId w:val="13"/>
+        </w:numPr>
+      </w:pPr>
+      <w:r>
+        <w:t xml:space="preserve">Fixed bug reprocessing </w:t>
+      </w:r>
+      <w:proofErr w:type="spellStart"/>
+      <w:r>
+        <w:t>QRev</w:t>
+      </w:r>
+      <w:proofErr w:type="spellEnd"/>
+      <w:r>
+        <w:t xml:space="preserve"> files associated with moving-bed tests</w:t>
+      </w:r>
+    </w:p>
+    <w:p>
+      <w:pPr>
+        <w:pStyle w:val="ListParagraph"/>
+        <w:numPr>
+          <w:ilvl w:val="0"/>
+          <w:numId w:val="13"/>
+        </w:numPr>
+      </w:pPr>
+      <w:r>
+        <w:t xml:space="preserve">Fixed bug causing changes in draft </w:t>
+      </w:r>
+      <w:proofErr w:type="spellStart"/>
+      <w:r>
+        <w:t>hOffset</w:t>
+      </w:r>
+      <w:proofErr w:type="spellEnd"/>
+      <w:r>
+        <w:t xml:space="preserve">, </w:t>
+      </w:r>
+      <w:proofErr w:type="spellStart"/>
+      <w:r>
+        <w:t>hSource</w:t>
+      </w:r>
+      <w:proofErr w:type="spellEnd"/>
+      <w:r>
+        <w:t xml:space="preserve">, and </w:t>
+      </w:r>
+      <w:proofErr w:type="spellStart"/>
+      <w:r>
+        <w:t>magVar</w:t>
+      </w:r>
+      <w:proofErr w:type="spellEnd"/>
+      <w:r>
+        <w:t xml:space="preserve"> to not update QA properly</w:t>
+      </w:r>
+    </w:p>
+    <w:p>
+      <w:pPr>
+        <w:rPr>
+          <w:b/>
+          <w:bCs/>
+        </w:rPr>
+      </w:pPr>
+      <w:r>
+        <w:rPr>
+          <w:b/>
+          <w:bCs/>
+        </w:rPr>
+        <w:t xml:space="preserve">Changes to </w:t>
+      </w:r>
+      <w:proofErr w:type="spellStart"/>
+      <w:r>
+        <w:rPr>
+          <w:b/>
+          <w:bCs/>
+        </w:rPr>
+        <w:t>QRev</w:t>
+      </w:r>
+      <w:proofErr w:type="spellEnd"/>
+      <w:r>
+        <w:rPr>
+          <w:b/>
+          <w:bCs/>
+        </w:rPr>
+        <w:t xml:space="preserve"> from 3.30 to 3.31</w:t>
+      </w:r>
+    </w:p>
+    <w:p>
+      <w:pPr>
+        <w:pStyle w:val="ListParagraph"/>
+        <w:numPr>
+          <w:ilvl w:val="0"/>
+          <w:numId w:val="15"/>
+        </w:numPr>
+      </w:pPr>
+      <w:r>
+        <w:t xml:space="preserve">Fixed bug creating structure for test results from existing </w:t>
+      </w:r>
+      <w:proofErr w:type="spellStart"/>
+      <w:r>
+        <w:t>QRev</w:t>
+      </w:r>
+      <w:proofErr w:type="spellEnd"/>
+      <w:r>
+        <w:t xml:space="preserve"> files</w:t>
+      </w:r>
+    </w:p>
+    <w:p>
+      <w:pPr>
+        <w:pStyle w:val="ListParagraph"/>
+        <w:numPr>
+          <w:ilvl w:val="0"/>
+          <w:numId w:val="15"/>
+        </w:numPr>
+      </w:pPr>
+      <w:r>
+        <w:t>Fixed bug setting status of system test results and button color</w:t>
+      </w:r>
+    </w:p>
+    <w:p>
+      <w:pPr>
+        <w:pStyle w:val="ListParagraph"/>
+        <w:numPr>
+          <w:ilvl w:val="0"/>
+          <w:numId w:val="15"/>
+        </w:numPr>
+      </w:pPr>
+      <w:r>
+        <w:t>Fixed bug causing end edge discharge to be applied at start edge</w:t>
+      </w:r>
+    </w:p>
+    <w:p>
+      <w:pPr>
+        <w:pStyle w:val="ListParagraph"/>
+        <w:numPr>
+          <w:ilvl w:val="0"/>
+          <w:numId w:val="15"/>
+        </w:numPr>
+      </w:pPr>
+      <w:r>
+        <w:lastRenderedPageBreak/>
+        <w:t>Fixed bug preventing user uncertainty from being recomputed after changing a filter or extrapolation</w:t>
+      </w:r>
+    </w:p>
+    <w:p>
+      <w:pPr>
+        <w:pStyle w:val="ListParagraph"/>
+        <w:numPr>
+          <w:ilvl w:val="0"/>
+          <w:numId w:val="15"/>
+        </w:numPr>
+      </w:pPr>
+      <w:r>
+        <w:t>Fixed bug displaying number of ensembles to use for edge</w:t>
+      </w:r>
+    </w:p>
+    <w:p>
+      <w:pPr>
+        <w:pStyle w:val="ListParagraph"/>
+        <w:numPr>
+          <w:ilvl w:val="0"/>
+          <w:numId w:val="15"/>
+        </w:numPr>
+      </w:pPr>
+      <w:r>
+        <w:t>Changed the algorithm for determining PT3 failure</w:t>
+      </w:r>
+    </w:p>
+    <w:p>
+      <w:pPr>
+        <w:pStyle w:val="ListParagraph"/>
+        <w:numPr>
+          <w:ilvl w:val="0"/>
+          <w:numId w:val="15"/>
+        </w:numPr>
+      </w:pPr>
+      <w:r>
+        <w:t>Modified the computation for extrapolation uncertainty to prevent a manual setting from biasing the uncertainty low</w:t>
+      </w:r>
+    </w:p>
+    <w:p>
+      <w:pPr>
+        <w:pStyle w:val="ListParagraph"/>
+        <w:numPr>
+          <w:ilvl w:val="0"/>
+          <w:numId w:val="15"/>
+        </w:numPr>
+      </w:pPr>
+      <w:r>
+        <w:t xml:space="preserve">Added reprocessing of moving-bed tests to reprocessing of existing </w:t>
+      </w:r>
+      <w:proofErr w:type="spellStart"/>
+      <w:r>
+        <w:t>QRev</w:t>
+      </w:r>
+      <w:proofErr w:type="spellEnd"/>
+      <w:r>
+        <w:t xml:space="preserve"> data files.</w:t>
+      </w:r>
+    </w:p>
+    <w:p>
+      <w:pPr>
+        <w:pStyle w:val="ListParagraph"/>
+        <w:numPr>
+          <w:ilvl w:val="0"/>
+          <w:numId w:val="15"/>
+        </w:numPr>
+      </w:pPr>
+      <w:r>
+        <w:t>The mag field, if available, is automatically displayed in the heading graph</w:t>
+      </w:r>
+    </w:p>
+    <w:p>
+      <w:pPr>
+        <w:pStyle w:val="ListParagraph"/>
+        <w:numPr>
+          <w:ilvl w:val="0"/>
+          <w:numId w:val="15"/>
+        </w:numPr>
+      </w:pPr>
+      <w:r>
+        <w:t>Modified the excluded distance filter to round to 2 digits to prevent differences when converting between units.</w:t>
+      </w:r>
+    </w:p>
+    <w:p>
+      <w:pPr>
+        <w:rPr>
+          <w:b/>
+          <w:bCs/>
+        </w:rPr>
+      </w:pPr>
+      <w:r>
+        <w:rPr>
+          <w:b/>
+          <w:bCs/>
+        </w:rPr>
+        <w:t xml:space="preserve">Changes to </w:t>
+      </w:r>
+      <w:proofErr w:type="spellStart"/>
+      <w:r>
+        <w:rPr>
+          <w:b/>
+          <w:bCs/>
+        </w:rPr>
+        <w:t>QRev</w:t>
+      </w:r>
+      <w:proofErr w:type="spellEnd"/>
+      <w:r>
+        <w:rPr>
+          <w:b/>
+          <w:bCs/>
+        </w:rPr>
+        <w:t xml:space="preserve"> from 3.28 to 3.30</w:t>
+      </w:r>
+    </w:p>
+    <w:p>
+      <w:pPr>
+        <w:pStyle w:val="ListParagraph"/>
+        <w:numPr>
+          <w:ilvl w:val="0"/>
+          <w:numId w:val="17"/>
+        </w:numPr>
+      </w:pPr>
+      <w:r>
+        <w:t>Fixed bugs in messages table that were opening wrong windows.</w:t>
+      </w:r>
+    </w:p>
+    <w:p>
+      <w:pPr>
+        <w:pStyle w:val="ListParagraph"/>
+        <w:numPr>
+          <w:ilvl w:val="0"/>
+          <w:numId w:val="17"/>
+        </w:numPr>
+      </w:pPr>
+      <w:r>
+        <w:t>Modified code to interpolate invalid data from composite tracks using the composite tracks rather than the primary data.</w:t>
+      </w:r>
+    </w:p>
+    <w:p>
+      <w:pPr>
+        <w:pStyle w:val="ListParagraph"/>
+        <w:numPr>
+          <w:ilvl w:val="0"/>
+          <w:numId w:val="17"/>
+        </w:numPr>
+      </w:pPr>
+      <w:r>
+        <w:t>Modified code to interpolate invalid data from composite depths using the composite depths rather than the primary data.</w:t>
+      </w:r>
+    </w:p>
+    <w:p>
+      <w:pPr>
+        <w:pStyle w:val="ListParagraph"/>
+        <w:numPr>
+          <w:ilvl w:val="0"/>
+          <w:numId w:val="17"/>
+        </w:numPr>
+      </w:pPr>
+      <w:r>
+        <w:t>Modified draft check to use display units and limit the comparison to 2 decimal spots which is what is displayed in the GUI.</w:t>
+      </w:r>
+    </w:p>
+    <w:p>
+      <w:pPr>
+        <w:pStyle w:val="ListParagraph"/>
+        <w:numPr>
+          <w:ilvl w:val="0"/>
+          <w:numId w:val="17"/>
+        </w:numPr>
+      </w:pPr>
+      <w:r>
+        <w:t>Added code to interpolate discharge for ensembles that are too shallow for a valid depth cell.</w:t>
+      </w:r>
+    </w:p>
+    <w:p>
+      <w:pPr>
+        <w:pStyle w:val="ListParagraph"/>
+        <w:numPr>
+          <w:ilvl w:val="0"/>
+          <w:numId w:val="17"/>
+        </w:numPr>
+      </w:pPr>
+      <w:r>
+        <w:t xml:space="preserve">Modified code in the way that TRDI </w:t>
+      </w:r>
+      <w:proofErr w:type="spellStart"/>
+      <w:r>
+        <w:t>mmt</w:t>
+      </w:r>
+      <w:proofErr w:type="spellEnd"/>
+      <w:r>
+        <w:t xml:space="preserve"> file setting for composite depths are processed to </w:t>
+      </w:r>
+      <w:proofErr w:type="spellStart"/>
+      <w:r>
+        <w:t>QRev</w:t>
+      </w:r>
+      <w:proofErr w:type="spellEnd"/>
+      <w:r>
+        <w:t xml:space="preserve"> settings. </w:t>
+      </w:r>
+    </w:p>
+    <w:p>
+      <w:pPr>
+        <w:pStyle w:val="ListParagraph"/>
+        <w:numPr>
+          <w:ilvl w:val="0"/>
+          <w:numId w:val="17"/>
+        </w:numPr>
+      </w:pPr>
+      <w:r>
+        <w:t>Moved composite depth computation to end of data input flow.</w:t>
+      </w:r>
+    </w:p>
+    <w:p>
+      <w:pPr>
+        <w:pStyle w:val="ListParagraph"/>
+        <w:numPr>
+          <w:ilvl w:val="0"/>
+          <w:numId w:val="17"/>
+        </w:numPr>
+      </w:pPr>
+      <w:r>
+        <w:t>Modified code to allow the view comments button to be accessible even when another window is open.</w:t>
+      </w:r>
+    </w:p>
+    <w:p>
+      <w:pPr>
+        <w:pStyle w:val="ListParagraph"/>
+        <w:numPr>
+          <w:ilvl w:val="0"/>
+          <w:numId w:val="17"/>
+        </w:numPr>
+      </w:pPr>
+      <w:r>
+        <w:t xml:space="preserve">Fixed bug with </w:t>
+      </w:r>
+      <w:proofErr w:type="spellStart"/>
+      <w:r>
+        <w:t>computePerDiff</w:t>
+      </w:r>
+      <w:proofErr w:type="spellEnd"/>
+      <w:r>
+        <w:t xml:space="preserve"> in extrapolation sensitivity when no transect data provided.</w:t>
+      </w:r>
+    </w:p>
+    <w:p>
+      <w:pPr>
+        <w:pStyle w:val="ListParagraph"/>
+        <w:numPr>
+          <w:ilvl w:val="0"/>
+          <w:numId w:val="17"/>
+        </w:numPr>
+      </w:pPr>
+      <w:r>
+        <w:t>Added valid depth method to xml output.</w:t>
+      </w:r>
+    </w:p>
+    <w:p>
+      <w:pPr>
+        <w:pStyle w:val="ListParagraph"/>
+        <w:numPr>
+          <w:ilvl w:val="0"/>
+          <w:numId w:val="17"/>
+        </w:numPr>
+      </w:pPr>
+      <w:r>
+        <w:t xml:space="preserve">Added code to check compass </w:t>
+      </w:r>
+      <w:proofErr w:type="spellStart"/>
+      <w:r>
+        <w:t>cal</w:t>
+      </w:r>
+      <w:proofErr w:type="spellEnd"/>
+      <w:r>
+        <w:t xml:space="preserve"> errors against USGS recommendations</w:t>
+      </w:r>
+    </w:p>
+    <w:p>
+      <w:pPr>
+        <w:pStyle w:val="ListParagraph"/>
+        <w:numPr>
+          <w:ilvl w:val="0"/>
+          <w:numId w:val="17"/>
+        </w:numPr>
+      </w:pPr>
+      <w:r>
+        <w:t xml:space="preserve">Added code to handle files processed with </w:t>
+      </w:r>
+      <w:proofErr w:type="spellStart"/>
+      <w:r>
+        <w:t>QBatch</w:t>
+      </w:r>
+      <w:proofErr w:type="spellEnd"/>
+      <w:r>
         <w:t>.</w:t>
       </w:r>
-      <w:r>
-        <w:rPr>
-          <w:b/>
-          <w:bCs/>
-        </w:rPr>
-        <w:t>15 to 4</w:t>
-      </w:r>
-      <w:r>
-        <w:rPr>
-          <w:b/>
-          <w:bCs/>
-        </w:rPr>
+    </w:p>
+    <w:p>
+      <w:pPr>
+        <w:pStyle w:val="ListParagraph"/>
+        <w:numPr>
+          <w:ilvl w:val="0"/>
+          <w:numId w:val="17"/>
+        </w:numPr>
+      </w:pPr>
+      <w:r>
+        <w:t>Fixed bug with variable names for mean and max depth and max water speed.</w:t>
+      </w:r>
+    </w:p>
+    <w:p>
+      <w:pPr>
+        <w:pStyle w:val="ListParagraph"/>
+        <w:numPr>
+          <w:ilvl w:val="0"/>
+          <w:numId w:val="17"/>
+        </w:numPr>
+      </w:pPr>
+      <w:r>
+        <w:t>Fixed bug with order of warnings and cautions for system test checks.</w:t>
+      </w:r>
+    </w:p>
+    <w:p/>
+    <w:p>
+      <w:pPr>
+        <w:rPr>
+          <w:b/>
+          <w:bCs/>
+        </w:rPr>
+      </w:pPr>
+      <w:r>
+        <w:rPr>
+          <w:b/>
+          <w:bCs/>
+        </w:rPr>
+        <w:t xml:space="preserve">Changes to </w:t>
+      </w:r>
+      <w:proofErr w:type="spellStart"/>
+      <w:r>
+        <w:rPr>
+          <w:b/>
+          <w:bCs/>
+        </w:rPr>
+        <w:t>QRev</w:t>
+      </w:r>
+      <w:proofErr w:type="spellEnd"/>
+      <w:r>
+        <w:rPr>
+          <w:b/>
+          <w:bCs/>
+        </w:rPr>
+        <w:t xml:space="preserve"> from 3.24 to 3.28</w:t>
+      </w:r>
+    </w:p>
+    <w:p/>
+    <w:p>
+      <w:pPr>
+        <w:pStyle w:val="ListParagraph"/>
+        <w:numPr>
+          <w:ilvl w:val="0"/>
+          <w:numId w:val="19"/>
+        </w:numPr>
+      </w:pPr>
+      <w:r>
+        <w:t>Messages are now in a table, sorted with warnings on top, and identified with a symbol and font.</w:t>
+      </w:r>
+    </w:p>
+    <w:p>
+      <w:pPr>
+        <w:pStyle w:val="ListParagraph"/>
+        <w:numPr>
+          <w:ilvl w:val="0"/>
+          <w:numId w:val="19"/>
+        </w:numPr>
+      </w:pPr>
+      <w:r>
+        <w:t>Clicking on a message will open the associated window, same as clicking on associated button.</w:t>
+      </w:r>
+    </w:p>
+    <w:p>
+      <w:pPr>
+        <w:pStyle w:val="ListParagraph"/>
+        <w:numPr>
+          <w:ilvl w:val="0"/>
+          <w:numId w:val="19"/>
+        </w:numPr>
+      </w:pPr>
+      <w:r>
+        <w:t>Extrapolation discharge sensitivity table is now referenced to the currently selected fit, rather than to power/power 0.1667.</w:t>
+      </w:r>
+    </w:p>
+    <w:p>
+      <w:pPr>
+        <w:pStyle w:val="ListParagraph"/>
+        <w:numPr>
+          <w:ilvl w:val="0"/>
+          <w:numId w:val="19"/>
+        </w:numPr>
+      </w:pPr>
+      <w:r>
+        <w:t>Clicking a row in the extrapolation discharge sensitivity table will set the fit to those parameters.</w:t>
+      </w:r>
+    </w:p>
+    <w:p>
+      <w:pPr>
+        <w:pStyle w:val="ListParagraph"/>
+        <w:numPr>
+          <w:ilvl w:val="0"/>
+          <w:numId w:val="19"/>
+        </w:numPr>
+      </w:pPr>
+      <w:r>
+        <w:t xml:space="preserve">The compass error from the evaluation of a TRDI ADCP and if available, from </w:t>
+      </w:r>
+      <w:proofErr w:type="spellStart"/>
+      <w:r>
+        <w:t>RiverSurveyor</w:t>
+      </w:r>
+      <w:proofErr w:type="spellEnd"/>
+      <w:r>
+        <w:t xml:space="preserve"> G3 compass is now shown in the Compass/P/R window.</w:t>
+      </w:r>
+    </w:p>
+    <w:p>
+      <w:pPr>
+        <w:pStyle w:val="ListParagraph"/>
+        <w:numPr>
+          <w:ilvl w:val="0"/>
+          <w:numId w:val="19"/>
+        </w:numPr>
+      </w:pPr>
+      <w:r>
+        <w:lastRenderedPageBreak/>
+        <w:t>The system test window now displays the total number of tests.</w:t>
+      </w:r>
+    </w:p>
+    <w:p>
+      <w:pPr>
+        <w:pStyle w:val="ListParagraph"/>
+        <w:numPr>
+          <w:ilvl w:val="0"/>
+          <w:numId w:val="19"/>
+        </w:numPr>
+      </w:pPr>
+      <w:r>
+        <w:t>The PT3 test is now decoded and the correlation in lag 3 is checked to ensure that the correlation is less than 15% of the lag 0 correlation.</w:t>
+      </w:r>
+    </w:p>
+    <w:p>
+      <w:pPr>
+        <w:pStyle w:val="ListParagraph"/>
+        <w:numPr>
+          <w:ilvl w:val="0"/>
+          <w:numId w:val="19"/>
+        </w:numPr>
+      </w:pPr>
+      <w:r>
+        <w:t>A minimum threshold for the boat track vertical velocity filter is set to 0.01 m/s.</w:t>
+      </w:r>
+    </w:p>
+    <w:p>
+      <w:pPr>
+        <w:pStyle w:val="ListParagraph"/>
+        <w:numPr>
+          <w:ilvl w:val="0"/>
+          <w:numId w:val="19"/>
+        </w:numPr>
+      </w:pPr>
+      <w:r>
+        <w:t xml:space="preserve">A bug which applied both the </w:t>
+      </w:r>
+      <w:proofErr w:type="spellStart"/>
+      <w:r>
+        <w:t>magvar</w:t>
+      </w:r>
+      <w:proofErr w:type="spellEnd"/>
+      <w:r>
+        <w:t xml:space="preserve"> and heading offset to all compass data when loading has been fixed. Now the </w:t>
+      </w:r>
+      <w:proofErr w:type="spellStart"/>
+      <w:r>
+        <w:t>magvar</w:t>
+      </w:r>
+      <w:proofErr w:type="spellEnd"/>
+      <w:r>
+        <w:t xml:space="preserve"> is only applied to the internal compass and the heading offset only applied to the external compass. This is consistent with how it was handled in the Compass/P/R window.</w:t>
+      </w:r>
+    </w:p>
+    <w:p>
+      <w:pPr>
+        <w:pStyle w:val="ListParagraph"/>
+        <w:numPr>
+          <w:ilvl w:val="0"/>
+          <w:numId w:val="19"/>
+        </w:numPr>
+      </w:pPr>
+      <w:r>
+        <w:t>Label for Google Earth plots was changed to filename only, not including the path.</w:t>
+      </w:r>
+    </w:p>
+    <w:p>
+      <w:pPr>
+        <w:pStyle w:val="ListParagraph"/>
+        <w:numPr>
+          <w:ilvl w:val="0"/>
+          <w:numId w:val="19"/>
+        </w:numPr>
+      </w:pPr>
+      <w:r>
+        <w:t>Fixed other minor bugs.</w:t>
+      </w:r>
+    </w:p>
+    <w:p>
+      <w:pPr>
+        <w:rPr>
+          <w:b/>
+          <w:bCs/>
+        </w:rPr>
+      </w:pPr>
+      <w:r>
+        <w:rPr>
+          <w:b/>
+          <w:bCs/>
+        </w:rPr>
+        <w:t xml:space="preserve">Changes to </w:t>
+      </w:r>
+      <w:proofErr w:type="spellStart"/>
+      <w:r>
+        <w:rPr>
+          <w:b/>
+          <w:bCs/>
+        </w:rPr>
+        <w:t>QRev</w:t>
+      </w:r>
+      <w:proofErr w:type="spellEnd"/>
+      <w:r>
+        <w:rPr>
+          <w:b/>
+          <w:bCs/>
+        </w:rPr>
+        <w:t xml:space="preserve"> since from 3.23 to 3.24</w:t>
+      </w:r>
+    </w:p>
+    <w:p>
+      <w:pPr>
+        <w:pStyle w:val="ListParagraph"/>
+        <w:numPr>
+          <w:ilvl w:val="0"/>
+          <w:numId w:val="21"/>
+        </w:numPr>
+      </w:pPr>
+      <w:r>
+        <w:t>Fixed compiler issue causing the plot to Google Earth to fail</w:t>
+      </w:r>
+    </w:p>
+    <w:p>
+      <w:pPr>
+        <w:pStyle w:val="ListParagraph"/>
+        <w:numPr>
+          <w:ilvl w:val="0"/>
+          <w:numId w:val="21"/>
+        </w:numPr>
+      </w:pPr>
+      <w:r>
+        <w:t>Fixed a bug reading longitude data when preceded by a leading zero.</w:t>
+      </w:r>
+    </w:p>
+    <w:p>
+      <w:pPr>
+        <w:rPr>
+          <w:b/>
+          <w:bCs/>
+        </w:rPr>
+      </w:pPr>
+      <w:r>
+        <w:rPr>
+          <w:b/>
+          <w:bCs/>
+        </w:rPr>
+        <w:t xml:space="preserve">Changes to </w:t>
+      </w:r>
+      <w:proofErr w:type="spellStart"/>
+      <w:r>
+        <w:rPr>
+          <w:b/>
+          <w:bCs/>
+        </w:rPr>
+        <w:t>QRev</w:t>
+      </w:r>
+      <w:proofErr w:type="spellEnd"/>
+      <w:r>
+        <w:rPr>
+          <w:b/>
+          <w:bCs/>
+        </w:rPr>
+        <w:t xml:space="preserve"> since release of version 3.21 (in chronological order)</w:t>
+      </w:r>
+    </w:p>
+    <w:p>
+      <w:pPr>
+        <w:pStyle w:val="ListParagraph"/>
+        <w:numPr>
+          <w:ilvl w:val="0"/>
+          <w:numId w:val="23"/>
+        </w:numPr>
+      </w:pPr>
+      <w:r>
+        <w:t xml:space="preserve">Improved the handling of illegal xml characters in </w:t>
+      </w:r>
+      <w:proofErr w:type="spellStart"/>
+      <w:r>
+        <w:t>mmt</w:t>
+      </w:r>
+      <w:proofErr w:type="spellEnd"/>
+      <w:r>
+        <w:t xml:space="preserve"> file.</w:t>
+      </w:r>
+    </w:p>
+    <w:p>
+      <w:pPr>
+        <w:pStyle w:val="ListParagraph"/>
+        <w:numPr>
+          <w:ilvl w:val="0"/>
+          <w:numId w:val="23"/>
+        </w:numPr>
+      </w:pPr>
+      <w:r>
+        <w:t>Added a minimum threshold to the COV QA check for stationary tests.</w:t>
+      </w:r>
+    </w:p>
+    <w:p>
+      <w:pPr>
+        <w:pStyle w:val="ListParagraph"/>
+        <w:numPr>
+          <w:ilvl w:val="0"/>
+          <w:numId w:val="23"/>
+        </w:numPr>
+      </w:pPr>
+      <w:r>
+        <w:t>Changed the QA check for number of valid ensembles to a duration based check for stationary moving-bed test.</w:t>
+      </w:r>
+    </w:p>
+    <w:p>
+      <w:pPr>
+        <w:pStyle w:val="ListParagraph"/>
+        <w:numPr>
+          <w:ilvl w:val="0"/>
+          <w:numId w:val="23"/>
+        </w:numPr>
+      </w:pPr>
+      <w:r>
+        <w:t>Fixed bug causing edges GUI not to update with changes to table.</w:t>
+      </w:r>
+    </w:p>
+    <w:p>
+      <w:pPr>
+        <w:pStyle w:val="ListParagraph"/>
+        <w:numPr>
+          <w:ilvl w:val="0"/>
+          <w:numId w:val="23"/>
+        </w:numPr>
+      </w:pPr>
+      <w:r>
+        <w:t>Added a button to copy comments from the view comments window so they could be pasted in another application.</w:t>
+      </w:r>
+    </w:p>
+    <w:p>
+      <w:pPr>
+        <w:pStyle w:val="ListParagraph"/>
+        <w:numPr>
+          <w:ilvl w:val="0"/>
+          <w:numId w:val="23"/>
+        </w:numPr>
+      </w:pPr>
+      <w:r>
+        <w:t>Changed Display Units buttons to Options and created an Options window for units and save all or save checked only.</w:t>
+      </w:r>
+    </w:p>
+    <w:p>
+      <w:pPr>
+        <w:pStyle w:val="ListParagraph"/>
+        <w:numPr>
+          <w:ilvl w:val="0"/>
+          <w:numId w:val="23"/>
+        </w:numPr>
+      </w:pPr>
+      <w:r>
+        <w:t>Added an icon button to main window for uncheck all.</w:t>
+      </w:r>
+    </w:p>
+    <w:p>
+      <w:pPr>
+        <w:pStyle w:val="ListParagraph"/>
+        <w:numPr>
+          <w:ilvl w:val="0"/>
+          <w:numId w:val="23"/>
+        </w:numPr>
+      </w:pPr>
+      <w:r>
+        <w:t>Change version to 3.22.</w:t>
+      </w:r>
+    </w:p>
+    <w:p>
+      <w:pPr>
+        <w:pStyle w:val="ListParagraph"/>
+        <w:numPr>
+          <w:ilvl w:val="0"/>
+          <w:numId w:val="23"/>
+        </w:numPr>
+      </w:pPr>
+      <w:r>
+        <w:t>Fixed bug in when selecting an extrapolation fit where numerical storage prevented 0.1 = 0.1</w:t>
+      </w:r>
+      <w:r>
+        <w:tab/>
+      </w:r>
+    </w:p>
+    <w:p>
+      <w:pPr>
+        <w:pStyle w:val="ListParagraph"/>
+        <w:numPr>
+          <w:ilvl w:val="0"/>
+          <w:numId w:val="23"/>
+        </w:numPr>
+      </w:pPr>
+      <w:r>
+        <w:t>Fixed issue with RSL revision numbers which need to be 2 digits (02 not 2).</w:t>
+      </w:r>
+    </w:p>
+    <w:p>
+      <w:pPr>
+        <w:pStyle w:val="ListParagraph"/>
+        <w:numPr>
+          <w:ilvl w:val="0"/>
+          <w:numId w:val="23"/>
+        </w:numPr>
+      </w:pPr>
+      <w:r>
+        <w:t xml:space="preserve">Fixed issue with UTC time from GGA which contained an invalid character causing the str2double function resulting in </w:t>
+      </w:r>
+      <w:proofErr w:type="spellStart"/>
+      <w:r>
+        <w:t>NaN</w:t>
+      </w:r>
+      <w:proofErr w:type="spellEnd"/>
+      <w:r>
         <w:t>.</w:t>
       </w:r>
-      <w:r>
-        <w:rPr>
-          <w:b/>
-          <w:bCs/>
-        </w:rPr>
-        <w:t>16</w:t>
-      </w:r>
-    </w:p>
-    <w:p>
-      <w:pPr>
-        <w:pStyle w:val="ListParagraph"/>
-        <w:numPr>
-          <w:ilvl w:val="0"/>
-          <w:numId w:val="33"/>
-        </w:numPr>
-      </w:pPr>
-      <w:r>
-        <w:t>Fixed incomplete system test for TRDI causing crash when saving</w:t>
-      </w:r>
-    </w:p>
-    <w:p>
-      <w:pPr>
-        <w:pStyle w:val="ListParagraph"/>
-        <w:numPr>
-          <w:ilvl w:val="0"/>
-          <w:numId w:val="33"/>
-        </w:numPr>
-      </w:pPr>
-      <w:r>
-        <w:t>Fixed issue with PT3 test status not displayed properly</w:t>
-      </w:r>
-    </w:p>
-    <w:p>
-      <w:pPr>
-        <w:pStyle w:val="ListParagraph"/>
-        <w:numPr>
-          <w:ilvl w:val="0"/>
-          <w:numId w:val="33"/>
-        </w:numPr>
-      </w:pPr>
-      <w:r>
-        <w:t>Fixed issue with VTG low speed message</w:t>
-      </w:r>
-    </w:p>
-    <w:p>
-      <w:pPr>
-        <w:pStyle w:val="ListParagraph"/>
-        <w:numPr>
-          <w:ilvl w:val="0"/>
-          <w:numId w:val="33"/>
-        </w:numPr>
-      </w:pPr>
-      <w:r>
-        <w:t>Fixed issue with VTG and composite tracks on causing switch to GGA</w:t>
-      </w:r>
-    </w:p>
-    <w:p>
-      <w:pPr>
-        <w:pStyle w:val="ListParagraph"/>
-        <w:numPr>
-          <w:ilvl w:val="0"/>
-          <w:numId w:val="33"/>
-        </w:numPr>
-      </w:pPr>
-      <w:r>
-        <w:t>Fixed issues with the edges tab</w:t>
-      </w:r>
-      <w:r>
-        <w:t>: no valid GPS, 0 or 1 ensembles selected, etc.</w:t>
-      </w:r>
-    </w:p>
-    <w:p>
-      <w:pPr>
-        <w:pStyle w:val="ListParagraph"/>
-        <w:numPr>
-          <w:ilvl w:val="0"/>
-          <w:numId w:val="33"/>
-        </w:numPr>
-      </w:pPr>
-      <w:r>
-        <w:t>Fixed issues with tab text color not updating properly</w:t>
-      </w:r>
-    </w:p>
-    <w:p>
-      <w:pPr>
-        <w:pStyle w:val="ListParagraph"/>
-        <w:numPr>
-          <w:ilvl w:val="0"/>
-          <w:numId w:val="33"/>
-        </w:numPr>
-      </w:pPr>
-      <w:r>
-        <w:t>Updated user’s manual to indicate that 4-beam composite is the default if vertical beam or depth sounder data are available.</w:t>
-      </w:r>
-    </w:p>
-    <w:p>
-      <w:pPr>
-        <w:pStyle w:val="ListParagraph"/>
-        <w:numPr>
-          <w:ilvl w:val="0"/>
-          <w:numId w:val="33"/>
-        </w:numPr>
-      </w:pPr>
-      <w:r>
-        <w:t>Several issues with the interaction with RIVRS were fixed</w:t>
-      </w:r>
-    </w:p>
-    <w:p>
-      <w:pPr>
-        <w:pStyle w:val="ListParagraph"/>
-        <w:numPr>
-          <w:ilvl w:val="0"/>
-          <w:numId w:val="33"/>
-        </w:numPr>
-      </w:pPr>
-      <w:r>
-        <w:t>Fixed inconsistent behavior of the up/down arrows</w:t>
-      </w:r>
-    </w:p>
-    <w:p>
-      <w:pPr>
-        <w:pStyle w:val="ListParagraph"/>
-        <w:numPr>
-          <w:ilvl w:val="0"/>
-          <w:numId w:val="33"/>
-        </w:numPr>
-      </w:pPr>
-      <w:r>
-        <w:t>Improved speed of transect change using up/down arrows</w:t>
-      </w:r>
-    </w:p>
-    <w:p>
-      <w:pPr>
-        <w:pStyle w:val="ListParagraph"/>
-        <w:numPr>
-          <w:ilvl w:val="0"/>
-          <w:numId w:val="33"/>
-        </w:numPr>
-      </w:pPr>
-      <w:r>
-        <w:t>Fixed issue with files saving in previously used folder</w:t>
-      </w:r>
-    </w:p>
-    <w:p>
-      <w:pPr>
-        <w:pStyle w:val="ListParagraph"/>
-        <w:numPr>
-          <w:ilvl w:val="0"/>
-          <w:numId w:val="33"/>
-        </w:numPr>
-      </w:pPr>
-      <w:r>
-        <w:t>Modified code for compatibility with Nortek Signature 1000</w:t>
-      </w:r>
-    </w:p>
-    <w:p>
-      <w:pPr>
-        <w:rPr>
-          <w:b/>
-          <w:bCs/>
-        </w:rPr>
-      </w:pPr>
-      <w:r>
-        <w:rPr>
-          <w:b/>
-          <w:bCs/>
-        </w:rPr>
-        <w:t>Changes 4.14 to 4.15</w:t>
-      </w:r>
-    </w:p>
-    <w:p>
-      <w:pPr>
-        <w:pStyle w:val="ListParagraph"/>
-        <w:numPr>
-          <w:ilvl w:val="0"/>
-          <w:numId w:val="32"/>
-        </w:numPr>
-      </w:pPr>
-      <w:r>
-        <w:t>Fixed issue with shiptrack when all GPS data are invalid</w:t>
-      </w:r>
-    </w:p>
-    <w:p>
-      <w:pPr>
-        <w:pStyle w:val="ListParagraph"/>
-        <w:numPr>
-          <w:ilvl w:val="0"/>
-          <w:numId w:val="32"/>
-        </w:numPr>
-      </w:pPr>
-      <w:r>
-        <w:t>Fixed bug when applying stationary moving-bed correction</w:t>
-      </w:r>
-    </w:p>
-    <w:p>
-      <w:pPr>
-        <w:rPr>
-          <w:b/>
-          <w:bCs/>
-        </w:rPr>
-      </w:pPr>
-      <w:r>
-        <w:rPr>
-          <w:b/>
-          <w:bCs/>
-        </w:rPr>
-        <w:t>Changes 4.13 to 4.14</w:t>
-      </w:r>
-    </w:p>
-    <w:p>
-      <w:pPr>
-        <w:pStyle w:val="ListParagraph"/>
-        <w:numPr>
-          <w:ilvl w:val="0"/>
-          <w:numId w:val="31"/>
+    </w:p>
+    <w:p>
+      <w:pPr>
+        <w:pStyle w:val="ListParagraph"/>
+        <w:numPr>
+          <w:ilvl w:val="0"/>
+          <w:numId w:val="23"/>
+        </w:numPr>
+      </w:pPr>
+      <w:r>
+        <w:t xml:space="preserve">Added fix for invalid </w:t>
+      </w:r>
+      <w:proofErr w:type="spellStart"/>
+      <w:r>
+        <w:t>prefPath</w:t>
+      </w:r>
+      <w:proofErr w:type="spellEnd"/>
+      <w:r>
+        <w:t xml:space="preserve"> from corrupt </w:t>
+      </w:r>
+      <w:proofErr w:type="spellStart"/>
+      <w:r>
+        <w:t>AppData</w:t>
+      </w:r>
+      <w:proofErr w:type="spellEnd"/>
+      <w:r>
+        <w:t>/Local/</w:t>
+      </w:r>
+      <w:proofErr w:type="spellStart"/>
+      <w:r>
+        <w:t>QRev</w:t>
+      </w:r>
+      <w:proofErr w:type="spellEnd"/>
+    </w:p>
+    <w:p>
+      <w:pPr>
+        <w:pStyle w:val="ListParagraph"/>
+        <w:numPr>
+          <w:ilvl w:val="0"/>
+          <w:numId w:val="23"/>
+        </w:numPr>
+      </w:pPr>
+      <w:r>
+        <w:t xml:space="preserve">Added code to reset the close option from </w:t>
+      </w:r>
+      <w:proofErr w:type="spellStart"/>
+      <w:r>
+        <w:t>extrap</w:t>
+      </w:r>
+      <w:proofErr w:type="spellEnd"/>
+      <w:r>
+        <w:t xml:space="preserve"> to the main window when </w:t>
+      </w:r>
+      <w:proofErr w:type="spellStart"/>
+      <w:r>
+        <w:t>extrap</w:t>
+      </w:r>
+      <w:proofErr w:type="spellEnd"/>
+      <w:r>
+        <w:t xml:space="preserve"> is closed.</w:t>
+      </w:r>
+    </w:p>
+    <w:p>
+      <w:pPr>
+        <w:pStyle w:val="ListParagraph"/>
+        <w:numPr>
+          <w:ilvl w:val="0"/>
+          <w:numId w:val="23"/>
+        </w:numPr>
+      </w:pPr>
+      <w:r>
+        <w:t>Added code to compute the edge velocity using the full profile assuming a 1/6th power fit to estimate the unmeasured portions of the profile.</w:t>
+      </w:r>
+    </w:p>
+    <w:p>
+      <w:pPr>
+        <w:pStyle w:val="ListParagraph"/>
+        <w:numPr>
+          <w:ilvl w:val="0"/>
+          <w:numId w:val="23"/>
+        </w:numPr>
+      </w:pPr>
+      <w:r>
+        <w:t>Fixed bug associated with changing all moving-bed tests to manual.</w:t>
+      </w:r>
+    </w:p>
+    <w:p>
+      <w:pPr>
+        <w:pStyle w:val="ListParagraph"/>
+        <w:numPr>
+          <w:ilvl w:val="0"/>
+          <w:numId w:val="23"/>
+        </w:numPr>
+      </w:pPr>
+      <w:r>
+        <w:t>Added new message when moving-bed tests are selected manually.</w:t>
+      </w:r>
+    </w:p>
+    <w:p>
+      <w:pPr>
+        <w:pStyle w:val="ListParagraph"/>
+        <w:numPr>
+          <w:ilvl w:val="0"/>
+          <w:numId w:val="23"/>
+        </w:numPr>
+      </w:pPr>
+      <w:r>
+        <w:t>Fixed issue with moving-bed tests when data were collected in language other than English.</w:t>
+      </w:r>
+    </w:p>
+    <w:p>
+      <w:pPr>
+        <w:pStyle w:val="ListParagraph"/>
+        <w:numPr>
+          <w:ilvl w:val="0"/>
+          <w:numId w:val="23"/>
+        </w:numPr>
+      </w:pPr>
+      <w:r>
+        <w:t>Change version to 3.23</w:t>
+      </w:r>
+    </w:p>
+    <w:p>
+      <w:pPr>
+        <w:rPr>
+          <w:b/>
+          <w:bCs/>
+        </w:rPr>
+      </w:pPr>
+      <w:r>
+        <w:rPr>
+          <w:b/>
+          <w:bCs/>
+        </w:rPr>
+        <w:t xml:space="preserve">Changes in </w:t>
+      </w:r>
+      <w:proofErr w:type="spellStart"/>
+      <w:r>
+        <w:rPr>
+          <w:b/>
+          <w:bCs/>
+        </w:rPr>
+        <w:t>QRev</w:t>
+      </w:r>
+      <w:proofErr w:type="spellEnd"/>
+      <w:r>
+        <w:rPr>
+          <w:b/>
+          <w:bCs/>
+        </w:rPr>
+        <w:t xml:space="preserve"> from 3.12 to 3.21</w:t>
+      </w:r>
+    </w:p>
+    <w:p>
+      <w:pPr>
+        <w:pStyle w:val="ListParagraph"/>
+        <w:numPr>
+          <w:ilvl w:val="0"/>
+          <w:numId w:val="24"/>
+        </w:numPr>
+      </w:pPr>
+      <w:r>
+        <w:t>Update help to add pdf file which can be searched.</w:t>
+      </w:r>
+    </w:p>
+    <w:p>
+      <w:pPr>
+        <w:pStyle w:val="ListParagraph"/>
+        <w:numPr>
+          <w:ilvl w:val="0"/>
+          <w:numId w:val="24"/>
+        </w:numPr>
+      </w:pPr>
+      <w:r>
+        <w:t>Fixed bug when plotting multiple transects with magnetic data in the Compass/P/R window.</w:t>
+      </w:r>
+    </w:p>
+    <w:p>
+      <w:pPr>
+        <w:pStyle w:val="ListParagraph"/>
+        <w:numPr>
+          <w:ilvl w:val="0"/>
+          <w:numId w:val="24"/>
+        </w:numPr>
+      </w:pPr>
+      <w:r>
+        <w:t xml:space="preserve">Fixed bug with transect name display when some transects were not checked in GPS window. </w:t>
+      </w:r>
+    </w:p>
+    <w:p>
+      <w:pPr>
+        <w:pStyle w:val="ListParagraph"/>
+        <w:numPr>
+          <w:ilvl w:val="0"/>
+          <w:numId w:val="24"/>
         </w:numPr>
       </w:pPr>
       <w:r>
         <w:lastRenderedPageBreak/>
-        <w:t>Fixed issue with applying a loop test when preceded by a stationary test.</w:t>
-      </w:r>
-    </w:p>
-    <w:p>
-      <w:pPr>
-        <w:pStyle w:val="ListParagraph"/>
-        <w:numPr>
-          <w:ilvl w:val="0"/>
-          <w:numId w:val="31"/>
-        </w:numPr>
-      </w:pPr>
-      <w:r>
-        <w:t>Fixed issue with current settings when measurement has mixture of GPS and no GPS</w:t>
-      </w:r>
-    </w:p>
-    <w:p>
-      <w:pPr>
-        <w:rPr>
-          <w:b/>
-          <w:bCs/>
-        </w:rPr>
-      </w:pPr>
-      <w:r>
-        <w:rPr>
-          <w:b/>
-          <w:bCs/>
-        </w:rPr>
-        <w:t>Changes 3.43 to 4.1</w:t>
-      </w:r>
-      <w:r>
-        <w:rPr>
-          <w:b/>
-          <w:bCs/>
-        </w:rPr>
-        <w:t>3</w:t>
-      </w:r>
-    </w:p>
-    <w:p>
-      <w:pPr>
-        <w:pStyle w:val="ListParagraph"/>
-        <w:numPr>
-          <w:ilvl w:val="0"/>
-          <w:numId w:val="29"/>
-        </w:numPr>
-      </w:pPr>
-      <w:r>
-        <w:t>Ported code from Matlab to Python</w:t>
-      </w:r>
-    </w:p>
-    <w:p>
-      <w:pPr>
-        <w:pStyle w:val="ListParagraph"/>
-        <w:numPr>
-          <w:ilvl w:val="0"/>
-          <w:numId w:val="29"/>
-        </w:numPr>
-      </w:pPr>
-      <w:r>
-        <w:t>User interface redesigned using PyQt</w:t>
-      </w:r>
-    </w:p>
-    <w:p>
-      <w:pPr>
-        <w:pStyle w:val="ListParagraph"/>
-        <w:numPr>
-          <w:ilvl w:val="0"/>
-          <w:numId w:val="29"/>
-        </w:numPr>
-      </w:pPr>
-      <w:r>
-        <w:t>Main summary page includes contour, shiptrack, and discharge time series graphics</w:t>
-      </w:r>
-    </w:p>
-    <w:p>
-      <w:pPr>
-        <w:pStyle w:val="ListParagraph"/>
-        <w:numPr>
-          <w:ilvl w:val="0"/>
-          <w:numId w:val="29"/>
-        </w:numPr>
-      </w:pPr>
-      <w:r>
-        <w:t>Ability to change navigation reference through the toolbar</w:t>
-      </w:r>
-    </w:p>
-    <w:p>
-      <w:pPr>
-        <w:pStyle w:val="ListParagraph"/>
-        <w:numPr>
-          <w:ilvl w:val="0"/>
-          <w:numId w:val="29"/>
-        </w:numPr>
-      </w:pPr>
-      <w:r>
-        <w:t>Ability to turn on or off composite tracks through the toolbar</w:t>
-      </w:r>
-    </w:p>
-    <w:p>
-      <w:pPr>
-        <w:pStyle w:val="ListParagraph"/>
-        <w:numPr>
-          <w:ilvl w:val="0"/>
-          <w:numId w:val="29"/>
-        </w:numPr>
-      </w:pPr>
-      <w:r>
-        <w:t>Changes to default settings are highlighted</w:t>
-      </w:r>
-    </w:p>
-    <w:p>
-      <w:pPr>
-        <w:pStyle w:val="ListParagraph"/>
-        <w:numPr>
-          <w:ilvl w:val="0"/>
-          <w:numId w:val="29"/>
-        </w:numPr>
-      </w:pPr>
-      <w:r>
-        <w:t>Opening and measurement loading speed has been improved</w:t>
-      </w:r>
-    </w:p>
-    <w:p>
-      <w:pPr>
-        <w:pStyle w:val="ListParagraph"/>
-        <w:numPr>
-          <w:ilvl w:val="0"/>
-          <w:numId w:val="29"/>
-        </w:numPr>
-      </w:pPr>
-      <w:r>
-        <w:t xml:space="preserve">Change water velocity interpolation from linear to ABBA </w:t>
-      </w:r>
-    </w:p>
-    <w:p>
-      <w:pPr>
-        <w:pStyle w:val="ListParagraph"/>
-        <w:numPr>
-          <w:ilvl w:val="0"/>
-          <w:numId w:val="29"/>
-        </w:numPr>
-      </w:pPr>
-      <w:r>
-        <w:t>Water velocities for all invalid bins are interpolated rather than added to top or bottom extrapolation</w:t>
-      </w:r>
-    </w:p>
-    <w:p>
-      <w:pPr>
-        <w:pStyle w:val="ListParagraph"/>
-        <w:numPr>
-          <w:ilvl w:val="0"/>
-          <w:numId w:val="29"/>
-        </w:numPr>
-      </w:pPr>
-      <w:r>
-        <w:t>F</w:t>
-      </w:r>
-      <w:r>
-        <w:t>ixed bug in vtg primary composite tracks, wasn't substituting GGA</w:t>
-      </w:r>
-    </w:p>
-    <w:p>
-      <w:pPr>
-        <w:pStyle w:val="ListParagraph"/>
-        <w:numPr>
-          <w:ilvl w:val="0"/>
-          <w:numId w:val="29"/>
-        </w:numPr>
-      </w:pPr>
-      <w:r>
-        <w:t>Added uncertainty to the automatic comment when a file is saved</w:t>
-      </w:r>
-    </w:p>
-    <w:p>
-      <w:pPr>
-        <w:pStyle w:val="ListParagraph"/>
-        <w:numPr>
-          <w:ilvl w:val="0"/>
-          <w:numId w:val="29"/>
-        </w:numPr>
-      </w:pPr>
-      <w:r>
-        <w:t>Statistics and interpolation methods in Python may result in small differences from Matlab</w:t>
-      </w:r>
-    </w:p>
-    <w:p>
-      <w:pPr>
-        <w:rPr>
-          <w:b/>
-          <w:bCs/>
-        </w:rPr>
-      </w:pPr>
-      <w:r>
-        <w:rPr>
-          <w:b/>
-          <w:bCs/>
-        </w:rPr>
-        <w:t>Changes 3.42 to 3.43</w:t>
-      </w:r>
-    </w:p>
-    <w:p>
-      <w:pPr>
-        <w:pStyle w:val="ListParagraph"/>
-        <w:numPr>
-          <w:ilvl w:val="0"/>
-          <w:numId w:val="6"/>
-        </w:numPr>
-      </w:pPr>
-      <w:r>
-        <w:t>Fixed bug that did not properly identify missing (lost) ensembles if the typical ensemble duration was greater than 1.5 sec. This affected mode 13 StreamPro data.</w:t>
-      </w:r>
-    </w:p>
-    <w:p>
-      <w:pPr>
-        <w:rPr>
-          <w:b/>
-          <w:bCs/>
-        </w:rPr>
-      </w:pPr>
-      <w:r>
-        <w:rPr>
-          <w:b/>
-          <w:bCs/>
-        </w:rPr>
-        <w:t>Changes 3.41 to 3.42</w:t>
-      </w:r>
-    </w:p>
-    <w:p>
-      <w:pPr>
-        <w:pStyle w:val="ListParagraph"/>
-        <w:numPr>
-          <w:ilvl w:val="0"/>
-          <w:numId w:val="4"/>
-        </w:numPr>
-      </w:pPr>
-      <w:r>
-        <w:t>Fixed bug in bottom discharge extrapolation. Previous versions failed to estimate the bottom discharge for ensembles that had no valid data but where depth cell velocities were interpolated.</w:t>
-      </w:r>
-    </w:p>
-    <w:p>
-      <w:pPr>
-        <w:rPr>
-          <w:b/>
-          <w:bCs/>
-        </w:rPr>
-      </w:pPr>
-      <w:r>
-        <w:rPr>
-          <w:b/>
-          <w:bCs/>
-        </w:rPr>
-        <w:t>Changes 3.40 to 3.41</w:t>
-      </w:r>
-    </w:p>
-    <w:p>
-      <w:pPr>
-        <w:pStyle w:val="ListParagraph"/>
-        <w:numPr>
-          <w:ilvl w:val="0"/>
-          <w:numId w:val="2"/>
-        </w:numPr>
-      </w:pPr>
-      <w:r>
-        <w:t>Fixed bug with discharge percent change not updating after multiple speed of sound changes.</w:t>
-      </w:r>
-    </w:p>
-    <w:p>
-      <w:pPr>
-        <w:pStyle w:val="ListParagraph"/>
-        <w:numPr>
-          <w:ilvl w:val="0"/>
-          <w:numId w:val="2"/>
-        </w:numPr>
-      </w:pPr>
-      <w:r>
-        <w:t>Fixed bug in edges table where wrong row was highlighted if some transects were unchecked.</w:t>
-      </w:r>
-    </w:p>
-    <w:p>
-      <w:pPr>
-        <w:pStyle w:val="ListParagraph"/>
-        <w:numPr>
-          <w:ilvl w:val="0"/>
-          <w:numId w:val="2"/>
-        </w:numPr>
-      </w:pPr>
-      <w:r>
-        <w:t>Fixed bug in edges shiptrack so it only displays valid orginal data and not interpolated data.</w:t>
-      </w:r>
-    </w:p>
-    <w:p>
-      <w:pPr>
-        <w:pStyle w:val="ListParagraph"/>
-        <w:numPr>
-          <w:ilvl w:val="0"/>
-          <w:numId w:val="2"/>
-        </w:numPr>
-      </w:pPr>
-      <w:r>
-        <w:t>Fixed bug no allowing manual entry of 0 salinity.</w:t>
-      </w:r>
-    </w:p>
-    <w:p>
-      <w:pPr>
-        <w:rPr>
-          <w:b/>
-          <w:bCs/>
-        </w:rPr>
-      </w:pPr>
-      <w:r>
-        <w:rPr>
-          <w:b/>
-          <w:bCs/>
-        </w:rPr>
-        <w:t>Changes from 3.35 to 3.40</w:t>
-      </w:r>
-    </w:p>
-    <w:p>
-      <w:pPr>
-        <w:pStyle w:val="ListParagraph"/>
-        <w:numPr>
-          <w:ilvl w:val="0"/>
-          <w:numId w:val="8"/>
-        </w:numPr>
-      </w:pPr>
-      <w:r>
-        <w:t>Fixed bug causing crash when TRDI PT3 test was incomplete.</w:t>
-      </w:r>
-    </w:p>
-    <w:p>
-      <w:pPr>
-        <w:pStyle w:val="ListParagraph"/>
-        <w:numPr>
-          <w:ilvl w:val="0"/>
-          <w:numId w:val="8"/>
-        </w:numPr>
-      </w:pPr>
-      <w:r>
-        <w:t>Modified uncertainty estimate for invalid and edges to use absolute values.</w:t>
-      </w:r>
-    </w:p>
-    <w:p>
-      <w:pPr>
-        <w:pStyle w:val="ListParagraph"/>
-        <w:numPr>
-          <w:ilvl w:val="0"/>
-          <w:numId w:val="8"/>
-        </w:numPr>
-      </w:pPr>
-      <w:r>
-        <w:t>Fixed issue with multi-line comments in XML file.</w:t>
-      </w:r>
-    </w:p>
-    <w:p>
-      <w:pPr>
-        <w:pStyle w:val="ListParagraph"/>
-        <w:numPr>
-          <w:ilvl w:val="0"/>
-          <w:numId w:val="8"/>
-        </w:numPr>
-      </w:pPr>
-      <w:r>
-        <w:t>Fixed draft check to only evaluate checked transects.</w:t>
-      </w:r>
-    </w:p>
-    <w:p>
-      <w:pPr>
-        <w:pStyle w:val="ListParagraph"/>
-        <w:numPr>
-          <w:ilvl w:val="0"/>
-          <w:numId w:val="8"/>
-        </w:numPr>
-      </w:pPr>
-      <w:r>
-        <w:t>XML file now only contains the summary information from a SonTek compass calibration.</w:t>
-      </w:r>
-    </w:p>
-    <w:p>
-      <w:pPr>
-        <w:pStyle w:val="ListParagraph"/>
-        <w:numPr>
-          <w:ilvl w:val="0"/>
-          <w:numId w:val="8"/>
-        </w:numPr>
-      </w:pPr>
-      <w:r>
-        <w:t>Fixed bug in moving-bed test if loop compass error and direction could not be computed.</w:t>
-      </w:r>
-    </w:p>
-    <w:p>
-      <w:pPr>
-        <w:pStyle w:val="ListParagraph"/>
-        <w:numPr>
-          <w:ilvl w:val="0"/>
-          <w:numId w:val="8"/>
-        </w:numPr>
-      </w:pPr>
-      <w:r>
-        <w:t>Added message for missing samples in SonTek data.</w:t>
-      </w:r>
-    </w:p>
-    <w:p>
-      <w:pPr>
-        <w:pStyle w:val="ListParagraph"/>
-        <w:numPr>
-          <w:ilvl w:val="0"/>
-          <w:numId w:val="8"/>
-        </w:numPr>
-      </w:pPr>
-      <w:r>
-        <w:t>Modified PT3 tests to reduce false positives.</w:t>
-      </w:r>
-    </w:p>
-    <w:p>
-      <w:pPr>
-        <w:pStyle w:val="ListParagraph"/>
-        <w:numPr>
-          <w:ilvl w:val="0"/>
-          <w:numId w:val="8"/>
-        </w:numPr>
-      </w:pPr>
-      <w:r>
-        <w:t>Added check to boat and wt to check warn if all data are invalid.</w:t>
-      </w:r>
-    </w:p>
-    <w:p>
-      <w:pPr>
-        <w:pStyle w:val="ListParagraph"/>
-        <w:numPr>
-          <w:ilvl w:val="0"/>
-          <w:numId w:val="8"/>
-        </w:numPr>
-      </w:pPr>
-      <w:r>
-        <w:t>Edge sign check changed to only show message if edge discharge is greater than 0.5%</w:t>
-      </w:r>
-    </w:p>
-    <w:p>
-      <w:pPr>
-        <w:pStyle w:val="ListParagraph"/>
-        <w:numPr>
-          <w:ilvl w:val="0"/>
-          <w:numId w:val="8"/>
-        </w:numPr>
-      </w:pPr>
-      <w:r>
-        <w:lastRenderedPageBreak/>
-        <w:t>Added option to store a style sheet with the xml output file.</w:t>
-      </w:r>
-    </w:p>
-    <w:p>
-      <w:pPr>
-        <w:pStyle w:val="ListParagraph"/>
-        <w:numPr>
-          <w:ilvl w:val="0"/>
-          <w:numId w:val="8"/>
-        </w:numPr>
-      </w:pPr>
-      <w:r>
-        <w:t>Added _ separator between date and time in default filename.</w:t>
-      </w:r>
-    </w:p>
-    <w:p>
-      <w:pPr>
-        <w:pStyle w:val="ListParagraph"/>
-        <w:numPr>
-          <w:ilvl w:val="0"/>
-          <w:numId w:val="8"/>
-        </w:numPr>
-      </w:pPr>
-      <w:r>
-        <w:t>Default compass data view changed to evaluation if evaluation is available.</w:t>
-      </w:r>
-    </w:p>
-    <w:p>
-      <w:pPr>
-        <w:pStyle w:val="ListParagraph"/>
-        <w:numPr>
-          <w:ilvl w:val="0"/>
-          <w:numId w:val="8"/>
-        </w:numPr>
-      </w:pPr>
-      <w:r>
-        <w:t>Added upper limit of 45 ppt to salinty input dialog.</w:t>
-      </w:r>
-    </w:p>
-    <w:p>
-      <w:pPr>
-        <w:pStyle w:val="ListParagraph"/>
-        <w:numPr>
-          <w:ilvl w:val="0"/>
-          <w:numId w:val="8"/>
-        </w:numPr>
-      </w:pPr>
-      <w:r>
-        <w:t>Added Power/Power default exponent to XML output to support NVE request.</w:t>
-      </w:r>
-    </w:p>
-    <w:p>
-      <w:pPr>
-        <w:pStyle w:val="ListParagraph"/>
-        <w:numPr>
-          <w:ilvl w:val="0"/>
-          <w:numId w:val="8"/>
-        </w:numPr>
-      </w:pPr>
-      <w:r>
-        <w:t>Update help file.</w:t>
-      </w:r>
-    </w:p>
-    <w:p>
-      <w:pPr>
-        <w:rPr>
-          <w:b/>
-          <w:bCs/>
-        </w:rPr>
-      </w:pPr>
-      <w:r>
-        <w:rPr>
-          <w:b/>
-          <w:bCs/>
-        </w:rPr>
-        <w:t>Changes to QRev from 3.34 to 3.35</w:t>
-      </w:r>
-    </w:p>
-    <w:p>
-      <w:pPr>
-        <w:pStyle w:val="ListParagraph"/>
-        <w:numPr>
-          <w:ilvl w:val="0"/>
-          <w:numId w:val="10"/>
-        </w:numPr>
-      </w:pPr>
-      <w:r>
-        <w:t>Fixed bug causing crash when ADCP had no compass.</w:t>
-      </w:r>
-    </w:p>
-    <w:p>
-      <w:pPr>
-        <w:rPr>
-          <w:b/>
-          <w:bCs/>
-        </w:rPr>
-      </w:pPr>
-      <w:r>
-        <w:rPr>
-          <w:b/>
-          <w:bCs/>
-        </w:rPr>
-        <w:t>Changes to QRev from 3.33 to 3.34</w:t>
-      </w:r>
-    </w:p>
-    <w:p>
-      <w:pPr>
-        <w:pStyle w:val="ListParagraph"/>
-        <w:numPr>
-          <w:ilvl w:val="0"/>
-          <w:numId w:val="11"/>
-        </w:numPr>
-      </w:pPr>
-      <w:r>
-        <w:t>Fixed bug causing 25 cm excluded distance to be applied to RiverPro data.</w:t>
-      </w:r>
-    </w:p>
-    <w:p>
-      <w:pPr>
-        <w:rPr>
-          <w:b/>
-          <w:bCs/>
-        </w:rPr>
-      </w:pPr>
-      <w:r>
-        <w:rPr>
-          <w:b/>
-          <w:bCs/>
-        </w:rPr>
-        <w:t>Changes to QRev from 3.31 to 3.33</w:t>
-      </w:r>
-    </w:p>
-    <w:p>
-      <w:pPr>
-        <w:pStyle w:val="ListParagraph"/>
-        <w:numPr>
-          <w:ilvl w:val="0"/>
-          <w:numId w:val="13"/>
-        </w:numPr>
-      </w:pPr>
-      <w:r>
-        <w:t>Fixed bug using uncheck all.</w:t>
-      </w:r>
-    </w:p>
-    <w:p>
-      <w:pPr>
-        <w:pStyle w:val="ListParagraph"/>
-        <w:numPr>
-          <w:ilvl w:val="0"/>
-          <w:numId w:val="13"/>
-        </w:numPr>
-      </w:pPr>
-      <w:r>
-        <w:t>Fixed bug manually loading system test or compass calibration or evaluation</w:t>
-      </w:r>
-    </w:p>
-    <w:p>
-      <w:pPr>
-        <w:pStyle w:val="ListParagraph"/>
-        <w:numPr>
-          <w:ilvl w:val="0"/>
-          <w:numId w:val="13"/>
-        </w:numPr>
-      </w:pPr>
-      <w:r>
-        <w:t>Changed legend location to best</w:t>
-      </w:r>
-    </w:p>
-    <w:p>
-      <w:pPr>
-        <w:pStyle w:val="ListParagraph"/>
-        <w:numPr>
-          <w:ilvl w:val="0"/>
-          <w:numId w:val="13"/>
-        </w:numPr>
-      </w:pPr>
-      <w:r>
-        <w:t>Fixed bugs in GUI causing wrong transects to be highlighted</w:t>
-      </w:r>
-    </w:p>
-    <w:p>
-      <w:pPr>
-        <w:pStyle w:val="ListParagraph"/>
-        <w:numPr>
-          <w:ilvl w:val="0"/>
-          <w:numId w:val="13"/>
-        </w:numPr>
-      </w:pPr>
-      <w:r>
-        <w:t>Fixed bug reprocessing QRev files associated with moving-bed tests</w:t>
-      </w:r>
-    </w:p>
-    <w:p>
-      <w:pPr>
-        <w:pStyle w:val="ListParagraph"/>
-        <w:numPr>
-          <w:ilvl w:val="0"/>
-          <w:numId w:val="13"/>
-        </w:numPr>
-      </w:pPr>
-      <w:r>
-        <w:t>Fixed bug causing changes in draft hOffset, hSource, and magVar to not update QA properly</w:t>
-      </w:r>
-    </w:p>
-    <w:p>
-      <w:pPr>
-        <w:rPr>
-          <w:b/>
-          <w:bCs/>
-        </w:rPr>
-      </w:pPr>
-      <w:r>
-        <w:rPr>
-          <w:b/>
-          <w:bCs/>
-        </w:rPr>
-        <w:t>Changes to QRev from 3.30 to 3.31</w:t>
-      </w:r>
-    </w:p>
-    <w:p>
-      <w:pPr>
-        <w:pStyle w:val="ListParagraph"/>
-        <w:numPr>
-          <w:ilvl w:val="0"/>
-          <w:numId w:val="15"/>
-        </w:numPr>
-      </w:pPr>
-      <w:r>
-        <w:t>Fixed bug creating structure for test results from existing QRev files</w:t>
-      </w:r>
-    </w:p>
-    <w:p>
-      <w:pPr>
-        <w:pStyle w:val="ListParagraph"/>
-        <w:numPr>
-          <w:ilvl w:val="0"/>
-          <w:numId w:val="15"/>
-        </w:numPr>
-      </w:pPr>
-      <w:r>
-        <w:t>Fixed bug setting status of system test results and button color</w:t>
-      </w:r>
-    </w:p>
-    <w:p>
-      <w:pPr>
-        <w:pStyle w:val="ListParagraph"/>
-        <w:numPr>
-          <w:ilvl w:val="0"/>
-          <w:numId w:val="15"/>
-        </w:numPr>
-      </w:pPr>
-      <w:r>
-        <w:t>Fixed bug causing end edge discharge to be applied at start edge</w:t>
-      </w:r>
-    </w:p>
-    <w:p>
-      <w:pPr>
-        <w:pStyle w:val="ListParagraph"/>
-        <w:numPr>
-          <w:ilvl w:val="0"/>
-          <w:numId w:val="15"/>
-        </w:numPr>
-      </w:pPr>
-      <w:r>
-        <w:t>Fixed bug preventing user uncertainty from being recomputed after changing a filter or extrapolation</w:t>
-      </w:r>
-    </w:p>
-    <w:p>
-      <w:pPr>
-        <w:pStyle w:val="ListParagraph"/>
-        <w:numPr>
-          <w:ilvl w:val="0"/>
-          <w:numId w:val="15"/>
-        </w:numPr>
-      </w:pPr>
-      <w:r>
-        <w:t>Fixed bug displaying number of ensembles to use for edge</w:t>
-      </w:r>
-    </w:p>
-    <w:p>
-      <w:pPr>
-        <w:pStyle w:val="ListParagraph"/>
-        <w:numPr>
-          <w:ilvl w:val="0"/>
-          <w:numId w:val="15"/>
-        </w:numPr>
-      </w:pPr>
-      <w:r>
-        <w:t>Changed the algorithm for determining PT3 failure</w:t>
-      </w:r>
-    </w:p>
-    <w:p>
-      <w:pPr>
-        <w:pStyle w:val="ListParagraph"/>
-        <w:numPr>
-          <w:ilvl w:val="0"/>
-          <w:numId w:val="15"/>
-        </w:numPr>
-      </w:pPr>
-      <w:r>
-        <w:t>Modified the computation for extrapolation uncertainty to prevent a manual setting from biasing the uncertainty low</w:t>
-      </w:r>
-    </w:p>
-    <w:p>
-      <w:pPr>
-        <w:pStyle w:val="ListParagraph"/>
-        <w:numPr>
-          <w:ilvl w:val="0"/>
-          <w:numId w:val="15"/>
-        </w:numPr>
-      </w:pPr>
-      <w:r>
-        <w:t>Added reprocessing of moving-bed tests to reprocessing of existing QRev data files.</w:t>
-      </w:r>
-    </w:p>
-    <w:p>
-      <w:pPr>
-        <w:pStyle w:val="ListParagraph"/>
-        <w:numPr>
-          <w:ilvl w:val="0"/>
-          <w:numId w:val="15"/>
-        </w:numPr>
-      </w:pPr>
-      <w:r>
-        <w:t>The mag field, if available, is automatically displayed in the heading graph</w:t>
-      </w:r>
-    </w:p>
-    <w:p>
-      <w:pPr>
-        <w:pStyle w:val="ListParagraph"/>
-        <w:numPr>
-          <w:ilvl w:val="0"/>
-          <w:numId w:val="15"/>
-        </w:numPr>
-      </w:pPr>
-      <w:r>
-        <w:t>Modified the excluded distance filter to round to 2 digits to prevent differences when converting between units.</w:t>
-      </w:r>
-    </w:p>
-    <w:p>
-      <w:pPr>
-        <w:rPr>
-          <w:b/>
-          <w:bCs/>
-        </w:rPr>
-      </w:pPr>
-      <w:r>
-        <w:rPr>
-          <w:b/>
-          <w:bCs/>
-        </w:rPr>
-        <w:t>Changes to QRev from 3.28 to 3.30</w:t>
-      </w:r>
-    </w:p>
-    <w:p>
-      <w:pPr>
-        <w:pStyle w:val="ListParagraph"/>
-        <w:numPr>
-          <w:ilvl w:val="0"/>
-          <w:numId w:val="17"/>
-        </w:numPr>
-      </w:pPr>
-      <w:r>
-        <w:t>Fixed bugs in messages table that were opening wrong windows.</w:t>
-      </w:r>
-    </w:p>
-    <w:p>
-      <w:pPr>
-        <w:pStyle w:val="ListParagraph"/>
-        <w:numPr>
-          <w:ilvl w:val="0"/>
-          <w:numId w:val="17"/>
-        </w:numPr>
-      </w:pPr>
-      <w:r>
-        <w:t>Modified code to interpolate invalid data from composite tracks using the composite tracks rather than the primary data.</w:t>
-      </w:r>
-    </w:p>
-    <w:p>
-      <w:pPr>
-        <w:pStyle w:val="ListParagraph"/>
-        <w:numPr>
-          <w:ilvl w:val="0"/>
-          <w:numId w:val="17"/>
-        </w:numPr>
-      </w:pPr>
-      <w:r>
-        <w:t>Modified code to interpolate invalid data from composite depths using the composite depths rather than the primary data.</w:t>
-      </w:r>
-    </w:p>
-    <w:p>
-      <w:pPr>
-        <w:pStyle w:val="ListParagraph"/>
-        <w:numPr>
-          <w:ilvl w:val="0"/>
-          <w:numId w:val="17"/>
-        </w:numPr>
-      </w:pPr>
-      <w:r>
-        <w:t>Modified draft check to use display units and limit the comparison to 2 decimal spots which is what is displayed in the GUI.</w:t>
-      </w:r>
-    </w:p>
-    <w:p>
-      <w:pPr>
-        <w:pStyle w:val="ListParagraph"/>
-        <w:numPr>
-          <w:ilvl w:val="0"/>
-          <w:numId w:val="17"/>
-        </w:numPr>
-      </w:pPr>
-      <w:r>
-        <w:lastRenderedPageBreak/>
-        <w:t>Added code to interpolate discharge for ensembles that are too shallow for a valid depth cell.</w:t>
-      </w:r>
-    </w:p>
-    <w:p>
-      <w:pPr>
-        <w:pStyle w:val="ListParagraph"/>
-        <w:numPr>
-          <w:ilvl w:val="0"/>
-          <w:numId w:val="17"/>
-        </w:numPr>
-      </w:pPr>
-      <w:r>
-        <w:t xml:space="preserve">Modified code in the way that TRDI mmt file setting for composite depths are processed to QRev settings. </w:t>
-      </w:r>
-    </w:p>
-    <w:p>
-      <w:pPr>
-        <w:pStyle w:val="ListParagraph"/>
-        <w:numPr>
-          <w:ilvl w:val="0"/>
-          <w:numId w:val="17"/>
-        </w:numPr>
-      </w:pPr>
-      <w:r>
-        <w:t>Moved composite depth computation to end of data input flow.</w:t>
-      </w:r>
-    </w:p>
-    <w:p>
-      <w:pPr>
-        <w:pStyle w:val="ListParagraph"/>
-        <w:numPr>
-          <w:ilvl w:val="0"/>
-          <w:numId w:val="17"/>
-        </w:numPr>
-      </w:pPr>
-      <w:r>
-        <w:t>Modified code to allow the view comments button to be accessible even when another window is open.</w:t>
-      </w:r>
-    </w:p>
-    <w:p>
-      <w:pPr>
-        <w:pStyle w:val="ListParagraph"/>
-        <w:numPr>
-          <w:ilvl w:val="0"/>
-          <w:numId w:val="17"/>
-        </w:numPr>
-      </w:pPr>
-      <w:r>
-        <w:t>Fixed bug with computePerDiff in extrapolation sensitivity when no transect data provided.</w:t>
-      </w:r>
-    </w:p>
-    <w:p>
-      <w:pPr>
-        <w:pStyle w:val="ListParagraph"/>
-        <w:numPr>
-          <w:ilvl w:val="0"/>
-          <w:numId w:val="17"/>
-        </w:numPr>
-      </w:pPr>
-      <w:r>
-        <w:t>Added valid depth method to xml output.</w:t>
-      </w:r>
-    </w:p>
-    <w:p>
-      <w:pPr>
-        <w:pStyle w:val="ListParagraph"/>
-        <w:numPr>
-          <w:ilvl w:val="0"/>
-          <w:numId w:val="17"/>
-        </w:numPr>
-      </w:pPr>
-      <w:r>
-        <w:t>Added code to check compass cal errors against USGS recommendations</w:t>
-      </w:r>
-    </w:p>
-    <w:p>
-      <w:pPr>
-        <w:pStyle w:val="ListParagraph"/>
-        <w:numPr>
-          <w:ilvl w:val="0"/>
-          <w:numId w:val="17"/>
-        </w:numPr>
-      </w:pPr>
-      <w:r>
-        <w:t>Added code to handle files processed with QBatch.</w:t>
-      </w:r>
-    </w:p>
-    <w:p>
-      <w:pPr>
-        <w:pStyle w:val="ListParagraph"/>
-        <w:numPr>
-          <w:ilvl w:val="0"/>
-          <w:numId w:val="17"/>
-        </w:numPr>
-      </w:pPr>
-      <w:r>
-        <w:t>Fixed bug with variable names for mean and max depth and max water speed.</w:t>
-      </w:r>
-    </w:p>
-    <w:p>
-      <w:pPr>
-        <w:pStyle w:val="ListParagraph"/>
-        <w:numPr>
-          <w:ilvl w:val="0"/>
-          <w:numId w:val="17"/>
-        </w:numPr>
-      </w:pPr>
-      <w:r>
-        <w:t>Fixed bug with order of warnings and cautions for system test checks.</w:t>
-      </w:r>
-    </w:p>
-    <w:p/>
-    <w:p>
-      <w:pPr>
-        <w:rPr>
-          <w:b/>
-          <w:bCs/>
-        </w:rPr>
-      </w:pPr>
-      <w:r>
-        <w:rPr>
-          <w:b/>
-          <w:bCs/>
-        </w:rPr>
-        <w:t>Changes to QRev from 3.24 to 3.28</w:t>
-      </w:r>
-    </w:p>
-    <w:p/>
-    <w:p>
-      <w:pPr>
-        <w:pStyle w:val="ListParagraph"/>
-        <w:numPr>
-          <w:ilvl w:val="0"/>
-          <w:numId w:val="19"/>
-        </w:numPr>
-      </w:pPr>
-      <w:r>
-        <w:t>Messages are now in a table, sorted with warnings on top, and identified with a symbol and font.</w:t>
-      </w:r>
-    </w:p>
-    <w:p>
-      <w:pPr>
-        <w:pStyle w:val="ListParagraph"/>
-        <w:numPr>
-          <w:ilvl w:val="0"/>
-          <w:numId w:val="19"/>
-        </w:numPr>
-      </w:pPr>
-      <w:r>
-        <w:t>Clicking on a message will open the associated window, same as clicking on associated button.</w:t>
-      </w:r>
-    </w:p>
-    <w:p>
-      <w:pPr>
-        <w:pStyle w:val="ListParagraph"/>
-        <w:numPr>
-          <w:ilvl w:val="0"/>
-          <w:numId w:val="19"/>
-        </w:numPr>
-      </w:pPr>
-      <w:r>
-        <w:t>Extrapolation discharge sensitivity table is now referenced to the currently selected fit, rather than to power/power 0.1667.</w:t>
-      </w:r>
-    </w:p>
-    <w:p>
-      <w:pPr>
-        <w:pStyle w:val="ListParagraph"/>
-        <w:numPr>
-          <w:ilvl w:val="0"/>
-          <w:numId w:val="19"/>
-        </w:numPr>
-      </w:pPr>
-      <w:r>
-        <w:t>Clicking a row in the extrapolation discharge sensitivity table will set the fit to those parameters.</w:t>
-      </w:r>
-    </w:p>
-    <w:p>
-      <w:pPr>
-        <w:pStyle w:val="ListParagraph"/>
-        <w:numPr>
-          <w:ilvl w:val="0"/>
-          <w:numId w:val="19"/>
-        </w:numPr>
-      </w:pPr>
-      <w:r>
-        <w:t>The compass error from the evaluation of a TRDI ADCP and if available, from RiverSurveyor G3 compass is now shown in the Compass/P/R window.</w:t>
-      </w:r>
-    </w:p>
-    <w:p>
-      <w:pPr>
-        <w:pStyle w:val="ListParagraph"/>
-        <w:numPr>
-          <w:ilvl w:val="0"/>
-          <w:numId w:val="19"/>
-        </w:numPr>
-      </w:pPr>
-      <w:r>
-        <w:t>The system test window now displays the total number of tests.</w:t>
-      </w:r>
-    </w:p>
-    <w:p>
-      <w:pPr>
-        <w:pStyle w:val="ListParagraph"/>
-        <w:numPr>
-          <w:ilvl w:val="0"/>
-          <w:numId w:val="19"/>
-        </w:numPr>
-      </w:pPr>
-      <w:r>
-        <w:t>The PT3 test is now decoded and the correlation in lag 3 is checked to ensure that the correlation is less than 15% of the lag 0 correlation.</w:t>
-      </w:r>
-    </w:p>
-    <w:p>
-      <w:pPr>
-        <w:pStyle w:val="ListParagraph"/>
-        <w:numPr>
-          <w:ilvl w:val="0"/>
-          <w:numId w:val="19"/>
-        </w:numPr>
-      </w:pPr>
-      <w:r>
-        <w:t>A minimum threshold for the boat track vertical velocity filter is set to 0.01 m/s.</w:t>
-      </w:r>
-    </w:p>
-    <w:p>
-      <w:pPr>
-        <w:pStyle w:val="ListParagraph"/>
-        <w:numPr>
-          <w:ilvl w:val="0"/>
-          <w:numId w:val="19"/>
-        </w:numPr>
-      </w:pPr>
-      <w:r>
-        <w:t>A bug which applied both the magvar and heading offset to all compass data when loading has been fixed. Now the magvar is only applied to the internal compass and the heading offset only applied to the external compass. This is consistent with how it was handled in the Compass/P/R window.</w:t>
-      </w:r>
-    </w:p>
-    <w:p>
-      <w:pPr>
-        <w:pStyle w:val="ListParagraph"/>
-        <w:numPr>
-          <w:ilvl w:val="0"/>
-          <w:numId w:val="19"/>
-        </w:numPr>
-      </w:pPr>
-      <w:r>
-        <w:t>Label for Google Earth plots was changed to filename only, not including the path.</w:t>
-      </w:r>
-    </w:p>
-    <w:p>
-      <w:pPr>
-        <w:pStyle w:val="ListParagraph"/>
-        <w:numPr>
-          <w:ilvl w:val="0"/>
-          <w:numId w:val="19"/>
-        </w:numPr>
-      </w:pPr>
-      <w:r>
-        <w:t>Fixed other minor bugs.</w:t>
-      </w:r>
-    </w:p>
-    <w:p>
-      <w:pPr>
-        <w:rPr>
-          <w:b/>
-          <w:bCs/>
-        </w:rPr>
-      </w:pPr>
-      <w:r>
-        <w:rPr>
-          <w:b/>
-          <w:bCs/>
-        </w:rPr>
-        <w:t>Changes to QRev since from 3.23 to 3.24</w:t>
-      </w:r>
-    </w:p>
-    <w:p>
-      <w:pPr>
-        <w:pStyle w:val="ListParagraph"/>
-        <w:numPr>
-          <w:ilvl w:val="0"/>
-          <w:numId w:val="21"/>
-        </w:numPr>
-      </w:pPr>
-      <w:r>
-        <w:t>Fixed compiler issue causing the plot to Google Earth to fail</w:t>
-      </w:r>
-    </w:p>
-    <w:p>
-      <w:pPr>
-        <w:pStyle w:val="ListParagraph"/>
-        <w:numPr>
-          <w:ilvl w:val="0"/>
-          <w:numId w:val="21"/>
-        </w:numPr>
-      </w:pPr>
-      <w:r>
-        <w:t>Fixed a bug reading longitude data when preceded by a leading zero.</w:t>
-      </w:r>
-    </w:p>
-    <w:p>
-      <w:pPr>
-        <w:rPr>
-          <w:b/>
-          <w:bCs/>
-        </w:rPr>
-      </w:pPr>
-      <w:r>
-        <w:rPr>
-          <w:b/>
-          <w:bCs/>
-        </w:rPr>
-        <w:t>Changes to QRev since release of version 3.21 (in chronological order)</w:t>
-      </w:r>
-    </w:p>
-    <w:p>
-      <w:pPr>
-        <w:pStyle w:val="ListParagraph"/>
-        <w:numPr>
-          <w:ilvl w:val="0"/>
-          <w:numId w:val="23"/>
-        </w:numPr>
-      </w:pPr>
-      <w:r>
-        <w:t>Improved the handling of illegal xml characters in mmt file.</w:t>
-      </w:r>
-    </w:p>
-    <w:p>
-      <w:pPr>
-        <w:pStyle w:val="ListParagraph"/>
-        <w:numPr>
-          <w:ilvl w:val="0"/>
-          <w:numId w:val="23"/>
-        </w:numPr>
-      </w:pPr>
-      <w:r>
-        <w:t>Added a minimum threshold to the COV QA check for stationary tests.</w:t>
-      </w:r>
-    </w:p>
-    <w:p>
-      <w:pPr>
-        <w:pStyle w:val="ListParagraph"/>
-        <w:numPr>
-          <w:ilvl w:val="0"/>
-          <w:numId w:val="23"/>
-        </w:numPr>
-      </w:pPr>
-      <w:r>
-        <w:lastRenderedPageBreak/>
-        <w:t>Changed the QA check for number of valid ensembles to a duration based check for stationary moving-bed test.</w:t>
-      </w:r>
-    </w:p>
-    <w:p>
-      <w:pPr>
-        <w:pStyle w:val="ListParagraph"/>
-        <w:numPr>
-          <w:ilvl w:val="0"/>
-          <w:numId w:val="23"/>
-        </w:numPr>
-      </w:pPr>
-      <w:r>
-        <w:t>Fixed bug causing edges GUI not to update with changes to table.</w:t>
-      </w:r>
-    </w:p>
-    <w:p>
-      <w:pPr>
-        <w:pStyle w:val="ListParagraph"/>
-        <w:numPr>
-          <w:ilvl w:val="0"/>
-          <w:numId w:val="23"/>
-        </w:numPr>
-      </w:pPr>
-      <w:r>
-        <w:t>Added a button to copy comments from the view comments window so they could be pasted in another application.</w:t>
-      </w:r>
-    </w:p>
-    <w:p>
-      <w:pPr>
-        <w:pStyle w:val="ListParagraph"/>
-        <w:numPr>
-          <w:ilvl w:val="0"/>
-          <w:numId w:val="23"/>
-        </w:numPr>
-      </w:pPr>
-      <w:r>
-        <w:t>Changed Display Units buttons to Options and created an Options window for units and save all or save checked only.</w:t>
-      </w:r>
-    </w:p>
-    <w:p>
-      <w:pPr>
-        <w:pStyle w:val="ListParagraph"/>
-        <w:numPr>
-          <w:ilvl w:val="0"/>
-          <w:numId w:val="23"/>
-        </w:numPr>
-      </w:pPr>
-      <w:r>
-        <w:t>Added an icon button to main window for uncheck all.</w:t>
-      </w:r>
-    </w:p>
-    <w:p>
-      <w:pPr>
-        <w:pStyle w:val="ListParagraph"/>
-        <w:numPr>
-          <w:ilvl w:val="0"/>
-          <w:numId w:val="23"/>
-        </w:numPr>
-      </w:pPr>
-      <w:r>
-        <w:t>Change version to 3.22.</w:t>
-      </w:r>
-    </w:p>
-    <w:p>
-      <w:pPr>
-        <w:pStyle w:val="ListParagraph"/>
-        <w:numPr>
-          <w:ilvl w:val="0"/>
-          <w:numId w:val="23"/>
-        </w:numPr>
-      </w:pPr>
-      <w:r>
-        <w:t>Fixed bug in when selecting an extrapolation fit where numerical storage prevented 0.1 = 0.1</w:t>
-      </w:r>
-      <w:r>
-        <w:tab/>
-      </w:r>
-    </w:p>
-    <w:p>
-      <w:pPr>
-        <w:pStyle w:val="ListParagraph"/>
-        <w:numPr>
-          <w:ilvl w:val="0"/>
-          <w:numId w:val="23"/>
-        </w:numPr>
-      </w:pPr>
-      <w:r>
-        <w:t>Fixed issue with RSL revision numbers which need to be 2 digits (02 not 2).</w:t>
-      </w:r>
-    </w:p>
-    <w:p>
-      <w:pPr>
-        <w:pStyle w:val="ListParagraph"/>
-        <w:numPr>
-          <w:ilvl w:val="0"/>
-          <w:numId w:val="23"/>
-        </w:numPr>
-      </w:pPr>
-      <w:r>
-        <w:t>Fixed issue with UTC time from GGA which contained an invalid character causing the str2double function resulting in NaN.</w:t>
-      </w:r>
-    </w:p>
-    <w:p>
-      <w:pPr>
-        <w:pStyle w:val="ListParagraph"/>
-        <w:numPr>
-          <w:ilvl w:val="0"/>
-          <w:numId w:val="23"/>
-        </w:numPr>
-      </w:pPr>
-      <w:r>
-        <w:t>Added fix for invalid prefPath from corrupt AppData/Local/QRev</w:t>
-      </w:r>
-    </w:p>
-    <w:p>
-      <w:pPr>
-        <w:pStyle w:val="ListParagraph"/>
-        <w:numPr>
-          <w:ilvl w:val="0"/>
-          <w:numId w:val="23"/>
-        </w:numPr>
-      </w:pPr>
-      <w:r>
-        <w:t>Added code to reset the close option from extrap to the main window when extrap is closed.</w:t>
-      </w:r>
-    </w:p>
-    <w:p>
-      <w:pPr>
-        <w:pStyle w:val="ListParagraph"/>
-        <w:numPr>
-          <w:ilvl w:val="0"/>
-          <w:numId w:val="23"/>
-        </w:numPr>
-      </w:pPr>
-      <w:r>
-        <w:t>Added code to compute the edge velocity using the full profile assuming a 1/6th power fit to estimate the unmeasured portions of the profile.</w:t>
-      </w:r>
-    </w:p>
-    <w:p>
-      <w:pPr>
-        <w:pStyle w:val="ListParagraph"/>
-        <w:numPr>
-          <w:ilvl w:val="0"/>
-          <w:numId w:val="23"/>
-        </w:numPr>
-      </w:pPr>
-      <w:r>
-        <w:t>Fixed bug associated with changing all moving-bed tests to manual.</w:t>
-      </w:r>
-    </w:p>
-    <w:p>
-      <w:pPr>
-        <w:pStyle w:val="ListParagraph"/>
-        <w:numPr>
-          <w:ilvl w:val="0"/>
-          <w:numId w:val="23"/>
-        </w:numPr>
-      </w:pPr>
-      <w:r>
-        <w:t>Added new message when moving-bed tests are selected manually.</w:t>
-      </w:r>
-    </w:p>
-    <w:p>
-      <w:pPr>
-        <w:pStyle w:val="ListParagraph"/>
-        <w:numPr>
-          <w:ilvl w:val="0"/>
-          <w:numId w:val="23"/>
-        </w:numPr>
-      </w:pPr>
-      <w:r>
-        <w:t>Fixed issue with moving-bed tests when data were collected in language other than English.</w:t>
-      </w:r>
-    </w:p>
-    <w:p>
-      <w:pPr>
-        <w:pStyle w:val="ListParagraph"/>
-        <w:numPr>
-          <w:ilvl w:val="0"/>
-          <w:numId w:val="23"/>
-        </w:numPr>
-      </w:pPr>
-      <w:r>
-        <w:t>Change version to 3.23</w:t>
-      </w:r>
-    </w:p>
-    <w:p>
-      <w:pPr>
-        <w:rPr>
-          <w:b/>
-          <w:bCs/>
-        </w:rPr>
-      </w:pPr>
-      <w:r>
-        <w:rPr>
-          <w:b/>
-          <w:bCs/>
-        </w:rPr>
-        <w:t>Changes in QRev from 3.12 to 3.21</w:t>
+        <w:t>Fixed bug causing Use in main table to be shown in red when there were no errors.</w:t>
       </w:r>
     </w:p>
     <w:p>
@@ -2438,7 +3280,7 @@
         </w:numPr>
       </w:pPr>
       <w:r>
-        <w:t>Update help to add pdf file which can be searched.</w:t>
+        <w:t>Fixed bug checking for invalid edge ensembles due to excluded distance.</w:t>
       </w:r>
     </w:p>
     <w:p>
@@ -2450,7 +3292,7 @@
         </w:numPr>
       </w:pPr>
       <w:r>
-        <w:t>Fixed bug when plotting multiple transects with magnetic data in the Compass/P/R window.</w:t>
+        <w:t>Fixed bug when using up arrow in Edge window.</w:t>
       </w:r>
     </w:p>
     <w:p>
@@ -2462,7 +3304,7 @@
         </w:numPr>
       </w:pPr>
       <w:r>
-        <w:t xml:space="preserve">Fixed bug with transect name display when some transects were not checked in GPS window. </w:t>
+        <w:t>Fixed bug in xml output for change in speed of sound.</w:t>
       </w:r>
     </w:p>
     <w:p>
@@ -2474,7 +3316,7 @@
         </w:numPr>
       </w:pPr>
       <w:r>
-        <w:t>Fixed bug causing Use in main table to be shown in red when there were no errors.</w:t>
+        <w:t>Fixed crash when loading transect with only 1 ensemble.</w:t>
       </w:r>
     </w:p>
     <w:p>
@@ -2486,7 +3328,7 @@
         </w:numPr>
       </w:pPr>
       <w:r>
-        <w:t>Fixed bug checking for invalid edge ensembles due to excluded distance.</w:t>
+        <w:t>Updated use of arrow keys in tables to avoid table and plots getting out of synch when arrow keys were pressed too quickly.</w:t>
       </w:r>
     </w:p>
     <w:p>
@@ -2498,7 +3340,7 @@
         </w:numPr>
       </w:pPr>
       <w:r>
-        <w:t>Fixed bug when using up arrow in Edge window.</w:t>
+        <w:t>Added point marker to vertical beam in depth plots.</w:t>
       </w:r>
     </w:p>
     <w:p>
@@ -2510,7 +3352,7 @@
         </w:numPr>
       </w:pPr>
       <w:r>
-        <w:t>Fixed bug in xml output for change in speed of sound.</w:t>
+        <w:t>Modified code to make buttons inactive if no transects are checked.</w:t>
       </w:r>
     </w:p>
     <w:p>
@@ -2522,7 +3364,7 @@
         </w:numPr>
       </w:pPr>
       <w:r>
-        <w:t>Fixed crash when loading transect with only 1 ensemble.</w:t>
+        <w:t>Added EDI interface for Equal Discharge Increment sampling</w:t>
       </w:r>
     </w:p>
     <w:p>
@@ -2534,70 +3376,62 @@
         </w:numPr>
       </w:pPr>
       <w:r>
-        <w:t>Updated use of arrow keys in tables to avoid table and plots getting out of synch when arrow keys were pressed too quickly.</w:t>
-      </w:r>
-    </w:p>
-    <w:p>
-      <w:pPr>
-        <w:pStyle w:val="ListParagraph"/>
-        <w:numPr>
-          <w:ilvl w:val="0"/>
-          <w:numId w:val="24"/>
-        </w:numPr>
-      </w:pPr>
-      <w:r>
-        <w:t>Added point marker to vertical beam in depth plots.</w:t>
-      </w:r>
-    </w:p>
-    <w:p>
-      <w:pPr>
-        <w:pStyle w:val="ListParagraph"/>
-        <w:numPr>
-          <w:ilvl w:val="0"/>
-          <w:numId w:val="24"/>
-        </w:numPr>
-      </w:pPr>
-      <w:r>
-        <w:t>Modified code to make buttons inactive if no transects are checked.</w:t>
-      </w:r>
-    </w:p>
-    <w:p>
-      <w:pPr>
-        <w:pStyle w:val="ListParagraph"/>
-        <w:numPr>
-          <w:ilvl w:val="0"/>
-          <w:numId w:val="24"/>
-        </w:numPr>
-      </w:pPr>
-      <w:r>
-        <w:t>Added EDI interface for Equal Discharge Increment sampling</w:t>
-      </w:r>
-    </w:p>
-    <w:p>
-      <w:pPr>
-        <w:pStyle w:val="ListParagraph"/>
-        <w:numPr>
-          <w:ilvl w:val="0"/>
-          <w:numId w:val="24"/>
-        </w:numPr>
-      </w:pPr>
-      <w:r>
-        <w:t>In the extrap window, added message to user that they need to set Fit to manual if the want to use an automatically opitimized fit but they have change the threshold, subsection, or data type.</w:t>
-      </w:r>
-    </w:p>
-    <w:p>
-      <w:pPr>
-        <w:rPr>
-          <w:b/>
-          <w:bCs/>
-        </w:rPr>
-      </w:pPr>
-      <w:r>
-        <w:rPr>
-          <w:b/>
-          <w:bCs/>
-        </w:rPr>
-        <w:t>Changes in QRev from version 3.10 to 3.12</w:t>
+        <w:t xml:space="preserve">In the </w:t>
+      </w:r>
+      <w:proofErr w:type="spellStart"/>
+      <w:r>
+        <w:t>extrap</w:t>
+      </w:r>
+      <w:proofErr w:type="spellEnd"/>
+      <w:r>
+        <w:t xml:space="preserve"> window, added message to user that they need to set Fit to manual if </w:t>
+      </w:r>
+      <w:proofErr w:type="spellStart"/>
+      <w:r>
+        <w:t>the</w:t>
+      </w:r>
+      <w:proofErr w:type="spellEnd"/>
+      <w:r>
+        <w:t xml:space="preserve"> want to use an automatically </w:t>
+      </w:r>
+      <w:proofErr w:type="spellStart"/>
+      <w:r>
+        <w:t>opitimized</w:t>
+      </w:r>
+      <w:proofErr w:type="spellEnd"/>
+      <w:r>
+        <w:t xml:space="preserve"> fit but they have change the threshold, subsection, or data type.</w:t>
+      </w:r>
+    </w:p>
+    <w:p>
+      <w:pPr>
+        <w:rPr>
+          <w:b/>
+          <w:bCs/>
+        </w:rPr>
+      </w:pPr>
+      <w:r>
+        <w:rPr>
+          <w:b/>
+          <w:bCs/>
+        </w:rPr>
+        <w:t xml:space="preserve">Changes in </w:t>
+      </w:r>
+      <w:proofErr w:type="spellStart"/>
+      <w:r>
+        <w:rPr>
+          <w:b/>
+          <w:bCs/>
+        </w:rPr>
+        <w:t>QRev</w:t>
+      </w:r>
+      <w:proofErr w:type="spellEnd"/>
+      <w:r>
+        <w:rPr>
+          <w:b/>
+          <w:bCs/>
+        </w:rPr>
+        <w:t xml:space="preserve"> from version 3.10 to 3.12</w:t>
       </w:r>
     </w:p>
     <w:p>
@@ -2645,7 +3479,6 @@
         </w:numPr>
       </w:pPr>
       <w:r>
-        <w:lastRenderedPageBreak/>
         <w:t>Fixed bug where temperature messages were based on all transects rather than just the checked transects</w:t>
       </w:r>
     </w:p>
@@ -2658,7 +3491,15 @@
         </w:numPr>
       </w:pPr>
       <w:r>
-        <w:t>Fixed bug where magError and GPS heading were saved as column vector rather than row vector</w:t>
+        <w:t xml:space="preserve">Fixed bug where </w:t>
+      </w:r>
+      <w:proofErr w:type="spellStart"/>
+      <w:r>
+        <w:t>magError</w:t>
+      </w:r>
+      <w:proofErr w:type="spellEnd"/>
+      <w:r>
+        <w:t xml:space="preserve"> and GPS heading were saved as column vector rather than row vector</w:t>
       </w:r>
     </w:p>
     <w:p>
@@ -2682,7 +3523,15 @@
         </w:numPr>
       </w:pPr>
       <w:r>
-        <w:t>Improved scaling for magError and pitch and roll, 2) linked x axes of top and bottom plots</w:t>
+        <w:t xml:space="preserve">Improved scaling for </w:t>
+      </w:r>
+      <w:proofErr w:type="spellStart"/>
+      <w:r>
+        <w:t>magError</w:t>
+      </w:r>
+      <w:proofErr w:type="spellEnd"/>
+      <w:r>
+        <w:t xml:space="preserve"> and pitch and roll, 2) linked x axes of top and bottom plots</w:t>
       </w:r>
     </w:p>
     <w:p>
@@ -2694,7 +3543,23 @@
         </w:numPr>
       </w:pPr>
       <w:r>
-        <w:t>Added code to add qTotalCaution to older QRev files</w:t>
+        <w:t xml:space="preserve">Added code to add </w:t>
+      </w:r>
+      <w:proofErr w:type="spellStart"/>
+      <w:r>
+        <w:t>qTotalCaution</w:t>
+      </w:r>
+      <w:proofErr w:type="spellEnd"/>
+      <w:r>
+        <w:t xml:space="preserve"> to older </w:t>
+      </w:r>
+      <w:proofErr w:type="spellStart"/>
+      <w:r>
+        <w:t>QRev</w:t>
+      </w:r>
+      <w:proofErr w:type="spellEnd"/>
+      <w:r>
+        <w:t xml:space="preserve"> files</w:t>
       </w:r>
     </w:p>
     <w:p>
@@ -2706,7 +3571,15 @@
         </w:numPr>
       </w:pPr>
       <w:r>
-        <w:t>Fixed bug when there is no pitch and roll data (old SonTek files)</w:t>
+        <w:t xml:space="preserve">Fixed bug when there is no pitch and roll data (old </w:t>
+      </w:r>
+      <w:proofErr w:type="spellStart"/>
+      <w:r>
+        <w:t>SonTek</w:t>
+      </w:r>
+      <w:proofErr w:type="spellEnd"/>
+      <w:r>
+        <w:t xml:space="preserve"> files)</w:t>
       </w:r>
     </w:p>
     <w:p>
@@ -2730,7 +3603,23 @@
         </w:numPr>
       </w:pPr>
       <w:r>
-        <w:t>Fixed bug when loading QRev files from 2.9x by adding code to create the qTotalCaution field</w:t>
+        <w:t xml:space="preserve">Fixed bug when loading </w:t>
+      </w:r>
+      <w:proofErr w:type="spellStart"/>
+      <w:r>
+        <w:t>QRev</w:t>
+      </w:r>
+      <w:proofErr w:type="spellEnd"/>
+      <w:r>
+        <w:t xml:space="preserve"> files from 2.9x by adding code to create the </w:t>
+      </w:r>
+      <w:proofErr w:type="spellStart"/>
+      <w:r>
+        <w:t>qTotalCaution</w:t>
+      </w:r>
+      <w:proofErr w:type="spellEnd"/>
+      <w:r>
+        <w:t xml:space="preserve"> field</w:t>
       </w:r>
     </w:p>
     <w:p>
@@ -2754,7 +3643,15 @@
         </w:numPr>
       </w:pPr>
       <w:r>
-        <w:t>Added version numbers to popup when loading older QRev file</w:t>
+        <w:t xml:space="preserve">Added version numbers to popup when loading older </w:t>
+      </w:r>
+      <w:proofErr w:type="spellStart"/>
+      <w:r>
+        <w:t>QRev</w:t>
+      </w:r>
+      <w:proofErr w:type="spellEnd"/>
+      <w:r>
+        <w:t xml:space="preserve"> file</w:t>
       </w:r>
     </w:p>
     <w:p>
@@ -2765,8 +3662,13 @@
           <w:numId w:val="26"/>
         </w:numPr>
       </w:pPr>
-      <w:r>
-        <w:t>kml Google earth file now plots the full transect filename</w:t>
+      <w:proofErr w:type="spellStart"/>
+      <w:r>
+        <w:t>kml</w:t>
+      </w:r>
+      <w:proofErr w:type="spellEnd"/>
+      <w:r>
+        <w:t xml:space="preserve"> Google earth file now plots the full transect filename</w:t>
       </w:r>
     </w:p>
     <w:p>
@@ -2802,8 +3704,13 @@
         </w:numPr>
       </w:pPr>
       <w:r>
-        <w:t>Fixed bug preventing automatic excluded distance for RioPro</w:t>
-      </w:r>
+        <w:t xml:space="preserve">Fixed bug preventing automatic excluded distance for </w:t>
+      </w:r>
+      <w:proofErr w:type="spellStart"/>
+      <w:r>
+        <w:t>RioPro</w:t>
+      </w:r>
+      <w:proofErr w:type="spellEnd"/>
     </w:p>
     <w:p>
       <w:pPr>
@@ -2838,7 +3745,15 @@
         </w:numPr>
       </w:pPr>
       <w:r>
-        <w:t>Fixed bug applying user specified edge Q in RiverSurveyor Live</w:t>
+        <w:t xml:space="preserve">Fixed bug applying user specified edge Q in </w:t>
+      </w:r>
+      <w:proofErr w:type="spellStart"/>
+      <w:r>
+        <w:t>RiverSurveyor</w:t>
+      </w:r>
+      <w:proofErr w:type="spellEnd"/>
+      <w:r>
+        <w:t xml:space="preserve"> Live</w:t>
       </w:r>
     </w:p>
     <w:p>
@@ -2886,14 +3801,14 @@
         <v:path o:extrusionok="f" gradientshapeok="t" o:connecttype="rect"/>
         <o:lock v:ext="edit" aspectratio="t"/>
       </v:shapetype>
-      <v:shape id="_x0000_i1110" type="#_x0000_t75" alt="A close up of a logo&#10;&#10;Description automatically generated" style="width:36pt;height:36pt;visibility:visible;mso-wrap-style:square" o:bullet="t">
+      <v:shape id="_x0000_i1128" type="#_x0000_t75" alt="A close up of a logo&#10;&#10;Description automatically generated" style="width:36pt;height:36pt;visibility:visible;mso-wrap-style:square" o:bullet="t">
         <v:imagedata r:id="rId1" o:title="A close up of a logo&#10;&#10;Description automatically generated"/>
       </v:shape>
     </w:pict>
   </w:numPicBullet>
   <w:numPicBullet w:numPicBulletId="1">
     <w:pict>
-      <v:shape id="_x0000_i1111" type="#_x0000_t75" alt="Icon&#10;&#10;Description automatically generated" style="width:192pt;height:192pt;visibility:visible;mso-wrap-style:square" o:bullet="t">
+      <v:shape id="_x0000_i1129" type="#_x0000_t75" alt="Icon&#10;&#10;Description automatically generated" style="width:192.15pt;height:192.15pt;visibility:visible;mso-wrap-style:square" o:bullet="t">
         <v:imagedata r:id="rId2" o:title="Icon&#10;&#10;Description automatically generated"/>
       </v:shape>
     </w:pict>
@@ -6343,6 +7258,92 @@
     </w:lvl>
   </w:abstractNum>
   <w:abstractNum w:abstractNumId="38" w15:restartNumberingAfterBreak="0">
+    <w:nsid w:val="6BA97435"/>
+    <w:multiLevelType w:val="hybridMultilevel"/>
+    <w:tmpl w:val="C806230A"/>
+    <w:lvl w:ilvl="0" w:tplc="0409000F">
+      <w:start w:val="1"/>
+      <w:numFmt w:val="decimal"/>
+      <w:lvlText w:val="%1."/>
+      <w:lvlJc w:val="left"/>
+      <w:pPr>
+        <w:ind w:left="720" w:hanging="360"/>
+      </w:pPr>
+    </w:lvl>
+    <w:lvl w:ilvl="1" w:tplc="04090019" w:tentative="1">
+      <w:start w:val="1"/>
+      <w:numFmt w:val="lowerLetter"/>
+      <w:lvlText w:val="%2."/>
+      <w:lvlJc w:val="left"/>
+      <w:pPr>
+        <w:ind w:left="1440" w:hanging="360"/>
+      </w:pPr>
+    </w:lvl>
+    <w:lvl w:ilvl="2" w:tplc="0409001B" w:tentative="1">
+      <w:start w:val="1"/>
+      <w:numFmt w:val="lowerRoman"/>
+      <w:lvlText w:val="%3."/>
+      <w:lvlJc w:val="right"/>
+      <w:pPr>
+        <w:ind w:left="2160" w:hanging="180"/>
+      </w:pPr>
+    </w:lvl>
+    <w:lvl w:ilvl="3" w:tplc="0409000F" w:tentative="1">
+      <w:start w:val="1"/>
+      <w:numFmt w:val="decimal"/>
+      <w:lvlText w:val="%4."/>
+      <w:lvlJc w:val="left"/>
+      <w:pPr>
+        <w:ind w:left="2880" w:hanging="360"/>
+      </w:pPr>
+    </w:lvl>
+    <w:lvl w:ilvl="4" w:tplc="04090019" w:tentative="1">
+      <w:start w:val="1"/>
+      <w:numFmt w:val="lowerLetter"/>
+      <w:lvlText w:val="%5."/>
+      <w:lvlJc w:val="left"/>
+      <w:pPr>
+        <w:ind w:left="3600" w:hanging="360"/>
+      </w:pPr>
+    </w:lvl>
+    <w:lvl w:ilvl="5" w:tplc="0409001B" w:tentative="1">
+      <w:start w:val="1"/>
+      <w:numFmt w:val="lowerRoman"/>
+      <w:lvlText w:val="%6."/>
+      <w:lvlJc w:val="right"/>
+      <w:pPr>
+        <w:ind w:left="4320" w:hanging="180"/>
+      </w:pPr>
+    </w:lvl>
+    <w:lvl w:ilvl="6" w:tplc="0409000F" w:tentative="1">
+      <w:start w:val="1"/>
+      <w:numFmt w:val="decimal"/>
+      <w:lvlText w:val="%7."/>
+      <w:lvlJc w:val="left"/>
+      <w:pPr>
+        <w:ind w:left="5040" w:hanging="360"/>
+      </w:pPr>
+    </w:lvl>
+    <w:lvl w:ilvl="7" w:tplc="04090019" w:tentative="1">
+      <w:start w:val="1"/>
+      <w:numFmt w:val="lowerLetter"/>
+      <w:lvlText w:val="%8."/>
+      <w:lvlJc w:val="left"/>
+      <w:pPr>
+        <w:ind w:left="5760" w:hanging="360"/>
+      </w:pPr>
+    </w:lvl>
+    <w:lvl w:ilvl="8" w:tplc="0409001B" w:tentative="1">
+      <w:start w:val="1"/>
+      <w:numFmt w:val="lowerRoman"/>
+      <w:lvlText w:val="%9."/>
+      <w:lvlJc w:val="right"/>
+      <w:pPr>
+        <w:ind w:left="6480" w:hanging="180"/>
+      </w:pPr>
+    </w:lvl>
+  </w:abstractNum>
+  <w:abstractNum w:abstractNumId="39" w15:restartNumberingAfterBreak="0">
     <w:nsid w:val="750063C1"/>
     <w:multiLevelType w:val="hybridMultilevel"/>
     <w:tmpl w:val="7A521894"/>
@@ -6431,7 +7432,93 @@
       </w:pPr>
     </w:lvl>
   </w:abstractNum>
-  <w:abstractNum w:abstractNumId="39" w15:restartNumberingAfterBreak="0">
+  <w:abstractNum w:abstractNumId="40" w15:restartNumberingAfterBreak="0">
+    <w:nsid w:val="7C312B8B"/>
+    <w:multiLevelType w:val="hybridMultilevel"/>
+    <w:tmpl w:val="40FA2220"/>
+    <w:lvl w:ilvl="0" w:tplc="0409000F">
+      <w:start w:val="1"/>
+      <w:numFmt w:val="decimal"/>
+      <w:lvlText w:val="%1."/>
+      <w:lvlJc w:val="left"/>
+      <w:pPr>
+        <w:ind w:left="720" w:hanging="360"/>
+      </w:pPr>
+    </w:lvl>
+    <w:lvl w:ilvl="1" w:tplc="04090019" w:tentative="1">
+      <w:start w:val="1"/>
+      <w:numFmt w:val="lowerLetter"/>
+      <w:lvlText w:val="%2."/>
+      <w:lvlJc w:val="left"/>
+      <w:pPr>
+        <w:ind w:left="1440" w:hanging="360"/>
+      </w:pPr>
+    </w:lvl>
+    <w:lvl w:ilvl="2" w:tplc="0409001B" w:tentative="1">
+      <w:start w:val="1"/>
+      <w:numFmt w:val="lowerRoman"/>
+      <w:lvlText w:val="%3."/>
+      <w:lvlJc w:val="right"/>
+      <w:pPr>
+        <w:ind w:left="2160" w:hanging="180"/>
+      </w:pPr>
+    </w:lvl>
+    <w:lvl w:ilvl="3" w:tplc="0409000F" w:tentative="1">
+      <w:start w:val="1"/>
+      <w:numFmt w:val="decimal"/>
+      <w:lvlText w:val="%4."/>
+      <w:lvlJc w:val="left"/>
+      <w:pPr>
+        <w:ind w:left="2880" w:hanging="360"/>
+      </w:pPr>
+    </w:lvl>
+    <w:lvl w:ilvl="4" w:tplc="04090019" w:tentative="1">
+      <w:start w:val="1"/>
+      <w:numFmt w:val="lowerLetter"/>
+      <w:lvlText w:val="%5."/>
+      <w:lvlJc w:val="left"/>
+      <w:pPr>
+        <w:ind w:left="3600" w:hanging="360"/>
+      </w:pPr>
+    </w:lvl>
+    <w:lvl w:ilvl="5" w:tplc="0409001B" w:tentative="1">
+      <w:start w:val="1"/>
+      <w:numFmt w:val="lowerRoman"/>
+      <w:lvlText w:val="%6."/>
+      <w:lvlJc w:val="right"/>
+      <w:pPr>
+        <w:ind w:left="4320" w:hanging="180"/>
+      </w:pPr>
+    </w:lvl>
+    <w:lvl w:ilvl="6" w:tplc="0409000F" w:tentative="1">
+      <w:start w:val="1"/>
+      <w:numFmt w:val="decimal"/>
+      <w:lvlText w:val="%7."/>
+      <w:lvlJc w:val="left"/>
+      <w:pPr>
+        <w:ind w:left="5040" w:hanging="360"/>
+      </w:pPr>
+    </w:lvl>
+    <w:lvl w:ilvl="7" w:tplc="04090019" w:tentative="1">
+      <w:start w:val="1"/>
+      <w:numFmt w:val="lowerLetter"/>
+      <w:lvlText w:val="%8."/>
+      <w:lvlJc w:val="left"/>
+      <w:pPr>
+        <w:ind w:left="5760" w:hanging="360"/>
+      </w:pPr>
+    </w:lvl>
+    <w:lvl w:ilvl="8" w:tplc="0409001B" w:tentative="1">
+      <w:start w:val="1"/>
+      <w:numFmt w:val="lowerRoman"/>
+      <w:lvlText w:val="%9."/>
+      <w:lvlJc w:val="right"/>
+      <w:pPr>
+        <w:ind w:left="6480" w:hanging="180"/>
+      </w:pPr>
+    </w:lvl>
+  </w:abstractNum>
+  <w:abstractNum w:abstractNumId="41" w15:restartNumberingAfterBreak="0">
     <w:nsid w:val="7F303681"/>
     <w:multiLevelType w:val="hybridMultilevel"/>
     <w:tmpl w:val="549A06E6"/>
@@ -6517,7 +7604,7 @@
       </w:pPr>
     </w:lvl>
   </w:abstractNum>
-  <w:abstractNum w:abstractNumId="40" w15:restartNumberingAfterBreak="0">
+  <w:abstractNum w:abstractNumId="42" w15:restartNumberingAfterBreak="0">
     <w:nsid w:val="7F72028C"/>
     <w:multiLevelType w:val="hybridMultilevel"/>
     <w:tmpl w:val="4A2E54C4"/>
@@ -6610,7 +7697,7 @@
     <w:abstractNumId w:val="37"/>
   </w:num>
   <w:num w:numId="2">
-    <w:abstractNumId w:val="40"/>
+    <w:abstractNumId w:val="42"/>
   </w:num>
   <w:num w:numId="3">
     <w:abstractNumId w:val="17"/>
@@ -6700,7 +7787,7 @@
     <w:abstractNumId w:val="7"/>
   </w:num>
   <w:num w:numId="32">
-    <w:abstractNumId w:val="39"/>
+    <w:abstractNumId w:val="41"/>
   </w:num>
   <w:num w:numId="33">
     <w:abstractNumId w:val="2"/>
@@ -6724,10 +7811,16 @@
     <w:abstractNumId w:val="31"/>
   </w:num>
   <w:num w:numId="40">
-    <w:abstractNumId w:val="38"/>
+    <w:abstractNumId w:val="39"/>
   </w:num>
   <w:num w:numId="41">
     <w:abstractNumId w:val="30"/>
+  </w:num>
+  <w:num w:numId="42">
+    <w:abstractNumId w:val="40"/>
+  </w:num>
+  <w:num w:numId="43">
+    <w:abstractNumId w:val="38"/>
   </w:num>
 </w:numbering>
 </file>

--- a/UI/Help/QRev_Change_Log.docx
+++ b/UI/Help/QRev_Change_Log.docx
@@ -1,6 +1,6 @@
 
 <file path=word/document.xml><?xml version="1.0" encoding="utf-8"?>
-<w:document xmlns:wpc="http://schemas.microsoft.com/office/word/2010/wordprocessingCanvas" xmlns:cx="http://schemas.microsoft.com/office/drawing/2014/chartex" xmlns:cx1="http://schemas.microsoft.com/office/drawing/2015/9/8/chartex" xmlns:cx2="http://schemas.microsoft.com/office/drawing/2015/10/21/chartex" xmlns:cx3="http://schemas.microsoft.com/office/drawing/2016/5/9/chartex" xmlns:cx4="http://schemas.microsoft.com/office/drawing/2016/5/10/chartex" xmlns:cx5="http://schemas.microsoft.com/office/drawing/2016/5/11/chartex" xmlns:cx6="http://schemas.microsoft.com/office/drawing/2016/5/12/chartex" xmlns:cx7="http://schemas.microsoft.com/office/drawing/2016/5/13/chartex" xmlns:cx8="http://schemas.microsoft.com/office/drawing/2016/5/14/chartex" xmlns:mc="http://schemas.openxmlformats.org/markup-compatibility/2006" xmlns:aink="http://schemas.microsoft.com/office/drawing/2016/ink" xmlns:am3d="http://schemas.microsoft.com/office/drawing/2017/model3d" xmlns:o="urn:schemas-microsoft-com:office:office" xmlns:r="http://schemas.openxmlformats.org/officeDocument/2006/relationships" xmlns:m="http://schemas.openxmlformats.org/officeDocument/2006/math" xmlns:v="urn:schemas-microsoft-com:vml" xmlns:wp14="http://schemas.microsoft.com/office/word/2010/wordprocessingDrawing" xmlns:wp="http://schemas.openxmlformats.org/drawingml/2006/wordprocessingDrawing" xmlns:w10="urn:schemas-microsoft-com:office:word" xmlns:w="http://schemas.openxmlformats.org/wordprocessingml/2006/main" xmlns:w14="http://schemas.microsoft.com/office/word/2010/wordml" xmlns:w15="http://schemas.microsoft.com/office/word/2012/wordml" xmlns:w16cid="http://schemas.microsoft.com/office/word/2016/wordml/cid" xmlns:w16se="http://schemas.microsoft.com/office/word/2015/wordml/symex" xmlns:wpg="http://schemas.microsoft.com/office/word/2010/wordprocessingGroup" xmlns:wpi="http://schemas.microsoft.com/office/word/2010/wordprocessingInk" xmlns:wne="http://schemas.microsoft.com/office/word/2006/wordml" xmlns:wps="http://schemas.microsoft.com/office/word/2010/wordprocessingShape" mc:Ignorable="w14 w15 w16se w16cid wp14">
+<w:document xmlns:wpc="http://schemas.microsoft.com/office/word/2010/wordprocessingCanvas" xmlns:cx="http://schemas.microsoft.com/office/drawing/2014/chartex" xmlns:cx1="http://schemas.microsoft.com/office/drawing/2015/9/8/chartex" xmlns:cx2="http://schemas.microsoft.com/office/drawing/2015/10/21/chartex" xmlns:cx3="http://schemas.microsoft.com/office/drawing/2016/5/9/chartex" xmlns:cx4="http://schemas.microsoft.com/office/drawing/2016/5/10/chartex" xmlns:cx5="http://schemas.microsoft.com/office/drawing/2016/5/11/chartex" xmlns:cx6="http://schemas.microsoft.com/office/drawing/2016/5/12/chartex" xmlns:cx7="http://schemas.microsoft.com/office/drawing/2016/5/13/chartex" xmlns:cx8="http://schemas.microsoft.com/office/drawing/2016/5/14/chartex" xmlns:mc="http://schemas.openxmlformats.org/markup-compatibility/2006" xmlns:aink="http://schemas.microsoft.com/office/drawing/2016/ink" xmlns:am3d="http://schemas.microsoft.com/office/drawing/2017/model3d" xmlns:o="urn:schemas-microsoft-com:office:office" xmlns:r="http://schemas.openxmlformats.org/officeDocument/2006/relationships" xmlns:m="http://schemas.openxmlformats.org/officeDocument/2006/math" xmlns:v="urn:schemas-microsoft-com:vml" xmlns:wp14="http://schemas.microsoft.com/office/word/2010/wordprocessingDrawing" xmlns:wp="http://schemas.openxmlformats.org/drawingml/2006/wordprocessingDrawing" xmlns:w10="urn:schemas-microsoft-com:office:word" xmlns:w="http://schemas.openxmlformats.org/wordprocessingml/2006/main" xmlns:w14="http://schemas.microsoft.com/office/word/2010/wordml" xmlns:w15="http://schemas.microsoft.com/office/word/2012/wordml" xmlns:w16cex="http://schemas.microsoft.com/office/word/2018/wordml/cex" xmlns:w16cid="http://schemas.microsoft.com/office/word/2016/wordml/cid" xmlns:w16="http://schemas.microsoft.com/office/word/2018/wordml" xmlns:w16se="http://schemas.microsoft.com/office/word/2015/wordml/symex" xmlns:wpg="http://schemas.microsoft.com/office/word/2010/wordprocessingGroup" xmlns:wpi="http://schemas.microsoft.com/office/word/2010/wordprocessingInk" xmlns:wne="http://schemas.microsoft.com/office/word/2006/wordml" xmlns:wps="http://schemas.microsoft.com/office/word/2010/wordprocessingShape" mc:Ignorable="w14 w15 w16se w16cid w16 w16cex wp14">
   <w:body>
     <w:p>
       <w:pPr>
@@ -38,6 +38,269 @@
           <w:b/>
           <w:bCs/>
         </w:rPr>
+        <w:t>Changes 4.2</w:t>
+      </w:r>
+      <w:r>
+        <w:rPr>
+          <w:b/>
+          <w:bCs/>
+        </w:rPr>
+        <w:t>4</w:t>
+      </w:r>
+      <w:r>
+        <w:rPr>
+          <w:b/>
+          <w:bCs/>
+        </w:rPr>
+        <w:t xml:space="preserve"> to 4.25</w:t>
+      </w:r>
+    </w:p>
+    <w:p>
+      <w:pPr>
+        <w:pStyle w:val="ListParagraph"/>
+        <w:numPr>
+          <w:ilvl w:val="0"/>
+          <w:numId w:val="38"/>
+        </w:numPr>
+      </w:pPr>
+      <w:r>
+        <w:t>Fixed bug in EDI associated with GPS data.</w:t>
+      </w:r>
+    </w:p>
+    <w:p>
+      <w:pPr>
+        <w:pStyle w:val="ListParagraph"/>
+        <w:numPr>
+          <w:ilvl w:val="0"/>
+          <w:numId w:val="38"/>
+        </w:numPr>
+      </w:pPr>
+      <w:r>
+        <w:t>Technical manual update to include explanation of computing discharge in shallow water and corrected table 10.</w:t>
+      </w:r>
+    </w:p>
+    <w:p>
+      <w:pPr>
+        <w:pStyle w:val="ListParagraph"/>
+        <w:numPr>
+          <w:ilvl w:val="0"/>
+          <w:numId w:val="38"/>
+        </w:numPr>
+      </w:pPr>
+      <w:r>
+        <w:t>Fixed bug in applying weighted medians when switching from automatic to manual data type</w:t>
+      </w:r>
+    </w:p>
+    <w:p>
+      <w:pPr>
+        <w:pStyle w:val="ListParagraph"/>
+        <w:numPr>
+          <w:ilvl w:val="0"/>
+          <w:numId w:val="38"/>
+        </w:numPr>
+      </w:pPr>
+      <w:r>
+        <w:t xml:space="preserve">Modified </w:t>
+      </w:r>
+      <w:proofErr w:type="spellStart"/>
+      <w:r>
+        <w:t>extrap</w:t>
+      </w:r>
+      <w:proofErr w:type="spellEnd"/>
+      <w:r>
+        <w:t xml:space="preserve"> subsection so that </w:t>
+      </w:r>
+      <w:proofErr w:type="spellStart"/>
+      <w:r>
+        <w:t>subsectioning</w:t>
+      </w:r>
+      <w:proofErr w:type="spellEnd"/>
+      <w:r>
+        <w:t xml:space="preserve"> always works from left to right</w:t>
+      </w:r>
+    </w:p>
+    <w:p>
+      <w:pPr>
+        <w:pStyle w:val="ListParagraph"/>
+        <w:numPr>
+          <w:ilvl w:val="0"/>
+          <w:numId w:val="38"/>
+        </w:numPr>
+      </w:pPr>
+      <w:r>
+        <w:t xml:space="preserve">Removed depth from </w:t>
+      </w:r>
+      <w:proofErr w:type="spellStart"/>
+      <w:r>
+        <w:t>Oursin</w:t>
+      </w:r>
+      <w:proofErr w:type="spellEnd"/>
+      <w:r>
+        <w:t xml:space="preserve"> measured discharge uncertainty</w:t>
+      </w:r>
+    </w:p>
+    <w:p>
+      <w:pPr>
+        <w:pStyle w:val="ListParagraph"/>
+        <w:numPr>
+          <w:ilvl w:val="0"/>
+          <w:numId w:val="38"/>
+        </w:numPr>
+      </w:pPr>
+      <w:r>
+        <w:t>Added start date and delta Q to summary table</w:t>
+      </w:r>
+    </w:p>
+    <w:p>
+      <w:pPr>
+        <w:pStyle w:val="ListParagraph"/>
+        <w:numPr>
+          <w:ilvl w:val="0"/>
+          <w:numId w:val="38"/>
+        </w:numPr>
+      </w:pPr>
+      <w:proofErr w:type="spellStart"/>
+      <w:r>
+        <w:t>Extrap</w:t>
+      </w:r>
+      <w:proofErr w:type="spellEnd"/>
+      <w:r>
+        <w:t xml:space="preserve"> subsection label changes based on data loaded and processed.</w:t>
+      </w:r>
+    </w:p>
+    <w:p>
+      <w:pPr>
+        <w:pStyle w:val="ListParagraph"/>
+        <w:numPr>
+          <w:ilvl w:val="0"/>
+          <w:numId w:val="38"/>
+        </w:numPr>
+      </w:pPr>
+      <w:r>
+        <w:t>Fixed some compatibility issues with RS5 data.</w:t>
+      </w:r>
+    </w:p>
+    <w:p>
+      <w:pPr>
+        <w:pStyle w:val="ListParagraph"/>
+        <w:numPr>
+          <w:ilvl w:val="0"/>
+          <w:numId w:val="38"/>
+        </w:numPr>
+      </w:pPr>
+      <w:r>
+        <w:t>Fixed crash associated with Windows OS versions newer than 1909.</w:t>
+      </w:r>
+    </w:p>
+    <w:p>
+      <w:pPr>
+        <w:pStyle w:val="ListParagraph"/>
+        <w:numPr>
+          <w:ilvl w:val="0"/>
+          <w:numId w:val="38"/>
+        </w:numPr>
+      </w:pPr>
+      <w:r>
+        <w:t>Fix time formatting on Discharge TS plot so times do not overlap.</w:t>
+      </w:r>
+    </w:p>
+    <w:p>
+      <w:pPr>
+        <w:pStyle w:val="ListParagraph"/>
+        <w:numPr>
+          <w:ilvl w:val="0"/>
+          <w:numId w:val="38"/>
+        </w:numPr>
+      </w:pPr>
+      <w:r>
+        <w:t xml:space="preserve">Fix bug with loading data collected with a PDA and </w:t>
+      </w:r>
+      <w:proofErr w:type="spellStart"/>
+      <w:r>
+        <w:t>streampro</w:t>
+      </w:r>
+      <w:proofErr w:type="spellEnd"/>
+      <w:r>
+        <w:t>.</w:t>
+      </w:r>
+    </w:p>
+    <w:p>
+      <w:r>
+        <w:rPr>
+          <w:b/>
+          <w:bCs/>
+        </w:rPr>
+        <w:t>Changes 4.23 to 4.24</w:t>
+      </w:r>
+    </w:p>
+    <w:p>
+      <w:pPr>
+        <w:pStyle w:val="ListParagraph"/>
+        <w:numPr>
+          <w:ilvl w:val="0"/>
+          <w:numId w:val="41"/>
+        </w:numPr>
+      </w:pPr>
+      <w:r>
+        <w:t>Added user option to prompt for rating on save</w:t>
+      </w:r>
+    </w:p>
+    <w:p>
+      <w:pPr>
+        <w:pStyle w:val="ListParagraph"/>
+        <w:numPr>
+          <w:ilvl w:val="0"/>
+          <w:numId w:val="41"/>
+        </w:numPr>
+      </w:pPr>
+      <w:r>
+        <w:t>Added user option to compute extrapolation fit using discharge weighted medians</w:t>
+      </w:r>
+    </w:p>
+    <w:p>
+      <w:pPr>
+        <w:pStyle w:val="ListParagraph"/>
+        <w:numPr>
+          <w:ilvl w:val="0"/>
+          <w:numId w:val="41"/>
+        </w:numPr>
+      </w:pPr>
+      <w:r>
+        <w:t>Total measurement discharge will ignore any transect with a discharge that could not be computed</w:t>
+      </w:r>
+    </w:p>
+    <w:p>
+      <w:pPr>
+        <w:pStyle w:val="ListParagraph"/>
+        <w:numPr>
+          <w:ilvl w:val="0"/>
+          <w:numId w:val="41"/>
+        </w:numPr>
+      </w:pPr>
+      <w:r>
+        <w:t xml:space="preserve">Fixed bug reading some old </w:t>
+      </w:r>
+      <w:proofErr w:type="spellStart"/>
+      <w:r>
+        <w:t>QRev.mat</w:t>
+      </w:r>
+      <w:proofErr w:type="spellEnd"/>
+      <w:r>
+        <w:t xml:space="preserve"> files associated with new rating feature</w:t>
+      </w:r>
+    </w:p>
+    <w:p>
+      <w:pPr>
+        <w:rPr>
+          <w:b/>
+          <w:bCs/>
+        </w:rPr>
+      </w:pPr>
+      <w:r>
+        <w:rPr>
+          <w:b/>
+          <w:bCs/>
+        </w:rPr>
         <w:t>Changes 4.21 to 4.23</w:t>
       </w:r>
     </w:p>
@@ -111,13 +374,8 @@
           <w:numId w:val="37"/>
         </w:numPr>
       </w:pPr>
-      <w:bookmarkStart w:id="0" w:name="_GoBack"/>
-      <w:r>
-        <w:t xml:space="preserve">Fixed bugs in </w:t>
-      </w:r>
-      <w:bookmarkEnd w:id="0"/>
-      <w:r>
-        <w:t>heading interpolation</w:t>
+      <w:r>
+        <w:t>Fixed bugs in heading interpolation</w:t>
       </w:r>
     </w:p>
     <w:p>
@@ -302,6 +560,7 @@
         </w:numPr>
       </w:pPr>
       <w:r>
+        <w:lastRenderedPageBreak/>
         <w:t>Modifications to allow QRev to work with Rowe and Nortek ADCPs.</w:t>
       </w:r>
     </w:p>
@@ -614,7 +873,6 @@
         </w:numPr>
       </w:pPr>
       <w:r>
-        <w:lastRenderedPageBreak/>
         <w:t>Fixed issues with tab text color not updating properly</w:t>
       </w:r>
     </w:p>
@@ -888,6 +1146,7 @@
         </w:numPr>
       </w:pPr>
       <w:r>
+        <w:lastRenderedPageBreak/>
         <w:t>Changes to default settings are highlighted</w:t>
       </w:r>
     </w:p>
@@ -1097,7 +1356,6 @@
         </w:numPr>
       </w:pPr>
       <w:r>
-        <w:lastRenderedPageBreak/>
         <w:t xml:space="preserve">Fixed bug in edges </w:t>
       </w:r>
       <w:proofErr w:type="spellStart"/>
@@ -1165,15 +1423,7 @@
         </w:numPr>
       </w:pPr>
       <w:r>
-        <w:t xml:space="preserve">Modified uncertainty </w:t>
-      </w:r>
-      <w:proofErr w:type="gramStart"/>
-      <w:r>
-        <w:t>estimate</w:t>
-      </w:r>
-      <w:proofErr w:type="gramEnd"/>
-      <w:r>
-        <w:t xml:space="preserve"> for invalid and edges to use absolute values.</w:t>
+        <w:t>Modified uncertainty estimate for invalid and edges to use absolute values.</w:t>
       </w:r>
     </w:p>
     <w:p>
@@ -1415,6 +1665,7 @@
           <w:b/>
           <w:bCs/>
         </w:rPr>
+        <w:lastRenderedPageBreak/>
         <w:t>Changes to QRev from 3.33 to 3.34</w:t>
       </w:r>
     </w:p>
@@ -1645,7 +1896,6 @@
         </w:numPr>
       </w:pPr>
       <w:r>
-        <w:lastRenderedPageBreak/>
         <w:t>Modified the computation for extrapolation uncertainty to prevent a manual setting from biasing the uncertainty low</w:t>
       </w:r>
     </w:p>
@@ -1865,6 +2115,7 @@
         </w:numPr>
       </w:pPr>
       <w:r>
+        <w:lastRenderedPageBreak/>
         <w:t xml:space="preserve">Added code to handle files processed with </w:t>
       </w:r>
       <w:proofErr w:type="spellStart"/>
@@ -2030,7 +2281,6 @@
         </w:numPr>
       </w:pPr>
       <w:r>
-        <w:lastRenderedPageBreak/>
         <w:t xml:space="preserve">A bug which applied both the </w:t>
       </w:r>
       <w:proofErr w:type="spellStart"/>
@@ -2264,6 +2514,7 @@
         </w:numPr>
       </w:pPr>
       <w:r>
+        <w:lastRenderedPageBreak/>
         <w:t>Fixed issue with RSL revision numbers which need to be 2 digits (02 not 2).</w:t>
       </w:r>
     </w:p>
@@ -2312,8 +2563,13 @@
       </w:r>
       <w:proofErr w:type="spellEnd"/>
       <w:r>
-        <w:t>/Local/QRev</w:t>
-      </w:r>
+        <w:t>/Local/</w:t>
+      </w:r>
+      <w:proofErr w:type="spellStart"/>
+      <w:r>
+        <w:t>QRev</w:t>
+      </w:r>
+      <w:proofErr w:type="spellEnd"/>
     </w:p>
     <w:p>
       <w:pPr>
@@ -2511,7 +2767,6 @@
         </w:numPr>
       </w:pPr>
       <w:r>
-        <w:lastRenderedPageBreak/>
         <w:t>Fixed crash when loading transect with only 1 ensemble.</w:t>
       </w:r>
     </w:p>
@@ -2739,7 +2994,15 @@
       </w:r>
       <w:proofErr w:type="spellEnd"/>
       <w:r>
-        <w:t xml:space="preserve"> to older QRev files</w:t>
+        <w:t xml:space="preserve"> to older </w:t>
+      </w:r>
+      <w:proofErr w:type="spellStart"/>
+      <w:r>
+        <w:t>QRev</w:t>
+      </w:r>
+      <w:proofErr w:type="spellEnd"/>
+      <w:r>
+        <w:t xml:space="preserve"> files</w:t>
       </w:r>
     </w:p>
     <w:p>
@@ -2803,6 +3066,7 @@
         </w:numPr>
       </w:pPr>
       <w:r>
+        <w:lastRenderedPageBreak/>
         <w:t>Fixed bug when G2 compass was processed with current RSL resulting in Compass pitch and roll limits set to large number</w:t>
       </w:r>
     </w:p>
@@ -2943,7 +3207,7 @@
 </file>
 
 <file path=word/numbering.xml><?xml version="1.0" encoding="utf-8"?>
-<w:numbering xmlns:wpc="http://schemas.microsoft.com/office/word/2010/wordprocessingCanvas" xmlns:cx="http://schemas.microsoft.com/office/drawing/2014/chartex" xmlns:cx1="http://schemas.microsoft.com/office/drawing/2015/9/8/chartex" xmlns:cx2="http://schemas.microsoft.com/office/drawing/2015/10/21/chartex" xmlns:cx3="http://schemas.microsoft.com/office/drawing/2016/5/9/chartex" xmlns:cx4="http://schemas.microsoft.com/office/drawing/2016/5/10/chartex" xmlns:cx5="http://schemas.microsoft.com/office/drawing/2016/5/11/chartex" xmlns:cx6="http://schemas.microsoft.com/office/drawing/2016/5/12/chartex" xmlns:cx7="http://schemas.microsoft.com/office/drawing/2016/5/13/chartex" xmlns:cx8="http://schemas.microsoft.com/office/drawing/2016/5/14/chartex" xmlns:mc="http://schemas.openxmlformats.org/markup-compatibility/2006" xmlns:aink="http://schemas.microsoft.com/office/drawing/2016/ink" xmlns:am3d="http://schemas.microsoft.com/office/drawing/2017/model3d" xmlns:o="urn:schemas-microsoft-com:office:office" xmlns:r="http://schemas.openxmlformats.org/officeDocument/2006/relationships" xmlns:m="http://schemas.openxmlformats.org/officeDocument/2006/math" xmlns:v="urn:schemas-microsoft-com:vml" xmlns:wp14="http://schemas.microsoft.com/office/word/2010/wordprocessingDrawing" xmlns:wp="http://schemas.openxmlformats.org/drawingml/2006/wordprocessingDrawing" xmlns:w10="urn:schemas-microsoft-com:office:word" xmlns:w="http://schemas.openxmlformats.org/wordprocessingml/2006/main" xmlns:w14="http://schemas.microsoft.com/office/word/2010/wordml" xmlns:w15="http://schemas.microsoft.com/office/word/2012/wordml" xmlns:w16cid="http://schemas.microsoft.com/office/word/2016/wordml/cid" xmlns:w16se="http://schemas.microsoft.com/office/word/2015/wordml/symex" xmlns:wpg="http://schemas.microsoft.com/office/word/2010/wordprocessingGroup" xmlns:wpi="http://schemas.microsoft.com/office/word/2010/wordprocessingInk" xmlns:wne="http://schemas.microsoft.com/office/word/2006/wordml" xmlns:wps="http://schemas.microsoft.com/office/word/2010/wordprocessingShape" mc:Ignorable="w14 w15 w16se w16cid wp14">
+<w:numbering xmlns:wpc="http://schemas.microsoft.com/office/word/2010/wordprocessingCanvas" xmlns:cx="http://schemas.microsoft.com/office/drawing/2014/chartex" xmlns:cx1="http://schemas.microsoft.com/office/drawing/2015/9/8/chartex" xmlns:cx2="http://schemas.microsoft.com/office/drawing/2015/10/21/chartex" xmlns:cx3="http://schemas.microsoft.com/office/drawing/2016/5/9/chartex" xmlns:cx4="http://schemas.microsoft.com/office/drawing/2016/5/10/chartex" xmlns:cx5="http://schemas.microsoft.com/office/drawing/2016/5/11/chartex" xmlns:cx6="http://schemas.microsoft.com/office/drawing/2016/5/12/chartex" xmlns:cx7="http://schemas.microsoft.com/office/drawing/2016/5/13/chartex" xmlns:cx8="http://schemas.microsoft.com/office/drawing/2016/5/14/chartex" xmlns:mc="http://schemas.openxmlformats.org/markup-compatibility/2006" xmlns:aink="http://schemas.microsoft.com/office/drawing/2016/ink" xmlns:am3d="http://schemas.microsoft.com/office/drawing/2017/model3d" xmlns:o="urn:schemas-microsoft-com:office:office" xmlns:r="http://schemas.openxmlformats.org/officeDocument/2006/relationships" xmlns:m="http://schemas.openxmlformats.org/officeDocument/2006/math" xmlns:v="urn:schemas-microsoft-com:vml" xmlns:wp14="http://schemas.microsoft.com/office/word/2010/wordprocessingDrawing" xmlns:wp="http://schemas.openxmlformats.org/drawingml/2006/wordprocessingDrawing" xmlns:w10="urn:schemas-microsoft-com:office:word" xmlns:w="http://schemas.openxmlformats.org/wordprocessingml/2006/main" xmlns:w14="http://schemas.microsoft.com/office/word/2010/wordml" xmlns:w15="http://schemas.microsoft.com/office/word/2012/wordml" xmlns:w16cex="http://schemas.microsoft.com/office/word/2018/wordml/cex" xmlns:w16cid="http://schemas.microsoft.com/office/word/2016/wordml/cid" xmlns:w16="http://schemas.microsoft.com/office/word/2018/wordml" xmlns:w16se="http://schemas.microsoft.com/office/word/2015/wordml/symex" xmlns:wpg="http://schemas.microsoft.com/office/word/2010/wordprocessingGroup" xmlns:wpi="http://schemas.microsoft.com/office/word/2010/wordprocessingInk" xmlns:wne="http://schemas.microsoft.com/office/word/2006/wordml" xmlns:wps="http://schemas.microsoft.com/office/word/2010/wordprocessingShape" mc:Ignorable="w14 w15 w16se w16cid w16 w16cex wp14">
   <w:numPicBullet w:numPicBulletId="0">
     <w:pict>
       <v:shapetype id="_x0000_t75" coordsize="21600,21600" o:spt="75" o:preferrelative="t" path="m@4@5l@4@11@9@11@9@5xe" filled="f" stroked="f">
@@ -2965,7 +3229,7 @@
         <v:path o:extrusionok="f" gradientshapeok="t" o:connecttype="rect"/>
         <o:lock v:ext="edit" aspectratio="t"/>
       </v:shapetype>
-      <v:shape id="_x0000_i1029" type="#_x0000_t75" alt="A close up of a logo&#10;&#10;Description automatically generated" style="width:36pt;height:36pt;visibility:visible;mso-wrap-style:square" o:bullet="t">
+      <v:shape id="_x0000_i1057" type="#_x0000_t75" alt="A close up of a logo&#10;&#10;Description automatically generated" style="width:36pt;height:36pt;visibility:visible;mso-wrap-style:square" o:bullet="t">
         <v:imagedata r:id="rId1" o:title="A close up of a logo&#10;&#10;Description automatically generated"/>
       </v:shape>
     </w:pict>
@@ -4506,6 +4770,92 @@
     </w:lvl>
   </w:abstractNum>
   <w:abstractNum w:abstractNumId="17" w15:restartNumberingAfterBreak="0">
+    <w:nsid w:val="284C2DCC"/>
+    <w:multiLevelType w:val="hybridMultilevel"/>
+    <w:tmpl w:val="5BF67E76"/>
+    <w:lvl w:ilvl="0" w:tplc="0409000F">
+      <w:start w:val="1"/>
+      <w:numFmt w:val="decimal"/>
+      <w:lvlText w:val="%1."/>
+      <w:lvlJc w:val="left"/>
+      <w:pPr>
+        <w:ind w:left="720" w:hanging="360"/>
+      </w:pPr>
+    </w:lvl>
+    <w:lvl w:ilvl="1" w:tplc="04090019" w:tentative="1">
+      <w:start w:val="1"/>
+      <w:numFmt w:val="lowerLetter"/>
+      <w:lvlText w:val="%2."/>
+      <w:lvlJc w:val="left"/>
+      <w:pPr>
+        <w:ind w:left="1440" w:hanging="360"/>
+      </w:pPr>
+    </w:lvl>
+    <w:lvl w:ilvl="2" w:tplc="0409001B" w:tentative="1">
+      <w:start w:val="1"/>
+      <w:numFmt w:val="lowerRoman"/>
+      <w:lvlText w:val="%3."/>
+      <w:lvlJc w:val="right"/>
+      <w:pPr>
+        <w:ind w:left="2160" w:hanging="180"/>
+      </w:pPr>
+    </w:lvl>
+    <w:lvl w:ilvl="3" w:tplc="0409000F" w:tentative="1">
+      <w:start w:val="1"/>
+      <w:numFmt w:val="decimal"/>
+      <w:lvlText w:val="%4."/>
+      <w:lvlJc w:val="left"/>
+      <w:pPr>
+        <w:ind w:left="2880" w:hanging="360"/>
+      </w:pPr>
+    </w:lvl>
+    <w:lvl w:ilvl="4" w:tplc="04090019" w:tentative="1">
+      <w:start w:val="1"/>
+      <w:numFmt w:val="lowerLetter"/>
+      <w:lvlText w:val="%5."/>
+      <w:lvlJc w:val="left"/>
+      <w:pPr>
+        <w:ind w:left="3600" w:hanging="360"/>
+      </w:pPr>
+    </w:lvl>
+    <w:lvl w:ilvl="5" w:tplc="0409001B" w:tentative="1">
+      <w:start w:val="1"/>
+      <w:numFmt w:val="lowerRoman"/>
+      <w:lvlText w:val="%6."/>
+      <w:lvlJc w:val="right"/>
+      <w:pPr>
+        <w:ind w:left="4320" w:hanging="180"/>
+      </w:pPr>
+    </w:lvl>
+    <w:lvl w:ilvl="6" w:tplc="0409000F" w:tentative="1">
+      <w:start w:val="1"/>
+      <w:numFmt w:val="decimal"/>
+      <w:lvlText w:val="%7."/>
+      <w:lvlJc w:val="left"/>
+      <w:pPr>
+        <w:ind w:left="5040" w:hanging="360"/>
+      </w:pPr>
+    </w:lvl>
+    <w:lvl w:ilvl="7" w:tplc="04090019" w:tentative="1">
+      <w:start w:val="1"/>
+      <w:numFmt w:val="lowerLetter"/>
+      <w:lvlText w:val="%8."/>
+      <w:lvlJc w:val="left"/>
+      <w:pPr>
+        <w:ind w:left="5760" w:hanging="360"/>
+      </w:pPr>
+    </w:lvl>
+    <w:lvl w:ilvl="8" w:tplc="0409001B" w:tentative="1">
+      <w:start w:val="1"/>
+      <w:numFmt w:val="lowerRoman"/>
+      <w:lvlText w:val="%9."/>
+      <w:lvlJc w:val="right"/>
+      <w:pPr>
+        <w:ind w:left="6480" w:hanging="180"/>
+      </w:pPr>
+    </w:lvl>
+  </w:abstractNum>
+  <w:abstractNum w:abstractNumId="18" w15:restartNumberingAfterBreak="0">
     <w:nsid w:val="29C5197A"/>
     <w:multiLevelType w:val="hybridMultilevel"/>
     <w:tmpl w:val="216A3DB4"/>
@@ -4591,7 +4941,7 @@
       </w:pPr>
     </w:lvl>
   </w:abstractNum>
-  <w:abstractNum w:abstractNumId="18" w15:restartNumberingAfterBreak="0">
+  <w:abstractNum w:abstractNumId="19" w15:restartNumberingAfterBreak="0">
     <w:nsid w:val="2B9B2592"/>
     <w:multiLevelType w:val="hybridMultilevel"/>
     <w:tmpl w:val="17F2E8E8"/>
@@ -4677,7 +5027,7 @@
       </w:pPr>
     </w:lvl>
   </w:abstractNum>
-  <w:abstractNum w:abstractNumId="19" w15:restartNumberingAfterBreak="0">
+  <w:abstractNum w:abstractNumId="20" w15:restartNumberingAfterBreak="0">
     <w:nsid w:val="2C1B4243"/>
     <w:multiLevelType w:val="hybridMultilevel"/>
     <w:tmpl w:val="84BA4ADC"/>
@@ -4766,7 +5116,7 @@
       </w:pPr>
     </w:lvl>
   </w:abstractNum>
-  <w:abstractNum w:abstractNumId="20" w15:restartNumberingAfterBreak="0">
+  <w:abstractNum w:abstractNumId="21" w15:restartNumberingAfterBreak="0">
     <w:nsid w:val="2EDE4774"/>
     <w:multiLevelType w:val="hybridMultilevel"/>
     <w:tmpl w:val="D8E8F944"/>
@@ -4855,7 +5205,7 @@
       </w:pPr>
     </w:lvl>
   </w:abstractNum>
-  <w:abstractNum w:abstractNumId="21" w15:restartNumberingAfterBreak="0">
+  <w:abstractNum w:abstractNumId="22" w15:restartNumberingAfterBreak="0">
     <w:nsid w:val="2F337F95"/>
     <w:multiLevelType w:val="hybridMultilevel"/>
     <w:tmpl w:val="B0F420D8"/>
@@ -4941,7 +5291,7 @@
       </w:pPr>
     </w:lvl>
   </w:abstractNum>
-  <w:abstractNum w:abstractNumId="22" w15:restartNumberingAfterBreak="0">
+  <w:abstractNum w:abstractNumId="23" w15:restartNumberingAfterBreak="0">
     <w:nsid w:val="3B0445A7"/>
     <w:multiLevelType w:val="hybridMultilevel"/>
     <w:tmpl w:val="3E12C668"/>
@@ -5030,7 +5380,7 @@
       </w:pPr>
     </w:lvl>
   </w:abstractNum>
-  <w:abstractNum w:abstractNumId="23" w15:restartNumberingAfterBreak="0">
+  <w:abstractNum w:abstractNumId="24" w15:restartNumberingAfterBreak="0">
     <w:nsid w:val="42851CF1"/>
     <w:multiLevelType w:val="hybridMultilevel"/>
     <w:tmpl w:val="11FC60E4"/>
@@ -5116,7 +5466,7 @@
       </w:pPr>
     </w:lvl>
   </w:abstractNum>
-  <w:abstractNum w:abstractNumId="24" w15:restartNumberingAfterBreak="0">
+  <w:abstractNum w:abstractNumId="25" w15:restartNumberingAfterBreak="0">
     <w:nsid w:val="435E2934"/>
     <w:multiLevelType w:val="hybridMultilevel"/>
     <w:tmpl w:val="D3D0919E"/>
@@ -5202,7 +5552,7 @@
       </w:pPr>
     </w:lvl>
   </w:abstractNum>
-  <w:abstractNum w:abstractNumId="25" w15:restartNumberingAfterBreak="0">
+  <w:abstractNum w:abstractNumId="26" w15:restartNumberingAfterBreak="0">
     <w:nsid w:val="43A97FDC"/>
     <w:multiLevelType w:val="hybridMultilevel"/>
     <w:tmpl w:val="D9005D1E"/>
@@ -5291,7 +5641,7 @@
       </w:pPr>
     </w:lvl>
   </w:abstractNum>
-  <w:abstractNum w:abstractNumId="26" w15:restartNumberingAfterBreak="0">
+  <w:abstractNum w:abstractNumId="27" w15:restartNumberingAfterBreak="0">
     <w:nsid w:val="45EB12D2"/>
     <w:multiLevelType w:val="hybridMultilevel"/>
     <w:tmpl w:val="D8E8F944"/>
@@ -5380,7 +5730,7 @@
       </w:pPr>
     </w:lvl>
   </w:abstractNum>
-  <w:abstractNum w:abstractNumId="27" w15:restartNumberingAfterBreak="0">
+  <w:abstractNum w:abstractNumId="28" w15:restartNumberingAfterBreak="0">
     <w:nsid w:val="4D4D59D8"/>
     <w:multiLevelType w:val="hybridMultilevel"/>
     <w:tmpl w:val="F6501E1C"/>
@@ -5466,7 +5816,7 @@
       </w:pPr>
     </w:lvl>
   </w:abstractNum>
-  <w:abstractNum w:abstractNumId="28" w15:restartNumberingAfterBreak="0">
+  <w:abstractNum w:abstractNumId="29" w15:restartNumberingAfterBreak="0">
     <w:nsid w:val="5114456D"/>
     <w:multiLevelType w:val="hybridMultilevel"/>
     <w:tmpl w:val="49465278"/>
@@ -5552,7 +5902,182 @@
       </w:pPr>
     </w:lvl>
   </w:abstractNum>
-  <w:abstractNum w:abstractNumId="29" w15:restartNumberingAfterBreak="0">
+  <w:abstractNum w:abstractNumId="30" w15:restartNumberingAfterBreak="0">
+    <w:nsid w:val="51D05968"/>
+    <w:multiLevelType w:val="hybridMultilevel"/>
+    <w:tmpl w:val="CC8A49E8"/>
+    <w:lvl w:ilvl="0" w:tplc="0409000F">
+      <w:start w:val="1"/>
+      <w:numFmt w:val="decimal"/>
+      <w:lvlText w:val="%1."/>
+      <w:lvlJc w:val="left"/>
+      <w:pPr>
+        <w:ind w:left="720" w:hanging="360"/>
+      </w:pPr>
+      <w:rPr>
+        <w:rFonts w:hint="default"/>
+      </w:rPr>
+    </w:lvl>
+    <w:lvl w:ilvl="1" w:tplc="04090019" w:tentative="1">
+      <w:start w:val="1"/>
+      <w:numFmt w:val="lowerLetter"/>
+      <w:lvlText w:val="%2."/>
+      <w:lvlJc w:val="left"/>
+      <w:pPr>
+        <w:ind w:left="1440" w:hanging="360"/>
+      </w:pPr>
+    </w:lvl>
+    <w:lvl w:ilvl="2" w:tplc="0409001B" w:tentative="1">
+      <w:start w:val="1"/>
+      <w:numFmt w:val="lowerRoman"/>
+      <w:lvlText w:val="%3."/>
+      <w:lvlJc w:val="right"/>
+      <w:pPr>
+        <w:ind w:left="2160" w:hanging="180"/>
+      </w:pPr>
+    </w:lvl>
+    <w:lvl w:ilvl="3" w:tplc="0409000F" w:tentative="1">
+      <w:start w:val="1"/>
+      <w:numFmt w:val="decimal"/>
+      <w:lvlText w:val="%4."/>
+      <w:lvlJc w:val="left"/>
+      <w:pPr>
+        <w:ind w:left="2880" w:hanging="360"/>
+      </w:pPr>
+    </w:lvl>
+    <w:lvl w:ilvl="4" w:tplc="04090019" w:tentative="1">
+      <w:start w:val="1"/>
+      <w:numFmt w:val="lowerLetter"/>
+      <w:lvlText w:val="%5."/>
+      <w:lvlJc w:val="left"/>
+      <w:pPr>
+        <w:ind w:left="3600" w:hanging="360"/>
+      </w:pPr>
+    </w:lvl>
+    <w:lvl w:ilvl="5" w:tplc="0409001B" w:tentative="1">
+      <w:start w:val="1"/>
+      <w:numFmt w:val="lowerRoman"/>
+      <w:lvlText w:val="%6."/>
+      <w:lvlJc w:val="right"/>
+      <w:pPr>
+        <w:ind w:left="4320" w:hanging="180"/>
+      </w:pPr>
+    </w:lvl>
+    <w:lvl w:ilvl="6" w:tplc="0409000F" w:tentative="1">
+      <w:start w:val="1"/>
+      <w:numFmt w:val="decimal"/>
+      <w:lvlText w:val="%7."/>
+      <w:lvlJc w:val="left"/>
+      <w:pPr>
+        <w:ind w:left="5040" w:hanging="360"/>
+      </w:pPr>
+    </w:lvl>
+    <w:lvl w:ilvl="7" w:tplc="04090019" w:tentative="1">
+      <w:start w:val="1"/>
+      <w:numFmt w:val="lowerLetter"/>
+      <w:lvlText w:val="%8."/>
+      <w:lvlJc w:val="left"/>
+      <w:pPr>
+        <w:ind w:left="5760" w:hanging="360"/>
+      </w:pPr>
+    </w:lvl>
+    <w:lvl w:ilvl="8" w:tplc="0409001B" w:tentative="1">
+      <w:start w:val="1"/>
+      <w:numFmt w:val="lowerRoman"/>
+      <w:lvlText w:val="%9."/>
+      <w:lvlJc w:val="right"/>
+      <w:pPr>
+        <w:ind w:left="6480" w:hanging="180"/>
+      </w:pPr>
+    </w:lvl>
+  </w:abstractNum>
+  <w:abstractNum w:abstractNumId="31" w15:restartNumberingAfterBreak="0">
+    <w:nsid w:val="52043BB2"/>
+    <w:multiLevelType w:val="hybridMultilevel"/>
+    <w:tmpl w:val="96EE953A"/>
+    <w:lvl w:ilvl="0" w:tplc="0409000F">
+      <w:start w:val="1"/>
+      <w:numFmt w:val="decimal"/>
+      <w:lvlText w:val="%1."/>
+      <w:lvlJc w:val="left"/>
+      <w:pPr>
+        <w:ind w:left="720" w:hanging="360"/>
+      </w:pPr>
+    </w:lvl>
+    <w:lvl w:ilvl="1" w:tplc="04090019" w:tentative="1">
+      <w:start w:val="1"/>
+      <w:numFmt w:val="lowerLetter"/>
+      <w:lvlText w:val="%2."/>
+      <w:lvlJc w:val="left"/>
+      <w:pPr>
+        <w:ind w:left="1440" w:hanging="360"/>
+      </w:pPr>
+    </w:lvl>
+    <w:lvl w:ilvl="2" w:tplc="0409001B" w:tentative="1">
+      <w:start w:val="1"/>
+      <w:numFmt w:val="lowerRoman"/>
+      <w:lvlText w:val="%3."/>
+      <w:lvlJc w:val="right"/>
+      <w:pPr>
+        <w:ind w:left="2160" w:hanging="180"/>
+      </w:pPr>
+    </w:lvl>
+    <w:lvl w:ilvl="3" w:tplc="0409000F" w:tentative="1">
+      <w:start w:val="1"/>
+      <w:numFmt w:val="decimal"/>
+      <w:lvlText w:val="%4."/>
+      <w:lvlJc w:val="left"/>
+      <w:pPr>
+        <w:ind w:left="2880" w:hanging="360"/>
+      </w:pPr>
+    </w:lvl>
+    <w:lvl w:ilvl="4" w:tplc="04090019" w:tentative="1">
+      <w:start w:val="1"/>
+      <w:numFmt w:val="lowerLetter"/>
+      <w:lvlText w:val="%5."/>
+      <w:lvlJc w:val="left"/>
+      <w:pPr>
+        <w:ind w:left="3600" w:hanging="360"/>
+      </w:pPr>
+    </w:lvl>
+    <w:lvl w:ilvl="5" w:tplc="0409001B" w:tentative="1">
+      <w:start w:val="1"/>
+      <w:numFmt w:val="lowerRoman"/>
+      <w:lvlText w:val="%6."/>
+      <w:lvlJc w:val="right"/>
+      <w:pPr>
+        <w:ind w:left="4320" w:hanging="180"/>
+      </w:pPr>
+    </w:lvl>
+    <w:lvl w:ilvl="6" w:tplc="0409000F" w:tentative="1">
+      <w:start w:val="1"/>
+      <w:numFmt w:val="decimal"/>
+      <w:lvlText w:val="%7."/>
+      <w:lvlJc w:val="left"/>
+      <w:pPr>
+        <w:ind w:left="5040" w:hanging="360"/>
+      </w:pPr>
+    </w:lvl>
+    <w:lvl w:ilvl="7" w:tplc="04090019" w:tentative="1">
+      <w:start w:val="1"/>
+      <w:numFmt w:val="lowerLetter"/>
+      <w:lvlText w:val="%8."/>
+      <w:lvlJc w:val="left"/>
+      <w:pPr>
+        <w:ind w:left="5760" w:hanging="360"/>
+      </w:pPr>
+    </w:lvl>
+    <w:lvl w:ilvl="8" w:tplc="0409001B" w:tentative="1">
+      <w:start w:val="1"/>
+      <w:numFmt w:val="lowerRoman"/>
+      <w:lvlText w:val="%9."/>
+      <w:lvlJc w:val="right"/>
+      <w:pPr>
+        <w:ind w:left="6480" w:hanging="180"/>
+      </w:pPr>
+    </w:lvl>
+  </w:abstractNum>
+  <w:abstractNum w:abstractNumId="32" w15:restartNumberingAfterBreak="0">
     <w:nsid w:val="569E4574"/>
     <w:multiLevelType w:val="hybridMultilevel"/>
     <w:tmpl w:val="64187CAA"/>
@@ -5638,7 +6163,7 @@
       </w:pPr>
     </w:lvl>
   </w:abstractNum>
-  <w:abstractNum w:abstractNumId="30" w15:restartNumberingAfterBreak="0">
+  <w:abstractNum w:abstractNumId="33" w15:restartNumberingAfterBreak="0">
     <w:nsid w:val="5DA0187C"/>
     <w:multiLevelType w:val="hybridMultilevel"/>
     <w:tmpl w:val="6366C8C6"/>
@@ -5727,7 +6252,7 @@
       </w:pPr>
     </w:lvl>
   </w:abstractNum>
-  <w:abstractNum w:abstractNumId="31" w15:restartNumberingAfterBreak="0">
+  <w:abstractNum w:abstractNumId="34" w15:restartNumberingAfterBreak="0">
     <w:nsid w:val="5DB82E8F"/>
     <w:multiLevelType w:val="hybridMultilevel"/>
     <w:tmpl w:val="CCA6A82E"/>
@@ -5813,7 +6338,7 @@
       </w:pPr>
     </w:lvl>
   </w:abstractNum>
-  <w:abstractNum w:abstractNumId="32" w15:restartNumberingAfterBreak="0">
+  <w:abstractNum w:abstractNumId="35" w15:restartNumberingAfterBreak="0">
     <w:nsid w:val="5F6A260E"/>
     <w:multiLevelType w:val="hybridMultilevel"/>
     <w:tmpl w:val="3A0C7072"/>
@@ -5899,7 +6424,7 @@
       </w:pPr>
     </w:lvl>
   </w:abstractNum>
-  <w:abstractNum w:abstractNumId="33" w15:restartNumberingAfterBreak="0">
+  <w:abstractNum w:abstractNumId="36" w15:restartNumberingAfterBreak="0">
     <w:nsid w:val="62424626"/>
     <w:multiLevelType w:val="hybridMultilevel"/>
     <w:tmpl w:val="A0CAD1FA"/>
@@ -6012,7 +6537,7 @@
       </w:rPr>
     </w:lvl>
   </w:abstractNum>
-  <w:abstractNum w:abstractNumId="34" w15:restartNumberingAfterBreak="0">
+  <w:abstractNum w:abstractNumId="37" w15:restartNumberingAfterBreak="0">
     <w:nsid w:val="666C162C"/>
     <w:multiLevelType w:val="hybridMultilevel"/>
     <w:tmpl w:val="AFD647C0"/>
@@ -6098,7 +6623,93 @@
       </w:pPr>
     </w:lvl>
   </w:abstractNum>
-  <w:abstractNum w:abstractNumId="35" w15:restartNumberingAfterBreak="0">
+  <w:abstractNum w:abstractNumId="38" w15:restartNumberingAfterBreak="0">
+    <w:nsid w:val="6D4C3886"/>
+    <w:multiLevelType w:val="hybridMultilevel"/>
+    <w:tmpl w:val="5BF67E76"/>
+    <w:lvl w:ilvl="0" w:tplc="0409000F">
+      <w:start w:val="1"/>
+      <w:numFmt w:val="decimal"/>
+      <w:lvlText w:val="%1."/>
+      <w:lvlJc w:val="left"/>
+      <w:pPr>
+        <w:ind w:left="720" w:hanging="360"/>
+      </w:pPr>
+    </w:lvl>
+    <w:lvl w:ilvl="1" w:tplc="04090019" w:tentative="1">
+      <w:start w:val="1"/>
+      <w:numFmt w:val="lowerLetter"/>
+      <w:lvlText w:val="%2."/>
+      <w:lvlJc w:val="left"/>
+      <w:pPr>
+        <w:ind w:left="1440" w:hanging="360"/>
+      </w:pPr>
+    </w:lvl>
+    <w:lvl w:ilvl="2" w:tplc="0409001B" w:tentative="1">
+      <w:start w:val="1"/>
+      <w:numFmt w:val="lowerRoman"/>
+      <w:lvlText w:val="%3."/>
+      <w:lvlJc w:val="right"/>
+      <w:pPr>
+        <w:ind w:left="2160" w:hanging="180"/>
+      </w:pPr>
+    </w:lvl>
+    <w:lvl w:ilvl="3" w:tplc="0409000F" w:tentative="1">
+      <w:start w:val="1"/>
+      <w:numFmt w:val="decimal"/>
+      <w:lvlText w:val="%4."/>
+      <w:lvlJc w:val="left"/>
+      <w:pPr>
+        <w:ind w:left="2880" w:hanging="360"/>
+      </w:pPr>
+    </w:lvl>
+    <w:lvl w:ilvl="4" w:tplc="04090019" w:tentative="1">
+      <w:start w:val="1"/>
+      <w:numFmt w:val="lowerLetter"/>
+      <w:lvlText w:val="%5."/>
+      <w:lvlJc w:val="left"/>
+      <w:pPr>
+        <w:ind w:left="3600" w:hanging="360"/>
+      </w:pPr>
+    </w:lvl>
+    <w:lvl w:ilvl="5" w:tplc="0409001B" w:tentative="1">
+      <w:start w:val="1"/>
+      <w:numFmt w:val="lowerRoman"/>
+      <w:lvlText w:val="%6."/>
+      <w:lvlJc w:val="right"/>
+      <w:pPr>
+        <w:ind w:left="4320" w:hanging="180"/>
+      </w:pPr>
+    </w:lvl>
+    <w:lvl w:ilvl="6" w:tplc="0409000F" w:tentative="1">
+      <w:start w:val="1"/>
+      <w:numFmt w:val="decimal"/>
+      <w:lvlText w:val="%7."/>
+      <w:lvlJc w:val="left"/>
+      <w:pPr>
+        <w:ind w:left="5040" w:hanging="360"/>
+      </w:pPr>
+    </w:lvl>
+    <w:lvl w:ilvl="7" w:tplc="04090019" w:tentative="1">
+      <w:start w:val="1"/>
+      <w:numFmt w:val="lowerLetter"/>
+      <w:lvlText w:val="%8."/>
+      <w:lvlJc w:val="left"/>
+      <w:pPr>
+        <w:ind w:left="5760" w:hanging="360"/>
+      </w:pPr>
+    </w:lvl>
+    <w:lvl w:ilvl="8" w:tplc="0409001B" w:tentative="1">
+      <w:start w:val="1"/>
+      <w:numFmt w:val="lowerRoman"/>
+      <w:lvlText w:val="%9."/>
+      <w:lvlJc w:val="right"/>
+      <w:pPr>
+        <w:ind w:left="6480" w:hanging="180"/>
+      </w:pPr>
+    </w:lvl>
+  </w:abstractNum>
+  <w:abstractNum w:abstractNumId="39" w15:restartNumberingAfterBreak="0">
     <w:nsid w:val="7F303681"/>
     <w:multiLevelType w:val="hybridMultilevel"/>
     <w:tmpl w:val="549A06E6"/>
@@ -6184,7 +6795,7 @@
       </w:pPr>
     </w:lvl>
   </w:abstractNum>
-  <w:abstractNum w:abstractNumId="36" w15:restartNumberingAfterBreak="0">
+  <w:abstractNum w:abstractNumId="40" w15:restartNumberingAfterBreak="0">
     <w:nsid w:val="7F72028C"/>
     <w:multiLevelType w:val="hybridMultilevel"/>
     <w:tmpl w:val="4A2E54C4"/>
@@ -6274,28 +6885,28 @@
     </w:lvl>
   </w:abstractNum>
   <w:num w:numId="1">
-    <w:abstractNumId w:val="34"/>
+    <w:abstractNumId w:val="37"/>
   </w:num>
   <w:num w:numId="2">
-    <w:abstractNumId w:val="36"/>
+    <w:abstractNumId w:val="40"/>
   </w:num>
   <w:num w:numId="3">
-    <w:abstractNumId w:val="17"/>
+    <w:abstractNumId w:val="18"/>
   </w:num>
   <w:num w:numId="4">
-    <w:abstractNumId w:val="22"/>
+    <w:abstractNumId w:val="23"/>
   </w:num>
   <w:num w:numId="5">
     <w:abstractNumId w:val="4"/>
   </w:num>
   <w:num w:numId="6">
-    <w:abstractNumId w:val="30"/>
+    <w:abstractNumId w:val="33"/>
   </w:num>
   <w:num w:numId="7">
-    <w:abstractNumId w:val="21"/>
+    <w:abstractNumId w:val="22"/>
   </w:num>
   <w:num w:numId="8">
-    <w:abstractNumId w:val="19"/>
+    <w:abstractNumId w:val="20"/>
   </w:num>
   <w:num w:numId="9">
     <w:abstractNumId w:val="11"/>
@@ -6304,13 +6915,13 @@
     <w:abstractNumId w:val="1"/>
   </w:num>
   <w:num w:numId="11">
-    <w:abstractNumId w:val="20"/>
+    <w:abstractNumId w:val="21"/>
   </w:num>
   <w:num w:numId="12">
     <w:abstractNumId w:val="6"/>
   </w:num>
   <w:num w:numId="13">
-    <w:abstractNumId w:val="26"/>
+    <w:abstractNumId w:val="27"/>
   </w:num>
   <w:num w:numId="14">
     <w:abstractNumId w:val="15"/>
@@ -6325,7 +6936,7 @@
     <w:abstractNumId w:val="3"/>
   </w:num>
   <w:num w:numId="18">
-    <w:abstractNumId w:val="29"/>
+    <w:abstractNumId w:val="32"/>
   </w:num>
   <w:num w:numId="19">
     <w:abstractNumId w:val="5"/>
@@ -6337,28 +6948,28 @@
     <w:abstractNumId w:val="12"/>
   </w:num>
   <w:num w:numId="22">
-    <w:abstractNumId w:val="27"/>
+    <w:abstractNumId w:val="28"/>
   </w:num>
   <w:num w:numId="23">
-    <w:abstractNumId w:val="25"/>
+    <w:abstractNumId w:val="26"/>
   </w:num>
   <w:num w:numId="24">
-    <w:abstractNumId w:val="18"/>
+    <w:abstractNumId w:val="19"/>
   </w:num>
   <w:num w:numId="25">
-    <w:abstractNumId w:val="33"/>
+    <w:abstractNumId w:val="36"/>
   </w:num>
   <w:num w:numId="26">
-    <w:abstractNumId w:val="23"/>
+    <w:abstractNumId w:val="24"/>
   </w:num>
   <w:num w:numId="27">
-    <w:abstractNumId w:val="28"/>
+    <w:abstractNumId w:val="29"/>
   </w:num>
   <w:num w:numId="28">
-    <w:abstractNumId w:val="31"/>
+    <w:abstractNumId w:val="34"/>
   </w:num>
   <w:num w:numId="29">
-    <w:abstractNumId w:val="32"/>
+    <w:abstractNumId w:val="35"/>
   </w:num>
   <w:num w:numId="30">
     <w:abstractNumId w:val="13"/>
@@ -6367,7 +6978,7 @@
     <w:abstractNumId w:val="7"/>
   </w:num>
   <w:num w:numId="32">
-    <w:abstractNumId w:val="35"/>
+    <w:abstractNumId w:val="39"/>
   </w:num>
   <w:num w:numId="33">
     <w:abstractNumId w:val="2"/>
@@ -6376,7 +6987,7 @@
     <w:abstractNumId w:val="10"/>
   </w:num>
   <w:num w:numId="35">
-    <w:abstractNumId w:val="24"/>
+    <w:abstractNumId w:val="25"/>
   </w:num>
   <w:num w:numId="36">
     <w:abstractNumId w:val="9"/>
@@ -6384,11 +6995,23 @@
   <w:num w:numId="37">
     <w:abstractNumId w:val="14"/>
   </w:num>
+  <w:num w:numId="38">
+    <w:abstractNumId w:val="17"/>
+  </w:num>
+  <w:num w:numId="39">
+    <w:abstractNumId w:val="31"/>
+  </w:num>
+  <w:num w:numId="40">
+    <w:abstractNumId w:val="30"/>
+  </w:num>
+  <w:num w:numId="41">
+    <w:abstractNumId w:val="38"/>
+  </w:num>
 </w:numbering>
 </file>
 
 <file path=word/styles.xml><?xml version="1.0" encoding="utf-8"?>
-<w:styles xmlns:mc="http://schemas.openxmlformats.org/markup-compatibility/2006" xmlns:r="http://schemas.openxmlformats.org/officeDocument/2006/relationships" xmlns:w="http://schemas.openxmlformats.org/wordprocessingml/2006/main" xmlns:w14="http://schemas.microsoft.com/office/word/2010/wordml" xmlns:w15="http://schemas.microsoft.com/office/word/2012/wordml" xmlns:w16cid="http://schemas.microsoft.com/office/word/2016/wordml/cid" xmlns:w16se="http://schemas.microsoft.com/office/word/2015/wordml/symex" mc:Ignorable="w14 w15 w16se w16cid">
+<w:styles xmlns:mc="http://schemas.openxmlformats.org/markup-compatibility/2006" xmlns:r="http://schemas.openxmlformats.org/officeDocument/2006/relationships" xmlns:w="http://schemas.openxmlformats.org/wordprocessingml/2006/main" xmlns:w14="http://schemas.microsoft.com/office/word/2010/wordml" xmlns:w15="http://schemas.microsoft.com/office/word/2012/wordml" xmlns:w16cex="http://schemas.microsoft.com/office/word/2018/wordml/cex" xmlns:w16cid="http://schemas.microsoft.com/office/word/2016/wordml/cid" xmlns:w16="http://schemas.microsoft.com/office/word/2018/wordml" xmlns:w16se="http://schemas.microsoft.com/office/word/2015/wordml/symex" mc:Ignorable="w14 w15 w16se w16cid w16 w16cex">
   <w:docDefaults>
     <w:rPrDefault>
       <w:rPr>

--- a/UI/Help/QRev_Change_Log.docx
+++ b/UI/Help/QRev_Change_Log.docx
@@ -1,6 +1,6 @@
 
 <file path=word/document.xml><?xml version="1.0" encoding="utf-8"?>
-<w:document xmlns:wpc="http://schemas.microsoft.com/office/word/2010/wordprocessingCanvas" xmlns:cx="http://schemas.microsoft.com/office/drawing/2014/chartex" xmlns:cx1="http://schemas.microsoft.com/office/drawing/2015/9/8/chartex" xmlns:cx2="http://schemas.microsoft.com/office/drawing/2015/10/21/chartex" xmlns:cx3="http://schemas.microsoft.com/office/drawing/2016/5/9/chartex" xmlns:cx4="http://schemas.microsoft.com/office/drawing/2016/5/10/chartex" xmlns:cx5="http://schemas.microsoft.com/office/drawing/2016/5/11/chartex" xmlns:cx6="http://schemas.microsoft.com/office/drawing/2016/5/12/chartex" xmlns:cx7="http://schemas.microsoft.com/office/drawing/2016/5/13/chartex" xmlns:cx8="http://schemas.microsoft.com/office/drawing/2016/5/14/chartex" xmlns:mc="http://schemas.openxmlformats.org/markup-compatibility/2006" xmlns:aink="http://schemas.microsoft.com/office/drawing/2016/ink" xmlns:am3d="http://schemas.microsoft.com/office/drawing/2017/model3d" xmlns:o="urn:schemas-microsoft-com:office:office" xmlns:r="http://schemas.openxmlformats.org/officeDocument/2006/relationships" xmlns:m="http://schemas.openxmlformats.org/officeDocument/2006/math" xmlns:v="urn:schemas-microsoft-com:vml" xmlns:wp14="http://schemas.microsoft.com/office/word/2010/wordprocessingDrawing" xmlns:wp="http://schemas.openxmlformats.org/drawingml/2006/wordprocessingDrawing" xmlns:w10="urn:schemas-microsoft-com:office:word" xmlns:w="http://schemas.openxmlformats.org/wordprocessingml/2006/main" xmlns:w14="http://schemas.microsoft.com/office/word/2010/wordml" xmlns:w15="http://schemas.microsoft.com/office/word/2012/wordml" xmlns:w16cex="http://schemas.microsoft.com/office/word/2018/wordml/cex" xmlns:w16cid="http://schemas.microsoft.com/office/word/2016/wordml/cid" xmlns:w16="http://schemas.microsoft.com/office/word/2018/wordml" xmlns:w16se="http://schemas.microsoft.com/office/word/2015/wordml/symex" xmlns:wpg="http://schemas.microsoft.com/office/word/2010/wordprocessingGroup" xmlns:wpi="http://schemas.microsoft.com/office/word/2010/wordprocessingInk" xmlns:wne="http://schemas.microsoft.com/office/word/2006/wordml" xmlns:wps="http://schemas.microsoft.com/office/word/2010/wordprocessingShape" mc:Ignorable="w14 w15 w16se w16cid w16 w16cex wp14">
+<w:document xmlns:wpc="http://schemas.microsoft.com/office/word/2010/wordprocessingCanvas" xmlns:cx="http://schemas.microsoft.com/office/drawing/2014/chartex" xmlns:cx1="http://schemas.microsoft.com/office/drawing/2015/9/8/chartex" xmlns:cx2="http://schemas.microsoft.com/office/drawing/2015/10/21/chartex" xmlns:cx3="http://schemas.microsoft.com/office/drawing/2016/5/9/chartex" xmlns:cx4="http://schemas.microsoft.com/office/drawing/2016/5/10/chartex" xmlns:cx5="http://schemas.microsoft.com/office/drawing/2016/5/11/chartex" xmlns:cx6="http://schemas.microsoft.com/office/drawing/2016/5/12/chartex" xmlns:cx7="http://schemas.microsoft.com/office/drawing/2016/5/13/chartex" xmlns:cx8="http://schemas.microsoft.com/office/drawing/2016/5/14/chartex" xmlns:mc="http://schemas.openxmlformats.org/markup-compatibility/2006" xmlns:aink="http://schemas.microsoft.com/office/drawing/2016/ink" xmlns:am3d="http://schemas.microsoft.com/office/drawing/2017/model3d" xmlns:o="urn:schemas-microsoft-com:office:office" xmlns:r="http://schemas.openxmlformats.org/officeDocument/2006/relationships" xmlns:m="http://schemas.openxmlformats.org/officeDocument/2006/math" xmlns:v="urn:schemas-microsoft-com:vml" xmlns:wp14="http://schemas.microsoft.com/office/word/2010/wordprocessingDrawing" xmlns:wp="http://schemas.openxmlformats.org/drawingml/2006/wordprocessingDrawing" xmlns:w10="urn:schemas-microsoft-com:office:word" xmlns:w="http://schemas.openxmlformats.org/wordprocessingml/2006/main" xmlns:w14="http://schemas.microsoft.com/office/word/2010/wordml" xmlns:w15="http://schemas.microsoft.com/office/word/2012/wordml" xmlns:w16cex="http://schemas.microsoft.com/office/word/2018/wordml/cex" xmlns:w16cid="http://schemas.microsoft.com/office/word/2016/wordml/cid" xmlns:w16="http://schemas.microsoft.com/office/word/2018/wordml" xmlns:w16sdtdh="http://schemas.microsoft.com/office/word/2020/wordml/sdtdatahash" xmlns:w16se="http://schemas.microsoft.com/office/word/2015/wordml/symex" xmlns:wpg="http://schemas.microsoft.com/office/word/2010/wordprocessingGroup" xmlns:wpi="http://schemas.microsoft.com/office/word/2010/wordprocessingInk" xmlns:wne="http://schemas.microsoft.com/office/word/2006/wordml" xmlns:wps="http://schemas.microsoft.com/office/word/2010/wordprocessingShape" mc:Ignorable="w14 w15 w16se w16cid w16 w16cex w16sdtdh wp14">
   <w:body>
     <w:p>
       <w:pPr>
@@ -74,6 +74,352 @@
           <w:b/>
           <w:bCs/>
         </w:rPr>
+        <w:t xml:space="preserve"> 1.01 to </w:t>
+      </w:r>
+      <w:proofErr w:type="spellStart"/>
+      <w:r>
+        <w:rPr>
+          <w:b/>
+          <w:bCs/>
+        </w:rPr>
+        <w:t>QRevInt</w:t>
+      </w:r>
+      <w:proofErr w:type="spellEnd"/>
+      <w:r>
+        <w:rPr>
+          <w:b/>
+          <w:bCs/>
+        </w:rPr>
+        <w:t xml:space="preserve"> 1.06</w:t>
+      </w:r>
+    </w:p>
+    <w:p>
+      <w:pPr>
+        <w:pStyle w:val="ListParagraph"/>
+        <w:numPr>
+          <w:ilvl w:val="0"/>
+          <w:numId w:val="45"/>
+        </w:numPr>
+      </w:pPr>
+      <w:r>
+        <w:t>Added shortcut keys</w:t>
+      </w:r>
+    </w:p>
+    <w:p>
+      <w:pPr>
+        <w:pStyle w:val="ListParagraph"/>
+        <w:numPr>
+          <w:ilvl w:val="0"/>
+          <w:numId w:val="45"/>
+        </w:numPr>
+      </w:pPr>
+      <w:r>
+        <w:t>Added option to use length or time for x-axis</w:t>
+      </w:r>
+    </w:p>
+    <w:p>
+      <w:pPr>
+        <w:pStyle w:val="ListParagraph"/>
+        <w:numPr>
+          <w:ilvl w:val="0"/>
+          <w:numId w:val="45"/>
+        </w:numPr>
+      </w:pPr>
+      <w:r>
+        <w:t>Added Advanced Graphics tab</w:t>
+      </w:r>
+    </w:p>
+    <w:p>
+      <w:pPr>
+        <w:pStyle w:val="ListParagraph"/>
+        <w:numPr>
+          <w:ilvl w:val="0"/>
+          <w:numId w:val="45"/>
+        </w:numPr>
+      </w:pPr>
+      <w:r>
+        <w:t>Added correlation and RSSI/SNR to boat data</w:t>
+      </w:r>
+    </w:p>
+    <w:p>
+      <w:pPr>
+        <w:pStyle w:val="ListParagraph"/>
+        <w:numPr>
+          <w:ilvl w:val="0"/>
+          <w:numId w:val="45"/>
+        </w:numPr>
+      </w:pPr>
+      <w:r>
+        <w:t>Fixed code identifying RS5 ADCP model</w:t>
+      </w:r>
+    </w:p>
+    <w:p>
+      <w:pPr>
+        <w:pStyle w:val="ListParagraph"/>
+        <w:numPr>
+          <w:ilvl w:val="0"/>
+          <w:numId w:val="45"/>
+        </w:numPr>
+      </w:pPr>
+      <w:r>
+        <w:t>Fixed ping type and frequency identification</w:t>
+      </w:r>
+    </w:p>
+    <w:p>
+      <w:pPr>
+        <w:pStyle w:val="ListParagraph"/>
+        <w:numPr>
+          <w:ilvl w:val="0"/>
+          <w:numId w:val="45"/>
+        </w:numPr>
+      </w:pPr>
+      <w:r>
+        <w:t>Update</w:t>
+      </w:r>
+      <w:r>
+        <w:t>d</w:t>
+      </w:r>
+      <w:r>
+        <w:t xml:space="preserve"> </w:t>
+      </w:r>
+      <w:proofErr w:type="spellStart"/>
+      <w:r>
+        <w:t>Oursin</w:t>
+      </w:r>
+      <w:proofErr w:type="spellEnd"/>
+      <w:r>
+        <w:t xml:space="preserve"> uncertainty model to latest methods including Bayesian COV</w:t>
+      </w:r>
+    </w:p>
+    <w:p>
+      <w:pPr>
+        <w:pStyle w:val="ListParagraph"/>
+        <w:numPr>
+          <w:ilvl w:val="0"/>
+          <w:numId w:val="45"/>
+        </w:numPr>
+      </w:pPr>
+      <w:r>
+        <w:t xml:space="preserve">Updated </w:t>
+      </w:r>
+      <w:proofErr w:type="spellStart"/>
+      <w:r>
+        <w:t>Oursin</w:t>
+      </w:r>
+      <w:proofErr w:type="spellEnd"/>
+      <w:r>
+        <w:t xml:space="preserve"> user interface and graphs</w:t>
+      </w:r>
+    </w:p>
+    <w:p>
+      <w:pPr>
+        <w:pStyle w:val="ListParagraph"/>
+        <w:numPr>
+          <w:ilvl w:val="0"/>
+          <w:numId w:val="45"/>
+        </w:numPr>
+      </w:pPr>
+      <w:r>
+        <w:t>Added new data fields to *_</w:t>
+      </w:r>
+      <w:proofErr w:type="spellStart"/>
+      <w:r>
+        <w:t>QRev.mat</w:t>
+      </w:r>
+      <w:proofErr w:type="spellEnd"/>
+      <w:r>
+        <w:t xml:space="preserve"> while maintaining compatibility with older files</w:t>
+      </w:r>
+    </w:p>
+    <w:p>
+      <w:pPr>
+        <w:pStyle w:val="ListParagraph"/>
+        <w:numPr>
+          <w:ilvl w:val="0"/>
+          <w:numId w:val="45"/>
+        </w:numPr>
+      </w:pPr>
+      <w:r>
+        <w:t xml:space="preserve">Added ability </w:t>
+      </w:r>
+      <w:r>
+        <w:t>for</w:t>
+      </w:r>
+      <w:r>
+        <w:t xml:space="preserve"> agencies to configure the Options dialog and the default values</w:t>
+      </w:r>
+    </w:p>
+    <w:p>
+      <w:pPr>
+        <w:pStyle w:val="ListParagraph"/>
+        <w:numPr>
+          <w:ilvl w:val="0"/>
+          <w:numId w:val="45"/>
+        </w:numPr>
+      </w:pPr>
+      <w:r>
+        <w:t>Added option to allow an observed no moving-bed condition</w:t>
+      </w:r>
+    </w:p>
+    <w:p>
+      <w:pPr>
+        <w:pStyle w:val="ListParagraph"/>
+        <w:numPr>
+          <w:ilvl w:val="0"/>
+          <w:numId w:val="45"/>
+        </w:numPr>
+      </w:pPr>
+      <w:r>
+        <w:t>Added option to turn off use of heading data</w:t>
+      </w:r>
+    </w:p>
+    <w:p>
+      <w:pPr>
+        <w:pStyle w:val="ListParagraph"/>
+        <w:numPr>
+          <w:ilvl w:val="0"/>
+          <w:numId w:val="45"/>
+        </w:numPr>
+      </w:pPr>
+      <w:r>
+        <w:t>Filter settings for transects are no</w:t>
+      </w:r>
+      <w:r>
+        <w:t>w</w:t>
+      </w:r>
+      <w:r>
+        <w:t xml:space="preserve"> applied to moving-bed tests</w:t>
+      </w:r>
+    </w:p>
+    <w:p>
+      <w:pPr>
+        <w:pStyle w:val="ListParagraph"/>
+        <w:numPr>
+          <w:ilvl w:val="0"/>
+          <w:numId w:val="45"/>
+        </w:numPr>
+      </w:pPr>
+      <w:r>
+        <w:t>Added tooltips to all tables and labels that are highlighted due to ADQA</w:t>
+      </w:r>
+    </w:p>
+    <w:p>
+      <w:pPr>
+        <w:pStyle w:val="ListParagraph"/>
+        <w:numPr>
+          <w:ilvl w:val="0"/>
+          <w:numId w:val="45"/>
+        </w:numPr>
+      </w:pPr>
+      <w:r>
+        <w:t xml:space="preserve">Uses </w:t>
+      </w:r>
+      <w:proofErr w:type="spellStart"/>
+      <w:r>
+        <w:t>Numba</w:t>
+      </w:r>
+      <w:proofErr w:type="spellEnd"/>
+      <w:r>
+        <w:t xml:space="preserve"> AOT compiling of robust loess smooth, Bayesian COV, and top and bottom discharge computations to improve overall speed. 70% average speed improvement.</w:t>
+      </w:r>
+    </w:p>
+    <w:p>
+      <w:pPr>
+        <w:pStyle w:val="ListParagraph"/>
+        <w:numPr>
+          <w:ilvl w:val="0"/>
+          <w:numId w:val="45"/>
+        </w:numPr>
+      </w:pPr>
+      <w:r>
+        <w:t>Improvements</w:t>
+      </w:r>
+      <w:r>
+        <w:t xml:space="preserve"> to depth filter. May cause </w:t>
+      </w:r>
+      <w:r>
+        <w:t xml:space="preserve">a </w:t>
+      </w:r>
+      <w:r>
+        <w:t>small change in discharge for some measurements.</w:t>
+      </w:r>
+    </w:p>
+    <w:p>
+      <w:pPr>
+        <w:pStyle w:val="ListParagraph"/>
+        <w:numPr>
+          <w:ilvl w:val="0"/>
+          <w:numId w:val="45"/>
+        </w:numPr>
+      </w:pPr>
+      <w:r>
+        <w:t>Added fields for Measurement Number and Person(s) to Premeasurement tab</w:t>
+      </w:r>
+    </w:p>
+    <w:p>
+      <w:pPr>
+        <w:pStyle w:val="ListParagraph"/>
+        <w:numPr>
+          <w:ilvl w:val="0"/>
+          <w:numId w:val="45"/>
+        </w:numPr>
+      </w:pPr>
+      <w:r>
+        <w:t>All reported and/or discovered bugs were fixed.</w:t>
+      </w:r>
+    </w:p>
+    <w:p>
+      <w:pPr>
+        <w:pStyle w:val="ListParagraph"/>
+        <w:numPr>
+          <w:ilvl w:val="0"/>
+          <w:numId w:val="45"/>
+        </w:numPr>
+      </w:pPr>
+      <w:r>
+        <w:t>User’s manual updated</w:t>
+      </w:r>
+    </w:p>
+    <w:p>
+      <w:pPr>
+        <w:pStyle w:val="ListParagraph"/>
+        <w:numPr>
+          <w:ilvl w:val="0"/>
+          <w:numId w:val="45"/>
+        </w:numPr>
+      </w:pPr>
+      <w:r>
+        <w:t>Technical manual updated</w:t>
+      </w:r>
+    </w:p>
+    <w:p>
+      <w:pPr>
+        <w:rPr>
+          <w:b/>
+          <w:bCs/>
+        </w:rPr>
+      </w:pPr>
+      <w:r>
+        <w:rPr>
+          <w:b/>
+          <w:bCs/>
+        </w:rPr>
+        <w:t xml:space="preserve">Changes </w:t>
+      </w:r>
+      <w:proofErr w:type="spellStart"/>
+      <w:r>
+        <w:rPr>
+          <w:b/>
+          <w:bCs/>
+        </w:rPr>
+        <w:t>QRevInt</w:t>
+      </w:r>
+      <w:proofErr w:type="spellEnd"/>
+      <w:r>
+        <w:rPr>
+          <w:b/>
+          <w:bCs/>
+        </w:rPr>
         <w:t xml:space="preserve"> 1.00 to </w:t>
       </w:r>
       <w:proofErr w:type="spellStart"/>
@@ -140,10 +486,7 @@
         </w:numPr>
       </w:pPr>
       <w:r>
-        <w:t xml:space="preserve">BT error and vertical velocity filters are now applied based on bottom track ping frequency for all new processing of data. </w:t>
-      </w:r>
-      <w:r>
-        <w:t xml:space="preserve">Loading older </w:t>
+        <w:t xml:space="preserve">BT error and vertical velocity filters are now applied based on bottom track ping frequency for all new processing of data. Loading older </w:t>
       </w:r>
       <w:proofErr w:type="spellStart"/>
       <w:r>
@@ -278,6 +621,7 @@
         </w:numPr>
       </w:pPr>
       <w:r>
+        <w:lastRenderedPageBreak/>
         <w:t>New versioning implemented.</w:t>
       </w:r>
     </w:p>
@@ -370,13 +714,8 @@
           <w:numId w:val="41"/>
         </w:numPr>
       </w:pPr>
-      <w:proofErr w:type="spellStart"/>
-      <w:r>
-        <w:t>Extrap</w:t>
-      </w:r>
-      <w:proofErr w:type="spellEnd"/>
-      <w:r>
-        <w:t xml:space="preserve"> subsection label changes based on data loaded and processed.</w:t>
+      <w:r>
+        <w:t>Extrap subsection label changes based on data loaded and processed.</w:t>
       </w:r>
     </w:p>
     <w:p>
@@ -476,7 +815,15 @@
       </w:r>
       <w:proofErr w:type="spellEnd"/>
       <w:r>
-        <w:t>, so as to represent the international support and development.</w:t>
+        <w:t xml:space="preserve">, </w:t>
+      </w:r>
+      <w:proofErr w:type="gramStart"/>
+      <w:r>
+        <w:t>so as to</w:t>
+      </w:r>
+      <w:proofErr w:type="gramEnd"/>
+      <w:r>
+        <w:t xml:space="preserve"> represent the international support and development.</w:t>
       </w:r>
     </w:p>
     <w:p>
@@ -615,227 +962,425 @@
           <w:b/>
           <w:bCs/>
         </w:rPr>
+        <w:t>Changes 4.23 to 4.24</w:t>
+      </w:r>
+    </w:p>
+    <w:p>
+      <w:pPr>
+        <w:pStyle w:val="ListParagraph"/>
+        <w:numPr>
+          <w:ilvl w:val="0"/>
+          <w:numId w:val="37"/>
+        </w:numPr>
+      </w:pPr>
+      <w:r>
+        <w:t>Added user option to prompt for rating on save</w:t>
+      </w:r>
+    </w:p>
+    <w:p>
+      <w:pPr>
+        <w:pStyle w:val="ListParagraph"/>
+        <w:numPr>
+          <w:ilvl w:val="0"/>
+          <w:numId w:val="37"/>
+        </w:numPr>
+      </w:pPr>
+      <w:r>
+        <w:t>Added user option to compute extrapolation fit using discharge weighted medians</w:t>
+      </w:r>
+    </w:p>
+    <w:p>
+      <w:pPr>
+        <w:pStyle w:val="ListParagraph"/>
+        <w:numPr>
+          <w:ilvl w:val="0"/>
+          <w:numId w:val="37"/>
+        </w:numPr>
+      </w:pPr>
+      <w:r>
+        <w:t>Total measurement discharge will ignore any transect with a discharge that could not be computed</w:t>
+      </w:r>
+    </w:p>
+    <w:p>
+      <w:pPr>
+        <w:pStyle w:val="ListParagraph"/>
+        <w:numPr>
+          <w:ilvl w:val="0"/>
+          <w:numId w:val="37"/>
+        </w:numPr>
+      </w:pPr>
+      <w:r>
+        <w:t xml:space="preserve">Fixed bug reading some old </w:t>
+      </w:r>
+      <w:proofErr w:type="spellStart"/>
+      <w:r>
+        <w:t>QRev.mat</w:t>
+      </w:r>
+      <w:proofErr w:type="spellEnd"/>
+      <w:r>
+        <w:t xml:space="preserve"> files associated with new rating feature</w:t>
+      </w:r>
+    </w:p>
+    <w:p>
+      <w:pPr>
+        <w:rPr>
+          <w:b/>
+          <w:bCs/>
+        </w:rPr>
+      </w:pPr>
+      <w:r>
+        <w:rPr>
+          <w:b/>
+          <w:bCs/>
+        </w:rPr>
+        <w:t>Changes 4.21 to 4.23</w:t>
+      </w:r>
+    </w:p>
+    <w:p>
+      <w:pPr>
+        <w:pStyle w:val="ListParagraph"/>
+        <w:numPr>
+          <w:ilvl w:val="0"/>
+          <w:numId w:val="37"/>
+        </w:numPr>
+      </w:pPr>
+      <w:r>
+        <w:t>New TRDI raw data reader that is 3+ times faster</w:t>
+      </w:r>
+    </w:p>
+    <w:p>
+      <w:pPr>
+        <w:pStyle w:val="ListParagraph"/>
+        <w:numPr>
+          <w:ilvl w:val="0"/>
+          <w:numId w:val="37"/>
+        </w:numPr>
+      </w:pPr>
+      <w:r>
+        <w:t xml:space="preserve">Fixed issue with depth reference </w:t>
+      </w:r>
+      <w:proofErr w:type="gramStart"/>
+      <w:r>
+        <w:t>drop</w:t>
+      </w:r>
+      <w:proofErr w:type="gramEnd"/>
+      <w:r>
+        <w:t xml:space="preserve"> down </w:t>
+      </w:r>
+      <w:r>
+        <w:t xml:space="preserve">menu </w:t>
+      </w:r>
+      <w:r>
+        <w:t>when depth sounder data were collected</w:t>
+      </w:r>
+    </w:p>
+    <w:p>
+      <w:pPr>
+        <w:pStyle w:val="ListParagraph"/>
+        <w:numPr>
+          <w:ilvl w:val="0"/>
+          <w:numId w:val="37"/>
+        </w:numPr>
+      </w:pPr>
+      <w:r>
+        <w:t>Fixed issue so that GPS references that aren’t available cannot be selected</w:t>
+      </w:r>
+    </w:p>
+    <w:p>
+      <w:pPr>
+        <w:pStyle w:val="ListParagraph"/>
+        <w:numPr>
+          <w:ilvl w:val="0"/>
+          <w:numId w:val="37"/>
+        </w:numPr>
+      </w:pPr>
+      <w:r>
+        <w:t>Fixed several issues with new GPS-BT tab and GPS usage for moving-bed test</w:t>
+      </w:r>
+    </w:p>
+    <w:p>
+      <w:pPr>
+        <w:pStyle w:val="ListParagraph"/>
+        <w:numPr>
+          <w:ilvl w:val="0"/>
+          <w:numId w:val="37"/>
+        </w:numPr>
+      </w:pPr>
+      <w:r>
+        <w:t>Fixed bugs in heading interpolation</w:t>
+      </w:r>
+    </w:p>
+    <w:p>
+      <w:pPr>
+        <w:pStyle w:val="ListParagraph"/>
+        <w:numPr>
+          <w:ilvl w:val="0"/>
+          <w:numId w:val="37"/>
+        </w:numPr>
+      </w:pPr>
+      <w:r>
+        <w:t>Fixed bug reading *_</w:t>
+      </w:r>
+      <w:proofErr w:type="spellStart"/>
+      <w:r>
+        <w:t>QRev.mat</w:t>
+      </w:r>
+      <w:proofErr w:type="spellEnd"/>
+      <w:r>
+        <w:t xml:space="preserve"> having only 1 transect</w:t>
+      </w:r>
+    </w:p>
+    <w:p>
+      <w:pPr>
+        <w:pStyle w:val="ListParagraph"/>
+        <w:numPr>
+          <w:ilvl w:val="0"/>
+          <w:numId w:val="37"/>
+        </w:numPr>
+      </w:pPr>
+      <w:r>
+        <w:t>Fixed bug when loading measurement with no transects selected</w:t>
+      </w:r>
+    </w:p>
+    <w:p>
+      <w:pPr>
+        <w:pStyle w:val="ListParagraph"/>
+        <w:numPr>
+          <w:ilvl w:val="0"/>
+          <w:numId w:val="37"/>
+        </w:numPr>
+      </w:pPr>
+      <w:r>
+        <w:t xml:space="preserve">Fixed issue </w:t>
+      </w:r>
+      <w:r>
+        <w:t>that could occur when processing moving-bed tests loaded from *_</w:t>
+      </w:r>
+      <w:proofErr w:type="spellStart"/>
+      <w:r>
+        <w:t>QRev.mat</w:t>
+      </w:r>
+      <w:proofErr w:type="spellEnd"/>
+    </w:p>
+    <w:p>
+      <w:pPr>
+        <w:rPr>
+          <w:b/>
+          <w:bCs/>
+        </w:rPr>
+      </w:pPr>
+      <w:r>
+        <w:rPr>
+          <w:b/>
+          <w:bCs/>
+        </w:rPr>
+        <w:t>Changes 4.16 to 4.</w:t>
+      </w:r>
+      <w:r>
+        <w:rPr>
+          <w:b/>
+          <w:bCs/>
+        </w:rPr>
+        <w:t>2</w:t>
+      </w:r>
+      <w:r>
+        <w:rPr>
+          <w:b/>
+          <w:bCs/>
+        </w:rPr>
+        <w:t>1</w:t>
+      </w:r>
+    </w:p>
+    <w:p>
+      <w:pPr>
+        <w:pStyle w:val="ListParagraph"/>
+        <w:numPr>
+          <w:ilvl w:val="0"/>
+          <w:numId w:val="35"/>
+        </w:numPr>
+      </w:pPr>
+      <w:r>
+        <w:t>Added code to identify and notify of user changes to original values</w:t>
+      </w:r>
+    </w:p>
+    <w:p>
+      <w:pPr>
+        <w:pStyle w:val="ListParagraph"/>
+        <w:numPr>
+          <w:ilvl w:val="0"/>
+          <w:numId w:val="35"/>
+        </w:numPr>
+      </w:pPr>
+      <w:r>
+        <w:t>Added ability to use GPS as a reference for moving-bed tests</w:t>
+      </w:r>
+    </w:p>
+    <w:p>
+      <w:pPr>
+        <w:pStyle w:val="ListParagraph"/>
+        <w:numPr>
+          <w:ilvl w:val="0"/>
+          <w:numId w:val="35"/>
+        </w:numPr>
+      </w:pPr>
+      <w:r>
         <w:lastRenderedPageBreak/>
-        <w:t>Changes 4.23 to 4.24</w:t>
-      </w:r>
-    </w:p>
-    <w:p>
-      <w:pPr>
-        <w:pStyle w:val="ListParagraph"/>
-        <w:numPr>
-          <w:ilvl w:val="0"/>
-          <w:numId w:val="37"/>
-        </w:numPr>
-      </w:pPr>
-      <w:r>
-        <w:t>Added user option to prompt for rating on save</w:t>
-      </w:r>
-    </w:p>
-    <w:p>
-      <w:pPr>
-        <w:pStyle w:val="ListParagraph"/>
-        <w:numPr>
-          <w:ilvl w:val="0"/>
-          <w:numId w:val="37"/>
-        </w:numPr>
-      </w:pPr>
-      <w:r>
-        <w:t>Added user option to compute extrapolation fit using discharge weighted medians</w:t>
-      </w:r>
-    </w:p>
-    <w:p>
-      <w:pPr>
-        <w:pStyle w:val="ListParagraph"/>
-        <w:numPr>
-          <w:ilvl w:val="0"/>
-          <w:numId w:val="37"/>
-        </w:numPr>
-      </w:pPr>
-      <w:r>
-        <w:t>Total measurement discharge will ignore any transect with a discharge that could not be computed</w:t>
-      </w:r>
-    </w:p>
-    <w:p>
-      <w:pPr>
-        <w:pStyle w:val="ListParagraph"/>
-        <w:numPr>
-          <w:ilvl w:val="0"/>
-          <w:numId w:val="37"/>
-        </w:numPr>
-      </w:pPr>
-      <w:r>
-        <w:t xml:space="preserve">Fixed bug reading some old </w:t>
+        <w:t xml:space="preserve">Applying </w:t>
+      </w:r>
+      <w:proofErr w:type="spellStart"/>
+      <w:r>
+        <w:t>magvar</w:t>
+      </w:r>
+      <w:proofErr w:type="spellEnd"/>
+      <w:r>
+        <w:t xml:space="preserve"> or heading offset or heading source changes to all transects applies them to moving-bed test also</w:t>
+      </w:r>
+    </w:p>
+    <w:p>
+      <w:pPr>
+        <w:pStyle w:val="ListParagraph"/>
+        <w:numPr>
+          <w:ilvl w:val="0"/>
+          <w:numId w:val="35"/>
+        </w:numPr>
+      </w:pPr>
+      <w:r>
+        <w:t>Moving-bed test flow speed now corrected for moving-bed velocity</w:t>
+      </w:r>
+    </w:p>
+    <w:p>
+      <w:pPr>
+        <w:pStyle w:val="ListParagraph"/>
+        <w:numPr>
+          <w:ilvl w:val="0"/>
+          <w:numId w:val="35"/>
+        </w:numPr>
+      </w:pPr>
+      <w:r>
+        <w:t>Added automatic checking of GPS lag</w:t>
+      </w:r>
+    </w:p>
+    <w:p>
+      <w:pPr>
+        <w:pStyle w:val="ListParagraph"/>
+        <w:numPr>
+          <w:ilvl w:val="0"/>
+          <w:numId w:val="35"/>
+        </w:numPr>
+      </w:pPr>
+      <w:r>
+        <w:t>Added GPS – BT comparison tab to GPS Tab</w:t>
+      </w:r>
+    </w:p>
+    <w:p>
+      <w:pPr>
+        <w:pStyle w:val="ListParagraph"/>
+        <w:numPr>
+          <w:ilvl w:val="0"/>
+          <w:numId w:val="35"/>
+        </w:numPr>
+      </w:pPr>
+      <w:r>
+        <w:t>Fixed issue with applying the correct moving-bed test when multiple tests are available</w:t>
+      </w:r>
+    </w:p>
+    <w:p>
+      <w:pPr>
+        <w:pStyle w:val="ListParagraph"/>
+        <w:numPr>
+          <w:ilvl w:val="0"/>
+          <w:numId w:val="35"/>
+        </w:numPr>
+      </w:pPr>
+      <w:r>
+        <w:t xml:space="preserve">Modifications to allow </w:t>
+      </w:r>
+      <w:proofErr w:type="spellStart"/>
+      <w:r>
+        <w:t>QRev</w:t>
+      </w:r>
+      <w:proofErr w:type="spellEnd"/>
+      <w:r>
+        <w:t xml:space="preserve"> to work with Rowe and Nortek ADCPs.</w:t>
+      </w:r>
+    </w:p>
+    <w:p>
+      <w:pPr>
+        <w:pStyle w:val="ListParagraph"/>
+        <w:numPr>
+          <w:ilvl w:val="0"/>
+          <w:numId w:val="35"/>
+        </w:numPr>
+      </w:pPr>
+      <w:r>
+        <w:t xml:space="preserve">Added support for user edge discharge for </w:t>
+      </w:r>
+      <w:proofErr w:type="spellStart"/>
+      <w:r>
+        <w:t>WinRiver</w:t>
+      </w:r>
+      <w:proofErr w:type="spellEnd"/>
+      <w:r>
+        <w:t xml:space="preserve"> II 2.22</w:t>
+      </w:r>
+    </w:p>
+    <w:p>
+      <w:pPr>
+        <w:pStyle w:val="ListParagraph"/>
+        <w:numPr>
+          <w:ilvl w:val="0"/>
+          <w:numId w:val="35"/>
+        </w:numPr>
+      </w:pPr>
+      <w:proofErr w:type="gramStart"/>
+      <w:r>
+        <w:t>“.mat</w:t>
+      </w:r>
+      <w:proofErr w:type="gramEnd"/>
+      <w:r>
+        <w:t xml:space="preserve">” is always appended as suffix to saved </w:t>
+      </w:r>
+      <w:proofErr w:type="spellStart"/>
+      <w:r>
+        <w:t>QRev</w:t>
+      </w:r>
+      <w:proofErr w:type="spellEnd"/>
+      <w:r>
+        <w:t xml:space="preserve"> file</w:t>
+      </w:r>
+    </w:p>
+    <w:p>
+      <w:pPr>
+        <w:pStyle w:val="ListParagraph"/>
+        <w:numPr>
+          <w:ilvl w:val="0"/>
+          <w:numId w:val="35"/>
+        </w:numPr>
+      </w:pPr>
+      <w:r>
+        <w:t xml:space="preserve">Manual threshold for </w:t>
+      </w:r>
+      <w:proofErr w:type="spellStart"/>
+      <w:r>
+        <w:t>wt</w:t>
+      </w:r>
+      <w:proofErr w:type="spellEnd"/>
+      <w:r>
+        <w:t xml:space="preserve"> and </w:t>
+      </w:r>
+      <w:proofErr w:type="spellStart"/>
+      <w:r>
+        <w:t>bt</w:t>
+      </w:r>
+      <w:proofErr w:type="spellEnd"/>
+      <w:r>
+        <w:t xml:space="preserve"> saved and displayed when opening *_</w:t>
       </w:r>
       <w:proofErr w:type="spellStart"/>
       <w:r>
         <w:t>QRev.mat</w:t>
       </w:r>
       <w:proofErr w:type="spellEnd"/>
-      <w:r>
-        <w:t xml:space="preserve"> files associated with new rating feature</w:t>
-      </w:r>
-    </w:p>
-    <w:p>
-      <w:pPr>
-        <w:rPr>
-          <w:b/>
-          <w:bCs/>
-        </w:rPr>
-      </w:pPr>
-      <w:r>
-        <w:rPr>
-          <w:b/>
-          <w:bCs/>
-        </w:rPr>
-        <w:t>Changes 4.21 to 4.23</w:t>
-      </w:r>
-    </w:p>
-    <w:p>
-      <w:pPr>
-        <w:pStyle w:val="ListParagraph"/>
-        <w:numPr>
-          <w:ilvl w:val="0"/>
-          <w:numId w:val="37"/>
-        </w:numPr>
-      </w:pPr>
-      <w:r>
-        <w:t>New TRDI raw data reader that is 3+ times faster</w:t>
-      </w:r>
-    </w:p>
-    <w:p>
-      <w:pPr>
-        <w:pStyle w:val="ListParagraph"/>
-        <w:numPr>
-          <w:ilvl w:val="0"/>
-          <w:numId w:val="37"/>
-        </w:numPr>
-      </w:pPr>
-      <w:r>
-        <w:t xml:space="preserve">Fixed issue with depth reference drop down </w:t>
-      </w:r>
-      <w:r>
-        <w:t xml:space="preserve">menu </w:t>
-      </w:r>
-      <w:r>
-        <w:t>when depth sounder data were collected</w:t>
-      </w:r>
-    </w:p>
-    <w:p>
-      <w:pPr>
-        <w:pStyle w:val="ListParagraph"/>
-        <w:numPr>
-          <w:ilvl w:val="0"/>
-          <w:numId w:val="37"/>
-        </w:numPr>
-      </w:pPr>
-      <w:r>
-        <w:t>Fixed issue so that GPS references that aren’t available cannot be selected</w:t>
-      </w:r>
-    </w:p>
-    <w:p>
-      <w:pPr>
-        <w:pStyle w:val="ListParagraph"/>
-        <w:numPr>
-          <w:ilvl w:val="0"/>
-          <w:numId w:val="37"/>
-        </w:numPr>
-      </w:pPr>
-      <w:r>
-        <w:t>Fixed several issues with new GPS-BT tab and GPS usage for moving-bed test</w:t>
-      </w:r>
-    </w:p>
-    <w:p>
-      <w:pPr>
-        <w:pStyle w:val="ListParagraph"/>
-        <w:numPr>
-          <w:ilvl w:val="0"/>
-          <w:numId w:val="37"/>
-        </w:numPr>
-      </w:pPr>
-      <w:r>
-        <w:t>Fixed bugs in heading interpolation</w:t>
-      </w:r>
-    </w:p>
-    <w:p>
-      <w:pPr>
-        <w:pStyle w:val="ListParagraph"/>
-        <w:numPr>
-          <w:ilvl w:val="0"/>
-          <w:numId w:val="37"/>
-        </w:numPr>
-      </w:pPr>
-      <w:r>
-        <w:t>Fixed bug reading *_</w:t>
-      </w:r>
-      <w:proofErr w:type="spellStart"/>
-      <w:r>
-        <w:t>QRev.mat</w:t>
-      </w:r>
-      <w:proofErr w:type="spellEnd"/>
-      <w:r>
-        <w:t xml:space="preserve"> having only 1 transect</w:t>
-      </w:r>
-    </w:p>
-    <w:p>
-      <w:pPr>
-        <w:pStyle w:val="ListParagraph"/>
-        <w:numPr>
-          <w:ilvl w:val="0"/>
-          <w:numId w:val="37"/>
-        </w:numPr>
-      </w:pPr>
-      <w:r>
-        <w:t>Fixed bug when loading measurement with no transects selected</w:t>
-      </w:r>
-    </w:p>
-    <w:p>
-      <w:pPr>
-        <w:pStyle w:val="ListParagraph"/>
-        <w:numPr>
-          <w:ilvl w:val="0"/>
-          <w:numId w:val="37"/>
-        </w:numPr>
-      </w:pPr>
-      <w:r>
-        <w:t xml:space="preserve">Fixed issue </w:t>
-      </w:r>
-      <w:r>
-        <w:t>that could occur when processing moving-bed tests loaded from *_</w:t>
-      </w:r>
-      <w:proofErr w:type="spellStart"/>
-      <w:r>
-        <w:t>QRev.mat</w:t>
-      </w:r>
-      <w:proofErr w:type="spellEnd"/>
-    </w:p>
-    <w:p>
-      <w:pPr>
-        <w:rPr>
-          <w:b/>
-          <w:bCs/>
-        </w:rPr>
-      </w:pPr>
-      <w:r>
-        <w:rPr>
-          <w:b/>
-          <w:bCs/>
-        </w:rPr>
-        <w:t>Changes 4.16 to 4.</w:t>
-      </w:r>
-      <w:r>
-        <w:rPr>
-          <w:b/>
-          <w:bCs/>
-        </w:rPr>
-        <w:t>2</w:t>
-      </w:r>
-      <w:r>
-        <w:rPr>
-          <w:b/>
-          <w:bCs/>
-        </w:rPr>
-        <w:t>1</w:t>
-      </w:r>
     </w:p>
     <w:p>
       <w:pPr>
@@ -846,7 +1391,25 @@
         </w:numPr>
       </w:pPr>
       <w:r>
-        <w:t>Added code to identify and notify of user changes to original values</w:t>
+        <w:t>Modified code to use 1</w:t>
+      </w:r>
+      <w:r>
+        <w:rPr>
+          <w:vertAlign w:val="superscript"/>
+        </w:rPr>
+        <w:t>st</w:t>
+      </w:r>
+      <w:r>
+        <w:t xml:space="preserve"> checked transect rather than 1</w:t>
+      </w:r>
+      <w:r>
+        <w:rPr>
+          <w:vertAlign w:val="superscript"/>
+        </w:rPr>
+        <w:t>st</w:t>
+      </w:r>
+      <w:r>
+        <w:t xml:space="preserve"> transect for general settings</w:t>
       </w:r>
     </w:p>
     <w:p>
@@ -858,7 +1421,7 @@
         </w:numPr>
       </w:pPr>
       <w:r>
-        <w:t>Added ability to use GPS as a reference for moving-bed tests</w:t>
+        <w:t>Modified code to accept measurements with inconsistent availability of GPS data types</w:t>
       </w:r>
     </w:p>
     <w:p>
@@ -870,7 +1433,1739 @@
         </w:numPr>
       </w:pPr>
       <w:r>
-        <w:t xml:space="preserve">Applying </w:t>
+        <w:t>Fixed issue loading data with no valid bottom track</w:t>
+      </w:r>
+    </w:p>
+    <w:p>
+      <w:pPr>
+        <w:pStyle w:val="ListParagraph"/>
+        <w:numPr>
+          <w:ilvl w:val="0"/>
+          <w:numId w:val="35"/>
+        </w:numPr>
+      </w:pPr>
+      <w:r>
+        <w:t xml:space="preserve">Added notification when </w:t>
+      </w:r>
+      <w:proofErr w:type="spellStart"/>
+      <w:r>
+        <w:t>SonTek</w:t>
+      </w:r>
+      <w:proofErr w:type="spellEnd"/>
+      <w:r>
+        <w:t xml:space="preserve"> data is loaded with other than Earth coordinates</w:t>
+      </w:r>
+    </w:p>
+    <w:p>
+      <w:pPr>
+        <w:pStyle w:val="ListParagraph"/>
+        <w:numPr>
+          <w:ilvl w:val="0"/>
+          <w:numId w:val="35"/>
+        </w:numPr>
+      </w:pPr>
+      <w:r>
+        <w:t>Fixed issue with selecting transects in EDI if some transects were not checked</w:t>
+      </w:r>
+    </w:p>
+    <w:p>
+      <w:pPr>
+        <w:pStyle w:val="ListParagraph"/>
+        <w:numPr>
+          <w:ilvl w:val="0"/>
+          <w:numId w:val="35"/>
+        </w:numPr>
+      </w:pPr>
+      <w:r>
+        <w:t>Fixed issue in EDI if no GPS data are available</w:t>
+      </w:r>
+    </w:p>
+    <w:p>
+      <w:pPr>
+        <w:pStyle w:val="ListParagraph"/>
+        <w:numPr>
+          <w:ilvl w:val="0"/>
+          <w:numId w:val="35"/>
+        </w:numPr>
+      </w:pPr>
+      <w:r>
+        <w:t>Fixed QA check for missing samples</w:t>
+      </w:r>
+    </w:p>
+    <w:p>
+      <w:pPr>
+        <w:pStyle w:val="ListParagraph"/>
+        <w:numPr>
+          <w:ilvl w:val="0"/>
+          <w:numId w:val="35"/>
+        </w:numPr>
+      </w:pPr>
+      <w:r>
+        <w:t>Fixed issue with invalid stationary moving-bed tests used for correction</w:t>
+      </w:r>
+    </w:p>
+    <w:p>
+      <w:pPr>
+        <w:rPr>
+          <w:b/>
+          <w:bCs/>
+        </w:rPr>
+      </w:pPr>
+    </w:p>
+    <w:p>
+      <w:r>
+        <w:rPr>
+          <w:b/>
+          <w:bCs/>
+        </w:rPr>
+        <w:t>Changes 4</w:t>
+      </w:r>
+      <w:r>
+        <w:rPr>
+          <w:b/>
+          <w:bCs/>
+        </w:rPr>
+        <w:t>.</w:t>
+      </w:r>
+      <w:r>
+        <w:rPr>
+          <w:b/>
+          <w:bCs/>
+        </w:rPr>
+        <w:t>15 to 4</w:t>
+      </w:r>
+      <w:r>
+        <w:rPr>
+          <w:b/>
+          <w:bCs/>
+        </w:rPr>
+        <w:t>.</w:t>
+      </w:r>
+      <w:r>
+        <w:rPr>
+          <w:b/>
+          <w:bCs/>
+        </w:rPr>
+        <w:t>16</w:t>
+      </w:r>
+    </w:p>
+    <w:p>
+      <w:pPr>
+        <w:pStyle w:val="ListParagraph"/>
+        <w:numPr>
+          <w:ilvl w:val="0"/>
+          <w:numId w:val="33"/>
+        </w:numPr>
+      </w:pPr>
+      <w:r>
+        <w:t>Fixed incomplete system test for TRDI causing crash when saving</w:t>
+      </w:r>
+    </w:p>
+    <w:p>
+      <w:pPr>
+        <w:pStyle w:val="ListParagraph"/>
+        <w:numPr>
+          <w:ilvl w:val="0"/>
+          <w:numId w:val="33"/>
+        </w:numPr>
+      </w:pPr>
+      <w:r>
+        <w:t>Fixed issue with PT3 test status not displayed properly</w:t>
+      </w:r>
+    </w:p>
+    <w:p>
+      <w:pPr>
+        <w:pStyle w:val="ListParagraph"/>
+        <w:numPr>
+          <w:ilvl w:val="0"/>
+          <w:numId w:val="33"/>
+        </w:numPr>
+      </w:pPr>
+      <w:r>
+        <w:t>Fixed issue with VTG low speed message</w:t>
+      </w:r>
+    </w:p>
+    <w:p>
+      <w:pPr>
+        <w:pStyle w:val="ListParagraph"/>
+        <w:numPr>
+          <w:ilvl w:val="0"/>
+          <w:numId w:val="33"/>
+        </w:numPr>
+      </w:pPr>
+      <w:r>
+        <w:t>Fixed issue with VTG and composite tracks on causing switch to GGA</w:t>
+      </w:r>
+    </w:p>
+    <w:p>
+      <w:pPr>
+        <w:pStyle w:val="ListParagraph"/>
+        <w:numPr>
+          <w:ilvl w:val="0"/>
+          <w:numId w:val="33"/>
+        </w:numPr>
+      </w:pPr>
+      <w:r>
+        <w:t>Fixed issues with the edges tab</w:t>
+      </w:r>
+      <w:r>
+        <w:t>: no valid GPS, 0 or 1 ensembles selected, etc.</w:t>
+      </w:r>
+    </w:p>
+    <w:p>
+      <w:pPr>
+        <w:pStyle w:val="ListParagraph"/>
+        <w:numPr>
+          <w:ilvl w:val="0"/>
+          <w:numId w:val="33"/>
+        </w:numPr>
+      </w:pPr>
+      <w:r>
+        <w:t>Fixed issues with tab text color not updating properly</w:t>
+      </w:r>
+    </w:p>
+    <w:p>
+      <w:pPr>
+        <w:pStyle w:val="ListParagraph"/>
+        <w:numPr>
+          <w:ilvl w:val="0"/>
+          <w:numId w:val="33"/>
+        </w:numPr>
+      </w:pPr>
+      <w:r>
+        <w:t>Updated user’s manual to indicate that 4-beam composite is the default if vertical beam or depth sounder data are available.</w:t>
+      </w:r>
+    </w:p>
+    <w:p>
+      <w:pPr>
+        <w:pStyle w:val="ListParagraph"/>
+        <w:numPr>
+          <w:ilvl w:val="0"/>
+          <w:numId w:val="33"/>
+        </w:numPr>
+      </w:pPr>
+      <w:r>
+        <w:t>Several issues with the interaction with RIVRS were fixed</w:t>
+      </w:r>
+    </w:p>
+    <w:p>
+      <w:pPr>
+        <w:pStyle w:val="ListParagraph"/>
+        <w:numPr>
+          <w:ilvl w:val="0"/>
+          <w:numId w:val="33"/>
+        </w:numPr>
+      </w:pPr>
+      <w:r>
+        <w:t>Fixed inconsistent behavior of the up/down arrows</w:t>
+      </w:r>
+    </w:p>
+    <w:p>
+      <w:pPr>
+        <w:pStyle w:val="ListParagraph"/>
+        <w:numPr>
+          <w:ilvl w:val="0"/>
+          <w:numId w:val="33"/>
+        </w:numPr>
+      </w:pPr>
+      <w:r>
+        <w:t>Improved speed of transect change using up/down arrows</w:t>
+      </w:r>
+    </w:p>
+    <w:p>
+      <w:pPr>
+        <w:pStyle w:val="ListParagraph"/>
+        <w:numPr>
+          <w:ilvl w:val="0"/>
+          <w:numId w:val="33"/>
+        </w:numPr>
+      </w:pPr>
+      <w:r>
+        <w:t>Fixed issue with files saving in previously used folder</w:t>
+      </w:r>
+    </w:p>
+    <w:p>
+      <w:pPr>
+        <w:pStyle w:val="ListParagraph"/>
+        <w:numPr>
+          <w:ilvl w:val="0"/>
+          <w:numId w:val="33"/>
+        </w:numPr>
+      </w:pPr>
+      <w:r>
+        <w:t>Modified code for compatibility with Nortek Signature 1000</w:t>
+      </w:r>
+    </w:p>
+    <w:p>
+      <w:pPr>
+        <w:rPr>
+          <w:b/>
+          <w:bCs/>
+        </w:rPr>
+      </w:pPr>
+      <w:r>
+        <w:rPr>
+          <w:b/>
+          <w:bCs/>
+        </w:rPr>
+        <w:t>Changes 4.14 to 4.15</w:t>
+      </w:r>
+    </w:p>
+    <w:p>
+      <w:pPr>
+        <w:pStyle w:val="ListParagraph"/>
+        <w:numPr>
+          <w:ilvl w:val="0"/>
+          <w:numId w:val="32"/>
+        </w:numPr>
+      </w:pPr>
+      <w:r>
+        <w:t xml:space="preserve">Fixed issue with </w:t>
+      </w:r>
+      <w:proofErr w:type="spellStart"/>
+      <w:r>
+        <w:t>shiptrack</w:t>
+      </w:r>
+      <w:proofErr w:type="spellEnd"/>
+      <w:r>
+        <w:t xml:space="preserve"> when all GPS data are invalid</w:t>
+      </w:r>
+    </w:p>
+    <w:p>
+      <w:pPr>
+        <w:pStyle w:val="ListParagraph"/>
+        <w:numPr>
+          <w:ilvl w:val="0"/>
+          <w:numId w:val="32"/>
+        </w:numPr>
+      </w:pPr>
+      <w:r>
+        <w:t>Fixed bug when applying stationary moving-bed correction</w:t>
+      </w:r>
+    </w:p>
+    <w:p>
+      <w:pPr>
+        <w:rPr>
+          <w:b/>
+          <w:bCs/>
+        </w:rPr>
+      </w:pPr>
+      <w:r>
+        <w:rPr>
+          <w:b/>
+          <w:bCs/>
+        </w:rPr>
+        <w:t>Changes 4.13 to 4.14</w:t>
+      </w:r>
+    </w:p>
+    <w:p>
+      <w:pPr>
+        <w:pStyle w:val="ListParagraph"/>
+        <w:numPr>
+          <w:ilvl w:val="0"/>
+          <w:numId w:val="31"/>
+        </w:numPr>
+      </w:pPr>
+      <w:r>
+        <w:t>Fixed issue with applying a loop test when preceded by a stationary test.</w:t>
+      </w:r>
+    </w:p>
+    <w:p>
+      <w:pPr>
+        <w:pStyle w:val="ListParagraph"/>
+        <w:numPr>
+          <w:ilvl w:val="0"/>
+          <w:numId w:val="31"/>
+        </w:numPr>
+      </w:pPr>
+      <w:r>
+        <w:t>Fixed issue with current settings when measurement has mixture of GPS and no GPS</w:t>
+      </w:r>
+    </w:p>
+    <w:p>
+      <w:pPr>
+        <w:rPr>
+          <w:b/>
+          <w:bCs/>
+        </w:rPr>
+      </w:pPr>
+      <w:r>
+        <w:rPr>
+          <w:b/>
+          <w:bCs/>
+        </w:rPr>
+        <w:t>Changes 3.43 to 4.1</w:t>
+      </w:r>
+      <w:r>
+        <w:rPr>
+          <w:b/>
+          <w:bCs/>
+        </w:rPr>
+        <w:t>3</w:t>
+      </w:r>
+    </w:p>
+    <w:p>
+      <w:pPr>
+        <w:pStyle w:val="ListParagraph"/>
+        <w:numPr>
+          <w:ilvl w:val="0"/>
+          <w:numId w:val="29"/>
+        </w:numPr>
+      </w:pPr>
+      <w:r>
+        <w:lastRenderedPageBreak/>
+        <w:t xml:space="preserve">Ported code from </w:t>
+      </w:r>
+      <w:proofErr w:type="spellStart"/>
+      <w:r>
+        <w:t>Matlab</w:t>
+      </w:r>
+      <w:proofErr w:type="spellEnd"/>
+      <w:r>
+        <w:t xml:space="preserve"> to Python</w:t>
+      </w:r>
+    </w:p>
+    <w:p>
+      <w:pPr>
+        <w:pStyle w:val="ListParagraph"/>
+        <w:numPr>
+          <w:ilvl w:val="0"/>
+          <w:numId w:val="29"/>
+        </w:numPr>
+      </w:pPr>
+      <w:r>
+        <w:t xml:space="preserve">User interface redesigned using </w:t>
+      </w:r>
+      <w:proofErr w:type="spellStart"/>
+      <w:r>
+        <w:t>PyQt</w:t>
+      </w:r>
+      <w:proofErr w:type="spellEnd"/>
+    </w:p>
+    <w:p>
+      <w:pPr>
+        <w:pStyle w:val="ListParagraph"/>
+        <w:numPr>
+          <w:ilvl w:val="0"/>
+          <w:numId w:val="29"/>
+        </w:numPr>
+      </w:pPr>
+      <w:r>
+        <w:t xml:space="preserve">Main summary page includes contour, </w:t>
+      </w:r>
+      <w:proofErr w:type="spellStart"/>
+      <w:r>
+        <w:t>shiptrack</w:t>
+      </w:r>
+      <w:proofErr w:type="spellEnd"/>
+      <w:r>
+        <w:t>, and discharge time series graphics</w:t>
+      </w:r>
+    </w:p>
+    <w:p>
+      <w:pPr>
+        <w:pStyle w:val="ListParagraph"/>
+        <w:numPr>
+          <w:ilvl w:val="0"/>
+          <w:numId w:val="29"/>
+        </w:numPr>
+      </w:pPr>
+      <w:r>
+        <w:t>Ability to change navigation reference through the toolbar</w:t>
+      </w:r>
+    </w:p>
+    <w:p>
+      <w:pPr>
+        <w:pStyle w:val="ListParagraph"/>
+        <w:numPr>
+          <w:ilvl w:val="0"/>
+          <w:numId w:val="29"/>
+        </w:numPr>
+      </w:pPr>
+      <w:r>
+        <w:t>Ability to turn on or off composite tracks through the toolbar</w:t>
+      </w:r>
+    </w:p>
+    <w:p>
+      <w:pPr>
+        <w:pStyle w:val="ListParagraph"/>
+        <w:numPr>
+          <w:ilvl w:val="0"/>
+          <w:numId w:val="29"/>
+        </w:numPr>
+      </w:pPr>
+      <w:r>
+        <w:t>Changes to default settings are highlighted</w:t>
+      </w:r>
+    </w:p>
+    <w:p>
+      <w:pPr>
+        <w:pStyle w:val="ListParagraph"/>
+        <w:numPr>
+          <w:ilvl w:val="0"/>
+          <w:numId w:val="29"/>
+        </w:numPr>
+      </w:pPr>
+      <w:r>
+        <w:t>Opening and measurement loading speed has been improved</w:t>
+      </w:r>
+    </w:p>
+    <w:p>
+      <w:pPr>
+        <w:pStyle w:val="ListParagraph"/>
+        <w:numPr>
+          <w:ilvl w:val="0"/>
+          <w:numId w:val="29"/>
+        </w:numPr>
+      </w:pPr>
+      <w:r>
+        <w:t xml:space="preserve">Change water velocity interpolation from linear to ABBA </w:t>
+      </w:r>
+    </w:p>
+    <w:p>
+      <w:pPr>
+        <w:pStyle w:val="ListParagraph"/>
+        <w:numPr>
+          <w:ilvl w:val="0"/>
+          <w:numId w:val="29"/>
+        </w:numPr>
+      </w:pPr>
+      <w:r>
+        <w:t>Water velocities for all invalid bins are interpolated rather than added to top or bottom extrapolation</w:t>
+      </w:r>
+    </w:p>
+    <w:p>
+      <w:pPr>
+        <w:pStyle w:val="ListParagraph"/>
+        <w:numPr>
+          <w:ilvl w:val="0"/>
+          <w:numId w:val="29"/>
+        </w:numPr>
+      </w:pPr>
+      <w:r>
+        <w:t>F</w:t>
+      </w:r>
+      <w:r>
+        <w:t xml:space="preserve">ixed bug in </w:t>
+      </w:r>
+      <w:proofErr w:type="spellStart"/>
+      <w:r>
+        <w:t>vtg</w:t>
+      </w:r>
+      <w:proofErr w:type="spellEnd"/>
+      <w:r>
+        <w:t xml:space="preserve"> primary composite tracks, wasn't substituting GGA</w:t>
+      </w:r>
+    </w:p>
+    <w:p>
+      <w:pPr>
+        <w:pStyle w:val="ListParagraph"/>
+        <w:numPr>
+          <w:ilvl w:val="0"/>
+          <w:numId w:val="29"/>
+        </w:numPr>
+      </w:pPr>
+      <w:r>
+        <w:t>Added uncertainty to the automatic comment when a file is saved</w:t>
+      </w:r>
+    </w:p>
+    <w:p>
+      <w:pPr>
+        <w:pStyle w:val="ListParagraph"/>
+        <w:numPr>
+          <w:ilvl w:val="0"/>
+          <w:numId w:val="29"/>
+        </w:numPr>
+      </w:pPr>
+      <w:r>
+        <w:t xml:space="preserve">Statistics and interpolation methods in Python may result in small differences from </w:t>
+      </w:r>
+      <w:proofErr w:type="spellStart"/>
+      <w:r>
+        <w:t>Matlab</w:t>
+      </w:r>
+      <w:proofErr w:type="spellEnd"/>
+    </w:p>
+    <w:p>
+      <w:pPr>
+        <w:rPr>
+          <w:b/>
+          <w:bCs/>
+        </w:rPr>
+      </w:pPr>
+      <w:r>
+        <w:rPr>
+          <w:b/>
+          <w:bCs/>
+        </w:rPr>
+        <w:t>Changes 3.42 to 3.43</w:t>
+      </w:r>
+    </w:p>
+    <w:p>
+      <w:pPr>
+        <w:pStyle w:val="ListParagraph"/>
+        <w:numPr>
+          <w:ilvl w:val="0"/>
+          <w:numId w:val="6"/>
+        </w:numPr>
+      </w:pPr>
+      <w:r>
+        <w:t xml:space="preserve">Fixed bug that did not properly identify missing (lost) ensembles if the typical ensemble duration was greater than 1.5 sec. This affected mode 13 </w:t>
+      </w:r>
+      <w:proofErr w:type="spellStart"/>
+      <w:r>
+        <w:t>StreamPro</w:t>
+      </w:r>
+      <w:proofErr w:type="spellEnd"/>
+      <w:r>
+        <w:t xml:space="preserve"> data.</w:t>
+      </w:r>
+    </w:p>
+    <w:p>
+      <w:pPr>
+        <w:rPr>
+          <w:b/>
+          <w:bCs/>
+        </w:rPr>
+      </w:pPr>
+      <w:r>
+        <w:rPr>
+          <w:b/>
+          <w:bCs/>
+        </w:rPr>
+        <w:t>Changes 3.41 to 3.42</w:t>
+      </w:r>
+    </w:p>
+    <w:p>
+      <w:pPr>
+        <w:pStyle w:val="ListParagraph"/>
+        <w:numPr>
+          <w:ilvl w:val="0"/>
+          <w:numId w:val="4"/>
+        </w:numPr>
+      </w:pPr>
+      <w:r>
+        <w:t>Fixed bug in bottom discharge extrapolation. Previous versions failed to estimate the bottom discharge for ensembles that had no valid data but where depth cell velocities were interpolated.</w:t>
+      </w:r>
+    </w:p>
+    <w:p>
+      <w:pPr>
+        <w:rPr>
+          <w:b/>
+          <w:bCs/>
+        </w:rPr>
+      </w:pPr>
+      <w:r>
+        <w:rPr>
+          <w:b/>
+          <w:bCs/>
+        </w:rPr>
+        <w:t>Changes 3.40 to 3.41</w:t>
+      </w:r>
+    </w:p>
+    <w:p>
+      <w:pPr>
+        <w:pStyle w:val="ListParagraph"/>
+        <w:numPr>
+          <w:ilvl w:val="0"/>
+          <w:numId w:val="2"/>
+        </w:numPr>
+      </w:pPr>
+      <w:r>
+        <w:t xml:space="preserve">Fixed bug with discharge percent </w:t>
+      </w:r>
+      <w:proofErr w:type="gramStart"/>
+      <w:r>
+        <w:t>change</w:t>
+      </w:r>
+      <w:proofErr w:type="gramEnd"/>
+      <w:r>
+        <w:t xml:space="preserve"> not updating after multiple speed of sound changes.</w:t>
+      </w:r>
+    </w:p>
+    <w:p>
+      <w:pPr>
+        <w:pStyle w:val="ListParagraph"/>
+        <w:numPr>
+          <w:ilvl w:val="0"/>
+          <w:numId w:val="2"/>
+        </w:numPr>
+      </w:pPr>
+      <w:r>
+        <w:t>Fixed bug in edges table where wrong row was highlighted if some transects were unchecked.</w:t>
+      </w:r>
+    </w:p>
+    <w:p>
+      <w:pPr>
+        <w:pStyle w:val="ListParagraph"/>
+        <w:numPr>
+          <w:ilvl w:val="0"/>
+          <w:numId w:val="2"/>
+        </w:numPr>
+      </w:pPr>
+      <w:r>
+        <w:t xml:space="preserve">Fixed bug in edges </w:t>
+      </w:r>
+      <w:proofErr w:type="spellStart"/>
+      <w:r>
+        <w:t>shiptrack</w:t>
+      </w:r>
+      <w:proofErr w:type="spellEnd"/>
+      <w:r>
+        <w:t xml:space="preserve"> so it only displays valid </w:t>
+      </w:r>
+      <w:proofErr w:type="spellStart"/>
+      <w:r>
+        <w:t>orginal</w:t>
+      </w:r>
+      <w:proofErr w:type="spellEnd"/>
+      <w:r>
+        <w:t xml:space="preserve"> data and not interpolated data.</w:t>
+      </w:r>
+    </w:p>
+    <w:p>
+      <w:pPr>
+        <w:pStyle w:val="ListParagraph"/>
+        <w:numPr>
+          <w:ilvl w:val="0"/>
+          <w:numId w:val="2"/>
+        </w:numPr>
+      </w:pPr>
+      <w:r>
+        <w:t>Fixed bug no allowing manual entry of 0 salinity.</w:t>
+      </w:r>
+    </w:p>
+    <w:p>
+      <w:pPr>
+        <w:rPr>
+          <w:b/>
+          <w:bCs/>
+        </w:rPr>
+      </w:pPr>
+      <w:r>
+        <w:rPr>
+          <w:b/>
+          <w:bCs/>
+        </w:rPr>
+        <w:t>Changes from 3.35 to 3.40</w:t>
+      </w:r>
+    </w:p>
+    <w:p>
+      <w:pPr>
+        <w:pStyle w:val="ListParagraph"/>
+        <w:numPr>
+          <w:ilvl w:val="0"/>
+          <w:numId w:val="8"/>
+        </w:numPr>
+      </w:pPr>
+      <w:r>
+        <w:t>Fixed bug causing crash when TRDI PT3 test was incomplete.</w:t>
+      </w:r>
+    </w:p>
+    <w:p>
+      <w:pPr>
+        <w:pStyle w:val="ListParagraph"/>
+        <w:numPr>
+          <w:ilvl w:val="0"/>
+          <w:numId w:val="8"/>
+        </w:numPr>
+      </w:pPr>
+      <w:r>
+        <w:t xml:space="preserve">Modified uncertainty </w:t>
+      </w:r>
+      <w:proofErr w:type="gramStart"/>
+      <w:r>
+        <w:t>estimate</w:t>
+      </w:r>
+      <w:proofErr w:type="gramEnd"/>
+      <w:r>
+        <w:t xml:space="preserve"> for invalid and edges to use absolute values.</w:t>
+      </w:r>
+    </w:p>
+    <w:p>
+      <w:pPr>
+        <w:pStyle w:val="ListParagraph"/>
+        <w:numPr>
+          <w:ilvl w:val="0"/>
+          <w:numId w:val="8"/>
+        </w:numPr>
+      </w:pPr>
+      <w:r>
+        <w:t>Fixed issue with multi-line comments in XML file.</w:t>
+      </w:r>
+    </w:p>
+    <w:p>
+      <w:pPr>
+        <w:pStyle w:val="ListParagraph"/>
+        <w:numPr>
+          <w:ilvl w:val="0"/>
+          <w:numId w:val="8"/>
+        </w:numPr>
+      </w:pPr>
+      <w:r>
+        <w:t>Fixed draft check to only evaluate checked transects.</w:t>
+      </w:r>
+    </w:p>
+    <w:p>
+      <w:pPr>
+        <w:pStyle w:val="ListParagraph"/>
+        <w:numPr>
+          <w:ilvl w:val="0"/>
+          <w:numId w:val="8"/>
+        </w:numPr>
+      </w:pPr>
+      <w:r>
+        <w:t xml:space="preserve">XML file now only contains the summary information from a </w:t>
+      </w:r>
+      <w:proofErr w:type="spellStart"/>
+      <w:r>
+        <w:t>SonTek</w:t>
+      </w:r>
+      <w:proofErr w:type="spellEnd"/>
+      <w:r>
+        <w:t xml:space="preserve"> compass calibration.</w:t>
+      </w:r>
+    </w:p>
+    <w:p>
+      <w:pPr>
+        <w:pStyle w:val="ListParagraph"/>
+        <w:numPr>
+          <w:ilvl w:val="0"/>
+          <w:numId w:val="8"/>
+        </w:numPr>
+      </w:pPr>
+      <w:r>
+        <w:t>Fixed bug in moving-bed test if loop compass error and direction could not be computed.</w:t>
+      </w:r>
+    </w:p>
+    <w:p>
+      <w:pPr>
+        <w:pStyle w:val="ListParagraph"/>
+        <w:numPr>
+          <w:ilvl w:val="0"/>
+          <w:numId w:val="8"/>
+        </w:numPr>
+      </w:pPr>
+      <w:r>
+        <w:t xml:space="preserve">Added message for missing samples in </w:t>
+      </w:r>
+      <w:proofErr w:type="spellStart"/>
+      <w:r>
+        <w:t>SonTek</w:t>
+      </w:r>
+      <w:proofErr w:type="spellEnd"/>
+      <w:r>
+        <w:t xml:space="preserve"> data.</w:t>
+      </w:r>
+    </w:p>
+    <w:p>
+      <w:pPr>
+        <w:pStyle w:val="ListParagraph"/>
+        <w:numPr>
+          <w:ilvl w:val="0"/>
+          <w:numId w:val="8"/>
+        </w:numPr>
+      </w:pPr>
+      <w:r>
+        <w:t>Modified PT3 tests to reduce false positives.</w:t>
+      </w:r>
+    </w:p>
+    <w:p>
+      <w:pPr>
+        <w:pStyle w:val="ListParagraph"/>
+        <w:numPr>
+          <w:ilvl w:val="0"/>
+          <w:numId w:val="8"/>
+        </w:numPr>
+      </w:pPr>
+      <w:r>
+        <w:t xml:space="preserve">Added check to boat and </w:t>
+      </w:r>
+      <w:proofErr w:type="spellStart"/>
+      <w:r>
+        <w:t>wt</w:t>
+      </w:r>
+      <w:proofErr w:type="spellEnd"/>
+      <w:r>
+        <w:t xml:space="preserve"> to check warn if all data are invalid.</w:t>
+      </w:r>
+    </w:p>
+    <w:p>
+      <w:pPr>
+        <w:pStyle w:val="ListParagraph"/>
+        <w:numPr>
+          <w:ilvl w:val="0"/>
+          <w:numId w:val="8"/>
+        </w:numPr>
+      </w:pPr>
+      <w:r>
+        <w:t>Edge sign check changed to only show message if edge discharge is greater than 0.5%</w:t>
+      </w:r>
+    </w:p>
+    <w:p>
+      <w:pPr>
+        <w:pStyle w:val="ListParagraph"/>
+        <w:numPr>
+          <w:ilvl w:val="0"/>
+          <w:numId w:val="8"/>
+        </w:numPr>
+      </w:pPr>
+      <w:r>
+        <w:t>Added option to store a style sheet with the xml output file.</w:t>
+      </w:r>
+    </w:p>
+    <w:p>
+      <w:pPr>
+        <w:pStyle w:val="ListParagraph"/>
+        <w:numPr>
+          <w:ilvl w:val="0"/>
+          <w:numId w:val="8"/>
+        </w:numPr>
+      </w:pPr>
+      <w:r>
+        <w:t>Added _ separator between date and time in default filename.</w:t>
+      </w:r>
+    </w:p>
+    <w:p>
+      <w:pPr>
+        <w:pStyle w:val="ListParagraph"/>
+        <w:numPr>
+          <w:ilvl w:val="0"/>
+          <w:numId w:val="8"/>
+        </w:numPr>
+      </w:pPr>
+      <w:r>
+        <w:t>Default compass data view changed to evaluation if evaluation is available.</w:t>
+      </w:r>
+    </w:p>
+    <w:p>
+      <w:pPr>
+        <w:pStyle w:val="ListParagraph"/>
+        <w:numPr>
+          <w:ilvl w:val="0"/>
+          <w:numId w:val="8"/>
+        </w:numPr>
+      </w:pPr>
+      <w:r>
+        <w:t xml:space="preserve">Added upper limit of 45 ppt to </w:t>
+      </w:r>
+      <w:proofErr w:type="spellStart"/>
+      <w:r>
+        <w:t>salinty</w:t>
+      </w:r>
+      <w:proofErr w:type="spellEnd"/>
+      <w:r>
+        <w:t xml:space="preserve"> input dialog.</w:t>
+      </w:r>
+    </w:p>
+    <w:p>
+      <w:pPr>
+        <w:pStyle w:val="ListParagraph"/>
+        <w:numPr>
+          <w:ilvl w:val="0"/>
+          <w:numId w:val="8"/>
+        </w:numPr>
+      </w:pPr>
+      <w:r>
+        <w:lastRenderedPageBreak/>
+        <w:t>Added Power/Power default exponent to XML output to support NVE request.</w:t>
+      </w:r>
+    </w:p>
+    <w:p>
+      <w:pPr>
+        <w:pStyle w:val="ListParagraph"/>
+        <w:numPr>
+          <w:ilvl w:val="0"/>
+          <w:numId w:val="8"/>
+        </w:numPr>
+      </w:pPr>
+      <w:r>
+        <w:t>Update help file.</w:t>
+      </w:r>
+    </w:p>
+    <w:p>
+      <w:pPr>
+        <w:rPr>
+          <w:b/>
+          <w:bCs/>
+        </w:rPr>
+      </w:pPr>
+      <w:r>
+        <w:rPr>
+          <w:b/>
+          <w:bCs/>
+        </w:rPr>
+        <w:t xml:space="preserve">Changes to </w:t>
+      </w:r>
+      <w:proofErr w:type="spellStart"/>
+      <w:r>
+        <w:rPr>
+          <w:b/>
+          <w:bCs/>
+        </w:rPr>
+        <w:t>QRev</w:t>
+      </w:r>
+      <w:proofErr w:type="spellEnd"/>
+      <w:r>
+        <w:rPr>
+          <w:b/>
+          <w:bCs/>
+        </w:rPr>
+        <w:t xml:space="preserve"> from 3.34 to 3.35</w:t>
+      </w:r>
+    </w:p>
+    <w:p>
+      <w:pPr>
+        <w:pStyle w:val="ListParagraph"/>
+        <w:numPr>
+          <w:ilvl w:val="0"/>
+          <w:numId w:val="10"/>
+        </w:numPr>
+      </w:pPr>
+      <w:r>
+        <w:t>Fixed bug causing crash when ADCP had no compass.</w:t>
+      </w:r>
+    </w:p>
+    <w:p>
+      <w:pPr>
+        <w:rPr>
+          <w:b/>
+          <w:bCs/>
+        </w:rPr>
+      </w:pPr>
+      <w:r>
+        <w:rPr>
+          <w:b/>
+          <w:bCs/>
+        </w:rPr>
+        <w:t xml:space="preserve">Changes to </w:t>
+      </w:r>
+      <w:proofErr w:type="spellStart"/>
+      <w:r>
+        <w:rPr>
+          <w:b/>
+          <w:bCs/>
+        </w:rPr>
+        <w:t>QRev</w:t>
+      </w:r>
+      <w:proofErr w:type="spellEnd"/>
+      <w:r>
+        <w:rPr>
+          <w:b/>
+          <w:bCs/>
+        </w:rPr>
+        <w:t xml:space="preserve"> from 3.33 to 3.34</w:t>
+      </w:r>
+    </w:p>
+    <w:p>
+      <w:pPr>
+        <w:pStyle w:val="ListParagraph"/>
+        <w:numPr>
+          <w:ilvl w:val="0"/>
+          <w:numId w:val="11"/>
+        </w:numPr>
+      </w:pPr>
+      <w:r>
+        <w:t xml:space="preserve">Fixed bug causing 25 cm excluded distance to be applied to </w:t>
+      </w:r>
+      <w:proofErr w:type="spellStart"/>
+      <w:r>
+        <w:t>RiverPro</w:t>
+      </w:r>
+      <w:proofErr w:type="spellEnd"/>
+      <w:r>
+        <w:t xml:space="preserve"> data.</w:t>
+      </w:r>
+    </w:p>
+    <w:p>
+      <w:pPr>
+        <w:rPr>
+          <w:b/>
+          <w:bCs/>
+        </w:rPr>
+      </w:pPr>
+      <w:r>
+        <w:rPr>
+          <w:b/>
+          <w:bCs/>
+        </w:rPr>
+        <w:t xml:space="preserve">Changes to </w:t>
+      </w:r>
+      <w:proofErr w:type="spellStart"/>
+      <w:r>
+        <w:rPr>
+          <w:b/>
+          <w:bCs/>
+        </w:rPr>
+        <w:t>QRev</w:t>
+      </w:r>
+      <w:proofErr w:type="spellEnd"/>
+      <w:r>
+        <w:rPr>
+          <w:b/>
+          <w:bCs/>
+        </w:rPr>
+        <w:t xml:space="preserve"> from 3.31 to 3.33</w:t>
+      </w:r>
+    </w:p>
+    <w:p>
+      <w:pPr>
+        <w:pStyle w:val="ListParagraph"/>
+        <w:numPr>
+          <w:ilvl w:val="0"/>
+          <w:numId w:val="13"/>
+        </w:numPr>
+      </w:pPr>
+      <w:r>
+        <w:t>Fixed bug using uncheck all.</w:t>
+      </w:r>
+    </w:p>
+    <w:p>
+      <w:pPr>
+        <w:pStyle w:val="ListParagraph"/>
+        <w:numPr>
+          <w:ilvl w:val="0"/>
+          <w:numId w:val="13"/>
+        </w:numPr>
+      </w:pPr>
+      <w:r>
+        <w:t>Fixed bug manually loading system test or compass calibration or evaluation</w:t>
+      </w:r>
+    </w:p>
+    <w:p>
+      <w:pPr>
+        <w:pStyle w:val="ListParagraph"/>
+        <w:numPr>
+          <w:ilvl w:val="0"/>
+          <w:numId w:val="13"/>
+        </w:numPr>
+      </w:pPr>
+      <w:r>
+        <w:t>Changed legend location to best</w:t>
+      </w:r>
+    </w:p>
+    <w:p>
+      <w:pPr>
+        <w:pStyle w:val="ListParagraph"/>
+        <w:numPr>
+          <w:ilvl w:val="0"/>
+          <w:numId w:val="13"/>
+        </w:numPr>
+      </w:pPr>
+      <w:r>
+        <w:t>Fixed bugs in GUI causing wrong transects to be highlighted</w:t>
+      </w:r>
+    </w:p>
+    <w:p>
+      <w:pPr>
+        <w:pStyle w:val="ListParagraph"/>
+        <w:numPr>
+          <w:ilvl w:val="0"/>
+          <w:numId w:val="13"/>
+        </w:numPr>
+      </w:pPr>
+      <w:r>
+        <w:t xml:space="preserve">Fixed bug reprocessing </w:t>
+      </w:r>
+      <w:proofErr w:type="spellStart"/>
+      <w:r>
+        <w:t>QRev</w:t>
+      </w:r>
+      <w:proofErr w:type="spellEnd"/>
+      <w:r>
+        <w:t xml:space="preserve"> files associated with moving-bed tests</w:t>
+      </w:r>
+    </w:p>
+    <w:p>
+      <w:pPr>
+        <w:pStyle w:val="ListParagraph"/>
+        <w:numPr>
+          <w:ilvl w:val="0"/>
+          <w:numId w:val="13"/>
+        </w:numPr>
+      </w:pPr>
+      <w:r>
+        <w:t xml:space="preserve">Fixed bug causing changes in draft </w:t>
+      </w:r>
+      <w:proofErr w:type="spellStart"/>
+      <w:r>
+        <w:t>hOffset</w:t>
+      </w:r>
+      <w:proofErr w:type="spellEnd"/>
+      <w:r>
+        <w:t xml:space="preserve">, </w:t>
+      </w:r>
+      <w:proofErr w:type="spellStart"/>
+      <w:r>
+        <w:t>hSource</w:t>
+      </w:r>
+      <w:proofErr w:type="spellEnd"/>
+      <w:r>
+        <w:t xml:space="preserve">, and </w:t>
+      </w:r>
+      <w:proofErr w:type="spellStart"/>
+      <w:r>
+        <w:t>magVar</w:t>
+      </w:r>
+      <w:proofErr w:type="spellEnd"/>
+      <w:r>
+        <w:t xml:space="preserve"> to not update QA properly</w:t>
+      </w:r>
+    </w:p>
+    <w:p>
+      <w:pPr>
+        <w:rPr>
+          <w:b/>
+          <w:bCs/>
+        </w:rPr>
+      </w:pPr>
+      <w:r>
+        <w:rPr>
+          <w:b/>
+          <w:bCs/>
+        </w:rPr>
+        <w:t xml:space="preserve">Changes to </w:t>
+      </w:r>
+      <w:proofErr w:type="spellStart"/>
+      <w:r>
+        <w:rPr>
+          <w:b/>
+          <w:bCs/>
+        </w:rPr>
+        <w:t>QRev</w:t>
+      </w:r>
+      <w:proofErr w:type="spellEnd"/>
+      <w:r>
+        <w:rPr>
+          <w:b/>
+          <w:bCs/>
+        </w:rPr>
+        <w:t xml:space="preserve"> from 3.30 to 3.31</w:t>
+      </w:r>
+    </w:p>
+    <w:p>
+      <w:pPr>
+        <w:pStyle w:val="ListParagraph"/>
+        <w:numPr>
+          <w:ilvl w:val="0"/>
+          <w:numId w:val="15"/>
+        </w:numPr>
+      </w:pPr>
+      <w:r>
+        <w:t xml:space="preserve">Fixed bug creating structure for test results from existing </w:t>
+      </w:r>
+      <w:proofErr w:type="spellStart"/>
+      <w:r>
+        <w:t>QRev</w:t>
+      </w:r>
+      <w:proofErr w:type="spellEnd"/>
+      <w:r>
+        <w:t xml:space="preserve"> files</w:t>
+      </w:r>
+    </w:p>
+    <w:p>
+      <w:pPr>
+        <w:pStyle w:val="ListParagraph"/>
+        <w:numPr>
+          <w:ilvl w:val="0"/>
+          <w:numId w:val="15"/>
+        </w:numPr>
+      </w:pPr>
+      <w:r>
+        <w:t>Fixed bug setting status of system test results and button color</w:t>
+      </w:r>
+    </w:p>
+    <w:p>
+      <w:pPr>
+        <w:pStyle w:val="ListParagraph"/>
+        <w:numPr>
+          <w:ilvl w:val="0"/>
+          <w:numId w:val="15"/>
+        </w:numPr>
+      </w:pPr>
+      <w:r>
+        <w:t>Fixed bug causing end edge discharge to be applied at start edge</w:t>
+      </w:r>
+    </w:p>
+    <w:p>
+      <w:pPr>
+        <w:pStyle w:val="ListParagraph"/>
+        <w:numPr>
+          <w:ilvl w:val="0"/>
+          <w:numId w:val="15"/>
+        </w:numPr>
+      </w:pPr>
+      <w:r>
+        <w:t>Fixed bug preventing user uncertainty from being recomputed after changing a filter or extrapolation</w:t>
+      </w:r>
+    </w:p>
+    <w:p>
+      <w:pPr>
+        <w:pStyle w:val="ListParagraph"/>
+        <w:numPr>
+          <w:ilvl w:val="0"/>
+          <w:numId w:val="15"/>
+        </w:numPr>
+      </w:pPr>
+      <w:r>
+        <w:t>Fixed bug displaying number of ensembles to use for edge</w:t>
+      </w:r>
+    </w:p>
+    <w:p>
+      <w:pPr>
+        <w:pStyle w:val="ListParagraph"/>
+        <w:numPr>
+          <w:ilvl w:val="0"/>
+          <w:numId w:val="15"/>
+        </w:numPr>
+      </w:pPr>
+      <w:r>
+        <w:t>Changed the algorithm for determining PT3 failure</w:t>
+      </w:r>
+    </w:p>
+    <w:p>
+      <w:pPr>
+        <w:pStyle w:val="ListParagraph"/>
+        <w:numPr>
+          <w:ilvl w:val="0"/>
+          <w:numId w:val="15"/>
+        </w:numPr>
+      </w:pPr>
+      <w:r>
+        <w:t>Modified the computation for extrapolation uncertainty to prevent a manual setting from biasing the uncertainty low</w:t>
+      </w:r>
+    </w:p>
+    <w:p>
+      <w:pPr>
+        <w:pStyle w:val="ListParagraph"/>
+        <w:numPr>
+          <w:ilvl w:val="0"/>
+          <w:numId w:val="15"/>
+        </w:numPr>
+      </w:pPr>
+      <w:r>
+        <w:t xml:space="preserve">Added reprocessing of moving-bed tests to reprocessing of existing </w:t>
+      </w:r>
+      <w:proofErr w:type="spellStart"/>
+      <w:r>
+        <w:t>QRev</w:t>
+      </w:r>
+      <w:proofErr w:type="spellEnd"/>
+      <w:r>
+        <w:t xml:space="preserve"> data files.</w:t>
+      </w:r>
+    </w:p>
+    <w:p>
+      <w:pPr>
+        <w:pStyle w:val="ListParagraph"/>
+        <w:numPr>
+          <w:ilvl w:val="0"/>
+          <w:numId w:val="15"/>
+        </w:numPr>
+      </w:pPr>
+      <w:r>
+        <w:t>The mag field, if available, is automatically displayed in the heading graph</w:t>
+      </w:r>
+    </w:p>
+    <w:p>
+      <w:pPr>
+        <w:pStyle w:val="ListParagraph"/>
+        <w:numPr>
+          <w:ilvl w:val="0"/>
+          <w:numId w:val="15"/>
+        </w:numPr>
+      </w:pPr>
+      <w:r>
+        <w:t>Modified the excluded distance filter to round to 2 digits to prevent differences when converting between units.</w:t>
+      </w:r>
+    </w:p>
+    <w:p>
+      <w:pPr>
+        <w:rPr>
+          <w:b/>
+          <w:bCs/>
+        </w:rPr>
+      </w:pPr>
+      <w:r>
+        <w:rPr>
+          <w:b/>
+          <w:bCs/>
+        </w:rPr>
+        <w:t xml:space="preserve">Changes to </w:t>
+      </w:r>
+      <w:proofErr w:type="spellStart"/>
+      <w:r>
+        <w:rPr>
+          <w:b/>
+          <w:bCs/>
+        </w:rPr>
+        <w:t>QRev</w:t>
+      </w:r>
+      <w:proofErr w:type="spellEnd"/>
+      <w:r>
+        <w:rPr>
+          <w:b/>
+          <w:bCs/>
+        </w:rPr>
+        <w:t xml:space="preserve"> from 3.28 to 3.30</w:t>
+      </w:r>
+    </w:p>
+    <w:p>
+      <w:pPr>
+        <w:pStyle w:val="ListParagraph"/>
+        <w:numPr>
+          <w:ilvl w:val="0"/>
+          <w:numId w:val="17"/>
+        </w:numPr>
+      </w:pPr>
+      <w:r>
+        <w:t>Fixed bugs in messages table that were opening wrong windows.</w:t>
+      </w:r>
+    </w:p>
+    <w:p>
+      <w:pPr>
+        <w:pStyle w:val="ListParagraph"/>
+        <w:numPr>
+          <w:ilvl w:val="0"/>
+          <w:numId w:val="17"/>
+        </w:numPr>
+      </w:pPr>
+      <w:r>
+        <w:t>Modified code to interpolate invalid data from composite tracks using the composite tracks rather than the primary data.</w:t>
+      </w:r>
+    </w:p>
+    <w:p>
+      <w:pPr>
+        <w:pStyle w:val="ListParagraph"/>
+        <w:numPr>
+          <w:ilvl w:val="0"/>
+          <w:numId w:val="17"/>
+        </w:numPr>
+      </w:pPr>
+      <w:r>
+        <w:t>Modified code to interpolate invalid data from composite depths using the composite depths rather than the primary data.</w:t>
+      </w:r>
+    </w:p>
+    <w:p>
+      <w:pPr>
+        <w:pStyle w:val="ListParagraph"/>
+        <w:numPr>
+          <w:ilvl w:val="0"/>
+          <w:numId w:val="17"/>
+        </w:numPr>
+      </w:pPr>
+      <w:r>
+        <w:t>Modified draft check to use display units and limit the comparison to 2 decimal spots which is what is displayed in the GUI.</w:t>
+      </w:r>
+    </w:p>
+    <w:p>
+      <w:pPr>
+        <w:pStyle w:val="ListParagraph"/>
+        <w:numPr>
+          <w:ilvl w:val="0"/>
+          <w:numId w:val="17"/>
+        </w:numPr>
+      </w:pPr>
+      <w:r>
+        <w:t>Added code to interpolate discharge for ensembles that are too shallow for a valid depth cell.</w:t>
+      </w:r>
+    </w:p>
+    <w:p>
+      <w:pPr>
+        <w:pStyle w:val="ListParagraph"/>
+        <w:numPr>
+          <w:ilvl w:val="0"/>
+          <w:numId w:val="17"/>
+        </w:numPr>
+      </w:pPr>
+      <w:r>
+        <w:t xml:space="preserve">Modified code in the way that TRDI </w:t>
+      </w:r>
+      <w:proofErr w:type="spellStart"/>
+      <w:r>
+        <w:t>mmt</w:t>
+      </w:r>
+      <w:proofErr w:type="spellEnd"/>
+      <w:r>
+        <w:t xml:space="preserve"> file setting for composite depths are processed to </w:t>
+      </w:r>
+      <w:proofErr w:type="spellStart"/>
+      <w:r>
+        <w:t>QRev</w:t>
+      </w:r>
+      <w:proofErr w:type="spellEnd"/>
+      <w:r>
+        <w:t xml:space="preserve"> settings. </w:t>
+      </w:r>
+    </w:p>
+    <w:p>
+      <w:pPr>
+        <w:pStyle w:val="ListParagraph"/>
+        <w:numPr>
+          <w:ilvl w:val="0"/>
+          <w:numId w:val="17"/>
+        </w:numPr>
+      </w:pPr>
+      <w:r>
+        <w:t>Moved composite depth computation to end of data input flow.</w:t>
+      </w:r>
+    </w:p>
+    <w:p>
+      <w:pPr>
+        <w:pStyle w:val="ListParagraph"/>
+        <w:numPr>
+          <w:ilvl w:val="0"/>
+          <w:numId w:val="17"/>
+        </w:numPr>
+      </w:pPr>
+      <w:r>
+        <w:lastRenderedPageBreak/>
+        <w:t>Modified code to allow the view comments button to be accessible even when another window is open.</w:t>
+      </w:r>
+    </w:p>
+    <w:p>
+      <w:pPr>
+        <w:pStyle w:val="ListParagraph"/>
+        <w:numPr>
+          <w:ilvl w:val="0"/>
+          <w:numId w:val="17"/>
+        </w:numPr>
+      </w:pPr>
+      <w:r>
+        <w:t xml:space="preserve">Fixed bug with </w:t>
+      </w:r>
+      <w:proofErr w:type="spellStart"/>
+      <w:r>
+        <w:t>computePerDiff</w:t>
+      </w:r>
+      <w:proofErr w:type="spellEnd"/>
+      <w:r>
+        <w:t xml:space="preserve"> in extrapolation sensitivity when no transect data provided.</w:t>
+      </w:r>
+    </w:p>
+    <w:p>
+      <w:pPr>
+        <w:pStyle w:val="ListParagraph"/>
+        <w:numPr>
+          <w:ilvl w:val="0"/>
+          <w:numId w:val="17"/>
+        </w:numPr>
+      </w:pPr>
+      <w:r>
+        <w:t>Added valid depth method to xml output.</w:t>
+      </w:r>
+    </w:p>
+    <w:p>
+      <w:pPr>
+        <w:pStyle w:val="ListParagraph"/>
+        <w:numPr>
+          <w:ilvl w:val="0"/>
+          <w:numId w:val="17"/>
+        </w:numPr>
+      </w:pPr>
+      <w:r>
+        <w:t xml:space="preserve">Added code to check compass </w:t>
+      </w:r>
+      <w:proofErr w:type="spellStart"/>
+      <w:r>
+        <w:t>cal</w:t>
+      </w:r>
+      <w:proofErr w:type="spellEnd"/>
+      <w:r>
+        <w:t xml:space="preserve"> errors against USGS recommendations</w:t>
+      </w:r>
+    </w:p>
+    <w:p>
+      <w:pPr>
+        <w:pStyle w:val="ListParagraph"/>
+        <w:numPr>
+          <w:ilvl w:val="0"/>
+          <w:numId w:val="17"/>
+        </w:numPr>
+      </w:pPr>
+      <w:r>
+        <w:t xml:space="preserve">Added code to handle files processed with </w:t>
+      </w:r>
+      <w:proofErr w:type="spellStart"/>
+      <w:r>
+        <w:t>QBatch</w:t>
+      </w:r>
+      <w:proofErr w:type="spellEnd"/>
+      <w:r>
+        <w:t>.</w:t>
+      </w:r>
+    </w:p>
+    <w:p>
+      <w:pPr>
+        <w:pStyle w:val="ListParagraph"/>
+        <w:numPr>
+          <w:ilvl w:val="0"/>
+          <w:numId w:val="17"/>
+        </w:numPr>
+      </w:pPr>
+      <w:r>
+        <w:t>Fixed bug with variable names for mean and max depth and max water speed.</w:t>
+      </w:r>
+    </w:p>
+    <w:p>
+      <w:pPr>
+        <w:pStyle w:val="ListParagraph"/>
+        <w:numPr>
+          <w:ilvl w:val="0"/>
+          <w:numId w:val="17"/>
+        </w:numPr>
+      </w:pPr>
+      <w:r>
+        <w:t>Fixed bug with order of warnings and cautions for system test checks.</w:t>
+      </w:r>
+    </w:p>
+    <w:p/>
+    <w:p>
+      <w:pPr>
+        <w:rPr>
+          <w:b/>
+          <w:bCs/>
+        </w:rPr>
+      </w:pPr>
+      <w:r>
+        <w:rPr>
+          <w:b/>
+          <w:bCs/>
+        </w:rPr>
+        <w:t xml:space="preserve">Changes to </w:t>
+      </w:r>
+      <w:proofErr w:type="spellStart"/>
+      <w:r>
+        <w:rPr>
+          <w:b/>
+          <w:bCs/>
+        </w:rPr>
+        <w:t>QRev</w:t>
+      </w:r>
+      <w:proofErr w:type="spellEnd"/>
+      <w:r>
+        <w:rPr>
+          <w:b/>
+          <w:bCs/>
+        </w:rPr>
+        <w:t xml:space="preserve"> from 3.24 to 3.28</w:t>
+      </w:r>
+    </w:p>
+    <w:p/>
+    <w:p>
+      <w:pPr>
+        <w:pStyle w:val="ListParagraph"/>
+        <w:numPr>
+          <w:ilvl w:val="0"/>
+          <w:numId w:val="19"/>
+        </w:numPr>
+      </w:pPr>
+      <w:r>
+        <w:t>Messages are now in a table, sorted with warnings on top, and identified with a symbol and font.</w:t>
+      </w:r>
+    </w:p>
+    <w:p>
+      <w:pPr>
+        <w:pStyle w:val="ListParagraph"/>
+        <w:numPr>
+          <w:ilvl w:val="0"/>
+          <w:numId w:val="19"/>
+        </w:numPr>
+      </w:pPr>
+      <w:r>
+        <w:t>Clicking on a message will open the associated window, same as clicking on associated button.</w:t>
+      </w:r>
+    </w:p>
+    <w:p>
+      <w:pPr>
+        <w:pStyle w:val="ListParagraph"/>
+        <w:numPr>
+          <w:ilvl w:val="0"/>
+          <w:numId w:val="19"/>
+        </w:numPr>
+      </w:pPr>
+      <w:r>
+        <w:t>Extrapolation discharge sensitivity table is now referenced to the currently selected fit, rather than to power/power 0.1667.</w:t>
+      </w:r>
+    </w:p>
+    <w:p>
+      <w:pPr>
+        <w:pStyle w:val="ListParagraph"/>
+        <w:numPr>
+          <w:ilvl w:val="0"/>
+          <w:numId w:val="19"/>
+        </w:numPr>
+      </w:pPr>
+      <w:r>
+        <w:t>Clicking a row in the extrapolation discharge sensitivity table will set the fit to those parameters.</w:t>
+      </w:r>
+    </w:p>
+    <w:p>
+      <w:pPr>
+        <w:pStyle w:val="ListParagraph"/>
+        <w:numPr>
+          <w:ilvl w:val="0"/>
+          <w:numId w:val="19"/>
+        </w:numPr>
+      </w:pPr>
+      <w:r>
+        <w:t xml:space="preserve">The compass error from the evaluation of a TRDI ADCP and if available, from </w:t>
+      </w:r>
+      <w:proofErr w:type="spellStart"/>
+      <w:r>
+        <w:t>RiverSurveyor</w:t>
+      </w:r>
+      <w:proofErr w:type="spellEnd"/>
+      <w:r>
+        <w:t xml:space="preserve"> G3 compass is now shown in the Compass/P/R window.</w:t>
+      </w:r>
+    </w:p>
+    <w:p>
+      <w:pPr>
+        <w:pStyle w:val="ListParagraph"/>
+        <w:numPr>
+          <w:ilvl w:val="0"/>
+          <w:numId w:val="19"/>
+        </w:numPr>
+      </w:pPr>
+      <w:r>
+        <w:t>The system test window now displays the total number of tests.</w:t>
+      </w:r>
+    </w:p>
+    <w:p>
+      <w:pPr>
+        <w:pStyle w:val="ListParagraph"/>
+        <w:numPr>
+          <w:ilvl w:val="0"/>
+          <w:numId w:val="19"/>
+        </w:numPr>
+      </w:pPr>
+      <w:r>
+        <w:t>The PT3 test is now decoded and the correlation in lag 3 is checked to ensure that the correlation is less than 15% of the lag 0 correlation.</w:t>
+      </w:r>
+    </w:p>
+    <w:p>
+      <w:pPr>
+        <w:pStyle w:val="ListParagraph"/>
+        <w:numPr>
+          <w:ilvl w:val="0"/>
+          <w:numId w:val="19"/>
+        </w:numPr>
+      </w:pPr>
+      <w:r>
+        <w:t>A minimum threshold for the boat track vertical velocity filter is set to 0.01 m/s.</w:t>
+      </w:r>
+    </w:p>
+    <w:p>
+      <w:pPr>
+        <w:pStyle w:val="ListParagraph"/>
+        <w:numPr>
+          <w:ilvl w:val="0"/>
+          <w:numId w:val="19"/>
+        </w:numPr>
+      </w:pPr>
+      <w:r>
+        <w:t xml:space="preserve">A bug which applied both the </w:t>
       </w:r>
       <w:proofErr w:type="spellStart"/>
       <w:r>
@@ -878,2671 +3173,768 @@
       </w:r>
       <w:proofErr w:type="spellEnd"/>
       <w:r>
-        <w:t xml:space="preserve"> or heading offset or heading source changes to all transects applies them to moving-bed test also</w:t>
-      </w:r>
-    </w:p>
-    <w:p>
-      <w:pPr>
-        <w:pStyle w:val="ListParagraph"/>
-        <w:numPr>
-          <w:ilvl w:val="0"/>
-          <w:numId w:val="35"/>
-        </w:numPr>
-      </w:pPr>
-      <w:r>
-        <w:t>Moving-bed test flow speed now corrected for moving-bed velocity</w:t>
-      </w:r>
-    </w:p>
-    <w:p>
-      <w:pPr>
-        <w:pStyle w:val="ListParagraph"/>
-        <w:numPr>
-          <w:ilvl w:val="0"/>
-          <w:numId w:val="35"/>
-        </w:numPr>
-      </w:pPr>
-      <w:r>
-        <w:t>Added automatic checking of GPS lag</w:t>
-      </w:r>
-    </w:p>
-    <w:p>
-      <w:pPr>
-        <w:pStyle w:val="ListParagraph"/>
-        <w:numPr>
-          <w:ilvl w:val="0"/>
-          <w:numId w:val="35"/>
-        </w:numPr>
-      </w:pPr>
-      <w:r>
-        <w:t>Added GPS – BT comparison tab to GPS Tab</w:t>
-      </w:r>
-    </w:p>
-    <w:p>
-      <w:pPr>
-        <w:pStyle w:val="ListParagraph"/>
-        <w:numPr>
-          <w:ilvl w:val="0"/>
-          <w:numId w:val="35"/>
-        </w:numPr>
-      </w:pPr>
-      <w:r>
-        <w:t>Fixed issue with applying the correct moving-bed test when multiple tests are available</w:t>
-      </w:r>
-    </w:p>
-    <w:p>
-      <w:pPr>
-        <w:pStyle w:val="ListParagraph"/>
-        <w:numPr>
-          <w:ilvl w:val="0"/>
-          <w:numId w:val="35"/>
-        </w:numPr>
-      </w:pPr>
-      <w:r>
-        <w:t xml:space="preserve">Modifications to allow </w:t>
-      </w:r>
-      <w:proofErr w:type="spellStart"/>
-      <w:r>
+        <w:t xml:space="preserve"> and heading offset to all compass data when loading has been fixed. Now the </w:t>
+      </w:r>
+      <w:proofErr w:type="spellStart"/>
+      <w:r>
+        <w:t>magvar</w:t>
+      </w:r>
+      <w:proofErr w:type="spellEnd"/>
+      <w:r>
+        <w:t xml:space="preserve"> is only applied to the internal compass and the heading offset only applied to the external compass. This is consistent with how it was handled in the Compass/P/R window.</w:t>
+      </w:r>
+    </w:p>
+    <w:p>
+      <w:pPr>
+        <w:pStyle w:val="ListParagraph"/>
+        <w:numPr>
+          <w:ilvl w:val="0"/>
+          <w:numId w:val="19"/>
+        </w:numPr>
+      </w:pPr>
+      <w:r>
+        <w:t>Label for Google Earth plots was changed to filename only, not including the path.</w:t>
+      </w:r>
+    </w:p>
+    <w:p>
+      <w:pPr>
+        <w:pStyle w:val="ListParagraph"/>
+        <w:numPr>
+          <w:ilvl w:val="0"/>
+          <w:numId w:val="19"/>
+        </w:numPr>
+      </w:pPr>
+      <w:r>
+        <w:t>Fixed other minor bugs.</w:t>
+      </w:r>
+    </w:p>
+    <w:p>
+      <w:pPr>
+        <w:rPr>
+          <w:b/>
+          <w:bCs/>
+        </w:rPr>
+      </w:pPr>
+      <w:r>
+        <w:rPr>
+          <w:b/>
+          <w:bCs/>
+        </w:rPr>
+        <w:t xml:space="preserve">Changes to </w:t>
+      </w:r>
+      <w:proofErr w:type="spellStart"/>
+      <w:r>
+        <w:rPr>
+          <w:b/>
+          <w:bCs/>
+        </w:rPr>
         <w:t>QRev</w:t>
       </w:r>
       <w:proofErr w:type="spellEnd"/>
       <w:r>
-        <w:t xml:space="preserve"> to work with Rowe and Nortek ADCPs.</w:t>
-      </w:r>
-    </w:p>
-    <w:p>
-      <w:pPr>
-        <w:pStyle w:val="ListParagraph"/>
-        <w:numPr>
-          <w:ilvl w:val="0"/>
-          <w:numId w:val="35"/>
-        </w:numPr>
-      </w:pPr>
-      <w:r>
-        <w:t xml:space="preserve">Added support for user edge discharge for </w:t>
-      </w:r>
-      <w:proofErr w:type="spellStart"/>
-      <w:r>
-        <w:t>WinRiver</w:t>
-      </w:r>
-      <w:proofErr w:type="spellEnd"/>
-      <w:r>
-        <w:t xml:space="preserve"> II 2.22</w:t>
-      </w:r>
-    </w:p>
-    <w:p>
-      <w:pPr>
-        <w:pStyle w:val="ListParagraph"/>
-        <w:numPr>
-          <w:ilvl w:val="0"/>
-          <w:numId w:val="35"/>
-        </w:numPr>
-      </w:pPr>
-      <w:r>
-        <w:t xml:space="preserve">“.mat” is always appended as suffix to saved </w:t>
-      </w:r>
-      <w:proofErr w:type="spellStart"/>
-      <w:r>
+        <w:rPr>
+          <w:b/>
+          <w:bCs/>
+        </w:rPr>
+        <w:t xml:space="preserve"> since from 3.23 to 3.24</w:t>
+      </w:r>
+    </w:p>
+    <w:p>
+      <w:pPr>
+        <w:pStyle w:val="ListParagraph"/>
+        <w:numPr>
+          <w:ilvl w:val="0"/>
+          <w:numId w:val="21"/>
+        </w:numPr>
+      </w:pPr>
+      <w:r>
+        <w:t>Fixed compiler issue causing the plot to Google Earth to fail</w:t>
+      </w:r>
+    </w:p>
+    <w:p>
+      <w:pPr>
+        <w:pStyle w:val="ListParagraph"/>
+        <w:numPr>
+          <w:ilvl w:val="0"/>
+          <w:numId w:val="21"/>
+        </w:numPr>
+      </w:pPr>
+      <w:r>
+        <w:t>Fixed a bug reading longitude data when preceded by a leading zero.</w:t>
+      </w:r>
+    </w:p>
+    <w:p>
+      <w:pPr>
+        <w:rPr>
+          <w:b/>
+          <w:bCs/>
+        </w:rPr>
+      </w:pPr>
+      <w:r>
+        <w:rPr>
+          <w:b/>
+          <w:bCs/>
+        </w:rPr>
+        <w:t xml:space="preserve">Changes to </w:t>
+      </w:r>
+      <w:proofErr w:type="spellStart"/>
+      <w:r>
+        <w:rPr>
+          <w:b/>
+          <w:bCs/>
+        </w:rPr>
         <w:t>QRev</w:t>
       </w:r>
       <w:proofErr w:type="spellEnd"/>
       <w:r>
-        <w:t xml:space="preserve"> file</w:t>
-      </w:r>
-    </w:p>
-    <w:p>
-      <w:pPr>
-        <w:pStyle w:val="ListParagraph"/>
-        <w:numPr>
-          <w:ilvl w:val="0"/>
-          <w:numId w:val="35"/>
-        </w:numPr>
-      </w:pPr>
-      <w:r>
-        <w:t xml:space="preserve">Manual threshold for </w:t>
-      </w:r>
-      <w:proofErr w:type="spellStart"/>
-      <w:r>
-        <w:t>wt</w:t>
-      </w:r>
-      <w:proofErr w:type="spellEnd"/>
-      <w:r>
-        <w:t xml:space="preserve"> and </w:t>
-      </w:r>
-      <w:proofErr w:type="spellStart"/>
-      <w:r>
-        <w:t>bt</w:t>
-      </w:r>
-      <w:proofErr w:type="spellEnd"/>
-      <w:r>
-        <w:t xml:space="preserve"> saved and displayed when opening *_</w:t>
-      </w:r>
-      <w:proofErr w:type="spellStart"/>
-      <w:r>
-        <w:t>QRev.mat</w:t>
-      </w:r>
-      <w:proofErr w:type="spellEnd"/>
-    </w:p>
-    <w:p>
-      <w:pPr>
-        <w:pStyle w:val="ListParagraph"/>
-        <w:numPr>
-          <w:ilvl w:val="0"/>
-          <w:numId w:val="35"/>
-        </w:numPr>
-      </w:pPr>
-      <w:r>
-        <w:t>Modified code to use 1</w:t>
-      </w:r>
-      <w:r>
-        <w:rPr>
-          <w:vertAlign w:val="superscript"/>
-        </w:rPr>
-        <w:t>st</w:t>
-      </w:r>
-      <w:r>
-        <w:t xml:space="preserve"> checked transect rather than 1</w:t>
-      </w:r>
-      <w:r>
-        <w:rPr>
-          <w:vertAlign w:val="superscript"/>
-        </w:rPr>
-        <w:t>st</w:t>
-      </w:r>
-      <w:r>
-        <w:t xml:space="preserve"> transect for general settings</w:t>
-      </w:r>
-    </w:p>
-    <w:p>
-      <w:pPr>
-        <w:pStyle w:val="ListParagraph"/>
-        <w:numPr>
-          <w:ilvl w:val="0"/>
-          <w:numId w:val="35"/>
-        </w:numPr>
-      </w:pPr>
-      <w:r>
-        <w:t>Modified code to accept measurements with inconsistent availability of GPS data types</w:t>
-      </w:r>
-    </w:p>
-    <w:p>
-      <w:pPr>
-        <w:pStyle w:val="ListParagraph"/>
-        <w:numPr>
-          <w:ilvl w:val="0"/>
-          <w:numId w:val="35"/>
-        </w:numPr>
-      </w:pPr>
-      <w:r>
-        <w:t>Fixed issue loading data with no valid bottom track</w:t>
-      </w:r>
-    </w:p>
-    <w:p>
-      <w:pPr>
-        <w:pStyle w:val="ListParagraph"/>
-        <w:numPr>
-          <w:ilvl w:val="0"/>
-          <w:numId w:val="35"/>
-        </w:numPr>
-      </w:pPr>
-      <w:r>
-        <w:t xml:space="preserve">Added notification when </w:t>
-      </w:r>
-      <w:proofErr w:type="spellStart"/>
-      <w:r>
-        <w:t>SonTek</w:t>
-      </w:r>
-      <w:proofErr w:type="spellEnd"/>
-      <w:r>
-        <w:t xml:space="preserve"> data is loaded with other than Earth coordinates</w:t>
-      </w:r>
-    </w:p>
-    <w:p>
-      <w:pPr>
-        <w:pStyle w:val="ListParagraph"/>
-        <w:numPr>
-          <w:ilvl w:val="0"/>
-          <w:numId w:val="35"/>
-        </w:numPr>
-      </w:pPr>
-      <w:r>
-        <w:t>Fixed issue with selecting transects in EDI if some transects were not checked</w:t>
-      </w:r>
-    </w:p>
-    <w:p>
-      <w:pPr>
-        <w:pStyle w:val="ListParagraph"/>
-        <w:numPr>
-          <w:ilvl w:val="0"/>
-          <w:numId w:val="35"/>
-        </w:numPr>
-      </w:pPr>
-      <w:r>
-        <w:t>Fixed issue in EDI if no GPS data are available</w:t>
-      </w:r>
-    </w:p>
-    <w:p>
-      <w:pPr>
-        <w:pStyle w:val="ListParagraph"/>
-        <w:numPr>
-          <w:ilvl w:val="0"/>
-          <w:numId w:val="35"/>
-        </w:numPr>
-      </w:pPr>
-      <w:r>
-        <w:t>Fixed QA check for missing samples</w:t>
-      </w:r>
-    </w:p>
-    <w:p>
-      <w:pPr>
-        <w:pStyle w:val="ListParagraph"/>
-        <w:numPr>
-          <w:ilvl w:val="0"/>
-          <w:numId w:val="35"/>
-        </w:numPr>
-      </w:pPr>
-      <w:r>
-        <w:t>Fixed issue with invalid stationary moving-bed tests used for correction</w:t>
-      </w:r>
-    </w:p>
-    <w:p>
-      <w:pPr>
-        <w:rPr>
-          <w:b/>
-          <w:bCs/>
-        </w:rPr>
-      </w:pPr>
-    </w:p>
-    <w:p>
-      <w:r>
-        <w:rPr>
-          <w:b/>
-          <w:bCs/>
-        </w:rPr>
-        <w:t>Changes 4</w:t>
-      </w:r>
-      <w:r>
-        <w:rPr>
-          <w:b/>
-          <w:bCs/>
-        </w:rPr>
+        <w:rPr>
+          <w:b/>
+          <w:bCs/>
+        </w:rPr>
+        <w:t xml:space="preserve"> since release of version 3.21 (in chronological order)</w:t>
+      </w:r>
+    </w:p>
+    <w:p>
+      <w:pPr>
+        <w:pStyle w:val="ListParagraph"/>
+        <w:numPr>
+          <w:ilvl w:val="0"/>
+          <w:numId w:val="23"/>
+        </w:numPr>
+      </w:pPr>
+      <w:r>
+        <w:t xml:space="preserve">Improved the handling of illegal xml characters in </w:t>
+      </w:r>
+      <w:proofErr w:type="spellStart"/>
+      <w:r>
+        <w:t>mmt</w:t>
+      </w:r>
+      <w:proofErr w:type="spellEnd"/>
+      <w:r>
+        <w:t xml:space="preserve"> file.</w:t>
+      </w:r>
+    </w:p>
+    <w:p>
+      <w:pPr>
+        <w:pStyle w:val="ListParagraph"/>
+        <w:numPr>
+          <w:ilvl w:val="0"/>
+          <w:numId w:val="23"/>
+        </w:numPr>
+      </w:pPr>
+      <w:r>
+        <w:t>Added a minimum threshold to the COV QA check for stationary tests.</w:t>
+      </w:r>
+    </w:p>
+    <w:p>
+      <w:pPr>
+        <w:pStyle w:val="ListParagraph"/>
+        <w:numPr>
+          <w:ilvl w:val="0"/>
+          <w:numId w:val="23"/>
+        </w:numPr>
+      </w:pPr>
+      <w:r>
+        <w:t xml:space="preserve">Changed the QA check for number of valid ensembles to a </w:t>
+      </w:r>
+      <w:proofErr w:type="gramStart"/>
+      <w:r>
+        <w:t>duration based</w:t>
+      </w:r>
+      <w:proofErr w:type="gramEnd"/>
+      <w:r>
+        <w:t xml:space="preserve"> check for stationary moving-bed test.</w:t>
+      </w:r>
+    </w:p>
+    <w:p>
+      <w:pPr>
+        <w:pStyle w:val="ListParagraph"/>
+        <w:numPr>
+          <w:ilvl w:val="0"/>
+          <w:numId w:val="23"/>
+        </w:numPr>
+      </w:pPr>
+      <w:r>
+        <w:t>Fixed bug causing edges GUI not to update with changes to table.</w:t>
+      </w:r>
+    </w:p>
+    <w:p>
+      <w:pPr>
+        <w:pStyle w:val="ListParagraph"/>
+        <w:numPr>
+          <w:ilvl w:val="0"/>
+          <w:numId w:val="23"/>
+        </w:numPr>
+      </w:pPr>
+      <w:r>
+        <w:t>Added a button to copy comments from the view comments window so they could be pasted in another application.</w:t>
+      </w:r>
+    </w:p>
+    <w:p>
+      <w:pPr>
+        <w:pStyle w:val="ListParagraph"/>
+        <w:numPr>
+          <w:ilvl w:val="0"/>
+          <w:numId w:val="23"/>
+        </w:numPr>
+      </w:pPr>
+      <w:r>
+        <w:lastRenderedPageBreak/>
+        <w:t>Changed Display Units buttons to Options and created an Options window for units and save all or save checked only.</w:t>
+      </w:r>
+    </w:p>
+    <w:p>
+      <w:pPr>
+        <w:pStyle w:val="ListParagraph"/>
+        <w:numPr>
+          <w:ilvl w:val="0"/>
+          <w:numId w:val="23"/>
+        </w:numPr>
+      </w:pPr>
+      <w:r>
+        <w:t>Added an icon button to main window for uncheck all.</w:t>
+      </w:r>
+    </w:p>
+    <w:p>
+      <w:pPr>
+        <w:pStyle w:val="ListParagraph"/>
+        <w:numPr>
+          <w:ilvl w:val="0"/>
+          <w:numId w:val="23"/>
+        </w:numPr>
+      </w:pPr>
+      <w:r>
+        <w:t>Change version to 3.22.</w:t>
+      </w:r>
+    </w:p>
+    <w:p>
+      <w:pPr>
+        <w:pStyle w:val="ListParagraph"/>
+        <w:numPr>
+          <w:ilvl w:val="0"/>
+          <w:numId w:val="23"/>
+        </w:numPr>
+      </w:pPr>
+      <w:r>
+        <w:t>Fixed bug in when selecting an extrapolation fit where numerical storage prevented 0.1 = 0.1</w:t>
+      </w:r>
+      <w:r>
+        <w:tab/>
+      </w:r>
+    </w:p>
+    <w:p>
+      <w:pPr>
+        <w:pStyle w:val="ListParagraph"/>
+        <w:numPr>
+          <w:ilvl w:val="0"/>
+          <w:numId w:val="23"/>
+        </w:numPr>
+      </w:pPr>
+      <w:r>
+        <w:t>Fixed issue with RSL revision numbers which need to be 2 digits (02 not 2).</w:t>
+      </w:r>
+    </w:p>
+    <w:p>
+      <w:pPr>
+        <w:pStyle w:val="ListParagraph"/>
+        <w:numPr>
+          <w:ilvl w:val="0"/>
+          <w:numId w:val="23"/>
+        </w:numPr>
+      </w:pPr>
+      <w:r>
+        <w:t xml:space="preserve">Fixed issue with UTC time from GGA which contained an invalid character causing the str2double function resulting in </w:t>
+      </w:r>
+      <w:proofErr w:type="spellStart"/>
+      <w:r>
+        <w:t>NaN</w:t>
+      </w:r>
+      <w:proofErr w:type="spellEnd"/>
+      <w:r>
         <w:t>.</w:t>
       </w:r>
-      <w:r>
-        <w:rPr>
-          <w:b/>
-          <w:bCs/>
-        </w:rPr>
-        <w:t>15 to 4</w:t>
-      </w:r>
-      <w:r>
-        <w:rPr>
-          <w:b/>
-          <w:bCs/>
-        </w:rPr>
-        <w:t>.</w:t>
-      </w:r>
-      <w:r>
-        <w:rPr>
-          <w:b/>
-          <w:bCs/>
-        </w:rPr>
-        <w:t>16</w:t>
-      </w:r>
-    </w:p>
-    <w:p>
-      <w:pPr>
-        <w:pStyle w:val="ListParagraph"/>
-        <w:numPr>
-          <w:ilvl w:val="0"/>
-          <w:numId w:val="33"/>
-        </w:numPr>
-      </w:pPr>
-      <w:r>
-        <w:t>Fixed incomplete system test for TRDI causing crash when saving</w:t>
-      </w:r>
-    </w:p>
-    <w:p>
-      <w:pPr>
-        <w:pStyle w:val="ListParagraph"/>
-        <w:numPr>
-          <w:ilvl w:val="0"/>
-          <w:numId w:val="33"/>
-        </w:numPr>
-      </w:pPr>
-      <w:r>
-        <w:t>Fixed issue with PT3 test status not displayed properly</w:t>
-      </w:r>
-    </w:p>
-    <w:p>
-      <w:pPr>
-        <w:pStyle w:val="ListParagraph"/>
-        <w:numPr>
-          <w:ilvl w:val="0"/>
-          <w:numId w:val="33"/>
+    </w:p>
+    <w:p>
+      <w:pPr>
+        <w:pStyle w:val="ListParagraph"/>
+        <w:numPr>
+          <w:ilvl w:val="0"/>
+          <w:numId w:val="23"/>
+        </w:numPr>
+      </w:pPr>
+      <w:r>
+        <w:t xml:space="preserve">Added fix for invalid </w:t>
+      </w:r>
+      <w:proofErr w:type="spellStart"/>
+      <w:r>
+        <w:t>prefPath</w:t>
+      </w:r>
+      <w:proofErr w:type="spellEnd"/>
+      <w:r>
+        <w:t xml:space="preserve"> from corrupt </w:t>
+      </w:r>
+      <w:proofErr w:type="spellStart"/>
+      <w:r>
+        <w:t>AppData</w:t>
+      </w:r>
+      <w:proofErr w:type="spellEnd"/>
+      <w:r>
+        <w:t>/Local/</w:t>
+      </w:r>
+      <w:proofErr w:type="spellStart"/>
+      <w:r>
+        <w:t>QRev</w:t>
+      </w:r>
+      <w:proofErr w:type="spellEnd"/>
+    </w:p>
+    <w:p>
+      <w:pPr>
+        <w:pStyle w:val="ListParagraph"/>
+        <w:numPr>
+          <w:ilvl w:val="0"/>
+          <w:numId w:val="23"/>
+        </w:numPr>
+      </w:pPr>
+      <w:r>
+        <w:t xml:space="preserve">Added code to reset the close option from </w:t>
+      </w:r>
+      <w:proofErr w:type="spellStart"/>
+      <w:r>
+        <w:t>extrap</w:t>
+      </w:r>
+      <w:proofErr w:type="spellEnd"/>
+      <w:r>
+        <w:t xml:space="preserve"> to the main window when </w:t>
+      </w:r>
+      <w:proofErr w:type="spellStart"/>
+      <w:r>
+        <w:t>extrap</w:t>
+      </w:r>
+      <w:proofErr w:type="spellEnd"/>
+      <w:r>
+        <w:t xml:space="preserve"> is closed.</w:t>
+      </w:r>
+    </w:p>
+    <w:p>
+      <w:pPr>
+        <w:pStyle w:val="ListParagraph"/>
+        <w:numPr>
+          <w:ilvl w:val="0"/>
+          <w:numId w:val="23"/>
+        </w:numPr>
+      </w:pPr>
+      <w:r>
+        <w:t>Added code to compute the edge velocity using the full profile assuming a 1/6th power fit to estimate the unmeasured portions of the profile.</w:t>
+      </w:r>
+    </w:p>
+    <w:p>
+      <w:pPr>
+        <w:pStyle w:val="ListParagraph"/>
+        <w:numPr>
+          <w:ilvl w:val="0"/>
+          <w:numId w:val="23"/>
+        </w:numPr>
+      </w:pPr>
+      <w:r>
+        <w:t>Fixed bug associated with changing all moving-bed tests to manual.</w:t>
+      </w:r>
+    </w:p>
+    <w:p>
+      <w:pPr>
+        <w:pStyle w:val="ListParagraph"/>
+        <w:numPr>
+          <w:ilvl w:val="0"/>
+          <w:numId w:val="23"/>
+        </w:numPr>
+      </w:pPr>
+      <w:r>
+        <w:t>Added new message when moving-bed tests are selected manually.</w:t>
+      </w:r>
+    </w:p>
+    <w:p>
+      <w:pPr>
+        <w:pStyle w:val="ListParagraph"/>
+        <w:numPr>
+          <w:ilvl w:val="0"/>
+          <w:numId w:val="23"/>
+        </w:numPr>
+      </w:pPr>
+      <w:r>
+        <w:t>Fixed issue with moving-bed tests when data were collected in language other than English.</w:t>
+      </w:r>
+    </w:p>
+    <w:p>
+      <w:pPr>
+        <w:pStyle w:val="ListParagraph"/>
+        <w:numPr>
+          <w:ilvl w:val="0"/>
+          <w:numId w:val="23"/>
+        </w:numPr>
+      </w:pPr>
+      <w:r>
+        <w:t>Change version to 3.23</w:t>
+      </w:r>
+    </w:p>
+    <w:p>
+      <w:pPr>
+        <w:rPr>
+          <w:b/>
+          <w:bCs/>
+        </w:rPr>
+      </w:pPr>
+      <w:r>
+        <w:rPr>
+          <w:b/>
+          <w:bCs/>
+        </w:rPr>
+        <w:t xml:space="preserve">Changes in </w:t>
+      </w:r>
+      <w:proofErr w:type="spellStart"/>
+      <w:r>
+        <w:rPr>
+          <w:b/>
+          <w:bCs/>
+        </w:rPr>
+        <w:t>QRev</w:t>
+      </w:r>
+      <w:proofErr w:type="spellEnd"/>
+      <w:r>
+        <w:rPr>
+          <w:b/>
+          <w:bCs/>
+        </w:rPr>
+        <w:t xml:space="preserve"> from 3.12 to 3.21</w:t>
+      </w:r>
+    </w:p>
+    <w:p>
+      <w:pPr>
+        <w:pStyle w:val="ListParagraph"/>
+        <w:numPr>
+          <w:ilvl w:val="0"/>
+          <w:numId w:val="24"/>
+        </w:numPr>
+      </w:pPr>
+      <w:r>
+        <w:t>Update help to add pdf file which can be searched.</w:t>
+      </w:r>
+    </w:p>
+    <w:p>
+      <w:pPr>
+        <w:pStyle w:val="ListParagraph"/>
+        <w:numPr>
+          <w:ilvl w:val="0"/>
+          <w:numId w:val="24"/>
+        </w:numPr>
+      </w:pPr>
+      <w:r>
+        <w:t>Fixed bug when plotting multiple transects with magnetic data in the Compass/P/R window.</w:t>
+      </w:r>
+    </w:p>
+    <w:p>
+      <w:pPr>
+        <w:pStyle w:val="ListParagraph"/>
+        <w:numPr>
+          <w:ilvl w:val="0"/>
+          <w:numId w:val="24"/>
+        </w:numPr>
+      </w:pPr>
+      <w:r>
+        <w:t xml:space="preserve">Fixed bug with transect name display when some transects were not checked in GPS window. </w:t>
+      </w:r>
+    </w:p>
+    <w:p>
+      <w:pPr>
+        <w:pStyle w:val="ListParagraph"/>
+        <w:numPr>
+          <w:ilvl w:val="0"/>
+          <w:numId w:val="24"/>
+        </w:numPr>
+      </w:pPr>
+      <w:r>
+        <w:t>Fixed bug causing Use in main table to be shown in red when there were no errors.</w:t>
+      </w:r>
+    </w:p>
+    <w:p>
+      <w:pPr>
+        <w:pStyle w:val="ListParagraph"/>
+        <w:numPr>
+          <w:ilvl w:val="0"/>
+          <w:numId w:val="24"/>
+        </w:numPr>
+      </w:pPr>
+      <w:r>
+        <w:t>Fixed bug checking for invalid edge ensembles due to excluded distance.</w:t>
+      </w:r>
+    </w:p>
+    <w:p>
+      <w:pPr>
+        <w:pStyle w:val="ListParagraph"/>
+        <w:numPr>
+          <w:ilvl w:val="0"/>
+          <w:numId w:val="24"/>
+        </w:numPr>
+      </w:pPr>
+      <w:r>
+        <w:t>Fixed bug when using up arrow in Edge window.</w:t>
+      </w:r>
+    </w:p>
+    <w:p>
+      <w:pPr>
+        <w:pStyle w:val="ListParagraph"/>
+        <w:numPr>
+          <w:ilvl w:val="0"/>
+          <w:numId w:val="24"/>
+        </w:numPr>
+      </w:pPr>
+      <w:r>
+        <w:t>Fixed bug in xml output for change in speed of sound.</w:t>
+      </w:r>
+    </w:p>
+    <w:p>
+      <w:pPr>
+        <w:pStyle w:val="ListParagraph"/>
+        <w:numPr>
+          <w:ilvl w:val="0"/>
+          <w:numId w:val="24"/>
+        </w:numPr>
+      </w:pPr>
+      <w:r>
+        <w:t>Fixed crash when loading transect with only 1 ensemble.</w:t>
+      </w:r>
+    </w:p>
+    <w:p>
+      <w:pPr>
+        <w:pStyle w:val="ListParagraph"/>
+        <w:numPr>
+          <w:ilvl w:val="0"/>
+          <w:numId w:val="24"/>
+        </w:numPr>
+      </w:pPr>
+      <w:r>
+        <w:t>Updated use of arrow keys in tables to avoid table and plots getting out of synch when arrow keys were pressed too quickly.</w:t>
+      </w:r>
+    </w:p>
+    <w:p>
+      <w:pPr>
+        <w:pStyle w:val="ListParagraph"/>
+        <w:numPr>
+          <w:ilvl w:val="0"/>
+          <w:numId w:val="24"/>
+        </w:numPr>
+      </w:pPr>
+      <w:r>
+        <w:t>Added point marker to vertical beam in depth plots.</w:t>
+      </w:r>
+    </w:p>
+    <w:p>
+      <w:pPr>
+        <w:pStyle w:val="ListParagraph"/>
+        <w:numPr>
+          <w:ilvl w:val="0"/>
+          <w:numId w:val="24"/>
+        </w:numPr>
+      </w:pPr>
+      <w:r>
+        <w:t>Modified code to make buttons inactive if no transects are checked.</w:t>
+      </w:r>
+    </w:p>
+    <w:p>
+      <w:pPr>
+        <w:pStyle w:val="ListParagraph"/>
+        <w:numPr>
+          <w:ilvl w:val="0"/>
+          <w:numId w:val="24"/>
+        </w:numPr>
+      </w:pPr>
+      <w:r>
+        <w:t>Added EDI interface for Equal Discharge Increment sampling</w:t>
+      </w:r>
+    </w:p>
+    <w:p>
+      <w:pPr>
+        <w:pStyle w:val="ListParagraph"/>
+        <w:numPr>
+          <w:ilvl w:val="0"/>
+          <w:numId w:val="24"/>
+        </w:numPr>
+      </w:pPr>
+      <w:r>
+        <w:t xml:space="preserve">In the </w:t>
+      </w:r>
+      <w:proofErr w:type="spellStart"/>
+      <w:r>
+        <w:t>extrap</w:t>
+      </w:r>
+      <w:proofErr w:type="spellEnd"/>
+      <w:r>
+        <w:t xml:space="preserve"> window, added message to user that they need to set Fit to manual if </w:t>
+      </w:r>
+      <w:proofErr w:type="spellStart"/>
+      <w:r>
+        <w:t>the</w:t>
+      </w:r>
+      <w:proofErr w:type="spellEnd"/>
+      <w:r>
+        <w:t xml:space="preserve"> want to use an automatically </w:t>
+      </w:r>
+      <w:proofErr w:type="spellStart"/>
+      <w:r>
+        <w:t>opitimized</w:t>
+      </w:r>
+      <w:proofErr w:type="spellEnd"/>
+      <w:r>
+        <w:t xml:space="preserve"> </w:t>
+      </w:r>
+      <w:proofErr w:type="gramStart"/>
+      <w:r>
+        <w:t>fit</w:t>
+      </w:r>
+      <w:proofErr w:type="gramEnd"/>
+      <w:r>
+        <w:t xml:space="preserve"> but they have change the threshold, subsection, or data type.</w:t>
+      </w:r>
+    </w:p>
+    <w:p>
+      <w:pPr>
+        <w:rPr>
+          <w:b/>
+          <w:bCs/>
+        </w:rPr>
+      </w:pPr>
+      <w:r>
+        <w:rPr>
+          <w:b/>
+          <w:bCs/>
+        </w:rPr>
+        <w:t xml:space="preserve">Changes in </w:t>
+      </w:r>
+      <w:proofErr w:type="spellStart"/>
+      <w:r>
+        <w:rPr>
+          <w:b/>
+          <w:bCs/>
+        </w:rPr>
+        <w:t>QRev</w:t>
+      </w:r>
+      <w:proofErr w:type="spellEnd"/>
+      <w:r>
+        <w:rPr>
+          <w:b/>
+          <w:bCs/>
+        </w:rPr>
+        <w:t xml:space="preserve"> from version 3.10 to 3.12</w:t>
+      </w:r>
+    </w:p>
+    <w:p>
+      <w:pPr>
+        <w:pStyle w:val="ListParagraph"/>
+        <w:numPr>
+          <w:ilvl w:val="0"/>
+          <w:numId w:val="26"/>
+        </w:numPr>
+      </w:pPr>
+      <w:r>
+        <w:t>Fixed bug if number of unchecked transects was greater than number of checked</w:t>
+      </w:r>
+    </w:p>
+    <w:p>
+      <w:pPr>
+        <w:pStyle w:val="ListParagraph"/>
+        <w:numPr>
+          <w:ilvl w:val="0"/>
+          <w:numId w:val="26"/>
+        </w:numPr>
+      </w:pPr>
+      <w:r>
+        <w:t>Fixed bug where comments on uncertainty table were not being saved</w:t>
+      </w:r>
+    </w:p>
+    <w:p>
+      <w:pPr>
+        <w:pStyle w:val="ListParagraph"/>
+        <w:numPr>
+          <w:ilvl w:val="0"/>
+          <w:numId w:val="26"/>
+        </w:numPr>
+      </w:pPr>
+      <w:r>
+        <w:t>Fixed issue with edge distance check using all transects rather than just checked transects</w:t>
+      </w:r>
+    </w:p>
+    <w:p>
+      <w:pPr>
+        <w:pStyle w:val="ListParagraph"/>
+        <w:numPr>
+          <w:ilvl w:val="0"/>
+          <w:numId w:val="26"/>
+        </w:numPr>
+      </w:pPr>
+      <w:r>
+        <w:t>Fixed bug where temperature messages were based on all transects rather than just the checked transects</w:t>
+      </w:r>
+    </w:p>
+    <w:p>
+      <w:pPr>
+        <w:pStyle w:val="ListParagraph"/>
+        <w:numPr>
+          <w:ilvl w:val="0"/>
+          <w:numId w:val="26"/>
+        </w:numPr>
+      </w:pPr>
+      <w:r>
+        <w:t xml:space="preserve">Fixed bug where </w:t>
+      </w:r>
+      <w:proofErr w:type="spellStart"/>
+      <w:r>
+        <w:t>magError</w:t>
+      </w:r>
+      <w:proofErr w:type="spellEnd"/>
+      <w:r>
+        <w:t xml:space="preserve"> and GPS heading were saved as column vector rather than row vector</w:t>
+      </w:r>
+    </w:p>
+    <w:p>
+      <w:pPr>
+        <w:pStyle w:val="ListParagraph"/>
+        <w:numPr>
+          <w:ilvl w:val="0"/>
+          <w:numId w:val="26"/>
+        </w:numPr>
+      </w:pPr>
+      <w:r>
+        <w:t>Fixed bug where max and min pitch and roll limits were not set for G2 compass, now set to nan</w:t>
+      </w:r>
+    </w:p>
+    <w:p>
+      <w:pPr>
+        <w:pStyle w:val="ListParagraph"/>
+        <w:numPr>
+          <w:ilvl w:val="0"/>
+          <w:numId w:val="26"/>
+        </w:numPr>
+      </w:pPr>
+      <w:r>
+        <w:t xml:space="preserve">Improved scaling for </w:t>
+      </w:r>
+      <w:proofErr w:type="spellStart"/>
+      <w:r>
+        <w:t>magError</w:t>
+      </w:r>
+      <w:proofErr w:type="spellEnd"/>
+      <w:r>
+        <w:t xml:space="preserve"> and pitch and roll, 2) linked x axes of top and bottom plots</w:t>
+      </w:r>
+    </w:p>
+    <w:p>
+      <w:pPr>
+        <w:pStyle w:val="ListParagraph"/>
+        <w:numPr>
+          <w:ilvl w:val="0"/>
+          <w:numId w:val="26"/>
         </w:numPr>
       </w:pPr>
       <w:r>
         <w:lastRenderedPageBreak/>
-        <w:t>Fixed issue with VTG low speed message</w:t>
-      </w:r>
-    </w:p>
-    <w:p>
-      <w:pPr>
-        <w:pStyle w:val="ListParagraph"/>
-        <w:numPr>
-          <w:ilvl w:val="0"/>
-          <w:numId w:val="33"/>
-        </w:numPr>
-      </w:pPr>
-      <w:r>
-        <w:t>Fixed issue with VTG and composite tracks on causing switch to GGA</w:t>
-      </w:r>
-    </w:p>
-    <w:p>
-      <w:pPr>
-        <w:pStyle w:val="ListParagraph"/>
-        <w:numPr>
-          <w:ilvl w:val="0"/>
-          <w:numId w:val="33"/>
-        </w:numPr>
-      </w:pPr>
-      <w:r>
-        <w:t>Fixed issues with the edges tab</w:t>
-      </w:r>
-      <w:r>
-        <w:t>: no valid GPS, 0 or 1 ensembles selected, etc.</w:t>
-      </w:r>
-    </w:p>
-    <w:p>
-      <w:pPr>
-        <w:pStyle w:val="ListParagraph"/>
-        <w:numPr>
-          <w:ilvl w:val="0"/>
-          <w:numId w:val="33"/>
-        </w:numPr>
-      </w:pPr>
-      <w:r>
-        <w:t>Fixed issues with tab text color not updating properly</w:t>
-      </w:r>
-    </w:p>
-    <w:p>
-      <w:pPr>
-        <w:pStyle w:val="ListParagraph"/>
-        <w:numPr>
-          <w:ilvl w:val="0"/>
-          <w:numId w:val="33"/>
-        </w:numPr>
-      </w:pPr>
-      <w:r>
-        <w:t>Updated user’s manual to indicate that 4-beam composite is the default if vertical beam or depth sounder data are available.</w:t>
-      </w:r>
-    </w:p>
-    <w:p>
-      <w:pPr>
-        <w:pStyle w:val="ListParagraph"/>
-        <w:numPr>
-          <w:ilvl w:val="0"/>
-          <w:numId w:val="33"/>
-        </w:numPr>
-      </w:pPr>
-      <w:r>
-        <w:t>Several issues with the interaction with RIVRS were fixed</w:t>
-      </w:r>
-    </w:p>
-    <w:p>
-      <w:pPr>
-        <w:pStyle w:val="ListParagraph"/>
-        <w:numPr>
-          <w:ilvl w:val="0"/>
-          <w:numId w:val="33"/>
-        </w:numPr>
-      </w:pPr>
-      <w:r>
-        <w:t>Fixed inconsistent behavior of the up/down arrows</w:t>
-      </w:r>
-    </w:p>
-    <w:p>
-      <w:pPr>
-        <w:pStyle w:val="ListParagraph"/>
-        <w:numPr>
-          <w:ilvl w:val="0"/>
-          <w:numId w:val="33"/>
-        </w:numPr>
-      </w:pPr>
-      <w:r>
-        <w:t>Improved speed of transect change using up/down arrows</w:t>
-      </w:r>
-    </w:p>
-    <w:p>
-      <w:pPr>
-        <w:pStyle w:val="ListParagraph"/>
-        <w:numPr>
-          <w:ilvl w:val="0"/>
-          <w:numId w:val="33"/>
-        </w:numPr>
-      </w:pPr>
-      <w:r>
-        <w:t>Fixed issue with files saving in previously used folder</w:t>
-      </w:r>
-    </w:p>
-    <w:p>
-      <w:pPr>
-        <w:pStyle w:val="ListParagraph"/>
-        <w:numPr>
-          <w:ilvl w:val="0"/>
-          <w:numId w:val="33"/>
-        </w:numPr>
-      </w:pPr>
-      <w:r>
-        <w:t>Modified code for compatibility with Nortek Signature 1000</w:t>
-      </w:r>
-    </w:p>
-    <w:p>
-      <w:pPr>
-        <w:rPr>
-          <w:b/>
-          <w:bCs/>
-        </w:rPr>
-      </w:pPr>
-      <w:r>
-        <w:rPr>
-          <w:b/>
-          <w:bCs/>
-        </w:rPr>
-        <w:t>Changes 4.14 to 4.15</w:t>
-      </w:r>
-    </w:p>
-    <w:p>
-      <w:pPr>
-        <w:pStyle w:val="ListParagraph"/>
-        <w:numPr>
-          <w:ilvl w:val="0"/>
-          <w:numId w:val="32"/>
-        </w:numPr>
-      </w:pPr>
-      <w:r>
-        <w:t xml:space="preserve">Fixed issue with </w:t>
-      </w:r>
-      <w:proofErr w:type="spellStart"/>
-      <w:r>
-        <w:t>shiptrack</w:t>
-      </w:r>
-      <w:proofErr w:type="spellEnd"/>
-      <w:r>
-        <w:t xml:space="preserve"> when all GPS data are invalid</w:t>
-      </w:r>
-    </w:p>
-    <w:p>
-      <w:pPr>
-        <w:pStyle w:val="ListParagraph"/>
-        <w:numPr>
-          <w:ilvl w:val="0"/>
-          <w:numId w:val="32"/>
-        </w:numPr>
-      </w:pPr>
-      <w:r>
-        <w:t>Fixed bug when applying stationary moving-bed correction</w:t>
-      </w:r>
-    </w:p>
-    <w:p>
-      <w:pPr>
-        <w:rPr>
-          <w:b/>
-          <w:bCs/>
-        </w:rPr>
-      </w:pPr>
-      <w:r>
-        <w:rPr>
-          <w:b/>
-          <w:bCs/>
-        </w:rPr>
-        <w:t>Changes 4.13 to 4.14</w:t>
-      </w:r>
-    </w:p>
-    <w:p>
-      <w:pPr>
-        <w:pStyle w:val="ListParagraph"/>
-        <w:numPr>
-          <w:ilvl w:val="0"/>
-          <w:numId w:val="31"/>
-        </w:numPr>
-      </w:pPr>
-      <w:r>
-        <w:t>Fixed issue with applying a loop test when preceded by a stationary test.</w:t>
-      </w:r>
-    </w:p>
-    <w:p>
-      <w:pPr>
-        <w:pStyle w:val="ListParagraph"/>
-        <w:numPr>
-          <w:ilvl w:val="0"/>
-          <w:numId w:val="31"/>
-        </w:numPr>
-      </w:pPr>
-      <w:r>
-        <w:t>Fixed issue with current settings when measurement has mixture of GPS and no GPS</w:t>
-      </w:r>
-    </w:p>
-    <w:p>
-      <w:pPr>
-        <w:rPr>
-          <w:b/>
-          <w:bCs/>
-        </w:rPr>
-      </w:pPr>
-      <w:r>
-        <w:rPr>
-          <w:b/>
-          <w:bCs/>
-        </w:rPr>
-        <w:t>Changes 3.43 to 4.1</w:t>
-      </w:r>
-      <w:r>
-        <w:rPr>
-          <w:b/>
-          <w:bCs/>
-        </w:rPr>
-        <w:t>3</w:t>
-      </w:r>
-    </w:p>
-    <w:p>
-      <w:pPr>
-        <w:pStyle w:val="ListParagraph"/>
-        <w:numPr>
-          <w:ilvl w:val="0"/>
-          <w:numId w:val="29"/>
-        </w:numPr>
-      </w:pPr>
-      <w:r>
-        <w:t xml:space="preserve">Ported code from </w:t>
-      </w:r>
-      <w:proofErr w:type="spellStart"/>
-      <w:r>
-        <w:t>Matlab</w:t>
-      </w:r>
-      <w:proofErr w:type="spellEnd"/>
-      <w:r>
-        <w:t xml:space="preserve"> to Python</w:t>
-      </w:r>
-    </w:p>
-    <w:p>
-      <w:pPr>
-        <w:pStyle w:val="ListParagraph"/>
-        <w:numPr>
-          <w:ilvl w:val="0"/>
-          <w:numId w:val="29"/>
-        </w:numPr>
-      </w:pPr>
-      <w:r>
-        <w:t xml:space="preserve">User interface redesigned using </w:t>
-      </w:r>
-      <w:proofErr w:type="spellStart"/>
-      <w:r>
-        <w:t>PyQt</w:t>
-      </w:r>
-      <w:proofErr w:type="spellEnd"/>
-    </w:p>
-    <w:p>
-      <w:pPr>
-        <w:pStyle w:val="ListParagraph"/>
-        <w:numPr>
-          <w:ilvl w:val="0"/>
-          <w:numId w:val="29"/>
-        </w:numPr>
-      </w:pPr>
-      <w:r>
-        <w:t xml:space="preserve">Main summary page includes contour, </w:t>
-      </w:r>
-      <w:proofErr w:type="spellStart"/>
-      <w:r>
-        <w:t>shiptrack</w:t>
-      </w:r>
-      <w:proofErr w:type="spellEnd"/>
-      <w:r>
-        <w:t>, and discharge time series graphics</w:t>
-      </w:r>
-    </w:p>
-    <w:p>
-      <w:pPr>
-        <w:pStyle w:val="ListParagraph"/>
-        <w:numPr>
-          <w:ilvl w:val="0"/>
-          <w:numId w:val="29"/>
-        </w:numPr>
-      </w:pPr>
-      <w:r>
-        <w:t>Ability to change navigation reference through the toolbar</w:t>
-      </w:r>
-    </w:p>
-    <w:p>
-      <w:pPr>
-        <w:pStyle w:val="ListParagraph"/>
-        <w:numPr>
-          <w:ilvl w:val="0"/>
-          <w:numId w:val="29"/>
-        </w:numPr>
-      </w:pPr>
-      <w:r>
-        <w:t>Ability to turn on or off composite tracks through the toolbar</w:t>
-      </w:r>
-    </w:p>
-    <w:p>
-      <w:pPr>
-        <w:pStyle w:val="ListParagraph"/>
-        <w:numPr>
-          <w:ilvl w:val="0"/>
-          <w:numId w:val="29"/>
-        </w:numPr>
-      </w:pPr>
-      <w:r>
-        <w:t>Changes to default settings are highlighted</w:t>
-      </w:r>
-    </w:p>
-    <w:p>
-      <w:pPr>
-        <w:pStyle w:val="ListParagraph"/>
-        <w:numPr>
-          <w:ilvl w:val="0"/>
-          <w:numId w:val="29"/>
-        </w:numPr>
-      </w:pPr>
-      <w:r>
-        <w:t>Opening and measurement loading speed has been improved</w:t>
-      </w:r>
-    </w:p>
-    <w:p>
-      <w:pPr>
-        <w:pStyle w:val="ListParagraph"/>
-        <w:numPr>
-          <w:ilvl w:val="0"/>
-          <w:numId w:val="29"/>
-        </w:numPr>
-      </w:pPr>
-      <w:r>
-        <w:t xml:space="preserve">Change water velocity interpolation from linear to ABBA </w:t>
-      </w:r>
-    </w:p>
-    <w:p>
-      <w:pPr>
-        <w:pStyle w:val="ListParagraph"/>
-        <w:numPr>
-          <w:ilvl w:val="0"/>
-          <w:numId w:val="29"/>
-        </w:numPr>
-      </w:pPr>
-      <w:r>
-        <w:t>Water velocities for all invalid bins are interpolated rather than added to top or bottom extrapolation</w:t>
-      </w:r>
-    </w:p>
-    <w:p>
-      <w:pPr>
-        <w:pStyle w:val="ListParagraph"/>
-        <w:numPr>
-          <w:ilvl w:val="0"/>
-          <w:numId w:val="29"/>
-        </w:numPr>
-      </w:pPr>
-      <w:r>
-        <w:t>F</w:t>
-      </w:r>
-      <w:r>
-        <w:t xml:space="preserve">ixed bug in </w:t>
-      </w:r>
-      <w:proofErr w:type="spellStart"/>
-      <w:r>
-        <w:t>vtg</w:t>
-      </w:r>
-      <w:proofErr w:type="spellEnd"/>
-      <w:r>
-        <w:t xml:space="preserve"> primary composite tracks, wasn't substituting GGA</w:t>
-      </w:r>
-    </w:p>
-    <w:p>
-      <w:pPr>
-        <w:pStyle w:val="ListParagraph"/>
-        <w:numPr>
-          <w:ilvl w:val="0"/>
-          <w:numId w:val="29"/>
-        </w:numPr>
-      </w:pPr>
-      <w:r>
-        <w:t>Added uncertainty to the automatic comment when a file is saved</w:t>
-      </w:r>
-    </w:p>
-    <w:p>
-      <w:pPr>
-        <w:pStyle w:val="ListParagraph"/>
-        <w:numPr>
-          <w:ilvl w:val="0"/>
-          <w:numId w:val="29"/>
-        </w:numPr>
-      </w:pPr>
-      <w:r>
-        <w:t xml:space="preserve">Statistics and interpolation methods in Python may result in small differences from </w:t>
-      </w:r>
-      <w:proofErr w:type="spellStart"/>
-      <w:r>
-        <w:t>Matlab</w:t>
-      </w:r>
-      <w:proofErr w:type="spellEnd"/>
-    </w:p>
-    <w:p>
-      <w:pPr>
-        <w:rPr>
-          <w:b/>
-          <w:bCs/>
-        </w:rPr>
-      </w:pPr>
-      <w:r>
-        <w:rPr>
-          <w:b/>
-          <w:bCs/>
-        </w:rPr>
-        <w:t>Changes 3.42 to 3.43</w:t>
-      </w:r>
-    </w:p>
-    <w:p>
-      <w:pPr>
-        <w:pStyle w:val="ListParagraph"/>
-        <w:numPr>
-          <w:ilvl w:val="0"/>
-          <w:numId w:val="6"/>
-        </w:numPr>
-      </w:pPr>
-      <w:r>
-        <w:t xml:space="preserve">Fixed bug that did not properly identify missing (lost) ensembles if the typical ensemble duration was greater than 1.5 sec. This affected mode 13 </w:t>
-      </w:r>
-      <w:proofErr w:type="spellStart"/>
-      <w:r>
-        <w:t>StreamPro</w:t>
-      </w:r>
-      <w:proofErr w:type="spellEnd"/>
-      <w:r>
-        <w:t xml:space="preserve"> data.</w:t>
-      </w:r>
-    </w:p>
-    <w:p>
-      <w:pPr>
-        <w:rPr>
-          <w:b/>
-          <w:bCs/>
-        </w:rPr>
-      </w:pPr>
-      <w:r>
-        <w:rPr>
-          <w:b/>
-          <w:bCs/>
-        </w:rPr>
-        <w:t>Changes 3.41 to 3.42</w:t>
-      </w:r>
-    </w:p>
-    <w:p>
-      <w:pPr>
-        <w:pStyle w:val="ListParagraph"/>
-        <w:numPr>
-          <w:ilvl w:val="0"/>
-          <w:numId w:val="4"/>
-        </w:numPr>
-      </w:pPr>
-      <w:r>
-        <w:t>Fixed bug in bottom discharge extrapolation. Previous versions failed to estimate the bottom discharge for ensembles that had no valid data but where depth cell velocities were interpolated.</w:t>
-      </w:r>
-    </w:p>
-    <w:p>
-      <w:pPr>
-        <w:rPr>
-          <w:b/>
-          <w:bCs/>
-        </w:rPr>
-      </w:pPr>
-      <w:r>
-        <w:rPr>
-          <w:b/>
-          <w:bCs/>
-        </w:rPr>
-        <w:lastRenderedPageBreak/>
-        <w:t>Changes 3.40 to 3.41</w:t>
-      </w:r>
-    </w:p>
-    <w:p>
-      <w:pPr>
-        <w:pStyle w:val="ListParagraph"/>
-        <w:numPr>
-          <w:ilvl w:val="0"/>
-          <w:numId w:val="2"/>
-        </w:numPr>
-      </w:pPr>
-      <w:r>
-        <w:t>Fixed bug with discharge percent change not updating after multiple speed of sound changes.</w:t>
-      </w:r>
-    </w:p>
-    <w:p>
-      <w:pPr>
-        <w:pStyle w:val="ListParagraph"/>
-        <w:numPr>
-          <w:ilvl w:val="0"/>
-          <w:numId w:val="2"/>
-        </w:numPr>
-      </w:pPr>
-      <w:r>
-        <w:t>Fixed bug in edges table where wrong row was highlighted if some transects were unchecked.</w:t>
-      </w:r>
-    </w:p>
-    <w:p>
-      <w:pPr>
-        <w:pStyle w:val="ListParagraph"/>
-        <w:numPr>
-          <w:ilvl w:val="0"/>
-          <w:numId w:val="2"/>
-        </w:numPr>
-      </w:pPr>
-      <w:r>
-        <w:t xml:space="preserve">Fixed bug in edges </w:t>
-      </w:r>
-      <w:proofErr w:type="spellStart"/>
-      <w:r>
-        <w:t>shiptrack</w:t>
-      </w:r>
-      <w:proofErr w:type="spellEnd"/>
-      <w:r>
-        <w:t xml:space="preserve"> so it only displays valid </w:t>
-      </w:r>
-      <w:proofErr w:type="spellStart"/>
-      <w:r>
-        <w:t>orginal</w:t>
-      </w:r>
-      <w:proofErr w:type="spellEnd"/>
-      <w:r>
-        <w:t xml:space="preserve"> data and not interpolated data.</w:t>
-      </w:r>
-    </w:p>
-    <w:p>
-      <w:pPr>
-        <w:pStyle w:val="ListParagraph"/>
-        <w:numPr>
-          <w:ilvl w:val="0"/>
-          <w:numId w:val="2"/>
-        </w:numPr>
-      </w:pPr>
-      <w:r>
-        <w:t>Fixed bug no allowing manual entry of 0 salinity.</w:t>
-      </w:r>
-    </w:p>
-    <w:p>
-      <w:pPr>
-        <w:rPr>
-          <w:b/>
-          <w:bCs/>
-        </w:rPr>
-      </w:pPr>
-      <w:r>
-        <w:rPr>
-          <w:b/>
-          <w:bCs/>
-        </w:rPr>
-        <w:t>Changes from 3.35 to 3.40</w:t>
-      </w:r>
-    </w:p>
-    <w:p>
-      <w:pPr>
-        <w:pStyle w:val="ListParagraph"/>
-        <w:numPr>
-          <w:ilvl w:val="0"/>
-          <w:numId w:val="8"/>
-        </w:numPr>
-      </w:pPr>
-      <w:r>
-        <w:t>Fixed bug causing crash when TRDI PT3 test was incomplete.</w:t>
-      </w:r>
-    </w:p>
-    <w:p>
-      <w:pPr>
-        <w:pStyle w:val="ListParagraph"/>
-        <w:numPr>
-          <w:ilvl w:val="0"/>
-          <w:numId w:val="8"/>
-        </w:numPr>
-      </w:pPr>
-      <w:r>
-        <w:t>Modified uncertainty estimate for invalid and edges to use absolute values.</w:t>
-      </w:r>
-    </w:p>
-    <w:p>
-      <w:pPr>
-        <w:pStyle w:val="ListParagraph"/>
-        <w:numPr>
-          <w:ilvl w:val="0"/>
-          <w:numId w:val="8"/>
-        </w:numPr>
-      </w:pPr>
-      <w:r>
-        <w:t>Fixed issue with multi-line comments in XML file.</w:t>
-      </w:r>
-    </w:p>
-    <w:p>
-      <w:pPr>
-        <w:pStyle w:val="ListParagraph"/>
-        <w:numPr>
-          <w:ilvl w:val="0"/>
-          <w:numId w:val="8"/>
-        </w:numPr>
-      </w:pPr>
-      <w:r>
-        <w:t>Fixed draft check to only evaluate checked transects.</w:t>
-      </w:r>
-    </w:p>
-    <w:p>
-      <w:pPr>
-        <w:pStyle w:val="ListParagraph"/>
-        <w:numPr>
-          <w:ilvl w:val="0"/>
-          <w:numId w:val="8"/>
-        </w:numPr>
-      </w:pPr>
-      <w:r>
-        <w:t xml:space="preserve">XML file now only contains the summary information from a </w:t>
-      </w:r>
-      <w:proofErr w:type="spellStart"/>
-      <w:r>
-        <w:t>SonTek</w:t>
-      </w:r>
-      <w:proofErr w:type="spellEnd"/>
-      <w:r>
-        <w:t xml:space="preserve"> compass calibration.</w:t>
-      </w:r>
-    </w:p>
-    <w:p>
-      <w:pPr>
-        <w:pStyle w:val="ListParagraph"/>
-        <w:numPr>
-          <w:ilvl w:val="0"/>
-          <w:numId w:val="8"/>
-        </w:numPr>
-      </w:pPr>
-      <w:r>
-        <w:t>Fixed bug in moving-bed test if loop compass error and direction could not be computed.</w:t>
-      </w:r>
-    </w:p>
-    <w:p>
-      <w:pPr>
-        <w:pStyle w:val="ListParagraph"/>
-        <w:numPr>
-          <w:ilvl w:val="0"/>
-          <w:numId w:val="8"/>
-        </w:numPr>
-      </w:pPr>
-      <w:r>
-        <w:t xml:space="preserve">Added message for missing samples in </w:t>
-      </w:r>
-      <w:proofErr w:type="spellStart"/>
-      <w:r>
-        <w:t>SonTek</w:t>
-      </w:r>
-      <w:proofErr w:type="spellEnd"/>
-      <w:r>
-        <w:t xml:space="preserve"> data.</w:t>
-      </w:r>
-    </w:p>
-    <w:p>
-      <w:pPr>
-        <w:pStyle w:val="ListParagraph"/>
-        <w:numPr>
-          <w:ilvl w:val="0"/>
-          <w:numId w:val="8"/>
-        </w:numPr>
-      </w:pPr>
-      <w:r>
-        <w:t>Modified PT3 tests to reduce false positives.</w:t>
-      </w:r>
-    </w:p>
-    <w:p>
-      <w:pPr>
-        <w:pStyle w:val="ListParagraph"/>
-        <w:numPr>
-          <w:ilvl w:val="0"/>
-          <w:numId w:val="8"/>
-        </w:numPr>
-      </w:pPr>
-      <w:r>
-        <w:t xml:space="preserve">Added check to boat and </w:t>
-      </w:r>
-      <w:proofErr w:type="spellStart"/>
-      <w:r>
-        <w:t>wt</w:t>
-      </w:r>
-      <w:proofErr w:type="spellEnd"/>
-      <w:r>
-        <w:t xml:space="preserve"> to check warn if all data are invalid.</w:t>
-      </w:r>
-    </w:p>
-    <w:p>
-      <w:pPr>
-        <w:pStyle w:val="ListParagraph"/>
-        <w:numPr>
-          <w:ilvl w:val="0"/>
-          <w:numId w:val="8"/>
-        </w:numPr>
-      </w:pPr>
-      <w:r>
-        <w:t>Edge sign check changed to only show message if edge discharge is greater than 0.5%</w:t>
-      </w:r>
-    </w:p>
-    <w:p>
-      <w:pPr>
-        <w:pStyle w:val="ListParagraph"/>
-        <w:numPr>
-          <w:ilvl w:val="0"/>
-          <w:numId w:val="8"/>
-        </w:numPr>
-      </w:pPr>
-      <w:r>
-        <w:t>Added option to store a style sheet with the xml output file.</w:t>
-      </w:r>
-    </w:p>
-    <w:p>
-      <w:pPr>
-        <w:pStyle w:val="ListParagraph"/>
-        <w:numPr>
-          <w:ilvl w:val="0"/>
-          <w:numId w:val="8"/>
-        </w:numPr>
-      </w:pPr>
-      <w:r>
-        <w:t>Added _ separator between date and time in default filename.</w:t>
-      </w:r>
-    </w:p>
-    <w:p>
-      <w:pPr>
-        <w:pStyle w:val="ListParagraph"/>
-        <w:numPr>
-          <w:ilvl w:val="0"/>
-          <w:numId w:val="8"/>
-        </w:numPr>
-      </w:pPr>
-      <w:r>
-        <w:t>Default compass data view changed to evaluation if evaluation is available.</w:t>
-      </w:r>
-    </w:p>
-    <w:p>
-      <w:pPr>
-        <w:pStyle w:val="ListParagraph"/>
-        <w:numPr>
-          <w:ilvl w:val="0"/>
-          <w:numId w:val="8"/>
-        </w:numPr>
-      </w:pPr>
-      <w:r>
-        <w:t xml:space="preserve">Added upper limit of 45 ppt to </w:t>
-      </w:r>
-      <w:proofErr w:type="spellStart"/>
-      <w:r>
-        <w:t>salinty</w:t>
-      </w:r>
-      <w:proofErr w:type="spellEnd"/>
-      <w:r>
-        <w:t xml:space="preserve"> input dialog.</w:t>
-      </w:r>
-    </w:p>
-    <w:p>
-      <w:pPr>
-        <w:pStyle w:val="ListParagraph"/>
-        <w:numPr>
-          <w:ilvl w:val="0"/>
-          <w:numId w:val="8"/>
-        </w:numPr>
-      </w:pPr>
-      <w:r>
-        <w:t>Added Power/Power default exponent to XML output to support NVE request.</w:t>
-      </w:r>
-    </w:p>
-    <w:p>
-      <w:pPr>
-        <w:pStyle w:val="ListParagraph"/>
-        <w:numPr>
-          <w:ilvl w:val="0"/>
-          <w:numId w:val="8"/>
-        </w:numPr>
-      </w:pPr>
-      <w:r>
-        <w:t>Update help file.</w:t>
-      </w:r>
-    </w:p>
-    <w:p>
-      <w:pPr>
-        <w:rPr>
-          <w:b/>
-          <w:bCs/>
-        </w:rPr>
-      </w:pPr>
-      <w:r>
-        <w:rPr>
-          <w:b/>
-          <w:bCs/>
-        </w:rPr>
-        <w:t xml:space="preserve">Changes to </w:t>
-      </w:r>
-      <w:proofErr w:type="spellStart"/>
-      <w:r>
-        <w:rPr>
-          <w:b/>
-          <w:bCs/>
-        </w:rPr>
-        <w:t>QRev</w:t>
-      </w:r>
-      <w:proofErr w:type="spellEnd"/>
-      <w:r>
-        <w:rPr>
-          <w:b/>
-          <w:bCs/>
-        </w:rPr>
-        <w:t xml:space="preserve"> from 3.34 to 3.35</w:t>
-      </w:r>
-    </w:p>
-    <w:p>
-      <w:pPr>
-        <w:pStyle w:val="ListParagraph"/>
-        <w:numPr>
-          <w:ilvl w:val="0"/>
-          <w:numId w:val="10"/>
-        </w:numPr>
-      </w:pPr>
-      <w:r>
-        <w:t>Fixed bug causing crash when ADCP had no compass.</w:t>
-      </w:r>
-    </w:p>
-    <w:p>
-      <w:pPr>
-        <w:rPr>
-          <w:b/>
-          <w:bCs/>
-        </w:rPr>
-      </w:pPr>
-      <w:r>
-        <w:rPr>
-          <w:b/>
-          <w:bCs/>
-        </w:rPr>
-        <w:t xml:space="preserve">Changes to </w:t>
-      </w:r>
-      <w:proofErr w:type="spellStart"/>
-      <w:r>
-        <w:rPr>
-          <w:b/>
-          <w:bCs/>
-        </w:rPr>
-        <w:t>QRev</w:t>
-      </w:r>
-      <w:proofErr w:type="spellEnd"/>
-      <w:r>
-        <w:rPr>
-          <w:b/>
-          <w:bCs/>
-        </w:rPr>
-        <w:t xml:space="preserve"> from 3.33 to 3.34</w:t>
-      </w:r>
-    </w:p>
-    <w:p>
-      <w:pPr>
-        <w:pStyle w:val="ListParagraph"/>
-        <w:numPr>
-          <w:ilvl w:val="0"/>
-          <w:numId w:val="11"/>
-        </w:numPr>
-      </w:pPr>
-      <w:r>
-        <w:t xml:space="preserve">Fixed bug causing 25 cm excluded distance to be applied to </w:t>
-      </w:r>
-      <w:proofErr w:type="spellStart"/>
-      <w:r>
-        <w:t>RiverPro</w:t>
-      </w:r>
-      <w:proofErr w:type="spellEnd"/>
-      <w:r>
-        <w:t xml:space="preserve"> data.</w:t>
-      </w:r>
-    </w:p>
-    <w:p>
-      <w:pPr>
-        <w:rPr>
-          <w:b/>
-          <w:bCs/>
-        </w:rPr>
-      </w:pPr>
-      <w:r>
-        <w:rPr>
-          <w:b/>
-          <w:bCs/>
-        </w:rPr>
-        <w:t xml:space="preserve">Changes to </w:t>
-      </w:r>
-      <w:proofErr w:type="spellStart"/>
-      <w:r>
-        <w:rPr>
-          <w:b/>
-          <w:bCs/>
-        </w:rPr>
-        <w:t>QRev</w:t>
-      </w:r>
-      <w:proofErr w:type="spellEnd"/>
-      <w:r>
-        <w:rPr>
-          <w:b/>
-          <w:bCs/>
-        </w:rPr>
-        <w:t xml:space="preserve"> from 3.31 to 3.33</w:t>
-      </w:r>
-    </w:p>
-    <w:p>
-      <w:pPr>
-        <w:pStyle w:val="ListParagraph"/>
-        <w:numPr>
-          <w:ilvl w:val="0"/>
-          <w:numId w:val="13"/>
-        </w:numPr>
-      </w:pPr>
-      <w:r>
-        <w:t>Fixed bug using uncheck all.</w:t>
-      </w:r>
-    </w:p>
-    <w:p>
-      <w:pPr>
-        <w:pStyle w:val="ListParagraph"/>
-        <w:numPr>
-          <w:ilvl w:val="0"/>
-          <w:numId w:val="13"/>
-        </w:numPr>
-      </w:pPr>
-      <w:r>
-        <w:t>Fixed bug manually loading system test or compass calibration or evaluation</w:t>
-      </w:r>
-    </w:p>
-    <w:p>
-      <w:pPr>
-        <w:pStyle w:val="ListParagraph"/>
-        <w:numPr>
-          <w:ilvl w:val="0"/>
-          <w:numId w:val="13"/>
-        </w:numPr>
-      </w:pPr>
-      <w:r>
-        <w:t>Changed legend location to best</w:t>
-      </w:r>
-    </w:p>
-    <w:p>
-      <w:pPr>
-        <w:pStyle w:val="ListParagraph"/>
-        <w:numPr>
-          <w:ilvl w:val="0"/>
-          <w:numId w:val="13"/>
-        </w:numPr>
-      </w:pPr>
-      <w:r>
-        <w:t>Fixed bugs in GUI causing wrong transects to be highlighted</w:t>
-      </w:r>
-    </w:p>
-    <w:p>
-      <w:pPr>
-        <w:pStyle w:val="ListParagraph"/>
-        <w:numPr>
-          <w:ilvl w:val="0"/>
-          <w:numId w:val="13"/>
-        </w:numPr>
-      </w:pPr>
-      <w:r>
-        <w:t xml:space="preserve">Fixed bug reprocessing </w:t>
-      </w:r>
-      <w:proofErr w:type="spellStart"/>
-      <w:r>
-        <w:t>QRev</w:t>
-      </w:r>
-      <w:proofErr w:type="spellEnd"/>
-      <w:r>
-        <w:t xml:space="preserve"> files associated with moving-bed tests</w:t>
-      </w:r>
-    </w:p>
-    <w:p>
-      <w:pPr>
-        <w:pStyle w:val="ListParagraph"/>
-        <w:numPr>
-          <w:ilvl w:val="0"/>
-          <w:numId w:val="13"/>
-        </w:numPr>
-      </w:pPr>
-      <w:r>
-        <w:t xml:space="preserve">Fixed bug causing changes in draft </w:t>
-      </w:r>
-      <w:proofErr w:type="spellStart"/>
-      <w:r>
-        <w:t>hOffset</w:t>
-      </w:r>
-      <w:proofErr w:type="spellEnd"/>
-      <w:r>
-        <w:t xml:space="preserve">, </w:t>
-      </w:r>
-      <w:proofErr w:type="spellStart"/>
-      <w:r>
-        <w:t>hSource</w:t>
-      </w:r>
-      <w:proofErr w:type="spellEnd"/>
-      <w:r>
-        <w:t xml:space="preserve">, and </w:t>
-      </w:r>
-      <w:proofErr w:type="spellStart"/>
-      <w:r>
-        <w:t>magVar</w:t>
-      </w:r>
-      <w:proofErr w:type="spellEnd"/>
-      <w:r>
-        <w:t xml:space="preserve"> to not update QA properly</w:t>
-      </w:r>
-    </w:p>
-    <w:p>
-      <w:pPr>
-        <w:rPr>
-          <w:b/>
-          <w:bCs/>
-        </w:rPr>
-      </w:pPr>
-      <w:r>
-        <w:rPr>
-          <w:b/>
-          <w:bCs/>
-        </w:rPr>
-        <w:t xml:space="preserve">Changes to </w:t>
-      </w:r>
-      <w:proofErr w:type="spellStart"/>
-      <w:r>
-        <w:rPr>
-          <w:b/>
-          <w:bCs/>
-        </w:rPr>
-        <w:t>QRev</w:t>
-      </w:r>
-      <w:proofErr w:type="spellEnd"/>
-      <w:r>
-        <w:rPr>
-          <w:b/>
-          <w:bCs/>
-        </w:rPr>
-        <w:t xml:space="preserve"> from 3.30 to 3.31</w:t>
-      </w:r>
-    </w:p>
-    <w:p>
-      <w:pPr>
-        <w:pStyle w:val="ListParagraph"/>
-        <w:numPr>
-          <w:ilvl w:val="0"/>
-          <w:numId w:val="15"/>
-        </w:numPr>
-      </w:pPr>
-      <w:r>
-        <w:t xml:space="preserve">Fixed bug creating structure for test results from existing </w:t>
-      </w:r>
-      <w:proofErr w:type="spellStart"/>
-      <w:r>
-        <w:t>QRev</w:t>
-      </w:r>
-      <w:proofErr w:type="spellEnd"/>
-      <w:r>
-        <w:t xml:space="preserve"> files</w:t>
-      </w:r>
-    </w:p>
-    <w:p>
-      <w:pPr>
-        <w:pStyle w:val="ListParagraph"/>
-        <w:numPr>
-          <w:ilvl w:val="0"/>
-          <w:numId w:val="15"/>
-        </w:numPr>
-      </w:pPr>
-      <w:r>
-        <w:t>Fixed bug setting status of system test results and button color</w:t>
-      </w:r>
-    </w:p>
-    <w:p>
-      <w:pPr>
-        <w:pStyle w:val="ListParagraph"/>
-        <w:numPr>
-          <w:ilvl w:val="0"/>
-          <w:numId w:val="15"/>
-        </w:numPr>
-      </w:pPr>
-      <w:r>
-        <w:t>Fixed bug causing end edge discharge to be applied at start edge</w:t>
-      </w:r>
-    </w:p>
-    <w:p>
-      <w:pPr>
-        <w:pStyle w:val="ListParagraph"/>
-        <w:numPr>
-          <w:ilvl w:val="0"/>
-          <w:numId w:val="15"/>
-        </w:numPr>
-      </w:pPr>
-      <w:r>
-        <w:lastRenderedPageBreak/>
-        <w:t>Fixed bug preventing user uncertainty from being recomputed after changing a filter or extrapolation</w:t>
-      </w:r>
-    </w:p>
-    <w:p>
-      <w:pPr>
-        <w:pStyle w:val="ListParagraph"/>
-        <w:numPr>
-          <w:ilvl w:val="0"/>
-          <w:numId w:val="15"/>
-        </w:numPr>
-      </w:pPr>
-      <w:r>
-        <w:t>Fixed bug displaying number of ensembles to use for edge</w:t>
-      </w:r>
-    </w:p>
-    <w:p>
-      <w:pPr>
-        <w:pStyle w:val="ListParagraph"/>
-        <w:numPr>
-          <w:ilvl w:val="0"/>
-          <w:numId w:val="15"/>
-        </w:numPr>
-      </w:pPr>
-      <w:r>
-        <w:t>Changed the algorithm for determining PT3 failure</w:t>
-      </w:r>
-    </w:p>
-    <w:p>
-      <w:pPr>
-        <w:pStyle w:val="ListParagraph"/>
-        <w:numPr>
-          <w:ilvl w:val="0"/>
-          <w:numId w:val="15"/>
-        </w:numPr>
-      </w:pPr>
-      <w:r>
-        <w:t>Modified the computation for extrapolation uncertainty to prevent a manual setting from biasing the uncertainty low</w:t>
-      </w:r>
-    </w:p>
-    <w:p>
-      <w:pPr>
-        <w:pStyle w:val="ListParagraph"/>
-        <w:numPr>
-          <w:ilvl w:val="0"/>
-          <w:numId w:val="15"/>
-        </w:numPr>
-      </w:pPr>
-      <w:r>
-        <w:t xml:space="preserve">Added reprocessing of moving-bed tests to reprocessing of existing </w:t>
-      </w:r>
-      <w:proofErr w:type="spellStart"/>
-      <w:r>
-        <w:t>QRev</w:t>
-      </w:r>
-      <w:proofErr w:type="spellEnd"/>
-      <w:r>
-        <w:t xml:space="preserve"> data files.</w:t>
-      </w:r>
-    </w:p>
-    <w:p>
-      <w:pPr>
-        <w:pStyle w:val="ListParagraph"/>
-        <w:numPr>
-          <w:ilvl w:val="0"/>
-          <w:numId w:val="15"/>
-        </w:numPr>
-      </w:pPr>
-      <w:r>
-        <w:t>The mag field, if available, is automatically displayed in the heading graph</w:t>
-      </w:r>
-    </w:p>
-    <w:p>
-      <w:pPr>
-        <w:pStyle w:val="ListParagraph"/>
-        <w:numPr>
-          <w:ilvl w:val="0"/>
-          <w:numId w:val="15"/>
-        </w:numPr>
-      </w:pPr>
-      <w:r>
-        <w:t>Modified the excluded distance filter to round to 2 digits to prevent differences when converting between units.</w:t>
-      </w:r>
-    </w:p>
-    <w:p>
-      <w:pPr>
-        <w:rPr>
-          <w:b/>
-          <w:bCs/>
-        </w:rPr>
-      </w:pPr>
-      <w:r>
-        <w:rPr>
-          <w:b/>
-          <w:bCs/>
-        </w:rPr>
-        <w:t xml:space="preserve">Changes to </w:t>
-      </w:r>
-      <w:proofErr w:type="spellStart"/>
-      <w:r>
-        <w:rPr>
-          <w:b/>
-          <w:bCs/>
-        </w:rPr>
-        <w:t>QRev</w:t>
-      </w:r>
-      <w:proofErr w:type="spellEnd"/>
-      <w:r>
-        <w:rPr>
-          <w:b/>
-          <w:bCs/>
-        </w:rPr>
-        <w:t xml:space="preserve"> from 3.28 to 3.30</w:t>
-      </w:r>
-    </w:p>
-    <w:p>
-      <w:pPr>
-        <w:pStyle w:val="ListParagraph"/>
-        <w:numPr>
-          <w:ilvl w:val="0"/>
-          <w:numId w:val="17"/>
-        </w:numPr>
-      </w:pPr>
-      <w:r>
-        <w:t>Fixed bugs in messages table that were opening wrong windows.</w:t>
-      </w:r>
-    </w:p>
-    <w:p>
-      <w:pPr>
-        <w:pStyle w:val="ListParagraph"/>
-        <w:numPr>
-          <w:ilvl w:val="0"/>
-          <w:numId w:val="17"/>
-        </w:numPr>
-      </w:pPr>
-      <w:r>
-        <w:t>Modified code to interpolate invalid data from composite tracks using the composite tracks rather than the primary data.</w:t>
-      </w:r>
-    </w:p>
-    <w:p>
-      <w:pPr>
-        <w:pStyle w:val="ListParagraph"/>
-        <w:numPr>
-          <w:ilvl w:val="0"/>
-          <w:numId w:val="17"/>
-        </w:numPr>
-      </w:pPr>
-      <w:r>
-        <w:t>Modified code to interpolate invalid data from composite depths using the composite depths rather than the primary data.</w:t>
-      </w:r>
-    </w:p>
-    <w:p>
-      <w:pPr>
-        <w:pStyle w:val="ListParagraph"/>
-        <w:numPr>
-          <w:ilvl w:val="0"/>
-          <w:numId w:val="17"/>
-        </w:numPr>
-      </w:pPr>
-      <w:r>
-        <w:t>Modified draft check to use display units and limit the comparison to 2 decimal spots which is what is displayed in the GUI.</w:t>
-      </w:r>
-    </w:p>
-    <w:p>
-      <w:pPr>
-        <w:pStyle w:val="ListParagraph"/>
-        <w:numPr>
-          <w:ilvl w:val="0"/>
-          <w:numId w:val="17"/>
-        </w:numPr>
-      </w:pPr>
-      <w:r>
-        <w:t>Added code to interpolate discharge for ensembles that are too shallow for a valid depth cell.</w:t>
-      </w:r>
-    </w:p>
-    <w:p>
-      <w:pPr>
-        <w:pStyle w:val="ListParagraph"/>
-        <w:numPr>
-          <w:ilvl w:val="0"/>
-          <w:numId w:val="17"/>
-        </w:numPr>
-      </w:pPr>
-      <w:r>
-        <w:t xml:space="preserve">Modified code in the way that TRDI </w:t>
-      </w:r>
-      <w:proofErr w:type="spellStart"/>
-      <w:r>
-        <w:t>mmt</w:t>
-      </w:r>
-      <w:proofErr w:type="spellEnd"/>
-      <w:r>
-        <w:t xml:space="preserve"> file setting for composite depths are processed to </w:t>
-      </w:r>
-      <w:proofErr w:type="spellStart"/>
-      <w:r>
-        <w:t>QRev</w:t>
-      </w:r>
-      <w:proofErr w:type="spellEnd"/>
-      <w:r>
-        <w:t xml:space="preserve"> settings. </w:t>
-      </w:r>
-    </w:p>
-    <w:p>
-      <w:pPr>
-        <w:pStyle w:val="ListParagraph"/>
-        <w:numPr>
-          <w:ilvl w:val="0"/>
-          <w:numId w:val="17"/>
-        </w:numPr>
-      </w:pPr>
-      <w:r>
-        <w:t>Moved composite depth computation to end of data input flow.</w:t>
-      </w:r>
-    </w:p>
-    <w:p>
-      <w:pPr>
-        <w:pStyle w:val="ListParagraph"/>
-        <w:numPr>
-          <w:ilvl w:val="0"/>
-          <w:numId w:val="17"/>
-        </w:numPr>
-      </w:pPr>
-      <w:r>
-        <w:t>Modified code to allow the view comments button to be accessible even when another window is open.</w:t>
-      </w:r>
-    </w:p>
-    <w:p>
-      <w:pPr>
-        <w:pStyle w:val="ListParagraph"/>
-        <w:numPr>
-          <w:ilvl w:val="0"/>
-          <w:numId w:val="17"/>
-        </w:numPr>
-      </w:pPr>
-      <w:r>
-        <w:t xml:space="preserve">Fixed bug with </w:t>
-      </w:r>
-      <w:proofErr w:type="spellStart"/>
-      <w:r>
-        <w:t>computePerDiff</w:t>
-      </w:r>
-      <w:proofErr w:type="spellEnd"/>
-      <w:r>
-        <w:t xml:space="preserve"> in extrapolation sensitivity when no transect data provided.</w:t>
-      </w:r>
-    </w:p>
-    <w:p>
-      <w:pPr>
-        <w:pStyle w:val="ListParagraph"/>
-        <w:numPr>
-          <w:ilvl w:val="0"/>
-          <w:numId w:val="17"/>
-        </w:numPr>
-      </w:pPr>
-      <w:r>
-        <w:t>Added valid depth method to xml output.</w:t>
-      </w:r>
-    </w:p>
-    <w:p>
-      <w:pPr>
-        <w:pStyle w:val="ListParagraph"/>
-        <w:numPr>
-          <w:ilvl w:val="0"/>
-          <w:numId w:val="17"/>
-        </w:numPr>
-      </w:pPr>
-      <w:r>
-        <w:t xml:space="preserve">Added code to check compass </w:t>
-      </w:r>
-      <w:proofErr w:type="spellStart"/>
-      <w:r>
-        <w:t>cal</w:t>
-      </w:r>
-      <w:proofErr w:type="spellEnd"/>
-      <w:r>
-        <w:t xml:space="preserve"> errors against USGS recommendations</w:t>
-      </w:r>
-    </w:p>
-    <w:p>
-      <w:pPr>
-        <w:pStyle w:val="ListParagraph"/>
-        <w:numPr>
-          <w:ilvl w:val="0"/>
-          <w:numId w:val="17"/>
-        </w:numPr>
-      </w:pPr>
-      <w:r>
-        <w:t xml:space="preserve">Added code to handle files processed with </w:t>
-      </w:r>
-      <w:proofErr w:type="spellStart"/>
-      <w:r>
-        <w:t>QBatch</w:t>
-      </w:r>
-      <w:proofErr w:type="spellEnd"/>
-      <w:r>
-        <w:t>.</w:t>
-      </w:r>
-    </w:p>
-    <w:p>
-      <w:pPr>
-        <w:pStyle w:val="ListParagraph"/>
-        <w:numPr>
-          <w:ilvl w:val="0"/>
-          <w:numId w:val="17"/>
-        </w:numPr>
-      </w:pPr>
-      <w:r>
-        <w:t>Fixed bug with variable names for mean and max depth and max water speed.</w:t>
-      </w:r>
-    </w:p>
-    <w:p>
-      <w:pPr>
-        <w:pStyle w:val="ListParagraph"/>
-        <w:numPr>
-          <w:ilvl w:val="0"/>
-          <w:numId w:val="17"/>
-        </w:numPr>
-      </w:pPr>
-      <w:r>
-        <w:t>Fixed bug with order of warnings and cautions for system test checks.</w:t>
-      </w:r>
-    </w:p>
-    <w:p/>
-    <w:p>
-      <w:pPr>
-        <w:rPr>
-          <w:b/>
-          <w:bCs/>
-        </w:rPr>
-      </w:pPr>
-      <w:r>
-        <w:rPr>
-          <w:b/>
-          <w:bCs/>
-        </w:rPr>
-        <w:t xml:space="preserve">Changes to </w:t>
-      </w:r>
-      <w:proofErr w:type="spellStart"/>
-      <w:r>
-        <w:rPr>
-          <w:b/>
-          <w:bCs/>
-        </w:rPr>
-        <w:t>QRev</w:t>
-      </w:r>
-      <w:proofErr w:type="spellEnd"/>
-      <w:r>
-        <w:rPr>
-          <w:b/>
-          <w:bCs/>
-        </w:rPr>
-        <w:t xml:space="preserve"> from 3.24 to 3.28</w:t>
-      </w:r>
-    </w:p>
-    <w:p/>
-    <w:p>
-      <w:pPr>
-        <w:pStyle w:val="ListParagraph"/>
-        <w:numPr>
-          <w:ilvl w:val="0"/>
-          <w:numId w:val="19"/>
-        </w:numPr>
-      </w:pPr>
-      <w:r>
-        <w:t>Messages are now in a table, sorted with warnings on top, and identified with a symbol and font.</w:t>
-      </w:r>
-    </w:p>
-    <w:p>
-      <w:pPr>
-        <w:pStyle w:val="ListParagraph"/>
-        <w:numPr>
-          <w:ilvl w:val="0"/>
-          <w:numId w:val="19"/>
-        </w:numPr>
-      </w:pPr>
-      <w:r>
-        <w:t>Clicking on a message will open the associated window, same as clicking on associated button.</w:t>
-      </w:r>
-    </w:p>
-    <w:p>
-      <w:pPr>
-        <w:pStyle w:val="ListParagraph"/>
-        <w:numPr>
-          <w:ilvl w:val="0"/>
-          <w:numId w:val="19"/>
-        </w:numPr>
-      </w:pPr>
-      <w:r>
-        <w:t>Extrapolation discharge sensitivity table is now referenced to the currently selected fit, rather than to power/power 0.1667.</w:t>
-      </w:r>
-    </w:p>
-    <w:p>
-      <w:pPr>
-        <w:pStyle w:val="ListParagraph"/>
-        <w:numPr>
-          <w:ilvl w:val="0"/>
-          <w:numId w:val="19"/>
-        </w:numPr>
-      </w:pPr>
-      <w:r>
-        <w:t>Clicking a row in the extrapolation discharge sensitivity table will set the fit to those parameters.</w:t>
-      </w:r>
-    </w:p>
-    <w:p>
-      <w:pPr>
-        <w:pStyle w:val="ListParagraph"/>
-        <w:numPr>
-          <w:ilvl w:val="0"/>
-          <w:numId w:val="19"/>
-        </w:numPr>
-      </w:pPr>
-      <w:r>
-        <w:t xml:space="preserve">The compass error from the evaluation of a TRDI ADCP and if available, from </w:t>
-      </w:r>
-      <w:proofErr w:type="spellStart"/>
-      <w:r>
-        <w:t>RiverSurveyor</w:t>
-      </w:r>
-      <w:proofErr w:type="spellEnd"/>
-      <w:r>
-        <w:t xml:space="preserve"> G3 compass is now shown in the Compass/P/R window.</w:t>
-      </w:r>
-    </w:p>
-    <w:p>
-      <w:pPr>
-        <w:pStyle w:val="ListParagraph"/>
-        <w:numPr>
-          <w:ilvl w:val="0"/>
-          <w:numId w:val="19"/>
-        </w:numPr>
-      </w:pPr>
-      <w:r>
-        <w:lastRenderedPageBreak/>
-        <w:t>The system test window now displays the total number of tests.</w:t>
-      </w:r>
-    </w:p>
-    <w:p>
-      <w:pPr>
-        <w:pStyle w:val="ListParagraph"/>
-        <w:numPr>
-          <w:ilvl w:val="0"/>
-          <w:numId w:val="19"/>
-        </w:numPr>
-      </w:pPr>
-      <w:r>
-        <w:t>The PT3 test is now decoded and the correlation in lag 3 is checked to ensure that the correlation is less than 15% of the lag 0 correlation.</w:t>
-      </w:r>
-    </w:p>
-    <w:p>
-      <w:pPr>
-        <w:pStyle w:val="ListParagraph"/>
-        <w:numPr>
-          <w:ilvl w:val="0"/>
-          <w:numId w:val="19"/>
-        </w:numPr>
-      </w:pPr>
-      <w:r>
-        <w:t>A minimum threshold for the boat track vertical velocity filter is set to 0.01 m/s.</w:t>
-      </w:r>
-    </w:p>
-    <w:p>
-      <w:pPr>
-        <w:pStyle w:val="ListParagraph"/>
-        <w:numPr>
-          <w:ilvl w:val="0"/>
-          <w:numId w:val="19"/>
-        </w:numPr>
-      </w:pPr>
-      <w:r>
-        <w:t xml:space="preserve">A bug which applied both the </w:t>
-      </w:r>
-      <w:proofErr w:type="spellStart"/>
-      <w:r>
-        <w:t>magvar</w:t>
-      </w:r>
-      <w:proofErr w:type="spellEnd"/>
-      <w:r>
-        <w:t xml:space="preserve"> and heading offset to all compass data when loading has been fixed. Now the </w:t>
-      </w:r>
-      <w:proofErr w:type="spellStart"/>
-      <w:r>
-        <w:t>magvar</w:t>
-      </w:r>
-      <w:proofErr w:type="spellEnd"/>
-      <w:r>
-        <w:t xml:space="preserve"> is only applied to the internal compass and the heading offset only applied to the external compass. This is consistent with how it was handled in the Compass/P/R window.</w:t>
-      </w:r>
-    </w:p>
-    <w:p>
-      <w:pPr>
-        <w:pStyle w:val="ListParagraph"/>
-        <w:numPr>
-          <w:ilvl w:val="0"/>
-          <w:numId w:val="19"/>
-        </w:numPr>
-      </w:pPr>
-      <w:r>
-        <w:t>Label for Google Earth plots was changed to filename only, not including the path.</w:t>
-      </w:r>
-    </w:p>
-    <w:p>
-      <w:pPr>
-        <w:pStyle w:val="ListParagraph"/>
-        <w:numPr>
-          <w:ilvl w:val="0"/>
-          <w:numId w:val="19"/>
-        </w:numPr>
-      </w:pPr>
-      <w:r>
-        <w:t>Fixed other minor bugs.</w:t>
-      </w:r>
-    </w:p>
-    <w:p>
-      <w:pPr>
-        <w:rPr>
-          <w:b/>
-          <w:bCs/>
-        </w:rPr>
-      </w:pPr>
-      <w:r>
-        <w:rPr>
-          <w:b/>
-          <w:bCs/>
-        </w:rPr>
-        <w:t xml:space="preserve">Changes to </w:t>
-      </w:r>
-      <w:proofErr w:type="spellStart"/>
-      <w:r>
-        <w:rPr>
-          <w:b/>
-          <w:bCs/>
-        </w:rPr>
-        <w:t>QRev</w:t>
-      </w:r>
-      <w:proofErr w:type="spellEnd"/>
-      <w:r>
-        <w:rPr>
-          <w:b/>
-          <w:bCs/>
-        </w:rPr>
-        <w:t xml:space="preserve"> since from 3.23 to 3.24</w:t>
-      </w:r>
-    </w:p>
-    <w:p>
-      <w:pPr>
-        <w:pStyle w:val="ListParagraph"/>
-        <w:numPr>
-          <w:ilvl w:val="0"/>
-          <w:numId w:val="21"/>
-        </w:numPr>
-      </w:pPr>
-      <w:r>
-        <w:t>Fixed compiler issue causing the plot to Google Earth to fail</w:t>
-      </w:r>
-    </w:p>
-    <w:p>
-      <w:pPr>
-        <w:pStyle w:val="ListParagraph"/>
-        <w:numPr>
-          <w:ilvl w:val="0"/>
-          <w:numId w:val="21"/>
-        </w:numPr>
-      </w:pPr>
-      <w:r>
-        <w:t>Fixed a bug reading longitude data when preceded by a leading zero.</w:t>
-      </w:r>
-    </w:p>
-    <w:p>
-      <w:pPr>
-        <w:rPr>
-          <w:b/>
-          <w:bCs/>
-        </w:rPr>
-      </w:pPr>
-      <w:r>
-        <w:rPr>
-          <w:b/>
-          <w:bCs/>
-        </w:rPr>
-        <w:t xml:space="preserve">Changes to </w:t>
-      </w:r>
-      <w:proofErr w:type="spellStart"/>
-      <w:r>
-        <w:rPr>
-          <w:b/>
-          <w:bCs/>
-        </w:rPr>
-        <w:t>QRev</w:t>
-      </w:r>
-      <w:proofErr w:type="spellEnd"/>
-      <w:r>
-        <w:rPr>
-          <w:b/>
-          <w:bCs/>
-        </w:rPr>
-        <w:t xml:space="preserve"> since release of version 3.21 (in chronological order)</w:t>
-      </w:r>
-    </w:p>
-    <w:p>
-      <w:pPr>
-        <w:pStyle w:val="ListParagraph"/>
-        <w:numPr>
-          <w:ilvl w:val="0"/>
-          <w:numId w:val="23"/>
-        </w:numPr>
-      </w:pPr>
-      <w:r>
-        <w:t xml:space="preserve">Improved the handling of illegal xml characters in </w:t>
-      </w:r>
-      <w:proofErr w:type="spellStart"/>
-      <w:r>
-        <w:t>mmt</w:t>
-      </w:r>
-      <w:proofErr w:type="spellEnd"/>
-      <w:r>
-        <w:t xml:space="preserve"> file.</w:t>
-      </w:r>
-    </w:p>
-    <w:p>
-      <w:pPr>
-        <w:pStyle w:val="ListParagraph"/>
-        <w:numPr>
-          <w:ilvl w:val="0"/>
-          <w:numId w:val="23"/>
-        </w:numPr>
-      </w:pPr>
-      <w:r>
-        <w:t>Added a minimum threshold to the COV QA check for stationary tests.</w:t>
-      </w:r>
-    </w:p>
-    <w:p>
-      <w:pPr>
-        <w:pStyle w:val="ListParagraph"/>
-        <w:numPr>
-          <w:ilvl w:val="0"/>
-          <w:numId w:val="23"/>
-        </w:numPr>
-      </w:pPr>
-      <w:r>
-        <w:t>Changed the QA check for number of valid ensembles to a duration based check for stationary moving-bed test.</w:t>
-      </w:r>
-    </w:p>
-    <w:p>
-      <w:pPr>
-        <w:pStyle w:val="ListParagraph"/>
-        <w:numPr>
-          <w:ilvl w:val="0"/>
-          <w:numId w:val="23"/>
-        </w:numPr>
-      </w:pPr>
-      <w:r>
-        <w:t>Fixed bug causing edges GUI not to update with changes to table.</w:t>
-      </w:r>
-    </w:p>
-    <w:p>
-      <w:pPr>
-        <w:pStyle w:val="ListParagraph"/>
-        <w:numPr>
-          <w:ilvl w:val="0"/>
-          <w:numId w:val="23"/>
-        </w:numPr>
-      </w:pPr>
-      <w:r>
-        <w:t>Added a button to copy comments from the view comments window so they could be pasted in another application.</w:t>
-      </w:r>
-    </w:p>
-    <w:p>
-      <w:pPr>
-        <w:pStyle w:val="ListParagraph"/>
-        <w:numPr>
-          <w:ilvl w:val="0"/>
-          <w:numId w:val="23"/>
-        </w:numPr>
-      </w:pPr>
-      <w:r>
-        <w:t>Changed Display Units buttons to Options and created an Options window for units and save all or save checked only.</w:t>
-      </w:r>
-    </w:p>
-    <w:p>
-      <w:pPr>
-        <w:pStyle w:val="ListParagraph"/>
-        <w:numPr>
-          <w:ilvl w:val="0"/>
-          <w:numId w:val="23"/>
-        </w:numPr>
-      </w:pPr>
-      <w:r>
-        <w:t>Added an icon button to main window for uncheck all.</w:t>
-      </w:r>
-    </w:p>
-    <w:p>
-      <w:pPr>
-        <w:pStyle w:val="ListParagraph"/>
-        <w:numPr>
-          <w:ilvl w:val="0"/>
-          <w:numId w:val="23"/>
-        </w:numPr>
-      </w:pPr>
-      <w:r>
-        <w:t>Change version to 3.22.</w:t>
-      </w:r>
-    </w:p>
-    <w:p>
-      <w:pPr>
-        <w:pStyle w:val="ListParagraph"/>
-        <w:numPr>
-          <w:ilvl w:val="0"/>
-          <w:numId w:val="23"/>
-        </w:numPr>
-      </w:pPr>
-      <w:r>
-        <w:t>Fixed bug in when selecting an extrapolation fit where numerical storage prevented 0.1 = 0.1</w:t>
-      </w:r>
-      <w:r>
-        <w:tab/>
-      </w:r>
-    </w:p>
-    <w:p>
-      <w:pPr>
-        <w:pStyle w:val="ListParagraph"/>
-        <w:numPr>
-          <w:ilvl w:val="0"/>
-          <w:numId w:val="23"/>
-        </w:numPr>
-      </w:pPr>
-      <w:r>
-        <w:t>Fixed issue with RSL revision numbers which need to be 2 digits (02 not 2).</w:t>
-      </w:r>
-    </w:p>
-    <w:p>
-      <w:pPr>
-        <w:pStyle w:val="ListParagraph"/>
-        <w:numPr>
-          <w:ilvl w:val="0"/>
-          <w:numId w:val="23"/>
-        </w:numPr>
-      </w:pPr>
-      <w:r>
-        <w:t xml:space="preserve">Fixed issue with UTC time from GGA which contained an invalid character causing the str2double function resulting in </w:t>
-      </w:r>
-      <w:proofErr w:type="spellStart"/>
-      <w:r>
-        <w:t>NaN</w:t>
-      </w:r>
-      <w:proofErr w:type="spellEnd"/>
-      <w:r>
-        <w:t>.</w:t>
-      </w:r>
-    </w:p>
-    <w:p>
-      <w:pPr>
-        <w:pStyle w:val="ListParagraph"/>
-        <w:numPr>
-          <w:ilvl w:val="0"/>
-          <w:numId w:val="23"/>
-        </w:numPr>
-      </w:pPr>
-      <w:r>
-        <w:t xml:space="preserve">Added fix for invalid </w:t>
-      </w:r>
-      <w:proofErr w:type="spellStart"/>
-      <w:r>
-        <w:t>prefPath</w:t>
-      </w:r>
-      <w:proofErr w:type="spellEnd"/>
-      <w:r>
-        <w:t xml:space="preserve"> from corrupt </w:t>
-      </w:r>
-      <w:proofErr w:type="spellStart"/>
-      <w:r>
-        <w:t>AppData</w:t>
-      </w:r>
-      <w:proofErr w:type="spellEnd"/>
-      <w:r>
-        <w:t>/Local/</w:t>
-      </w:r>
-      <w:proofErr w:type="spellStart"/>
-      <w:r>
-        <w:t>QRev</w:t>
-      </w:r>
-      <w:proofErr w:type="spellEnd"/>
-    </w:p>
-    <w:p>
-      <w:pPr>
-        <w:pStyle w:val="ListParagraph"/>
-        <w:numPr>
-          <w:ilvl w:val="0"/>
-          <w:numId w:val="23"/>
-        </w:numPr>
-      </w:pPr>
-      <w:r>
-        <w:t xml:space="preserve">Added code to reset the close option from </w:t>
-      </w:r>
-      <w:proofErr w:type="spellStart"/>
-      <w:r>
-        <w:t>extrap</w:t>
-      </w:r>
-      <w:proofErr w:type="spellEnd"/>
-      <w:r>
-        <w:t xml:space="preserve"> to the main window when </w:t>
-      </w:r>
-      <w:proofErr w:type="spellStart"/>
-      <w:r>
-        <w:t>extrap</w:t>
-      </w:r>
-      <w:proofErr w:type="spellEnd"/>
-      <w:r>
-        <w:t xml:space="preserve"> is closed.</w:t>
-      </w:r>
-    </w:p>
-    <w:p>
-      <w:pPr>
-        <w:pStyle w:val="ListParagraph"/>
-        <w:numPr>
-          <w:ilvl w:val="0"/>
-          <w:numId w:val="23"/>
-        </w:numPr>
-      </w:pPr>
-      <w:r>
-        <w:t>Added code to compute the edge velocity using the full profile assuming a 1/6th power fit to estimate the unmeasured portions of the profile.</w:t>
-      </w:r>
-    </w:p>
-    <w:p>
-      <w:pPr>
-        <w:pStyle w:val="ListParagraph"/>
-        <w:numPr>
-          <w:ilvl w:val="0"/>
-          <w:numId w:val="23"/>
-        </w:numPr>
-      </w:pPr>
-      <w:r>
-        <w:t>Fixed bug associated with changing all moving-bed tests to manual.</w:t>
-      </w:r>
-    </w:p>
-    <w:p>
-      <w:pPr>
-        <w:pStyle w:val="ListParagraph"/>
-        <w:numPr>
-          <w:ilvl w:val="0"/>
-          <w:numId w:val="23"/>
-        </w:numPr>
-      </w:pPr>
-      <w:r>
-        <w:t>Added new message when moving-bed tests are selected manually.</w:t>
-      </w:r>
-    </w:p>
-    <w:p>
-      <w:pPr>
-        <w:pStyle w:val="ListParagraph"/>
-        <w:numPr>
-          <w:ilvl w:val="0"/>
-          <w:numId w:val="23"/>
-        </w:numPr>
-      </w:pPr>
-      <w:r>
-        <w:t>Fixed issue with moving-bed tests when data were collected in language other than English.</w:t>
-      </w:r>
-    </w:p>
-    <w:p>
-      <w:pPr>
-        <w:pStyle w:val="ListParagraph"/>
-        <w:numPr>
-          <w:ilvl w:val="0"/>
-          <w:numId w:val="23"/>
-        </w:numPr>
-      </w:pPr>
-      <w:r>
-        <w:t>Change version to 3.23</w:t>
-      </w:r>
-    </w:p>
-    <w:p>
-      <w:pPr>
-        <w:rPr>
-          <w:b/>
-          <w:bCs/>
-        </w:rPr>
-      </w:pPr>
-      <w:r>
-        <w:rPr>
-          <w:b/>
-          <w:bCs/>
-        </w:rPr>
-        <w:t xml:space="preserve">Changes in </w:t>
-      </w:r>
-      <w:proofErr w:type="spellStart"/>
-      <w:r>
-        <w:rPr>
-          <w:b/>
-          <w:bCs/>
-        </w:rPr>
-        <w:t>QRev</w:t>
-      </w:r>
-      <w:proofErr w:type="spellEnd"/>
-      <w:r>
-        <w:rPr>
-          <w:b/>
-          <w:bCs/>
-        </w:rPr>
-        <w:t xml:space="preserve"> from 3.12 to 3.21</w:t>
-      </w:r>
-    </w:p>
-    <w:p>
-      <w:pPr>
-        <w:pStyle w:val="ListParagraph"/>
-        <w:numPr>
-          <w:ilvl w:val="0"/>
-          <w:numId w:val="24"/>
-        </w:numPr>
-      </w:pPr>
-      <w:r>
-        <w:t>Update help to add pdf file which can be searched.</w:t>
-      </w:r>
-    </w:p>
-    <w:p>
-      <w:pPr>
-        <w:pStyle w:val="ListParagraph"/>
-        <w:numPr>
-          <w:ilvl w:val="0"/>
-          <w:numId w:val="24"/>
-        </w:numPr>
-      </w:pPr>
-      <w:r>
-        <w:t>Fixed bug when plotting multiple transects with magnetic data in the Compass/P/R window.</w:t>
-      </w:r>
-    </w:p>
-    <w:p>
-      <w:pPr>
-        <w:pStyle w:val="ListParagraph"/>
-        <w:numPr>
-          <w:ilvl w:val="0"/>
-          <w:numId w:val="24"/>
-        </w:numPr>
-      </w:pPr>
-      <w:r>
-        <w:t xml:space="preserve">Fixed bug with transect name display when some transects were not checked in GPS window. </w:t>
-      </w:r>
-    </w:p>
-    <w:p>
-      <w:pPr>
-        <w:pStyle w:val="ListParagraph"/>
-        <w:numPr>
-          <w:ilvl w:val="0"/>
-          <w:numId w:val="24"/>
-        </w:numPr>
-      </w:pPr>
-      <w:r>
-        <w:lastRenderedPageBreak/>
-        <w:t>Fixed bug causing Use in main table to be shown in red when there were no errors.</w:t>
-      </w:r>
-    </w:p>
-    <w:p>
-      <w:pPr>
-        <w:pStyle w:val="ListParagraph"/>
-        <w:numPr>
-          <w:ilvl w:val="0"/>
-          <w:numId w:val="24"/>
-        </w:numPr>
-      </w:pPr>
-      <w:r>
-        <w:t>Fixed bug checking for invalid edge ensembles due to excluded distance.</w:t>
-      </w:r>
-    </w:p>
-    <w:p>
-      <w:pPr>
-        <w:pStyle w:val="ListParagraph"/>
-        <w:numPr>
-          <w:ilvl w:val="0"/>
-          <w:numId w:val="24"/>
-        </w:numPr>
-      </w:pPr>
-      <w:r>
-        <w:t>Fixed bug when using up arrow in Edge window.</w:t>
-      </w:r>
-    </w:p>
-    <w:p>
-      <w:pPr>
-        <w:pStyle w:val="ListParagraph"/>
-        <w:numPr>
-          <w:ilvl w:val="0"/>
-          <w:numId w:val="24"/>
-        </w:numPr>
-      </w:pPr>
-      <w:r>
-        <w:t>Fixed bug in xml output for change in speed of sound.</w:t>
-      </w:r>
-    </w:p>
-    <w:p>
-      <w:pPr>
-        <w:pStyle w:val="ListParagraph"/>
-        <w:numPr>
-          <w:ilvl w:val="0"/>
-          <w:numId w:val="24"/>
-        </w:numPr>
-      </w:pPr>
-      <w:r>
-        <w:t>Fixed crash when loading transect with only 1 ensemble.</w:t>
-      </w:r>
-    </w:p>
-    <w:p>
-      <w:pPr>
-        <w:pStyle w:val="ListParagraph"/>
-        <w:numPr>
-          <w:ilvl w:val="0"/>
-          <w:numId w:val="24"/>
-        </w:numPr>
-      </w:pPr>
-      <w:r>
-        <w:t>Updated use of arrow keys in tables to avoid table and plots getting out of synch when arrow keys were pressed too quickly.</w:t>
-      </w:r>
-    </w:p>
-    <w:p>
-      <w:pPr>
-        <w:pStyle w:val="ListParagraph"/>
-        <w:numPr>
-          <w:ilvl w:val="0"/>
-          <w:numId w:val="24"/>
-        </w:numPr>
-      </w:pPr>
-      <w:r>
-        <w:t>Added point marker to vertical beam in depth plots.</w:t>
-      </w:r>
-    </w:p>
-    <w:p>
-      <w:pPr>
-        <w:pStyle w:val="ListParagraph"/>
-        <w:numPr>
-          <w:ilvl w:val="0"/>
-          <w:numId w:val="24"/>
-        </w:numPr>
-      </w:pPr>
-      <w:r>
-        <w:t>Modified code to make buttons inactive if no transects are checked.</w:t>
-      </w:r>
-    </w:p>
-    <w:p>
-      <w:pPr>
-        <w:pStyle w:val="ListParagraph"/>
-        <w:numPr>
-          <w:ilvl w:val="0"/>
-          <w:numId w:val="24"/>
-        </w:numPr>
-      </w:pPr>
-      <w:r>
-        <w:t>Added EDI interface for Equal Discharge Increment sampling</w:t>
-      </w:r>
-    </w:p>
-    <w:p>
-      <w:pPr>
-        <w:pStyle w:val="ListParagraph"/>
-        <w:numPr>
-          <w:ilvl w:val="0"/>
-          <w:numId w:val="24"/>
-        </w:numPr>
-      </w:pPr>
-      <w:r>
-        <w:t xml:space="preserve">In the </w:t>
-      </w:r>
-      <w:proofErr w:type="spellStart"/>
-      <w:r>
-        <w:t>extrap</w:t>
-      </w:r>
-      <w:proofErr w:type="spellEnd"/>
-      <w:r>
-        <w:t xml:space="preserve"> window, added message to user that they need to set Fit to manual if </w:t>
-      </w:r>
-      <w:proofErr w:type="spellStart"/>
-      <w:r>
-        <w:t>the</w:t>
-      </w:r>
-      <w:proofErr w:type="spellEnd"/>
-      <w:r>
-        <w:t xml:space="preserve"> want to use an automatically </w:t>
-      </w:r>
-      <w:proofErr w:type="spellStart"/>
-      <w:r>
-        <w:t>opitimized</w:t>
-      </w:r>
-      <w:proofErr w:type="spellEnd"/>
-      <w:r>
-        <w:t xml:space="preserve"> fit but they have change the threshold, subsection, or data type.</w:t>
-      </w:r>
-    </w:p>
-    <w:p>
-      <w:pPr>
-        <w:rPr>
-          <w:b/>
-          <w:bCs/>
-        </w:rPr>
-      </w:pPr>
-      <w:r>
-        <w:rPr>
-          <w:b/>
-          <w:bCs/>
-        </w:rPr>
-        <w:t xml:space="preserve">Changes in </w:t>
-      </w:r>
-      <w:proofErr w:type="spellStart"/>
-      <w:r>
-        <w:rPr>
-          <w:b/>
-          <w:bCs/>
-        </w:rPr>
-        <w:t>QRev</w:t>
-      </w:r>
-      <w:proofErr w:type="spellEnd"/>
-      <w:r>
-        <w:rPr>
-          <w:b/>
-          <w:bCs/>
-        </w:rPr>
-        <w:t xml:space="preserve"> from version 3.10 to 3.12</w:t>
-      </w:r>
-    </w:p>
-    <w:p>
-      <w:pPr>
-        <w:pStyle w:val="ListParagraph"/>
-        <w:numPr>
-          <w:ilvl w:val="0"/>
-          <w:numId w:val="26"/>
-        </w:numPr>
-      </w:pPr>
-      <w:r>
-        <w:t>Fixed bug if number of unchecked transects was greater than number of checked</w:t>
-      </w:r>
-    </w:p>
-    <w:p>
-      <w:pPr>
-        <w:pStyle w:val="ListParagraph"/>
-        <w:numPr>
-          <w:ilvl w:val="0"/>
-          <w:numId w:val="26"/>
-        </w:numPr>
-      </w:pPr>
-      <w:r>
-        <w:t>Fixed bug where comments on uncertainty table were not being saved</w:t>
-      </w:r>
-    </w:p>
-    <w:p>
-      <w:pPr>
-        <w:pStyle w:val="ListParagraph"/>
-        <w:numPr>
-          <w:ilvl w:val="0"/>
-          <w:numId w:val="26"/>
-        </w:numPr>
-      </w:pPr>
-      <w:r>
-        <w:t>Fixed issue with edge distance check using all transects rather than just checked transects</w:t>
-      </w:r>
-    </w:p>
-    <w:p>
-      <w:pPr>
-        <w:pStyle w:val="ListParagraph"/>
-        <w:numPr>
-          <w:ilvl w:val="0"/>
-          <w:numId w:val="26"/>
-        </w:numPr>
-      </w:pPr>
-      <w:r>
-        <w:t>Fixed bug where temperature messages were based on all transects rather than just the checked transects</w:t>
-      </w:r>
-    </w:p>
-    <w:p>
-      <w:pPr>
-        <w:pStyle w:val="ListParagraph"/>
-        <w:numPr>
-          <w:ilvl w:val="0"/>
-          <w:numId w:val="26"/>
-        </w:numPr>
-      </w:pPr>
-      <w:r>
-        <w:t xml:space="preserve">Fixed bug where </w:t>
-      </w:r>
-      <w:proofErr w:type="spellStart"/>
-      <w:r>
-        <w:t>magError</w:t>
-      </w:r>
-      <w:proofErr w:type="spellEnd"/>
-      <w:r>
-        <w:t xml:space="preserve"> and GPS heading were saved as column vector rather than row vector</w:t>
-      </w:r>
-    </w:p>
-    <w:p>
-      <w:pPr>
-        <w:pStyle w:val="ListParagraph"/>
-        <w:numPr>
-          <w:ilvl w:val="0"/>
-          <w:numId w:val="26"/>
-        </w:numPr>
-      </w:pPr>
-      <w:r>
-        <w:t>Fixed bug where max and min pitch and roll limits were not set for G2 compass, now set to nan</w:t>
-      </w:r>
-    </w:p>
-    <w:p>
-      <w:pPr>
-        <w:pStyle w:val="ListParagraph"/>
-        <w:numPr>
-          <w:ilvl w:val="0"/>
-          <w:numId w:val="26"/>
-        </w:numPr>
-      </w:pPr>
-      <w:r>
-        <w:t xml:space="preserve">Improved scaling for </w:t>
-      </w:r>
-      <w:proofErr w:type="spellStart"/>
-      <w:r>
-        <w:t>magError</w:t>
-      </w:r>
-      <w:proofErr w:type="spellEnd"/>
-      <w:r>
-        <w:t xml:space="preserve"> and pitch and roll, 2) linked x axes of top and bottom plots</w:t>
-      </w:r>
-    </w:p>
-    <w:p>
-      <w:pPr>
-        <w:pStyle w:val="ListParagraph"/>
-        <w:numPr>
-          <w:ilvl w:val="0"/>
-          <w:numId w:val="26"/>
-        </w:numPr>
-      </w:pPr>
-      <w:r>
         <w:t xml:space="preserve">Added code to add </w:t>
       </w:r>
       <w:proofErr w:type="spellStart"/>
@@ -3779,7 +4171,7 @@
 </file>
 
 <file path=word/numbering.xml><?xml version="1.0" encoding="utf-8"?>
-<w:numbering xmlns:wpc="http://schemas.microsoft.com/office/word/2010/wordprocessingCanvas" xmlns:cx="http://schemas.microsoft.com/office/drawing/2014/chartex" xmlns:cx1="http://schemas.microsoft.com/office/drawing/2015/9/8/chartex" xmlns:cx2="http://schemas.microsoft.com/office/drawing/2015/10/21/chartex" xmlns:cx3="http://schemas.microsoft.com/office/drawing/2016/5/9/chartex" xmlns:cx4="http://schemas.microsoft.com/office/drawing/2016/5/10/chartex" xmlns:cx5="http://schemas.microsoft.com/office/drawing/2016/5/11/chartex" xmlns:cx6="http://schemas.microsoft.com/office/drawing/2016/5/12/chartex" xmlns:cx7="http://schemas.microsoft.com/office/drawing/2016/5/13/chartex" xmlns:cx8="http://schemas.microsoft.com/office/drawing/2016/5/14/chartex" xmlns:mc="http://schemas.openxmlformats.org/markup-compatibility/2006" xmlns:aink="http://schemas.microsoft.com/office/drawing/2016/ink" xmlns:am3d="http://schemas.microsoft.com/office/drawing/2017/model3d" xmlns:o="urn:schemas-microsoft-com:office:office" xmlns:r="http://schemas.openxmlformats.org/officeDocument/2006/relationships" xmlns:m="http://schemas.openxmlformats.org/officeDocument/2006/math" xmlns:v="urn:schemas-microsoft-com:vml" xmlns:wp14="http://schemas.microsoft.com/office/word/2010/wordprocessingDrawing" xmlns:wp="http://schemas.openxmlformats.org/drawingml/2006/wordprocessingDrawing" xmlns:w10="urn:schemas-microsoft-com:office:word" xmlns:w="http://schemas.openxmlformats.org/wordprocessingml/2006/main" xmlns:w14="http://schemas.microsoft.com/office/word/2010/wordml" xmlns:w15="http://schemas.microsoft.com/office/word/2012/wordml" xmlns:w16cex="http://schemas.microsoft.com/office/word/2018/wordml/cex" xmlns:w16cid="http://schemas.microsoft.com/office/word/2016/wordml/cid" xmlns:w16="http://schemas.microsoft.com/office/word/2018/wordml" xmlns:w16se="http://schemas.microsoft.com/office/word/2015/wordml/symex" xmlns:wpg="http://schemas.microsoft.com/office/word/2010/wordprocessingGroup" xmlns:wpi="http://schemas.microsoft.com/office/word/2010/wordprocessingInk" xmlns:wne="http://schemas.microsoft.com/office/word/2006/wordml" xmlns:wps="http://schemas.microsoft.com/office/word/2010/wordprocessingShape" mc:Ignorable="w14 w15 w16se w16cid w16 w16cex wp14">
+<w:numbering xmlns:wpc="http://schemas.microsoft.com/office/word/2010/wordprocessingCanvas" xmlns:cx="http://schemas.microsoft.com/office/drawing/2014/chartex" xmlns:cx1="http://schemas.microsoft.com/office/drawing/2015/9/8/chartex" xmlns:cx2="http://schemas.microsoft.com/office/drawing/2015/10/21/chartex" xmlns:cx3="http://schemas.microsoft.com/office/drawing/2016/5/9/chartex" xmlns:cx4="http://schemas.microsoft.com/office/drawing/2016/5/10/chartex" xmlns:cx5="http://schemas.microsoft.com/office/drawing/2016/5/11/chartex" xmlns:cx6="http://schemas.microsoft.com/office/drawing/2016/5/12/chartex" xmlns:cx7="http://schemas.microsoft.com/office/drawing/2016/5/13/chartex" xmlns:cx8="http://schemas.microsoft.com/office/drawing/2016/5/14/chartex" xmlns:mc="http://schemas.openxmlformats.org/markup-compatibility/2006" xmlns:aink="http://schemas.microsoft.com/office/drawing/2016/ink" xmlns:am3d="http://schemas.microsoft.com/office/drawing/2017/model3d" xmlns:o="urn:schemas-microsoft-com:office:office" xmlns:r="http://schemas.openxmlformats.org/officeDocument/2006/relationships" xmlns:m="http://schemas.openxmlformats.org/officeDocument/2006/math" xmlns:v="urn:schemas-microsoft-com:vml" xmlns:wp14="http://schemas.microsoft.com/office/word/2010/wordprocessingDrawing" xmlns:wp="http://schemas.openxmlformats.org/drawingml/2006/wordprocessingDrawing" xmlns:w10="urn:schemas-microsoft-com:office:word" xmlns:w="http://schemas.openxmlformats.org/wordprocessingml/2006/main" xmlns:w14="http://schemas.microsoft.com/office/word/2010/wordml" xmlns:w15="http://schemas.microsoft.com/office/word/2012/wordml" xmlns:w16cex="http://schemas.microsoft.com/office/word/2018/wordml/cex" xmlns:w16cid="http://schemas.microsoft.com/office/word/2016/wordml/cid" xmlns:w16="http://schemas.microsoft.com/office/word/2018/wordml" xmlns:w16sdtdh="http://schemas.microsoft.com/office/word/2020/wordml/sdtdatahash" xmlns:w16se="http://schemas.microsoft.com/office/word/2015/wordml/symex" xmlns:wpg="http://schemas.microsoft.com/office/word/2010/wordprocessingGroup" xmlns:wpi="http://schemas.microsoft.com/office/word/2010/wordprocessingInk" xmlns:wne="http://schemas.microsoft.com/office/word/2006/wordml" xmlns:wps="http://schemas.microsoft.com/office/word/2010/wordprocessingShape" mc:Ignorable="w14 w15 w16se w16cid w16 w16cex w16sdtdh wp14">
   <w:numPicBullet w:numPicBulletId="0">
     <w:pict>
       <v:shapetype id="_x0000_t75" coordsize="21600,21600" o:spt="75" o:preferrelative="t" path="m@4@5l@4@11@9@11@9@5xe" filled="f" stroked="f">
@@ -3801,14 +4193,14 @@
         <v:path o:extrusionok="f" gradientshapeok="t" o:connecttype="rect"/>
         <o:lock v:ext="edit" aspectratio="t"/>
       </v:shapetype>
-      <v:shape id="_x0000_i1128" type="#_x0000_t75" alt="A close up of a logo&#10;&#10;Description automatically generated" style="width:36pt;height:36pt;visibility:visible;mso-wrap-style:square" o:bullet="t">
+      <v:shape id="_x0000_i1325" type="#_x0000_t75" alt="A close up of a logo&#10;&#10;Description automatically generated" style="width:36pt;height:36pt;visibility:visible;mso-wrap-style:square" o:bullet="t">
         <v:imagedata r:id="rId1" o:title="A close up of a logo&#10;&#10;Description automatically generated"/>
       </v:shape>
     </w:pict>
   </w:numPicBullet>
   <w:numPicBullet w:numPicBulletId="1">
     <w:pict>
-      <v:shape id="_x0000_i1129" type="#_x0000_t75" alt="Icon&#10;&#10;Description automatically generated" style="width:192.15pt;height:192.15pt;visibility:visible;mso-wrap-style:square" o:bullet="t">
+      <v:shape id="_x0000_i1326" type="#_x0000_t75" alt="Icon&#10;&#10;Description automatically generated" style="width:192.25pt;height:192.25pt;visibility:visible;mso-wrap-style:square" o:bullet="t">
         <v:imagedata r:id="rId2" o:title="Icon&#10;&#10;Description automatically generated"/>
       </v:shape>
     </w:pict>
@@ -6451,6 +6843,92 @@
     </w:lvl>
   </w:abstractNum>
   <w:abstractNum w:abstractNumId="29" w15:restartNumberingAfterBreak="0">
+    <w:nsid w:val="4FDC61DD"/>
+    <w:multiLevelType w:val="hybridMultilevel"/>
+    <w:tmpl w:val="71424F40"/>
+    <w:lvl w:ilvl="0" w:tplc="0409000F">
+      <w:start w:val="1"/>
+      <w:numFmt w:val="decimal"/>
+      <w:lvlText w:val="%1."/>
+      <w:lvlJc w:val="left"/>
+      <w:pPr>
+        <w:ind w:left="720" w:hanging="360"/>
+      </w:pPr>
+    </w:lvl>
+    <w:lvl w:ilvl="1" w:tplc="04090019" w:tentative="1">
+      <w:start w:val="1"/>
+      <w:numFmt w:val="lowerLetter"/>
+      <w:lvlText w:val="%2."/>
+      <w:lvlJc w:val="left"/>
+      <w:pPr>
+        <w:ind w:left="1440" w:hanging="360"/>
+      </w:pPr>
+    </w:lvl>
+    <w:lvl w:ilvl="2" w:tplc="0409001B" w:tentative="1">
+      <w:start w:val="1"/>
+      <w:numFmt w:val="lowerRoman"/>
+      <w:lvlText w:val="%3."/>
+      <w:lvlJc w:val="right"/>
+      <w:pPr>
+        <w:ind w:left="2160" w:hanging="180"/>
+      </w:pPr>
+    </w:lvl>
+    <w:lvl w:ilvl="3" w:tplc="0409000F" w:tentative="1">
+      <w:start w:val="1"/>
+      <w:numFmt w:val="decimal"/>
+      <w:lvlText w:val="%4."/>
+      <w:lvlJc w:val="left"/>
+      <w:pPr>
+        <w:ind w:left="2880" w:hanging="360"/>
+      </w:pPr>
+    </w:lvl>
+    <w:lvl w:ilvl="4" w:tplc="04090019" w:tentative="1">
+      <w:start w:val="1"/>
+      <w:numFmt w:val="lowerLetter"/>
+      <w:lvlText w:val="%5."/>
+      <w:lvlJc w:val="left"/>
+      <w:pPr>
+        <w:ind w:left="3600" w:hanging="360"/>
+      </w:pPr>
+    </w:lvl>
+    <w:lvl w:ilvl="5" w:tplc="0409001B" w:tentative="1">
+      <w:start w:val="1"/>
+      <w:numFmt w:val="lowerRoman"/>
+      <w:lvlText w:val="%6."/>
+      <w:lvlJc w:val="right"/>
+      <w:pPr>
+        <w:ind w:left="4320" w:hanging="180"/>
+      </w:pPr>
+    </w:lvl>
+    <w:lvl w:ilvl="6" w:tplc="0409000F" w:tentative="1">
+      <w:start w:val="1"/>
+      <w:numFmt w:val="decimal"/>
+      <w:lvlText w:val="%7."/>
+      <w:lvlJc w:val="left"/>
+      <w:pPr>
+        <w:ind w:left="5040" w:hanging="360"/>
+      </w:pPr>
+    </w:lvl>
+    <w:lvl w:ilvl="7" w:tplc="04090019" w:tentative="1">
+      <w:start w:val="1"/>
+      <w:numFmt w:val="lowerLetter"/>
+      <w:lvlText w:val="%8."/>
+      <w:lvlJc w:val="left"/>
+      <w:pPr>
+        <w:ind w:left="5760" w:hanging="360"/>
+      </w:pPr>
+    </w:lvl>
+    <w:lvl w:ilvl="8" w:tplc="0409001B" w:tentative="1">
+      <w:start w:val="1"/>
+      <w:numFmt w:val="lowerRoman"/>
+      <w:lvlText w:val="%9."/>
+      <w:lvlJc w:val="right"/>
+      <w:pPr>
+        <w:ind w:left="6480" w:hanging="180"/>
+      </w:pPr>
+    </w:lvl>
+  </w:abstractNum>
+  <w:abstractNum w:abstractNumId="30" w15:restartNumberingAfterBreak="0">
     <w:nsid w:val="5114456D"/>
     <w:multiLevelType w:val="hybridMultilevel"/>
     <w:tmpl w:val="49465278"/>
@@ -6536,7 +7014,7 @@
       </w:pPr>
     </w:lvl>
   </w:abstractNum>
-  <w:abstractNum w:abstractNumId="30" w15:restartNumberingAfterBreak="0">
+  <w:abstractNum w:abstractNumId="31" w15:restartNumberingAfterBreak="0">
     <w:nsid w:val="51D05968"/>
     <w:multiLevelType w:val="hybridMultilevel"/>
     <w:tmpl w:val="CC8A49E8"/>
@@ -6625,7 +7103,7 @@
       </w:pPr>
     </w:lvl>
   </w:abstractNum>
-  <w:abstractNum w:abstractNumId="31" w15:restartNumberingAfterBreak="0">
+  <w:abstractNum w:abstractNumId="32" w15:restartNumberingAfterBreak="0">
     <w:nsid w:val="52043BB2"/>
     <w:multiLevelType w:val="hybridMultilevel"/>
     <w:tmpl w:val="96EE953A"/>
@@ -6711,7 +7189,7 @@
       </w:pPr>
     </w:lvl>
   </w:abstractNum>
-  <w:abstractNum w:abstractNumId="32" w15:restartNumberingAfterBreak="0">
+  <w:abstractNum w:abstractNumId="33" w15:restartNumberingAfterBreak="0">
     <w:nsid w:val="569E4574"/>
     <w:multiLevelType w:val="hybridMultilevel"/>
     <w:tmpl w:val="64187CAA"/>
@@ -6797,7 +7275,7 @@
       </w:pPr>
     </w:lvl>
   </w:abstractNum>
-  <w:abstractNum w:abstractNumId="33" w15:restartNumberingAfterBreak="0">
+  <w:abstractNum w:abstractNumId="34" w15:restartNumberingAfterBreak="0">
     <w:nsid w:val="5DA0187C"/>
     <w:multiLevelType w:val="hybridMultilevel"/>
     <w:tmpl w:val="6366C8C6"/>
@@ -6886,7 +7364,7 @@
       </w:pPr>
     </w:lvl>
   </w:abstractNum>
-  <w:abstractNum w:abstractNumId="34" w15:restartNumberingAfterBreak="0">
+  <w:abstractNum w:abstractNumId="35" w15:restartNumberingAfterBreak="0">
     <w:nsid w:val="5DB82E8F"/>
     <w:multiLevelType w:val="hybridMultilevel"/>
     <w:tmpl w:val="CCA6A82E"/>
@@ -6972,7 +7450,7 @@
       </w:pPr>
     </w:lvl>
   </w:abstractNum>
-  <w:abstractNum w:abstractNumId="35" w15:restartNumberingAfterBreak="0">
+  <w:abstractNum w:abstractNumId="36" w15:restartNumberingAfterBreak="0">
     <w:nsid w:val="5F6A260E"/>
     <w:multiLevelType w:val="hybridMultilevel"/>
     <w:tmpl w:val="3A0C7072"/>
@@ -7058,7 +7536,93 @@
       </w:pPr>
     </w:lvl>
   </w:abstractNum>
-  <w:abstractNum w:abstractNumId="36" w15:restartNumberingAfterBreak="0">
+  <w:abstractNum w:abstractNumId="37" w15:restartNumberingAfterBreak="0">
+    <w:nsid w:val="61DD287E"/>
+    <w:multiLevelType w:val="hybridMultilevel"/>
+    <w:tmpl w:val="3188991E"/>
+    <w:lvl w:ilvl="0" w:tplc="0409000F">
+      <w:start w:val="1"/>
+      <w:numFmt w:val="decimal"/>
+      <w:lvlText w:val="%1."/>
+      <w:lvlJc w:val="left"/>
+      <w:pPr>
+        <w:ind w:left="720" w:hanging="360"/>
+      </w:pPr>
+    </w:lvl>
+    <w:lvl w:ilvl="1" w:tplc="04090019" w:tentative="1">
+      <w:start w:val="1"/>
+      <w:numFmt w:val="lowerLetter"/>
+      <w:lvlText w:val="%2."/>
+      <w:lvlJc w:val="left"/>
+      <w:pPr>
+        <w:ind w:left="1440" w:hanging="360"/>
+      </w:pPr>
+    </w:lvl>
+    <w:lvl w:ilvl="2" w:tplc="0409001B" w:tentative="1">
+      <w:start w:val="1"/>
+      <w:numFmt w:val="lowerRoman"/>
+      <w:lvlText w:val="%3."/>
+      <w:lvlJc w:val="right"/>
+      <w:pPr>
+        <w:ind w:left="2160" w:hanging="180"/>
+      </w:pPr>
+    </w:lvl>
+    <w:lvl w:ilvl="3" w:tplc="0409000F" w:tentative="1">
+      <w:start w:val="1"/>
+      <w:numFmt w:val="decimal"/>
+      <w:lvlText w:val="%4."/>
+      <w:lvlJc w:val="left"/>
+      <w:pPr>
+        <w:ind w:left="2880" w:hanging="360"/>
+      </w:pPr>
+    </w:lvl>
+    <w:lvl w:ilvl="4" w:tplc="04090019" w:tentative="1">
+      <w:start w:val="1"/>
+      <w:numFmt w:val="lowerLetter"/>
+      <w:lvlText w:val="%5."/>
+      <w:lvlJc w:val="left"/>
+      <w:pPr>
+        <w:ind w:left="3600" w:hanging="360"/>
+      </w:pPr>
+    </w:lvl>
+    <w:lvl w:ilvl="5" w:tplc="0409001B" w:tentative="1">
+      <w:start w:val="1"/>
+      <w:numFmt w:val="lowerRoman"/>
+      <w:lvlText w:val="%6."/>
+      <w:lvlJc w:val="right"/>
+      <w:pPr>
+        <w:ind w:left="4320" w:hanging="180"/>
+      </w:pPr>
+    </w:lvl>
+    <w:lvl w:ilvl="6" w:tplc="0409000F" w:tentative="1">
+      <w:start w:val="1"/>
+      <w:numFmt w:val="decimal"/>
+      <w:lvlText w:val="%7."/>
+      <w:lvlJc w:val="left"/>
+      <w:pPr>
+        <w:ind w:left="5040" w:hanging="360"/>
+      </w:pPr>
+    </w:lvl>
+    <w:lvl w:ilvl="7" w:tplc="04090019" w:tentative="1">
+      <w:start w:val="1"/>
+      <w:numFmt w:val="lowerLetter"/>
+      <w:lvlText w:val="%8."/>
+      <w:lvlJc w:val="left"/>
+      <w:pPr>
+        <w:ind w:left="5760" w:hanging="360"/>
+      </w:pPr>
+    </w:lvl>
+    <w:lvl w:ilvl="8" w:tplc="0409001B" w:tentative="1">
+      <w:start w:val="1"/>
+      <w:numFmt w:val="lowerRoman"/>
+      <w:lvlText w:val="%9."/>
+      <w:lvlJc w:val="right"/>
+      <w:pPr>
+        <w:ind w:left="6480" w:hanging="180"/>
+      </w:pPr>
+    </w:lvl>
+  </w:abstractNum>
+  <w:abstractNum w:abstractNumId="38" w15:restartNumberingAfterBreak="0">
     <w:nsid w:val="62424626"/>
     <w:multiLevelType w:val="hybridMultilevel"/>
     <w:tmpl w:val="A0CAD1FA"/>
@@ -7171,7 +7735,7 @@
       </w:rPr>
     </w:lvl>
   </w:abstractNum>
-  <w:abstractNum w:abstractNumId="37" w15:restartNumberingAfterBreak="0">
+  <w:abstractNum w:abstractNumId="39" w15:restartNumberingAfterBreak="0">
     <w:nsid w:val="666C162C"/>
     <w:multiLevelType w:val="hybridMultilevel"/>
     <w:tmpl w:val="AFD647C0"/>
@@ -7257,7 +7821,7 @@
       </w:pPr>
     </w:lvl>
   </w:abstractNum>
-  <w:abstractNum w:abstractNumId="38" w15:restartNumberingAfterBreak="0">
+  <w:abstractNum w:abstractNumId="40" w15:restartNumberingAfterBreak="0">
     <w:nsid w:val="6BA97435"/>
     <w:multiLevelType w:val="hybridMultilevel"/>
     <w:tmpl w:val="C806230A"/>
@@ -7343,7 +7907,7 @@
       </w:pPr>
     </w:lvl>
   </w:abstractNum>
-  <w:abstractNum w:abstractNumId="39" w15:restartNumberingAfterBreak="0">
+  <w:abstractNum w:abstractNumId="41" w15:restartNumberingAfterBreak="0">
     <w:nsid w:val="750063C1"/>
     <w:multiLevelType w:val="hybridMultilevel"/>
     <w:tmpl w:val="7A521894"/>
@@ -7432,7 +7996,7 @@
       </w:pPr>
     </w:lvl>
   </w:abstractNum>
-  <w:abstractNum w:abstractNumId="40" w15:restartNumberingAfterBreak="0">
+  <w:abstractNum w:abstractNumId="42" w15:restartNumberingAfterBreak="0">
     <w:nsid w:val="7C312B8B"/>
     <w:multiLevelType w:val="hybridMultilevel"/>
     <w:tmpl w:val="40FA2220"/>
@@ -7518,7 +8082,7 @@
       </w:pPr>
     </w:lvl>
   </w:abstractNum>
-  <w:abstractNum w:abstractNumId="41" w15:restartNumberingAfterBreak="0">
+  <w:abstractNum w:abstractNumId="43" w15:restartNumberingAfterBreak="0">
     <w:nsid w:val="7F303681"/>
     <w:multiLevelType w:val="hybridMultilevel"/>
     <w:tmpl w:val="549A06E6"/>
@@ -7604,7 +8168,7 @@
       </w:pPr>
     </w:lvl>
   </w:abstractNum>
-  <w:abstractNum w:abstractNumId="42" w15:restartNumberingAfterBreak="0">
+  <w:abstractNum w:abstractNumId="44" w15:restartNumberingAfterBreak="0">
     <w:nsid w:val="7F72028C"/>
     <w:multiLevelType w:val="hybridMultilevel"/>
     <w:tmpl w:val="4A2E54C4"/>
@@ -7694,10 +8258,10 @@
     </w:lvl>
   </w:abstractNum>
   <w:num w:numId="1">
-    <w:abstractNumId w:val="37"/>
+    <w:abstractNumId w:val="39"/>
   </w:num>
   <w:num w:numId="2">
-    <w:abstractNumId w:val="42"/>
+    <w:abstractNumId w:val="44"/>
   </w:num>
   <w:num w:numId="3">
     <w:abstractNumId w:val="17"/>
@@ -7709,7 +8273,7 @@
     <w:abstractNumId w:val="4"/>
   </w:num>
   <w:num w:numId="6">
-    <w:abstractNumId w:val="33"/>
+    <w:abstractNumId w:val="34"/>
   </w:num>
   <w:num w:numId="7">
     <w:abstractNumId w:val="21"/>
@@ -7745,7 +8309,7 @@
     <w:abstractNumId w:val="3"/>
   </w:num>
   <w:num w:numId="18">
-    <w:abstractNumId w:val="32"/>
+    <w:abstractNumId w:val="33"/>
   </w:num>
   <w:num w:numId="19">
     <w:abstractNumId w:val="5"/>
@@ -7766,19 +8330,19 @@
     <w:abstractNumId w:val="18"/>
   </w:num>
   <w:num w:numId="25">
-    <w:abstractNumId w:val="36"/>
+    <w:abstractNumId w:val="38"/>
   </w:num>
   <w:num w:numId="26">
     <w:abstractNumId w:val="23"/>
   </w:num>
   <w:num w:numId="27">
-    <w:abstractNumId w:val="29"/>
+    <w:abstractNumId w:val="30"/>
   </w:num>
   <w:num w:numId="28">
-    <w:abstractNumId w:val="34"/>
+    <w:abstractNumId w:val="35"/>
   </w:num>
   <w:num w:numId="29">
-    <w:abstractNumId w:val="35"/>
+    <w:abstractNumId w:val="36"/>
   </w:num>
   <w:num w:numId="30">
     <w:abstractNumId w:val="13"/>
@@ -7787,7 +8351,7 @@
     <w:abstractNumId w:val="7"/>
   </w:num>
   <w:num w:numId="32">
-    <w:abstractNumId w:val="41"/>
+    <w:abstractNumId w:val="43"/>
   </w:num>
   <w:num w:numId="33">
     <w:abstractNumId w:val="2"/>
@@ -7808,25 +8372,31 @@
     <w:abstractNumId w:val="27"/>
   </w:num>
   <w:num w:numId="39">
+    <w:abstractNumId w:val="32"/>
+  </w:num>
+  <w:num w:numId="40">
+    <w:abstractNumId w:val="41"/>
+  </w:num>
+  <w:num w:numId="41">
     <w:abstractNumId w:val="31"/>
   </w:num>
-  <w:num w:numId="40">
-    <w:abstractNumId w:val="39"/>
+  <w:num w:numId="42">
+    <w:abstractNumId w:val="42"/>
   </w:num>
-  <w:num w:numId="41">
-    <w:abstractNumId w:val="30"/>
-  </w:num>
-  <w:num w:numId="42">
+  <w:num w:numId="43">
     <w:abstractNumId w:val="40"/>
   </w:num>
-  <w:num w:numId="43">
-    <w:abstractNumId w:val="38"/>
+  <w:num w:numId="44">
+    <w:abstractNumId w:val="37"/>
+  </w:num>
+  <w:num w:numId="45">
+    <w:abstractNumId w:val="29"/>
   </w:num>
 </w:numbering>
 </file>
 
 <file path=word/styles.xml><?xml version="1.0" encoding="utf-8"?>
-<w:styles xmlns:mc="http://schemas.openxmlformats.org/markup-compatibility/2006" xmlns:r="http://schemas.openxmlformats.org/officeDocument/2006/relationships" xmlns:w="http://schemas.openxmlformats.org/wordprocessingml/2006/main" xmlns:w14="http://schemas.microsoft.com/office/word/2010/wordml" xmlns:w15="http://schemas.microsoft.com/office/word/2012/wordml" xmlns:w16cex="http://schemas.microsoft.com/office/word/2018/wordml/cex" xmlns:w16cid="http://schemas.microsoft.com/office/word/2016/wordml/cid" xmlns:w16="http://schemas.microsoft.com/office/word/2018/wordml" xmlns:w16se="http://schemas.microsoft.com/office/word/2015/wordml/symex" mc:Ignorable="w14 w15 w16se w16cid w16 w16cex">
+<w:styles xmlns:mc="http://schemas.openxmlformats.org/markup-compatibility/2006" xmlns:r="http://schemas.openxmlformats.org/officeDocument/2006/relationships" xmlns:w="http://schemas.openxmlformats.org/wordprocessingml/2006/main" xmlns:w14="http://schemas.microsoft.com/office/word/2010/wordml" xmlns:w15="http://schemas.microsoft.com/office/word/2012/wordml" xmlns:w16cex="http://schemas.microsoft.com/office/word/2018/wordml/cex" xmlns:w16cid="http://schemas.microsoft.com/office/word/2016/wordml/cid" xmlns:w16="http://schemas.microsoft.com/office/word/2018/wordml" xmlns:w16sdtdh="http://schemas.microsoft.com/office/word/2020/wordml/sdtdatahash" xmlns:w16se="http://schemas.microsoft.com/office/word/2015/wordml/symex" mc:Ignorable="w14 w15 w16se w16cid w16 w16cex w16sdtdh">
   <w:docDefaults>
     <w:rPrDefault>
       <w:rPr>

--- a/UI/Help/QRev_Change_Log.docx
+++ b/UI/Help/QRev_Change_Log.docx
@@ -53,6 +53,14 @@
           <w:bCs/>
         </w:rPr>
       </w:pPr>
+    </w:p>
+    <w:p>
+      <w:pPr>
+        <w:rPr>
+          <w:b/>
+          <w:bCs/>
+        </w:rPr>
+      </w:pPr>
       <w:r>
         <w:rPr>
           <w:b/>
@@ -74,6 +82,102 @@
           <w:b/>
           <w:bCs/>
         </w:rPr>
+        <w:t xml:space="preserve"> 1.06 to 1.07</w:t>
+      </w:r>
+    </w:p>
+    <w:p>
+      <w:pPr>
+        <w:pStyle w:val="ListParagraph"/>
+        <w:numPr>
+          <w:ilvl w:val="0"/>
+          <w:numId w:val="47"/>
+        </w:numPr>
+      </w:pPr>
+      <w:r>
+        <w:t>Several minor bug fixes</w:t>
+      </w:r>
+    </w:p>
+    <w:p>
+      <w:pPr>
+        <w:pStyle w:val="ListParagraph"/>
+        <w:numPr>
+          <w:ilvl w:val="0"/>
+          <w:numId w:val="47"/>
+        </w:numPr>
+      </w:pPr>
+      <w:r>
+        <w:t>Graphics for BT, GPS, Depths, and WT now share x-axis for zoom and pan</w:t>
+      </w:r>
+    </w:p>
+    <w:p>
+      <w:pPr>
+        <w:pStyle w:val="ListParagraph"/>
+        <w:numPr>
+          <w:ilvl w:val="0"/>
+          <w:numId w:val="47"/>
+        </w:numPr>
+      </w:pPr>
+      <w:r>
+        <w:t>Added stage start, end, and measurement to Premeasurement tab</w:t>
+      </w:r>
+    </w:p>
+    <w:p>
+      <w:pPr>
+        <w:pStyle w:val="ListParagraph"/>
+        <w:numPr>
+          <w:ilvl w:val="0"/>
+          <w:numId w:val="47"/>
+        </w:numPr>
+      </w:pPr>
+      <w:r>
+        <w:t>Modified messages for moving-bed conditions based on selected reference</w:t>
+      </w:r>
+    </w:p>
+    <w:p>
+      <w:pPr>
+        <w:pStyle w:val="ListParagraph"/>
+        <w:numPr>
+          <w:ilvl w:val="0"/>
+          <w:numId w:val="47"/>
+        </w:numPr>
+      </w:pPr>
+      <w:r>
+        <w:t xml:space="preserve">New QA methods applied consistently when Viewing previously saved </w:t>
+      </w:r>
+      <w:proofErr w:type="spellStart"/>
+      <w:r>
+        <w:t>QRev.mat</w:t>
+      </w:r>
+      <w:proofErr w:type="spellEnd"/>
+    </w:p>
+    <w:p>
+      <w:pPr>
+        <w:rPr>
+          <w:b/>
+          <w:bCs/>
+        </w:rPr>
+      </w:pPr>
+      <w:r>
+        <w:rPr>
+          <w:b/>
+          <w:bCs/>
+        </w:rPr>
+        <w:t xml:space="preserve">Changes </w:t>
+      </w:r>
+      <w:proofErr w:type="spellStart"/>
+      <w:r>
+        <w:rPr>
+          <w:b/>
+          <w:bCs/>
+        </w:rPr>
+        <w:t>QRevInt</w:t>
+      </w:r>
+      <w:proofErr w:type="spellEnd"/>
+      <w:r>
+        <w:rPr>
+          <w:b/>
+          <w:bCs/>
+        </w:rPr>
         <w:t xml:space="preserve"> 1.01 to </w:t>
       </w:r>
       <w:proofErr w:type="spellStart"/>
@@ -506,6 +610,7 @@
         </w:numPr>
       </w:pPr>
       <w:r>
+        <w:lastRenderedPageBreak/>
         <w:t xml:space="preserve">The user now has an option in the Options dialog to apply error and vertical velocity filters based on data from the entire measurement rather than based on data from individual measurements. </w:t>
       </w:r>
     </w:p>
@@ -621,32 +726,489 @@
         </w:numPr>
       </w:pPr>
       <w:r>
+        <w:t>New versioning implemented.</w:t>
+      </w:r>
+    </w:p>
+    <w:p>
+      <w:pPr>
+        <w:pStyle w:val="ListParagraph"/>
+        <w:numPr>
+          <w:ilvl w:val="0"/>
+          <w:numId w:val="41"/>
+        </w:numPr>
+      </w:pPr>
+      <w:r>
+        <w:t>Added disclaimer and license that must be agreed to prior to running the first time.</w:t>
+      </w:r>
+    </w:p>
+    <w:p>
+      <w:pPr>
+        <w:pStyle w:val="ListParagraph"/>
+        <w:numPr>
+          <w:ilvl w:val="0"/>
+          <w:numId w:val="41"/>
+        </w:numPr>
+      </w:pPr>
+      <w:r>
+        <w:t xml:space="preserve">Modified code for compatibility with older </w:t>
+      </w:r>
+      <w:proofErr w:type="spellStart"/>
+      <w:r>
+        <w:t>QRev.mat</w:t>
+      </w:r>
+      <w:proofErr w:type="spellEnd"/>
+      <w:r>
+        <w:t xml:space="preserve"> files that lack the new features.</w:t>
+      </w:r>
+    </w:p>
+    <w:p>
+      <w:pPr>
+        <w:pStyle w:val="ListParagraph"/>
+        <w:numPr>
+          <w:ilvl w:val="0"/>
+          <w:numId w:val="41"/>
+        </w:numPr>
+      </w:pPr>
+      <w:proofErr w:type="spellStart"/>
+      <w:r>
+        <w:t>QRev.mat</w:t>
+      </w:r>
+      <w:proofErr w:type="spellEnd"/>
+      <w:r>
+        <w:t xml:space="preserve"> files previously saved can be view as saved but will apply new features upon any change.</w:t>
+      </w:r>
+    </w:p>
+    <w:p>
+      <w:pPr>
+        <w:pStyle w:val="ListParagraph"/>
+        <w:numPr>
+          <w:ilvl w:val="0"/>
+          <w:numId w:val="41"/>
+        </w:numPr>
+      </w:pPr>
+      <w:r>
+        <w:t>Changed date format to YYYY.MM.DD.</w:t>
+      </w:r>
+    </w:p>
+    <w:p>
+      <w:pPr>
+        <w:pStyle w:val="ListParagraph"/>
+        <w:numPr>
+          <w:ilvl w:val="0"/>
+          <w:numId w:val="41"/>
+        </w:numPr>
+      </w:pPr>
+      <w:r>
+        <w:t xml:space="preserve">Added background color to the main window to distinguish from </w:t>
+      </w:r>
+      <w:proofErr w:type="spellStart"/>
+      <w:r>
+        <w:t>QRev</w:t>
+      </w:r>
+      <w:proofErr w:type="spellEnd"/>
+      <w:r>
+        <w:t>.</w:t>
+      </w:r>
+    </w:p>
+    <w:p>
+      <w:pPr>
+        <w:pStyle w:val="ListParagraph"/>
+        <w:numPr>
+          <w:ilvl w:val="0"/>
+          <w:numId w:val="41"/>
+        </w:numPr>
+      </w:pPr>
+      <w:r>
+        <w:t>Extrap subsection label changes based on data loaded and processed.</w:t>
+      </w:r>
+    </w:p>
+    <w:p>
+      <w:pPr>
+        <w:pStyle w:val="ListParagraph"/>
+        <w:numPr>
+          <w:ilvl w:val="0"/>
+          <w:numId w:val="41"/>
+        </w:numPr>
+      </w:pPr>
+      <w:r>
+        <w:t>Fixed some compatibility issues with RS5 data.</w:t>
+      </w:r>
+    </w:p>
+    <w:p>
+      <w:pPr>
+        <w:rPr>
+          <w:b/>
+          <w:bCs/>
+        </w:rPr>
+      </w:pPr>
+      <w:r>
+        <w:rPr>
+          <w:b/>
+          <w:bCs/>
+        </w:rPr>
+        <w:t xml:space="preserve">Changes </w:t>
+      </w:r>
+      <w:proofErr w:type="spellStart"/>
+      <w:r>
+        <w:rPr>
+          <w:b/>
+          <w:bCs/>
+        </w:rPr>
+        <w:t>QRev</w:t>
+      </w:r>
+      <w:proofErr w:type="spellEnd"/>
+      <w:r>
+        <w:rPr>
+          <w:b/>
+          <w:bCs/>
+        </w:rPr>
+        <w:t xml:space="preserve"> </w:t>
+      </w:r>
+      <w:r>
+        <w:rPr>
+          <w:b/>
+          <w:bCs/>
+        </w:rPr>
+        <w:t xml:space="preserve">4.23 to </w:t>
+      </w:r>
+      <w:proofErr w:type="spellStart"/>
+      <w:r>
+        <w:rPr>
+          <w:b/>
+          <w:bCs/>
+        </w:rPr>
+        <w:t>QRevInt</w:t>
+      </w:r>
+      <w:proofErr w:type="spellEnd"/>
+      <w:r>
+        <w:rPr>
+          <w:b/>
+          <w:bCs/>
+        </w:rPr>
+        <w:t xml:space="preserve"> </w:t>
+      </w:r>
+      <w:r>
+        <w:rPr>
+          <w:b/>
+          <w:bCs/>
+        </w:rPr>
+        <w:t>4.26</w:t>
+      </w:r>
+      <w:r>
+        <w:rPr>
+          <w:b/>
+          <w:bCs/>
+        </w:rPr>
+        <w:t xml:space="preserve"> Beta</w:t>
+      </w:r>
+    </w:p>
+    <w:p>
+      <w:pPr>
+        <w:pStyle w:val="ListParagraph"/>
+        <w:numPr>
+          <w:ilvl w:val="0"/>
+          <w:numId w:val="39"/>
+        </w:numPr>
+      </w:pPr>
+      <w:r>
+        <w:t xml:space="preserve">Due to development conducted outside the USGS the name was changed to </w:t>
+      </w:r>
+      <w:proofErr w:type="spellStart"/>
+      <w:r>
+        <w:t>QRevInt</w:t>
+      </w:r>
+      <w:proofErr w:type="spellEnd"/>
+      <w:r>
+        <w:t>, so as to represent the international support and development.</w:t>
+      </w:r>
+    </w:p>
+    <w:p>
+      <w:pPr>
+        <w:pStyle w:val="ListParagraph"/>
+        <w:numPr>
+          <w:ilvl w:val="0"/>
+          <w:numId w:val="39"/>
+        </w:numPr>
+      </w:pPr>
+      <w:r>
+        <w:t xml:space="preserve">Change icon to blue to distinguish from USGS version of </w:t>
+      </w:r>
+      <w:proofErr w:type="spellStart"/>
+      <w:r>
+        <w:t>QRev</w:t>
+      </w:r>
+      <w:proofErr w:type="spellEnd"/>
+    </w:p>
+    <w:p>
+      <w:pPr>
+        <w:pStyle w:val="ListParagraph"/>
+        <w:numPr>
+          <w:ilvl w:val="0"/>
+          <w:numId w:val="39"/>
+        </w:numPr>
+      </w:pPr>
+      <w:r>
+        <w:t>Fixed bug in EDI associated with GPS data.</w:t>
+      </w:r>
+    </w:p>
+    <w:p>
+      <w:pPr>
+        <w:pStyle w:val="ListParagraph"/>
+        <w:numPr>
+          <w:ilvl w:val="0"/>
+          <w:numId w:val="39"/>
+        </w:numPr>
+      </w:pPr>
+      <w:r>
+        <w:t>Technical manual update to include explanation of computing discharge in shallow water and corrected table 10.</w:t>
+      </w:r>
+    </w:p>
+    <w:p>
+      <w:pPr>
+        <w:pStyle w:val="ListParagraph"/>
+        <w:numPr>
+          <w:ilvl w:val="0"/>
+          <w:numId w:val="39"/>
+        </w:numPr>
+      </w:pPr>
+      <w:r>
+        <w:t>Fixed bug in applying weighted medians when switching from automatic to manual data type</w:t>
+      </w:r>
+    </w:p>
+    <w:p>
+      <w:pPr>
+        <w:pStyle w:val="ListParagraph"/>
+        <w:numPr>
+          <w:ilvl w:val="0"/>
+          <w:numId w:val="39"/>
+        </w:numPr>
+      </w:pPr>
+      <w:r>
+        <w:t xml:space="preserve">Modified </w:t>
+      </w:r>
+      <w:proofErr w:type="spellStart"/>
+      <w:r>
+        <w:t>extrap</w:t>
+      </w:r>
+      <w:proofErr w:type="spellEnd"/>
+      <w:r>
+        <w:t xml:space="preserve"> subsection so that </w:t>
+      </w:r>
+      <w:proofErr w:type="spellStart"/>
+      <w:r>
+        <w:t>subsectioning</w:t>
+      </w:r>
+      <w:proofErr w:type="spellEnd"/>
+      <w:r>
+        <w:t xml:space="preserve"> always works from left to right</w:t>
+      </w:r>
+    </w:p>
+    <w:p>
+      <w:pPr>
+        <w:pStyle w:val="ListParagraph"/>
+        <w:numPr>
+          <w:ilvl w:val="0"/>
+          <w:numId w:val="39"/>
+        </w:numPr>
+      </w:pPr>
+      <w:r>
+        <w:t xml:space="preserve">Removed depth from </w:t>
+      </w:r>
+      <w:proofErr w:type="spellStart"/>
+      <w:r>
+        <w:t>Oursin</w:t>
+      </w:r>
+      <w:proofErr w:type="spellEnd"/>
+      <w:r>
+        <w:t xml:space="preserve"> measured discharge uncertainty</w:t>
+      </w:r>
+    </w:p>
+    <w:p>
+      <w:pPr>
+        <w:pStyle w:val="ListParagraph"/>
+        <w:numPr>
+          <w:ilvl w:val="0"/>
+          <w:numId w:val="39"/>
+        </w:numPr>
+      </w:pPr>
+      <w:r>
+        <w:t>Added start date and delta Q to summary table</w:t>
+      </w:r>
+    </w:p>
+    <w:p>
+      <w:pPr>
+        <w:pStyle w:val="ListParagraph"/>
+        <w:numPr>
+          <w:ilvl w:val="0"/>
+          <w:numId w:val="39"/>
+        </w:numPr>
+      </w:pPr>
+      <w:r>
+        <w:t xml:space="preserve">Modified documentation reflect change to </w:t>
+      </w:r>
+      <w:proofErr w:type="spellStart"/>
+      <w:r>
+        <w:t>QRevInt</w:t>
+      </w:r>
+      <w:proofErr w:type="spellEnd"/>
+    </w:p>
+    <w:p>
+      <w:r>
+        <w:rPr>
+          <w:b/>
+          <w:bCs/>
+        </w:rPr>
+        <w:t>Changes 4.23 to 4.24</w:t>
+      </w:r>
+    </w:p>
+    <w:p>
+      <w:pPr>
+        <w:pStyle w:val="ListParagraph"/>
+        <w:numPr>
+          <w:ilvl w:val="0"/>
+          <w:numId w:val="37"/>
+        </w:numPr>
+      </w:pPr>
+      <w:r>
+        <w:t>Added user option to prompt for rating on save</w:t>
+      </w:r>
+    </w:p>
+    <w:p>
+      <w:pPr>
+        <w:pStyle w:val="ListParagraph"/>
+        <w:numPr>
+          <w:ilvl w:val="0"/>
+          <w:numId w:val="37"/>
+        </w:numPr>
+      </w:pPr>
+      <w:r>
+        <w:t>Added user option to compute extrapolation fit using discharge weighted medians</w:t>
+      </w:r>
+    </w:p>
+    <w:p>
+      <w:pPr>
+        <w:pStyle w:val="ListParagraph"/>
+        <w:numPr>
+          <w:ilvl w:val="0"/>
+          <w:numId w:val="37"/>
+        </w:numPr>
+      </w:pPr>
+      <w:r>
+        <w:t>Total measurement discharge will ignore any transect with a discharge that could not be computed</w:t>
+      </w:r>
+    </w:p>
+    <w:p>
+      <w:pPr>
+        <w:pStyle w:val="ListParagraph"/>
+        <w:numPr>
+          <w:ilvl w:val="0"/>
+          <w:numId w:val="37"/>
+        </w:numPr>
+      </w:pPr>
+      <w:r>
+        <w:t xml:space="preserve">Fixed bug reading some old </w:t>
+      </w:r>
+      <w:proofErr w:type="spellStart"/>
+      <w:r>
+        <w:t>QRev.mat</w:t>
+      </w:r>
+      <w:proofErr w:type="spellEnd"/>
+      <w:r>
+        <w:t xml:space="preserve"> files associated with new rating feature</w:t>
+      </w:r>
+    </w:p>
+    <w:p>
+      <w:pPr>
+        <w:rPr>
+          <w:b/>
+          <w:bCs/>
+        </w:rPr>
+      </w:pPr>
+      <w:r>
+        <w:rPr>
+          <w:b/>
+          <w:bCs/>
+        </w:rPr>
+        <w:t>Changes 4.21 to 4.23</w:t>
+      </w:r>
+    </w:p>
+    <w:p>
+      <w:pPr>
+        <w:pStyle w:val="ListParagraph"/>
+        <w:numPr>
+          <w:ilvl w:val="0"/>
+          <w:numId w:val="37"/>
+        </w:numPr>
+      </w:pPr>
+      <w:r>
+        <w:t>New TRDI raw data reader that is 3+ times faster</w:t>
+      </w:r>
+    </w:p>
+    <w:p>
+      <w:pPr>
+        <w:pStyle w:val="ListParagraph"/>
+        <w:numPr>
+          <w:ilvl w:val="0"/>
+          <w:numId w:val="37"/>
+        </w:numPr>
+      </w:pPr>
+      <w:r>
+        <w:t xml:space="preserve">Fixed issue with depth reference drop down </w:t>
+      </w:r>
+      <w:r>
+        <w:t xml:space="preserve">menu </w:t>
+      </w:r>
+      <w:r>
+        <w:t>when depth sounder data were collected</w:t>
+      </w:r>
+    </w:p>
+    <w:p>
+      <w:pPr>
+        <w:pStyle w:val="ListParagraph"/>
+        <w:numPr>
+          <w:ilvl w:val="0"/>
+          <w:numId w:val="37"/>
+        </w:numPr>
+      </w:pPr>
+      <w:r>
+        <w:t>Fixed issue so that GPS references that aren’t available cannot be selected</w:t>
+      </w:r>
+    </w:p>
+    <w:p>
+      <w:pPr>
+        <w:pStyle w:val="ListParagraph"/>
+        <w:numPr>
+          <w:ilvl w:val="0"/>
+          <w:numId w:val="37"/>
+        </w:numPr>
+      </w:pPr>
+      <w:r>
+        <w:t>Fixed several issues with new GPS-BT tab and GPS usage for moving-bed test</w:t>
+      </w:r>
+    </w:p>
+    <w:p>
+      <w:pPr>
+        <w:pStyle w:val="ListParagraph"/>
+        <w:numPr>
+          <w:ilvl w:val="0"/>
+          <w:numId w:val="37"/>
+        </w:numPr>
+      </w:pPr>
+      <w:r>
         <w:lastRenderedPageBreak/>
-        <w:t>New versioning implemented.</w:t>
-      </w:r>
-    </w:p>
-    <w:p>
-      <w:pPr>
-        <w:pStyle w:val="ListParagraph"/>
-        <w:numPr>
-          <w:ilvl w:val="0"/>
-          <w:numId w:val="41"/>
-        </w:numPr>
-      </w:pPr>
-      <w:r>
-        <w:t>Added disclaimer and license that must be agreed to prior to running the first time.</w:t>
-      </w:r>
-    </w:p>
-    <w:p>
-      <w:pPr>
-        <w:pStyle w:val="ListParagraph"/>
-        <w:numPr>
-          <w:ilvl w:val="0"/>
-          <w:numId w:val="41"/>
-        </w:numPr>
-      </w:pPr>
-      <w:r>
-        <w:t xml:space="preserve">Modified code for compatibility with older </w:t>
+        <w:t>Fixed bugs in heading interpolation</w:t>
+      </w:r>
+    </w:p>
+    <w:p>
+      <w:pPr>
+        <w:pStyle w:val="ListParagraph"/>
+        <w:numPr>
+          <w:ilvl w:val="0"/>
+          <w:numId w:val="37"/>
+        </w:numPr>
+      </w:pPr>
+      <w:r>
+        <w:t>Fixed bug reading *_</w:t>
       </w:r>
       <w:proofErr w:type="spellStart"/>
       <w:r>
@@ -654,48 +1216,172 @@
       </w:r>
       <w:proofErr w:type="spellEnd"/>
       <w:r>
-        <w:t xml:space="preserve"> files that lack the new features.</w:t>
-      </w:r>
-    </w:p>
-    <w:p>
-      <w:pPr>
-        <w:pStyle w:val="ListParagraph"/>
-        <w:numPr>
-          <w:ilvl w:val="0"/>
-          <w:numId w:val="41"/>
-        </w:numPr>
-      </w:pPr>
+        <w:t xml:space="preserve"> having only 1 transect</w:t>
+      </w:r>
+    </w:p>
+    <w:p>
+      <w:pPr>
+        <w:pStyle w:val="ListParagraph"/>
+        <w:numPr>
+          <w:ilvl w:val="0"/>
+          <w:numId w:val="37"/>
+        </w:numPr>
+      </w:pPr>
+      <w:r>
+        <w:t>Fixed bug when loading measurement with no transects selected</w:t>
+      </w:r>
+    </w:p>
+    <w:p>
+      <w:pPr>
+        <w:pStyle w:val="ListParagraph"/>
+        <w:numPr>
+          <w:ilvl w:val="0"/>
+          <w:numId w:val="37"/>
+        </w:numPr>
+      </w:pPr>
+      <w:r>
+        <w:t xml:space="preserve">Fixed issue </w:t>
+      </w:r>
+      <w:r>
+        <w:t>that could occur when processing moving-bed tests loaded from *_</w:t>
+      </w:r>
       <w:proofErr w:type="spellStart"/>
       <w:r>
         <w:t>QRev.mat</w:t>
       </w:r>
       <w:proofErr w:type="spellEnd"/>
-      <w:r>
-        <w:t xml:space="preserve"> files previously saved can be view as saved but will apply new features upon any change.</w:t>
-      </w:r>
-    </w:p>
-    <w:p>
-      <w:pPr>
-        <w:pStyle w:val="ListParagraph"/>
-        <w:numPr>
-          <w:ilvl w:val="0"/>
-          <w:numId w:val="41"/>
-        </w:numPr>
-      </w:pPr>
-      <w:r>
-        <w:t>Changed date format to YYYY.MM.DD.</w:t>
-      </w:r>
-    </w:p>
-    <w:p>
-      <w:pPr>
-        <w:pStyle w:val="ListParagraph"/>
-        <w:numPr>
-          <w:ilvl w:val="0"/>
-          <w:numId w:val="41"/>
-        </w:numPr>
-      </w:pPr>
-      <w:r>
-        <w:t xml:space="preserve">Added background color to the main window to distinguish from </w:t>
+    </w:p>
+    <w:p>
+      <w:pPr>
+        <w:rPr>
+          <w:b/>
+          <w:bCs/>
+        </w:rPr>
+      </w:pPr>
+      <w:r>
+        <w:rPr>
+          <w:b/>
+          <w:bCs/>
+        </w:rPr>
+        <w:t>Changes 4.16 to 4.</w:t>
+      </w:r>
+      <w:r>
+        <w:rPr>
+          <w:b/>
+          <w:bCs/>
+        </w:rPr>
+        <w:t>2</w:t>
+      </w:r>
+      <w:r>
+        <w:rPr>
+          <w:b/>
+          <w:bCs/>
+        </w:rPr>
+        <w:t>1</w:t>
+      </w:r>
+    </w:p>
+    <w:p>
+      <w:pPr>
+        <w:pStyle w:val="ListParagraph"/>
+        <w:numPr>
+          <w:ilvl w:val="0"/>
+          <w:numId w:val="35"/>
+        </w:numPr>
+      </w:pPr>
+      <w:r>
+        <w:t>Added code to identify and notify of user changes to original values</w:t>
+      </w:r>
+    </w:p>
+    <w:p>
+      <w:pPr>
+        <w:pStyle w:val="ListParagraph"/>
+        <w:numPr>
+          <w:ilvl w:val="0"/>
+          <w:numId w:val="35"/>
+        </w:numPr>
+      </w:pPr>
+      <w:r>
+        <w:t>Added ability to use GPS as a reference for moving-bed tests</w:t>
+      </w:r>
+    </w:p>
+    <w:p>
+      <w:pPr>
+        <w:pStyle w:val="ListParagraph"/>
+        <w:numPr>
+          <w:ilvl w:val="0"/>
+          <w:numId w:val="35"/>
+        </w:numPr>
+      </w:pPr>
+      <w:r>
+        <w:t xml:space="preserve">Applying </w:t>
+      </w:r>
+      <w:proofErr w:type="spellStart"/>
+      <w:r>
+        <w:t>magvar</w:t>
+      </w:r>
+      <w:proofErr w:type="spellEnd"/>
+      <w:r>
+        <w:t xml:space="preserve"> or heading offset or heading source changes to all transects applies them to moving-bed test also</w:t>
+      </w:r>
+    </w:p>
+    <w:p>
+      <w:pPr>
+        <w:pStyle w:val="ListParagraph"/>
+        <w:numPr>
+          <w:ilvl w:val="0"/>
+          <w:numId w:val="35"/>
+        </w:numPr>
+      </w:pPr>
+      <w:r>
+        <w:t>Moving-bed test flow speed now corrected for moving-bed velocity</w:t>
+      </w:r>
+    </w:p>
+    <w:p>
+      <w:pPr>
+        <w:pStyle w:val="ListParagraph"/>
+        <w:numPr>
+          <w:ilvl w:val="0"/>
+          <w:numId w:val="35"/>
+        </w:numPr>
+      </w:pPr>
+      <w:r>
+        <w:t>Added automatic checking of GPS lag</w:t>
+      </w:r>
+    </w:p>
+    <w:p>
+      <w:pPr>
+        <w:pStyle w:val="ListParagraph"/>
+        <w:numPr>
+          <w:ilvl w:val="0"/>
+          <w:numId w:val="35"/>
+        </w:numPr>
+      </w:pPr>
+      <w:r>
+        <w:t>Added GPS – BT comparison tab to GPS Tab</w:t>
+      </w:r>
+    </w:p>
+    <w:p>
+      <w:pPr>
+        <w:pStyle w:val="ListParagraph"/>
+        <w:numPr>
+          <w:ilvl w:val="0"/>
+          <w:numId w:val="35"/>
+        </w:numPr>
+      </w:pPr>
+      <w:r>
+        <w:t>Fixed issue with applying the correct moving-bed test when multiple tests are available</w:t>
+      </w:r>
+    </w:p>
+    <w:p>
+      <w:pPr>
+        <w:pStyle w:val="ListParagraph"/>
+        <w:numPr>
+          <w:ilvl w:val="0"/>
+          <w:numId w:val="35"/>
+        </w:numPr>
+      </w:pPr>
+      <w:r>
+        <w:t xml:space="preserve">Modifications to allow </w:t>
       </w:r>
       <w:proofErr w:type="spellStart"/>
       <w:r>
@@ -703,46 +1389,1080 @@
       </w:r>
       <w:proofErr w:type="spellEnd"/>
       <w:r>
+        <w:t xml:space="preserve"> to work with Rowe and Nortek ADCPs.</w:t>
+      </w:r>
+    </w:p>
+    <w:p>
+      <w:pPr>
+        <w:pStyle w:val="ListParagraph"/>
+        <w:numPr>
+          <w:ilvl w:val="0"/>
+          <w:numId w:val="35"/>
+        </w:numPr>
+      </w:pPr>
+      <w:r>
+        <w:t xml:space="preserve">Added support for user edge discharge for </w:t>
+      </w:r>
+      <w:proofErr w:type="spellStart"/>
+      <w:r>
+        <w:t>WinRiver</w:t>
+      </w:r>
+      <w:proofErr w:type="spellEnd"/>
+      <w:r>
+        <w:t xml:space="preserve"> II 2.22</w:t>
+      </w:r>
+    </w:p>
+    <w:p>
+      <w:pPr>
+        <w:pStyle w:val="ListParagraph"/>
+        <w:numPr>
+          <w:ilvl w:val="0"/>
+          <w:numId w:val="35"/>
+        </w:numPr>
+      </w:pPr>
+      <w:r>
+        <w:t xml:space="preserve">“.mat” is always appended as suffix to saved </w:t>
+      </w:r>
+      <w:proofErr w:type="spellStart"/>
+      <w:r>
+        <w:t>QRev</w:t>
+      </w:r>
+      <w:proofErr w:type="spellEnd"/>
+      <w:r>
+        <w:t xml:space="preserve"> file</w:t>
+      </w:r>
+    </w:p>
+    <w:p>
+      <w:pPr>
+        <w:pStyle w:val="ListParagraph"/>
+        <w:numPr>
+          <w:ilvl w:val="0"/>
+          <w:numId w:val="35"/>
+        </w:numPr>
+      </w:pPr>
+      <w:r>
+        <w:t xml:space="preserve">Manual threshold for </w:t>
+      </w:r>
+      <w:proofErr w:type="spellStart"/>
+      <w:r>
+        <w:t>wt</w:t>
+      </w:r>
+      <w:proofErr w:type="spellEnd"/>
+      <w:r>
+        <w:t xml:space="preserve"> and </w:t>
+      </w:r>
+      <w:proofErr w:type="spellStart"/>
+      <w:r>
+        <w:t>bt</w:t>
+      </w:r>
+      <w:proofErr w:type="spellEnd"/>
+      <w:r>
+        <w:t xml:space="preserve"> saved and displayed when opening *_</w:t>
+      </w:r>
+      <w:proofErr w:type="spellStart"/>
+      <w:r>
+        <w:t>QRev.mat</w:t>
+      </w:r>
+      <w:proofErr w:type="spellEnd"/>
+    </w:p>
+    <w:p>
+      <w:pPr>
+        <w:pStyle w:val="ListParagraph"/>
+        <w:numPr>
+          <w:ilvl w:val="0"/>
+          <w:numId w:val="35"/>
+        </w:numPr>
+      </w:pPr>
+      <w:r>
+        <w:t>Modified code to use 1</w:t>
+      </w:r>
+      <w:r>
+        <w:rPr>
+          <w:vertAlign w:val="superscript"/>
+        </w:rPr>
+        <w:t>st</w:t>
+      </w:r>
+      <w:r>
+        <w:t xml:space="preserve"> checked transect rather than 1</w:t>
+      </w:r>
+      <w:r>
+        <w:rPr>
+          <w:vertAlign w:val="superscript"/>
+        </w:rPr>
+        <w:t>st</w:t>
+      </w:r>
+      <w:r>
+        <w:t xml:space="preserve"> transect for general settings</w:t>
+      </w:r>
+    </w:p>
+    <w:p>
+      <w:pPr>
+        <w:pStyle w:val="ListParagraph"/>
+        <w:numPr>
+          <w:ilvl w:val="0"/>
+          <w:numId w:val="35"/>
+        </w:numPr>
+      </w:pPr>
+      <w:r>
+        <w:t>Modified code to accept measurements with inconsistent availability of GPS data types</w:t>
+      </w:r>
+    </w:p>
+    <w:p>
+      <w:pPr>
+        <w:pStyle w:val="ListParagraph"/>
+        <w:numPr>
+          <w:ilvl w:val="0"/>
+          <w:numId w:val="35"/>
+        </w:numPr>
+      </w:pPr>
+      <w:r>
+        <w:t>Fixed issue loading data with no valid bottom track</w:t>
+      </w:r>
+    </w:p>
+    <w:p>
+      <w:pPr>
+        <w:pStyle w:val="ListParagraph"/>
+        <w:numPr>
+          <w:ilvl w:val="0"/>
+          <w:numId w:val="35"/>
+        </w:numPr>
+      </w:pPr>
+      <w:r>
+        <w:t xml:space="preserve">Added notification when </w:t>
+      </w:r>
+      <w:proofErr w:type="spellStart"/>
+      <w:r>
+        <w:t>SonTek</w:t>
+      </w:r>
+      <w:proofErr w:type="spellEnd"/>
+      <w:r>
+        <w:t xml:space="preserve"> data is loaded with other than Earth coordinates</w:t>
+      </w:r>
+    </w:p>
+    <w:p>
+      <w:pPr>
+        <w:pStyle w:val="ListParagraph"/>
+        <w:numPr>
+          <w:ilvl w:val="0"/>
+          <w:numId w:val="35"/>
+        </w:numPr>
+      </w:pPr>
+      <w:r>
+        <w:t>Fixed issue with selecting transects in EDI if some transects were not checked</w:t>
+      </w:r>
+    </w:p>
+    <w:p>
+      <w:pPr>
+        <w:pStyle w:val="ListParagraph"/>
+        <w:numPr>
+          <w:ilvl w:val="0"/>
+          <w:numId w:val="35"/>
+        </w:numPr>
+      </w:pPr>
+      <w:r>
+        <w:t>Fixed issue in EDI if no GPS data are available</w:t>
+      </w:r>
+    </w:p>
+    <w:p>
+      <w:pPr>
+        <w:pStyle w:val="ListParagraph"/>
+        <w:numPr>
+          <w:ilvl w:val="0"/>
+          <w:numId w:val="35"/>
+        </w:numPr>
+      </w:pPr>
+      <w:r>
+        <w:t>Fixed QA check for missing samples</w:t>
+      </w:r>
+    </w:p>
+    <w:p>
+      <w:pPr>
+        <w:pStyle w:val="ListParagraph"/>
+        <w:numPr>
+          <w:ilvl w:val="0"/>
+          <w:numId w:val="35"/>
+        </w:numPr>
+      </w:pPr>
+      <w:r>
+        <w:t>Fixed issue with invalid stationary moving-bed tests used for correction</w:t>
+      </w:r>
+    </w:p>
+    <w:p>
+      <w:pPr>
+        <w:rPr>
+          <w:b/>
+          <w:bCs/>
+        </w:rPr>
+      </w:pPr>
+    </w:p>
+    <w:p>
+      <w:r>
+        <w:rPr>
+          <w:b/>
+          <w:bCs/>
+        </w:rPr>
+        <w:t>Changes 4</w:t>
+      </w:r>
+      <w:r>
+        <w:rPr>
+          <w:b/>
+          <w:bCs/>
+        </w:rPr>
         <w:t>.</w:t>
       </w:r>
-    </w:p>
-    <w:p>
-      <w:pPr>
-        <w:pStyle w:val="ListParagraph"/>
-        <w:numPr>
-          <w:ilvl w:val="0"/>
-          <w:numId w:val="41"/>
-        </w:numPr>
-      </w:pPr>
-      <w:r>
-        <w:t>Extrap subsection label changes based on data loaded and processed.</w:t>
-      </w:r>
-    </w:p>
-    <w:p>
-      <w:pPr>
-        <w:pStyle w:val="ListParagraph"/>
-        <w:numPr>
-          <w:ilvl w:val="0"/>
-          <w:numId w:val="41"/>
-        </w:numPr>
-      </w:pPr>
-      <w:r>
-        <w:t>Fixed some compatibility issues with RS5 data.</w:t>
-      </w:r>
-    </w:p>
-    <w:p>
-      <w:pPr>
-        <w:rPr>
-          <w:b/>
-          <w:bCs/>
-        </w:rPr>
-      </w:pPr>
-      <w:r>
-        <w:rPr>
-          <w:b/>
-          <w:bCs/>
-        </w:rPr>
-        <w:t xml:space="preserve">Changes </w:t>
+      <w:r>
+        <w:rPr>
+          <w:b/>
+          <w:bCs/>
+        </w:rPr>
+        <w:t>15 to 4</w:t>
+      </w:r>
+      <w:r>
+        <w:rPr>
+          <w:b/>
+          <w:bCs/>
+        </w:rPr>
+        <w:t>.</w:t>
+      </w:r>
+      <w:r>
+        <w:rPr>
+          <w:b/>
+          <w:bCs/>
+        </w:rPr>
+        <w:t>16</w:t>
+      </w:r>
+    </w:p>
+    <w:p>
+      <w:pPr>
+        <w:pStyle w:val="ListParagraph"/>
+        <w:numPr>
+          <w:ilvl w:val="0"/>
+          <w:numId w:val="33"/>
+        </w:numPr>
+      </w:pPr>
+      <w:r>
+        <w:t>Fixed incomplete system test for TRDI causing crash when saving</w:t>
+      </w:r>
+    </w:p>
+    <w:p>
+      <w:pPr>
+        <w:pStyle w:val="ListParagraph"/>
+        <w:numPr>
+          <w:ilvl w:val="0"/>
+          <w:numId w:val="33"/>
+        </w:numPr>
+      </w:pPr>
+      <w:r>
+        <w:t>Fixed issue with PT3 test status not displayed properly</w:t>
+      </w:r>
+    </w:p>
+    <w:p>
+      <w:pPr>
+        <w:pStyle w:val="ListParagraph"/>
+        <w:numPr>
+          <w:ilvl w:val="0"/>
+          <w:numId w:val="33"/>
+        </w:numPr>
+      </w:pPr>
+      <w:r>
+        <w:t>Fixed issue with VTG low speed message</w:t>
+      </w:r>
+    </w:p>
+    <w:p>
+      <w:pPr>
+        <w:pStyle w:val="ListParagraph"/>
+        <w:numPr>
+          <w:ilvl w:val="0"/>
+          <w:numId w:val="33"/>
+        </w:numPr>
+      </w:pPr>
+      <w:r>
+        <w:t>Fixed issue with VTG and composite tracks on causing switch to GGA</w:t>
+      </w:r>
+    </w:p>
+    <w:p>
+      <w:pPr>
+        <w:pStyle w:val="ListParagraph"/>
+        <w:numPr>
+          <w:ilvl w:val="0"/>
+          <w:numId w:val="33"/>
+        </w:numPr>
+      </w:pPr>
+      <w:r>
+        <w:t>Fixed issues with the edges tab</w:t>
+      </w:r>
+      <w:r>
+        <w:t>: no valid GPS, 0 or 1 ensembles selected, etc.</w:t>
+      </w:r>
+    </w:p>
+    <w:p>
+      <w:pPr>
+        <w:pStyle w:val="ListParagraph"/>
+        <w:numPr>
+          <w:ilvl w:val="0"/>
+          <w:numId w:val="33"/>
+        </w:numPr>
+      </w:pPr>
+      <w:r>
+        <w:t>Fixed issues with tab text color not updating properly</w:t>
+      </w:r>
+    </w:p>
+    <w:p>
+      <w:pPr>
+        <w:pStyle w:val="ListParagraph"/>
+        <w:numPr>
+          <w:ilvl w:val="0"/>
+          <w:numId w:val="33"/>
+        </w:numPr>
+      </w:pPr>
+      <w:r>
+        <w:t>Updated user’s manual to indicate that 4-beam composite is the default if vertical beam or depth sounder data are available.</w:t>
+      </w:r>
+    </w:p>
+    <w:p>
+      <w:pPr>
+        <w:pStyle w:val="ListParagraph"/>
+        <w:numPr>
+          <w:ilvl w:val="0"/>
+          <w:numId w:val="33"/>
+        </w:numPr>
+      </w:pPr>
+      <w:r>
+        <w:t>Several issues with the interaction with RIVRS were fixed</w:t>
+      </w:r>
+    </w:p>
+    <w:p>
+      <w:pPr>
+        <w:pStyle w:val="ListParagraph"/>
+        <w:numPr>
+          <w:ilvl w:val="0"/>
+          <w:numId w:val="33"/>
+        </w:numPr>
+      </w:pPr>
+      <w:r>
+        <w:t>Fixed inconsistent behavior of the up/down arrows</w:t>
+      </w:r>
+    </w:p>
+    <w:p>
+      <w:pPr>
+        <w:pStyle w:val="ListParagraph"/>
+        <w:numPr>
+          <w:ilvl w:val="0"/>
+          <w:numId w:val="33"/>
+        </w:numPr>
+      </w:pPr>
+      <w:r>
+        <w:t>Improved speed of transect change using up/down arrows</w:t>
+      </w:r>
+    </w:p>
+    <w:p>
+      <w:pPr>
+        <w:pStyle w:val="ListParagraph"/>
+        <w:numPr>
+          <w:ilvl w:val="0"/>
+          <w:numId w:val="33"/>
+        </w:numPr>
+      </w:pPr>
+      <w:r>
+        <w:t>Fixed issue with files saving in previously used folder</w:t>
+      </w:r>
+    </w:p>
+    <w:p>
+      <w:pPr>
+        <w:pStyle w:val="ListParagraph"/>
+        <w:numPr>
+          <w:ilvl w:val="0"/>
+          <w:numId w:val="33"/>
+        </w:numPr>
+      </w:pPr>
+      <w:r>
+        <w:t>Modified code for compatibility with Nortek Signature 1000</w:t>
+      </w:r>
+    </w:p>
+    <w:p>
+      <w:pPr>
+        <w:rPr>
+          <w:b/>
+          <w:bCs/>
+        </w:rPr>
+      </w:pPr>
+      <w:r>
+        <w:rPr>
+          <w:b/>
+          <w:bCs/>
+        </w:rPr>
+        <w:t>Changes 4.14 to 4.15</w:t>
+      </w:r>
+    </w:p>
+    <w:p>
+      <w:pPr>
+        <w:pStyle w:val="ListParagraph"/>
+        <w:numPr>
+          <w:ilvl w:val="0"/>
+          <w:numId w:val="32"/>
+        </w:numPr>
+      </w:pPr>
+      <w:r>
+        <w:lastRenderedPageBreak/>
+        <w:t xml:space="preserve">Fixed issue with </w:t>
+      </w:r>
+      <w:proofErr w:type="spellStart"/>
+      <w:r>
+        <w:t>shiptrack</w:t>
+      </w:r>
+      <w:proofErr w:type="spellEnd"/>
+      <w:r>
+        <w:t xml:space="preserve"> when all GPS data are invalid</w:t>
+      </w:r>
+    </w:p>
+    <w:p>
+      <w:pPr>
+        <w:pStyle w:val="ListParagraph"/>
+        <w:numPr>
+          <w:ilvl w:val="0"/>
+          <w:numId w:val="32"/>
+        </w:numPr>
+      </w:pPr>
+      <w:r>
+        <w:t>Fixed bug when applying stationary moving-bed correction</w:t>
+      </w:r>
+    </w:p>
+    <w:p>
+      <w:pPr>
+        <w:rPr>
+          <w:b/>
+          <w:bCs/>
+        </w:rPr>
+      </w:pPr>
+      <w:r>
+        <w:rPr>
+          <w:b/>
+          <w:bCs/>
+        </w:rPr>
+        <w:t>Changes 4.13 to 4.14</w:t>
+      </w:r>
+    </w:p>
+    <w:p>
+      <w:pPr>
+        <w:pStyle w:val="ListParagraph"/>
+        <w:numPr>
+          <w:ilvl w:val="0"/>
+          <w:numId w:val="31"/>
+        </w:numPr>
+      </w:pPr>
+      <w:r>
+        <w:t>Fixed issue with applying a loop test when preceded by a stationary test.</w:t>
+      </w:r>
+    </w:p>
+    <w:p>
+      <w:pPr>
+        <w:pStyle w:val="ListParagraph"/>
+        <w:numPr>
+          <w:ilvl w:val="0"/>
+          <w:numId w:val="31"/>
+        </w:numPr>
+      </w:pPr>
+      <w:r>
+        <w:t>Fixed issue with current settings when measurement has mixture of GPS and no GPS</w:t>
+      </w:r>
+    </w:p>
+    <w:p>
+      <w:pPr>
+        <w:rPr>
+          <w:b/>
+          <w:bCs/>
+        </w:rPr>
+      </w:pPr>
+      <w:r>
+        <w:rPr>
+          <w:b/>
+          <w:bCs/>
+        </w:rPr>
+        <w:t>Changes 3.43 to 4.1</w:t>
+      </w:r>
+      <w:r>
+        <w:rPr>
+          <w:b/>
+          <w:bCs/>
+        </w:rPr>
+        <w:t>3</w:t>
+      </w:r>
+    </w:p>
+    <w:p>
+      <w:pPr>
+        <w:pStyle w:val="ListParagraph"/>
+        <w:numPr>
+          <w:ilvl w:val="0"/>
+          <w:numId w:val="29"/>
+        </w:numPr>
+      </w:pPr>
+      <w:r>
+        <w:t xml:space="preserve">Ported code from </w:t>
+      </w:r>
+      <w:proofErr w:type="spellStart"/>
+      <w:r>
+        <w:t>Matlab</w:t>
+      </w:r>
+      <w:proofErr w:type="spellEnd"/>
+      <w:r>
+        <w:t xml:space="preserve"> to Python</w:t>
+      </w:r>
+    </w:p>
+    <w:p>
+      <w:pPr>
+        <w:pStyle w:val="ListParagraph"/>
+        <w:numPr>
+          <w:ilvl w:val="0"/>
+          <w:numId w:val="29"/>
+        </w:numPr>
+      </w:pPr>
+      <w:r>
+        <w:t xml:space="preserve">User interface redesigned using </w:t>
+      </w:r>
+      <w:proofErr w:type="spellStart"/>
+      <w:r>
+        <w:t>PyQt</w:t>
+      </w:r>
+      <w:proofErr w:type="spellEnd"/>
+    </w:p>
+    <w:p>
+      <w:pPr>
+        <w:pStyle w:val="ListParagraph"/>
+        <w:numPr>
+          <w:ilvl w:val="0"/>
+          <w:numId w:val="29"/>
+        </w:numPr>
+      </w:pPr>
+      <w:r>
+        <w:t xml:space="preserve">Main summary page includes contour, </w:t>
+      </w:r>
+      <w:proofErr w:type="spellStart"/>
+      <w:r>
+        <w:t>shiptrack</w:t>
+      </w:r>
+      <w:proofErr w:type="spellEnd"/>
+      <w:r>
+        <w:t>, and discharge time series graphics</w:t>
+      </w:r>
+    </w:p>
+    <w:p>
+      <w:pPr>
+        <w:pStyle w:val="ListParagraph"/>
+        <w:numPr>
+          <w:ilvl w:val="0"/>
+          <w:numId w:val="29"/>
+        </w:numPr>
+      </w:pPr>
+      <w:r>
+        <w:t>Ability to change navigation reference through the toolbar</w:t>
+      </w:r>
+    </w:p>
+    <w:p>
+      <w:pPr>
+        <w:pStyle w:val="ListParagraph"/>
+        <w:numPr>
+          <w:ilvl w:val="0"/>
+          <w:numId w:val="29"/>
+        </w:numPr>
+      </w:pPr>
+      <w:r>
+        <w:t>Ability to turn on or off composite tracks through the toolbar</w:t>
+      </w:r>
+    </w:p>
+    <w:p>
+      <w:pPr>
+        <w:pStyle w:val="ListParagraph"/>
+        <w:numPr>
+          <w:ilvl w:val="0"/>
+          <w:numId w:val="29"/>
+        </w:numPr>
+      </w:pPr>
+      <w:r>
+        <w:t>Changes to default settings are highlighted</w:t>
+      </w:r>
+    </w:p>
+    <w:p>
+      <w:pPr>
+        <w:pStyle w:val="ListParagraph"/>
+        <w:numPr>
+          <w:ilvl w:val="0"/>
+          <w:numId w:val="29"/>
+        </w:numPr>
+      </w:pPr>
+      <w:r>
+        <w:t>Opening and measurement loading speed has been improved</w:t>
+      </w:r>
+    </w:p>
+    <w:p>
+      <w:pPr>
+        <w:pStyle w:val="ListParagraph"/>
+        <w:numPr>
+          <w:ilvl w:val="0"/>
+          <w:numId w:val="29"/>
+        </w:numPr>
+      </w:pPr>
+      <w:r>
+        <w:t xml:space="preserve">Change water velocity interpolation from linear to ABBA </w:t>
+      </w:r>
+    </w:p>
+    <w:p>
+      <w:pPr>
+        <w:pStyle w:val="ListParagraph"/>
+        <w:numPr>
+          <w:ilvl w:val="0"/>
+          <w:numId w:val="29"/>
+        </w:numPr>
+      </w:pPr>
+      <w:r>
+        <w:t>Water velocities for all invalid bins are interpolated rather than added to top or bottom extrapolation</w:t>
+      </w:r>
+    </w:p>
+    <w:p>
+      <w:pPr>
+        <w:pStyle w:val="ListParagraph"/>
+        <w:numPr>
+          <w:ilvl w:val="0"/>
+          <w:numId w:val="29"/>
+        </w:numPr>
+      </w:pPr>
+      <w:r>
+        <w:t>F</w:t>
+      </w:r>
+      <w:r>
+        <w:t xml:space="preserve">ixed bug in </w:t>
+      </w:r>
+      <w:proofErr w:type="spellStart"/>
+      <w:r>
+        <w:t>vtg</w:t>
+      </w:r>
+      <w:proofErr w:type="spellEnd"/>
+      <w:r>
+        <w:t xml:space="preserve"> primary composite tracks, wasn't substituting GGA</w:t>
+      </w:r>
+    </w:p>
+    <w:p>
+      <w:pPr>
+        <w:pStyle w:val="ListParagraph"/>
+        <w:numPr>
+          <w:ilvl w:val="0"/>
+          <w:numId w:val="29"/>
+        </w:numPr>
+      </w:pPr>
+      <w:r>
+        <w:t>Added uncertainty to the automatic comment when a file is saved</w:t>
+      </w:r>
+    </w:p>
+    <w:p>
+      <w:pPr>
+        <w:pStyle w:val="ListParagraph"/>
+        <w:numPr>
+          <w:ilvl w:val="0"/>
+          <w:numId w:val="29"/>
+        </w:numPr>
+      </w:pPr>
+      <w:r>
+        <w:t xml:space="preserve">Statistics and interpolation methods in Python may result in small differences from </w:t>
+      </w:r>
+      <w:proofErr w:type="spellStart"/>
+      <w:r>
+        <w:t>Matlab</w:t>
+      </w:r>
+      <w:proofErr w:type="spellEnd"/>
+    </w:p>
+    <w:p>
+      <w:pPr>
+        <w:rPr>
+          <w:b/>
+          <w:bCs/>
+        </w:rPr>
+      </w:pPr>
+      <w:r>
+        <w:rPr>
+          <w:b/>
+          <w:bCs/>
+        </w:rPr>
+        <w:t>Changes 3.42 to 3.43</w:t>
+      </w:r>
+    </w:p>
+    <w:p>
+      <w:pPr>
+        <w:pStyle w:val="ListParagraph"/>
+        <w:numPr>
+          <w:ilvl w:val="0"/>
+          <w:numId w:val="6"/>
+        </w:numPr>
+      </w:pPr>
+      <w:r>
+        <w:t xml:space="preserve">Fixed bug that did not properly identify missing (lost) ensembles if the typical ensemble duration was greater than 1.5 sec. This affected mode 13 </w:t>
+      </w:r>
+      <w:proofErr w:type="spellStart"/>
+      <w:r>
+        <w:t>StreamPro</w:t>
+      </w:r>
+      <w:proofErr w:type="spellEnd"/>
+      <w:r>
+        <w:t xml:space="preserve"> data.</w:t>
+      </w:r>
+    </w:p>
+    <w:p>
+      <w:pPr>
+        <w:rPr>
+          <w:b/>
+          <w:bCs/>
+        </w:rPr>
+      </w:pPr>
+      <w:r>
+        <w:rPr>
+          <w:b/>
+          <w:bCs/>
+        </w:rPr>
+        <w:t>Changes 3.41 to 3.42</w:t>
+      </w:r>
+    </w:p>
+    <w:p>
+      <w:pPr>
+        <w:pStyle w:val="ListParagraph"/>
+        <w:numPr>
+          <w:ilvl w:val="0"/>
+          <w:numId w:val="4"/>
+        </w:numPr>
+      </w:pPr>
+      <w:r>
+        <w:t>Fixed bug in bottom discharge extrapolation. Previous versions failed to estimate the bottom discharge for ensembles that had no valid data but where depth cell velocities were interpolated.</w:t>
+      </w:r>
+    </w:p>
+    <w:p>
+      <w:pPr>
+        <w:rPr>
+          <w:b/>
+          <w:bCs/>
+        </w:rPr>
+      </w:pPr>
+      <w:r>
+        <w:rPr>
+          <w:b/>
+          <w:bCs/>
+        </w:rPr>
+        <w:t>Changes 3.40 to 3.41</w:t>
+      </w:r>
+    </w:p>
+    <w:p>
+      <w:pPr>
+        <w:pStyle w:val="ListParagraph"/>
+        <w:numPr>
+          <w:ilvl w:val="0"/>
+          <w:numId w:val="2"/>
+        </w:numPr>
+      </w:pPr>
+      <w:r>
+        <w:t>Fixed bug with discharge percent change not updating after multiple speed of sound changes.</w:t>
+      </w:r>
+    </w:p>
+    <w:p>
+      <w:pPr>
+        <w:pStyle w:val="ListParagraph"/>
+        <w:numPr>
+          <w:ilvl w:val="0"/>
+          <w:numId w:val="2"/>
+        </w:numPr>
+      </w:pPr>
+      <w:r>
+        <w:t>Fixed bug in edges table where wrong row was highlighted if some transects were unchecked.</w:t>
+      </w:r>
+    </w:p>
+    <w:p>
+      <w:pPr>
+        <w:pStyle w:val="ListParagraph"/>
+        <w:numPr>
+          <w:ilvl w:val="0"/>
+          <w:numId w:val="2"/>
+        </w:numPr>
+      </w:pPr>
+      <w:r>
+        <w:t xml:space="preserve">Fixed bug in edges </w:t>
+      </w:r>
+      <w:proofErr w:type="spellStart"/>
+      <w:r>
+        <w:t>shiptrack</w:t>
+      </w:r>
+      <w:proofErr w:type="spellEnd"/>
+      <w:r>
+        <w:t xml:space="preserve"> so it only displays valid </w:t>
+      </w:r>
+      <w:proofErr w:type="spellStart"/>
+      <w:r>
+        <w:t>orginal</w:t>
+      </w:r>
+      <w:proofErr w:type="spellEnd"/>
+      <w:r>
+        <w:t xml:space="preserve"> data and not interpolated data.</w:t>
+      </w:r>
+    </w:p>
+    <w:p>
+      <w:pPr>
+        <w:pStyle w:val="ListParagraph"/>
+        <w:numPr>
+          <w:ilvl w:val="0"/>
+          <w:numId w:val="2"/>
+        </w:numPr>
+      </w:pPr>
+      <w:r>
+        <w:t>Fixed bug no allowing manual entry of 0 salinity.</w:t>
+      </w:r>
+    </w:p>
+    <w:p>
+      <w:pPr>
+        <w:rPr>
+          <w:b/>
+          <w:bCs/>
+        </w:rPr>
+      </w:pPr>
+      <w:r>
+        <w:rPr>
+          <w:b/>
+          <w:bCs/>
+        </w:rPr>
+        <w:t>Changes from 3.35 to 3.40</w:t>
+      </w:r>
+    </w:p>
+    <w:p>
+      <w:pPr>
+        <w:pStyle w:val="ListParagraph"/>
+        <w:numPr>
+          <w:ilvl w:val="0"/>
+          <w:numId w:val="8"/>
+        </w:numPr>
+      </w:pPr>
+      <w:r>
+        <w:t>Fixed bug causing crash when TRDI PT3 test was incomplete.</w:t>
+      </w:r>
+    </w:p>
+    <w:p>
+      <w:pPr>
+        <w:pStyle w:val="ListParagraph"/>
+        <w:numPr>
+          <w:ilvl w:val="0"/>
+          <w:numId w:val="8"/>
+        </w:numPr>
+      </w:pPr>
+      <w:r>
+        <w:t>Modified uncertainty estimate for invalid and edges to use absolute values.</w:t>
+      </w:r>
+    </w:p>
+    <w:p>
+      <w:pPr>
+        <w:pStyle w:val="ListParagraph"/>
+        <w:numPr>
+          <w:ilvl w:val="0"/>
+          <w:numId w:val="8"/>
+        </w:numPr>
+      </w:pPr>
+      <w:r>
+        <w:t>Fixed issue with multi-line comments in XML file.</w:t>
+      </w:r>
+    </w:p>
+    <w:p>
+      <w:pPr>
+        <w:pStyle w:val="ListParagraph"/>
+        <w:numPr>
+          <w:ilvl w:val="0"/>
+          <w:numId w:val="8"/>
+        </w:numPr>
+      </w:pPr>
+      <w:r>
+        <w:t>Fixed draft check to only evaluate checked transects.</w:t>
+      </w:r>
+    </w:p>
+    <w:p>
+      <w:pPr>
+        <w:pStyle w:val="ListParagraph"/>
+        <w:numPr>
+          <w:ilvl w:val="0"/>
+          <w:numId w:val="8"/>
+        </w:numPr>
+      </w:pPr>
+      <w:r>
+        <w:t xml:space="preserve">XML file now only contains the summary information from a </w:t>
+      </w:r>
+      <w:proofErr w:type="spellStart"/>
+      <w:r>
+        <w:t>SonTek</w:t>
+      </w:r>
+      <w:proofErr w:type="spellEnd"/>
+      <w:r>
+        <w:t xml:space="preserve"> compass calibration.</w:t>
+      </w:r>
+    </w:p>
+    <w:p>
+      <w:pPr>
+        <w:pStyle w:val="ListParagraph"/>
+        <w:numPr>
+          <w:ilvl w:val="0"/>
+          <w:numId w:val="8"/>
+        </w:numPr>
+      </w:pPr>
+      <w:r>
+        <w:t>Fixed bug in moving-bed test if loop compass error and direction could not be computed.</w:t>
+      </w:r>
+    </w:p>
+    <w:p>
+      <w:pPr>
+        <w:pStyle w:val="ListParagraph"/>
+        <w:numPr>
+          <w:ilvl w:val="0"/>
+          <w:numId w:val="8"/>
+        </w:numPr>
+      </w:pPr>
+      <w:r>
+        <w:lastRenderedPageBreak/>
+        <w:t xml:space="preserve">Added message for missing samples in </w:t>
+      </w:r>
+      <w:proofErr w:type="spellStart"/>
+      <w:r>
+        <w:t>SonTek</w:t>
+      </w:r>
+      <w:proofErr w:type="spellEnd"/>
+      <w:r>
+        <w:t xml:space="preserve"> data.</w:t>
+      </w:r>
+    </w:p>
+    <w:p>
+      <w:pPr>
+        <w:pStyle w:val="ListParagraph"/>
+        <w:numPr>
+          <w:ilvl w:val="0"/>
+          <w:numId w:val="8"/>
+        </w:numPr>
+      </w:pPr>
+      <w:r>
+        <w:t>Modified PT3 tests to reduce false positives.</w:t>
+      </w:r>
+    </w:p>
+    <w:p>
+      <w:pPr>
+        <w:pStyle w:val="ListParagraph"/>
+        <w:numPr>
+          <w:ilvl w:val="0"/>
+          <w:numId w:val="8"/>
+        </w:numPr>
+      </w:pPr>
+      <w:r>
+        <w:t xml:space="preserve">Added check to boat and </w:t>
+      </w:r>
+      <w:proofErr w:type="spellStart"/>
+      <w:r>
+        <w:t>wt</w:t>
+      </w:r>
+      <w:proofErr w:type="spellEnd"/>
+      <w:r>
+        <w:t xml:space="preserve"> to check warn if all data are invalid.</w:t>
+      </w:r>
+    </w:p>
+    <w:p>
+      <w:pPr>
+        <w:pStyle w:val="ListParagraph"/>
+        <w:numPr>
+          <w:ilvl w:val="0"/>
+          <w:numId w:val="8"/>
+        </w:numPr>
+      </w:pPr>
+      <w:r>
+        <w:t>Edge sign check changed to only show message if edge discharge is greater than 0.5%</w:t>
+      </w:r>
+    </w:p>
+    <w:p>
+      <w:pPr>
+        <w:pStyle w:val="ListParagraph"/>
+        <w:numPr>
+          <w:ilvl w:val="0"/>
+          <w:numId w:val="8"/>
+        </w:numPr>
+      </w:pPr>
+      <w:r>
+        <w:t>Added option to store a style sheet with the xml output file.</w:t>
+      </w:r>
+    </w:p>
+    <w:p>
+      <w:pPr>
+        <w:pStyle w:val="ListParagraph"/>
+        <w:numPr>
+          <w:ilvl w:val="0"/>
+          <w:numId w:val="8"/>
+        </w:numPr>
+      </w:pPr>
+      <w:r>
+        <w:t>Added _ separator between date and time in default filename.</w:t>
+      </w:r>
+    </w:p>
+    <w:p>
+      <w:pPr>
+        <w:pStyle w:val="ListParagraph"/>
+        <w:numPr>
+          <w:ilvl w:val="0"/>
+          <w:numId w:val="8"/>
+        </w:numPr>
+      </w:pPr>
+      <w:r>
+        <w:t>Default compass data view changed to evaluation if evaluation is available.</w:t>
+      </w:r>
+    </w:p>
+    <w:p>
+      <w:pPr>
+        <w:pStyle w:val="ListParagraph"/>
+        <w:numPr>
+          <w:ilvl w:val="0"/>
+          <w:numId w:val="8"/>
+        </w:numPr>
+      </w:pPr>
+      <w:r>
+        <w:t xml:space="preserve">Added upper limit of 45 ppt to </w:t>
+      </w:r>
+      <w:proofErr w:type="spellStart"/>
+      <w:r>
+        <w:t>salinty</w:t>
+      </w:r>
+      <w:proofErr w:type="spellEnd"/>
+      <w:r>
+        <w:t xml:space="preserve"> input dialog.</w:t>
+      </w:r>
+    </w:p>
+    <w:p>
+      <w:pPr>
+        <w:pStyle w:val="ListParagraph"/>
+        <w:numPr>
+          <w:ilvl w:val="0"/>
+          <w:numId w:val="8"/>
+        </w:numPr>
+      </w:pPr>
+      <w:r>
+        <w:t>Added Power/Power default exponent to XML output to support NVE request.</w:t>
+      </w:r>
+    </w:p>
+    <w:p>
+      <w:pPr>
+        <w:pStyle w:val="ListParagraph"/>
+        <w:numPr>
+          <w:ilvl w:val="0"/>
+          <w:numId w:val="8"/>
+        </w:numPr>
+      </w:pPr>
+      <w:r>
+        <w:t>Update help file.</w:t>
+      </w:r>
+    </w:p>
+    <w:p>
+      <w:pPr>
+        <w:rPr>
+          <w:b/>
+          <w:bCs/>
+        </w:rPr>
+      </w:pPr>
+      <w:r>
+        <w:rPr>
+          <w:b/>
+          <w:bCs/>
+        </w:rPr>
+        <w:t xml:space="preserve">Changes to </w:t>
       </w:r>
       <w:proofErr w:type="spellStart"/>
       <w:r>
@@ -758,137 +2478,1084 @@
           <w:b/>
           <w:bCs/>
         </w:rPr>
-        <w:t xml:space="preserve"> </w:t>
-      </w:r>
-      <w:r>
-        <w:rPr>
-          <w:b/>
-          <w:bCs/>
-        </w:rPr>
-        <w:t xml:space="preserve">4.23 to </w:t>
-      </w:r>
-      <w:proofErr w:type="spellStart"/>
-      <w:r>
-        <w:rPr>
-          <w:b/>
-          <w:bCs/>
-        </w:rPr>
-        <w:t>QRevInt</w:t>
-      </w:r>
-      <w:proofErr w:type="spellEnd"/>
-      <w:r>
-        <w:rPr>
-          <w:b/>
-          <w:bCs/>
-        </w:rPr>
-        <w:t xml:space="preserve"> </w:t>
-      </w:r>
-      <w:r>
-        <w:rPr>
-          <w:b/>
-          <w:bCs/>
-        </w:rPr>
-        <w:t>4.26</w:t>
-      </w:r>
-      <w:r>
-        <w:rPr>
-          <w:b/>
-          <w:bCs/>
-        </w:rPr>
-        <w:t xml:space="preserve"> Beta</w:t>
-      </w:r>
-    </w:p>
-    <w:p>
-      <w:pPr>
-        <w:pStyle w:val="ListParagraph"/>
-        <w:numPr>
-          <w:ilvl w:val="0"/>
-          <w:numId w:val="39"/>
-        </w:numPr>
-      </w:pPr>
-      <w:r>
-        <w:t xml:space="preserve">Due to development conducted outside the USGS the name was changed to </w:t>
-      </w:r>
-      <w:proofErr w:type="spellStart"/>
-      <w:r>
-        <w:t>QRevInt</w:t>
+        <w:t xml:space="preserve"> from 3.34 to 3.35</w:t>
+      </w:r>
+    </w:p>
+    <w:p>
+      <w:pPr>
+        <w:pStyle w:val="ListParagraph"/>
+        <w:numPr>
+          <w:ilvl w:val="0"/>
+          <w:numId w:val="10"/>
+        </w:numPr>
+      </w:pPr>
+      <w:r>
+        <w:t>Fixed bug causing crash when ADCP had no compass.</w:t>
+      </w:r>
+    </w:p>
+    <w:p>
+      <w:pPr>
+        <w:rPr>
+          <w:b/>
+          <w:bCs/>
+        </w:rPr>
+      </w:pPr>
+      <w:r>
+        <w:rPr>
+          <w:b/>
+          <w:bCs/>
+        </w:rPr>
+        <w:t xml:space="preserve">Changes to </w:t>
+      </w:r>
+      <w:proofErr w:type="spellStart"/>
+      <w:r>
+        <w:rPr>
+          <w:b/>
+          <w:bCs/>
+        </w:rPr>
+        <w:t>QRev</w:t>
+      </w:r>
+      <w:proofErr w:type="spellEnd"/>
+      <w:r>
+        <w:rPr>
+          <w:b/>
+          <w:bCs/>
+        </w:rPr>
+        <w:t xml:space="preserve"> from 3.33 to 3.34</w:t>
+      </w:r>
+    </w:p>
+    <w:p>
+      <w:pPr>
+        <w:pStyle w:val="ListParagraph"/>
+        <w:numPr>
+          <w:ilvl w:val="0"/>
+          <w:numId w:val="11"/>
+        </w:numPr>
+      </w:pPr>
+      <w:r>
+        <w:t xml:space="preserve">Fixed bug causing 25 cm excluded distance to be applied to </w:t>
+      </w:r>
+      <w:proofErr w:type="spellStart"/>
+      <w:r>
+        <w:t>RiverPro</w:t>
+      </w:r>
+      <w:proofErr w:type="spellEnd"/>
+      <w:r>
+        <w:t xml:space="preserve"> data.</w:t>
+      </w:r>
+    </w:p>
+    <w:p>
+      <w:pPr>
+        <w:rPr>
+          <w:b/>
+          <w:bCs/>
+        </w:rPr>
+      </w:pPr>
+      <w:r>
+        <w:rPr>
+          <w:b/>
+          <w:bCs/>
+        </w:rPr>
+        <w:t xml:space="preserve">Changes to </w:t>
+      </w:r>
+      <w:proofErr w:type="spellStart"/>
+      <w:r>
+        <w:rPr>
+          <w:b/>
+          <w:bCs/>
+        </w:rPr>
+        <w:t>QRev</w:t>
+      </w:r>
+      <w:proofErr w:type="spellEnd"/>
+      <w:r>
+        <w:rPr>
+          <w:b/>
+          <w:bCs/>
+        </w:rPr>
+        <w:t xml:space="preserve"> from 3.31 to 3.33</w:t>
+      </w:r>
+    </w:p>
+    <w:p>
+      <w:pPr>
+        <w:pStyle w:val="ListParagraph"/>
+        <w:numPr>
+          <w:ilvl w:val="0"/>
+          <w:numId w:val="13"/>
+        </w:numPr>
+      </w:pPr>
+      <w:r>
+        <w:t>Fixed bug using uncheck all.</w:t>
+      </w:r>
+    </w:p>
+    <w:p>
+      <w:pPr>
+        <w:pStyle w:val="ListParagraph"/>
+        <w:numPr>
+          <w:ilvl w:val="0"/>
+          <w:numId w:val="13"/>
+        </w:numPr>
+      </w:pPr>
+      <w:r>
+        <w:t>Fixed bug manually loading system test or compass calibration or evaluation</w:t>
+      </w:r>
+    </w:p>
+    <w:p>
+      <w:pPr>
+        <w:pStyle w:val="ListParagraph"/>
+        <w:numPr>
+          <w:ilvl w:val="0"/>
+          <w:numId w:val="13"/>
+        </w:numPr>
+      </w:pPr>
+      <w:r>
+        <w:t>Changed legend location to best</w:t>
+      </w:r>
+    </w:p>
+    <w:p>
+      <w:pPr>
+        <w:pStyle w:val="ListParagraph"/>
+        <w:numPr>
+          <w:ilvl w:val="0"/>
+          <w:numId w:val="13"/>
+        </w:numPr>
+      </w:pPr>
+      <w:r>
+        <w:t>Fixed bugs in GUI causing wrong transects to be highlighted</w:t>
+      </w:r>
+    </w:p>
+    <w:p>
+      <w:pPr>
+        <w:pStyle w:val="ListParagraph"/>
+        <w:numPr>
+          <w:ilvl w:val="0"/>
+          <w:numId w:val="13"/>
+        </w:numPr>
+      </w:pPr>
+      <w:r>
+        <w:t xml:space="preserve">Fixed bug reprocessing </w:t>
+      </w:r>
+      <w:proofErr w:type="spellStart"/>
+      <w:r>
+        <w:t>QRev</w:t>
+      </w:r>
+      <w:proofErr w:type="spellEnd"/>
+      <w:r>
+        <w:t xml:space="preserve"> files associated with moving-bed tests</w:t>
+      </w:r>
+    </w:p>
+    <w:p>
+      <w:pPr>
+        <w:pStyle w:val="ListParagraph"/>
+        <w:numPr>
+          <w:ilvl w:val="0"/>
+          <w:numId w:val="13"/>
+        </w:numPr>
+      </w:pPr>
+      <w:r>
+        <w:t xml:space="preserve">Fixed bug causing changes in draft </w:t>
+      </w:r>
+      <w:proofErr w:type="spellStart"/>
+      <w:r>
+        <w:t>hOffset</w:t>
       </w:r>
       <w:proofErr w:type="spellEnd"/>
       <w:r>
         <w:t xml:space="preserve">, </w:t>
       </w:r>
-      <w:proofErr w:type="gramStart"/>
-      <w:r>
-        <w:t>so as to</w:t>
-      </w:r>
-      <w:proofErr w:type="gramEnd"/>
-      <w:r>
-        <w:t xml:space="preserve"> represent the international support and development.</w:t>
-      </w:r>
-    </w:p>
-    <w:p>
-      <w:pPr>
-        <w:pStyle w:val="ListParagraph"/>
-        <w:numPr>
-          <w:ilvl w:val="0"/>
-          <w:numId w:val="39"/>
-        </w:numPr>
-      </w:pPr>
-      <w:r>
-        <w:t xml:space="preserve">Change icon to blue to distinguish from USGS version of </w:t>
-      </w:r>
-      <w:proofErr w:type="spellStart"/>
-      <w:r>
+      <w:proofErr w:type="spellStart"/>
+      <w:r>
+        <w:t>hSource</w:t>
+      </w:r>
+      <w:proofErr w:type="spellEnd"/>
+      <w:r>
+        <w:t xml:space="preserve">, and </w:t>
+      </w:r>
+      <w:proofErr w:type="spellStart"/>
+      <w:r>
+        <w:t>magVar</w:t>
+      </w:r>
+      <w:proofErr w:type="spellEnd"/>
+      <w:r>
+        <w:t xml:space="preserve"> to not update QA properly</w:t>
+      </w:r>
+    </w:p>
+    <w:p>
+      <w:pPr>
+        <w:rPr>
+          <w:b/>
+          <w:bCs/>
+        </w:rPr>
+      </w:pPr>
+      <w:r>
+        <w:rPr>
+          <w:b/>
+          <w:bCs/>
+        </w:rPr>
+        <w:t xml:space="preserve">Changes to </w:t>
+      </w:r>
+      <w:proofErr w:type="spellStart"/>
+      <w:r>
+        <w:rPr>
+          <w:b/>
+          <w:bCs/>
+        </w:rPr>
         <w:t>QRev</w:t>
       </w:r>
       <w:proofErr w:type="spellEnd"/>
-    </w:p>
-    <w:p>
-      <w:pPr>
-        <w:pStyle w:val="ListParagraph"/>
-        <w:numPr>
-          <w:ilvl w:val="0"/>
-          <w:numId w:val="39"/>
-        </w:numPr>
-      </w:pPr>
-      <w:r>
-        <w:t>Fixed bug in EDI associated with GPS data.</w:t>
-      </w:r>
-    </w:p>
-    <w:p>
-      <w:pPr>
-        <w:pStyle w:val="ListParagraph"/>
-        <w:numPr>
-          <w:ilvl w:val="0"/>
-          <w:numId w:val="39"/>
-        </w:numPr>
-      </w:pPr>
-      <w:r>
-        <w:t>Technical manual update to include explanation of computing discharge in shallow water and corrected table 10.</w:t>
-      </w:r>
-    </w:p>
-    <w:p>
-      <w:pPr>
-        <w:pStyle w:val="ListParagraph"/>
-        <w:numPr>
-          <w:ilvl w:val="0"/>
-          <w:numId w:val="39"/>
-        </w:numPr>
-      </w:pPr>
-      <w:r>
-        <w:t>Fixed bug in applying weighted medians when switching from automatic to manual data type</w:t>
-      </w:r>
-    </w:p>
-    <w:p>
-      <w:pPr>
-        <w:pStyle w:val="ListParagraph"/>
-        <w:numPr>
-          <w:ilvl w:val="0"/>
-          <w:numId w:val="39"/>
-        </w:numPr>
-      </w:pPr>
-      <w:r>
-        <w:t xml:space="preserve">Modified </w:t>
+      <w:r>
+        <w:rPr>
+          <w:b/>
+          <w:bCs/>
+        </w:rPr>
+        <w:t xml:space="preserve"> from 3.30 to 3.31</w:t>
+      </w:r>
+    </w:p>
+    <w:p>
+      <w:pPr>
+        <w:pStyle w:val="ListParagraph"/>
+        <w:numPr>
+          <w:ilvl w:val="0"/>
+          <w:numId w:val="15"/>
+        </w:numPr>
+      </w:pPr>
+      <w:r>
+        <w:t xml:space="preserve">Fixed bug creating structure for test results from existing </w:t>
+      </w:r>
+      <w:proofErr w:type="spellStart"/>
+      <w:r>
+        <w:t>QRev</w:t>
+      </w:r>
+      <w:proofErr w:type="spellEnd"/>
+      <w:r>
+        <w:t xml:space="preserve"> files</w:t>
+      </w:r>
+    </w:p>
+    <w:p>
+      <w:pPr>
+        <w:pStyle w:val="ListParagraph"/>
+        <w:numPr>
+          <w:ilvl w:val="0"/>
+          <w:numId w:val="15"/>
+        </w:numPr>
+      </w:pPr>
+      <w:r>
+        <w:t>Fixed bug setting status of system test results and button color</w:t>
+      </w:r>
+    </w:p>
+    <w:p>
+      <w:pPr>
+        <w:pStyle w:val="ListParagraph"/>
+        <w:numPr>
+          <w:ilvl w:val="0"/>
+          <w:numId w:val="15"/>
+        </w:numPr>
+      </w:pPr>
+      <w:r>
+        <w:t>Fixed bug causing end edge discharge to be applied at start edge</w:t>
+      </w:r>
+    </w:p>
+    <w:p>
+      <w:pPr>
+        <w:pStyle w:val="ListParagraph"/>
+        <w:numPr>
+          <w:ilvl w:val="0"/>
+          <w:numId w:val="15"/>
+        </w:numPr>
+      </w:pPr>
+      <w:r>
+        <w:t>Fixed bug preventing user uncertainty from being recomputed after changing a filter or extrapolation</w:t>
+      </w:r>
+    </w:p>
+    <w:p>
+      <w:pPr>
+        <w:pStyle w:val="ListParagraph"/>
+        <w:numPr>
+          <w:ilvl w:val="0"/>
+          <w:numId w:val="15"/>
+        </w:numPr>
+      </w:pPr>
+      <w:r>
+        <w:t>Fixed bug displaying number of ensembles to use for edge</w:t>
+      </w:r>
+    </w:p>
+    <w:p>
+      <w:pPr>
+        <w:pStyle w:val="ListParagraph"/>
+        <w:numPr>
+          <w:ilvl w:val="0"/>
+          <w:numId w:val="15"/>
+        </w:numPr>
+      </w:pPr>
+      <w:r>
+        <w:t>Changed the algorithm for determining PT3 failure</w:t>
+      </w:r>
+    </w:p>
+    <w:p>
+      <w:pPr>
+        <w:pStyle w:val="ListParagraph"/>
+        <w:numPr>
+          <w:ilvl w:val="0"/>
+          <w:numId w:val="15"/>
+        </w:numPr>
+      </w:pPr>
+      <w:r>
+        <w:t>Modified the computation for extrapolation uncertainty to prevent a manual setting from biasing the uncertainty low</w:t>
+      </w:r>
+    </w:p>
+    <w:p>
+      <w:pPr>
+        <w:pStyle w:val="ListParagraph"/>
+        <w:numPr>
+          <w:ilvl w:val="0"/>
+          <w:numId w:val="15"/>
+        </w:numPr>
+      </w:pPr>
+      <w:r>
+        <w:t xml:space="preserve">Added reprocessing of moving-bed tests to reprocessing of existing </w:t>
+      </w:r>
+      <w:proofErr w:type="spellStart"/>
+      <w:r>
+        <w:t>QRev</w:t>
+      </w:r>
+      <w:proofErr w:type="spellEnd"/>
+      <w:r>
+        <w:t xml:space="preserve"> data files.</w:t>
+      </w:r>
+    </w:p>
+    <w:p>
+      <w:pPr>
+        <w:pStyle w:val="ListParagraph"/>
+        <w:numPr>
+          <w:ilvl w:val="0"/>
+          <w:numId w:val="15"/>
+        </w:numPr>
+      </w:pPr>
+      <w:r>
+        <w:t>The mag field, if available, is automatically displayed in the heading graph</w:t>
+      </w:r>
+    </w:p>
+    <w:p>
+      <w:pPr>
+        <w:pStyle w:val="ListParagraph"/>
+        <w:numPr>
+          <w:ilvl w:val="0"/>
+          <w:numId w:val="15"/>
+        </w:numPr>
+      </w:pPr>
+      <w:r>
+        <w:t>Modified the excluded distance filter to round to 2 digits to prevent differences when converting between units.</w:t>
+      </w:r>
+    </w:p>
+    <w:p>
+      <w:pPr>
+        <w:rPr>
+          <w:b/>
+          <w:bCs/>
+        </w:rPr>
+      </w:pPr>
+      <w:r>
+        <w:rPr>
+          <w:b/>
+          <w:bCs/>
+        </w:rPr>
+        <w:t xml:space="preserve">Changes to </w:t>
+      </w:r>
+      <w:proofErr w:type="spellStart"/>
+      <w:r>
+        <w:rPr>
+          <w:b/>
+          <w:bCs/>
+        </w:rPr>
+        <w:t>QRev</w:t>
+      </w:r>
+      <w:proofErr w:type="spellEnd"/>
+      <w:r>
+        <w:rPr>
+          <w:b/>
+          <w:bCs/>
+        </w:rPr>
+        <w:t xml:space="preserve"> from 3.28 to 3.30</w:t>
+      </w:r>
+    </w:p>
+    <w:p>
+      <w:pPr>
+        <w:pStyle w:val="ListParagraph"/>
+        <w:numPr>
+          <w:ilvl w:val="0"/>
+          <w:numId w:val="17"/>
+        </w:numPr>
+      </w:pPr>
+      <w:r>
+        <w:t>Fixed bugs in messages table that were opening wrong windows.</w:t>
+      </w:r>
+    </w:p>
+    <w:p>
+      <w:pPr>
+        <w:pStyle w:val="ListParagraph"/>
+        <w:numPr>
+          <w:ilvl w:val="0"/>
+          <w:numId w:val="17"/>
+        </w:numPr>
+      </w:pPr>
+      <w:r>
+        <w:t>Modified code to interpolate invalid data from composite tracks using the composite tracks rather than the primary data.</w:t>
+      </w:r>
+    </w:p>
+    <w:p>
+      <w:pPr>
+        <w:pStyle w:val="ListParagraph"/>
+        <w:numPr>
+          <w:ilvl w:val="0"/>
+          <w:numId w:val="17"/>
+        </w:numPr>
+      </w:pPr>
+      <w:r>
+        <w:lastRenderedPageBreak/>
+        <w:t>Modified code to interpolate invalid data from composite depths using the composite depths rather than the primary data.</w:t>
+      </w:r>
+    </w:p>
+    <w:p>
+      <w:pPr>
+        <w:pStyle w:val="ListParagraph"/>
+        <w:numPr>
+          <w:ilvl w:val="0"/>
+          <w:numId w:val="17"/>
+        </w:numPr>
+      </w:pPr>
+      <w:r>
+        <w:t>Modified draft check to use display units and limit the comparison to 2 decimal spots which is what is displayed in the GUI.</w:t>
+      </w:r>
+    </w:p>
+    <w:p>
+      <w:pPr>
+        <w:pStyle w:val="ListParagraph"/>
+        <w:numPr>
+          <w:ilvl w:val="0"/>
+          <w:numId w:val="17"/>
+        </w:numPr>
+      </w:pPr>
+      <w:r>
+        <w:t>Added code to interpolate discharge for ensembles that are too shallow for a valid depth cell.</w:t>
+      </w:r>
+    </w:p>
+    <w:p>
+      <w:pPr>
+        <w:pStyle w:val="ListParagraph"/>
+        <w:numPr>
+          <w:ilvl w:val="0"/>
+          <w:numId w:val="17"/>
+        </w:numPr>
+      </w:pPr>
+      <w:r>
+        <w:t xml:space="preserve">Modified code in the way that TRDI </w:t>
+      </w:r>
+      <w:proofErr w:type="spellStart"/>
+      <w:r>
+        <w:t>mmt</w:t>
+      </w:r>
+      <w:proofErr w:type="spellEnd"/>
+      <w:r>
+        <w:t xml:space="preserve"> file setting for composite depths are processed to </w:t>
+      </w:r>
+      <w:proofErr w:type="spellStart"/>
+      <w:r>
+        <w:t>QRev</w:t>
+      </w:r>
+      <w:proofErr w:type="spellEnd"/>
+      <w:r>
+        <w:t xml:space="preserve"> settings. </w:t>
+      </w:r>
+    </w:p>
+    <w:p>
+      <w:pPr>
+        <w:pStyle w:val="ListParagraph"/>
+        <w:numPr>
+          <w:ilvl w:val="0"/>
+          <w:numId w:val="17"/>
+        </w:numPr>
+      </w:pPr>
+      <w:r>
+        <w:t>Moved composite depth computation to end of data input flow.</w:t>
+      </w:r>
+    </w:p>
+    <w:p>
+      <w:pPr>
+        <w:pStyle w:val="ListParagraph"/>
+        <w:numPr>
+          <w:ilvl w:val="0"/>
+          <w:numId w:val="17"/>
+        </w:numPr>
+      </w:pPr>
+      <w:r>
+        <w:t>Modified code to allow the view comments button to be accessible even when another window is open.</w:t>
+      </w:r>
+    </w:p>
+    <w:p>
+      <w:pPr>
+        <w:pStyle w:val="ListParagraph"/>
+        <w:numPr>
+          <w:ilvl w:val="0"/>
+          <w:numId w:val="17"/>
+        </w:numPr>
+      </w:pPr>
+      <w:r>
+        <w:t xml:space="preserve">Fixed bug with </w:t>
+      </w:r>
+      <w:proofErr w:type="spellStart"/>
+      <w:r>
+        <w:t>computePerDiff</w:t>
+      </w:r>
+      <w:proofErr w:type="spellEnd"/>
+      <w:r>
+        <w:t xml:space="preserve"> in extrapolation sensitivity when no transect data provided.</w:t>
+      </w:r>
+    </w:p>
+    <w:p>
+      <w:pPr>
+        <w:pStyle w:val="ListParagraph"/>
+        <w:numPr>
+          <w:ilvl w:val="0"/>
+          <w:numId w:val="17"/>
+        </w:numPr>
+      </w:pPr>
+      <w:r>
+        <w:t>Added valid depth method to xml output.</w:t>
+      </w:r>
+    </w:p>
+    <w:p>
+      <w:pPr>
+        <w:pStyle w:val="ListParagraph"/>
+        <w:numPr>
+          <w:ilvl w:val="0"/>
+          <w:numId w:val="17"/>
+        </w:numPr>
+      </w:pPr>
+      <w:r>
+        <w:t xml:space="preserve">Added code to check compass </w:t>
+      </w:r>
+      <w:proofErr w:type="spellStart"/>
+      <w:r>
+        <w:t>cal</w:t>
+      </w:r>
+      <w:proofErr w:type="spellEnd"/>
+      <w:r>
+        <w:t xml:space="preserve"> errors against USGS recommendations</w:t>
+      </w:r>
+    </w:p>
+    <w:p>
+      <w:pPr>
+        <w:pStyle w:val="ListParagraph"/>
+        <w:numPr>
+          <w:ilvl w:val="0"/>
+          <w:numId w:val="17"/>
+        </w:numPr>
+      </w:pPr>
+      <w:r>
+        <w:t xml:space="preserve">Added code to handle files processed with </w:t>
+      </w:r>
+      <w:proofErr w:type="spellStart"/>
+      <w:r>
+        <w:t>QBatch</w:t>
+      </w:r>
+      <w:proofErr w:type="spellEnd"/>
+      <w:r>
+        <w:t>.</w:t>
+      </w:r>
+    </w:p>
+    <w:p>
+      <w:pPr>
+        <w:pStyle w:val="ListParagraph"/>
+        <w:numPr>
+          <w:ilvl w:val="0"/>
+          <w:numId w:val="17"/>
+        </w:numPr>
+      </w:pPr>
+      <w:r>
+        <w:t>Fixed bug with variable names for mean and max depth and max water speed.</w:t>
+      </w:r>
+    </w:p>
+    <w:p>
+      <w:pPr>
+        <w:pStyle w:val="ListParagraph"/>
+        <w:numPr>
+          <w:ilvl w:val="0"/>
+          <w:numId w:val="17"/>
+        </w:numPr>
+      </w:pPr>
+      <w:r>
+        <w:t>Fixed bug with order of warnings and cautions for system test checks.</w:t>
+      </w:r>
+    </w:p>
+    <w:p/>
+    <w:p>
+      <w:pPr>
+        <w:rPr>
+          <w:b/>
+          <w:bCs/>
+        </w:rPr>
+      </w:pPr>
+      <w:r>
+        <w:rPr>
+          <w:b/>
+          <w:bCs/>
+        </w:rPr>
+        <w:t xml:space="preserve">Changes to </w:t>
+      </w:r>
+      <w:proofErr w:type="spellStart"/>
+      <w:r>
+        <w:rPr>
+          <w:b/>
+          <w:bCs/>
+        </w:rPr>
+        <w:t>QRev</w:t>
+      </w:r>
+      <w:proofErr w:type="spellEnd"/>
+      <w:r>
+        <w:rPr>
+          <w:b/>
+          <w:bCs/>
+        </w:rPr>
+        <w:t xml:space="preserve"> from 3.24 to 3.28</w:t>
+      </w:r>
+    </w:p>
+    <w:p/>
+    <w:p>
+      <w:pPr>
+        <w:pStyle w:val="ListParagraph"/>
+        <w:numPr>
+          <w:ilvl w:val="0"/>
+          <w:numId w:val="19"/>
+        </w:numPr>
+      </w:pPr>
+      <w:r>
+        <w:t>Messages are now in a table, sorted with warnings on top, and identified with a symbol and font.</w:t>
+      </w:r>
+    </w:p>
+    <w:p>
+      <w:pPr>
+        <w:pStyle w:val="ListParagraph"/>
+        <w:numPr>
+          <w:ilvl w:val="0"/>
+          <w:numId w:val="19"/>
+        </w:numPr>
+      </w:pPr>
+      <w:r>
+        <w:t>Clicking on a message will open the associated window, same as clicking on associated button.</w:t>
+      </w:r>
+    </w:p>
+    <w:p>
+      <w:pPr>
+        <w:pStyle w:val="ListParagraph"/>
+        <w:numPr>
+          <w:ilvl w:val="0"/>
+          <w:numId w:val="19"/>
+        </w:numPr>
+      </w:pPr>
+      <w:r>
+        <w:t>Extrapolation discharge sensitivity table is now referenced to the currently selected fit, rather than to power/power 0.1667.</w:t>
+      </w:r>
+    </w:p>
+    <w:p>
+      <w:pPr>
+        <w:pStyle w:val="ListParagraph"/>
+        <w:numPr>
+          <w:ilvl w:val="0"/>
+          <w:numId w:val="19"/>
+        </w:numPr>
+      </w:pPr>
+      <w:r>
+        <w:t>Clicking a row in the extrapolation discharge sensitivity table will set the fit to those parameters.</w:t>
+      </w:r>
+    </w:p>
+    <w:p>
+      <w:pPr>
+        <w:pStyle w:val="ListParagraph"/>
+        <w:numPr>
+          <w:ilvl w:val="0"/>
+          <w:numId w:val="19"/>
+        </w:numPr>
+      </w:pPr>
+      <w:r>
+        <w:t xml:space="preserve">The compass error from the evaluation of a TRDI ADCP and if available, from </w:t>
+      </w:r>
+      <w:proofErr w:type="spellStart"/>
+      <w:r>
+        <w:t>RiverSurveyor</w:t>
+      </w:r>
+      <w:proofErr w:type="spellEnd"/>
+      <w:r>
+        <w:t xml:space="preserve"> G3 compass is now shown in the Compass/P/R window.</w:t>
+      </w:r>
+    </w:p>
+    <w:p>
+      <w:pPr>
+        <w:pStyle w:val="ListParagraph"/>
+        <w:numPr>
+          <w:ilvl w:val="0"/>
+          <w:numId w:val="19"/>
+        </w:numPr>
+      </w:pPr>
+      <w:r>
+        <w:t>The system test window now displays the total number of tests.</w:t>
+      </w:r>
+    </w:p>
+    <w:p>
+      <w:pPr>
+        <w:pStyle w:val="ListParagraph"/>
+        <w:numPr>
+          <w:ilvl w:val="0"/>
+          <w:numId w:val="19"/>
+        </w:numPr>
+      </w:pPr>
+      <w:r>
+        <w:t>The PT3 test is now decoded and the correlation in lag 3 is checked to ensure that the correlation is less than 15% of the lag 0 correlation.</w:t>
+      </w:r>
+    </w:p>
+    <w:p>
+      <w:pPr>
+        <w:pStyle w:val="ListParagraph"/>
+        <w:numPr>
+          <w:ilvl w:val="0"/>
+          <w:numId w:val="19"/>
+        </w:numPr>
+      </w:pPr>
+      <w:r>
+        <w:t>A minimum threshold for the boat track vertical velocity filter is set to 0.01 m/s.</w:t>
+      </w:r>
+    </w:p>
+    <w:p>
+      <w:pPr>
+        <w:pStyle w:val="ListParagraph"/>
+        <w:numPr>
+          <w:ilvl w:val="0"/>
+          <w:numId w:val="19"/>
+        </w:numPr>
+      </w:pPr>
+      <w:r>
+        <w:t xml:space="preserve">A bug which applied both the </w:t>
+      </w:r>
+      <w:proofErr w:type="spellStart"/>
+      <w:r>
+        <w:t>magvar</w:t>
+      </w:r>
+      <w:proofErr w:type="spellEnd"/>
+      <w:r>
+        <w:t xml:space="preserve"> and heading offset to all compass data when loading has been fixed. Now the </w:t>
+      </w:r>
+      <w:proofErr w:type="spellStart"/>
+      <w:r>
+        <w:t>magvar</w:t>
+      </w:r>
+      <w:proofErr w:type="spellEnd"/>
+      <w:r>
+        <w:t xml:space="preserve"> is only applied to the internal compass and the heading offset only applied to the external compass. This is consistent with how it was handled in the Compass/P/R window.</w:t>
+      </w:r>
+    </w:p>
+    <w:p>
+      <w:pPr>
+        <w:pStyle w:val="ListParagraph"/>
+        <w:numPr>
+          <w:ilvl w:val="0"/>
+          <w:numId w:val="19"/>
+        </w:numPr>
+      </w:pPr>
+      <w:r>
+        <w:t>Label for Google Earth plots was changed to filename only, not including the path.</w:t>
+      </w:r>
+    </w:p>
+    <w:p>
+      <w:pPr>
+        <w:pStyle w:val="ListParagraph"/>
+        <w:numPr>
+          <w:ilvl w:val="0"/>
+          <w:numId w:val="19"/>
+        </w:numPr>
+      </w:pPr>
+      <w:r>
+        <w:t>Fixed other minor bugs.</w:t>
+      </w:r>
+    </w:p>
+    <w:p>
+      <w:pPr>
+        <w:rPr>
+          <w:b/>
+          <w:bCs/>
+        </w:rPr>
+      </w:pPr>
+      <w:r>
+        <w:rPr>
+          <w:b/>
+          <w:bCs/>
+        </w:rPr>
+        <w:t xml:space="preserve">Changes to </w:t>
+      </w:r>
+      <w:proofErr w:type="spellStart"/>
+      <w:r>
+        <w:rPr>
+          <w:b/>
+          <w:bCs/>
+        </w:rPr>
+        <w:t>QRev</w:t>
+      </w:r>
+      <w:proofErr w:type="spellEnd"/>
+      <w:r>
+        <w:rPr>
+          <w:b/>
+          <w:bCs/>
+        </w:rPr>
+        <w:t xml:space="preserve"> since from 3.23 to 3.24</w:t>
+      </w:r>
+    </w:p>
+    <w:p>
+      <w:pPr>
+        <w:pStyle w:val="ListParagraph"/>
+        <w:numPr>
+          <w:ilvl w:val="0"/>
+          <w:numId w:val="21"/>
+        </w:numPr>
+      </w:pPr>
+      <w:r>
+        <w:t>Fixed compiler issue causing the plot to Google Earth to fail</w:t>
+      </w:r>
+    </w:p>
+    <w:p>
+      <w:pPr>
+        <w:pStyle w:val="ListParagraph"/>
+        <w:numPr>
+          <w:ilvl w:val="0"/>
+          <w:numId w:val="21"/>
+        </w:numPr>
+      </w:pPr>
+      <w:r>
+        <w:t>Fixed a bug reading longitude data when preceded by a leading zero.</w:t>
+      </w:r>
+    </w:p>
+    <w:p>
+      <w:pPr>
+        <w:rPr>
+          <w:b/>
+          <w:bCs/>
+        </w:rPr>
+      </w:pPr>
+      <w:r>
+        <w:rPr>
+          <w:b/>
+          <w:bCs/>
+        </w:rPr>
+        <w:lastRenderedPageBreak/>
+        <w:t xml:space="preserve">Changes to </w:t>
+      </w:r>
+      <w:proofErr w:type="spellStart"/>
+      <w:r>
+        <w:rPr>
+          <w:b/>
+          <w:bCs/>
+        </w:rPr>
+        <w:t>QRev</w:t>
+      </w:r>
+      <w:proofErr w:type="spellEnd"/>
+      <w:r>
+        <w:rPr>
+          <w:b/>
+          <w:bCs/>
+        </w:rPr>
+        <w:t xml:space="preserve"> since release of version 3.21 (in chronological order)</w:t>
+      </w:r>
+    </w:p>
+    <w:p>
+      <w:pPr>
+        <w:pStyle w:val="ListParagraph"/>
+        <w:numPr>
+          <w:ilvl w:val="0"/>
+          <w:numId w:val="23"/>
+        </w:numPr>
+      </w:pPr>
+      <w:r>
+        <w:t xml:space="preserve">Improved the handling of illegal xml characters in </w:t>
+      </w:r>
+      <w:proofErr w:type="spellStart"/>
+      <w:r>
+        <w:t>mmt</w:t>
+      </w:r>
+      <w:proofErr w:type="spellEnd"/>
+      <w:r>
+        <w:t xml:space="preserve"> file.</w:t>
+      </w:r>
+    </w:p>
+    <w:p>
+      <w:pPr>
+        <w:pStyle w:val="ListParagraph"/>
+        <w:numPr>
+          <w:ilvl w:val="0"/>
+          <w:numId w:val="23"/>
+        </w:numPr>
+      </w:pPr>
+      <w:r>
+        <w:t>Added a minimum threshold to the COV QA check for stationary tests.</w:t>
+      </w:r>
+    </w:p>
+    <w:p>
+      <w:pPr>
+        <w:pStyle w:val="ListParagraph"/>
+        <w:numPr>
+          <w:ilvl w:val="0"/>
+          <w:numId w:val="23"/>
+        </w:numPr>
+      </w:pPr>
+      <w:r>
+        <w:t>Changed the QA check for number of valid ensembles to a duration based check for stationary moving-bed test.</w:t>
+      </w:r>
+    </w:p>
+    <w:p>
+      <w:pPr>
+        <w:pStyle w:val="ListParagraph"/>
+        <w:numPr>
+          <w:ilvl w:val="0"/>
+          <w:numId w:val="23"/>
+        </w:numPr>
+      </w:pPr>
+      <w:r>
+        <w:t>Fixed bug causing edges GUI not to update with changes to table.</w:t>
+      </w:r>
+    </w:p>
+    <w:p>
+      <w:pPr>
+        <w:pStyle w:val="ListParagraph"/>
+        <w:numPr>
+          <w:ilvl w:val="0"/>
+          <w:numId w:val="23"/>
+        </w:numPr>
+      </w:pPr>
+      <w:r>
+        <w:t>Added a button to copy comments from the view comments window so they could be pasted in another application.</w:t>
+      </w:r>
+    </w:p>
+    <w:p>
+      <w:pPr>
+        <w:pStyle w:val="ListParagraph"/>
+        <w:numPr>
+          <w:ilvl w:val="0"/>
+          <w:numId w:val="23"/>
+        </w:numPr>
+      </w:pPr>
+      <w:r>
+        <w:t>Changed Display Units buttons to Options and created an Options window for units and save all or save checked only.</w:t>
+      </w:r>
+    </w:p>
+    <w:p>
+      <w:pPr>
+        <w:pStyle w:val="ListParagraph"/>
+        <w:numPr>
+          <w:ilvl w:val="0"/>
+          <w:numId w:val="23"/>
+        </w:numPr>
+      </w:pPr>
+      <w:r>
+        <w:t>Added an icon button to main window for uncheck all.</w:t>
+      </w:r>
+    </w:p>
+    <w:p>
+      <w:pPr>
+        <w:pStyle w:val="ListParagraph"/>
+        <w:numPr>
+          <w:ilvl w:val="0"/>
+          <w:numId w:val="23"/>
+        </w:numPr>
+      </w:pPr>
+      <w:r>
+        <w:t>Change version to 3.22.</w:t>
+      </w:r>
+    </w:p>
+    <w:p>
+      <w:pPr>
+        <w:pStyle w:val="ListParagraph"/>
+        <w:numPr>
+          <w:ilvl w:val="0"/>
+          <w:numId w:val="23"/>
+        </w:numPr>
+      </w:pPr>
+      <w:r>
+        <w:t>Fixed bug in when selecting an extrapolation fit where numerical storage prevented 0.1 = 0.1</w:t>
+      </w:r>
+      <w:r>
+        <w:tab/>
+      </w:r>
+    </w:p>
+    <w:p>
+      <w:pPr>
+        <w:pStyle w:val="ListParagraph"/>
+        <w:numPr>
+          <w:ilvl w:val="0"/>
+          <w:numId w:val="23"/>
+        </w:numPr>
+      </w:pPr>
+      <w:r>
+        <w:t>Fixed issue with RSL revision numbers which need to be 2 digits (02 not 2).</w:t>
+      </w:r>
+    </w:p>
+    <w:p>
+      <w:pPr>
+        <w:pStyle w:val="ListParagraph"/>
+        <w:numPr>
+          <w:ilvl w:val="0"/>
+          <w:numId w:val="23"/>
+        </w:numPr>
+      </w:pPr>
+      <w:r>
+        <w:t xml:space="preserve">Fixed issue with UTC time from GGA which contained an invalid character causing the str2double function resulting in </w:t>
+      </w:r>
+      <w:proofErr w:type="spellStart"/>
+      <w:r>
+        <w:t>NaN</w:t>
+      </w:r>
+      <w:proofErr w:type="spellEnd"/>
+      <w:r>
+        <w:t>.</w:t>
+      </w:r>
+    </w:p>
+    <w:p>
+      <w:pPr>
+        <w:pStyle w:val="ListParagraph"/>
+        <w:numPr>
+          <w:ilvl w:val="0"/>
+          <w:numId w:val="23"/>
+        </w:numPr>
+      </w:pPr>
+      <w:r>
+        <w:t xml:space="preserve">Added fix for invalid </w:t>
+      </w:r>
+      <w:proofErr w:type="spellStart"/>
+      <w:r>
+        <w:t>prefPath</w:t>
+      </w:r>
+      <w:proofErr w:type="spellEnd"/>
+      <w:r>
+        <w:t xml:space="preserve"> from corrupt </w:t>
+      </w:r>
+      <w:proofErr w:type="spellStart"/>
+      <w:r>
+        <w:t>AppData</w:t>
+      </w:r>
+      <w:proofErr w:type="spellEnd"/>
+      <w:r>
+        <w:t>/Local/</w:t>
+      </w:r>
+      <w:proofErr w:type="spellStart"/>
+      <w:r>
+        <w:t>QRev</w:t>
+      </w:r>
+      <w:proofErr w:type="spellEnd"/>
+    </w:p>
+    <w:p>
+      <w:pPr>
+        <w:pStyle w:val="ListParagraph"/>
+        <w:numPr>
+          <w:ilvl w:val="0"/>
+          <w:numId w:val="23"/>
+        </w:numPr>
+      </w:pPr>
+      <w:r>
+        <w:t xml:space="preserve">Added code to reset the close option from </w:t>
       </w:r>
       <w:proofErr w:type="spellStart"/>
       <w:r>
@@ -896,2933 +3563,342 @@
       </w:r>
       <w:proofErr w:type="spellEnd"/>
       <w:r>
-        <w:t xml:space="preserve"> subsection so that </w:t>
-      </w:r>
-      <w:proofErr w:type="spellStart"/>
-      <w:r>
-        <w:t>subsectioning</w:t>
-      </w:r>
-      <w:proofErr w:type="spellEnd"/>
-      <w:r>
-        <w:t xml:space="preserve"> always works from left to right</w:t>
-      </w:r>
-    </w:p>
-    <w:p>
-      <w:pPr>
-        <w:pStyle w:val="ListParagraph"/>
-        <w:numPr>
-          <w:ilvl w:val="0"/>
-          <w:numId w:val="39"/>
-        </w:numPr>
-      </w:pPr>
-      <w:r>
-        <w:t xml:space="preserve">Removed depth from </w:t>
-      </w:r>
-      <w:proofErr w:type="spellStart"/>
-      <w:r>
-        <w:t>Oursin</w:t>
-      </w:r>
-      <w:proofErr w:type="spellEnd"/>
-      <w:r>
-        <w:t xml:space="preserve"> measured discharge uncertainty</w:t>
-      </w:r>
-    </w:p>
-    <w:p>
-      <w:pPr>
-        <w:pStyle w:val="ListParagraph"/>
-        <w:numPr>
-          <w:ilvl w:val="0"/>
-          <w:numId w:val="39"/>
-        </w:numPr>
-      </w:pPr>
-      <w:r>
-        <w:t>Added start date and delta Q to summary table</w:t>
-      </w:r>
-    </w:p>
-    <w:p>
-      <w:pPr>
-        <w:pStyle w:val="ListParagraph"/>
-        <w:numPr>
-          <w:ilvl w:val="0"/>
-          <w:numId w:val="39"/>
-        </w:numPr>
-      </w:pPr>
-      <w:r>
-        <w:t xml:space="preserve">Modified documentation reflect change to </w:t>
-      </w:r>
-      <w:proofErr w:type="spellStart"/>
-      <w:r>
-        <w:t>QRevInt</w:t>
-      </w:r>
-      <w:proofErr w:type="spellEnd"/>
-    </w:p>
-    <w:p>
-      <w:r>
-        <w:rPr>
-          <w:b/>
-          <w:bCs/>
-        </w:rPr>
-        <w:t>Changes 4.23 to 4.24</w:t>
-      </w:r>
-    </w:p>
-    <w:p>
-      <w:pPr>
-        <w:pStyle w:val="ListParagraph"/>
-        <w:numPr>
-          <w:ilvl w:val="0"/>
-          <w:numId w:val="37"/>
-        </w:numPr>
-      </w:pPr>
-      <w:r>
-        <w:t>Added user option to prompt for rating on save</w:t>
-      </w:r>
-    </w:p>
-    <w:p>
-      <w:pPr>
-        <w:pStyle w:val="ListParagraph"/>
-        <w:numPr>
-          <w:ilvl w:val="0"/>
-          <w:numId w:val="37"/>
-        </w:numPr>
-      </w:pPr>
-      <w:r>
-        <w:t>Added user option to compute extrapolation fit using discharge weighted medians</w:t>
-      </w:r>
-    </w:p>
-    <w:p>
-      <w:pPr>
-        <w:pStyle w:val="ListParagraph"/>
-        <w:numPr>
-          <w:ilvl w:val="0"/>
-          <w:numId w:val="37"/>
-        </w:numPr>
-      </w:pPr>
-      <w:r>
-        <w:t>Total measurement discharge will ignore any transect with a discharge that could not be computed</w:t>
-      </w:r>
-    </w:p>
-    <w:p>
-      <w:pPr>
-        <w:pStyle w:val="ListParagraph"/>
-        <w:numPr>
-          <w:ilvl w:val="0"/>
-          <w:numId w:val="37"/>
-        </w:numPr>
-      </w:pPr>
-      <w:r>
-        <w:t xml:space="preserve">Fixed bug reading some old </w:t>
-      </w:r>
-      <w:proofErr w:type="spellStart"/>
-      <w:r>
-        <w:t>QRev.mat</w:t>
-      </w:r>
-      <w:proofErr w:type="spellEnd"/>
-      <w:r>
-        <w:t xml:space="preserve"> files associated with new rating feature</w:t>
-      </w:r>
-    </w:p>
-    <w:p>
-      <w:pPr>
-        <w:rPr>
-          <w:b/>
-          <w:bCs/>
-        </w:rPr>
-      </w:pPr>
-      <w:r>
-        <w:rPr>
-          <w:b/>
-          <w:bCs/>
-        </w:rPr>
-        <w:t>Changes 4.21 to 4.23</w:t>
-      </w:r>
-    </w:p>
-    <w:p>
-      <w:pPr>
-        <w:pStyle w:val="ListParagraph"/>
-        <w:numPr>
-          <w:ilvl w:val="0"/>
-          <w:numId w:val="37"/>
-        </w:numPr>
-      </w:pPr>
-      <w:r>
-        <w:t>New TRDI raw data reader that is 3+ times faster</w:t>
-      </w:r>
-    </w:p>
-    <w:p>
-      <w:pPr>
-        <w:pStyle w:val="ListParagraph"/>
-        <w:numPr>
-          <w:ilvl w:val="0"/>
-          <w:numId w:val="37"/>
-        </w:numPr>
-      </w:pPr>
-      <w:r>
-        <w:t xml:space="preserve">Fixed issue with depth reference </w:t>
-      </w:r>
-      <w:proofErr w:type="gramStart"/>
-      <w:r>
-        <w:t>drop</w:t>
-      </w:r>
-      <w:proofErr w:type="gramEnd"/>
-      <w:r>
-        <w:t xml:space="preserve"> down </w:t>
-      </w:r>
-      <w:r>
-        <w:t xml:space="preserve">menu </w:t>
-      </w:r>
-      <w:r>
-        <w:t>when depth sounder data were collected</w:t>
-      </w:r>
-    </w:p>
-    <w:p>
-      <w:pPr>
-        <w:pStyle w:val="ListParagraph"/>
-        <w:numPr>
-          <w:ilvl w:val="0"/>
-          <w:numId w:val="37"/>
-        </w:numPr>
-      </w:pPr>
-      <w:r>
-        <w:t>Fixed issue so that GPS references that aren’t available cannot be selected</w:t>
-      </w:r>
-    </w:p>
-    <w:p>
-      <w:pPr>
-        <w:pStyle w:val="ListParagraph"/>
-        <w:numPr>
-          <w:ilvl w:val="0"/>
-          <w:numId w:val="37"/>
-        </w:numPr>
-      </w:pPr>
-      <w:r>
-        <w:t>Fixed several issues with new GPS-BT tab and GPS usage for moving-bed test</w:t>
-      </w:r>
-    </w:p>
-    <w:p>
-      <w:pPr>
-        <w:pStyle w:val="ListParagraph"/>
-        <w:numPr>
-          <w:ilvl w:val="0"/>
-          <w:numId w:val="37"/>
-        </w:numPr>
-      </w:pPr>
-      <w:r>
-        <w:t>Fixed bugs in heading interpolation</w:t>
-      </w:r>
-    </w:p>
-    <w:p>
-      <w:pPr>
-        <w:pStyle w:val="ListParagraph"/>
-        <w:numPr>
-          <w:ilvl w:val="0"/>
-          <w:numId w:val="37"/>
-        </w:numPr>
-      </w:pPr>
-      <w:r>
-        <w:t>Fixed bug reading *_</w:t>
-      </w:r>
-      <w:proofErr w:type="spellStart"/>
-      <w:r>
-        <w:t>QRev.mat</w:t>
-      </w:r>
-      <w:proofErr w:type="spellEnd"/>
-      <w:r>
-        <w:t xml:space="preserve"> having only 1 transect</w:t>
-      </w:r>
-    </w:p>
-    <w:p>
-      <w:pPr>
-        <w:pStyle w:val="ListParagraph"/>
-        <w:numPr>
-          <w:ilvl w:val="0"/>
-          <w:numId w:val="37"/>
-        </w:numPr>
-      </w:pPr>
-      <w:r>
-        <w:t>Fixed bug when loading measurement with no transects selected</w:t>
-      </w:r>
-    </w:p>
-    <w:p>
-      <w:pPr>
-        <w:pStyle w:val="ListParagraph"/>
-        <w:numPr>
-          <w:ilvl w:val="0"/>
-          <w:numId w:val="37"/>
-        </w:numPr>
-      </w:pPr>
-      <w:r>
-        <w:t xml:space="preserve">Fixed issue </w:t>
-      </w:r>
-      <w:r>
-        <w:t>that could occur when processing moving-bed tests loaded from *_</w:t>
-      </w:r>
-      <w:proofErr w:type="spellStart"/>
-      <w:r>
-        <w:t>QRev.mat</w:t>
-      </w:r>
-      <w:proofErr w:type="spellEnd"/>
-    </w:p>
-    <w:p>
-      <w:pPr>
-        <w:rPr>
-          <w:b/>
-          <w:bCs/>
-        </w:rPr>
-      </w:pPr>
-      <w:r>
-        <w:rPr>
-          <w:b/>
-          <w:bCs/>
-        </w:rPr>
-        <w:t>Changes 4.16 to 4.</w:t>
-      </w:r>
-      <w:r>
-        <w:rPr>
-          <w:b/>
-          <w:bCs/>
-        </w:rPr>
-        <w:t>2</w:t>
-      </w:r>
-      <w:r>
-        <w:rPr>
-          <w:b/>
-          <w:bCs/>
-        </w:rPr>
-        <w:t>1</w:t>
-      </w:r>
-    </w:p>
-    <w:p>
-      <w:pPr>
-        <w:pStyle w:val="ListParagraph"/>
-        <w:numPr>
-          <w:ilvl w:val="0"/>
-          <w:numId w:val="35"/>
-        </w:numPr>
-      </w:pPr>
-      <w:r>
-        <w:t>Added code to identify and notify of user changes to original values</w:t>
-      </w:r>
-    </w:p>
-    <w:p>
-      <w:pPr>
-        <w:pStyle w:val="ListParagraph"/>
-        <w:numPr>
-          <w:ilvl w:val="0"/>
-          <w:numId w:val="35"/>
-        </w:numPr>
-      </w:pPr>
-      <w:r>
-        <w:t>Added ability to use GPS as a reference for moving-bed tests</w:t>
-      </w:r>
-    </w:p>
-    <w:p>
-      <w:pPr>
-        <w:pStyle w:val="ListParagraph"/>
-        <w:numPr>
-          <w:ilvl w:val="0"/>
-          <w:numId w:val="35"/>
+        <w:t xml:space="preserve"> to the main window when </w:t>
+      </w:r>
+      <w:proofErr w:type="spellStart"/>
+      <w:r>
+        <w:t>extrap</w:t>
+      </w:r>
+      <w:proofErr w:type="spellEnd"/>
+      <w:r>
+        <w:t xml:space="preserve"> is closed.</w:t>
+      </w:r>
+    </w:p>
+    <w:p>
+      <w:pPr>
+        <w:pStyle w:val="ListParagraph"/>
+        <w:numPr>
+          <w:ilvl w:val="0"/>
+          <w:numId w:val="23"/>
+        </w:numPr>
+      </w:pPr>
+      <w:r>
+        <w:t>Added code to compute the edge velocity using the full profile assuming a 1/6th power fit to estimate the unmeasured portions of the profile.</w:t>
+      </w:r>
+    </w:p>
+    <w:p>
+      <w:pPr>
+        <w:pStyle w:val="ListParagraph"/>
+        <w:numPr>
+          <w:ilvl w:val="0"/>
+          <w:numId w:val="23"/>
+        </w:numPr>
+      </w:pPr>
+      <w:r>
+        <w:t>Fixed bug associated with changing all moving-bed tests to manual.</w:t>
+      </w:r>
+    </w:p>
+    <w:p>
+      <w:pPr>
+        <w:pStyle w:val="ListParagraph"/>
+        <w:numPr>
+          <w:ilvl w:val="0"/>
+          <w:numId w:val="23"/>
+        </w:numPr>
+      </w:pPr>
+      <w:r>
+        <w:t>Added new message when moving-bed tests are selected manually.</w:t>
+      </w:r>
+    </w:p>
+    <w:p>
+      <w:pPr>
+        <w:pStyle w:val="ListParagraph"/>
+        <w:numPr>
+          <w:ilvl w:val="0"/>
+          <w:numId w:val="23"/>
+        </w:numPr>
+      </w:pPr>
+      <w:r>
+        <w:t>Fixed issue with moving-bed tests when data were collected in language other than English.</w:t>
+      </w:r>
+    </w:p>
+    <w:p>
+      <w:pPr>
+        <w:pStyle w:val="ListParagraph"/>
+        <w:numPr>
+          <w:ilvl w:val="0"/>
+          <w:numId w:val="23"/>
+        </w:numPr>
+      </w:pPr>
+      <w:r>
+        <w:t>Change version to 3.23</w:t>
+      </w:r>
+    </w:p>
+    <w:p>
+      <w:pPr>
+        <w:rPr>
+          <w:b/>
+          <w:bCs/>
+        </w:rPr>
+      </w:pPr>
+      <w:r>
+        <w:rPr>
+          <w:b/>
+          <w:bCs/>
+        </w:rPr>
+        <w:t xml:space="preserve">Changes in </w:t>
+      </w:r>
+      <w:proofErr w:type="spellStart"/>
+      <w:r>
+        <w:rPr>
+          <w:b/>
+          <w:bCs/>
+        </w:rPr>
+        <w:t>QRev</w:t>
+      </w:r>
+      <w:proofErr w:type="spellEnd"/>
+      <w:r>
+        <w:rPr>
+          <w:b/>
+          <w:bCs/>
+        </w:rPr>
+        <w:t xml:space="preserve"> from 3.12 to 3.21</w:t>
+      </w:r>
+    </w:p>
+    <w:p>
+      <w:pPr>
+        <w:pStyle w:val="ListParagraph"/>
+        <w:numPr>
+          <w:ilvl w:val="0"/>
+          <w:numId w:val="24"/>
+        </w:numPr>
+      </w:pPr>
+      <w:r>
+        <w:t>Update help to add pdf file which can be searched.</w:t>
+      </w:r>
+    </w:p>
+    <w:p>
+      <w:pPr>
+        <w:pStyle w:val="ListParagraph"/>
+        <w:numPr>
+          <w:ilvl w:val="0"/>
+          <w:numId w:val="24"/>
+        </w:numPr>
+      </w:pPr>
+      <w:r>
+        <w:t>Fixed bug when plotting multiple transects with magnetic data in the Compass/P/R window.</w:t>
+      </w:r>
+    </w:p>
+    <w:p>
+      <w:pPr>
+        <w:pStyle w:val="ListParagraph"/>
+        <w:numPr>
+          <w:ilvl w:val="0"/>
+          <w:numId w:val="24"/>
+        </w:numPr>
+      </w:pPr>
+      <w:r>
+        <w:t xml:space="preserve">Fixed bug with transect name display when some transects were not checked in GPS window. </w:t>
+      </w:r>
+    </w:p>
+    <w:p>
+      <w:pPr>
+        <w:pStyle w:val="ListParagraph"/>
+        <w:numPr>
+          <w:ilvl w:val="0"/>
+          <w:numId w:val="24"/>
+        </w:numPr>
+      </w:pPr>
+      <w:r>
+        <w:t>Fixed bug causing Use in main table to be shown in red when there were no errors.</w:t>
+      </w:r>
+    </w:p>
+    <w:p>
+      <w:pPr>
+        <w:pStyle w:val="ListParagraph"/>
+        <w:numPr>
+          <w:ilvl w:val="0"/>
+          <w:numId w:val="24"/>
+        </w:numPr>
+      </w:pPr>
+      <w:r>
+        <w:t>Fixed bug checking for invalid edge ensembles due to excluded distance.</w:t>
+      </w:r>
+    </w:p>
+    <w:p>
+      <w:pPr>
+        <w:pStyle w:val="ListParagraph"/>
+        <w:numPr>
+          <w:ilvl w:val="0"/>
+          <w:numId w:val="24"/>
+        </w:numPr>
+      </w:pPr>
+      <w:r>
+        <w:t>Fixed bug when using up arrow in Edge window.</w:t>
+      </w:r>
+    </w:p>
+    <w:p>
+      <w:pPr>
+        <w:pStyle w:val="ListParagraph"/>
+        <w:numPr>
+          <w:ilvl w:val="0"/>
+          <w:numId w:val="24"/>
+        </w:numPr>
+      </w:pPr>
+      <w:r>
+        <w:t>Fixed bug in xml output for change in speed of sound.</w:t>
+      </w:r>
+    </w:p>
+    <w:p>
+      <w:pPr>
+        <w:pStyle w:val="ListParagraph"/>
+        <w:numPr>
+          <w:ilvl w:val="0"/>
+          <w:numId w:val="24"/>
+        </w:numPr>
+      </w:pPr>
+      <w:r>
+        <w:t>Fixed crash when loading transect with only 1 ensemble.</w:t>
+      </w:r>
+    </w:p>
+    <w:p>
+      <w:pPr>
+        <w:pStyle w:val="ListParagraph"/>
+        <w:numPr>
+          <w:ilvl w:val="0"/>
+          <w:numId w:val="24"/>
+        </w:numPr>
+      </w:pPr>
+      <w:r>
+        <w:t>Updated use of arrow keys in tables to avoid table and plots getting out of synch when arrow keys were pressed too quickly.</w:t>
+      </w:r>
+    </w:p>
+    <w:p>
+      <w:pPr>
+        <w:pStyle w:val="ListParagraph"/>
+        <w:numPr>
+          <w:ilvl w:val="0"/>
+          <w:numId w:val="24"/>
+        </w:numPr>
+      </w:pPr>
+      <w:r>
+        <w:t>Added point marker to vertical beam in depth plots.</w:t>
+      </w:r>
+    </w:p>
+    <w:p>
+      <w:pPr>
+        <w:pStyle w:val="ListParagraph"/>
+        <w:numPr>
+          <w:ilvl w:val="0"/>
+          <w:numId w:val="24"/>
+        </w:numPr>
+      </w:pPr>
+      <w:r>
+        <w:t>Modified code to make buttons inactive if no transects are checked.</w:t>
+      </w:r>
+    </w:p>
+    <w:p>
+      <w:pPr>
+        <w:pStyle w:val="ListParagraph"/>
+        <w:numPr>
+          <w:ilvl w:val="0"/>
+          <w:numId w:val="24"/>
+        </w:numPr>
+      </w:pPr>
+      <w:r>
+        <w:t>Added EDI interface for Equal Discharge Increment sampling</w:t>
+      </w:r>
+    </w:p>
+    <w:p>
+      <w:pPr>
+        <w:pStyle w:val="ListParagraph"/>
+        <w:numPr>
+          <w:ilvl w:val="0"/>
+          <w:numId w:val="24"/>
+        </w:numPr>
+      </w:pPr>
+      <w:r>
+        <w:t xml:space="preserve">In the </w:t>
+      </w:r>
+      <w:proofErr w:type="spellStart"/>
+      <w:r>
+        <w:t>extrap</w:t>
+      </w:r>
+      <w:proofErr w:type="spellEnd"/>
+      <w:r>
+        <w:t xml:space="preserve"> window, added message to user that they need to set Fit to manual if </w:t>
+      </w:r>
+      <w:proofErr w:type="spellStart"/>
+      <w:r>
+        <w:t>the</w:t>
+      </w:r>
+      <w:proofErr w:type="spellEnd"/>
+      <w:r>
+        <w:t xml:space="preserve"> want to use an automatically </w:t>
+      </w:r>
+      <w:proofErr w:type="spellStart"/>
+      <w:r>
+        <w:t>opitimized</w:t>
+      </w:r>
+      <w:proofErr w:type="spellEnd"/>
+      <w:r>
+        <w:t xml:space="preserve"> fit but they have change the threshold, subsection, or data type.</w:t>
+      </w:r>
+    </w:p>
+    <w:p>
+      <w:pPr>
+        <w:rPr>
+          <w:b/>
+          <w:bCs/>
+        </w:rPr>
+      </w:pPr>
+      <w:r>
+        <w:rPr>
+          <w:b/>
+          <w:bCs/>
+        </w:rPr>
+        <w:t xml:space="preserve">Changes in </w:t>
+      </w:r>
+      <w:proofErr w:type="spellStart"/>
+      <w:r>
+        <w:rPr>
+          <w:b/>
+          <w:bCs/>
+        </w:rPr>
+        <w:t>QRev</w:t>
+      </w:r>
+      <w:proofErr w:type="spellEnd"/>
+      <w:r>
+        <w:rPr>
+          <w:b/>
+          <w:bCs/>
+        </w:rPr>
+        <w:t xml:space="preserve"> from version 3.10 to 3.12</w:t>
+      </w:r>
+    </w:p>
+    <w:p>
+      <w:pPr>
+        <w:pStyle w:val="ListParagraph"/>
+        <w:numPr>
+          <w:ilvl w:val="0"/>
+          <w:numId w:val="26"/>
+        </w:numPr>
+      </w:pPr>
+      <w:r>
+        <w:t>Fixed bug if number of unchecked transects was greater than number of checked</w:t>
+      </w:r>
+    </w:p>
+    <w:p>
+      <w:pPr>
+        <w:pStyle w:val="ListParagraph"/>
+        <w:numPr>
+          <w:ilvl w:val="0"/>
+          <w:numId w:val="26"/>
         </w:numPr>
       </w:pPr>
       <w:r>
         <w:lastRenderedPageBreak/>
-        <w:t xml:space="preserve">Applying </w:t>
-      </w:r>
-      <w:proofErr w:type="spellStart"/>
-      <w:r>
-        <w:t>magvar</w:t>
-      </w:r>
-      <w:proofErr w:type="spellEnd"/>
-      <w:r>
-        <w:t xml:space="preserve"> or heading offset or heading source changes to all transects applies them to moving-bed test also</w:t>
-      </w:r>
-    </w:p>
-    <w:p>
-      <w:pPr>
-        <w:pStyle w:val="ListParagraph"/>
-        <w:numPr>
-          <w:ilvl w:val="0"/>
-          <w:numId w:val="35"/>
-        </w:numPr>
-      </w:pPr>
-      <w:r>
-        <w:t>Moving-bed test flow speed now corrected for moving-bed velocity</w:t>
-      </w:r>
-    </w:p>
-    <w:p>
-      <w:pPr>
-        <w:pStyle w:val="ListParagraph"/>
-        <w:numPr>
-          <w:ilvl w:val="0"/>
-          <w:numId w:val="35"/>
-        </w:numPr>
-      </w:pPr>
-      <w:r>
-        <w:t>Added automatic checking of GPS lag</w:t>
-      </w:r>
-    </w:p>
-    <w:p>
-      <w:pPr>
-        <w:pStyle w:val="ListParagraph"/>
-        <w:numPr>
-          <w:ilvl w:val="0"/>
-          <w:numId w:val="35"/>
-        </w:numPr>
-      </w:pPr>
-      <w:r>
-        <w:t>Added GPS – BT comparison tab to GPS Tab</w:t>
-      </w:r>
-    </w:p>
-    <w:p>
-      <w:pPr>
-        <w:pStyle w:val="ListParagraph"/>
-        <w:numPr>
-          <w:ilvl w:val="0"/>
-          <w:numId w:val="35"/>
-        </w:numPr>
-      </w:pPr>
-      <w:r>
-        <w:t>Fixed issue with applying the correct moving-bed test when multiple tests are available</w:t>
-      </w:r>
-    </w:p>
-    <w:p>
-      <w:pPr>
-        <w:pStyle w:val="ListParagraph"/>
-        <w:numPr>
-          <w:ilvl w:val="0"/>
-          <w:numId w:val="35"/>
-        </w:numPr>
-      </w:pPr>
-      <w:r>
-        <w:t xml:space="preserve">Modifications to allow </w:t>
-      </w:r>
-      <w:proofErr w:type="spellStart"/>
-      <w:r>
-        <w:t>QRev</w:t>
-      </w:r>
-      <w:proofErr w:type="spellEnd"/>
-      <w:r>
-        <w:t xml:space="preserve"> to work with Rowe and Nortek ADCPs.</w:t>
-      </w:r>
-    </w:p>
-    <w:p>
-      <w:pPr>
-        <w:pStyle w:val="ListParagraph"/>
-        <w:numPr>
-          <w:ilvl w:val="0"/>
-          <w:numId w:val="35"/>
-        </w:numPr>
-      </w:pPr>
-      <w:r>
-        <w:t xml:space="preserve">Added support for user edge discharge for </w:t>
-      </w:r>
-      <w:proofErr w:type="spellStart"/>
-      <w:r>
-        <w:t>WinRiver</w:t>
-      </w:r>
-      <w:proofErr w:type="spellEnd"/>
-      <w:r>
-        <w:t xml:space="preserve"> II 2.22</w:t>
-      </w:r>
-    </w:p>
-    <w:p>
-      <w:pPr>
-        <w:pStyle w:val="ListParagraph"/>
-        <w:numPr>
-          <w:ilvl w:val="0"/>
-          <w:numId w:val="35"/>
-        </w:numPr>
-      </w:pPr>
-      <w:proofErr w:type="gramStart"/>
-      <w:r>
-        <w:t>“.mat</w:t>
-      </w:r>
-      <w:proofErr w:type="gramEnd"/>
-      <w:r>
-        <w:t xml:space="preserve">” is always appended as suffix to saved </w:t>
-      </w:r>
-      <w:proofErr w:type="spellStart"/>
-      <w:r>
-        <w:t>QRev</w:t>
-      </w:r>
-      <w:proofErr w:type="spellEnd"/>
-      <w:r>
-        <w:t xml:space="preserve"> file</w:t>
-      </w:r>
-    </w:p>
-    <w:p>
-      <w:pPr>
-        <w:pStyle w:val="ListParagraph"/>
-        <w:numPr>
-          <w:ilvl w:val="0"/>
-          <w:numId w:val="35"/>
-        </w:numPr>
-      </w:pPr>
-      <w:r>
-        <w:t xml:space="preserve">Manual threshold for </w:t>
-      </w:r>
-      <w:proofErr w:type="spellStart"/>
-      <w:r>
-        <w:t>wt</w:t>
-      </w:r>
-      <w:proofErr w:type="spellEnd"/>
-      <w:r>
-        <w:t xml:space="preserve"> and </w:t>
-      </w:r>
-      <w:proofErr w:type="spellStart"/>
-      <w:r>
-        <w:t>bt</w:t>
-      </w:r>
-      <w:proofErr w:type="spellEnd"/>
-      <w:r>
-        <w:t xml:space="preserve"> saved and displayed when opening *_</w:t>
-      </w:r>
-      <w:proofErr w:type="spellStart"/>
-      <w:r>
-        <w:t>QRev.mat</w:t>
-      </w:r>
-      <w:proofErr w:type="spellEnd"/>
-    </w:p>
-    <w:p>
-      <w:pPr>
-        <w:pStyle w:val="ListParagraph"/>
-        <w:numPr>
-          <w:ilvl w:val="0"/>
-          <w:numId w:val="35"/>
-        </w:numPr>
-      </w:pPr>
-      <w:r>
-        <w:t>Modified code to use 1</w:t>
-      </w:r>
-      <w:r>
-        <w:rPr>
-          <w:vertAlign w:val="superscript"/>
-        </w:rPr>
-        <w:t>st</w:t>
-      </w:r>
-      <w:r>
-        <w:t xml:space="preserve"> checked transect rather than 1</w:t>
-      </w:r>
-      <w:r>
-        <w:rPr>
-          <w:vertAlign w:val="superscript"/>
-        </w:rPr>
-        <w:t>st</w:t>
-      </w:r>
-      <w:r>
-        <w:t xml:space="preserve"> transect for general settings</w:t>
-      </w:r>
-    </w:p>
-    <w:p>
-      <w:pPr>
-        <w:pStyle w:val="ListParagraph"/>
-        <w:numPr>
-          <w:ilvl w:val="0"/>
-          <w:numId w:val="35"/>
-        </w:numPr>
-      </w:pPr>
-      <w:r>
-        <w:t>Modified code to accept measurements with inconsistent availability of GPS data types</w:t>
-      </w:r>
-    </w:p>
-    <w:p>
-      <w:pPr>
-        <w:pStyle w:val="ListParagraph"/>
-        <w:numPr>
-          <w:ilvl w:val="0"/>
-          <w:numId w:val="35"/>
-        </w:numPr>
-      </w:pPr>
-      <w:r>
-        <w:t>Fixed issue loading data with no valid bottom track</w:t>
-      </w:r>
-    </w:p>
-    <w:p>
-      <w:pPr>
-        <w:pStyle w:val="ListParagraph"/>
-        <w:numPr>
-          <w:ilvl w:val="0"/>
-          <w:numId w:val="35"/>
-        </w:numPr>
-      </w:pPr>
-      <w:r>
-        <w:t xml:space="preserve">Added notification when </w:t>
-      </w:r>
-      <w:proofErr w:type="spellStart"/>
-      <w:r>
-        <w:t>SonTek</w:t>
-      </w:r>
-      <w:proofErr w:type="spellEnd"/>
-      <w:r>
-        <w:t xml:space="preserve"> data is loaded with other than Earth coordinates</w:t>
-      </w:r>
-    </w:p>
-    <w:p>
-      <w:pPr>
-        <w:pStyle w:val="ListParagraph"/>
-        <w:numPr>
-          <w:ilvl w:val="0"/>
-          <w:numId w:val="35"/>
-        </w:numPr>
-      </w:pPr>
-      <w:r>
-        <w:t>Fixed issue with selecting transects in EDI if some transects were not checked</w:t>
-      </w:r>
-    </w:p>
-    <w:p>
-      <w:pPr>
-        <w:pStyle w:val="ListParagraph"/>
-        <w:numPr>
-          <w:ilvl w:val="0"/>
-          <w:numId w:val="35"/>
-        </w:numPr>
-      </w:pPr>
-      <w:r>
-        <w:t>Fixed issue in EDI if no GPS data are available</w:t>
-      </w:r>
-    </w:p>
-    <w:p>
-      <w:pPr>
-        <w:pStyle w:val="ListParagraph"/>
-        <w:numPr>
-          <w:ilvl w:val="0"/>
-          <w:numId w:val="35"/>
-        </w:numPr>
-      </w:pPr>
-      <w:r>
-        <w:t>Fixed QA check for missing samples</w:t>
-      </w:r>
-    </w:p>
-    <w:p>
-      <w:pPr>
-        <w:pStyle w:val="ListParagraph"/>
-        <w:numPr>
-          <w:ilvl w:val="0"/>
-          <w:numId w:val="35"/>
-        </w:numPr>
-      </w:pPr>
-      <w:r>
-        <w:t>Fixed issue with invalid stationary moving-bed tests used for correction</w:t>
-      </w:r>
-    </w:p>
-    <w:p>
-      <w:pPr>
-        <w:rPr>
-          <w:b/>
-          <w:bCs/>
-        </w:rPr>
-      </w:pPr>
-    </w:p>
-    <w:p>
-      <w:r>
-        <w:rPr>
-          <w:b/>
-          <w:bCs/>
-        </w:rPr>
-        <w:t>Changes 4</w:t>
-      </w:r>
-      <w:r>
-        <w:rPr>
-          <w:b/>
-          <w:bCs/>
-        </w:rPr>
-        <w:t>.</w:t>
-      </w:r>
-      <w:r>
-        <w:rPr>
-          <w:b/>
-          <w:bCs/>
-        </w:rPr>
-        <w:t>15 to 4</w:t>
-      </w:r>
-      <w:r>
-        <w:rPr>
-          <w:b/>
-          <w:bCs/>
-        </w:rPr>
-        <w:t>.</w:t>
-      </w:r>
-      <w:r>
-        <w:rPr>
-          <w:b/>
-          <w:bCs/>
-        </w:rPr>
-        <w:t>16</w:t>
-      </w:r>
-    </w:p>
-    <w:p>
-      <w:pPr>
-        <w:pStyle w:val="ListParagraph"/>
-        <w:numPr>
-          <w:ilvl w:val="0"/>
-          <w:numId w:val="33"/>
-        </w:numPr>
-      </w:pPr>
-      <w:r>
-        <w:t>Fixed incomplete system test for TRDI causing crash when saving</w:t>
-      </w:r>
-    </w:p>
-    <w:p>
-      <w:pPr>
-        <w:pStyle w:val="ListParagraph"/>
-        <w:numPr>
-          <w:ilvl w:val="0"/>
-          <w:numId w:val="33"/>
-        </w:numPr>
-      </w:pPr>
-      <w:r>
-        <w:t>Fixed issue with PT3 test status not displayed properly</w:t>
-      </w:r>
-    </w:p>
-    <w:p>
-      <w:pPr>
-        <w:pStyle w:val="ListParagraph"/>
-        <w:numPr>
-          <w:ilvl w:val="0"/>
-          <w:numId w:val="33"/>
-        </w:numPr>
-      </w:pPr>
-      <w:r>
-        <w:t>Fixed issue with VTG low speed message</w:t>
-      </w:r>
-    </w:p>
-    <w:p>
-      <w:pPr>
-        <w:pStyle w:val="ListParagraph"/>
-        <w:numPr>
-          <w:ilvl w:val="0"/>
-          <w:numId w:val="33"/>
-        </w:numPr>
-      </w:pPr>
-      <w:r>
-        <w:t>Fixed issue with VTG and composite tracks on causing switch to GGA</w:t>
-      </w:r>
-    </w:p>
-    <w:p>
-      <w:pPr>
-        <w:pStyle w:val="ListParagraph"/>
-        <w:numPr>
-          <w:ilvl w:val="0"/>
-          <w:numId w:val="33"/>
-        </w:numPr>
-      </w:pPr>
-      <w:r>
-        <w:t>Fixed issues with the edges tab</w:t>
-      </w:r>
-      <w:r>
-        <w:t>: no valid GPS, 0 or 1 ensembles selected, etc.</w:t>
-      </w:r>
-    </w:p>
-    <w:p>
-      <w:pPr>
-        <w:pStyle w:val="ListParagraph"/>
-        <w:numPr>
-          <w:ilvl w:val="0"/>
-          <w:numId w:val="33"/>
-        </w:numPr>
-      </w:pPr>
-      <w:r>
-        <w:t>Fixed issues with tab text color not updating properly</w:t>
-      </w:r>
-    </w:p>
-    <w:p>
-      <w:pPr>
-        <w:pStyle w:val="ListParagraph"/>
-        <w:numPr>
-          <w:ilvl w:val="0"/>
-          <w:numId w:val="33"/>
-        </w:numPr>
-      </w:pPr>
-      <w:r>
-        <w:t>Updated user’s manual to indicate that 4-beam composite is the default if vertical beam or depth sounder data are available.</w:t>
-      </w:r>
-    </w:p>
-    <w:p>
-      <w:pPr>
-        <w:pStyle w:val="ListParagraph"/>
-        <w:numPr>
-          <w:ilvl w:val="0"/>
-          <w:numId w:val="33"/>
-        </w:numPr>
-      </w:pPr>
-      <w:r>
-        <w:t>Several issues with the interaction with RIVRS were fixed</w:t>
-      </w:r>
-    </w:p>
-    <w:p>
-      <w:pPr>
-        <w:pStyle w:val="ListParagraph"/>
-        <w:numPr>
-          <w:ilvl w:val="0"/>
-          <w:numId w:val="33"/>
-        </w:numPr>
-      </w:pPr>
-      <w:r>
-        <w:t>Fixed inconsistent behavior of the up/down arrows</w:t>
-      </w:r>
-    </w:p>
-    <w:p>
-      <w:pPr>
-        <w:pStyle w:val="ListParagraph"/>
-        <w:numPr>
-          <w:ilvl w:val="0"/>
-          <w:numId w:val="33"/>
-        </w:numPr>
-      </w:pPr>
-      <w:r>
-        <w:t>Improved speed of transect change using up/down arrows</w:t>
-      </w:r>
-    </w:p>
-    <w:p>
-      <w:pPr>
-        <w:pStyle w:val="ListParagraph"/>
-        <w:numPr>
-          <w:ilvl w:val="0"/>
-          <w:numId w:val="33"/>
-        </w:numPr>
-      </w:pPr>
-      <w:r>
-        <w:t>Fixed issue with files saving in previously used folder</w:t>
-      </w:r>
-    </w:p>
-    <w:p>
-      <w:pPr>
-        <w:pStyle w:val="ListParagraph"/>
-        <w:numPr>
-          <w:ilvl w:val="0"/>
-          <w:numId w:val="33"/>
-        </w:numPr>
-      </w:pPr>
-      <w:r>
-        <w:t>Modified code for compatibility with Nortek Signature 1000</w:t>
-      </w:r>
-    </w:p>
-    <w:p>
-      <w:pPr>
-        <w:rPr>
-          <w:b/>
-          <w:bCs/>
-        </w:rPr>
-      </w:pPr>
-      <w:r>
-        <w:rPr>
-          <w:b/>
-          <w:bCs/>
-        </w:rPr>
-        <w:t>Changes 4.14 to 4.15</w:t>
-      </w:r>
-    </w:p>
-    <w:p>
-      <w:pPr>
-        <w:pStyle w:val="ListParagraph"/>
-        <w:numPr>
-          <w:ilvl w:val="0"/>
-          <w:numId w:val="32"/>
-        </w:numPr>
-      </w:pPr>
-      <w:r>
-        <w:t xml:space="preserve">Fixed issue with </w:t>
-      </w:r>
-      <w:proofErr w:type="spellStart"/>
-      <w:r>
-        <w:t>shiptrack</w:t>
-      </w:r>
-      <w:proofErr w:type="spellEnd"/>
-      <w:r>
-        <w:t xml:space="preserve"> when all GPS data are invalid</w:t>
-      </w:r>
-    </w:p>
-    <w:p>
-      <w:pPr>
-        <w:pStyle w:val="ListParagraph"/>
-        <w:numPr>
-          <w:ilvl w:val="0"/>
-          <w:numId w:val="32"/>
-        </w:numPr>
-      </w:pPr>
-      <w:r>
-        <w:t>Fixed bug when applying stationary moving-bed correction</w:t>
-      </w:r>
-    </w:p>
-    <w:p>
-      <w:pPr>
-        <w:rPr>
-          <w:b/>
-          <w:bCs/>
-        </w:rPr>
-      </w:pPr>
-      <w:r>
-        <w:rPr>
-          <w:b/>
-          <w:bCs/>
-        </w:rPr>
-        <w:t>Changes 4.13 to 4.14</w:t>
-      </w:r>
-    </w:p>
-    <w:p>
-      <w:pPr>
-        <w:pStyle w:val="ListParagraph"/>
-        <w:numPr>
-          <w:ilvl w:val="0"/>
-          <w:numId w:val="31"/>
-        </w:numPr>
-      </w:pPr>
-      <w:r>
-        <w:t>Fixed issue with applying a loop test when preceded by a stationary test.</w:t>
-      </w:r>
-    </w:p>
-    <w:p>
-      <w:pPr>
-        <w:pStyle w:val="ListParagraph"/>
-        <w:numPr>
-          <w:ilvl w:val="0"/>
-          <w:numId w:val="31"/>
-        </w:numPr>
-      </w:pPr>
-      <w:r>
-        <w:t>Fixed issue with current settings when measurement has mixture of GPS and no GPS</w:t>
-      </w:r>
-    </w:p>
-    <w:p>
-      <w:pPr>
-        <w:rPr>
-          <w:b/>
-          <w:bCs/>
-        </w:rPr>
-      </w:pPr>
-      <w:r>
-        <w:rPr>
-          <w:b/>
-          <w:bCs/>
-        </w:rPr>
-        <w:t>Changes 3.43 to 4.1</w:t>
-      </w:r>
-      <w:r>
-        <w:rPr>
-          <w:b/>
-          <w:bCs/>
-        </w:rPr>
-        <w:t>3</w:t>
-      </w:r>
-    </w:p>
-    <w:p>
-      <w:pPr>
-        <w:pStyle w:val="ListParagraph"/>
-        <w:numPr>
-          <w:ilvl w:val="0"/>
-          <w:numId w:val="29"/>
-        </w:numPr>
-      </w:pPr>
-      <w:r>
-        <w:lastRenderedPageBreak/>
-        <w:t xml:space="preserve">Ported code from </w:t>
-      </w:r>
-      <w:proofErr w:type="spellStart"/>
-      <w:r>
-        <w:t>Matlab</w:t>
-      </w:r>
-      <w:proofErr w:type="spellEnd"/>
-      <w:r>
-        <w:t xml:space="preserve"> to Python</w:t>
-      </w:r>
-    </w:p>
-    <w:p>
-      <w:pPr>
-        <w:pStyle w:val="ListParagraph"/>
-        <w:numPr>
-          <w:ilvl w:val="0"/>
-          <w:numId w:val="29"/>
-        </w:numPr>
-      </w:pPr>
-      <w:r>
-        <w:t xml:space="preserve">User interface redesigned using </w:t>
-      </w:r>
-      <w:proofErr w:type="spellStart"/>
-      <w:r>
-        <w:t>PyQt</w:t>
-      </w:r>
-      <w:proofErr w:type="spellEnd"/>
-    </w:p>
-    <w:p>
-      <w:pPr>
-        <w:pStyle w:val="ListParagraph"/>
-        <w:numPr>
-          <w:ilvl w:val="0"/>
-          <w:numId w:val="29"/>
-        </w:numPr>
-      </w:pPr>
-      <w:r>
-        <w:t xml:space="preserve">Main summary page includes contour, </w:t>
-      </w:r>
-      <w:proofErr w:type="spellStart"/>
-      <w:r>
-        <w:t>shiptrack</w:t>
-      </w:r>
-      <w:proofErr w:type="spellEnd"/>
-      <w:r>
-        <w:t>, and discharge time series graphics</w:t>
-      </w:r>
-    </w:p>
-    <w:p>
-      <w:pPr>
-        <w:pStyle w:val="ListParagraph"/>
-        <w:numPr>
-          <w:ilvl w:val="0"/>
-          <w:numId w:val="29"/>
-        </w:numPr>
-      </w:pPr>
-      <w:r>
-        <w:t>Ability to change navigation reference through the toolbar</w:t>
-      </w:r>
-    </w:p>
-    <w:p>
-      <w:pPr>
-        <w:pStyle w:val="ListParagraph"/>
-        <w:numPr>
-          <w:ilvl w:val="0"/>
-          <w:numId w:val="29"/>
-        </w:numPr>
-      </w:pPr>
-      <w:r>
-        <w:t>Ability to turn on or off composite tracks through the toolbar</w:t>
-      </w:r>
-    </w:p>
-    <w:p>
-      <w:pPr>
-        <w:pStyle w:val="ListParagraph"/>
-        <w:numPr>
-          <w:ilvl w:val="0"/>
-          <w:numId w:val="29"/>
-        </w:numPr>
-      </w:pPr>
-      <w:r>
-        <w:t>Changes to default settings are highlighted</w:t>
-      </w:r>
-    </w:p>
-    <w:p>
-      <w:pPr>
-        <w:pStyle w:val="ListParagraph"/>
-        <w:numPr>
-          <w:ilvl w:val="0"/>
-          <w:numId w:val="29"/>
-        </w:numPr>
-      </w:pPr>
-      <w:r>
-        <w:t>Opening and measurement loading speed has been improved</w:t>
-      </w:r>
-    </w:p>
-    <w:p>
-      <w:pPr>
-        <w:pStyle w:val="ListParagraph"/>
-        <w:numPr>
-          <w:ilvl w:val="0"/>
-          <w:numId w:val="29"/>
-        </w:numPr>
-      </w:pPr>
-      <w:r>
-        <w:t xml:space="preserve">Change water velocity interpolation from linear to ABBA </w:t>
-      </w:r>
-    </w:p>
-    <w:p>
-      <w:pPr>
-        <w:pStyle w:val="ListParagraph"/>
-        <w:numPr>
-          <w:ilvl w:val="0"/>
-          <w:numId w:val="29"/>
-        </w:numPr>
-      </w:pPr>
-      <w:r>
-        <w:t>Water velocities for all invalid bins are interpolated rather than added to top or bottom extrapolation</w:t>
-      </w:r>
-    </w:p>
-    <w:p>
-      <w:pPr>
-        <w:pStyle w:val="ListParagraph"/>
-        <w:numPr>
-          <w:ilvl w:val="0"/>
-          <w:numId w:val="29"/>
-        </w:numPr>
-      </w:pPr>
-      <w:r>
-        <w:t>F</w:t>
-      </w:r>
-      <w:r>
-        <w:t xml:space="preserve">ixed bug in </w:t>
-      </w:r>
-      <w:proofErr w:type="spellStart"/>
-      <w:r>
-        <w:t>vtg</w:t>
-      </w:r>
-      <w:proofErr w:type="spellEnd"/>
-      <w:r>
-        <w:t xml:space="preserve"> primary composite tracks, wasn't substituting GGA</w:t>
-      </w:r>
-    </w:p>
-    <w:p>
-      <w:pPr>
-        <w:pStyle w:val="ListParagraph"/>
-        <w:numPr>
-          <w:ilvl w:val="0"/>
-          <w:numId w:val="29"/>
-        </w:numPr>
-      </w:pPr>
-      <w:r>
-        <w:t>Added uncertainty to the automatic comment when a file is saved</w:t>
-      </w:r>
-    </w:p>
-    <w:p>
-      <w:pPr>
-        <w:pStyle w:val="ListParagraph"/>
-        <w:numPr>
-          <w:ilvl w:val="0"/>
-          <w:numId w:val="29"/>
-        </w:numPr>
-      </w:pPr>
-      <w:r>
-        <w:t xml:space="preserve">Statistics and interpolation methods in Python may result in small differences from </w:t>
-      </w:r>
-      <w:proofErr w:type="spellStart"/>
-      <w:r>
-        <w:t>Matlab</w:t>
-      </w:r>
-      <w:proofErr w:type="spellEnd"/>
-    </w:p>
-    <w:p>
-      <w:pPr>
-        <w:rPr>
-          <w:b/>
-          <w:bCs/>
-        </w:rPr>
-      </w:pPr>
-      <w:r>
-        <w:rPr>
-          <w:b/>
-          <w:bCs/>
-        </w:rPr>
-        <w:t>Changes 3.42 to 3.43</w:t>
-      </w:r>
-    </w:p>
-    <w:p>
-      <w:pPr>
-        <w:pStyle w:val="ListParagraph"/>
-        <w:numPr>
-          <w:ilvl w:val="0"/>
-          <w:numId w:val="6"/>
-        </w:numPr>
-      </w:pPr>
-      <w:r>
-        <w:t xml:space="preserve">Fixed bug that did not properly identify missing (lost) ensembles if the typical ensemble duration was greater than 1.5 sec. This affected mode 13 </w:t>
-      </w:r>
-      <w:proofErr w:type="spellStart"/>
-      <w:r>
-        <w:t>StreamPro</w:t>
-      </w:r>
-      <w:proofErr w:type="spellEnd"/>
-      <w:r>
-        <w:t xml:space="preserve"> data.</w:t>
-      </w:r>
-    </w:p>
-    <w:p>
-      <w:pPr>
-        <w:rPr>
-          <w:b/>
-          <w:bCs/>
-        </w:rPr>
-      </w:pPr>
-      <w:r>
-        <w:rPr>
-          <w:b/>
-          <w:bCs/>
-        </w:rPr>
-        <w:t>Changes 3.41 to 3.42</w:t>
-      </w:r>
-    </w:p>
-    <w:p>
-      <w:pPr>
-        <w:pStyle w:val="ListParagraph"/>
-        <w:numPr>
-          <w:ilvl w:val="0"/>
-          <w:numId w:val="4"/>
-        </w:numPr>
-      </w:pPr>
-      <w:r>
-        <w:t>Fixed bug in bottom discharge extrapolation. Previous versions failed to estimate the bottom discharge for ensembles that had no valid data but where depth cell velocities were interpolated.</w:t>
-      </w:r>
-    </w:p>
-    <w:p>
-      <w:pPr>
-        <w:rPr>
-          <w:b/>
-          <w:bCs/>
-        </w:rPr>
-      </w:pPr>
-      <w:r>
-        <w:rPr>
-          <w:b/>
-          <w:bCs/>
-        </w:rPr>
-        <w:t>Changes 3.40 to 3.41</w:t>
-      </w:r>
-    </w:p>
-    <w:p>
-      <w:pPr>
-        <w:pStyle w:val="ListParagraph"/>
-        <w:numPr>
-          <w:ilvl w:val="0"/>
-          <w:numId w:val="2"/>
-        </w:numPr>
-      </w:pPr>
-      <w:r>
-        <w:t xml:space="preserve">Fixed bug with discharge percent </w:t>
-      </w:r>
-      <w:proofErr w:type="gramStart"/>
-      <w:r>
-        <w:t>change</w:t>
-      </w:r>
-      <w:proofErr w:type="gramEnd"/>
-      <w:r>
-        <w:t xml:space="preserve"> not updating after multiple speed of sound changes.</w:t>
-      </w:r>
-    </w:p>
-    <w:p>
-      <w:pPr>
-        <w:pStyle w:val="ListParagraph"/>
-        <w:numPr>
-          <w:ilvl w:val="0"/>
-          <w:numId w:val="2"/>
-        </w:numPr>
-      </w:pPr>
-      <w:r>
-        <w:t>Fixed bug in edges table where wrong row was highlighted if some transects were unchecked.</w:t>
-      </w:r>
-    </w:p>
-    <w:p>
-      <w:pPr>
-        <w:pStyle w:val="ListParagraph"/>
-        <w:numPr>
-          <w:ilvl w:val="0"/>
-          <w:numId w:val="2"/>
-        </w:numPr>
-      </w:pPr>
-      <w:r>
-        <w:t xml:space="preserve">Fixed bug in edges </w:t>
-      </w:r>
-      <w:proofErr w:type="spellStart"/>
-      <w:r>
-        <w:t>shiptrack</w:t>
-      </w:r>
-      <w:proofErr w:type="spellEnd"/>
-      <w:r>
-        <w:t xml:space="preserve"> so it only displays valid </w:t>
-      </w:r>
-      <w:proofErr w:type="spellStart"/>
-      <w:r>
-        <w:t>orginal</w:t>
-      </w:r>
-      <w:proofErr w:type="spellEnd"/>
-      <w:r>
-        <w:t xml:space="preserve"> data and not interpolated data.</w:t>
-      </w:r>
-    </w:p>
-    <w:p>
-      <w:pPr>
-        <w:pStyle w:val="ListParagraph"/>
-        <w:numPr>
-          <w:ilvl w:val="0"/>
-          <w:numId w:val="2"/>
-        </w:numPr>
-      </w:pPr>
-      <w:r>
-        <w:t>Fixed bug no allowing manual entry of 0 salinity.</w:t>
-      </w:r>
-    </w:p>
-    <w:p>
-      <w:pPr>
-        <w:rPr>
-          <w:b/>
-          <w:bCs/>
-        </w:rPr>
-      </w:pPr>
-      <w:r>
-        <w:rPr>
-          <w:b/>
-          <w:bCs/>
-        </w:rPr>
-        <w:t>Changes from 3.35 to 3.40</w:t>
-      </w:r>
-    </w:p>
-    <w:p>
-      <w:pPr>
-        <w:pStyle w:val="ListParagraph"/>
-        <w:numPr>
-          <w:ilvl w:val="0"/>
-          <w:numId w:val="8"/>
-        </w:numPr>
-      </w:pPr>
-      <w:r>
-        <w:t>Fixed bug causing crash when TRDI PT3 test was incomplete.</w:t>
-      </w:r>
-    </w:p>
-    <w:p>
-      <w:pPr>
-        <w:pStyle w:val="ListParagraph"/>
-        <w:numPr>
-          <w:ilvl w:val="0"/>
-          <w:numId w:val="8"/>
-        </w:numPr>
-      </w:pPr>
-      <w:r>
-        <w:t xml:space="preserve">Modified uncertainty </w:t>
-      </w:r>
-      <w:proofErr w:type="gramStart"/>
-      <w:r>
-        <w:t>estimate</w:t>
-      </w:r>
-      <w:proofErr w:type="gramEnd"/>
-      <w:r>
-        <w:t xml:space="preserve"> for invalid and edges to use absolute values.</w:t>
-      </w:r>
-    </w:p>
-    <w:p>
-      <w:pPr>
-        <w:pStyle w:val="ListParagraph"/>
-        <w:numPr>
-          <w:ilvl w:val="0"/>
-          <w:numId w:val="8"/>
-        </w:numPr>
-      </w:pPr>
-      <w:r>
-        <w:t>Fixed issue with multi-line comments in XML file.</w:t>
-      </w:r>
-    </w:p>
-    <w:p>
-      <w:pPr>
-        <w:pStyle w:val="ListParagraph"/>
-        <w:numPr>
-          <w:ilvl w:val="0"/>
-          <w:numId w:val="8"/>
-        </w:numPr>
-      </w:pPr>
-      <w:r>
-        <w:t>Fixed draft check to only evaluate checked transects.</w:t>
-      </w:r>
-    </w:p>
-    <w:p>
-      <w:pPr>
-        <w:pStyle w:val="ListParagraph"/>
-        <w:numPr>
-          <w:ilvl w:val="0"/>
-          <w:numId w:val="8"/>
-        </w:numPr>
-      </w:pPr>
-      <w:r>
-        <w:t xml:space="preserve">XML file now only contains the summary information from a </w:t>
-      </w:r>
-      <w:proofErr w:type="spellStart"/>
-      <w:r>
-        <w:t>SonTek</w:t>
-      </w:r>
-      <w:proofErr w:type="spellEnd"/>
-      <w:r>
-        <w:t xml:space="preserve"> compass calibration.</w:t>
-      </w:r>
-    </w:p>
-    <w:p>
-      <w:pPr>
-        <w:pStyle w:val="ListParagraph"/>
-        <w:numPr>
-          <w:ilvl w:val="0"/>
-          <w:numId w:val="8"/>
-        </w:numPr>
-      </w:pPr>
-      <w:r>
-        <w:t>Fixed bug in moving-bed test if loop compass error and direction could not be computed.</w:t>
-      </w:r>
-    </w:p>
-    <w:p>
-      <w:pPr>
-        <w:pStyle w:val="ListParagraph"/>
-        <w:numPr>
-          <w:ilvl w:val="0"/>
-          <w:numId w:val="8"/>
-        </w:numPr>
-      </w:pPr>
-      <w:r>
-        <w:t xml:space="preserve">Added message for missing samples in </w:t>
-      </w:r>
-      <w:proofErr w:type="spellStart"/>
-      <w:r>
-        <w:t>SonTek</w:t>
-      </w:r>
-      <w:proofErr w:type="spellEnd"/>
-      <w:r>
-        <w:t xml:space="preserve"> data.</w:t>
-      </w:r>
-    </w:p>
-    <w:p>
-      <w:pPr>
-        <w:pStyle w:val="ListParagraph"/>
-        <w:numPr>
-          <w:ilvl w:val="0"/>
-          <w:numId w:val="8"/>
-        </w:numPr>
-      </w:pPr>
-      <w:r>
-        <w:t>Modified PT3 tests to reduce false positives.</w:t>
-      </w:r>
-    </w:p>
-    <w:p>
-      <w:pPr>
-        <w:pStyle w:val="ListParagraph"/>
-        <w:numPr>
-          <w:ilvl w:val="0"/>
-          <w:numId w:val="8"/>
-        </w:numPr>
-      </w:pPr>
-      <w:r>
-        <w:t xml:space="preserve">Added check to boat and </w:t>
-      </w:r>
-      <w:proofErr w:type="spellStart"/>
-      <w:r>
-        <w:t>wt</w:t>
-      </w:r>
-      <w:proofErr w:type="spellEnd"/>
-      <w:r>
-        <w:t xml:space="preserve"> to check warn if all data are invalid.</w:t>
-      </w:r>
-    </w:p>
-    <w:p>
-      <w:pPr>
-        <w:pStyle w:val="ListParagraph"/>
-        <w:numPr>
-          <w:ilvl w:val="0"/>
-          <w:numId w:val="8"/>
-        </w:numPr>
-      </w:pPr>
-      <w:r>
-        <w:t>Edge sign check changed to only show message if edge discharge is greater than 0.5%</w:t>
-      </w:r>
-    </w:p>
-    <w:p>
-      <w:pPr>
-        <w:pStyle w:val="ListParagraph"/>
-        <w:numPr>
-          <w:ilvl w:val="0"/>
-          <w:numId w:val="8"/>
-        </w:numPr>
-      </w:pPr>
-      <w:r>
-        <w:t>Added option to store a style sheet with the xml output file.</w:t>
-      </w:r>
-    </w:p>
-    <w:p>
-      <w:pPr>
-        <w:pStyle w:val="ListParagraph"/>
-        <w:numPr>
-          <w:ilvl w:val="0"/>
-          <w:numId w:val="8"/>
-        </w:numPr>
-      </w:pPr>
-      <w:r>
-        <w:t>Added _ separator between date and time in default filename.</w:t>
-      </w:r>
-    </w:p>
-    <w:p>
-      <w:pPr>
-        <w:pStyle w:val="ListParagraph"/>
-        <w:numPr>
-          <w:ilvl w:val="0"/>
-          <w:numId w:val="8"/>
-        </w:numPr>
-      </w:pPr>
-      <w:r>
-        <w:t>Default compass data view changed to evaluation if evaluation is available.</w:t>
-      </w:r>
-    </w:p>
-    <w:p>
-      <w:pPr>
-        <w:pStyle w:val="ListParagraph"/>
-        <w:numPr>
-          <w:ilvl w:val="0"/>
-          <w:numId w:val="8"/>
-        </w:numPr>
-      </w:pPr>
-      <w:r>
-        <w:t xml:space="preserve">Added upper limit of 45 ppt to </w:t>
-      </w:r>
-      <w:proofErr w:type="spellStart"/>
-      <w:r>
-        <w:t>salinty</w:t>
-      </w:r>
-      <w:proofErr w:type="spellEnd"/>
-      <w:r>
-        <w:t xml:space="preserve"> input dialog.</w:t>
-      </w:r>
-    </w:p>
-    <w:p>
-      <w:pPr>
-        <w:pStyle w:val="ListParagraph"/>
-        <w:numPr>
-          <w:ilvl w:val="0"/>
-          <w:numId w:val="8"/>
-        </w:numPr>
-      </w:pPr>
-      <w:r>
-        <w:lastRenderedPageBreak/>
-        <w:t>Added Power/Power default exponent to XML output to support NVE request.</w:t>
-      </w:r>
-    </w:p>
-    <w:p>
-      <w:pPr>
-        <w:pStyle w:val="ListParagraph"/>
-        <w:numPr>
-          <w:ilvl w:val="0"/>
-          <w:numId w:val="8"/>
-        </w:numPr>
-      </w:pPr>
-      <w:r>
-        <w:t>Update help file.</w:t>
-      </w:r>
-    </w:p>
-    <w:p>
-      <w:pPr>
-        <w:rPr>
-          <w:b/>
-          <w:bCs/>
-        </w:rPr>
-      </w:pPr>
-      <w:r>
-        <w:rPr>
-          <w:b/>
-          <w:bCs/>
-        </w:rPr>
-        <w:t xml:space="preserve">Changes to </w:t>
-      </w:r>
-      <w:proofErr w:type="spellStart"/>
-      <w:r>
-        <w:rPr>
-          <w:b/>
-          <w:bCs/>
-        </w:rPr>
-        <w:t>QRev</w:t>
-      </w:r>
-      <w:proofErr w:type="spellEnd"/>
-      <w:r>
-        <w:rPr>
-          <w:b/>
-          <w:bCs/>
-        </w:rPr>
-        <w:t xml:space="preserve"> from 3.34 to 3.35</w:t>
-      </w:r>
-    </w:p>
-    <w:p>
-      <w:pPr>
-        <w:pStyle w:val="ListParagraph"/>
-        <w:numPr>
-          <w:ilvl w:val="0"/>
-          <w:numId w:val="10"/>
-        </w:numPr>
-      </w:pPr>
-      <w:r>
-        <w:t>Fixed bug causing crash when ADCP had no compass.</w:t>
-      </w:r>
-    </w:p>
-    <w:p>
-      <w:pPr>
-        <w:rPr>
-          <w:b/>
-          <w:bCs/>
-        </w:rPr>
-      </w:pPr>
-      <w:r>
-        <w:rPr>
-          <w:b/>
-          <w:bCs/>
-        </w:rPr>
-        <w:t xml:space="preserve">Changes to </w:t>
-      </w:r>
-      <w:proofErr w:type="spellStart"/>
-      <w:r>
-        <w:rPr>
-          <w:b/>
-          <w:bCs/>
-        </w:rPr>
-        <w:t>QRev</w:t>
-      </w:r>
-      <w:proofErr w:type="spellEnd"/>
-      <w:r>
-        <w:rPr>
-          <w:b/>
-          <w:bCs/>
-        </w:rPr>
-        <w:t xml:space="preserve"> from 3.33 to 3.34</w:t>
-      </w:r>
-    </w:p>
-    <w:p>
-      <w:pPr>
-        <w:pStyle w:val="ListParagraph"/>
-        <w:numPr>
-          <w:ilvl w:val="0"/>
-          <w:numId w:val="11"/>
-        </w:numPr>
-      </w:pPr>
-      <w:r>
-        <w:t xml:space="preserve">Fixed bug causing 25 cm excluded distance to be applied to </w:t>
-      </w:r>
-      <w:proofErr w:type="spellStart"/>
-      <w:r>
-        <w:t>RiverPro</w:t>
-      </w:r>
-      <w:proofErr w:type="spellEnd"/>
-      <w:r>
-        <w:t xml:space="preserve"> data.</w:t>
-      </w:r>
-    </w:p>
-    <w:p>
-      <w:pPr>
-        <w:rPr>
-          <w:b/>
-          <w:bCs/>
-        </w:rPr>
-      </w:pPr>
-      <w:r>
-        <w:rPr>
-          <w:b/>
-          <w:bCs/>
-        </w:rPr>
-        <w:t xml:space="preserve">Changes to </w:t>
-      </w:r>
-      <w:proofErr w:type="spellStart"/>
-      <w:r>
-        <w:rPr>
-          <w:b/>
-          <w:bCs/>
-        </w:rPr>
-        <w:t>QRev</w:t>
-      </w:r>
-      <w:proofErr w:type="spellEnd"/>
-      <w:r>
-        <w:rPr>
-          <w:b/>
-          <w:bCs/>
-        </w:rPr>
-        <w:t xml:space="preserve"> from 3.31 to 3.33</w:t>
-      </w:r>
-    </w:p>
-    <w:p>
-      <w:pPr>
-        <w:pStyle w:val="ListParagraph"/>
-        <w:numPr>
-          <w:ilvl w:val="0"/>
-          <w:numId w:val="13"/>
-        </w:numPr>
-      </w:pPr>
-      <w:r>
-        <w:t>Fixed bug using uncheck all.</w:t>
-      </w:r>
-    </w:p>
-    <w:p>
-      <w:pPr>
-        <w:pStyle w:val="ListParagraph"/>
-        <w:numPr>
-          <w:ilvl w:val="0"/>
-          <w:numId w:val="13"/>
-        </w:numPr>
-      </w:pPr>
-      <w:r>
-        <w:t>Fixed bug manually loading system test or compass calibration or evaluation</w:t>
-      </w:r>
-    </w:p>
-    <w:p>
-      <w:pPr>
-        <w:pStyle w:val="ListParagraph"/>
-        <w:numPr>
-          <w:ilvl w:val="0"/>
-          <w:numId w:val="13"/>
-        </w:numPr>
-      </w:pPr>
-      <w:r>
-        <w:t>Changed legend location to best</w:t>
-      </w:r>
-    </w:p>
-    <w:p>
-      <w:pPr>
-        <w:pStyle w:val="ListParagraph"/>
-        <w:numPr>
-          <w:ilvl w:val="0"/>
-          <w:numId w:val="13"/>
-        </w:numPr>
-      </w:pPr>
-      <w:r>
-        <w:t>Fixed bugs in GUI causing wrong transects to be highlighted</w:t>
-      </w:r>
-    </w:p>
-    <w:p>
-      <w:pPr>
-        <w:pStyle w:val="ListParagraph"/>
-        <w:numPr>
-          <w:ilvl w:val="0"/>
-          <w:numId w:val="13"/>
-        </w:numPr>
-      </w:pPr>
-      <w:r>
-        <w:t xml:space="preserve">Fixed bug reprocessing </w:t>
-      </w:r>
-      <w:proofErr w:type="spellStart"/>
-      <w:r>
-        <w:t>QRev</w:t>
-      </w:r>
-      <w:proofErr w:type="spellEnd"/>
-      <w:r>
-        <w:t xml:space="preserve"> files associated with moving-bed tests</w:t>
-      </w:r>
-    </w:p>
-    <w:p>
-      <w:pPr>
-        <w:pStyle w:val="ListParagraph"/>
-        <w:numPr>
-          <w:ilvl w:val="0"/>
-          <w:numId w:val="13"/>
-        </w:numPr>
-      </w:pPr>
-      <w:r>
-        <w:t xml:space="preserve">Fixed bug causing changes in draft </w:t>
-      </w:r>
-      <w:proofErr w:type="spellStart"/>
-      <w:r>
-        <w:t>hOffset</w:t>
-      </w:r>
-      <w:proofErr w:type="spellEnd"/>
-      <w:r>
-        <w:t xml:space="preserve">, </w:t>
-      </w:r>
-      <w:proofErr w:type="spellStart"/>
-      <w:r>
-        <w:t>hSource</w:t>
-      </w:r>
-      <w:proofErr w:type="spellEnd"/>
-      <w:r>
-        <w:t xml:space="preserve">, and </w:t>
-      </w:r>
-      <w:proofErr w:type="spellStart"/>
-      <w:r>
-        <w:t>magVar</w:t>
-      </w:r>
-      <w:proofErr w:type="spellEnd"/>
-      <w:r>
-        <w:t xml:space="preserve"> to not update QA properly</w:t>
-      </w:r>
-    </w:p>
-    <w:p>
-      <w:pPr>
-        <w:rPr>
-          <w:b/>
-          <w:bCs/>
-        </w:rPr>
-      </w:pPr>
-      <w:r>
-        <w:rPr>
-          <w:b/>
-          <w:bCs/>
-        </w:rPr>
-        <w:t xml:space="preserve">Changes to </w:t>
-      </w:r>
-      <w:proofErr w:type="spellStart"/>
-      <w:r>
-        <w:rPr>
-          <w:b/>
-          <w:bCs/>
-        </w:rPr>
-        <w:t>QRev</w:t>
-      </w:r>
-      <w:proofErr w:type="spellEnd"/>
-      <w:r>
-        <w:rPr>
-          <w:b/>
-          <w:bCs/>
-        </w:rPr>
-        <w:t xml:space="preserve"> from 3.30 to 3.31</w:t>
-      </w:r>
-    </w:p>
-    <w:p>
-      <w:pPr>
-        <w:pStyle w:val="ListParagraph"/>
-        <w:numPr>
-          <w:ilvl w:val="0"/>
-          <w:numId w:val="15"/>
-        </w:numPr>
-      </w:pPr>
-      <w:r>
-        <w:t xml:space="preserve">Fixed bug creating structure for test results from existing </w:t>
-      </w:r>
-      <w:proofErr w:type="spellStart"/>
-      <w:r>
-        <w:t>QRev</w:t>
-      </w:r>
-      <w:proofErr w:type="spellEnd"/>
-      <w:r>
-        <w:t xml:space="preserve"> files</w:t>
-      </w:r>
-    </w:p>
-    <w:p>
-      <w:pPr>
-        <w:pStyle w:val="ListParagraph"/>
-        <w:numPr>
-          <w:ilvl w:val="0"/>
-          <w:numId w:val="15"/>
-        </w:numPr>
-      </w:pPr>
-      <w:r>
-        <w:t>Fixed bug setting status of system test results and button color</w:t>
-      </w:r>
-    </w:p>
-    <w:p>
-      <w:pPr>
-        <w:pStyle w:val="ListParagraph"/>
-        <w:numPr>
-          <w:ilvl w:val="0"/>
-          <w:numId w:val="15"/>
-        </w:numPr>
-      </w:pPr>
-      <w:r>
-        <w:t>Fixed bug causing end edge discharge to be applied at start edge</w:t>
-      </w:r>
-    </w:p>
-    <w:p>
-      <w:pPr>
-        <w:pStyle w:val="ListParagraph"/>
-        <w:numPr>
-          <w:ilvl w:val="0"/>
-          <w:numId w:val="15"/>
-        </w:numPr>
-      </w:pPr>
-      <w:r>
-        <w:t>Fixed bug preventing user uncertainty from being recomputed after changing a filter or extrapolation</w:t>
-      </w:r>
-    </w:p>
-    <w:p>
-      <w:pPr>
-        <w:pStyle w:val="ListParagraph"/>
-        <w:numPr>
-          <w:ilvl w:val="0"/>
-          <w:numId w:val="15"/>
-        </w:numPr>
-      </w:pPr>
-      <w:r>
-        <w:t>Fixed bug displaying number of ensembles to use for edge</w:t>
-      </w:r>
-    </w:p>
-    <w:p>
-      <w:pPr>
-        <w:pStyle w:val="ListParagraph"/>
-        <w:numPr>
-          <w:ilvl w:val="0"/>
-          <w:numId w:val="15"/>
-        </w:numPr>
-      </w:pPr>
-      <w:r>
-        <w:t>Changed the algorithm for determining PT3 failure</w:t>
-      </w:r>
-    </w:p>
-    <w:p>
-      <w:pPr>
-        <w:pStyle w:val="ListParagraph"/>
-        <w:numPr>
-          <w:ilvl w:val="0"/>
-          <w:numId w:val="15"/>
-        </w:numPr>
-      </w:pPr>
-      <w:r>
-        <w:t>Modified the computation for extrapolation uncertainty to prevent a manual setting from biasing the uncertainty low</w:t>
-      </w:r>
-    </w:p>
-    <w:p>
-      <w:pPr>
-        <w:pStyle w:val="ListParagraph"/>
-        <w:numPr>
-          <w:ilvl w:val="0"/>
-          <w:numId w:val="15"/>
-        </w:numPr>
-      </w:pPr>
-      <w:r>
-        <w:t xml:space="preserve">Added reprocessing of moving-bed tests to reprocessing of existing </w:t>
-      </w:r>
-      <w:proofErr w:type="spellStart"/>
-      <w:r>
-        <w:t>QRev</w:t>
-      </w:r>
-      <w:proofErr w:type="spellEnd"/>
-      <w:r>
-        <w:t xml:space="preserve"> data files.</w:t>
-      </w:r>
-    </w:p>
-    <w:p>
-      <w:pPr>
-        <w:pStyle w:val="ListParagraph"/>
-        <w:numPr>
-          <w:ilvl w:val="0"/>
-          <w:numId w:val="15"/>
-        </w:numPr>
-      </w:pPr>
-      <w:r>
-        <w:t>The mag field, if available, is automatically displayed in the heading graph</w:t>
-      </w:r>
-    </w:p>
-    <w:p>
-      <w:pPr>
-        <w:pStyle w:val="ListParagraph"/>
-        <w:numPr>
-          <w:ilvl w:val="0"/>
-          <w:numId w:val="15"/>
-        </w:numPr>
-      </w:pPr>
-      <w:r>
-        <w:t>Modified the excluded distance filter to round to 2 digits to prevent differences when converting between units.</w:t>
-      </w:r>
-    </w:p>
-    <w:p>
-      <w:pPr>
-        <w:rPr>
-          <w:b/>
-          <w:bCs/>
-        </w:rPr>
-      </w:pPr>
-      <w:r>
-        <w:rPr>
-          <w:b/>
-          <w:bCs/>
-        </w:rPr>
-        <w:t xml:space="preserve">Changes to </w:t>
-      </w:r>
-      <w:proofErr w:type="spellStart"/>
-      <w:r>
-        <w:rPr>
-          <w:b/>
-          <w:bCs/>
-        </w:rPr>
-        <w:t>QRev</w:t>
-      </w:r>
-      <w:proofErr w:type="spellEnd"/>
-      <w:r>
-        <w:rPr>
-          <w:b/>
-          <w:bCs/>
-        </w:rPr>
-        <w:t xml:space="preserve"> from 3.28 to 3.30</w:t>
-      </w:r>
-    </w:p>
-    <w:p>
-      <w:pPr>
-        <w:pStyle w:val="ListParagraph"/>
-        <w:numPr>
-          <w:ilvl w:val="0"/>
-          <w:numId w:val="17"/>
-        </w:numPr>
-      </w:pPr>
-      <w:r>
-        <w:t>Fixed bugs in messages table that were opening wrong windows.</w:t>
-      </w:r>
-    </w:p>
-    <w:p>
-      <w:pPr>
-        <w:pStyle w:val="ListParagraph"/>
-        <w:numPr>
-          <w:ilvl w:val="0"/>
-          <w:numId w:val="17"/>
-        </w:numPr>
-      </w:pPr>
-      <w:r>
-        <w:t>Modified code to interpolate invalid data from composite tracks using the composite tracks rather than the primary data.</w:t>
-      </w:r>
-    </w:p>
-    <w:p>
-      <w:pPr>
-        <w:pStyle w:val="ListParagraph"/>
-        <w:numPr>
-          <w:ilvl w:val="0"/>
-          <w:numId w:val="17"/>
-        </w:numPr>
-      </w:pPr>
-      <w:r>
-        <w:t>Modified code to interpolate invalid data from composite depths using the composite depths rather than the primary data.</w:t>
-      </w:r>
-    </w:p>
-    <w:p>
-      <w:pPr>
-        <w:pStyle w:val="ListParagraph"/>
-        <w:numPr>
-          <w:ilvl w:val="0"/>
-          <w:numId w:val="17"/>
-        </w:numPr>
-      </w:pPr>
-      <w:r>
-        <w:t>Modified draft check to use display units and limit the comparison to 2 decimal spots which is what is displayed in the GUI.</w:t>
-      </w:r>
-    </w:p>
-    <w:p>
-      <w:pPr>
-        <w:pStyle w:val="ListParagraph"/>
-        <w:numPr>
-          <w:ilvl w:val="0"/>
-          <w:numId w:val="17"/>
-        </w:numPr>
-      </w:pPr>
-      <w:r>
-        <w:t>Added code to interpolate discharge for ensembles that are too shallow for a valid depth cell.</w:t>
-      </w:r>
-    </w:p>
-    <w:p>
-      <w:pPr>
-        <w:pStyle w:val="ListParagraph"/>
-        <w:numPr>
-          <w:ilvl w:val="0"/>
-          <w:numId w:val="17"/>
-        </w:numPr>
-      </w:pPr>
-      <w:r>
-        <w:t xml:space="preserve">Modified code in the way that TRDI </w:t>
-      </w:r>
-      <w:proofErr w:type="spellStart"/>
-      <w:r>
-        <w:t>mmt</w:t>
-      </w:r>
-      <w:proofErr w:type="spellEnd"/>
-      <w:r>
-        <w:t xml:space="preserve"> file setting for composite depths are processed to </w:t>
-      </w:r>
-      <w:proofErr w:type="spellStart"/>
-      <w:r>
-        <w:t>QRev</w:t>
-      </w:r>
-      <w:proofErr w:type="spellEnd"/>
-      <w:r>
-        <w:t xml:space="preserve"> settings. </w:t>
-      </w:r>
-    </w:p>
-    <w:p>
-      <w:pPr>
-        <w:pStyle w:val="ListParagraph"/>
-        <w:numPr>
-          <w:ilvl w:val="0"/>
-          <w:numId w:val="17"/>
-        </w:numPr>
-      </w:pPr>
-      <w:r>
-        <w:t>Moved composite depth computation to end of data input flow.</w:t>
-      </w:r>
-    </w:p>
-    <w:p>
-      <w:pPr>
-        <w:pStyle w:val="ListParagraph"/>
-        <w:numPr>
-          <w:ilvl w:val="0"/>
-          <w:numId w:val="17"/>
-        </w:numPr>
-      </w:pPr>
-      <w:r>
-        <w:lastRenderedPageBreak/>
-        <w:t>Modified code to allow the view comments button to be accessible even when another window is open.</w:t>
-      </w:r>
-    </w:p>
-    <w:p>
-      <w:pPr>
-        <w:pStyle w:val="ListParagraph"/>
-        <w:numPr>
-          <w:ilvl w:val="0"/>
-          <w:numId w:val="17"/>
-        </w:numPr>
-      </w:pPr>
-      <w:r>
-        <w:t xml:space="preserve">Fixed bug with </w:t>
-      </w:r>
-      <w:proofErr w:type="spellStart"/>
-      <w:r>
-        <w:t>computePerDiff</w:t>
-      </w:r>
-      <w:proofErr w:type="spellEnd"/>
-      <w:r>
-        <w:t xml:space="preserve"> in extrapolation sensitivity when no transect data provided.</w:t>
-      </w:r>
-    </w:p>
-    <w:p>
-      <w:pPr>
-        <w:pStyle w:val="ListParagraph"/>
-        <w:numPr>
-          <w:ilvl w:val="0"/>
-          <w:numId w:val="17"/>
-        </w:numPr>
-      </w:pPr>
-      <w:r>
-        <w:t>Added valid depth method to xml output.</w:t>
-      </w:r>
-    </w:p>
-    <w:p>
-      <w:pPr>
-        <w:pStyle w:val="ListParagraph"/>
-        <w:numPr>
-          <w:ilvl w:val="0"/>
-          <w:numId w:val="17"/>
-        </w:numPr>
-      </w:pPr>
-      <w:r>
-        <w:t xml:space="preserve">Added code to check compass </w:t>
-      </w:r>
-      <w:proofErr w:type="spellStart"/>
-      <w:r>
-        <w:t>cal</w:t>
-      </w:r>
-      <w:proofErr w:type="spellEnd"/>
-      <w:r>
-        <w:t xml:space="preserve"> errors against USGS recommendations</w:t>
-      </w:r>
-    </w:p>
-    <w:p>
-      <w:pPr>
-        <w:pStyle w:val="ListParagraph"/>
-        <w:numPr>
-          <w:ilvl w:val="0"/>
-          <w:numId w:val="17"/>
-        </w:numPr>
-      </w:pPr>
-      <w:r>
-        <w:t xml:space="preserve">Added code to handle files processed with </w:t>
-      </w:r>
-      <w:proofErr w:type="spellStart"/>
-      <w:r>
-        <w:t>QBatch</w:t>
-      </w:r>
-      <w:proofErr w:type="spellEnd"/>
-      <w:r>
-        <w:t>.</w:t>
-      </w:r>
-    </w:p>
-    <w:p>
-      <w:pPr>
-        <w:pStyle w:val="ListParagraph"/>
-        <w:numPr>
-          <w:ilvl w:val="0"/>
-          <w:numId w:val="17"/>
-        </w:numPr>
-      </w:pPr>
-      <w:r>
-        <w:t>Fixed bug with variable names for mean and max depth and max water speed.</w:t>
-      </w:r>
-    </w:p>
-    <w:p>
-      <w:pPr>
-        <w:pStyle w:val="ListParagraph"/>
-        <w:numPr>
-          <w:ilvl w:val="0"/>
-          <w:numId w:val="17"/>
-        </w:numPr>
-      </w:pPr>
-      <w:r>
-        <w:t>Fixed bug with order of warnings and cautions for system test checks.</w:t>
-      </w:r>
-    </w:p>
-    <w:p/>
-    <w:p>
-      <w:pPr>
-        <w:rPr>
-          <w:b/>
-          <w:bCs/>
-        </w:rPr>
-      </w:pPr>
-      <w:r>
-        <w:rPr>
-          <w:b/>
-          <w:bCs/>
-        </w:rPr>
-        <w:t xml:space="preserve">Changes to </w:t>
-      </w:r>
-      <w:proofErr w:type="spellStart"/>
-      <w:r>
-        <w:rPr>
-          <w:b/>
-          <w:bCs/>
-        </w:rPr>
-        <w:t>QRev</w:t>
-      </w:r>
-      <w:proofErr w:type="spellEnd"/>
-      <w:r>
-        <w:rPr>
-          <w:b/>
-          <w:bCs/>
-        </w:rPr>
-        <w:t xml:space="preserve"> from 3.24 to 3.28</w:t>
-      </w:r>
-    </w:p>
-    <w:p/>
-    <w:p>
-      <w:pPr>
-        <w:pStyle w:val="ListParagraph"/>
-        <w:numPr>
-          <w:ilvl w:val="0"/>
-          <w:numId w:val="19"/>
-        </w:numPr>
-      </w:pPr>
-      <w:r>
-        <w:t>Messages are now in a table, sorted with warnings on top, and identified with a symbol and font.</w:t>
-      </w:r>
-    </w:p>
-    <w:p>
-      <w:pPr>
-        <w:pStyle w:val="ListParagraph"/>
-        <w:numPr>
-          <w:ilvl w:val="0"/>
-          <w:numId w:val="19"/>
-        </w:numPr>
-      </w:pPr>
-      <w:r>
-        <w:t>Clicking on a message will open the associated window, same as clicking on associated button.</w:t>
-      </w:r>
-    </w:p>
-    <w:p>
-      <w:pPr>
-        <w:pStyle w:val="ListParagraph"/>
-        <w:numPr>
-          <w:ilvl w:val="0"/>
-          <w:numId w:val="19"/>
-        </w:numPr>
-      </w:pPr>
-      <w:r>
-        <w:t>Extrapolation discharge sensitivity table is now referenced to the currently selected fit, rather than to power/power 0.1667.</w:t>
-      </w:r>
-    </w:p>
-    <w:p>
-      <w:pPr>
-        <w:pStyle w:val="ListParagraph"/>
-        <w:numPr>
-          <w:ilvl w:val="0"/>
-          <w:numId w:val="19"/>
-        </w:numPr>
-      </w:pPr>
-      <w:r>
-        <w:t>Clicking a row in the extrapolation discharge sensitivity table will set the fit to those parameters.</w:t>
-      </w:r>
-    </w:p>
-    <w:p>
-      <w:pPr>
-        <w:pStyle w:val="ListParagraph"/>
-        <w:numPr>
-          <w:ilvl w:val="0"/>
-          <w:numId w:val="19"/>
-        </w:numPr>
-      </w:pPr>
-      <w:r>
-        <w:t xml:space="preserve">The compass error from the evaluation of a TRDI ADCP and if available, from </w:t>
-      </w:r>
-      <w:proofErr w:type="spellStart"/>
-      <w:r>
-        <w:t>RiverSurveyor</w:t>
-      </w:r>
-      <w:proofErr w:type="spellEnd"/>
-      <w:r>
-        <w:t xml:space="preserve"> G3 compass is now shown in the Compass/P/R window.</w:t>
-      </w:r>
-    </w:p>
-    <w:p>
-      <w:pPr>
-        <w:pStyle w:val="ListParagraph"/>
-        <w:numPr>
-          <w:ilvl w:val="0"/>
-          <w:numId w:val="19"/>
-        </w:numPr>
-      </w:pPr>
-      <w:r>
-        <w:t>The system test window now displays the total number of tests.</w:t>
-      </w:r>
-    </w:p>
-    <w:p>
-      <w:pPr>
-        <w:pStyle w:val="ListParagraph"/>
-        <w:numPr>
-          <w:ilvl w:val="0"/>
-          <w:numId w:val="19"/>
-        </w:numPr>
-      </w:pPr>
-      <w:r>
-        <w:t>The PT3 test is now decoded and the correlation in lag 3 is checked to ensure that the correlation is less than 15% of the lag 0 correlation.</w:t>
-      </w:r>
-    </w:p>
-    <w:p>
-      <w:pPr>
-        <w:pStyle w:val="ListParagraph"/>
-        <w:numPr>
-          <w:ilvl w:val="0"/>
-          <w:numId w:val="19"/>
-        </w:numPr>
-      </w:pPr>
-      <w:r>
-        <w:t>A minimum threshold for the boat track vertical velocity filter is set to 0.01 m/s.</w:t>
-      </w:r>
-    </w:p>
-    <w:p>
-      <w:pPr>
-        <w:pStyle w:val="ListParagraph"/>
-        <w:numPr>
-          <w:ilvl w:val="0"/>
-          <w:numId w:val="19"/>
-        </w:numPr>
-      </w:pPr>
-      <w:r>
-        <w:t xml:space="preserve">A bug which applied both the </w:t>
-      </w:r>
-      <w:proofErr w:type="spellStart"/>
-      <w:r>
-        <w:t>magvar</w:t>
-      </w:r>
-      <w:proofErr w:type="spellEnd"/>
-      <w:r>
-        <w:t xml:space="preserve"> and heading offset to all compass data when loading has been fixed. Now the </w:t>
-      </w:r>
-      <w:proofErr w:type="spellStart"/>
-      <w:r>
-        <w:t>magvar</w:t>
-      </w:r>
-      <w:proofErr w:type="spellEnd"/>
-      <w:r>
-        <w:t xml:space="preserve"> is only applied to the internal compass and the heading offset only applied to the external compass. This is consistent with how it was handled in the Compass/P/R window.</w:t>
-      </w:r>
-    </w:p>
-    <w:p>
-      <w:pPr>
-        <w:pStyle w:val="ListParagraph"/>
-        <w:numPr>
-          <w:ilvl w:val="0"/>
-          <w:numId w:val="19"/>
-        </w:numPr>
-      </w:pPr>
-      <w:r>
-        <w:t>Label for Google Earth plots was changed to filename only, not including the path.</w:t>
-      </w:r>
-    </w:p>
-    <w:p>
-      <w:pPr>
-        <w:pStyle w:val="ListParagraph"/>
-        <w:numPr>
-          <w:ilvl w:val="0"/>
-          <w:numId w:val="19"/>
-        </w:numPr>
-      </w:pPr>
-      <w:r>
-        <w:t>Fixed other minor bugs.</w:t>
-      </w:r>
-    </w:p>
-    <w:p>
-      <w:pPr>
-        <w:rPr>
-          <w:b/>
-          <w:bCs/>
-        </w:rPr>
-      </w:pPr>
-      <w:r>
-        <w:rPr>
-          <w:b/>
-          <w:bCs/>
-        </w:rPr>
-        <w:t xml:space="preserve">Changes to </w:t>
-      </w:r>
-      <w:proofErr w:type="spellStart"/>
-      <w:r>
-        <w:rPr>
-          <w:b/>
-          <w:bCs/>
-        </w:rPr>
-        <w:t>QRev</w:t>
-      </w:r>
-      <w:proofErr w:type="spellEnd"/>
-      <w:r>
-        <w:rPr>
-          <w:b/>
-          <w:bCs/>
-        </w:rPr>
-        <w:t xml:space="preserve"> since from 3.23 to 3.24</w:t>
-      </w:r>
-    </w:p>
-    <w:p>
-      <w:pPr>
-        <w:pStyle w:val="ListParagraph"/>
-        <w:numPr>
-          <w:ilvl w:val="0"/>
-          <w:numId w:val="21"/>
-        </w:numPr>
-      </w:pPr>
-      <w:r>
-        <w:t>Fixed compiler issue causing the plot to Google Earth to fail</w:t>
-      </w:r>
-    </w:p>
-    <w:p>
-      <w:pPr>
-        <w:pStyle w:val="ListParagraph"/>
-        <w:numPr>
-          <w:ilvl w:val="0"/>
-          <w:numId w:val="21"/>
-        </w:numPr>
-      </w:pPr>
-      <w:r>
-        <w:t>Fixed a bug reading longitude data when preceded by a leading zero.</w:t>
-      </w:r>
-    </w:p>
-    <w:p>
-      <w:pPr>
-        <w:rPr>
-          <w:b/>
-          <w:bCs/>
-        </w:rPr>
-      </w:pPr>
-      <w:r>
-        <w:rPr>
-          <w:b/>
-          <w:bCs/>
-        </w:rPr>
-        <w:t xml:space="preserve">Changes to </w:t>
-      </w:r>
-      <w:proofErr w:type="spellStart"/>
-      <w:r>
-        <w:rPr>
-          <w:b/>
-          <w:bCs/>
-        </w:rPr>
-        <w:t>QRev</w:t>
-      </w:r>
-      <w:proofErr w:type="spellEnd"/>
-      <w:r>
-        <w:rPr>
-          <w:b/>
-          <w:bCs/>
-        </w:rPr>
-        <w:t xml:space="preserve"> since release of version 3.21 (in chronological order)</w:t>
-      </w:r>
-    </w:p>
-    <w:p>
-      <w:pPr>
-        <w:pStyle w:val="ListParagraph"/>
-        <w:numPr>
-          <w:ilvl w:val="0"/>
-          <w:numId w:val="23"/>
-        </w:numPr>
-      </w:pPr>
-      <w:r>
-        <w:t xml:space="preserve">Improved the handling of illegal xml characters in </w:t>
-      </w:r>
-      <w:proofErr w:type="spellStart"/>
-      <w:r>
-        <w:t>mmt</w:t>
-      </w:r>
-      <w:proofErr w:type="spellEnd"/>
-      <w:r>
-        <w:t xml:space="preserve"> file.</w:t>
-      </w:r>
-    </w:p>
-    <w:p>
-      <w:pPr>
-        <w:pStyle w:val="ListParagraph"/>
-        <w:numPr>
-          <w:ilvl w:val="0"/>
-          <w:numId w:val="23"/>
-        </w:numPr>
-      </w:pPr>
-      <w:r>
-        <w:t>Added a minimum threshold to the COV QA check for stationary tests.</w:t>
-      </w:r>
-    </w:p>
-    <w:p>
-      <w:pPr>
-        <w:pStyle w:val="ListParagraph"/>
-        <w:numPr>
-          <w:ilvl w:val="0"/>
-          <w:numId w:val="23"/>
-        </w:numPr>
-      </w:pPr>
-      <w:r>
-        <w:t xml:space="preserve">Changed the QA check for number of valid ensembles to a </w:t>
-      </w:r>
-      <w:proofErr w:type="gramStart"/>
-      <w:r>
-        <w:t>duration based</w:t>
-      </w:r>
-      <w:proofErr w:type="gramEnd"/>
-      <w:r>
-        <w:t xml:space="preserve"> check for stationary moving-bed test.</w:t>
-      </w:r>
-    </w:p>
-    <w:p>
-      <w:pPr>
-        <w:pStyle w:val="ListParagraph"/>
-        <w:numPr>
-          <w:ilvl w:val="0"/>
-          <w:numId w:val="23"/>
-        </w:numPr>
-      </w:pPr>
-      <w:r>
-        <w:t>Fixed bug causing edges GUI not to update with changes to table.</w:t>
-      </w:r>
-    </w:p>
-    <w:p>
-      <w:pPr>
-        <w:pStyle w:val="ListParagraph"/>
-        <w:numPr>
-          <w:ilvl w:val="0"/>
-          <w:numId w:val="23"/>
-        </w:numPr>
-      </w:pPr>
-      <w:r>
-        <w:t>Added a button to copy comments from the view comments window so they could be pasted in another application.</w:t>
-      </w:r>
-    </w:p>
-    <w:p>
-      <w:pPr>
-        <w:pStyle w:val="ListParagraph"/>
-        <w:numPr>
-          <w:ilvl w:val="0"/>
-          <w:numId w:val="23"/>
-        </w:numPr>
-      </w:pPr>
-      <w:r>
-        <w:lastRenderedPageBreak/>
-        <w:t>Changed Display Units buttons to Options and created an Options window for units and save all or save checked only.</w:t>
-      </w:r>
-    </w:p>
-    <w:p>
-      <w:pPr>
-        <w:pStyle w:val="ListParagraph"/>
-        <w:numPr>
-          <w:ilvl w:val="0"/>
-          <w:numId w:val="23"/>
-        </w:numPr>
-      </w:pPr>
-      <w:r>
-        <w:t>Added an icon button to main window for uncheck all.</w:t>
-      </w:r>
-    </w:p>
-    <w:p>
-      <w:pPr>
-        <w:pStyle w:val="ListParagraph"/>
-        <w:numPr>
-          <w:ilvl w:val="0"/>
-          <w:numId w:val="23"/>
-        </w:numPr>
-      </w:pPr>
-      <w:r>
-        <w:t>Change version to 3.22.</w:t>
-      </w:r>
-    </w:p>
-    <w:p>
-      <w:pPr>
-        <w:pStyle w:val="ListParagraph"/>
-        <w:numPr>
-          <w:ilvl w:val="0"/>
-          <w:numId w:val="23"/>
-        </w:numPr>
-      </w:pPr>
-      <w:r>
-        <w:t>Fixed bug in when selecting an extrapolation fit where numerical storage prevented 0.1 = 0.1</w:t>
-      </w:r>
-      <w:r>
-        <w:tab/>
-      </w:r>
-    </w:p>
-    <w:p>
-      <w:pPr>
-        <w:pStyle w:val="ListParagraph"/>
-        <w:numPr>
-          <w:ilvl w:val="0"/>
-          <w:numId w:val="23"/>
-        </w:numPr>
-      </w:pPr>
-      <w:r>
-        <w:t>Fixed issue with RSL revision numbers which need to be 2 digits (02 not 2).</w:t>
-      </w:r>
-    </w:p>
-    <w:p>
-      <w:pPr>
-        <w:pStyle w:val="ListParagraph"/>
-        <w:numPr>
-          <w:ilvl w:val="0"/>
-          <w:numId w:val="23"/>
-        </w:numPr>
-      </w:pPr>
-      <w:r>
-        <w:t xml:space="preserve">Fixed issue with UTC time from GGA which contained an invalid character causing the str2double function resulting in </w:t>
-      </w:r>
-      <w:proofErr w:type="spellStart"/>
-      <w:r>
-        <w:t>NaN</w:t>
-      </w:r>
-      <w:proofErr w:type="spellEnd"/>
-      <w:r>
-        <w:t>.</w:t>
-      </w:r>
-    </w:p>
-    <w:p>
-      <w:pPr>
-        <w:pStyle w:val="ListParagraph"/>
-        <w:numPr>
-          <w:ilvl w:val="0"/>
-          <w:numId w:val="23"/>
-        </w:numPr>
-      </w:pPr>
-      <w:r>
-        <w:t xml:space="preserve">Added fix for invalid </w:t>
-      </w:r>
-      <w:proofErr w:type="spellStart"/>
-      <w:r>
-        <w:t>prefPath</w:t>
-      </w:r>
-      <w:proofErr w:type="spellEnd"/>
-      <w:r>
-        <w:t xml:space="preserve"> from corrupt </w:t>
-      </w:r>
-      <w:proofErr w:type="spellStart"/>
-      <w:r>
-        <w:t>AppData</w:t>
-      </w:r>
-      <w:proofErr w:type="spellEnd"/>
-      <w:r>
-        <w:t>/Local/</w:t>
-      </w:r>
-      <w:proofErr w:type="spellStart"/>
-      <w:r>
-        <w:t>QRev</w:t>
-      </w:r>
-      <w:proofErr w:type="spellEnd"/>
-    </w:p>
-    <w:p>
-      <w:pPr>
-        <w:pStyle w:val="ListParagraph"/>
-        <w:numPr>
-          <w:ilvl w:val="0"/>
-          <w:numId w:val="23"/>
-        </w:numPr>
-      </w:pPr>
-      <w:r>
-        <w:t xml:space="preserve">Added code to reset the close option from </w:t>
-      </w:r>
-      <w:proofErr w:type="spellStart"/>
-      <w:r>
-        <w:t>extrap</w:t>
-      </w:r>
-      <w:proofErr w:type="spellEnd"/>
-      <w:r>
-        <w:t xml:space="preserve"> to the main window when </w:t>
-      </w:r>
-      <w:proofErr w:type="spellStart"/>
-      <w:r>
-        <w:t>extrap</w:t>
-      </w:r>
-      <w:proofErr w:type="spellEnd"/>
-      <w:r>
-        <w:t xml:space="preserve"> is closed.</w:t>
-      </w:r>
-    </w:p>
-    <w:p>
-      <w:pPr>
-        <w:pStyle w:val="ListParagraph"/>
-        <w:numPr>
-          <w:ilvl w:val="0"/>
-          <w:numId w:val="23"/>
-        </w:numPr>
-      </w:pPr>
-      <w:r>
-        <w:t>Added code to compute the edge velocity using the full profile assuming a 1/6th power fit to estimate the unmeasured portions of the profile.</w:t>
-      </w:r>
-    </w:p>
-    <w:p>
-      <w:pPr>
-        <w:pStyle w:val="ListParagraph"/>
-        <w:numPr>
-          <w:ilvl w:val="0"/>
-          <w:numId w:val="23"/>
-        </w:numPr>
-      </w:pPr>
-      <w:r>
-        <w:t>Fixed bug associated with changing all moving-bed tests to manual.</w:t>
-      </w:r>
-    </w:p>
-    <w:p>
-      <w:pPr>
-        <w:pStyle w:val="ListParagraph"/>
-        <w:numPr>
-          <w:ilvl w:val="0"/>
-          <w:numId w:val="23"/>
-        </w:numPr>
-      </w:pPr>
-      <w:r>
-        <w:t>Added new message when moving-bed tests are selected manually.</w:t>
-      </w:r>
-    </w:p>
-    <w:p>
-      <w:pPr>
-        <w:pStyle w:val="ListParagraph"/>
-        <w:numPr>
-          <w:ilvl w:val="0"/>
-          <w:numId w:val="23"/>
-        </w:numPr>
-      </w:pPr>
-      <w:r>
-        <w:t>Fixed issue with moving-bed tests when data were collected in language other than English.</w:t>
-      </w:r>
-    </w:p>
-    <w:p>
-      <w:pPr>
-        <w:pStyle w:val="ListParagraph"/>
-        <w:numPr>
-          <w:ilvl w:val="0"/>
-          <w:numId w:val="23"/>
-        </w:numPr>
-      </w:pPr>
-      <w:r>
-        <w:t>Change version to 3.23</w:t>
-      </w:r>
-    </w:p>
-    <w:p>
-      <w:pPr>
-        <w:rPr>
-          <w:b/>
-          <w:bCs/>
-        </w:rPr>
-      </w:pPr>
-      <w:r>
-        <w:rPr>
-          <w:b/>
-          <w:bCs/>
-        </w:rPr>
-        <w:t xml:space="preserve">Changes in </w:t>
-      </w:r>
-      <w:proofErr w:type="spellStart"/>
-      <w:r>
-        <w:rPr>
-          <w:b/>
-          <w:bCs/>
-        </w:rPr>
-        <w:t>QRev</w:t>
-      </w:r>
-      <w:proofErr w:type="spellEnd"/>
-      <w:r>
-        <w:rPr>
-          <w:b/>
-          <w:bCs/>
-        </w:rPr>
-        <w:t xml:space="preserve"> from 3.12 to 3.21</w:t>
-      </w:r>
-    </w:p>
-    <w:p>
-      <w:pPr>
-        <w:pStyle w:val="ListParagraph"/>
-        <w:numPr>
-          <w:ilvl w:val="0"/>
-          <w:numId w:val="24"/>
-        </w:numPr>
-      </w:pPr>
-      <w:r>
-        <w:t>Update help to add pdf file which can be searched.</w:t>
-      </w:r>
-    </w:p>
-    <w:p>
-      <w:pPr>
-        <w:pStyle w:val="ListParagraph"/>
-        <w:numPr>
-          <w:ilvl w:val="0"/>
-          <w:numId w:val="24"/>
-        </w:numPr>
-      </w:pPr>
-      <w:r>
-        <w:t>Fixed bug when plotting multiple transects with magnetic data in the Compass/P/R window.</w:t>
-      </w:r>
-    </w:p>
-    <w:p>
-      <w:pPr>
-        <w:pStyle w:val="ListParagraph"/>
-        <w:numPr>
-          <w:ilvl w:val="0"/>
-          <w:numId w:val="24"/>
-        </w:numPr>
-      </w:pPr>
-      <w:r>
-        <w:t xml:space="preserve">Fixed bug with transect name display when some transects were not checked in GPS window. </w:t>
-      </w:r>
-    </w:p>
-    <w:p>
-      <w:pPr>
-        <w:pStyle w:val="ListParagraph"/>
-        <w:numPr>
-          <w:ilvl w:val="0"/>
-          <w:numId w:val="24"/>
-        </w:numPr>
-      </w:pPr>
-      <w:r>
-        <w:t>Fixed bug causing Use in main table to be shown in red when there were no errors.</w:t>
-      </w:r>
-    </w:p>
-    <w:p>
-      <w:pPr>
-        <w:pStyle w:val="ListParagraph"/>
-        <w:numPr>
-          <w:ilvl w:val="0"/>
-          <w:numId w:val="24"/>
-        </w:numPr>
-      </w:pPr>
-      <w:r>
-        <w:t>Fixed bug checking for invalid edge ensembles due to excluded distance.</w:t>
-      </w:r>
-    </w:p>
-    <w:p>
-      <w:pPr>
-        <w:pStyle w:val="ListParagraph"/>
-        <w:numPr>
-          <w:ilvl w:val="0"/>
-          <w:numId w:val="24"/>
-        </w:numPr>
-      </w:pPr>
-      <w:r>
-        <w:t>Fixed bug when using up arrow in Edge window.</w:t>
-      </w:r>
-    </w:p>
-    <w:p>
-      <w:pPr>
-        <w:pStyle w:val="ListParagraph"/>
-        <w:numPr>
-          <w:ilvl w:val="0"/>
-          <w:numId w:val="24"/>
-        </w:numPr>
-      </w:pPr>
-      <w:r>
-        <w:t>Fixed bug in xml output for change in speed of sound.</w:t>
-      </w:r>
-    </w:p>
-    <w:p>
-      <w:pPr>
-        <w:pStyle w:val="ListParagraph"/>
-        <w:numPr>
-          <w:ilvl w:val="0"/>
-          <w:numId w:val="24"/>
-        </w:numPr>
-      </w:pPr>
-      <w:r>
-        <w:t>Fixed crash when loading transect with only 1 ensemble.</w:t>
-      </w:r>
-    </w:p>
-    <w:p>
-      <w:pPr>
-        <w:pStyle w:val="ListParagraph"/>
-        <w:numPr>
-          <w:ilvl w:val="0"/>
-          <w:numId w:val="24"/>
-        </w:numPr>
-      </w:pPr>
-      <w:r>
-        <w:t>Updated use of arrow keys in tables to avoid table and plots getting out of synch when arrow keys were pressed too quickly.</w:t>
-      </w:r>
-    </w:p>
-    <w:p>
-      <w:pPr>
-        <w:pStyle w:val="ListParagraph"/>
-        <w:numPr>
-          <w:ilvl w:val="0"/>
-          <w:numId w:val="24"/>
-        </w:numPr>
-      </w:pPr>
-      <w:r>
-        <w:t>Added point marker to vertical beam in depth plots.</w:t>
-      </w:r>
-    </w:p>
-    <w:p>
-      <w:pPr>
-        <w:pStyle w:val="ListParagraph"/>
-        <w:numPr>
-          <w:ilvl w:val="0"/>
-          <w:numId w:val="24"/>
-        </w:numPr>
-      </w:pPr>
-      <w:r>
-        <w:t>Modified code to make buttons inactive if no transects are checked.</w:t>
-      </w:r>
-    </w:p>
-    <w:p>
-      <w:pPr>
-        <w:pStyle w:val="ListParagraph"/>
-        <w:numPr>
-          <w:ilvl w:val="0"/>
-          <w:numId w:val="24"/>
-        </w:numPr>
-      </w:pPr>
-      <w:r>
-        <w:t>Added EDI interface for Equal Discharge Increment sampling</w:t>
-      </w:r>
-    </w:p>
-    <w:p>
-      <w:pPr>
-        <w:pStyle w:val="ListParagraph"/>
-        <w:numPr>
-          <w:ilvl w:val="0"/>
-          <w:numId w:val="24"/>
-        </w:numPr>
-      </w:pPr>
-      <w:r>
-        <w:t xml:space="preserve">In the </w:t>
-      </w:r>
-      <w:proofErr w:type="spellStart"/>
-      <w:r>
-        <w:t>extrap</w:t>
-      </w:r>
-      <w:proofErr w:type="spellEnd"/>
-      <w:r>
-        <w:t xml:space="preserve"> window, added message to user that they need to set Fit to manual if </w:t>
-      </w:r>
-      <w:proofErr w:type="spellStart"/>
-      <w:r>
-        <w:t>the</w:t>
-      </w:r>
-      <w:proofErr w:type="spellEnd"/>
-      <w:r>
-        <w:t xml:space="preserve"> want to use an automatically </w:t>
-      </w:r>
-      <w:proofErr w:type="spellStart"/>
-      <w:r>
-        <w:t>opitimized</w:t>
-      </w:r>
-      <w:proofErr w:type="spellEnd"/>
-      <w:r>
-        <w:t xml:space="preserve"> </w:t>
-      </w:r>
-      <w:proofErr w:type="gramStart"/>
-      <w:r>
-        <w:t>fit</w:t>
-      </w:r>
-      <w:proofErr w:type="gramEnd"/>
-      <w:r>
-        <w:t xml:space="preserve"> but they have change the threshold, subsection, or data type.</w:t>
-      </w:r>
-    </w:p>
-    <w:p>
-      <w:pPr>
-        <w:rPr>
-          <w:b/>
-          <w:bCs/>
-        </w:rPr>
-      </w:pPr>
-      <w:r>
-        <w:rPr>
-          <w:b/>
-          <w:bCs/>
-        </w:rPr>
-        <w:t xml:space="preserve">Changes in </w:t>
-      </w:r>
-      <w:proofErr w:type="spellStart"/>
-      <w:r>
-        <w:rPr>
-          <w:b/>
-          <w:bCs/>
-        </w:rPr>
-        <w:t>QRev</w:t>
-      </w:r>
-      <w:proofErr w:type="spellEnd"/>
-      <w:r>
-        <w:rPr>
-          <w:b/>
-          <w:bCs/>
-        </w:rPr>
-        <w:t xml:space="preserve"> from version 3.10 to 3.12</w:t>
+        <w:t>Fixed bug where comments on uncertainty table were not being saved</w:t>
       </w:r>
     </w:p>
     <w:p>
@@ -3834,7 +3910,7 @@
         </w:numPr>
       </w:pPr>
       <w:r>
-        <w:t>Fixed bug if number of unchecked transects was greater than number of checked</w:t>
+        <w:t>Fixed issue with edge distance check using all transects rather than just checked transects</w:t>
       </w:r>
     </w:p>
     <w:p>
@@ -3846,7 +3922,7 @@
         </w:numPr>
       </w:pPr>
       <w:r>
-        <w:t>Fixed bug where comments on uncertainty table were not being saved</w:t>
+        <w:t>Fixed bug where temperature messages were based on all transects rather than just the checked transects</w:t>
       </w:r>
     </w:p>
     <w:p>
@@ -3858,7 +3934,15 @@
         </w:numPr>
       </w:pPr>
       <w:r>
-        <w:t>Fixed issue with edge distance check using all transects rather than just checked transects</w:t>
+        <w:t xml:space="preserve">Fixed bug where </w:t>
+      </w:r>
+      <w:proofErr w:type="spellStart"/>
+      <w:r>
+        <w:t>magError</w:t>
+      </w:r>
+      <w:proofErr w:type="spellEnd"/>
+      <w:r>
+        <w:t xml:space="preserve"> and GPS heading were saved as column vector rather than row vector</w:t>
       </w:r>
     </w:p>
     <w:p>
@@ -3870,7 +3954,7 @@
         </w:numPr>
       </w:pPr>
       <w:r>
-        <w:t>Fixed bug where temperature messages were based on all transects rather than just the checked transects</w:t>
+        <w:t>Fixed bug where max and min pitch and roll limits were not set for G2 compass, now set to nan</w:t>
       </w:r>
     </w:p>
     <w:p>
@@ -3882,7 +3966,7 @@
         </w:numPr>
       </w:pPr>
       <w:r>
-        <w:t xml:space="preserve">Fixed bug where </w:t>
+        <w:t xml:space="preserve">Improved scaling for </w:t>
       </w:r>
       <w:proofErr w:type="spellStart"/>
       <w:r>
@@ -3890,7 +3974,7 @@
       </w:r>
       <w:proofErr w:type="spellEnd"/>
       <w:r>
-        <w:t xml:space="preserve"> and GPS heading were saved as column vector rather than row vector</w:t>
+        <w:t xml:space="preserve"> and pitch and roll, 2) linked x axes of top and bottom plots</w:t>
       </w:r>
     </w:p>
     <w:p>
@@ -3902,39 +3986,6 @@
         </w:numPr>
       </w:pPr>
       <w:r>
-        <w:t>Fixed bug where max and min pitch and roll limits were not set for G2 compass, now set to nan</w:t>
-      </w:r>
-    </w:p>
-    <w:p>
-      <w:pPr>
-        <w:pStyle w:val="ListParagraph"/>
-        <w:numPr>
-          <w:ilvl w:val="0"/>
-          <w:numId w:val="26"/>
-        </w:numPr>
-      </w:pPr>
-      <w:r>
-        <w:t xml:space="preserve">Improved scaling for </w:t>
-      </w:r>
-      <w:proofErr w:type="spellStart"/>
-      <w:r>
-        <w:t>magError</w:t>
-      </w:r>
-      <w:proofErr w:type="spellEnd"/>
-      <w:r>
-        <w:t xml:space="preserve"> and pitch and roll, 2) linked x axes of top and bottom plots</w:t>
-      </w:r>
-    </w:p>
-    <w:p>
-      <w:pPr>
-        <w:pStyle w:val="ListParagraph"/>
-        <w:numPr>
-          <w:ilvl w:val="0"/>
-          <w:numId w:val="26"/>
-        </w:numPr>
-      </w:pPr>
-      <w:r>
-        <w:lastRenderedPageBreak/>
         <w:t xml:space="preserve">Added code to add </w:t>
       </w:r>
       <w:proofErr w:type="spellStart"/>
@@ -4193,14 +4244,14 @@
         <v:path o:extrusionok="f" gradientshapeok="t" o:connecttype="rect"/>
         <o:lock v:ext="edit" aspectratio="t"/>
       </v:shapetype>
-      <v:shape id="_x0000_i1325" type="#_x0000_t75" alt="A close up of a logo&#10;&#10;Description automatically generated" style="width:36pt;height:36pt;visibility:visible;mso-wrap-style:square" o:bullet="t">
+      <v:shape id="_x0000_i1386" type="#_x0000_t75" alt="A close up of a logo&#10;&#10;Description automatically generated" style="width:35.8pt;height:35.8pt;visibility:visible;mso-wrap-style:square" o:bullet="t">
         <v:imagedata r:id="rId1" o:title="A close up of a logo&#10;&#10;Description automatically generated"/>
       </v:shape>
     </w:pict>
   </w:numPicBullet>
   <w:numPicBullet w:numPicBulletId="1">
     <w:pict>
-      <v:shape id="_x0000_i1326" type="#_x0000_t75" alt="Icon&#10;&#10;Description automatically generated" style="width:192.25pt;height:192.25pt;visibility:visible;mso-wrap-style:square" o:bullet="t">
+      <v:shape id="_x0000_i1387" type="#_x0000_t75" alt="Icon&#10;&#10;Description automatically generated" style="width:192.3pt;height:192.3pt;visibility:visible;mso-wrap-style:square" o:bullet="t">
         <v:imagedata r:id="rId2" o:title="Icon&#10;&#10;Description automatically generated"/>
       </v:shape>
     </w:pict>
@@ -6177,6 +6228,92 @@
     </w:lvl>
   </w:abstractNum>
   <w:abstractNum w:abstractNumId="22" w15:restartNumberingAfterBreak="0">
+    <w:nsid w:val="32AD586E"/>
+    <w:multiLevelType w:val="hybridMultilevel"/>
+    <w:tmpl w:val="73C029C4"/>
+    <w:lvl w:ilvl="0" w:tplc="0409000F">
+      <w:start w:val="1"/>
+      <w:numFmt w:val="decimal"/>
+      <w:lvlText w:val="%1."/>
+      <w:lvlJc w:val="left"/>
+      <w:pPr>
+        <w:ind w:left="720" w:hanging="360"/>
+      </w:pPr>
+    </w:lvl>
+    <w:lvl w:ilvl="1" w:tplc="04090019" w:tentative="1">
+      <w:start w:val="1"/>
+      <w:numFmt w:val="lowerLetter"/>
+      <w:lvlText w:val="%2."/>
+      <w:lvlJc w:val="left"/>
+      <w:pPr>
+        <w:ind w:left="1440" w:hanging="360"/>
+      </w:pPr>
+    </w:lvl>
+    <w:lvl w:ilvl="2" w:tplc="0409001B" w:tentative="1">
+      <w:start w:val="1"/>
+      <w:numFmt w:val="lowerRoman"/>
+      <w:lvlText w:val="%3."/>
+      <w:lvlJc w:val="right"/>
+      <w:pPr>
+        <w:ind w:left="2160" w:hanging="180"/>
+      </w:pPr>
+    </w:lvl>
+    <w:lvl w:ilvl="3" w:tplc="0409000F" w:tentative="1">
+      <w:start w:val="1"/>
+      <w:numFmt w:val="decimal"/>
+      <w:lvlText w:val="%4."/>
+      <w:lvlJc w:val="left"/>
+      <w:pPr>
+        <w:ind w:left="2880" w:hanging="360"/>
+      </w:pPr>
+    </w:lvl>
+    <w:lvl w:ilvl="4" w:tplc="04090019" w:tentative="1">
+      <w:start w:val="1"/>
+      <w:numFmt w:val="lowerLetter"/>
+      <w:lvlText w:val="%5."/>
+      <w:lvlJc w:val="left"/>
+      <w:pPr>
+        <w:ind w:left="3600" w:hanging="360"/>
+      </w:pPr>
+    </w:lvl>
+    <w:lvl w:ilvl="5" w:tplc="0409001B" w:tentative="1">
+      <w:start w:val="1"/>
+      <w:numFmt w:val="lowerRoman"/>
+      <w:lvlText w:val="%6."/>
+      <w:lvlJc w:val="right"/>
+      <w:pPr>
+        <w:ind w:left="4320" w:hanging="180"/>
+      </w:pPr>
+    </w:lvl>
+    <w:lvl w:ilvl="6" w:tplc="0409000F" w:tentative="1">
+      <w:start w:val="1"/>
+      <w:numFmt w:val="decimal"/>
+      <w:lvlText w:val="%7."/>
+      <w:lvlJc w:val="left"/>
+      <w:pPr>
+        <w:ind w:left="5040" w:hanging="360"/>
+      </w:pPr>
+    </w:lvl>
+    <w:lvl w:ilvl="7" w:tplc="04090019" w:tentative="1">
+      <w:start w:val="1"/>
+      <w:numFmt w:val="lowerLetter"/>
+      <w:lvlText w:val="%8."/>
+      <w:lvlJc w:val="left"/>
+      <w:pPr>
+        <w:ind w:left="5760" w:hanging="360"/>
+      </w:pPr>
+    </w:lvl>
+    <w:lvl w:ilvl="8" w:tplc="0409001B" w:tentative="1">
+      <w:start w:val="1"/>
+      <w:numFmt w:val="lowerRoman"/>
+      <w:lvlText w:val="%9."/>
+      <w:lvlJc w:val="right"/>
+      <w:pPr>
+        <w:ind w:left="6480" w:hanging="180"/>
+      </w:pPr>
+    </w:lvl>
+  </w:abstractNum>
+  <w:abstractNum w:abstractNumId="23" w15:restartNumberingAfterBreak="0">
     <w:nsid w:val="3B0445A7"/>
     <w:multiLevelType w:val="hybridMultilevel"/>
     <w:tmpl w:val="3E12C668"/>
@@ -6265,7 +6402,7 @@
       </w:pPr>
     </w:lvl>
   </w:abstractNum>
-  <w:abstractNum w:abstractNumId="23" w15:restartNumberingAfterBreak="0">
+  <w:abstractNum w:abstractNumId="24" w15:restartNumberingAfterBreak="0">
     <w:nsid w:val="42851CF1"/>
     <w:multiLevelType w:val="hybridMultilevel"/>
     <w:tmpl w:val="11FC60E4"/>
@@ -6351,7 +6488,7 @@
       </w:pPr>
     </w:lvl>
   </w:abstractNum>
-  <w:abstractNum w:abstractNumId="24" w15:restartNumberingAfterBreak="0">
+  <w:abstractNum w:abstractNumId="25" w15:restartNumberingAfterBreak="0">
     <w:nsid w:val="435E2934"/>
     <w:multiLevelType w:val="hybridMultilevel"/>
     <w:tmpl w:val="D3D0919E"/>
@@ -6437,7 +6574,7 @@
       </w:pPr>
     </w:lvl>
   </w:abstractNum>
-  <w:abstractNum w:abstractNumId="25" w15:restartNumberingAfterBreak="0">
+  <w:abstractNum w:abstractNumId="26" w15:restartNumberingAfterBreak="0">
     <w:nsid w:val="43A97FDC"/>
     <w:multiLevelType w:val="hybridMultilevel"/>
     <w:tmpl w:val="D9005D1E"/>
@@ -6526,7 +6663,7 @@
       </w:pPr>
     </w:lvl>
   </w:abstractNum>
-  <w:abstractNum w:abstractNumId="26" w15:restartNumberingAfterBreak="0">
+  <w:abstractNum w:abstractNumId="27" w15:restartNumberingAfterBreak="0">
     <w:nsid w:val="45EB12D2"/>
     <w:multiLevelType w:val="hybridMultilevel"/>
     <w:tmpl w:val="D8E8F944"/>
@@ -6615,7 +6752,7 @@
       </w:pPr>
     </w:lvl>
   </w:abstractNum>
-  <w:abstractNum w:abstractNumId="27" w15:restartNumberingAfterBreak="0">
+  <w:abstractNum w:abstractNumId="28" w15:restartNumberingAfterBreak="0">
     <w:nsid w:val="482F66AE"/>
     <w:multiLevelType w:val="hybridMultilevel"/>
     <w:tmpl w:val="F0C43C50"/>
@@ -6756,7 +6893,7 @@
       </w:rPr>
     </w:lvl>
   </w:abstractNum>
-  <w:abstractNum w:abstractNumId="28" w15:restartNumberingAfterBreak="0">
+  <w:abstractNum w:abstractNumId="29" w15:restartNumberingAfterBreak="0">
     <w:nsid w:val="4D4D59D8"/>
     <w:multiLevelType w:val="hybridMultilevel"/>
     <w:tmpl w:val="F6501E1C"/>
@@ -6842,7 +6979,7 @@
       </w:pPr>
     </w:lvl>
   </w:abstractNum>
-  <w:abstractNum w:abstractNumId="29" w15:restartNumberingAfterBreak="0">
+  <w:abstractNum w:abstractNumId="30" w15:restartNumberingAfterBreak="0">
     <w:nsid w:val="4FDC61DD"/>
     <w:multiLevelType w:val="hybridMultilevel"/>
     <w:tmpl w:val="71424F40"/>
@@ -6928,7 +7065,7 @@
       </w:pPr>
     </w:lvl>
   </w:abstractNum>
-  <w:abstractNum w:abstractNumId="30" w15:restartNumberingAfterBreak="0">
+  <w:abstractNum w:abstractNumId="31" w15:restartNumberingAfterBreak="0">
     <w:nsid w:val="5114456D"/>
     <w:multiLevelType w:val="hybridMultilevel"/>
     <w:tmpl w:val="49465278"/>
@@ -7014,7 +7151,7 @@
       </w:pPr>
     </w:lvl>
   </w:abstractNum>
-  <w:abstractNum w:abstractNumId="31" w15:restartNumberingAfterBreak="0">
+  <w:abstractNum w:abstractNumId="32" w15:restartNumberingAfterBreak="0">
     <w:nsid w:val="51D05968"/>
     <w:multiLevelType w:val="hybridMultilevel"/>
     <w:tmpl w:val="CC8A49E8"/>
@@ -7103,7 +7240,7 @@
       </w:pPr>
     </w:lvl>
   </w:abstractNum>
-  <w:abstractNum w:abstractNumId="32" w15:restartNumberingAfterBreak="0">
+  <w:abstractNum w:abstractNumId="33" w15:restartNumberingAfterBreak="0">
     <w:nsid w:val="52043BB2"/>
     <w:multiLevelType w:val="hybridMultilevel"/>
     <w:tmpl w:val="96EE953A"/>
@@ -7189,7 +7326,7 @@
       </w:pPr>
     </w:lvl>
   </w:abstractNum>
-  <w:abstractNum w:abstractNumId="33" w15:restartNumberingAfterBreak="0">
+  <w:abstractNum w:abstractNumId="34" w15:restartNumberingAfterBreak="0">
     <w:nsid w:val="569E4574"/>
     <w:multiLevelType w:val="hybridMultilevel"/>
     <w:tmpl w:val="64187CAA"/>
@@ -7275,7 +7412,7 @@
       </w:pPr>
     </w:lvl>
   </w:abstractNum>
-  <w:abstractNum w:abstractNumId="34" w15:restartNumberingAfterBreak="0">
+  <w:abstractNum w:abstractNumId="35" w15:restartNumberingAfterBreak="0">
     <w:nsid w:val="5DA0187C"/>
     <w:multiLevelType w:val="hybridMultilevel"/>
     <w:tmpl w:val="6366C8C6"/>
@@ -7364,7 +7501,7 @@
       </w:pPr>
     </w:lvl>
   </w:abstractNum>
-  <w:abstractNum w:abstractNumId="35" w15:restartNumberingAfterBreak="0">
+  <w:abstractNum w:abstractNumId="36" w15:restartNumberingAfterBreak="0">
     <w:nsid w:val="5DB82E8F"/>
     <w:multiLevelType w:val="hybridMultilevel"/>
     <w:tmpl w:val="CCA6A82E"/>
@@ -7450,7 +7587,7 @@
       </w:pPr>
     </w:lvl>
   </w:abstractNum>
-  <w:abstractNum w:abstractNumId="36" w15:restartNumberingAfterBreak="0">
+  <w:abstractNum w:abstractNumId="37" w15:restartNumberingAfterBreak="0">
     <w:nsid w:val="5F6A260E"/>
     <w:multiLevelType w:val="hybridMultilevel"/>
     <w:tmpl w:val="3A0C7072"/>
@@ -7536,7 +7673,7 @@
       </w:pPr>
     </w:lvl>
   </w:abstractNum>
-  <w:abstractNum w:abstractNumId="37" w15:restartNumberingAfterBreak="0">
+  <w:abstractNum w:abstractNumId="38" w15:restartNumberingAfterBreak="0">
     <w:nsid w:val="61DD287E"/>
     <w:multiLevelType w:val="hybridMultilevel"/>
     <w:tmpl w:val="3188991E"/>
@@ -7622,7 +7759,7 @@
       </w:pPr>
     </w:lvl>
   </w:abstractNum>
-  <w:abstractNum w:abstractNumId="38" w15:restartNumberingAfterBreak="0">
+  <w:abstractNum w:abstractNumId="39" w15:restartNumberingAfterBreak="0">
     <w:nsid w:val="62424626"/>
     <w:multiLevelType w:val="hybridMultilevel"/>
     <w:tmpl w:val="A0CAD1FA"/>
@@ -7735,7 +7872,7 @@
       </w:rPr>
     </w:lvl>
   </w:abstractNum>
-  <w:abstractNum w:abstractNumId="39" w15:restartNumberingAfterBreak="0">
+  <w:abstractNum w:abstractNumId="40" w15:restartNumberingAfterBreak="0">
     <w:nsid w:val="666C162C"/>
     <w:multiLevelType w:val="hybridMultilevel"/>
     <w:tmpl w:val="AFD647C0"/>
@@ -7821,7 +7958,93 @@
       </w:pPr>
     </w:lvl>
   </w:abstractNum>
-  <w:abstractNum w:abstractNumId="40" w15:restartNumberingAfterBreak="0">
+  <w:abstractNum w:abstractNumId="41" w15:restartNumberingAfterBreak="0">
+    <w:nsid w:val="68252832"/>
+    <w:multiLevelType w:val="hybridMultilevel"/>
+    <w:tmpl w:val="81B6BBE8"/>
+    <w:lvl w:ilvl="0" w:tplc="0409000F">
+      <w:start w:val="1"/>
+      <w:numFmt w:val="decimal"/>
+      <w:lvlText w:val="%1."/>
+      <w:lvlJc w:val="left"/>
+      <w:pPr>
+        <w:ind w:left="720" w:hanging="360"/>
+      </w:pPr>
+    </w:lvl>
+    <w:lvl w:ilvl="1" w:tplc="04090019" w:tentative="1">
+      <w:start w:val="1"/>
+      <w:numFmt w:val="lowerLetter"/>
+      <w:lvlText w:val="%2."/>
+      <w:lvlJc w:val="left"/>
+      <w:pPr>
+        <w:ind w:left="1440" w:hanging="360"/>
+      </w:pPr>
+    </w:lvl>
+    <w:lvl w:ilvl="2" w:tplc="0409001B" w:tentative="1">
+      <w:start w:val="1"/>
+      <w:numFmt w:val="lowerRoman"/>
+      <w:lvlText w:val="%3."/>
+      <w:lvlJc w:val="right"/>
+      <w:pPr>
+        <w:ind w:left="2160" w:hanging="180"/>
+      </w:pPr>
+    </w:lvl>
+    <w:lvl w:ilvl="3" w:tplc="0409000F" w:tentative="1">
+      <w:start w:val="1"/>
+      <w:numFmt w:val="decimal"/>
+      <w:lvlText w:val="%4."/>
+      <w:lvlJc w:val="left"/>
+      <w:pPr>
+        <w:ind w:left="2880" w:hanging="360"/>
+      </w:pPr>
+    </w:lvl>
+    <w:lvl w:ilvl="4" w:tplc="04090019" w:tentative="1">
+      <w:start w:val="1"/>
+      <w:numFmt w:val="lowerLetter"/>
+      <w:lvlText w:val="%5."/>
+      <w:lvlJc w:val="left"/>
+      <w:pPr>
+        <w:ind w:left="3600" w:hanging="360"/>
+      </w:pPr>
+    </w:lvl>
+    <w:lvl w:ilvl="5" w:tplc="0409001B" w:tentative="1">
+      <w:start w:val="1"/>
+      <w:numFmt w:val="lowerRoman"/>
+      <w:lvlText w:val="%6."/>
+      <w:lvlJc w:val="right"/>
+      <w:pPr>
+        <w:ind w:left="4320" w:hanging="180"/>
+      </w:pPr>
+    </w:lvl>
+    <w:lvl w:ilvl="6" w:tplc="0409000F" w:tentative="1">
+      <w:start w:val="1"/>
+      <w:numFmt w:val="decimal"/>
+      <w:lvlText w:val="%7."/>
+      <w:lvlJc w:val="left"/>
+      <w:pPr>
+        <w:ind w:left="5040" w:hanging="360"/>
+      </w:pPr>
+    </w:lvl>
+    <w:lvl w:ilvl="7" w:tplc="04090019" w:tentative="1">
+      <w:start w:val="1"/>
+      <w:numFmt w:val="lowerLetter"/>
+      <w:lvlText w:val="%8."/>
+      <w:lvlJc w:val="left"/>
+      <w:pPr>
+        <w:ind w:left="5760" w:hanging="360"/>
+      </w:pPr>
+    </w:lvl>
+    <w:lvl w:ilvl="8" w:tplc="0409001B" w:tentative="1">
+      <w:start w:val="1"/>
+      <w:numFmt w:val="lowerRoman"/>
+      <w:lvlText w:val="%9."/>
+      <w:lvlJc w:val="right"/>
+      <w:pPr>
+        <w:ind w:left="6480" w:hanging="180"/>
+      </w:pPr>
+    </w:lvl>
+  </w:abstractNum>
+  <w:abstractNum w:abstractNumId="42" w15:restartNumberingAfterBreak="0">
     <w:nsid w:val="6BA97435"/>
     <w:multiLevelType w:val="hybridMultilevel"/>
     <w:tmpl w:val="C806230A"/>
@@ -7907,7 +8130,7 @@
       </w:pPr>
     </w:lvl>
   </w:abstractNum>
-  <w:abstractNum w:abstractNumId="41" w15:restartNumberingAfterBreak="0">
+  <w:abstractNum w:abstractNumId="43" w15:restartNumberingAfterBreak="0">
     <w:nsid w:val="750063C1"/>
     <w:multiLevelType w:val="hybridMultilevel"/>
     <w:tmpl w:val="7A521894"/>
@@ -7996,7 +8219,7 @@
       </w:pPr>
     </w:lvl>
   </w:abstractNum>
-  <w:abstractNum w:abstractNumId="42" w15:restartNumberingAfterBreak="0">
+  <w:abstractNum w:abstractNumId="44" w15:restartNumberingAfterBreak="0">
     <w:nsid w:val="7C312B8B"/>
     <w:multiLevelType w:val="hybridMultilevel"/>
     <w:tmpl w:val="40FA2220"/>
@@ -8082,7 +8305,7 @@
       </w:pPr>
     </w:lvl>
   </w:abstractNum>
-  <w:abstractNum w:abstractNumId="43" w15:restartNumberingAfterBreak="0">
+  <w:abstractNum w:abstractNumId="45" w15:restartNumberingAfterBreak="0">
     <w:nsid w:val="7F303681"/>
     <w:multiLevelType w:val="hybridMultilevel"/>
     <w:tmpl w:val="549A06E6"/>
@@ -8168,7 +8391,7 @@
       </w:pPr>
     </w:lvl>
   </w:abstractNum>
-  <w:abstractNum w:abstractNumId="44" w15:restartNumberingAfterBreak="0">
+  <w:abstractNum w:abstractNumId="46" w15:restartNumberingAfterBreak="0">
     <w:nsid w:val="7F72028C"/>
     <w:multiLevelType w:val="hybridMultilevel"/>
     <w:tmpl w:val="4A2E54C4"/>
@@ -8258,22 +8481,22 @@
     </w:lvl>
   </w:abstractNum>
   <w:num w:numId="1">
-    <w:abstractNumId w:val="39"/>
+    <w:abstractNumId w:val="40"/>
   </w:num>
   <w:num w:numId="2">
-    <w:abstractNumId w:val="44"/>
+    <w:abstractNumId w:val="46"/>
   </w:num>
   <w:num w:numId="3">
     <w:abstractNumId w:val="17"/>
   </w:num>
   <w:num w:numId="4">
-    <w:abstractNumId w:val="22"/>
+    <w:abstractNumId w:val="23"/>
   </w:num>
   <w:num w:numId="5">
     <w:abstractNumId w:val="4"/>
   </w:num>
   <w:num w:numId="6">
-    <w:abstractNumId w:val="34"/>
+    <w:abstractNumId w:val="35"/>
   </w:num>
   <w:num w:numId="7">
     <w:abstractNumId w:val="21"/>
@@ -8294,7 +8517,7 @@
     <w:abstractNumId w:val="6"/>
   </w:num>
   <w:num w:numId="13">
-    <w:abstractNumId w:val="26"/>
+    <w:abstractNumId w:val="27"/>
   </w:num>
   <w:num w:numId="14">
     <w:abstractNumId w:val="15"/>
@@ -8309,7 +8532,7 @@
     <w:abstractNumId w:val="3"/>
   </w:num>
   <w:num w:numId="18">
-    <w:abstractNumId w:val="33"/>
+    <w:abstractNumId w:val="34"/>
   </w:num>
   <w:num w:numId="19">
     <w:abstractNumId w:val="5"/>
@@ -8321,28 +8544,28 @@
     <w:abstractNumId w:val="12"/>
   </w:num>
   <w:num w:numId="22">
-    <w:abstractNumId w:val="28"/>
+    <w:abstractNumId w:val="29"/>
   </w:num>
   <w:num w:numId="23">
-    <w:abstractNumId w:val="25"/>
+    <w:abstractNumId w:val="26"/>
   </w:num>
   <w:num w:numId="24">
     <w:abstractNumId w:val="18"/>
   </w:num>
   <w:num w:numId="25">
-    <w:abstractNumId w:val="38"/>
+    <w:abstractNumId w:val="39"/>
   </w:num>
   <w:num w:numId="26">
-    <w:abstractNumId w:val="23"/>
+    <w:abstractNumId w:val="24"/>
   </w:num>
   <w:num w:numId="27">
-    <w:abstractNumId w:val="30"/>
+    <w:abstractNumId w:val="31"/>
   </w:num>
   <w:num w:numId="28">
-    <w:abstractNumId w:val="35"/>
+    <w:abstractNumId w:val="36"/>
   </w:num>
   <w:num w:numId="29">
-    <w:abstractNumId w:val="36"/>
+    <w:abstractNumId w:val="37"/>
   </w:num>
   <w:num w:numId="30">
     <w:abstractNumId w:val="13"/>
@@ -8351,7 +8574,7 @@
     <w:abstractNumId w:val="7"/>
   </w:num>
   <w:num w:numId="32">
-    <w:abstractNumId w:val="43"/>
+    <w:abstractNumId w:val="45"/>
   </w:num>
   <w:num w:numId="33">
     <w:abstractNumId w:val="2"/>
@@ -8360,7 +8583,7 @@
     <w:abstractNumId w:val="10"/>
   </w:num>
   <w:num w:numId="35">
-    <w:abstractNumId w:val="24"/>
+    <w:abstractNumId w:val="25"/>
   </w:num>
   <w:num w:numId="36">
     <w:abstractNumId w:val="9"/>
@@ -8369,28 +8592,34 @@
     <w:abstractNumId w:val="14"/>
   </w:num>
   <w:num w:numId="38">
-    <w:abstractNumId w:val="27"/>
+    <w:abstractNumId w:val="28"/>
   </w:num>
   <w:num w:numId="39">
+    <w:abstractNumId w:val="33"/>
+  </w:num>
+  <w:num w:numId="40">
+    <w:abstractNumId w:val="43"/>
+  </w:num>
+  <w:num w:numId="41">
     <w:abstractNumId w:val="32"/>
   </w:num>
-  <w:num w:numId="40">
+  <w:num w:numId="42">
+    <w:abstractNumId w:val="44"/>
+  </w:num>
+  <w:num w:numId="43">
+    <w:abstractNumId w:val="42"/>
+  </w:num>
+  <w:num w:numId="44">
+    <w:abstractNumId w:val="38"/>
+  </w:num>
+  <w:num w:numId="45">
+    <w:abstractNumId w:val="30"/>
+  </w:num>
+  <w:num w:numId="46">
     <w:abstractNumId w:val="41"/>
   </w:num>
-  <w:num w:numId="41">
-    <w:abstractNumId w:val="31"/>
-  </w:num>
-  <w:num w:numId="42">
-    <w:abstractNumId w:val="42"/>
-  </w:num>
-  <w:num w:numId="43">
-    <w:abstractNumId w:val="40"/>
-  </w:num>
-  <w:num w:numId="44">
-    <w:abstractNumId w:val="37"/>
-  </w:num>
-  <w:num w:numId="45">
-    <w:abstractNumId w:val="29"/>
+  <w:num w:numId="47">
+    <w:abstractNumId w:val="22"/>
   </w:num>
 </w:numbering>
 </file>

--- a/UI/Help/QRev_Change_Log.docx
+++ b/UI/Help/QRev_Change_Log.docx
@@ -38,6 +38,442 @@
           <w:b/>
           <w:bCs/>
         </w:rPr>
+        <w:t>Changes 4.26 to 4.27</w:t>
+      </w:r>
+    </w:p>
+    <w:p>
+      <w:pPr>
+        <w:pStyle w:val="ListParagraph"/>
+        <w:numPr>
+          <w:ilvl w:val="0"/>
+          <w:numId w:val="45"/>
+        </w:numPr>
+        <w:ind w:left="720" w:hanging="360"/>
+      </w:pPr>
+      <w:r>
+        <w:t xml:space="preserve">Changed composite depths to interpolate for invalid depths using the composite data rather than the primary reference. </w:t>
+      </w:r>
+    </w:p>
+    <w:p>
+      <w:pPr>
+        <w:pStyle w:val="ListParagraph"/>
+        <w:numPr>
+          <w:ilvl w:val="0"/>
+          <w:numId w:val="45"/>
+        </w:numPr>
+        <w:ind w:left="720" w:hanging="360"/>
+      </w:pPr>
+      <w:r>
+        <w:t xml:space="preserve">WT error and vertical velocity filters are now applied based on ping type for all new processing of data. Loading older </w:t>
+      </w:r>
+      <w:proofErr w:type="spellStart"/>
+      <w:r>
+        <w:t>QRev</w:t>
+      </w:r>
+      <w:proofErr w:type="spellEnd"/>
+      <w:r>
+        <w:t xml:space="preserve"> files without reprocessing will display previous results. </w:t>
+      </w:r>
+    </w:p>
+    <w:p>
+      <w:pPr>
+        <w:pStyle w:val="ListParagraph"/>
+        <w:numPr>
+          <w:ilvl w:val="0"/>
+          <w:numId w:val="45"/>
+        </w:numPr>
+        <w:ind w:left="720" w:hanging="360"/>
+      </w:pPr>
+      <w:r>
+        <w:t xml:space="preserve">BT error and vertical velocity filters are now applied based on bottom track ping frequency for all new processing of data. Loading older </w:t>
+      </w:r>
+      <w:proofErr w:type="spellStart"/>
+      <w:r>
+        <w:t>QRev</w:t>
+      </w:r>
+      <w:proofErr w:type="spellEnd"/>
+      <w:r>
+        <w:t xml:space="preserve"> files without reprocessing will display previous results. </w:t>
+      </w:r>
+    </w:p>
+    <w:p>
+      <w:pPr>
+        <w:pStyle w:val="ListParagraph"/>
+        <w:numPr>
+          <w:ilvl w:val="0"/>
+          <w:numId w:val="45"/>
+        </w:numPr>
+        <w:ind w:left="720" w:hanging="360"/>
+      </w:pPr>
+      <w:r>
+        <w:t xml:space="preserve">An option for the jet color map has been added to the Options dialog. </w:t>
+      </w:r>
+    </w:p>
+    <w:p>
+      <w:pPr>
+        <w:pStyle w:val="ListParagraph"/>
+        <w:numPr>
+          <w:ilvl w:val="0"/>
+          <w:numId w:val="45"/>
+        </w:numPr>
+        <w:ind w:left="720" w:hanging="360"/>
+      </w:pPr>
+      <w:r>
+        <w:t xml:space="preserve">Added points to plots in Depth tab </w:t>
+      </w:r>
+    </w:p>
+    <w:p>
+      <w:pPr>
+        <w:pStyle w:val="ListParagraph"/>
+        <w:numPr>
+          <w:ilvl w:val="0"/>
+          <w:numId w:val="45"/>
+        </w:numPr>
+        <w:ind w:left="720" w:hanging="360"/>
+      </w:pPr>
+      <w:r>
+        <w:t xml:space="preserve">Fixed several bugs related to reading RS5 and older </w:t>
+      </w:r>
+      <w:proofErr w:type="spellStart"/>
+      <w:r>
+        <w:t>QRev</w:t>
+      </w:r>
+      <w:proofErr w:type="spellEnd"/>
+      <w:r>
+        <w:t xml:space="preserve"> files.</w:t>
+      </w:r>
+    </w:p>
+    <w:p>
+      <w:pPr>
+        <w:pStyle w:val="ListParagraph"/>
+        <w:numPr>
+          <w:ilvl w:val="0"/>
+          <w:numId w:val="45"/>
+        </w:numPr>
+        <w:ind w:left="720" w:hanging="360"/>
+      </w:pPr>
+      <w:r>
+        <w:t xml:space="preserve">Added </w:t>
+      </w:r>
+      <w:r>
+        <w:t>advanced graph</w:t>
+      </w:r>
+      <w:r>
+        <w:t xml:space="preserve"> tab.</w:t>
+      </w:r>
+    </w:p>
+    <w:p>
+      <w:pPr>
+        <w:pStyle w:val="ListParagraph"/>
+        <w:numPr>
+          <w:ilvl w:val="0"/>
+          <w:numId w:val="45"/>
+        </w:numPr>
+        <w:ind w:left="720" w:hanging="360"/>
+      </w:pPr>
+      <w:r>
+        <w:t>Added keyboard shortcuts</w:t>
+      </w:r>
+    </w:p>
+    <w:p>
+      <w:pPr>
+        <w:pStyle w:val="ListParagraph"/>
+        <w:numPr>
+          <w:ilvl w:val="0"/>
+          <w:numId w:val="45"/>
+        </w:numPr>
+        <w:ind w:left="720" w:hanging="360"/>
+      </w:pPr>
+      <w:r>
+        <w:t>Added ability to switch x-axis to time or length for time series and contour plots.</w:t>
+      </w:r>
+    </w:p>
+    <w:p>
+      <w:pPr>
+        <w:pStyle w:val="ListParagraph"/>
+        <w:numPr>
+          <w:ilvl w:val="0"/>
+          <w:numId w:val="45"/>
+        </w:numPr>
+        <w:ind w:left="720" w:hanging="360"/>
+      </w:pPr>
+      <w:r>
+        <w:t>Added option to export mean cross-section bathymetry within the XML.</w:t>
+      </w:r>
+    </w:p>
+    <w:p>
+      <w:pPr>
+        <w:pStyle w:val="ListParagraph"/>
+        <w:numPr>
+          <w:ilvl w:val="0"/>
+          <w:numId w:val="45"/>
+        </w:numPr>
+        <w:ind w:left="720" w:hanging="360"/>
+      </w:pPr>
+      <w:r>
+        <w:t>Fixed crash from nan values present in the Transect data.</w:t>
+      </w:r>
+    </w:p>
+    <w:p>
+      <w:pPr>
+        <w:pStyle w:val="ListParagraph"/>
+        <w:numPr>
+          <w:ilvl w:val="0"/>
+          <w:numId w:val="45"/>
+        </w:numPr>
+        <w:ind w:left="720" w:hanging="360"/>
+        <w:rPr>
+          <w:rFonts w:cstheme="minorHAnsi"/>
+        </w:rPr>
+      </w:pPr>
+      <w:r>
+        <w:rPr>
+          <w:rFonts w:cstheme="minorHAnsi"/>
+        </w:rPr>
+        <w:t xml:space="preserve">Fixed crash resulting from import of </w:t>
+      </w:r>
+      <w:proofErr w:type="spellStart"/>
+      <w:r>
+        <w:rPr>
+          <w:rFonts w:cstheme="minorHAnsi"/>
+        </w:rPr>
+        <w:t>mmt</w:t>
+      </w:r>
+      <w:proofErr w:type="spellEnd"/>
+      <w:r>
+        <w:rPr>
+          <w:rFonts w:cstheme="minorHAnsi"/>
+        </w:rPr>
+        <w:t xml:space="preserve"> file with no configuration commands (</w:t>
+      </w:r>
+      <w:proofErr w:type="spellStart"/>
+      <w:r>
+        <w:rPr>
+          <w:rFonts w:cstheme="minorHAnsi"/>
+        </w:rPr>
+        <w:t>streampro</w:t>
+      </w:r>
+      <w:proofErr w:type="spellEnd"/>
+      <w:r>
+        <w:rPr>
+          <w:rFonts w:cstheme="minorHAnsi"/>
+        </w:rPr>
+        <w:t xml:space="preserve"> palm pilot).</w:t>
+      </w:r>
+    </w:p>
+    <w:p>
+      <w:pPr>
+        <w:pStyle w:val="ListParagraph"/>
+        <w:numPr>
+          <w:ilvl w:val="0"/>
+          <w:numId w:val="45"/>
+        </w:numPr>
+        <w:ind w:left="720" w:hanging="360"/>
+        <w:rPr>
+          <w:rFonts w:cstheme="minorHAnsi"/>
+        </w:rPr>
+      </w:pPr>
+      <w:r>
+        <w:rPr>
+          <w:rFonts w:cstheme="minorHAnsi"/>
+          <w:color w:val="000000"/>
+          <w:shd w:val="clear" w:color="auto" w:fill="FFFFFF"/>
+        </w:rPr>
+        <w:t>A</w:t>
+      </w:r>
+      <w:r>
+        <w:rPr>
+          <w:rFonts w:cstheme="minorHAnsi"/>
+          <w:color w:val="000000"/>
+          <w:shd w:val="clear" w:color="auto" w:fill="FFFFFF"/>
+        </w:rPr>
+        <w:t>dded filters for moving-bed tests</w:t>
+      </w:r>
+    </w:p>
+    <w:p>
+      <w:pPr>
+        <w:pStyle w:val="ListParagraph"/>
+        <w:numPr>
+          <w:ilvl w:val="0"/>
+          <w:numId w:val="45"/>
+        </w:numPr>
+        <w:ind w:left="720" w:hanging="360"/>
+        <w:rPr>
+          <w:rFonts w:cstheme="minorHAnsi"/>
+        </w:rPr>
+      </w:pPr>
+      <w:r>
+        <w:rPr>
+          <w:rFonts w:cstheme="minorHAnsi"/>
+          <w:color w:val="000000"/>
+          <w:shd w:val="clear" w:color="auto" w:fill="FFFFFF"/>
+        </w:rPr>
+        <w:t>Added Uncertainty option to the Options dialog.</w:t>
+      </w:r>
+    </w:p>
+    <w:p>
+      <w:pPr>
+        <w:pStyle w:val="ListParagraph"/>
+        <w:numPr>
+          <w:ilvl w:val="0"/>
+          <w:numId w:val="45"/>
+        </w:numPr>
+        <w:ind w:left="720" w:hanging="360"/>
+      </w:pPr>
+      <w:r>
+        <w:rPr>
+          <w:rFonts w:cstheme="minorHAnsi"/>
+          <w:color w:val="000000"/>
+          <w:shd w:val="clear" w:color="auto" w:fill="FFFFFF"/>
+        </w:rPr>
+        <w:t>Changed the options for loading existing *_</w:t>
+      </w:r>
+      <w:proofErr w:type="spellStart"/>
+      <w:r>
+        <w:rPr>
+          <w:rFonts w:cstheme="minorHAnsi"/>
+          <w:color w:val="000000"/>
+          <w:shd w:val="clear" w:color="auto" w:fill="FFFFFF"/>
+        </w:rPr>
+        <w:t>QRev.mat</w:t>
+      </w:r>
+      <w:proofErr w:type="spellEnd"/>
+      <w:r>
+        <w:rPr>
+          <w:rFonts w:cstheme="minorHAnsi"/>
+          <w:color w:val="000000"/>
+          <w:shd w:val="clear" w:color="auto" w:fill="FFFFFF"/>
+        </w:rPr>
+        <w:t xml:space="preserve"> files. The options now are View or Reprocess.</w:t>
+      </w:r>
+      <w:r>
+        <w:tab/>
+      </w:r>
+    </w:p>
+    <w:p>
+      <w:pPr>
+        <w:pStyle w:val="ListParagraph"/>
+        <w:numPr>
+          <w:ilvl w:val="0"/>
+          <w:numId w:val="45"/>
+        </w:numPr>
+        <w:ind w:left="720" w:hanging="360"/>
+      </w:pPr>
+      <w:r>
+        <w:t xml:space="preserve">Fixed crash when changing the magnetic variation after loading a previously saved </w:t>
+      </w:r>
+      <w:proofErr w:type="spellStart"/>
+      <w:r>
+        <w:t>QRev</w:t>
+      </w:r>
+      <w:proofErr w:type="spellEnd"/>
+      <w:r>
+        <w:t xml:space="preserve"> file.</w:t>
+      </w:r>
+    </w:p>
+    <w:p>
+      <w:pPr>
+        <w:pStyle w:val="ListParagraph"/>
+        <w:numPr>
+          <w:ilvl w:val="0"/>
+          <w:numId w:val="45"/>
+        </w:numPr>
+        <w:ind w:left="720" w:hanging="360"/>
+      </w:pPr>
+      <w:r>
+        <w:t>Added group number to default file name for split initiation save.</w:t>
+      </w:r>
+    </w:p>
+    <w:p>
+      <w:pPr>
+        <w:rPr>
+          <w:b/>
+          <w:bCs/>
+        </w:rPr>
+      </w:pPr>
+      <w:r>
+        <w:rPr>
+          <w:b/>
+          <w:bCs/>
+        </w:rPr>
+        <w:t xml:space="preserve"> Changes 4.25 to 4.26 </w:t>
+      </w:r>
+    </w:p>
+    <w:p>
+      <w:pPr>
+        <w:pStyle w:val="ListParagraph"/>
+        <w:numPr>
+          <w:ilvl w:val="0"/>
+          <w:numId w:val="43"/>
+        </w:numPr>
+        <w:ind w:left="720" w:hanging="360"/>
+      </w:pPr>
+      <w:r>
+        <w:t xml:space="preserve">Fix crash resulting from </w:t>
+      </w:r>
+      <w:proofErr w:type="spellStart"/>
+      <w:r>
+        <w:t>NaN</w:t>
+      </w:r>
+      <w:proofErr w:type="spellEnd"/>
+      <w:r>
+        <w:t xml:space="preserve"> values in BT data for GPS class. </w:t>
+      </w:r>
+    </w:p>
+    <w:p>
+      <w:pPr>
+        <w:pStyle w:val="ListParagraph"/>
+        <w:numPr>
+          <w:ilvl w:val="0"/>
+          <w:numId w:val="43"/>
+        </w:numPr>
+        <w:ind w:left="720" w:hanging="360"/>
+      </w:pPr>
+      <w:r>
+        <w:t xml:space="preserve">Fix crash resulting from loading old </w:t>
+      </w:r>
+      <w:proofErr w:type="spellStart"/>
+      <w:r>
+        <w:t>QRev</w:t>
+      </w:r>
+      <w:proofErr w:type="spellEnd"/>
+      <w:r>
+        <w:t xml:space="preserve"> files missing setting </w:t>
+      </w:r>
+      <w:proofErr w:type="spellStart"/>
+      <w:r>
+        <w:t>dict</w:t>
+      </w:r>
+      <w:proofErr w:type="spellEnd"/>
+      <w:r>
+        <w:t xml:space="preserve"> in mat file. </w:t>
+      </w:r>
+    </w:p>
+    <w:p>
+      <w:pPr>
+        <w:pStyle w:val="ListParagraph"/>
+        <w:numPr>
+          <w:ilvl w:val="0"/>
+          <w:numId w:val="43"/>
+        </w:numPr>
+        <w:ind w:left="720" w:hanging="360"/>
+      </w:pPr>
+      <w:r>
+        <w:t>Fix crash resulting from missing elements from sticky settings.</w:t>
+      </w:r>
+    </w:p>
+    <w:p>
+      <w:pPr>
+        <w:rPr>
+          <w:b/>
+          <w:bCs/>
+        </w:rPr>
+      </w:pPr>
+      <w:r>
+        <w:rPr>
+          <w:b/>
+          <w:bCs/>
+        </w:rPr>
         <w:t>Changes 4.2</w:t>
       </w:r>
       <w:r>
@@ -189,6 +625,7 @@
         </w:numPr>
       </w:pPr>
       <w:r>
+        <w:lastRenderedPageBreak/>
         <w:t>Fixed crash associated with Windows OS versions newer than 1909.</w:t>
       </w:r>
     </w:p>
@@ -560,7 +997,6 @@
         </w:numPr>
       </w:pPr>
       <w:r>
-        <w:lastRenderedPageBreak/>
         <w:t>Modifications to allow QRev to work with Rowe and Nortek ADCPs.</w:t>
       </w:r>
     </w:p>
@@ -770,6 +1206,7 @@
           <w:b/>
           <w:bCs/>
         </w:rPr>
+        <w:lastRenderedPageBreak/>
         <w:t>Changes 4</w:t>
       </w:r>
       <w:r>
@@ -1146,7 +1583,6 @@
         </w:numPr>
       </w:pPr>
       <w:r>
-        <w:lastRenderedPageBreak/>
         <w:t>Changes to default settings are highlighted</w:t>
       </w:r>
     </w:p>
@@ -1297,6 +1733,7 @@
         </w:numPr>
       </w:pPr>
       <w:r>
+        <w:lastRenderedPageBreak/>
         <w:t>Fixed bug in bottom discharge extrapolation. Previous versions failed to estimate the bottom discharge for ensembles that had no valid data but where depth cell velocities were interpolated.</w:t>
       </w:r>
     </w:p>
@@ -1665,7 +2102,6 @@
           <w:b/>
           <w:bCs/>
         </w:rPr>
-        <w:lastRenderedPageBreak/>
         <w:t>Changes to QRev from 3.33 to 3.34</w:t>
       </w:r>
     </w:p>
@@ -1836,6 +2272,7 @@
         </w:numPr>
       </w:pPr>
       <w:r>
+        <w:lastRenderedPageBreak/>
         <w:t>Fixed bug setting status of system test results and button color</w:t>
       </w:r>
     </w:p>
@@ -2115,7 +2552,6 @@
         </w:numPr>
       </w:pPr>
       <w:r>
-        <w:lastRenderedPageBreak/>
         <w:t xml:space="preserve">Added code to handle files processed with </w:t>
       </w:r>
       <w:proofErr w:type="spellStart"/>
@@ -2225,6 +2661,7 @@
         </w:numPr>
       </w:pPr>
       <w:r>
+        <w:lastRenderedPageBreak/>
         <w:t xml:space="preserve">The compass error from the evaluation of a TRDI ADCP and if available, from </w:t>
       </w:r>
       <w:proofErr w:type="spellStart"/>
@@ -2514,7 +2951,6 @@
         </w:numPr>
       </w:pPr>
       <w:r>
-        <w:lastRenderedPageBreak/>
         <w:t>Fixed issue with RSL revision numbers which need to be 2 digits (02 not 2).</w:t>
       </w:r>
     </w:p>
@@ -2695,6 +3131,7 @@
         </w:numPr>
       </w:pPr>
       <w:r>
+        <w:lastRenderedPageBreak/>
         <w:t>Fixed bug when plotting multiple transects with magnetic data in the Compass/P/R window.</w:t>
       </w:r>
     </w:p>
@@ -3066,7 +3503,6 @@
         </w:numPr>
       </w:pPr>
       <w:r>
-        <w:lastRenderedPageBreak/>
         <w:t>Fixed bug when G2 compass was processed with current RSL resulting in Compass pitch and roll limits set to large number</w:t>
       </w:r>
     </w:p>
@@ -3229,7 +3665,7 @@
         <v:path o:extrusionok="f" gradientshapeok="t" o:connecttype="rect"/>
         <o:lock v:ext="edit" aspectratio="t"/>
       </v:shapetype>
-      <v:shape id="_x0000_i1057" type="#_x0000_t75" alt="A close up of a logo&#10;&#10;Description automatically generated" style="width:36pt;height:36pt;visibility:visible;mso-wrap-style:square" o:bullet="t">
+      <v:shape id="_x0000_i1148" type="#_x0000_t75" alt="A close up of a logo&#10;&#10;Description automatically generated" style="width:35.7pt;height:35.7pt;visibility:visible;mso-wrap-style:square" o:bullet="t">
         <v:imagedata r:id="rId1" o:title="A close up of a logo&#10;&#10;Description automatically generated"/>
       </v:shape>
     </w:pict>
@@ -3496,6 +3932,95 @@
     </w:lvl>
   </w:abstractNum>
   <w:abstractNum w:abstractNumId="3" w15:restartNumberingAfterBreak="0">
+    <w:nsid w:val="02D729CE"/>
+    <w:multiLevelType w:val="hybridMultilevel"/>
+    <w:tmpl w:val="F56E0C42"/>
+    <w:lvl w:ilvl="0" w:tplc="3C1C83DA">
+      <w:start w:val="1"/>
+      <w:numFmt w:val="decimal"/>
+      <w:lvlText w:val="%1."/>
+      <w:lvlJc w:val="left"/>
+      <w:pPr>
+        <w:ind w:left="1080" w:hanging="720"/>
+      </w:pPr>
+      <w:rPr>
+        <w:rFonts w:hint="default"/>
+      </w:rPr>
+    </w:lvl>
+    <w:lvl w:ilvl="1" w:tplc="04090019" w:tentative="1">
+      <w:start w:val="1"/>
+      <w:numFmt w:val="lowerLetter"/>
+      <w:lvlText w:val="%2."/>
+      <w:lvlJc w:val="left"/>
+      <w:pPr>
+        <w:ind w:left="1440" w:hanging="360"/>
+      </w:pPr>
+    </w:lvl>
+    <w:lvl w:ilvl="2" w:tplc="0409001B" w:tentative="1">
+      <w:start w:val="1"/>
+      <w:numFmt w:val="lowerRoman"/>
+      <w:lvlText w:val="%3."/>
+      <w:lvlJc w:val="right"/>
+      <w:pPr>
+        <w:ind w:left="2160" w:hanging="180"/>
+      </w:pPr>
+    </w:lvl>
+    <w:lvl w:ilvl="3" w:tplc="0409000F" w:tentative="1">
+      <w:start w:val="1"/>
+      <w:numFmt w:val="decimal"/>
+      <w:lvlText w:val="%4."/>
+      <w:lvlJc w:val="left"/>
+      <w:pPr>
+        <w:ind w:left="2880" w:hanging="360"/>
+      </w:pPr>
+    </w:lvl>
+    <w:lvl w:ilvl="4" w:tplc="04090019" w:tentative="1">
+      <w:start w:val="1"/>
+      <w:numFmt w:val="lowerLetter"/>
+      <w:lvlText w:val="%5."/>
+      <w:lvlJc w:val="left"/>
+      <w:pPr>
+        <w:ind w:left="3600" w:hanging="360"/>
+      </w:pPr>
+    </w:lvl>
+    <w:lvl w:ilvl="5" w:tplc="0409001B" w:tentative="1">
+      <w:start w:val="1"/>
+      <w:numFmt w:val="lowerRoman"/>
+      <w:lvlText w:val="%6."/>
+      <w:lvlJc w:val="right"/>
+      <w:pPr>
+        <w:ind w:left="4320" w:hanging="180"/>
+      </w:pPr>
+    </w:lvl>
+    <w:lvl w:ilvl="6" w:tplc="0409000F" w:tentative="1">
+      <w:start w:val="1"/>
+      <w:numFmt w:val="decimal"/>
+      <w:lvlText w:val="%7."/>
+      <w:lvlJc w:val="left"/>
+      <w:pPr>
+        <w:ind w:left="5040" w:hanging="360"/>
+      </w:pPr>
+    </w:lvl>
+    <w:lvl w:ilvl="7" w:tplc="04090019" w:tentative="1">
+      <w:start w:val="1"/>
+      <w:numFmt w:val="lowerLetter"/>
+      <w:lvlText w:val="%8."/>
+      <w:lvlJc w:val="left"/>
+      <w:pPr>
+        <w:ind w:left="5760" w:hanging="360"/>
+      </w:pPr>
+    </w:lvl>
+    <w:lvl w:ilvl="8" w:tplc="0409001B" w:tentative="1">
+      <w:start w:val="1"/>
+      <w:numFmt w:val="lowerRoman"/>
+      <w:lvlText w:val="%9."/>
+      <w:lvlJc w:val="right"/>
+      <w:pPr>
+        <w:ind w:left="6480" w:hanging="180"/>
+      </w:pPr>
+    </w:lvl>
+  </w:abstractNum>
+  <w:abstractNum w:abstractNumId="4" w15:restartNumberingAfterBreak="0">
     <w:nsid w:val="03D52993"/>
     <w:multiLevelType w:val="hybridMultilevel"/>
     <w:tmpl w:val="C6121DDE"/>
@@ -3584,7 +4109,7 @@
       </w:pPr>
     </w:lvl>
   </w:abstractNum>
-  <w:abstractNum w:abstractNumId="4" w15:restartNumberingAfterBreak="0">
+  <w:abstractNum w:abstractNumId="5" w15:restartNumberingAfterBreak="0">
     <w:nsid w:val="04EC0B25"/>
     <w:multiLevelType w:val="hybridMultilevel"/>
     <w:tmpl w:val="84D8CBBE"/>
@@ -3670,7 +4195,7 @@
       </w:pPr>
     </w:lvl>
   </w:abstractNum>
-  <w:abstractNum w:abstractNumId="5" w15:restartNumberingAfterBreak="0">
+  <w:abstractNum w:abstractNumId="6" w15:restartNumberingAfterBreak="0">
     <w:nsid w:val="066D2BDF"/>
     <w:multiLevelType w:val="hybridMultilevel"/>
     <w:tmpl w:val="B1964DDE"/>
@@ -3759,7 +4284,7 @@
       </w:pPr>
     </w:lvl>
   </w:abstractNum>
-  <w:abstractNum w:abstractNumId="6" w15:restartNumberingAfterBreak="0">
+  <w:abstractNum w:abstractNumId="7" w15:restartNumberingAfterBreak="0">
     <w:nsid w:val="0B712249"/>
     <w:multiLevelType w:val="hybridMultilevel"/>
     <w:tmpl w:val="FC143886"/>
@@ -3848,7 +4373,7 @@
       </w:pPr>
     </w:lvl>
   </w:abstractNum>
-  <w:abstractNum w:abstractNumId="7" w15:restartNumberingAfterBreak="0">
+  <w:abstractNum w:abstractNumId="8" w15:restartNumberingAfterBreak="0">
     <w:nsid w:val="0B961D45"/>
     <w:multiLevelType w:val="hybridMultilevel"/>
     <w:tmpl w:val="3484FC00"/>
@@ -3934,7 +4459,7 @@
       </w:pPr>
     </w:lvl>
   </w:abstractNum>
-  <w:abstractNum w:abstractNumId="8" w15:restartNumberingAfterBreak="0">
+  <w:abstractNum w:abstractNumId="9" w15:restartNumberingAfterBreak="0">
     <w:nsid w:val="0C665CCD"/>
     <w:multiLevelType w:val="hybridMultilevel"/>
     <w:tmpl w:val="E4CC2552"/>
@@ -4020,7 +4545,7 @@
       </w:pPr>
     </w:lvl>
   </w:abstractNum>
-  <w:abstractNum w:abstractNumId="9" w15:restartNumberingAfterBreak="0">
+  <w:abstractNum w:abstractNumId="10" w15:restartNumberingAfterBreak="0">
     <w:nsid w:val="104305C4"/>
     <w:multiLevelType w:val="hybridMultilevel"/>
     <w:tmpl w:val="D35CE962"/>
@@ -4106,7 +4631,7 @@
       </w:pPr>
     </w:lvl>
   </w:abstractNum>
-  <w:abstractNum w:abstractNumId="10" w15:restartNumberingAfterBreak="0">
+  <w:abstractNum w:abstractNumId="11" w15:restartNumberingAfterBreak="0">
     <w:nsid w:val="182D2982"/>
     <w:multiLevelType w:val="hybridMultilevel"/>
     <w:tmpl w:val="186C4DE2"/>
@@ -4192,7 +4717,7 @@
       </w:pPr>
     </w:lvl>
   </w:abstractNum>
-  <w:abstractNum w:abstractNumId="11" w15:restartNumberingAfterBreak="0">
+  <w:abstractNum w:abstractNumId="12" w15:restartNumberingAfterBreak="0">
     <w:nsid w:val="19D403AB"/>
     <w:multiLevelType w:val="hybridMultilevel"/>
     <w:tmpl w:val="EC96F9E8"/>
@@ -4278,7 +4803,7 @@
       </w:pPr>
     </w:lvl>
   </w:abstractNum>
-  <w:abstractNum w:abstractNumId="12" w15:restartNumberingAfterBreak="0">
+  <w:abstractNum w:abstractNumId="13" w15:restartNumberingAfterBreak="0">
     <w:nsid w:val="1B8F05A8"/>
     <w:multiLevelType w:val="hybridMultilevel"/>
     <w:tmpl w:val="3856C938"/>
@@ -4367,7 +4892,7 @@
       </w:pPr>
     </w:lvl>
   </w:abstractNum>
-  <w:abstractNum w:abstractNumId="13" w15:restartNumberingAfterBreak="0">
+  <w:abstractNum w:abstractNumId="14" w15:restartNumberingAfterBreak="0">
     <w:nsid w:val="1C146BCC"/>
     <w:multiLevelType w:val="hybridMultilevel"/>
     <w:tmpl w:val="60586804"/>
@@ -4508,7 +5033,7 @@
       </w:rPr>
     </w:lvl>
   </w:abstractNum>
-  <w:abstractNum w:abstractNumId="14" w15:restartNumberingAfterBreak="0">
+  <w:abstractNum w:abstractNumId="15" w15:restartNumberingAfterBreak="0">
     <w:nsid w:val="1E8D2FE1"/>
     <w:multiLevelType w:val="hybridMultilevel"/>
     <w:tmpl w:val="0AB2924A"/>
@@ -4594,7 +5119,93 @@
       </w:pPr>
     </w:lvl>
   </w:abstractNum>
-  <w:abstractNum w:abstractNumId="15" w15:restartNumberingAfterBreak="0">
+  <w:abstractNum w:abstractNumId="16" w15:restartNumberingAfterBreak="0">
+    <w:nsid w:val="208A0BFC"/>
+    <w:multiLevelType w:val="hybridMultilevel"/>
+    <w:tmpl w:val="0AEA303E"/>
+    <w:lvl w:ilvl="0" w:tplc="0409000F">
+      <w:start w:val="1"/>
+      <w:numFmt w:val="decimal"/>
+      <w:lvlText w:val="%1."/>
+      <w:lvlJc w:val="left"/>
+      <w:pPr>
+        <w:ind w:left="720" w:hanging="360"/>
+      </w:pPr>
+    </w:lvl>
+    <w:lvl w:ilvl="1" w:tplc="04090019" w:tentative="1">
+      <w:start w:val="1"/>
+      <w:numFmt w:val="lowerLetter"/>
+      <w:lvlText w:val="%2."/>
+      <w:lvlJc w:val="left"/>
+      <w:pPr>
+        <w:ind w:left="1440" w:hanging="360"/>
+      </w:pPr>
+    </w:lvl>
+    <w:lvl w:ilvl="2" w:tplc="0409001B" w:tentative="1">
+      <w:start w:val="1"/>
+      <w:numFmt w:val="lowerRoman"/>
+      <w:lvlText w:val="%3."/>
+      <w:lvlJc w:val="right"/>
+      <w:pPr>
+        <w:ind w:left="2160" w:hanging="180"/>
+      </w:pPr>
+    </w:lvl>
+    <w:lvl w:ilvl="3" w:tplc="0409000F" w:tentative="1">
+      <w:start w:val="1"/>
+      <w:numFmt w:val="decimal"/>
+      <w:lvlText w:val="%4."/>
+      <w:lvlJc w:val="left"/>
+      <w:pPr>
+        <w:ind w:left="2880" w:hanging="360"/>
+      </w:pPr>
+    </w:lvl>
+    <w:lvl w:ilvl="4" w:tplc="04090019" w:tentative="1">
+      <w:start w:val="1"/>
+      <w:numFmt w:val="lowerLetter"/>
+      <w:lvlText w:val="%5."/>
+      <w:lvlJc w:val="left"/>
+      <w:pPr>
+        <w:ind w:left="3600" w:hanging="360"/>
+      </w:pPr>
+    </w:lvl>
+    <w:lvl w:ilvl="5" w:tplc="0409001B" w:tentative="1">
+      <w:start w:val="1"/>
+      <w:numFmt w:val="lowerRoman"/>
+      <w:lvlText w:val="%6."/>
+      <w:lvlJc w:val="right"/>
+      <w:pPr>
+        <w:ind w:left="4320" w:hanging="180"/>
+      </w:pPr>
+    </w:lvl>
+    <w:lvl w:ilvl="6" w:tplc="0409000F" w:tentative="1">
+      <w:start w:val="1"/>
+      <w:numFmt w:val="decimal"/>
+      <w:lvlText w:val="%7."/>
+      <w:lvlJc w:val="left"/>
+      <w:pPr>
+        <w:ind w:left="5040" w:hanging="360"/>
+      </w:pPr>
+    </w:lvl>
+    <w:lvl w:ilvl="7" w:tplc="04090019" w:tentative="1">
+      <w:start w:val="1"/>
+      <w:numFmt w:val="lowerLetter"/>
+      <w:lvlText w:val="%8."/>
+      <w:lvlJc w:val="left"/>
+      <w:pPr>
+        <w:ind w:left="5760" w:hanging="360"/>
+      </w:pPr>
+    </w:lvl>
+    <w:lvl w:ilvl="8" w:tplc="0409001B" w:tentative="1">
+      <w:start w:val="1"/>
+      <w:numFmt w:val="lowerRoman"/>
+      <w:lvlText w:val="%9."/>
+      <w:lvlJc w:val="right"/>
+      <w:pPr>
+        <w:ind w:left="6480" w:hanging="180"/>
+      </w:pPr>
+    </w:lvl>
+  </w:abstractNum>
+  <w:abstractNum w:abstractNumId="17" w15:restartNumberingAfterBreak="0">
     <w:nsid w:val="25AE4139"/>
     <w:multiLevelType w:val="hybridMultilevel"/>
     <w:tmpl w:val="D8BC5244"/>
@@ -4680,7 +5291,7 @@
       </w:pPr>
     </w:lvl>
   </w:abstractNum>
-  <w:abstractNum w:abstractNumId="16" w15:restartNumberingAfterBreak="0">
+  <w:abstractNum w:abstractNumId="18" w15:restartNumberingAfterBreak="0">
     <w:nsid w:val="26605BC4"/>
     <w:multiLevelType w:val="hybridMultilevel"/>
     <w:tmpl w:val="34727F94"/>
@@ -4769,7 +5380,7 @@
       </w:pPr>
     </w:lvl>
   </w:abstractNum>
-  <w:abstractNum w:abstractNumId="17" w15:restartNumberingAfterBreak="0">
+  <w:abstractNum w:abstractNumId="19" w15:restartNumberingAfterBreak="0">
     <w:nsid w:val="284C2DCC"/>
     <w:multiLevelType w:val="hybridMultilevel"/>
     <w:tmpl w:val="5BF67E76"/>
@@ -4855,7 +5466,7 @@
       </w:pPr>
     </w:lvl>
   </w:abstractNum>
-  <w:abstractNum w:abstractNumId="18" w15:restartNumberingAfterBreak="0">
+  <w:abstractNum w:abstractNumId="20" w15:restartNumberingAfterBreak="0">
     <w:nsid w:val="29C5197A"/>
     <w:multiLevelType w:val="hybridMultilevel"/>
     <w:tmpl w:val="216A3DB4"/>
@@ -4941,7 +5552,7 @@
       </w:pPr>
     </w:lvl>
   </w:abstractNum>
-  <w:abstractNum w:abstractNumId="19" w15:restartNumberingAfterBreak="0">
+  <w:abstractNum w:abstractNumId="21" w15:restartNumberingAfterBreak="0">
     <w:nsid w:val="2B9B2592"/>
     <w:multiLevelType w:val="hybridMultilevel"/>
     <w:tmpl w:val="17F2E8E8"/>
@@ -5027,7 +5638,7 @@
       </w:pPr>
     </w:lvl>
   </w:abstractNum>
-  <w:abstractNum w:abstractNumId="20" w15:restartNumberingAfterBreak="0">
+  <w:abstractNum w:abstractNumId="22" w15:restartNumberingAfterBreak="0">
     <w:nsid w:val="2C1B4243"/>
     <w:multiLevelType w:val="hybridMultilevel"/>
     <w:tmpl w:val="84BA4ADC"/>
@@ -5116,7 +5727,7 @@
       </w:pPr>
     </w:lvl>
   </w:abstractNum>
-  <w:abstractNum w:abstractNumId="21" w15:restartNumberingAfterBreak="0">
+  <w:abstractNum w:abstractNumId="23" w15:restartNumberingAfterBreak="0">
     <w:nsid w:val="2EDE4774"/>
     <w:multiLevelType w:val="hybridMultilevel"/>
     <w:tmpl w:val="D8E8F944"/>
@@ -5205,7 +5816,7 @@
       </w:pPr>
     </w:lvl>
   </w:abstractNum>
-  <w:abstractNum w:abstractNumId="22" w15:restartNumberingAfterBreak="0">
+  <w:abstractNum w:abstractNumId="24" w15:restartNumberingAfterBreak="0">
     <w:nsid w:val="2F337F95"/>
     <w:multiLevelType w:val="hybridMultilevel"/>
     <w:tmpl w:val="B0F420D8"/>
@@ -5291,7 +5902,7 @@
       </w:pPr>
     </w:lvl>
   </w:abstractNum>
-  <w:abstractNum w:abstractNumId="23" w15:restartNumberingAfterBreak="0">
+  <w:abstractNum w:abstractNumId="25" w15:restartNumberingAfterBreak="0">
     <w:nsid w:val="3B0445A7"/>
     <w:multiLevelType w:val="hybridMultilevel"/>
     <w:tmpl w:val="3E12C668"/>
@@ -5380,7 +5991,7 @@
       </w:pPr>
     </w:lvl>
   </w:abstractNum>
-  <w:abstractNum w:abstractNumId="24" w15:restartNumberingAfterBreak="0">
+  <w:abstractNum w:abstractNumId="26" w15:restartNumberingAfterBreak="0">
     <w:nsid w:val="42851CF1"/>
     <w:multiLevelType w:val="hybridMultilevel"/>
     <w:tmpl w:val="11FC60E4"/>
@@ -5466,7 +6077,7 @@
       </w:pPr>
     </w:lvl>
   </w:abstractNum>
-  <w:abstractNum w:abstractNumId="25" w15:restartNumberingAfterBreak="0">
+  <w:abstractNum w:abstractNumId="27" w15:restartNumberingAfterBreak="0">
     <w:nsid w:val="435E2934"/>
     <w:multiLevelType w:val="hybridMultilevel"/>
     <w:tmpl w:val="D3D0919E"/>
@@ -5552,7 +6163,7 @@
       </w:pPr>
     </w:lvl>
   </w:abstractNum>
-  <w:abstractNum w:abstractNumId="26" w15:restartNumberingAfterBreak="0">
+  <w:abstractNum w:abstractNumId="28" w15:restartNumberingAfterBreak="0">
     <w:nsid w:val="43A97FDC"/>
     <w:multiLevelType w:val="hybridMultilevel"/>
     <w:tmpl w:val="D9005D1E"/>
@@ -5641,7 +6252,7 @@
       </w:pPr>
     </w:lvl>
   </w:abstractNum>
-  <w:abstractNum w:abstractNumId="27" w15:restartNumberingAfterBreak="0">
+  <w:abstractNum w:abstractNumId="29" w15:restartNumberingAfterBreak="0">
     <w:nsid w:val="45EB12D2"/>
     <w:multiLevelType w:val="hybridMultilevel"/>
     <w:tmpl w:val="D8E8F944"/>
@@ -5730,7 +6341,7 @@
       </w:pPr>
     </w:lvl>
   </w:abstractNum>
-  <w:abstractNum w:abstractNumId="28" w15:restartNumberingAfterBreak="0">
+  <w:abstractNum w:abstractNumId="30" w15:restartNumberingAfterBreak="0">
     <w:nsid w:val="4D4D59D8"/>
     <w:multiLevelType w:val="hybridMultilevel"/>
     <w:tmpl w:val="F6501E1C"/>
@@ -5816,7 +6427,7 @@
       </w:pPr>
     </w:lvl>
   </w:abstractNum>
-  <w:abstractNum w:abstractNumId="29" w15:restartNumberingAfterBreak="0">
+  <w:abstractNum w:abstractNumId="31" w15:restartNumberingAfterBreak="0">
     <w:nsid w:val="5114456D"/>
     <w:multiLevelType w:val="hybridMultilevel"/>
     <w:tmpl w:val="49465278"/>
@@ -5902,7 +6513,7 @@
       </w:pPr>
     </w:lvl>
   </w:abstractNum>
-  <w:abstractNum w:abstractNumId="30" w15:restartNumberingAfterBreak="0">
+  <w:abstractNum w:abstractNumId="32" w15:restartNumberingAfterBreak="0">
     <w:nsid w:val="51D05968"/>
     <w:multiLevelType w:val="hybridMultilevel"/>
     <w:tmpl w:val="CC8A49E8"/>
@@ -5991,7 +6602,7 @@
       </w:pPr>
     </w:lvl>
   </w:abstractNum>
-  <w:abstractNum w:abstractNumId="31" w15:restartNumberingAfterBreak="0">
+  <w:abstractNum w:abstractNumId="33" w15:restartNumberingAfterBreak="0">
     <w:nsid w:val="52043BB2"/>
     <w:multiLevelType w:val="hybridMultilevel"/>
     <w:tmpl w:val="96EE953A"/>
@@ -6077,7 +6688,7 @@
       </w:pPr>
     </w:lvl>
   </w:abstractNum>
-  <w:abstractNum w:abstractNumId="32" w15:restartNumberingAfterBreak="0">
+  <w:abstractNum w:abstractNumId="34" w15:restartNumberingAfterBreak="0">
     <w:nsid w:val="569E4574"/>
     <w:multiLevelType w:val="hybridMultilevel"/>
     <w:tmpl w:val="64187CAA"/>
@@ -6163,7 +6774,7 @@
       </w:pPr>
     </w:lvl>
   </w:abstractNum>
-  <w:abstractNum w:abstractNumId="33" w15:restartNumberingAfterBreak="0">
+  <w:abstractNum w:abstractNumId="35" w15:restartNumberingAfterBreak="0">
     <w:nsid w:val="5DA0187C"/>
     <w:multiLevelType w:val="hybridMultilevel"/>
     <w:tmpl w:val="6366C8C6"/>
@@ -6252,7 +6863,7 @@
       </w:pPr>
     </w:lvl>
   </w:abstractNum>
-  <w:abstractNum w:abstractNumId="34" w15:restartNumberingAfterBreak="0">
+  <w:abstractNum w:abstractNumId="36" w15:restartNumberingAfterBreak="0">
     <w:nsid w:val="5DB82E8F"/>
     <w:multiLevelType w:val="hybridMultilevel"/>
     <w:tmpl w:val="CCA6A82E"/>
@@ -6338,7 +6949,7 @@
       </w:pPr>
     </w:lvl>
   </w:abstractNum>
-  <w:abstractNum w:abstractNumId="35" w15:restartNumberingAfterBreak="0">
+  <w:abstractNum w:abstractNumId="37" w15:restartNumberingAfterBreak="0">
     <w:nsid w:val="5F6A260E"/>
     <w:multiLevelType w:val="hybridMultilevel"/>
     <w:tmpl w:val="3A0C7072"/>
@@ -6424,7 +7035,7 @@
       </w:pPr>
     </w:lvl>
   </w:abstractNum>
-  <w:abstractNum w:abstractNumId="36" w15:restartNumberingAfterBreak="0">
+  <w:abstractNum w:abstractNumId="38" w15:restartNumberingAfterBreak="0">
     <w:nsid w:val="62424626"/>
     <w:multiLevelType w:val="hybridMultilevel"/>
     <w:tmpl w:val="A0CAD1FA"/>
@@ -6537,7 +7148,96 @@
       </w:rPr>
     </w:lvl>
   </w:abstractNum>
-  <w:abstractNum w:abstractNumId="37" w15:restartNumberingAfterBreak="0">
+  <w:abstractNum w:abstractNumId="39" w15:restartNumberingAfterBreak="0">
+    <w:nsid w:val="650B224C"/>
+    <w:multiLevelType w:val="hybridMultilevel"/>
+    <w:tmpl w:val="602E31F6"/>
+    <w:lvl w:ilvl="0" w:tplc="3C1C83DA">
+      <w:start w:val="1"/>
+      <w:numFmt w:val="decimal"/>
+      <w:lvlText w:val="%1."/>
+      <w:lvlJc w:val="left"/>
+      <w:pPr>
+        <w:ind w:left="1080" w:hanging="720"/>
+      </w:pPr>
+      <w:rPr>
+        <w:rFonts w:hint="default"/>
+      </w:rPr>
+    </w:lvl>
+    <w:lvl w:ilvl="1" w:tplc="04090019" w:tentative="1">
+      <w:start w:val="1"/>
+      <w:numFmt w:val="lowerLetter"/>
+      <w:lvlText w:val="%2."/>
+      <w:lvlJc w:val="left"/>
+      <w:pPr>
+        <w:ind w:left="1440" w:hanging="360"/>
+      </w:pPr>
+    </w:lvl>
+    <w:lvl w:ilvl="2" w:tplc="0409001B" w:tentative="1">
+      <w:start w:val="1"/>
+      <w:numFmt w:val="lowerRoman"/>
+      <w:lvlText w:val="%3."/>
+      <w:lvlJc w:val="right"/>
+      <w:pPr>
+        <w:ind w:left="2160" w:hanging="180"/>
+      </w:pPr>
+    </w:lvl>
+    <w:lvl w:ilvl="3" w:tplc="0409000F" w:tentative="1">
+      <w:start w:val="1"/>
+      <w:numFmt w:val="decimal"/>
+      <w:lvlText w:val="%4."/>
+      <w:lvlJc w:val="left"/>
+      <w:pPr>
+        <w:ind w:left="2880" w:hanging="360"/>
+      </w:pPr>
+    </w:lvl>
+    <w:lvl w:ilvl="4" w:tplc="04090019" w:tentative="1">
+      <w:start w:val="1"/>
+      <w:numFmt w:val="lowerLetter"/>
+      <w:lvlText w:val="%5."/>
+      <w:lvlJc w:val="left"/>
+      <w:pPr>
+        <w:ind w:left="3600" w:hanging="360"/>
+      </w:pPr>
+    </w:lvl>
+    <w:lvl w:ilvl="5" w:tplc="0409001B" w:tentative="1">
+      <w:start w:val="1"/>
+      <w:numFmt w:val="lowerRoman"/>
+      <w:lvlText w:val="%6."/>
+      <w:lvlJc w:val="right"/>
+      <w:pPr>
+        <w:ind w:left="4320" w:hanging="180"/>
+      </w:pPr>
+    </w:lvl>
+    <w:lvl w:ilvl="6" w:tplc="0409000F" w:tentative="1">
+      <w:start w:val="1"/>
+      <w:numFmt w:val="decimal"/>
+      <w:lvlText w:val="%7."/>
+      <w:lvlJc w:val="left"/>
+      <w:pPr>
+        <w:ind w:left="5040" w:hanging="360"/>
+      </w:pPr>
+    </w:lvl>
+    <w:lvl w:ilvl="7" w:tplc="04090019" w:tentative="1">
+      <w:start w:val="1"/>
+      <w:numFmt w:val="lowerLetter"/>
+      <w:lvlText w:val="%8."/>
+      <w:lvlJc w:val="left"/>
+      <w:pPr>
+        <w:ind w:left="5760" w:hanging="360"/>
+      </w:pPr>
+    </w:lvl>
+    <w:lvl w:ilvl="8" w:tplc="0409001B" w:tentative="1">
+      <w:start w:val="1"/>
+      <w:numFmt w:val="lowerRoman"/>
+      <w:lvlText w:val="%9."/>
+      <w:lvlJc w:val="right"/>
+      <w:pPr>
+        <w:ind w:left="6480" w:hanging="180"/>
+      </w:pPr>
+    </w:lvl>
+  </w:abstractNum>
+  <w:abstractNum w:abstractNumId="40" w15:restartNumberingAfterBreak="0">
     <w:nsid w:val="666C162C"/>
     <w:multiLevelType w:val="hybridMultilevel"/>
     <w:tmpl w:val="AFD647C0"/>
@@ -6623,7 +7323,96 @@
       </w:pPr>
     </w:lvl>
   </w:abstractNum>
-  <w:abstractNum w:abstractNumId="38" w15:restartNumberingAfterBreak="0">
+  <w:abstractNum w:abstractNumId="41" w15:restartNumberingAfterBreak="0">
+    <w:nsid w:val="6C2F070B"/>
+    <w:multiLevelType w:val="hybridMultilevel"/>
+    <w:tmpl w:val="D2B06934"/>
+    <w:lvl w:ilvl="0" w:tplc="3C1C83DA">
+      <w:start w:val="1"/>
+      <w:numFmt w:val="decimal"/>
+      <w:lvlText w:val="%1."/>
+      <w:lvlJc w:val="left"/>
+      <w:pPr>
+        <w:ind w:left="1080" w:hanging="720"/>
+      </w:pPr>
+      <w:rPr>
+        <w:rFonts w:hint="default"/>
+      </w:rPr>
+    </w:lvl>
+    <w:lvl w:ilvl="1" w:tplc="04090019" w:tentative="1">
+      <w:start w:val="1"/>
+      <w:numFmt w:val="lowerLetter"/>
+      <w:lvlText w:val="%2."/>
+      <w:lvlJc w:val="left"/>
+      <w:pPr>
+        <w:ind w:left="1440" w:hanging="360"/>
+      </w:pPr>
+    </w:lvl>
+    <w:lvl w:ilvl="2" w:tplc="0409001B" w:tentative="1">
+      <w:start w:val="1"/>
+      <w:numFmt w:val="lowerRoman"/>
+      <w:lvlText w:val="%3."/>
+      <w:lvlJc w:val="right"/>
+      <w:pPr>
+        <w:ind w:left="2160" w:hanging="180"/>
+      </w:pPr>
+    </w:lvl>
+    <w:lvl w:ilvl="3" w:tplc="0409000F" w:tentative="1">
+      <w:start w:val="1"/>
+      <w:numFmt w:val="decimal"/>
+      <w:lvlText w:val="%4."/>
+      <w:lvlJc w:val="left"/>
+      <w:pPr>
+        <w:ind w:left="2880" w:hanging="360"/>
+      </w:pPr>
+    </w:lvl>
+    <w:lvl w:ilvl="4" w:tplc="04090019" w:tentative="1">
+      <w:start w:val="1"/>
+      <w:numFmt w:val="lowerLetter"/>
+      <w:lvlText w:val="%5."/>
+      <w:lvlJc w:val="left"/>
+      <w:pPr>
+        <w:ind w:left="3600" w:hanging="360"/>
+      </w:pPr>
+    </w:lvl>
+    <w:lvl w:ilvl="5" w:tplc="0409001B" w:tentative="1">
+      <w:start w:val="1"/>
+      <w:numFmt w:val="lowerRoman"/>
+      <w:lvlText w:val="%6."/>
+      <w:lvlJc w:val="right"/>
+      <w:pPr>
+        <w:ind w:left="4320" w:hanging="180"/>
+      </w:pPr>
+    </w:lvl>
+    <w:lvl w:ilvl="6" w:tplc="0409000F" w:tentative="1">
+      <w:start w:val="1"/>
+      <w:numFmt w:val="decimal"/>
+      <w:lvlText w:val="%7."/>
+      <w:lvlJc w:val="left"/>
+      <w:pPr>
+        <w:ind w:left="5040" w:hanging="360"/>
+      </w:pPr>
+    </w:lvl>
+    <w:lvl w:ilvl="7" w:tplc="04090019" w:tentative="1">
+      <w:start w:val="1"/>
+      <w:numFmt w:val="lowerLetter"/>
+      <w:lvlText w:val="%8."/>
+      <w:lvlJc w:val="left"/>
+      <w:pPr>
+        <w:ind w:left="5760" w:hanging="360"/>
+      </w:pPr>
+    </w:lvl>
+    <w:lvl w:ilvl="8" w:tplc="0409001B" w:tentative="1">
+      <w:start w:val="1"/>
+      <w:numFmt w:val="lowerRoman"/>
+      <w:lvlText w:val="%9."/>
+      <w:lvlJc w:val="right"/>
+      <w:pPr>
+        <w:ind w:left="6480" w:hanging="180"/>
+      </w:pPr>
+    </w:lvl>
+  </w:abstractNum>
+  <w:abstractNum w:abstractNumId="42" w15:restartNumberingAfterBreak="0">
     <w:nsid w:val="6D4C3886"/>
     <w:multiLevelType w:val="hybridMultilevel"/>
     <w:tmpl w:val="5BF67E76"/>
@@ -6709,7 +7498,7 @@
       </w:pPr>
     </w:lvl>
   </w:abstractNum>
-  <w:abstractNum w:abstractNumId="39" w15:restartNumberingAfterBreak="0">
+  <w:abstractNum w:abstractNumId="43" w15:restartNumberingAfterBreak="0">
     <w:nsid w:val="7F303681"/>
     <w:multiLevelType w:val="hybridMultilevel"/>
     <w:tmpl w:val="549A06E6"/>
@@ -6795,7 +7584,7 @@
       </w:pPr>
     </w:lvl>
   </w:abstractNum>
-  <w:abstractNum w:abstractNumId="40" w15:restartNumberingAfterBreak="0">
+  <w:abstractNum w:abstractNumId="44" w15:restartNumberingAfterBreak="0">
     <w:nsid w:val="7F72028C"/>
     <w:multiLevelType w:val="hybridMultilevel"/>
     <w:tmpl w:val="4A2E54C4"/>
@@ -6885,127 +7674,139 @@
     </w:lvl>
   </w:abstractNum>
   <w:num w:numId="1">
-    <w:abstractNumId w:val="37"/>
+    <w:abstractNumId w:val="40"/>
   </w:num>
   <w:num w:numId="2">
-    <w:abstractNumId w:val="40"/>
+    <w:abstractNumId w:val="44"/>
   </w:num>
   <w:num w:numId="3">
-    <w:abstractNumId w:val="18"/>
+    <w:abstractNumId w:val="20"/>
   </w:num>
   <w:num w:numId="4">
-    <w:abstractNumId w:val="23"/>
+    <w:abstractNumId w:val="25"/>
   </w:num>
   <w:num w:numId="5">
-    <w:abstractNumId w:val="4"/>
+    <w:abstractNumId w:val="5"/>
   </w:num>
   <w:num w:numId="6">
-    <w:abstractNumId w:val="33"/>
+    <w:abstractNumId w:val="35"/>
   </w:num>
   <w:num w:numId="7">
+    <w:abstractNumId w:val="24"/>
+  </w:num>
+  <w:num w:numId="8">
     <w:abstractNumId w:val="22"/>
   </w:num>
-  <w:num w:numId="8">
-    <w:abstractNumId w:val="20"/>
-  </w:num>
   <w:num w:numId="9">
-    <w:abstractNumId w:val="11"/>
+    <w:abstractNumId w:val="12"/>
   </w:num>
   <w:num w:numId="10">
     <w:abstractNumId w:val="1"/>
   </w:num>
   <w:num w:numId="11">
-    <w:abstractNumId w:val="21"/>
+    <w:abstractNumId w:val="23"/>
   </w:num>
   <w:num w:numId="12">
-    <w:abstractNumId w:val="6"/>
+    <w:abstractNumId w:val="7"/>
   </w:num>
   <w:num w:numId="13">
-    <w:abstractNumId w:val="27"/>
+    <w:abstractNumId w:val="29"/>
   </w:num>
   <w:num w:numId="14">
-    <w:abstractNumId w:val="15"/>
+    <w:abstractNumId w:val="17"/>
   </w:num>
   <w:num w:numId="15">
-    <w:abstractNumId w:val="16"/>
+    <w:abstractNumId w:val="18"/>
   </w:num>
   <w:num w:numId="16">
     <w:abstractNumId w:val="0"/>
   </w:num>
   <w:num w:numId="17">
-    <w:abstractNumId w:val="3"/>
+    <w:abstractNumId w:val="4"/>
   </w:num>
   <w:num w:numId="18">
-    <w:abstractNumId w:val="32"/>
+    <w:abstractNumId w:val="34"/>
   </w:num>
   <w:num w:numId="19">
-    <w:abstractNumId w:val="5"/>
+    <w:abstractNumId w:val="6"/>
   </w:num>
   <w:num w:numId="20">
+    <w:abstractNumId w:val="9"/>
+  </w:num>
+  <w:num w:numId="21">
+    <w:abstractNumId w:val="13"/>
+  </w:num>
+  <w:num w:numId="22">
+    <w:abstractNumId w:val="30"/>
+  </w:num>
+  <w:num w:numId="23">
+    <w:abstractNumId w:val="28"/>
+  </w:num>
+  <w:num w:numId="24">
+    <w:abstractNumId w:val="21"/>
+  </w:num>
+  <w:num w:numId="25">
+    <w:abstractNumId w:val="38"/>
+  </w:num>
+  <w:num w:numId="26">
+    <w:abstractNumId w:val="26"/>
+  </w:num>
+  <w:num w:numId="27">
+    <w:abstractNumId w:val="31"/>
+  </w:num>
+  <w:num w:numId="28">
+    <w:abstractNumId w:val="36"/>
+  </w:num>
+  <w:num w:numId="29">
+    <w:abstractNumId w:val="37"/>
+  </w:num>
+  <w:num w:numId="30">
+    <w:abstractNumId w:val="14"/>
+  </w:num>
+  <w:num w:numId="31">
     <w:abstractNumId w:val="8"/>
   </w:num>
-  <w:num w:numId="21">
-    <w:abstractNumId w:val="12"/>
-  </w:num>
-  <w:num w:numId="22">
-    <w:abstractNumId w:val="28"/>
-  </w:num>
-  <w:num w:numId="23">
-    <w:abstractNumId w:val="26"/>
-  </w:num>
-  <w:num w:numId="24">
-    <w:abstractNumId w:val="19"/>
-  </w:num>
-  <w:num w:numId="25">
-    <w:abstractNumId w:val="36"/>
-  </w:num>
-  <w:num w:numId="26">
-    <w:abstractNumId w:val="24"/>
-  </w:num>
-  <w:num w:numId="27">
-    <w:abstractNumId w:val="29"/>
-  </w:num>
-  <w:num w:numId="28">
-    <w:abstractNumId w:val="34"/>
-  </w:num>
-  <w:num w:numId="29">
-    <w:abstractNumId w:val="35"/>
-  </w:num>
-  <w:num w:numId="30">
-    <w:abstractNumId w:val="13"/>
-  </w:num>
-  <w:num w:numId="31">
-    <w:abstractNumId w:val="7"/>
-  </w:num>
   <w:num w:numId="32">
-    <w:abstractNumId w:val="39"/>
+    <w:abstractNumId w:val="43"/>
   </w:num>
   <w:num w:numId="33">
     <w:abstractNumId w:val="2"/>
   </w:num>
   <w:num w:numId="34">
+    <w:abstractNumId w:val="11"/>
+  </w:num>
+  <w:num w:numId="35">
+    <w:abstractNumId w:val="27"/>
+  </w:num>
+  <w:num w:numId="36">
     <w:abstractNumId w:val="10"/>
   </w:num>
-  <w:num w:numId="35">
-    <w:abstractNumId w:val="25"/>
-  </w:num>
-  <w:num w:numId="36">
-    <w:abstractNumId w:val="9"/>
-  </w:num>
   <w:num w:numId="37">
-    <w:abstractNumId w:val="14"/>
+    <w:abstractNumId w:val="15"/>
   </w:num>
   <w:num w:numId="38">
-    <w:abstractNumId w:val="17"/>
+    <w:abstractNumId w:val="19"/>
   </w:num>
   <w:num w:numId="39">
-    <w:abstractNumId w:val="31"/>
+    <w:abstractNumId w:val="33"/>
   </w:num>
   <w:num w:numId="40">
-    <w:abstractNumId w:val="30"/>
+    <w:abstractNumId w:val="32"/>
   </w:num>
   <w:num w:numId="41">
-    <w:abstractNumId w:val="38"/>
+    <w:abstractNumId w:val="42"/>
+  </w:num>
+  <w:num w:numId="42">
+    <w:abstractNumId w:val="16"/>
+  </w:num>
+  <w:num w:numId="43">
+    <w:abstractNumId w:val="39"/>
+  </w:num>
+  <w:num w:numId="44">
+    <w:abstractNumId w:val="41"/>
+  </w:num>
+  <w:num w:numId="45">
+    <w:abstractNumId w:val="3"/>
   </w:num>
 </w:numbering>
 </file>

--- a/UI/Help/QRev_Change_Log.docx
+++ b/UI/Help/QRev_Change_Log.docx
@@ -53,14 +53,6 @@
           <w:bCs/>
         </w:rPr>
       </w:pPr>
-    </w:p>
-    <w:p>
-      <w:pPr>
-        <w:rPr>
-          <w:b/>
-          <w:bCs/>
-        </w:rPr>
-      </w:pPr>
       <w:r>
         <w:rPr>
           <w:b/>
@@ -82,6 +74,167 @@
           <w:b/>
           <w:bCs/>
         </w:rPr>
+        <w:t xml:space="preserve"> 1.07 to 1.0</w:t>
+      </w:r>
+      <w:r>
+        <w:rPr>
+          <w:b/>
+          <w:bCs/>
+        </w:rPr>
+        <w:t>9</w:t>
+      </w:r>
+    </w:p>
+    <w:p>
+      <w:pPr>
+        <w:pStyle w:val="ListParagraph"/>
+        <w:numPr>
+          <w:ilvl w:val="0"/>
+          <w:numId w:val="48"/>
+        </w:numPr>
+      </w:pPr>
+      <w:r>
+        <w:t>Fixed bug in manual 3-beam filter setting for water track</w:t>
+      </w:r>
+    </w:p>
+    <w:p>
+      <w:pPr>
+        <w:pStyle w:val="ListParagraph"/>
+        <w:numPr>
+          <w:ilvl w:val="0"/>
+          <w:numId w:val="48"/>
+        </w:numPr>
+      </w:pPr>
+      <w:r>
+        <w:t xml:space="preserve">Fixed bug loading RS5 </w:t>
+      </w:r>
+      <w:proofErr w:type="spellStart"/>
+      <w:r>
+        <w:t>Matlab</w:t>
+      </w:r>
+      <w:proofErr w:type="spellEnd"/>
+      <w:r>
+        <w:t xml:space="preserve"> data with blank Operator and/or Measurement Number</w:t>
+      </w:r>
+    </w:p>
+    <w:p>
+      <w:pPr>
+        <w:pStyle w:val="ListParagraph"/>
+        <w:numPr>
+          <w:ilvl w:val="0"/>
+          <w:numId w:val="48"/>
+        </w:numPr>
+      </w:pPr>
+      <w:r>
+        <w:t>Fixed bug in some dialogs if an edit box is left blank and OK is pressed</w:t>
+      </w:r>
+    </w:p>
+    <w:p>
+      <w:pPr>
+        <w:pStyle w:val="ListParagraph"/>
+        <w:numPr>
+          <w:ilvl w:val="0"/>
+          <w:numId w:val="48"/>
+        </w:numPr>
+      </w:pPr>
+      <w:r>
+        <w:t>Fixed bug associated with loading, reprocessing, saving, and then reloading of older *_</w:t>
+      </w:r>
+      <w:proofErr w:type="spellStart"/>
+      <w:r>
+        <w:t>QRev.mat</w:t>
+      </w:r>
+      <w:proofErr w:type="spellEnd"/>
+      <w:r>
+        <w:t xml:space="preserve"> files</w:t>
+      </w:r>
+    </w:p>
+    <w:p>
+      <w:pPr>
+        <w:pStyle w:val="ListParagraph"/>
+        <w:numPr>
+          <w:ilvl w:val="0"/>
+          <w:numId w:val="48"/>
+        </w:numPr>
+      </w:pPr>
+      <w:r>
+        <w:t xml:space="preserve">Modified handling of measurement path to allow simultaneous use of multiple instances of </w:t>
+      </w:r>
+      <w:proofErr w:type="spellStart"/>
+      <w:r>
+        <w:t>QRevInt</w:t>
+      </w:r>
+      <w:proofErr w:type="spellEnd"/>
+      <w:r>
+        <w:t xml:space="preserve"> and prevent saving data to the wrong folder</w:t>
+      </w:r>
+    </w:p>
+    <w:p>
+      <w:pPr>
+        <w:pStyle w:val="ListParagraph"/>
+        <w:numPr>
+          <w:ilvl w:val="0"/>
+          <w:numId w:val="48"/>
+        </w:numPr>
+      </w:pPr>
+      <w:r>
+        <w:t xml:space="preserve">Added </w:t>
+      </w:r>
+      <w:r>
+        <w:t>Default X-Axis setting to Options dialog.</w:t>
+      </w:r>
+    </w:p>
+    <w:p>
+      <w:pPr>
+        <w:pStyle w:val="ListParagraph"/>
+        <w:numPr>
+          <w:ilvl w:val="0"/>
+          <w:numId w:val="48"/>
+        </w:numPr>
+      </w:pPr>
+      <w:r>
+        <w:t>Added persons, measurement number, and stage start, end, and measurement to xml file.</w:t>
+      </w:r>
+    </w:p>
+    <w:p>
+      <w:pPr>
+        <w:pStyle w:val="ListParagraph"/>
+        <w:numPr>
+          <w:ilvl w:val="0"/>
+          <w:numId w:val="48"/>
+        </w:numPr>
+      </w:pPr>
+      <w:r>
+        <w:t>Update documentation</w:t>
+      </w:r>
+    </w:p>
+    <w:p>
+      <w:pPr>
+        <w:rPr>
+          <w:b/>
+          <w:bCs/>
+        </w:rPr>
+      </w:pPr>
+      <w:r>
+        <w:rPr>
+          <w:b/>
+          <w:bCs/>
+        </w:rPr>
+        <w:t xml:space="preserve">Changes </w:t>
+      </w:r>
+      <w:proofErr w:type="spellStart"/>
+      <w:r>
+        <w:rPr>
+          <w:b/>
+          <w:bCs/>
+        </w:rPr>
+        <w:t>QRevInt</w:t>
+      </w:r>
+      <w:proofErr w:type="spellEnd"/>
+      <w:r>
+        <w:rPr>
+          <w:b/>
+          <w:bCs/>
+        </w:rPr>
         <w:t xml:space="preserve"> 1.06 to 1.07</w:t>
       </w:r>
     </w:p>
@@ -94,7 +247,15 @@
         </w:numPr>
       </w:pPr>
       <w:r>
-        <w:t>Several minor bug fixes</w:t>
+        <w:t xml:space="preserve">Several minor </w:t>
+      </w:r>
+      <w:proofErr w:type="gramStart"/>
+      <w:r>
+        <w:t>bug</w:t>
+      </w:r>
+      <w:proofErr w:type="gramEnd"/>
+      <w:r>
+        <w:t xml:space="preserve"> fixes</w:t>
       </w:r>
     </w:p>
     <w:p>
@@ -142,7 +303,15 @@
         </w:numPr>
       </w:pPr>
       <w:r>
-        <w:t xml:space="preserve">New QA methods applied consistently when Viewing previously saved </w:t>
+        <w:t xml:space="preserve">New QA methods applied consistently when </w:t>
+      </w:r>
+      <w:proofErr w:type="gramStart"/>
+      <w:r>
+        <w:t>Viewing</w:t>
+      </w:r>
+      <w:proofErr w:type="gramEnd"/>
+      <w:r>
+        <w:t xml:space="preserve"> previously saved </w:t>
       </w:r>
       <w:proofErr w:type="spellStart"/>
       <w:r>
@@ -493,6 +662,7 @@
         </w:numPr>
       </w:pPr>
       <w:r>
+        <w:lastRenderedPageBreak/>
         <w:t>Technical manual updated</w:t>
       </w:r>
     </w:p>
@@ -610,47 +780,798 @@
         </w:numPr>
       </w:pPr>
       <w:r>
+        <w:t xml:space="preserve">The user now has an option in the Options dialog to apply error and vertical velocity filters based on data from the entire measurement rather than based on data from individual measurements. </w:t>
+      </w:r>
+    </w:p>
+    <w:p>
+      <w:pPr>
+        <w:pStyle w:val="ListParagraph"/>
+        <w:numPr>
+          <w:ilvl w:val="0"/>
+          <w:numId w:val="43"/>
+        </w:numPr>
+      </w:pPr>
+      <w:r>
+        <w:t>An option for the jet color map has been added to the Options dialog.</w:t>
+      </w:r>
+    </w:p>
+    <w:p>
+      <w:pPr>
+        <w:pStyle w:val="ListParagraph"/>
+        <w:numPr>
+          <w:ilvl w:val="0"/>
+          <w:numId w:val="43"/>
+        </w:numPr>
+      </w:pPr>
+      <w:r>
+        <w:t xml:space="preserve">Added points to </w:t>
+      </w:r>
+      <w:r>
+        <w:t>plots in Depth tab</w:t>
+      </w:r>
+    </w:p>
+    <w:p>
+      <w:pPr>
+        <w:pStyle w:val="ListParagraph"/>
+        <w:numPr>
+          <w:ilvl w:val="0"/>
+          <w:numId w:val="43"/>
+        </w:numPr>
+      </w:pPr>
+      <w:r>
+        <w:t xml:space="preserve">Fixed several bugs related to reading RS5 and older </w:t>
+      </w:r>
+      <w:proofErr w:type="spellStart"/>
+      <w:r>
+        <w:t>QRev</w:t>
+      </w:r>
+      <w:proofErr w:type="spellEnd"/>
+      <w:r>
+        <w:t xml:space="preserve"> files.</w:t>
+      </w:r>
+    </w:p>
+    <w:p>
+      <w:pPr>
+        <w:pStyle w:val="ListParagraph"/>
+        <w:rPr>
+          <w:b/>
+          <w:bCs/>
+        </w:rPr>
+      </w:pPr>
+    </w:p>
+    <w:p>
+      <w:pPr>
+        <w:rPr>
+          <w:b/>
+          <w:bCs/>
+        </w:rPr>
+      </w:pPr>
+      <w:r>
+        <w:rPr>
+          <w:b/>
+          <w:bCs/>
+        </w:rPr>
+        <w:t xml:space="preserve">Changes </w:t>
+      </w:r>
+      <w:proofErr w:type="spellStart"/>
+      <w:r>
+        <w:rPr>
+          <w:b/>
+          <w:bCs/>
+        </w:rPr>
+        <w:t>QRevInt</w:t>
+      </w:r>
+      <w:proofErr w:type="spellEnd"/>
+      <w:r>
+        <w:rPr>
+          <w:b/>
+          <w:bCs/>
+        </w:rPr>
+        <w:t xml:space="preserve"> 4.26 Beta to </w:t>
+      </w:r>
+      <w:proofErr w:type="spellStart"/>
+      <w:r>
+        <w:rPr>
+          <w:b/>
+          <w:bCs/>
+        </w:rPr>
+        <w:t>QRevInt</w:t>
+      </w:r>
+      <w:proofErr w:type="spellEnd"/>
+      <w:r>
+        <w:rPr>
+          <w:b/>
+          <w:bCs/>
+        </w:rPr>
+        <w:t xml:space="preserve"> 1.00</w:t>
+      </w:r>
+    </w:p>
+    <w:p>
+      <w:pPr>
+        <w:pStyle w:val="ListParagraph"/>
+        <w:numPr>
+          <w:ilvl w:val="0"/>
+          <w:numId w:val="41"/>
+        </w:numPr>
+      </w:pPr>
+      <w:r>
+        <w:t>New versioning implemented.</w:t>
+      </w:r>
+    </w:p>
+    <w:p>
+      <w:pPr>
+        <w:pStyle w:val="ListParagraph"/>
+        <w:numPr>
+          <w:ilvl w:val="0"/>
+          <w:numId w:val="41"/>
+        </w:numPr>
+      </w:pPr>
+      <w:r>
+        <w:t>Added disclaimer and license that must be agreed to prior to running the first time.</w:t>
+      </w:r>
+    </w:p>
+    <w:p>
+      <w:pPr>
+        <w:pStyle w:val="ListParagraph"/>
+        <w:numPr>
+          <w:ilvl w:val="0"/>
+          <w:numId w:val="41"/>
+        </w:numPr>
+      </w:pPr>
+      <w:r>
+        <w:t xml:space="preserve">Modified code for compatibility with older </w:t>
+      </w:r>
+      <w:proofErr w:type="spellStart"/>
+      <w:r>
+        <w:t>QRev.mat</w:t>
+      </w:r>
+      <w:proofErr w:type="spellEnd"/>
+      <w:r>
+        <w:t xml:space="preserve"> files that lack the new features.</w:t>
+      </w:r>
+    </w:p>
+    <w:p>
+      <w:pPr>
+        <w:pStyle w:val="ListParagraph"/>
+        <w:numPr>
+          <w:ilvl w:val="0"/>
+          <w:numId w:val="41"/>
+        </w:numPr>
+      </w:pPr>
+      <w:proofErr w:type="spellStart"/>
+      <w:r>
+        <w:t>QRev.mat</w:t>
+      </w:r>
+      <w:proofErr w:type="spellEnd"/>
+      <w:r>
+        <w:t xml:space="preserve"> files previously saved can be view as saved but will apply new features upon any change.</w:t>
+      </w:r>
+    </w:p>
+    <w:p>
+      <w:pPr>
+        <w:pStyle w:val="ListParagraph"/>
+        <w:numPr>
+          <w:ilvl w:val="0"/>
+          <w:numId w:val="41"/>
+        </w:numPr>
+      </w:pPr>
+      <w:r>
+        <w:t>Changed date format to YYYY.MM.DD.</w:t>
+      </w:r>
+    </w:p>
+    <w:p>
+      <w:pPr>
+        <w:pStyle w:val="ListParagraph"/>
+        <w:numPr>
+          <w:ilvl w:val="0"/>
+          <w:numId w:val="41"/>
+        </w:numPr>
+      </w:pPr>
+      <w:r>
+        <w:t xml:space="preserve">Added background color to the main window to distinguish from </w:t>
+      </w:r>
+      <w:proofErr w:type="spellStart"/>
+      <w:r>
+        <w:t>QRev</w:t>
+      </w:r>
+      <w:proofErr w:type="spellEnd"/>
+      <w:r>
+        <w:t>.</w:t>
+      </w:r>
+    </w:p>
+    <w:p>
+      <w:pPr>
+        <w:pStyle w:val="ListParagraph"/>
+        <w:numPr>
+          <w:ilvl w:val="0"/>
+          <w:numId w:val="41"/>
+        </w:numPr>
+      </w:pPr>
+      <w:proofErr w:type="spellStart"/>
+      <w:r>
+        <w:t>Extrap</w:t>
+      </w:r>
+      <w:proofErr w:type="spellEnd"/>
+      <w:r>
+        <w:t xml:space="preserve"> subsection label changes based on data loaded and processed.</w:t>
+      </w:r>
+    </w:p>
+    <w:p>
+      <w:pPr>
+        <w:pStyle w:val="ListParagraph"/>
+        <w:numPr>
+          <w:ilvl w:val="0"/>
+          <w:numId w:val="41"/>
+        </w:numPr>
+      </w:pPr>
+      <w:r>
+        <w:t>Fixed some compatibility issues with RS5 data.</w:t>
+      </w:r>
+    </w:p>
+    <w:p>
+      <w:pPr>
+        <w:rPr>
+          <w:b/>
+          <w:bCs/>
+        </w:rPr>
+      </w:pPr>
+      <w:r>
+        <w:rPr>
+          <w:b/>
+          <w:bCs/>
+        </w:rPr>
+        <w:t xml:space="preserve">Changes </w:t>
+      </w:r>
+      <w:proofErr w:type="spellStart"/>
+      <w:r>
+        <w:rPr>
+          <w:b/>
+          <w:bCs/>
+        </w:rPr>
+        <w:t>QRev</w:t>
+      </w:r>
+      <w:proofErr w:type="spellEnd"/>
+      <w:r>
+        <w:rPr>
+          <w:b/>
+          <w:bCs/>
+        </w:rPr>
+        <w:t xml:space="preserve"> </w:t>
+      </w:r>
+      <w:r>
+        <w:rPr>
+          <w:b/>
+          <w:bCs/>
+        </w:rPr>
+        <w:t xml:space="preserve">4.23 to </w:t>
+      </w:r>
+      <w:proofErr w:type="spellStart"/>
+      <w:r>
+        <w:rPr>
+          <w:b/>
+          <w:bCs/>
+        </w:rPr>
+        <w:t>QRevInt</w:t>
+      </w:r>
+      <w:proofErr w:type="spellEnd"/>
+      <w:r>
+        <w:rPr>
+          <w:b/>
+          <w:bCs/>
+        </w:rPr>
+        <w:t xml:space="preserve"> </w:t>
+      </w:r>
+      <w:r>
+        <w:rPr>
+          <w:b/>
+          <w:bCs/>
+        </w:rPr>
+        <w:t>4.26</w:t>
+      </w:r>
+      <w:r>
+        <w:rPr>
+          <w:b/>
+          <w:bCs/>
+        </w:rPr>
+        <w:t xml:space="preserve"> Beta</w:t>
+      </w:r>
+    </w:p>
+    <w:p>
+      <w:pPr>
+        <w:pStyle w:val="ListParagraph"/>
+        <w:numPr>
+          <w:ilvl w:val="0"/>
+          <w:numId w:val="39"/>
+        </w:numPr>
+      </w:pPr>
+      <w:r>
+        <w:t xml:space="preserve">Due to development conducted outside the USGS the name was changed to </w:t>
+      </w:r>
+      <w:proofErr w:type="spellStart"/>
+      <w:r>
+        <w:t>QRevInt</w:t>
+      </w:r>
+      <w:proofErr w:type="spellEnd"/>
+      <w:r>
+        <w:t xml:space="preserve">, </w:t>
+      </w:r>
+      <w:proofErr w:type="gramStart"/>
+      <w:r>
+        <w:t>so as to</w:t>
+      </w:r>
+      <w:proofErr w:type="gramEnd"/>
+      <w:r>
+        <w:t xml:space="preserve"> represent the international support and development.</w:t>
+      </w:r>
+    </w:p>
+    <w:p>
+      <w:pPr>
+        <w:pStyle w:val="ListParagraph"/>
+        <w:numPr>
+          <w:ilvl w:val="0"/>
+          <w:numId w:val="39"/>
+        </w:numPr>
+      </w:pPr>
+      <w:r>
+        <w:t xml:space="preserve">Change icon to blue to distinguish from USGS version of </w:t>
+      </w:r>
+      <w:proofErr w:type="spellStart"/>
+      <w:r>
+        <w:t>QRev</w:t>
+      </w:r>
+      <w:proofErr w:type="spellEnd"/>
+    </w:p>
+    <w:p>
+      <w:pPr>
+        <w:pStyle w:val="ListParagraph"/>
+        <w:numPr>
+          <w:ilvl w:val="0"/>
+          <w:numId w:val="39"/>
+        </w:numPr>
+      </w:pPr>
+      <w:r>
+        <w:t>Fixed bug in EDI associated with GPS data.</w:t>
+      </w:r>
+    </w:p>
+    <w:p>
+      <w:pPr>
+        <w:pStyle w:val="ListParagraph"/>
+        <w:numPr>
+          <w:ilvl w:val="0"/>
+          <w:numId w:val="39"/>
+        </w:numPr>
+      </w:pPr>
+      <w:r>
+        <w:t>Technical manual update to include explanation of computing discharge in shallow water and corrected table 10.</w:t>
+      </w:r>
+    </w:p>
+    <w:p>
+      <w:pPr>
+        <w:pStyle w:val="ListParagraph"/>
+        <w:numPr>
+          <w:ilvl w:val="0"/>
+          <w:numId w:val="39"/>
+        </w:numPr>
+      </w:pPr>
+      <w:r>
+        <w:t>Fixed bug in applying weighted medians when switching from automatic to manual data type</w:t>
+      </w:r>
+    </w:p>
+    <w:p>
+      <w:pPr>
+        <w:pStyle w:val="ListParagraph"/>
+        <w:numPr>
+          <w:ilvl w:val="0"/>
+          <w:numId w:val="39"/>
+        </w:numPr>
+      </w:pPr>
+      <w:r>
+        <w:t xml:space="preserve">Modified </w:t>
+      </w:r>
+      <w:proofErr w:type="spellStart"/>
+      <w:r>
+        <w:t>extrap</w:t>
+      </w:r>
+      <w:proofErr w:type="spellEnd"/>
+      <w:r>
+        <w:t xml:space="preserve"> subsection so that </w:t>
+      </w:r>
+      <w:proofErr w:type="spellStart"/>
+      <w:r>
+        <w:t>subsectioning</w:t>
+      </w:r>
+      <w:proofErr w:type="spellEnd"/>
+      <w:r>
+        <w:t xml:space="preserve"> always works from left to right</w:t>
+      </w:r>
+    </w:p>
+    <w:p>
+      <w:pPr>
+        <w:pStyle w:val="ListParagraph"/>
+        <w:numPr>
+          <w:ilvl w:val="0"/>
+          <w:numId w:val="39"/>
+        </w:numPr>
+      </w:pPr>
+      <w:r>
+        <w:t xml:space="preserve">Removed depth from </w:t>
+      </w:r>
+      <w:proofErr w:type="spellStart"/>
+      <w:r>
+        <w:t>Oursin</w:t>
+      </w:r>
+      <w:proofErr w:type="spellEnd"/>
+      <w:r>
+        <w:t xml:space="preserve"> measured discharge uncertainty</w:t>
+      </w:r>
+    </w:p>
+    <w:p>
+      <w:pPr>
+        <w:pStyle w:val="ListParagraph"/>
+        <w:numPr>
+          <w:ilvl w:val="0"/>
+          <w:numId w:val="39"/>
+        </w:numPr>
+      </w:pPr>
+      <w:r>
+        <w:t>Added start date and delta Q to summary table</w:t>
+      </w:r>
+    </w:p>
+    <w:p>
+      <w:pPr>
+        <w:pStyle w:val="ListParagraph"/>
+        <w:numPr>
+          <w:ilvl w:val="0"/>
+          <w:numId w:val="39"/>
+        </w:numPr>
+      </w:pPr>
+      <w:r>
+        <w:t xml:space="preserve">Modified documentation reflect change to </w:t>
+      </w:r>
+      <w:proofErr w:type="spellStart"/>
+      <w:r>
+        <w:t>QRevInt</w:t>
+      </w:r>
+      <w:proofErr w:type="spellEnd"/>
+    </w:p>
+    <w:p>
+      <w:r>
+        <w:rPr>
+          <w:b/>
+          <w:bCs/>
+        </w:rPr>
+        <w:t>Changes 4.23 to 4.24</w:t>
+      </w:r>
+    </w:p>
+    <w:p>
+      <w:pPr>
+        <w:pStyle w:val="ListParagraph"/>
+        <w:numPr>
+          <w:ilvl w:val="0"/>
+          <w:numId w:val="37"/>
+        </w:numPr>
+      </w:pPr>
+      <w:r>
+        <w:t>Added user option to prompt for rating on save</w:t>
+      </w:r>
+    </w:p>
+    <w:p>
+      <w:pPr>
+        <w:pStyle w:val="ListParagraph"/>
+        <w:numPr>
+          <w:ilvl w:val="0"/>
+          <w:numId w:val="37"/>
+        </w:numPr>
+      </w:pPr>
+      <w:r>
         <w:lastRenderedPageBreak/>
-        <w:t xml:space="preserve">The user now has an option in the Options dialog to apply error and vertical velocity filters based on data from the entire measurement rather than based on data from individual measurements. </w:t>
-      </w:r>
-    </w:p>
-    <w:p>
-      <w:pPr>
-        <w:pStyle w:val="ListParagraph"/>
-        <w:numPr>
-          <w:ilvl w:val="0"/>
-          <w:numId w:val="43"/>
-        </w:numPr>
-      </w:pPr>
-      <w:r>
-        <w:t>An option for the jet color map has been added to the Options dialog.</w:t>
-      </w:r>
-    </w:p>
-    <w:p>
-      <w:pPr>
-        <w:pStyle w:val="ListParagraph"/>
-        <w:numPr>
-          <w:ilvl w:val="0"/>
-          <w:numId w:val="43"/>
-        </w:numPr>
-      </w:pPr>
-      <w:r>
-        <w:t xml:space="preserve">Added points to </w:t>
-      </w:r>
-      <w:r>
-        <w:t>plots in Depth tab</w:t>
-      </w:r>
-    </w:p>
-    <w:p>
-      <w:pPr>
-        <w:pStyle w:val="ListParagraph"/>
-        <w:numPr>
-          <w:ilvl w:val="0"/>
-          <w:numId w:val="43"/>
-        </w:numPr>
-      </w:pPr>
-      <w:r>
-        <w:t xml:space="preserve">Fixed several bugs related to reading RS5 and older </w:t>
+        <w:t>Added user option to compute extrapolation fit using discharge weighted medians</w:t>
+      </w:r>
+    </w:p>
+    <w:p>
+      <w:pPr>
+        <w:pStyle w:val="ListParagraph"/>
+        <w:numPr>
+          <w:ilvl w:val="0"/>
+          <w:numId w:val="37"/>
+        </w:numPr>
+      </w:pPr>
+      <w:r>
+        <w:t>Total measurement discharge will ignore any transect with a discharge that could not be computed</w:t>
+      </w:r>
+    </w:p>
+    <w:p>
+      <w:pPr>
+        <w:pStyle w:val="ListParagraph"/>
+        <w:numPr>
+          <w:ilvl w:val="0"/>
+          <w:numId w:val="37"/>
+        </w:numPr>
+      </w:pPr>
+      <w:r>
+        <w:t xml:space="preserve">Fixed bug reading some old </w:t>
+      </w:r>
+      <w:proofErr w:type="spellStart"/>
+      <w:r>
+        <w:t>QRev.mat</w:t>
+      </w:r>
+      <w:proofErr w:type="spellEnd"/>
+      <w:r>
+        <w:t xml:space="preserve"> files associated with new rating feature</w:t>
+      </w:r>
+    </w:p>
+    <w:p>
+      <w:pPr>
+        <w:rPr>
+          <w:b/>
+          <w:bCs/>
+        </w:rPr>
+      </w:pPr>
+      <w:r>
+        <w:rPr>
+          <w:b/>
+          <w:bCs/>
+        </w:rPr>
+        <w:t>Changes 4.21 to 4.23</w:t>
+      </w:r>
+    </w:p>
+    <w:p>
+      <w:pPr>
+        <w:pStyle w:val="ListParagraph"/>
+        <w:numPr>
+          <w:ilvl w:val="0"/>
+          <w:numId w:val="37"/>
+        </w:numPr>
+      </w:pPr>
+      <w:r>
+        <w:t>New TRDI raw data reader that is 3+ times faster</w:t>
+      </w:r>
+    </w:p>
+    <w:p>
+      <w:pPr>
+        <w:pStyle w:val="ListParagraph"/>
+        <w:numPr>
+          <w:ilvl w:val="0"/>
+          <w:numId w:val="37"/>
+        </w:numPr>
+      </w:pPr>
+      <w:r>
+        <w:t xml:space="preserve">Fixed issue with depth reference </w:t>
+      </w:r>
+      <w:proofErr w:type="gramStart"/>
+      <w:r>
+        <w:t>drop</w:t>
+      </w:r>
+      <w:proofErr w:type="gramEnd"/>
+      <w:r>
+        <w:t xml:space="preserve"> down </w:t>
+      </w:r>
+      <w:r>
+        <w:t xml:space="preserve">menu </w:t>
+      </w:r>
+      <w:r>
+        <w:t>when depth sounder data were collected</w:t>
+      </w:r>
+    </w:p>
+    <w:p>
+      <w:pPr>
+        <w:pStyle w:val="ListParagraph"/>
+        <w:numPr>
+          <w:ilvl w:val="0"/>
+          <w:numId w:val="37"/>
+        </w:numPr>
+      </w:pPr>
+      <w:r>
+        <w:t>Fixed issue so that GPS references that aren’t available cannot be selected</w:t>
+      </w:r>
+    </w:p>
+    <w:p>
+      <w:pPr>
+        <w:pStyle w:val="ListParagraph"/>
+        <w:numPr>
+          <w:ilvl w:val="0"/>
+          <w:numId w:val="37"/>
+        </w:numPr>
+      </w:pPr>
+      <w:r>
+        <w:t>Fixed several issues with new GPS-BT tab and GPS usage for moving-bed test</w:t>
+      </w:r>
+    </w:p>
+    <w:p>
+      <w:pPr>
+        <w:pStyle w:val="ListParagraph"/>
+        <w:numPr>
+          <w:ilvl w:val="0"/>
+          <w:numId w:val="37"/>
+        </w:numPr>
+      </w:pPr>
+      <w:r>
+        <w:t>Fixed bugs in heading interpolation</w:t>
+      </w:r>
+    </w:p>
+    <w:p>
+      <w:pPr>
+        <w:pStyle w:val="ListParagraph"/>
+        <w:numPr>
+          <w:ilvl w:val="0"/>
+          <w:numId w:val="37"/>
+        </w:numPr>
+      </w:pPr>
+      <w:r>
+        <w:t>Fixed bug reading *_</w:t>
+      </w:r>
+      <w:proofErr w:type="spellStart"/>
+      <w:r>
+        <w:t>QRev.mat</w:t>
+      </w:r>
+      <w:proofErr w:type="spellEnd"/>
+      <w:r>
+        <w:t xml:space="preserve"> having only 1 transect</w:t>
+      </w:r>
+    </w:p>
+    <w:p>
+      <w:pPr>
+        <w:pStyle w:val="ListParagraph"/>
+        <w:numPr>
+          <w:ilvl w:val="0"/>
+          <w:numId w:val="37"/>
+        </w:numPr>
+      </w:pPr>
+      <w:r>
+        <w:t>Fixed bug when loading measurement with no transects selected</w:t>
+      </w:r>
+    </w:p>
+    <w:p>
+      <w:pPr>
+        <w:pStyle w:val="ListParagraph"/>
+        <w:numPr>
+          <w:ilvl w:val="0"/>
+          <w:numId w:val="37"/>
+        </w:numPr>
+      </w:pPr>
+      <w:r>
+        <w:t xml:space="preserve">Fixed issue </w:t>
+      </w:r>
+      <w:r>
+        <w:t>that could occur when processing moving-bed tests loaded from *_</w:t>
+      </w:r>
+      <w:proofErr w:type="spellStart"/>
+      <w:r>
+        <w:t>QRev.mat</w:t>
+      </w:r>
+      <w:proofErr w:type="spellEnd"/>
+    </w:p>
+    <w:p>
+      <w:pPr>
+        <w:rPr>
+          <w:b/>
+          <w:bCs/>
+        </w:rPr>
+      </w:pPr>
+      <w:r>
+        <w:rPr>
+          <w:b/>
+          <w:bCs/>
+        </w:rPr>
+        <w:t>Changes 4.16 to 4.</w:t>
+      </w:r>
+      <w:r>
+        <w:rPr>
+          <w:b/>
+          <w:bCs/>
+        </w:rPr>
+        <w:t>2</w:t>
+      </w:r>
+      <w:r>
+        <w:rPr>
+          <w:b/>
+          <w:bCs/>
+        </w:rPr>
+        <w:t>1</w:t>
+      </w:r>
+    </w:p>
+    <w:p>
+      <w:pPr>
+        <w:pStyle w:val="ListParagraph"/>
+        <w:numPr>
+          <w:ilvl w:val="0"/>
+          <w:numId w:val="35"/>
+        </w:numPr>
+      </w:pPr>
+      <w:r>
+        <w:t>Added code to identify and notify of user changes to original values</w:t>
+      </w:r>
+    </w:p>
+    <w:p>
+      <w:pPr>
+        <w:pStyle w:val="ListParagraph"/>
+        <w:numPr>
+          <w:ilvl w:val="0"/>
+          <w:numId w:val="35"/>
+        </w:numPr>
+      </w:pPr>
+      <w:r>
+        <w:t>Added ability to use GPS as a reference for moving-bed tests</w:t>
+      </w:r>
+    </w:p>
+    <w:p>
+      <w:pPr>
+        <w:pStyle w:val="ListParagraph"/>
+        <w:numPr>
+          <w:ilvl w:val="0"/>
+          <w:numId w:val="35"/>
+        </w:numPr>
+      </w:pPr>
+      <w:r>
+        <w:t xml:space="preserve">Applying </w:t>
+      </w:r>
+      <w:proofErr w:type="spellStart"/>
+      <w:r>
+        <w:t>magvar</w:t>
+      </w:r>
+      <w:proofErr w:type="spellEnd"/>
+      <w:r>
+        <w:t xml:space="preserve"> or heading offset or heading source changes to all transects applies them to moving-bed test also</w:t>
+      </w:r>
+    </w:p>
+    <w:p>
+      <w:pPr>
+        <w:pStyle w:val="ListParagraph"/>
+        <w:numPr>
+          <w:ilvl w:val="0"/>
+          <w:numId w:val="35"/>
+        </w:numPr>
+      </w:pPr>
+      <w:r>
+        <w:t>Moving-bed test flow speed now corrected for moving-bed velocity</w:t>
+      </w:r>
+    </w:p>
+    <w:p>
+      <w:pPr>
+        <w:pStyle w:val="ListParagraph"/>
+        <w:numPr>
+          <w:ilvl w:val="0"/>
+          <w:numId w:val="35"/>
+        </w:numPr>
+      </w:pPr>
+      <w:r>
+        <w:t>Added automatic checking of GPS lag</w:t>
+      </w:r>
+    </w:p>
+    <w:p>
+      <w:pPr>
+        <w:pStyle w:val="ListParagraph"/>
+        <w:numPr>
+          <w:ilvl w:val="0"/>
+          <w:numId w:val="35"/>
+        </w:numPr>
+      </w:pPr>
+      <w:r>
+        <w:t>Added GPS – BT comparison tab to GPS Tab</w:t>
+      </w:r>
+    </w:p>
+    <w:p>
+      <w:pPr>
+        <w:pStyle w:val="ListParagraph"/>
+        <w:numPr>
+          <w:ilvl w:val="0"/>
+          <w:numId w:val="35"/>
+        </w:numPr>
+      </w:pPr>
+      <w:r>
+        <w:t>Fixed issue with applying the correct moving-bed test when multiple tests are available</w:t>
+      </w:r>
+    </w:p>
+    <w:p>
+      <w:pPr>
+        <w:pStyle w:val="ListParagraph"/>
+        <w:numPr>
+          <w:ilvl w:val="0"/>
+          <w:numId w:val="35"/>
+        </w:numPr>
+      </w:pPr>
+      <w:r>
+        <w:t xml:space="preserve">Modifications to allow </w:t>
       </w:r>
       <w:proofErr w:type="spellStart"/>
       <w:r>
@@ -658,155 +1579,1697 @@
       </w:r>
       <w:proofErr w:type="spellEnd"/>
       <w:r>
-        <w:t xml:space="preserve"> files.</w:t>
-      </w:r>
-    </w:p>
-    <w:p>
-      <w:pPr>
-        <w:pStyle w:val="ListParagraph"/>
-        <w:rPr>
-          <w:b/>
-          <w:bCs/>
-        </w:rPr>
-      </w:pPr>
-    </w:p>
-    <w:p>
-      <w:pPr>
-        <w:rPr>
-          <w:b/>
-          <w:bCs/>
-        </w:rPr>
-      </w:pPr>
-      <w:r>
-        <w:rPr>
-          <w:b/>
-          <w:bCs/>
-        </w:rPr>
-        <w:t xml:space="preserve">Changes </w:t>
-      </w:r>
-      <w:proofErr w:type="spellStart"/>
-      <w:r>
-        <w:rPr>
-          <w:b/>
-          <w:bCs/>
-        </w:rPr>
-        <w:t>QRevInt</w:t>
-      </w:r>
-      <w:proofErr w:type="spellEnd"/>
-      <w:r>
-        <w:rPr>
-          <w:b/>
-          <w:bCs/>
-        </w:rPr>
-        <w:t xml:space="preserve"> 4.26 Beta to </w:t>
-      </w:r>
-      <w:proofErr w:type="spellStart"/>
-      <w:r>
-        <w:rPr>
-          <w:b/>
-          <w:bCs/>
-        </w:rPr>
-        <w:t>QRevInt</w:t>
-      </w:r>
-      <w:proofErr w:type="spellEnd"/>
-      <w:r>
-        <w:rPr>
-          <w:b/>
-          <w:bCs/>
-        </w:rPr>
-        <w:t xml:space="preserve"> 1.00</w:t>
-      </w:r>
-    </w:p>
-    <w:p>
-      <w:pPr>
-        <w:pStyle w:val="ListParagraph"/>
-        <w:numPr>
-          <w:ilvl w:val="0"/>
-          <w:numId w:val="41"/>
-        </w:numPr>
-      </w:pPr>
-      <w:r>
-        <w:t>New versioning implemented.</w:t>
-      </w:r>
-    </w:p>
-    <w:p>
-      <w:pPr>
-        <w:pStyle w:val="ListParagraph"/>
-        <w:numPr>
-          <w:ilvl w:val="0"/>
-          <w:numId w:val="41"/>
-        </w:numPr>
-      </w:pPr>
-      <w:r>
-        <w:t>Added disclaimer and license that must be agreed to prior to running the first time.</w:t>
-      </w:r>
-    </w:p>
-    <w:p>
-      <w:pPr>
-        <w:pStyle w:val="ListParagraph"/>
-        <w:numPr>
-          <w:ilvl w:val="0"/>
-          <w:numId w:val="41"/>
-        </w:numPr>
-      </w:pPr>
-      <w:r>
-        <w:t xml:space="preserve">Modified code for compatibility with older </w:t>
+        <w:t xml:space="preserve"> to work with Rowe and Nortek ADCPs.</w:t>
+      </w:r>
+    </w:p>
+    <w:p>
+      <w:pPr>
+        <w:pStyle w:val="ListParagraph"/>
+        <w:numPr>
+          <w:ilvl w:val="0"/>
+          <w:numId w:val="35"/>
+        </w:numPr>
+      </w:pPr>
+      <w:r>
+        <w:t xml:space="preserve">Added support for user edge discharge for </w:t>
+      </w:r>
+      <w:proofErr w:type="spellStart"/>
+      <w:r>
+        <w:t>WinRiver</w:t>
+      </w:r>
+      <w:proofErr w:type="spellEnd"/>
+      <w:r>
+        <w:t xml:space="preserve"> II 2.22</w:t>
+      </w:r>
+    </w:p>
+    <w:p>
+      <w:pPr>
+        <w:pStyle w:val="ListParagraph"/>
+        <w:numPr>
+          <w:ilvl w:val="0"/>
+          <w:numId w:val="35"/>
+        </w:numPr>
+      </w:pPr>
+      <w:proofErr w:type="gramStart"/>
+      <w:r>
+        <w:t>“.mat</w:t>
+      </w:r>
+      <w:proofErr w:type="gramEnd"/>
+      <w:r>
+        <w:t xml:space="preserve">” is always appended as suffix to saved </w:t>
+      </w:r>
+      <w:proofErr w:type="spellStart"/>
+      <w:r>
+        <w:t>QRev</w:t>
+      </w:r>
+      <w:proofErr w:type="spellEnd"/>
+      <w:r>
+        <w:t xml:space="preserve"> file</w:t>
+      </w:r>
+    </w:p>
+    <w:p>
+      <w:pPr>
+        <w:pStyle w:val="ListParagraph"/>
+        <w:numPr>
+          <w:ilvl w:val="0"/>
+          <w:numId w:val="35"/>
+        </w:numPr>
+      </w:pPr>
+      <w:r>
+        <w:t xml:space="preserve">Manual threshold for </w:t>
+      </w:r>
+      <w:proofErr w:type="spellStart"/>
+      <w:r>
+        <w:t>wt</w:t>
+      </w:r>
+      <w:proofErr w:type="spellEnd"/>
+      <w:r>
+        <w:t xml:space="preserve"> and </w:t>
+      </w:r>
+      <w:proofErr w:type="spellStart"/>
+      <w:r>
+        <w:t>bt</w:t>
+      </w:r>
+      <w:proofErr w:type="spellEnd"/>
+      <w:r>
+        <w:t xml:space="preserve"> saved and displayed when opening *_</w:t>
       </w:r>
       <w:proofErr w:type="spellStart"/>
       <w:r>
         <w:t>QRev.mat</w:t>
       </w:r>
       <w:proofErr w:type="spellEnd"/>
-      <w:r>
-        <w:t xml:space="preserve"> files that lack the new features.</w:t>
-      </w:r>
-    </w:p>
-    <w:p>
-      <w:pPr>
-        <w:pStyle w:val="ListParagraph"/>
-        <w:numPr>
-          <w:ilvl w:val="0"/>
-          <w:numId w:val="41"/>
-        </w:numPr>
-      </w:pPr>
-      <w:proofErr w:type="spellStart"/>
-      <w:r>
-        <w:t>QRev.mat</w:t>
-      </w:r>
-      <w:proofErr w:type="spellEnd"/>
-      <w:r>
-        <w:t xml:space="preserve"> files previously saved can be view as saved but will apply new features upon any change.</w:t>
-      </w:r>
-    </w:p>
-    <w:p>
-      <w:pPr>
-        <w:pStyle w:val="ListParagraph"/>
-        <w:numPr>
-          <w:ilvl w:val="0"/>
-          <w:numId w:val="41"/>
-        </w:numPr>
-      </w:pPr>
-      <w:r>
-        <w:t>Changed date format to YYYY.MM.DD.</w:t>
-      </w:r>
-    </w:p>
-    <w:p>
-      <w:pPr>
-        <w:pStyle w:val="ListParagraph"/>
-        <w:numPr>
-          <w:ilvl w:val="0"/>
-          <w:numId w:val="41"/>
-        </w:numPr>
-      </w:pPr>
-      <w:r>
-        <w:t xml:space="preserve">Added background color to the main window to distinguish from </w:t>
-      </w:r>
-      <w:proofErr w:type="spellStart"/>
-      <w:r>
+    </w:p>
+    <w:p>
+      <w:pPr>
+        <w:pStyle w:val="ListParagraph"/>
+        <w:numPr>
+          <w:ilvl w:val="0"/>
+          <w:numId w:val="35"/>
+        </w:numPr>
+      </w:pPr>
+      <w:r>
+        <w:t>Modified code to use 1</w:t>
+      </w:r>
+      <w:r>
+        <w:rPr>
+          <w:vertAlign w:val="superscript"/>
+        </w:rPr>
+        <w:t>st</w:t>
+      </w:r>
+      <w:r>
+        <w:t xml:space="preserve"> checked transect rather than 1</w:t>
+      </w:r>
+      <w:r>
+        <w:rPr>
+          <w:vertAlign w:val="superscript"/>
+        </w:rPr>
+        <w:t>st</w:t>
+      </w:r>
+      <w:r>
+        <w:t xml:space="preserve"> transect for general settings</w:t>
+      </w:r>
+    </w:p>
+    <w:p>
+      <w:pPr>
+        <w:pStyle w:val="ListParagraph"/>
+        <w:numPr>
+          <w:ilvl w:val="0"/>
+          <w:numId w:val="35"/>
+        </w:numPr>
+      </w:pPr>
+      <w:r>
+        <w:t>Modified code to accept measurements with inconsistent availability of GPS data types</w:t>
+      </w:r>
+    </w:p>
+    <w:p>
+      <w:pPr>
+        <w:pStyle w:val="ListParagraph"/>
+        <w:numPr>
+          <w:ilvl w:val="0"/>
+          <w:numId w:val="35"/>
+        </w:numPr>
+      </w:pPr>
+      <w:r>
+        <w:t>Fixed issue loading data with no valid bottom track</w:t>
+      </w:r>
+    </w:p>
+    <w:p>
+      <w:pPr>
+        <w:pStyle w:val="ListParagraph"/>
+        <w:numPr>
+          <w:ilvl w:val="0"/>
+          <w:numId w:val="35"/>
+        </w:numPr>
+      </w:pPr>
+      <w:r>
+        <w:t xml:space="preserve">Added notification when </w:t>
+      </w:r>
+      <w:proofErr w:type="spellStart"/>
+      <w:r>
+        <w:t>SonTek</w:t>
+      </w:r>
+      <w:proofErr w:type="spellEnd"/>
+      <w:r>
+        <w:t xml:space="preserve"> data is loaded with other than Earth coordinates</w:t>
+      </w:r>
+    </w:p>
+    <w:p>
+      <w:pPr>
+        <w:pStyle w:val="ListParagraph"/>
+        <w:numPr>
+          <w:ilvl w:val="0"/>
+          <w:numId w:val="35"/>
+        </w:numPr>
+      </w:pPr>
+      <w:r>
+        <w:t>Fixed issue with selecting transects in EDI if some transects were not checked</w:t>
+      </w:r>
+    </w:p>
+    <w:p>
+      <w:pPr>
+        <w:pStyle w:val="ListParagraph"/>
+        <w:numPr>
+          <w:ilvl w:val="0"/>
+          <w:numId w:val="35"/>
+        </w:numPr>
+      </w:pPr>
+      <w:r>
+        <w:t>Fixed issue in EDI if no GPS data are available</w:t>
+      </w:r>
+    </w:p>
+    <w:p>
+      <w:pPr>
+        <w:pStyle w:val="ListParagraph"/>
+        <w:numPr>
+          <w:ilvl w:val="0"/>
+          <w:numId w:val="35"/>
+        </w:numPr>
+      </w:pPr>
+      <w:r>
+        <w:t>Fixed QA check for missing samples</w:t>
+      </w:r>
+    </w:p>
+    <w:p>
+      <w:pPr>
+        <w:pStyle w:val="ListParagraph"/>
+        <w:numPr>
+          <w:ilvl w:val="0"/>
+          <w:numId w:val="35"/>
+        </w:numPr>
+      </w:pPr>
+      <w:r>
+        <w:t>Fixed issue with invalid stationary moving-bed tests used for correction</w:t>
+      </w:r>
+    </w:p>
+    <w:p>
+      <w:pPr>
+        <w:rPr>
+          <w:b/>
+          <w:bCs/>
+        </w:rPr>
+      </w:pPr>
+    </w:p>
+    <w:p>
+      <w:r>
+        <w:rPr>
+          <w:b/>
+          <w:bCs/>
+        </w:rPr>
+        <w:t>Changes 4</w:t>
+      </w:r>
+      <w:r>
+        <w:rPr>
+          <w:b/>
+          <w:bCs/>
+        </w:rPr>
+        <w:t>.</w:t>
+      </w:r>
+      <w:r>
+        <w:rPr>
+          <w:b/>
+          <w:bCs/>
+        </w:rPr>
+        <w:t>15 to 4</w:t>
+      </w:r>
+      <w:r>
+        <w:rPr>
+          <w:b/>
+          <w:bCs/>
+        </w:rPr>
+        <w:t>.</w:t>
+      </w:r>
+      <w:r>
+        <w:rPr>
+          <w:b/>
+          <w:bCs/>
+        </w:rPr>
+        <w:t>16</w:t>
+      </w:r>
+    </w:p>
+    <w:p>
+      <w:pPr>
+        <w:pStyle w:val="ListParagraph"/>
+        <w:numPr>
+          <w:ilvl w:val="0"/>
+          <w:numId w:val="33"/>
+        </w:numPr>
+      </w:pPr>
+      <w:r>
+        <w:t>Fixed incomplete system test for TRDI causing crash when saving</w:t>
+      </w:r>
+    </w:p>
+    <w:p>
+      <w:pPr>
+        <w:pStyle w:val="ListParagraph"/>
+        <w:numPr>
+          <w:ilvl w:val="0"/>
+          <w:numId w:val="33"/>
+        </w:numPr>
+      </w:pPr>
+      <w:r>
+        <w:t>Fixed issue with PT3 test status not displayed properly</w:t>
+      </w:r>
+    </w:p>
+    <w:p>
+      <w:pPr>
+        <w:pStyle w:val="ListParagraph"/>
+        <w:numPr>
+          <w:ilvl w:val="0"/>
+          <w:numId w:val="33"/>
+        </w:numPr>
+      </w:pPr>
+      <w:r>
+        <w:t>Fixed issue with VTG low speed message</w:t>
+      </w:r>
+    </w:p>
+    <w:p>
+      <w:pPr>
+        <w:pStyle w:val="ListParagraph"/>
+        <w:numPr>
+          <w:ilvl w:val="0"/>
+          <w:numId w:val="33"/>
+        </w:numPr>
+      </w:pPr>
+      <w:r>
+        <w:t>Fixed issue with VTG and composite tracks on causing switch to GGA</w:t>
+      </w:r>
+    </w:p>
+    <w:p>
+      <w:pPr>
+        <w:pStyle w:val="ListParagraph"/>
+        <w:numPr>
+          <w:ilvl w:val="0"/>
+          <w:numId w:val="33"/>
+        </w:numPr>
+      </w:pPr>
+      <w:r>
+        <w:lastRenderedPageBreak/>
+        <w:t>Fixed issues with the edges tab</w:t>
+      </w:r>
+      <w:r>
+        <w:t>: no valid GPS, 0 or 1 ensembles selected, etc.</w:t>
+      </w:r>
+    </w:p>
+    <w:p>
+      <w:pPr>
+        <w:pStyle w:val="ListParagraph"/>
+        <w:numPr>
+          <w:ilvl w:val="0"/>
+          <w:numId w:val="33"/>
+        </w:numPr>
+      </w:pPr>
+      <w:r>
+        <w:t>Fixed issues with tab text color not updating properly</w:t>
+      </w:r>
+    </w:p>
+    <w:p>
+      <w:pPr>
+        <w:pStyle w:val="ListParagraph"/>
+        <w:numPr>
+          <w:ilvl w:val="0"/>
+          <w:numId w:val="33"/>
+        </w:numPr>
+      </w:pPr>
+      <w:r>
+        <w:t>Updated user’s manual to indicate that 4-beam composite is the default if vertical beam or depth sounder data are available.</w:t>
+      </w:r>
+    </w:p>
+    <w:p>
+      <w:pPr>
+        <w:pStyle w:val="ListParagraph"/>
+        <w:numPr>
+          <w:ilvl w:val="0"/>
+          <w:numId w:val="33"/>
+        </w:numPr>
+      </w:pPr>
+      <w:r>
+        <w:t>Several issues with the interaction with RIVRS were fixed</w:t>
+      </w:r>
+    </w:p>
+    <w:p>
+      <w:pPr>
+        <w:pStyle w:val="ListParagraph"/>
+        <w:numPr>
+          <w:ilvl w:val="0"/>
+          <w:numId w:val="33"/>
+        </w:numPr>
+      </w:pPr>
+      <w:r>
+        <w:t>Fixed inconsistent behavior of the up/down arrows</w:t>
+      </w:r>
+    </w:p>
+    <w:p>
+      <w:pPr>
+        <w:pStyle w:val="ListParagraph"/>
+        <w:numPr>
+          <w:ilvl w:val="0"/>
+          <w:numId w:val="33"/>
+        </w:numPr>
+      </w:pPr>
+      <w:r>
+        <w:t>Improved speed of transect change using up/down arrows</w:t>
+      </w:r>
+    </w:p>
+    <w:p>
+      <w:pPr>
+        <w:pStyle w:val="ListParagraph"/>
+        <w:numPr>
+          <w:ilvl w:val="0"/>
+          <w:numId w:val="33"/>
+        </w:numPr>
+      </w:pPr>
+      <w:r>
+        <w:t>Fixed issue with files saving in previously used folder</w:t>
+      </w:r>
+    </w:p>
+    <w:p>
+      <w:pPr>
+        <w:pStyle w:val="ListParagraph"/>
+        <w:numPr>
+          <w:ilvl w:val="0"/>
+          <w:numId w:val="33"/>
+        </w:numPr>
+      </w:pPr>
+      <w:r>
+        <w:t>Modified code for compatibility with Nortek Signature 1000</w:t>
+      </w:r>
+    </w:p>
+    <w:p>
+      <w:pPr>
+        <w:rPr>
+          <w:b/>
+          <w:bCs/>
+        </w:rPr>
+      </w:pPr>
+      <w:r>
+        <w:rPr>
+          <w:b/>
+          <w:bCs/>
+        </w:rPr>
+        <w:t>Changes 4.14 to 4.15</w:t>
+      </w:r>
+    </w:p>
+    <w:p>
+      <w:pPr>
+        <w:pStyle w:val="ListParagraph"/>
+        <w:numPr>
+          <w:ilvl w:val="0"/>
+          <w:numId w:val="32"/>
+        </w:numPr>
+      </w:pPr>
+      <w:r>
+        <w:t xml:space="preserve">Fixed issue with </w:t>
+      </w:r>
+      <w:proofErr w:type="spellStart"/>
+      <w:r>
+        <w:t>shiptrack</w:t>
+      </w:r>
+      <w:proofErr w:type="spellEnd"/>
+      <w:r>
+        <w:t xml:space="preserve"> when all GPS data are invalid</w:t>
+      </w:r>
+    </w:p>
+    <w:p>
+      <w:pPr>
+        <w:pStyle w:val="ListParagraph"/>
+        <w:numPr>
+          <w:ilvl w:val="0"/>
+          <w:numId w:val="32"/>
+        </w:numPr>
+      </w:pPr>
+      <w:r>
+        <w:t>Fixed bug when applying stationary moving-bed correction</w:t>
+      </w:r>
+    </w:p>
+    <w:p>
+      <w:pPr>
+        <w:rPr>
+          <w:b/>
+          <w:bCs/>
+        </w:rPr>
+      </w:pPr>
+      <w:r>
+        <w:rPr>
+          <w:b/>
+          <w:bCs/>
+        </w:rPr>
+        <w:t>Changes 4.13 to 4.14</w:t>
+      </w:r>
+    </w:p>
+    <w:p>
+      <w:pPr>
+        <w:pStyle w:val="ListParagraph"/>
+        <w:numPr>
+          <w:ilvl w:val="0"/>
+          <w:numId w:val="31"/>
+        </w:numPr>
+      </w:pPr>
+      <w:r>
+        <w:t>Fixed issue with applying a loop test when preceded by a stationary test.</w:t>
+      </w:r>
+    </w:p>
+    <w:p>
+      <w:pPr>
+        <w:pStyle w:val="ListParagraph"/>
+        <w:numPr>
+          <w:ilvl w:val="0"/>
+          <w:numId w:val="31"/>
+        </w:numPr>
+      </w:pPr>
+      <w:r>
+        <w:t>Fixed issue with current settings when measurement has mixture of GPS and no GPS</w:t>
+      </w:r>
+    </w:p>
+    <w:p>
+      <w:pPr>
+        <w:rPr>
+          <w:b/>
+          <w:bCs/>
+        </w:rPr>
+      </w:pPr>
+      <w:r>
+        <w:rPr>
+          <w:b/>
+          <w:bCs/>
+        </w:rPr>
+        <w:t>Changes 3.43 to 4.1</w:t>
+      </w:r>
+      <w:r>
+        <w:rPr>
+          <w:b/>
+          <w:bCs/>
+        </w:rPr>
+        <w:t>3</w:t>
+      </w:r>
+    </w:p>
+    <w:p>
+      <w:pPr>
+        <w:pStyle w:val="ListParagraph"/>
+        <w:numPr>
+          <w:ilvl w:val="0"/>
+          <w:numId w:val="29"/>
+        </w:numPr>
+      </w:pPr>
+      <w:r>
+        <w:t xml:space="preserve">Ported code from </w:t>
+      </w:r>
+      <w:proofErr w:type="spellStart"/>
+      <w:r>
+        <w:t>Matlab</w:t>
+      </w:r>
+      <w:proofErr w:type="spellEnd"/>
+      <w:r>
+        <w:t xml:space="preserve"> to Python</w:t>
+      </w:r>
+    </w:p>
+    <w:p>
+      <w:pPr>
+        <w:pStyle w:val="ListParagraph"/>
+        <w:numPr>
+          <w:ilvl w:val="0"/>
+          <w:numId w:val="29"/>
+        </w:numPr>
+      </w:pPr>
+      <w:r>
+        <w:t xml:space="preserve">User interface redesigned using </w:t>
+      </w:r>
+      <w:proofErr w:type="spellStart"/>
+      <w:r>
+        <w:t>PyQt</w:t>
+      </w:r>
+      <w:proofErr w:type="spellEnd"/>
+    </w:p>
+    <w:p>
+      <w:pPr>
+        <w:pStyle w:val="ListParagraph"/>
+        <w:numPr>
+          <w:ilvl w:val="0"/>
+          <w:numId w:val="29"/>
+        </w:numPr>
+      </w:pPr>
+      <w:r>
+        <w:t xml:space="preserve">Main summary page includes contour, </w:t>
+      </w:r>
+      <w:proofErr w:type="spellStart"/>
+      <w:r>
+        <w:t>shiptrack</w:t>
+      </w:r>
+      <w:proofErr w:type="spellEnd"/>
+      <w:r>
+        <w:t>, and discharge time series graphics</w:t>
+      </w:r>
+    </w:p>
+    <w:p>
+      <w:pPr>
+        <w:pStyle w:val="ListParagraph"/>
+        <w:numPr>
+          <w:ilvl w:val="0"/>
+          <w:numId w:val="29"/>
+        </w:numPr>
+      </w:pPr>
+      <w:r>
+        <w:t>Ability to change navigation reference through the toolbar</w:t>
+      </w:r>
+    </w:p>
+    <w:p>
+      <w:pPr>
+        <w:pStyle w:val="ListParagraph"/>
+        <w:numPr>
+          <w:ilvl w:val="0"/>
+          <w:numId w:val="29"/>
+        </w:numPr>
+      </w:pPr>
+      <w:r>
+        <w:t>Ability to turn on or off composite tracks through the toolbar</w:t>
+      </w:r>
+    </w:p>
+    <w:p>
+      <w:pPr>
+        <w:pStyle w:val="ListParagraph"/>
+        <w:numPr>
+          <w:ilvl w:val="0"/>
+          <w:numId w:val="29"/>
+        </w:numPr>
+      </w:pPr>
+      <w:r>
+        <w:t>Changes to default settings are highlighted</w:t>
+      </w:r>
+    </w:p>
+    <w:p>
+      <w:pPr>
+        <w:pStyle w:val="ListParagraph"/>
+        <w:numPr>
+          <w:ilvl w:val="0"/>
+          <w:numId w:val="29"/>
+        </w:numPr>
+      </w:pPr>
+      <w:r>
+        <w:t>Opening and measurement loading speed has been improved</w:t>
+      </w:r>
+    </w:p>
+    <w:p>
+      <w:pPr>
+        <w:pStyle w:val="ListParagraph"/>
+        <w:numPr>
+          <w:ilvl w:val="0"/>
+          <w:numId w:val="29"/>
+        </w:numPr>
+      </w:pPr>
+      <w:r>
+        <w:t xml:space="preserve">Change water velocity interpolation from linear to ABBA </w:t>
+      </w:r>
+    </w:p>
+    <w:p>
+      <w:pPr>
+        <w:pStyle w:val="ListParagraph"/>
+        <w:numPr>
+          <w:ilvl w:val="0"/>
+          <w:numId w:val="29"/>
+        </w:numPr>
+      </w:pPr>
+      <w:r>
+        <w:t>Water velocities for all invalid bins are interpolated rather than added to top or bottom extrapolation</w:t>
+      </w:r>
+    </w:p>
+    <w:p>
+      <w:pPr>
+        <w:pStyle w:val="ListParagraph"/>
+        <w:numPr>
+          <w:ilvl w:val="0"/>
+          <w:numId w:val="29"/>
+        </w:numPr>
+      </w:pPr>
+      <w:r>
+        <w:t>F</w:t>
+      </w:r>
+      <w:r>
+        <w:t xml:space="preserve">ixed bug in </w:t>
+      </w:r>
+      <w:proofErr w:type="spellStart"/>
+      <w:r>
+        <w:t>vtg</w:t>
+      </w:r>
+      <w:proofErr w:type="spellEnd"/>
+      <w:r>
+        <w:t xml:space="preserve"> primary composite tracks, wasn't substituting GGA</w:t>
+      </w:r>
+    </w:p>
+    <w:p>
+      <w:pPr>
+        <w:pStyle w:val="ListParagraph"/>
+        <w:numPr>
+          <w:ilvl w:val="0"/>
+          <w:numId w:val="29"/>
+        </w:numPr>
+      </w:pPr>
+      <w:r>
+        <w:t>Added uncertainty to the automatic comment when a file is saved</w:t>
+      </w:r>
+    </w:p>
+    <w:p>
+      <w:pPr>
+        <w:pStyle w:val="ListParagraph"/>
+        <w:numPr>
+          <w:ilvl w:val="0"/>
+          <w:numId w:val="29"/>
+        </w:numPr>
+      </w:pPr>
+      <w:r>
+        <w:t xml:space="preserve">Statistics and interpolation methods in Python may result in small differences from </w:t>
+      </w:r>
+      <w:proofErr w:type="spellStart"/>
+      <w:r>
+        <w:t>Matlab</w:t>
+      </w:r>
+      <w:proofErr w:type="spellEnd"/>
+    </w:p>
+    <w:p>
+      <w:pPr>
+        <w:rPr>
+          <w:b/>
+          <w:bCs/>
+        </w:rPr>
+      </w:pPr>
+      <w:r>
+        <w:rPr>
+          <w:b/>
+          <w:bCs/>
+        </w:rPr>
+        <w:t>Changes 3.42 to 3.43</w:t>
+      </w:r>
+    </w:p>
+    <w:p>
+      <w:pPr>
+        <w:pStyle w:val="ListParagraph"/>
+        <w:numPr>
+          <w:ilvl w:val="0"/>
+          <w:numId w:val="6"/>
+        </w:numPr>
+      </w:pPr>
+      <w:r>
+        <w:t xml:space="preserve">Fixed bug that did not properly identify missing (lost) ensembles if the typical ensemble duration was greater than 1.5 sec. This affected mode 13 </w:t>
+      </w:r>
+      <w:proofErr w:type="spellStart"/>
+      <w:r>
+        <w:t>StreamPro</w:t>
+      </w:r>
+      <w:proofErr w:type="spellEnd"/>
+      <w:r>
+        <w:t xml:space="preserve"> data.</w:t>
+      </w:r>
+    </w:p>
+    <w:p>
+      <w:pPr>
+        <w:rPr>
+          <w:b/>
+          <w:bCs/>
+        </w:rPr>
+      </w:pPr>
+      <w:r>
+        <w:rPr>
+          <w:b/>
+          <w:bCs/>
+        </w:rPr>
+        <w:t>Changes 3.41 to 3.42</w:t>
+      </w:r>
+    </w:p>
+    <w:p>
+      <w:pPr>
+        <w:pStyle w:val="ListParagraph"/>
+        <w:numPr>
+          <w:ilvl w:val="0"/>
+          <w:numId w:val="4"/>
+        </w:numPr>
+      </w:pPr>
+      <w:r>
+        <w:t>Fixed bug in bottom discharge extrapolation. Previous versions failed to estimate the bottom discharge for ensembles that had no valid data but where depth cell velocities were interpolated.</w:t>
+      </w:r>
+    </w:p>
+    <w:p>
+      <w:pPr>
+        <w:rPr>
+          <w:b/>
+          <w:bCs/>
+        </w:rPr>
+      </w:pPr>
+      <w:r>
+        <w:rPr>
+          <w:b/>
+          <w:bCs/>
+        </w:rPr>
+        <w:t>Changes 3.40 to 3.41</w:t>
+      </w:r>
+    </w:p>
+    <w:p>
+      <w:pPr>
+        <w:pStyle w:val="ListParagraph"/>
+        <w:numPr>
+          <w:ilvl w:val="0"/>
+          <w:numId w:val="2"/>
+        </w:numPr>
+      </w:pPr>
+      <w:r>
+        <w:t xml:space="preserve">Fixed bug with discharge percent </w:t>
+      </w:r>
+      <w:proofErr w:type="gramStart"/>
+      <w:r>
+        <w:t>change</w:t>
+      </w:r>
+      <w:proofErr w:type="gramEnd"/>
+      <w:r>
+        <w:t xml:space="preserve"> not updating after multiple speed of sound changes.</w:t>
+      </w:r>
+    </w:p>
+    <w:p>
+      <w:pPr>
+        <w:pStyle w:val="ListParagraph"/>
+        <w:numPr>
+          <w:ilvl w:val="0"/>
+          <w:numId w:val="2"/>
+        </w:numPr>
+      </w:pPr>
+      <w:r>
+        <w:lastRenderedPageBreak/>
+        <w:t>Fixed bug in edges table where wrong row was highlighted if some transects were unchecked.</w:t>
+      </w:r>
+    </w:p>
+    <w:p>
+      <w:pPr>
+        <w:pStyle w:val="ListParagraph"/>
+        <w:numPr>
+          <w:ilvl w:val="0"/>
+          <w:numId w:val="2"/>
+        </w:numPr>
+      </w:pPr>
+      <w:r>
+        <w:t xml:space="preserve">Fixed bug in edges </w:t>
+      </w:r>
+      <w:proofErr w:type="spellStart"/>
+      <w:r>
+        <w:t>shiptrack</w:t>
+      </w:r>
+      <w:proofErr w:type="spellEnd"/>
+      <w:r>
+        <w:t xml:space="preserve"> so it only displays valid </w:t>
+      </w:r>
+      <w:proofErr w:type="spellStart"/>
+      <w:r>
+        <w:t>orginal</w:t>
+      </w:r>
+      <w:proofErr w:type="spellEnd"/>
+      <w:r>
+        <w:t xml:space="preserve"> data and not interpolated data.</w:t>
+      </w:r>
+    </w:p>
+    <w:p>
+      <w:pPr>
+        <w:pStyle w:val="ListParagraph"/>
+        <w:numPr>
+          <w:ilvl w:val="0"/>
+          <w:numId w:val="2"/>
+        </w:numPr>
+      </w:pPr>
+      <w:r>
+        <w:t>Fixed bug no allowing manual entry of 0 salinity.</w:t>
+      </w:r>
+    </w:p>
+    <w:p>
+      <w:pPr>
+        <w:rPr>
+          <w:b/>
+          <w:bCs/>
+        </w:rPr>
+      </w:pPr>
+      <w:r>
+        <w:rPr>
+          <w:b/>
+          <w:bCs/>
+        </w:rPr>
+        <w:t>Changes from 3.35 to 3.40</w:t>
+      </w:r>
+    </w:p>
+    <w:p>
+      <w:pPr>
+        <w:pStyle w:val="ListParagraph"/>
+        <w:numPr>
+          <w:ilvl w:val="0"/>
+          <w:numId w:val="8"/>
+        </w:numPr>
+      </w:pPr>
+      <w:r>
+        <w:t>Fixed bug causing crash when TRDI PT3 test was incomplete.</w:t>
+      </w:r>
+    </w:p>
+    <w:p>
+      <w:pPr>
+        <w:pStyle w:val="ListParagraph"/>
+        <w:numPr>
+          <w:ilvl w:val="0"/>
+          <w:numId w:val="8"/>
+        </w:numPr>
+      </w:pPr>
+      <w:r>
+        <w:t xml:space="preserve">Modified uncertainty </w:t>
+      </w:r>
+      <w:proofErr w:type="gramStart"/>
+      <w:r>
+        <w:t>estimate</w:t>
+      </w:r>
+      <w:proofErr w:type="gramEnd"/>
+      <w:r>
+        <w:t xml:space="preserve"> for invalid and edges to use absolute values.</w:t>
+      </w:r>
+    </w:p>
+    <w:p>
+      <w:pPr>
+        <w:pStyle w:val="ListParagraph"/>
+        <w:numPr>
+          <w:ilvl w:val="0"/>
+          <w:numId w:val="8"/>
+        </w:numPr>
+      </w:pPr>
+      <w:r>
+        <w:t>Fixed issue with multi-line comments in XML file.</w:t>
+      </w:r>
+    </w:p>
+    <w:p>
+      <w:pPr>
+        <w:pStyle w:val="ListParagraph"/>
+        <w:numPr>
+          <w:ilvl w:val="0"/>
+          <w:numId w:val="8"/>
+        </w:numPr>
+      </w:pPr>
+      <w:r>
+        <w:t>Fixed draft check to only evaluate checked transects.</w:t>
+      </w:r>
+    </w:p>
+    <w:p>
+      <w:pPr>
+        <w:pStyle w:val="ListParagraph"/>
+        <w:numPr>
+          <w:ilvl w:val="0"/>
+          <w:numId w:val="8"/>
+        </w:numPr>
+      </w:pPr>
+      <w:r>
+        <w:t xml:space="preserve">XML file now only contains the summary information from a </w:t>
+      </w:r>
+      <w:proofErr w:type="spellStart"/>
+      <w:r>
+        <w:t>SonTek</w:t>
+      </w:r>
+      <w:proofErr w:type="spellEnd"/>
+      <w:r>
+        <w:t xml:space="preserve"> compass calibration.</w:t>
+      </w:r>
+    </w:p>
+    <w:p>
+      <w:pPr>
+        <w:pStyle w:val="ListParagraph"/>
+        <w:numPr>
+          <w:ilvl w:val="0"/>
+          <w:numId w:val="8"/>
+        </w:numPr>
+      </w:pPr>
+      <w:r>
+        <w:t>Fixed bug in moving-bed test if loop compass error and direction could not be computed.</w:t>
+      </w:r>
+    </w:p>
+    <w:p>
+      <w:pPr>
+        <w:pStyle w:val="ListParagraph"/>
+        <w:numPr>
+          <w:ilvl w:val="0"/>
+          <w:numId w:val="8"/>
+        </w:numPr>
+      </w:pPr>
+      <w:r>
+        <w:t xml:space="preserve">Added message for missing samples in </w:t>
+      </w:r>
+      <w:proofErr w:type="spellStart"/>
+      <w:r>
+        <w:t>SonTek</w:t>
+      </w:r>
+      <w:proofErr w:type="spellEnd"/>
+      <w:r>
+        <w:t xml:space="preserve"> data.</w:t>
+      </w:r>
+    </w:p>
+    <w:p>
+      <w:pPr>
+        <w:pStyle w:val="ListParagraph"/>
+        <w:numPr>
+          <w:ilvl w:val="0"/>
+          <w:numId w:val="8"/>
+        </w:numPr>
+      </w:pPr>
+      <w:r>
+        <w:t>Modified PT3 tests to reduce false positives.</w:t>
+      </w:r>
+    </w:p>
+    <w:p>
+      <w:pPr>
+        <w:pStyle w:val="ListParagraph"/>
+        <w:numPr>
+          <w:ilvl w:val="0"/>
+          <w:numId w:val="8"/>
+        </w:numPr>
+      </w:pPr>
+      <w:r>
+        <w:t xml:space="preserve">Added check to boat and </w:t>
+      </w:r>
+      <w:proofErr w:type="spellStart"/>
+      <w:r>
+        <w:t>wt</w:t>
+      </w:r>
+      <w:proofErr w:type="spellEnd"/>
+      <w:r>
+        <w:t xml:space="preserve"> to check warn if all data are invalid.</w:t>
+      </w:r>
+    </w:p>
+    <w:p>
+      <w:pPr>
+        <w:pStyle w:val="ListParagraph"/>
+        <w:numPr>
+          <w:ilvl w:val="0"/>
+          <w:numId w:val="8"/>
+        </w:numPr>
+      </w:pPr>
+      <w:r>
+        <w:t>Edge sign check changed to only show message if edge discharge is greater than 0.5%</w:t>
+      </w:r>
+    </w:p>
+    <w:p>
+      <w:pPr>
+        <w:pStyle w:val="ListParagraph"/>
+        <w:numPr>
+          <w:ilvl w:val="0"/>
+          <w:numId w:val="8"/>
+        </w:numPr>
+      </w:pPr>
+      <w:r>
+        <w:t>Added option to store a style sheet with the xml output file.</w:t>
+      </w:r>
+    </w:p>
+    <w:p>
+      <w:pPr>
+        <w:pStyle w:val="ListParagraph"/>
+        <w:numPr>
+          <w:ilvl w:val="0"/>
+          <w:numId w:val="8"/>
+        </w:numPr>
+      </w:pPr>
+      <w:r>
+        <w:t>Added _ separator between date and time in default filename.</w:t>
+      </w:r>
+    </w:p>
+    <w:p>
+      <w:pPr>
+        <w:pStyle w:val="ListParagraph"/>
+        <w:numPr>
+          <w:ilvl w:val="0"/>
+          <w:numId w:val="8"/>
+        </w:numPr>
+      </w:pPr>
+      <w:r>
+        <w:t>Default compass data view changed to evaluation if evaluation is available.</w:t>
+      </w:r>
+    </w:p>
+    <w:p>
+      <w:pPr>
+        <w:pStyle w:val="ListParagraph"/>
+        <w:numPr>
+          <w:ilvl w:val="0"/>
+          <w:numId w:val="8"/>
+        </w:numPr>
+      </w:pPr>
+      <w:r>
+        <w:t xml:space="preserve">Added upper limit of 45 ppt to </w:t>
+      </w:r>
+      <w:proofErr w:type="spellStart"/>
+      <w:r>
+        <w:t>salinty</w:t>
+      </w:r>
+      <w:proofErr w:type="spellEnd"/>
+      <w:r>
+        <w:t xml:space="preserve"> input dialog.</w:t>
+      </w:r>
+    </w:p>
+    <w:p>
+      <w:pPr>
+        <w:pStyle w:val="ListParagraph"/>
+        <w:numPr>
+          <w:ilvl w:val="0"/>
+          <w:numId w:val="8"/>
+        </w:numPr>
+      </w:pPr>
+      <w:r>
+        <w:t>Added Power/Power default exponent to XML output to support NVE request.</w:t>
+      </w:r>
+    </w:p>
+    <w:p>
+      <w:pPr>
+        <w:pStyle w:val="ListParagraph"/>
+        <w:numPr>
+          <w:ilvl w:val="0"/>
+          <w:numId w:val="8"/>
+        </w:numPr>
+      </w:pPr>
+      <w:r>
+        <w:t>Update help file.</w:t>
+      </w:r>
+    </w:p>
+    <w:p>
+      <w:pPr>
+        <w:rPr>
+          <w:b/>
+          <w:bCs/>
+        </w:rPr>
+      </w:pPr>
+      <w:r>
+        <w:rPr>
+          <w:b/>
+          <w:bCs/>
+        </w:rPr>
+        <w:t xml:space="preserve">Changes to </w:t>
+      </w:r>
+      <w:proofErr w:type="spellStart"/>
+      <w:r>
+        <w:rPr>
+          <w:b/>
+          <w:bCs/>
+        </w:rPr>
         <w:t>QRev</w:t>
       </w:r>
       <w:proofErr w:type="spellEnd"/>
       <w:r>
+        <w:rPr>
+          <w:b/>
+          <w:bCs/>
+        </w:rPr>
+        <w:t xml:space="preserve"> from 3.34 to 3.35</w:t>
+      </w:r>
+    </w:p>
+    <w:p>
+      <w:pPr>
+        <w:pStyle w:val="ListParagraph"/>
+        <w:numPr>
+          <w:ilvl w:val="0"/>
+          <w:numId w:val="10"/>
+        </w:numPr>
+      </w:pPr>
+      <w:r>
+        <w:t>Fixed bug causing crash when ADCP had no compass.</w:t>
+      </w:r>
+    </w:p>
+    <w:p>
+      <w:pPr>
+        <w:rPr>
+          <w:b/>
+          <w:bCs/>
+        </w:rPr>
+      </w:pPr>
+      <w:r>
+        <w:rPr>
+          <w:b/>
+          <w:bCs/>
+        </w:rPr>
+        <w:t xml:space="preserve">Changes to </w:t>
+      </w:r>
+      <w:proofErr w:type="spellStart"/>
+      <w:r>
+        <w:rPr>
+          <w:b/>
+          <w:bCs/>
+        </w:rPr>
+        <w:t>QRev</w:t>
+      </w:r>
+      <w:proofErr w:type="spellEnd"/>
+      <w:r>
+        <w:rPr>
+          <w:b/>
+          <w:bCs/>
+        </w:rPr>
+        <w:t xml:space="preserve"> from 3.33 to 3.34</w:t>
+      </w:r>
+    </w:p>
+    <w:p>
+      <w:pPr>
+        <w:pStyle w:val="ListParagraph"/>
+        <w:numPr>
+          <w:ilvl w:val="0"/>
+          <w:numId w:val="11"/>
+        </w:numPr>
+      </w:pPr>
+      <w:r>
+        <w:t xml:space="preserve">Fixed bug causing 25 cm excluded distance to be applied to </w:t>
+      </w:r>
+      <w:proofErr w:type="spellStart"/>
+      <w:r>
+        <w:t>RiverPro</w:t>
+      </w:r>
+      <w:proofErr w:type="spellEnd"/>
+      <w:r>
+        <w:t xml:space="preserve"> data.</w:t>
+      </w:r>
+    </w:p>
+    <w:p>
+      <w:pPr>
+        <w:rPr>
+          <w:b/>
+          <w:bCs/>
+        </w:rPr>
+      </w:pPr>
+      <w:r>
+        <w:rPr>
+          <w:b/>
+          <w:bCs/>
+        </w:rPr>
+        <w:t xml:space="preserve">Changes to </w:t>
+      </w:r>
+      <w:proofErr w:type="spellStart"/>
+      <w:r>
+        <w:rPr>
+          <w:b/>
+          <w:bCs/>
+        </w:rPr>
+        <w:t>QRev</w:t>
+      </w:r>
+      <w:proofErr w:type="spellEnd"/>
+      <w:r>
+        <w:rPr>
+          <w:b/>
+          <w:bCs/>
+        </w:rPr>
+        <w:t xml:space="preserve"> from 3.31 to 3.33</w:t>
+      </w:r>
+    </w:p>
+    <w:p>
+      <w:pPr>
+        <w:pStyle w:val="ListParagraph"/>
+        <w:numPr>
+          <w:ilvl w:val="0"/>
+          <w:numId w:val="13"/>
+        </w:numPr>
+      </w:pPr>
+      <w:r>
+        <w:t>Fixed bug using uncheck all.</w:t>
+      </w:r>
+    </w:p>
+    <w:p>
+      <w:pPr>
+        <w:pStyle w:val="ListParagraph"/>
+        <w:numPr>
+          <w:ilvl w:val="0"/>
+          <w:numId w:val="13"/>
+        </w:numPr>
+      </w:pPr>
+      <w:r>
+        <w:t>Fixed bug manually loading system test or compass calibration or evaluation</w:t>
+      </w:r>
+    </w:p>
+    <w:p>
+      <w:pPr>
+        <w:pStyle w:val="ListParagraph"/>
+        <w:numPr>
+          <w:ilvl w:val="0"/>
+          <w:numId w:val="13"/>
+        </w:numPr>
+      </w:pPr>
+      <w:r>
+        <w:t>Changed legend location to best</w:t>
+      </w:r>
+    </w:p>
+    <w:p>
+      <w:pPr>
+        <w:pStyle w:val="ListParagraph"/>
+        <w:numPr>
+          <w:ilvl w:val="0"/>
+          <w:numId w:val="13"/>
+        </w:numPr>
+      </w:pPr>
+      <w:r>
+        <w:t>Fixed bugs in GUI causing wrong transects to be highlighted</w:t>
+      </w:r>
+    </w:p>
+    <w:p>
+      <w:pPr>
+        <w:pStyle w:val="ListParagraph"/>
+        <w:numPr>
+          <w:ilvl w:val="0"/>
+          <w:numId w:val="13"/>
+        </w:numPr>
+      </w:pPr>
+      <w:r>
+        <w:t xml:space="preserve">Fixed bug reprocessing </w:t>
+      </w:r>
+      <w:proofErr w:type="spellStart"/>
+      <w:r>
+        <w:t>QRev</w:t>
+      </w:r>
+      <w:proofErr w:type="spellEnd"/>
+      <w:r>
+        <w:t xml:space="preserve"> files associated with moving-bed tests</w:t>
+      </w:r>
+    </w:p>
+    <w:p>
+      <w:pPr>
+        <w:pStyle w:val="ListParagraph"/>
+        <w:numPr>
+          <w:ilvl w:val="0"/>
+          <w:numId w:val="13"/>
+        </w:numPr>
+      </w:pPr>
+      <w:r>
+        <w:t xml:space="preserve">Fixed bug causing changes in draft </w:t>
+      </w:r>
+      <w:proofErr w:type="spellStart"/>
+      <w:r>
+        <w:t>hOffset</w:t>
+      </w:r>
+      <w:proofErr w:type="spellEnd"/>
+      <w:r>
+        <w:t xml:space="preserve">, </w:t>
+      </w:r>
+      <w:proofErr w:type="spellStart"/>
+      <w:r>
+        <w:t>hSource</w:t>
+      </w:r>
+      <w:proofErr w:type="spellEnd"/>
+      <w:r>
+        <w:t xml:space="preserve">, and </w:t>
+      </w:r>
+      <w:proofErr w:type="spellStart"/>
+      <w:r>
+        <w:t>magVar</w:t>
+      </w:r>
+      <w:proofErr w:type="spellEnd"/>
+      <w:r>
+        <w:t xml:space="preserve"> to not update QA properly</w:t>
+      </w:r>
+    </w:p>
+    <w:p>
+      <w:pPr>
+        <w:rPr>
+          <w:b/>
+          <w:bCs/>
+        </w:rPr>
+      </w:pPr>
+      <w:r>
+        <w:rPr>
+          <w:b/>
+          <w:bCs/>
+        </w:rPr>
+        <w:t xml:space="preserve">Changes to </w:t>
+      </w:r>
+      <w:proofErr w:type="spellStart"/>
+      <w:r>
+        <w:rPr>
+          <w:b/>
+          <w:bCs/>
+        </w:rPr>
+        <w:t>QRev</w:t>
+      </w:r>
+      <w:proofErr w:type="spellEnd"/>
+      <w:r>
+        <w:rPr>
+          <w:b/>
+          <w:bCs/>
+        </w:rPr>
+        <w:t xml:space="preserve"> from 3.30 to 3.31</w:t>
+      </w:r>
+    </w:p>
+    <w:p>
+      <w:pPr>
+        <w:pStyle w:val="ListParagraph"/>
+        <w:numPr>
+          <w:ilvl w:val="0"/>
+          <w:numId w:val="15"/>
+        </w:numPr>
+      </w:pPr>
+      <w:r>
+        <w:t xml:space="preserve">Fixed bug creating structure for test results from existing </w:t>
+      </w:r>
+      <w:proofErr w:type="spellStart"/>
+      <w:r>
+        <w:t>QRev</w:t>
+      </w:r>
+      <w:proofErr w:type="spellEnd"/>
+      <w:r>
+        <w:t xml:space="preserve"> files</w:t>
+      </w:r>
+    </w:p>
+    <w:p>
+      <w:pPr>
+        <w:pStyle w:val="ListParagraph"/>
+        <w:numPr>
+          <w:ilvl w:val="0"/>
+          <w:numId w:val="15"/>
+        </w:numPr>
+      </w:pPr>
+      <w:r>
+        <w:t>Fixed bug setting status of system test results and button color</w:t>
+      </w:r>
+    </w:p>
+    <w:p>
+      <w:pPr>
+        <w:pStyle w:val="ListParagraph"/>
+        <w:numPr>
+          <w:ilvl w:val="0"/>
+          <w:numId w:val="15"/>
+        </w:numPr>
+      </w:pPr>
+      <w:r>
+        <w:t>Fixed bug causing end edge discharge to be applied at start edge</w:t>
+      </w:r>
+    </w:p>
+    <w:p>
+      <w:pPr>
+        <w:pStyle w:val="ListParagraph"/>
+        <w:numPr>
+          <w:ilvl w:val="0"/>
+          <w:numId w:val="15"/>
+        </w:numPr>
+      </w:pPr>
+      <w:r>
+        <w:t>Fixed bug preventing user uncertainty from being recomputed after changing a filter or extrapolation</w:t>
+      </w:r>
+    </w:p>
+    <w:p>
+      <w:pPr>
+        <w:pStyle w:val="ListParagraph"/>
+        <w:numPr>
+          <w:ilvl w:val="0"/>
+          <w:numId w:val="15"/>
+        </w:numPr>
+      </w:pPr>
+      <w:r>
+        <w:t>Fixed bug displaying number of ensembles to use for edge</w:t>
+      </w:r>
+    </w:p>
+    <w:p>
+      <w:pPr>
+        <w:pStyle w:val="ListParagraph"/>
+        <w:numPr>
+          <w:ilvl w:val="0"/>
+          <w:numId w:val="15"/>
+        </w:numPr>
+      </w:pPr>
+      <w:r>
+        <w:t>Changed the algorithm for determining PT3 failure</w:t>
+      </w:r>
+    </w:p>
+    <w:p>
+      <w:pPr>
+        <w:pStyle w:val="ListParagraph"/>
+        <w:numPr>
+          <w:ilvl w:val="0"/>
+          <w:numId w:val="15"/>
+        </w:numPr>
+      </w:pPr>
+      <w:r>
+        <w:lastRenderedPageBreak/>
+        <w:t>Modified the computation for extrapolation uncertainty to prevent a manual setting from biasing the uncertainty low</w:t>
+      </w:r>
+    </w:p>
+    <w:p>
+      <w:pPr>
+        <w:pStyle w:val="ListParagraph"/>
+        <w:numPr>
+          <w:ilvl w:val="0"/>
+          <w:numId w:val="15"/>
+        </w:numPr>
+      </w:pPr>
+      <w:r>
+        <w:t xml:space="preserve">Added reprocessing of moving-bed tests to reprocessing of existing </w:t>
+      </w:r>
+      <w:proofErr w:type="spellStart"/>
+      <w:r>
+        <w:t>QRev</w:t>
+      </w:r>
+      <w:proofErr w:type="spellEnd"/>
+      <w:r>
+        <w:t xml:space="preserve"> data files.</w:t>
+      </w:r>
+    </w:p>
+    <w:p>
+      <w:pPr>
+        <w:pStyle w:val="ListParagraph"/>
+        <w:numPr>
+          <w:ilvl w:val="0"/>
+          <w:numId w:val="15"/>
+        </w:numPr>
+      </w:pPr>
+      <w:r>
+        <w:t>The mag field, if available, is automatically displayed in the heading graph</w:t>
+      </w:r>
+    </w:p>
+    <w:p>
+      <w:pPr>
+        <w:pStyle w:val="ListParagraph"/>
+        <w:numPr>
+          <w:ilvl w:val="0"/>
+          <w:numId w:val="15"/>
+        </w:numPr>
+      </w:pPr>
+      <w:r>
+        <w:t>Modified the excluded distance filter to round to 2 digits to prevent differences when converting between units.</w:t>
+      </w:r>
+    </w:p>
+    <w:p>
+      <w:pPr>
+        <w:rPr>
+          <w:b/>
+          <w:bCs/>
+        </w:rPr>
+      </w:pPr>
+      <w:r>
+        <w:rPr>
+          <w:b/>
+          <w:bCs/>
+        </w:rPr>
+        <w:t xml:space="preserve">Changes to </w:t>
+      </w:r>
+      <w:proofErr w:type="spellStart"/>
+      <w:r>
+        <w:rPr>
+          <w:b/>
+          <w:bCs/>
+        </w:rPr>
+        <w:t>QRev</w:t>
+      </w:r>
+      <w:proofErr w:type="spellEnd"/>
+      <w:r>
+        <w:rPr>
+          <w:b/>
+          <w:bCs/>
+        </w:rPr>
+        <w:t xml:space="preserve"> from 3.28 to 3.30</w:t>
+      </w:r>
+    </w:p>
+    <w:p>
+      <w:pPr>
+        <w:pStyle w:val="ListParagraph"/>
+        <w:numPr>
+          <w:ilvl w:val="0"/>
+          <w:numId w:val="17"/>
+        </w:numPr>
+      </w:pPr>
+      <w:r>
+        <w:t>Fixed bugs in messages table that were opening wrong windows.</w:t>
+      </w:r>
+    </w:p>
+    <w:p>
+      <w:pPr>
+        <w:pStyle w:val="ListParagraph"/>
+        <w:numPr>
+          <w:ilvl w:val="0"/>
+          <w:numId w:val="17"/>
+        </w:numPr>
+      </w:pPr>
+      <w:r>
+        <w:t>Modified code to interpolate invalid data from composite tracks using the composite tracks rather than the primary data.</w:t>
+      </w:r>
+    </w:p>
+    <w:p>
+      <w:pPr>
+        <w:pStyle w:val="ListParagraph"/>
+        <w:numPr>
+          <w:ilvl w:val="0"/>
+          <w:numId w:val="17"/>
+        </w:numPr>
+      </w:pPr>
+      <w:r>
+        <w:t>Modified code to interpolate invalid data from composite depths using the composite depths rather than the primary data.</w:t>
+      </w:r>
+    </w:p>
+    <w:p>
+      <w:pPr>
+        <w:pStyle w:val="ListParagraph"/>
+        <w:numPr>
+          <w:ilvl w:val="0"/>
+          <w:numId w:val="17"/>
+        </w:numPr>
+      </w:pPr>
+      <w:r>
+        <w:t>Modified draft check to use display units and limit the comparison to 2 decimal spots which is what is displayed in the GUI.</w:t>
+      </w:r>
+    </w:p>
+    <w:p>
+      <w:pPr>
+        <w:pStyle w:val="ListParagraph"/>
+        <w:numPr>
+          <w:ilvl w:val="0"/>
+          <w:numId w:val="17"/>
+        </w:numPr>
+      </w:pPr>
+      <w:r>
+        <w:t>Added code to interpolate discharge for ensembles that are too shallow for a valid depth cell.</w:t>
+      </w:r>
+    </w:p>
+    <w:p>
+      <w:pPr>
+        <w:pStyle w:val="ListParagraph"/>
+        <w:numPr>
+          <w:ilvl w:val="0"/>
+          <w:numId w:val="17"/>
+        </w:numPr>
+      </w:pPr>
+      <w:r>
+        <w:t xml:space="preserve">Modified code in the way that TRDI </w:t>
+      </w:r>
+      <w:proofErr w:type="spellStart"/>
+      <w:r>
+        <w:t>mmt</w:t>
+      </w:r>
+      <w:proofErr w:type="spellEnd"/>
+      <w:r>
+        <w:t xml:space="preserve"> file setting for composite depths are processed to </w:t>
+      </w:r>
+      <w:proofErr w:type="spellStart"/>
+      <w:r>
+        <w:t>QRev</w:t>
+      </w:r>
+      <w:proofErr w:type="spellEnd"/>
+      <w:r>
+        <w:t xml:space="preserve"> settings. </w:t>
+      </w:r>
+    </w:p>
+    <w:p>
+      <w:pPr>
+        <w:pStyle w:val="ListParagraph"/>
+        <w:numPr>
+          <w:ilvl w:val="0"/>
+          <w:numId w:val="17"/>
+        </w:numPr>
+      </w:pPr>
+      <w:r>
+        <w:t>Moved composite depth computation to end of data input flow.</w:t>
+      </w:r>
+    </w:p>
+    <w:p>
+      <w:pPr>
+        <w:pStyle w:val="ListParagraph"/>
+        <w:numPr>
+          <w:ilvl w:val="0"/>
+          <w:numId w:val="17"/>
+        </w:numPr>
+      </w:pPr>
+      <w:r>
+        <w:t>Modified code to allow the view comments button to be accessible even when another window is open.</w:t>
+      </w:r>
+    </w:p>
+    <w:p>
+      <w:pPr>
+        <w:pStyle w:val="ListParagraph"/>
+        <w:numPr>
+          <w:ilvl w:val="0"/>
+          <w:numId w:val="17"/>
+        </w:numPr>
+      </w:pPr>
+      <w:r>
+        <w:t xml:space="preserve">Fixed bug with </w:t>
+      </w:r>
+      <w:proofErr w:type="spellStart"/>
+      <w:r>
+        <w:t>computePerDiff</w:t>
+      </w:r>
+      <w:proofErr w:type="spellEnd"/>
+      <w:r>
+        <w:t xml:space="preserve"> in extrapolation sensitivity when no transect data provided.</w:t>
+      </w:r>
+    </w:p>
+    <w:p>
+      <w:pPr>
+        <w:pStyle w:val="ListParagraph"/>
+        <w:numPr>
+          <w:ilvl w:val="0"/>
+          <w:numId w:val="17"/>
+        </w:numPr>
+      </w:pPr>
+      <w:r>
+        <w:t>Added valid depth method to xml output.</w:t>
+      </w:r>
+    </w:p>
+    <w:p>
+      <w:pPr>
+        <w:pStyle w:val="ListParagraph"/>
+        <w:numPr>
+          <w:ilvl w:val="0"/>
+          <w:numId w:val="17"/>
+        </w:numPr>
+      </w:pPr>
+      <w:r>
+        <w:t xml:space="preserve">Added code to check compass </w:t>
+      </w:r>
+      <w:proofErr w:type="spellStart"/>
+      <w:r>
+        <w:t>cal</w:t>
+      </w:r>
+      <w:proofErr w:type="spellEnd"/>
+      <w:r>
+        <w:t xml:space="preserve"> errors against USGS recommendations</w:t>
+      </w:r>
+    </w:p>
+    <w:p>
+      <w:pPr>
+        <w:pStyle w:val="ListParagraph"/>
+        <w:numPr>
+          <w:ilvl w:val="0"/>
+          <w:numId w:val="17"/>
+        </w:numPr>
+      </w:pPr>
+      <w:r>
+        <w:t xml:space="preserve">Added code to handle files processed with </w:t>
+      </w:r>
+      <w:proofErr w:type="spellStart"/>
+      <w:r>
+        <w:t>QBatch</w:t>
+      </w:r>
+      <w:proofErr w:type="spellEnd"/>
+      <w:r>
         <w:t>.</w:t>
       </w:r>
     </w:p>
@@ -815,38 +3278,39 @@
         <w:pStyle w:val="ListParagraph"/>
         <w:numPr>
           <w:ilvl w:val="0"/>
-          <w:numId w:val="41"/>
-        </w:numPr>
-      </w:pPr>
-      <w:r>
-        <w:t>Extrap subsection label changes based on data loaded and processed.</w:t>
-      </w:r>
-    </w:p>
-    <w:p>
-      <w:pPr>
-        <w:pStyle w:val="ListParagraph"/>
-        <w:numPr>
-          <w:ilvl w:val="0"/>
-          <w:numId w:val="41"/>
-        </w:numPr>
-      </w:pPr>
-      <w:r>
-        <w:t>Fixed some compatibility issues with RS5 data.</w:t>
-      </w:r>
-    </w:p>
-    <w:p>
-      <w:pPr>
-        <w:rPr>
-          <w:b/>
-          <w:bCs/>
-        </w:rPr>
-      </w:pPr>
-      <w:r>
-        <w:rPr>
-          <w:b/>
-          <w:bCs/>
-        </w:rPr>
-        <w:t xml:space="preserve">Changes </w:t>
+          <w:numId w:val="17"/>
+        </w:numPr>
+      </w:pPr>
+      <w:r>
+        <w:t>Fixed bug with variable names for mean and max depth and max water speed.</w:t>
+      </w:r>
+    </w:p>
+    <w:p>
+      <w:pPr>
+        <w:pStyle w:val="ListParagraph"/>
+        <w:numPr>
+          <w:ilvl w:val="0"/>
+          <w:numId w:val="17"/>
+        </w:numPr>
+      </w:pPr>
+      <w:r>
+        <w:t>Fixed bug with order of warnings and cautions for system test checks.</w:t>
+      </w:r>
+    </w:p>
+    <w:p/>
+    <w:p>
+      <w:pPr>
+        <w:rPr>
+          <w:b/>
+          <w:bCs/>
+        </w:rPr>
+      </w:pPr>
+      <w:r>
+        <w:rPr>
+          <w:b/>
+          <w:bCs/>
+        </w:rPr>
+        <w:t xml:space="preserve">Changes to </w:t>
       </w:r>
       <w:proofErr w:type="spellStart"/>
       <w:r>
@@ -862,3012 +3326,776 @@
           <w:b/>
           <w:bCs/>
         </w:rPr>
+        <w:t xml:space="preserve"> from 3.24 to 3.28</w:t>
+      </w:r>
+    </w:p>
+    <w:p/>
+    <w:p>
+      <w:pPr>
+        <w:pStyle w:val="ListParagraph"/>
+        <w:numPr>
+          <w:ilvl w:val="0"/>
+          <w:numId w:val="19"/>
+        </w:numPr>
+      </w:pPr>
+      <w:r>
+        <w:t>Messages are now in a table, sorted with warnings on top, and identified with a symbol and font.</w:t>
+      </w:r>
+    </w:p>
+    <w:p>
+      <w:pPr>
+        <w:pStyle w:val="ListParagraph"/>
+        <w:numPr>
+          <w:ilvl w:val="0"/>
+          <w:numId w:val="19"/>
+        </w:numPr>
+      </w:pPr>
+      <w:r>
+        <w:t>Clicking on a message will open the associated window, same as clicking on associated button.</w:t>
+      </w:r>
+    </w:p>
+    <w:p>
+      <w:pPr>
+        <w:pStyle w:val="ListParagraph"/>
+        <w:numPr>
+          <w:ilvl w:val="0"/>
+          <w:numId w:val="19"/>
+        </w:numPr>
+      </w:pPr>
+      <w:r>
+        <w:t>Extrapolation discharge sensitivity table is now referenced to the currently selected fit, rather than to power/power 0.1667.</w:t>
+      </w:r>
+    </w:p>
+    <w:p>
+      <w:pPr>
+        <w:pStyle w:val="ListParagraph"/>
+        <w:numPr>
+          <w:ilvl w:val="0"/>
+          <w:numId w:val="19"/>
+        </w:numPr>
+      </w:pPr>
+      <w:r>
+        <w:t>Clicking a row in the extrapolation discharge sensitivity table will set the fit to those parameters.</w:t>
+      </w:r>
+    </w:p>
+    <w:p>
+      <w:pPr>
+        <w:pStyle w:val="ListParagraph"/>
+        <w:numPr>
+          <w:ilvl w:val="0"/>
+          <w:numId w:val="19"/>
+        </w:numPr>
+      </w:pPr>
+      <w:r>
+        <w:t xml:space="preserve">The compass error from the evaluation of a TRDI ADCP and if available, from </w:t>
+      </w:r>
+      <w:proofErr w:type="spellStart"/>
+      <w:r>
+        <w:t>RiverSurveyor</w:t>
+      </w:r>
+      <w:proofErr w:type="spellEnd"/>
+      <w:r>
+        <w:t xml:space="preserve"> G3 compass is now shown in the Compass/P/R window.</w:t>
+      </w:r>
+    </w:p>
+    <w:p>
+      <w:pPr>
+        <w:pStyle w:val="ListParagraph"/>
+        <w:numPr>
+          <w:ilvl w:val="0"/>
+          <w:numId w:val="19"/>
+        </w:numPr>
+      </w:pPr>
+      <w:r>
+        <w:t>The system test window now displays the total number of tests.</w:t>
+      </w:r>
+    </w:p>
+    <w:p>
+      <w:pPr>
+        <w:pStyle w:val="ListParagraph"/>
+        <w:numPr>
+          <w:ilvl w:val="0"/>
+          <w:numId w:val="19"/>
+        </w:numPr>
+      </w:pPr>
+      <w:r>
+        <w:t>The PT3 test is now decoded and the correlation in lag 3 is checked to ensure that the correlation is less than 15% of the lag 0 correlation.</w:t>
+      </w:r>
+    </w:p>
+    <w:p>
+      <w:pPr>
+        <w:pStyle w:val="ListParagraph"/>
+        <w:numPr>
+          <w:ilvl w:val="0"/>
+          <w:numId w:val="19"/>
+        </w:numPr>
+      </w:pPr>
+      <w:r>
+        <w:t>A minimum threshold for the boat track vertical velocity filter is set to 0.01 m/s.</w:t>
+      </w:r>
+    </w:p>
+    <w:p>
+      <w:pPr>
+        <w:pStyle w:val="ListParagraph"/>
+        <w:numPr>
+          <w:ilvl w:val="0"/>
+          <w:numId w:val="19"/>
+        </w:numPr>
+      </w:pPr>
+      <w:r>
+        <w:lastRenderedPageBreak/>
+        <w:t xml:space="preserve">A bug which applied both the </w:t>
+      </w:r>
+      <w:proofErr w:type="spellStart"/>
+      <w:r>
+        <w:t>magvar</w:t>
+      </w:r>
+      <w:proofErr w:type="spellEnd"/>
+      <w:r>
+        <w:t xml:space="preserve"> and heading offset to all compass data when loading has been fixed. Now the </w:t>
+      </w:r>
+      <w:proofErr w:type="spellStart"/>
+      <w:r>
+        <w:t>magvar</w:t>
+      </w:r>
+      <w:proofErr w:type="spellEnd"/>
+      <w:r>
+        <w:t xml:space="preserve"> is only applied to the internal compass and the heading offset only applied to the external compass. This is consistent with how it was handled in the Compass/P/R window.</w:t>
+      </w:r>
+    </w:p>
+    <w:p>
+      <w:pPr>
+        <w:pStyle w:val="ListParagraph"/>
+        <w:numPr>
+          <w:ilvl w:val="0"/>
+          <w:numId w:val="19"/>
+        </w:numPr>
+      </w:pPr>
+      <w:r>
+        <w:t>Label for Google Earth plots was changed to filename only, not including the path.</w:t>
+      </w:r>
+    </w:p>
+    <w:p>
+      <w:pPr>
+        <w:pStyle w:val="ListParagraph"/>
+        <w:numPr>
+          <w:ilvl w:val="0"/>
+          <w:numId w:val="19"/>
+        </w:numPr>
+      </w:pPr>
+      <w:r>
+        <w:t>Fixed other minor bugs.</w:t>
+      </w:r>
+    </w:p>
+    <w:p>
+      <w:pPr>
+        <w:rPr>
+          <w:b/>
+          <w:bCs/>
+        </w:rPr>
+      </w:pPr>
+      <w:r>
+        <w:rPr>
+          <w:b/>
+          <w:bCs/>
+        </w:rPr>
+        <w:t xml:space="preserve">Changes to </w:t>
+      </w:r>
+      <w:proofErr w:type="spellStart"/>
+      <w:r>
+        <w:rPr>
+          <w:b/>
+          <w:bCs/>
+        </w:rPr>
+        <w:t>QRev</w:t>
+      </w:r>
+      <w:proofErr w:type="spellEnd"/>
+      <w:r>
+        <w:rPr>
+          <w:b/>
+          <w:bCs/>
+        </w:rPr>
+        <w:t xml:space="preserve"> since from 3.23 to 3.24</w:t>
+      </w:r>
+    </w:p>
+    <w:p>
+      <w:pPr>
+        <w:pStyle w:val="ListParagraph"/>
+        <w:numPr>
+          <w:ilvl w:val="0"/>
+          <w:numId w:val="21"/>
+        </w:numPr>
+      </w:pPr>
+      <w:r>
+        <w:t>Fixed compiler issue causing the plot to Google Earth to fail</w:t>
+      </w:r>
+    </w:p>
+    <w:p>
+      <w:pPr>
+        <w:pStyle w:val="ListParagraph"/>
+        <w:numPr>
+          <w:ilvl w:val="0"/>
+          <w:numId w:val="21"/>
+        </w:numPr>
+      </w:pPr>
+      <w:r>
+        <w:t>Fixed a bug reading longitude data when preceded by a leading zero.</w:t>
+      </w:r>
+    </w:p>
+    <w:p>
+      <w:pPr>
+        <w:rPr>
+          <w:b/>
+          <w:bCs/>
+        </w:rPr>
+      </w:pPr>
+      <w:r>
+        <w:rPr>
+          <w:b/>
+          <w:bCs/>
+        </w:rPr>
+        <w:t xml:space="preserve">Changes to </w:t>
+      </w:r>
+      <w:proofErr w:type="spellStart"/>
+      <w:r>
+        <w:rPr>
+          <w:b/>
+          <w:bCs/>
+        </w:rPr>
+        <w:t>QRev</w:t>
+      </w:r>
+      <w:proofErr w:type="spellEnd"/>
+      <w:r>
+        <w:rPr>
+          <w:b/>
+          <w:bCs/>
+        </w:rPr>
+        <w:t xml:space="preserve"> since release of version 3.21 (in chronological order)</w:t>
+      </w:r>
+    </w:p>
+    <w:p>
+      <w:pPr>
+        <w:pStyle w:val="ListParagraph"/>
+        <w:numPr>
+          <w:ilvl w:val="0"/>
+          <w:numId w:val="23"/>
+        </w:numPr>
+      </w:pPr>
+      <w:r>
+        <w:t xml:space="preserve">Improved the handling of illegal xml characters in </w:t>
+      </w:r>
+      <w:proofErr w:type="spellStart"/>
+      <w:r>
+        <w:t>mmt</w:t>
+      </w:r>
+      <w:proofErr w:type="spellEnd"/>
+      <w:r>
+        <w:t xml:space="preserve"> file.</w:t>
+      </w:r>
+    </w:p>
+    <w:p>
+      <w:pPr>
+        <w:pStyle w:val="ListParagraph"/>
+        <w:numPr>
+          <w:ilvl w:val="0"/>
+          <w:numId w:val="23"/>
+        </w:numPr>
+      </w:pPr>
+      <w:r>
+        <w:t>Added a minimum threshold to the COV QA check for stationary tests.</w:t>
+      </w:r>
+    </w:p>
+    <w:p>
+      <w:pPr>
+        <w:pStyle w:val="ListParagraph"/>
+        <w:numPr>
+          <w:ilvl w:val="0"/>
+          <w:numId w:val="23"/>
+        </w:numPr>
+      </w:pPr>
+      <w:r>
+        <w:t xml:space="preserve">Changed the QA check for number of valid ensembles to a </w:t>
+      </w:r>
+      <w:proofErr w:type="gramStart"/>
+      <w:r>
+        <w:t>duration based</w:t>
+      </w:r>
+      <w:proofErr w:type="gramEnd"/>
+      <w:r>
+        <w:t xml:space="preserve"> check for stationary moving-bed test.</w:t>
+      </w:r>
+    </w:p>
+    <w:p>
+      <w:pPr>
+        <w:pStyle w:val="ListParagraph"/>
+        <w:numPr>
+          <w:ilvl w:val="0"/>
+          <w:numId w:val="23"/>
+        </w:numPr>
+      </w:pPr>
+      <w:r>
+        <w:t>Fixed bug causing edges GUI not to update with changes to table.</w:t>
+      </w:r>
+    </w:p>
+    <w:p>
+      <w:pPr>
+        <w:pStyle w:val="ListParagraph"/>
+        <w:numPr>
+          <w:ilvl w:val="0"/>
+          <w:numId w:val="23"/>
+        </w:numPr>
+      </w:pPr>
+      <w:r>
+        <w:t>Added a button to copy comments from the view comments window so they could be pasted in another application.</w:t>
+      </w:r>
+    </w:p>
+    <w:p>
+      <w:pPr>
+        <w:pStyle w:val="ListParagraph"/>
+        <w:numPr>
+          <w:ilvl w:val="0"/>
+          <w:numId w:val="23"/>
+        </w:numPr>
+      </w:pPr>
+      <w:r>
+        <w:t>Changed Display Units buttons to Options and created an Options window for units and save all or save checked only.</w:t>
+      </w:r>
+    </w:p>
+    <w:p>
+      <w:pPr>
+        <w:pStyle w:val="ListParagraph"/>
+        <w:numPr>
+          <w:ilvl w:val="0"/>
+          <w:numId w:val="23"/>
+        </w:numPr>
+      </w:pPr>
+      <w:r>
+        <w:t>Added an icon button to main window for uncheck all.</w:t>
+      </w:r>
+    </w:p>
+    <w:p>
+      <w:pPr>
+        <w:pStyle w:val="ListParagraph"/>
+        <w:numPr>
+          <w:ilvl w:val="0"/>
+          <w:numId w:val="23"/>
+        </w:numPr>
+      </w:pPr>
+      <w:r>
+        <w:t>Change version to 3.22.</w:t>
+      </w:r>
+    </w:p>
+    <w:p>
+      <w:pPr>
+        <w:pStyle w:val="ListParagraph"/>
+        <w:numPr>
+          <w:ilvl w:val="0"/>
+          <w:numId w:val="23"/>
+        </w:numPr>
+      </w:pPr>
+      <w:r>
+        <w:t>Fixed bug in when selecting an extrapolation fit where numerical storage prevented 0.1 = 0.1</w:t>
+      </w:r>
+      <w:r>
+        <w:tab/>
+      </w:r>
+    </w:p>
+    <w:p>
+      <w:pPr>
+        <w:pStyle w:val="ListParagraph"/>
+        <w:numPr>
+          <w:ilvl w:val="0"/>
+          <w:numId w:val="23"/>
+        </w:numPr>
+      </w:pPr>
+      <w:r>
+        <w:t>Fixed issue with RSL revision numbers which need to be 2 digits (02 not 2).</w:t>
+      </w:r>
+    </w:p>
+    <w:p>
+      <w:pPr>
+        <w:pStyle w:val="ListParagraph"/>
+        <w:numPr>
+          <w:ilvl w:val="0"/>
+          <w:numId w:val="23"/>
+        </w:numPr>
+      </w:pPr>
+      <w:r>
+        <w:t xml:space="preserve">Fixed issue with UTC time from GGA which contained an invalid character causing the str2double function resulting in </w:t>
+      </w:r>
+      <w:proofErr w:type="spellStart"/>
+      <w:r>
+        <w:t>NaN</w:t>
+      </w:r>
+      <w:proofErr w:type="spellEnd"/>
+      <w:r>
+        <w:t>.</w:t>
+      </w:r>
+    </w:p>
+    <w:p>
+      <w:pPr>
+        <w:pStyle w:val="ListParagraph"/>
+        <w:numPr>
+          <w:ilvl w:val="0"/>
+          <w:numId w:val="23"/>
+        </w:numPr>
+      </w:pPr>
+      <w:r>
+        <w:t xml:space="preserve">Added fix for invalid </w:t>
+      </w:r>
+      <w:proofErr w:type="spellStart"/>
+      <w:r>
+        <w:t>prefPath</w:t>
+      </w:r>
+      <w:proofErr w:type="spellEnd"/>
+      <w:r>
+        <w:t xml:space="preserve"> from corrupt </w:t>
+      </w:r>
+      <w:proofErr w:type="spellStart"/>
+      <w:r>
+        <w:t>AppData</w:t>
+      </w:r>
+      <w:proofErr w:type="spellEnd"/>
+      <w:r>
+        <w:t>/Local/</w:t>
+      </w:r>
+      <w:proofErr w:type="spellStart"/>
+      <w:r>
+        <w:t>QRev</w:t>
+      </w:r>
+      <w:proofErr w:type="spellEnd"/>
+    </w:p>
+    <w:p>
+      <w:pPr>
+        <w:pStyle w:val="ListParagraph"/>
+        <w:numPr>
+          <w:ilvl w:val="0"/>
+          <w:numId w:val="23"/>
+        </w:numPr>
+      </w:pPr>
+      <w:r>
+        <w:t xml:space="preserve">Added code to reset the close option from </w:t>
+      </w:r>
+      <w:proofErr w:type="spellStart"/>
+      <w:r>
+        <w:t>extrap</w:t>
+      </w:r>
+      <w:proofErr w:type="spellEnd"/>
+      <w:r>
+        <w:t xml:space="preserve"> to the main window when </w:t>
+      </w:r>
+      <w:proofErr w:type="spellStart"/>
+      <w:r>
+        <w:t>extrap</w:t>
+      </w:r>
+      <w:proofErr w:type="spellEnd"/>
+      <w:r>
+        <w:t xml:space="preserve"> is closed.</w:t>
+      </w:r>
+    </w:p>
+    <w:p>
+      <w:pPr>
+        <w:pStyle w:val="ListParagraph"/>
+        <w:numPr>
+          <w:ilvl w:val="0"/>
+          <w:numId w:val="23"/>
+        </w:numPr>
+      </w:pPr>
+      <w:r>
+        <w:t>Added code to compute the edge velocity using the full profile assuming a 1/6th power fit to estimate the unmeasured portions of the profile.</w:t>
+      </w:r>
+    </w:p>
+    <w:p>
+      <w:pPr>
+        <w:pStyle w:val="ListParagraph"/>
+        <w:numPr>
+          <w:ilvl w:val="0"/>
+          <w:numId w:val="23"/>
+        </w:numPr>
+      </w:pPr>
+      <w:r>
+        <w:t>Fixed bug associated with changing all moving-bed tests to manual.</w:t>
+      </w:r>
+    </w:p>
+    <w:p>
+      <w:pPr>
+        <w:pStyle w:val="ListParagraph"/>
+        <w:numPr>
+          <w:ilvl w:val="0"/>
+          <w:numId w:val="23"/>
+        </w:numPr>
+      </w:pPr>
+      <w:r>
+        <w:t>Added new message when moving-bed tests are selected manually.</w:t>
+      </w:r>
+    </w:p>
+    <w:p>
+      <w:pPr>
+        <w:pStyle w:val="ListParagraph"/>
+        <w:numPr>
+          <w:ilvl w:val="0"/>
+          <w:numId w:val="23"/>
+        </w:numPr>
+      </w:pPr>
+      <w:r>
+        <w:t>Fixed issue with moving-bed tests when data were collected in language other than English.</w:t>
+      </w:r>
+    </w:p>
+    <w:p>
+      <w:pPr>
+        <w:pStyle w:val="ListParagraph"/>
+        <w:numPr>
+          <w:ilvl w:val="0"/>
+          <w:numId w:val="23"/>
+        </w:numPr>
+      </w:pPr>
+      <w:r>
+        <w:t>Change version to 3.23</w:t>
+      </w:r>
+    </w:p>
+    <w:p>
+      <w:pPr>
+        <w:rPr>
+          <w:b/>
+          <w:bCs/>
+        </w:rPr>
+      </w:pPr>
+      <w:r>
+        <w:rPr>
+          <w:b/>
+          <w:bCs/>
+        </w:rPr>
+        <w:t xml:space="preserve">Changes in </w:t>
+      </w:r>
+      <w:proofErr w:type="spellStart"/>
+      <w:r>
+        <w:rPr>
+          <w:b/>
+          <w:bCs/>
+        </w:rPr>
+        <w:t>QRev</w:t>
+      </w:r>
+      <w:proofErr w:type="spellEnd"/>
+      <w:r>
+        <w:rPr>
+          <w:b/>
+          <w:bCs/>
+        </w:rPr>
+        <w:t xml:space="preserve"> from 3.12 to 3.21</w:t>
+      </w:r>
+    </w:p>
+    <w:p>
+      <w:pPr>
+        <w:pStyle w:val="ListParagraph"/>
+        <w:numPr>
+          <w:ilvl w:val="0"/>
+          <w:numId w:val="24"/>
+        </w:numPr>
+      </w:pPr>
+      <w:r>
+        <w:t>Update help to add pdf file which can be searched.</w:t>
+      </w:r>
+    </w:p>
+    <w:p>
+      <w:pPr>
+        <w:pStyle w:val="ListParagraph"/>
+        <w:numPr>
+          <w:ilvl w:val="0"/>
+          <w:numId w:val="24"/>
+        </w:numPr>
+      </w:pPr>
+      <w:r>
+        <w:t>Fixed bug when plotting multiple transects with magnetic data in the Compass/P/R window.</w:t>
+      </w:r>
+    </w:p>
+    <w:p>
+      <w:pPr>
+        <w:pStyle w:val="ListParagraph"/>
+        <w:numPr>
+          <w:ilvl w:val="0"/>
+          <w:numId w:val="24"/>
+        </w:numPr>
+      </w:pPr>
+      <w:r>
+        <w:t xml:space="preserve">Fixed bug with transect name display when some transects were not checked in GPS window. </w:t>
+      </w:r>
+    </w:p>
+    <w:p>
+      <w:pPr>
+        <w:pStyle w:val="ListParagraph"/>
+        <w:numPr>
+          <w:ilvl w:val="0"/>
+          <w:numId w:val="24"/>
+        </w:numPr>
+      </w:pPr>
+      <w:r>
+        <w:t>Fixed bug causing Use in main table to be shown in red when there were no errors.</w:t>
+      </w:r>
+    </w:p>
+    <w:p>
+      <w:pPr>
+        <w:pStyle w:val="ListParagraph"/>
+        <w:numPr>
+          <w:ilvl w:val="0"/>
+          <w:numId w:val="24"/>
+        </w:numPr>
+      </w:pPr>
+      <w:r>
+        <w:t>Fixed bug checking for invalid edge ensembles due to excluded distance.</w:t>
+      </w:r>
+    </w:p>
+    <w:p>
+      <w:pPr>
+        <w:pStyle w:val="ListParagraph"/>
+        <w:numPr>
+          <w:ilvl w:val="0"/>
+          <w:numId w:val="24"/>
+        </w:numPr>
+      </w:pPr>
+      <w:r>
+        <w:t>Fixed bug when using up arrow in Edge window.</w:t>
+      </w:r>
+    </w:p>
+    <w:p>
+      <w:pPr>
+        <w:pStyle w:val="ListParagraph"/>
+        <w:numPr>
+          <w:ilvl w:val="0"/>
+          <w:numId w:val="24"/>
+        </w:numPr>
+      </w:pPr>
+      <w:r>
+        <w:t>Fixed bug in xml output for change in speed of sound.</w:t>
+      </w:r>
+    </w:p>
+    <w:p>
+      <w:pPr>
+        <w:pStyle w:val="ListParagraph"/>
+        <w:numPr>
+          <w:ilvl w:val="0"/>
+          <w:numId w:val="24"/>
+        </w:numPr>
+      </w:pPr>
+      <w:r>
+        <w:lastRenderedPageBreak/>
+        <w:t>Fixed crash when loading transect with only 1 ensemble.</w:t>
+      </w:r>
+    </w:p>
+    <w:p>
+      <w:pPr>
+        <w:pStyle w:val="ListParagraph"/>
+        <w:numPr>
+          <w:ilvl w:val="0"/>
+          <w:numId w:val="24"/>
+        </w:numPr>
+      </w:pPr>
+      <w:r>
+        <w:t>Updated use of arrow keys in tables to avoid table and plots getting out of synch when arrow keys were pressed too quickly.</w:t>
+      </w:r>
+    </w:p>
+    <w:p>
+      <w:pPr>
+        <w:pStyle w:val="ListParagraph"/>
+        <w:numPr>
+          <w:ilvl w:val="0"/>
+          <w:numId w:val="24"/>
+        </w:numPr>
+      </w:pPr>
+      <w:r>
+        <w:t>Added point marker to vertical beam in depth plots.</w:t>
+      </w:r>
+    </w:p>
+    <w:p>
+      <w:pPr>
+        <w:pStyle w:val="ListParagraph"/>
+        <w:numPr>
+          <w:ilvl w:val="0"/>
+          <w:numId w:val="24"/>
+        </w:numPr>
+      </w:pPr>
+      <w:r>
+        <w:t>Modified code to make buttons inactive if no transects are checked.</w:t>
+      </w:r>
+    </w:p>
+    <w:p>
+      <w:pPr>
+        <w:pStyle w:val="ListParagraph"/>
+        <w:numPr>
+          <w:ilvl w:val="0"/>
+          <w:numId w:val="24"/>
+        </w:numPr>
+      </w:pPr>
+      <w:r>
+        <w:t>Added EDI interface for Equal Discharge Increment sampling</w:t>
+      </w:r>
+    </w:p>
+    <w:p>
+      <w:pPr>
+        <w:pStyle w:val="ListParagraph"/>
+        <w:numPr>
+          <w:ilvl w:val="0"/>
+          <w:numId w:val="24"/>
+        </w:numPr>
+      </w:pPr>
+      <w:r>
+        <w:t xml:space="preserve">In the </w:t>
+      </w:r>
+      <w:proofErr w:type="spellStart"/>
+      <w:r>
+        <w:t>extrap</w:t>
+      </w:r>
+      <w:proofErr w:type="spellEnd"/>
+      <w:r>
+        <w:t xml:space="preserve"> window, added message to user that they need to set Fit to manual if </w:t>
+      </w:r>
+      <w:proofErr w:type="spellStart"/>
+      <w:r>
+        <w:t>the</w:t>
+      </w:r>
+      <w:proofErr w:type="spellEnd"/>
+      <w:r>
+        <w:t xml:space="preserve"> want to use an automatically </w:t>
+      </w:r>
+      <w:proofErr w:type="spellStart"/>
+      <w:r>
+        <w:t>opitimized</w:t>
+      </w:r>
+      <w:proofErr w:type="spellEnd"/>
+      <w:r>
         <w:t xml:space="preserve"> </w:t>
       </w:r>
-      <w:r>
-        <w:rPr>
-          <w:b/>
-          <w:bCs/>
-        </w:rPr>
-        <w:t xml:space="preserve">4.23 to </w:t>
-      </w:r>
-      <w:proofErr w:type="spellStart"/>
-      <w:r>
-        <w:rPr>
-          <w:b/>
-          <w:bCs/>
-        </w:rPr>
-        <w:t>QRevInt</w:t>
-      </w:r>
-      <w:proofErr w:type="spellEnd"/>
-      <w:r>
-        <w:rPr>
-          <w:b/>
-          <w:bCs/>
-        </w:rPr>
-        <w:t xml:space="preserve"> </w:t>
-      </w:r>
-      <w:r>
-        <w:rPr>
-          <w:b/>
-          <w:bCs/>
-        </w:rPr>
-        <w:t>4.26</w:t>
-      </w:r>
-      <w:r>
-        <w:rPr>
-          <w:b/>
-          <w:bCs/>
-        </w:rPr>
-        <w:t xml:space="preserve"> Beta</w:t>
-      </w:r>
-    </w:p>
-    <w:p>
-      <w:pPr>
-        <w:pStyle w:val="ListParagraph"/>
-        <w:numPr>
-          <w:ilvl w:val="0"/>
-          <w:numId w:val="39"/>
-        </w:numPr>
-      </w:pPr>
-      <w:r>
-        <w:t xml:space="preserve">Due to development conducted outside the USGS the name was changed to </w:t>
-      </w:r>
-      <w:proofErr w:type="spellStart"/>
-      <w:r>
-        <w:t>QRevInt</w:t>
-      </w:r>
-      <w:proofErr w:type="spellEnd"/>
-      <w:r>
-        <w:t>, so as to represent the international support and development.</w:t>
-      </w:r>
-    </w:p>
-    <w:p>
-      <w:pPr>
-        <w:pStyle w:val="ListParagraph"/>
-        <w:numPr>
-          <w:ilvl w:val="0"/>
-          <w:numId w:val="39"/>
-        </w:numPr>
-      </w:pPr>
-      <w:r>
-        <w:t xml:space="preserve">Change icon to blue to distinguish from USGS version of </w:t>
-      </w:r>
-      <w:proofErr w:type="spellStart"/>
-      <w:r>
+      <w:proofErr w:type="gramStart"/>
+      <w:r>
+        <w:t>fit</w:t>
+      </w:r>
+      <w:proofErr w:type="gramEnd"/>
+      <w:r>
+        <w:t xml:space="preserve"> but they have change the threshold, subsection, or data type.</w:t>
+      </w:r>
+    </w:p>
+    <w:p>
+      <w:pPr>
+        <w:rPr>
+          <w:b/>
+          <w:bCs/>
+        </w:rPr>
+      </w:pPr>
+      <w:r>
+        <w:rPr>
+          <w:b/>
+          <w:bCs/>
+        </w:rPr>
+        <w:t xml:space="preserve">Changes in </w:t>
+      </w:r>
+      <w:proofErr w:type="spellStart"/>
+      <w:r>
+        <w:rPr>
+          <w:b/>
+          <w:bCs/>
+        </w:rPr>
         <w:t>QRev</w:t>
       </w:r>
       <w:proofErr w:type="spellEnd"/>
-    </w:p>
-    <w:p>
-      <w:pPr>
-        <w:pStyle w:val="ListParagraph"/>
-        <w:numPr>
-          <w:ilvl w:val="0"/>
-          <w:numId w:val="39"/>
-        </w:numPr>
-      </w:pPr>
-      <w:r>
-        <w:t>Fixed bug in EDI associated with GPS data.</w:t>
-      </w:r>
-    </w:p>
-    <w:p>
-      <w:pPr>
-        <w:pStyle w:val="ListParagraph"/>
-        <w:numPr>
-          <w:ilvl w:val="0"/>
-          <w:numId w:val="39"/>
-        </w:numPr>
-      </w:pPr>
-      <w:r>
-        <w:t>Technical manual update to include explanation of computing discharge in shallow water and corrected table 10.</w:t>
-      </w:r>
-    </w:p>
-    <w:p>
-      <w:pPr>
-        <w:pStyle w:val="ListParagraph"/>
-        <w:numPr>
-          <w:ilvl w:val="0"/>
-          <w:numId w:val="39"/>
-        </w:numPr>
-      </w:pPr>
-      <w:r>
-        <w:t>Fixed bug in applying weighted medians when switching from automatic to manual data type</w:t>
-      </w:r>
-    </w:p>
-    <w:p>
-      <w:pPr>
-        <w:pStyle w:val="ListParagraph"/>
-        <w:numPr>
-          <w:ilvl w:val="0"/>
-          <w:numId w:val="39"/>
-        </w:numPr>
-      </w:pPr>
-      <w:r>
-        <w:t xml:space="preserve">Modified </w:t>
-      </w:r>
-      <w:proofErr w:type="spellStart"/>
-      <w:r>
-        <w:t>extrap</w:t>
-      </w:r>
-      <w:proofErr w:type="spellEnd"/>
-      <w:r>
-        <w:t xml:space="preserve"> subsection so that </w:t>
-      </w:r>
-      <w:proofErr w:type="spellStart"/>
-      <w:r>
-        <w:t>subsectioning</w:t>
-      </w:r>
-      <w:proofErr w:type="spellEnd"/>
-      <w:r>
-        <w:t xml:space="preserve"> always works from left to right</w:t>
-      </w:r>
-    </w:p>
-    <w:p>
-      <w:pPr>
-        <w:pStyle w:val="ListParagraph"/>
-        <w:numPr>
-          <w:ilvl w:val="0"/>
-          <w:numId w:val="39"/>
-        </w:numPr>
-      </w:pPr>
-      <w:r>
-        <w:t xml:space="preserve">Removed depth from </w:t>
-      </w:r>
-      <w:proofErr w:type="spellStart"/>
-      <w:r>
-        <w:t>Oursin</w:t>
-      </w:r>
-      <w:proofErr w:type="spellEnd"/>
-      <w:r>
-        <w:t xml:space="preserve"> measured discharge uncertainty</w:t>
-      </w:r>
-    </w:p>
-    <w:p>
-      <w:pPr>
-        <w:pStyle w:val="ListParagraph"/>
-        <w:numPr>
-          <w:ilvl w:val="0"/>
-          <w:numId w:val="39"/>
-        </w:numPr>
-      </w:pPr>
-      <w:r>
-        <w:t>Added start date and delta Q to summary table</w:t>
-      </w:r>
-    </w:p>
-    <w:p>
-      <w:pPr>
-        <w:pStyle w:val="ListParagraph"/>
-        <w:numPr>
-          <w:ilvl w:val="0"/>
-          <w:numId w:val="39"/>
-        </w:numPr>
-      </w:pPr>
-      <w:r>
-        <w:t xml:space="preserve">Modified documentation reflect change to </w:t>
-      </w:r>
-      <w:proofErr w:type="spellStart"/>
-      <w:r>
-        <w:t>QRevInt</w:t>
-      </w:r>
-      <w:proofErr w:type="spellEnd"/>
-    </w:p>
-    <w:p>
-      <w:r>
-        <w:rPr>
-          <w:b/>
-          <w:bCs/>
-        </w:rPr>
-        <w:t>Changes 4.23 to 4.24</w:t>
-      </w:r>
-    </w:p>
-    <w:p>
-      <w:pPr>
-        <w:pStyle w:val="ListParagraph"/>
-        <w:numPr>
-          <w:ilvl w:val="0"/>
-          <w:numId w:val="37"/>
-        </w:numPr>
-      </w:pPr>
-      <w:r>
-        <w:t>Added user option to prompt for rating on save</w:t>
-      </w:r>
-    </w:p>
-    <w:p>
-      <w:pPr>
-        <w:pStyle w:val="ListParagraph"/>
-        <w:numPr>
-          <w:ilvl w:val="0"/>
-          <w:numId w:val="37"/>
-        </w:numPr>
-      </w:pPr>
-      <w:r>
-        <w:t>Added user option to compute extrapolation fit using discharge weighted medians</w:t>
-      </w:r>
-    </w:p>
-    <w:p>
-      <w:pPr>
-        <w:pStyle w:val="ListParagraph"/>
-        <w:numPr>
-          <w:ilvl w:val="0"/>
-          <w:numId w:val="37"/>
-        </w:numPr>
-      </w:pPr>
-      <w:r>
-        <w:t>Total measurement discharge will ignore any transect with a discharge that could not be computed</w:t>
-      </w:r>
-    </w:p>
-    <w:p>
-      <w:pPr>
-        <w:pStyle w:val="ListParagraph"/>
-        <w:numPr>
-          <w:ilvl w:val="0"/>
-          <w:numId w:val="37"/>
-        </w:numPr>
-      </w:pPr>
-      <w:r>
-        <w:t xml:space="preserve">Fixed bug reading some old </w:t>
-      </w:r>
-      <w:proofErr w:type="spellStart"/>
-      <w:r>
-        <w:t>QRev.mat</w:t>
-      </w:r>
-      <w:proofErr w:type="spellEnd"/>
-      <w:r>
-        <w:t xml:space="preserve"> files associated with new rating feature</w:t>
-      </w:r>
-    </w:p>
-    <w:p>
-      <w:pPr>
-        <w:rPr>
-          <w:b/>
-          <w:bCs/>
-        </w:rPr>
-      </w:pPr>
-      <w:r>
-        <w:rPr>
-          <w:b/>
-          <w:bCs/>
-        </w:rPr>
-        <w:t>Changes 4.21 to 4.23</w:t>
-      </w:r>
-    </w:p>
-    <w:p>
-      <w:pPr>
-        <w:pStyle w:val="ListParagraph"/>
-        <w:numPr>
-          <w:ilvl w:val="0"/>
-          <w:numId w:val="37"/>
-        </w:numPr>
-      </w:pPr>
-      <w:r>
-        <w:t>New TRDI raw data reader that is 3+ times faster</w:t>
-      </w:r>
-    </w:p>
-    <w:p>
-      <w:pPr>
-        <w:pStyle w:val="ListParagraph"/>
-        <w:numPr>
-          <w:ilvl w:val="0"/>
-          <w:numId w:val="37"/>
-        </w:numPr>
-      </w:pPr>
-      <w:r>
-        <w:t xml:space="preserve">Fixed issue with depth reference drop down </w:t>
-      </w:r>
-      <w:r>
-        <w:t xml:space="preserve">menu </w:t>
-      </w:r>
-      <w:r>
-        <w:t>when depth sounder data were collected</w:t>
-      </w:r>
-    </w:p>
-    <w:p>
-      <w:pPr>
-        <w:pStyle w:val="ListParagraph"/>
-        <w:numPr>
-          <w:ilvl w:val="0"/>
-          <w:numId w:val="37"/>
-        </w:numPr>
-      </w:pPr>
-      <w:r>
-        <w:t>Fixed issue so that GPS references that aren’t available cannot be selected</w:t>
-      </w:r>
-    </w:p>
-    <w:p>
-      <w:pPr>
-        <w:pStyle w:val="ListParagraph"/>
-        <w:numPr>
-          <w:ilvl w:val="0"/>
-          <w:numId w:val="37"/>
-        </w:numPr>
-      </w:pPr>
-      <w:r>
-        <w:t>Fixed several issues with new GPS-BT tab and GPS usage for moving-bed test</w:t>
-      </w:r>
-    </w:p>
-    <w:p>
-      <w:pPr>
-        <w:pStyle w:val="ListParagraph"/>
-        <w:numPr>
-          <w:ilvl w:val="0"/>
-          <w:numId w:val="37"/>
-        </w:numPr>
-      </w:pPr>
-      <w:r>
-        <w:lastRenderedPageBreak/>
-        <w:t>Fixed bugs in heading interpolation</w:t>
-      </w:r>
-    </w:p>
-    <w:p>
-      <w:pPr>
-        <w:pStyle w:val="ListParagraph"/>
-        <w:numPr>
-          <w:ilvl w:val="0"/>
-          <w:numId w:val="37"/>
-        </w:numPr>
-      </w:pPr>
-      <w:r>
-        <w:t>Fixed bug reading *_</w:t>
-      </w:r>
-      <w:proofErr w:type="spellStart"/>
-      <w:r>
-        <w:t>QRev.mat</w:t>
-      </w:r>
-      <w:proofErr w:type="spellEnd"/>
-      <w:r>
-        <w:t xml:space="preserve"> having only 1 transect</w:t>
-      </w:r>
-    </w:p>
-    <w:p>
-      <w:pPr>
-        <w:pStyle w:val="ListParagraph"/>
-        <w:numPr>
-          <w:ilvl w:val="0"/>
-          <w:numId w:val="37"/>
-        </w:numPr>
-      </w:pPr>
-      <w:r>
-        <w:t>Fixed bug when loading measurement with no transects selected</w:t>
-      </w:r>
-    </w:p>
-    <w:p>
-      <w:pPr>
-        <w:pStyle w:val="ListParagraph"/>
-        <w:numPr>
-          <w:ilvl w:val="0"/>
-          <w:numId w:val="37"/>
-        </w:numPr>
-      </w:pPr>
-      <w:r>
-        <w:t xml:space="preserve">Fixed issue </w:t>
-      </w:r>
-      <w:r>
-        <w:t>that could occur when processing moving-bed tests loaded from *_</w:t>
-      </w:r>
-      <w:proofErr w:type="spellStart"/>
-      <w:r>
-        <w:t>QRev.mat</w:t>
-      </w:r>
-      <w:proofErr w:type="spellEnd"/>
-    </w:p>
-    <w:p>
-      <w:pPr>
-        <w:rPr>
-          <w:b/>
-          <w:bCs/>
-        </w:rPr>
-      </w:pPr>
-      <w:r>
-        <w:rPr>
-          <w:b/>
-          <w:bCs/>
-        </w:rPr>
-        <w:t>Changes 4.16 to 4.</w:t>
-      </w:r>
-      <w:r>
-        <w:rPr>
-          <w:b/>
-          <w:bCs/>
-        </w:rPr>
-        <w:t>2</w:t>
-      </w:r>
-      <w:r>
-        <w:rPr>
-          <w:b/>
-          <w:bCs/>
-        </w:rPr>
-        <w:t>1</w:t>
-      </w:r>
-    </w:p>
-    <w:p>
-      <w:pPr>
-        <w:pStyle w:val="ListParagraph"/>
-        <w:numPr>
-          <w:ilvl w:val="0"/>
-          <w:numId w:val="35"/>
-        </w:numPr>
-      </w:pPr>
-      <w:r>
-        <w:t>Added code to identify and notify of user changes to original values</w:t>
-      </w:r>
-    </w:p>
-    <w:p>
-      <w:pPr>
-        <w:pStyle w:val="ListParagraph"/>
-        <w:numPr>
-          <w:ilvl w:val="0"/>
-          <w:numId w:val="35"/>
-        </w:numPr>
-      </w:pPr>
-      <w:r>
-        <w:t>Added ability to use GPS as a reference for moving-bed tests</w:t>
-      </w:r>
-    </w:p>
-    <w:p>
-      <w:pPr>
-        <w:pStyle w:val="ListParagraph"/>
-        <w:numPr>
-          <w:ilvl w:val="0"/>
-          <w:numId w:val="35"/>
-        </w:numPr>
-      </w:pPr>
-      <w:r>
-        <w:t xml:space="preserve">Applying </w:t>
-      </w:r>
-      <w:proofErr w:type="spellStart"/>
-      <w:r>
-        <w:t>magvar</w:t>
-      </w:r>
-      <w:proofErr w:type="spellEnd"/>
-      <w:r>
-        <w:t xml:space="preserve"> or heading offset or heading source changes to all transects applies them to moving-bed test also</w:t>
-      </w:r>
-    </w:p>
-    <w:p>
-      <w:pPr>
-        <w:pStyle w:val="ListParagraph"/>
-        <w:numPr>
-          <w:ilvl w:val="0"/>
-          <w:numId w:val="35"/>
-        </w:numPr>
-      </w:pPr>
-      <w:r>
-        <w:t>Moving-bed test flow speed now corrected for moving-bed velocity</w:t>
-      </w:r>
-    </w:p>
-    <w:p>
-      <w:pPr>
-        <w:pStyle w:val="ListParagraph"/>
-        <w:numPr>
-          <w:ilvl w:val="0"/>
-          <w:numId w:val="35"/>
-        </w:numPr>
-      </w:pPr>
-      <w:r>
-        <w:t>Added automatic checking of GPS lag</w:t>
-      </w:r>
-    </w:p>
-    <w:p>
-      <w:pPr>
-        <w:pStyle w:val="ListParagraph"/>
-        <w:numPr>
-          <w:ilvl w:val="0"/>
-          <w:numId w:val="35"/>
-        </w:numPr>
-      </w:pPr>
-      <w:r>
-        <w:t>Added GPS – BT comparison tab to GPS Tab</w:t>
-      </w:r>
-    </w:p>
-    <w:p>
-      <w:pPr>
-        <w:pStyle w:val="ListParagraph"/>
-        <w:numPr>
-          <w:ilvl w:val="0"/>
-          <w:numId w:val="35"/>
-        </w:numPr>
-      </w:pPr>
-      <w:r>
-        <w:t>Fixed issue with applying the correct moving-bed test when multiple tests are available</w:t>
-      </w:r>
-    </w:p>
-    <w:p>
-      <w:pPr>
-        <w:pStyle w:val="ListParagraph"/>
-        <w:numPr>
-          <w:ilvl w:val="0"/>
-          <w:numId w:val="35"/>
-        </w:numPr>
-      </w:pPr>
-      <w:r>
-        <w:t xml:space="preserve">Modifications to allow </w:t>
-      </w:r>
-      <w:proofErr w:type="spellStart"/>
-      <w:r>
-        <w:t>QRev</w:t>
-      </w:r>
-      <w:proofErr w:type="spellEnd"/>
-      <w:r>
-        <w:t xml:space="preserve"> to work with Rowe and Nortek ADCPs.</w:t>
-      </w:r>
-    </w:p>
-    <w:p>
-      <w:pPr>
-        <w:pStyle w:val="ListParagraph"/>
-        <w:numPr>
-          <w:ilvl w:val="0"/>
-          <w:numId w:val="35"/>
-        </w:numPr>
-      </w:pPr>
-      <w:r>
-        <w:t xml:space="preserve">Added support for user edge discharge for </w:t>
-      </w:r>
-      <w:proofErr w:type="spellStart"/>
-      <w:r>
-        <w:t>WinRiver</w:t>
-      </w:r>
-      <w:proofErr w:type="spellEnd"/>
-      <w:r>
-        <w:t xml:space="preserve"> II 2.22</w:t>
-      </w:r>
-    </w:p>
-    <w:p>
-      <w:pPr>
-        <w:pStyle w:val="ListParagraph"/>
-        <w:numPr>
-          <w:ilvl w:val="0"/>
-          <w:numId w:val="35"/>
-        </w:numPr>
-      </w:pPr>
-      <w:r>
-        <w:t xml:space="preserve">“.mat” is always appended as suffix to saved </w:t>
-      </w:r>
-      <w:proofErr w:type="spellStart"/>
-      <w:r>
-        <w:t>QRev</w:t>
-      </w:r>
-      <w:proofErr w:type="spellEnd"/>
-      <w:r>
-        <w:t xml:space="preserve"> file</w:t>
-      </w:r>
-    </w:p>
-    <w:p>
-      <w:pPr>
-        <w:pStyle w:val="ListParagraph"/>
-        <w:numPr>
-          <w:ilvl w:val="0"/>
-          <w:numId w:val="35"/>
-        </w:numPr>
-      </w:pPr>
-      <w:r>
-        <w:t xml:space="preserve">Manual threshold for </w:t>
-      </w:r>
-      <w:proofErr w:type="spellStart"/>
-      <w:r>
-        <w:t>wt</w:t>
-      </w:r>
-      <w:proofErr w:type="spellEnd"/>
-      <w:r>
-        <w:t xml:space="preserve"> and </w:t>
-      </w:r>
-      <w:proofErr w:type="spellStart"/>
-      <w:r>
-        <w:t>bt</w:t>
-      </w:r>
-      <w:proofErr w:type="spellEnd"/>
-      <w:r>
-        <w:t xml:space="preserve"> saved and displayed when opening *_</w:t>
-      </w:r>
-      <w:proofErr w:type="spellStart"/>
-      <w:r>
-        <w:t>QRev.mat</w:t>
-      </w:r>
-      <w:proofErr w:type="spellEnd"/>
-    </w:p>
-    <w:p>
-      <w:pPr>
-        <w:pStyle w:val="ListParagraph"/>
-        <w:numPr>
-          <w:ilvl w:val="0"/>
-          <w:numId w:val="35"/>
-        </w:numPr>
-      </w:pPr>
-      <w:r>
-        <w:t>Modified code to use 1</w:t>
-      </w:r>
-      <w:r>
-        <w:rPr>
-          <w:vertAlign w:val="superscript"/>
-        </w:rPr>
-        <w:t>st</w:t>
-      </w:r>
-      <w:r>
-        <w:t xml:space="preserve"> checked transect rather than 1</w:t>
-      </w:r>
-      <w:r>
-        <w:rPr>
-          <w:vertAlign w:val="superscript"/>
-        </w:rPr>
-        <w:t>st</w:t>
-      </w:r>
-      <w:r>
-        <w:t xml:space="preserve"> transect for general settings</w:t>
-      </w:r>
-    </w:p>
-    <w:p>
-      <w:pPr>
-        <w:pStyle w:val="ListParagraph"/>
-        <w:numPr>
-          <w:ilvl w:val="0"/>
-          <w:numId w:val="35"/>
-        </w:numPr>
-      </w:pPr>
-      <w:r>
-        <w:t>Modified code to accept measurements with inconsistent availability of GPS data types</w:t>
-      </w:r>
-    </w:p>
-    <w:p>
-      <w:pPr>
-        <w:pStyle w:val="ListParagraph"/>
-        <w:numPr>
-          <w:ilvl w:val="0"/>
-          <w:numId w:val="35"/>
-        </w:numPr>
-      </w:pPr>
-      <w:r>
-        <w:t>Fixed issue loading data with no valid bottom track</w:t>
-      </w:r>
-    </w:p>
-    <w:p>
-      <w:pPr>
-        <w:pStyle w:val="ListParagraph"/>
-        <w:numPr>
-          <w:ilvl w:val="0"/>
-          <w:numId w:val="35"/>
-        </w:numPr>
-      </w:pPr>
-      <w:r>
-        <w:t xml:space="preserve">Added notification when </w:t>
-      </w:r>
-      <w:proofErr w:type="spellStart"/>
-      <w:r>
-        <w:t>SonTek</w:t>
-      </w:r>
-      <w:proofErr w:type="spellEnd"/>
-      <w:r>
-        <w:t xml:space="preserve"> data is loaded with other than Earth coordinates</w:t>
-      </w:r>
-    </w:p>
-    <w:p>
-      <w:pPr>
-        <w:pStyle w:val="ListParagraph"/>
-        <w:numPr>
-          <w:ilvl w:val="0"/>
-          <w:numId w:val="35"/>
-        </w:numPr>
-      </w:pPr>
-      <w:r>
-        <w:t>Fixed issue with selecting transects in EDI if some transects were not checked</w:t>
-      </w:r>
-    </w:p>
-    <w:p>
-      <w:pPr>
-        <w:pStyle w:val="ListParagraph"/>
-        <w:numPr>
-          <w:ilvl w:val="0"/>
-          <w:numId w:val="35"/>
-        </w:numPr>
-      </w:pPr>
-      <w:r>
-        <w:t>Fixed issue in EDI if no GPS data are available</w:t>
-      </w:r>
-    </w:p>
-    <w:p>
-      <w:pPr>
-        <w:pStyle w:val="ListParagraph"/>
-        <w:numPr>
-          <w:ilvl w:val="0"/>
-          <w:numId w:val="35"/>
-        </w:numPr>
-      </w:pPr>
-      <w:r>
-        <w:t>Fixed QA check for missing samples</w:t>
-      </w:r>
-    </w:p>
-    <w:p>
-      <w:pPr>
-        <w:pStyle w:val="ListParagraph"/>
-        <w:numPr>
-          <w:ilvl w:val="0"/>
-          <w:numId w:val="35"/>
-        </w:numPr>
-      </w:pPr>
-      <w:r>
-        <w:t>Fixed issue with invalid stationary moving-bed tests used for correction</w:t>
-      </w:r>
-    </w:p>
-    <w:p>
-      <w:pPr>
-        <w:rPr>
-          <w:b/>
-          <w:bCs/>
-        </w:rPr>
-      </w:pPr>
-    </w:p>
-    <w:p>
-      <w:r>
-        <w:rPr>
-          <w:b/>
-          <w:bCs/>
-        </w:rPr>
-        <w:t>Changes 4</w:t>
-      </w:r>
-      <w:r>
-        <w:rPr>
-          <w:b/>
-          <w:bCs/>
-        </w:rPr>
-        <w:t>.</w:t>
-      </w:r>
-      <w:r>
-        <w:rPr>
-          <w:b/>
-          <w:bCs/>
-        </w:rPr>
-        <w:t>15 to 4</w:t>
-      </w:r>
-      <w:r>
-        <w:rPr>
-          <w:b/>
-          <w:bCs/>
-        </w:rPr>
-        <w:t>.</w:t>
-      </w:r>
-      <w:r>
-        <w:rPr>
-          <w:b/>
-          <w:bCs/>
-        </w:rPr>
-        <w:t>16</w:t>
-      </w:r>
-    </w:p>
-    <w:p>
-      <w:pPr>
-        <w:pStyle w:val="ListParagraph"/>
-        <w:numPr>
-          <w:ilvl w:val="0"/>
-          <w:numId w:val="33"/>
-        </w:numPr>
-      </w:pPr>
-      <w:r>
-        <w:t>Fixed incomplete system test for TRDI causing crash when saving</w:t>
-      </w:r>
-    </w:p>
-    <w:p>
-      <w:pPr>
-        <w:pStyle w:val="ListParagraph"/>
-        <w:numPr>
-          <w:ilvl w:val="0"/>
-          <w:numId w:val="33"/>
-        </w:numPr>
-      </w:pPr>
-      <w:r>
-        <w:t>Fixed issue with PT3 test status not displayed properly</w:t>
-      </w:r>
-    </w:p>
-    <w:p>
-      <w:pPr>
-        <w:pStyle w:val="ListParagraph"/>
-        <w:numPr>
-          <w:ilvl w:val="0"/>
-          <w:numId w:val="33"/>
-        </w:numPr>
-      </w:pPr>
-      <w:r>
-        <w:t>Fixed issue with VTG low speed message</w:t>
-      </w:r>
-    </w:p>
-    <w:p>
-      <w:pPr>
-        <w:pStyle w:val="ListParagraph"/>
-        <w:numPr>
-          <w:ilvl w:val="0"/>
-          <w:numId w:val="33"/>
-        </w:numPr>
-      </w:pPr>
-      <w:r>
-        <w:t>Fixed issue with VTG and composite tracks on causing switch to GGA</w:t>
-      </w:r>
-    </w:p>
-    <w:p>
-      <w:pPr>
-        <w:pStyle w:val="ListParagraph"/>
-        <w:numPr>
-          <w:ilvl w:val="0"/>
-          <w:numId w:val="33"/>
-        </w:numPr>
-      </w:pPr>
-      <w:r>
-        <w:t>Fixed issues with the edges tab</w:t>
-      </w:r>
-      <w:r>
-        <w:t>: no valid GPS, 0 or 1 ensembles selected, etc.</w:t>
-      </w:r>
-    </w:p>
-    <w:p>
-      <w:pPr>
-        <w:pStyle w:val="ListParagraph"/>
-        <w:numPr>
-          <w:ilvl w:val="0"/>
-          <w:numId w:val="33"/>
-        </w:numPr>
-      </w:pPr>
-      <w:r>
-        <w:t>Fixed issues with tab text color not updating properly</w:t>
-      </w:r>
-    </w:p>
-    <w:p>
-      <w:pPr>
-        <w:pStyle w:val="ListParagraph"/>
-        <w:numPr>
-          <w:ilvl w:val="0"/>
-          <w:numId w:val="33"/>
-        </w:numPr>
-      </w:pPr>
-      <w:r>
-        <w:t>Updated user’s manual to indicate that 4-beam composite is the default if vertical beam or depth sounder data are available.</w:t>
-      </w:r>
-    </w:p>
-    <w:p>
-      <w:pPr>
-        <w:pStyle w:val="ListParagraph"/>
-        <w:numPr>
-          <w:ilvl w:val="0"/>
-          <w:numId w:val="33"/>
-        </w:numPr>
-      </w:pPr>
-      <w:r>
-        <w:t>Several issues with the interaction with RIVRS were fixed</w:t>
-      </w:r>
-    </w:p>
-    <w:p>
-      <w:pPr>
-        <w:pStyle w:val="ListParagraph"/>
-        <w:numPr>
-          <w:ilvl w:val="0"/>
-          <w:numId w:val="33"/>
-        </w:numPr>
-      </w:pPr>
-      <w:r>
-        <w:t>Fixed inconsistent behavior of the up/down arrows</w:t>
-      </w:r>
-    </w:p>
-    <w:p>
-      <w:pPr>
-        <w:pStyle w:val="ListParagraph"/>
-        <w:numPr>
-          <w:ilvl w:val="0"/>
-          <w:numId w:val="33"/>
-        </w:numPr>
-      </w:pPr>
-      <w:r>
-        <w:t>Improved speed of transect change using up/down arrows</w:t>
-      </w:r>
-    </w:p>
-    <w:p>
-      <w:pPr>
-        <w:pStyle w:val="ListParagraph"/>
-        <w:numPr>
-          <w:ilvl w:val="0"/>
-          <w:numId w:val="33"/>
-        </w:numPr>
-      </w:pPr>
-      <w:r>
-        <w:t>Fixed issue with files saving in previously used folder</w:t>
-      </w:r>
-    </w:p>
-    <w:p>
-      <w:pPr>
-        <w:pStyle w:val="ListParagraph"/>
-        <w:numPr>
-          <w:ilvl w:val="0"/>
-          <w:numId w:val="33"/>
-        </w:numPr>
-      </w:pPr>
-      <w:r>
-        <w:t>Modified code for compatibility with Nortek Signature 1000</w:t>
-      </w:r>
-    </w:p>
-    <w:p>
-      <w:pPr>
-        <w:rPr>
-          <w:b/>
-          <w:bCs/>
-        </w:rPr>
-      </w:pPr>
-      <w:r>
-        <w:rPr>
-          <w:b/>
-          <w:bCs/>
-        </w:rPr>
-        <w:t>Changes 4.14 to 4.15</w:t>
-      </w:r>
-    </w:p>
-    <w:p>
-      <w:pPr>
-        <w:pStyle w:val="ListParagraph"/>
-        <w:numPr>
-          <w:ilvl w:val="0"/>
-          <w:numId w:val="32"/>
-        </w:numPr>
-      </w:pPr>
-      <w:r>
-        <w:lastRenderedPageBreak/>
-        <w:t xml:space="preserve">Fixed issue with </w:t>
-      </w:r>
-      <w:proofErr w:type="spellStart"/>
-      <w:r>
-        <w:t>shiptrack</w:t>
-      </w:r>
-      <w:proofErr w:type="spellEnd"/>
-      <w:r>
-        <w:t xml:space="preserve"> when all GPS data are invalid</w:t>
-      </w:r>
-    </w:p>
-    <w:p>
-      <w:pPr>
-        <w:pStyle w:val="ListParagraph"/>
-        <w:numPr>
-          <w:ilvl w:val="0"/>
-          <w:numId w:val="32"/>
-        </w:numPr>
-      </w:pPr>
-      <w:r>
-        <w:t>Fixed bug when applying stationary moving-bed correction</w:t>
-      </w:r>
-    </w:p>
-    <w:p>
-      <w:pPr>
-        <w:rPr>
-          <w:b/>
-          <w:bCs/>
-        </w:rPr>
-      </w:pPr>
-      <w:r>
-        <w:rPr>
-          <w:b/>
-          <w:bCs/>
-        </w:rPr>
-        <w:t>Changes 4.13 to 4.14</w:t>
-      </w:r>
-    </w:p>
-    <w:p>
-      <w:pPr>
-        <w:pStyle w:val="ListParagraph"/>
-        <w:numPr>
-          <w:ilvl w:val="0"/>
-          <w:numId w:val="31"/>
-        </w:numPr>
-      </w:pPr>
-      <w:r>
-        <w:t>Fixed issue with applying a loop test when preceded by a stationary test.</w:t>
-      </w:r>
-    </w:p>
-    <w:p>
-      <w:pPr>
-        <w:pStyle w:val="ListParagraph"/>
-        <w:numPr>
-          <w:ilvl w:val="0"/>
-          <w:numId w:val="31"/>
-        </w:numPr>
-      </w:pPr>
-      <w:r>
-        <w:t>Fixed issue with current settings when measurement has mixture of GPS and no GPS</w:t>
-      </w:r>
-    </w:p>
-    <w:p>
-      <w:pPr>
-        <w:rPr>
-          <w:b/>
-          <w:bCs/>
-        </w:rPr>
-      </w:pPr>
-      <w:r>
-        <w:rPr>
-          <w:b/>
-          <w:bCs/>
-        </w:rPr>
-        <w:t>Changes 3.43 to 4.1</w:t>
-      </w:r>
-      <w:r>
-        <w:rPr>
-          <w:b/>
-          <w:bCs/>
-        </w:rPr>
-        <w:t>3</w:t>
-      </w:r>
-    </w:p>
-    <w:p>
-      <w:pPr>
-        <w:pStyle w:val="ListParagraph"/>
-        <w:numPr>
-          <w:ilvl w:val="0"/>
-          <w:numId w:val="29"/>
-        </w:numPr>
-      </w:pPr>
-      <w:r>
-        <w:t xml:space="preserve">Ported code from </w:t>
-      </w:r>
-      <w:proofErr w:type="spellStart"/>
-      <w:r>
-        <w:t>Matlab</w:t>
-      </w:r>
-      <w:proofErr w:type="spellEnd"/>
-      <w:r>
-        <w:t xml:space="preserve"> to Python</w:t>
-      </w:r>
-    </w:p>
-    <w:p>
-      <w:pPr>
-        <w:pStyle w:val="ListParagraph"/>
-        <w:numPr>
-          <w:ilvl w:val="0"/>
-          <w:numId w:val="29"/>
-        </w:numPr>
-      </w:pPr>
-      <w:r>
-        <w:t xml:space="preserve">User interface redesigned using </w:t>
-      </w:r>
-      <w:proofErr w:type="spellStart"/>
-      <w:r>
-        <w:t>PyQt</w:t>
-      </w:r>
-      <w:proofErr w:type="spellEnd"/>
-    </w:p>
-    <w:p>
-      <w:pPr>
-        <w:pStyle w:val="ListParagraph"/>
-        <w:numPr>
-          <w:ilvl w:val="0"/>
-          <w:numId w:val="29"/>
-        </w:numPr>
-      </w:pPr>
-      <w:r>
-        <w:t xml:space="preserve">Main summary page includes contour, </w:t>
-      </w:r>
-      <w:proofErr w:type="spellStart"/>
-      <w:r>
-        <w:t>shiptrack</w:t>
-      </w:r>
-      <w:proofErr w:type="spellEnd"/>
-      <w:r>
-        <w:t>, and discharge time series graphics</w:t>
-      </w:r>
-    </w:p>
-    <w:p>
-      <w:pPr>
-        <w:pStyle w:val="ListParagraph"/>
-        <w:numPr>
-          <w:ilvl w:val="0"/>
-          <w:numId w:val="29"/>
-        </w:numPr>
-      </w:pPr>
-      <w:r>
-        <w:t>Ability to change navigation reference through the toolbar</w:t>
-      </w:r>
-    </w:p>
-    <w:p>
-      <w:pPr>
-        <w:pStyle w:val="ListParagraph"/>
-        <w:numPr>
-          <w:ilvl w:val="0"/>
-          <w:numId w:val="29"/>
-        </w:numPr>
-      </w:pPr>
-      <w:r>
-        <w:t>Ability to turn on or off composite tracks through the toolbar</w:t>
-      </w:r>
-    </w:p>
-    <w:p>
-      <w:pPr>
-        <w:pStyle w:val="ListParagraph"/>
-        <w:numPr>
-          <w:ilvl w:val="0"/>
-          <w:numId w:val="29"/>
-        </w:numPr>
-      </w:pPr>
-      <w:r>
-        <w:t>Changes to default settings are highlighted</w:t>
-      </w:r>
-    </w:p>
-    <w:p>
-      <w:pPr>
-        <w:pStyle w:val="ListParagraph"/>
-        <w:numPr>
-          <w:ilvl w:val="0"/>
-          <w:numId w:val="29"/>
-        </w:numPr>
-      </w:pPr>
-      <w:r>
-        <w:t>Opening and measurement loading speed has been improved</w:t>
-      </w:r>
-    </w:p>
-    <w:p>
-      <w:pPr>
-        <w:pStyle w:val="ListParagraph"/>
-        <w:numPr>
-          <w:ilvl w:val="0"/>
-          <w:numId w:val="29"/>
-        </w:numPr>
-      </w:pPr>
-      <w:r>
-        <w:t xml:space="preserve">Change water velocity interpolation from linear to ABBA </w:t>
-      </w:r>
-    </w:p>
-    <w:p>
-      <w:pPr>
-        <w:pStyle w:val="ListParagraph"/>
-        <w:numPr>
-          <w:ilvl w:val="0"/>
-          <w:numId w:val="29"/>
-        </w:numPr>
-      </w:pPr>
-      <w:r>
-        <w:t>Water velocities for all invalid bins are interpolated rather than added to top or bottom extrapolation</w:t>
-      </w:r>
-    </w:p>
-    <w:p>
-      <w:pPr>
-        <w:pStyle w:val="ListParagraph"/>
-        <w:numPr>
-          <w:ilvl w:val="0"/>
-          <w:numId w:val="29"/>
-        </w:numPr>
-      </w:pPr>
-      <w:r>
-        <w:t>F</w:t>
-      </w:r>
-      <w:r>
-        <w:t xml:space="preserve">ixed bug in </w:t>
-      </w:r>
-      <w:proofErr w:type="spellStart"/>
-      <w:r>
-        <w:t>vtg</w:t>
-      </w:r>
-      <w:proofErr w:type="spellEnd"/>
-      <w:r>
-        <w:t xml:space="preserve"> primary composite tracks, wasn't substituting GGA</w:t>
-      </w:r>
-    </w:p>
-    <w:p>
-      <w:pPr>
-        <w:pStyle w:val="ListParagraph"/>
-        <w:numPr>
-          <w:ilvl w:val="0"/>
-          <w:numId w:val="29"/>
-        </w:numPr>
-      </w:pPr>
-      <w:r>
-        <w:t>Added uncertainty to the automatic comment when a file is saved</w:t>
-      </w:r>
-    </w:p>
-    <w:p>
-      <w:pPr>
-        <w:pStyle w:val="ListParagraph"/>
-        <w:numPr>
-          <w:ilvl w:val="0"/>
-          <w:numId w:val="29"/>
-        </w:numPr>
-      </w:pPr>
-      <w:r>
-        <w:t xml:space="preserve">Statistics and interpolation methods in Python may result in small differences from </w:t>
-      </w:r>
-      <w:proofErr w:type="spellStart"/>
-      <w:r>
-        <w:t>Matlab</w:t>
-      </w:r>
-      <w:proofErr w:type="spellEnd"/>
-    </w:p>
-    <w:p>
-      <w:pPr>
-        <w:rPr>
-          <w:b/>
-          <w:bCs/>
-        </w:rPr>
-      </w:pPr>
-      <w:r>
-        <w:rPr>
-          <w:b/>
-          <w:bCs/>
-        </w:rPr>
-        <w:t>Changes 3.42 to 3.43</w:t>
-      </w:r>
-    </w:p>
-    <w:p>
-      <w:pPr>
-        <w:pStyle w:val="ListParagraph"/>
-        <w:numPr>
-          <w:ilvl w:val="0"/>
-          <w:numId w:val="6"/>
-        </w:numPr>
-      </w:pPr>
-      <w:r>
-        <w:t xml:space="preserve">Fixed bug that did not properly identify missing (lost) ensembles if the typical ensemble duration was greater than 1.5 sec. This affected mode 13 </w:t>
-      </w:r>
-      <w:proofErr w:type="spellStart"/>
-      <w:r>
-        <w:t>StreamPro</w:t>
-      </w:r>
-      <w:proofErr w:type="spellEnd"/>
-      <w:r>
-        <w:t xml:space="preserve"> data.</w:t>
-      </w:r>
-    </w:p>
-    <w:p>
-      <w:pPr>
-        <w:rPr>
-          <w:b/>
-          <w:bCs/>
-        </w:rPr>
-      </w:pPr>
-      <w:r>
-        <w:rPr>
-          <w:b/>
-          <w:bCs/>
-        </w:rPr>
-        <w:t>Changes 3.41 to 3.42</w:t>
-      </w:r>
-    </w:p>
-    <w:p>
-      <w:pPr>
-        <w:pStyle w:val="ListParagraph"/>
-        <w:numPr>
-          <w:ilvl w:val="0"/>
-          <w:numId w:val="4"/>
-        </w:numPr>
-      </w:pPr>
-      <w:r>
-        <w:t>Fixed bug in bottom discharge extrapolation. Previous versions failed to estimate the bottom discharge for ensembles that had no valid data but where depth cell velocities were interpolated.</w:t>
-      </w:r>
-    </w:p>
-    <w:p>
-      <w:pPr>
-        <w:rPr>
-          <w:b/>
-          <w:bCs/>
-        </w:rPr>
-      </w:pPr>
-      <w:r>
-        <w:rPr>
-          <w:b/>
-          <w:bCs/>
-        </w:rPr>
-        <w:t>Changes 3.40 to 3.41</w:t>
-      </w:r>
-    </w:p>
-    <w:p>
-      <w:pPr>
-        <w:pStyle w:val="ListParagraph"/>
-        <w:numPr>
-          <w:ilvl w:val="0"/>
-          <w:numId w:val="2"/>
-        </w:numPr>
-      </w:pPr>
-      <w:r>
-        <w:t>Fixed bug with discharge percent change not updating after multiple speed of sound changes.</w:t>
-      </w:r>
-    </w:p>
-    <w:p>
-      <w:pPr>
-        <w:pStyle w:val="ListParagraph"/>
-        <w:numPr>
-          <w:ilvl w:val="0"/>
-          <w:numId w:val="2"/>
-        </w:numPr>
-      </w:pPr>
-      <w:r>
-        <w:t>Fixed bug in edges table where wrong row was highlighted if some transects were unchecked.</w:t>
-      </w:r>
-    </w:p>
-    <w:p>
-      <w:pPr>
-        <w:pStyle w:val="ListParagraph"/>
-        <w:numPr>
-          <w:ilvl w:val="0"/>
-          <w:numId w:val="2"/>
-        </w:numPr>
-      </w:pPr>
-      <w:r>
-        <w:t xml:space="preserve">Fixed bug in edges </w:t>
-      </w:r>
-      <w:proofErr w:type="spellStart"/>
-      <w:r>
-        <w:t>shiptrack</w:t>
-      </w:r>
-      <w:proofErr w:type="spellEnd"/>
-      <w:r>
-        <w:t xml:space="preserve"> so it only displays valid </w:t>
-      </w:r>
-      <w:proofErr w:type="spellStart"/>
-      <w:r>
-        <w:t>orginal</w:t>
-      </w:r>
-      <w:proofErr w:type="spellEnd"/>
-      <w:r>
-        <w:t xml:space="preserve"> data and not interpolated data.</w:t>
-      </w:r>
-    </w:p>
-    <w:p>
-      <w:pPr>
-        <w:pStyle w:val="ListParagraph"/>
-        <w:numPr>
-          <w:ilvl w:val="0"/>
-          <w:numId w:val="2"/>
-        </w:numPr>
-      </w:pPr>
-      <w:r>
-        <w:t>Fixed bug no allowing manual entry of 0 salinity.</w:t>
-      </w:r>
-    </w:p>
-    <w:p>
-      <w:pPr>
-        <w:rPr>
-          <w:b/>
-          <w:bCs/>
-        </w:rPr>
-      </w:pPr>
-      <w:r>
-        <w:rPr>
-          <w:b/>
-          <w:bCs/>
-        </w:rPr>
-        <w:t>Changes from 3.35 to 3.40</w:t>
-      </w:r>
-    </w:p>
-    <w:p>
-      <w:pPr>
-        <w:pStyle w:val="ListParagraph"/>
-        <w:numPr>
-          <w:ilvl w:val="0"/>
-          <w:numId w:val="8"/>
-        </w:numPr>
-      </w:pPr>
-      <w:r>
-        <w:t>Fixed bug causing crash when TRDI PT3 test was incomplete.</w:t>
-      </w:r>
-    </w:p>
-    <w:p>
-      <w:pPr>
-        <w:pStyle w:val="ListParagraph"/>
-        <w:numPr>
-          <w:ilvl w:val="0"/>
-          <w:numId w:val="8"/>
-        </w:numPr>
-      </w:pPr>
-      <w:r>
-        <w:t>Modified uncertainty estimate for invalid and edges to use absolute values.</w:t>
-      </w:r>
-    </w:p>
-    <w:p>
-      <w:pPr>
-        <w:pStyle w:val="ListParagraph"/>
-        <w:numPr>
-          <w:ilvl w:val="0"/>
-          <w:numId w:val="8"/>
-        </w:numPr>
-      </w:pPr>
-      <w:r>
-        <w:t>Fixed issue with multi-line comments in XML file.</w:t>
-      </w:r>
-    </w:p>
-    <w:p>
-      <w:pPr>
-        <w:pStyle w:val="ListParagraph"/>
-        <w:numPr>
-          <w:ilvl w:val="0"/>
-          <w:numId w:val="8"/>
-        </w:numPr>
-      </w:pPr>
-      <w:r>
-        <w:t>Fixed draft check to only evaluate checked transects.</w:t>
-      </w:r>
-    </w:p>
-    <w:p>
-      <w:pPr>
-        <w:pStyle w:val="ListParagraph"/>
-        <w:numPr>
-          <w:ilvl w:val="0"/>
-          <w:numId w:val="8"/>
-        </w:numPr>
-      </w:pPr>
-      <w:r>
-        <w:t xml:space="preserve">XML file now only contains the summary information from a </w:t>
-      </w:r>
-      <w:proofErr w:type="spellStart"/>
-      <w:r>
-        <w:t>SonTek</w:t>
-      </w:r>
-      <w:proofErr w:type="spellEnd"/>
-      <w:r>
-        <w:t xml:space="preserve"> compass calibration.</w:t>
-      </w:r>
-    </w:p>
-    <w:p>
-      <w:pPr>
-        <w:pStyle w:val="ListParagraph"/>
-        <w:numPr>
-          <w:ilvl w:val="0"/>
-          <w:numId w:val="8"/>
-        </w:numPr>
-      </w:pPr>
-      <w:r>
-        <w:t>Fixed bug in moving-bed test if loop compass error and direction could not be computed.</w:t>
-      </w:r>
-    </w:p>
-    <w:p>
-      <w:pPr>
-        <w:pStyle w:val="ListParagraph"/>
-        <w:numPr>
-          <w:ilvl w:val="0"/>
-          <w:numId w:val="8"/>
-        </w:numPr>
-      </w:pPr>
-      <w:r>
-        <w:lastRenderedPageBreak/>
-        <w:t xml:space="preserve">Added message for missing samples in </w:t>
-      </w:r>
-      <w:proofErr w:type="spellStart"/>
-      <w:r>
-        <w:t>SonTek</w:t>
-      </w:r>
-      <w:proofErr w:type="spellEnd"/>
-      <w:r>
-        <w:t xml:space="preserve"> data.</w:t>
-      </w:r>
-    </w:p>
-    <w:p>
-      <w:pPr>
-        <w:pStyle w:val="ListParagraph"/>
-        <w:numPr>
-          <w:ilvl w:val="0"/>
-          <w:numId w:val="8"/>
-        </w:numPr>
-      </w:pPr>
-      <w:r>
-        <w:t>Modified PT3 tests to reduce false positives.</w:t>
-      </w:r>
-    </w:p>
-    <w:p>
-      <w:pPr>
-        <w:pStyle w:val="ListParagraph"/>
-        <w:numPr>
-          <w:ilvl w:val="0"/>
-          <w:numId w:val="8"/>
-        </w:numPr>
-      </w:pPr>
-      <w:r>
-        <w:t xml:space="preserve">Added check to boat and </w:t>
-      </w:r>
-      <w:proofErr w:type="spellStart"/>
-      <w:r>
-        <w:t>wt</w:t>
-      </w:r>
-      <w:proofErr w:type="spellEnd"/>
-      <w:r>
-        <w:t xml:space="preserve"> to check warn if all data are invalid.</w:t>
-      </w:r>
-    </w:p>
-    <w:p>
-      <w:pPr>
-        <w:pStyle w:val="ListParagraph"/>
-        <w:numPr>
-          <w:ilvl w:val="0"/>
-          <w:numId w:val="8"/>
-        </w:numPr>
-      </w:pPr>
-      <w:r>
-        <w:t>Edge sign check changed to only show message if edge discharge is greater than 0.5%</w:t>
-      </w:r>
-    </w:p>
-    <w:p>
-      <w:pPr>
-        <w:pStyle w:val="ListParagraph"/>
-        <w:numPr>
-          <w:ilvl w:val="0"/>
-          <w:numId w:val="8"/>
-        </w:numPr>
-      </w:pPr>
-      <w:r>
-        <w:t>Added option to store a style sheet with the xml output file.</w:t>
-      </w:r>
-    </w:p>
-    <w:p>
-      <w:pPr>
-        <w:pStyle w:val="ListParagraph"/>
-        <w:numPr>
-          <w:ilvl w:val="0"/>
-          <w:numId w:val="8"/>
-        </w:numPr>
-      </w:pPr>
-      <w:r>
-        <w:t>Added _ separator between date and time in default filename.</w:t>
-      </w:r>
-    </w:p>
-    <w:p>
-      <w:pPr>
-        <w:pStyle w:val="ListParagraph"/>
-        <w:numPr>
-          <w:ilvl w:val="0"/>
-          <w:numId w:val="8"/>
-        </w:numPr>
-      </w:pPr>
-      <w:r>
-        <w:t>Default compass data view changed to evaluation if evaluation is available.</w:t>
-      </w:r>
-    </w:p>
-    <w:p>
-      <w:pPr>
-        <w:pStyle w:val="ListParagraph"/>
-        <w:numPr>
-          <w:ilvl w:val="0"/>
-          <w:numId w:val="8"/>
-        </w:numPr>
-      </w:pPr>
-      <w:r>
-        <w:t xml:space="preserve">Added upper limit of 45 ppt to </w:t>
-      </w:r>
-      <w:proofErr w:type="spellStart"/>
-      <w:r>
-        <w:t>salinty</w:t>
-      </w:r>
-      <w:proofErr w:type="spellEnd"/>
-      <w:r>
-        <w:t xml:space="preserve"> input dialog.</w:t>
-      </w:r>
-    </w:p>
-    <w:p>
-      <w:pPr>
-        <w:pStyle w:val="ListParagraph"/>
-        <w:numPr>
-          <w:ilvl w:val="0"/>
-          <w:numId w:val="8"/>
-        </w:numPr>
-      </w:pPr>
-      <w:r>
-        <w:t>Added Power/Power default exponent to XML output to support NVE request.</w:t>
-      </w:r>
-    </w:p>
-    <w:p>
-      <w:pPr>
-        <w:pStyle w:val="ListParagraph"/>
-        <w:numPr>
-          <w:ilvl w:val="0"/>
-          <w:numId w:val="8"/>
-        </w:numPr>
-      </w:pPr>
-      <w:r>
-        <w:t>Update help file.</w:t>
-      </w:r>
-    </w:p>
-    <w:p>
-      <w:pPr>
-        <w:rPr>
-          <w:b/>
-          <w:bCs/>
-        </w:rPr>
-      </w:pPr>
-      <w:r>
-        <w:rPr>
-          <w:b/>
-          <w:bCs/>
-        </w:rPr>
-        <w:t xml:space="preserve">Changes to </w:t>
-      </w:r>
-      <w:proofErr w:type="spellStart"/>
-      <w:r>
-        <w:rPr>
-          <w:b/>
-          <w:bCs/>
-        </w:rPr>
-        <w:t>QRev</w:t>
-      </w:r>
-      <w:proofErr w:type="spellEnd"/>
-      <w:r>
-        <w:rPr>
-          <w:b/>
-          <w:bCs/>
-        </w:rPr>
-        <w:t xml:space="preserve"> from 3.34 to 3.35</w:t>
-      </w:r>
-    </w:p>
-    <w:p>
-      <w:pPr>
-        <w:pStyle w:val="ListParagraph"/>
-        <w:numPr>
-          <w:ilvl w:val="0"/>
-          <w:numId w:val="10"/>
-        </w:numPr>
-      </w:pPr>
-      <w:r>
-        <w:t>Fixed bug causing crash when ADCP had no compass.</w:t>
-      </w:r>
-    </w:p>
-    <w:p>
-      <w:pPr>
-        <w:rPr>
-          <w:b/>
-          <w:bCs/>
-        </w:rPr>
-      </w:pPr>
-      <w:r>
-        <w:rPr>
-          <w:b/>
-          <w:bCs/>
-        </w:rPr>
-        <w:t xml:space="preserve">Changes to </w:t>
-      </w:r>
-      <w:proofErr w:type="spellStart"/>
-      <w:r>
-        <w:rPr>
-          <w:b/>
-          <w:bCs/>
-        </w:rPr>
-        <w:t>QRev</w:t>
-      </w:r>
-      <w:proofErr w:type="spellEnd"/>
-      <w:r>
-        <w:rPr>
-          <w:b/>
-          <w:bCs/>
-        </w:rPr>
-        <w:t xml:space="preserve"> from 3.33 to 3.34</w:t>
-      </w:r>
-    </w:p>
-    <w:p>
-      <w:pPr>
-        <w:pStyle w:val="ListParagraph"/>
-        <w:numPr>
-          <w:ilvl w:val="0"/>
-          <w:numId w:val="11"/>
-        </w:numPr>
-      </w:pPr>
-      <w:r>
-        <w:t xml:space="preserve">Fixed bug causing 25 cm excluded distance to be applied to </w:t>
-      </w:r>
-      <w:proofErr w:type="spellStart"/>
-      <w:r>
-        <w:t>RiverPro</w:t>
-      </w:r>
-      <w:proofErr w:type="spellEnd"/>
-      <w:r>
-        <w:t xml:space="preserve"> data.</w:t>
-      </w:r>
-    </w:p>
-    <w:p>
-      <w:pPr>
-        <w:rPr>
-          <w:b/>
-          <w:bCs/>
-        </w:rPr>
-      </w:pPr>
-      <w:r>
-        <w:rPr>
-          <w:b/>
-          <w:bCs/>
-        </w:rPr>
-        <w:t xml:space="preserve">Changes to </w:t>
-      </w:r>
-      <w:proofErr w:type="spellStart"/>
-      <w:r>
-        <w:rPr>
-          <w:b/>
-          <w:bCs/>
-        </w:rPr>
-        <w:t>QRev</w:t>
-      </w:r>
-      <w:proofErr w:type="spellEnd"/>
-      <w:r>
-        <w:rPr>
-          <w:b/>
-          <w:bCs/>
-        </w:rPr>
-        <w:t xml:space="preserve"> from 3.31 to 3.33</w:t>
-      </w:r>
-    </w:p>
-    <w:p>
-      <w:pPr>
-        <w:pStyle w:val="ListParagraph"/>
-        <w:numPr>
-          <w:ilvl w:val="0"/>
-          <w:numId w:val="13"/>
-        </w:numPr>
-      </w:pPr>
-      <w:r>
-        <w:t>Fixed bug using uncheck all.</w:t>
-      </w:r>
-    </w:p>
-    <w:p>
-      <w:pPr>
-        <w:pStyle w:val="ListParagraph"/>
-        <w:numPr>
-          <w:ilvl w:val="0"/>
-          <w:numId w:val="13"/>
-        </w:numPr>
-      </w:pPr>
-      <w:r>
-        <w:t>Fixed bug manually loading system test or compass calibration or evaluation</w:t>
-      </w:r>
-    </w:p>
-    <w:p>
-      <w:pPr>
-        <w:pStyle w:val="ListParagraph"/>
-        <w:numPr>
-          <w:ilvl w:val="0"/>
-          <w:numId w:val="13"/>
-        </w:numPr>
-      </w:pPr>
-      <w:r>
-        <w:t>Changed legend location to best</w:t>
-      </w:r>
-    </w:p>
-    <w:p>
-      <w:pPr>
-        <w:pStyle w:val="ListParagraph"/>
-        <w:numPr>
-          <w:ilvl w:val="0"/>
-          <w:numId w:val="13"/>
-        </w:numPr>
-      </w:pPr>
-      <w:r>
-        <w:t>Fixed bugs in GUI causing wrong transects to be highlighted</w:t>
-      </w:r>
-    </w:p>
-    <w:p>
-      <w:pPr>
-        <w:pStyle w:val="ListParagraph"/>
-        <w:numPr>
-          <w:ilvl w:val="0"/>
-          <w:numId w:val="13"/>
-        </w:numPr>
-      </w:pPr>
-      <w:r>
-        <w:t xml:space="preserve">Fixed bug reprocessing </w:t>
-      </w:r>
-      <w:proofErr w:type="spellStart"/>
-      <w:r>
-        <w:t>QRev</w:t>
-      </w:r>
-      <w:proofErr w:type="spellEnd"/>
-      <w:r>
-        <w:t xml:space="preserve"> files associated with moving-bed tests</w:t>
-      </w:r>
-    </w:p>
-    <w:p>
-      <w:pPr>
-        <w:pStyle w:val="ListParagraph"/>
-        <w:numPr>
-          <w:ilvl w:val="0"/>
-          <w:numId w:val="13"/>
-        </w:numPr>
-      </w:pPr>
-      <w:r>
-        <w:t xml:space="preserve">Fixed bug causing changes in draft </w:t>
-      </w:r>
-      <w:proofErr w:type="spellStart"/>
-      <w:r>
-        <w:t>hOffset</w:t>
-      </w:r>
-      <w:proofErr w:type="spellEnd"/>
-      <w:r>
-        <w:t xml:space="preserve">, </w:t>
-      </w:r>
-      <w:proofErr w:type="spellStart"/>
-      <w:r>
-        <w:t>hSource</w:t>
-      </w:r>
-      <w:proofErr w:type="spellEnd"/>
-      <w:r>
-        <w:t xml:space="preserve">, and </w:t>
-      </w:r>
-      <w:proofErr w:type="spellStart"/>
-      <w:r>
-        <w:t>magVar</w:t>
-      </w:r>
-      <w:proofErr w:type="spellEnd"/>
-      <w:r>
-        <w:t xml:space="preserve"> to not update QA properly</w:t>
-      </w:r>
-    </w:p>
-    <w:p>
-      <w:pPr>
-        <w:rPr>
-          <w:b/>
-          <w:bCs/>
-        </w:rPr>
-      </w:pPr>
-      <w:r>
-        <w:rPr>
-          <w:b/>
-          <w:bCs/>
-        </w:rPr>
-        <w:t xml:space="preserve">Changes to </w:t>
-      </w:r>
-      <w:proofErr w:type="spellStart"/>
-      <w:r>
-        <w:rPr>
-          <w:b/>
-          <w:bCs/>
-        </w:rPr>
-        <w:t>QRev</w:t>
-      </w:r>
-      <w:proofErr w:type="spellEnd"/>
-      <w:r>
-        <w:rPr>
-          <w:b/>
-          <w:bCs/>
-        </w:rPr>
-        <w:t xml:space="preserve"> from 3.30 to 3.31</w:t>
-      </w:r>
-    </w:p>
-    <w:p>
-      <w:pPr>
-        <w:pStyle w:val="ListParagraph"/>
-        <w:numPr>
-          <w:ilvl w:val="0"/>
-          <w:numId w:val="15"/>
-        </w:numPr>
-      </w:pPr>
-      <w:r>
-        <w:t xml:space="preserve">Fixed bug creating structure for test results from existing </w:t>
-      </w:r>
-      <w:proofErr w:type="spellStart"/>
-      <w:r>
-        <w:t>QRev</w:t>
-      </w:r>
-      <w:proofErr w:type="spellEnd"/>
-      <w:r>
-        <w:t xml:space="preserve"> files</w:t>
-      </w:r>
-    </w:p>
-    <w:p>
-      <w:pPr>
-        <w:pStyle w:val="ListParagraph"/>
-        <w:numPr>
-          <w:ilvl w:val="0"/>
-          <w:numId w:val="15"/>
-        </w:numPr>
-      </w:pPr>
-      <w:r>
-        <w:t>Fixed bug setting status of system test results and button color</w:t>
-      </w:r>
-    </w:p>
-    <w:p>
-      <w:pPr>
-        <w:pStyle w:val="ListParagraph"/>
-        <w:numPr>
-          <w:ilvl w:val="0"/>
-          <w:numId w:val="15"/>
-        </w:numPr>
-      </w:pPr>
-      <w:r>
-        <w:t>Fixed bug causing end edge discharge to be applied at start edge</w:t>
-      </w:r>
-    </w:p>
-    <w:p>
-      <w:pPr>
-        <w:pStyle w:val="ListParagraph"/>
-        <w:numPr>
-          <w:ilvl w:val="0"/>
-          <w:numId w:val="15"/>
-        </w:numPr>
-      </w:pPr>
-      <w:r>
-        <w:t>Fixed bug preventing user uncertainty from being recomputed after changing a filter or extrapolation</w:t>
-      </w:r>
-    </w:p>
-    <w:p>
-      <w:pPr>
-        <w:pStyle w:val="ListParagraph"/>
-        <w:numPr>
-          <w:ilvl w:val="0"/>
-          <w:numId w:val="15"/>
-        </w:numPr>
-      </w:pPr>
-      <w:r>
-        <w:t>Fixed bug displaying number of ensembles to use for edge</w:t>
-      </w:r>
-    </w:p>
-    <w:p>
-      <w:pPr>
-        <w:pStyle w:val="ListParagraph"/>
-        <w:numPr>
-          <w:ilvl w:val="0"/>
-          <w:numId w:val="15"/>
-        </w:numPr>
-      </w:pPr>
-      <w:r>
-        <w:t>Changed the algorithm for determining PT3 failure</w:t>
-      </w:r>
-    </w:p>
-    <w:p>
-      <w:pPr>
-        <w:pStyle w:val="ListParagraph"/>
-        <w:numPr>
-          <w:ilvl w:val="0"/>
-          <w:numId w:val="15"/>
-        </w:numPr>
-      </w:pPr>
-      <w:r>
-        <w:t>Modified the computation for extrapolation uncertainty to prevent a manual setting from biasing the uncertainty low</w:t>
-      </w:r>
-    </w:p>
-    <w:p>
-      <w:pPr>
-        <w:pStyle w:val="ListParagraph"/>
-        <w:numPr>
-          <w:ilvl w:val="0"/>
-          <w:numId w:val="15"/>
-        </w:numPr>
-      </w:pPr>
-      <w:r>
-        <w:t xml:space="preserve">Added reprocessing of moving-bed tests to reprocessing of existing </w:t>
-      </w:r>
-      <w:proofErr w:type="spellStart"/>
-      <w:r>
-        <w:t>QRev</w:t>
-      </w:r>
-      <w:proofErr w:type="spellEnd"/>
-      <w:r>
-        <w:t xml:space="preserve"> data files.</w:t>
-      </w:r>
-    </w:p>
-    <w:p>
-      <w:pPr>
-        <w:pStyle w:val="ListParagraph"/>
-        <w:numPr>
-          <w:ilvl w:val="0"/>
-          <w:numId w:val="15"/>
-        </w:numPr>
-      </w:pPr>
-      <w:r>
-        <w:t>The mag field, if available, is automatically displayed in the heading graph</w:t>
-      </w:r>
-    </w:p>
-    <w:p>
-      <w:pPr>
-        <w:pStyle w:val="ListParagraph"/>
-        <w:numPr>
-          <w:ilvl w:val="0"/>
-          <w:numId w:val="15"/>
-        </w:numPr>
-      </w:pPr>
-      <w:r>
-        <w:t>Modified the excluded distance filter to round to 2 digits to prevent differences when converting between units.</w:t>
-      </w:r>
-    </w:p>
-    <w:p>
-      <w:pPr>
-        <w:rPr>
-          <w:b/>
-          <w:bCs/>
-        </w:rPr>
-      </w:pPr>
-      <w:r>
-        <w:rPr>
-          <w:b/>
-          <w:bCs/>
-        </w:rPr>
-        <w:t xml:space="preserve">Changes to </w:t>
-      </w:r>
-      <w:proofErr w:type="spellStart"/>
-      <w:r>
-        <w:rPr>
-          <w:b/>
-          <w:bCs/>
-        </w:rPr>
-        <w:t>QRev</w:t>
-      </w:r>
-      <w:proofErr w:type="spellEnd"/>
-      <w:r>
-        <w:rPr>
-          <w:b/>
-          <w:bCs/>
-        </w:rPr>
-        <w:t xml:space="preserve"> from 3.28 to 3.30</w:t>
-      </w:r>
-    </w:p>
-    <w:p>
-      <w:pPr>
-        <w:pStyle w:val="ListParagraph"/>
-        <w:numPr>
-          <w:ilvl w:val="0"/>
-          <w:numId w:val="17"/>
-        </w:numPr>
-      </w:pPr>
-      <w:r>
-        <w:t>Fixed bugs in messages table that were opening wrong windows.</w:t>
-      </w:r>
-    </w:p>
-    <w:p>
-      <w:pPr>
-        <w:pStyle w:val="ListParagraph"/>
-        <w:numPr>
-          <w:ilvl w:val="0"/>
-          <w:numId w:val="17"/>
-        </w:numPr>
-      </w:pPr>
-      <w:r>
-        <w:t>Modified code to interpolate invalid data from composite tracks using the composite tracks rather than the primary data.</w:t>
-      </w:r>
-    </w:p>
-    <w:p>
-      <w:pPr>
-        <w:pStyle w:val="ListParagraph"/>
-        <w:numPr>
-          <w:ilvl w:val="0"/>
-          <w:numId w:val="17"/>
-        </w:numPr>
-      </w:pPr>
-      <w:r>
-        <w:lastRenderedPageBreak/>
-        <w:t>Modified code to interpolate invalid data from composite depths using the composite depths rather than the primary data.</w:t>
-      </w:r>
-    </w:p>
-    <w:p>
-      <w:pPr>
-        <w:pStyle w:val="ListParagraph"/>
-        <w:numPr>
-          <w:ilvl w:val="0"/>
-          <w:numId w:val="17"/>
-        </w:numPr>
-      </w:pPr>
-      <w:r>
-        <w:t>Modified draft check to use display units and limit the comparison to 2 decimal spots which is what is displayed in the GUI.</w:t>
-      </w:r>
-    </w:p>
-    <w:p>
-      <w:pPr>
-        <w:pStyle w:val="ListParagraph"/>
-        <w:numPr>
-          <w:ilvl w:val="0"/>
-          <w:numId w:val="17"/>
-        </w:numPr>
-      </w:pPr>
-      <w:r>
-        <w:t>Added code to interpolate discharge for ensembles that are too shallow for a valid depth cell.</w:t>
-      </w:r>
-    </w:p>
-    <w:p>
-      <w:pPr>
-        <w:pStyle w:val="ListParagraph"/>
-        <w:numPr>
-          <w:ilvl w:val="0"/>
-          <w:numId w:val="17"/>
-        </w:numPr>
-      </w:pPr>
-      <w:r>
-        <w:t xml:space="preserve">Modified code in the way that TRDI </w:t>
-      </w:r>
-      <w:proofErr w:type="spellStart"/>
-      <w:r>
-        <w:t>mmt</w:t>
-      </w:r>
-      <w:proofErr w:type="spellEnd"/>
-      <w:r>
-        <w:t xml:space="preserve"> file setting for composite depths are processed to </w:t>
-      </w:r>
-      <w:proofErr w:type="spellStart"/>
-      <w:r>
-        <w:t>QRev</w:t>
-      </w:r>
-      <w:proofErr w:type="spellEnd"/>
-      <w:r>
-        <w:t xml:space="preserve"> settings. </w:t>
-      </w:r>
-    </w:p>
-    <w:p>
-      <w:pPr>
-        <w:pStyle w:val="ListParagraph"/>
-        <w:numPr>
-          <w:ilvl w:val="0"/>
-          <w:numId w:val="17"/>
-        </w:numPr>
-      </w:pPr>
-      <w:r>
-        <w:t>Moved composite depth computation to end of data input flow.</w:t>
-      </w:r>
-    </w:p>
-    <w:p>
-      <w:pPr>
-        <w:pStyle w:val="ListParagraph"/>
-        <w:numPr>
-          <w:ilvl w:val="0"/>
-          <w:numId w:val="17"/>
-        </w:numPr>
-      </w:pPr>
-      <w:r>
-        <w:t>Modified code to allow the view comments button to be accessible even when another window is open.</w:t>
-      </w:r>
-    </w:p>
-    <w:p>
-      <w:pPr>
-        <w:pStyle w:val="ListParagraph"/>
-        <w:numPr>
-          <w:ilvl w:val="0"/>
-          <w:numId w:val="17"/>
-        </w:numPr>
-      </w:pPr>
-      <w:r>
-        <w:t xml:space="preserve">Fixed bug with </w:t>
-      </w:r>
-      <w:proofErr w:type="spellStart"/>
-      <w:r>
-        <w:t>computePerDiff</w:t>
-      </w:r>
-      <w:proofErr w:type="spellEnd"/>
-      <w:r>
-        <w:t xml:space="preserve"> in extrapolation sensitivity when no transect data provided.</w:t>
-      </w:r>
-    </w:p>
-    <w:p>
-      <w:pPr>
-        <w:pStyle w:val="ListParagraph"/>
-        <w:numPr>
-          <w:ilvl w:val="0"/>
-          <w:numId w:val="17"/>
-        </w:numPr>
-      </w:pPr>
-      <w:r>
-        <w:t>Added valid depth method to xml output.</w:t>
-      </w:r>
-    </w:p>
-    <w:p>
-      <w:pPr>
-        <w:pStyle w:val="ListParagraph"/>
-        <w:numPr>
-          <w:ilvl w:val="0"/>
-          <w:numId w:val="17"/>
-        </w:numPr>
-      </w:pPr>
-      <w:r>
-        <w:t xml:space="preserve">Added code to check compass </w:t>
-      </w:r>
-      <w:proofErr w:type="spellStart"/>
-      <w:r>
-        <w:t>cal</w:t>
-      </w:r>
-      <w:proofErr w:type="spellEnd"/>
-      <w:r>
-        <w:t xml:space="preserve"> errors against USGS recommendations</w:t>
-      </w:r>
-    </w:p>
-    <w:p>
-      <w:pPr>
-        <w:pStyle w:val="ListParagraph"/>
-        <w:numPr>
-          <w:ilvl w:val="0"/>
-          <w:numId w:val="17"/>
-        </w:numPr>
-      </w:pPr>
-      <w:r>
-        <w:t xml:space="preserve">Added code to handle files processed with </w:t>
-      </w:r>
-      <w:proofErr w:type="spellStart"/>
-      <w:r>
-        <w:t>QBatch</w:t>
-      </w:r>
-      <w:proofErr w:type="spellEnd"/>
-      <w:r>
-        <w:t>.</w:t>
-      </w:r>
-    </w:p>
-    <w:p>
-      <w:pPr>
-        <w:pStyle w:val="ListParagraph"/>
-        <w:numPr>
-          <w:ilvl w:val="0"/>
-          <w:numId w:val="17"/>
-        </w:numPr>
-      </w:pPr>
-      <w:r>
-        <w:t>Fixed bug with variable names for mean and max depth and max water speed.</w:t>
-      </w:r>
-    </w:p>
-    <w:p>
-      <w:pPr>
-        <w:pStyle w:val="ListParagraph"/>
-        <w:numPr>
-          <w:ilvl w:val="0"/>
-          <w:numId w:val="17"/>
-        </w:numPr>
-      </w:pPr>
-      <w:r>
-        <w:t>Fixed bug with order of warnings and cautions for system test checks.</w:t>
-      </w:r>
-    </w:p>
-    <w:p/>
-    <w:p>
-      <w:pPr>
-        <w:rPr>
-          <w:b/>
-          <w:bCs/>
-        </w:rPr>
-      </w:pPr>
-      <w:r>
-        <w:rPr>
-          <w:b/>
-          <w:bCs/>
-        </w:rPr>
-        <w:t xml:space="preserve">Changes to </w:t>
-      </w:r>
-      <w:proofErr w:type="spellStart"/>
-      <w:r>
-        <w:rPr>
-          <w:b/>
-          <w:bCs/>
-        </w:rPr>
-        <w:t>QRev</w:t>
-      </w:r>
-      <w:proofErr w:type="spellEnd"/>
-      <w:r>
-        <w:rPr>
-          <w:b/>
-          <w:bCs/>
-        </w:rPr>
-        <w:t xml:space="preserve"> from 3.24 to 3.28</w:t>
-      </w:r>
-    </w:p>
-    <w:p/>
-    <w:p>
-      <w:pPr>
-        <w:pStyle w:val="ListParagraph"/>
-        <w:numPr>
-          <w:ilvl w:val="0"/>
-          <w:numId w:val="19"/>
-        </w:numPr>
-      </w:pPr>
-      <w:r>
-        <w:t>Messages are now in a table, sorted with warnings on top, and identified with a symbol and font.</w:t>
-      </w:r>
-    </w:p>
-    <w:p>
-      <w:pPr>
-        <w:pStyle w:val="ListParagraph"/>
-        <w:numPr>
-          <w:ilvl w:val="0"/>
-          <w:numId w:val="19"/>
-        </w:numPr>
-      </w:pPr>
-      <w:r>
-        <w:t>Clicking on a message will open the associated window, same as clicking on associated button.</w:t>
-      </w:r>
-    </w:p>
-    <w:p>
-      <w:pPr>
-        <w:pStyle w:val="ListParagraph"/>
-        <w:numPr>
-          <w:ilvl w:val="0"/>
-          <w:numId w:val="19"/>
-        </w:numPr>
-      </w:pPr>
-      <w:r>
-        <w:t>Extrapolation discharge sensitivity table is now referenced to the currently selected fit, rather than to power/power 0.1667.</w:t>
-      </w:r>
-    </w:p>
-    <w:p>
-      <w:pPr>
-        <w:pStyle w:val="ListParagraph"/>
-        <w:numPr>
-          <w:ilvl w:val="0"/>
-          <w:numId w:val="19"/>
-        </w:numPr>
-      </w:pPr>
-      <w:r>
-        <w:t>Clicking a row in the extrapolation discharge sensitivity table will set the fit to those parameters.</w:t>
-      </w:r>
-    </w:p>
-    <w:p>
-      <w:pPr>
-        <w:pStyle w:val="ListParagraph"/>
-        <w:numPr>
-          <w:ilvl w:val="0"/>
-          <w:numId w:val="19"/>
-        </w:numPr>
-      </w:pPr>
-      <w:r>
-        <w:t xml:space="preserve">The compass error from the evaluation of a TRDI ADCP and if available, from </w:t>
-      </w:r>
-      <w:proofErr w:type="spellStart"/>
-      <w:r>
-        <w:t>RiverSurveyor</w:t>
-      </w:r>
-      <w:proofErr w:type="spellEnd"/>
-      <w:r>
-        <w:t xml:space="preserve"> G3 compass is now shown in the Compass/P/R window.</w:t>
-      </w:r>
-    </w:p>
-    <w:p>
-      <w:pPr>
-        <w:pStyle w:val="ListParagraph"/>
-        <w:numPr>
-          <w:ilvl w:val="0"/>
-          <w:numId w:val="19"/>
-        </w:numPr>
-      </w:pPr>
-      <w:r>
-        <w:t>The system test window now displays the total number of tests.</w:t>
-      </w:r>
-    </w:p>
-    <w:p>
-      <w:pPr>
-        <w:pStyle w:val="ListParagraph"/>
-        <w:numPr>
-          <w:ilvl w:val="0"/>
-          <w:numId w:val="19"/>
-        </w:numPr>
-      </w:pPr>
-      <w:r>
-        <w:t>The PT3 test is now decoded and the correlation in lag 3 is checked to ensure that the correlation is less than 15% of the lag 0 correlation.</w:t>
-      </w:r>
-    </w:p>
-    <w:p>
-      <w:pPr>
-        <w:pStyle w:val="ListParagraph"/>
-        <w:numPr>
-          <w:ilvl w:val="0"/>
-          <w:numId w:val="19"/>
-        </w:numPr>
-      </w:pPr>
-      <w:r>
-        <w:t>A minimum threshold for the boat track vertical velocity filter is set to 0.01 m/s.</w:t>
-      </w:r>
-    </w:p>
-    <w:p>
-      <w:pPr>
-        <w:pStyle w:val="ListParagraph"/>
-        <w:numPr>
-          <w:ilvl w:val="0"/>
-          <w:numId w:val="19"/>
-        </w:numPr>
-      </w:pPr>
-      <w:r>
-        <w:t xml:space="preserve">A bug which applied both the </w:t>
-      </w:r>
-      <w:proofErr w:type="spellStart"/>
-      <w:r>
-        <w:t>magvar</w:t>
-      </w:r>
-      <w:proofErr w:type="spellEnd"/>
-      <w:r>
-        <w:t xml:space="preserve"> and heading offset to all compass data when loading has been fixed. Now the </w:t>
-      </w:r>
-      <w:proofErr w:type="spellStart"/>
-      <w:r>
-        <w:t>magvar</w:t>
-      </w:r>
-      <w:proofErr w:type="spellEnd"/>
-      <w:r>
-        <w:t xml:space="preserve"> is only applied to the internal compass and the heading offset only applied to the external compass. This is consistent with how it was handled in the Compass/P/R window.</w:t>
-      </w:r>
-    </w:p>
-    <w:p>
-      <w:pPr>
-        <w:pStyle w:val="ListParagraph"/>
-        <w:numPr>
-          <w:ilvl w:val="0"/>
-          <w:numId w:val="19"/>
-        </w:numPr>
-      </w:pPr>
-      <w:r>
-        <w:t>Label for Google Earth plots was changed to filename only, not including the path.</w:t>
-      </w:r>
-    </w:p>
-    <w:p>
-      <w:pPr>
-        <w:pStyle w:val="ListParagraph"/>
-        <w:numPr>
-          <w:ilvl w:val="0"/>
-          <w:numId w:val="19"/>
-        </w:numPr>
-      </w:pPr>
-      <w:r>
-        <w:t>Fixed other minor bugs.</w:t>
-      </w:r>
-    </w:p>
-    <w:p>
-      <w:pPr>
-        <w:rPr>
-          <w:b/>
-          <w:bCs/>
-        </w:rPr>
-      </w:pPr>
-      <w:r>
-        <w:rPr>
-          <w:b/>
-          <w:bCs/>
-        </w:rPr>
-        <w:t xml:space="preserve">Changes to </w:t>
-      </w:r>
-      <w:proofErr w:type="spellStart"/>
-      <w:r>
-        <w:rPr>
-          <w:b/>
-          <w:bCs/>
-        </w:rPr>
-        <w:t>QRev</w:t>
-      </w:r>
-      <w:proofErr w:type="spellEnd"/>
-      <w:r>
-        <w:rPr>
-          <w:b/>
-          <w:bCs/>
-        </w:rPr>
-        <w:t xml:space="preserve"> since from 3.23 to 3.24</w:t>
-      </w:r>
-    </w:p>
-    <w:p>
-      <w:pPr>
-        <w:pStyle w:val="ListParagraph"/>
-        <w:numPr>
-          <w:ilvl w:val="0"/>
-          <w:numId w:val="21"/>
-        </w:numPr>
-      </w:pPr>
-      <w:r>
-        <w:t>Fixed compiler issue causing the plot to Google Earth to fail</w:t>
-      </w:r>
-    </w:p>
-    <w:p>
-      <w:pPr>
-        <w:pStyle w:val="ListParagraph"/>
-        <w:numPr>
-          <w:ilvl w:val="0"/>
-          <w:numId w:val="21"/>
-        </w:numPr>
-      </w:pPr>
-      <w:r>
-        <w:t>Fixed a bug reading longitude data when preceded by a leading zero.</w:t>
-      </w:r>
-    </w:p>
-    <w:p>
-      <w:pPr>
-        <w:rPr>
-          <w:b/>
-          <w:bCs/>
-        </w:rPr>
-      </w:pPr>
-      <w:r>
-        <w:rPr>
-          <w:b/>
-          <w:bCs/>
-        </w:rPr>
-        <w:lastRenderedPageBreak/>
-        <w:t xml:space="preserve">Changes to </w:t>
-      </w:r>
-      <w:proofErr w:type="spellStart"/>
-      <w:r>
-        <w:rPr>
-          <w:b/>
-          <w:bCs/>
-        </w:rPr>
-        <w:t>QRev</w:t>
-      </w:r>
-      <w:proofErr w:type="spellEnd"/>
-      <w:r>
-        <w:rPr>
-          <w:b/>
-          <w:bCs/>
-        </w:rPr>
-        <w:t xml:space="preserve"> since release of version 3.21 (in chronological order)</w:t>
-      </w:r>
-    </w:p>
-    <w:p>
-      <w:pPr>
-        <w:pStyle w:val="ListParagraph"/>
-        <w:numPr>
-          <w:ilvl w:val="0"/>
-          <w:numId w:val="23"/>
-        </w:numPr>
-      </w:pPr>
-      <w:r>
-        <w:t xml:space="preserve">Improved the handling of illegal xml characters in </w:t>
-      </w:r>
-      <w:proofErr w:type="spellStart"/>
-      <w:r>
-        <w:t>mmt</w:t>
-      </w:r>
-      <w:proofErr w:type="spellEnd"/>
-      <w:r>
-        <w:t xml:space="preserve"> file.</w:t>
-      </w:r>
-    </w:p>
-    <w:p>
-      <w:pPr>
-        <w:pStyle w:val="ListParagraph"/>
-        <w:numPr>
-          <w:ilvl w:val="0"/>
-          <w:numId w:val="23"/>
-        </w:numPr>
-      </w:pPr>
-      <w:r>
-        <w:t>Added a minimum threshold to the COV QA check for stationary tests.</w:t>
-      </w:r>
-    </w:p>
-    <w:p>
-      <w:pPr>
-        <w:pStyle w:val="ListParagraph"/>
-        <w:numPr>
-          <w:ilvl w:val="0"/>
-          <w:numId w:val="23"/>
-        </w:numPr>
-      </w:pPr>
-      <w:r>
-        <w:t>Changed the QA check for number of valid ensembles to a duration based check for stationary moving-bed test.</w:t>
-      </w:r>
-    </w:p>
-    <w:p>
-      <w:pPr>
-        <w:pStyle w:val="ListParagraph"/>
-        <w:numPr>
-          <w:ilvl w:val="0"/>
-          <w:numId w:val="23"/>
-        </w:numPr>
-      </w:pPr>
-      <w:r>
-        <w:t>Fixed bug causing edges GUI not to update with changes to table.</w:t>
-      </w:r>
-    </w:p>
-    <w:p>
-      <w:pPr>
-        <w:pStyle w:val="ListParagraph"/>
-        <w:numPr>
-          <w:ilvl w:val="0"/>
-          <w:numId w:val="23"/>
-        </w:numPr>
-      </w:pPr>
-      <w:r>
-        <w:t>Added a button to copy comments from the view comments window so they could be pasted in another application.</w:t>
-      </w:r>
-    </w:p>
-    <w:p>
-      <w:pPr>
-        <w:pStyle w:val="ListParagraph"/>
-        <w:numPr>
-          <w:ilvl w:val="0"/>
-          <w:numId w:val="23"/>
-        </w:numPr>
-      </w:pPr>
-      <w:r>
-        <w:t>Changed Display Units buttons to Options and created an Options window for units and save all or save checked only.</w:t>
-      </w:r>
-    </w:p>
-    <w:p>
-      <w:pPr>
-        <w:pStyle w:val="ListParagraph"/>
-        <w:numPr>
-          <w:ilvl w:val="0"/>
-          <w:numId w:val="23"/>
-        </w:numPr>
-      </w:pPr>
-      <w:r>
-        <w:t>Added an icon button to main window for uncheck all.</w:t>
-      </w:r>
-    </w:p>
-    <w:p>
-      <w:pPr>
-        <w:pStyle w:val="ListParagraph"/>
-        <w:numPr>
-          <w:ilvl w:val="0"/>
-          <w:numId w:val="23"/>
-        </w:numPr>
-      </w:pPr>
-      <w:r>
-        <w:t>Change version to 3.22.</w:t>
-      </w:r>
-    </w:p>
-    <w:p>
-      <w:pPr>
-        <w:pStyle w:val="ListParagraph"/>
-        <w:numPr>
-          <w:ilvl w:val="0"/>
-          <w:numId w:val="23"/>
-        </w:numPr>
-      </w:pPr>
-      <w:r>
-        <w:t>Fixed bug in when selecting an extrapolation fit where numerical storage prevented 0.1 = 0.1</w:t>
-      </w:r>
-      <w:r>
-        <w:tab/>
-      </w:r>
-    </w:p>
-    <w:p>
-      <w:pPr>
-        <w:pStyle w:val="ListParagraph"/>
-        <w:numPr>
-          <w:ilvl w:val="0"/>
-          <w:numId w:val="23"/>
-        </w:numPr>
-      </w:pPr>
-      <w:r>
-        <w:t>Fixed issue with RSL revision numbers which need to be 2 digits (02 not 2).</w:t>
-      </w:r>
-    </w:p>
-    <w:p>
-      <w:pPr>
-        <w:pStyle w:val="ListParagraph"/>
-        <w:numPr>
-          <w:ilvl w:val="0"/>
-          <w:numId w:val="23"/>
-        </w:numPr>
-      </w:pPr>
-      <w:r>
-        <w:t xml:space="preserve">Fixed issue with UTC time from GGA which contained an invalid character causing the str2double function resulting in </w:t>
-      </w:r>
-      <w:proofErr w:type="spellStart"/>
-      <w:r>
-        <w:t>NaN</w:t>
-      </w:r>
-      <w:proofErr w:type="spellEnd"/>
-      <w:r>
-        <w:t>.</w:t>
-      </w:r>
-    </w:p>
-    <w:p>
-      <w:pPr>
-        <w:pStyle w:val="ListParagraph"/>
-        <w:numPr>
-          <w:ilvl w:val="0"/>
-          <w:numId w:val="23"/>
-        </w:numPr>
-      </w:pPr>
-      <w:r>
-        <w:t xml:space="preserve">Added fix for invalid </w:t>
-      </w:r>
-      <w:proofErr w:type="spellStart"/>
-      <w:r>
-        <w:t>prefPath</w:t>
-      </w:r>
-      <w:proofErr w:type="spellEnd"/>
-      <w:r>
-        <w:t xml:space="preserve"> from corrupt </w:t>
-      </w:r>
-      <w:proofErr w:type="spellStart"/>
-      <w:r>
-        <w:t>AppData</w:t>
-      </w:r>
-      <w:proofErr w:type="spellEnd"/>
-      <w:r>
-        <w:t>/Local/</w:t>
-      </w:r>
-      <w:proofErr w:type="spellStart"/>
-      <w:r>
-        <w:t>QRev</w:t>
-      </w:r>
-      <w:proofErr w:type="spellEnd"/>
-    </w:p>
-    <w:p>
-      <w:pPr>
-        <w:pStyle w:val="ListParagraph"/>
-        <w:numPr>
-          <w:ilvl w:val="0"/>
-          <w:numId w:val="23"/>
-        </w:numPr>
-      </w:pPr>
-      <w:r>
-        <w:t xml:space="preserve">Added code to reset the close option from </w:t>
-      </w:r>
-      <w:proofErr w:type="spellStart"/>
-      <w:r>
-        <w:t>extrap</w:t>
-      </w:r>
-      <w:proofErr w:type="spellEnd"/>
-      <w:r>
-        <w:t xml:space="preserve"> to the main window when </w:t>
-      </w:r>
-      <w:proofErr w:type="spellStart"/>
-      <w:r>
-        <w:t>extrap</w:t>
-      </w:r>
-      <w:proofErr w:type="spellEnd"/>
-      <w:r>
-        <w:t xml:space="preserve"> is closed.</w:t>
-      </w:r>
-    </w:p>
-    <w:p>
-      <w:pPr>
-        <w:pStyle w:val="ListParagraph"/>
-        <w:numPr>
-          <w:ilvl w:val="0"/>
-          <w:numId w:val="23"/>
-        </w:numPr>
-      </w:pPr>
-      <w:r>
-        <w:t>Added code to compute the edge velocity using the full profile assuming a 1/6th power fit to estimate the unmeasured portions of the profile.</w:t>
-      </w:r>
-    </w:p>
-    <w:p>
-      <w:pPr>
-        <w:pStyle w:val="ListParagraph"/>
-        <w:numPr>
-          <w:ilvl w:val="0"/>
-          <w:numId w:val="23"/>
-        </w:numPr>
-      </w:pPr>
-      <w:r>
-        <w:t>Fixed bug associated with changing all moving-bed tests to manual.</w:t>
-      </w:r>
-    </w:p>
-    <w:p>
-      <w:pPr>
-        <w:pStyle w:val="ListParagraph"/>
-        <w:numPr>
-          <w:ilvl w:val="0"/>
-          <w:numId w:val="23"/>
-        </w:numPr>
-      </w:pPr>
-      <w:r>
-        <w:t>Added new message when moving-bed tests are selected manually.</w:t>
-      </w:r>
-    </w:p>
-    <w:p>
-      <w:pPr>
-        <w:pStyle w:val="ListParagraph"/>
-        <w:numPr>
-          <w:ilvl w:val="0"/>
-          <w:numId w:val="23"/>
-        </w:numPr>
-      </w:pPr>
-      <w:r>
-        <w:t>Fixed issue with moving-bed tests when data were collected in language other than English.</w:t>
-      </w:r>
-    </w:p>
-    <w:p>
-      <w:pPr>
-        <w:pStyle w:val="ListParagraph"/>
-        <w:numPr>
-          <w:ilvl w:val="0"/>
-          <w:numId w:val="23"/>
-        </w:numPr>
-      </w:pPr>
-      <w:r>
-        <w:t>Change version to 3.23</w:t>
-      </w:r>
-    </w:p>
-    <w:p>
-      <w:pPr>
-        <w:rPr>
-          <w:b/>
-          <w:bCs/>
-        </w:rPr>
-      </w:pPr>
-      <w:r>
-        <w:rPr>
-          <w:b/>
-          <w:bCs/>
-        </w:rPr>
-        <w:t xml:space="preserve">Changes in </w:t>
-      </w:r>
-      <w:proofErr w:type="spellStart"/>
-      <w:r>
-        <w:rPr>
-          <w:b/>
-          <w:bCs/>
-        </w:rPr>
-        <w:t>QRev</w:t>
-      </w:r>
-      <w:proofErr w:type="spellEnd"/>
-      <w:r>
-        <w:rPr>
-          <w:b/>
-          <w:bCs/>
-        </w:rPr>
-        <w:t xml:space="preserve"> from 3.12 to 3.21</w:t>
-      </w:r>
-    </w:p>
-    <w:p>
-      <w:pPr>
-        <w:pStyle w:val="ListParagraph"/>
-        <w:numPr>
-          <w:ilvl w:val="0"/>
-          <w:numId w:val="24"/>
-        </w:numPr>
-      </w:pPr>
-      <w:r>
-        <w:t>Update help to add pdf file which can be searched.</w:t>
-      </w:r>
-    </w:p>
-    <w:p>
-      <w:pPr>
-        <w:pStyle w:val="ListParagraph"/>
-        <w:numPr>
-          <w:ilvl w:val="0"/>
-          <w:numId w:val="24"/>
-        </w:numPr>
-      </w:pPr>
-      <w:r>
-        <w:t>Fixed bug when plotting multiple transects with magnetic data in the Compass/P/R window.</w:t>
-      </w:r>
-    </w:p>
-    <w:p>
-      <w:pPr>
-        <w:pStyle w:val="ListParagraph"/>
-        <w:numPr>
-          <w:ilvl w:val="0"/>
-          <w:numId w:val="24"/>
-        </w:numPr>
-      </w:pPr>
-      <w:r>
-        <w:t xml:space="preserve">Fixed bug with transect name display when some transects were not checked in GPS window. </w:t>
-      </w:r>
-    </w:p>
-    <w:p>
-      <w:pPr>
-        <w:pStyle w:val="ListParagraph"/>
-        <w:numPr>
-          <w:ilvl w:val="0"/>
-          <w:numId w:val="24"/>
-        </w:numPr>
-      </w:pPr>
-      <w:r>
-        <w:t>Fixed bug causing Use in main table to be shown in red when there were no errors.</w:t>
-      </w:r>
-    </w:p>
-    <w:p>
-      <w:pPr>
-        <w:pStyle w:val="ListParagraph"/>
-        <w:numPr>
-          <w:ilvl w:val="0"/>
-          <w:numId w:val="24"/>
-        </w:numPr>
-      </w:pPr>
-      <w:r>
-        <w:t>Fixed bug checking for invalid edge ensembles due to excluded distance.</w:t>
-      </w:r>
-    </w:p>
-    <w:p>
-      <w:pPr>
-        <w:pStyle w:val="ListParagraph"/>
-        <w:numPr>
-          <w:ilvl w:val="0"/>
-          <w:numId w:val="24"/>
-        </w:numPr>
-      </w:pPr>
-      <w:r>
-        <w:t>Fixed bug when using up arrow in Edge window.</w:t>
-      </w:r>
-    </w:p>
-    <w:p>
-      <w:pPr>
-        <w:pStyle w:val="ListParagraph"/>
-        <w:numPr>
-          <w:ilvl w:val="0"/>
-          <w:numId w:val="24"/>
-        </w:numPr>
-      </w:pPr>
-      <w:r>
-        <w:t>Fixed bug in xml output for change in speed of sound.</w:t>
-      </w:r>
-    </w:p>
-    <w:p>
-      <w:pPr>
-        <w:pStyle w:val="ListParagraph"/>
-        <w:numPr>
-          <w:ilvl w:val="0"/>
-          <w:numId w:val="24"/>
-        </w:numPr>
-      </w:pPr>
-      <w:r>
-        <w:t>Fixed crash when loading transect with only 1 ensemble.</w:t>
-      </w:r>
-    </w:p>
-    <w:p>
-      <w:pPr>
-        <w:pStyle w:val="ListParagraph"/>
-        <w:numPr>
-          <w:ilvl w:val="0"/>
-          <w:numId w:val="24"/>
-        </w:numPr>
-      </w:pPr>
-      <w:r>
-        <w:t>Updated use of arrow keys in tables to avoid table and plots getting out of synch when arrow keys were pressed too quickly.</w:t>
-      </w:r>
-    </w:p>
-    <w:p>
-      <w:pPr>
-        <w:pStyle w:val="ListParagraph"/>
-        <w:numPr>
-          <w:ilvl w:val="0"/>
-          <w:numId w:val="24"/>
-        </w:numPr>
-      </w:pPr>
-      <w:r>
-        <w:t>Added point marker to vertical beam in depth plots.</w:t>
-      </w:r>
-    </w:p>
-    <w:p>
-      <w:pPr>
-        <w:pStyle w:val="ListParagraph"/>
-        <w:numPr>
-          <w:ilvl w:val="0"/>
-          <w:numId w:val="24"/>
-        </w:numPr>
-      </w:pPr>
-      <w:r>
-        <w:t>Modified code to make buttons inactive if no transects are checked.</w:t>
-      </w:r>
-    </w:p>
-    <w:p>
-      <w:pPr>
-        <w:pStyle w:val="ListParagraph"/>
-        <w:numPr>
-          <w:ilvl w:val="0"/>
-          <w:numId w:val="24"/>
-        </w:numPr>
-      </w:pPr>
-      <w:r>
-        <w:t>Added EDI interface for Equal Discharge Increment sampling</w:t>
-      </w:r>
-    </w:p>
-    <w:p>
-      <w:pPr>
-        <w:pStyle w:val="ListParagraph"/>
-        <w:numPr>
-          <w:ilvl w:val="0"/>
-          <w:numId w:val="24"/>
-        </w:numPr>
-      </w:pPr>
-      <w:r>
-        <w:t xml:space="preserve">In the </w:t>
-      </w:r>
-      <w:proofErr w:type="spellStart"/>
-      <w:r>
-        <w:t>extrap</w:t>
-      </w:r>
-      <w:proofErr w:type="spellEnd"/>
-      <w:r>
-        <w:t xml:space="preserve"> window, added message to user that they need to set Fit to manual if </w:t>
-      </w:r>
-      <w:proofErr w:type="spellStart"/>
-      <w:r>
-        <w:t>the</w:t>
-      </w:r>
-      <w:proofErr w:type="spellEnd"/>
-      <w:r>
-        <w:t xml:space="preserve"> want to use an automatically </w:t>
-      </w:r>
-      <w:proofErr w:type="spellStart"/>
-      <w:r>
-        <w:t>opitimized</w:t>
-      </w:r>
-      <w:proofErr w:type="spellEnd"/>
-      <w:r>
-        <w:t xml:space="preserve"> fit but they have change the threshold, subsection, or data type.</w:t>
-      </w:r>
-    </w:p>
-    <w:p>
-      <w:pPr>
-        <w:rPr>
-          <w:b/>
-          <w:bCs/>
-        </w:rPr>
-      </w:pPr>
-      <w:r>
-        <w:rPr>
-          <w:b/>
-          <w:bCs/>
-        </w:rPr>
-        <w:t xml:space="preserve">Changes in </w:t>
-      </w:r>
-      <w:proofErr w:type="spellStart"/>
-      <w:r>
-        <w:rPr>
-          <w:b/>
-          <w:bCs/>
-        </w:rPr>
-        <w:t>QRev</w:t>
-      </w:r>
-      <w:proofErr w:type="spellEnd"/>
       <w:r>
         <w:rPr>
           <w:b/>
@@ -3897,7 +4125,6 @@
         </w:numPr>
       </w:pPr>
       <w:r>
-        <w:lastRenderedPageBreak/>
         <w:t>Fixed bug where comments on uncertainty table were not being saved</w:t>
       </w:r>
     </w:p>
@@ -4244,14 +4471,14 @@
         <v:path o:extrusionok="f" gradientshapeok="t" o:connecttype="rect"/>
         <o:lock v:ext="edit" aspectratio="t"/>
       </v:shapetype>
-      <v:shape id="_x0000_i1386" type="#_x0000_t75" alt="A close up of a logo&#10;&#10;Description automatically generated" style="width:35.8pt;height:35.8pt;visibility:visible;mso-wrap-style:square" o:bullet="t">
+      <v:shape id="_x0000_i1052" type="#_x0000_t75" alt="A close up of a logo&#10;&#10;Description automatically generated" style="width:36pt;height:36pt;visibility:visible;mso-wrap-style:square" o:bullet="t">
         <v:imagedata r:id="rId1" o:title="A close up of a logo&#10;&#10;Description automatically generated"/>
       </v:shape>
     </w:pict>
   </w:numPicBullet>
   <w:numPicBullet w:numPicBulletId="1">
     <w:pict>
-      <v:shape id="_x0000_i1387" type="#_x0000_t75" alt="Icon&#10;&#10;Description automatically generated" style="width:192.3pt;height:192.3pt;visibility:visible;mso-wrap-style:square" o:bullet="t">
+      <v:shape id="_x0000_i1053" type="#_x0000_t75" alt="Icon&#10;&#10;Description automatically generated" style="width:192pt;height:192pt;visibility:visible;mso-wrap-style:square" o:bullet="t">
         <v:imagedata r:id="rId2" o:title="Icon&#10;&#10;Description automatically generated"/>
       </v:shape>
     </w:pict>
@@ -7413,6 +7640,92 @@
     </w:lvl>
   </w:abstractNum>
   <w:abstractNum w:abstractNumId="35" w15:restartNumberingAfterBreak="0">
+    <w:nsid w:val="57006425"/>
+    <w:multiLevelType w:val="hybridMultilevel"/>
+    <w:tmpl w:val="31446E42"/>
+    <w:lvl w:ilvl="0" w:tplc="0409000F">
+      <w:start w:val="1"/>
+      <w:numFmt w:val="decimal"/>
+      <w:lvlText w:val="%1."/>
+      <w:lvlJc w:val="left"/>
+      <w:pPr>
+        <w:ind w:left="720" w:hanging="360"/>
+      </w:pPr>
+    </w:lvl>
+    <w:lvl w:ilvl="1" w:tplc="04090019" w:tentative="1">
+      <w:start w:val="1"/>
+      <w:numFmt w:val="lowerLetter"/>
+      <w:lvlText w:val="%2."/>
+      <w:lvlJc w:val="left"/>
+      <w:pPr>
+        <w:ind w:left="1440" w:hanging="360"/>
+      </w:pPr>
+    </w:lvl>
+    <w:lvl w:ilvl="2" w:tplc="0409001B" w:tentative="1">
+      <w:start w:val="1"/>
+      <w:numFmt w:val="lowerRoman"/>
+      <w:lvlText w:val="%3."/>
+      <w:lvlJc w:val="right"/>
+      <w:pPr>
+        <w:ind w:left="2160" w:hanging="180"/>
+      </w:pPr>
+    </w:lvl>
+    <w:lvl w:ilvl="3" w:tplc="0409000F" w:tentative="1">
+      <w:start w:val="1"/>
+      <w:numFmt w:val="decimal"/>
+      <w:lvlText w:val="%4."/>
+      <w:lvlJc w:val="left"/>
+      <w:pPr>
+        <w:ind w:left="2880" w:hanging="360"/>
+      </w:pPr>
+    </w:lvl>
+    <w:lvl w:ilvl="4" w:tplc="04090019" w:tentative="1">
+      <w:start w:val="1"/>
+      <w:numFmt w:val="lowerLetter"/>
+      <w:lvlText w:val="%5."/>
+      <w:lvlJc w:val="left"/>
+      <w:pPr>
+        <w:ind w:left="3600" w:hanging="360"/>
+      </w:pPr>
+    </w:lvl>
+    <w:lvl w:ilvl="5" w:tplc="0409001B" w:tentative="1">
+      <w:start w:val="1"/>
+      <w:numFmt w:val="lowerRoman"/>
+      <w:lvlText w:val="%6."/>
+      <w:lvlJc w:val="right"/>
+      <w:pPr>
+        <w:ind w:left="4320" w:hanging="180"/>
+      </w:pPr>
+    </w:lvl>
+    <w:lvl w:ilvl="6" w:tplc="0409000F" w:tentative="1">
+      <w:start w:val="1"/>
+      <w:numFmt w:val="decimal"/>
+      <w:lvlText w:val="%7."/>
+      <w:lvlJc w:val="left"/>
+      <w:pPr>
+        <w:ind w:left="5040" w:hanging="360"/>
+      </w:pPr>
+    </w:lvl>
+    <w:lvl w:ilvl="7" w:tplc="04090019" w:tentative="1">
+      <w:start w:val="1"/>
+      <w:numFmt w:val="lowerLetter"/>
+      <w:lvlText w:val="%8."/>
+      <w:lvlJc w:val="left"/>
+      <w:pPr>
+        <w:ind w:left="5760" w:hanging="360"/>
+      </w:pPr>
+    </w:lvl>
+    <w:lvl w:ilvl="8" w:tplc="0409001B" w:tentative="1">
+      <w:start w:val="1"/>
+      <w:numFmt w:val="lowerRoman"/>
+      <w:lvlText w:val="%9."/>
+      <w:lvlJc w:val="right"/>
+      <w:pPr>
+        <w:ind w:left="6480" w:hanging="180"/>
+      </w:pPr>
+    </w:lvl>
+  </w:abstractNum>
+  <w:abstractNum w:abstractNumId="36" w15:restartNumberingAfterBreak="0">
     <w:nsid w:val="5DA0187C"/>
     <w:multiLevelType w:val="hybridMultilevel"/>
     <w:tmpl w:val="6366C8C6"/>
@@ -7501,7 +7814,7 @@
       </w:pPr>
     </w:lvl>
   </w:abstractNum>
-  <w:abstractNum w:abstractNumId="36" w15:restartNumberingAfterBreak="0">
+  <w:abstractNum w:abstractNumId="37" w15:restartNumberingAfterBreak="0">
     <w:nsid w:val="5DB82E8F"/>
     <w:multiLevelType w:val="hybridMultilevel"/>
     <w:tmpl w:val="CCA6A82E"/>
@@ -7587,7 +7900,7 @@
       </w:pPr>
     </w:lvl>
   </w:abstractNum>
-  <w:abstractNum w:abstractNumId="37" w15:restartNumberingAfterBreak="0">
+  <w:abstractNum w:abstractNumId="38" w15:restartNumberingAfterBreak="0">
     <w:nsid w:val="5F6A260E"/>
     <w:multiLevelType w:val="hybridMultilevel"/>
     <w:tmpl w:val="3A0C7072"/>
@@ -7673,7 +7986,7 @@
       </w:pPr>
     </w:lvl>
   </w:abstractNum>
-  <w:abstractNum w:abstractNumId="38" w15:restartNumberingAfterBreak="0">
+  <w:abstractNum w:abstractNumId="39" w15:restartNumberingAfterBreak="0">
     <w:nsid w:val="61DD287E"/>
     <w:multiLevelType w:val="hybridMultilevel"/>
     <w:tmpl w:val="3188991E"/>
@@ -7759,7 +8072,7 @@
       </w:pPr>
     </w:lvl>
   </w:abstractNum>
-  <w:abstractNum w:abstractNumId="39" w15:restartNumberingAfterBreak="0">
+  <w:abstractNum w:abstractNumId="40" w15:restartNumberingAfterBreak="0">
     <w:nsid w:val="62424626"/>
     <w:multiLevelType w:val="hybridMultilevel"/>
     <w:tmpl w:val="A0CAD1FA"/>
@@ -7872,7 +8185,7 @@
       </w:rPr>
     </w:lvl>
   </w:abstractNum>
-  <w:abstractNum w:abstractNumId="40" w15:restartNumberingAfterBreak="0">
+  <w:abstractNum w:abstractNumId="41" w15:restartNumberingAfterBreak="0">
     <w:nsid w:val="666C162C"/>
     <w:multiLevelType w:val="hybridMultilevel"/>
     <w:tmpl w:val="AFD647C0"/>
@@ -7958,7 +8271,7 @@
       </w:pPr>
     </w:lvl>
   </w:abstractNum>
-  <w:abstractNum w:abstractNumId="41" w15:restartNumberingAfterBreak="0">
+  <w:abstractNum w:abstractNumId="42" w15:restartNumberingAfterBreak="0">
     <w:nsid w:val="68252832"/>
     <w:multiLevelType w:val="hybridMultilevel"/>
     <w:tmpl w:val="81B6BBE8"/>
@@ -8044,7 +8357,7 @@
       </w:pPr>
     </w:lvl>
   </w:abstractNum>
-  <w:abstractNum w:abstractNumId="42" w15:restartNumberingAfterBreak="0">
+  <w:abstractNum w:abstractNumId="43" w15:restartNumberingAfterBreak="0">
     <w:nsid w:val="6BA97435"/>
     <w:multiLevelType w:val="hybridMultilevel"/>
     <w:tmpl w:val="C806230A"/>
@@ -8130,7 +8443,7 @@
       </w:pPr>
     </w:lvl>
   </w:abstractNum>
-  <w:abstractNum w:abstractNumId="43" w15:restartNumberingAfterBreak="0">
+  <w:abstractNum w:abstractNumId="44" w15:restartNumberingAfterBreak="0">
     <w:nsid w:val="750063C1"/>
     <w:multiLevelType w:val="hybridMultilevel"/>
     <w:tmpl w:val="7A521894"/>
@@ -8219,7 +8532,7 @@
       </w:pPr>
     </w:lvl>
   </w:abstractNum>
-  <w:abstractNum w:abstractNumId="44" w15:restartNumberingAfterBreak="0">
+  <w:abstractNum w:abstractNumId="45" w15:restartNumberingAfterBreak="0">
     <w:nsid w:val="7C312B8B"/>
     <w:multiLevelType w:val="hybridMultilevel"/>
     <w:tmpl w:val="40FA2220"/>
@@ -8305,7 +8618,7 @@
       </w:pPr>
     </w:lvl>
   </w:abstractNum>
-  <w:abstractNum w:abstractNumId="45" w15:restartNumberingAfterBreak="0">
+  <w:abstractNum w:abstractNumId="46" w15:restartNumberingAfterBreak="0">
     <w:nsid w:val="7F303681"/>
     <w:multiLevelType w:val="hybridMultilevel"/>
     <w:tmpl w:val="549A06E6"/>
@@ -8391,7 +8704,7 @@
       </w:pPr>
     </w:lvl>
   </w:abstractNum>
-  <w:abstractNum w:abstractNumId="46" w15:restartNumberingAfterBreak="0">
+  <w:abstractNum w:abstractNumId="47" w15:restartNumberingAfterBreak="0">
     <w:nsid w:val="7F72028C"/>
     <w:multiLevelType w:val="hybridMultilevel"/>
     <w:tmpl w:val="4A2E54C4"/>
@@ -8481,10 +8794,10 @@
     </w:lvl>
   </w:abstractNum>
   <w:num w:numId="1">
-    <w:abstractNumId w:val="40"/>
+    <w:abstractNumId w:val="41"/>
   </w:num>
   <w:num w:numId="2">
-    <w:abstractNumId w:val="46"/>
+    <w:abstractNumId w:val="47"/>
   </w:num>
   <w:num w:numId="3">
     <w:abstractNumId w:val="17"/>
@@ -8496,7 +8809,7 @@
     <w:abstractNumId w:val="4"/>
   </w:num>
   <w:num w:numId="6">
-    <w:abstractNumId w:val="35"/>
+    <w:abstractNumId w:val="36"/>
   </w:num>
   <w:num w:numId="7">
     <w:abstractNumId w:val="21"/>
@@ -8553,7 +8866,7 @@
     <w:abstractNumId w:val="18"/>
   </w:num>
   <w:num w:numId="25">
-    <w:abstractNumId w:val="39"/>
+    <w:abstractNumId w:val="40"/>
   </w:num>
   <w:num w:numId="26">
     <w:abstractNumId w:val="24"/>
@@ -8562,10 +8875,10 @@
     <w:abstractNumId w:val="31"/>
   </w:num>
   <w:num w:numId="28">
-    <w:abstractNumId w:val="36"/>
+    <w:abstractNumId w:val="37"/>
   </w:num>
   <w:num w:numId="29">
-    <w:abstractNumId w:val="37"/>
+    <w:abstractNumId w:val="38"/>
   </w:num>
   <w:num w:numId="30">
     <w:abstractNumId w:val="13"/>
@@ -8574,7 +8887,7 @@
     <w:abstractNumId w:val="7"/>
   </w:num>
   <w:num w:numId="32">
-    <w:abstractNumId w:val="45"/>
+    <w:abstractNumId w:val="46"/>
   </w:num>
   <w:num w:numId="33">
     <w:abstractNumId w:val="2"/>
@@ -8598,28 +8911,31 @@
     <w:abstractNumId w:val="33"/>
   </w:num>
   <w:num w:numId="40">
-    <w:abstractNumId w:val="43"/>
+    <w:abstractNumId w:val="44"/>
   </w:num>
   <w:num w:numId="41">
     <w:abstractNumId w:val="32"/>
   </w:num>
   <w:num w:numId="42">
-    <w:abstractNumId w:val="44"/>
+    <w:abstractNumId w:val="45"/>
   </w:num>
   <w:num w:numId="43">
-    <w:abstractNumId w:val="42"/>
+    <w:abstractNumId w:val="43"/>
   </w:num>
   <w:num w:numId="44">
-    <w:abstractNumId w:val="38"/>
+    <w:abstractNumId w:val="39"/>
   </w:num>
   <w:num w:numId="45">
     <w:abstractNumId w:val="30"/>
   </w:num>
   <w:num w:numId="46">
-    <w:abstractNumId w:val="41"/>
+    <w:abstractNumId w:val="42"/>
   </w:num>
   <w:num w:numId="47">
     <w:abstractNumId w:val="22"/>
+  </w:num>
+  <w:num w:numId="48">
+    <w:abstractNumId w:val="35"/>
   </w:num>
 </w:numbering>
 </file>

--- a/UI/Help/QRev_Change_Log.docx
+++ b/UI/Help/QRev_Change_Log.docx
@@ -16,7 +16,6 @@
           <w:szCs w:val="72"/>
         </w:rPr>
       </w:pPr>
-      <w:proofErr w:type="spellStart"/>
       <w:r>
         <w:rPr>
           <w:b/>
@@ -35,7 +34,6 @@
         </w:rPr>
         <w:t>Int</w:t>
       </w:r>
-      <w:proofErr w:type="spellEnd"/>
       <w:r>
         <w:rPr>
           <w:b/>
@@ -58,23 +56,46 @@
           <w:b/>
           <w:bCs/>
         </w:rPr>
-        <w:t xml:space="preserve">Changes </w:t>
-      </w:r>
-      <w:proofErr w:type="spellStart"/>
-      <w:r>
+        <w:t>Changes QRevInt 1.09 to 1.10</w:t>
+      </w:r>
+    </w:p>
+    <w:p>
+      <w:pPr>
+        <w:pStyle w:val="ListParagraph"/>
+        <w:numPr>
+          <w:ilvl w:val="0"/>
+          <w:numId w:val="50"/>
+        </w:numPr>
+      </w:pPr>
+      <w:r>
+        <w:t>Fixed bug causing crash when viewing SNR plot if transect had missing samples</w:t>
+      </w:r>
+    </w:p>
+    <w:p>
+      <w:pPr>
+        <w:pStyle w:val="ListParagraph"/>
+        <w:numPr>
+          <w:ilvl w:val="0"/>
+          <w:numId w:val="50"/>
+        </w:numPr>
+      </w:pPr>
+      <w:r>
+        <w:t>Fixed crash when opening a SonTek Matlab file that had no sample data</w:t>
+      </w:r>
+    </w:p>
+    <w:p>
+      <w:pPr>
         <w:rPr>
           <w:b/>
           <w:bCs/>
         </w:rPr>
-        <w:t>QRevInt</w:t>
-      </w:r>
-      <w:proofErr w:type="spellEnd"/>
+      </w:pPr>
       <w:r>
         <w:rPr>
           <w:b/>
           <w:bCs/>
         </w:rPr>
-        <w:t xml:space="preserve"> 1.07 to 1.0</w:t>
+        <w:t>Changes QRevInt 1.07 to 1.0</w:t>
       </w:r>
       <w:r>
         <w:rPr>
@@ -105,15 +126,7 @@
         </w:numPr>
       </w:pPr>
       <w:r>
-        <w:t xml:space="preserve">Fixed bug loading RS5 </w:t>
-      </w:r>
-      <w:proofErr w:type="spellStart"/>
-      <w:r>
-        <w:t>Matlab</w:t>
-      </w:r>
-      <w:proofErr w:type="spellEnd"/>
-      <w:r>
-        <w:t xml:space="preserve"> data with blank Operator and/or Measurement Number</w:t>
+        <w:t>Fixed bug loading RS5 Matlab data with blank Operator and/or Measurement Number</w:t>
       </w:r>
     </w:p>
     <w:p>
@@ -137,15 +150,7 @@
         </w:numPr>
       </w:pPr>
       <w:r>
-        <w:t>Fixed bug associated with loading, reprocessing, saving, and then reloading of older *_</w:t>
-      </w:r>
-      <w:proofErr w:type="spellStart"/>
-      <w:r>
-        <w:t>QRev.mat</w:t>
-      </w:r>
-      <w:proofErr w:type="spellEnd"/>
-      <w:r>
-        <w:t xml:space="preserve"> files</w:t>
+        <w:t>Fixed bug associated with loading, reprocessing, saving, and then reloading of older *_QRev.mat files</w:t>
       </w:r>
     </w:p>
     <w:p>
@@ -157,15 +162,7 @@
         </w:numPr>
       </w:pPr>
       <w:r>
-        <w:t xml:space="preserve">Modified handling of measurement path to allow simultaneous use of multiple instances of </w:t>
-      </w:r>
-      <w:proofErr w:type="spellStart"/>
-      <w:r>
-        <w:t>QRevInt</w:t>
-      </w:r>
-      <w:proofErr w:type="spellEnd"/>
-      <w:r>
-        <w:t xml:space="preserve"> and prevent saving data to the wrong folder</w:t>
+        <w:t>Modified handling of measurement path to allow simultaneous use of multiple instances of QRevInt and prevent saving data to the wrong folder</w:t>
       </w:r>
     </w:p>
     <w:p>
@@ -205,6 +202,592 @@
       </w:pPr>
       <w:r>
         <w:t>Update documentation</w:t>
+      </w:r>
+    </w:p>
+    <w:p>
+      <w:pPr>
+        <w:rPr>
+          <w:b/>
+          <w:bCs/>
+        </w:rPr>
+      </w:pPr>
+      <w:r>
+        <w:rPr>
+          <w:b/>
+          <w:bCs/>
+        </w:rPr>
+        <w:t>Changes QRevInt 1.06 to 1.07</w:t>
+      </w:r>
+    </w:p>
+    <w:p>
+      <w:pPr>
+        <w:pStyle w:val="ListParagraph"/>
+        <w:numPr>
+          <w:ilvl w:val="0"/>
+          <w:numId w:val="47"/>
+        </w:numPr>
+      </w:pPr>
+      <w:r>
+        <w:t>Several minor bug fixes</w:t>
+      </w:r>
+    </w:p>
+    <w:p>
+      <w:pPr>
+        <w:pStyle w:val="ListParagraph"/>
+        <w:numPr>
+          <w:ilvl w:val="0"/>
+          <w:numId w:val="47"/>
+        </w:numPr>
+      </w:pPr>
+      <w:r>
+        <w:t>Graphics for BT, GPS, Depths, and WT now share x-axis for zoom and pan</w:t>
+      </w:r>
+    </w:p>
+    <w:p>
+      <w:pPr>
+        <w:pStyle w:val="ListParagraph"/>
+        <w:numPr>
+          <w:ilvl w:val="0"/>
+          <w:numId w:val="47"/>
+        </w:numPr>
+      </w:pPr>
+      <w:r>
+        <w:t>Added stage start, end, and measurement to Premeasurement tab</w:t>
+      </w:r>
+    </w:p>
+    <w:p>
+      <w:pPr>
+        <w:pStyle w:val="ListParagraph"/>
+        <w:numPr>
+          <w:ilvl w:val="0"/>
+          <w:numId w:val="47"/>
+        </w:numPr>
+      </w:pPr>
+      <w:r>
+        <w:t>Modified messages for moving-bed conditions based on selected reference</w:t>
+      </w:r>
+    </w:p>
+    <w:p>
+      <w:pPr>
+        <w:pStyle w:val="ListParagraph"/>
+        <w:numPr>
+          <w:ilvl w:val="0"/>
+          <w:numId w:val="47"/>
+        </w:numPr>
+      </w:pPr>
+      <w:r>
+        <w:t>New QA methods applied consistently when Viewing previously saved QRev.mat</w:t>
+      </w:r>
+    </w:p>
+    <w:p>
+      <w:pPr>
+        <w:rPr>
+          <w:b/>
+          <w:bCs/>
+        </w:rPr>
+      </w:pPr>
+      <w:r>
+        <w:rPr>
+          <w:b/>
+          <w:bCs/>
+        </w:rPr>
+        <w:t>Changes QRevInt 1.01 to QRevInt 1.06</w:t>
+      </w:r>
+    </w:p>
+    <w:p>
+      <w:pPr>
+        <w:pStyle w:val="ListParagraph"/>
+        <w:numPr>
+          <w:ilvl w:val="0"/>
+          <w:numId w:val="45"/>
+        </w:numPr>
+      </w:pPr>
+      <w:r>
+        <w:t>Added shortcut keys</w:t>
+      </w:r>
+    </w:p>
+    <w:p>
+      <w:pPr>
+        <w:pStyle w:val="ListParagraph"/>
+        <w:numPr>
+          <w:ilvl w:val="0"/>
+          <w:numId w:val="45"/>
+        </w:numPr>
+      </w:pPr>
+      <w:r>
+        <w:t>Added option to use length or time for x-axis</w:t>
+      </w:r>
+    </w:p>
+    <w:p>
+      <w:pPr>
+        <w:pStyle w:val="ListParagraph"/>
+        <w:numPr>
+          <w:ilvl w:val="0"/>
+          <w:numId w:val="45"/>
+        </w:numPr>
+      </w:pPr>
+      <w:r>
+        <w:t>Added Advanced Graphics tab</w:t>
+      </w:r>
+    </w:p>
+    <w:p>
+      <w:pPr>
+        <w:pStyle w:val="ListParagraph"/>
+        <w:numPr>
+          <w:ilvl w:val="0"/>
+          <w:numId w:val="45"/>
+        </w:numPr>
+      </w:pPr>
+      <w:r>
+        <w:t>Added correlation and RSSI/SNR to boat data</w:t>
+      </w:r>
+    </w:p>
+    <w:p>
+      <w:pPr>
+        <w:pStyle w:val="ListParagraph"/>
+        <w:numPr>
+          <w:ilvl w:val="0"/>
+          <w:numId w:val="45"/>
+        </w:numPr>
+      </w:pPr>
+      <w:r>
+        <w:t>Fixed code identifying RS5 ADCP model</w:t>
+      </w:r>
+    </w:p>
+    <w:p>
+      <w:pPr>
+        <w:pStyle w:val="ListParagraph"/>
+        <w:numPr>
+          <w:ilvl w:val="0"/>
+          <w:numId w:val="45"/>
+        </w:numPr>
+      </w:pPr>
+      <w:r>
+        <w:t>Fixed ping type and frequency identification</w:t>
+      </w:r>
+    </w:p>
+    <w:p>
+      <w:pPr>
+        <w:pStyle w:val="ListParagraph"/>
+        <w:numPr>
+          <w:ilvl w:val="0"/>
+          <w:numId w:val="45"/>
+        </w:numPr>
+      </w:pPr>
+      <w:r>
+        <w:t>Update</w:t>
+      </w:r>
+      <w:r>
+        <w:t>d</w:t>
+      </w:r>
+      <w:r>
+        <w:t xml:space="preserve"> Oursin uncertainty model to latest methods including Bayesian COV</w:t>
+      </w:r>
+    </w:p>
+    <w:p>
+      <w:pPr>
+        <w:pStyle w:val="ListParagraph"/>
+        <w:numPr>
+          <w:ilvl w:val="0"/>
+          <w:numId w:val="45"/>
+        </w:numPr>
+      </w:pPr>
+      <w:r>
+        <w:t>Updated Oursin user interface and graphs</w:t>
+      </w:r>
+    </w:p>
+    <w:p>
+      <w:pPr>
+        <w:pStyle w:val="ListParagraph"/>
+        <w:numPr>
+          <w:ilvl w:val="0"/>
+          <w:numId w:val="45"/>
+        </w:numPr>
+      </w:pPr>
+      <w:r>
+        <w:t>Added new data fields to *_QRev.mat while maintaining compatibility with older files</w:t>
+      </w:r>
+    </w:p>
+    <w:p>
+      <w:pPr>
+        <w:pStyle w:val="ListParagraph"/>
+        <w:numPr>
+          <w:ilvl w:val="0"/>
+          <w:numId w:val="45"/>
+        </w:numPr>
+      </w:pPr>
+      <w:r>
+        <w:t xml:space="preserve">Added ability </w:t>
+      </w:r>
+      <w:r>
+        <w:t>for</w:t>
+      </w:r>
+      <w:r>
+        <w:t xml:space="preserve"> agencies to configure the Options dialog and the default values</w:t>
+      </w:r>
+    </w:p>
+    <w:p>
+      <w:pPr>
+        <w:pStyle w:val="ListParagraph"/>
+        <w:numPr>
+          <w:ilvl w:val="0"/>
+          <w:numId w:val="45"/>
+        </w:numPr>
+      </w:pPr>
+      <w:r>
+        <w:t>Added option to allow an observed no moving-bed condition</w:t>
+      </w:r>
+    </w:p>
+    <w:p>
+      <w:pPr>
+        <w:pStyle w:val="ListParagraph"/>
+        <w:numPr>
+          <w:ilvl w:val="0"/>
+          <w:numId w:val="45"/>
+        </w:numPr>
+      </w:pPr>
+      <w:r>
+        <w:t>Added option to turn off use of heading data</w:t>
+      </w:r>
+    </w:p>
+    <w:p>
+      <w:pPr>
+        <w:pStyle w:val="ListParagraph"/>
+        <w:numPr>
+          <w:ilvl w:val="0"/>
+          <w:numId w:val="45"/>
+        </w:numPr>
+      </w:pPr>
+      <w:r>
+        <w:t>Filter settings for transects are no</w:t>
+      </w:r>
+      <w:r>
+        <w:t>w</w:t>
+      </w:r>
+      <w:r>
+        <w:t xml:space="preserve"> applied to moving-bed tests</w:t>
+      </w:r>
+    </w:p>
+    <w:p>
+      <w:pPr>
+        <w:pStyle w:val="ListParagraph"/>
+        <w:numPr>
+          <w:ilvl w:val="0"/>
+          <w:numId w:val="45"/>
+        </w:numPr>
+      </w:pPr>
+      <w:r>
+        <w:t>Added tooltips to all tables and labels that are highlighted due to ADQA</w:t>
+      </w:r>
+    </w:p>
+    <w:p>
+      <w:pPr>
+        <w:pStyle w:val="ListParagraph"/>
+        <w:numPr>
+          <w:ilvl w:val="0"/>
+          <w:numId w:val="45"/>
+        </w:numPr>
+      </w:pPr>
+      <w:r>
+        <w:t>Uses Numba AOT compiling of robust loess smooth, Bayesian COV, and top and bottom discharge computations to improve overall speed. 70% average speed improvement.</w:t>
+      </w:r>
+    </w:p>
+    <w:p>
+      <w:pPr>
+        <w:pStyle w:val="ListParagraph"/>
+        <w:numPr>
+          <w:ilvl w:val="0"/>
+          <w:numId w:val="45"/>
+        </w:numPr>
+      </w:pPr>
+      <w:r>
+        <w:lastRenderedPageBreak/>
+        <w:t>Improvements</w:t>
+      </w:r>
+      <w:r>
+        <w:t xml:space="preserve"> to depth filter. May cause </w:t>
+      </w:r>
+      <w:r>
+        <w:t xml:space="preserve">a </w:t>
+      </w:r>
+      <w:r>
+        <w:t>small change in discharge for some measurements.</w:t>
+      </w:r>
+    </w:p>
+    <w:p>
+      <w:pPr>
+        <w:pStyle w:val="ListParagraph"/>
+        <w:numPr>
+          <w:ilvl w:val="0"/>
+          <w:numId w:val="45"/>
+        </w:numPr>
+      </w:pPr>
+      <w:r>
+        <w:t>Added fields for Measurement Number and Person(s) to Premeasurement tab</w:t>
+      </w:r>
+    </w:p>
+    <w:p>
+      <w:pPr>
+        <w:pStyle w:val="ListParagraph"/>
+        <w:numPr>
+          <w:ilvl w:val="0"/>
+          <w:numId w:val="45"/>
+        </w:numPr>
+      </w:pPr>
+      <w:r>
+        <w:t>All reported and/or discovered bugs were fixed.</w:t>
+      </w:r>
+    </w:p>
+    <w:p>
+      <w:pPr>
+        <w:pStyle w:val="ListParagraph"/>
+        <w:numPr>
+          <w:ilvl w:val="0"/>
+          <w:numId w:val="45"/>
+        </w:numPr>
+      </w:pPr>
+      <w:r>
+        <w:t>User’s manual updated</w:t>
+      </w:r>
+    </w:p>
+    <w:p>
+      <w:pPr>
+        <w:pStyle w:val="ListParagraph"/>
+        <w:numPr>
+          <w:ilvl w:val="0"/>
+          <w:numId w:val="45"/>
+        </w:numPr>
+      </w:pPr>
+      <w:r>
+        <w:t>Technical manual updated</w:t>
+      </w:r>
+    </w:p>
+    <w:p>
+      <w:pPr>
+        <w:rPr>
+          <w:b/>
+          <w:bCs/>
+        </w:rPr>
+      </w:pPr>
+      <w:r>
+        <w:rPr>
+          <w:b/>
+          <w:bCs/>
+        </w:rPr>
+        <w:t>Changes QRevInt 1.00 to QRevInt 1.01</w:t>
+      </w:r>
+    </w:p>
+    <w:p>
+      <w:pPr>
+        <w:pStyle w:val="ListParagraph"/>
+        <w:numPr>
+          <w:ilvl w:val="0"/>
+          <w:numId w:val="43"/>
+        </w:numPr>
+      </w:pPr>
+      <w:r>
+        <w:t>Changed composite depths to interpolate for invalid depths using the composite data rather than the primary reference.</w:t>
+      </w:r>
+    </w:p>
+    <w:p>
+      <w:pPr>
+        <w:pStyle w:val="ListParagraph"/>
+        <w:numPr>
+          <w:ilvl w:val="0"/>
+          <w:numId w:val="43"/>
+        </w:numPr>
+      </w:pPr>
+      <w:r>
+        <w:t>WT error and vertical velocity filters are now applied based on ping type for all new processing of data.</w:t>
+      </w:r>
+      <w:r>
+        <w:t xml:space="preserve"> </w:t>
+      </w:r>
+      <w:r>
+        <w:t>Loading older QRev files without reprocessing will display previous results.</w:t>
+      </w:r>
+    </w:p>
+    <w:p>
+      <w:pPr>
+        <w:pStyle w:val="ListParagraph"/>
+        <w:numPr>
+          <w:ilvl w:val="0"/>
+          <w:numId w:val="43"/>
+        </w:numPr>
+      </w:pPr>
+      <w:r>
+        <w:t>BT error and vertical velocity filters are now applied based on bottom track ping frequency for all new processing of data. Loading older QRev files without reprocessing will display previous results.</w:t>
+      </w:r>
+    </w:p>
+    <w:p>
+      <w:pPr>
+        <w:pStyle w:val="ListParagraph"/>
+        <w:numPr>
+          <w:ilvl w:val="0"/>
+          <w:numId w:val="43"/>
+        </w:numPr>
+      </w:pPr>
+      <w:r>
+        <w:t xml:space="preserve">The user now has an option in the Options dialog to apply error and vertical velocity filters based on data from the entire measurement rather than based on data from individual measurements. </w:t>
+      </w:r>
+    </w:p>
+    <w:p>
+      <w:pPr>
+        <w:pStyle w:val="ListParagraph"/>
+        <w:numPr>
+          <w:ilvl w:val="0"/>
+          <w:numId w:val="43"/>
+        </w:numPr>
+      </w:pPr>
+      <w:r>
+        <w:t>An option for the jet color map has been added to the Options dialog.</w:t>
+      </w:r>
+    </w:p>
+    <w:p>
+      <w:pPr>
+        <w:pStyle w:val="ListParagraph"/>
+        <w:numPr>
+          <w:ilvl w:val="0"/>
+          <w:numId w:val="43"/>
+        </w:numPr>
+      </w:pPr>
+      <w:r>
+        <w:t xml:space="preserve">Added points to </w:t>
+      </w:r>
+      <w:r>
+        <w:t>plots in Depth tab</w:t>
+      </w:r>
+    </w:p>
+    <w:p>
+      <w:pPr>
+        <w:pStyle w:val="ListParagraph"/>
+        <w:numPr>
+          <w:ilvl w:val="0"/>
+          <w:numId w:val="43"/>
+        </w:numPr>
+      </w:pPr>
+      <w:r>
+        <w:t>Fixed several bugs related to reading RS5 and older QRev files.</w:t>
+      </w:r>
+    </w:p>
+    <w:p>
+      <w:pPr>
+        <w:pStyle w:val="ListParagraph"/>
+        <w:rPr>
+          <w:b/>
+          <w:bCs/>
+        </w:rPr>
+      </w:pPr>
+    </w:p>
+    <w:p>
+      <w:pPr>
+        <w:rPr>
+          <w:b/>
+          <w:bCs/>
+        </w:rPr>
+      </w:pPr>
+      <w:r>
+        <w:rPr>
+          <w:b/>
+          <w:bCs/>
+        </w:rPr>
+        <w:t>Changes QRevInt 4.26 Beta to QRevInt 1.00</w:t>
+      </w:r>
+    </w:p>
+    <w:p>
+      <w:pPr>
+        <w:pStyle w:val="ListParagraph"/>
+        <w:numPr>
+          <w:ilvl w:val="0"/>
+          <w:numId w:val="41"/>
+        </w:numPr>
+      </w:pPr>
+      <w:r>
+        <w:t>New versioning implemented.</w:t>
+      </w:r>
+    </w:p>
+    <w:p>
+      <w:pPr>
+        <w:pStyle w:val="ListParagraph"/>
+        <w:numPr>
+          <w:ilvl w:val="0"/>
+          <w:numId w:val="41"/>
+        </w:numPr>
+      </w:pPr>
+      <w:r>
+        <w:t>Added disclaimer and license that must be agreed to prior to running the first time.</w:t>
+      </w:r>
+    </w:p>
+    <w:p>
+      <w:pPr>
+        <w:pStyle w:val="ListParagraph"/>
+        <w:numPr>
+          <w:ilvl w:val="0"/>
+          <w:numId w:val="41"/>
+        </w:numPr>
+      </w:pPr>
+      <w:r>
+        <w:t>Modified code for compatibility with older QRev.mat files that lack the new features.</w:t>
+      </w:r>
+    </w:p>
+    <w:p>
+      <w:pPr>
+        <w:pStyle w:val="ListParagraph"/>
+        <w:numPr>
+          <w:ilvl w:val="0"/>
+          <w:numId w:val="41"/>
+        </w:numPr>
+      </w:pPr>
+      <w:r>
+        <w:t>QRev.mat files previously saved can be view as saved but will apply new features upon any change.</w:t>
+      </w:r>
+    </w:p>
+    <w:p>
+      <w:pPr>
+        <w:pStyle w:val="ListParagraph"/>
+        <w:numPr>
+          <w:ilvl w:val="0"/>
+          <w:numId w:val="41"/>
+        </w:numPr>
+      </w:pPr>
+      <w:r>
+        <w:t>Changed date format to YYYY.MM.DD.</w:t>
+      </w:r>
+    </w:p>
+    <w:p>
+      <w:pPr>
+        <w:pStyle w:val="ListParagraph"/>
+        <w:numPr>
+          <w:ilvl w:val="0"/>
+          <w:numId w:val="41"/>
+        </w:numPr>
+      </w:pPr>
+      <w:r>
+        <w:t>Added background color to the main window to distinguish from QRev.</w:t>
+      </w:r>
+    </w:p>
+    <w:p>
+      <w:pPr>
+        <w:pStyle w:val="ListParagraph"/>
+        <w:numPr>
+          <w:ilvl w:val="0"/>
+          <w:numId w:val="41"/>
+        </w:numPr>
+      </w:pPr>
+      <w:r>
+        <w:t>Extrap subsection label changes based on data loaded and processed.</w:t>
+      </w:r>
+    </w:p>
+    <w:p>
+      <w:pPr>
+        <w:pStyle w:val="ListParagraph"/>
+        <w:numPr>
+          <w:ilvl w:val="0"/>
+          <w:numId w:val="41"/>
+        </w:numPr>
+      </w:pPr>
+      <w:r>
+        <w:t>Fixed some compatibility issues with RS5 data.</w:t>
       </w:r>
     </w:p>
     <w:p>
@@ -221,822 +804,12 @@
         </w:rPr>
         <w:t xml:space="preserve">Changes </w:t>
       </w:r>
-      <w:proofErr w:type="spellStart"/>
       <w:r>
         <w:rPr>
           <w:b/>
           <w:bCs/>
         </w:rPr>
-        <w:t>QRevInt</w:t>
-      </w:r>
-      <w:proofErr w:type="spellEnd"/>
-      <w:r>
-        <w:rPr>
-          <w:b/>
-          <w:bCs/>
-        </w:rPr>
-        <w:t xml:space="preserve"> 1.06 to 1.07</w:t>
-      </w:r>
-    </w:p>
-    <w:p>
-      <w:pPr>
-        <w:pStyle w:val="ListParagraph"/>
-        <w:numPr>
-          <w:ilvl w:val="0"/>
-          <w:numId w:val="47"/>
-        </w:numPr>
-      </w:pPr>
-      <w:r>
-        <w:t xml:space="preserve">Several minor </w:t>
-      </w:r>
-      <w:proofErr w:type="gramStart"/>
-      <w:r>
-        <w:t>bug</w:t>
-      </w:r>
-      <w:proofErr w:type="gramEnd"/>
-      <w:r>
-        <w:t xml:space="preserve"> fixes</w:t>
-      </w:r>
-    </w:p>
-    <w:p>
-      <w:pPr>
-        <w:pStyle w:val="ListParagraph"/>
-        <w:numPr>
-          <w:ilvl w:val="0"/>
-          <w:numId w:val="47"/>
-        </w:numPr>
-      </w:pPr>
-      <w:r>
-        <w:t>Graphics for BT, GPS, Depths, and WT now share x-axis for zoom and pan</w:t>
-      </w:r>
-    </w:p>
-    <w:p>
-      <w:pPr>
-        <w:pStyle w:val="ListParagraph"/>
-        <w:numPr>
-          <w:ilvl w:val="0"/>
-          <w:numId w:val="47"/>
-        </w:numPr>
-      </w:pPr>
-      <w:r>
-        <w:t>Added stage start, end, and measurement to Premeasurement tab</w:t>
-      </w:r>
-    </w:p>
-    <w:p>
-      <w:pPr>
-        <w:pStyle w:val="ListParagraph"/>
-        <w:numPr>
-          <w:ilvl w:val="0"/>
-          <w:numId w:val="47"/>
-        </w:numPr>
-      </w:pPr>
-      <w:r>
-        <w:t>Modified messages for moving-bed conditions based on selected reference</w:t>
-      </w:r>
-    </w:p>
-    <w:p>
-      <w:pPr>
-        <w:pStyle w:val="ListParagraph"/>
-        <w:numPr>
-          <w:ilvl w:val="0"/>
-          <w:numId w:val="47"/>
-        </w:numPr>
-      </w:pPr>
-      <w:r>
-        <w:t xml:space="preserve">New QA methods applied consistently when </w:t>
-      </w:r>
-      <w:proofErr w:type="gramStart"/>
-      <w:r>
-        <w:t>Viewing</w:t>
-      </w:r>
-      <w:proofErr w:type="gramEnd"/>
-      <w:r>
-        <w:t xml:space="preserve"> previously saved </w:t>
-      </w:r>
-      <w:proofErr w:type="spellStart"/>
-      <w:r>
-        <w:t>QRev.mat</w:t>
-      </w:r>
-      <w:proofErr w:type="spellEnd"/>
-    </w:p>
-    <w:p>
-      <w:pPr>
-        <w:rPr>
-          <w:b/>
-          <w:bCs/>
-        </w:rPr>
-      </w:pPr>
-      <w:r>
-        <w:rPr>
-          <w:b/>
-          <w:bCs/>
-        </w:rPr>
-        <w:t xml:space="preserve">Changes </w:t>
-      </w:r>
-      <w:proofErr w:type="spellStart"/>
-      <w:r>
-        <w:rPr>
-          <w:b/>
-          <w:bCs/>
-        </w:rPr>
-        <w:t>QRevInt</w:t>
-      </w:r>
-      <w:proofErr w:type="spellEnd"/>
-      <w:r>
-        <w:rPr>
-          <w:b/>
-          <w:bCs/>
-        </w:rPr>
-        <w:t xml:space="preserve"> 1.01 to </w:t>
-      </w:r>
-      <w:proofErr w:type="spellStart"/>
-      <w:r>
-        <w:rPr>
-          <w:b/>
-          <w:bCs/>
-        </w:rPr>
-        <w:t>QRevInt</w:t>
-      </w:r>
-      <w:proofErr w:type="spellEnd"/>
-      <w:r>
-        <w:rPr>
-          <w:b/>
-          <w:bCs/>
-        </w:rPr>
-        <w:t xml:space="preserve"> 1.06</w:t>
-      </w:r>
-    </w:p>
-    <w:p>
-      <w:pPr>
-        <w:pStyle w:val="ListParagraph"/>
-        <w:numPr>
-          <w:ilvl w:val="0"/>
-          <w:numId w:val="45"/>
-        </w:numPr>
-      </w:pPr>
-      <w:r>
-        <w:t>Added shortcut keys</w:t>
-      </w:r>
-    </w:p>
-    <w:p>
-      <w:pPr>
-        <w:pStyle w:val="ListParagraph"/>
-        <w:numPr>
-          <w:ilvl w:val="0"/>
-          <w:numId w:val="45"/>
-        </w:numPr>
-      </w:pPr>
-      <w:r>
-        <w:t>Added option to use length or time for x-axis</w:t>
-      </w:r>
-    </w:p>
-    <w:p>
-      <w:pPr>
-        <w:pStyle w:val="ListParagraph"/>
-        <w:numPr>
-          <w:ilvl w:val="0"/>
-          <w:numId w:val="45"/>
-        </w:numPr>
-      </w:pPr>
-      <w:r>
-        <w:t>Added Advanced Graphics tab</w:t>
-      </w:r>
-    </w:p>
-    <w:p>
-      <w:pPr>
-        <w:pStyle w:val="ListParagraph"/>
-        <w:numPr>
-          <w:ilvl w:val="0"/>
-          <w:numId w:val="45"/>
-        </w:numPr>
-      </w:pPr>
-      <w:r>
-        <w:t>Added correlation and RSSI/SNR to boat data</w:t>
-      </w:r>
-    </w:p>
-    <w:p>
-      <w:pPr>
-        <w:pStyle w:val="ListParagraph"/>
-        <w:numPr>
-          <w:ilvl w:val="0"/>
-          <w:numId w:val="45"/>
-        </w:numPr>
-      </w:pPr>
-      <w:r>
-        <w:t>Fixed code identifying RS5 ADCP model</w:t>
-      </w:r>
-    </w:p>
-    <w:p>
-      <w:pPr>
-        <w:pStyle w:val="ListParagraph"/>
-        <w:numPr>
-          <w:ilvl w:val="0"/>
-          <w:numId w:val="45"/>
-        </w:numPr>
-      </w:pPr>
-      <w:r>
-        <w:t>Fixed ping type and frequency identification</w:t>
-      </w:r>
-    </w:p>
-    <w:p>
-      <w:pPr>
-        <w:pStyle w:val="ListParagraph"/>
-        <w:numPr>
-          <w:ilvl w:val="0"/>
-          <w:numId w:val="45"/>
-        </w:numPr>
-      </w:pPr>
-      <w:r>
-        <w:t>Update</w:t>
-      </w:r>
-      <w:r>
-        <w:t>d</w:t>
-      </w:r>
-      <w:r>
-        <w:t xml:space="preserve"> </w:t>
-      </w:r>
-      <w:proofErr w:type="spellStart"/>
-      <w:r>
-        <w:t>Oursin</w:t>
-      </w:r>
-      <w:proofErr w:type="spellEnd"/>
-      <w:r>
-        <w:t xml:space="preserve"> uncertainty model to latest methods including Bayesian COV</w:t>
-      </w:r>
-    </w:p>
-    <w:p>
-      <w:pPr>
-        <w:pStyle w:val="ListParagraph"/>
-        <w:numPr>
-          <w:ilvl w:val="0"/>
-          <w:numId w:val="45"/>
-        </w:numPr>
-      </w:pPr>
-      <w:r>
-        <w:t xml:space="preserve">Updated </w:t>
-      </w:r>
-      <w:proofErr w:type="spellStart"/>
-      <w:r>
-        <w:t>Oursin</w:t>
-      </w:r>
-      <w:proofErr w:type="spellEnd"/>
-      <w:r>
-        <w:t xml:space="preserve"> user interface and graphs</w:t>
-      </w:r>
-    </w:p>
-    <w:p>
-      <w:pPr>
-        <w:pStyle w:val="ListParagraph"/>
-        <w:numPr>
-          <w:ilvl w:val="0"/>
-          <w:numId w:val="45"/>
-        </w:numPr>
-      </w:pPr>
-      <w:r>
-        <w:t>Added new data fields to *_</w:t>
-      </w:r>
-      <w:proofErr w:type="spellStart"/>
-      <w:r>
-        <w:t>QRev.mat</w:t>
-      </w:r>
-      <w:proofErr w:type="spellEnd"/>
-      <w:r>
-        <w:t xml:space="preserve"> while maintaining compatibility with older files</w:t>
-      </w:r>
-    </w:p>
-    <w:p>
-      <w:pPr>
-        <w:pStyle w:val="ListParagraph"/>
-        <w:numPr>
-          <w:ilvl w:val="0"/>
-          <w:numId w:val="45"/>
-        </w:numPr>
-      </w:pPr>
-      <w:r>
-        <w:t xml:space="preserve">Added ability </w:t>
-      </w:r>
-      <w:r>
-        <w:t>for</w:t>
-      </w:r>
-      <w:r>
-        <w:t xml:space="preserve"> agencies to configure the Options dialog and the default values</w:t>
-      </w:r>
-    </w:p>
-    <w:p>
-      <w:pPr>
-        <w:pStyle w:val="ListParagraph"/>
-        <w:numPr>
-          <w:ilvl w:val="0"/>
-          <w:numId w:val="45"/>
-        </w:numPr>
-      </w:pPr>
-      <w:r>
-        <w:t>Added option to allow an observed no moving-bed condition</w:t>
-      </w:r>
-    </w:p>
-    <w:p>
-      <w:pPr>
-        <w:pStyle w:val="ListParagraph"/>
-        <w:numPr>
-          <w:ilvl w:val="0"/>
-          <w:numId w:val="45"/>
-        </w:numPr>
-      </w:pPr>
-      <w:r>
-        <w:t>Added option to turn off use of heading data</w:t>
-      </w:r>
-    </w:p>
-    <w:p>
-      <w:pPr>
-        <w:pStyle w:val="ListParagraph"/>
-        <w:numPr>
-          <w:ilvl w:val="0"/>
-          <w:numId w:val="45"/>
-        </w:numPr>
-      </w:pPr>
-      <w:r>
-        <w:t>Filter settings for transects are no</w:t>
-      </w:r>
-      <w:r>
-        <w:t>w</w:t>
-      </w:r>
-      <w:r>
-        <w:t xml:space="preserve"> applied to moving-bed tests</w:t>
-      </w:r>
-    </w:p>
-    <w:p>
-      <w:pPr>
-        <w:pStyle w:val="ListParagraph"/>
-        <w:numPr>
-          <w:ilvl w:val="0"/>
-          <w:numId w:val="45"/>
-        </w:numPr>
-      </w:pPr>
-      <w:r>
-        <w:t>Added tooltips to all tables and labels that are highlighted due to ADQA</w:t>
-      </w:r>
-    </w:p>
-    <w:p>
-      <w:pPr>
-        <w:pStyle w:val="ListParagraph"/>
-        <w:numPr>
-          <w:ilvl w:val="0"/>
-          <w:numId w:val="45"/>
-        </w:numPr>
-      </w:pPr>
-      <w:r>
-        <w:t xml:space="preserve">Uses </w:t>
-      </w:r>
-      <w:proofErr w:type="spellStart"/>
-      <w:r>
-        <w:t>Numba</w:t>
-      </w:r>
-      <w:proofErr w:type="spellEnd"/>
-      <w:r>
-        <w:t xml:space="preserve"> AOT compiling of robust loess smooth, Bayesian COV, and top and bottom discharge computations to improve overall speed. 70% average speed improvement.</w:t>
-      </w:r>
-    </w:p>
-    <w:p>
-      <w:pPr>
-        <w:pStyle w:val="ListParagraph"/>
-        <w:numPr>
-          <w:ilvl w:val="0"/>
-          <w:numId w:val="45"/>
-        </w:numPr>
-      </w:pPr>
-      <w:r>
-        <w:t>Improvements</w:t>
-      </w:r>
-      <w:r>
-        <w:t xml:space="preserve"> to depth filter. May cause </w:t>
-      </w:r>
-      <w:r>
-        <w:t xml:space="preserve">a </w:t>
-      </w:r>
-      <w:r>
-        <w:t>small change in discharge for some measurements.</w:t>
-      </w:r>
-    </w:p>
-    <w:p>
-      <w:pPr>
-        <w:pStyle w:val="ListParagraph"/>
-        <w:numPr>
-          <w:ilvl w:val="0"/>
-          <w:numId w:val="45"/>
-        </w:numPr>
-      </w:pPr>
-      <w:r>
-        <w:t>Added fields for Measurement Number and Person(s) to Premeasurement tab</w:t>
-      </w:r>
-    </w:p>
-    <w:p>
-      <w:pPr>
-        <w:pStyle w:val="ListParagraph"/>
-        <w:numPr>
-          <w:ilvl w:val="0"/>
-          <w:numId w:val="45"/>
-        </w:numPr>
-      </w:pPr>
-      <w:r>
-        <w:t>All reported and/or discovered bugs were fixed.</w:t>
-      </w:r>
-    </w:p>
-    <w:p>
-      <w:pPr>
-        <w:pStyle w:val="ListParagraph"/>
-        <w:numPr>
-          <w:ilvl w:val="0"/>
-          <w:numId w:val="45"/>
-        </w:numPr>
-      </w:pPr>
-      <w:r>
-        <w:t>User’s manual updated</w:t>
-      </w:r>
-    </w:p>
-    <w:p>
-      <w:pPr>
-        <w:pStyle w:val="ListParagraph"/>
-        <w:numPr>
-          <w:ilvl w:val="0"/>
-          <w:numId w:val="45"/>
-        </w:numPr>
-      </w:pPr>
-      <w:r>
-        <w:lastRenderedPageBreak/>
-        <w:t>Technical manual updated</w:t>
-      </w:r>
-    </w:p>
-    <w:p>
-      <w:pPr>
-        <w:rPr>
-          <w:b/>
-          <w:bCs/>
-        </w:rPr>
-      </w:pPr>
-      <w:r>
-        <w:rPr>
-          <w:b/>
-          <w:bCs/>
-        </w:rPr>
-        <w:t xml:space="preserve">Changes </w:t>
-      </w:r>
-      <w:proofErr w:type="spellStart"/>
-      <w:r>
-        <w:rPr>
-          <w:b/>
-          <w:bCs/>
-        </w:rPr>
-        <w:t>QRevInt</w:t>
-      </w:r>
-      <w:proofErr w:type="spellEnd"/>
-      <w:r>
-        <w:rPr>
-          <w:b/>
-          <w:bCs/>
-        </w:rPr>
-        <w:t xml:space="preserve"> 1.00 to </w:t>
-      </w:r>
-      <w:proofErr w:type="spellStart"/>
-      <w:r>
-        <w:rPr>
-          <w:b/>
-          <w:bCs/>
-        </w:rPr>
-        <w:t>QRevInt</w:t>
-      </w:r>
-      <w:proofErr w:type="spellEnd"/>
-      <w:r>
-        <w:rPr>
-          <w:b/>
-          <w:bCs/>
-        </w:rPr>
-        <w:t xml:space="preserve"> 1.01</w:t>
-      </w:r>
-    </w:p>
-    <w:p>
-      <w:pPr>
-        <w:pStyle w:val="ListParagraph"/>
-        <w:numPr>
-          <w:ilvl w:val="0"/>
-          <w:numId w:val="43"/>
-        </w:numPr>
-      </w:pPr>
-      <w:r>
-        <w:t>Changed composite depths to interpolate for invalid depths using the composite data rather than the primary reference.</w:t>
-      </w:r>
-    </w:p>
-    <w:p>
-      <w:pPr>
-        <w:pStyle w:val="ListParagraph"/>
-        <w:numPr>
-          <w:ilvl w:val="0"/>
-          <w:numId w:val="43"/>
-        </w:numPr>
-      </w:pPr>
-      <w:r>
-        <w:t>WT error and vertical velocity filters are now applied based on ping type for all new processing of data.</w:t>
-      </w:r>
-      <w:r>
-        <w:t xml:space="preserve"> </w:t>
-      </w:r>
-      <w:r>
-        <w:t xml:space="preserve">Loading older </w:t>
-      </w:r>
-      <w:proofErr w:type="spellStart"/>
-      <w:r>
-        <w:t>QRev</w:t>
-      </w:r>
-      <w:proofErr w:type="spellEnd"/>
-      <w:r>
-        <w:t xml:space="preserve"> files without reprocessing will display previous results.</w:t>
-      </w:r>
-    </w:p>
-    <w:p>
-      <w:pPr>
-        <w:pStyle w:val="ListParagraph"/>
-        <w:numPr>
-          <w:ilvl w:val="0"/>
-          <w:numId w:val="43"/>
-        </w:numPr>
-      </w:pPr>
-      <w:r>
-        <w:t xml:space="preserve">BT error and vertical velocity filters are now applied based on bottom track ping frequency for all new processing of data. Loading older </w:t>
-      </w:r>
-      <w:proofErr w:type="spellStart"/>
-      <w:r>
-        <w:t>QRev</w:t>
-      </w:r>
-      <w:proofErr w:type="spellEnd"/>
-      <w:r>
-        <w:t xml:space="preserve"> files without reprocessing will display previous results.</w:t>
-      </w:r>
-    </w:p>
-    <w:p>
-      <w:pPr>
-        <w:pStyle w:val="ListParagraph"/>
-        <w:numPr>
-          <w:ilvl w:val="0"/>
-          <w:numId w:val="43"/>
-        </w:numPr>
-      </w:pPr>
-      <w:r>
-        <w:t xml:space="preserve">The user now has an option in the Options dialog to apply error and vertical velocity filters based on data from the entire measurement rather than based on data from individual measurements. </w:t>
-      </w:r>
-    </w:p>
-    <w:p>
-      <w:pPr>
-        <w:pStyle w:val="ListParagraph"/>
-        <w:numPr>
-          <w:ilvl w:val="0"/>
-          <w:numId w:val="43"/>
-        </w:numPr>
-      </w:pPr>
-      <w:r>
-        <w:t>An option for the jet color map has been added to the Options dialog.</w:t>
-      </w:r>
-    </w:p>
-    <w:p>
-      <w:pPr>
-        <w:pStyle w:val="ListParagraph"/>
-        <w:numPr>
-          <w:ilvl w:val="0"/>
-          <w:numId w:val="43"/>
-        </w:numPr>
-      </w:pPr>
-      <w:r>
-        <w:t xml:space="preserve">Added points to </w:t>
-      </w:r>
-      <w:r>
-        <w:t>plots in Depth tab</w:t>
-      </w:r>
-    </w:p>
-    <w:p>
-      <w:pPr>
-        <w:pStyle w:val="ListParagraph"/>
-        <w:numPr>
-          <w:ilvl w:val="0"/>
-          <w:numId w:val="43"/>
-        </w:numPr>
-      </w:pPr>
-      <w:r>
-        <w:t xml:space="preserve">Fixed several bugs related to reading RS5 and older </w:t>
-      </w:r>
-      <w:proofErr w:type="spellStart"/>
-      <w:r>
-        <w:t>QRev</w:t>
-      </w:r>
-      <w:proofErr w:type="spellEnd"/>
-      <w:r>
-        <w:t xml:space="preserve"> files.</w:t>
-      </w:r>
-    </w:p>
-    <w:p>
-      <w:pPr>
-        <w:pStyle w:val="ListParagraph"/>
-        <w:rPr>
-          <w:b/>
-          <w:bCs/>
-        </w:rPr>
-      </w:pPr>
-    </w:p>
-    <w:p>
-      <w:pPr>
-        <w:rPr>
-          <w:b/>
-          <w:bCs/>
-        </w:rPr>
-      </w:pPr>
-      <w:r>
-        <w:rPr>
-          <w:b/>
-          <w:bCs/>
-        </w:rPr>
-        <w:t xml:space="preserve">Changes </w:t>
-      </w:r>
-      <w:proofErr w:type="spellStart"/>
-      <w:r>
-        <w:rPr>
-          <w:b/>
-          <w:bCs/>
-        </w:rPr>
-        <w:t>QRevInt</w:t>
-      </w:r>
-      <w:proofErr w:type="spellEnd"/>
-      <w:r>
-        <w:rPr>
-          <w:b/>
-          <w:bCs/>
-        </w:rPr>
-        <w:t xml:space="preserve"> 4.26 Beta to </w:t>
-      </w:r>
-      <w:proofErr w:type="spellStart"/>
-      <w:r>
-        <w:rPr>
-          <w:b/>
-          <w:bCs/>
-        </w:rPr>
-        <w:t>QRevInt</w:t>
-      </w:r>
-      <w:proofErr w:type="spellEnd"/>
-      <w:r>
-        <w:rPr>
-          <w:b/>
-          <w:bCs/>
-        </w:rPr>
-        <w:t xml:space="preserve"> 1.00</w:t>
-      </w:r>
-    </w:p>
-    <w:p>
-      <w:pPr>
-        <w:pStyle w:val="ListParagraph"/>
-        <w:numPr>
-          <w:ilvl w:val="0"/>
-          <w:numId w:val="41"/>
-        </w:numPr>
-      </w:pPr>
-      <w:r>
-        <w:t>New versioning implemented.</w:t>
-      </w:r>
-    </w:p>
-    <w:p>
-      <w:pPr>
-        <w:pStyle w:val="ListParagraph"/>
-        <w:numPr>
-          <w:ilvl w:val="0"/>
-          <w:numId w:val="41"/>
-        </w:numPr>
-      </w:pPr>
-      <w:r>
-        <w:t>Added disclaimer and license that must be agreed to prior to running the first time.</w:t>
-      </w:r>
-    </w:p>
-    <w:p>
-      <w:pPr>
-        <w:pStyle w:val="ListParagraph"/>
-        <w:numPr>
-          <w:ilvl w:val="0"/>
-          <w:numId w:val="41"/>
-        </w:numPr>
-      </w:pPr>
-      <w:r>
-        <w:t xml:space="preserve">Modified code for compatibility with older </w:t>
-      </w:r>
-      <w:proofErr w:type="spellStart"/>
-      <w:r>
-        <w:t>QRev.mat</w:t>
-      </w:r>
-      <w:proofErr w:type="spellEnd"/>
-      <w:r>
-        <w:t xml:space="preserve"> files that lack the new features.</w:t>
-      </w:r>
-    </w:p>
-    <w:p>
-      <w:pPr>
-        <w:pStyle w:val="ListParagraph"/>
-        <w:numPr>
-          <w:ilvl w:val="0"/>
-          <w:numId w:val="41"/>
-        </w:numPr>
-      </w:pPr>
-      <w:proofErr w:type="spellStart"/>
-      <w:r>
-        <w:t>QRev.mat</w:t>
-      </w:r>
-      <w:proofErr w:type="spellEnd"/>
-      <w:r>
-        <w:t xml:space="preserve"> files previously saved can be view as saved but will apply new features upon any change.</w:t>
-      </w:r>
-    </w:p>
-    <w:p>
-      <w:pPr>
-        <w:pStyle w:val="ListParagraph"/>
-        <w:numPr>
-          <w:ilvl w:val="0"/>
-          <w:numId w:val="41"/>
-        </w:numPr>
-      </w:pPr>
-      <w:r>
-        <w:t>Changed date format to YYYY.MM.DD.</w:t>
-      </w:r>
-    </w:p>
-    <w:p>
-      <w:pPr>
-        <w:pStyle w:val="ListParagraph"/>
-        <w:numPr>
-          <w:ilvl w:val="0"/>
-          <w:numId w:val="41"/>
-        </w:numPr>
-      </w:pPr>
-      <w:r>
-        <w:t xml:space="preserve">Added background color to the main window to distinguish from </w:t>
-      </w:r>
-      <w:proofErr w:type="spellStart"/>
-      <w:r>
-        <w:t>QRev</w:t>
-      </w:r>
-      <w:proofErr w:type="spellEnd"/>
-      <w:r>
-        <w:t>.</w:t>
-      </w:r>
-    </w:p>
-    <w:p>
-      <w:pPr>
-        <w:pStyle w:val="ListParagraph"/>
-        <w:numPr>
-          <w:ilvl w:val="0"/>
-          <w:numId w:val="41"/>
-        </w:numPr>
-      </w:pPr>
-      <w:proofErr w:type="spellStart"/>
-      <w:r>
-        <w:t>Extrap</w:t>
-      </w:r>
-      <w:proofErr w:type="spellEnd"/>
-      <w:r>
-        <w:t xml:space="preserve"> subsection label changes based on data loaded and processed.</w:t>
-      </w:r>
-    </w:p>
-    <w:p>
-      <w:pPr>
-        <w:pStyle w:val="ListParagraph"/>
-        <w:numPr>
-          <w:ilvl w:val="0"/>
-          <w:numId w:val="41"/>
-        </w:numPr>
-      </w:pPr>
-      <w:r>
-        <w:t>Fixed some compatibility issues with RS5 data.</w:t>
-      </w:r>
-    </w:p>
-    <w:p>
-      <w:pPr>
-        <w:rPr>
-          <w:b/>
-          <w:bCs/>
-        </w:rPr>
-      </w:pPr>
-      <w:r>
-        <w:rPr>
-          <w:b/>
-          <w:bCs/>
-        </w:rPr>
-        <w:t xml:space="preserve">Changes </w:t>
-      </w:r>
-      <w:proofErr w:type="spellStart"/>
-      <w:r>
-        <w:rPr>
-          <w:b/>
-          <w:bCs/>
-        </w:rPr>
-        <w:t>QRev</w:t>
-      </w:r>
-      <w:proofErr w:type="spellEnd"/>
-      <w:r>
-        <w:rPr>
-          <w:b/>
-          <w:bCs/>
-        </w:rPr>
-        <w:t xml:space="preserve"> </w:t>
+        <w:t xml:space="preserve">QRev </w:t>
       </w:r>
       <w:r>
         <w:rPr>
@@ -1045,21 +818,12 @@
         </w:rPr>
         <w:t xml:space="preserve">4.23 to </w:t>
       </w:r>
-      <w:proofErr w:type="spellStart"/>
       <w:r>
         <w:rPr>
           <w:b/>
           <w:bCs/>
         </w:rPr>
-        <w:t>QRevInt</w:t>
-      </w:r>
-      <w:proofErr w:type="spellEnd"/>
-      <w:r>
-        <w:rPr>
-          <w:b/>
-          <w:bCs/>
-        </w:rPr>
-        <w:t xml:space="preserve"> </w:t>
+        <w:t xml:space="preserve">QRevInt </w:t>
       </w:r>
       <w:r>
         <w:rPr>
@@ -1085,23 +849,7 @@
         </w:numPr>
       </w:pPr>
       <w:r>
-        <w:t xml:space="preserve">Due to development conducted outside the USGS the name was changed to </w:t>
-      </w:r>
-      <w:proofErr w:type="spellStart"/>
-      <w:r>
-        <w:t>QRevInt</w:t>
-      </w:r>
-      <w:proofErr w:type="spellEnd"/>
-      <w:r>
-        <w:t xml:space="preserve">, </w:t>
-      </w:r>
-      <w:proofErr w:type="gramStart"/>
-      <w:r>
-        <w:t>so as to</w:t>
-      </w:r>
-      <w:proofErr w:type="gramEnd"/>
-      <w:r>
-        <w:t xml:space="preserve"> represent the international support and development.</w:t>
+        <w:t>Due to development conducted outside the USGS the name was changed to QRevInt, so as to represent the international support and development.</w:t>
       </w:r>
     </w:p>
     <w:p>
@@ -1113,13 +861,8 @@
         </w:numPr>
       </w:pPr>
       <w:r>
-        <w:t xml:space="preserve">Change icon to blue to distinguish from USGS version of </w:t>
-      </w:r>
-      <w:proofErr w:type="spellStart"/>
-      <w:r>
-        <w:t>QRev</w:t>
-      </w:r>
-      <w:proofErr w:type="spellEnd"/>
+        <w:t>Change icon to blue to distinguish from USGS version of QRev</w:t>
+      </w:r>
     </w:p>
     <w:p>
       <w:pPr>
@@ -1166,23 +909,7 @@
         </w:numPr>
       </w:pPr>
       <w:r>
-        <w:t xml:space="preserve">Modified </w:t>
-      </w:r>
-      <w:proofErr w:type="spellStart"/>
-      <w:r>
-        <w:t>extrap</w:t>
-      </w:r>
-      <w:proofErr w:type="spellEnd"/>
-      <w:r>
-        <w:t xml:space="preserve"> subsection so that </w:t>
-      </w:r>
-      <w:proofErr w:type="spellStart"/>
-      <w:r>
-        <w:t>subsectioning</w:t>
-      </w:r>
-      <w:proofErr w:type="spellEnd"/>
-      <w:r>
-        <w:t xml:space="preserve"> always works from left to right</w:t>
+        <w:t>Modified extrap subsection so that subsectioning always works from left to right</w:t>
       </w:r>
     </w:p>
     <w:p>
@@ -1194,15 +921,7 @@
         </w:numPr>
       </w:pPr>
       <w:r>
-        <w:t xml:space="preserve">Removed depth from </w:t>
-      </w:r>
-      <w:proofErr w:type="spellStart"/>
-      <w:r>
-        <w:t>Oursin</w:t>
-      </w:r>
-      <w:proofErr w:type="spellEnd"/>
-      <w:r>
-        <w:t xml:space="preserve"> measured discharge uncertainty</w:t>
+        <w:t>Removed depth from Oursin measured discharge uncertainty</w:t>
       </w:r>
     </w:p>
     <w:p>
@@ -1226,13 +945,9 @@
         </w:numPr>
       </w:pPr>
       <w:r>
-        <w:t xml:space="preserve">Modified documentation reflect change to </w:t>
-      </w:r>
-      <w:proofErr w:type="spellStart"/>
-      <w:r>
-        <w:t>QRevInt</w:t>
-      </w:r>
-      <w:proofErr w:type="spellEnd"/>
+        <w:lastRenderedPageBreak/>
+        <w:t>Modified documentation reflect change to QRevInt</w:t>
+      </w:r>
     </w:p>
     <w:p>
       <w:r>
@@ -1264,7 +979,6 @@
         </w:numPr>
       </w:pPr>
       <w:r>
-        <w:lastRenderedPageBreak/>
         <w:t>Added user option to compute extrapolation fit using discharge weighted medians</w:t>
       </w:r>
     </w:p>
@@ -1289,15 +1003,7 @@
         </w:numPr>
       </w:pPr>
       <w:r>
-        <w:t xml:space="preserve">Fixed bug reading some old </w:t>
-      </w:r>
-      <w:proofErr w:type="spellStart"/>
-      <w:r>
-        <w:t>QRev.mat</w:t>
-      </w:r>
-      <w:proofErr w:type="spellEnd"/>
-      <w:r>
-        <w:t xml:space="preserve"> files associated with new rating feature</w:t>
+        <w:t>Fixed bug reading some old QRev.mat files associated with new rating feature</w:t>
       </w:r>
     </w:p>
     <w:p>
@@ -1336,15 +1042,7 @@
         </w:numPr>
       </w:pPr>
       <w:r>
-        <w:t xml:space="preserve">Fixed issue with depth reference </w:t>
-      </w:r>
-      <w:proofErr w:type="gramStart"/>
-      <w:r>
-        <w:t>drop</w:t>
-      </w:r>
-      <w:proofErr w:type="gramEnd"/>
-      <w:r>
-        <w:t xml:space="preserve"> down </w:t>
+        <w:t xml:space="preserve">Fixed issue with depth reference drop down </w:t>
       </w:r>
       <w:r>
         <w:t xml:space="preserve">menu </w:t>
@@ -1398,15 +1096,7 @@
         </w:numPr>
       </w:pPr>
       <w:r>
-        <w:t>Fixed bug reading *_</w:t>
-      </w:r>
-      <w:proofErr w:type="spellStart"/>
-      <w:r>
-        <w:t>QRev.mat</w:t>
-      </w:r>
-      <w:proofErr w:type="spellEnd"/>
-      <w:r>
-        <w:t xml:space="preserve"> having only 1 transect</w:t>
+        <w:t>Fixed bug reading *_QRev.mat having only 1 transect</w:t>
       </w:r>
     </w:p>
     <w:p>
@@ -1433,13 +1123,8 @@
         <w:t xml:space="preserve">Fixed issue </w:t>
       </w:r>
       <w:r>
-        <w:t>that could occur when processing moving-bed tests loaded from *_</w:t>
-      </w:r>
-      <w:proofErr w:type="spellStart"/>
-      <w:r>
-        <w:t>QRev.mat</w:t>
-      </w:r>
-      <w:proofErr w:type="spellEnd"/>
+        <w:t>that could occur when processing moving-bed tests loaded from *_QRev.mat</w:t>
+      </w:r>
     </w:p>
     <w:p>
       <w:pPr>
@@ -1503,15 +1188,7 @@
         </w:numPr>
       </w:pPr>
       <w:r>
-        <w:t xml:space="preserve">Applying </w:t>
-      </w:r>
-      <w:proofErr w:type="spellStart"/>
-      <w:r>
-        <w:t>magvar</w:t>
-      </w:r>
-      <w:proofErr w:type="spellEnd"/>
-      <w:r>
-        <w:t xml:space="preserve"> or heading offset or heading source changes to all transects applies them to moving-bed test also</w:t>
+        <w:t>Applying magvar or heading offset or heading source changes to all transects applies them to moving-bed test also</w:t>
       </w:r>
     </w:p>
     <w:p>
@@ -1571,15 +1248,7 @@
         </w:numPr>
       </w:pPr>
       <w:r>
-        <w:t xml:space="preserve">Modifications to allow </w:t>
-      </w:r>
-      <w:proofErr w:type="spellStart"/>
-      <w:r>
-        <w:t>QRev</w:t>
-      </w:r>
-      <w:proofErr w:type="spellEnd"/>
-      <w:r>
-        <w:t xml:space="preserve"> to work with Rowe and Nortek ADCPs.</w:t>
+        <w:t>Modifications to allow QRev to work with Rowe and Nortek ADCPs.</w:t>
       </w:r>
     </w:p>
     <w:p>
@@ -1591,15 +1260,7 @@
         </w:numPr>
       </w:pPr>
       <w:r>
-        <w:t xml:space="preserve">Added support for user edge discharge for </w:t>
-      </w:r>
-      <w:proofErr w:type="spellStart"/>
-      <w:r>
-        <w:t>WinRiver</w:t>
-      </w:r>
-      <w:proofErr w:type="spellEnd"/>
-      <w:r>
-        <w:t xml:space="preserve"> II 2.22</w:t>
+        <w:t>Added support for user edge discharge for WinRiver II 2.22</w:t>
       </w:r>
     </w:p>
     <w:p>
@@ -1610,21 +1271,8 @@
           <w:numId w:val="35"/>
         </w:numPr>
       </w:pPr>
-      <w:proofErr w:type="gramStart"/>
-      <w:r>
-        <w:t>“.mat</w:t>
-      </w:r>
-      <w:proofErr w:type="gramEnd"/>
-      <w:r>
-        <w:t xml:space="preserve">” is always appended as suffix to saved </w:t>
-      </w:r>
-      <w:proofErr w:type="spellStart"/>
-      <w:r>
-        <w:t>QRev</w:t>
-      </w:r>
-      <w:proofErr w:type="spellEnd"/>
-      <w:r>
-        <w:t xml:space="preserve"> file</w:t>
+      <w:r>
+        <w:t>“.mat” is always appended as suffix to saved QRev file</w:t>
       </w:r>
     </w:p>
     <w:p>
@@ -1636,29 +1284,8 @@
         </w:numPr>
       </w:pPr>
       <w:r>
-        <w:t xml:space="preserve">Manual threshold for </w:t>
-      </w:r>
-      <w:proofErr w:type="spellStart"/>
-      <w:r>
-        <w:t>wt</w:t>
-      </w:r>
-      <w:proofErr w:type="spellEnd"/>
-      <w:r>
-        <w:t xml:space="preserve"> and </w:t>
-      </w:r>
-      <w:proofErr w:type="spellStart"/>
-      <w:r>
-        <w:t>bt</w:t>
-      </w:r>
-      <w:proofErr w:type="spellEnd"/>
-      <w:r>
-        <w:t xml:space="preserve"> saved and displayed when opening *_</w:t>
-      </w:r>
-      <w:proofErr w:type="spellStart"/>
-      <w:r>
-        <w:t>QRev.mat</w:t>
-      </w:r>
-      <w:proofErr w:type="spellEnd"/>
+        <w:t>Manual threshold for wt and bt saved and displayed when opening *_QRev.mat</w:t>
+      </w:r>
     </w:p>
     <w:p>
       <w:pPr>
@@ -1723,15 +1350,7 @@
         </w:numPr>
       </w:pPr>
       <w:r>
-        <w:t xml:space="preserve">Added notification when </w:t>
-      </w:r>
-      <w:proofErr w:type="spellStart"/>
-      <w:r>
-        <w:t>SonTek</w:t>
-      </w:r>
-      <w:proofErr w:type="spellEnd"/>
-      <w:r>
-        <w:t xml:space="preserve"> data is loaded with other than Earth coordinates</w:t>
+        <w:t>Added notification when SonTek data is loaded with other than Earth coordinates</w:t>
       </w:r>
     </w:p>
     <w:p>
@@ -1836,6 +1455,7 @@
         </w:numPr>
       </w:pPr>
       <w:r>
+        <w:lastRenderedPageBreak/>
         <w:t>Fixed incomplete system test for TRDI causing crash when saving</w:t>
       </w:r>
     </w:p>
@@ -1884,7 +1504,6 @@
         </w:numPr>
       </w:pPr>
       <w:r>
-        <w:lastRenderedPageBreak/>
         <w:t>Fixed issues with the edges tab</w:t>
       </w:r>
       <w:r>
@@ -1999,15 +1618,7 @@
         </w:numPr>
       </w:pPr>
       <w:r>
-        <w:t xml:space="preserve">Fixed issue with </w:t>
-      </w:r>
-      <w:proofErr w:type="spellStart"/>
-      <w:r>
-        <w:t>shiptrack</w:t>
-      </w:r>
-      <w:proofErr w:type="spellEnd"/>
-      <w:r>
-        <w:t xml:space="preserve"> when all GPS data are invalid</w:t>
+        <w:t>Fixed issue with shiptrack when all GPS data are invalid</w:t>
       </w:r>
     </w:p>
     <w:p>
@@ -2092,15 +1703,7 @@
         </w:numPr>
       </w:pPr>
       <w:r>
-        <w:t xml:space="preserve">Ported code from </w:t>
-      </w:r>
-      <w:proofErr w:type="spellStart"/>
-      <w:r>
-        <w:t>Matlab</w:t>
-      </w:r>
-      <w:proofErr w:type="spellEnd"/>
-      <w:r>
-        <w:t xml:space="preserve"> to Python</w:t>
+        <w:t>Ported code from Matlab to Python</w:t>
       </w:r>
     </w:p>
     <w:p>
@@ -2112,13 +1715,8 @@
         </w:numPr>
       </w:pPr>
       <w:r>
-        <w:t xml:space="preserve">User interface redesigned using </w:t>
-      </w:r>
-      <w:proofErr w:type="spellStart"/>
-      <w:r>
-        <w:t>PyQt</w:t>
-      </w:r>
-      <w:proofErr w:type="spellEnd"/>
+        <w:t>User interface redesigned using PyQt</w:t>
+      </w:r>
     </w:p>
     <w:p>
       <w:pPr>
@@ -2129,15 +1727,7 @@
         </w:numPr>
       </w:pPr>
       <w:r>
-        <w:t xml:space="preserve">Main summary page includes contour, </w:t>
-      </w:r>
-      <w:proofErr w:type="spellStart"/>
-      <w:r>
-        <w:t>shiptrack</w:t>
-      </w:r>
-      <w:proofErr w:type="spellEnd"/>
-      <w:r>
-        <w:t>, and discharge time series graphics</w:t>
+        <w:t>Main summary page includes contour, shiptrack, and discharge time series graphics</w:t>
       </w:r>
     </w:p>
     <w:p>
@@ -2224,15 +1814,7 @@
         <w:t>F</w:t>
       </w:r>
       <w:r>
-        <w:t xml:space="preserve">ixed bug in </w:t>
-      </w:r>
-      <w:proofErr w:type="spellStart"/>
-      <w:r>
-        <w:t>vtg</w:t>
-      </w:r>
-      <w:proofErr w:type="spellEnd"/>
-      <w:r>
-        <w:t xml:space="preserve"> primary composite tracks, wasn't substituting GGA</w:t>
+        <w:t>ixed bug in vtg primary composite tracks, wasn't substituting GGA</w:t>
       </w:r>
     </w:p>
     <w:p>
@@ -2256,13 +1838,8 @@
         </w:numPr>
       </w:pPr>
       <w:r>
-        <w:t xml:space="preserve">Statistics and interpolation methods in Python may result in small differences from </w:t>
-      </w:r>
-      <w:proofErr w:type="spellStart"/>
-      <w:r>
-        <w:t>Matlab</w:t>
-      </w:r>
-      <w:proofErr w:type="spellEnd"/>
+        <w:t>Statistics and interpolation methods in Python may result in small differences from Matlab</w:t>
+      </w:r>
     </w:p>
     <w:p>
       <w:pPr>
@@ -2288,15 +1865,7 @@
         </w:numPr>
       </w:pPr>
       <w:r>
-        <w:t xml:space="preserve">Fixed bug that did not properly identify missing (lost) ensembles if the typical ensemble duration was greater than 1.5 sec. This affected mode 13 </w:t>
-      </w:r>
-      <w:proofErr w:type="spellStart"/>
-      <w:r>
-        <w:t>StreamPro</w:t>
-      </w:r>
-      <w:proofErr w:type="spellEnd"/>
-      <w:r>
-        <w:t xml:space="preserve"> data.</w:t>
+        <w:t>Fixed bug that did not properly identify missing (lost) ensembles if the typical ensemble duration was greater than 1.5 sec. This affected mode 13 StreamPro data.</w:t>
       </w:r>
     </w:p>
     <w:p>
@@ -2323,6 +1892,7 @@
         </w:numPr>
       </w:pPr>
       <w:r>
+        <w:lastRenderedPageBreak/>
         <w:t>Fixed bug in bottom discharge extrapolation. Previous versions failed to estimate the bottom discharge for ensembles that had no valid data but where depth cell velocities were interpolated.</w:t>
       </w:r>
     </w:p>
@@ -2350,15 +1920,7 @@
         </w:numPr>
       </w:pPr>
       <w:r>
-        <w:t xml:space="preserve">Fixed bug with discharge percent </w:t>
-      </w:r>
-      <w:proofErr w:type="gramStart"/>
-      <w:r>
-        <w:t>change</w:t>
-      </w:r>
-      <w:proofErr w:type="gramEnd"/>
-      <w:r>
-        <w:t xml:space="preserve"> not updating after multiple speed of sound changes.</w:t>
+        <w:t>Fixed bug with discharge percent change not updating after multiple speed of sound changes.</w:t>
       </w:r>
     </w:p>
     <w:p>
@@ -2370,7 +1932,6 @@
         </w:numPr>
       </w:pPr>
       <w:r>
-        <w:lastRenderedPageBreak/>
         <w:t>Fixed bug in edges table where wrong row was highlighted if some transects were unchecked.</w:t>
       </w:r>
     </w:p>
@@ -2383,23 +1944,7 @@
         </w:numPr>
       </w:pPr>
       <w:r>
-        <w:t xml:space="preserve">Fixed bug in edges </w:t>
-      </w:r>
-      <w:proofErr w:type="spellStart"/>
-      <w:r>
-        <w:t>shiptrack</w:t>
-      </w:r>
-      <w:proofErr w:type="spellEnd"/>
-      <w:r>
-        <w:t xml:space="preserve"> so it only displays valid </w:t>
-      </w:r>
-      <w:proofErr w:type="spellStart"/>
-      <w:r>
-        <w:t>orginal</w:t>
-      </w:r>
-      <w:proofErr w:type="spellEnd"/>
-      <w:r>
-        <w:t xml:space="preserve"> data and not interpolated data.</w:t>
+        <w:t>Fixed bug in edges shiptrack so it only displays valid orginal data and not interpolated data.</w:t>
       </w:r>
     </w:p>
     <w:p>
@@ -2450,15 +1995,7 @@
         </w:numPr>
       </w:pPr>
       <w:r>
-        <w:t xml:space="preserve">Modified uncertainty </w:t>
-      </w:r>
-      <w:proofErr w:type="gramStart"/>
-      <w:r>
-        <w:t>estimate</w:t>
-      </w:r>
-      <w:proofErr w:type="gramEnd"/>
-      <w:r>
-        <w:t xml:space="preserve"> for invalid and edges to use absolute values.</w:t>
+        <w:t>Modified uncertainty estimate for invalid and edges to use absolute values.</w:t>
       </w:r>
     </w:p>
     <w:p>
@@ -2494,15 +2031,7 @@
         </w:numPr>
       </w:pPr>
       <w:r>
-        <w:t xml:space="preserve">XML file now only contains the summary information from a </w:t>
-      </w:r>
-      <w:proofErr w:type="spellStart"/>
-      <w:r>
-        <w:t>SonTek</w:t>
-      </w:r>
-      <w:proofErr w:type="spellEnd"/>
-      <w:r>
-        <w:t xml:space="preserve"> compass calibration.</w:t>
+        <w:t>XML file now only contains the summary information from a SonTek compass calibration.</w:t>
       </w:r>
     </w:p>
     <w:p>
@@ -2526,15 +2055,7 @@
         </w:numPr>
       </w:pPr>
       <w:r>
-        <w:t xml:space="preserve">Added message for missing samples in </w:t>
-      </w:r>
-      <w:proofErr w:type="spellStart"/>
-      <w:r>
-        <w:t>SonTek</w:t>
-      </w:r>
-      <w:proofErr w:type="spellEnd"/>
-      <w:r>
-        <w:t xml:space="preserve"> data.</w:t>
+        <w:t>Added message for missing samples in SonTek data.</w:t>
       </w:r>
     </w:p>
     <w:p>
@@ -2558,15 +2079,7 @@
         </w:numPr>
       </w:pPr>
       <w:r>
-        <w:t xml:space="preserve">Added check to boat and </w:t>
-      </w:r>
-      <w:proofErr w:type="spellStart"/>
-      <w:r>
-        <w:t>wt</w:t>
-      </w:r>
-      <w:proofErr w:type="spellEnd"/>
-      <w:r>
-        <w:t xml:space="preserve"> to check warn if all data are invalid.</w:t>
+        <w:t>Added check to boat and wt to check warn if all data are invalid.</w:t>
       </w:r>
     </w:p>
     <w:p>
@@ -2626,15 +2139,7 @@
         </w:numPr>
       </w:pPr>
       <w:r>
-        <w:t xml:space="preserve">Added upper limit of 45 ppt to </w:t>
-      </w:r>
-      <w:proofErr w:type="spellStart"/>
-      <w:r>
-        <w:t>salinty</w:t>
-      </w:r>
-      <w:proofErr w:type="spellEnd"/>
-      <w:r>
-        <w:t xml:space="preserve"> input dialog.</w:t>
+        <w:t>Added upper limit of 45 ppt to salinty input dialog.</w:t>
       </w:r>
     </w:p>
     <w:p>
@@ -2673,35 +2178,46 @@
           <w:b/>
           <w:bCs/>
         </w:rPr>
-        <w:t xml:space="preserve">Changes to </w:t>
-      </w:r>
-      <w:proofErr w:type="spellStart"/>
-      <w:r>
+        <w:t>Changes to QRev from 3.34 to 3.35</w:t>
+      </w:r>
+    </w:p>
+    <w:p>
+      <w:pPr>
+        <w:pStyle w:val="ListParagraph"/>
+        <w:numPr>
+          <w:ilvl w:val="0"/>
+          <w:numId w:val="10"/>
+        </w:numPr>
+      </w:pPr>
+      <w:r>
+        <w:t>Fixed bug causing crash when ADCP had no compass.</w:t>
+      </w:r>
+    </w:p>
+    <w:p>
+      <w:pPr>
         <w:rPr>
           <w:b/>
           <w:bCs/>
         </w:rPr>
-        <w:t>QRev</w:t>
-      </w:r>
-      <w:proofErr w:type="spellEnd"/>
+      </w:pPr>
       <w:r>
         <w:rPr>
           <w:b/>
           <w:bCs/>
         </w:rPr>
-        <w:t xml:space="preserve"> from 3.34 to 3.35</w:t>
-      </w:r>
-    </w:p>
-    <w:p>
-      <w:pPr>
-        <w:pStyle w:val="ListParagraph"/>
-        <w:numPr>
-          <w:ilvl w:val="0"/>
-          <w:numId w:val="10"/>
-        </w:numPr>
-      </w:pPr>
-      <w:r>
-        <w:t>Fixed bug causing crash when ADCP had no compass.</w:t>
+        <w:t>Changes to QRev from 3.33 to 3.34</w:t>
+      </w:r>
+    </w:p>
+    <w:p>
+      <w:pPr>
+        <w:pStyle w:val="ListParagraph"/>
+        <w:numPr>
+          <w:ilvl w:val="0"/>
+          <w:numId w:val="11"/>
+        </w:numPr>
+      </w:pPr>
+      <w:r>
+        <w:t>Fixed bug causing 25 cm excluded distance to be applied to RiverPro data.</w:t>
       </w:r>
     </w:p>
     <w:p>
@@ -2716,43 +2232,215 @@
           <w:b/>
           <w:bCs/>
         </w:rPr>
-        <w:t xml:space="preserve">Changes to </w:t>
-      </w:r>
-      <w:proofErr w:type="spellStart"/>
-      <w:r>
+        <w:t>Changes to QRev from 3.31 to 3.33</w:t>
+      </w:r>
+    </w:p>
+    <w:p>
+      <w:pPr>
+        <w:pStyle w:val="ListParagraph"/>
+        <w:numPr>
+          <w:ilvl w:val="0"/>
+          <w:numId w:val="13"/>
+        </w:numPr>
+      </w:pPr>
+      <w:r>
+        <w:t>Fixed bug using uncheck all.</w:t>
+      </w:r>
+    </w:p>
+    <w:p>
+      <w:pPr>
+        <w:pStyle w:val="ListParagraph"/>
+        <w:numPr>
+          <w:ilvl w:val="0"/>
+          <w:numId w:val="13"/>
+        </w:numPr>
+      </w:pPr>
+      <w:r>
+        <w:t>Fixed bug manually loading system test or compass calibration or evaluation</w:t>
+      </w:r>
+    </w:p>
+    <w:p>
+      <w:pPr>
+        <w:pStyle w:val="ListParagraph"/>
+        <w:numPr>
+          <w:ilvl w:val="0"/>
+          <w:numId w:val="13"/>
+        </w:numPr>
+      </w:pPr>
+      <w:r>
+        <w:t>Changed legend location to best</w:t>
+      </w:r>
+    </w:p>
+    <w:p>
+      <w:pPr>
+        <w:pStyle w:val="ListParagraph"/>
+        <w:numPr>
+          <w:ilvl w:val="0"/>
+          <w:numId w:val="13"/>
+        </w:numPr>
+      </w:pPr>
+      <w:r>
+        <w:t>Fixed bugs in GUI causing wrong transects to be highlighted</w:t>
+      </w:r>
+    </w:p>
+    <w:p>
+      <w:pPr>
+        <w:pStyle w:val="ListParagraph"/>
+        <w:numPr>
+          <w:ilvl w:val="0"/>
+          <w:numId w:val="13"/>
+        </w:numPr>
+      </w:pPr>
+      <w:r>
+        <w:t>Fixed bug reprocessing QRev files associated with moving-bed tests</w:t>
+      </w:r>
+    </w:p>
+    <w:p>
+      <w:pPr>
+        <w:pStyle w:val="ListParagraph"/>
+        <w:numPr>
+          <w:ilvl w:val="0"/>
+          <w:numId w:val="13"/>
+        </w:numPr>
+      </w:pPr>
+      <w:r>
+        <w:t>Fixed bug causing changes in draft hOffset, hSource, and magVar to not update QA properly</w:t>
+      </w:r>
+    </w:p>
+    <w:p>
+      <w:pPr>
         <w:rPr>
           <w:b/>
           <w:bCs/>
         </w:rPr>
-        <w:t>QRev</w:t>
-      </w:r>
-      <w:proofErr w:type="spellEnd"/>
+      </w:pPr>
       <w:r>
         <w:rPr>
           <w:b/>
           <w:bCs/>
         </w:rPr>
-        <w:t xml:space="preserve"> from 3.33 to 3.34</w:t>
-      </w:r>
-    </w:p>
-    <w:p>
-      <w:pPr>
-        <w:pStyle w:val="ListParagraph"/>
-        <w:numPr>
-          <w:ilvl w:val="0"/>
-          <w:numId w:val="11"/>
-        </w:numPr>
-      </w:pPr>
-      <w:r>
-        <w:t xml:space="preserve">Fixed bug causing 25 cm excluded distance to be applied to </w:t>
-      </w:r>
-      <w:proofErr w:type="spellStart"/>
-      <w:r>
-        <w:t>RiverPro</w:t>
-      </w:r>
-      <w:proofErr w:type="spellEnd"/>
-      <w:r>
-        <w:t xml:space="preserve"> data.</w:t>
+        <w:t>Changes to QRev from 3.30 to 3.31</w:t>
+      </w:r>
+    </w:p>
+    <w:p>
+      <w:pPr>
+        <w:pStyle w:val="ListParagraph"/>
+        <w:numPr>
+          <w:ilvl w:val="0"/>
+          <w:numId w:val="15"/>
+        </w:numPr>
+      </w:pPr>
+      <w:r>
+        <w:t>Fixed bug creating structure for test results from existing QRev files</w:t>
+      </w:r>
+    </w:p>
+    <w:p>
+      <w:pPr>
+        <w:pStyle w:val="ListParagraph"/>
+        <w:numPr>
+          <w:ilvl w:val="0"/>
+          <w:numId w:val="15"/>
+        </w:numPr>
+      </w:pPr>
+      <w:r>
+        <w:lastRenderedPageBreak/>
+        <w:t>Fixed bug setting status of system test results and button color</w:t>
+      </w:r>
+    </w:p>
+    <w:p>
+      <w:pPr>
+        <w:pStyle w:val="ListParagraph"/>
+        <w:numPr>
+          <w:ilvl w:val="0"/>
+          <w:numId w:val="15"/>
+        </w:numPr>
+      </w:pPr>
+      <w:r>
+        <w:t>Fixed bug causing end edge discharge to be applied at start edge</w:t>
+      </w:r>
+    </w:p>
+    <w:p>
+      <w:pPr>
+        <w:pStyle w:val="ListParagraph"/>
+        <w:numPr>
+          <w:ilvl w:val="0"/>
+          <w:numId w:val="15"/>
+        </w:numPr>
+      </w:pPr>
+      <w:r>
+        <w:t>Fixed bug preventing user uncertainty from being recomputed after changing a filter or extrapolation</w:t>
+      </w:r>
+    </w:p>
+    <w:p>
+      <w:pPr>
+        <w:pStyle w:val="ListParagraph"/>
+        <w:numPr>
+          <w:ilvl w:val="0"/>
+          <w:numId w:val="15"/>
+        </w:numPr>
+      </w:pPr>
+      <w:r>
+        <w:t>Fixed bug displaying number of ensembles to use for edge</w:t>
+      </w:r>
+    </w:p>
+    <w:p>
+      <w:pPr>
+        <w:pStyle w:val="ListParagraph"/>
+        <w:numPr>
+          <w:ilvl w:val="0"/>
+          <w:numId w:val="15"/>
+        </w:numPr>
+      </w:pPr>
+      <w:r>
+        <w:t>Changed the algorithm for determining PT3 failure</w:t>
+      </w:r>
+    </w:p>
+    <w:p>
+      <w:pPr>
+        <w:pStyle w:val="ListParagraph"/>
+        <w:numPr>
+          <w:ilvl w:val="0"/>
+          <w:numId w:val="15"/>
+        </w:numPr>
+      </w:pPr>
+      <w:r>
+        <w:t>Modified the computation for extrapolation uncertainty to prevent a manual setting from biasing the uncertainty low</w:t>
+      </w:r>
+    </w:p>
+    <w:p>
+      <w:pPr>
+        <w:pStyle w:val="ListParagraph"/>
+        <w:numPr>
+          <w:ilvl w:val="0"/>
+          <w:numId w:val="15"/>
+        </w:numPr>
+      </w:pPr>
+      <w:r>
+        <w:t>Added reprocessing of moving-bed tests to reprocessing of existing QRev data files.</w:t>
+      </w:r>
+    </w:p>
+    <w:p>
+      <w:pPr>
+        <w:pStyle w:val="ListParagraph"/>
+        <w:numPr>
+          <w:ilvl w:val="0"/>
+          <w:numId w:val="15"/>
+        </w:numPr>
+      </w:pPr>
+      <w:r>
+        <w:t>The mag field, if available, is automatically displayed in the heading graph</w:t>
+      </w:r>
+    </w:p>
+    <w:p>
+      <w:pPr>
+        <w:pStyle w:val="ListParagraph"/>
+        <w:numPr>
+          <w:ilvl w:val="0"/>
+          <w:numId w:val="15"/>
+        </w:numPr>
+      </w:pPr>
+      <w:r>
+        <w:t>Modified the excluded distance filter to round to 2 digits to prevent differences when converting between units.</w:t>
       </w:r>
     </w:p>
     <w:p>
@@ -2767,127 +2455,325 @@
           <w:b/>
           <w:bCs/>
         </w:rPr>
-        <w:t xml:space="preserve">Changes to </w:t>
-      </w:r>
-      <w:proofErr w:type="spellStart"/>
-      <w:r>
+        <w:t>Changes to QRev from 3.28 to 3.30</w:t>
+      </w:r>
+    </w:p>
+    <w:p>
+      <w:pPr>
+        <w:pStyle w:val="ListParagraph"/>
+        <w:numPr>
+          <w:ilvl w:val="0"/>
+          <w:numId w:val="17"/>
+        </w:numPr>
+      </w:pPr>
+      <w:r>
+        <w:t>Fixed bugs in messages table that were opening wrong windows.</w:t>
+      </w:r>
+    </w:p>
+    <w:p>
+      <w:pPr>
+        <w:pStyle w:val="ListParagraph"/>
+        <w:numPr>
+          <w:ilvl w:val="0"/>
+          <w:numId w:val="17"/>
+        </w:numPr>
+      </w:pPr>
+      <w:r>
+        <w:t>Modified code to interpolate invalid data from composite tracks using the composite tracks rather than the primary data.</w:t>
+      </w:r>
+    </w:p>
+    <w:p>
+      <w:pPr>
+        <w:pStyle w:val="ListParagraph"/>
+        <w:numPr>
+          <w:ilvl w:val="0"/>
+          <w:numId w:val="17"/>
+        </w:numPr>
+      </w:pPr>
+      <w:r>
+        <w:t>Modified code to interpolate invalid data from composite depths using the composite depths rather than the primary data.</w:t>
+      </w:r>
+    </w:p>
+    <w:p>
+      <w:pPr>
+        <w:pStyle w:val="ListParagraph"/>
+        <w:numPr>
+          <w:ilvl w:val="0"/>
+          <w:numId w:val="17"/>
+        </w:numPr>
+      </w:pPr>
+      <w:r>
+        <w:t>Modified draft check to use display units and limit the comparison to 2 decimal spots which is what is displayed in the GUI.</w:t>
+      </w:r>
+    </w:p>
+    <w:p>
+      <w:pPr>
+        <w:pStyle w:val="ListParagraph"/>
+        <w:numPr>
+          <w:ilvl w:val="0"/>
+          <w:numId w:val="17"/>
+        </w:numPr>
+      </w:pPr>
+      <w:r>
+        <w:t>Added code to interpolate discharge for ensembles that are too shallow for a valid depth cell.</w:t>
+      </w:r>
+    </w:p>
+    <w:p>
+      <w:pPr>
+        <w:pStyle w:val="ListParagraph"/>
+        <w:numPr>
+          <w:ilvl w:val="0"/>
+          <w:numId w:val="17"/>
+        </w:numPr>
+      </w:pPr>
+      <w:r>
+        <w:t xml:space="preserve">Modified code in the way that TRDI mmt file setting for composite depths are processed to QRev settings. </w:t>
+      </w:r>
+    </w:p>
+    <w:p>
+      <w:pPr>
+        <w:pStyle w:val="ListParagraph"/>
+        <w:numPr>
+          <w:ilvl w:val="0"/>
+          <w:numId w:val="17"/>
+        </w:numPr>
+      </w:pPr>
+      <w:r>
+        <w:t>Moved composite depth computation to end of data input flow.</w:t>
+      </w:r>
+    </w:p>
+    <w:p>
+      <w:pPr>
+        <w:pStyle w:val="ListParagraph"/>
+        <w:numPr>
+          <w:ilvl w:val="0"/>
+          <w:numId w:val="17"/>
+        </w:numPr>
+      </w:pPr>
+      <w:r>
+        <w:t>Modified code to allow the view comments button to be accessible even when another window is open.</w:t>
+      </w:r>
+    </w:p>
+    <w:p>
+      <w:pPr>
+        <w:pStyle w:val="ListParagraph"/>
+        <w:numPr>
+          <w:ilvl w:val="0"/>
+          <w:numId w:val="17"/>
+        </w:numPr>
+      </w:pPr>
+      <w:r>
+        <w:t>Fixed bug with computePerDiff in extrapolation sensitivity when no transect data provided.</w:t>
+      </w:r>
+    </w:p>
+    <w:p>
+      <w:pPr>
+        <w:pStyle w:val="ListParagraph"/>
+        <w:numPr>
+          <w:ilvl w:val="0"/>
+          <w:numId w:val="17"/>
+        </w:numPr>
+      </w:pPr>
+      <w:r>
+        <w:t>Added valid depth method to xml output.</w:t>
+      </w:r>
+    </w:p>
+    <w:p>
+      <w:pPr>
+        <w:pStyle w:val="ListParagraph"/>
+        <w:numPr>
+          <w:ilvl w:val="0"/>
+          <w:numId w:val="17"/>
+        </w:numPr>
+      </w:pPr>
+      <w:r>
+        <w:t>Added code to check compass cal errors against USGS recommendations</w:t>
+      </w:r>
+    </w:p>
+    <w:p>
+      <w:pPr>
+        <w:pStyle w:val="ListParagraph"/>
+        <w:numPr>
+          <w:ilvl w:val="0"/>
+          <w:numId w:val="17"/>
+        </w:numPr>
+      </w:pPr>
+      <w:r>
+        <w:t>Added code to handle files processed with QBatch.</w:t>
+      </w:r>
+    </w:p>
+    <w:p>
+      <w:pPr>
+        <w:pStyle w:val="ListParagraph"/>
+        <w:numPr>
+          <w:ilvl w:val="0"/>
+          <w:numId w:val="17"/>
+        </w:numPr>
+      </w:pPr>
+      <w:r>
+        <w:t>Fixed bug with variable names for mean and max depth and max water speed.</w:t>
+      </w:r>
+    </w:p>
+    <w:p>
+      <w:pPr>
+        <w:pStyle w:val="ListParagraph"/>
+        <w:numPr>
+          <w:ilvl w:val="0"/>
+          <w:numId w:val="17"/>
+        </w:numPr>
+      </w:pPr>
+      <w:r>
+        <w:t>Fixed bug with order of warnings and cautions for system test checks.</w:t>
+      </w:r>
+    </w:p>
+    <w:p/>
+    <w:p>
+      <w:pPr>
         <w:rPr>
           <w:b/>
           <w:bCs/>
         </w:rPr>
-        <w:t>QRev</w:t>
-      </w:r>
-      <w:proofErr w:type="spellEnd"/>
+      </w:pPr>
       <w:r>
         <w:rPr>
           <w:b/>
           <w:bCs/>
         </w:rPr>
-        <w:t xml:space="preserve"> from 3.31 to 3.33</w:t>
-      </w:r>
-    </w:p>
-    <w:p>
-      <w:pPr>
-        <w:pStyle w:val="ListParagraph"/>
-        <w:numPr>
-          <w:ilvl w:val="0"/>
-          <w:numId w:val="13"/>
-        </w:numPr>
-      </w:pPr>
-      <w:r>
-        <w:t>Fixed bug using uncheck all.</w:t>
-      </w:r>
-    </w:p>
-    <w:p>
-      <w:pPr>
-        <w:pStyle w:val="ListParagraph"/>
-        <w:numPr>
-          <w:ilvl w:val="0"/>
-          <w:numId w:val="13"/>
-        </w:numPr>
-      </w:pPr>
-      <w:r>
-        <w:t>Fixed bug manually loading system test or compass calibration or evaluation</w:t>
-      </w:r>
-    </w:p>
-    <w:p>
-      <w:pPr>
-        <w:pStyle w:val="ListParagraph"/>
-        <w:numPr>
-          <w:ilvl w:val="0"/>
-          <w:numId w:val="13"/>
-        </w:numPr>
-      </w:pPr>
-      <w:r>
-        <w:t>Changed legend location to best</w:t>
-      </w:r>
-    </w:p>
-    <w:p>
-      <w:pPr>
-        <w:pStyle w:val="ListParagraph"/>
-        <w:numPr>
-          <w:ilvl w:val="0"/>
-          <w:numId w:val="13"/>
-        </w:numPr>
-      </w:pPr>
-      <w:r>
-        <w:t>Fixed bugs in GUI causing wrong transects to be highlighted</w:t>
-      </w:r>
-    </w:p>
-    <w:p>
-      <w:pPr>
-        <w:pStyle w:val="ListParagraph"/>
-        <w:numPr>
-          <w:ilvl w:val="0"/>
-          <w:numId w:val="13"/>
-        </w:numPr>
-      </w:pPr>
-      <w:r>
-        <w:t xml:space="preserve">Fixed bug reprocessing </w:t>
-      </w:r>
-      <w:proofErr w:type="spellStart"/>
-      <w:r>
-        <w:t>QRev</w:t>
-      </w:r>
-      <w:proofErr w:type="spellEnd"/>
-      <w:r>
-        <w:t xml:space="preserve"> files associated with moving-bed tests</w:t>
-      </w:r>
-    </w:p>
-    <w:p>
-      <w:pPr>
-        <w:pStyle w:val="ListParagraph"/>
-        <w:numPr>
-          <w:ilvl w:val="0"/>
-          <w:numId w:val="13"/>
-        </w:numPr>
-      </w:pPr>
-      <w:r>
-        <w:t xml:space="preserve">Fixed bug causing changes in draft </w:t>
-      </w:r>
-      <w:proofErr w:type="spellStart"/>
-      <w:r>
-        <w:t>hOffset</w:t>
-      </w:r>
-      <w:proofErr w:type="spellEnd"/>
-      <w:r>
-        <w:t xml:space="preserve">, </w:t>
-      </w:r>
-      <w:proofErr w:type="spellStart"/>
-      <w:r>
-        <w:t>hSource</w:t>
-      </w:r>
-      <w:proofErr w:type="spellEnd"/>
-      <w:r>
-        <w:t xml:space="preserve">, and </w:t>
-      </w:r>
-      <w:proofErr w:type="spellStart"/>
-      <w:r>
-        <w:t>magVar</w:t>
-      </w:r>
-      <w:proofErr w:type="spellEnd"/>
-      <w:r>
-        <w:t xml:space="preserve"> to not update QA properly</w:t>
+        <w:t>Changes to QRev from 3.24 to 3.28</w:t>
+      </w:r>
+    </w:p>
+    <w:p/>
+    <w:p>
+      <w:pPr>
+        <w:pStyle w:val="ListParagraph"/>
+        <w:numPr>
+          <w:ilvl w:val="0"/>
+          <w:numId w:val="19"/>
+        </w:numPr>
+      </w:pPr>
+      <w:r>
+        <w:t>Messages are now in a table, sorted with warnings on top, and identified with a symbol and font.</w:t>
+      </w:r>
+    </w:p>
+    <w:p>
+      <w:pPr>
+        <w:pStyle w:val="ListParagraph"/>
+        <w:numPr>
+          <w:ilvl w:val="0"/>
+          <w:numId w:val="19"/>
+        </w:numPr>
+      </w:pPr>
+      <w:r>
+        <w:t>Clicking on a message will open the associated window, same as clicking on associated button.</w:t>
+      </w:r>
+    </w:p>
+    <w:p>
+      <w:pPr>
+        <w:pStyle w:val="ListParagraph"/>
+        <w:numPr>
+          <w:ilvl w:val="0"/>
+          <w:numId w:val="19"/>
+        </w:numPr>
+      </w:pPr>
+      <w:r>
+        <w:t>Extrapolation discharge sensitivity table is now referenced to the currently selected fit, rather than to power/power 0.1667.</w:t>
+      </w:r>
+    </w:p>
+    <w:p>
+      <w:pPr>
+        <w:pStyle w:val="ListParagraph"/>
+        <w:numPr>
+          <w:ilvl w:val="0"/>
+          <w:numId w:val="19"/>
+        </w:numPr>
+      </w:pPr>
+      <w:r>
+        <w:t>Clicking a row in the extrapolation discharge sensitivity table will set the fit to those parameters.</w:t>
+      </w:r>
+    </w:p>
+    <w:p>
+      <w:pPr>
+        <w:pStyle w:val="ListParagraph"/>
+        <w:numPr>
+          <w:ilvl w:val="0"/>
+          <w:numId w:val="19"/>
+        </w:numPr>
+      </w:pPr>
+      <w:r>
+        <w:lastRenderedPageBreak/>
+        <w:t>The compass error from the evaluation of a TRDI ADCP and if available, from RiverSurveyor G3 compass is now shown in the Compass/P/R window.</w:t>
+      </w:r>
+    </w:p>
+    <w:p>
+      <w:pPr>
+        <w:pStyle w:val="ListParagraph"/>
+        <w:numPr>
+          <w:ilvl w:val="0"/>
+          <w:numId w:val="19"/>
+        </w:numPr>
+      </w:pPr>
+      <w:r>
+        <w:t>The system test window now displays the total number of tests.</w:t>
+      </w:r>
+    </w:p>
+    <w:p>
+      <w:pPr>
+        <w:pStyle w:val="ListParagraph"/>
+        <w:numPr>
+          <w:ilvl w:val="0"/>
+          <w:numId w:val="19"/>
+        </w:numPr>
+      </w:pPr>
+      <w:r>
+        <w:t>The PT3 test is now decoded and the correlation in lag 3 is checked to ensure that the correlation is less than 15% of the lag 0 correlation.</w:t>
+      </w:r>
+    </w:p>
+    <w:p>
+      <w:pPr>
+        <w:pStyle w:val="ListParagraph"/>
+        <w:numPr>
+          <w:ilvl w:val="0"/>
+          <w:numId w:val="19"/>
+        </w:numPr>
+      </w:pPr>
+      <w:r>
+        <w:t>A minimum threshold for the boat track vertical velocity filter is set to 0.01 m/s.</w:t>
+      </w:r>
+    </w:p>
+    <w:p>
+      <w:pPr>
+        <w:pStyle w:val="ListParagraph"/>
+        <w:numPr>
+          <w:ilvl w:val="0"/>
+          <w:numId w:val="19"/>
+        </w:numPr>
+      </w:pPr>
+      <w:r>
+        <w:t>A bug which applied both the magvar and heading offset to all compass data when loading has been fixed. Now the magvar is only applied to the internal compass and the heading offset only applied to the external compass. This is consistent with how it was handled in the Compass/P/R window.</w:t>
+      </w:r>
+    </w:p>
+    <w:p>
+      <w:pPr>
+        <w:pStyle w:val="ListParagraph"/>
+        <w:numPr>
+          <w:ilvl w:val="0"/>
+          <w:numId w:val="19"/>
+        </w:numPr>
+      </w:pPr>
+      <w:r>
+        <w:t>Label for Google Earth plots was changed to filename only, not including the path.</w:t>
+      </w:r>
+    </w:p>
+    <w:p>
+      <w:pPr>
+        <w:pStyle w:val="ListParagraph"/>
+        <w:numPr>
+          <w:ilvl w:val="0"/>
+          <w:numId w:val="19"/>
+        </w:numPr>
+      </w:pPr>
+      <w:r>
+        <w:t>Fixed other minor bugs.</w:t>
       </w:r>
     </w:p>
     <w:p>
@@ -2902,160 +2788,265 @@
           <w:b/>
           <w:bCs/>
         </w:rPr>
-        <w:t xml:space="preserve">Changes to </w:t>
-      </w:r>
-      <w:proofErr w:type="spellStart"/>
-      <w:r>
+        <w:t>Changes to QRev since from 3.23 to 3.24</w:t>
+      </w:r>
+    </w:p>
+    <w:p>
+      <w:pPr>
+        <w:pStyle w:val="ListParagraph"/>
+        <w:numPr>
+          <w:ilvl w:val="0"/>
+          <w:numId w:val="21"/>
+        </w:numPr>
+      </w:pPr>
+      <w:r>
+        <w:t>Fixed compiler issue causing the plot to Google Earth to fail</w:t>
+      </w:r>
+    </w:p>
+    <w:p>
+      <w:pPr>
+        <w:pStyle w:val="ListParagraph"/>
+        <w:numPr>
+          <w:ilvl w:val="0"/>
+          <w:numId w:val="21"/>
+        </w:numPr>
+      </w:pPr>
+      <w:r>
+        <w:t>Fixed a bug reading longitude data when preceded by a leading zero.</w:t>
+      </w:r>
+    </w:p>
+    <w:p>
+      <w:pPr>
         <w:rPr>
           <w:b/>
           <w:bCs/>
         </w:rPr>
-        <w:t>QRev</w:t>
-      </w:r>
-      <w:proofErr w:type="spellEnd"/>
+      </w:pPr>
       <w:r>
         <w:rPr>
           <w:b/>
           <w:bCs/>
         </w:rPr>
-        <w:t xml:space="preserve"> from 3.30 to 3.31</w:t>
-      </w:r>
-    </w:p>
-    <w:p>
-      <w:pPr>
-        <w:pStyle w:val="ListParagraph"/>
-        <w:numPr>
-          <w:ilvl w:val="0"/>
-          <w:numId w:val="15"/>
-        </w:numPr>
-      </w:pPr>
-      <w:r>
-        <w:t xml:space="preserve">Fixed bug creating structure for test results from existing </w:t>
-      </w:r>
-      <w:proofErr w:type="spellStart"/>
-      <w:r>
-        <w:t>QRev</w:t>
-      </w:r>
-      <w:proofErr w:type="spellEnd"/>
-      <w:r>
-        <w:t xml:space="preserve"> files</w:t>
-      </w:r>
-    </w:p>
-    <w:p>
-      <w:pPr>
-        <w:pStyle w:val="ListParagraph"/>
-        <w:numPr>
-          <w:ilvl w:val="0"/>
-          <w:numId w:val="15"/>
-        </w:numPr>
-      </w:pPr>
-      <w:r>
-        <w:t>Fixed bug setting status of system test results and button color</w:t>
-      </w:r>
-    </w:p>
-    <w:p>
-      <w:pPr>
-        <w:pStyle w:val="ListParagraph"/>
-        <w:numPr>
-          <w:ilvl w:val="0"/>
-          <w:numId w:val="15"/>
-        </w:numPr>
-      </w:pPr>
-      <w:r>
-        <w:t>Fixed bug causing end edge discharge to be applied at start edge</w:t>
-      </w:r>
-    </w:p>
-    <w:p>
-      <w:pPr>
-        <w:pStyle w:val="ListParagraph"/>
-        <w:numPr>
-          <w:ilvl w:val="0"/>
-          <w:numId w:val="15"/>
-        </w:numPr>
-      </w:pPr>
-      <w:r>
-        <w:t>Fixed bug preventing user uncertainty from being recomputed after changing a filter or extrapolation</w:t>
-      </w:r>
-    </w:p>
-    <w:p>
-      <w:pPr>
-        <w:pStyle w:val="ListParagraph"/>
-        <w:numPr>
-          <w:ilvl w:val="0"/>
-          <w:numId w:val="15"/>
-        </w:numPr>
-      </w:pPr>
-      <w:r>
-        <w:t>Fixed bug displaying number of ensembles to use for edge</w:t>
-      </w:r>
-    </w:p>
-    <w:p>
-      <w:pPr>
-        <w:pStyle w:val="ListParagraph"/>
-        <w:numPr>
-          <w:ilvl w:val="0"/>
-          <w:numId w:val="15"/>
-        </w:numPr>
-      </w:pPr>
-      <w:r>
-        <w:t>Changed the algorithm for determining PT3 failure</w:t>
-      </w:r>
-    </w:p>
-    <w:p>
-      <w:pPr>
-        <w:pStyle w:val="ListParagraph"/>
-        <w:numPr>
-          <w:ilvl w:val="0"/>
-          <w:numId w:val="15"/>
-        </w:numPr>
-      </w:pPr>
-      <w:r>
-        <w:lastRenderedPageBreak/>
-        <w:t>Modified the computation for extrapolation uncertainty to prevent a manual setting from biasing the uncertainty low</w:t>
-      </w:r>
-    </w:p>
-    <w:p>
-      <w:pPr>
-        <w:pStyle w:val="ListParagraph"/>
-        <w:numPr>
-          <w:ilvl w:val="0"/>
-          <w:numId w:val="15"/>
-        </w:numPr>
-      </w:pPr>
-      <w:r>
-        <w:t xml:space="preserve">Added reprocessing of moving-bed tests to reprocessing of existing </w:t>
-      </w:r>
-      <w:proofErr w:type="spellStart"/>
-      <w:r>
-        <w:t>QRev</w:t>
-      </w:r>
-      <w:proofErr w:type="spellEnd"/>
-      <w:r>
-        <w:t xml:space="preserve"> data files.</w:t>
-      </w:r>
-    </w:p>
-    <w:p>
-      <w:pPr>
-        <w:pStyle w:val="ListParagraph"/>
-        <w:numPr>
-          <w:ilvl w:val="0"/>
-          <w:numId w:val="15"/>
-        </w:numPr>
-      </w:pPr>
-      <w:r>
-        <w:t>The mag field, if available, is automatically displayed in the heading graph</w:t>
-      </w:r>
-    </w:p>
-    <w:p>
-      <w:pPr>
-        <w:pStyle w:val="ListParagraph"/>
-        <w:numPr>
-          <w:ilvl w:val="0"/>
-          <w:numId w:val="15"/>
-        </w:numPr>
-      </w:pPr>
-      <w:r>
-        <w:t>Modified the excluded distance filter to round to 2 digits to prevent differences when converting between units.</w:t>
+        <w:t>Changes to QRev since release of version 3.21 (in chronological order)</w:t>
+      </w:r>
+    </w:p>
+    <w:p>
+      <w:pPr>
+        <w:pStyle w:val="ListParagraph"/>
+        <w:numPr>
+          <w:ilvl w:val="0"/>
+          <w:numId w:val="23"/>
+        </w:numPr>
+      </w:pPr>
+      <w:r>
+        <w:t>Improved the handling of illegal xml characters in mmt file.</w:t>
+      </w:r>
+    </w:p>
+    <w:p>
+      <w:pPr>
+        <w:pStyle w:val="ListParagraph"/>
+        <w:numPr>
+          <w:ilvl w:val="0"/>
+          <w:numId w:val="23"/>
+        </w:numPr>
+      </w:pPr>
+      <w:r>
+        <w:t>Added a minimum threshold to the COV QA check for stationary tests.</w:t>
+      </w:r>
+    </w:p>
+    <w:p>
+      <w:pPr>
+        <w:pStyle w:val="ListParagraph"/>
+        <w:numPr>
+          <w:ilvl w:val="0"/>
+          <w:numId w:val="23"/>
+        </w:numPr>
+      </w:pPr>
+      <w:r>
+        <w:t>Changed the QA check for number of valid ensembles to a duration based check for stationary moving-bed test.</w:t>
+      </w:r>
+    </w:p>
+    <w:p>
+      <w:pPr>
+        <w:pStyle w:val="ListParagraph"/>
+        <w:numPr>
+          <w:ilvl w:val="0"/>
+          <w:numId w:val="23"/>
+        </w:numPr>
+      </w:pPr>
+      <w:r>
+        <w:t>Fixed bug causing edges GUI not to update with changes to table.</w:t>
+      </w:r>
+    </w:p>
+    <w:p>
+      <w:pPr>
+        <w:pStyle w:val="ListParagraph"/>
+        <w:numPr>
+          <w:ilvl w:val="0"/>
+          <w:numId w:val="23"/>
+        </w:numPr>
+      </w:pPr>
+      <w:r>
+        <w:t>Added a button to copy comments from the view comments window so they could be pasted in another application.</w:t>
+      </w:r>
+    </w:p>
+    <w:p>
+      <w:pPr>
+        <w:pStyle w:val="ListParagraph"/>
+        <w:numPr>
+          <w:ilvl w:val="0"/>
+          <w:numId w:val="23"/>
+        </w:numPr>
+      </w:pPr>
+      <w:r>
+        <w:t>Changed Display Units buttons to Options and created an Options window for units and save all or save checked only.</w:t>
+      </w:r>
+    </w:p>
+    <w:p>
+      <w:pPr>
+        <w:pStyle w:val="ListParagraph"/>
+        <w:numPr>
+          <w:ilvl w:val="0"/>
+          <w:numId w:val="23"/>
+        </w:numPr>
+      </w:pPr>
+      <w:r>
+        <w:t>Added an icon button to main window for uncheck all.</w:t>
+      </w:r>
+    </w:p>
+    <w:p>
+      <w:pPr>
+        <w:pStyle w:val="ListParagraph"/>
+        <w:numPr>
+          <w:ilvl w:val="0"/>
+          <w:numId w:val="23"/>
+        </w:numPr>
+      </w:pPr>
+      <w:r>
+        <w:t>Change version to 3.22.</w:t>
+      </w:r>
+    </w:p>
+    <w:p>
+      <w:pPr>
+        <w:pStyle w:val="ListParagraph"/>
+        <w:numPr>
+          <w:ilvl w:val="0"/>
+          <w:numId w:val="23"/>
+        </w:numPr>
+      </w:pPr>
+      <w:r>
+        <w:t>Fixed bug in when selecting an extrapolation fit where numerical storage prevented 0.1 = 0.1</w:t>
+      </w:r>
+      <w:r>
+        <w:tab/>
+      </w:r>
+    </w:p>
+    <w:p>
+      <w:pPr>
+        <w:pStyle w:val="ListParagraph"/>
+        <w:numPr>
+          <w:ilvl w:val="0"/>
+          <w:numId w:val="23"/>
+        </w:numPr>
+      </w:pPr>
+      <w:r>
+        <w:t>Fixed issue with RSL revision numbers which need to be 2 digits (02 not 2).</w:t>
+      </w:r>
+    </w:p>
+    <w:p>
+      <w:pPr>
+        <w:pStyle w:val="ListParagraph"/>
+        <w:numPr>
+          <w:ilvl w:val="0"/>
+          <w:numId w:val="23"/>
+        </w:numPr>
+      </w:pPr>
+      <w:r>
+        <w:t>Fixed issue with UTC time from GGA which contained an invalid character causing the str2double function resulting in NaN.</w:t>
+      </w:r>
+    </w:p>
+    <w:p>
+      <w:pPr>
+        <w:pStyle w:val="ListParagraph"/>
+        <w:numPr>
+          <w:ilvl w:val="0"/>
+          <w:numId w:val="23"/>
+        </w:numPr>
+      </w:pPr>
+      <w:r>
+        <w:t>Added fix for invalid prefPath from corrupt AppData/Local/QRev</w:t>
+      </w:r>
+    </w:p>
+    <w:p>
+      <w:pPr>
+        <w:pStyle w:val="ListParagraph"/>
+        <w:numPr>
+          <w:ilvl w:val="0"/>
+          <w:numId w:val="23"/>
+        </w:numPr>
+      </w:pPr>
+      <w:r>
+        <w:t>Added code to reset the close option from extrap to the main window when extrap is closed.</w:t>
+      </w:r>
+    </w:p>
+    <w:p>
+      <w:pPr>
+        <w:pStyle w:val="ListParagraph"/>
+        <w:numPr>
+          <w:ilvl w:val="0"/>
+          <w:numId w:val="23"/>
+        </w:numPr>
+      </w:pPr>
+      <w:r>
+        <w:t>Added code to compute the edge velocity using the full profile assuming a 1/6th power fit to estimate the unmeasured portions of the profile.</w:t>
+      </w:r>
+    </w:p>
+    <w:p>
+      <w:pPr>
+        <w:pStyle w:val="ListParagraph"/>
+        <w:numPr>
+          <w:ilvl w:val="0"/>
+          <w:numId w:val="23"/>
+        </w:numPr>
+      </w:pPr>
+      <w:r>
+        <w:t>Fixed bug associated with changing all moving-bed tests to manual.</w:t>
+      </w:r>
+    </w:p>
+    <w:p>
+      <w:pPr>
+        <w:pStyle w:val="ListParagraph"/>
+        <w:numPr>
+          <w:ilvl w:val="0"/>
+          <w:numId w:val="23"/>
+        </w:numPr>
+      </w:pPr>
+      <w:r>
+        <w:t>Added new message when moving-bed tests are selected manually.</w:t>
+      </w:r>
+    </w:p>
+    <w:p>
+      <w:pPr>
+        <w:pStyle w:val="ListParagraph"/>
+        <w:numPr>
+          <w:ilvl w:val="0"/>
+          <w:numId w:val="23"/>
+        </w:numPr>
+      </w:pPr>
+      <w:r>
+        <w:t>Fixed issue with moving-bed tests when data were collected in language other than English.</w:t>
+      </w:r>
+    </w:p>
+    <w:p>
+      <w:pPr>
+        <w:pStyle w:val="ListParagraph"/>
+        <w:numPr>
+          <w:ilvl w:val="0"/>
+          <w:numId w:val="23"/>
+        </w:numPr>
+      </w:pPr>
+      <w:r>
+        <w:t>Change version to 3.23</w:t>
       </w:r>
     </w:p>
     <w:p>
@@ -3070,1038 +3061,179 @@
           <w:b/>
           <w:bCs/>
         </w:rPr>
-        <w:t xml:space="preserve">Changes to </w:t>
-      </w:r>
-      <w:proofErr w:type="spellStart"/>
-      <w:r>
+        <w:t>Changes in QRev from 3.12 to 3.21</w:t>
+      </w:r>
+    </w:p>
+    <w:p>
+      <w:pPr>
+        <w:pStyle w:val="ListParagraph"/>
+        <w:numPr>
+          <w:ilvl w:val="0"/>
+          <w:numId w:val="24"/>
+        </w:numPr>
+      </w:pPr>
+      <w:r>
+        <w:t>Update help to add pdf file which can be searched.</w:t>
+      </w:r>
+    </w:p>
+    <w:p>
+      <w:pPr>
+        <w:pStyle w:val="ListParagraph"/>
+        <w:numPr>
+          <w:ilvl w:val="0"/>
+          <w:numId w:val="24"/>
+        </w:numPr>
+      </w:pPr>
+      <w:r>
+        <w:lastRenderedPageBreak/>
+        <w:t>Fixed bug when plotting multiple transects with magnetic data in the Compass/P/R window.</w:t>
+      </w:r>
+    </w:p>
+    <w:p>
+      <w:pPr>
+        <w:pStyle w:val="ListParagraph"/>
+        <w:numPr>
+          <w:ilvl w:val="0"/>
+          <w:numId w:val="24"/>
+        </w:numPr>
+      </w:pPr>
+      <w:r>
+        <w:t xml:space="preserve">Fixed bug with transect name display when some transects were not checked in GPS window. </w:t>
+      </w:r>
+    </w:p>
+    <w:p>
+      <w:pPr>
+        <w:pStyle w:val="ListParagraph"/>
+        <w:numPr>
+          <w:ilvl w:val="0"/>
+          <w:numId w:val="24"/>
+        </w:numPr>
+      </w:pPr>
+      <w:r>
+        <w:t>Fixed bug causing Use in main table to be shown in red when there were no errors.</w:t>
+      </w:r>
+    </w:p>
+    <w:p>
+      <w:pPr>
+        <w:pStyle w:val="ListParagraph"/>
+        <w:numPr>
+          <w:ilvl w:val="0"/>
+          <w:numId w:val="24"/>
+        </w:numPr>
+      </w:pPr>
+      <w:r>
+        <w:t>Fixed bug checking for invalid edge ensembles due to excluded distance.</w:t>
+      </w:r>
+    </w:p>
+    <w:p>
+      <w:pPr>
+        <w:pStyle w:val="ListParagraph"/>
+        <w:numPr>
+          <w:ilvl w:val="0"/>
+          <w:numId w:val="24"/>
+        </w:numPr>
+      </w:pPr>
+      <w:r>
+        <w:t>Fixed bug when using up arrow in Edge window.</w:t>
+      </w:r>
+    </w:p>
+    <w:p>
+      <w:pPr>
+        <w:pStyle w:val="ListParagraph"/>
+        <w:numPr>
+          <w:ilvl w:val="0"/>
+          <w:numId w:val="24"/>
+        </w:numPr>
+      </w:pPr>
+      <w:r>
+        <w:t>Fixed bug in xml output for change in speed of sound.</w:t>
+      </w:r>
+    </w:p>
+    <w:p>
+      <w:pPr>
+        <w:pStyle w:val="ListParagraph"/>
+        <w:numPr>
+          <w:ilvl w:val="0"/>
+          <w:numId w:val="24"/>
+        </w:numPr>
+      </w:pPr>
+      <w:r>
+        <w:t>Fixed crash when loading transect with only 1 ensemble.</w:t>
+      </w:r>
+    </w:p>
+    <w:p>
+      <w:pPr>
+        <w:pStyle w:val="ListParagraph"/>
+        <w:numPr>
+          <w:ilvl w:val="0"/>
+          <w:numId w:val="24"/>
+        </w:numPr>
+      </w:pPr>
+      <w:r>
+        <w:t>Updated use of arrow keys in tables to avoid table and plots getting out of synch when arrow keys were pressed too quickly.</w:t>
+      </w:r>
+    </w:p>
+    <w:p>
+      <w:pPr>
+        <w:pStyle w:val="ListParagraph"/>
+        <w:numPr>
+          <w:ilvl w:val="0"/>
+          <w:numId w:val="24"/>
+        </w:numPr>
+      </w:pPr>
+      <w:r>
+        <w:t>Added point marker to vertical beam in depth plots.</w:t>
+      </w:r>
+    </w:p>
+    <w:p>
+      <w:pPr>
+        <w:pStyle w:val="ListParagraph"/>
+        <w:numPr>
+          <w:ilvl w:val="0"/>
+          <w:numId w:val="24"/>
+        </w:numPr>
+      </w:pPr>
+      <w:r>
+        <w:t>Modified code to make buttons inactive if no transects are checked.</w:t>
+      </w:r>
+    </w:p>
+    <w:p>
+      <w:pPr>
+        <w:pStyle w:val="ListParagraph"/>
+        <w:numPr>
+          <w:ilvl w:val="0"/>
+          <w:numId w:val="24"/>
+        </w:numPr>
+      </w:pPr>
+      <w:r>
+        <w:t>Added EDI interface for Equal Discharge Increment sampling</w:t>
+      </w:r>
+    </w:p>
+    <w:p>
+      <w:pPr>
+        <w:pStyle w:val="ListParagraph"/>
+        <w:numPr>
+          <w:ilvl w:val="0"/>
+          <w:numId w:val="24"/>
+        </w:numPr>
+      </w:pPr>
+      <w:r>
+        <w:t>In the extrap window, added message to user that they need to set Fit to manual if the want to use an automatically opitimized fit but they have change the threshold, subsection, or data type.</w:t>
+      </w:r>
+    </w:p>
+    <w:p>
+      <w:pPr>
         <w:rPr>
           <w:b/>
           <w:bCs/>
         </w:rPr>
-        <w:t>QRev</w:t>
-      </w:r>
-      <w:proofErr w:type="spellEnd"/>
+      </w:pPr>
       <w:r>
         <w:rPr>
           <w:b/>
           <w:bCs/>
         </w:rPr>
-        <w:t xml:space="preserve"> from 3.28 to 3.30</w:t>
-      </w:r>
-    </w:p>
-    <w:p>
-      <w:pPr>
-        <w:pStyle w:val="ListParagraph"/>
-        <w:numPr>
-          <w:ilvl w:val="0"/>
-          <w:numId w:val="17"/>
-        </w:numPr>
-      </w:pPr>
-      <w:r>
-        <w:t>Fixed bugs in messages table that were opening wrong windows.</w:t>
-      </w:r>
-    </w:p>
-    <w:p>
-      <w:pPr>
-        <w:pStyle w:val="ListParagraph"/>
-        <w:numPr>
-          <w:ilvl w:val="0"/>
-          <w:numId w:val="17"/>
-        </w:numPr>
-      </w:pPr>
-      <w:r>
-        <w:t>Modified code to interpolate invalid data from composite tracks using the composite tracks rather than the primary data.</w:t>
-      </w:r>
-    </w:p>
-    <w:p>
-      <w:pPr>
-        <w:pStyle w:val="ListParagraph"/>
-        <w:numPr>
-          <w:ilvl w:val="0"/>
-          <w:numId w:val="17"/>
-        </w:numPr>
-      </w:pPr>
-      <w:r>
-        <w:t>Modified code to interpolate invalid data from composite depths using the composite depths rather than the primary data.</w:t>
-      </w:r>
-    </w:p>
-    <w:p>
-      <w:pPr>
-        <w:pStyle w:val="ListParagraph"/>
-        <w:numPr>
-          <w:ilvl w:val="0"/>
-          <w:numId w:val="17"/>
-        </w:numPr>
-      </w:pPr>
-      <w:r>
-        <w:t>Modified draft check to use display units and limit the comparison to 2 decimal spots which is what is displayed in the GUI.</w:t>
-      </w:r>
-    </w:p>
-    <w:p>
-      <w:pPr>
-        <w:pStyle w:val="ListParagraph"/>
-        <w:numPr>
-          <w:ilvl w:val="0"/>
-          <w:numId w:val="17"/>
-        </w:numPr>
-      </w:pPr>
-      <w:r>
-        <w:t>Added code to interpolate discharge for ensembles that are too shallow for a valid depth cell.</w:t>
-      </w:r>
-    </w:p>
-    <w:p>
-      <w:pPr>
-        <w:pStyle w:val="ListParagraph"/>
-        <w:numPr>
-          <w:ilvl w:val="0"/>
-          <w:numId w:val="17"/>
-        </w:numPr>
-      </w:pPr>
-      <w:r>
-        <w:t xml:space="preserve">Modified code in the way that TRDI </w:t>
-      </w:r>
-      <w:proofErr w:type="spellStart"/>
-      <w:r>
-        <w:t>mmt</w:t>
-      </w:r>
-      <w:proofErr w:type="spellEnd"/>
-      <w:r>
-        <w:t xml:space="preserve"> file setting for composite depths are processed to </w:t>
-      </w:r>
-      <w:proofErr w:type="spellStart"/>
-      <w:r>
-        <w:t>QRev</w:t>
-      </w:r>
-      <w:proofErr w:type="spellEnd"/>
-      <w:r>
-        <w:t xml:space="preserve"> settings. </w:t>
-      </w:r>
-    </w:p>
-    <w:p>
-      <w:pPr>
-        <w:pStyle w:val="ListParagraph"/>
-        <w:numPr>
-          <w:ilvl w:val="0"/>
-          <w:numId w:val="17"/>
-        </w:numPr>
-      </w:pPr>
-      <w:r>
-        <w:t>Moved composite depth computation to end of data input flow.</w:t>
-      </w:r>
-    </w:p>
-    <w:p>
-      <w:pPr>
-        <w:pStyle w:val="ListParagraph"/>
-        <w:numPr>
-          <w:ilvl w:val="0"/>
-          <w:numId w:val="17"/>
-        </w:numPr>
-      </w:pPr>
-      <w:r>
-        <w:t>Modified code to allow the view comments button to be accessible even when another window is open.</w:t>
-      </w:r>
-    </w:p>
-    <w:p>
-      <w:pPr>
-        <w:pStyle w:val="ListParagraph"/>
-        <w:numPr>
-          <w:ilvl w:val="0"/>
-          <w:numId w:val="17"/>
-        </w:numPr>
-      </w:pPr>
-      <w:r>
-        <w:t xml:space="preserve">Fixed bug with </w:t>
-      </w:r>
-      <w:proofErr w:type="spellStart"/>
-      <w:r>
-        <w:t>computePerDiff</w:t>
-      </w:r>
-      <w:proofErr w:type="spellEnd"/>
-      <w:r>
-        <w:t xml:space="preserve"> in extrapolation sensitivity when no transect data provided.</w:t>
-      </w:r>
-    </w:p>
-    <w:p>
-      <w:pPr>
-        <w:pStyle w:val="ListParagraph"/>
-        <w:numPr>
-          <w:ilvl w:val="0"/>
-          <w:numId w:val="17"/>
-        </w:numPr>
-      </w:pPr>
-      <w:r>
-        <w:t>Added valid depth method to xml output.</w:t>
-      </w:r>
-    </w:p>
-    <w:p>
-      <w:pPr>
-        <w:pStyle w:val="ListParagraph"/>
-        <w:numPr>
-          <w:ilvl w:val="0"/>
-          <w:numId w:val="17"/>
-        </w:numPr>
-      </w:pPr>
-      <w:r>
-        <w:t xml:space="preserve">Added code to check compass </w:t>
-      </w:r>
-      <w:proofErr w:type="spellStart"/>
-      <w:r>
-        <w:t>cal</w:t>
-      </w:r>
-      <w:proofErr w:type="spellEnd"/>
-      <w:r>
-        <w:t xml:space="preserve"> errors against USGS recommendations</w:t>
-      </w:r>
-    </w:p>
-    <w:p>
-      <w:pPr>
-        <w:pStyle w:val="ListParagraph"/>
-        <w:numPr>
-          <w:ilvl w:val="0"/>
-          <w:numId w:val="17"/>
-        </w:numPr>
-      </w:pPr>
-      <w:r>
-        <w:t xml:space="preserve">Added code to handle files processed with </w:t>
-      </w:r>
-      <w:proofErr w:type="spellStart"/>
-      <w:r>
-        <w:t>QBatch</w:t>
-      </w:r>
-      <w:proofErr w:type="spellEnd"/>
-      <w:r>
-        <w:t>.</w:t>
-      </w:r>
-    </w:p>
-    <w:p>
-      <w:pPr>
-        <w:pStyle w:val="ListParagraph"/>
-        <w:numPr>
-          <w:ilvl w:val="0"/>
-          <w:numId w:val="17"/>
-        </w:numPr>
-      </w:pPr>
-      <w:r>
-        <w:t>Fixed bug with variable names for mean and max depth and max water speed.</w:t>
-      </w:r>
-    </w:p>
-    <w:p>
-      <w:pPr>
-        <w:pStyle w:val="ListParagraph"/>
-        <w:numPr>
-          <w:ilvl w:val="0"/>
-          <w:numId w:val="17"/>
-        </w:numPr>
-      </w:pPr>
-      <w:r>
-        <w:t>Fixed bug with order of warnings and cautions for system test checks.</w:t>
-      </w:r>
-    </w:p>
-    <w:p/>
-    <w:p>
-      <w:pPr>
-        <w:rPr>
-          <w:b/>
-          <w:bCs/>
-        </w:rPr>
-      </w:pPr>
-      <w:r>
-        <w:rPr>
-          <w:b/>
-          <w:bCs/>
-        </w:rPr>
-        <w:t xml:space="preserve">Changes to </w:t>
-      </w:r>
-      <w:proofErr w:type="spellStart"/>
-      <w:r>
-        <w:rPr>
-          <w:b/>
-          <w:bCs/>
-        </w:rPr>
-        <w:t>QRev</w:t>
-      </w:r>
-      <w:proofErr w:type="spellEnd"/>
-      <w:r>
-        <w:rPr>
-          <w:b/>
-          <w:bCs/>
-        </w:rPr>
-        <w:t xml:space="preserve"> from 3.24 to 3.28</w:t>
-      </w:r>
-    </w:p>
-    <w:p/>
-    <w:p>
-      <w:pPr>
-        <w:pStyle w:val="ListParagraph"/>
-        <w:numPr>
-          <w:ilvl w:val="0"/>
-          <w:numId w:val="19"/>
-        </w:numPr>
-      </w:pPr>
-      <w:r>
-        <w:t>Messages are now in a table, sorted with warnings on top, and identified with a symbol and font.</w:t>
-      </w:r>
-    </w:p>
-    <w:p>
-      <w:pPr>
-        <w:pStyle w:val="ListParagraph"/>
-        <w:numPr>
-          <w:ilvl w:val="0"/>
-          <w:numId w:val="19"/>
-        </w:numPr>
-      </w:pPr>
-      <w:r>
-        <w:t>Clicking on a message will open the associated window, same as clicking on associated button.</w:t>
-      </w:r>
-    </w:p>
-    <w:p>
-      <w:pPr>
-        <w:pStyle w:val="ListParagraph"/>
-        <w:numPr>
-          <w:ilvl w:val="0"/>
-          <w:numId w:val="19"/>
-        </w:numPr>
-      </w:pPr>
-      <w:r>
-        <w:t>Extrapolation discharge sensitivity table is now referenced to the currently selected fit, rather than to power/power 0.1667.</w:t>
-      </w:r>
-    </w:p>
-    <w:p>
-      <w:pPr>
-        <w:pStyle w:val="ListParagraph"/>
-        <w:numPr>
-          <w:ilvl w:val="0"/>
-          <w:numId w:val="19"/>
-        </w:numPr>
-      </w:pPr>
-      <w:r>
-        <w:t>Clicking a row in the extrapolation discharge sensitivity table will set the fit to those parameters.</w:t>
-      </w:r>
-    </w:p>
-    <w:p>
-      <w:pPr>
-        <w:pStyle w:val="ListParagraph"/>
-        <w:numPr>
-          <w:ilvl w:val="0"/>
-          <w:numId w:val="19"/>
-        </w:numPr>
-      </w:pPr>
-      <w:r>
-        <w:t xml:space="preserve">The compass error from the evaluation of a TRDI ADCP and if available, from </w:t>
-      </w:r>
-      <w:proofErr w:type="spellStart"/>
-      <w:r>
-        <w:t>RiverSurveyor</w:t>
-      </w:r>
-      <w:proofErr w:type="spellEnd"/>
-      <w:r>
-        <w:t xml:space="preserve"> G3 compass is now shown in the Compass/P/R window.</w:t>
-      </w:r>
-    </w:p>
-    <w:p>
-      <w:pPr>
-        <w:pStyle w:val="ListParagraph"/>
-        <w:numPr>
-          <w:ilvl w:val="0"/>
-          <w:numId w:val="19"/>
-        </w:numPr>
-      </w:pPr>
-      <w:r>
-        <w:t>The system test window now displays the total number of tests.</w:t>
-      </w:r>
-    </w:p>
-    <w:p>
-      <w:pPr>
-        <w:pStyle w:val="ListParagraph"/>
-        <w:numPr>
-          <w:ilvl w:val="0"/>
-          <w:numId w:val="19"/>
-        </w:numPr>
-      </w:pPr>
-      <w:r>
-        <w:t>The PT3 test is now decoded and the correlation in lag 3 is checked to ensure that the correlation is less than 15% of the lag 0 correlation.</w:t>
-      </w:r>
-    </w:p>
-    <w:p>
-      <w:pPr>
-        <w:pStyle w:val="ListParagraph"/>
-        <w:numPr>
-          <w:ilvl w:val="0"/>
-          <w:numId w:val="19"/>
-        </w:numPr>
-      </w:pPr>
-      <w:r>
-        <w:t>A minimum threshold for the boat track vertical velocity filter is set to 0.01 m/s.</w:t>
-      </w:r>
-    </w:p>
-    <w:p>
-      <w:pPr>
-        <w:pStyle w:val="ListParagraph"/>
-        <w:numPr>
-          <w:ilvl w:val="0"/>
-          <w:numId w:val="19"/>
-        </w:numPr>
-      </w:pPr>
-      <w:r>
-        <w:lastRenderedPageBreak/>
-        <w:t xml:space="preserve">A bug which applied both the </w:t>
-      </w:r>
-      <w:proofErr w:type="spellStart"/>
-      <w:r>
-        <w:t>magvar</w:t>
-      </w:r>
-      <w:proofErr w:type="spellEnd"/>
-      <w:r>
-        <w:t xml:space="preserve"> and heading offset to all compass data when loading has been fixed. Now the </w:t>
-      </w:r>
-      <w:proofErr w:type="spellStart"/>
-      <w:r>
-        <w:t>magvar</w:t>
-      </w:r>
-      <w:proofErr w:type="spellEnd"/>
-      <w:r>
-        <w:t xml:space="preserve"> is only applied to the internal compass and the heading offset only applied to the external compass. This is consistent with how it was handled in the Compass/P/R window.</w:t>
-      </w:r>
-    </w:p>
-    <w:p>
-      <w:pPr>
-        <w:pStyle w:val="ListParagraph"/>
-        <w:numPr>
-          <w:ilvl w:val="0"/>
-          <w:numId w:val="19"/>
-        </w:numPr>
-      </w:pPr>
-      <w:r>
-        <w:t>Label for Google Earth plots was changed to filename only, not including the path.</w:t>
-      </w:r>
-    </w:p>
-    <w:p>
-      <w:pPr>
-        <w:pStyle w:val="ListParagraph"/>
-        <w:numPr>
-          <w:ilvl w:val="0"/>
-          <w:numId w:val="19"/>
-        </w:numPr>
-      </w:pPr>
-      <w:r>
-        <w:t>Fixed other minor bugs.</w:t>
-      </w:r>
-    </w:p>
-    <w:p>
-      <w:pPr>
-        <w:rPr>
-          <w:b/>
-          <w:bCs/>
-        </w:rPr>
-      </w:pPr>
-      <w:r>
-        <w:rPr>
-          <w:b/>
-          <w:bCs/>
-        </w:rPr>
-        <w:t xml:space="preserve">Changes to </w:t>
-      </w:r>
-      <w:proofErr w:type="spellStart"/>
-      <w:r>
-        <w:rPr>
-          <w:b/>
-          <w:bCs/>
-        </w:rPr>
-        <w:t>QRev</w:t>
-      </w:r>
-      <w:proofErr w:type="spellEnd"/>
-      <w:r>
-        <w:rPr>
-          <w:b/>
-          <w:bCs/>
-        </w:rPr>
-        <w:t xml:space="preserve"> since from 3.23 to 3.24</w:t>
-      </w:r>
-    </w:p>
-    <w:p>
-      <w:pPr>
-        <w:pStyle w:val="ListParagraph"/>
-        <w:numPr>
-          <w:ilvl w:val="0"/>
-          <w:numId w:val="21"/>
-        </w:numPr>
-      </w:pPr>
-      <w:r>
-        <w:t>Fixed compiler issue causing the plot to Google Earth to fail</w:t>
-      </w:r>
-    </w:p>
-    <w:p>
-      <w:pPr>
-        <w:pStyle w:val="ListParagraph"/>
-        <w:numPr>
-          <w:ilvl w:val="0"/>
-          <w:numId w:val="21"/>
-        </w:numPr>
-      </w:pPr>
-      <w:r>
-        <w:t>Fixed a bug reading longitude data when preceded by a leading zero.</w:t>
-      </w:r>
-    </w:p>
-    <w:p>
-      <w:pPr>
-        <w:rPr>
-          <w:b/>
-          <w:bCs/>
-        </w:rPr>
-      </w:pPr>
-      <w:r>
-        <w:rPr>
-          <w:b/>
-          <w:bCs/>
-        </w:rPr>
-        <w:t xml:space="preserve">Changes to </w:t>
-      </w:r>
-      <w:proofErr w:type="spellStart"/>
-      <w:r>
-        <w:rPr>
-          <w:b/>
-          <w:bCs/>
-        </w:rPr>
-        <w:t>QRev</w:t>
-      </w:r>
-      <w:proofErr w:type="spellEnd"/>
-      <w:r>
-        <w:rPr>
-          <w:b/>
-          <w:bCs/>
-        </w:rPr>
-        <w:t xml:space="preserve"> since release of version 3.21 (in chronological order)</w:t>
-      </w:r>
-    </w:p>
-    <w:p>
-      <w:pPr>
-        <w:pStyle w:val="ListParagraph"/>
-        <w:numPr>
-          <w:ilvl w:val="0"/>
-          <w:numId w:val="23"/>
-        </w:numPr>
-      </w:pPr>
-      <w:r>
-        <w:t xml:space="preserve">Improved the handling of illegal xml characters in </w:t>
-      </w:r>
-      <w:proofErr w:type="spellStart"/>
-      <w:r>
-        <w:t>mmt</w:t>
-      </w:r>
-      <w:proofErr w:type="spellEnd"/>
-      <w:r>
-        <w:t xml:space="preserve"> file.</w:t>
-      </w:r>
-    </w:p>
-    <w:p>
-      <w:pPr>
-        <w:pStyle w:val="ListParagraph"/>
-        <w:numPr>
-          <w:ilvl w:val="0"/>
-          <w:numId w:val="23"/>
-        </w:numPr>
-      </w:pPr>
-      <w:r>
-        <w:t>Added a minimum threshold to the COV QA check for stationary tests.</w:t>
-      </w:r>
-    </w:p>
-    <w:p>
-      <w:pPr>
-        <w:pStyle w:val="ListParagraph"/>
-        <w:numPr>
-          <w:ilvl w:val="0"/>
-          <w:numId w:val="23"/>
-        </w:numPr>
-      </w:pPr>
-      <w:r>
-        <w:t xml:space="preserve">Changed the QA check for number of valid ensembles to a </w:t>
-      </w:r>
-      <w:proofErr w:type="gramStart"/>
-      <w:r>
-        <w:t>duration based</w:t>
-      </w:r>
-      <w:proofErr w:type="gramEnd"/>
-      <w:r>
-        <w:t xml:space="preserve"> check for stationary moving-bed test.</w:t>
-      </w:r>
-    </w:p>
-    <w:p>
-      <w:pPr>
-        <w:pStyle w:val="ListParagraph"/>
-        <w:numPr>
-          <w:ilvl w:val="0"/>
-          <w:numId w:val="23"/>
-        </w:numPr>
-      </w:pPr>
-      <w:r>
-        <w:t>Fixed bug causing edges GUI not to update with changes to table.</w:t>
-      </w:r>
-    </w:p>
-    <w:p>
-      <w:pPr>
-        <w:pStyle w:val="ListParagraph"/>
-        <w:numPr>
-          <w:ilvl w:val="0"/>
-          <w:numId w:val="23"/>
-        </w:numPr>
-      </w:pPr>
-      <w:r>
-        <w:t>Added a button to copy comments from the view comments window so they could be pasted in another application.</w:t>
-      </w:r>
-    </w:p>
-    <w:p>
-      <w:pPr>
-        <w:pStyle w:val="ListParagraph"/>
-        <w:numPr>
-          <w:ilvl w:val="0"/>
-          <w:numId w:val="23"/>
-        </w:numPr>
-      </w:pPr>
-      <w:r>
-        <w:t>Changed Display Units buttons to Options and created an Options window for units and save all or save checked only.</w:t>
-      </w:r>
-    </w:p>
-    <w:p>
-      <w:pPr>
-        <w:pStyle w:val="ListParagraph"/>
-        <w:numPr>
-          <w:ilvl w:val="0"/>
-          <w:numId w:val="23"/>
-        </w:numPr>
-      </w:pPr>
-      <w:r>
-        <w:t>Added an icon button to main window for uncheck all.</w:t>
-      </w:r>
-    </w:p>
-    <w:p>
-      <w:pPr>
-        <w:pStyle w:val="ListParagraph"/>
-        <w:numPr>
-          <w:ilvl w:val="0"/>
-          <w:numId w:val="23"/>
-        </w:numPr>
-      </w:pPr>
-      <w:r>
-        <w:t>Change version to 3.22.</w:t>
-      </w:r>
-    </w:p>
-    <w:p>
-      <w:pPr>
-        <w:pStyle w:val="ListParagraph"/>
-        <w:numPr>
-          <w:ilvl w:val="0"/>
-          <w:numId w:val="23"/>
-        </w:numPr>
-      </w:pPr>
-      <w:r>
-        <w:t>Fixed bug in when selecting an extrapolation fit where numerical storage prevented 0.1 = 0.1</w:t>
-      </w:r>
-      <w:r>
-        <w:tab/>
-      </w:r>
-    </w:p>
-    <w:p>
-      <w:pPr>
-        <w:pStyle w:val="ListParagraph"/>
-        <w:numPr>
-          <w:ilvl w:val="0"/>
-          <w:numId w:val="23"/>
-        </w:numPr>
-      </w:pPr>
-      <w:r>
-        <w:t>Fixed issue with RSL revision numbers which need to be 2 digits (02 not 2).</w:t>
-      </w:r>
-    </w:p>
-    <w:p>
-      <w:pPr>
-        <w:pStyle w:val="ListParagraph"/>
-        <w:numPr>
-          <w:ilvl w:val="0"/>
-          <w:numId w:val="23"/>
-        </w:numPr>
-      </w:pPr>
-      <w:r>
-        <w:t xml:space="preserve">Fixed issue with UTC time from GGA which contained an invalid character causing the str2double function resulting in </w:t>
-      </w:r>
-      <w:proofErr w:type="spellStart"/>
-      <w:r>
-        <w:t>NaN</w:t>
-      </w:r>
-      <w:proofErr w:type="spellEnd"/>
-      <w:r>
-        <w:t>.</w:t>
-      </w:r>
-    </w:p>
-    <w:p>
-      <w:pPr>
-        <w:pStyle w:val="ListParagraph"/>
-        <w:numPr>
-          <w:ilvl w:val="0"/>
-          <w:numId w:val="23"/>
-        </w:numPr>
-      </w:pPr>
-      <w:r>
-        <w:t xml:space="preserve">Added fix for invalid </w:t>
-      </w:r>
-      <w:proofErr w:type="spellStart"/>
-      <w:r>
-        <w:t>prefPath</w:t>
-      </w:r>
-      <w:proofErr w:type="spellEnd"/>
-      <w:r>
-        <w:t xml:space="preserve"> from corrupt </w:t>
-      </w:r>
-      <w:proofErr w:type="spellStart"/>
-      <w:r>
-        <w:t>AppData</w:t>
-      </w:r>
-      <w:proofErr w:type="spellEnd"/>
-      <w:r>
-        <w:t>/Local/</w:t>
-      </w:r>
-      <w:proofErr w:type="spellStart"/>
-      <w:r>
-        <w:t>QRev</w:t>
-      </w:r>
-      <w:proofErr w:type="spellEnd"/>
-    </w:p>
-    <w:p>
-      <w:pPr>
-        <w:pStyle w:val="ListParagraph"/>
-        <w:numPr>
-          <w:ilvl w:val="0"/>
-          <w:numId w:val="23"/>
-        </w:numPr>
-      </w:pPr>
-      <w:r>
-        <w:t xml:space="preserve">Added code to reset the close option from </w:t>
-      </w:r>
-      <w:proofErr w:type="spellStart"/>
-      <w:r>
-        <w:t>extrap</w:t>
-      </w:r>
-      <w:proofErr w:type="spellEnd"/>
-      <w:r>
-        <w:t xml:space="preserve"> to the main window when </w:t>
-      </w:r>
-      <w:proofErr w:type="spellStart"/>
-      <w:r>
-        <w:t>extrap</w:t>
-      </w:r>
-      <w:proofErr w:type="spellEnd"/>
-      <w:r>
-        <w:t xml:space="preserve"> is closed.</w:t>
-      </w:r>
-    </w:p>
-    <w:p>
-      <w:pPr>
-        <w:pStyle w:val="ListParagraph"/>
-        <w:numPr>
-          <w:ilvl w:val="0"/>
-          <w:numId w:val="23"/>
-        </w:numPr>
-      </w:pPr>
-      <w:r>
-        <w:t>Added code to compute the edge velocity using the full profile assuming a 1/6th power fit to estimate the unmeasured portions of the profile.</w:t>
-      </w:r>
-    </w:p>
-    <w:p>
-      <w:pPr>
-        <w:pStyle w:val="ListParagraph"/>
-        <w:numPr>
-          <w:ilvl w:val="0"/>
-          <w:numId w:val="23"/>
-        </w:numPr>
-      </w:pPr>
-      <w:r>
-        <w:t>Fixed bug associated with changing all moving-bed tests to manual.</w:t>
-      </w:r>
-    </w:p>
-    <w:p>
-      <w:pPr>
-        <w:pStyle w:val="ListParagraph"/>
-        <w:numPr>
-          <w:ilvl w:val="0"/>
-          <w:numId w:val="23"/>
-        </w:numPr>
-      </w:pPr>
-      <w:r>
-        <w:t>Added new message when moving-bed tests are selected manually.</w:t>
-      </w:r>
-    </w:p>
-    <w:p>
-      <w:pPr>
-        <w:pStyle w:val="ListParagraph"/>
-        <w:numPr>
-          <w:ilvl w:val="0"/>
-          <w:numId w:val="23"/>
-        </w:numPr>
-      </w:pPr>
-      <w:r>
-        <w:t>Fixed issue with moving-bed tests when data were collected in language other than English.</w:t>
-      </w:r>
-    </w:p>
-    <w:p>
-      <w:pPr>
-        <w:pStyle w:val="ListParagraph"/>
-        <w:numPr>
-          <w:ilvl w:val="0"/>
-          <w:numId w:val="23"/>
-        </w:numPr>
-      </w:pPr>
-      <w:r>
-        <w:t>Change version to 3.23</w:t>
-      </w:r>
-    </w:p>
-    <w:p>
-      <w:pPr>
-        <w:rPr>
-          <w:b/>
-          <w:bCs/>
-        </w:rPr>
-      </w:pPr>
-      <w:r>
-        <w:rPr>
-          <w:b/>
-          <w:bCs/>
-        </w:rPr>
-        <w:t xml:space="preserve">Changes in </w:t>
-      </w:r>
-      <w:proofErr w:type="spellStart"/>
-      <w:r>
-        <w:rPr>
-          <w:b/>
-          <w:bCs/>
-        </w:rPr>
-        <w:t>QRev</w:t>
-      </w:r>
-      <w:proofErr w:type="spellEnd"/>
-      <w:r>
-        <w:rPr>
-          <w:b/>
-          <w:bCs/>
-        </w:rPr>
-        <w:t xml:space="preserve"> from 3.12 to 3.21</w:t>
-      </w:r>
-    </w:p>
-    <w:p>
-      <w:pPr>
-        <w:pStyle w:val="ListParagraph"/>
-        <w:numPr>
-          <w:ilvl w:val="0"/>
-          <w:numId w:val="24"/>
-        </w:numPr>
-      </w:pPr>
-      <w:r>
-        <w:t>Update help to add pdf file which can be searched.</w:t>
-      </w:r>
-    </w:p>
-    <w:p>
-      <w:pPr>
-        <w:pStyle w:val="ListParagraph"/>
-        <w:numPr>
-          <w:ilvl w:val="0"/>
-          <w:numId w:val="24"/>
-        </w:numPr>
-      </w:pPr>
-      <w:r>
-        <w:t>Fixed bug when plotting multiple transects with magnetic data in the Compass/P/R window.</w:t>
-      </w:r>
-    </w:p>
-    <w:p>
-      <w:pPr>
-        <w:pStyle w:val="ListParagraph"/>
-        <w:numPr>
-          <w:ilvl w:val="0"/>
-          <w:numId w:val="24"/>
-        </w:numPr>
-      </w:pPr>
-      <w:r>
-        <w:t xml:space="preserve">Fixed bug with transect name display when some transects were not checked in GPS window. </w:t>
-      </w:r>
-    </w:p>
-    <w:p>
-      <w:pPr>
-        <w:pStyle w:val="ListParagraph"/>
-        <w:numPr>
-          <w:ilvl w:val="0"/>
-          <w:numId w:val="24"/>
-        </w:numPr>
-      </w:pPr>
-      <w:r>
-        <w:t>Fixed bug causing Use in main table to be shown in red when there were no errors.</w:t>
-      </w:r>
-    </w:p>
-    <w:p>
-      <w:pPr>
-        <w:pStyle w:val="ListParagraph"/>
-        <w:numPr>
-          <w:ilvl w:val="0"/>
-          <w:numId w:val="24"/>
-        </w:numPr>
-      </w:pPr>
-      <w:r>
-        <w:t>Fixed bug checking for invalid edge ensembles due to excluded distance.</w:t>
-      </w:r>
-    </w:p>
-    <w:p>
-      <w:pPr>
-        <w:pStyle w:val="ListParagraph"/>
-        <w:numPr>
-          <w:ilvl w:val="0"/>
-          <w:numId w:val="24"/>
-        </w:numPr>
-      </w:pPr>
-      <w:r>
-        <w:t>Fixed bug when using up arrow in Edge window.</w:t>
-      </w:r>
-    </w:p>
-    <w:p>
-      <w:pPr>
-        <w:pStyle w:val="ListParagraph"/>
-        <w:numPr>
-          <w:ilvl w:val="0"/>
-          <w:numId w:val="24"/>
-        </w:numPr>
-      </w:pPr>
-      <w:r>
-        <w:t>Fixed bug in xml output for change in speed of sound.</w:t>
-      </w:r>
-    </w:p>
-    <w:p>
-      <w:pPr>
-        <w:pStyle w:val="ListParagraph"/>
-        <w:numPr>
-          <w:ilvl w:val="0"/>
-          <w:numId w:val="24"/>
-        </w:numPr>
-      </w:pPr>
-      <w:r>
-        <w:lastRenderedPageBreak/>
-        <w:t>Fixed crash when loading transect with only 1 ensemble.</w:t>
-      </w:r>
-    </w:p>
-    <w:p>
-      <w:pPr>
-        <w:pStyle w:val="ListParagraph"/>
-        <w:numPr>
-          <w:ilvl w:val="0"/>
-          <w:numId w:val="24"/>
-        </w:numPr>
-      </w:pPr>
-      <w:r>
-        <w:t>Updated use of arrow keys in tables to avoid table and plots getting out of synch when arrow keys were pressed too quickly.</w:t>
-      </w:r>
-    </w:p>
-    <w:p>
-      <w:pPr>
-        <w:pStyle w:val="ListParagraph"/>
-        <w:numPr>
-          <w:ilvl w:val="0"/>
-          <w:numId w:val="24"/>
-        </w:numPr>
-      </w:pPr>
-      <w:r>
-        <w:t>Added point marker to vertical beam in depth plots.</w:t>
-      </w:r>
-    </w:p>
-    <w:p>
-      <w:pPr>
-        <w:pStyle w:val="ListParagraph"/>
-        <w:numPr>
-          <w:ilvl w:val="0"/>
-          <w:numId w:val="24"/>
-        </w:numPr>
-      </w:pPr>
-      <w:r>
-        <w:t>Modified code to make buttons inactive if no transects are checked.</w:t>
-      </w:r>
-    </w:p>
-    <w:p>
-      <w:pPr>
-        <w:pStyle w:val="ListParagraph"/>
-        <w:numPr>
-          <w:ilvl w:val="0"/>
-          <w:numId w:val="24"/>
-        </w:numPr>
-      </w:pPr>
-      <w:r>
-        <w:t>Added EDI interface for Equal Discharge Increment sampling</w:t>
-      </w:r>
-    </w:p>
-    <w:p>
-      <w:pPr>
-        <w:pStyle w:val="ListParagraph"/>
-        <w:numPr>
-          <w:ilvl w:val="0"/>
-          <w:numId w:val="24"/>
-        </w:numPr>
-      </w:pPr>
-      <w:r>
-        <w:t xml:space="preserve">In the </w:t>
-      </w:r>
-      <w:proofErr w:type="spellStart"/>
-      <w:r>
-        <w:t>extrap</w:t>
-      </w:r>
-      <w:proofErr w:type="spellEnd"/>
-      <w:r>
-        <w:t xml:space="preserve"> window, added message to user that they need to set Fit to manual if </w:t>
-      </w:r>
-      <w:proofErr w:type="spellStart"/>
-      <w:r>
-        <w:t>the</w:t>
-      </w:r>
-      <w:proofErr w:type="spellEnd"/>
-      <w:r>
-        <w:t xml:space="preserve"> want to use an automatically </w:t>
-      </w:r>
-      <w:proofErr w:type="spellStart"/>
-      <w:r>
-        <w:t>opitimized</w:t>
-      </w:r>
-      <w:proofErr w:type="spellEnd"/>
-      <w:r>
-        <w:t xml:space="preserve"> </w:t>
-      </w:r>
-      <w:proofErr w:type="gramStart"/>
-      <w:r>
-        <w:t>fit</w:t>
-      </w:r>
-      <w:proofErr w:type="gramEnd"/>
-      <w:r>
-        <w:t xml:space="preserve"> but they have change the threshold, subsection, or data type.</w:t>
-      </w:r>
-    </w:p>
-    <w:p>
-      <w:pPr>
-        <w:rPr>
-          <w:b/>
-          <w:bCs/>
-        </w:rPr>
-      </w:pPr>
-      <w:r>
-        <w:rPr>
-          <w:b/>
-          <w:bCs/>
-        </w:rPr>
-        <w:t xml:space="preserve">Changes in </w:t>
-      </w:r>
-      <w:proofErr w:type="spellStart"/>
-      <w:r>
-        <w:rPr>
-          <w:b/>
-          <w:bCs/>
-        </w:rPr>
-        <w:t>QRev</w:t>
-      </w:r>
-      <w:proofErr w:type="spellEnd"/>
-      <w:r>
-        <w:rPr>
-          <w:b/>
-          <w:bCs/>
-        </w:rPr>
-        <w:t xml:space="preserve"> from version 3.10 to 3.12</w:t>
+        <w:t>Changes in QRev from version 3.10 to 3.12</w:t>
       </w:r>
     </w:p>
     <w:p>
@@ -4161,15 +3293,7 @@
         </w:numPr>
       </w:pPr>
       <w:r>
-        <w:t xml:space="preserve">Fixed bug where </w:t>
-      </w:r>
-      <w:proofErr w:type="spellStart"/>
-      <w:r>
-        <w:t>magError</w:t>
-      </w:r>
-      <w:proofErr w:type="spellEnd"/>
-      <w:r>
-        <w:t xml:space="preserve"> and GPS heading were saved as column vector rather than row vector</w:t>
+        <w:t>Fixed bug where magError and GPS heading were saved as column vector rather than row vector</w:t>
       </w:r>
     </w:p>
     <w:p>
@@ -4193,15 +3317,7 @@
         </w:numPr>
       </w:pPr>
       <w:r>
-        <w:t xml:space="preserve">Improved scaling for </w:t>
-      </w:r>
-      <w:proofErr w:type="spellStart"/>
-      <w:r>
-        <w:t>magError</w:t>
-      </w:r>
-      <w:proofErr w:type="spellEnd"/>
-      <w:r>
-        <w:t xml:space="preserve"> and pitch and roll, 2) linked x axes of top and bottom plots</w:t>
+        <w:t>Improved scaling for magError and pitch and roll, 2) linked x axes of top and bottom plots</w:t>
       </w:r>
     </w:p>
     <w:p>
@@ -4213,23 +3329,7 @@
         </w:numPr>
       </w:pPr>
       <w:r>
-        <w:t xml:space="preserve">Added code to add </w:t>
-      </w:r>
-      <w:proofErr w:type="spellStart"/>
-      <w:r>
-        <w:t>qTotalCaution</w:t>
-      </w:r>
-      <w:proofErr w:type="spellEnd"/>
-      <w:r>
-        <w:t xml:space="preserve"> to older </w:t>
-      </w:r>
-      <w:proofErr w:type="spellStart"/>
-      <w:r>
-        <w:t>QRev</w:t>
-      </w:r>
-      <w:proofErr w:type="spellEnd"/>
-      <w:r>
-        <w:t xml:space="preserve"> files</w:t>
+        <w:t>Added code to add qTotalCaution to older QRev files</w:t>
       </w:r>
     </w:p>
     <w:p>
@@ -4241,15 +3341,7 @@
         </w:numPr>
       </w:pPr>
       <w:r>
-        <w:t xml:space="preserve">Fixed bug when there is no pitch and roll data (old </w:t>
-      </w:r>
-      <w:proofErr w:type="spellStart"/>
-      <w:r>
-        <w:t>SonTek</w:t>
-      </w:r>
-      <w:proofErr w:type="spellEnd"/>
-      <w:r>
-        <w:t xml:space="preserve"> files)</w:t>
+        <w:t>Fixed bug when there is no pitch and roll data (old SonTek files)</w:t>
       </w:r>
     </w:p>
     <w:p>
@@ -4273,23 +3365,7 @@
         </w:numPr>
       </w:pPr>
       <w:r>
-        <w:t xml:space="preserve">Fixed bug when loading </w:t>
-      </w:r>
-      <w:proofErr w:type="spellStart"/>
-      <w:r>
-        <w:t>QRev</w:t>
-      </w:r>
-      <w:proofErr w:type="spellEnd"/>
-      <w:r>
-        <w:t xml:space="preserve"> files from 2.9x by adding code to create the </w:t>
-      </w:r>
-      <w:proofErr w:type="spellStart"/>
-      <w:r>
-        <w:t>qTotalCaution</w:t>
-      </w:r>
-      <w:proofErr w:type="spellEnd"/>
-      <w:r>
-        <w:t xml:space="preserve"> field</w:t>
+        <w:t>Fixed bug when loading QRev files from 2.9x by adding code to create the qTotalCaution field</w:t>
       </w:r>
     </w:p>
     <w:p>
@@ -4313,15 +3389,7 @@
         </w:numPr>
       </w:pPr>
       <w:r>
-        <w:t xml:space="preserve">Added version numbers to popup when loading older </w:t>
-      </w:r>
-      <w:proofErr w:type="spellStart"/>
-      <w:r>
-        <w:t>QRev</w:t>
-      </w:r>
-      <w:proofErr w:type="spellEnd"/>
-      <w:r>
-        <w:t xml:space="preserve"> file</w:t>
+        <w:t>Added version numbers to popup when loading older QRev file</w:t>
       </w:r>
     </w:p>
     <w:p>
@@ -4332,13 +3400,8 @@
           <w:numId w:val="26"/>
         </w:numPr>
       </w:pPr>
-      <w:proofErr w:type="spellStart"/>
-      <w:r>
-        <w:t>kml</w:t>
-      </w:r>
-      <w:proofErr w:type="spellEnd"/>
-      <w:r>
-        <w:t xml:space="preserve"> Google earth file now plots the full transect filename</w:t>
+      <w:r>
+        <w:t>kml Google earth file now plots the full transect filename</w:t>
       </w:r>
     </w:p>
     <w:p>
@@ -4374,13 +3437,8 @@
         </w:numPr>
       </w:pPr>
       <w:r>
-        <w:t xml:space="preserve">Fixed bug preventing automatic excluded distance for </w:t>
-      </w:r>
-      <w:proofErr w:type="spellStart"/>
-      <w:r>
-        <w:t>RioPro</w:t>
-      </w:r>
-      <w:proofErr w:type="spellEnd"/>
+        <w:t>Fixed bug preventing automatic excluded distance for RioPro</w:t>
+      </w:r>
     </w:p>
     <w:p>
       <w:pPr>
@@ -4415,15 +3473,7 @@
         </w:numPr>
       </w:pPr>
       <w:r>
-        <w:t xml:space="preserve">Fixed bug applying user specified edge Q in </w:t>
-      </w:r>
-      <w:proofErr w:type="spellStart"/>
-      <w:r>
-        <w:t>RiverSurveyor</w:t>
-      </w:r>
-      <w:proofErr w:type="spellEnd"/>
-      <w:r>
-        <w:t xml:space="preserve"> Live</w:t>
+        <w:t>Fixed bug applying user specified edge Q in RiverSurveyor Live</w:t>
       </w:r>
     </w:p>
     <w:p>
@@ -4471,14 +3521,14 @@
         <v:path o:extrusionok="f" gradientshapeok="t" o:connecttype="rect"/>
         <o:lock v:ext="edit" aspectratio="t"/>
       </v:shapetype>
-      <v:shape id="_x0000_i1052" type="#_x0000_t75" alt="A close up of a logo&#10;&#10;Description automatically generated" style="width:36pt;height:36pt;visibility:visible;mso-wrap-style:square" o:bullet="t">
+      <v:shape id="_x0000_i1060" type="#_x0000_t75" alt="A close up of a logo&#10;&#10;Description automatically generated" style="width:36pt;height:36pt;visibility:visible;mso-wrap-style:square" o:bullet="t">
         <v:imagedata r:id="rId1" o:title="A close up of a logo&#10;&#10;Description automatically generated"/>
       </v:shape>
     </w:pict>
   </w:numPicBullet>
   <w:numPicBullet w:numPicBulletId="1">
     <w:pict>
-      <v:shape id="_x0000_i1053" type="#_x0000_t75" alt="Icon&#10;&#10;Description automatically generated" style="width:192pt;height:192pt;visibility:visible;mso-wrap-style:square" o:bullet="t">
+      <v:shape id="_x0000_i1061" type="#_x0000_t75" alt="Icon&#10;&#10;Description automatically generated" style="width:192pt;height:192pt;visibility:visible;mso-wrap-style:square" o:bullet="t">
         <v:imagedata r:id="rId2" o:title="Icon&#10;&#10;Description automatically generated"/>
       </v:shape>
     </w:pict>
@@ -6630,6 +5680,95 @@
     </w:lvl>
   </w:abstractNum>
   <w:abstractNum w:abstractNumId="24" w15:restartNumberingAfterBreak="0">
+    <w:nsid w:val="422C5B42"/>
+    <w:multiLevelType w:val="hybridMultilevel"/>
+    <w:tmpl w:val="28AE1EAC"/>
+    <w:lvl w:ilvl="0" w:tplc="0409000F">
+      <w:start w:val="1"/>
+      <w:numFmt w:val="decimal"/>
+      <w:lvlText w:val="%1."/>
+      <w:lvlJc w:val="left"/>
+      <w:pPr>
+        <w:ind w:left="720" w:hanging="360"/>
+      </w:pPr>
+      <w:rPr>
+        <w:rFonts w:hint="default"/>
+      </w:rPr>
+    </w:lvl>
+    <w:lvl w:ilvl="1" w:tplc="04090019" w:tentative="1">
+      <w:start w:val="1"/>
+      <w:numFmt w:val="lowerLetter"/>
+      <w:lvlText w:val="%2."/>
+      <w:lvlJc w:val="left"/>
+      <w:pPr>
+        <w:ind w:left="1440" w:hanging="360"/>
+      </w:pPr>
+    </w:lvl>
+    <w:lvl w:ilvl="2" w:tplc="0409001B" w:tentative="1">
+      <w:start w:val="1"/>
+      <w:numFmt w:val="lowerRoman"/>
+      <w:lvlText w:val="%3."/>
+      <w:lvlJc w:val="right"/>
+      <w:pPr>
+        <w:ind w:left="2160" w:hanging="180"/>
+      </w:pPr>
+    </w:lvl>
+    <w:lvl w:ilvl="3" w:tplc="0409000F" w:tentative="1">
+      <w:start w:val="1"/>
+      <w:numFmt w:val="decimal"/>
+      <w:lvlText w:val="%4."/>
+      <w:lvlJc w:val="left"/>
+      <w:pPr>
+        <w:ind w:left="2880" w:hanging="360"/>
+      </w:pPr>
+    </w:lvl>
+    <w:lvl w:ilvl="4" w:tplc="04090019" w:tentative="1">
+      <w:start w:val="1"/>
+      <w:numFmt w:val="lowerLetter"/>
+      <w:lvlText w:val="%5."/>
+      <w:lvlJc w:val="left"/>
+      <w:pPr>
+        <w:ind w:left="3600" w:hanging="360"/>
+      </w:pPr>
+    </w:lvl>
+    <w:lvl w:ilvl="5" w:tplc="0409001B" w:tentative="1">
+      <w:start w:val="1"/>
+      <w:numFmt w:val="lowerRoman"/>
+      <w:lvlText w:val="%6."/>
+      <w:lvlJc w:val="right"/>
+      <w:pPr>
+        <w:ind w:left="4320" w:hanging="180"/>
+      </w:pPr>
+    </w:lvl>
+    <w:lvl w:ilvl="6" w:tplc="0409000F" w:tentative="1">
+      <w:start w:val="1"/>
+      <w:numFmt w:val="decimal"/>
+      <w:lvlText w:val="%7."/>
+      <w:lvlJc w:val="left"/>
+      <w:pPr>
+        <w:ind w:left="5040" w:hanging="360"/>
+      </w:pPr>
+    </w:lvl>
+    <w:lvl w:ilvl="7" w:tplc="04090019" w:tentative="1">
+      <w:start w:val="1"/>
+      <w:numFmt w:val="lowerLetter"/>
+      <w:lvlText w:val="%8."/>
+      <w:lvlJc w:val="left"/>
+      <w:pPr>
+        <w:ind w:left="5760" w:hanging="360"/>
+      </w:pPr>
+    </w:lvl>
+    <w:lvl w:ilvl="8" w:tplc="0409001B" w:tentative="1">
+      <w:start w:val="1"/>
+      <w:numFmt w:val="lowerRoman"/>
+      <w:lvlText w:val="%9."/>
+      <w:lvlJc w:val="right"/>
+      <w:pPr>
+        <w:ind w:left="6480" w:hanging="180"/>
+      </w:pPr>
+    </w:lvl>
+  </w:abstractNum>
+  <w:abstractNum w:abstractNumId="25" w15:restartNumberingAfterBreak="0">
     <w:nsid w:val="42851CF1"/>
     <w:multiLevelType w:val="hybridMultilevel"/>
     <w:tmpl w:val="11FC60E4"/>
@@ -6715,7 +5854,7 @@
       </w:pPr>
     </w:lvl>
   </w:abstractNum>
-  <w:abstractNum w:abstractNumId="25" w15:restartNumberingAfterBreak="0">
+  <w:abstractNum w:abstractNumId="26" w15:restartNumberingAfterBreak="0">
     <w:nsid w:val="435E2934"/>
     <w:multiLevelType w:val="hybridMultilevel"/>
     <w:tmpl w:val="D3D0919E"/>
@@ -6801,7 +5940,7 @@
       </w:pPr>
     </w:lvl>
   </w:abstractNum>
-  <w:abstractNum w:abstractNumId="26" w15:restartNumberingAfterBreak="0">
+  <w:abstractNum w:abstractNumId="27" w15:restartNumberingAfterBreak="0">
     <w:nsid w:val="43A97FDC"/>
     <w:multiLevelType w:val="hybridMultilevel"/>
     <w:tmpl w:val="D9005D1E"/>
@@ -6890,7 +6029,7 @@
       </w:pPr>
     </w:lvl>
   </w:abstractNum>
-  <w:abstractNum w:abstractNumId="27" w15:restartNumberingAfterBreak="0">
+  <w:abstractNum w:abstractNumId="28" w15:restartNumberingAfterBreak="0">
     <w:nsid w:val="45EB12D2"/>
     <w:multiLevelType w:val="hybridMultilevel"/>
     <w:tmpl w:val="D8E8F944"/>
@@ -6979,7 +6118,7 @@
       </w:pPr>
     </w:lvl>
   </w:abstractNum>
-  <w:abstractNum w:abstractNumId="28" w15:restartNumberingAfterBreak="0">
+  <w:abstractNum w:abstractNumId="29" w15:restartNumberingAfterBreak="0">
     <w:nsid w:val="482F66AE"/>
     <w:multiLevelType w:val="hybridMultilevel"/>
     <w:tmpl w:val="F0C43C50"/>
@@ -7120,7 +6259,96 @@
       </w:rPr>
     </w:lvl>
   </w:abstractNum>
-  <w:abstractNum w:abstractNumId="29" w15:restartNumberingAfterBreak="0">
+  <w:abstractNum w:abstractNumId="30" w15:restartNumberingAfterBreak="0">
+    <w:nsid w:val="4CA64254"/>
+    <w:multiLevelType w:val="hybridMultilevel"/>
+    <w:tmpl w:val="82C41088"/>
+    <w:lvl w:ilvl="0" w:tplc="0409000F">
+      <w:start w:val="1"/>
+      <w:numFmt w:val="decimal"/>
+      <w:lvlText w:val="%1."/>
+      <w:lvlJc w:val="left"/>
+      <w:pPr>
+        <w:ind w:left="720" w:hanging="360"/>
+      </w:pPr>
+      <w:rPr>
+        <w:rFonts w:hint="default"/>
+      </w:rPr>
+    </w:lvl>
+    <w:lvl w:ilvl="1" w:tplc="04090019" w:tentative="1">
+      <w:start w:val="1"/>
+      <w:numFmt w:val="lowerLetter"/>
+      <w:lvlText w:val="%2."/>
+      <w:lvlJc w:val="left"/>
+      <w:pPr>
+        <w:ind w:left="1440" w:hanging="360"/>
+      </w:pPr>
+    </w:lvl>
+    <w:lvl w:ilvl="2" w:tplc="0409001B" w:tentative="1">
+      <w:start w:val="1"/>
+      <w:numFmt w:val="lowerRoman"/>
+      <w:lvlText w:val="%3."/>
+      <w:lvlJc w:val="right"/>
+      <w:pPr>
+        <w:ind w:left="2160" w:hanging="180"/>
+      </w:pPr>
+    </w:lvl>
+    <w:lvl w:ilvl="3" w:tplc="0409000F" w:tentative="1">
+      <w:start w:val="1"/>
+      <w:numFmt w:val="decimal"/>
+      <w:lvlText w:val="%4."/>
+      <w:lvlJc w:val="left"/>
+      <w:pPr>
+        <w:ind w:left="2880" w:hanging="360"/>
+      </w:pPr>
+    </w:lvl>
+    <w:lvl w:ilvl="4" w:tplc="04090019" w:tentative="1">
+      <w:start w:val="1"/>
+      <w:numFmt w:val="lowerLetter"/>
+      <w:lvlText w:val="%5."/>
+      <w:lvlJc w:val="left"/>
+      <w:pPr>
+        <w:ind w:left="3600" w:hanging="360"/>
+      </w:pPr>
+    </w:lvl>
+    <w:lvl w:ilvl="5" w:tplc="0409001B" w:tentative="1">
+      <w:start w:val="1"/>
+      <w:numFmt w:val="lowerRoman"/>
+      <w:lvlText w:val="%6."/>
+      <w:lvlJc w:val="right"/>
+      <w:pPr>
+        <w:ind w:left="4320" w:hanging="180"/>
+      </w:pPr>
+    </w:lvl>
+    <w:lvl w:ilvl="6" w:tplc="0409000F" w:tentative="1">
+      <w:start w:val="1"/>
+      <w:numFmt w:val="decimal"/>
+      <w:lvlText w:val="%7."/>
+      <w:lvlJc w:val="left"/>
+      <w:pPr>
+        <w:ind w:left="5040" w:hanging="360"/>
+      </w:pPr>
+    </w:lvl>
+    <w:lvl w:ilvl="7" w:tplc="04090019" w:tentative="1">
+      <w:start w:val="1"/>
+      <w:numFmt w:val="lowerLetter"/>
+      <w:lvlText w:val="%8."/>
+      <w:lvlJc w:val="left"/>
+      <w:pPr>
+        <w:ind w:left="5760" w:hanging="360"/>
+      </w:pPr>
+    </w:lvl>
+    <w:lvl w:ilvl="8" w:tplc="0409001B" w:tentative="1">
+      <w:start w:val="1"/>
+      <w:numFmt w:val="lowerRoman"/>
+      <w:lvlText w:val="%9."/>
+      <w:lvlJc w:val="right"/>
+      <w:pPr>
+        <w:ind w:left="6480" w:hanging="180"/>
+      </w:pPr>
+    </w:lvl>
+  </w:abstractNum>
+  <w:abstractNum w:abstractNumId="31" w15:restartNumberingAfterBreak="0">
     <w:nsid w:val="4D4D59D8"/>
     <w:multiLevelType w:val="hybridMultilevel"/>
     <w:tmpl w:val="F6501E1C"/>
@@ -7206,7 +6434,7 @@
       </w:pPr>
     </w:lvl>
   </w:abstractNum>
-  <w:abstractNum w:abstractNumId="30" w15:restartNumberingAfterBreak="0">
+  <w:abstractNum w:abstractNumId="32" w15:restartNumberingAfterBreak="0">
     <w:nsid w:val="4FDC61DD"/>
     <w:multiLevelType w:val="hybridMultilevel"/>
     <w:tmpl w:val="71424F40"/>
@@ -7292,7 +6520,7 @@
       </w:pPr>
     </w:lvl>
   </w:abstractNum>
-  <w:abstractNum w:abstractNumId="31" w15:restartNumberingAfterBreak="0">
+  <w:abstractNum w:abstractNumId="33" w15:restartNumberingAfterBreak="0">
     <w:nsid w:val="5114456D"/>
     <w:multiLevelType w:val="hybridMultilevel"/>
     <w:tmpl w:val="49465278"/>
@@ -7378,7 +6606,7 @@
       </w:pPr>
     </w:lvl>
   </w:abstractNum>
-  <w:abstractNum w:abstractNumId="32" w15:restartNumberingAfterBreak="0">
+  <w:abstractNum w:abstractNumId="34" w15:restartNumberingAfterBreak="0">
     <w:nsid w:val="51D05968"/>
     <w:multiLevelType w:val="hybridMultilevel"/>
     <w:tmpl w:val="CC8A49E8"/>
@@ -7467,7 +6695,7 @@
       </w:pPr>
     </w:lvl>
   </w:abstractNum>
-  <w:abstractNum w:abstractNumId="33" w15:restartNumberingAfterBreak="0">
+  <w:abstractNum w:abstractNumId="35" w15:restartNumberingAfterBreak="0">
     <w:nsid w:val="52043BB2"/>
     <w:multiLevelType w:val="hybridMultilevel"/>
     <w:tmpl w:val="96EE953A"/>
@@ -7553,7 +6781,7 @@
       </w:pPr>
     </w:lvl>
   </w:abstractNum>
-  <w:abstractNum w:abstractNumId="34" w15:restartNumberingAfterBreak="0">
+  <w:abstractNum w:abstractNumId="36" w15:restartNumberingAfterBreak="0">
     <w:nsid w:val="569E4574"/>
     <w:multiLevelType w:val="hybridMultilevel"/>
     <w:tmpl w:val="64187CAA"/>
@@ -7639,7 +6867,7 @@
       </w:pPr>
     </w:lvl>
   </w:abstractNum>
-  <w:abstractNum w:abstractNumId="35" w15:restartNumberingAfterBreak="0">
+  <w:abstractNum w:abstractNumId="37" w15:restartNumberingAfterBreak="0">
     <w:nsid w:val="57006425"/>
     <w:multiLevelType w:val="hybridMultilevel"/>
     <w:tmpl w:val="31446E42"/>
@@ -7725,7 +6953,7 @@
       </w:pPr>
     </w:lvl>
   </w:abstractNum>
-  <w:abstractNum w:abstractNumId="36" w15:restartNumberingAfterBreak="0">
+  <w:abstractNum w:abstractNumId="38" w15:restartNumberingAfterBreak="0">
     <w:nsid w:val="5DA0187C"/>
     <w:multiLevelType w:val="hybridMultilevel"/>
     <w:tmpl w:val="6366C8C6"/>
@@ -7814,7 +7042,7 @@
       </w:pPr>
     </w:lvl>
   </w:abstractNum>
-  <w:abstractNum w:abstractNumId="37" w15:restartNumberingAfterBreak="0">
+  <w:abstractNum w:abstractNumId="39" w15:restartNumberingAfterBreak="0">
     <w:nsid w:val="5DB82E8F"/>
     <w:multiLevelType w:val="hybridMultilevel"/>
     <w:tmpl w:val="CCA6A82E"/>
@@ -7900,7 +7128,7 @@
       </w:pPr>
     </w:lvl>
   </w:abstractNum>
-  <w:abstractNum w:abstractNumId="38" w15:restartNumberingAfterBreak="0">
+  <w:abstractNum w:abstractNumId="40" w15:restartNumberingAfterBreak="0">
     <w:nsid w:val="5F6A260E"/>
     <w:multiLevelType w:val="hybridMultilevel"/>
     <w:tmpl w:val="3A0C7072"/>
@@ -7986,7 +7214,7 @@
       </w:pPr>
     </w:lvl>
   </w:abstractNum>
-  <w:abstractNum w:abstractNumId="39" w15:restartNumberingAfterBreak="0">
+  <w:abstractNum w:abstractNumId="41" w15:restartNumberingAfterBreak="0">
     <w:nsid w:val="61DD287E"/>
     <w:multiLevelType w:val="hybridMultilevel"/>
     <w:tmpl w:val="3188991E"/>
@@ -8072,7 +7300,7 @@
       </w:pPr>
     </w:lvl>
   </w:abstractNum>
-  <w:abstractNum w:abstractNumId="40" w15:restartNumberingAfterBreak="0">
+  <w:abstractNum w:abstractNumId="42" w15:restartNumberingAfterBreak="0">
     <w:nsid w:val="62424626"/>
     <w:multiLevelType w:val="hybridMultilevel"/>
     <w:tmpl w:val="A0CAD1FA"/>
@@ -8185,7 +7413,7 @@
       </w:rPr>
     </w:lvl>
   </w:abstractNum>
-  <w:abstractNum w:abstractNumId="41" w15:restartNumberingAfterBreak="0">
+  <w:abstractNum w:abstractNumId="43" w15:restartNumberingAfterBreak="0">
     <w:nsid w:val="666C162C"/>
     <w:multiLevelType w:val="hybridMultilevel"/>
     <w:tmpl w:val="AFD647C0"/>
@@ -8271,7 +7499,7 @@
       </w:pPr>
     </w:lvl>
   </w:abstractNum>
-  <w:abstractNum w:abstractNumId="42" w15:restartNumberingAfterBreak="0">
+  <w:abstractNum w:abstractNumId="44" w15:restartNumberingAfterBreak="0">
     <w:nsid w:val="68252832"/>
     <w:multiLevelType w:val="hybridMultilevel"/>
     <w:tmpl w:val="81B6BBE8"/>
@@ -8357,7 +7585,7 @@
       </w:pPr>
     </w:lvl>
   </w:abstractNum>
-  <w:abstractNum w:abstractNumId="43" w15:restartNumberingAfterBreak="0">
+  <w:abstractNum w:abstractNumId="45" w15:restartNumberingAfterBreak="0">
     <w:nsid w:val="6BA97435"/>
     <w:multiLevelType w:val="hybridMultilevel"/>
     <w:tmpl w:val="C806230A"/>
@@ -8443,7 +7671,7 @@
       </w:pPr>
     </w:lvl>
   </w:abstractNum>
-  <w:abstractNum w:abstractNumId="44" w15:restartNumberingAfterBreak="0">
+  <w:abstractNum w:abstractNumId="46" w15:restartNumberingAfterBreak="0">
     <w:nsid w:val="750063C1"/>
     <w:multiLevelType w:val="hybridMultilevel"/>
     <w:tmpl w:val="7A521894"/>
@@ -8532,7 +7760,7 @@
       </w:pPr>
     </w:lvl>
   </w:abstractNum>
-  <w:abstractNum w:abstractNumId="45" w15:restartNumberingAfterBreak="0">
+  <w:abstractNum w:abstractNumId="47" w15:restartNumberingAfterBreak="0">
     <w:nsid w:val="7C312B8B"/>
     <w:multiLevelType w:val="hybridMultilevel"/>
     <w:tmpl w:val="40FA2220"/>
@@ -8618,7 +7846,7 @@
       </w:pPr>
     </w:lvl>
   </w:abstractNum>
-  <w:abstractNum w:abstractNumId="46" w15:restartNumberingAfterBreak="0">
+  <w:abstractNum w:abstractNumId="48" w15:restartNumberingAfterBreak="0">
     <w:nsid w:val="7F303681"/>
     <w:multiLevelType w:val="hybridMultilevel"/>
     <w:tmpl w:val="549A06E6"/>
@@ -8704,7 +7932,7 @@
       </w:pPr>
     </w:lvl>
   </w:abstractNum>
-  <w:abstractNum w:abstractNumId="47" w15:restartNumberingAfterBreak="0">
+  <w:abstractNum w:abstractNumId="49" w15:restartNumberingAfterBreak="0">
     <w:nsid w:val="7F72028C"/>
     <w:multiLevelType w:val="hybridMultilevel"/>
     <w:tmpl w:val="4A2E54C4"/>
@@ -8794,10 +8022,10 @@
     </w:lvl>
   </w:abstractNum>
   <w:num w:numId="1">
-    <w:abstractNumId w:val="41"/>
+    <w:abstractNumId w:val="43"/>
   </w:num>
   <w:num w:numId="2">
-    <w:abstractNumId w:val="47"/>
+    <w:abstractNumId w:val="49"/>
   </w:num>
   <w:num w:numId="3">
     <w:abstractNumId w:val="17"/>
@@ -8809,7 +8037,7 @@
     <w:abstractNumId w:val="4"/>
   </w:num>
   <w:num w:numId="6">
-    <w:abstractNumId w:val="36"/>
+    <w:abstractNumId w:val="38"/>
   </w:num>
   <w:num w:numId="7">
     <w:abstractNumId w:val="21"/>
@@ -8830,7 +8058,7 @@
     <w:abstractNumId w:val="6"/>
   </w:num>
   <w:num w:numId="13">
-    <w:abstractNumId w:val="27"/>
+    <w:abstractNumId w:val="28"/>
   </w:num>
   <w:num w:numId="14">
     <w:abstractNumId w:val="15"/>
@@ -8845,7 +8073,7 @@
     <w:abstractNumId w:val="3"/>
   </w:num>
   <w:num w:numId="18">
-    <w:abstractNumId w:val="34"/>
+    <w:abstractNumId w:val="36"/>
   </w:num>
   <w:num w:numId="19">
     <w:abstractNumId w:val="5"/>
@@ -8857,28 +8085,28 @@
     <w:abstractNumId w:val="12"/>
   </w:num>
   <w:num w:numId="22">
-    <w:abstractNumId w:val="29"/>
+    <w:abstractNumId w:val="31"/>
   </w:num>
   <w:num w:numId="23">
-    <w:abstractNumId w:val="26"/>
+    <w:abstractNumId w:val="27"/>
   </w:num>
   <w:num w:numId="24">
     <w:abstractNumId w:val="18"/>
   </w:num>
   <w:num w:numId="25">
-    <w:abstractNumId w:val="40"/>
+    <w:abstractNumId w:val="42"/>
   </w:num>
   <w:num w:numId="26">
-    <w:abstractNumId w:val="24"/>
+    <w:abstractNumId w:val="25"/>
   </w:num>
   <w:num w:numId="27">
-    <w:abstractNumId w:val="31"/>
+    <w:abstractNumId w:val="33"/>
   </w:num>
   <w:num w:numId="28">
-    <w:abstractNumId w:val="37"/>
+    <w:abstractNumId w:val="39"/>
   </w:num>
   <w:num w:numId="29">
-    <w:abstractNumId w:val="38"/>
+    <w:abstractNumId w:val="40"/>
   </w:num>
   <w:num w:numId="30">
     <w:abstractNumId w:val="13"/>
@@ -8887,7 +8115,7 @@
     <w:abstractNumId w:val="7"/>
   </w:num>
   <w:num w:numId="32">
-    <w:abstractNumId w:val="46"/>
+    <w:abstractNumId w:val="48"/>
   </w:num>
   <w:num w:numId="33">
     <w:abstractNumId w:val="2"/>
@@ -8896,7 +8124,7 @@
     <w:abstractNumId w:val="10"/>
   </w:num>
   <w:num w:numId="35">
-    <w:abstractNumId w:val="25"/>
+    <w:abstractNumId w:val="26"/>
   </w:num>
   <w:num w:numId="36">
     <w:abstractNumId w:val="9"/>
@@ -8905,37 +8133,43 @@
     <w:abstractNumId w:val="14"/>
   </w:num>
   <w:num w:numId="38">
-    <w:abstractNumId w:val="28"/>
+    <w:abstractNumId w:val="29"/>
   </w:num>
   <w:num w:numId="39">
-    <w:abstractNumId w:val="33"/>
+    <w:abstractNumId w:val="35"/>
   </w:num>
   <w:num w:numId="40">
-    <w:abstractNumId w:val="44"/>
+    <w:abstractNumId w:val="46"/>
   </w:num>
   <w:num w:numId="41">
+    <w:abstractNumId w:val="34"/>
+  </w:num>
+  <w:num w:numId="42">
+    <w:abstractNumId w:val="47"/>
+  </w:num>
+  <w:num w:numId="43">
+    <w:abstractNumId w:val="45"/>
+  </w:num>
+  <w:num w:numId="44">
+    <w:abstractNumId w:val="41"/>
+  </w:num>
+  <w:num w:numId="45">
     <w:abstractNumId w:val="32"/>
   </w:num>
-  <w:num w:numId="42">
-    <w:abstractNumId w:val="45"/>
-  </w:num>
-  <w:num w:numId="43">
-    <w:abstractNumId w:val="43"/>
-  </w:num>
-  <w:num w:numId="44">
-    <w:abstractNumId w:val="39"/>
-  </w:num>
-  <w:num w:numId="45">
-    <w:abstractNumId w:val="30"/>
-  </w:num>
   <w:num w:numId="46">
-    <w:abstractNumId w:val="42"/>
+    <w:abstractNumId w:val="44"/>
   </w:num>
   <w:num w:numId="47">
     <w:abstractNumId w:val="22"/>
   </w:num>
   <w:num w:numId="48">
-    <w:abstractNumId w:val="35"/>
+    <w:abstractNumId w:val="37"/>
+  </w:num>
+  <w:num w:numId="49">
+    <w:abstractNumId w:val="24"/>
+  </w:num>
+  <w:num w:numId="50">
+    <w:abstractNumId w:val="30"/>
   </w:num>
 </w:numbering>
 </file>

--- a/UI/Help/QRev_Change_Log.docx
+++ b/UI/Help/QRev_Change_Log.docx
@@ -116,6 +116,18 @@
         </w:numPr>
       </w:pPr>
       <w:r>
+        <w:t>Fixed bug using Jet color map on WT tab</w:t>
+      </w:r>
+    </w:p>
+    <w:p>
+      <w:pPr>
+        <w:pStyle w:val="ListParagraph"/>
+        <w:numPr>
+          <w:ilvl w:val="0"/>
+          <w:numId w:val="31"/>
+        </w:numPr>
+      </w:pPr>
+      <w:r>
         <w:t>F</w:t>
       </w:r>
       <w:r>
@@ -146,7 +158,7 @@
         </w:numPr>
       </w:pPr>
       <w:r>
-        <w:t xml:space="preserve">Fixed bug where adjusting RSL data to raw values when </w:t>
+        <w:t xml:space="preserve">Fixed bug adjusting RSL data to raw values when </w:t>
       </w:r>
       <w:r>
         <w:t>manual speed of sound, temperature, and salinity settings</w:t>
@@ -181,6 +193,66 @@
     </w:p>
     <w:p>
       <w:pPr>
+        <w:pStyle w:val="ListParagraph"/>
+        <w:numPr>
+          <w:ilvl w:val="0"/>
+          <w:numId w:val="31"/>
+        </w:numPr>
+      </w:pPr>
+      <w:r>
+        <w:t>Fixed bug in GPS tab when all transects do not have GPS data</w:t>
+      </w:r>
+    </w:p>
+    <w:p>
+      <w:pPr>
+        <w:pStyle w:val="ListParagraph"/>
+        <w:numPr>
+          <w:ilvl w:val="0"/>
+          <w:numId w:val="31"/>
+        </w:numPr>
+      </w:pPr>
+      <w:r>
+        <w:t>Fixed bug causing Main tab not to update following user input in Oursin uncertainty</w:t>
+      </w:r>
+    </w:p>
+    <w:p>
+      <w:pPr>
+        <w:pStyle w:val="ListParagraph"/>
+        <w:numPr>
+          <w:ilvl w:val="0"/>
+          <w:numId w:val="31"/>
+        </w:numPr>
+      </w:pPr>
+      <w:r>
+        <w:t>Fixed bug loading QRev.mat as View then changing to Oursin uncertainty</w:t>
+      </w:r>
+    </w:p>
+    <w:p>
+      <w:pPr>
+        <w:pStyle w:val="ListParagraph"/>
+        <w:numPr>
+          <w:ilvl w:val="0"/>
+          <w:numId w:val="31"/>
+        </w:numPr>
+      </w:pPr>
+      <w:r>
+        <w:t>Fixed bug on boat speed plot preventing invalid original data from plotting</w:t>
+      </w:r>
+    </w:p>
+    <w:p>
+      <w:pPr>
+        <w:pStyle w:val="ListParagraph"/>
+        <w:numPr>
+          <w:ilvl w:val="0"/>
+          <w:numId w:val="31"/>
+        </w:numPr>
+      </w:pPr>
+      <w:r>
+        <w:t>Fixed bug causing crash if total discharge equals zero</w:t>
+      </w:r>
+    </w:p>
+    <w:p>
+      <w:pPr>
         <w:rPr>
           <w:b/>
           <w:bCs/>
@@ -402,6 +474,7 @@
         </w:numPr>
       </w:pPr>
       <w:r>
+        <w:lastRenderedPageBreak/>
         <w:t>Several minor bug fixes</w:t>
       </w:r>
     </w:p>
@@ -477,394 +550,394 @@
         </w:numPr>
       </w:pPr>
       <w:r>
+        <w:t>Added shortcut keys</w:t>
+      </w:r>
+    </w:p>
+    <w:p>
+      <w:pPr>
+        <w:pStyle w:val="ListParagraph"/>
+        <w:numPr>
+          <w:ilvl w:val="0"/>
+          <w:numId w:val="25"/>
+        </w:numPr>
+      </w:pPr>
+      <w:r>
+        <w:t>Added option to use length or time for x-axis</w:t>
+      </w:r>
+    </w:p>
+    <w:p>
+      <w:pPr>
+        <w:pStyle w:val="ListParagraph"/>
+        <w:numPr>
+          <w:ilvl w:val="0"/>
+          <w:numId w:val="25"/>
+        </w:numPr>
+      </w:pPr>
+      <w:r>
+        <w:t>Added Advanced Graphics tab</w:t>
+      </w:r>
+    </w:p>
+    <w:p>
+      <w:pPr>
+        <w:pStyle w:val="ListParagraph"/>
+        <w:numPr>
+          <w:ilvl w:val="0"/>
+          <w:numId w:val="25"/>
+        </w:numPr>
+      </w:pPr>
+      <w:r>
+        <w:t>Added correlation and RSSI/SNR to boat data</w:t>
+      </w:r>
+    </w:p>
+    <w:p>
+      <w:pPr>
+        <w:pStyle w:val="ListParagraph"/>
+        <w:numPr>
+          <w:ilvl w:val="0"/>
+          <w:numId w:val="25"/>
+        </w:numPr>
+      </w:pPr>
+      <w:r>
+        <w:t>Fixed code identifying RS5 ADCP model</w:t>
+      </w:r>
+    </w:p>
+    <w:p>
+      <w:pPr>
+        <w:pStyle w:val="ListParagraph"/>
+        <w:numPr>
+          <w:ilvl w:val="0"/>
+          <w:numId w:val="25"/>
+        </w:numPr>
+      </w:pPr>
+      <w:r>
+        <w:t>Fixed ping type and frequency identification</w:t>
+      </w:r>
+    </w:p>
+    <w:p>
+      <w:pPr>
+        <w:pStyle w:val="ListParagraph"/>
+        <w:numPr>
+          <w:ilvl w:val="0"/>
+          <w:numId w:val="25"/>
+        </w:numPr>
+      </w:pPr>
+      <w:r>
+        <w:t>Update</w:t>
+      </w:r>
+      <w:r>
+        <w:t>d</w:t>
+      </w:r>
+      <w:r>
+        <w:t xml:space="preserve"> Oursin uncertainty model to latest methods including Bayesian COV</w:t>
+      </w:r>
+    </w:p>
+    <w:p>
+      <w:pPr>
+        <w:pStyle w:val="ListParagraph"/>
+        <w:numPr>
+          <w:ilvl w:val="0"/>
+          <w:numId w:val="25"/>
+        </w:numPr>
+      </w:pPr>
+      <w:r>
+        <w:t>Updated Oursin user interface and graphs</w:t>
+      </w:r>
+    </w:p>
+    <w:p>
+      <w:pPr>
+        <w:pStyle w:val="ListParagraph"/>
+        <w:numPr>
+          <w:ilvl w:val="0"/>
+          <w:numId w:val="25"/>
+        </w:numPr>
+      </w:pPr>
+      <w:r>
+        <w:t>Added new data fields to *_QRev.mat while maintaining compatibility with older files</w:t>
+      </w:r>
+    </w:p>
+    <w:p>
+      <w:pPr>
+        <w:pStyle w:val="ListParagraph"/>
+        <w:numPr>
+          <w:ilvl w:val="0"/>
+          <w:numId w:val="25"/>
+        </w:numPr>
+      </w:pPr>
+      <w:r>
+        <w:t xml:space="preserve">Added ability </w:t>
+      </w:r>
+      <w:r>
+        <w:t>for</w:t>
+      </w:r>
+      <w:r>
+        <w:t xml:space="preserve"> agencies to configure the Options dialog and the default values</w:t>
+      </w:r>
+    </w:p>
+    <w:p>
+      <w:pPr>
+        <w:pStyle w:val="ListParagraph"/>
+        <w:numPr>
+          <w:ilvl w:val="0"/>
+          <w:numId w:val="25"/>
+        </w:numPr>
+      </w:pPr>
+      <w:r>
+        <w:t>Added option to allow an observed no moving-bed condition</w:t>
+      </w:r>
+    </w:p>
+    <w:p>
+      <w:pPr>
+        <w:pStyle w:val="ListParagraph"/>
+        <w:numPr>
+          <w:ilvl w:val="0"/>
+          <w:numId w:val="25"/>
+        </w:numPr>
+      </w:pPr>
+      <w:r>
+        <w:t>Added option to turn off use of heading data</w:t>
+      </w:r>
+    </w:p>
+    <w:p>
+      <w:pPr>
+        <w:pStyle w:val="ListParagraph"/>
+        <w:numPr>
+          <w:ilvl w:val="0"/>
+          <w:numId w:val="25"/>
+        </w:numPr>
+      </w:pPr>
+      <w:r>
+        <w:t>Filter settings for transects are no</w:t>
+      </w:r>
+      <w:r>
+        <w:t>w</w:t>
+      </w:r>
+      <w:r>
+        <w:t xml:space="preserve"> applied to moving-bed tests</w:t>
+      </w:r>
+    </w:p>
+    <w:p>
+      <w:pPr>
+        <w:pStyle w:val="ListParagraph"/>
+        <w:numPr>
+          <w:ilvl w:val="0"/>
+          <w:numId w:val="25"/>
+        </w:numPr>
+      </w:pPr>
+      <w:r>
+        <w:t>Added tooltips to all tables and labels that are highlighted due to ADQA</w:t>
+      </w:r>
+    </w:p>
+    <w:p>
+      <w:pPr>
+        <w:pStyle w:val="ListParagraph"/>
+        <w:numPr>
+          <w:ilvl w:val="0"/>
+          <w:numId w:val="25"/>
+        </w:numPr>
+      </w:pPr>
+      <w:r>
+        <w:t>Uses Numba AOT compiling of robust loess smooth, Bayesian COV, and top and bottom discharge computations to improve overall speed. 70% average speed improvement.</w:t>
+      </w:r>
+    </w:p>
+    <w:p>
+      <w:pPr>
+        <w:pStyle w:val="ListParagraph"/>
+        <w:numPr>
+          <w:ilvl w:val="0"/>
+          <w:numId w:val="25"/>
+        </w:numPr>
+      </w:pPr>
+      <w:r>
+        <w:t>Improvements</w:t>
+      </w:r>
+      <w:r>
+        <w:t xml:space="preserve"> to depth filter. May cause </w:t>
+      </w:r>
+      <w:r>
+        <w:t xml:space="preserve">a </w:t>
+      </w:r>
+      <w:r>
+        <w:t>small change in discharge for some measurements.</w:t>
+      </w:r>
+    </w:p>
+    <w:p>
+      <w:pPr>
+        <w:pStyle w:val="ListParagraph"/>
+        <w:numPr>
+          <w:ilvl w:val="0"/>
+          <w:numId w:val="25"/>
+        </w:numPr>
+      </w:pPr>
+      <w:r>
+        <w:t>Added fields for Measurement Number and Person(s) to Premeasurement tab</w:t>
+      </w:r>
+    </w:p>
+    <w:p>
+      <w:pPr>
+        <w:pStyle w:val="ListParagraph"/>
+        <w:numPr>
+          <w:ilvl w:val="0"/>
+          <w:numId w:val="25"/>
+        </w:numPr>
+      </w:pPr>
+      <w:r>
+        <w:t>All reported and/or discovered bugs were fixed.</w:t>
+      </w:r>
+    </w:p>
+    <w:p>
+      <w:pPr>
+        <w:pStyle w:val="ListParagraph"/>
+        <w:numPr>
+          <w:ilvl w:val="0"/>
+          <w:numId w:val="25"/>
+        </w:numPr>
+      </w:pPr>
+      <w:r>
+        <w:t>User’s manual updated</w:t>
+      </w:r>
+    </w:p>
+    <w:p>
+      <w:pPr>
+        <w:pStyle w:val="ListParagraph"/>
+        <w:numPr>
+          <w:ilvl w:val="0"/>
+          <w:numId w:val="25"/>
+        </w:numPr>
+      </w:pPr>
+      <w:r>
+        <w:t>Technical manual updated</w:t>
+      </w:r>
+    </w:p>
+    <w:p>
+      <w:pPr>
+        <w:rPr>
+          <w:b/>
+          <w:bCs/>
+        </w:rPr>
+      </w:pPr>
+      <w:r>
+        <w:rPr>
+          <w:b/>
+          <w:bCs/>
+        </w:rPr>
+        <w:t>Changes QRevInt 1.00 to QRevInt 1.01</w:t>
+      </w:r>
+    </w:p>
+    <w:p>
+      <w:pPr>
+        <w:pStyle w:val="ListParagraph"/>
+        <w:numPr>
+          <w:ilvl w:val="0"/>
+          <w:numId w:val="24"/>
+        </w:numPr>
+      </w:pPr>
+      <w:r>
+        <w:t>Changed composite depths to interpolate for invalid depths using the composite data rather than the primary reference.</w:t>
+      </w:r>
+    </w:p>
+    <w:p>
+      <w:pPr>
+        <w:pStyle w:val="ListParagraph"/>
+        <w:numPr>
+          <w:ilvl w:val="0"/>
+          <w:numId w:val="24"/>
+        </w:numPr>
+      </w:pPr>
+      <w:r>
+        <w:t>WT error and vertical velocity filters are now applied based on ping type for all new processing of data.</w:t>
+      </w:r>
+      <w:r>
+        <w:t xml:space="preserve"> </w:t>
+      </w:r>
+      <w:r>
+        <w:t>Loading older QRev files without reprocessing will display previous results.</w:t>
+      </w:r>
+    </w:p>
+    <w:p>
+      <w:pPr>
+        <w:pStyle w:val="ListParagraph"/>
+        <w:numPr>
+          <w:ilvl w:val="0"/>
+          <w:numId w:val="24"/>
+        </w:numPr>
+      </w:pPr>
+      <w:r>
+        <w:t>BT error and vertical velocity filters are now applied based on bottom track ping frequency for all new processing of data. Loading older QRev files without reprocessing will display previous results.</w:t>
+      </w:r>
+    </w:p>
+    <w:p>
+      <w:pPr>
+        <w:pStyle w:val="ListParagraph"/>
+        <w:numPr>
+          <w:ilvl w:val="0"/>
+          <w:numId w:val="24"/>
+        </w:numPr>
+      </w:pPr>
+      <w:r>
+        <w:t xml:space="preserve">The user now has an option in the Options dialog to apply error and vertical velocity filters based on data from the entire measurement rather than based on data from individual measurements. </w:t>
+      </w:r>
+    </w:p>
+    <w:p>
+      <w:pPr>
+        <w:pStyle w:val="ListParagraph"/>
+        <w:numPr>
+          <w:ilvl w:val="0"/>
+          <w:numId w:val="24"/>
+        </w:numPr>
+      </w:pPr>
+      <w:r>
+        <w:t>An option for the jet color map has been added to the Options dialog.</w:t>
+      </w:r>
+    </w:p>
+    <w:p>
+      <w:pPr>
+        <w:pStyle w:val="ListParagraph"/>
+        <w:numPr>
+          <w:ilvl w:val="0"/>
+          <w:numId w:val="24"/>
+        </w:numPr>
+      </w:pPr>
+      <w:r>
+        <w:t xml:space="preserve">Added points to </w:t>
+      </w:r>
+      <w:r>
+        <w:t>plots in Depth tab</w:t>
+      </w:r>
+    </w:p>
+    <w:p>
+      <w:pPr>
+        <w:pStyle w:val="ListParagraph"/>
+        <w:numPr>
+          <w:ilvl w:val="0"/>
+          <w:numId w:val="24"/>
+        </w:numPr>
+      </w:pPr>
+      <w:r>
+        <w:t>Fixed several bugs related to reading RS5 and older QRev files.</w:t>
+      </w:r>
+    </w:p>
+    <w:p>
+      <w:pPr>
+        <w:pStyle w:val="ListParagraph"/>
+        <w:rPr>
+          <w:b/>
+          <w:bCs/>
+        </w:rPr>
+      </w:pPr>
+    </w:p>
+    <w:p>
+      <w:pPr>
+        <w:rPr>
+          <w:b/>
+          <w:bCs/>
+        </w:rPr>
+      </w:pPr>
+      <w:r>
+        <w:rPr>
+          <w:b/>
+          <w:bCs/>
+        </w:rPr>
         <w:lastRenderedPageBreak/>
-        <w:t>Added shortcut keys</w:t>
-      </w:r>
-    </w:p>
-    <w:p>
-      <w:pPr>
-        <w:pStyle w:val="ListParagraph"/>
-        <w:numPr>
-          <w:ilvl w:val="0"/>
-          <w:numId w:val="25"/>
-        </w:numPr>
-      </w:pPr>
-      <w:r>
-        <w:t>Added option to use length or time for x-axis</w:t>
-      </w:r>
-    </w:p>
-    <w:p>
-      <w:pPr>
-        <w:pStyle w:val="ListParagraph"/>
-        <w:numPr>
-          <w:ilvl w:val="0"/>
-          <w:numId w:val="25"/>
-        </w:numPr>
-      </w:pPr>
-      <w:r>
-        <w:t>Added Advanced Graphics tab</w:t>
-      </w:r>
-    </w:p>
-    <w:p>
-      <w:pPr>
-        <w:pStyle w:val="ListParagraph"/>
-        <w:numPr>
-          <w:ilvl w:val="0"/>
-          <w:numId w:val="25"/>
-        </w:numPr>
-      </w:pPr>
-      <w:r>
-        <w:t>Added correlation and RSSI/SNR to boat data</w:t>
-      </w:r>
-    </w:p>
-    <w:p>
-      <w:pPr>
-        <w:pStyle w:val="ListParagraph"/>
-        <w:numPr>
-          <w:ilvl w:val="0"/>
-          <w:numId w:val="25"/>
-        </w:numPr>
-      </w:pPr>
-      <w:r>
-        <w:t>Fixed code identifying RS5 ADCP model</w:t>
-      </w:r>
-    </w:p>
-    <w:p>
-      <w:pPr>
-        <w:pStyle w:val="ListParagraph"/>
-        <w:numPr>
-          <w:ilvl w:val="0"/>
-          <w:numId w:val="25"/>
-        </w:numPr>
-      </w:pPr>
-      <w:r>
-        <w:t>Fixed ping type and frequency identification</w:t>
-      </w:r>
-    </w:p>
-    <w:p>
-      <w:pPr>
-        <w:pStyle w:val="ListParagraph"/>
-        <w:numPr>
-          <w:ilvl w:val="0"/>
-          <w:numId w:val="25"/>
-        </w:numPr>
-      </w:pPr>
-      <w:r>
-        <w:t>Update</w:t>
-      </w:r>
-      <w:r>
-        <w:t>d</w:t>
-      </w:r>
-      <w:r>
-        <w:t xml:space="preserve"> Oursin uncertainty model to latest methods including Bayesian COV</w:t>
-      </w:r>
-    </w:p>
-    <w:p>
-      <w:pPr>
-        <w:pStyle w:val="ListParagraph"/>
-        <w:numPr>
-          <w:ilvl w:val="0"/>
-          <w:numId w:val="25"/>
-        </w:numPr>
-      </w:pPr>
-      <w:r>
-        <w:t>Updated Oursin user interface and graphs</w:t>
-      </w:r>
-    </w:p>
-    <w:p>
-      <w:pPr>
-        <w:pStyle w:val="ListParagraph"/>
-        <w:numPr>
-          <w:ilvl w:val="0"/>
-          <w:numId w:val="25"/>
-        </w:numPr>
-      </w:pPr>
-      <w:r>
-        <w:t>Added new data fields to *_QRev.mat while maintaining compatibility with older files</w:t>
-      </w:r>
-    </w:p>
-    <w:p>
-      <w:pPr>
-        <w:pStyle w:val="ListParagraph"/>
-        <w:numPr>
-          <w:ilvl w:val="0"/>
-          <w:numId w:val="25"/>
-        </w:numPr>
-      </w:pPr>
-      <w:r>
-        <w:t xml:space="preserve">Added ability </w:t>
-      </w:r>
-      <w:r>
-        <w:t>for</w:t>
-      </w:r>
-      <w:r>
-        <w:t xml:space="preserve"> agencies to configure the Options dialog and the default values</w:t>
-      </w:r>
-    </w:p>
-    <w:p>
-      <w:pPr>
-        <w:pStyle w:val="ListParagraph"/>
-        <w:numPr>
-          <w:ilvl w:val="0"/>
-          <w:numId w:val="25"/>
-        </w:numPr>
-      </w:pPr>
-      <w:r>
-        <w:t>Added option to allow an observed no moving-bed condition</w:t>
-      </w:r>
-    </w:p>
-    <w:p>
-      <w:pPr>
-        <w:pStyle w:val="ListParagraph"/>
-        <w:numPr>
-          <w:ilvl w:val="0"/>
-          <w:numId w:val="25"/>
-        </w:numPr>
-      </w:pPr>
-      <w:r>
-        <w:t>Added option to turn off use of heading data</w:t>
-      </w:r>
-    </w:p>
-    <w:p>
-      <w:pPr>
-        <w:pStyle w:val="ListParagraph"/>
-        <w:numPr>
-          <w:ilvl w:val="0"/>
-          <w:numId w:val="25"/>
-        </w:numPr>
-      </w:pPr>
-      <w:r>
-        <w:t>Filter settings for transects are no</w:t>
-      </w:r>
-      <w:r>
-        <w:t>w</w:t>
-      </w:r>
-      <w:r>
-        <w:t xml:space="preserve"> applied to moving-bed tests</w:t>
-      </w:r>
-    </w:p>
-    <w:p>
-      <w:pPr>
-        <w:pStyle w:val="ListParagraph"/>
-        <w:numPr>
-          <w:ilvl w:val="0"/>
-          <w:numId w:val="25"/>
-        </w:numPr>
-      </w:pPr>
-      <w:r>
-        <w:t>Added tooltips to all tables and labels that are highlighted due to ADQA</w:t>
-      </w:r>
-    </w:p>
-    <w:p>
-      <w:pPr>
-        <w:pStyle w:val="ListParagraph"/>
-        <w:numPr>
-          <w:ilvl w:val="0"/>
-          <w:numId w:val="25"/>
-        </w:numPr>
-      </w:pPr>
-      <w:r>
-        <w:t>Uses Numba AOT compiling of robust loess smooth, Bayesian COV, and top and bottom discharge computations to improve overall speed. 70% average speed improvement.</w:t>
-      </w:r>
-    </w:p>
-    <w:p>
-      <w:pPr>
-        <w:pStyle w:val="ListParagraph"/>
-        <w:numPr>
-          <w:ilvl w:val="0"/>
-          <w:numId w:val="25"/>
-        </w:numPr>
-      </w:pPr>
-      <w:r>
-        <w:t>Improvements</w:t>
-      </w:r>
-      <w:r>
-        <w:t xml:space="preserve"> to depth filter. May cause </w:t>
-      </w:r>
-      <w:r>
-        <w:t xml:space="preserve">a </w:t>
-      </w:r>
-      <w:r>
-        <w:t>small change in discharge for some measurements.</w:t>
-      </w:r>
-    </w:p>
-    <w:p>
-      <w:pPr>
-        <w:pStyle w:val="ListParagraph"/>
-        <w:numPr>
-          <w:ilvl w:val="0"/>
-          <w:numId w:val="25"/>
-        </w:numPr>
-      </w:pPr>
-      <w:r>
-        <w:t>Added fields for Measurement Number and Person(s) to Premeasurement tab</w:t>
-      </w:r>
-    </w:p>
-    <w:p>
-      <w:pPr>
-        <w:pStyle w:val="ListParagraph"/>
-        <w:numPr>
-          <w:ilvl w:val="0"/>
-          <w:numId w:val="25"/>
-        </w:numPr>
-      </w:pPr>
-      <w:r>
-        <w:t>All reported and/or discovered bugs were fixed.</w:t>
-      </w:r>
-    </w:p>
-    <w:p>
-      <w:pPr>
-        <w:pStyle w:val="ListParagraph"/>
-        <w:numPr>
-          <w:ilvl w:val="0"/>
-          <w:numId w:val="25"/>
-        </w:numPr>
-      </w:pPr>
-      <w:r>
-        <w:t>User’s manual updated</w:t>
-      </w:r>
-    </w:p>
-    <w:p>
-      <w:pPr>
-        <w:pStyle w:val="ListParagraph"/>
-        <w:numPr>
-          <w:ilvl w:val="0"/>
-          <w:numId w:val="25"/>
-        </w:numPr>
-      </w:pPr>
-      <w:r>
-        <w:t>Technical manual updated</w:t>
-      </w:r>
-    </w:p>
-    <w:p>
-      <w:pPr>
-        <w:rPr>
-          <w:b/>
-          <w:bCs/>
-        </w:rPr>
-      </w:pPr>
-      <w:r>
-        <w:rPr>
-          <w:b/>
-          <w:bCs/>
-        </w:rPr>
-        <w:t>Changes QRevInt 1.00 to QRevInt 1.01</w:t>
-      </w:r>
-    </w:p>
-    <w:p>
-      <w:pPr>
-        <w:pStyle w:val="ListParagraph"/>
-        <w:numPr>
-          <w:ilvl w:val="0"/>
-          <w:numId w:val="24"/>
-        </w:numPr>
-      </w:pPr>
-      <w:r>
-        <w:t>Changed composite depths to interpolate for invalid depths using the composite data rather than the primary reference.</w:t>
-      </w:r>
-    </w:p>
-    <w:p>
-      <w:pPr>
-        <w:pStyle w:val="ListParagraph"/>
-        <w:numPr>
-          <w:ilvl w:val="0"/>
-          <w:numId w:val="24"/>
-        </w:numPr>
-      </w:pPr>
-      <w:r>
-        <w:t>WT error and vertical velocity filters are now applied based on ping type for all new processing of data.</w:t>
-      </w:r>
-      <w:r>
-        <w:t xml:space="preserve"> </w:t>
-      </w:r>
-      <w:r>
-        <w:t>Loading older QRev files without reprocessing will display previous results.</w:t>
-      </w:r>
-    </w:p>
-    <w:p>
-      <w:pPr>
-        <w:pStyle w:val="ListParagraph"/>
-        <w:numPr>
-          <w:ilvl w:val="0"/>
-          <w:numId w:val="24"/>
-        </w:numPr>
-      </w:pPr>
-      <w:r>
-        <w:t>BT error and vertical velocity filters are now applied based on bottom track ping frequency for all new processing of data. Loading older QRev files without reprocessing will display previous results.</w:t>
-      </w:r>
-    </w:p>
-    <w:p>
-      <w:pPr>
-        <w:pStyle w:val="ListParagraph"/>
-        <w:numPr>
-          <w:ilvl w:val="0"/>
-          <w:numId w:val="24"/>
-        </w:numPr>
-      </w:pPr>
-      <w:r>
-        <w:t xml:space="preserve">The user now has an option in the Options dialog to apply error and vertical velocity filters based on data from the entire measurement rather than based on data from individual measurements. </w:t>
-      </w:r>
-    </w:p>
-    <w:p>
-      <w:pPr>
-        <w:pStyle w:val="ListParagraph"/>
-        <w:numPr>
-          <w:ilvl w:val="0"/>
-          <w:numId w:val="24"/>
-        </w:numPr>
-      </w:pPr>
-      <w:r>
-        <w:t>An option for the jet color map has been added to the Options dialog.</w:t>
-      </w:r>
-    </w:p>
-    <w:p>
-      <w:pPr>
-        <w:pStyle w:val="ListParagraph"/>
-        <w:numPr>
-          <w:ilvl w:val="0"/>
-          <w:numId w:val="24"/>
-        </w:numPr>
-      </w:pPr>
-      <w:r>
-        <w:t xml:space="preserve">Added points to </w:t>
-      </w:r>
-      <w:r>
-        <w:t>plots in Depth tab</w:t>
-      </w:r>
-    </w:p>
-    <w:p>
-      <w:pPr>
-        <w:pStyle w:val="ListParagraph"/>
-        <w:numPr>
-          <w:ilvl w:val="0"/>
-          <w:numId w:val="24"/>
-        </w:numPr>
-      </w:pPr>
-      <w:r>
-        <w:t>Fixed several bugs related to reading RS5 and older QRev files.</w:t>
-      </w:r>
-    </w:p>
-    <w:p>
-      <w:pPr>
-        <w:pStyle w:val="ListParagraph"/>
-        <w:rPr>
-          <w:b/>
-          <w:bCs/>
-        </w:rPr>
-      </w:pPr>
-    </w:p>
-    <w:p>
-      <w:pPr>
-        <w:rPr>
-          <w:b/>
-          <w:bCs/>
-        </w:rPr>
-      </w:pPr>
-      <w:r>
-        <w:rPr>
-          <w:b/>
-          <w:bCs/>
-        </w:rPr>
         <w:t>Changes QRevInt 4.26 Beta to QRevInt 1.00</w:t>
       </w:r>
     </w:p>
@@ -925,408 +998,432 @@
         </w:numPr>
       </w:pPr>
       <w:r>
+        <w:t>Changed date format to YYYY.MM.DD.</w:t>
+      </w:r>
+    </w:p>
+    <w:p>
+      <w:pPr>
+        <w:pStyle w:val="ListParagraph"/>
+        <w:numPr>
+          <w:ilvl w:val="0"/>
+          <w:numId w:val="23"/>
+        </w:numPr>
+      </w:pPr>
+      <w:r>
+        <w:t>Added background color to the main window to distinguish from QRev.</w:t>
+      </w:r>
+    </w:p>
+    <w:p>
+      <w:pPr>
+        <w:pStyle w:val="ListParagraph"/>
+        <w:numPr>
+          <w:ilvl w:val="0"/>
+          <w:numId w:val="23"/>
+        </w:numPr>
+      </w:pPr>
+      <w:r>
+        <w:t>Extrap subsection label changes based on data loaded and processed.</w:t>
+      </w:r>
+    </w:p>
+    <w:p>
+      <w:pPr>
+        <w:pStyle w:val="ListParagraph"/>
+        <w:numPr>
+          <w:ilvl w:val="0"/>
+          <w:numId w:val="23"/>
+        </w:numPr>
+      </w:pPr>
+      <w:r>
+        <w:t>Fixed some compatibility issues with RS5 data.</w:t>
+      </w:r>
+    </w:p>
+    <w:p>
+      <w:pPr>
+        <w:rPr>
+          <w:b/>
+          <w:bCs/>
+        </w:rPr>
+      </w:pPr>
+      <w:r>
+        <w:rPr>
+          <w:b/>
+          <w:bCs/>
+        </w:rPr>
+        <w:t xml:space="preserve">Changes </w:t>
+      </w:r>
+      <w:r>
+        <w:rPr>
+          <w:b/>
+          <w:bCs/>
+        </w:rPr>
+        <w:t xml:space="preserve">QRev </w:t>
+      </w:r>
+      <w:r>
+        <w:rPr>
+          <w:b/>
+          <w:bCs/>
+        </w:rPr>
+        <w:t xml:space="preserve">4.23 to </w:t>
+      </w:r>
+      <w:r>
+        <w:rPr>
+          <w:b/>
+          <w:bCs/>
+        </w:rPr>
+        <w:t xml:space="preserve">QRevInt </w:t>
+      </w:r>
+      <w:r>
+        <w:rPr>
+          <w:b/>
+          <w:bCs/>
+        </w:rPr>
+        <w:t>4.26</w:t>
+      </w:r>
+      <w:r>
+        <w:rPr>
+          <w:b/>
+          <w:bCs/>
+        </w:rPr>
+        <w:t xml:space="preserve"> Beta</w:t>
+      </w:r>
+    </w:p>
+    <w:p>
+      <w:pPr>
+        <w:pStyle w:val="ListParagraph"/>
+        <w:numPr>
+          <w:ilvl w:val="0"/>
+          <w:numId w:val="22"/>
+        </w:numPr>
+      </w:pPr>
+      <w:r>
+        <w:t>Due to development conducted outside the USGS the name was changed to QRevInt, so as to represent the international support and development.</w:t>
+      </w:r>
+    </w:p>
+    <w:p>
+      <w:pPr>
+        <w:pStyle w:val="ListParagraph"/>
+        <w:numPr>
+          <w:ilvl w:val="0"/>
+          <w:numId w:val="22"/>
+        </w:numPr>
+      </w:pPr>
+      <w:r>
+        <w:t>Change icon to blue to distinguish from USGS version of QRev</w:t>
+      </w:r>
+    </w:p>
+    <w:p>
+      <w:pPr>
+        <w:pStyle w:val="ListParagraph"/>
+        <w:numPr>
+          <w:ilvl w:val="0"/>
+          <w:numId w:val="22"/>
+        </w:numPr>
+      </w:pPr>
+      <w:r>
+        <w:t>Fixed bug in EDI associated with GPS data.</w:t>
+      </w:r>
+    </w:p>
+    <w:p>
+      <w:pPr>
+        <w:pStyle w:val="ListParagraph"/>
+        <w:numPr>
+          <w:ilvl w:val="0"/>
+          <w:numId w:val="22"/>
+        </w:numPr>
+      </w:pPr>
+      <w:r>
+        <w:t>Technical manual update to include explanation of computing discharge in shallow water and corrected table 10.</w:t>
+      </w:r>
+    </w:p>
+    <w:p>
+      <w:pPr>
+        <w:pStyle w:val="ListParagraph"/>
+        <w:numPr>
+          <w:ilvl w:val="0"/>
+          <w:numId w:val="22"/>
+        </w:numPr>
+      </w:pPr>
+      <w:r>
+        <w:t>Fixed bug in applying weighted medians when switching from automatic to manual data type</w:t>
+      </w:r>
+    </w:p>
+    <w:p>
+      <w:pPr>
+        <w:pStyle w:val="ListParagraph"/>
+        <w:numPr>
+          <w:ilvl w:val="0"/>
+          <w:numId w:val="22"/>
+        </w:numPr>
+      </w:pPr>
+      <w:r>
+        <w:t>Modified extrap subsection so that subsectioning always works from left to right</w:t>
+      </w:r>
+    </w:p>
+    <w:p>
+      <w:pPr>
+        <w:pStyle w:val="ListParagraph"/>
+        <w:numPr>
+          <w:ilvl w:val="0"/>
+          <w:numId w:val="22"/>
+        </w:numPr>
+      </w:pPr>
+      <w:r>
+        <w:t>Removed depth from Oursin measured discharge uncertainty</w:t>
+      </w:r>
+    </w:p>
+    <w:p>
+      <w:pPr>
+        <w:pStyle w:val="ListParagraph"/>
+        <w:numPr>
+          <w:ilvl w:val="0"/>
+          <w:numId w:val="22"/>
+        </w:numPr>
+      </w:pPr>
+      <w:r>
+        <w:t>Added start date and delta Q to summary table</w:t>
+      </w:r>
+    </w:p>
+    <w:p>
+      <w:pPr>
+        <w:pStyle w:val="ListParagraph"/>
+        <w:numPr>
+          <w:ilvl w:val="0"/>
+          <w:numId w:val="22"/>
+        </w:numPr>
+      </w:pPr>
+      <w:r>
+        <w:t>Modified documentation reflect change to QRevInt</w:t>
+      </w:r>
+    </w:p>
+    <w:p>
+      <w:r>
+        <w:rPr>
+          <w:b/>
+          <w:bCs/>
+        </w:rPr>
+        <w:t>Changes 4.23 to 4.24</w:t>
+      </w:r>
+    </w:p>
+    <w:p>
+      <w:pPr>
+        <w:pStyle w:val="ListParagraph"/>
+        <w:numPr>
+          <w:ilvl w:val="0"/>
+          <w:numId w:val="20"/>
+        </w:numPr>
+      </w:pPr>
+      <w:r>
+        <w:t>Added user option to prompt for rating on save</w:t>
+      </w:r>
+    </w:p>
+    <w:p>
+      <w:pPr>
+        <w:pStyle w:val="ListParagraph"/>
+        <w:numPr>
+          <w:ilvl w:val="0"/>
+          <w:numId w:val="20"/>
+        </w:numPr>
+      </w:pPr>
+      <w:r>
+        <w:t>Added user option to compute extrapolation fit using discharge weighted medians</w:t>
+      </w:r>
+    </w:p>
+    <w:p>
+      <w:pPr>
+        <w:pStyle w:val="ListParagraph"/>
+        <w:numPr>
+          <w:ilvl w:val="0"/>
+          <w:numId w:val="20"/>
+        </w:numPr>
+      </w:pPr>
+      <w:r>
+        <w:t>Total measurement discharge will ignore any transect with a discharge that could not be computed</w:t>
+      </w:r>
+    </w:p>
+    <w:p>
+      <w:pPr>
+        <w:pStyle w:val="ListParagraph"/>
+        <w:numPr>
+          <w:ilvl w:val="0"/>
+          <w:numId w:val="20"/>
+        </w:numPr>
+      </w:pPr>
+      <w:r>
+        <w:t>Fixed bug reading some old QRev.mat files associated with new rating feature</w:t>
+      </w:r>
+    </w:p>
+    <w:p>
+      <w:pPr>
+        <w:rPr>
+          <w:b/>
+          <w:bCs/>
+        </w:rPr>
+      </w:pPr>
+      <w:r>
+        <w:rPr>
+          <w:b/>
+          <w:bCs/>
+        </w:rPr>
+        <w:t>Changes 4.21 to 4.23</w:t>
+      </w:r>
+    </w:p>
+    <w:p>
+      <w:pPr>
+        <w:pStyle w:val="ListParagraph"/>
+        <w:numPr>
+          <w:ilvl w:val="0"/>
+          <w:numId w:val="20"/>
+        </w:numPr>
+      </w:pPr>
+      <w:r>
+        <w:t>New TRDI raw data reader that is 3+ times faster</w:t>
+      </w:r>
+    </w:p>
+    <w:p>
+      <w:pPr>
+        <w:pStyle w:val="ListParagraph"/>
+        <w:numPr>
+          <w:ilvl w:val="0"/>
+          <w:numId w:val="20"/>
+        </w:numPr>
+      </w:pPr>
+      <w:r>
+        <w:t xml:space="preserve">Fixed issue with depth reference drop down </w:t>
+      </w:r>
+      <w:r>
+        <w:t xml:space="preserve">menu </w:t>
+      </w:r>
+      <w:r>
+        <w:t>when depth sounder data were collected</w:t>
+      </w:r>
+    </w:p>
+    <w:p>
+      <w:pPr>
+        <w:pStyle w:val="ListParagraph"/>
+        <w:numPr>
+          <w:ilvl w:val="0"/>
+          <w:numId w:val="20"/>
+        </w:numPr>
+      </w:pPr>
+      <w:r>
+        <w:t>Fixed issue so that GPS references that aren’t available cannot be selected</w:t>
+      </w:r>
+    </w:p>
+    <w:p>
+      <w:pPr>
+        <w:pStyle w:val="ListParagraph"/>
+        <w:numPr>
+          <w:ilvl w:val="0"/>
+          <w:numId w:val="20"/>
+        </w:numPr>
+      </w:pPr>
+      <w:r>
+        <w:t>Fixed several issues with new GPS-BT tab and GPS usage for moving-bed test</w:t>
+      </w:r>
+    </w:p>
+    <w:p>
+      <w:pPr>
+        <w:pStyle w:val="ListParagraph"/>
+        <w:numPr>
+          <w:ilvl w:val="0"/>
+          <w:numId w:val="20"/>
+        </w:numPr>
+      </w:pPr>
+      <w:r>
+        <w:t>Fixed bugs in heading interpolation</w:t>
+      </w:r>
+    </w:p>
+    <w:p>
+      <w:pPr>
+        <w:pStyle w:val="ListParagraph"/>
+        <w:numPr>
+          <w:ilvl w:val="0"/>
+          <w:numId w:val="20"/>
+        </w:numPr>
+      </w:pPr>
+      <w:r>
+        <w:t>Fixed bug reading *_QRev.mat having only 1 transect</w:t>
+      </w:r>
+    </w:p>
+    <w:p>
+      <w:pPr>
+        <w:pStyle w:val="ListParagraph"/>
+        <w:numPr>
+          <w:ilvl w:val="0"/>
+          <w:numId w:val="20"/>
+        </w:numPr>
+      </w:pPr>
+      <w:r>
+        <w:t>Fixed bug when loading measurement with no transects selected</w:t>
+      </w:r>
+    </w:p>
+    <w:p>
+      <w:pPr>
+        <w:pStyle w:val="ListParagraph"/>
+        <w:numPr>
+          <w:ilvl w:val="0"/>
+          <w:numId w:val="20"/>
+        </w:numPr>
+      </w:pPr>
+      <w:r>
+        <w:t xml:space="preserve">Fixed issue </w:t>
+      </w:r>
+      <w:r>
+        <w:t>that could occur when processing moving-bed tests loaded from *_QRev.mat</w:t>
+      </w:r>
+    </w:p>
+    <w:p>
+      <w:pPr>
+        <w:rPr>
+          <w:b/>
+          <w:bCs/>
+        </w:rPr>
+      </w:pPr>
+      <w:r>
+        <w:rPr>
+          <w:b/>
+          <w:bCs/>
+        </w:rPr>
+        <w:t>Changes 4.16 to 4.</w:t>
+      </w:r>
+      <w:r>
+        <w:rPr>
+          <w:b/>
+          <w:bCs/>
+        </w:rPr>
+        <w:t>2</w:t>
+      </w:r>
+      <w:r>
+        <w:rPr>
+          <w:b/>
+          <w:bCs/>
+        </w:rPr>
+        <w:t>1</w:t>
+      </w:r>
+    </w:p>
+    <w:p>
+      <w:pPr>
+        <w:pStyle w:val="ListParagraph"/>
+        <w:numPr>
+          <w:ilvl w:val="0"/>
+          <w:numId w:val="19"/>
+        </w:numPr>
+      </w:pPr>
+      <w:r>
+        <w:t>Added code to identify and notify of user changes to original values</w:t>
+      </w:r>
+    </w:p>
+    <w:p>
+      <w:pPr>
+        <w:pStyle w:val="ListParagraph"/>
+        <w:numPr>
+          <w:ilvl w:val="0"/>
+          <w:numId w:val="19"/>
+        </w:numPr>
+      </w:pPr>
+      <w:r>
         <w:lastRenderedPageBreak/>
-        <w:t>Changed date format to YYYY.MM.DD.</w:t>
-      </w:r>
-    </w:p>
-    <w:p>
-      <w:pPr>
-        <w:pStyle w:val="ListParagraph"/>
-        <w:numPr>
-          <w:ilvl w:val="0"/>
-          <w:numId w:val="23"/>
-        </w:numPr>
-      </w:pPr>
-      <w:r>
-        <w:t>Added background color to the main window to distinguish from QRev.</w:t>
-      </w:r>
-    </w:p>
-    <w:p>
-      <w:pPr>
-        <w:pStyle w:val="ListParagraph"/>
-        <w:numPr>
-          <w:ilvl w:val="0"/>
-          <w:numId w:val="23"/>
-        </w:numPr>
-      </w:pPr>
-      <w:r>
-        <w:t>Extrap subsection label changes based on data loaded and processed.</w:t>
-      </w:r>
-    </w:p>
-    <w:p>
-      <w:pPr>
-        <w:pStyle w:val="ListParagraph"/>
-        <w:numPr>
-          <w:ilvl w:val="0"/>
-          <w:numId w:val="23"/>
-        </w:numPr>
-      </w:pPr>
-      <w:r>
-        <w:t>Fixed some compatibility issues with RS5 data.</w:t>
-      </w:r>
-    </w:p>
-    <w:p>
-      <w:pPr>
-        <w:rPr>
-          <w:b/>
-          <w:bCs/>
-        </w:rPr>
-      </w:pPr>
-      <w:r>
-        <w:rPr>
-          <w:b/>
-          <w:bCs/>
-        </w:rPr>
-        <w:t xml:space="preserve">Changes </w:t>
-      </w:r>
-      <w:r>
-        <w:rPr>
-          <w:b/>
-          <w:bCs/>
-        </w:rPr>
-        <w:t xml:space="preserve">QRev </w:t>
-      </w:r>
-      <w:r>
-        <w:rPr>
-          <w:b/>
-          <w:bCs/>
-        </w:rPr>
-        <w:t xml:space="preserve">4.23 to </w:t>
-      </w:r>
-      <w:r>
-        <w:rPr>
-          <w:b/>
-          <w:bCs/>
-        </w:rPr>
-        <w:t xml:space="preserve">QRevInt </w:t>
-      </w:r>
-      <w:r>
-        <w:rPr>
-          <w:b/>
-          <w:bCs/>
-        </w:rPr>
-        <w:t>4.26</w:t>
-      </w:r>
-      <w:r>
-        <w:rPr>
-          <w:b/>
-          <w:bCs/>
-        </w:rPr>
-        <w:t xml:space="preserve"> Beta</w:t>
-      </w:r>
-    </w:p>
-    <w:p>
-      <w:pPr>
-        <w:pStyle w:val="ListParagraph"/>
-        <w:numPr>
-          <w:ilvl w:val="0"/>
-          <w:numId w:val="22"/>
-        </w:numPr>
-      </w:pPr>
-      <w:r>
-        <w:t>Due to development conducted outside the USGS the name was changed to QRevInt, so as to represent the international support and development.</w:t>
-      </w:r>
-    </w:p>
-    <w:p>
-      <w:pPr>
-        <w:pStyle w:val="ListParagraph"/>
-        <w:numPr>
-          <w:ilvl w:val="0"/>
-          <w:numId w:val="22"/>
-        </w:numPr>
-      </w:pPr>
-      <w:r>
-        <w:t>Change icon to blue to distinguish from USGS version of QRev</w:t>
-      </w:r>
-    </w:p>
-    <w:p>
-      <w:pPr>
-        <w:pStyle w:val="ListParagraph"/>
-        <w:numPr>
-          <w:ilvl w:val="0"/>
-          <w:numId w:val="22"/>
-        </w:numPr>
-      </w:pPr>
-      <w:r>
-        <w:t>Fixed bug in EDI associated with GPS data.</w:t>
-      </w:r>
-    </w:p>
-    <w:p>
-      <w:pPr>
-        <w:pStyle w:val="ListParagraph"/>
-        <w:numPr>
-          <w:ilvl w:val="0"/>
-          <w:numId w:val="22"/>
-        </w:numPr>
-      </w:pPr>
-      <w:r>
-        <w:t>Technical manual update to include explanation of computing discharge in shallow water and corrected table 10.</w:t>
-      </w:r>
-    </w:p>
-    <w:p>
-      <w:pPr>
-        <w:pStyle w:val="ListParagraph"/>
-        <w:numPr>
-          <w:ilvl w:val="0"/>
-          <w:numId w:val="22"/>
-        </w:numPr>
-      </w:pPr>
-      <w:r>
-        <w:t>Fixed bug in applying weighted medians when switching from automatic to manual data type</w:t>
-      </w:r>
-    </w:p>
-    <w:p>
-      <w:pPr>
-        <w:pStyle w:val="ListParagraph"/>
-        <w:numPr>
-          <w:ilvl w:val="0"/>
-          <w:numId w:val="22"/>
-        </w:numPr>
-      </w:pPr>
-      <w:r>
-        <w:t>Modified extrap subsection so that subsectioning always works from left to right</w:t>
-      </w:r>
-    </w:p>
-    <w:p>
-      <w:pPr>
-        <w:pStyle w:val="ListParagraph"/>
-        <w:numPr>
-          <w:ilvl w:val="0"/>
-          <w:numId w:val="22"/>
-        </w:numPr>
-      </w:pPr>
-      <w:r>
-        <w:t>Removed depth from Oursin measured discharge uncertainty</w:t>
-      </w:r>
-    </w:p>
-    <w:p>
-      <w:pPr>
-        <w:pStyle w:val="ListParagraph"/>
-        <w:numPr>
-          <w:ilvl w:val="0"/>
-          <w:numId w:val="22"/>
-        </w:numPr>
-      </w:pPr>
-      <w:r>
-        <w:t>Added start date and delta Q to summary table</w:t>
-      </w:r>
-    </w:p>
-    <w:p>
-      <w:pPr>
-        <w:pStyle w:val="ListParagraph"/>
-        <w:numPr>
-          <w:ilvl w:val="0"/>
-          <w:numId w:val="22"/>
-        </w:numPr>
-      </w:pPr>
-      <w:r>
-        <w:t>Modified documentation reflect change to QRevInt</w:t>
-      </w:r>
-    </w:p>
-    <w:p>
-      <w:r>
-        <w:rPr>
-          <w:b/>
-          <w:bCs/>
-        </w:rPr>
-        <w:t>Changes 4.23 to 4.24</w:t>
-      </w:r>
-    </w:p>
-    <w:p>
-      <w:pPr>
-        <w:pStyle w:val="ListParagraph"/>
-        <w:numPr>
-          <w:ilvl w:val="0"/>
-          <w:numId w:val="20"/>
-        </w:numPr>
-      </w:pPr>
-      <w:r>
-        <w:t>Added user option to prompt for rating on save</w:t>
-      </w:r>
-    </w:p>
-    <w:p>
-      <w:pPr>
-        <w:pStyle w:val="ListParagraph"/>
-        <w:numPr>
-          <w:ilvl w:val="0"/>
-          <w:numId w:val="20"/>
-        </w:numPr>
-      </w:pPr>
-      <w:r>
-        <w:t>Added user option to compute extrapolation fit using discharge weighted medians</w:t>
-      </w:r>
-    </w:p>
-    <w:p>
-      <w:pPr>
-        <w:pStyle w:val="ListParagraph"/>
-        <w:numPr>
-          <w:ilvl w:val="0"/>
-          <w:numId w:val="20"/>
-        </w:numPr>
-      </w:pPr>
-      <w:r>
-        <w:t>Total measurement discharge will ignore any transect with a discharge that could not be computed</w:t>
-      </w:r>
-    </w:p>
-    <w:p>
-      <w:pPr>
-        <w:pStyle w:val="ListParagraph"/>
-        <w:numPr>
-          <w:ilvl w:val="0"/>
-          <w:numId w:val="20"/>
-        </w:numPr>
-      </w:pPr>
-      <w:r>
-        <w:t>Fixed bug reading some old QRev.mat files associated with new rating feature</w:t>
-      </w:r>
-    </w:p>
-    <w:p>
-      <w:pPr>
-        <w:rPr>
-          <w:b/>
-          <w:bCs/>
-        </w:rPr>
-      </w:pPr>
-      <w:r>
-        <w:rPr>
-          <w:b/>
-          <w:bCs/>
-        </w:rPr>
-        <w:t>Changes 4.21 to 4.23</w:t>
-      </w:r>
-    </w:p>
-    <w:p>
-      <w:pPr>
-        <w:pStyle w:val="ListParagraph"/>
-        <w:numPr>
-          <w:ilvl w:val="0"/>
-          <w:numId w:val="20"/>
-        </w:numPr>
-      </w:pPr>
-      <w:r>
-        <w:t>New TRDI raw data reader that is 3+ times faster</w:t>
-      </w:r>
-    </w:p>
-    <w:p>
-      <w:pPr>
-        <w:pStyle w:val="ListParagraph"/>
-        <w:numPr>
-          <w:ilvl w:val="0"/>
-          <w:numId w:val="20"/>
-        </w:numPr>
-      </w:pPr>
-      <w:r>
-        <w:t xml:space="preserve">Fixed issue with depth reference drop down </w:t>
-      </w:r>
-      <w:r>
-        <w:t xml:space="preserve">menu </w:t>
-      </w:r>
-      <w:r>
-        <w:t>when depth sounder data were collected</w:t>
-      </w:r>
-    </w:p>
-    <w:p>
-      <w:pPr>
-        <w:pStyle w:val="ListParagraph"/>
-        <w:numPr>
-          <w:ilvl w:val="0"/>
-          <w:numId w:val="20"/>
-        </w:numPr>
-      </w:pPr>
-      <w:r>
-        <w:t>Fixed issue so that GPS references that aren’t available cannot be selected</w:t>
-      </w:r>
-    </w:p>
-    <w:p>
-      <w:pPr>
-        <w:pStyle w:val="ListParagraph"/>
-        <w:numPr>
-          <w:ilvl w:val="0"/>
-          <w:numId w:val="20"/>
-        </w:numPr>
-      </w:pPr>
-      <w:r>
-        <w:t>Fixed several issues with new GPS-BT tab and GPS usage for moving-bed test</w:t>
-      </w:r>
-    </w:p>
-    <w:p>
-      <w:pPr>
-        <w:pStyle w:val="ListParagraph"/>
-        <w:numPr>
-          <w:ilvl w:val="0"/>
-          <w:numId w:val="20"/>
-        </w:numPr>
-      </w:pPr>
-      <w:r>
-        <w:t>Fixed bugs in heading interpolation</w:t>
-      </w:r>
-    </w:p>
-    <w:p>
-      <w:pPr>
-        <w:pStyle w:val="ListParagraph"/>
-        <w:numPr>
-          <w:ilvl w:val="0"/>
-          <w:numId w:val="20"/>
-        </w:numPr>
-      </w:pPr>
-      <w:r>
-        <w:t>Fixed bug reading *_QRev.mat having only 1 transect</w:t>
-      </w:r>
-    </w:p>
-    <w:p>
-      <w:pPr>
-        <w:pStyle w:val="ListParagraph"/>
-        <w:numPr>
-          <w:ilvl w:val="0"/>
-          <w:numId w:val="20"/>
-        </w:numPr>
-      </w:pPr>
-      <w:r>
-        <w:t>Fixed bug when loading measurement with no transects selected</w:t>
-      </w:r>
-    </w:p>
-    <w:p>
-      <w:pPr>
-        <w:pStyle w:val="ListParagraph"/>
-        <w:numPr>
-          <w:ilvl w:val="0"/>
-          <w:numId w:val="20"/>
-        </w:numPr>
-      </w:pPr>
-      <w:r>
-        <w:t xml:space="preserve">Fixed issue </w:t>
-      </w:r>
-      <w:r>
-        <w:t>that could occur when processing moving-bed tests loaded from *_QRev.mat</w:t>
-      </w:r>
-    </w:p>
-    <w:p>
-      <w:pPr>
-        <w:rPr>
-          <w:b/>
-          <w:bCs/>
-        </w:rPr>
-      </w:pPr>
-      <w:r>
-        <w:rPr>
-          <w:b/>
-          <w:bCs/>
-        </w:rPr>
-        <w:t>Changes 4.16 to 4.</w:t>
-      </w:r>
-      <w:r>
-        <w:rPr>
-          <w:b/>
-          <w:bCs/>
-        </w:rPr>
-        <w:t>2</w:t>
-      </w:r>
-      <w:r>
-        <w:rPr>
-          <w:b/>
-          <w:bCs/>
-        </w:rPr>
-        <w:t>1</w:t>
+        <w:t>Added ability to use GPS as a reference for moving-bed tests</w:t>
       </w:r>
     </w:p>
     <w:p>
@@ -1338,7 +1435,7 @@
         </w:numPr>
       </w:pPr>
       <w:r>
-        <w:t>Added code to identify and notify of user changes to original values</w:t>
+        <w:t>Applying magvar or heading offset or heading source changes to all transects applies them to moving-bed test also</w:t>
       </w:r>
     </w:p>
     <w:p>
@@ -1350,7 +1447,7 @@
         </w:numPr>
       </w:pPr>
       <w:r>
-        <w:t>Added ability to use GPS as a reference for moving-bed tests</w:t>
+        <w:t>Moving-bed test flow speed now corrected for moving-bed velocity</w:t>
       </w:r>
     </w:p>
     <w:p>
@@ -1362,7 +1459,7 @@
         </w:numPr>
       </w:pPr>
       <w:r>
-        <w:t>Applying magvar or heading offset or heading source changes to all transects applies them to moving-bed test also</w:t>
+        <w:t>Added automatic checking of GPS lag</w:t>
       </w:r>
     </w:p>
     <w:p>
@@ -1374,7 +1471,7 @@
         </w:numPr>
       </w:pPr>
       <w:r>
-        <w:t>Moving-bed test flow speed now corrected for moving-bed velocity</w:t>
+        <w:t>Added GPS – BT comparison tab to GPS Tab</w:t>
       </w:r>
     </w:p>
     <w:p>
@@ -1386,7 +1483,7 @@
         </w:numPr>
       </w:pPr>
       <w:r>
-        <w:t>Added automatic checking of GPS lag</w:t>
+        <w:t>Fixed issue with applying the correct moving-bed test when multiple tests are available</w:t>
       </w:r>
     </w:p>
     <w:p>
@@ -1398,7 +1495,7 @@
         </w:numPr>
       </w:pPr>
       <w:r>
-        <w:t>Added GPS – BT comparison tab to GPS Tab</w:t>
+        <w:t>Modifications to allow QRev to work with Rowe and Nortek ADCPs.</w:t>
       </w:r>
     </w:p>
     <w:p>
@@ -1410,7 +1507,7 @@
         </w:numPr>
       </w:pPr>
       <w:r>
-        <w:t>Fixed issue with applying the correct moving-bed test when multiple tests are available</w:t>
+        <w:t>Added support for user edge discharge for WinRiver II 2.22</w:t>
       </w:r>
     </w:p>
     <w:p>
@@ -1422,442 +1519,418 @@
         </w:numPr>
       </w:pPr>
       <w:r>
+        <w:t>“.mat” is always appended as suffix to saved QRev file</w:t>
+      </w:r>
+    </w:p>
+    <w:p>
+      <w:pPr>
+        <w:pStyle w:val="ListParagraph"/>
+        <w:numPr>
+          <w:ilvl w:val="0"/>
+          <w:numId w:val="19"/>
+        </w:numPr>
+      </w:pPr>
+      <w:r>
+        <w:t>Manual threshold for wt and bt saved and displayed when opening *_QRev.mat</w:t>
+      </w:r>
+    </w:p>
+    <w:p>
+      <w:pPr>
+        <w:pStyle w:val="ListParagraph"/>
+        <w:numPr>
+          <w:ilvl w:val="0"/>
+          <w:numId w:val="19"/>
+        </w:numPr>
+      </w:pPr>
+      <w:r>
+        <w:t>Modified code to use 1</w:t>
+      </w:r>
+      <w:r>
+        <w:rPr>
+          <w:vertAlign w:val="superscript"/>
+        </w:rPr>
+        <w:t>st</w:t>
+      </w:r>
+      <w:r>
+        <w:t xml:space="preserve"> checked transect rather than 1</w:t>
+      </w:r>
+      <w:r>
+        <w:rPr>
+          <w:vertAlign w:val="superscript"/>
+        </w:rPr>
+        <w:t>st</w:t>
+      </w:r>
+      <w:r>
+        <w:t xml:space="preserve"> transect for general settings</w:t>
+      </w:r>
+    </w:p>
+    <w:p>
+      <w:pPr>
+        <w:pStyle w:val="ListParagraph"/>
+        <w:numPr>
+          <w:ilvl w:val="0"/>
+          <w:numId w:val="19"/>
+        </w:numPr>
+      </w:pPr>
+      <w:r>
+        <w:t>Modified code to accept measurements with inconsistent availability of GPS data types</w:t>
+      </w:r>
+    </w:p>
+    <w:p>
+      <w:pPr>
+        <w:pStyle w:val="ListParagraph"/>
+        <w:numPr>
+          <w:ilvl w:val="0"/>
+          <w:numId w:val="19"/>
+        </w:numPr>
+      </w:pPr>
+      <w:r>
+        <w:t>Fixed issue loading data with no valid bottom track</w:t>
+      </w:r>
+    </w:p>
+    <w:p>
+      <w:pPr>
+        <w:pStyle w:val="ListParagraph"/>
+        <w:numPr>
+          <w:ilvl w:val="0"/>
+          <w:numId w:val="19"/>
+        </w:numPr>
+      </w:pPr>
+      <w:r>
+        <w:t>Added notification when SonTek data is loaded with other than Earth coordinates</w:t>
+      </w:r>
+    </w:p>
+    <w:p>
+      <w:pPr>
+        <w:pStyle w:val="ListParagraph"/>
+        <w:numPr>
+          <w:ilvl w:val="0"/>
+          <w:numId w:val="19"/>
+        </w:numPr>
+      </w:pPr>
+      <w:r>
+        <w:t>Fixed issue with selecting transects in EDI if some transects were not checked</w:t>
+      </w:r>
+    </w:p>
+    <w:p>
+      <w:pPr>
+        <w:pStyle w:val="ListParagraph"/>
+        <w:numPr>
+          <w:ilvl w:val="0"/>
+          <w:numId w:val="19"/>
+        </w:numPr>
+      </w:pPr>
+      <w:r>
+        <w:t>Fixed issue in EDI if no GPS data are available</w:t>
+      </w:r>
+    </w:p>
+    <w:p>
+      <w:pPr>
+        <w:pStyle w:val="ListParagraph"/>
+        <w:numPr>
+          <w:ilvl w:val="0"/>
+          <w:numId w:val="19"/>
+        </w:numPr>
+      </w:pPr>
+      <w:r>
+        <w:t>Fixed QA check for missing samples</w:t>
+      </w:r>
+    </w:p>
+    <w:p>
+      <w:pPr>
+        <w:pStyle w:val="ListParagraph"/>
+        <w:numPr>
+          <w:ilvl w:val="0"/>
+          <w:numId w:val="19"/>
+        </w:numPr>
+      </w:pPr>
+      <w:r>
+        <w:t>Fixed issue with invalid stationary moving-bed tests used for correction</w:t>
+      </w:r>
+    </w:p>
+    <w:p>
+      <w:pPr>
+        <w:rPr>
+          <w:b/>
+          <w:bCs/>
+        </w:rPr>
+      </w:pPr>
+    </w:p>
+    <w:p>
+      <w:r>
+        <w:rPr>
+          <w:b/>
+          <w:bCs/>
+        </w:rPr>
+        <w:t>Changes 4</w:t>
+      </w:r>
+      <w:r>
+        <w:rPr>
+          <w:b/>
+          <w:bCs/>
+        </w:rPr>
+        <w:t>.</w:t>
+      </w:r>
+      <w:r>
+        <w:rPr>
+          <w:b/>
+          <w:bCs/>
+        </w:rPr>
+        <w:t>15 to 4</w:t>
+      </w:r>
+      <w:r>
+        <w:rPr>
+          <w:b/>
+          <w:bCs/>
+        </w:rPr>
+        <w:t>.</w:t>
+      </w:r>
+      <w:r>
+        <w:rPr>
+          <w:b/>
+          <w:bCs/>
+        </w:rPr>
+        <w:t>16</w:t>
+      </w:r>
+    </w:p>
+    <w:p>
+      <w:pPr>
+        <w:pStyle w:val="ListParagraph"/>
+        <w:numPr>
+          <w:ilvl w:val="0"/>
+          <w:numId w:val="18"/>
+        </w:numPr>
+      </w:pPr>
+      <w:r>
+        <w:t>Fixed incomplete system test for TRDI causing crash when saving</w:t>
+      </w:r>
+    </w:p>
+    <w:p>
+      <w:pPr>
+        <w:pStyle w:val="ListParagraph"/>
+        <w:numPr>
+          <w:ilvl w:val="0"/>
+          <w:numId w:val="18"/>
+        </w:numPr>
+      </w:pPr>
+      <w:r>
+        <w:t>Fixed issue with PT3 test status not displayed properly</w:t>
+      </w:r>
+    </w:p>
+    <w:p>
+      <w:pPr>
+        <w:pStyle w:val="ListParagraph"/>
+        <w:numPr>
+          <w:ilvl w:val="0"/>
+          <w:numId w:val="18"/>
+        </w:numPr>
+      </w:pPr>
+      <w:r>
+        <w:t>Fixed issue with VTG low speed message</w:t>
+      </w:r>
+    </w:p>
+    <w:p>
+      <w:pPr>
+        <w:pStyle w:val="ListParagraph"/>
+        <w:numPr>
+          <w:ilvl w:val="0"/>
+          <w:numId w:val="18"/>
+        </w:numPr>
+      </w:pPr>
+      <w:r>
+        <w:t>Fixed issue with VTG and composite tracks on causing switch to GGA</w:t>
+      </w:r>
+    </w:p>
+    <w:p>
+      <w:pPr>
+        <w:pStyle w:val="ListParagraph"/>
+        <w:numPr>
+          <w:ilvl w:val="0"/>
+          <w:numId w:val="18"/>
+        </w:numPr>
+      </w:pPr>
+      <w:r>
+        <w:t>Fixed issues with the edges tab</w:t>
+      </w:r>
+      <w:r>
+        <w:t>: no valid GPS, 0 or 1 ensembles selected, etc.</w:t>
+      </w:r>
+    </w:p>
+    <w:p>
+      <w:pPr>
+        <w:pStyle w:val="ListParagraph"/>
+        <w:numPr>
+          <w:ilvl w:val="0"/>
+          <w:numId w:val="18"/>
+        </w:numPr>
+      </w:pPr>
+      <w:r>
+        <w:t>Fixed issues with tab text color not updating properly</w:t>
+      </w:r>
+    </w:p>
+    <w:p>
+      <w:pPr>
+        <w:pStyle w:val="ListParagraph"/>
+        <w:numPr>
+          <w:ilvl w:val="0"/>
+          <w:numId w:val="18"/>
+        </w:numPr>
+      </w:pPr>
+      <w:r>
+        <w:t>Updated user’s manual to indicate that 4-beam composite is the default if vertical beam or depth sounder data are available.</w:t>
+      </w:r>
+    </w:p>
+    <w:p>
+      <w:pPr>
+        <w:pStyle w:val="ListParagraph"/>
+        <w:numPr>
+          <w:ilvl w:val="0"/>
+          <w:numId w:val="18"/>
+        </w:numPr>
+      </w:pPr>
+      <w:r>
+        <w:t>Several issues with the interaction with RIVRS were fixed</w:t>
+      </w:r>
+    </w:p>
+    <w:p>
+      <w:pPr>
+        <w:pStyle w:val="ListParagraph"/>
+        <w:numPr>
+          <w:ilvl w:val="0"/>
+          <w:numId w:val="18"/>
+        </w:numPr>
+      </w:pPr>
+      <w:r>
+        <w:t>Fixed inconsistent behavior of the up/down arrows</w:t>
+      </w:r>
+    </w:p>
+    <w:p>
+      <w:pPr>
+        <w:pStyle w:val="ListParagraph"/>
+        <w:numPr>
+          <w:ilvl w:val="0"/>
+          <w:numId w:val="18"/>
+        </w:numPr>
+      </w:pPr>
+      <w:r>
+        <w:t>Improved speed of transect change using up/down arrows</w:t>
+      </w:r>
+    </w:p>
+    <w:p>
+      <w:pPr>
+        <w:pStyle w:val="ListParagraph"/>
+        <w:numPr>
+          <w:ilvl w:val="0"/>
+          <w:numId w:val="18"/>
+        </w:numPr>
+      </w:pPr>
+      <w:r>
+        <w:t>Fixed issue with files saving in previously used folder</w:t>
+      </w:r>
+    </w:p>
+    <w:p>
+      <w:pPr>
+        <w:pStyle w:val="ListParagraph"/>
+        <w:numPr>
+          <w:ilvl w:val="0"/>
+          <w:numId w:val="18"/>
+        </w:numPr>
+      </w:pPr>
+      <w:r>
+        <w:t>Modified code for compatibility with Nortek Signature 1000</w:t>
+      </w:r>
+    </w:p>
+    <w:p>
+      <w:pPr>
+        <w:rPr>
+          <w:b/>
+          <w:bCs/>
+        </w:rPr>
+      </w:pPr>
+      <w:r>
+        <w:rPr>
+          <w:b/>
+          <w:bCs/>
+        </w:rPr>
+        <w:t>Changes 4.14 to 4.15</w:t>
+      </w:r>
+    </w:p>
+    <w:p>
+      <w:pPr>
+        <w:pStyle w:val="ListParagraph"/>
+        <w:numPr>
+          <w:ilvl w:val="0"/>
+          <w:numId w:val="17"/>
+        </w:numPr>
+      </w:pPr>
+      <w:r>
+        <w:t>Fixed issue with shiptrack when all GPS data are invalid</w:t>
+      </w:r>
+    </w:p>
+    <w:p>
+      <w:pPr>
+        <w:pStyle w:val="ListParagraph"/>
+        <w:numPr>
+          <w:ilvl w:val="0"/>
+          <w:numId w:val="17"/>
+        </w:numPr>
+      </w:pPr>
+      <w:r>
+        <w:t>Fixed bug when applying stationary moving-bed correction</w:t>
+      </w:r>
+    </w:p>
+    <w:p>
+      <w:pPr>
+        <w:rPr>
+          <w:b/>
+          <w:bCs/>
+        </w:rPr>
+      </w:pPr>
+      <w:r>
+        <w:rPr>
+          <w:b/>
+          <w:bCs/>
+        </w:rPr>
+        <w:t>Changes 4.13 to 4.14</w:t>
+      </w:r>
+    </w:p>
+    <w:p>
+      <w:pPr>
+        <w:pStyle w:val="ListParagraph"/>
+        <w:numPr>
+          <w:ilvl w:val="0"/>
+          <w:numId w:val="16"/>
+        </w:numPr>
+      </w:pPr>
+      <w:r>
+        <w:t>Fixed issue with applying a loop test when preceded by a stationary test.</w:t>
+      </w:r>
+    </w:p>
+    <w:p>
+      <w:pPr>
+        <w:pStyle w:val="ListParagraph"/>
+        <w:numPr>
+          <w:ilvl w:val="0"/>
+          <w:numId w:val="16"/>
+        </w:numPr>
+      </w:pPr>
+      <w:r>
+        <w:t>Fixed issue with current settings when measurement has mixture of GPS and no GPS</w:t>
+      </w:r>
+    </w:p>
+    <w:p>
+      <w:pPr>
+        <w:rPr>
+          <w:b/>
+          <w:bCs/>
+        </w:rPr>
+      </w:pPr>
+      <w:r>
+        <w:rPr>
+          <w:b/>
+          <w:bCs/>
+        </w:rPr>
         <w:lastRenderedPageBreak/>
-        <w:t>Modifications to allow QRev to work with Rowe and Nortek ADCPs.</w:t>
-      </w:r>
-    </w:p>
-    <w:p>
-      <w:pPr>
-        <w:pStyle w:val="ListParagraph"/>
-        <w:numPr>
-          <w:ilvl w:val="0"/>
-          <w:numId w:val="19"/>
-        </w:numPr>
-      </w:pPr>
-      <w:r>
-        <w:t>Added support for user edge discharge for WinRiver II 2.22</w:t>
-      </w:r>
-    </w:p>
-    <w:p>
-      <w:pPr>
-        <w:pStyle w:val="ListParagraph"/>
-        <w:numPr>
-          <w:ilvl w:val="0"/>
-          <w:numId w:val="19"/>
-        </w:numPr>
-      </w:pPr>
-      <w:r>
-        <w:t>“.mat” is always appended as suffix to saved QRev file</w:t>
-      </w:r>
-    </w:p>
-    <w:p>
-      <w:pPr>
-        <w:pStyle w:val="ListParagraph"/>
-        <w:numPr>
-          <w:ilvl w:val="0"/>
-          <w:numId w:val="19"/>
-        </w:numPr>
-      </w:pPr>
-      <w:r>
-        <w:t>Manual threshold for wt and bt saved and displayed when opening *_QRev.mat</w:t>
-      </w:r>
-    </w:p>
-    <w:p>
-      <w:pPr>
-        <w:pStyle w:val="ListParagraph"/>
-        <w:numPr>
-          <w:ilvl w:val="0"/>
-          <w:numId w:val="19"/>
-        </w:numPr>
-      </w:pPr>
-      <w:r>
-        <w:t>Modified code to use 1</w:t>
-      </w:r>
-      <w:r>
-        <w:rPr>
-          <w:vertAlign w:val="superscript"/>
-        </w:rPr>
-        <w:t>st</w:t>
-      </w:r>
-      <w:r>
-        <w:t xml:space="preserve"> checked transect rather than 1</w:t>
-      </w:r>
-      <w:r>
-        <w:rPr>
-          <w:vertAlign w:val="superscript"/>
-        </w:rPr>
-        <w:t>st</w:t>
-      </w:r>
-      <w:r>
-        <w:t xml:space="preserve"> transect for general settings</w:t>
-      </w:r>
-    </w:p>
-    <w:p>
-      <w:pPr>
-        <w:pStyle w:val="ListParagraph"/>
-        <w:numPr>
-          <w:ilvl w:val="0"/>
-          <w:numId w:val="19"/>
-        </w:numPr>
-      </w:pPr>
-      <w:r>
-        <w:t>Modified code to accept measurements with inconsistent availability of GPS data types</w:t>
-      </w:r>
-    </w:p>
-    <w:p>
-      <w:pPr>
-        <w:pStyle w:val="ListParagraph"/>
-        <w:numPr>
-          <w:ilvl w:val="0"/>
-          <w:numId w:val="19"/>
-        </w:numPr>
-      </w:pPr>
-      <w:r>
-        <w:t>Fixed issue loading data with no valid bottom track</w:t>
-      </w:r>
-    </w:p>
-    <w:p>
-      <w:pPr>
-        <w:pStyle w:val="ListParagraph"/>
-        <w:numPr>
-          <w:ilvl w:val="0"/>
-          <w:numId w:val="19"/>
-        </w:numPr>
-      </w:pPr>
-      <w:r>
-        <w:t>Added notification when SonTek data is loaded with other than Earth coordinates</w:t>
-      </w:r>
-    </w:p>
-    <w:p>
-      <w:pPr>
-        <w:pStyle w:val="ListParagraph"/>
-        <w:numPr>
-          <w:ilvl w:val="0"/>
-          <w:numId w:val="19"/>
-        </w:numPr>
-      </w:pPr>
-      <w:r>
-        <w:t>Fixed issue with selecting transects in EDI if some transects were not checked</w:t>
-      </w:r>
-    </w:p>
-    <w:p>
-      <w:pPr>
-        <w:pStyle w:val="ListParagraph"/>
-        <w:numPr>
-          <w:ilvl w:val="0"/>
-          <w:numId w:val="19"/>
-        </w:numPr>
-      </w:pPr>
-      <w:r>
-        <w:t>Fixed issue in EDI if no GPS data are available</w:t>
-      </w:r>
-    </w:p>
-    <w:p>
-      <w:pPr>
-        <w:pStyle w:val="ListParagraph"/>
-        <w:numPr>
-          <w:ilvl w:val="0"/>
-          <w:numId w:val="19"/>
-        </w:numPr>
-      </w:pPr>
-      <w:r>
-        <w:t>Fixed QA check for missing samples</w:t>
-      </w:r>
-    </w:p>
-    <w:p>
-      <w:pPr>
-        <w:pStyle w:val="ListParagraph"/>
-        <w:numPr>
-          <w:ilvl w:val="0"/>
-          <w:numId w:val="19"/>
-        </w:numPr>
-      </w:pPr>
-      <w:r>
-        <w:t>Fixed issue with invalid stationary moving-bed tests used for correction</w:t>
-      </w:r>
-    </w:p>
-    <w:p>
-      <w:pPr>
-        <w:rPr>
-          <w:b/>
-          <w:bCs/>
-        </w:rPr>
-      </w:pPr>
-    </w:p>
-    <w:p>
-      <w:r>
-        <w:rPr>
-          <w:b/>
-          <w:bCs/>
-        </w:rPr>
-        <w:t>Changes 4</w:t>
-      </w:r>
-      <w:r>
-        <w:rPr>
-          <w:b/>
-          <w:bCs/>
-        </w:rPr>
-        <w:t>.</w:t>
-      </w:r>
-      <w:r>
-        <w:rPr>
-          <w:b/>
-          <w:bCs/>
-        </w:rPr>
-        <w:t>15 to 4</w:t>
-      </w:r>
-      <w:r>
-        <w:rPr>
-          <w:b/>
-          <w:bCs/>
-        </w:rPr>
-        <w:t>.</w:t>
-      </w:r>
-      <w:r>
-        <w:rPr>
-          <w:b/>
-          <w:bCs/>
-        </w:rPr>
-        <w:t>16</w:t>
-      </w:r>
-    </w:p>
-    <w:p>
-      <w:pPr>
-        <w:pStyle w:val="ListParagraph"/>
-        <w:numPr>
-          <w:ilvl w:val="0"/>
-          <w:numId w:val="18"/>
-        </w:numPr>
-      </w:pPr>
-      <w:r>
-        <w:t>Fixed incomplete system test for TRDI causing crash when saving</w:t>
-      </w:r>
-    </w:p>
-    <w:p>
-      <w:pPr>
-        <w:pStyle w:val="ListParagraph"/>
-        <w:numPr>
-          <w:ilvl w:val="0"/>
-          <w:numId w:val="18"/>
-        </w:numPr>
-      </w:pPr>
-      <w:r>
-        <w:t>Fixed issue with PT3 test status not displayed properly</w:t>
-      </w:r>
-    </w:p>
-    <w:p>
-      <w:pPr>
-        <w:pStyle w:val="ListParagraph"/>
-        <w:numPr>
-          <w:ilvl w:val="0"/>
-          <w:numId w:val="18"/>
-        </w:numPr>
-      </w:pPr>
-      <w:r>
-        <w:t>Fixed issue with VTG low speed message</w:t>
-      </w:r>
-    </w:p>
-    <w:p>
-      <w:pPr>
-        <w:pStyle w:val="ListParagraph"/>
-        <w:numPr>
-          <w:ilvl w:val="0"/>
-          <w:numId w:val="18"/>
-        </w:numPr>
-      </w:pPr>
-      <w:r>
-        <w:t>Fixed issue with VTG and composite tracks on causing switch to GGA</w:t>
-      </w:r>
-    </w:p>
-    <w:p>
-      <w:pPr>
-        <w:pStyle w:val="ListParagraph"/>
-        <w:numPr>
-          <w:ilvl w:val="0"/>
-          <w:numId w:val="18"/>
-        </w:numPr>
-      </w:pPr>
-      <w:r>
-        <w:t>Fixed issues with the edges tab</w:t>
-      </w:r>
-      <w:r>
-        <w:t>: no valid GPS, 0 or 1 ensembles selected, etc.</w:t>
-      </w:r>
-    </w:p>
-    <w:p>
-      <w:pPr>
-        <w:pStyle w:val="ListParagraph"/>
-        <w:numPr>
-          <w:ilvl w:val="0"/>
-          <w:numId w:val="18"/>
-        </w:numPr>
-      </w:pPr>
-      <w:r>
-        <w:t>Fixed issues with tab text color not updating properly</w:t>
-      </w:r>
-    </w:p>
-    <w:p>
-      <w:pPr>
-        <w:pStyle w:val="ListParagraph"/>
-        <w:numPr>
-          <w:ilvl w:val="0"/>
-          <w:numId w:val="18"/>
-        </w:numPr>
-      </w:pPr>
-      <w:r>
-        <w:t>Updated user’s manual to indicate that 4-beam composite is the default if vertical beam or depth sounder data are available.</w:t>
-      </w:r>
-    </w:p>
-    <w:p>
-      <w:pPr>
-        <w:pStyle w:val="ListParagraph"/>
-        <w:numPr>
-          <w:ilvl w:val="0"/>
-          <w:numId w:val="18"/>
-        </w:numPr>
-      </w:pPr>
-      <w:r>
-        <w:t>Several issues with the interaction with RIVRS were fixed</w:t>
-      </w:r>
-    </w:p>
-    <w:p>
-      <w:pPr>
-        <w:pStyle w:val="ListParagraph"/>
-        <w:numPr>
-          <w:ilvl w:val="0"/>
-          <w:numId w:val="18"/>
-        </w:numPr>
-      </w:pPr>
-      <w:r>
-        <w:t>Fixed inconsistent behavior of the up/down arrows</w:t>
-      </w:r>
-    </w:p>
-    <w:p>
-      <w:pPr>
-        <w:pStyle w:val="ListParagraph"/>
-        <w:numPr>
-          <w:ilvl w:val="0"/>
-          <w:numId w:val="18"/>
-        </w:numPr>
-      </w:pPr>
-      <w:r>
-        <w:t>Improved speed of transect change using up/down arrows</w:t>
-      </w:r>
-    </w:p>
-    <w:p>
-      <w:pPr>
-        <w:pStyle w:val="ListParagraph"/>
-        <w:numPr>
-          <w:ilvl w:val="0"/>
-          <w:numId w:val="18"/>
-        </w:numPr>
-      </w:pPr>
-      <w:r>
-        <w:t>Fixed issue with files saving in previously used folder</w:t>
-      </w:r>
-    </w:p>
-    <w:p>
-      <w:pPr>
-        <w:pStyle w:val="ListParagraph"/>
-        <w:numPr>
-          <w:ilvl w:val="0"/>
-          <w:numId w:val="18"/>
-        </w:numPr>
-      </w:pPr>
-      <w:r>
-        <w:t>Modified code for compatibility with Nortek Signature 1000</w:t>
-      </w:r>
-    </w:p>
-    <w:p>
-      <w:pPr>
-        <w:rPr>
-          <w:b/>
-          <w:bCs/>
-        </w:rPr>
-      </w:pPr>
-      <w:r>
-        <w:rPr>
-          <w:b/>
-          <w:bCs/>
-        </w:rPr>
-        <w:t>Changes 4.14 to 4.15</w:t>
-      </w:r>
-    </w:p>
-    <w:p>
-      <w:pPr>
-        <w:pStyle w:val="ListParagraph"/>
-        <w:numPr>
-          <w:ilvl w:val="0"/>
-          <w:numId w:val="17"/>
-        </w:numPr>
-      </w:pPr>
-      <w:r>
-        <w:t>Fixed issue with shiptrack when all GPS data are invalid</w:t>
-      </w:r>
-    </w:p>
-    <w:p>
-      <w:pPr>
-        <w:pStyle w:val="ListParagraph"/>
-        <w:numPr>
-          <w:ilvl w:val="0"/>
-          <w:numId w:val="17"/>
-        </w:numPr>
-      </w:pPr>
-      <w:r>
-        <w:t>Fixed bug when applying stationary moving-bed correction</w:t>
-      </w:r>
-    </w:p>
-    <w:p>
-      <w:pPr>
-        <w:rPr>
-          <w:b/>
-          <w:bCs/>
-        </w:rPr>
-      </w:pPr>
-      <w:r>
-        <w:rPr>
-          <w:b/>
-          <w:bCs/>
-        </w:rPr>
-        <w:t>Changes 4.13 to 4.14</w:t>
-      </w:r>
-    </w:p>
-    <w:p>
-      <w:pPr>
-        <w:pStyle w:val="ListParagraph"/>
-        <w:numPr>
-          <w:ilvl w:val="0"/>
-          <w:numId w:val="16"/>
-        </w:numPr>
-      </w:pPr>
-      <w:r>
-        <w:t>Fixed issue with applying a loop test when preceded by a stationary test.</w:t>
-      </w:r>
-    </w:p>
-    <w:p>
-      <w:pPr>
-        <w:pStyle w:val="ListParagraph"/>
-        <w:numPr>
-          <w:ilvl w:val="0"/>
-          <w:numId w:val="16"/>
-        </w:numPr>
-      </w:pPr>
-      <w:r>
-        <w:t>Fixed issue with current settings when measurement has mixture of GPS and no GPS</w:t>
-      </w:r>
-    </w:p>
-    <w:p>
-      <w:pPr>
-        <w:rPr>
-          <w:b/>
-          <w:bCs/>
-        </w:rPr>
-      </w:pPr>
-      <w:r>
-        <w:rPr>
-          <w:b/>
-          <w:bCs/>
-        </w:rPr>
         <w:t>Changes 3.43 to 4.1</w:t>
       </w:r>
       <w:r>
@@ -1937,215 +2010,371 @@
         </w:numPr>
       </w:pPr>
       <w:r>
+        <w:t>Changes to default settings are highlighted</w:t>
+      </w:r>
+    </w:p>
+    <w:p>
+      <w:pPr>
+        <w:pStyle w:val="ListParagraph"/>
+        <w:numPr>
+          <w:ilvl w:val="0"/>
+          <w:numId w:val="15"/>
+        </w:numPr>
+      </w:pPr>
+      <w:r>
+        <w:t>Opening and measurement loading speed has been improved</w:t>
+      </w:r>
+    </w:p>
+    <w:p>
+      <w:pPr>
+        <w:pStyle w:val="ListParagraph"/>
+        <w:numPr>
+          <w:ilvl w:val="0"/>
+          <w:numId w:val="15"/>
+        </w:numPr>
+      </w:pPr>
+      <w:r>
+        <w:t xml:space="preserve">Change water velocity interpolation from linear to ABBA </w:t>
+      </w:r>
+    </w:p>
+    <w:p>
+      <w:pPr>
+        <w:pStyle w:val="ListParagraph"/>
+        <w:numPr>
+          <w:ilvl w:val="0"/>
+          <w:numId w:val="15"/>
+        </w:numPr>
+      </w:pPr>
+      <w:r>
+        <w:t>Water velocities for all invalid bins are interpolated rather than added to top or bottom extrapolation</w:t>
+      </w:r>
+    </w:p>
+    <w:p>
+      <w:pPr>
+        <w:pStyle w:val="ListParagraph"/>
+        <w:numPr>
+          <w:ilvl w:val="0"/>
+          <w:numId w:val="15"/>
+        </w:numPr>
+      </w:pPr>
+      <w:r>
+        <w:t>F</w:t>
+      </w:r>
+      <w:r>
+        <w:t>ixed bug in vtg primary composite tracks, wasn't substituting GGA</w:t>
+      </w:r>
+    </w:p>
+    <w:p>
+      <w:pPr>
+        <w:pStyle w:val="ListParagraph"/>
+        <w:numPr>
+          <w:ilvl w:val="0"/>
+          <w:numId w:val="15"/>
+        </w:numPr>
+      </w:pPr>
+      <w:r>
+        <w:t>Added uncertainty to the automatic comment when a file is saved</w:t>
+      </w:r>
+    </w:p>
+    <w:p>
+      <w:pPr>
+        <w:pStyle w:val="ListParagraph"/>
+        <w:numPr>
+          <w:ilvl w:val="0"/>
+          <w:numId w:val="15"/>
+        </w:numPr>
+      </w:pPr>
+      <w:r>
+        <w:t>Statistics and interpolation methods in Python may result in small differences from Matlab</w:t>
+      </w:r>
+    </w:p>
+    <w:p>
+      <w:pPr>
+        <w:rPr>
+          <w:b/>
+          <w:bCs/>
+        </w:rPr>
+      </w:pPr>
+      <w:r>
+        <w:rPr>
+          <w:b/>
+          <w:bCs/>
+        </w:rPr>
+        <w:t>Changes 3.42 to 3.43</w:t>
+      </w:r>
+    </w:p>
+    <w:p>
+      <w:pPr>
+        <w:pStyle w:val="ListParagraph"/>
+        <w:numPr>
+          <w:ilvl w:val="0"/>
+          <w:numId w:val="3"/>
+        </w:numPr>
+      </w:pPr>
+      <w:r>
+        <w:t>Fixed bug that did not properly identify missing (lost) ensembles if the typical ensemble duration was greater than 1.5 sec. This affected mode 13 StreamPro data.</w:t>
+      </w:r>
+    </w:p>
+    <w:p>
+      <w:pPr>
+        <w:rPr>
+          <w:b/>
+          <w:bCs/>
+        </w:rPr>
+      </w:pPr>
+      <w:r>
+        <w:rPr>
+          <w:b/>
+          <w:bCs/>
+        </w:rPr>
+        <w:t>Changes 3.41 to 3.42</w:t>
+      </w:r>
+    </w:p>
+    <w:p>
+      <w:pPr>
+        <w:pStyle w:val="ListParagraph"/>
+        <w:numPr>
+          <w:ilvl w:val="0"/>
+          <w:numId w:val="2"/>
+        </w:numPr>
+      </w:pPr>
+      <w:r>
+        <w:t>Fixed bug in bottom discharge extrapolation. Previous versions failed to estimate the bottom discharge for ensembles that had no valid data but where depth cell velocities were interpolated.</w:t>
+      </w:r>
+    </w:p>
+    <w:p>
+      <w:pPr>
+        <w:rPr>
+          <w:b/>
+          <w:bCs/>
+        </w:rPr>
+      </w:pPr>
+      <w:r>
+        <w:rPr>
+          <w:b/>
+          <w:bCs/>
+        </w:rPr>
+        <w:t>Changes 3.40 to 3.41</w:t>
+      </w:r>
+    </w:p>
+    <w:p>
+      <w:pPr>
+        <w:pStyle w:val="ListParagraph"/>
+        <w:numPr>
+          <w:ilvl w:val="0"/>
+          <w:numId w:val="1"/>
+        </w:numPr>
+      </w:pPr>
+      <w:r>
+        <w:t>Fixed bug with discharge percent change not updating after multiple speed of sound changes.</w:t>
+      </w:r>
+    </w:p>
+    <w:p>
+      <w:pPr>
+        <w:pStyle w:val="ListParagraph"/>
+        <w:numPr>
+          <w:ilvl w:val="0"/>
+          <w:numId w:val="1"/>
+        </w:numPr>
+      </w:pPr>
+      <w:r>
+        <w:t>Fixed bug in edges table where wrong row was highlighted if some transects were unchecked.</w:t>
+      </w:r>
+    </w:p>
+    <w:p>
+      <w:pPr>
+        <w:pStyle w:val="ListParagraph"/>
+        <w:numPr>
+          <w:ilvl w:val="0"/>
+          <w:numId w:val="1"/>
+        </w:numPr>
+      </w:pPr>
+      <w:r>
+        <w:t>Fixed bug in edges shiptrack so it only displays valid orginal data and not interpolated data.</w:t>
+      </w:r>
+    </w:p>
+    <w:p>
+      <w:pPr>
+        <w:pStyle w:val="ListParagraph"/>
+        <w:numPr>
+          <w:ilvl w:val="0"/>
+          <w:numId w:val="1"/>
+        </w:numPr>
+      </w:pPr>
+      <w:r>
+        <w:t>Fixed bug no allowing manual entry of 0 salinity.</w:t>
+      </w:r>
+    </w:p>
+    <w:p>
+      <w:pPr>
+        <w:rPr>
+          <w:b/>
+          <w:bCs/>
+        </w:rPr>
+      </w:pPr>
+      <w:r>
+        <w:rPr>
+          <w:b/>
+          <w:bCs/>
+        </w:rPr>
+        <w:t>Changes from 3.35 to 3.40</w:t>
+      </w:r>
+    </w:p>
+    <w:p>
+      <w:pPr>
+        <w:pStyle w:val="ListParagraph"/>
+        <w:numPr>
+          <w:ilvl w:val="0"/>
+          <w:numId w:val="4"/>
+        </w:numPr>
+      </w:pPr>
+      <w:r>
+        <w:t>Fixed bug causing crash when TRDI PT3 test was incomplete.</w:t>
+      </w:r>
+    </w:p>
+    <w:p>
+      <w:pPr>
+        <w:pStyle w:val="ListParagraph"/>
+        <w:numPr>
+          <w:ilvl w:val="0"/>
+          <w:numId w:val="4"/>
+        </w:numPr>
+      </w:pPr>
+      <w:r>
+        <w:t>Modified uncertainty estimate for invalid and edges to use absolute values.</w:t>
+      </w:r>
+    </w:p>
+    <w:p>
+      <w:pPr>
+        <w:pStyle w:val="ListParagraph"/>
+        <w:numPr>
+          <w:ilvl w:val="0"/>
+          <w:numId w:val="4"/>
+        </w:numPr>
+      </w:pPr>
+      <w:r>
+        <w:t>Fixed issue with multi-line comments in XML file.</w:t>
+      </w:r>
+    </w:p>
+    <w:p>
+      <w:pPr>
+        <w:pStyle w:val="ListParagraph"/>
+        <w:numPr>
+          <w:ilvl w:val="0"/>
+          <w:numId w:val="4"/>
+        </w:numPr>
+      </w:pPr>
+      <w:r>
+        <w:t>Fixed draft check to only evaluate checked transects.</w:t>
+      </w:r>
+    </w:p>
+    <w:p>
+      <w:pPr>
+        <w:pStyle w:val="ListParagraph"/>
+        <w:numPr>
+          <w:ilvl w:val="0"/>
+          <w:numId w:val="4"/>
+        </w:numPr>
+      </w:pPr>
+      <w:r>
+        <w:t>XML file now only contains the summary information from a SonTek compass calibration.</w:t>
+      </w:r>
+    </w:p>
+    <w:p>
+      <w:pPr>
+        <w:pStyle w:val="ListParagraph"/>
+        <w:numPr>
+          <w:ilvl w:val="0"/>
+          <w:numId w:val="4"/>
+        </w:numPr>
+      </w:pPr>
+      <w:r>
+        <w:t>Fixed bug in moving-bed test if loop compass error and direction could not be computed.</w:t>
+      </w:r>
+    </w:p>
+    <w:p>
+      <w:pPr>
+        <w:pStyle w:val="ListParagraph"/>
+        <w:numPr>
+          <w:ilvl w:val="0"/>
+          <w:numId w:val="4"/>
+        </w:numPr>
+      </w:pPr>
+      <w:r>
+        <w:t>Added message for missing samples in SonTek data.</w:t>
+      </w:r>
+    </w:p>
+    <w:p>
+      <w:pPr>
+        <w:pStyle w:val="ListParagraph"/>
+        <w:numPr>
+          <w:ilvl w:val="0"/>
+          <w:numId w:val="4"/>
+        </w:numPr>
+      </w:pPr>
+      <w:r>
+        <w:t>Modified PT3 tests to reduce false positives.</w:t>
+      </w:r>
+    </w:p>
+    <w:p>
+      <w:pPr>
+        <w:pStyle w:val="ListParagraph"/>
+        <w:numPr>
+          <w:ilvl w:val="0"/>
+          <w:numId w:val="4"/>
+        </w:numPr>
+      </w:pPr>
+      <w:r>
+        <w:t>Added check to boat and wt to check warn if all data are invalid.</w:t>
+      </w:r>
+    </w:p>
+    <w:p>
+      <w:pPr>
+        <w:pStyle w:val="ListParagraph"/>
+        <w:numPr>
+          <w:ilvl w:val="0"/>
+          <w:numId w:val="4"/>
+        </w:numPr>
+      </w:pPr>
+      <w:r>
+        <w:t>Edge sign check changed to only show message if edge discharge is greater than 0.5%</w:t>
+      </w:r>
+    </w:p>
+    <w:p>
+      <w:pPr>
+        <w:pStyle w:val="ListParagraph"/>
+        <w:numPr>
+          <w:ilvl w:val="0"/>
+          <w:numId w:val="4"/>
+        </w:numPr>
+      </w:pPr>
+      <w:r>
+        <w:t>Added option to store a style sheet with the xml output file.</w:t>
+      </w:r>
+    </w:p>
+    <w:p>
+      <w:pPr>
+        <w:pStyle w:val="ListParagraph"/>
+        <w:numPr>
+          <w:ilvl w:val="0"/>
+          <w:numId w:val="4"/>
+        </w:numPr>
+      </w:pPr>
+      <w:r>
+        <w:t>Added _ separator between date and time in default filename.</w:t>
+      </w:r>
+    </w:p>
+    <w:p>
+      <w:pPr>
+        <w:pStyle w:val="ListParagraph"/>
+        <w:numPr>
+          <w:ilvl w:val="0"/>
+          <w:numId w:val="4"/>
+        </w:numPr>
+      </w:pPr>
+      <w:r>
         <w:lastRenderedPageBreak/>
-        <w:t>Changes to default settings are highlighted</w:t>
-      </w:r>
-    </w:p>
-    <w:p>
-      <w:pPr>
-        <w:pStyle w:val="ListParagraph"/>
-        <w:numPr>
-          <w:ilvl w:val="0"/>
-          <w:numId w:val="15"/>
-        </w:numPr>
-      </w:pPr>
-      <w:r>
-        <w:t>Opening and measurement loading speed has been improved</w:t>
-      </w:r>
-    </w:p>
-    <w:p>
-      <w:pPr>
-        <w:pStyle w:val="ListParagraph"/>
-        <w:numPr>
-          <w:ilvl w:val="0"/>
-          <w:numId w:val="15"/>
-        </w:numPr>
-      </w:pPr>
-      <w:r>
-        <w:t xml:space="preserve">Change water velocity interpolation from linear to ABBA </w:t>
-      </w:r>
-    </w:p>
-    <w:p>
-      <w:pPr>
-        <w:pStyle w:val="ListParagraph"/>
-        <w:numPr>
-          <w:ilvl w:val="0"/>
-          <w:numId w:val="15"/>
-        </w:numPr>
-      </w:pPr>
-      <w:r>
-        <w:t>Water velocities for all invalid bins are interpolated rather than added to top or bottom extrapolation</w:t>
-      </w:r>
-    </w:p>
-    <w:p>
-      <w:pPr>
-        <w:pStyle w:val="ListParagraph"/>
-        <w:numPr>
-          <w:ilvl w:val="0"/>
-          <w:numId w:val="15"/>
-        </w:numPr>
-      </w:pPr>
-      <w:r>
-        <w:t>F</w:t>
-      </w:r>
-      <w:r>
-        <w:t>ixed bug in vtg primary composite tracks, wasn't substituting GGA</w:t>
-      </w:r>
-    </w:p>
-    <w:p>
-      <w:pPr>
-        <w:pStyle w:val="ListParagraph"/>
-        <w:numPr>
-          <w:ilvl w:val="0"/>
-          <w:numId w:val="15"/>
-        </w:numPr>
-      </w:pPr>
-      <w:r>
-        <w:t>Added uncertainty to the automatic comment when a file is saved</w:t>
-      </w:r>
-    </w:p>
-    <w:p>
-      <w:pPr>
-        <w:pStyle w:val="ListParagraph"/>
-        <w:numPr>
-          <w:ilvl w:val="0"/>
-          <w:numId w:val="15"/>
-        </w:numPr>
-      </w:pPr>
-      <w:r>
-        <w:t>Statistics and interpolation methods in Python may result in small differences from Matlab</w:t>
-      </w:r>
-    </w:p>
-    <w:p>
-      <w:pPr>
-        <w:rPr>
-          <w:b/>
-          <w:bCs/>
-        </w:rPr>
-      </w:pPr>
-      <w:r>
-        <w:rPr>
-          <w:b/>
-          <w:bCs/>
-        </w:rPr>
-        <w:t>Changes 3.42 to 3.43</w:t>
-      </w:r>
-    </w:p>
-    <w:p>
-      <w:pPr>
-        <w:pStyle w:val="ListParagraph"/>
-        <w:numPr>
-          <w:ilvl w:val="0"/>
-          <w:numId w:val="3"/>
-        </w:numPr>
-      </w:pPr>
-      <w:r>
-        <w:t>Fixed bug that did not properly identify missing (lost) ensembles if the typical ensemble duration was greater than 1.5 sec. This affected mode 13 StreamPro data.</w:t>
-      </w:r>
-    </w:p>
-    <w:p>
-      <w:pPr>
-        <w:rPr>
-          <w:b/>
-          <w:bCs/>
-        </w:rPr>
-      </w:pPr>
-      <w:r>
-        <w:rPr>
-          <w:b/>
-          <w:bCs/>
-        </w:rPr>
-        <w:t>Changes 3.41 to 3.42</w:t>
-      </w:r>
-    </w:p>
-    <w:p>
-      <w:pPr>
-        <w:pStyle w:val="ListParagraph"/>
-        <w:numPr>
-          <w:ilvl w:val="0"/>
-          <w:numId w:val="2"/>
-        </w:numPr>
-      </w:pPr>
-      <w:r>
-        <w:t>Fixed bug in bottom discharge extrapolation. Previous versions failed to estimate the bottom discharge for ensembles that had no valid data but where depth cell velocities were interpolated.</w:t>
-      </w:r>
-    </w:p>
-    <w:p>
-      <w:pPr>
-        <w:rPr>
-          <w:b/>
-          <w:bCs/>
-        </w:rPr>
-      </w:pPr>
-      <w:r>
-        <w:rPr>
-          <w:b/>
-          <w:bCs/>
-        </w:rPr>
-        <w:t>Changes 3.40 to 3.41</w:t>
-      </w:r>
-    </w:p>
-    <w:p>
-      <w:pPr>
-        <w:pStyle w:val="ListParagraph"/>
-        <w:numPr>
-          <w:ilvl w:val="0"/>
-          <w:numId w:val="1"/>
-        </w:numPr>
-      </w:pPr>
-      <w:r>
-        <w:t>Fixed bug with discharge percent change not updating after multiple speed of sound changes.</w:t>
-      </w:r>
-    </w:p>
-    <w:p>
-      <w:pPr>
-        <w:pStyle w:val="ListParagraph"/>
-        <w:numPr>
-          <w:ilvl w:val="0"/>
-          <w:numId w:val="1"/>
-        </w:numPr>
-      </w:pPr>
-      <w:r>
-        <w:t>Fixed bug in edges table where wrong row was highlighted if some transects were unchecked.</w:t>
-      </w:r>
-    </w:p>
-    <w:p>
-      <w:pPr>
-        <w:pStyle w:val="ListParagraph"/>
-        <w:numPr>
-          <w:ilvl w:val="0"/>
-          <w:numId w:val="1"/>
-        </w:numPr>
-      </w:pPr>
-      <w:r>
-        <w:t>Fixed bug in edges shiptrack so it only displays valid orginal data and not interpolated data.</w:t>
-      </w:r>
-    </w:p>
-    <w:p>
-      <w:pPr>
-        <w:pStyle w:val="ListParagraph"/>
-        <w:numPr>
-          <w:ilvl w:val="0"/>
-          <w:numId w:val="1"/>
-        </w:numPr>
-      </w:pPr>
-      <w:r>
-        <w:t>Fixed bug no allowing manual entry of 0 salinity.</w:t>
-      </w:r>
-    </w:p>
-    <w:p>
-      <w:pPr>
-        <w:rPr>
-          <w:b/>
-          <w:bCs/>
-        </w:rPr>
-      </w:pPr>
-      <w:r>
-        <w:rPr>
-          <w:b/>
-          <w:bCs/>
-        </w:rPr>
-        <w:t>Changes from 3.35 to 3.40</w:t>
+        <w:t>Default compass data view changed to evaluation if evaluation is available.</w:t>
       </w:r>
     </w:p>
     <w:p>
@@ -2157,7 +2386,7 @@
         </w:numPr>
       </w:pPr>
       <w:r>
-        <w:t>Fixed bug causing crash when TRDI PT3 test was incomplete.</w:t>
+        <w:t>Added upper limit of 45 ppt to salinty input dialog.</w:t>
       </w:r>
     </w:p>
     <w:p>
@@ -2169,7 +2398,7 @@
         </w:numPr>
       </w:pPr>
       <w:r>
-        <w:t>Modified uncertainty estimate for invalid and edges to use absolute values.</w:t>
+        <w:t>Added Power/Power default exponent to XML output to support NVE request.</w:t>
       </w:r>
     </w:p>
     <w:p>
@@ -2181,162 +2410,6 @@
         </w:numPr>
       </w:pPr>
       <w:r>
-        <w:t>Fixed issue with multi-line comments in XML file.</w:t>
-      </w:r>
-    </w:p>
-    <w:p>
-      <w:pPr>
-        <w:pStyle w:val="ListParagraph"/>
-        <w:numPr>
-          <w:ilvl w:val="0"/>
-          <w:numId w:val="4"/>
-        </w:numPr>
-      </w:pPr>
-      <w:r>
-        <w:t>Fixed draft check to only evaluate checked transects.</w:t>
-      </w:r>
-    </w:p>
-    <w:p>
-      <w:pPr>
-        <w:pStyle w:val="ListParagraph"/>
-        <w:numPr>
-          <w:ilvl w:val="0"/>
-          <w:numId w:val="4"/>
-        </w:numPr>
-      </w:pPr>
-      <w:r>
-        <w:t>XML file now only contains the summary information from a SonTek compass calibration.</w:t>
-      </w:r>
-    </w:p>
-    <w:p>
-      <w:pPr>
-        <w:pStyle w:val="ListParagraph"/>
-        <w:numPr>
-          <w:ilvl w:val="0"/>
-          <w:numId w:val="4"/>
-        </w:numPr>
-      </w:pPr>
-      <w:r>
-        <w:t>Fixed bug in moving-bed test if loop compass error and direction could not be computed.</w:t>
-      </w:r>
-    </w:p>
-    <w:p>
-      <w:pPr>
-        <w:pStyle w:val="ListParagraph"/>
-        <w:numPr>
-          <w:ilvl w:val="0"/>
-          <w:numId w:val="4"/>
-        </w:numPr>
-      </w:pPr>
-      <w:r>
-        <w:t>Added message for missing samples in SonTek data.</w:t>
-      </w:r>
-    </w:p>
-    <w:p>
-      <w:pPr>
-        <w:pStyle w:val="ListParagraph"/>
-        <w:numPr>
-          <w:ilvl w:val="0"/>
-          <w:numId w:val="4"/>
-        </w:numPr>
-      </w:pPr>
-      <w:r>
-        <w:t>Modified PT3 tests to reduce false positives.</w:t>
-      </w:r>
-    </w:p>
-    <w:p>
-      <w:pPr>
-        <w:pStyle w:val="ListParagraph"/>
-        <w:numPr>
-          <w:ilvl w:val="0"/>
-          <w:numId w:val="4"/>
-        </w:numPr>
-      </w:pPr>
-      <w:r>
-        <w:t>Added check to boat and wt to check warn if all data are invalid.</w:t>
-      </w:r>
-    </w:p>
-    <w:p>
-      <w:pPr>
-        <w:pStyle w:val="ListParagraph"/>
-        <w:numPr>
-          <w:ilvl w:val="0"/>
-          <w:numId w:val="4"/>
-        </w:numPr>
-      </w:pPr>
-      <w:r>
-        <w:t>Edge sign check changed to only show message if edge discharge is greater than 0.5%</w:t>
-      </w:r>
-    </w:p>
-    <w:p>
-      <w:pPr>
-        <w:pStyle w:val="ListParagraph"/>
-        <w:numPr>
-          <w:ilvl w:val="0"/>
-          <w:numId w:val="4"/>
-        </w:numPr>
-      </w:pPr>
-      <w:r>
-        <w:t>Added option to store a style sheet with the xml output file.</w:t>
-      </w:r>
-    </w:p>
-    <w:p>
-      <w:pPr>
-        <w:pStyle w:val="ListParagraph"/>
-        <w:numPr>
-          <w:ilvl w:val="0"/>
-          <w:numId w:val="4"/>
-        </w:numPr>
-      </w:pPr>
-      <w:r>
-        <w:t>Added _ separator between date and time in default filename.</w:t>
-      </w:r>
-    </w:p>
-    <w:p>
-      <w:pPr>
-        <w:pStyle w:val="ListParagraph"/>
-        <w:numPr>
-          <w:ilvl w:val="0"/>
-          <w:numId w:val="4"/>
-        </w:numPr>
-      </w:pPr>
-      <w:r>
-        <w:t>Default compass data view changed to evaluation if evaluation is available.</w:t>
-      </w:r>
-    </w:p>
-    <w:p>
-      <w:pPr>
-        <w:pStyle w:val="ListParagraph"/>
-        <w:numPr>
-          <w:ilvl w:val="0"/>
-          <w:numId w:val="4"/>
-        </w:numPr>
-      </w:pPr>
-      <w:r>
-        <w:t>Added upper limit of 45 ppt to salinty input dialog.</w:t>
-      </w:r>
-    </w:p>
-    <w:p>
-      <w:pPr>
-        <w:pStyle w:val="ListParagraph"/>
-        <w:numPr>
-          <w:ilvl w:val="0"/>
-          <w:numId w:val="4"/>
-        </w:numPr>
-      </w:pPr>
-      <w:r>
-        <w:t>Added Power/Power default exponent to XML output to support NVE request.</w:t>
-      </w:r>
-    </w:p>
-    <w:p>
-      <w:pPr>
-        <w:pStyle w:val="ListParagraph"/>
-        <w:numPr>
-          <w:ilvl w:val="0"/>
-          <w:numId w:val="4"/>
-        </w:numPr>
-      </w:pPr>
-      <w:r>
         <w:t>Update help file.</w:t>
       </w:r>
     </w:p>
@@ -2379,257 +2452,329 @@
           <w:b/>
           <w:bCs/>
         </w:rPr>
+        <w:t>Changes to QRev from 3.33 to 3.34</w:t>
+      </w:r>
+    </w:p>
+    <w:p>
+      <w:pPr>
+        <w:pStyle w:val="ListParagraph"/>
+        <w:numPr>
+          <w:ilvl w:val="0"/>
+          <w:numId w:val="6"/>
+        </w:numPr>
+      </w:pPr>
+      <w:r>
+        <w:t>Fixed bug causing 25 cm excluded distance to be applied to RiverPro data.</w:t>
+      </w:r>
+    </w:p>
+    <w:p>
+      <w:pPr>
+        <w:rPr>
+          <w:b/>
+          <w:bCs/>
+        </w:rPr>
+      </w:pPr>
+      <w:r>
+        <w:rPr>
+          <w:b/>
+          <w:bCs/>
+        </w:rPr>
+        <w:t>Changes to QRev from 3.31 to 3.33</w:t>
+      </w:r>
+    </w:p>
+    <w:p>
+      <w:pPr>
+        <w:pStyle w:val="ListParagraph"/>
+        <w:numPr>
+          <w:ilvl w:val="0"/>
+          <w:numId w:val="7"/>
+        </w:numPr>
+      </w:pPr>
+      <w:r>
+        <w:t>Fixed bug using uncheck all.</w:t>
+      </w:r>
+    </w:p>
+    <w:p>
+      <w:pPr>
+        <w:pStyle w:val="ListParagraph"/>
+        <w:numPr>
+          <w:ilvl w:val="0"/>
+          <w:numId w:val="7"/>
+        </w:numPr>
+      </w:pPr>
+      <w:r>
+        <w:t>Fixed bug manually loading system test or compass calibration or evaluation</w:t>
+      </w:r>
+    </w:p>
+    <w:p>
+      <w:pPr>
+        <w:pStyle w:val="ListParagraph"/>
+        <w:numPr>
+          <w:ilvl w:val="0"/>
+          <w:numId w:val="7"/>
+        </w:numPr>
+      </w:pPr>
+      <w:r>
+        <w:t>Changed legend location to best</w:t>
+      </w:r>
+    </w:p>
+    <w:p>
+      <w:pPr>
+        <w:pStyle w:val="ListParagraph"/>
+        <w:numPr>
+          <w:ilvl w:val="0"/>
+          <w:numId w:val="7"/>
+        </w:numPr>
+      </w:pPr>
+      <w:r>
+        <w:t>Fixed bugs in GUI causing wrong transects to be highlighted</w:t>
+      </w:r>
+    </w:p>
+    <w:p>
+      <w:pPr>
+        <w:pStyle w:val="ListParagraph"/>
+        <w:numPr>
+          <w:ilvl w:val="0"/>
+          <w:numId w:val="7"/>
+        </w:numPr>
+      </w:pPr>
+      <w:r>
+        <w:t>Fixed bug reprocessing QRev files associated with moving-bed tests</w:t>
+      </w:r>
+    </w:p>
+    <w:p>
+      <w:pPr>
+        <w:pStyle w:val="ListParagraph"/>
+        <w:numPr>
+          <w:ilvl w:val="0"/>
+          <w:numId w:val="7"/>
+        </w:numPr>
+      </w:pPr>
+      <w:r>
+        <w:t>Fixed bug causing changes in draft hOffset, hSource, and magVar to not update QA properly</w:t>
+      </w:r>
+    </w:p>
+    <w:p>
+      <w:pPr>
+        <w:rPr>
+          <w:b/>
+          <w:bCs/>
+        </w:rPr>
+      </w:pPr>
+      <w:r>
+        <w:rPr>
+          <w:b/>
+          <w:bCs/>
+        </w:rPr>
+        <w:t>Changes to QRev from 3.30 to 3.31</w:t>
+      </w:r>
+    </w:p>
+    <w:p>
+      <w:pPr>
+        <w:pStyle w:val="ListParagraph"/>
+        <w:numPr>
+          <w:ilvl w:val="0"/>
+          <w:numId w:val="8"/>
+        </w:numPr>
+      </w:pPr>
+      <w:r>
+        <w:t>Fixed bug creating structure for test results from existing QRev files</w:t>
+      </w:r>
+    </w:p>
+    <w:p>
+      <w:pPr>
+        <w:pStyle w:val="ListParagraph"/>
+        <w:numPr>
+          <w:ilvl w:val="0"/>
+          <w:numId w:val="8"/>
+        </w:numPr>
+      </w:pPr>
+      <w:r>
+        <w:t>Fixed bug setting status of system test results and button color</w:t>
+      </w:r>
+    </w:p>
+    <w:p>
+      <w:pPr>
+        <w:pStyle w:val="ListParagraph"/>
+        <w:numPr>
+          <w:ilvl w:val="0"/>
+          <w:numId w:val="8"/>
+        </w:numPr>
+      </w:pPr>
+      <w:r>
+        <w:t>Fixed bug causing end edge discharge to be applied at start edge</w:t>
+      </w:r>
+    </w:p>
+    <w:p>
+      <w:pPr>
+        <w:pStyle w:val="ListParagraph"/>
+        <w:numPr>
+          <w:ilvl w:val="0"/>
+          <w:numId w:val="8"/>
+        </w:numPr>
+      </w:pPr>
+      <w:r>
+        <w:t>Fixed bug preventing user uncertainty from being recomputed after changing a filter or extrapolation</w:t>
+      </w:r>
+    </w:p>
+    <w:p>
+      <w:pPr>
+        <w:pStyle w:val="ListParagraph"/>
+        <w:numPr>
+          <w:ilvl w:val="0"/>
+          <w:numId w:val="8"/>
+        </w:numPr>
+      </w:pPr>
+      <w:r>
+        <w:t>Fixed bug displaying number of ensembles to use for edge</w:t>
+      </w:r>
+    </w:p>
+    <w:p>
+      <w:pPr>
+        <w:pStyle w:val="ListParagraph"/>
+        <w:numPr>
+          <w:ilvl w:val="0"/>
+          <w:numId w:val="8"/>
+        </w:numPr>
+      </w:pPr>
+      <w:r>
+        <w:t>Changed the algorithm for determining PT3 failure</w:t>
+      </w:r>
+    </w:p>
+    <w:p>
+      <w:pPr>
+        <w:pStyle w:val="ListParagraph"/>
+        <w:numPr>
+          <w:ilvl w:val="0"/>
+          <w:numId w:val="8"/>
+        </w:numPr>
+      </w:pPr>
+      <w:r>
+        <w:t>Modified the computation for extrapolation uncertainty to prevent a manual setting from biasing the uncertainty low</w:t>
+      </w:r>
+    </w:p>
+    <w:p>
+      <w:pPr>
+        <w:pStyle w:val="ListParagraph"/>
+        <w:numPr>
+          <w:ilvl w:val="0"/>
+          <w:numId w:val="8"/>
+        </w:numPr>
+      </w:pPr>
+      <w:r>
+        <w:t>Added reprocessing of moving-bed tests to reprocessing of existing QRev data files.</w:t>
+      </w:r>
+    </w:p>
+    <w:p>
+      <w:pPr>
+        <w:pStyle w:val="ListParagraph"/>
+        <w:numPr>
+          <w:ilvl w:val="0"/>
+          <w:numId w:val="8"/>
+        </w:numPr>
+      </w:pPr>
+      <w:r>
+        <w:t>The mag field, if available, is automatically displayed in the heading graph</w:t>
+      </w:r>
+    </w:p>
+    <w:p>
+      <w:pPr>
+        <w:pStyle w:val="ListParagraph"/>
+        <w:numPr>
+          <w:ilvl w:val="0"/>
+          <w:numId w:val="8"/>
+        </w:numPr>
+      </w:pPr>
+      <w:r>
+        <w:t>Modified the excluded distance filter to round to 2 digits to prevent differences when converting between units.</w:t>
+      </w:r>
+    </w:p>
+    <w:p>
+      <w:pPr>
+        <w:rPr>
+          <w:b/>
+          <w:bCs/>
+        </w:rPr>
+      </w:pPr>
+      <w:r>
+        <w:rPr>
+          <w:b/>
+          <w:bCs/>
+        </w:rPr>
+        <w:t>Changes to QRev from 3.28 to 3.30</w:t>
+      </w:r>
+    </w:p>
+    <w:p>
+      <w:pPr>
+        <w:pStyle w:val="ListParagraph"/>
+        <w:numPr>
+          <w:ilvl w:val="0"/>
+          <w:numId w:val="9"/>
+        </w:numPr>
+      </w:pPr>
+      <w:r>
+        <w:t>Fixed bugs in messages table that were opening wrong windows.</w:t>
+      </w:r>
+    </w:p>
+    <w:p>
+      <w:pPr>
+        <w:pStyle w:val="ListParagraph"/>
+        <w:numPr>
+          <w:ilvl w:val="0"/>
+          <w:numId w:val="9"/>
+        </w:numPr>
+      </w:pPr>
+      <w:r>
+        <w:t>Modified code to interpolate invalid data from composite tracks using the composite tracks rather than the primary data.</w:t>
+      </w:r>
+    </w:p>
+    <w:p>
+      <w:pPr>
+        <w:pStyle w:val="ListParagraph"/>
+        <w:numPr>
+          <w:ilvl w:val="0"/>
+          <w:numId w:val="9"/>
+        </w:numPr>
+      </w:pPr>
+      <w:r>
+        <w:t>Modified code to interpolate invalid data from composite depths using the composite depths rather than the primary data.</w:t>
+      </w:r>
+    </w:p>
+    <w:p>
+      <w:pPr>
+        <w:pStyle w:val="ListParagraph"/>
+        <w:numPr>
+          <w:ilvl w:val="0"/>
+          <w:numId w:val="9"/>
+        </w:numPr>
+      </w:pPr>
+      <w:r>
+        <w:t>Modified draft check to use display units and limit the comparison to 2 decimal spots which is what is displayed in the GUI.</w:t>
+      </w:r>
+    </w:p>
+    <w:p>
+      <w:pPr>
+        <w:pStyle w:val="ListParagraph"/>
+        <w:numPr>
+          <w:ilvl w:val="0"/>
+          <w:numId w:val="9"/>
+        </w:numPr>
+      </w:pPr>
+      <w:r>
+        <w:t>Added code to interpolate discharge for ensembles that are too shallow for a valid depth cell.</w:t>
+      </w:r>
+    </w:p>
+    <w:p>
+      <w:pPr>
+        <w:pStyle w:val="ListParagraph"/>
+        <w:numPr>
+          <w:ilvl w:val="0"/>
+          <w:numId w:val="9"/>
+        </w:numPr>
+      </w:pPr>
+      <w:r>
         <w:lastRenderedPageBreak/>
-        <w:t>Changes to QRev from 3.33 to 3.34</w:t>
-      </w:r>
-    </w:p>
-    <w:p>
-      <w:pPr>
-        <w:pStyle w:val="ListParagraph"/>
-        <w:numPr>
-          <w:ilvl w:val="0"/>
-          <w:numId w:val="6"/>
-        </w:numPr>
-      </w:pPr>
-      <w:r>
-        <w:t>Fixed bug causing 25 cm excluded distance to be applied to RiverPro data.</w:t>
-      </w:r>
-    </w:p>
-    <w:p>
-      <w:pPr>
-        <w:rPr>
-          <w:b/>
-          <w:bCs/>
-        </w:rPr>
-      </w:pPr>
-      <w:r>
-        <w:rPr>
-          <w:b/>
-          <w:bCs/>
-        </w:rPr>
-        <w:t>Changes to QRev from 3.31 to 3.33</w:t>
-      </w:r>
-    </w:p>
-    <w:p>
-      <w:pPr>
-        <w:pStyle w:val="ListParagraph"/>
-        <w:numPr>
-          <w:ilvl w:val="0"/>
-          <w:numId w:val="7"/>
-        </w:numPr>
-      </w:pPr>
-      <w:r>
-        <w:t>Fixed bug using uncheck all.</w:t>
-      </w:r>
-    </w:p>
-    <w:p>
-      <w:pPr>
-        <w:pStyle w:val="ListParagraph"/>
-        <w:numPr>
-          <w:ilvl w:val="0"/>
-          <w:numId w:val="7"/>
-        </w:numPr>
-      </w:pPr>
-      <w:r>
-        <w:t>Fixed bug manually loading system test or compass calibration or evaluation</w:t>
-      </w:r>
-    </w:p>
-    <w:p>
-      <w:pPr>
-        <w:pStyle w:val="ListParagraph"/>
-        <w:numPr>
-          <w:ilvl w:val="0"/>
-          <w:numId w:val="7"/>
-        </w:numPr>
-      </w:pPr>
-      <w:r>
-        <w:t>Changed legend location to best</w:t>
-      </w:r>
-    </w:p>
-    <w:p>
-      <w:pPr>
-        <w:pStyle w:val="ListParagraph"/>
-        <w:numPr>
-          <w:ilvl w:val="0"/>
-          <w:numId w:val="7"/>
-        </w:numPr>
-      </w:pPr>
-      <w:r>
-        <w:t>Fixed bugs in GUI causing wrong transects to be highlighted</w:t>
-      </w:r>
-    </w:p>
-    <w:p>
-      <w:pPr>
-        <w:pStyle w:val="ListParagraph"/>
-        <w:numPr>
-          <w:ilvl w:val="0"/>
-          <w:numId w:val="7"/>
-        </w:numPr>
-      </w:pPr>
-      <w:r>
-        <w:t>Fixed bug reprocessing QRev files associated with moving-bed tests</w:t>
-      </w:r>
-    </w:p>
-    <w:p>
-      <w:pPr>
-        <w:pStyle w:val="ListParagraph"/>
-        <w:numPr>
-          <w:ilvl w:val="0"/>
-          <w:numId w:val="7"/>
-        </w:numPr>
-      </w:pPr>
-      <w:r>
-        <w:t>Fixed bug causing changes in draft hOffset, hSource, and magVar to not update QA properly</w:t>
-      </w:r>
-    </w:p>
-    <w:p>
-      <w:pPr>
-        <w:rPr>
-          <w:b/>
-          <w:bCs/>
-        </w:rPr>
-      </w:pPr>
-      <w:r>
-        <w:rPr>
-          <w:b/>
-          <w:bCs/>
-        </w:rPr>
-        <w:t>Changes to QRev from 3.30 to 3.31</w:t>
-      </w:r>
-    </w:p>
-    <w:p>
-      <w:pPr>
-        <w:pStyle w:val="ListParagraph"/>
-        <w:numPr>
-          <w:ilvl w:val="0"/>
-          <w:numId w:val="8"/>
-        </w:numPr>
-      </w:pPr>
-      <w:r>
-        <w:t>Fixed bug creating structure for test results from existing QRev files</w:t>
-      </w:r>
-    </w:p>
-    <w:p>
-      <w:pPr>
-        <w:pStyle w:val="ListParagraph"/>
-        <w:numPr>
-          <w:ilvl w:val="0"/>
-          <w:numId w:val="8"/>
-        </w:numPr>
-      </w:pPr>
-      <w:r>
-        <w:t>Fixed bug setting status of system test results and button color</w:t>
-      </w:r>
-    </w:p>
-    <w:p>
-      <w:pPr>
-        <w:pStyle w:val="ListParagraph"/>
-        <w:numPr>
-          <w:ilvl w:val="0"/>
-          <w:numId w:val="8"/>
-        </w:numPr>
-      </w:pPr>
-      <w:r>
-        <w:t>Fixed bug causing end edge discharge to be applied at start edge</w:t>
-      </w:r>
-    </w:p>
-    <w:p>
-      <w:pPr>
-        <w:pStyle w:val="ListParagraph"/>
-        <w:numPr>
-          <w:ilvl w:val="0"/>
-          <w:numId w:val="8"/>
-        </w:numPr>
-      </w:pPr>
-      <w:r>
-        <w:t>Fixed bug preventing user uncertainty from being recomputed after changing a filter or extrapolation</w:t>
-      </w:r>
-    </w:p>
-    <w:p>
-      <w:pPr>
-        <w:pStyle w:val="ListParagraph"/>
-        <w:numPr>
-          <w:ilvl w:val="0"/>
-          <w:numId w:val="8"/>
-        </w:numPr>
-      </w:pPr>
-      <w:r>
-        <w:t>Fixed bug displaying number of ensembles to use for edge</w:t>
-      </w:r>
-    </w:p>
-    <w:p>
-      <w:pPr>
-        <w:pStyle w:val="ListParagraph"/>
-        <w:numPr>
-          <w:ilvl w:val="0"/>
-          <w:numId w:val="8"/>
-        </w:numPr>
-      </w:pPr>
-      <w:r>
-        <w:t>Changed the algorithm for determining PT3 failure</w:t>
-      </w:r>
-    </w:p>
-    <w:p>
-      <w:pPr>
-        <w:pStyle w:val="ListParagraph"/>
-        <w:numPr>
-          <w:ilvl w:val="0"/>
-          <w:numId w:val="8"/>
-        </w:numPr>
-      </w:pPr>
-      <w:r>
-        <w:t>Modified the computation for extrapolation uncertainty to prevent a manual setting from biasing the uncertainty low</w:t>
-      </w:r>
-    </w:p>
-    <w:p>
-      <w:pPr>
-        <w:pStyle w:val="ListParagraph"/>
-        <w:numPr>
-          <w:ilvl w:val="0"/>
-          <w:numId w:val="8"/>
-        </w:numPr>
-      </w:pPr>
-      <w:r>
-        <w:t>Added reprocessing of moving-bed tests to reprocessing of existing QRev data files.</w:t>
-      </w:r>
-    </w:p>
-    <w:p>
-      <w:pPr>
-        <w:pStyle w:val="ListParagraph"/>
-        <w:numPr>
-          <w:ilvl w:val="0"/>
-          <w:numId w:val="8"/>
-        </w:numPr>
-      </w:pPr>
-      <w:r>
-        <w:t>The mag field, if available, is automatically displayed in the heading graph</w:t>
-      </w:r>
-    </w:p>
-    <w:p>
-      <w:pPr>
-        <w:pStyle w:val="ListParagraph"/>
-        <w:numPr>
-          <w:ilvl w:val="0"/>
-          <w:numId w:val="8"/>
-        </w:numPr>
-      </w:pPr>
-      <w:r>
-        <w:t>Modified the excluded distance filter to round to 2 digits to prevent differences when converting between units.</w:t>
-      </w:r>
-    </w:p>
-    <w:p>
-      <w:pPr>
-        <w:rPr>
-          <w:b/>
-          <w:bCs/>
-        </w:rPr>
-      </w:pPr>
-      <w:r>
-        <w:rPr>
-          <w:b/>
-          <w:bCs/>
-        </w:rPr>
-        <w:t>Changes to QRev from 3.28 to 3.30</w:t>
+        <w:t xml:space="preserve">Modified code in the way that TRDI mmt file setting for composite depths are processed to QRev settings. </w:t>
       </w:r>
     </w:p>
     <w:p>
@@ -2641,7 +2786,7 @@
         </w:numPr>
       </w:pPr>
       <w:r>
-        <w:t>Fixed bugs in messages table that were opening wrong windows.</w:t>
+        <w:t>Moved composite depth computation to end of data input flow.</w:t>
       </w:r>
     </w:p>
     <w:p>
@@ -2653,7 +2798,7 @@
         </w:numPr>
       </w:pPr>
       <w:r>
-        <w:t>Modified code to interpolate invalid data from composite tracks using the composite tracks rather than the primary data.</w:t>
+        <w:t>Modified code to allow the view comments button to be accessible even when another window is open.</w:t>
       </w:r>
     </w:p>
     <w:p>
@@ -2665,7 +2810,7 @@
         </w:numPr>
       </w:pPr>
       <w:r>
-        <w:t>Modified code to interpolate invalid data from composite depths using the composite depths rather than the primary data.</w:t>
+        <w:t>Fixed bug with computePerDiff in extrapolation sensitivity when no transect data provided.</w:t>
       </w:r>
     </w:p>
     <w:p>
@@ -2677,7 +2822,7 @@
         </w:numPr>
       </w:pPr>
       <w:r>
-        <w:t>Modified draft check to use display units and limit the comparison to 2 decimal spots which is what is displayed in the GUI.</w:t>
+        <w:t>Added valid depth method to xml output.</w:t>
       </w:r>
     </w:p>
     <w:p>
@@ -2689,7 +2834,7 @@
         </w:numPr>
       </w:pPr>
       <w:r>
-        <w:t>Added code to interpolate discharge for ensembles that are too shallow for a valid depth cell.</w:t>
+        <w:t>Added code to check compass cal errors against USGS recommendations</w:t>
       </w:r>
     </w:p>
     <w:p>
@@ -2701,7 +2846,7 @@
         </w:numPr>
       </w:pPr>
       <w:r>
-        <w:t xml:space="preserve">Modified code in the way that TRDI mmt file setting for composite depths are processed to QRev settings. </w:t>
+        <w:t>Added code to handle files processed with QBatch.</w:t>
       </w:r>
     </w:p>
     <w:p>
@@ -2713,7 +2858,7 @@
         </w:numPr>
       </w:pPr>
       <w:r>
-        <w:t>Moved composite depth computation to end of data input flow.</w:t>
+        <w:t>Fixed bug with variable names for mean and max depth and max water speed.</w:t>
       </w:r>
     </w:p>
     <w:p>
@@ -2725,283 +2870,259 @@
         </w:numPr>
       </w:pPr>
       <w:r>
-        <w:t>Modified code to allow the view comments button to be accessible even when another window is open.</w:t>
-      </w:r>
-    </w:p>
-    <w:p>
-      <w:pPr>
-        <w:pStyle w:val="ListParagraph"/>
-        <w:numPr>
-          <w:ilvl w:val="0"/>
-          <w:numId w:val="9"/>
-        </w:numPr>
-      </w:pPr>
-      <w:r>
-        <w:t>Fixed bug with computePerDiff in extrapolation sensitivity when no transect data provided.</w:t>
-      </w:r>
-    </w:p>
-    <w:p>
-      <w:pPr>
-        <w:pStyle w:val="ListParagraph"/>
-        <w:numPr>
-          <w:ilvl w:val="0"/>
-          <w:numId w:val="9"/>
-        </w:numPr>
-      </w:pPr>
-      <w:r>
-        <w:t>Added valid depth method to xml output.</w:t>
-      </w:r>
-    </w:p>
-    <w:p>
-      <w:pPr>
-        <w:pStyle w:val="ListParagraph"/>
-        <w:numPr>
-          <w:ilvl w:val="0"/>
-          <w:numId w:val="9"/>
-        </w:numPr>
-      </w:pPr>
-      <w:r>
-        <w:t>Added code to check compass cal errors against USGS recommendations</w:t>
-      </w:r>
-    </w:p>
-    <w:p>
-      <w:pPr>
-        <w:pStyle w:val="ListParagraph"/>
-        <w:numPr>
-          <w:ilvl w:val="0"/>
-          <w:numId w:val="9"/>
+        <w:t>Fixed bug with order of warnings and cautions for system test checks.</w:t>
+      </w:r>
+    </w:p>
+    <w:p/>
+    <w:p>
+      <w:pPr>
+        <w:rPr>
+          <w:b/>
+          <w:bCs/>
+        </w:rPr>
+      </w:pPr>
+      <w:r>
+        <w:rPr>
+          <w:b/>
+          <w:bCs/>
+        </w:rPr>
+        <w:t>Changes to QRev from 3.24 to 3.28</w:t>
+      </w:r>
+    </w:p>
+    <w:p/>
+    <w:p>
+      <w:pPr>
+        <w:pStyle w:val="ListParagraph"/>
+        <w:numPr>
+          <w:ilvl w:val="0"/>
+          <w:numId w:val="10"/>
+        </w:numPr>
+      </w:pPr>
+      <w:r>
+        <w:t>Messages are now in a table, sorted with warnings on top, and identified with a symbol and font.</w:t>
+      </w:r>
+    </w:p>
+    <w:p>
+      <w:pPr>
+        <w:pStyle w:val="ListParagraph"/>
+        <w:numPr>
+          <w:ilvl w:val="0"/>
+          <w:numId w:val="10"/>
+        </w:numPr>
+      </w:pPr>
+      <w:r>
+        <w:t>Clicking on a message will open the associated window, same as clicking on associated button.</w:t>
+      </w:r>
+    </w:p>
+    <w:p>
+      <w:pPr>
+        <w:pStyle w:val="ListParagraph"/>
+        <w:numPr>
+          <w:ilvl w:val="0"/>
+          <w:numId w:val="10"/>
+        </w:numPr>
+      </w:pPr>
+      <w:r>
+        <w:t>Extrapolation discharge sensitivity table is now referenced to the currently selected fit, rather than to power/power 0.1667.</w:t>
+      </w:r>
+    </w:p>
+    <w:p>
+      <w:pPr>
+        <w:pStyle w:val="ListParagraph"/>
+        <w:numPr>
+          <w:ilvl w:val="0"/>
+          <w:numId w:val="10"/>
+        </w:numPr>
+      </w:pPr>
+      <w:r>
+        <w:t>Clicking a row in the extrapolation discharge sensitivity table will set the fit to those parameters.</w:t>
+      </w:r>
+    </w:p>
+    <w:p>
+      <w:pPr>
+        <w:pStyle w:val="ListParagraph"/>
+        <w:numPr>
+          <w:ilvl w:val="0"/>
+          <w:numId w:val="10"/>
+        </w:numPr>
+      </w:pPr>
+      <w:r>
+        <w:t>The compass error from the evaluation of a TRDI ADCP and if available, from RiverSurveyor G3 compass is now shown in the Compass/P/R window.</w:t>
+      </w:r>
+    </w:p>
+    <w:p>
+      <w:pPr>
+        <w:pStyle w:val="ListParagraph"/>
+        <w:numPr>
+          <w:ilvl w:val="0"/>
+          <w:numId w:val="10"/>
+        </w:numPr>
+      </w:pPr>
+      <w:r>
+        <w:t>The system test window now displays the total number of tests.</w:t>
+      </w:r>
+    </w:p>
+    <w:p>
+      <w:pPr>
+        <w:pStyle w:val="ListParagraph"/>
+        <w:numPr>
+          <w:ilvl w:val="0"/>
+          <w:numId w:val="10"/>
+        </w:numPr>
+      </w:pPr>
+      <w:r>
+        <w:t>The PT3 test is now decoded and the correlation in lag 3 is checked to ensure that the correlation is less than 15% of the lag 0 correlation.</w:t>
+      </w:r>
+    </w:p>
+    <w:p>
+      <w:pPr>
+        <w:pStyle w:val="ListParagraph"/>
+        <w:numPr>
+          <w:ilvl w:val="0"/>
+          <w:numId w:val="10"/>
+        </w:numPr>
+      </w:pPr>
+      <w:r>
+        <w:t>A minimum threshold for the boat track vertical velocity filter is set to 0.01 m/s.</w:t>
+      </w:r>
+    </w:p>
+    <w:p>
+      <w:pPr>
+        <w:pStyle w:val="ListParagraph"/>
+        <w:numPr>
+          <w:ilvl w:val="0"/>
+          <w:numId w:val="10"/>
+        </w:numPr>
+      </w:pPr>
+      <w:r>
+        <w:t>A bug which applied both the magvar and heading offset to all compass data when loading has been fixed. Now the magvar is only applied to the internal compass and the heading offset only applied to the external compass. This is consistent with how it was handled in the Compass/P/R window.</w:t>
+      </w:r>
+    </w:p>
+    <w:p>
+      <w:pPr>
+        <w:pStyle w:val="ListParagraph"/>
+        <w:numPr>
+          <w:ilvl w:val="0"/>
+          <w:numId w:val="10"/>
+        </w:numPr>
+      </w:pPr>
+      <w:r>
+        <w:t>Label for Google Earth plots was changed to filename only, not including the path.</w:t>
+      </w:r>
+    </w:p>
+    <w:p>
+      <w:pPr>
+        <w:pStyle w:val="ListParagraph"/>
+        <w:numPr>
+          <w:ilvl w:val="0"/>
+          <w:numId w:val="10"/>
+        </w:numPr>
+      </w:pPr>
+      <w:r>
+        <w:t>Fixed other minor bugs.</w:t>
+      </w:r>
+    </w:p>
+    <w:p>
+      <w:pPr>
+        <w:rPr>
+          <w:b/>
+          <w:bCs/>
+        </w:rPr>
+      </w:pPr>
+      <w:r>
+        <w:rPr>
+          <w:b/>
+          <w:bCs/>
+        </w:rPr>
+        <w:t>Changes to QRev since from 3.23 to 3.24</w:t>
+      </w:r>
+    </w:p>
+    <w:p>
+      <w:pPr>
+        <w:pStyle w:val="ListParagraph"/>
+        <w:numPr>
+          <w:ilvl w:val="0"/>
+          <w:numId w:val="11"/>
+        </w:numPr>
+      </w:pPr>
+      <w:r>
+        <w:t>Fixed compiler issue causing the plot to Google Earth to fail</w:t>
+      </w:r>
+    </w:p>
+    <w:p>
+      <w:pPr>
+        <w:pStyle w:val="ListParagraph"/>
+        <w:numPr>
+          <w:ilvl w:val="0"/>
+          <w:numId w:val="11"/>
+        </w:numPr>
+      </w:pPr>
+      <w:r>
+        <w:t>Fixed a bug reading longitude data when preceded by a leading zero.</w:t>
+      </w:r>
+    </w:p>
+    <w:p>
+      <w:pPr>
+        <w:rPr>
+          <w:b/>
+          <w:bCs/>
+        </w:rPr>
+      </w:pPr>
+      <w:r>
+        <w:rPr>
+          <w:b/>
+          <w:bCs/>
+        </w:rPr>
+        <w:t>Changes to QRev since release of version 3.21 (in chronological order)</w:t>
+      </w:r>
+    </w:p>
+    <w:p>
+      <w:pPr>
+        <w:pStyle w:val="ListParagraph"/>
+        <w:numPr>
+          <w:ilvl w:val="0"/>
+          <w:numId w:val="12"/>
+        </w:numPr>
+      </w:pPr>
+      <w:r>
+        <w:t>Improved the handling of illegal xml characters in mmt file.</w:t>
+      </w:r>
+    </w:p>
+    <w:p>
+      <w:pPr>
+        <w:pStyle w:val="ListParagraph"/>
+        <w:numPr>
+          <w:ilvl w:val="0"/>
+          <w:numId w:val="12"/>
+        </w:numPr>
+      </w:pPr>
+      <w:r>
+        <w:t>Added a minimum threshold to the COV QA check for stationary tests.</w:t>
+      </w:r>
+    </w:p>
+    <w:p>
+      <w:pPr>
+        <w:pStyle w:val="ListParagraph"/>
+        <w:numPr>
+          <w:ilvl w:val="0"/>
+          <w:numId w:val="12"/>
+        </w:numPr>
+      </w:pPr>
+      <w:r>
+        <w:t>Changed the QA check for number of valid ensembles to a duration based check for stationary moving-bed test.</w:t>
+      </w:r>
+    </w:p>
+    <w:p>
+      <w:pPr>
+        <w:pStyle w:val="ListParagraph"/>
+        <w:numPr>
+          <w:ilvl w:val="0"/>
+          <w:numId w:val="12"/>
         </w:numPr>
       </w:pPr>
       <w:r>
         <w:lastRenderedPageBreak/>
-        <w:t>Added code to handle files processed with QBatch.</w:t>
-      </w:r>
-    </w:p>
-    <w:p>
-      <w:pPr>
-        <w:pStyle w:val="ListParagraph"/>
-        <w:numPr>
-          <w:ilvl w:val="0"/>
-          <w:numId w:val="9"/>
-        </w:numPr>
-      </w:pPr>
-      <w:r>
-        <w:t>Fixed bug with variable names for mean and max depth and max water speed.</w:t>
-      </w:r>
-    </w:p>
-    <w:p>
-      <w:pPr>
-        <w:pStyle w:val="ListParagraph"/>
-        <w:numPr>
-          <w:ilvl w:val="0"/>
-          <w:numId w:val="9"/>
-        </w:numPr>
-      </w:pPr>
-      <w:r>
-        <w:t>Fixed bug with order of warnings and cautions for system test checks.</w:t>
-      </w:r>
-    </w:p>
-    <w:p/>
-    <w:p>
-      <w:pPr>
-        <w:rPr>
-          <w:b/>
-          <w:bCs/>
-        </w:rPr>
-      </w:pPr>
-      <w:r>
-        <w:rPr>
-          <w:b/>
-          <w:bCs/>
-        </w:rPr>
-        <w:t>Changes to QRev from 3.24 to 3.28</w:t>
-      </w:r>
-    </w:p>
-    <w:p/>
-    <w:p>
-      <w:pPr>
-        <w:pStyle w:val="ListParagraph"/>
-        <w:numPr>
-          <w:ilvl w:val="0"/>
-          <w:numId w:val="10"/>
-        </w:numPr>
-      </w:pPr>
-      <w:r>
-        <w:t>Messages are now in a table, sorted with warnings on top, and identified with a symbol and font.</w:t>
-      </w:r>
-    </w:p>
-    <w:p>
-      <w:pPr>
-        <w:pStyle w:val="ListParagraph"/>
-        <w:numPr>
-          <w:ilvl w:val="0"/>
-          <w:numId w:val="10"/>
-        </w:numPr>
-      </w:pPr>
-      <w:r>
-        <w:t>Clicking on a message will open the associated window, same as clicking on associated button.</w:t>
-      </w:r>
-    </w:p>
-    <w:p>
-      <w:pPr>
-        <w:pStyle w:val="ListParagraph"/>
-        <w:numPr>
-          <w:ilvl w:val="0"/>
-          <w:numId w:val="10"/>
-        </w:numPr>
-      </w:pPr>
-      <w:r>
-        <w:t>Extrapolation discharge sensitivity table is now referenced to the currently selected fit, rather than to power/power 0.1667.</w:t>
-      </w:r>
-    </w:p>
-    <w:p>
-      <w:pPr>
-        <w:pStyle w:val="ListParagraph"/>
-        <w:numPr>
-          <w:ilvl w:val="0"/>
-          <w:numId w:val="10"/>
-        </w:numPr>
-      </w:pPr>
-      <w:r>
-        <w:t>Clicking a row in the extrapolation discharge sensitivity table will set the fit to those parameters.</w:t>
-      </w:r>
-    </w:p>
-    <w:p>
-      <w:pPr>
-        <w:pStyle w:val="ListParagraph"/>
-        <w:numPr>
-          <w:ilvl w:val="0"/>
-          <w:numId w:val="10"/>
-        </w:numPr>
-      </w:pPr>
-      <w:r>
-        <w:t>The compass error from the evaluation of a TRDI ADCP and if available, from RiverSurveyor G3 compass is now shown in the Compass/P/R window.</w:t>
-      </w:r>
-    </w:p>
-    <w:p>
-      <w:pPr>
-        <w:pStyle w:val="ListParagraph"/>
-        <w:numPr>
-          <w:ilvl w:val="0"/>
-          <w:numId w:val="10"/>
-        </w:numPr>
-      </w:pPr>
-      <w:r>
-        <w:t>The system test window now displays the total number of tests.</w:t>
-      </w:r>
-    </w:p>
-    <w:p>
-      <w:pPr>
-        <w:pStyle w:val="ListParagraph"/>
-        <w:numPr>
-          <w:ilvl w:val="0"/>
-          <w:numId w:val="10"/>
-        </w:numPr>
-      </w:pPr>
-      <w:r>
-        <w:t>The PT3 test is now decoded and the correlation in lag 3 is checked to ensure that the correlation is less than 15% of the lag 0 correlation.</w:t>
-      </w:r>
-    </w:p>
-    <w:p>
-      <w:pPr>
-        <w:pStyle w:val="ListParagraph"/>
-        <w:numPr>
-          <w:ilvl w:val="0"/>
-          <w:numId w:val="10"/>
-        </w:numPr>
-      </w:pPr>
-      <w:r>
-        <w:t>A minimum threshold for the boat track vertical velocity filter is set to 0.01 m/s.</w:t>
-      </w:r>
-    </w:p>
-    <w:p>
-      <w:pPr>
-        <w:pStyle w:val="ListParagraph"/>
-        <w:numPr>
-          <w:ilvl w:val="0"/>
-          <w:numId w:val="10"/>
-        </w:numPr>
-      </w:pPr>
-      <w:r>
-        <w:t>A bug which applied both the magvar and heading offset to all compass data when loading has been fixed. Now the magvar is only applied to the internal compass and the heading offset only applied to the external compass. This is consistent with how it was handled in the Compass/P/R window.</w:t>
-      </w:r>
-    </w:p>
-    <w:p>
-      <w:pPr>
-        <w:pStyle w:val="ListParagraph"/>
-        <w:numPr>
-          <w:ilvl w:val="0"/>
-          <w:numId w:val="10"/>
-        </w:numPr>
-      </w:pPr>
-      <w:r>
-        <w:t>Label for Google Earth plots was changed to filename only, not including the path.</w:t>
-      </w:r>
-    </w:p>
-    <w:p>
-      <w:pPr>
-        <w:pStyle w:val="ListParagraph"/>
-        <w:numPr>
-          <w:ilvl w:val="0"/>
-          <w:numId w:val="10"/>
-        </w:numPr>
-      </w:pPr>
-      <w:r>
-        <w:t>Fixed other minor bugs.</w:t>
-      </w:r>
-    </w:p>
-    <w:p>
-      <w:pPr>
-        <w:rPr>
-          <w:b/>
-          <w:bCs/>
-        </w:rPr>
-      </w:pPr>
-      <w:r>
-        <w:rPr>
-          <w:b/>
-          <w:bCs/>
-        </w:rPr>
-        <w:t>Changes to QRev since from 3.23 to 3.24</w:t>
-      </w:r>
-    </w:p>
-    <w:p>
-      <w:pPr>
-        <w:pStyle w:val="ListParagraph"/>
-        <w:numPr>
-          <w:ilvl w:val="0"/>
-          <w:numId w:val="11"/>
-        </w:numPr>
-      </w:pPr>
-      <w:r>
-        <w:t>Fixed compiler issue causing the plot to Google Earth to fail</w:t>
-      </w:r>
-    </w:p>
-    <w:p>
-      <w:pPr>
-        <w:pStyle w:val="ListParagraph"/>
-        <w:numPr>
-          <w:ilvl w:val="0"/>
-          <w:numId w:val="11"/>
-        </w:numPr>
-      </w:pPr>
-      <w:r>
-        <w:t>Fixed a bug reading longitude data when preceded by a leading zero.</w:t>
-      </w:r>
-    </w:p>
-    <w:p>
-      <w:pPr>
-        <w:rPr>
-          <w:b/>
-          <w:bCs/>
-        </w:rPr>
-      </w:pPr>
-      <w:r>
-        <w:rPr>
-          <w:b/>
-          <w:bCs/>
-        </w:rPr>
-        <w:t>Changes to QRev since release of version 3.21 (in chronological order)</w:t>
+        <w:t>Fixed bug causing edges GUI not to update with changes to table.</w:t>
       </w:r>
     </w:p>
     <w:p>
@@ -3013,7 +3134,7 @@
         </w:numPr>
       </w:pPr>
       <w:r>
-        <w:t>Improved the handling of illegal xml characters in mmt file.</w:t>
+        <w:t>Added a button to copy comments from the view comments window so they could be pasted in another application.</w:t>
       </w:r>
     </w:p>
     <w:p>
@@ -3025,7 +3146,7 @@
         </w:numPr>
       </w:pPr>
       <w:r>
-        <w:t>Added a minimum threshold to the COV QA check for stationary tests.</w:t>
+        <w:t>Changed Display Units buttons to Options and created an Options window for units and save all or save checked only.</w:t>
       </w:r>
     </w:p>
     <w:p>
@@ -3037,7 +3158,7 @@
         </w:numPr>
       </w:pPr>
       <w:r>
-        <w:t>Changed the QA check for number of valid ensembles to a duration based check for stationary moving-bed test.</w:t>
+        <w:t>Added an icon button to main window for uncheck all.</w:t>
       </w:r>
     </w:p>
     <w:p>
@@ -3049,7 +3170,7 @@
         </w:numPr>
       </w:pPr>
       <w:r>
-        <w:t>Fixed bug causing edges GUI not to update with changes to table.</w:t>
+        <w:t>Change version to 3.22.</w:t>
       </w:r>
     </w:p>
     <w:p>
@@ -3061,7 +3182,10 @@
         </w:numPr>
       </w:pPr>
       <w:r>
-        <w:t>Added a button to copy comments from the view comments window so they could be pasted in another application.</w:t>
+        <w:t>Fixed bug in when selecting an extrapolation fit where numerical storage prevented 0.1 = 0.1</w:t>
+      </w:r>
+      <w:r>
+        <w:tab/>
       </w:r>
     </w:p>
     <w:p>
@@ -3073,7 +3197,7 @@
         </w:numPr>
       </w:pPr>
       <w:r>
-        <w:t>Changed Display Units buttons to Options and created an Options window for units and save all or save checked only.</w:t>
+        <w:t>Fixed issue with RSL revision numbers which need to be 2 digits (02 not 2).</w:t>
       </w:r>
     </w:p>
     <w:p>
@@ -3085,7 +3209,7 @@
         </w:numPr>
       </w:pPr>
       <w:r>
-        <w:t>Added an icon button to main window for uncheck all.</w:t>
+        <w:t>Fixed issue with UTC time from GGA which contained an invalid character causing the str2double function resulting in NaN.</w:t>
       </w:r>
     </w:p>
     <w:p>
@@ -3097,7 +3221,7 @@
         </w:numPr>
       </w:pPr>
       <w:r>
-        <w:t>Change version to 3.22.</w:t>
+        <w:t>Added fix for invalid prefPath from corrupt AppData/Local/QRev</w:t>
       </w:r>
     </w:p>
     <w:p>
@@ -3109,10 +3233,7 @@
         </w:numPr>
       </w:pPr>
       <w:r>
-        <w:t>Fixed bug in when selecting an extrapolation fit where numerical storage prevented 0.1 = 0.1</w:t>
-      </w:r>
-      <w:r>
-        <w:tab/>
+        <w:t>Added code to reset the close option from extrap to the main window when extrap is closed.</w:t>
       </w:r>
     </w:p>
     <w:p>
@@ -3124,290 +3245,302 @@
         </w:numPr>
       </w:pPr>
       <w:r>
+        <w:t>Added code to compute the edge velocity using the full profile assuming a 1/6th power fit to estimate the unmeasured portions of the profile.</w:t>
+      </w:r>
+    </w:p>
+    <w:p>
+      <w:pPr>
+        <w:pStyle w:val="ListParagraph"/>
+        <w:numPr>
+          <w:ilvl w:val="0"/>
+          <w:numId w:val="12"/>
+        </w:numPr>
+      </w:pPr>
+      <w:r>
+        <w:t>Fixed bug associated with changing all moving-bed tests to manual.</w:t>
+      </w:r>
+    </w:p>
+    <w:p>
+      <w:pPr>
+        <w:pStyle w:val="ListParagraph"/>
+        <w:numPr>
+          <w:ilvl w:val="0"/>
+          <w:numId w:val="12"/>
+        </w:numPr>
+      </w:pPr>
+      <w:r>
+        <w:t>Added new message when moving-bed tests are selected manually.</w:t>
+      </w:r>
+    </w:p>
+    <w:p>
+      <w:pPr>
+        <w:pStyle w:val="ListParagraph"/>
+        <w:numPr>
+          <w:ilvl w:val="0"/>
+          <w:numId w:val="12"/>
+        </w:numPr>
+      </w:pPr>
+      <w:r>
+        <w:t>Fixed issue with moving-bed tests when data were collected in language other than English.</w:t>
+      </w:r>
+    </w:p>
+    <w:p>
+      <w:pPr>
+        <w:pStyle w:val="ListParagraph"/>
+        <w:numPr>
+          <w:ilvl w:val="0"/>
+          <w:numId w:val="12"/>
+        </w:numPr>
+      </w:pPr>
+      <w:r>
+        <w:t>Change version to 3.23</w:t>
+      </w:r>
+    </w:p>
+    <w:p>
+      <w:pPr>
+        <w:rPr>
+          <w:b/>
+          <w:bCs/>
+        </w:rPr>
+      </w:pPr>
+      <w:r>
+        <w:rPr>
+          <w:b/>
+          <w:bCs/>
+        </w:rPr>
+        <w:t>Changes in QRev from 3.12 to 3.21</w:t>
+      </w:r>
+    </w:p>
+    <w:p>
+      <w:pPr>
+        <w:pStyle w:val="ListParagraph"/>
+        <w:numPr>
+          <w:ilvl w:val="0"/>
+          <w:numId w:val="13"/>
+        </w:numPr>
+      </w:pPr>
+      <w:r>
+        <w:t>Update help to add pdf file which can be searched.</w:t>
+      </w:r>
+    </w:p>
+    <w:p>
+      <w:pPr>
+        <w:pStyle w:val="ListParagraph"/>
+        <w:numPr>
+          <w:ilvl w:val="0"/>
+          <w:numId w:val="13"/>
+        </w:numPr>
+      </w:pPr>
+      <w:r>
+        <w:t>Fixed bug when plotting multiple transects with magnetic data in the Compass/P/R window.</w:t>
+      </w:r>
+    </w:p>
+    <w:p>
+      <w:pPr>
+        <w:pStyle w:val="ListParagraph"/>
+        <w:numPr>
+          <w:ilvl w:val="0"/>
+          <w:numId w:val="13"/>
+        </w:numPr>
+      </w:pPr>
+      <w:r>
+        <w:t xml:space="preserve">Fixed bug with transect name display when some transects were not checked in GPS window. </w:t>
+      </w:r>
+    </w:p>
+    <w:p>
+      <w:pPr>
+        <w:pStyle w:val="ListParagraph"/>
+        <w:numPr>
+          <w:ilvl w:val="0"/>
+          <w:numId w:val="13"/>
+        </w:numPr>
+      </w:pPr>
+      <w:r>
+        <w:t>Fixed bug causing Use in main table to be shown in red when there were no errors.</w:t>
+      </w:r>
+    </w:p>
+    <w:p>
+      <w:pPr>
+        <w:pStyle w:val="ListParagraph"/>
+        <w:numPr>
+          <w:ilvl w:val="0"/>
+          <w:numId w:val="13"/>
+        </w:numPr>
+      </w:pPr>
+      <w:r>
+        <w:t>Fixed bug checking for invalid edge ensembles due to excluded distance.</w:t>
+      </w:r>
+    </w:p>
+    <w:p>
+      <w:pPr>
+        <w:pStyle w:val="ListParagraph"/>
+        <w:numPr>
+          <w:ilvl w:val="0"/>
+          <w:numId w:val="13"/>
+        </w:numPr>
+      </w:pPr>
+      <w:r>
+        <w:t>Fixed bug when using up arrow in Edge window.</w:t>
+      </w:r>
+    </w:p>
+    <w:p>
+      <w:pPr>
+        <w:pStyle w:val="ListParagraph"/>
+        <w:numPr>
+          <w:ilvl w:val="0"/>
+          <w:numId w:val="13"/>
+        </w:numPr>
+      </w:pPr>
+      <w:r>
+        <w:t>Fixed bug in xml output for change in speed of sound.</w:t>
+      </w:r>
+    </w:p>
+    <w:p>
+      <w:pPr>
+        <w:pStyle w:val="ListParagraph"/>
+        <w:numPr>
+          <w:ilvl w:val="0"/>
+          <w:numId w:val="13"/>
+        </w:numPr>
+      </w:pPr>
+      <w:r>
+        <w:t>Fixed crash when loading transect with only 1 ensemble.</w:t>
+      </w:r>
+    </w:p>
+    <w:p>
+      <w:pPr>
+        <w:pStyle w:val="ListParagraph"/>
+        <w:numPr>
+          <w:ilvl w:val="0"/>
+          <w:numId w:val="13"/>
+        </w:numPr>
+      </w:pPr>
+      <w:r>
+        <w:t>Updated use of arrow keys in tables to avoid table and plots getting out of synch when arrow keys were pressed too quickly.</w:t>
+      </w:r>
+    </w:p>
+    <w:p>
+      <w:pPr>
+        <w:pStyle w:val="ListParagraph"/>
+        <w:numPr>
+          <w:ilvl w:val="0"/>
+          <w:numId w:val="13"/>
+        </w:numPr>
+      </w:pPr>
+      <w:r>
+        <w:t>Added point marker to vertical beam in depth plots.</w:t>
+      </w:r>
+    </w:p>
+    <w:p>
+      <w:pPr>
+        <w:pStyle w:val="ListParagraph"/>
+        <w:numPr>
+          <w:ilvl w:val="0"/>
+          <w:numId w:val="13"/>
+        </w:numPr>
+      </w:pPr>
+      <w:r>
+        <w:t>Modified code to make buttons inactive if no transects are checked.</w:t>
+      </w:r>
+    </w:p>
+    <w:p>
+      <w:pPr>
+        <w:pStyle w:val="ListParagraph"/>
+        <w:numPr>
+          <w:ilvl w:val="0"/>
+          <w:numId w:val="13"/>
+        </w:numPr>
+      </w:pPr>
+      <w:r>
+        <w:t>Added EDI interface for Equal Discharge Increment sampling</w:t>
+      </w:r>
+    </w:p>
+    <w:p>
+      <w:pPr>
+        <w:pStyle w:val="ListParagraph"/>
+        <w:numPr>
+          <w:ilvl w:val="0"/>
+          <w:numId w:val="13"/>
+        </w:numPr>
+      </w:pPr>
+      <w:r>
+        <w:t>In the extrap window, added message to user that they need to set Fit to manual if the want to use an automatically opitimized fit but they have change the threshold, subsection, or data type.</w:t>
+      </w:r>
+    </w:p>
+    <w:p>
+      <w:pPr>
+        <w:rPr>
+          <w:b/>
+          <w:bCs/>
+        </w:rPr>
+      </w:pPr>
+      <w:r>
+        <w:rPr>
+          <w:b/>
+          <w:bCs/>
+        </w:rPr>
+        <w:t>Changes in QRev from version 3.10 to 3.12</w:t>
+      </w:r>
+    </w:p>
+    <w:p>
+      <w:pPr>
+        <w:pStyle w:val="ListParagraph"/>
+        <w:numPr>
+          <w:ilvl w:val="0"/>
+          <w:numId w:val="14"/>
+        </w:numPr>
+      </w:pPr>
+      <w:r>
+        <w:t>Fixed bug if number of unchecked transects was greater than number of checked</w:t>
+      </w:r>
+    </w:p>
+    <w:p>
+      <w:pPr>
+        <w:pStyle w:val="ListParagraph"/>
+        <w:numPr>
+          <w:ilvl w:val="0"/>
+          <w:numId w:val="14"/>
+        </w:numPr>
+      </w:pPr>
+      <w:r>
+        <w:t>Fixed bug where comments on uncertainty table were not being saved</w:t>
+      </w:r>
+    </w:p>
+    <w:p>
+      <w:pPr>
+        <w:pStyle w:val="ListParagraph"/>
+        <w:numPr>
+          <w:ilvl w:val="0"/>
+          <w:numId w:val="14"/>
+        </w:numPr>
+      </w:pPr>
+      <w:r>
+        <w:t>Fixed issue with edge distance check using all transects rather than just checked transects</w:t>
+      </w:r>
+    </w:p>
+    <w:p>
+      <w:pPr>
+        <w:pStyle w:val="ListParagraph"/>
+        <w:numPr>
+          <w:ilvl w:val="0"/>
+          <w:numId w:val="14"/>
+        </w:numPr>
+      </w:pPr>
+      <w:r>
+        <w:t>Fixed bug where temperature messages were based on all transects rather than just the checked transects</w:t>
+      </w:r>
+    </w:p>
+    <w:p>
+      <w:pPr>
+        <w:pStyle w:val="ListParagraph"/>
+        <w:numPr>
+          <w:ilvl w:val="0"/>
+          <w:numId w:val="14"/>
+        </w:numPr>
+      </w:pPr>
+      <w:r>
         <w:lastRenderedPageBreak/>
-        <w:t>Fixed issue with RSL revision numbers which need to be 2 digits (02 not 2).</w:t>
-      </w:r>
-    </w:p>
-    <w:p>
-      <w:pPr>
-        <w:pStyle w:val="ListParagraph"/>
-        <w:numPr>
-          <w:ilvl w:val="0"/>
-          <w:numId w:val="12"/>
-        </w:numPr>
-      </w:pPr>
-      <w:r>
-        <w:t>Fixed issue with UTC time from GGA which contained an invalid character causing the str2double function resulting in NaN.</w:t>
-      </w:r>
-    </w:p>
-    <w:p>
-      <w:pPr>
-        <w:pStyle w:val="ListParagraph"/>
-        <w:numPr>
-          <w:ilvl w:val="0"/>
-          <w:numId w:val="12"/>
-        </w:numPr>
-      </w:pPr>
-      <w:r>
-        <w:t>Added fix for invalid prefPath from corrupt AppData/Local/QRev</w:t>
-      </w:r>
-    </w:p>
-    <w:p>
-      <w:pPr>
-        <w:pStyle w:val="ListParagraph"/>
-        <w:numPr>
-          <w:ilvl w:val="0"/>
-          <w:numId w:val="12"/>
-        </w:numPr>
-      </w:pPr>
-      <w:r>
-        <w:t>Added code to reset the close option from extrap to the main window when extrap is closed.</w:t>
-      </w:r>
-    </w:p>
-    <w:p>
-      <w:pPr>
-        <w:pStyle w:val="ListParagraph"/>
-        <w:numPr>
-          <w:ilvl w:val="0"/>
-          <w:numId w:val="12"/>
-        </w:numPr>
-      </w:pPr>
-      <w:r>
-        <w:t>Added code to compute the edge velocity using the full profile assuming a 1/6th power fit to estimate the unmeasured portions of the profile.</w:t>
-      </w:r>
-    </w:p>
-    <w:p>
-      <w:pPr>
-        <w:pStyle w:val="ListParagraph"/>
-        <w:numPr>
-          <w:ilvl w:val="0"/>
-          <w:numId w:val="12"/>
-        </w:numPr>
-      </w:pPr>
-      <w:r>
-        <w:t>Fixed bug associated with changing all moving-bed tests to manual.</w:t>
-      </w:r>
-    </w:p>
-    <w:p>
-      <w:pPr>
-        <w:pStyle w:val="ListParagraph"/>
-        <w:numPr>
-          <w:ilvl w:val="0"/>
-          <w:numId w:val="12"/>
-        </w:numPr>
-      </w:pPr>
-      <w:r>
-        <w:t>Added new message when moving-bed tests are selected manually.</w:t>
-      </w:r>
-    </w:p>
-    <w:p>
-      <w:pPr>
-        <w:pStyle w:val="ListParagraph"/>
-        <w:numPr>
-          <w:ilvl w:val="0"/>
-          <w:numId w:val="12"/>
-        </w:numPr>
-      </w:pPr>
-      <w:r>
-        <w:t>Fixed issue with moving-bed tests when data were collected in language other than English.</w:t>
-      </w:r>
-    </w:p>
-    <w:p>
-      <w:pPr>
-        <w:pStyle w:val="ListParagraph"/>
-        <w:numPr>
-          <w:ilvl w:val="0"/>
-          <w:numId w:val="12"/>
-        </w:numPr>
-      </w:pPr>
-      <w:r>
-        <w:t>Change version to 3.23</w:t>
-      </w:r>
-    </w:p>
-    <w:p>
-      <w:pPr>
-        <w:rPr>
-          <w:b/>
-          <w:bCs/>
-        </w:rPr>
-      </w:pPr>
-      <w:r>
-        <w:rPr>
-          <w:b/>
-          <w:bCs/>
-        </w:rPr>
-        <w:t>Changes in QRev from 3.12 to 3.21</w:t>
-      </w:r>
-    </w:p>
-    <w:p>
-      <w:pPr>
-        <w:pStyle w:val="ListParagraph"/>
-        <w:numPr>
-          <w:ilvl w:val="0"/>
-          <w:numId w:val="13"/>
-        </w:numPr>
-      </w:pPr>
-      <w:r>
-        <w:t>Update help to add pdf file which can be searched.</w:t>
-      </w:r>
-    </w:p>
-    <w:p>
-      <w:pPr>
-        <w:pStyle w:val="ListParagraph"/>
-        <w:numPr>
-          <w:ilvl w:val="0"/>
-          <w:numId w:val="13"/>
-        </w:numPr>
-      </w:pPr>
-      <w:r>
-        <w:t>Fixed bug when plotting multiple transects with magnetic data in the Compass/P/R window.</w:t>
-      </w:r>
-    </w:p>
-    <w:p>
-      <w:pPr>
-        <w:pStyle w:val="ListParagraph"/>
-        <w:numPr>
-          <w:ilvl w:val="0"/>
-          <w:numId w:val="13"/>
-        </w:numPr>
-      </w:pPr>
-      <w:r>
-        <w:t xml:space="preserve">Fixed bug with transect name display when some transects were not checked in GPS window. </w:t>
-      </w:r>
-    </w:p>
-    <w:p>
-      <w:pPr>
-        <w:pStyle w:val="ListParagraph"/>
-        <w:numPr>
-          <w:ilvl w:val="0"/>
-          <w:numId w:val="13"/>
-        </w:numPr>
-      </w:pPr>
-      <w:r>
-        <w:t>Fixed bug causing Use in main table to be shown in red when there were no errors.</w:t>
-      </w:r>
-    </w:p>
-    <w:p>
-      <w:pPr>
-        <w:pStyle w:val="ListParagraph"/>
-        <w:numPr>
-          <w:ilvl w:val="0"/>
-          <w:numId w:val="13"/>
-        </w:numPr>
-      </w:pPr>
-      <w:r>
-        <w:t>Fixed bug checking for invalid edge ensembles due to excluded distance.</w:t>
-      </w:r>
-    </w:p>
-    <w:p>
-      <w:pPr>
-        <w:pStyle w:val="ListParagraph"/>
-        <w:numPr>
-          <w:ilvl w:val="0"/>
-          <w:numId w:val="13"/>
-        </w:numPr>
-      </w:pPr>
-      <w:r>
-        <w:t>Fixed bug when using up arrow in Edge window.</w:t>
-      </w:r>
-    </w:p>
-    <w:p>
-      <w:pPr>
-        <w:pStyle w:val="ListParagraph"/>
-        <w:numPr>
-          <w:ilvl w:val="0"/>
-          <w:numId w:val="13"/>
-        </w:numPr>
-      </w:pPr>
-      <w:r>
-        <w:t>Fixed bug in xml output for change in speed of sound.</w:t>
-      </w:r>
-    </w:p>
-    <w:p>
-      <w:pPr>
-        <w:pStyle w:val="ListParagraph"/>
-        <w:numPr>
-          <w:ilvl w:val="0"/>
-          <w:numId w:val="13"/>
-        </w:numPr>
-      </w:pPr>
-      <w:r>
-        <w:t>Fixed crash when loading transect with only 1 ensemble.</w:t>
-      </w:r>
-    </w:p>
-    <w:p>
-      <w:pPr>
-        <w:pStyle w:val="ListParagraph"/>
-        <w:numPr>
-          <w:ilvl w:val="0"/>
-          <w:numId w:val="13"/>
-        </w:numPr>
-      </w:pPr>
-      <w:r>
-        <w:t>Updated use of arrow keys in tables to avoid table and plots getting out of synch when arrow keys were pressed too quickly.</w:t>
-      </w:r>
-    </w:p>
-    <w:p>
-      <w:pPr>
-        <w:pStyle w:val="ListParagraph"/>
-        <w:numPr>
-          <w:ilvl w:val="0"/>
-          <w:numId w:val="13"/>
-        </w:numPr>
-      </w:pPr>
-      <w:r>
-        <w:t>Added point marker to vertical beam in depth plots.</w:t>
-      </w:r>
-    </w:p>
-    <w:p>
-      <w:pPr>
-        <w:pStyle w:val="ListParagraph"/>
-        <w:numPr>
-          <w:ilvl w:val="0"/>
-          <w:numId w:val="13"/>
-        </w:numPr>
-      </w:pPr>
-      <w:r>
-        <w:t>Modified code to make buttons inactive if no transects are checked.</w:t>
-      </w:r>
-    </w:p>
-    <w:p>
-      <w:pPr>
-        <w:pStyle w:val="ListParagraph"/>
-        <w:numPr>
-          <w:ilvl w:val="0"/>
-          <w:numId w:val="13"/>
-        </w:numPr>
-      </w:pPr>
-      <w:r>
-        <w:t>Added EDI interface for Equal Discharge Increment sampling</w:t>
-      </w:r>
-    </w:p>
-    <w:p>
-      <w:pPr>
-        <w:pStyle w:val="ListParagraph"/>
-        <w:numPr>
-          <w:ilvl w:val="0"/>
-          <w:numId w:val="13"/>
-        </w:numPr>
-      </w:pPr>
-      <w:r>
-        <w:t>In the extrap window, added message to user that they need to set Fit to manual if the want to use an automatically opitimized fit but they have change the threshold, subsection, or data type.</w:t>
-      </w:r>
-    </w:p>
-    <w:p>
-      <w:pPr>
-        <w:rPr>
-          <w:b/>
-          <w:bCs/>
-        </w:rPr>
-      </w:pPr>
-      <w:r>
-        <w:rPr>
-          <w:b/>
-          <w:bCs/>
-        </w:rPr>
-        <w:t>Changes in QRev from version 3.10 to 3.12</w:t>
+        <w:t>Fixed bug where magError and GPS heading were saved as column vector rather than row vector</w:t>
       </w:r>
     </w:p>
     <w:p>
@@ -3419,7 +3552,7 @@
         </w:numPr>
       </w:pPr>
       <w:r>
-        <w:t>Fixed bug if number of unchecked transects was greater than number of checked</w:t>
+        <w:t>Fixed bug where max and min pitch and roll limits were not set for G2 compass, now set to nan</w:t>
       </w:r>
     </w:p>
     <w:p>
@@ -3431,7 +3564,7 @@
         </w:numPr>
       </w:pPr>
       <w:r>
-        <w:t>Fixed bug where comments on uncertainty table were not being saved</w:t>
+        <w:t>Improved scaling for magError and pitch and roll, 2) linked x axes of top and bottom plots</w:t>
       </w:r>
     </w:p>
     <w:p>
@@ -3443,7 +3576,7 @@
         </w:numPr>
       </w:pPr>
       <w:r>
-        <w:t>Fixed issue with edge distance check using all transects rather than just checked transects</w:t>
+        <w:t>Added code to add qTotalCaution to older QRev files</w:t>
       </w:r>
     </w:p>
     <w:p>
@@ -3455,7 +3588,7 @@
         </w:numPr>
       </w:pPr>
       <w:r>
-        <w:t>Fixed bug where temperature messages were based on all transects rather than just the checked transects</w:t>
+        <w:t>Fixed bug when there is no pitch and roll data (old SonTek files)</w:t>
       </w:r>
     </w:p>
     <w:p>
@@ -3467,7 +3600,7 @@
         </w:numPr>
       </w:pPr>
       <w:r>
-        <w:t>Fixed bug where magError and GPS heading were saved as column vector rather than row vector</w:t>
+        <w:t>Fixed bug when selecting use when moving-bed test is not user valid</w:t>
       </w:r>
     </w:p>
     <w:p>
@@ -3479,7 +3612,7 @@
         </w:numPr>
       </w:pPr>
       <w:r>
-        <w:t>Fixed bug where max and min pitch and roll limits were not set for G2 compass, now set to nan</w:t>
+        <w:t>Fixed bug when loading QRev files from 2.9x by adding code to create the qTotalCaution field</w:t>
       </w:r>
     </w:p>
     <w:p>
@@ -3491,67 +3624,6 @@
         </w:numPr>
       </w:pPr>
       <w:r>
-        <w:t>Improved scaling for magError and pitch and roll, 2) linked x axes of top and bottom plots</w:t>
-      </w:r>
-    </w:p>
-    <w:p>
-      <w:pPr>
-        <w:pStyle w:val="ListParagraph"/>
-        <w:numPr>
-          <w:ilvl w:val="0"/>
-          <w:numId w:val="14"/>
-        </w:numPr>
-      </w:pPr>
-      <w:r>
-        <w:t>Added code to add qTotalCaution to older QRev files</w:t>
-      </w:r>
-    </w:p>
-    <w:p>
-      <w:pPr>
-        <w:pStyle w:val="ListParagraph"/>
-        <w:numPr>
-          <w:ilvl w:val="0"/>
-          <w:numId w:val="14"/>
-        </w:numPr>
-      </w:pPr>
-      <w:r>
-        <w:t>Fixed bug when there is no pitch and roll data (old SonTek files)</w:t>
-      </w:r>
-    </w:p>
-    <w:p>
-      <w:pPr>
-        <w:pStyle w:val="ListParagraph"/>
-        <w:numPr>
-          <w:ilvl w:val="0"/>
-          <w:numId w:val="14"/>
-        </w:numPr>
-      </w:pPr>
-      <w:r>
-        <w:t>Fixed bug when selecting use when moving-bed test is not user valid</w:t>
-      </w:r>
-    </w:p>
-    <w:p>
-      <w:pPr>
-        <w:pStyle w:val="ListParagraph"/>
-        <w:numPr>
-          <w:ilvl w:val="0"/>
-          <w:numId w:val="14"/>
-        </w:numPr>
-      </w:pPr>
-      <w:r>
-        <w:t>Fixed bug when loading QRev files from 2.9x by adding code to create the qTotalCaution field</w:t>
-      </w:r>
-    </w:p>
-    <w:p>
-      <w:pPr>
-        <w:pStyle w:val="ListParagraph"/>
-        <w:numPr>
-          <w:ilvl w:val="0"/>
-          <w:numId w:val="14"/>
-        </w:numPr>
-      </w:pPr>
-      <w:r>
-        <w:lastRenderedPageBreak/>
         <w:t>Fixed bug when G2 compass was processed with current RSL resulting in Compass pitch and roll limits set to large number</w:t>
       </w:r>
     </w:p>
@@ -3696,7 +3768,7 @@
         <v:path o:extrusionok="f" gradientshapeok="t" o:connecttype="rect"/>
         <o:lock v:ext="edit" aspectratio="t"/>
       </v:shapetype>
-      <v:shape id="_x0000_i1069" type="#_x0000_t75" alt="Icon&#10;&#10;Description automatically generated" style="width:192pt;height:192pt;visibility:visible;mso-wrap-style:square" o:bullet="t">
+      <v:shape id="_x0000_i1076" type="#_x0000_t75" alt="Icon&#10;&#10;Description automatically generated" style="width:192pt;height:192pt;visibility:visible" o:bullet="t">
         <v:imagedata r:id="rId1" o:title="Icon&#10;&#10;Description automatically generated"/>
       </v:shape>
     </w:pict>

--- a/UI/Help/QRev_Change_Log.docx
+++ b/UI/Help/QRev_Change_Log.docx
@@ -253,6 +253,24 @@
     </w:p>
     <w:p>
       <w:pPr>
+        <w:pStyle w:val="ListParagraph"/>
+        <w:numPr>
+          <w:ilvl w:val="0"/>
+          <w:numId w:val="31"/>
+        </w:numPr>
+      </w:pPr>
+      <w:r>
+        <w:t xml:space="preserve">Fixed bug </w:t>
+      </w:r>
+      <w:r>
+        <w:t xml:space="preserve">for SonTek ADCPs </w:t>
+      </w:r>
+      <w:r>
+        <w:t>showing no in the xml file CompassCalibrationResult when there is a calibration</w:t>
+      </w:r>
+    </w:p>
+    <w:p>
+      <w:pPr>
         <w:rPr>
           <w:b/>
           <w:bCs/>
@@ -462,6 +480,7 @@
           <w:b/>
           <w:bCs/>
         </w:rPr>
+        <w:lastRenderedPageBreak/>
         <w:t>Changes QRevInt 1.06 to 1.07</w:t>
       </w:r>
     </w:p>
@@ -474,1750 +493,1893 @@
         </w:numPr>
       </w:pPr>
       <w:r>
+        <w:t>Several minor bug fixes</w:t>
+      </w:r>
+    </w:p>
+    <w:p>
+      <w:pPr>
+        <w:pStyle w:val="ListParagraph"/>
+        <w:numPr>
+          <w:ilvl w:val="0"/>
+          <w:numId w:val="26"/>
+        </w:numPr>
+      </w:pPr>
+      <w:r>
+        <w:t>Graphics for BT, GPS, Depths, and WT now share x-axis for zoom and pan</w:t>
+      </w:r>
+    </w:p>
+    <w:p>
+      <w:pPr>
+        <w:pStyle w:val="ListParagraph"/>
+        <w:numPr>
+          <w:ilvl w:val="0"/>
+          <w:numId w:val="26"/>
+        </w:numPr>
+      </w:pPr>
+      <w:r>
+        <w:t>Added stage start, end, and measurement to Premeasurement tab</w:t>
+      </w:r>
+    </w:p>
+    <w:p>
+      <w:pPr>
+        <w:pStyle w:val="ListParagraph"/>
+        <w:numPr>
+          <w:ilvl w:val="0"/>
+          <w:numId w:val="26"/>
+        </w:numPr>
+      </w:pPr>
+      <w:r>
+        <w:t>Modified messages for moving-bed conditions based on selected reference</w:t>
+      </w:r>
+    </w:p>
+    <w:p>
+      <w:pPr>
+        <w:pStyle w:val="ListParagraph"/>
+        <w:numPr>
+          <w:ilvl w:val="0"/>
+          <w:numId w:val="26"/>
+        </w:numPr>
+      </w:pPr>
+      <w:r>
+        <w:t>New QA methods applied consistently when Viewing previously saved QRev.mat</w:t>
+      </w:r>
+    </w:p>
+    <w:p>
+      <w:pPr>
+        <w:rPr>
+          <w:b/>
+          <w:bCs/>
+        </w:rPr>
+      </w:pPr>
+      <w:r>
+        <w:rPr>
+          <w:b/>
+          <w:bCs/>
+        </w:rPr>
+        <w:t>Changes QRevInt 1.01 to QRevInt 1.06</w:t>
+      </w:r>
+    </w:p>
+    <w:p>
+      <w:pPr>
+        <w:pStyle w:val="ListParagraph"/>
+        <w:numPr>
+          <w:ilvl w:val="0"/>
+          <w:numId w:val="25"/>
+        </w:numPr>
+      </w:pPr>
+      <w:r>
+        <w:t>Added shortcut keys</w:t>
+      </w:r>
+    </w:p>
+    <w:p>
+      <w:pPr>
+        <w:pStyle w:val="ListParagraph"/>
+        <w:numPr>
+          <w:ilvl w:val="0"/>
+          <w:numId w:val="25"/>
+        </w:numPr>
+      </w:pPr>
+      <w:r>
+        <w:t>Added option to use length or time for x-axis</w:t>
+      </w:r>
+    </w:p>
+    <w:p>
+      <w:pPr>
+        <w:pStyle w:val="ListParagraph"/>
+        <w:numPr>
+          <w:ilvl w:val="0"/>
+          <w:numId w:val="25"/>
+        </w:numPr>
+      </w:pPr>
+      <w:r>
+        <w:t>Added Advanced Graphics tab</w:t>
+      </w:r>
+    </w:p>
+    <w:p>
+      <w:pPr>
+        <w:pStyle w:val="ListParagraph"/>
+        <w:numPr>
+          <w:ilvl w:val="0"/>
+          <w:numId w:val="25"/>
+        </w:numPr>
+      </w:pPr>
+      <w:r>
+        <w:t>Added correlation and RSSI/SNR to boat data</w:t>
+      </w:r>
+    </w:p>
+    <w:p>
+      <w:pPr>
+        <w:pStyle w:val="ListParagraph"/>
+        <w:numPr>
+          <w:ilvl w:val="0"/>
+          <w:numId w:val="25"/>
+        </w:numPr>
+      </w:pPr>
+      <w:r>
+        <w:t>Fixed code identifying RS5 ADCP model</w:t>
+      </w:r>
+    </w:p>
+    <w:p>
+      <w:pPr>
+        <w:pStyle w:val="ListParagraph"/>
+        <w:numPr>
+          <w:ilvl w:val="0"/>
+          <w:numId w:val="25"/>
+        </w:numPr>
+      </w:pPr>
+      <w:r>
+        <w:t>Fixed ping type and frequency identification</w:t>
+      </w:r>
+    </w:p>
+    <w:p>
+      <w:pPr>
+        <w:pStyle w:val="ListParagraph"/>
+        <w:numPr>
+          <w:ilvl w:val="0"/>
+          <w:numId w:val="25"/>
+        </w:numPr>
+      </w:pPr>
+      <w:r>
+        <w:t>Update</w:t>
+      </w:r>
+      <w:r>
+        <w:t>d</w:t>
+      </w:r>
+      <w:r>
+        <w:t xml:space="preserve"> Oursin uncertainty model to latest methods including Bayesian COV</w:t>
+      </w:r>
+    </w:p>
+    <w:p>
+      <w:pPr>
+        <w:pStyle w:val="ListParagraph"/>
+        <w:numPr>
+          <w:ilvl w:val="0"/>
+          <w:numId w:val="25"/>
+        </w:numPr>
+      </w:pPr>
+      <w:r>
+        <w:t>Updated Oursin user interface and graphs</w:t>
+      </w:r>
+    </w:p>
+    <w:p>
+      <w:pPr>
+        <w:pStyle w:val="ListParagraph"/>
+        <w:numPr>
+          <w:ilvl w:val="0"/>
+          <w:numId w:val="25"/>
+        </w:numPr>
+      </w:pPr>
+      <w:r>
+        <w:t>Added new data fields to *_QRev.mat while maintaining compatibility with older files</w:t>
+      </w:r>
+    </w:p>
+    <w:p>
+      <w:pPr>
+        <w:pStyle w:val="ListParagraph"/>
+        <w:numPr>
+          <w:ilvl w:val="0"/>
+          <w:numId w:val="25"/>
+        </w:numPr>
+      </w:pPr>
+      <w:r>
+        <w:t xml:space="preserve">Added ability </w:t>
+      </w:r>
+      <w:r>
+        <w:t>for</w:t>
+      </w:r>
+      <w:r>
+        <w:t xml:space="preserve"> agencies to configure the Options dialog and the default values</w:t>
+      </w:r>
+    </w:p>
+    <w:p>
+      <w:pPr>
+        <w:pStyle w:val="ListParagraph"/>
+        <w:numPr>
+          <w:ilvl w:val="0"/>
+          <w:numId w:val="25"/>
+        </w:numPr>
+      </w:pPr>
+      <w:r>
+        <w:t>Added option to allow an observed no moving-bed condition</w:t>
+      </w:r>
+    </w:p>
+    <w:p>
+      <w:pPr>
+        <w:pStyle w:val="ListParagraph"/>
+        <w:numPr>
+          <w:ilvl w:val="0"/>
+          <w:numId w:val="25"/>
+        </w:numPr>
+      </w:pPr>
+      <w:r>
+        <w:t>Added option to turn off use of heading data</w:t>
+      </w:r>
+    </w:p>
+    <w:p>
+      <w:pPr>
+        <w:pStyle w:val="ListParagraph"/>
+        <w:numPr>
+          <w:ilvl w:val="0"/>
+          <w:numId w:val="25"/>
+        </w:numPr>
+      </w:pPr>
+      <w:r>
+        <w:t>Filter settings for transects are no</w:t>
+      </w:r>
+      <w:r>
+        <w:t>w</w:t>
+      </w:r>
+      <w:r>
+        <w:t xml:space="preserve"> applied to moving-bed tests</w:t>
+      </w:r>
+    </w:p>
+    <w:p>
+      <w:pPr>
+        <w:pStyle w:val="ListParagraph"/>
+        <w:numPr>
+          <w:ilvl w:val="0"/>
+          <w:numId w:val="25"/>
+        </w:numPr>
+      </w:pPr>
+      <w:r>
+        <w:t>Added tooltips to all tables and labels that are highlighted due to ADQA</w:t>
+      </w:r>
+    </w:p>
+    <w:p>
+      <w:pPr>
+        <w:pStyle w:val="ListParagraph"/>
+        <w:numPr>
+          <w:ilvl w:val="0"/>
+          <w:numId w:val="25"/>
+        </w:numPr>
+      </w:pPr>
+      <w:r>
+        <w:t>Uses Numba AOT compiling of robust loess smooth, Bayesian COV, and top and bottom discharge computations to improve overall speed. 70% average speed improvement.</w:t>
+      </w:r>
+    </w:p>
+    <w:p>
+      <w:pPr>
+        <w:pStyle w:val="ListParagraph"/>
+        <w:numPr>
+          <w:ilvl w:val="0"/>
+          <w:numId w:val="25"/>
+        </w:numPr>
+      </w:pPr>
+      <w:r>
+        <w:t>Improvements</w:t>
+      </w:r>
+      <w:r>
+        <w:t xml:space="preserve"> to depth filter. May cause </w:t>
+      </w:r>
+      <w:r>
+        <w:t xml:space="preserve">a </w:t>
+      </w:r>
+      <w:r>
+        <w:t>small change in discharge for some measurements.</w:t>
+      </w:r>
+    </w:p>
+    <w:p>
+      <w:pPr>
+        <w:pStyle w:val="ListParagraph"/>
+        <w:numPr>
+          <w:ilvl w:val="0"/>
+          <w:numId w:val="25"/>
+        </w:numPr>
+      </w:pPr>
+      <w:r>
+        <w:t>Added fields for Measurement Number and Person(s) to Premeasurement tab</w:t>
+      </w:r>
+    </w:p>
+    <w:p>
+      <w:pPr>
+        <w:pStyle w:val="ListParagraph"/>
+        <w:numPr>
+          <w:ilvl w:val="0"/>
+          <w:numId w:val="25"/>
+        </w:numPr>
+      </w:pPr>
+      <w:r>
+        <w:t>All reported and/or discovered bugs were fixed.</w:t>
+      </w:r>
+    </w:p>
+    <w:p>
+      <w:pPr>
+        <w:pStyle w:val="ListParagraph"/>
+        <w:numPr>
+          <w:ilvl w:val="0"/>
+          <w:numId w:val="25"/>
+        </w:numPr>
+      </w:pPr>
+      <w:r>
+        <w:t>User’s manual updated</w:t>
+      </w:r>
+    </w:p>
+    <w:p>
+      <w:pPr>
+        <w:pStyle w:val="ListParagraph"/>
+        <w:numPr>
+          <w:ilvl w:val="0"/>
+          <w:numId w:val="25"/>
+        </w:numPr>
+      </w:pPr>
+      <w:r>
+        <w:t>Technical manual updated</w:t>
+      </w:r>
+    </w:p>
+    <w:p>
+      <w:pPr>
+        <w:rPr>
+          <w:b/>
+          <w:bCs/>
+        </w:rPr>
+      </w:pPr>
+      <w:r>
+        <w:rPr>
+          <w:b/>
+          <w:bCs/>
+        </w:rPr>
+        <w:t>Changes QRevInt 1.00 to QRevInt 1.01</w:t>
+      </w:r>
+    </w:p>
+    <w:p>
+      <w:pPr>
+        <w:pStyle w:val="ListParagraph"/>
+        <w:numPr>
+          <w:ilvl w:val="0"/>
+          <w:numId w:val="24"/>
+        </w:numPr>
+      </w:pPr>
+      <w:r>
+        <w:t>Changed composite depths to interpolate for invalid depths using the composite data rather than the primary reference.</w:t>
+      </w:r>
+    </w:p>
+    <w:p>
+      <w:pPr>
+        <w:pStyle w:val="ListParagraph"/>
+        <w:numPr>
+          <w:ilvl w:val="0"/>
+          <w:numId w:val="24"/>
+        </w:numPr>
+      </w:pPr>
+      <w:r>
+        <w:t>WT error and vertical velocity filters are now applied based on ping type for all new processing of data.</w:t>
+      </w:r>
+      <w:r>
+        <w:t xml:space="preserve"> </w:t>
+      </w:r>
+      <w:r>
+        <w:t>Loading older QRev files without reprocessing will display previous results.</w:t>
+      </w:r>
+    </w:p>
+    <w:p>
+      <w:pPr>
+        <w:pStyle w:val="ListParagraph"/>
+        <w:numPr>
+          <w:ilvl w:val="0"/>
+          <w:numId w:val="24"/>
+        </w:numPr>
+      </w:pPr>
+      <w:r>
+        <w:t>BT error and vertical velocity filters are now applied based on bottom track ping frequency for all new processing of data. Loading older QRev files without reprocessing will display previous results.</w:t>
+      </w:r>
+    </w:p>
+    <w:p>
+      <w:pPr>
+        <w:pStyle w:val="ListParagraph"/>
+        <w:numPr>
+          <w:ilvl w:val="0"/>
+          <w:numId w:val="24"/>
+        </w:numPr>
+      </w:pPr>
+      <w:r>
+        <w:t xml:space="preserve">The user now has an option in the Options dialog to apply error and vertical velocity filters based on data from the entire measurement rather than based on data from individual measurements. </w:t>
+      </w:r>
+    </w:p>
+    <w:p>
+      <w:pPr>
+        <w:pStyle w:val="ListParagraph"/>
+        <w:numPr>
+          <w:ilvl w:val="0"/>
+          <w:numId w:val="24"/>
+        </w:numPr>
+      </w:pPr>
+      <w:r>
+        <w:t>An option for the jet color map has been added to the Options dialog.</w:t>
+      </w:r>
+    </w:p>
+    <w:p>
+      <w:pPr>
+        <w:pStyle w:val="ListParagraph"/>
+        <w:numPr>
+          <w:ilvl w:val="0"/>
+          <w:numId w:val="24"/>
+        </w:numPr>
+      </w:pPr>
+      <w:r>
+        <w:t xml:space="preserve">Added points to </w:t>
+      </w:r>
+      <w:r>
+        <w:t>plots in Depth tab</w:t>
+      </w:r>
+    </w:p>
+    <w:p>
+      <w:pPr>
+        <w:pStyle w:val="ListParagraph"/>
+        <w:numPr>
+          <w:ilvl w:val="0"/>
+          <w:numId w:val="24"/>
+        </w:numPr>
+      </w:pPr>
+      <w:r>
+        <w:t>Fixed several bugs related to reading RS5 and older QRev files.</w:t>
+      </w:r>
+    </w:p>
+    <w:p>
+      <w:pPr>
+        <w:pStyle w:val="ListParagraph"/>
+        <w:rPr>
+          <w:b/>
+          <w:bCs/>
+        </w:rPr>
+      </w:pPr>
+    </w:p>
+    <w:p>
+      <w:pPr>
+        <w:rPr>
+          <w:b/>
+          <w:bCs/>
+        </w:rPr>
+      </w:pPr>
+      <w:r>
+        <w:rPr>
+          <w:b/>
+          <w:bCs/>
+        </w:rPr>
+        <w:t>Changes QRevInt 4.26 Beta to QRevInt 1.00</w:t>
+      </w:r>
+    </w:p>
+    <w:p>
+      <w:pPr>
+        <w:pStyle w:val="ListParagraph"/>
+        <w:numPr>
+          <w:ilvl w:val="0"/>
+          <w:numId w:val="23"/>
+        </w:numPr>
+      </w:pPr>
+      <w:r>
+        <w:t>New versioning implemented.</w:t>
+      </w:r>
+    </w:p>
+    <w:p>
+      <w:pPr>
+        <w:pStyle w:val="ListParagraph"/>
+        <w:numPr>
+          <w:ilvl w:val="0"/>
+          <w:numId w:val="23"/>
+        </w:numPr>
+      </w:pPr>
+      <w:r>
+        <w:t>Added disclaimer and license that must be agreed to prior to running the first time.</w:t>
+      </w:r>
+    </w:p>
+    <w:p>
+      <w:pPr>
+        <w:pStyle w:val="ListParagraph"/>
+        <w:numPr>
+          <w:ilvl w:val="0"/>
+          <w:numId w:val="23"/>
+        </w:numPr>
+      </w:pPr>
+      <w:r>
+        <w:t>Modified code for compatibility with older QRev.mat files that lack the new features.</w:t>
+      </w:r>
+    </w:p>
+    <w:p>
+      <w:pPr>
+        <w:pStyle w:val="ListParagraph"/>
+        <w:numPr>
+          <w:ilvl w:val="0"/>
+          <w:numId w:val="23"/>
+        </w:numPr>
+      </w:pPr>
+      <w:r>
+        <w:t>QRev.mat files previously saved can be view as saved but will apply new features upon any change.</w:t>
+      </w:r>
+    </w:p>
+    <w:p>
+      <w:pPr>
+        <w:pStyle w:val="ListParagraph"/>
+        <w:numPr>
+          <w:ilvl w:val="0"/>
+          <w:numId w:val="23"/>
+        </w:numPr>
+      </w:pPr>
+      <w:r>
+        <w:t>Changed date format to YYYY.MM.DD.</w:t>
+      </w:r>
+    </w:p>
+    <w:p>
+      <w:pPr>
+        <w:pStyle w:val="ListParagraph"/>
+        <w:numPr>
+          <w:ilvl w:val="0"/>
+          <w:numId w:val="23"/>
+        </w:numPr>
+      </w:pPr>
+      <w:r>
+        <w:t>Added background color to the main window to distinguish from QRev.</w:t>
+      </w:r>
+    </w:p>
+    <w:p>
+      <w:pPr>
+        <w:pStyle w:val="ListParagraph"/>
+        <w:numPr>
+          <w:ilvl w:val="0"/>
+          <w:numId w:val="23"/>
+        </w:numPr>
+      </w:pPr>
+      <w:r>
+        <w:t>Extrap subsection label changes based on data loaded and processed.</w:t>
+      </w:r>
+    </w:p>
+    <w:p>
+      <w:pPr>
+        <w:pStyle w:val="ListParagraph"/>
+        <w:numPr>
+          <w:ilvl w:val="0"/>
+          <w:numId w:val="23"/>
+        </w:numPr>
+      </w:pPr>
+      <w:r>
+        <w:t>Fixed some compatibility issues with RS5 data.</w:t>
+      </w:r>
+    </w:p>
+    <w:p>
+      <w:pPr>
+        <w:rPr>
+          <w:b/>
+          <w:bCs/>
+        </w:rPr>
+      </w:pPr>
+      <w:r>
+        <w:rPr>
+          <w:b/>
+          <w:bCs/>
+        </w:rPr>
+        <w:t xml:space="preserve">Changes </w:t>
+      </w:r>
+      <w:r>
+        <w:rPr>
+          <w:b/>
+          <w:bCs/>
+        </w:rPr>
+        <w:t xml:space="preserve">QRev </w:t>
+      </w:r>
+      <w:r>
+        <w:rPr>
+          <w:b/>
+          <w:bCs/>
+        </w:rPr>
+        <w:t xml:space="preserve">4.23 to </w:t>
+      </w:r>
+      <w:r>
+        <w:rPr>
+          <w:b/>
+          <w:bCs/>
+        </w:rPr>
+        <w:t xml:space="preserve">QRevInt </w:t>
+      </w:r>
+      <w:r>
+        <w:rPr>
+          <w:b/>
+          <w:bCs/>
+        </w:rPr>
+        <w:t>4.26</w:t>
+      </w:r>
+      <w:r>
+        <w:rPr>
+          <w:b/>
+          <w:bCs/>
+        </w:rPr>
+        <w:t xml:space="preserve"> Beta</w:t>
+      </w:r>
+    </w:p>
+    <w:p>
+      <w:pPr>
+        <w:pStyle w:val="ListParagraph"/>
+        <w:numPr>
+          <w:ilvl w:val="0"/>
+          <w:numId w:val="22"/>
+        </w:numPr>
+      </w:pPr>
+      <w:r>
+        <w:t>Due to development conducted outside the USGS the name was changed to QRevInt, so as to represent the international support and development.</w:t>
+      </w:r>
+    </w:p>
+    <w:p>
+      <w:pPr>
+        <w:pStyle w:val="ListParagraph"/>
+        <w:numPr>
+          <w:ilvl w:val="0"/>
+          <w:numId w:val="22"/>
+        </w:numPr>
+      </w:pPr>
+      <w:r>
+        <w:t>Change icon to blue to distinguish from USGS version of QRev</w:t>
+      </w:r>
+    </w:p>
+    <w:p>
+      <w:pPr>
+        <w:pStyle w:val="ListParagraph"/>
+        <w:numPr>
+          <w:ilvl w:val="0"/>
+          <w:numId w:val="22"/>
+        </w:numPr>
+      </w:pPr>
+      <w:r>
+        <w:t>Fixed bug in EDI associated with GPS data.</w:t>
+      </w:r>
+    </w:p>
+    <w:p>
+      <w:pPr>
+        <w:pStyle w:val="ListParagraph"/>
+        <w:numPr>
+          <w:ilvl w:val="0"/>
+          <w:numId w:val="22"/>
+        </w:numPr>
+      </w:pPr>
+      <w:r>
+        <w:t>Technical manual update to include explanation of computing discharge in shallow water and corrected table 10.</w:t>
+      </w:r>
+    </w:p>
+    <w:p>
+      <w:pPr>
+        <w:pStyle w:val="ListParagraph"/>
+        <w:numPr>
+          <w:ilvl w:val="0"/>
+          <w:numId w:val="22"/>
+        </w:numPr>
+      </w:pPr>
+      <w:r>
+        <w:t>Fixed bug in applying weighted medians when switching from automatic to manual data type</w:t>
+      </w:r>
+    </w:p>
+    <w:p>
+      <w:pPr>
+        <w:pStyle w:val="ListParagraph"/>
+        <w:numPr>
+          <w:ilvl w:val="0"/>
+          <w:numId w:val="22"/>
+        </w:numPr>
+      </w:pPr>
+      <w:r>
+        <w:t>Modified extrap subsection so that subsectioning always works from left to right</w:t>
+      </w:r>
+    </w:p>
+    <w:p>
+      <w:pPr>
+        <w:pStyle w:val="ListParagraph"/>
+        <w:numPr>
+          <w:ilvl w:val="0"/>
+          <w:numId w:val="22"/>
+        </w:numPr>
+      </w:pPr>
+      <w:r>
+        <w:t>Removed depth from Oursin measured discharge uncertainty</w:t>
+      </w:r>
+    </w:p>
+    <w:p>
+      <w:pPr>
+        <w:pStyle w:val="ListParagraph"/>
+        <w:numPr>
+          <w:ilvl w:val="0"/>
+          <w:numId w:val="22"/>
+        </w:numPr>
+      </w:pPr>
+      <w:r>
+        <w:t>Added start date and delta Q to summary table</w:t>
+      </w:r>
+    </w:p>
+    <w:p>
+      <w:pPr>
+        <w:pStyle w:val="ListParagraph"/>
+        <w:numPr>
+          <w:ilvl w:val="0"/>
+          <w:numId w:val="22"/>
+        </w:numPr>
+      </w:pPr>
+      <w:r>
+        <w:t>Modified documentation reflect change to QRevInt</w:t>
+      </w:r>
+    </w:p>
+    <w:p>
+      <w:r>
+        <w:rPr>
+          <w:b/>
+          <w:bCs/>
+        </w:rPr>
+        <w:t>Changes 4.23 to 4.24</w:t>
+      </w:r>
+    </w:p>
+    <w:p>
+      <w:pPr>
+        <w:pStyle w:val="ListParagraph"/>
+        <w:numPr>
+          <w:ilvl w:val="0"/>
+          <w:numId w:val="20"/>
+        </w:numPr>
+      </w:pPr>
+      <w:r>
+        <w:t>Added user option to prompt for rating on save</w:t>
+      </w:r>
+    </w:p>
+    <w:p>
+      <w:pPr>
+        <w:pStyle w:val="ListParagraph"/>
+        <w:numPr>
+          <w:ilvl w:val="0"/>
+          <w:numId w:val="20"/>
+        </w:numPr>
+      </w:pPr>
+      <w:r>
+        <w:t>Added user option to compute extrapolation fit using discharge weighted medians</w:t>
+      </w:r>
+    </w:p>
+    <w:p>
+      <w:pPr>
+        <w:pStyle w:val="ListParagraph"/>
+        <w:numPr>
+          <w:ilvl w:val="0"/>
+          <w:numId w:val="20"/>
+        </w:numPr>
+      </w:pPr>
+      <w:r>
+        <w:t>Total measurement discharge will ignore any transect with a discharge that could not be computed</w:t>
+      </w:r>
+    </w:p>
+    <w:p>
+      <w:pPr>
+        <w:pStyle w:val="ListParagraph"/>
+        <w:numPr>
+          <w:ilvl w:val="0"/>
+          <w:numId w:val="20"/>
+        </w:numPr>
+      </w:pPr>
+      <w:r>
+        <w:t>Fixed bug reading some old QRev.mat files associated with new rating feature</w:t>
+      </w:r>
+    </w:p>
+    <w:p>
+      <w:pPr>
+        <w:rPr>
+          <w:b/>
+          <w:bCs/>
+        </w:rPr>
+      </w:pPr>
+      <w:r>
+        <w:rPr>
+          <w:b/>
+          <w:bCs/>
+        </w:rPr>
+        <w:t>Changes 4.21 to 4.23</w:t>
+      </w:r>
+    </w:p>
+    <w:p>
+      <w:pPr>
+        <w:pStyle w:val="ListParagraph"/>
+        <w:numPr>
+          <w:ilvl w:val="0"/>
+          <w:numId w:val="20"/>
+        </w:numPr>
+      </w:pPr>
+      <w:r>
+        <w:t>New TRDI raw data reader that is 3+ times faster</w:t>
+      </w:r>
+    </w:p>
+    <w:p>
+      <w:pPr>
+        <w:pStyle w:val="ListParagraph"/>
+        <w:numPr>
+          <w:ilvl w:val="0"/>
+          <w:numId w:val="20"/>
+        </w:numPr>
+      </w:pPr>
+      <w:r>
+        <w:t xml:space="preserve">Fixed issue with depth reference drop down </w:t>
+      </w:r>
+      <w:r>
+        <w:t xml:space="preserve">menu </w:t>
+      </w:r>
+      <w:r>
+        <w:t>when depth sounder data were collected</w:t>
+      </w:r>
+    </w:p>
+    <w:p>
+      <w:pPr>
+        <w:pStyle w:val="ListParagraph"/>
+        <w:numPr>
+          <w:ilvl w:val="0"/>
+          <w:numId w:val="20"/>
+        </w:numPr>
+      </w:pPr>
+      <w:r>
+        <w:t>Fixed issue so that GPS references that aren’t available cannot be selected</w:t>
+      </w:r>
+    </w:p>
+    <w:p>
+      <w:pPr>
+        <w:pStyle w:val="ListParagraph"/>
+        <w:numPr>
+          <w:ilvl w:val="0"/>
+          <w:numId w:val="20"/>
+        </w:numPr>
+      </w:pPr>
+      <w:r>
+        <w:t>Fixed several issues with new GPS-BT tab and GPS usage for moving-bed test</w:t>
+      </w:r>
+    </w:p>
+    <w:p>
+      <w:pPr>
+        <w:pStyle w:val="ListParagraph"/>
+        <w:numPr>
+          <w:ilvl w:val="0"/>
+          <w:numId w:val="20"/>
+        </w:numPr>
+      </w:pPr>
+      <w:r>
+        <w:t>Fixed bugs in heading interpolation</w:t>
+      </w:r>
+    </w:p>
+    <w:p>
+      <w:pPr>
+        <w:pStyle w:val="ListParagraph"/>
+        <w:numPr>
+          <w:ilvl w:val="0"/>
+          <w:numId w:val="20"/>
+        </w:numPr>
+      </w:pPr>
+      <w:r>
+        <w:t>Fixed bug reading *_QRev.mat having only 1 transect</w:t>
+      </w:r>
+    </w:p>
+    <w:p>
+      <w:pPr>
+        <w:pStyle w:val="ListParagraph"/>
+        <w:numPr>
+          <w:ilvl w:val="0"/>
+          <w:numId w:val="20"/>
+        </w:numPr>
+      </w:pPr>
+      <w:r>
+        <w:t>Fixed bug when loading measurement with no transects selected</w:t>
+      </w:r>
+    </w:p>
+    <w:p>
+      <w:pPr>
+        <w:pStyle w:val="ListParagraph"/>
+        <w:numPr>
+          <w:ilvl w:val="0"/>
+          <w:numId w:val="20"/>
+        </w:numPr>
+      </w:pPr>
+      <w:r>
+        <w:t xml:space="preserve">Fixed issue </w:t>
+      </w:r>
+      <w:r>
+        <w:t>that could occur when processing moving-bed tests loaded from *_QRev.mat</w:t>
+      </w:r>
+    </w:p>
+    <w:p>
+      <w:pPr>
+        <w:rPr>
+          <w:b/>
+          <w:bCs/>
+        </w:rPr>
+      </w:pPr>
+      <w:r>
+        <w:rPr>
+          <w:b/>
+          <w:bCs/>
+        </w:rPr>
+        <w:t>Changes 4.16 to 4.</w:t>
+      </w:r>
+      <w:r>
+        <w:rPr>
+          <w:b/>
+          <w:bCs/>
+        </w:rPr>
+        <w:t>2</w:t>
+      </w:r>
+      <w:r>
+        <w:rPr>
+          <w:b/>
+          <w:bCs/>
+        </w:rPr>
+        <w:t>1</w:t>
+      </w:r>
+    </w:p>
+    <w:p>
+      <w:pPr>
+        <w:pStyle w:val="ListParagraph"/>
+        <w:numPr>
+          <w:ilvl w:val="0"/>
+          <w:numId w:val="19"/>
+        </w:numPr>
+      </w:pPr>
+      <w:r>
         <w:lastRenderedPageBreak/>
-        <w:t>Several minor bug fixes</w:t>
-      </w:r>
-    </w:p>
-    <w:p>
-      <w:pPr>
-        <w:pStyle w:val="ListParagraph"/>
-        <w:numPr>
-          <w:ilvl w:val="0"/>
-          <w:numId w:val="26"/>
-        </w:numPr>
-      </w:pPr>
-      <w:r>
-        <w:t>Graphics for BT, GPS, Depths, and WT now share x-axis for zoom and pan</w:t>
-      </w:r>
-    </w:p>
-    <w:p>
-      <w:pPr>
-        <w:pStyle w:val="ListParagraph"/>
-        <w:numPr>
-          <w:ilvl w:val="0"/>
-          <w:numId w:val="26"/>
-        </w:numPr>
-      </w:pPr>
-      <w:r>
-        <w:t>Added stage start, end, and measurement to Premeasurement tab</w:t>
-      </w:r>
-    </w:p>
-    <w:p>
-      <w:pPr>
-        <w:pStyle w:val="ListParagraph"/>
-        <w:numPr>
-          <w:ilvl w:val="0"/>
-          <w:numId w:val="26"/>
-        </w:numPr>
-      </w:pPr>
-      <w:r>
-        <w:t>Modified messages for moving-bed conditions based on selected reference</w:t>
-      </w:r>
-    </w:p>
-    <w:p>
-      <w:pPr>
-        <w:pStyle w:val="ListParagraph"/>
-        <w:numPr>
-          <w:ilvl w:val="0"/>
-          <w:numId w:val="26"/>
-        </w:numPr>
-      </w:pPr>
-      <w:r>
-        <w:t>New QA methods applied consistently when Viewing previously saved QRev.mat</w:t>
-      </w:r>
-    </w:p>
-    <w:p>
-      <w:pPr>
-        <w:rPr>
-          <w:b/>
-          <w:bCs/>
-        </w:rPr>
-      </w:pPr>
-      <w:r>
-        <w:rPr>
-          <w:b/>
-          <w:bCs/>
-        </w:rPr>
-        <w:t>Changes QRevInt 1.01 to QRevInt 1.06</w:t>
-      </w:r>
-    </w:p>
-    <w:p>
-      <w:pPr>
-        <w:pStyle w:val="ListParagraph"/>
-        <w:numPr>
-          <w:ilvl w:val="0"/>
-          <w:numId w:val="25"/>
-        </w:numPr>
-      </w:pPr>
-      <w:r>
-        <w:t>Added shortcut keys</w:t>
-      </w:r>
-    </w:p>
-    <w:p>
-      <w:pPr>
-        <w:pStyle w:val="ListParagraph"/>
-        <w:numPr>
-          <w:ilvl w:val="0"/>
-          <w:numId w:val="25"/>
-        </w:numPr>
-      </w:pPr>
-      <w:r>
-        <w:t>Added option to use length or time for x-axis</w:t>
-      </w:r>
-    </w:p>
-    <w:p>
-      <w:pPr>
-        <w:pStyle w:val="ListParagraph"/>
-        <w:numPr>
-          <w:ilvl w:val="0"/>
-          <w:numId w:val="25"/>
-        </w:numPr>
-      </w:pPr>
-      <w:r>
-        <w:t>Added Advanced Graphics tab</w:t>
-      </w:r>
-    </w:p>
-    <w:p>
-      <w:pPr>
-        <w:pStyle w:val="ListParagraph"/>
-        <w:numPr>
-          <w:ilvl w:val="0"/>
-          <w:numId w:val="25"/>
-        </w:numPr>
-      </w:pPr>
-      <w:r>
-        <w:t>Added correlation and RSSI/SNR to boat data</w:t>
-      </w:r>
-    </w:p>
-    <w:p>
-      <w:pPr>
-        <w:pStyle w:val="ListParagraph"/>
-        <w:numPr>
-          <w:ilvl w:val="0"/>
-          <w:numId w:val="25"/>
-        </w:numPr>
-      </w:pPr>
-      <w:r>
-        <w:t>Fixed code identifying RS5 ADCP model</w:t>
-      </w:r>
-    </w:p>
-    <w:p>
-      <w:pPr>
-        <w:pStyle w:val="ListParagraph"/>
-        <w:numPr>
-          <w:ilvl w:val="0"/>
-          <w:numId w:val="25"/>
-        </w:numPr>
-      </w:pPr>
-      <w:r>
-        <w:t>Fixed ping type and frequency identification</w:t>
-      </w:r>
-    </w:p>
-    <w:p>
-      <w:pPr>
-        <w:pStyle w:val="ListParagraph"/>
-        <w:numPr>
-          <w:ilvl w:val="0"/>
-          <w:numId w:val="25"/>
-        </w:numPr>
-      </w:pPr>
-      <w:r>
-        <w:t>Update</w:t>
-      </w:r>
-      <w:r>
-        <w:t>d</w:t>
-      </w:r>
-      <w:r>
-        <w:t xml:space="preserve"> Oursin uncertainty model to latest methods including Bayesian COV</w:t>
-      </w:r>
-    </w:p>
-    <w:p>
-      <w:pPr>
-        <w:pStyle w:val="ListParagraph"/>
-        <w:numPr>
-          <w:ilvl w:val="0"/>
-          <w:numId w:val="25"/>
-        </w:numPr>
-      </w:pPr>
-      <w:r>
-        <w:t>Updated Oursin user interface and graphs</w:t>
-      </w:r>
-    </w:p>
-    <w:p>
-      <w:pPr>
-        <w:pStyle w:val="ListParagraph"/>
-        <w:numPr>
-          <w:ilvl w:val="0"/>
-          <w:numId w:val="25"/>
-        </w:numPr>
-      </w:pPr>
-      <w:r>
-        <w:t>Added new data fields to *_QRev.mat while maintaining compatibility with older files</w:t>
-      </w:r>
-    </w:p>
-    <w:p>
-      <w:pPr>
-        <w:pStyle w:val="ListParagraph"/>
-        <w:numPr>
-          <w:ilvl w:val="0"/>
-          <w:numId w:val="25"/>
-        </w:numPr>
-      </w:pPr>
-      <w:r>
-        <w:t xml:space="preserve">Added ability </w:t>
-      </w:r>
-      <w:r>
-        <w:t>for</w:t>
-      </w:r>
-      <w:r>
-        <w:t xml:space="preserve"> agencies to configure the Options dialog and the default values</w:t>
-      </w:r>
-    </w:p>
-    <w:p>
-      <w:pPr>
-        <w:pStyle w:val="ListParagraph"/>
-        <w:numPr>
-          <w:ilvl w:val="0"/>
-          <w:numId w:val="25"/>
-        </w:numPr>
-      </w:pPr>
-      <w:r>
-        <w:t>Added option to allow an observed no moving-bed condition</w:t>
-      </w:r>
-    </w:p>
-    <w:p>
-      <w:pPr>
-        <w:pStyle w:val="ListParagraph"/>
-        <w:numPr>
-          <w:ilvl w:val="0"/>
-          <w:numId w:val="25"/>
-        </w:numPr>
-      </w:pPr>
-      <w:r>
-        <w:t>Added option to turn off use of heading data</w:t>
-      </w:r>
-    </w:p>
-    <w:p>
-      <w:pPr>
-        <w:pStyle w:val="ListParagraph"/>
-        <w:numPr>
-          <w:ilvl w:val="0"/>
-          <w:numId w:val="25"/>
-        </w:numPr>
-      </w:pPr>
-      <w:r>
-        <w:t>Filter settings for transects are no</w:t>
-      </w:r>
-      <w:r>
-        <w:t>w</w:t>
-      </w:r>
-      <w:r>
-        <w:t xml:space="preserve"> applied to moving-bed tests</w:t>
-      </w:r>
-    </w:p>
-    <w:p>
-      <w:pPr>
-        <w:pStyle w:val="ListParagraph"/>
-        <w:numPr>
-          <w:ilvl w:val="0"/>
-          <w:numId w:val="25"/>
-        </w:numPr>
-      </w:pPr>
-      <w:r>
-        <w:t>Added tooltips to all tables and labels that are highlighted due to ADQA</w:t>
-      </w:r>
-    </w:p>
-    <w:p>
-      <w:pPr>
-        <w:pStyle w:val="ListParagraph"/>
-        <w:numPr>
-          <w:ilvl w:val="0"/>
-          <w:numId w:val="25"/>
-        </w:numPr>
-      </w:pPr>
-      <w:r>
-        <w:t>Uses Numba AOT compiling of robust loess smooth, Bayesian COV, and top and bottom discharge computations to improve overall speed. 70% average speed improvement.</w:t>
-      </w:r>
-    </w:p>
-    <w:p>
-      <w:pPr>
-        <w:pStyle w:val="ListParagraph"/>
-        <w:numPr>
-          <w:ilvl w:val="0"/>
-          <w:numId w:val="25"/>
-        </w:numPr>
-      </w:pPr>
-      <w:r>
-        <w:t>Improvements</w:t>
-      </w:r>
-      <w:r>
-        <w:t xml:space="preserve"> to depth filter. May cause </w:t>
-      </w:r>
-      <w:r>
-        <w:t xml:space="preserve">a </w:t>
-      </w:r>
-      <w:r>
-        <w:t>small change in discharge for some measurements.</w:t>
-      </w:r>
-    </w:p>
-    <w:p>
-      <w:pPr>
-        <w:pStyle w:val="ListParagraph"/>
-        <w:numPr>
-          <w:ilvl w:val="0"/>
-          <w:numId w:val="25"/>
-        </w:numPr>
-      </w:pPr>
-      <w:r>
-        <w:t>Added fields for Measurement Number and Person(s) to Premeasurement tab</w:t>
-      </w:r>
-    </w:p>
-    <w:p>
-      <w:pPr>
-        <w:pStyle w:val="ListParagraph"/>
-        <w:numPr>
-          <w:ilvl w:val="0"/>
-          <w:numId w:val="25"/>
-        </w:numPr>
-      </w:pPr>
-      <w:r>
-        <w:t>All reported and/or discovered bugs were fixed.</w:t>
-      </w:r>
-    </w:p>
-    <w:p>
-      <w:pPr>
-        <w:pStyle w:val="ListParagraph"/>
-        <w:numPr>
-          <w:ilvl w:val="0"/>
-          <w:numId w:val="25"/>
-        </w:numPr>
-      </w:pPr>
-      <w:r>
-        <w:t>User’s manual updated</w:t>
-      </w:r>
-    </w:p>
-    <w:p>
-      <w:pPr>
-        <w:pStyle w:val="ListParagraph"/>
-        <w:numPr>
-          <w:ilvl w:val="0"/>
-          <w:numId w:val="25"/>
-        </w:numPr>
-      </w:pPr>
-      <w:r>
-        <w:t>Technical manual updated</w:t>
-      </w:r>
-    </w:p>
-    <w:p>
-      <w:pPr>
-        <w:rPr>
-          <w:b/>
-          <w:bCs/>
-        </w:rPr>
-      </w:pPr>
-      <w:r>
-        <w:rPr>
-          <w:b/>
-          <w:bCs/>
-        </w:rPr>
-        <w:t>Changes QRevInt 1.00 to QRevInt 1.01</w:t>
-      </w:r>
-    </w:p>
-    <w:p>
-      <w:pPr>
-        <w:pStyle w:val="ListParagraph"/>
-        <w:numPr>
-          <w:ilvl w:val="0"/>
-          <w:numId w:val="24"/>
-        </w:numPr>
-      </w:pPr>
-      <w:r>
-        <w:t>Changed composite depths to interpolate for invalid depths using the composite data rather than the primary reference.</w:t>
-      </w:r>
-    </w:p>
-    <w:p>
-      <w:pPr>
-        <w:pStyle w:val="ListParagraph"/>
-        <w:numPr>
-          <w:ilvl w:val="0"/>
-          <w:numId w:val="24"/>
-        </w:numPr>
-      </w:pPr>
-      <w:r>
-        <w:t>WT error and vertical velocity filters are now applied based on ping type for all new processing of data.</w:t>
-      </w:r>
-      <w:r>
-        <w:t xml:space="preserve"> </w:t>
-      </w:r>
-      <w:r>
-        <w:t>Loading older QRev files without reprocessing will display previous results.</w:t>
-      </w:r>
-    </w:p>
-    <w:p>
-      <w:pPr>
-        <w:pStyle w:val="ListParagraph"/>
-        <w:numPr>
-          <w:ilvl w:val="0"/>
-          <w:numId w:val="24"/>
-        </w:numPr>
-      </w:pPr>
-      <w:r>
-        <w:t>BT error and vertical velocity filters are now applied based on bottom track ping frequency for all new processing of data. Loading older QRev files without reprocessing will display previous results.</w:t>
-      </w:r>
-    </w:p>
-    <w:p>
-      <w:pPr>
-        <w:pStyle w:val="ListParagraph"/>
-        <w:numPr>
-          <w:ilvl w:val="0"/>
-          <w:numId w:val="24"/>
-        </w:numPr>
-      </w:pPr>
-      <w:r>
-        <w:t xml:space="preserve">The user now has an option in the Options dialog to apply error and vertical velocity filters based on data from the entire measurement rather than based on data from individual measurements. </w:t>
-      </w:r>
-    </w:p>
-    <w:p>
-      <w:pPr>
-        <w:pStyle w:val="ListParagraph"/>
-        <w:numPr>
-          <w:ilvl w:val="0"/>
-          <w:numId w:val="24"/>
-        </w:numPr>
-      </w:pPr>
-      <w:r>
-        <w:t>An option for the jet color map has been added to the Options dialog.</w:t>
-      </w:r>
-    </w:p>
-    <w:p>
-      <w:pPr>
-        <w:pStyle w:val="ListParagraph"/>
-        <w:numPr>
-          <w:ilvl w:val="0"/>
-          <w:numId w:val="24"/>
-        </w:numPr>
-      </w:pPr>
-      <w:r>
-        <w:t xml:space="preserve">Added points to </w:t>
-      </w:r>
-      <w:r>
-        <w:t>plots in Depth tab</w:t>
-      </w:r>
-    </w:p>
-    <w:p>
-      <w:pPr>
-        <w:pStyle w:val="ListParagraph"/>
-        <w:numPr>
-          <w:ilvl w:val="0"/>
-          <w:numId w:val="24"/>
-        </w:numPr>
-      </w:pPr>
-      <w:r>
-        <w:t>Fixed several bugs related to reading RS5 and older QRev files.</w:t>
-      </w:r>
-    </w:p>
-    <w:p>
-      <w:pPr>
-        <w:pStyle w:val="ListParagraph"/>
-        <w:rPr>
-          <w:b/>
-          <w:bCs/>
-        </w:rPr>
-      </w:pPr>
-    </w:p>
-    <w:p>
-      <w:pPr>
-        <w:rPr>
-          <w:b/>
-          <w:bCs/>
-        </w:rPr>
-      </w:pPr>
-      <w:r>
-        <w:rPr>
-          <w:b/>
-          <w:bCs/>
-        </w:rPr>
+        <w:t>Added code to identify and notify of user changes to original values</w:t>
+      </w:r>
+    </w:p>
+    <w:p>
+      <w:pPr>
+        <w:pStyle w:val="ListParagraph"/>
+        <w:numPr>
+          <w:ilvl w:val="0"/>
+          <w:numId w:val="19"/>
+        </w:numPr>
+      </w:pPr>
+      <w:r>
+        <w:t>Added ability to use GPS as a reference for moving-bed tests</w:t>
+      </w:r>
+    </w:p>
+    <w:p>
+      <w:pPr>
+        <w:pStyle w:val="ListParagraph"/>
+        <w:numPr>
+          <w:ilvl w:val="0"/>
+          <w:numId w:val="19"/>
+        </w:numPr>
+      </w:pPr>
+      <w:r>
+        <w:t>Applying magvar or heading offset or heading source changes to all transects applies them to moving-bed test also</w:t>
+      </w:r>
+    </w:p>
+    <w:p>
+      <w:pPr>
+        <w:pStyle w:val="ListParagraph"/>
+        <w:numPr>
+          <w:ilvl w:val="0"/>
+          <w:numId w:val="19"/>
+        </w:numPr>
+      </w:pPr>
+      <w:r>
+        <w:t>Moving-bed test flow speed now corrected for moving-bed velocity</w:t>
+      </w:r>
+    </w:p>
+    <w:p>
+      <w:pPr>
+        <w:pStyle w:val="ListParagraph"/>
+        <w:numPr>
+          <w:ilvl w:val="0"/>
+          <w:numId w:val="19"/>
+        </w:numPr>
+      </w:pPr>
+      <w:r>
+        <w:t>Added automatic checking of GPS lag</w:t>
+      </w:r>
+    </w:p>
+    <w:p>
+      <w:pPr>
+        <w:pStyle w:val="ListParagraph"/>
+        <w:numPr>
+          <w:ilvl w:val="0"/>
+          <w:numId w:val="19"/>
+        </w:numPr>
+      </w:pPr>
+      <w:r>
+        <w:t>Added GPS – BT comparison tab to GPS Tab</w:t>
+      </w:r>
+    </w:p>
+    <w:p>
+      <w:pPr>
+        <w:pStyle w:val="ListParagraph"/>
+        <w:numPr>
+          <w:ilvl w:val="0"/>
+          <w:numId w:val="19"/>
+        </w:numPr>
+      </w:pPr>
+      <w:r>
+        <w:t>Fixed issue with applying the correct moving-bed test when multiple tests are available</w:t>
+      </w:r>
+    </w:p>
+    <w:p>
+      <w:pPr>
+        <w:pStyle w:val="ListParagraph"/>
+        <w:numPr>
+          <w:ilvl w:val="0"/>
+          <w:numId w:val="19"/>
+        </w:numPr>
+      </w:pPr>
+      <w:r>
+        <w:t>Modifications to allow QRev to work with Rowe and Nortek ADCPs.</w:t>
+      </w:r>
+    </w:p>
+    <w:p>
+      <w:pPr>
+        <w:pStyle w:val="ListParagraph"/>
+        <w:numPr>
+          <w:ilvl w:val="0"/>
+          <w:numId w:val="19"/>
+        </w:numPr>
+      </w:pPr>
+      <w:r>
+        <w:t>Added support for user edge discharge for WinRiver II 2.22</w:t>
+      </w:r>
+    </w:p>
+    <w:p>
+      <w:pPr>
+        <w:pStyle w:val="ListParagraph"/>
+        <w:numPr>
+          <w:ilvl w:val="0"/>
+          <w:numId w:val="19"/>
+        </w:numPr>
+      </w:pPr>
+      <w:r>
+        <w:t>“.mat” is always appended as suffix to saved QRev file</w:t>
+      </w:r>
+    </w:p>
+    <w:p>
+      <w:pPr>
+        <w:pStyle w:val="ListParagraph"/>
+        <w:numPr>
+          <w:ilvl w:val="0"/>
+          <w:numId w:val="19"/>
+        </w:numPr>
+      </w:pPr>
+      <w:r>
+        <w:t>Manual threshold for wt and bt saved and displayed when opening *_QRev.mat</w:t>
+      </w:r>
+    </w:p>
+    <w:p>
+      <w:pPr>
+        <w:pStyle w:val="ListParagraph"/>
+        <w:numPr>
+          <w:ilvl w:val="0"/>
+          <w:numId w:val="19"/>
+        </w:numPr>
+      </w:pPr>
+      <w:r>
+        <w:t>Modified code to use 1</w:t>
+      </w:r>
+      <w:r>
+        <w:rPr>
+          <w:vertAlign w:val="superscript"/>
+        </w:rPr>
+        <w:t>st</w:t>
+      </w:r>
+      <w:r>
+        <w:t xml:space="preserve"> checked transect rather than 1</w:t>
+      </w:r>
+      <w:r>
+        <w:rPr>
+          <w:vertAlign w:val="superscript"/>
+        </w:rPr>
+        <w:t>st</w:t>
+      </w:r>
+      <w:r>
+        <w:t xml:space="preserve"> transect for general settings</w:t>
+      </w:r>
+    </w:p>
+    <w:p>
+      <w:pPr>
+        <w:pStyle w:val="ListParagraph"/>
+        <w:numPr>
+          <w:ilvl w:val="0"/>
+          <w:numId w:val="19"/>
+        </w:numPr>
+      </w:pPr>
+      <w:r>
+        <w:t>Modified code to accept measurements with inconsistent availability of GPS data types</w:t>
+      </w:r>
+    </w:p>
+    <w:p>
+      <w:pPr>
+        <w:pStyle w:val="ListParagraph"/>
+        <w:numPr>
+          <w:ilvl w:val="0"/>
+          <w:numId w:val="19"/>
+        </w:numPr>
+      </w:pPr>
+      <w:r>
+        <w:t>Fixed issue loading data with no valid bottom track</w:t>
+      </w:r>
+    </w:p>
+    <w:p>
+      <w:pPr>
+        <w:pStyle w:val="ListParagraph"/>
+        <w:numPr>
+          <w:ilvl w:val="0"/>
+          <w:numId w:val="19"/>
+        </w:numPr>
+      </w:pPr>
+      <w:r>
+        <w:t>Added notification when SonTek data is loaded with other than Earth coordinates</w:t>
+      </w:r>
+    </w:p>
+    <w:p>
+      <w:pPr>
+        <w:pStyle w:val="ListParagraph"/>
+        <w:numPr>
+          <w:ilvl w:val="0"/>
+          <w:numId w:val="19"/>
+        </w:numPr>
+      </w:pPr>
+      <w:r>
+        <w:t>Fixed issue with selecting transects in EDI if some transects were not checked</w:t>
+      </w:r>
+    </w:p>
+    <w:p>
+      <w:pPr>
+        <w:pStyle w:val="ListParagraph"/>
+        <w:numPr>
+          <w:ilvl w:val="0"/>
+          <w:numId w:val="19"/>
+        </w:numPr>
+      </w:pPr>
+      <w:r>
+        <w:t>Fixed issue in EDI if no GPS data are available</w:t>
+      </w:r>
+    </w:p>
+    <w:p>
+      <w:pPr>
+        <w:pStyle w:val="ListParagraph"/>
+        <w:numPr>
+          <w:ilvl w:val="0"/>
+          <w:numId w:val="19"/>
+        </w:numPr>
+      </w:pPr>
+      <w:r>
+        <w:t>Fixed QA check for missing samples</w:t>
+      </w:r>
+    </w:p>
+    <w:p>
+      <w:pPr>
+        <w:pStyle w:val="ListParagraph"/>
+        <w:numPr>
+          <w:ilvl w:val="0"/>
+          <w:numId w:val="19"/>
+        </w:numPr>
+      </w:pPr>
+      <w:r>
+        <w:t>Fixed issue with invalid stationary moving-bed tests used for correction</w:t>
+      </w:r>
+    </w:p>
+    <w:p>
+      <w:pPr>
+        <w:rPr>
+          <w:b/>
+          <w:bCs/>
+        </w:rPr>
+      </w:pPr>
+    </w:p>
+    <w:p>
+      <w:r>
+        <w:rPr>
+          <w:b/>
+          <w:bCs/>
+        </w:rPr>
+        <w:t>Changes 4</w:t>
+      </w:r>
+      <w:r>
+        <w:rPr>
+          <w:b/>
+          <w:bCs/>
+        </w:rPr>
+        <w:t>.</w:t>
+      </w:r>
+      <w:r>
+        <w:rPr>
+          <w:b/>
+          <w:bCs/>
+        </w:rPr>
+        <w:t>15 to 4</w:t>
+      </w:r>
+      <w:r>
+        <w:rPr>
+          <w:b/>
+          <w:bCs/>
+        </w:rPr>
+        <w:t>.</w:t>
+      </w:r>
+      <w:r>
+        <w:rPr>
+          <w:b/>
+          <w:bCs/>
+        </w:rPr>
+        <w:t>16</w:t>
+      </w:r>
+    </w:p>
+    <w:p>
+      <w:pPr>
+        <w:pStyle w:val="ListParagraph"/>
+        <w:numPr>
+          <w:ilvl w:val="0"/>
+          <w:numId w:val="18"/>
+        </w:numPr>
+      </w:pPr>
+      <w:r>
+        <w:t>Fixed incomplete system test for TRDI causing crash when saving</w:t>
+      </w:r>
+    </w:p>
+    <w:p>
+      <w:pPr>
+        <w:pStyle w:val="ListParagraph"/>
+        <w:numPr>
+          <w:ilvl w:val="0"/>
+          <w:numId w:val="18"/>
+        </w:numPr>
+      </w:pPr>
+      <w:r>
+        <w:t>Fixed issue with PT3 test status not displayed properly</w:t>
+      </w:r>
+    </w:p>
+    <w:p>
+      <w:pPr>
+        <w:pStyle w:val="ListParagraph"/>
+        <w:numPr>
+          <w:ilvl w:val="0"/>
+          <w:numId w:val="18"/>
+        </w:numPr>
+      </w:pPr>
+      <w:r>
+        <w:t>Fixed issue with VTG low speed message</w:t>
+      </w:r>
+    </w:p>
+    <w:p>
+      <w:pPr>
+        <w:pStyle w:val="ListParagraph"/>
+        <w:numPr>
+          <w:ilvl w:val="0"/>
+          <w:numId w:val="18"/>
+        </w:numPr>
+      </w:pPr>
+      <w:r>
+        <w:t>Fixed issue with VTG and composite tracks on causing switch to GGA</w:t>
+      </w:r>
+    </w:p>
+    <w:p>
+      <w:pPr>
+        <w:pStyle w:val="ListParagraph"/>
+        <w:numPr>
+          <w:ilvl w:val="0"/>
+          <w:numId w:val="18"/>
+        </w:numPr>
+      </w:pPr>
+      <w:r>
+        <w:t>Fixed issues with the edges tab</w:t>
+      </w:r>
+      <w:r>
+        <w:t>: no valid GPS, 0 or 1 ensembles selected, etc.</w:t>
+      </w:r>
+    </w:p>
+    <w:p>
+      <w:pPr>
+        <w:pStyle w:val="ListParagraph"/>
+        <w:numPr>
+          <w:ilvl w:val="0"/>
+          <w:numId w:val="18"/>
+        </w:numPr>
+      </w:pPr>
+      <w:r>
+        <w:t>Fixed issues with tab text color not updating properly</w:t>
+      </w:r>
+    </w:p>
+    <w:p>
+      <w:pPr>
+        <w:pStyle w:val="ListParagraph"/>
+        <w:numPr>
+          <w:ilvl w:val="0"/>
+          <w:numId w:val="18"/>
+        </w:numPr>
+      </w:pPr>
+      <w:r>
+        <w:t>Updated user’s manual to indicate that 4-beam composite is the default if vertical beam or depth sounder data are available.</w:t>
+      </w:r>
+    </w:p>
+    <w:p>
+      <w:pPr>
+        <w:pStyle w:val="ListParagraph"/>
+        <w:numPr>
+          <w:ilvl w:val="0"/>
+          <w:numId w:val="18"/>
+        </w:numPr>
+      </w:pPr>
+      <w:r>
+        <w:t>Several issues with the interaction with RIVRS were fixed</w:t>
+      </w:r>
+    </w:p>
+    <w:p>
+      <w:pPr>
+        <w:pStyle w:val="ListParagraph"/>
+        <w:numPr>
+          <w:ilvl w:val="0"/>
+          <w:numId w:val="18"/>
+        </w:numPr>
+      </w:pPr>
+      <w:r>
+        <w:t>Fixed inconsistent behavior of the up/down arrows</w:t>
+      </w:r>
+    </w:p>
+    <w:p>
+      <w:pPr>
+        <w:pStyle w:val="ListParagraph"/>
+        <w:numPr>
+          <w:ilvl w:val="0"/>
+          <w:numId w:val="18"/>
+        </w:numPr>
+      </w:pPr>
+      <w:r>
+        <w:t>Improved speed of transect change using up/down arrows</w:t>
+      </w:r>
+    </w:p>
+    <w:p>
+      <w:pPr>
+        <w:pStyle w:val="ListParagraph"/>
+        <w:numPr>
+          <w:ilvl w:val="0"/>
+          <w:numId w:val="18"/>
+        </w:numPr>
+      </w:pPr>
+      <w:r>
+        <w:t>Fixed issue with files saving in previously used folder</w:t>
+      </w:r>
+    </w:p>
+    <w:p>
+      <w:pPr>
+        <w:pStyle w:val="ListParagraph"/>
+        <w:numPr>
+          <w:ilvl w:val="0"/>
+          <w:numId w:val="18"/>
+        </w:numPr>
+      </w:pPr>
+      <w:r>
+        <w:t>Modified code for compatibility with Nortek Signature 1000</w:t>
+      </w:r>
+    </w:p>
+    <w:p>
+      <w:pPr>
+        <w:rPr>
+          <w:b/>
+          <w:bCs/>
+        </w:rPr>
+      </w:pPr>
+      <w:r>
+        <w:rPr>
+          <w:b/>
+          <w:bCs/>
+        </w:rPr>
+        <w:t>Changes 4.14 to 4.15</w:t>
+      </w:r>
+    </w:p>
+    <w:p>
+      <w:pPr>
+        <w:pStyle w:val="ListParagraph"/>
+        <w:numPr>
+          <w:ilvl w:val="0"/>
+          <w:numId w:val="17"/>
+        </w:numPr>
+      </w:pPr>
+      <w:r>
+        <w:t>Fixed issue with shiptrack when all GPS data are invalid</w:t>
+      </w:r>
+    </w:p>
+    <w:p>
+      <w:pPr>
+        <w:pStyle w:val="ListParagraph"/>
+        <w:numPr>
+          <w:ilvl w:val="0"/>
+          <w:numId w:val="17"/>
+        </w:numPr>
+      </w:pPr>
+      <w:r>
+        <w:t>Fixed bug when applying stationary moving-bed correction</w:t>
+      </w:r>
+    </w:p>
+    <w:p>
+      <w:pPr>
+        <w:rPr>
+          <w:b/>
+          <w:bCs/>
+        </w:rPr>
+      </w:pPr>
+      <w:r>
+        <w:rPr>
+          <w:b/>
+          <w:bCs/>
+        </w:rPr>
+        <w:t>Changes 4.13 to 4.14</w:t>
+      </w:r>
+    </w:p>
+    <w:p>
+      <w:pPr>
+        <w:pStyle w:val="ListParagraph"/>
+        <w:numPr>
+          <w:ilvl w:val="0"/>
+          <w:numId w:val="16"/>
+        </w:numPr>
+      </w:pPr>
+      <w:r>
+        <w:t>Fixed issue with applying a loop test when preceded by a stationary test.</w:t>
+      </w:r>
+    </w:p>
+    <w:p>
+      <w:pPr>
+        <w:pStyle w:val="ListParagraph"/>
+        <w:numPr>
+          <w:ilvl w:val="0"/>
+          <w:numId w:val="16"/>
+        </w:numPr>
+      </w:pPr>
+      <w:r>
         <w:lastRenderedPageBreak/>
-        <w:t>Changes QRevInt 4.26 Beta to QRevInt 1.00</w:t>
-      </w:r>
-    </w:p>
-    <w:p>
-      <w:pPr>
-        <w:pStyle w:val="ListParagraph"/>
-        <w:numPr>
-          <w:ilvl w:val="0"/>
-          <w:numId w:val="23"/>
-        </w:numPr>
-      </w:pPr>
-      <w:r>
-        <w:t>New versioning implemented.</w:t>
-      </w:r>
-    </w:p>
-    <w:p>
-      <w:pPr>
-        <w:pStyle w:val="ListParagraph"/>
-        <w:numPr>
-          <w:ilvl w:val="0"/>
-          <w:numId w:val="23"/>
-        </w:numPr>
-      </w:pPr>
-      <w:r>
-        <w:t>Added disclaimer and license that must be agreed to prior to running the first time.</w:t>
-      </w:r>
-    </w:p>
-    <w:p>
-      <w:pPr>
-        <w:pStyle w:val="ListParagraph"/>
-        <w:numPr>
-          <w:ilvl w:val="0"/>
-          <w:numId w:val="23"/>
-        </w:numPr>
-      </w:pPr>
-      <w:r>
-        <w:t>Modified code for compatibility with older QRev.mat files that lack the new features.</w:t>
-      </w:r>
-    </w:p>
-    <w:p>
-      <w:pPr>
-        <w:pStyle w:val="ListParagraph"/>
-        <w:numPr>
-          <w:ilvl w:val="0"/>
-          <w:numId w:val="23"/>
-        </w:numPr>
-      </w:pPr>
-      <w:r>
-        <w:t>QRev.mat files previously saved can be view as saved but will apply new features upon any change.</w:t>
-      </w:r>
-    </w:p>
-    <w:p>
-      <w:pPr>
-        <w:pStyle w:val="ListParagraph"/>
-        <w:numPr>
-          <w:ilvl w:val="0"/>
-          <w:numId w:val="23"/>
-        </w:numPr>
-      </w:pPr>
-      <w:r>
-        <w:t>Changed date format to YYYY.MM.DD.</w:t>
-      </w:r>
-    </w:p>
-    <w:p>
-      <w:pPr>
-        <w:pStyle w:val="ListParagraph"/>
-        <w:numPr>
-          <w:ilvl w:val="0"/>
-          <w:numId w:val="23"/>
-        </w:numPr>
-      </w:pPr>
-      <w:r>
-        <w:t>Added background color to the main window to distinguish from QRev.</w:t>
-      </w:r>
-    </w:p>
-    <w:p>
-      <w:pPr>
-        <w:pStyle w:val="ListParagraph"/>
-        <w:numPr>
-          <w:ilvl w:val="0"/>
-          <w:numId w:val="23"/>
-        </w:numPr>
-      </w:pPr>
-      <w:r>
-        <w:t>Extrap subsection label changes based on data loaded and processed.</w:t>
-      </w:r>
-    </w:p>
-    <w:p>
-      <w:pPr>
-        <w:pStyle w:val="ListParagraph"/>
-        <w:numPr>
-          <w:ilvl w:val="0"/>
-          <w:numId w:val="23"/>
-        </w:numPr>
-      </w:pPr>
-      <w:r>
-        <w:t>Fixed some compatibility issues with RS5 data.</w:t>
-      </w:r>
-    </w:p>
-    <w:p>
-      <w:pPr>
-        <w:rPr>
-          <w:b/>
-          <w:bCs/>
-        </w:rPr>
-      </w:pPr>
-      <w:r>
-        <w:rPr>
-          <w:b/>
-          <w:bCs/>
-        </w:rPr>
-        <w:t xml:space="preserve">Changes </w:t>
-      </w:r>
-      <w:r>
-        <w:rPr>
-          <w:b/>
-          <w:bCs/>
-        </w:rPr>
-        <w:t xml:space="preserve">QRev </w:t>
-      </w:r>
-      <w:r>
-        <w:rPr>
-          <w:b/>
-          <w:bCs/>
-        </w:rPr>
-        <w:t xml:space="preserve">4.23 to </w:t>
-      </w:r>
-      <w:r>
-        <w:rPr>
-          <w:b/>
-          <w:bCs/>
-        </w:rPr>
-        <w:t xml:space="preserve">QRevInt </w:t>
-      </w:r>
-      <w:r>
-        <w:rPr>
-          <w:b/>
-          <w:bCs/>
-        </w:rPr>
-        <w:t>4.26</w:t>
-      </w:r>
-      <w:r>
-        <w:rPr>
-          <w:b/>
-          <w:bCs/>
-        </w:rPr>
-        <w:t xml:space="preserve"> Beta</w:t>
-      </w:r>
-    </w:p>
-    <w:p>
-      <w:pPr>
-        <w:pStyle w:val="ListParagraph"/>
-        <w:numPr>
-          <w:ilvl w:val="0"/>
-          <w:numId w:val="22"/>
-        </w:numPr>
-      </w:pPr>
-      <w:r>
-        <w:t>Due to development conducted outside the USGS the name was changed to QRevInt, so as to represent the international support and development.</w:t>
-      </w:r>
-    </w:p>
-    <w:p>
-      <w:pPr>
-        <w:pStyle w:val="ListParagraph"/>
-        <w:numPr>
-          <w:ilvl w:val="0"/>
-          <w:numId w:val="22"/>
-        </w:numPr>
-      </w:pPr>
-      <w:r>
-        <w:t>Change icon to blue to distinguish from USGS version of QRev</w:t>
-      </w:r>
-    </w:p>
-    <w:p>
-      <w:pPr>
-        <w:pStyle w:val="ListParagraph"/>
-        <w:numPr>
-          <w:ilvl w:val="0"/>
-          <w:numId w:val="22"/>
-        </w:numPr>
-      </w:pPr>
-      <w:r>
-        <w:t>Fixed bug in EDI associated with GPS data.</w:t>
-      </w:r>
-    </w:p>
-    <w:p>
-      <w:pPr>
-        <w:pStyle w:val="ListParagraph"/>
-        <w:numPr>
-          <w:ilvl w:val="0"/>
-          <w:numId w:val="22"/>
-        </w:numPr>
-      </w:pPr>
-      <w:r>
-        <w:t>Technical manual update to include explanation of computing discharge in shallow water and corrected table 10.</w:t>
-      </w:r>
-    </w:p>
-    <w:p>
-      <w:pPr>
-        <w:pStyle w:val="ListParagraph"/>
-        <w:numPr>
-          <w:ilvl w:val="0"/>
-          <w:numId w:val="22"/>
-        </w:numPr>
-      </w:pPr>
-      <w:r>
-        <w:t>Fixed bug in applying weighted medians when switching from automatic to manual data type</w:t>
-      </w:r>
-    </w:p>
-    <w:p>
-      <w:pPr>
-        <w:pStyle w:val="ListParagraph"/>
-        <w:numPr>
-          <w:ilvl w:val="0"/>
-          <w:numId w:val="22"/>
-        </w:numPr>
-      </w:pPr>
-      <w:r>
-        <w:t>Modified extrap subsection so that subsectioning always works from left to right</w:t>
-      </w:r>
-    </w:p>
-    <w:p>
-      <w:pPr>
-        <w:pStyle w:val="ListParagraph"/>
-        <w:numPr>
-          <w:ilvl w:val="0"/>
-          <w:numId w:val="22"/>
-        </w:numPr>
-      </w:pPr>
-      <w:r>
-        <w:t>Removed depth from Oursin measured discharge uncertainty</w:t>
-      </w:r>
-    </w:p>
-    <w:p>
-      <w:pPr>
-        <w:pStyle w:val="ListParagraph"/>
-        <w:numPr>
-          <w:ilvl w:val="0"/>
-          <w:numId w:val="22"/>
-        </w:numPr>
-      </w:pPr>
-      <w:r>
-        <w:t>Added start date and delta Q to summary table</w:t>
-      </w:r>
-    </w:p>
-    <w:p>
-      <w:pPr>
-        <w:pStyle w:val="ListParagraph"/>
-        <w:numPr>
-          <w:ilvl w:val="0"/>
-          <w:numId w:val="22"/>
-        </w:numPr>
-      </w:pPr>
-      <w:r>
-        <w:t>Modified documentation reflect change to QRevInt</w:t>
-      </w:r>
-    </w:p>
-    <w:p>
-      <w:r>
-        <w:rPr>
-          <w:b/>
-          <w:bCs/>
-        </w:rPr>
-        <w:t>Changes 4.23 to 4.24</w:t>
-      </w:r>
-    </w:p>
-    <w:p>
-      <w:pPr>
-        <w:pStyle w:val="ListParagraph"/>
-        <w:numPr>
-          <w:ilvl w:val="0"/>
-          <w:numId w:val="20"/>
-        </w:numPr>
-      </w:pPr>
-      <w:r>
-        <w:t>Added user option to prompt for rating on save</w:t>
-      </w:r>
-    </w:p>
-    <w:p>
-      <w:pPr>
-        <w:pStyle w:val="ListParagraph"/>
-        <w:numPr>
-          <w:ilvl w:val="0"/>
-          <w:numId w:val="20"/>
-        </w:numPr>
-      </w:pPr>
-      <w:r>
-        <w:t>Added user option to compute extrapolation fit using discharge weighted medians</w:t>
-      </w:r>
-    </w:p>
-    <w:p>
-      <w:pPr>
-        <w:pStyle w:val="ListParagraph"/>
-        <w:numPr>
-          <w:ilvl w:val="0"/>
-          <w:numId w:val="20"/>
-        </w:numPr>
-      </w:pPr>
-      <w:r>
-        <w:t>Total measurement discharge will ignore any transect with a discharge that could not be computed</w:t>
-      </w:r>
-    </w:p>
-    <w:p>
-      <w:pPr>
-        <w:pStyle w:val="ListParagraph"/>
-        <w:numPr>
-          <w:ilvl w:val="0"/>
-          <w:numId w:val="20"/>
-        </w:numPr>
-      </w:pPr>
-      <w:r>
-        <w:t>Fixed bug reading some old QRev.mat files associated with new rating feature</w:t>
-      </w:r>
-    </w:p>
-    <w:p>
-      <w:pPr>
-        <w:rPr>
-          <w:b/>
-          <w:bCs/>
-        </w:rPr>
-      </w:pPr>
-      <w:r>
-        <w:rPr>
-          <w:b/>
-          <w:bCs/>
-        </w:rPr>
-        <w:t>Changes 4.21 to 4.23</w:t>
-      </w:r>
-    </w:p>
-    <w:p>
-      <w:pPr>
-        <w:pStyle w:val="ListParagraph"/>
-        <w:numPr>
-          <w:ilvl w:val="0"/>
-          <w:numId w:val="20"/>
-        </w:numPr>
-      </w:pPr>
-      <w:r>
-        <w:t>New TRDI raw data reader that is 3+ times faster</w:t>
-      </w:r>
-    </w:p>
-    <w:p>
-      <w:pPr>
-        <w:pStyle w:val="ListParagraph"/>
-        <w:numPr>
-          <w:ilvl w:val="0"/>
-          <w:numId w:val="20"/>
-        </w:numPr>
-      </w:pPr>
-      <w:r>
-        <w:t xml:space="preserve">Fixed issue with depth reference drop down </w:t>
-      </w:r>
-      <w:r>
-        <w:t xml:space="preserve">menu </w:t>
-      </w:r>
-      <w:r>
-        <w:t>when depth sounder data were collected</w:t>
-      </w:r>
-    </w:p>
-    <w:p>
-      <w:pPr>
-        <w:pStyle w:val="ListParagraph"/>
-        <w:numPr>
-          <w:ilvl w:val="0"/>
-          <w:numId w:val="20"/>
-        </w:numPr>
-      </w:pPr>
-      <w:r>
-        <w:t>Fixed issue so that GPS references that aren’t available cannot be selected</w:t>
-      </w:r>
-    </w:p>
-    <w:p>
-      <w:pPr>
-        <w:pStyle w:val="ListParagraph"/>
-        <w:numPr>
-          <w:ilvl w:val="0"/>
-          <w:numId w:val="20"/>
-        </w:numPr>
-      </w:pPr>
-      <w:r>
-        <w:t>Fixed several issues with new GPS-BT tab and GPS usage for moving-bed test</w:t>
-      </w:r>
-    </w:p>
-    <w:p>
-      <w:pPr>
-        <w:pStyle w:val="ListParagraph"/>
-        <w:numPr>
-          <w:ilvl w:val="0"/>
-          <w:numId w:val="20"/>
-        </w:numPr>
-      </w:pPr>
-      <w:r>
-        <w:t>Fixed bugs in heading interpolation</w:t>
-      </w:r>
-    </w:p>
-    <w:p>
-      <w:pPr>
-        <w:pStyle w:val="ListParagraph"/>
-        <w:numPr>
-          <w:ilvl w:val="0"/>
-          <w:numId w:val="20"/>
-        </w:numPr>
-      </w:pPr>
-      <w:r>
-        <w:t>Fixed bug reading *_QRev.mat having only 1 transect</w:t>
-      </w:r>
-    </w:p>
-    <w:p>
-      <w:pPr>
-        <w:pStyle w:val="ListParagraph"/>
-        <w:numPr>
-          <w:ilvl w:val="0"/>
-          <w:numId w:val="20"/>
-        </w:numPr>
-      </w:pPr>
-      <w:r>
-        <w:t>Fixed bug when loading measurement with no transects selected</w:t>
-      </w:r>
-    </w:p>
-    <w:p>
-      <w:pPr>
-        <w:pStyle w:val="ListParagraph"/>
-        <w:numPr>
-          <w:ilvl w:val="0"/>
-          <w:numId w:val="20"/>
-        </w:numPr>
-      </w:pPr>
-      <w:r>
-        <w:t xml:space="preserve">Fixed issue </w:t>
-      </w:r>
-      <w:r>
-        <w:t>that could occur when processing moving-bed tests loaded from *_QRev.mat</w:t>
-      </w:r>
-    </w:p>
-    <w:p>
-      <w:pPr>
-        <w:rPr>
-          <w:b/>
-          <w:bCs/>
-        </w:rPr>
-      </w:pPr>
-      <w:r>
-        <w:rPr>
-          <w:b/>
-          <w:bCs/>
-        </w:rPr>
-        <w:t>Changes 4.16 to 4.</w:t>
-      </w:r>
-      <w:r>
-        <w:rPr>
-          <w:b/>
-          <w:bCs/>
-        </w:rPr>
-        <w:t>2</w:t>
-      </w:r>
-      <w:r>
-        <w:rPr>
-          <w:b/>
-          <w:bCs/>
-        </w:rPr>
-        <w:t>1</w:t>
-      </w:r>
-    </w:p>
-    <w:p>
-      <w:pPr>
-        <w:pStyle w:val="ListParagraph"/>
-        <w:numPr>
-          <w:ilvl w:val="0"/>
-          <w:numId w:val="19"/>
-        </w:numPr>
-      </w:pPr>
-      <w:r>
-        <w:t>Added code to identify and notify of user changes to original values</w:t>
-      </w:r>
-    </w:p>
-    <w:p>
-      <w:pPr>
-        <w:pStyle w:val="ListParagraph"/>
-        <w:numPr>
-          <w:ilvl w:val="0"/>
-          <w:numId w:val="19"/>
+        <w:t>Fixed issue with current settings when measurement has mixture of GPS and no GPS</w:t>
+      </w:r>
+    </w:p>
+    <w:p>
+      <w:pPr>
+        <w:rPr>
+          <w:b/>
+          <w:bCs/>
+        </w:rPr>
+      </w:pPr>
+      <w:r>
+        <w:rPr>
+          <w:b/>
+          <w:bCs/>
+        </w:rPr>
+        <w:t>Changes 3.43 to 4.1</w:t>
+      </w:r>
+      <w:r>
+        <w:rPr>
+          <w:b/>
+          <w:bCs/>
+        </w:rPr>
+        <w:t>3</w:t>
+      </w:r>
+    </w:p>
+    <w:p>
+      <w:pPr>
+        <w:pStyle w:val="ListParagraph"/>
+        <w:numPr>
+          <w:ilvl w:val="0"/>
+          <w:numId w:val="15"/>
+        </w:numPr>
+      </w:pPr>
+      <w:r>
+        <w:t>Ported code from Matlab to Python</w:t>
+      </w:r>
+    </w:p>
+    <w:p>
+      <w:pPr>
+        <w:pStyle w:val="ListParagraph"/>
+        <w:numPr>
+          <w:ilvl w:val="0"/>
+          <w:numId w:val="15"/>
+        </w:numPr>
+      </w:pPr>
+      <w:r>
+        <w:t>User interface redesigned using PyQt</w:t>
+      </w:r>
+    </w:p>
+    <w:p>
+      <w:pPr>
+        <w:pStyle w:val="ListParagraph"/>
+        <w:numPr>
+          <w:ilvl w:val="0"/>
+          <w:numId w:val="15"/>
+        </w:numPr>
+      </w:pPr>
+      <w:r>
+        <w:t>Main summary page includes contour, shiptrack, and discharge time series graphics</w:t>
+      </w:r>
+    </w:p>
+    <w:p>
+      <w:pPr>
+        <w:pStyle w:val="ListParagraph"/>
+        <w:numPr>
+          <w:ilvl w:val="0"/>
+          <w:numId w:val="15"/>
+        </w:numPr>
+      </w:pPr>
+      <w:r>
+        <w:t>Ability to change navigation reference through the toolbar</w:t>
+      </w:r>
+    </w:p>
+    <w:p>
+      <w:pPr>
+        <w:pStyle w:val="ListParagraph"/>
+        <w:numPr>
+          <w:ilvl w:val="0"/>
+          <w:numId w:val="15"/>
+        </w:numPr>
+      </w:pPr>
+      <w:r>
+        <w:t>Ability to turn on or off composite tracks through the toolbar</w:t>
+      </w:r>
+    </w:p>
+    <w:p>
+      <w:pPr>
+        <w:pStyle w:val="ListParagraph"/>
+        <w:numPr>
+          <w:ilvl w:val="0"/>
+          <w:numId w:val="15"/>
+        </w:numPr>
+      </w:pPr>
+      <w:r>
+        <w:t>Changes to default settings are highlighted</w:t>
+      </w:r>
+    </w:p>
+    <w:p>
+      <w:pPr>
+        <w:pStyle w:val="ListParagraph"/>
+        <w:numPr>
+          <w:ilvl w:val="0"/>
+          <w:numId w:val="15"/>
+        </w:numPr>
+      </w:pPr>
+      <w:r>
+        <w:t>Opening and measurement loading speed has been improved</w:t>
+      </w:r>
+    </w:p>
+    <w:p>
+      <w:pPr>
+        <w:pStyle w:val="ListParagraph"/>
+        <w:numPr>
+          <w:ilvl w:val="0"/>
+          <w:numId w:val="15"/>
+        </w:numPr>
+      </w:pPr>
+      <w:r>
+        <w:t xml:space="preserve">Change water velocity interpolation from linear to ABBA </w:t>
+      </w:r>
+    </w:p>
+    <w:p>
+      <w:pPr>
+        <w:pStyle w:val="ListParagraph"/>
+        <w:numPr>
+          <w:ilvl w:val="0"/>
+          <w:numId w:val="15"/>
+        </w:numPr>
+      </w:pPr>
+      <w:r>
+        <w:t>Water velocities for all invalid bins are interpolated rather than added to top or bottom extrapolation</w:t>
+      </w:r>
+    </w:p>
+    <w:p>
+      <w:pPr>
+        <w:pStyle w:val="ListParagraph"/>
+        <w:numPr>
+          <w:ilvl w:val="0"/>
+          <w:numId w:val="15"/>
+        </w:numPr>
+      </w:pPr>
+      <w:r>
+        <w:t>F</w:t>
+      </w:r>
+      <w:r>
+        <w:t>ixed bug in vtg primary composite tracks, wasn't substituting GGA</w:t>
+      </w:r>
+    </w:p>
+    <w:p>
+      <w:pPr>
+        <w:pStyle w:val="ListParagraph"/>
+        <w:numPr>
+          <w:ilvl w:val="0"/>
+          <w:numId w:val="15"/>
+        </w:numPr>
+      </w:pPr>
+      <w:r>
+        <w:t>Added uncertainty to the automatic comment when a file is saved</w:t>
+      </w:r>
+    </w:p>
+    <w:p>
+      <w:pPr>
+        <w:pStyle w:val="ListParagraph"/>
+        <w:numPr>
+          <w:ilvl w:val="0"/>
+          <w:numId w:val="15"/>
+        </w:numPr>
+      </w:pPr>
+      <w:r>
+        <w:t>Statistics and interpolation methods in Python may result in small differences from Matlab</w:t>
+      </w:r>
+    </w:p>
+    <w:p>
+      <w:pPr>
+        <w:rPr>
+          <w:b/>
+          <w:bCs/>
+        </w:rPr>
+      </w:pPr>
+      <w:r>
+        <w:rPr>
+          <w:b/>
+          <w:bCs/>
+        </w:rPr>
+        <w:t>Changes 3.42 to 3.43</w:t>
+      </w:r>
+    </w:p>
+    <w:p>
+      <w:pPr>
+        <w:pStyle w:val="ListParagraph"/>
+        <w:numPr>
+          <w:ilvl w:val="0"/>
+          <w:numId w:val="3"/>
+        </w:numPr>
+      </w:pPr>
+      <w:r>
+        <w:t>Fixed bug that did not properly identify missing (lost) ensembles if the typical ensemble duration was greater than 1.5 sec. This affected mode 13 StreamPro data.</w:t>
+      </w:r>
+    </w:p>
+    <w:p>
+      <w:pPr>
+        <w:rPr>
+          <w:b/>
+          <w:bCs/>
+        </w:rPr>
+      </w:pPr>
+      <w:r>
+        <w:rPr>
+          <w:b/>
+          <w:bCs/>
+        </w:rPr>
+        <w:t>Changes 3.41 to 3.42</w:t>
+      </w:r>
+    </w:p>
+    <w:p>
+      <w:pPr>
+        <w:pStyle w:val="ListParagraph"/>
+        <w:numPr>
+          <w:ilvl w:val="0"/>
+          <w:numId w:val="2"/>
+        </w:numPr>
+      </w:pPr>
+      <w:r>
+        <w:t>Fixed bug in bottom discharge extrapolation. Previous versions failed to estimate the bottom discharge for ensembles that had no valid data but where depth cell velocities were interpolated.</w:t>
+      </w:r>
+    </w:p>
+    <w:p>
+      <w:pPr>
+        <w:rPr>
+          <w:b/>
+          <w:bCs/>
+        </w:rPr>
+      </w:pPr>
+      <w:r>
+        <w:rPr>
+          <w:b/>
+          <w:bCs/>
+        </w:rPr>
+        <w:t>Changes 3.40 to 3.41</w:t>
+      </w:r>
+    </w:p>
+    <w:p>
+      <w:pPr>
+        <w:pStyle w:val="ListParagraph"/>
+        <w:numPr>
+          <w:ilvl w:val="0"/>
+          <w:numId w:val="1"/>
+        </w:numPr>
+      </w:pPr>
+      <w:r>
+        <w:t>Fixed bug with discharge percent change not updating after multiple speed of sound changes.</w:t>
+      </w:r>
+    </w:p>
+    <w:p>
+      <w:pPr>
+        <w:pStyle w:val="ListParagraph"/>
+        <w:numPr>
+          <w:ilvl w:val="0"/>
+          <w:numId w:val="1"/>
+        </w:numPr>
+      </w:pPr>
+      <w:r>
+        <w:t>Fixed bug in edges table where wrong row was highlighted if some transects were unchecked.</w:t>
+      </w:r>
+    </w:p>
+    <w:p>
+      <w:pPr>
+        <w:pStyle w:val="ListParagraph"/>
+        <w:numPr>
+          <w:ilvl w:val="0"/>
+          <w:numId w:val="1"/>
+        </w:numPr>
+      </w:pPr>
+      <w:r>
+        <w:t>Fixed bug in edges shiptrack so it only displays valid orginal data and not interpolated data.</w:t>
+      </w:r>
+    </w:p>
+    <w:p>
+      <w:pPr>
+        <w:pStyle w:val="ListParagraph"/>
+        <w:numPr>
+          <w:ilvl w:val="0"/>
+          <w:numId w:val="1"/>
+        </w:numPr>
+      </w:pPr>
+      <w:r>
+        <w:t>Fixed bug no allowing manual entry of 0 salinity.</w:t>
+      </w:r>
+    </w:p>
+    <w:p>
+      <w:pPr>
+        <w:rPr>
+          <w:b/>
+          <w:bCs/>
+        </w:rPr>
+      </w:pPr>
+      <w:r>
+        <w:rPr>
+          <w:b/>
+          <w:bCs/>
+        </w:rPr>
+        <w:t>Changes from 3.35 to 3.40</w:t>
+      </w:r>
+    </w:p>
+    <w:p>
+      <w:pPr>
+        <w:pStyle w:val="ListParagraph"/>
+        <w:numPr>
+          <w:ilvl w:val="0"/>
+          <w:numId w:val="4"/>
+        </w:numPr>
+      </w:pPr>
+      <w:r>
+        <w:t>Fixed bug causing crash when TRDI PT3 test was incomplete.</w:t>
+      </w:r>
+    </w:p>
+    <w:p>
+      <w:pPr>
+        <w:pStyle w:val="ListParagraph"/>
+        <w:numPr>
+          <w:ilvl w:val="0"/>
+          <w:numId w:val="4"/>
+        </w:numPr>
+      </w:pPr>
+      <w:r>
+        <w:t>Modified uncertainty estimate for invalid and edges to use absolute values.</w:t>
+      </w:r>
+    </w:p>
+    <w:p>
+      <w:pPr>
+        <w:pStyle w:val="ListParagraph"/>
+        <w:numPr>
+          <w:ilvl w:val="0"/>
+          <w:numId w:val="4"/>
+        </w:numPr>
+      </w:pPr>
+      <w:r>
+        <w:t>Fixed issue with multi-line comments in XML file.</w:t>
+      </w:r>
+    </w:p>
+    <w:p>
+      <w:pPr>
+        <w:pStyle w:val="ListParagraph"/>
+        <w:numPr>
+          <w:ilvl w:val="0"/>
+          <w:numId w:val="4"/>
+        </w:numPr>
+      </w:pPr>
+      <w:r>
+        <w:t>Fixed draft check to only evaluate checked transects.</w:t>
+      </w:r>
+    </w:p>
+    <w:p>
+      <w:pPr>
+        <w:pStyle w:val="ListParagraph"/>
+        <w:numPr>
+          <w:ilvl w:val="0"/>
+          <w:numId w:val="4"/>
+        </w:numPr>
+      </w:pPr>
+      <w:r>
+        <w:t>XML file now only contains the summary information from a SonTek compass calibration.</w:t>
+      </w:r>
+    </w:p>
+    <w:p>
+      <w:pPr>
+        <w:pStyle w:val="ListParagraph"/>
+        <w:numPr>
+          <w:ilvl w:val="0"/>
+          <w:numId w:val="4"/>
+        </w:numPr>
+      </w:pPr>
+      <w:r>
+        <w:t>Fixed bug in moving-bed test if loop compass error and direction could not be computed.</w:t>
+      </w:r>
+    </w:p>
+    <w:p>
+      <w:pPr>
+        <w:pStyle w:val="ListParagraph"/>
+        <w:numPr>
+          <w:ilvl w:val="0"/>
+          <w:numId w:val="4"/>
+        </w:numPr>
+      </w:pPr>
+      <w:r>
+        <w:t>Added message for missing samples in SonTek data.</w:t>
+      </w:r>
+    </w:p>
+    <w:p>
+      <w:pPr>
+        <w:pStyle w:val="ListParagraph"/>
+        <w:numPr>
+          <w:ilvl w:val="0"/>
+          <w:numId w:val="4"/>
+        </w:numPr>
+      </w:pPr>
+      <w:r>
+        <w:t>Modified PT3 tests to reduce false positives.</w:t>
+      </w:r>
+    </w:p>
+    <w:p>
+      <w:pPr>
+        <w:pStyle w:val="ListParagraph"/>
+        <w:numPr>
+          <w:ilvl w:val="0"/>
+          <w:numId w:val="4"/>
+        </w:numPr>
+      </w:pPr>
+      <w:r>
+        <w:t>Added check to boat and wt to check warn if all data are invalid.</w:t>
+      </w:r>
+    </w:p>
+    <w:p>
+      <w:pPr>
+        <w:pStyle w:val="ListParagraph"/>
+        <w:numPr>
+          <w:ilvl w:val="0"/>
+          <w:numId w:val="4"/>
+        </w:numPr>
+      </w:pPr>
+      <w:r>
+        <w:t>Edge sign check changed to only show message if edge discharge is greater than 0.5%</w:t>
+      </w:r>
+    </w:p>
+    <w:p>
+      <w:pPr>
+        <w:pStyle w:val="ListParagraph"/>
+        <w:numPr>
+          <w:ilvl w:val="0"/>
+          <w:numId w:val="4"/>
+        </w:numPr>
+      </w:pPr>
+      <w:r>
+        <w:t>Added option to store a style sheet with the xml output file.</w:t>
+      </w:r>
+    </w:p>
+    <w:p>
+      <w:pPr>
+        <w:pStyle w:val="ListParagraph"/>
+        <w:numPr>
+          <w:ilvl w:val="0"/>
+          <w:numId w:val="4"/>
         </w:numPr>
       </w:pPr>
       <w:r>
         <w:lastRenderedPageBreak/>
-        <w:t>Added ability to use GPS as a reference for moving-bed tests</w:t>
-      </w:r>
-    </w:p>
-    <w:p>
-      <w:pPr>
-        <w:pStyle w:val="ListParagraph"/>
-        <w:numPr>
-          <w:ilvl w:val="0"/>
-          <w:numId w:val="19"/>
-        </w:numPr>
-      </w:pPr>
-      <w:r>
-        <w:t>Applying magvar or heading offset or heading source changes to all transects applies them to moving-bed test also</w:t>
-      </w:r>
-    </w:p>
-    <w:p>
-      <w:pPr>
-        <w:pStyle w:val="ListParagraph"/>
-        <w:numPr>
-          <w:ilvl w:val="0"/>
-          <w:numId w:val="19"/>
-        </w:numPr>
-      </w:pPr>
-      <w:r>
-        <w:t>Moving-bed test flow speed now corrected for moving-bed velocity</w:t>
-      </w:r>
-    </w:p>
-    <w:p>
-      <w:pPr>
-        <w:pStyle w:val="ListParagraph"/>
-        <w:numPr>
-          <w:ilvl w:val="0"/>
-          <w:numId w:val="19"/>
-        </w:numPr>
-      </w:pPr>
-      <w:r>
-        <w:t>Added automatic checking of GPS lag</w:t>
-      </w:r>
-    </w:p>
-    <w:p>
-      <w:pPr>
-        <w:pStyle w:val="ListParagraph"/>
-        <w:numPr>
-          <w:ilvl w:val="0"/>
-          <w:numId w:val="19"/>
-        </w:numPr>
-      </w:pPr>
-      <w:r>
-        <w:t>Added GPS – BT comparison tab to GPS Tab</w:t>
-      </w:r>
-    </w:p>
-    <w:p>
-      <w:pPr>
-        <w:pStyle w:val="ListParagraph"/>
-        <w:numPr>
-          <w:ilvl w:val="0"/>
-          <w:numId w:val="19"/>
-        </w:numPr>
-      </w:pPr>
-      <w:r>
-        <w:t>Fixed issue with applying the correct moving-bed test when multiple tests are available</w:t>
-      </w:r>
-    </w:p>
-    <w:p>
-      <w:pPr>
-        <w:pStyle w:val="ListParagraph"/>
-        <w:numPr>
-          <w:ilvl w:val="0"/>
-          <w:numId w:val="19"/>
-        </w:numPr>
-      </w:pPr>
-      <w:r>
-        <w:t>Modifications to allow QRev to work with Rowe and Nortek ADCPs.</w:t>
-      </w:r>
-    </w:p>
-    <w:p>
-      <w:pPr>
-        <w:pStyle w:val="ListParagraph"/>
-        <w:numPr>
-          <w:ilvl w:val="0"/>
-          <w:numId w:val="19"/>
-        </w:numPr>
-      </w:pPr>
-      <w:r>
-        <w:t>Added support for user edge discharge for WinRiver II 2.22</w:t>
-      </w:r>
-    </w:p>
-    <w:p>
-      <w:pPr>
-        <w:pStyle w:val="ListParagraph"/>
-        <w:numPr>
-          <w:ilvl w:val="0"/>
-          <w:numId w:val="19"/>
-        </w:numPr>
-      </w:pPr>
-      <w:r>
-        <w:t>“.mat” is always appended as suffix to saved QRev file</w:t>
-      </w:r>
-    </w:p>
-    <w:p>
-      <w:pPr>
-        <w:pStyle w:val="ListParagraph"/>
-        <w:numPr>
-          <w:ilvl w:val="0"/>
-          <w:numId w:val="19"/>
-        </w:numPr>
-      </w:pPr>
-      <w:r>
-        <w:t>Manual threshold for wt and bt saved and displayed when opening *_QRev.mat</w:t>
-      </w:r>
-    </w:p>
-    <w:p>
-      <w:pPr>
-        <w:pStyle w:val="ListParagraph"/>
-        <w:numPr>
-          <w:ilvl w:val="0"/>
-          <w:numId w:val="19"/>
-        </w:numPr>
-      </w:pPr>
-      <w:r>
-        <w:t>Modified code to use 1</w:t>
-      </w:r>
-      <w:r>
-        <w:rPr>
-          <w:vertAlign w:val="superscript"/>
-        </w:rPr>
-        <w:t>st</w:t>
-      </w:r>
-      <w:r>
-        <w:t xml:space="preserve"> checked transect rather than 1</w:t>
-      </w:r>
-      <w:r>
-        <w:rPr>
-          <w:vertAlign w:val="superscript"/>
-        </w:rPr>
-        <w:t>st</w:t>
-      </w:r>
-      <w:r>
-        <w:t xml:space="preserve"> transect for general settings</w:t>
-      </w:r>
-    </w:p>
-    <w:p>
-      <w:pPr>
-        <w:pStyle w:val="ListParagraph"/>
-        <w:numPr>
-          <w:ilvl w:val="0"/>
-          <w:numId w:val="19"/>
-        </w:numPr>
-      </w:pPr>
-      <w:r>
-        <w:t>Modified code to accept measurements with inconsistent availability of GPS data types</w:t>
-      </w:r>
-    </w:p>
-    <w:p>
-      <w:pPr>
-        <w:pStyle w:val="ListParagraph"/>
-        <w:numPr>
-          <w:ilvl w:val="0"/>
-          <w:numId w:val="19"/>
-        </w:numPr>
-      </w:pPr>
-      <w:r>
-        <w:t>Fixed issue loading data with no valid bottom track</w:t>
-      </w:r>
-    </w:p>
-    <w:p>
-      <w:pPr>
-        <w:pStyle w:val="ListParagraph"/>
-        <w:numPr>
-          <w:ilvl w:val="0"/>
-          <w:numId w:val="19"/>
-        </w:numPr>
-      </w:pPr>
-      <w:r>
-        <w:t>Added notification when SonTek data is loaded with other than Earth coordinates</w:t>
-      </w:r>
-    </w:p>
-    <w:p>
-      <w:pPr>
-        <w:pStyle w:val="ListParagraph"/>
-        <w:numPr>
-          <w:ilvl w:val="0"/>
-          <w:numId w:val="19"/>
-        </w:numPr>
-      </w:pPr>
-      <w:r>
-        <w:t>Fixed issue with selecting transects in EDI if some transects were not checked</w:t>
-      </w:r>
-    </w:p>
-    <w:p>
-      <w:pPr>
-        <w:pStyle w:val="ListParagraph"/>
-        <w:numPr>
-          <w:ilvl w:val="0"/>
-          <w:numId w:val="19"/>
-        </w:numPr>
-      </w:pPr>
-      <w:r>
-        <w:t>Fixed issue in EDI if no GPS data are available</w:t>
-      </w:r>
-    </w:p>
-    <w:p>
-      <w:pPr>
-        <w:pStyle w:val="ListParagraph"/>
-        <w:numPr>
-          <w:ilvl w:val="0"/>
-          <w:numId w:val="19"/>
-        </w:numPr>
-      </w:pPr>
-      <w:r>
-        <w:t>Fixed QA check for missing samples</w:t>
-      </w:r>
-    </w:p>
-    <w:p>
-      <w:pPr>
-        <w:pStyle w:val="ListParagraph"/>
-        <w:numPr>
-          <w:ilvl w:val="0"/>
-          <w:numId w:val="19"/>
-        </w:numPr>
-      </w:pPr>
-      <w:r>
-        <w:t>Fixed issue with invalid stationary moving-bed tests used for correction</w:t>
-      </w:r>
-    </w:p>
-    <w:p>
-      <w:pPr>
-        <w:rPr>
-          <w:b/>
-          <w:bCs/>
-        </w:rPr>
-      </w:pPr>
-    </w:p>
-    <w:p>
-      <w:r>
-        <w:rPr>
-          <w:b/>
-          <w:bCs/>
-        </w:rPr>
-        <w:t>Changes 4</w:t>
-      </w:r>
-      <w:r>
-        <w:rPr>
-          <w:b/>
-          <w:bCs/>
-        </w:rPr>
-        <w:t>.</w:t>
-      </w:r>
-      <w:r>
-        <w:rPr>
-          <w:b/>
-          <w:bCs/>
-        </w:rPr>
-        <w:t>15 to 4</w:t>
-      </w:r>
-      <w:r>
-        <w:rPr>
-          <w:b/>
-          <w:bCs/>
-        </w:rPr>
-        <w:t>.</w:t>
-      </w:r>
-      <w:r>
-        <w:rPr>
-          <w:b/>
-          <w:bCs/>
-        </w:rPr>
-        <w:t>16</w:t>
-      </w:r>
-    </w:p>
-    <w:p>
-      <w:pPr>
-        <w:pStyle w:val="ListParagraph"/>
-        <w:numPr>
-          <w:ilvl w:val="0"/>
-          <w:numId w:val="18"/>
-        </w:numPr>
-      </w:pPr>
-      <w:r>
-        <w:t>Fixed incomplete system test for TRDI causing crash when saving</w:t>
-      </w:r>
-    </w:p>
-    <w:p>
-      <w:pPr>
-        <w:pStyle w:val="ListParagraph"/>
-        <w:numPr>
-          <w:ilvl w:val="0"/>
-          <w:numId w:val="18"/>
-        </w:numPr>
-      </w:pPr>
-      <w:r>
-        <w:t>Fixed issue with PT3 test status not displayed properly</w:t>
-      </w:r>
-    </w:p>
-    <w:p>
-      <w:pPr>
-        <w:pStyle w:val="ListParagraph"/>
-        <w:numPr>
-          <w:ilvl w:val="0"/>
-          <w:numId w:val="18"/>
-        </w:numPr>
-      </w:pPr>
-      <w:r>
-        <w:t>Fixed issue with VTG low speed message</w:t>
-      </w:r>
-    </w:p>
-    <w:p>
-      <w:pPr>
-        <w:pStyle w:val="ListParagraph"/>
-        <w:numPr>
-          <w:ilvl w:val="0"/>
-          <w:numId w:val="18"/>
-        </w:numPr>
-      </w:pPr>
-      <w:r>
-        <w:t>Fixed issue with VTG and composite tracks on causing switch to GGA</w:t>
-      </w:r>
-    </w:p>
-    <w:p>
-      <w:pPr>
-        <w:pStyle w:val="ListParagraph"/>
-        <w:numPr>
-          <w:ilvl w:val="0"/>
-          <w:numId w:val="18"/>
-        </w:numPr>
-      </w:pPr>
-      <w:r>
-        <w:t>Fixed issues with the edges tab</w:t>
-      </w:r>
-      <w:r>
-        <w:t>: no valid GPS, 0 or 1 ensembles selected, etc.</w:t>
-      </w:r>
-    </w:p>
-    <w:p>
-      <w:pPr>
-        <w:pStyle w:val="ListParagraph"/>
-        <w:numPr>
-          <w:ilvl w:val="0"/>
-          <w:numId w:val="18"/>
-        </w:numPr>
-      </w:pPr>
-      <w:r>
-        <w:t>Fixed issues with tab text color not updating properly</w:t>
-      </w:r>
-    </w:p>
-    <w:p>
-      <w:pPr>
-        <w:pStyle w:val="ListParagraph"/>
-        <w:numPr>
-          <w:ilvl w:val="0"/>
-          <w:numId w:val="18"/>
-        </w:numPr>
-      </w:pPr>
-      <w:r>
-        <w:t>Updated user’s manual to indicate that 4-beam composite is the default if vertical beam or depth sounder data are available.</w:t>
-      </w:r>
-    </w:p>
-    <w:p>
-      <w:pPr>
-        <w:pStyle w:val="ListParagraph"/>
-        <w:numPr>
-          <w:ilvl w:val="0"/>
-          <w:numId w:val="18"/>
-        </w:numPr>
-      </w:pPr>
-      <w:r>
-        <w:t>Several issues with the interaction with RIVRS were fixed</w:t>
-      </w:r>
-    </w:p>
-    <w:p>
-      <w:pPr>
-        <w:pStyle w:val="ListParagraph"/>
-        <w:numPr>
-          <w:ilvl w:val="0"/>
-          <w:numId w:val="18"/>
-        </w:numPr>
-      </w:pPr>
-      <w:r>
-        <w:t>Fixed inconsistent behavior of the up/down arrows</w:t>
-      </w:r>
-    </w:p>
-    <w:p>
-      <w:pPr>
-        <w:pStyle w:val="ListParagraph"/>
-        <w:numPr>
-          <w:ilvl w:val="0"/>
-          <w:numId w:val="18"/>
-        </w:numPr>
-      </w:pPr>
-      <w:r>
-        <w:t>Improved speed of transect change using up/down arrows</w:t>
-      </w:r>
-    </w:p>
-    <w:p>
-      <w:pPr>
-        <w:pStyle w:val="ListParagraph"/>
-        <w:numPr>
-          <w:ilvl w:val="0"/>
-          <w:numId w:val="18"/>
-        </w:numPr>
-      </w:pPr>
-      <w:r>
-        <w:t>Fixed issue with files saving in previously used folder</w:t>
-      </w:r>
-    </w:p>
-    <w:p>
-      <w:pPr>
-        <w:pStyle w:val="ListParagraph"/>
-        <w:numPr>
-          <w:ilvl w:val="0"/>
-          <w:numId w:val="18"/>
-        </w:numPr>
-      </w:pPr>
-      <w:r>
-        <w:t>Modified code for compatibility with Nortek Signature 1000</w:t>
-      </w:r>
-    </w:p>
-    <w:p>
-      <w:pPr>
-        <w:rPr>
-          <w:b/>
-          <w:bCs/>
-        </w:rPr>
-      </w:pPr>
-      <w:r>
-        <w:rPr>
-          <w:b/>
-          <w:bCs/>
-        </w:rPr>
-        <w:t>Changes 4.14 to 4.15</w:t>
-      </w:r>
-    </w:p>
-    <w:p>
-      <w:pPr>
-        <w:pStyle w:val="ListParagraph"/>
-        <w:numPr>
-          <w:ilvl w:val="0"/>
-          <w:numId w:val="17"/>
-        </w:numPr>
-      </w:pPr>
-      <w:r>
-        <w:t>Fixed issue with shiptrack when all GPS data are invalid</w:t>
-      </w:r>
-    </w:p>
-    <w:p>
-      <w:pPr>
-        <w:pStyle w:val="ListParagraph"/>
-        <w:numPr>
-          <w:ilvl w:val="0"/>
-          <w:numId w:val="17"/>
-        </w:numPr>
-      </w:pPr>
-      <w:r>
-        <w:t>Fixed bug when applying stationary moving-bed correction</w:t>
-      </w:r>
-    </w:p>
-    <w:p>
-      <w:pPr>
-        <w:rPr>
-          <w:b/>
-          <w:bCs/>
-        </w:rPr>
-      </w:pPr>
-      <w:r>
-        <w:rPr>
-          <w:b/>
-          <w:bCs/>
-        </w:rPr>
-        <w:t>Changes 4.13 to 4.14</w:t>
-      </w:r>
-    </w:p>
-    <w:p>
-      <w:pPr>
-        <w:pStyle w:val="ListParagraph"/>
-        <w:numPr>
-          <w:ilvl w:val="0"/>
-          <w:numId w:val="16"/>
-        </w:numPr>
-      </w:pPr>
-      <w:r>
-        <w:t>Fixed issue with applying a loop test when preceded by a stationary test.</w:t>
-      </w:r>
-    </w:p>
-    <w:p>
-      <w:pPr>
-        <w:pStyle w:val="ListParagraph"/>
-        <w:numPr>
-          <w:ilvl w:val="0"/>
-          <w:numId w:val="16"/>
-        </w:numPr>
-      </w:pPr>
-      <w:r>
-        <w:t>Fixed issue with current settings when measurement has mixture of GPS and no GPS</w:t>
-      </w:r>
-    </w:p>
-    <w:p>
-      <w:pPr>
-        <w:rPr>
-          <w:b/>
-          <w:bCs/>
-        </w:rPr>
-      </w:pPr>
-      <w:r>
-        <w:rPr>
-          <w:b/>
-          <w:bCs/>
-        </w:rPr>
-        <w:lastRenderedPageBreak/>
-        <w:t>Changes 3.43 to 4.1</w:t>
-      </w:r>
-      <w:r>
-        <w:rPr>
-          <w:b/>
-          <w:bCs/>
-        </w:rPr>
-        <w:t>3</w:t>
-      </w:r>
-    </w:p>
-    <w:p>
-      <w:pPr>
-        <w:pStyle w:val="ListParagraph"/>
-        <w:numPr>
-          <w:ilvl w:val="0"/>
-          <w:numId w:val="15"/>
-        </w:numPr>
-      </w:pPr>
-      <w:r>
-        <w:t>Ported code from Matlab to Python</w:t>
-      </w:r>
-    </w:p>
-    <w:p>
-      <w:pPr>
-        <w:pStyle w:val="ListParagraph"/>
-        <w:numPr>
-          <w:ilvl w:val="0"/>
-          <w:numId w:val="15"/>
-        </w:numPr>
-      </w:pPr>
-      <w:r>
-        <w:t>User interface redesigned using PyQt</w:t>
-      </w:r>
-    </w:p>
-    <w:p>
-      <w:pPr>
-        <w:pStyle w:val="ListParagraph"/>
-        <w:numPr>
-          <w:ilvl w:val="0"/>
-          <w:numId w:val="15"/>
-        </w:numPr>
-      </w:pPr>
-      <w:r>
-        <w:t>Main summary page includes contour, shiptrack, and discharge time series graphics</w:t>
-      </w:r>
-    </w:p>
-    <w:p>
-      <w:pPr>
-        <w:pStyle w:val="ListParagraph"/>
-        <w:numPr>
-          <w:ilvl w:val="0"/>
-          <w:numId w:val="15"/>
-        </w:numPr>
-      </w:pPr>
-      <w:r>
-        <w:t>Ability to change navigation reference through the toolbar</w:t>
-      </w:r>
-    </w:p>
-    <w:p>
-      <w:pPr>
-        <w:pStyle w:val="ListParagraph"/>
-        <w:numPr>
-          <w:ilvl w:val="0"/>
-          <w:numId w:val="15"/>
-        </w:numPr>
-      </w:pPr>
-      <w:r>
-        <w:t>Ability to turn on or off composite tracks through the toolbar</w:t>
-      </w:r>
-    </w:p>
-    <w:p>
-      <w:pPr>
-        <w:pStyle w:val="ListParagraph"/>
-        <w:numPr>
-          <w:ilvl w:val="0"/>
-          <w:numId w:val="15"/>
-        </w:numPr>
-      </w:pPr>
-      <w:r>
-        <w:t>Changes to default settings are highlighted</w:t>
-      </w:r>
-    </w:p>
-    <w:p>
-      <w:pPr>
-        <w:pStyle w:val="ListParagraph"/>
-        <w:numPr>
-          <w:ilvl w:val="0"/>
-          <w:numId w:val="15"/>
-        </w:numPr>
-      </w:pPr>
-      <w:r>
-        <w:t>Opening and measurement loading speed has been improved</w:t>
-      </w:r>
-    </w:p>
-    <w:p>
-      <w:pPr>
-        <w:pStyle w:val="ListParagraph"/>
-        <w:numPr>
-          <w:ilvl w:val="0"/>
-          <w:numId w:val="15"/>
-        </w:numPr>
-      </w:pPr>
-      <w:r>
-        <w:t xml:space="preserve">Change water velocity interpolation from linear to ABBA </w:t>
-      </w:r>
-    </w:p>
-    <w:p>
-      <w:pPr>
-        <w:pStyle w:val="ListParagraph"/>
-        <w:numPr>
-          <w:ilvl w:val="0"/>
-          <w:numId w:val="15"/>
-        </w:numPr>
-      </w:pPr>
-      <w:r>
-        <w:t>Water velocities for all invalid bins are interpolated rather than added to top or bottom extrapolation</w:t>
-      </w:r>
-    </w:p>
-    <w:p>
-      <w:pPr>
-        <w:pStyle w:val="ListParagraph"/>
-        <w:numPr>
-          <w:ilvl w:val="0"/>
-          <w:numId w:val="15"/>
-        </w:numPr>
-      </w:pPr>
-      <w:r>
-        <w:t>F</w:t>
-      </w:r>
-      <w:r>
-        <w:t>ixed bug in vtg primary composite tracks, wasn't substituting GGA</w:t>
-      </w:r>
-    </w:p>
-    <w:p>
-      <w:pPr>
-        <w:pStyle w:val="ListParagraph"/>
-        <w:numPr>
-          <w:ilvl w:val="0"/>
-          <w:numId w:val="15"/>
-        </w:numPr>
-      </w:pPr>
-      <w:r>
-        <w:t>Added uncertainty to the automatic comment when a file is saved</w:t>
-      </w:r>
-    </w:p>
-    <w:p>
-      <w:pPr>
-        <w:pStyle w:val="ListParagraph"/>
-        <w:numPr>
-          <w:ilvl w:val="0"/>
-          <w:numId w:val="15"/>
-        </w:numPr>
-      </w:pPr>
-      <w:r>
-        <w:t>Statistics and interpolation methods in Python may result in small differences from Matlab</w:t>
-      </w:r>
-    </w:p>
-    <w:p>
-      <w:pPr>
-        <w:rPr>
-          <w:b/>
-          <w:bCs/>
-        </w:rPr>
-      </w:pPr>
-      <w:r>
-        <w:rPr>
-          <w:b/>
-          <w:bCs/>
-        </w:rPr>
-        <w:t>Changes 3.42 to 3.43</w:t>
-      </w:r>
-    </w:p>
-    <w:p>
-      <w:pPr>
-        <w:pStyle w:val="ListParagraph"/>
-        <w:numPr>
-          <w:ilvl w:val="0"/>
-          <w:numId w:val="3"/>
-        </w:numPr>
-      </w:pPr>
-      <w:r>
-        <w:t>Fixed bug that did not properly identify missing (lost) ensembles if the typical ensemble duration was greater than 1.5 sec. This affected mode 13 StreamPro data.</w:t>
-      </w:r>
-    </w:p>
-    <w:p>
-      <w:pPr>
-        <w:rPr>
-          <w:b/>
-          <w:bCs/>
-        </w:rPr>
-      </w:pPr>
-      <w:r>
-        <w:rPr>
-          <w:b/>
-          <w:bCs/>
-        </w:rPr>
-        <w:t>Changes 3.41 to 3.42</w:t>
-      </w:r>
-    </w:p>
-    <w:p>
-      <w:pPr>
-        <w:pStyle w:val="ListParagraph"/>
-        <w:numPr>
-          <w:ilvl w:val="0"/>
-          <w:numId w:val="2"/>
-        </w:numPr>
-      </w:pPr>
-      <w:r>
-        <w:t>Fixed bug in bottom discharge extrapolation. Previous versions failed to estimate the bottom discharge for ensembles that had no valid data but where depth cell velocities were interpolated.</w:t>
-      </w:r>
-    </w:p>
-    <w:p>
-      <w:pPr>
-        <w:rPr>
-          <w:b/>
-          <w:bCs/>
-        </w:rPr>
-      </w:pPr>
-      <w:r>
-        <w:rPr>
-          <w:b/>
-          <w:bCs/>
-        </w:rPr>
-        <w:t>Changes 3.40 to 3.41</w:t>
-      </w:r>
-    </w:p>
-    <w:p>
-      <w:pPr>
-        <w:pStyle w:val="ListParagraph"/>
-        <w:numPr>
-          <w:ilvl w:val="0"/>
-          <w:numId w:val="1"/>
-        </w:numPr>
-      </w:pPr>
-      <w:r>
-        <w:t>Fixed bug with discharge percent change not updating after multiple speed of sound changes.</w:t>
-      </w:r>
-    </w:p>
-    <w:p>
-      <w:pPr>
-        <w:pStyle w:val="ListParagraph"/>
-        <w:numPr>
-          <w:ilvl w:val="0"/>
-          <w:numId w:val="1"/>
-        </w:numPr>
-      </w:pPr>
-      <w:r>
-        <w:t>Fixed bug in edges table where wrong row was highlighted if some transects were unchecked.</w:t>
-      </w:r>
-    </w:p>
-    <w:p>
-      <w:pPr>
-        <w:pStyle w:val="ListParagraph"/>
-        <w:numPr>
-          <w:ilvl w:val="0"/>
-          <w:numId w:val="1"/>
-        </w:numPr>
-      </w:pPr>
-      <w:r>
-        <w:t>Fixed bug in edges shiptrack so it only displays valid orginal data and not interpolated data.</w:t>
-      </w:r>
-    </w:p>
-    <w:p>
-      <w:pPr>
-        <w:pStyle w:val="ListParagraph"/>
-        <w:numPr>
-          <w:ilvl w:val="0"/>
-          <w:numId w:val="1"/>
-        </w:numPr>
-      </w:pPr>
-      <w:r>
-        <w:t>Fixed bug no allowing manual entry of 0 salinity.</w:t>
-      </w:r>
-    </w:p>
-    <w:p>
-      <w:pPr>
-        <w:rPr>
-          <w:b/>
-          <w:bCs/>
-        </w:rPr>
-      </w:pPr>
-      <w:r>
-        <w:rPr>
-          <w:b/>
-          <w:bCs/>
-        </w:rPr>
-        <w:t>Changes from 3.35 to 3.40</w:t>
+        <w:t>Added _ separator between date and time in default filename.</w:t>
       </w:r>
     </w:p>
     <w:p>
@@ -2229,151 +2391,6 @@
         </w:numPr>
       </w:pPr>
       <w:r>
-        <w:t>Fixed bug causing crash when TRDI PT3 test was incomplete.</w:t>
-      </w:r>
-    </w:p>
-    <w:p>
-      <w:pPr>
-        <w:pStyle w:val="ListParagraph"/>
-        <w:numPr>
-          <w:ilvl w:val="0"/>
-          <w:numId w:val="4"/>
-        </w:numPr>
-      </w:pPr>
-      <w:r>
-        <w:t>Modified uncertainty estimate for invalid and edges to use absolute values.</w:t>
-      </w:r>
-    </w:p>
-    <w:p>
-      <w:pPr>
-        <w:pStyle w:val="ListParagraph"/>
-        <w:numPr>
-          <w:ilvl w:val="0"/>
-          <w:numId w:val="4"/>
-        </w:numPr>
-      </w:pPr>
-      <w:r>
-        <w:t>Fixed issue with multi-line comments in XML file.</w:t>
-      </w:r>
-    </w:p>
-    <w:p>
-      <w:pPr>
-        <w:pStyle w:val="ListParagraph"/>
-        <w:numPr>
-          <w:ilvl w:val="0"/>
-          <w:numId w:val="4"/>
-        </w:numPr>
-      </w:pPr>
-      <w:r>
-        <w:t>Fixed draft check to only evaluate checked transects.</w:t>
-      </w:r>
-    </w:p>
-    <w:p>
-      <w:pPr>
-        <w:pStyle w:val="ListParagraph"/>
-        <w:numPr>
-          <w:ilvl w:val="0"/>
-          <w:numId w:val="4"/>
-        </w:numPr>
-      </w:pPr>
-      <w:r>
-        <w:t>XML file now only contains the summary information from a SonTek compass calibration.</w:t>
-      </w:r>
-    </w:p>
-    <w:p>
-      <w:pPr>
-        <w:pStyle w:val="ListParagraph"/>
-        <w:numPr>
-          <w:ilvl w:val="0"/>
-          <w:numId w:val="4"/>
-        </w:numPr>
-      </w:pPr>
-      <w:r>
-        <w:t>Fixed bug in moving-bed test if loop compass error and direction could not be computed.</w:t>
-      </w:r>
-    </w:p>
-    <w:p>
-      <w:pPr>
-        <w:pStyle w:val="ListParagraph"/>
-        <w:numPr>
-          <w:ilvl w:val="0"/>
-          <w:numId w:val="4"/>
-        </w:numPr>
-      </w:pPr>
-      <w:r>
-        <w:t>Added message for missing samples in SonTek data.</w:t>
-      </w:r>
-    </w:p>
-    <w:p>
-      <w:pPr>
-        <w:pStyle w:val="ListParagraph"/>
-        <w:numPr>
-          <w:ilvl w:val="0"/>
-          <w:numId w:val="4"/>
-        </w:numPr>
-      </w:pPr>
-      <w:r>
-        <w:t>Modified PT3 tests to reduce false positives.</w:t>
-      </w:r>
-    </w:p>
-    <w:p>
-      <w:pPr>
-        <w:pStyle w:val="ListParagraph"/>
-        <w:numPr>
-          <w:ilvl w:val="0"/>
-          <w:numId w:val="4"/>
-        </w:numPr>
-      </w:pPr>
-      <w:r>
-        <w:t>Added check to boat and wt to check warn if all data are invalid.</w:t>
-      </w:r>
-    </w:p>
-    <w:p>
-      <w:pPr>
-        <w:pStyle w:val="ListParagraph"/>
-        <w:numPr>
-          <w:ilvl w:val="0"/>
-          <w:numId w:val="4"/>
-        </w:numPr>
-      </w:pPr>
-      <w:r>
-        <w:t>Edge sign check changed to only show message if edge discharge is greater than 0.5%</w:t>
-      </w:r>
-    </w:p>
-    <w:p>
-      <w:pPr>
-        <w:pStyle w:val="ListParagraph"/>
-        <w:numPr>
-          <w:ilvl w:val="0"/>
-          <w:numId w:val="4"/>
-        </w:numPr>
-      </w:pPr>
-      <w:r>
-        <w:t>Added option to store a style sheet with the xml output file.</w:t>
-      </w:r>
-    </w:p>
-    <w:p>
-      <w:pPr>
-        <w:pStyle w:val="ListParagraph"/>
-        <w:numPr>
-          <w:ilvl w:val="0"/>
-          <w:numId w:val="4"/>
-        </w:numPr>
-      </w:pPr>
-      <w:r>
-        <w:t>Added _ separator between date and time in default filename.</w:t>
-      </w:r>
-    </w:p>
-    <w:p>
-      <w:pPr>
-        <w:pStyle w:val="ListParagraph"/>
-        <w:numPr>
-          <w:ilvl w:val="0"/>
-          <w:numId w:val="4"/>
-        </w:numPr>
-      </w:pPr>
-      <w:r>
-        <w:lastRenderedPageBreak/>
         <w:t>Default compass data view changed to evaluation if evaluation is available.</w:t>
       </w:r>
     </w:p>
@@ -3768,7 +3785,7 @@
         <v:path o:extrusionok="f" gradientshapeok="t" o:connecttype="rect"/>
         <o:lock v:ext="edit" aspectratio="t"/>
       </v:shapetype>
-      <v:shape id="_x0000_i1076" type="#_x0000_t75" alt="Icon&#10;&#10;Description automatically generated" style="width:192pt;height:192pt;visibility:visible" o:bullet="t">
+      <v:shape id="_x0000_i1043" type="#_x0000_t75" alt="Icon&#10;&#10;Description automatically generated" style="width:192pt;height:192pt;visibility:visible" o:bullet="t">
         <v:imagedata r:id="rId1" o:title="Icon&#10;&#10;Description automatically generated"/>
       </v:shape>
     </w:pict>

--- a/UI/Help/QRev_Change_Log.docx
+++ b/UI/Help/QRev_Change_Log.docx
@@ -56,6 +56,49 @@
           <w:b/>
           <w:bCs/>
         </w:rPr>
+        <w:t>Changes QRevInt 1.14 to 1.15</w:t>
+      </w:r>
+    </w:p>
+    <w:p>
+      <w:pPr>
+        <w:pStyle w:val="ListParagraph"/>
+        <w:numPr>
+          <w:ilvl w:val="0"/>
+          <w:numId w:val="32"/>
+        </w:numPr>
+      </w:pPr>
+      <w:r>
+        <w:t xml:space="preserve">Fixed bug preventing new installations that didn’t have a </w:t>
+      </w:r>
+      <w:proofErr w:type="spellStart"/>
+      <w:r>
+        <w:t>QRev</w:t>
+      </w:r>
+      <w:proofErr w:type="spellEnd"/>
+      <w:r>
+        <w:t xml:space="preserve"> Settings file with the Folder key previously define from running and generating a “Failed to execute script </w:t>
+      </w:r>
+      <w:proofErr w:type="spellStart"/>
+      <w:r>
+        <w:t>QRev</w:t>
+      </w:r>
+      <w:proofErr w:type="spellEnd"/>
+      <w:r>
+        <w:t>” message.</w:t>
+      </w:r>
+    </w:p>
+    <w:p>
+      <w:pPr>
+        <w:rPr>
+          <w:b/>
+          <w:bCs/>
+        </w:rPr>
+      </w:pPr>
+      <w:r>
+        <w:rPr>
+          <w:b/>
+          <w:bCs/>
+        </w:rPr>
         <w:t>Changes QRevInt 1.11 to 1.14</w:t>
       </w:r>
     </w:p>
@@ -95,7 +138,15 @@
         </w:numPr>
       </w:pPr>
       <w:r>
-        <w:t xml:space="preserve">Fixed compatibility issue with older QRev.mat files </w:t>
+        <w:t xml:space="preserve">Fixed compatibility issue with older </w:t>
+      </w:r>
+      <w:proofErr w:type="spellStart"/>
+      <w:r>
+        <w:t>QRev.mat</w:t>
+      </w:r>
+      <w:proofErr w:type="spellEnd"/>
+      <w:r>
+        <w:t xml:space="preserve"> files </w:t>
       </w:r>
       <w:r>
         <w:t>where</w:t>
@@ -131,8 +182,13 @@
         <w:t>F</w:t>
       </w:r>
       <w:r>
-        <w:t>ixed issue with salinity entered in WR2 not being applied in QRev</w:t>
-      </w:r>
+        <w:t xml:space="preserve">ixed issue with salinity entered in WR2 not being applied in </w:t>
+      </w:r>
+      <w:proofErr w:type="spellStart"/>
+      <w:r>
+        <w:t>QRev</w:t>
+      </w:r>
+      <w:proofErr w:type="spellEnd"/>
     </w:p>
     <w:p>
       <w:pPr>
@@ -188,7 +244,15 @@
         </w:numPr>
       </w:pPr>
       <w:r>
-        <w:t>Fixed bug in Oursin uncertainty model when using GPS reference</w:t>
+        <w:t xml:space="preserve">Fixed bug in </w:t>
+      </w:r>
+      <w:proofErr w:type="spellStart"/>
+      <w:r>
+        <w:t>Oursin</w:t>
+      </w:r>
+      <w:proofErr w:type="spellEnd"/>
+      <w:r>
+        <w:t xml:space="preserve"> uncertainty model when using GPS reference</w:t>
       </w:r>
     </w:p>
     <w:p>
@@ -212,7 +276,15 @@
         </w:numPr>
       </w:pPr>
       <w:r>
-        <w:t>Fixed bug causing Main tab not to update following user input in Oursin uncertainty</w:t>
+        <w:t xml:space="preserve">Fixed bug causing Main tab not to update following user input in </w:t>
+      </w:r>
+      <w:proofErr w:type="spellStart"/>
+      <w:r>
+        <w:t>Oursin</w:t>
+      </w:r>
+      <w:proofErr w:type="spellEnd"/>
+      <w:r>
+        <w:t xml:space="preserve"> uncertainty</w:t>
       </w:r>
     </w:p>
     <w:p>
@@ -224,7 +296,23 @@
         </w:numPr>
       </w:pPr>
       <w:r>
-        <w:t>Fixed bug loading QRev.mat as View then changing to Oursin uncertainty</w:t>
+        <w:t xml:space="preserve">Fixed bug loading </w:t>
+      </w:r>
+      <w:proofErr w:type="spellStart"/>
+      <w:r>
+        <w:t>QRev.mat</w:t>
+      </w:r>
+      <w:proofErr w:type="spellEnd"/>
+      <w:r>
+        <w:t xml:space="preserve"> as View then changing to </w:t>
+      </w:r>
+      <w:proofErr w:type="spellStart"/>
+      <w:r>
+        <w:t>Oursin</w:t>
+      </w:r>
+      <w:proofErr w:type="spellEnd"/>
+      <w:r>
+        <w:t xml:space="preserve"> uncertainty</w:t>
       </w:r>
     </w:p>
     <w:p>
@@ -260,13 +348,23 @@
         </w:numPr>
       </w:pPr>
       <w:r>
-        <w:t xml:space="preserve">Fixed bug </w:t>
-      </w:r>
-      <w:r>
-        <w:t xml:space="preserve">for SonTek ADCPs </w:t>
-      </w:r>
-      <w:r>
-        <w:t>showing no in the xml file CompassCalibrationResult when there is a calibration</w:t>
+        <w:t xml:space="preserve">Fixed bug for </w:t>
+      </w:r>
+      <w:proofErr w:type="spellStart"/>
+      <w:r>
+        <w:t>SonTek</w:t>
+      </w:r>
+      <w:proofErr w:type="spellEnd"/>
+      <w:r>
+        <w:t xml:space="preserve"> ADCPs showing no in the xml file </w:t>
+      </w:r>
+      <w:proofErr w:type="spellStart"/>
+      <w:r>
+        <w:t>CompassCalibrationResult</w:t>
+      </w:r>
+      <w:proofErr w:type="spellEnd"/>
+      <w:r>
+        <w:t xml:space="preserve"> when there is a calibration</w:t>
       </w:r>
     </w:p>
     <w:p>
@@ -293,7 +391,15 @@
         </w:numPr>
       </w:pPr>
       <w:r>
-        <w:t>Fixed bug causing failure of *_QRev.mat files to open.</w:t>
+        <w:t>Fixed bug causing failure of *_</w:t>
+      </w:r>
+      <w:proofErr w:type="spellStart"/>
+      <w:r>
+        <w:t>QRev.mat</w:t>
+      </w:r>
+      <w:proofErr w:type="spellEnd"/>
+      <w:r>
+        <w:t xml:space="preserve"> files to open.</w:t>
       </w:r>
     </w:p>
     <w:p>
@@ -344,7 +450,23 @@
         </w:numPr>
       </w:pPr>
       <w:r>
-        <w:t>Fixed crash when opening a SonTek Matlab file that had no sample data</w:t>
+        <w:t xml:space="preserve">Fixed crash when opening a </w:t>
+      </w:r>
+      <w:proofErr w:type="spellStart"/>
+      <w:r>
+        <w:t>SonTek</w:t>
+      </w:r>
+      <w:proofErr w:type="spellEnd"/>
+      <w:r>
+        <w:t xml:space="preserve"> </w:t>
+      </w:r>
+      <w:proofErr w:type="spellStart"/>
+      <w:r>
+        <w:t>Matlab</w:t>
+      </w:r>
+      <w:proofErr w:type="spellEnd"/>
+      <w:r>
+        <w:t xml:space="preserve"> file that had no sample data</w:t>
       </w:r>
     </w:p>
     <w:p>
@@ -390,7 +512,15 @@
         </w:numPr>
       </w:pPr>
       <w:r>
-        <w:t>Fixed bug loading RS5 Matlab data with blank Operator and/or Measurement Number</w:t>
+        <w:t xml:space="preserve">Fixed bug loading RS5 </w:t>
+      </w:r>
+      <w:proofErr w:type="spellStart"/>
+      <w:r>
+        <w:t>Matlab</w:t>
+      </w:r>
+      <w:proofErr w:type="spellEnd"/>
+      <w:r>
+        <w:t xml:space="preserve"> data with blank Operator and/or Measurement Number</w:t>
       </w:r>
     </w:p>
     <w:p>
@@ -414,7 +544,15 @@
         </w:numPr>
       </w:pPr>
       <w:r>
-        <w:t>Fixed bug associated with loading, reprocessing, saving, and then reloading of older *_QRev.mat files</w:t>
+        <w:t>Fixed bug associated with loading, reprocessing, saving, and then reloading of older *_</w:t>
+      </w:r>
+      <w:proofErr w:type="spellStart"/>
+      <w:r>
+        <w:t>QRev.mat</w:t>
+      </w:r>
+      <w:proofErr w:type="spellEnd"/>
+      <w:r>
+        <w:t xml:space="preserve"> files</w:t>
       </w:r>
     </w:p>
     <w:p>
@@ -426,6 +564,7 @@
         </w:numPr>
       </w:pPr>
       <w:r>
+        <w:lastRenderedPageBreak/>
         <w:t>Modified handling of measurement path to allow simultaneous use of multiple instances of QRevInt and prevent saving data to the wrong folder</w:t>
       </w:r>
     </w:p>
@@ -480,365 +619,472 @@
           <w:b/>
           <w:bCs/>
         </w:rPr>
+        <w:t>Changes QRevInt 1.06 to 1.07</w:t>
+      </w:r>
+    </w:p>
+    <w:p>
+      <w:pPr>
+        <w:pStyle w:val="ListParagraph"/>
+        <w:numPr>
+          <w:ilvl w:val="0"/>
+          <w:numId w:val="26"/>
+        </w:numPr>
+      </w:pPr>
+      <w:r>
+        <w:t>Several minor bug fixes</w:t>
+      </w:r>
+    </w:p>
+    <w:p>
+      <w:pPr>
+        <w:pStyle w:val="ListParagraph"/>
+        <w:numPr>
+          <w:ilvl w:val="0"/>
+          <w:numId w:val="26"/>
+        </w:numPr>
+      </w:pPr>
+      <w:r>
+        <w:t>Graphics for BT, GPS, Depths, and WT now share x-axis for zoom and pan</w:t>
+      </w:r>
+    </w:p>
+    <w:p>
+      <w:pPr>
+        <w:pStyle w:val="ListParagraph"/>
+        <w:numPr>
+          <w:ilvl w:val="0"/>
+          <w:numId w:val="26"/>
+        </w:numPr>
+      </w:pPr>
+      <w:r>
+        <w:t>Added stage start, end, and measurement to Premeasurement tab</w:t>
+      </w:r>
+    </w:p>
+    <w:p>
+      <w:pPr>
+        <w:pStyle w:val="ListParagraph"/>
+        <w:numPr>
+          <w:ilvl w:val="0"/>
+          <w:numId w:val="26"/>
+        </w:numPr>
+      </w:pPr>
+      <w:r>
+        <w:t>Modified messages for moving-bed conditions based on selected reference</w:t>
+      </w:r>
+    </w:p>
+    <w:p>
+      <w:pPr>
+        <w:pStyle w:val="ListParagraph"/>
+        <w:numPr>
+          <w:ilvl w:val="0"/>
+          <w:numId w:val="26"/>
+        </w:numPr>
+      </w:pPr>
+      <w:r>
+        <w:t xml:space="preserve">New QA methods applied consistently when Viewing previously saved </w:t>
+      </w:r>
+      <w:proofErr w:type="spellStart"/>
+      <w:r>
+        <w:t>QRev.mat</w:t>
+      </w:r>
+      <w:proofErr w:type="spellEnd"/>
+    </w:p>
+    <w:p>
+      <w:pPr>
+        <w:rPr>
+          <w:b/>
+          <w:bCs/>
+        </w:rPr>
+      </w:pPr>
+      <w:r>
+        <w:rPr>
+          <w:b/>
+          <w:bCs/>
+        </w:rPr>
+        <w:t>Changes QRevInt 1.01 to QRevInt 1.06</w:t>
+      </w:r>
+    </w:p>
+    <w:p>
+      <w:pPr>
+        <w:pStyle w:val="ListParagraph"/>
+        <w:numPr>
+          <w:ilvl w:val="0"/>
+          <w:numId w:val="25"/>
+        </w:numPr>
+      </w:pPr>
+      <w:r>
+        <w:t>Added shortcut keys</w:t>
+      </w:r>
+    </w:p>
+    <w:p>
+      <w:pPr>
+        <w:pStyle w:val="ListParagraph"/>
+        <w:numPr>
+          <w:ilvl w:val="0"/>
+          <w:numId w:val="25"/>
+        </w:numPr>
+      </w:pPr>
+      <w:r>
+        <w:t>Added option to use length or time for x-axis</w:t>
+      </w:r>
+    </w:p>
+    <w:p>
+      <w:pPr>
+        <w:pStyle w:val="ListParagraph"/>
+        <w:numPr>
+          <w:ilvl w:val="0"/>
+          <w:numId w:val="25"/>
+        </w:numPr>
+      </w:pPr>
+      <w:r>
+        <w:t>Added Advanced Graphics tab</w:t>
+      </w:r>
+    </w:p>
+    <w:p>
+      <w:pPr>
+        <w:pStyle w:val="ListParagraph"/>
+        <w:numPr>
+          <w:ilvl w:val="0"/>
+          <w:numId w:val="25"/>
+        </w:numPr>
+      </w:pPr>
+      <w:r>
+        <w:t>Added correlation and RSSI/SNR to boat data</w:t>
+      </w:r>
+    </w:p>
+    <w:p>
+      <w:pPr>
+        <w:pStyle w:val="ListParagraph"/>
+        <w:numPr>
+          <w:ilvl w:val="0"/>
+          <w:numId w:val="25"/>
+        </w:numPr>
+      </w:pPr>
+      <w:r>
+        <w:t>Fixed code identifying RS5 ADCP model</w:t>
+      </w:r>
+    </w:p>
+    <w:p>
+      <w:pPr>
+        <w:pStyle w:val="ListParagraph"/>
+        <w:numPr>
+          <w:ilvl w:val="0"/>
+          <w:numId w:val="25"/>
+        </w:numPr>
+      </w:pPr>
+      <w:r>
+        <w:t>Fixed ping type and frequency identification</w:t>
+      </w:r>
+    </w:p>
+    <w:p>
+      <w:pPr>
+        <w:pStyle w:val="ListParagraph"/>
+        <w:numPr>
+          <w:ilvl w:val="0"/>
+          <w:numId w:val="25"/>
+        </w:numPr>
+      </w:pPr>
+      <w:r>
+        <w:t>Update</w:t>
+      </w:r>
+      <w:r>
+        <w:t>d</w:t>
+      </w:r>
+      <w:r>
+        <w:t xml:space="preserve"> </w:t>
+      </w:r>
+      <w:proofErr w:type="spellStart"/>
+      <w:r>
+        <w:t>Oursin</w:t>
+      </w:r>
+      <w:proofErr w:type="spellEnd"/>
+      <w:r>
+        <w:t xml:space="preserve"> uncertainty model to latest methods including Bayesian COV</w:t>
+      </w:r>
+    </w:p>
+    <w:p>
+      <w:pPr>
+        <w:pStyle w:val="ListParagraph"/>
+        <w:numPr>
+          <w:ilvl w:val="0"/>
+          <w:numId w:val="25"/>
+        </w:numPr>
+      </w:pPr>
+      <w:r>
+        <w:t xml:space="preserve">Updated </w:t>
+      </w:r>
+      <w:proofErr w:type="spellStart"/>
+      <w:r>
+        <w:t>Oursin</w:t>
+      </w:r>
+      <w:proofErr w:type="spellEnd"/>
+      <w:r>
+        <w:t xml:space="preserve"> user interface and graphs</w:t>
+      </w:r>
+    </w:p>
+    <w:p>
+      <w:pPr>
+        <w:pStyle w:val="ListParagraph"/>
+        <w:numPr>
+          <w:ilvl w:val="0"/>
+          <w:numId w:val="25"/>
+        </w:numPr>
+      </w:pPr>
+      <w:r>
+        <w:t>Added new data fields to *_</w:t>
+      </w:r>
+      <w:proofErr w:type="spellStart"/>
+      <w:r>
+        <w:t>QRev.mat</w:t>
+      </w:r>
+      <w:proofErr w:type="spellEnd"/>
+      <w:r>
+        <w:t xml:space="preserve"> while maintaining compatibility with older files</w:t>
+      </w:r>
+    </w:p>
+    <w:p>
+      <w:pPr>
+        <w:pStyle w:val="ListParagraph"/>
+        <w:numPr>
+          <w:ilvl w:val="0"/>
+          <w:numId w:val="25"/>
+        </w:numPr>
+      </w:pPr>
+      <w:r>
+        <w:t xml:space="preserve">Added ability </w:t>
+      </w:r>
+      <w:r>
+        <w:t>for</w:t>
+      </w:r>
+      <w:r>
+        <w:t xml:space="preserve"> agencies to configure the Options dialog and the default values</w:t>
+      </w:r>
+    </w:p>
+    <w:p>
+      <w:pPr>
+        <w:pStyle w:val="ListParagraph"/>
+        <w:numPr>
+          <w:ilvl w:val="0"/>
+          <w:numId w:val="25"/>
+        </w:numPr>
+      </w:pPr>
+      <w:r>
+        <w:t>Added option to allow an observed no moving-bed condition</w:t>
+      </w:r>
+    </w:p>
+    <w:p>
+      <w:pPr>
+        <w:pStyle w:val="ListParagraph"/>
+        <w:numPr>
+          <w:ilvl w:val="0"/>
+          <w:numId w:val="25"/>
+        </w:numPr>
+      </w:pPr>
+      <w:r>
+        <w:t>Added option to turn off use of heading data</w:t>
+      </w:r>
+    </w:p>
+    <w:p>
+      <w:pPr>
+        <w:pStyle w:val="ListParagraph"/>
+        <w:numPr>
+          <w:ilvl w:val="0"/>
+          <w:numId w:val="25"/>
+        </w:numPr>
+      </w:pPr>
+      <w:r>
+        <w:t>Filter settings for transects are no</w:t>
+      </w:r>
+      <w:r>
+        <w:t>w</w:t>
+      </w:r>
+      <w:r>
+        <w:t xml:space="preserve"> applied to moving-bed tests</w:t>
+      </w:r>
+    </w:p>
+    <w:p>
+      <w:pPr>
+        <w:pStyle w:val="ListParagraph"/>
+        <w:numPr>
+          <w:ilvl w:val="0"/>
+          <w:numId w:val="25"/>
+        </w:numPr>
+      </w:pPr>
+      <w:r>
+        <w:t>Added tooltips to all tables and labels that are highlighted due to ADQA</w:t>
+      </w:r>
+    </w:p>
+    <w:p>
+      <w:pPr>
+        <w:pStyle w:val="ListParagraph"/>
+        <w:numPr>
+          <w:ilvl w:val="0"/>
+          <w:numId w:val="25"/>
+        </w:numPr>
+      </w:pPr>
+      <w:r>
+        <w:t xml:space="preserve">Uses </w:t>
+      </w:r>
+      <w:proofErr w:type="spellStart"/>
+      <w:r>
+        <w:t>Numba</w:t>
+      </w:r>
+      <w:proofErr w:type="spellEnd"/>
+      <w:r>
+        <w:t xml:space="preserve"> AOT compiling of robust loess smooth, Bayesian COV, and top and bottom discharge computations to improve overall speed. 70% average speed improvement.</w:t>
+      </w:r>
+    </w:p>
+    <w:p>
+      <w:pPr>
+        <w:pStyle w:val="ListParagraph"/>
+        <w:numPr>
+          <w:ilvl w:val="0"/>
+          <w:numId w:val="25"/>
+        </w:numPr>
+      </w:pPr>
+      <w:r>
+        <w:t>Improvements</w:t>
+      </w:r>
+      <w:r>
+        <w:t xml:space="preserve"> to depth filter. May cause </w:t>
+      </w:r>
+      <w:r>
+        <w:t xml:space="preserve">a </w:t>
+      </w:r>
+      <w:r>
+        <w:t>small change in discharge for some measurements.</w:t>
+      </w:r>
+    </w:p>
+    <w:p>
+      <w:pPr>
+        <w:pStyle w:val="ListParagraph"/>
+        <w:numPr>
+          <w:ilvl w:val="0"/>
+          <w:numId w:val="25"/>
+        </w:numPr>
+      </w:pPr>
+      <w:r>
+        <w:t>Added fields for Measurement Number and Person(s) to Premeasurement tab</w:t>
+      </w:r>
+    </w:p>
+    <w:p>
+      <w:pPr>
+        <w:pStyle w:val="ListParagraph"/>
+        <w:numPr>
+          <w:ilvl w:val="0"/>
+          <w:numId w:val="25"/>
+        </w:numPr>
+      </w:pPr>
+      <w:r>
+        <w:t>All reported and/or discovered bugs were fixed.</w:t>
+      </w:r>
+    </w:p>
+    <w:p>
+      <w:pPr>
+        <w:pStyle w:val="ListParagraph"/>
+        <w:numPr>
+          <w:ilvl w:val="0"/>
+          <w:numId w:val="25"/>
+        </w:numPr>
+      </w:pPr>
+      <w:r>
+        <w:t>User’s manual updated</w:t>
+      </w:r>
+    </w:p>
+    <w:p>
+      <w:pPr>
+        <w:pStyle w:val="ListParagraph"/>
+        <w:numPr>
+          <w:ilvl w:val="0"/>
+          <w:numId w:val="25"/>
+        </w:numPr>
+      </w:pPr>
+      <w:r>
+        <w:t>Technical manual updated</w:t>
+      </w:r>
+    </w:p>
+    <w:p>
+      <w:pPr>
+        <w:rPr>
+          <w:b/>
+          <w:bCs/>
+        </w:rPr>
+      </w:pPr>
+      <w:r>
+        <w:rPr>
+          <w:b/>
+          <w:bCs/>
+        </w:rPr>
+        <w:t>Changes QRevInt 1.00 to QRevInt 1.01</w:t>
+      </w:r>
+    </w:p>
+    <w:p>
+      <w:pPr>
+        <w:pStyle w:val="ListParagraph"/>
+        <w:numPr>
+          <w:ilvl w:val="0"/>
+          <w:numId w:val="24"/>
+        </w:numPr>
+      </w:pPr>
+      <w:r>
+        <w:t>Changed composite depths to interpolate for invalid depths using the composite data rather than the primary reference.</w:t>
+      </w:r>
+    </w:p>
+    <w:p>
+      <w:pPr>
+        <w:pStyle w:val="ListParagraph"/>
+        <w:numPr>
+          <w:ilvl w:val="0"/>
+          <w:numId w:val="24"/>
+        </w:numPr>
+      </w:pPr>
+      <w:r>
+        <w:t>WT error and vertical velocity filters are now applied based on ping type for all new processing of data.</w:t>
+      </w:r>
+      <w:r>
+        <w:t xml:space="preserve"> </w:t>
+      </w:r>
+      <w:r>
+        <w:t xml:space="preserve">Loading older </w:t>
+      </w:r>
+      <w:proofErr w:type="spellStart"/>
+      <w:r>
+        <w:t>QRev</w:t>
+      </w:r>
+      <w:proofErr w:type="spellEnd"/>
+      <w:r>
+        <w:t xml:space="preserve"> files without reprocessing will display previous results.</w:t>
+      </w:r>
+    </w:p>
+    <w:p>
+      <w:pPr>
+        <w:pStyle w:val="ListParagraph"/>
+        <w:numPr>
+          <w:ilvl w:val="0"/>
+          <w:numId w:val="24"/>
+        </w:numPr>
+      </w:pPr>
+      <w:r>
+        <w:t xml:space="preserve">BT error and vertical velocity filters are now applied based on bottom track ping frequency for all new processing of data. Loading older </w:t>
+      </w:r>
+      <w:proofErr w:type="spellStart"/>
+      <w:r>
+        <w:t>QRev</w:t>
+      </w:r>
+      <w:proofErr w:type="spellEnd"/>
+      <w:r>
+        <w:t xml:space="preserve"> files without reprocessing will display previous results.</w:t>
+      </w:r>
+    </w:p>
+    <w:p>
+      <w:pPr>
+        <w:pStyle w:val="ListParagraph"/>
+        <w:numPr>
+          <w:ilvl w:val="0"/>
+          <w:numId w:val="24"/>
+        </w:numPr>
+      </w:pPr>
+      <w:r>
         <w:lastRenderedPageBreak/>
-        <w:t>Changes QRevInt 1.06 to 1.07</w:t>
-      </w:r>
-    </w:p>
-    <w:p>
-      <w:pPr>
-        <w:pStyle w:val="ListParagraph"/>
-        <w:numPr>
-          <w:ilvl w:val="0"/>
-          <w:numId w:val="26"/>
-        </w:numPr>
-      </w:pPr>
-      <w:r>
-        <w:t>Several minor bug fixes</w:t>
-      </w:r>
-    </w:p>
-    <w:p>
-      <w:pPr>
-        <w:pStyle w:val="ListParagraph"/>
-        <w:numPr>
-          <w:ilvl w:val="0"/>
-          <w:numId w:val="26"/>
-        </w:numPr>
-      </w:pPr>
-      <w:r>
-        <w:t>Graphics for BT, GPS, Depths, and WT now share x-axis for zoom and pan</w:t>
-      </w:r>
-    </w:p>
-    <w:p>
-      <w:pPr>
-        <w:pStyle w:val="ListParagraph"/>
-        <w:numPr>
-          <w:ilvl w:val="0"/>
-          <w:numId w:val="26"/>
-        </w:numPr>
-      </w:pPr>
-      <w:r>
-        <w:t>Added stage start, end, and measurement to Premeasurement tab</w:t>
-      </w:r>
-    </w:p>
-    <w:p>
-      <w:pPr>
-        <w:pStyle w:val="ListParagraph"/>
-        <w:numPr>
-          <w:ilvl w:val="0"/>
-          <w:numId w:val="26"/>
-        </w:numPr>
-      </w:pPr>
-      <w:r>
-        <w:t>Modified messages for moving-bed conditions based on selected reference</w:t>
-      </w:r>
-    </w:p>
-    <w:p>
-      <w:pPr>
-        <w:pStyle w:val="ListParagraph"/>
-        <w:numPr>
-          <w:ilvl w:val="0"/>
-          <w:numId w:val="26"/>
-        </w:numPr>
-      </w:pPr>
-      <w:r>
-        <w:t>New QA methods applied consistently when Viewing previously saved QRev.mat</w:t>
-      </w:r>
-    </w:p>
-    <w:p>
-      <w:pPr>
-        <w:rPr>
-          <w:b/>
-          <w:bCs/>
-        </w:rPr>
-      </w:pPr>
-      <w:r>
-        <w:rPr>
-          <w:b/>
-          <w:bCs/>
-        </w:rPr>
-        <w:t>Changes QRevInt 1.01 to QRevInt 1.06</w:t>
-      </w:r>
-    </w:p>
-    <w:p>
-      <w:pPr>
-        <w:pStyle w:val="ListParagraph"/>
-        <w:numPr>
-          <w:ilvl w:val="0"/>
-          <w:numId w:val="25"/>
-        </w:numPr>
-      </w:pPr>
-      <w:r>
-        <w:t>Added shortcut keys</w:t>
-      </w:r>
-    </w:p>
-    <w:p>
-      <w:pPr>
-        <w:pStyle w:val="ListParagraph"/>
-        <w:numPr>
-          <w:ilvl w:val="0"/>
-          <w:numId w:val="25"/>
-        </w:numPr>
-      </w:pPr>
-      <w:r>
-        <w:t>Added option to use length or time for x-axis</w:t>
-      </w:r>
-    </w:p>
-    <w:p>
-      <w:pPr>
-        <w:pStyle w:val="ListParagraph"/>
-        <w:numPr>
-          <w:ilvl w:val="0"/>
-          <w:numId w:val="25"/>
-        </w:numPr>
-      </w:pPr>
-      <w:r>
-        <w:t>Added Advanced Graphics tab</w:t>
-      </w:r>
-    </w:p>
-    <w:p>
-      <w:pPr>
-        <w:pStyle w:val="ListParagraph"/>
-        <w:numPr>
-          <w:ilvl w:val="0"/>
-          <w:numId w:val="25"/>
-        </w:numPr>
-      </w:pPr>
-      <w:r>
-        <w:t>Added correlation and RSSI/SNR to boat data</w:t>
-      </w:r>
-    </w:p>
-    <w:p>
-      <w:pPr>
-        <w:pStyle w:val="ListParagraph"/>
-        <w:numPr>
-          <w:ilvl w:val="0"/>
-          <w:numId w:val="25"/>
-        </w:numPr>
-      </w:pPr>
-      <w:r>
-        <w:t>Fixed code identifying RS5 ADCP model</w:t>
-      </w:r>
-    </w:p>
-    <w:p>
-      <w:pPr>
-        <w:pStyle w:val="ListParagraph"/>
-        <w:numPr>
-          <w:ilvl w:val="0"/>
-          <w:numId w:val="25"/>
-        </w:numPr>
-      </w:pPr>
-      <w:r>
-        <w:t>Fixed ping type and frequency identification</w:t>
-      </w:r>
-    </w:p>
-    <w:p>
-      <w:pPr>
-        <w:pStyle w:val="ListParagraph"/>
-        <w:numPr>
-          <w:ilvl w:val="0"/>
-          <w:numId w:val="25"/>
-        </w:numPr>
-      </w:pPr>
-      <w:r>
-        <w:t>Update</w:t>
-      </w:r>
-      <w:r>
-        <w:t>d</w:t>
-      </w:r>
-      <w:r>
-        <w:t xml:space="preserve"> Oursin uncertainty model to latest methods including Bayesian COV</w:t>
-      </w:r>
-    </w:p>
-    <w:p>
-      <w:pPr>
-        <w:pStyle w:val="ListParagraph"/>
-        <w:numPr>
-          <w:ilvl w:val="0"/>
-          <w:numId w:val="25"/>
-        </w:numPr>
-      </w:pPr>
-      <w:r>
-        <w:t>Updated Oursin user interface and graphs</w:t>
-      </w:r>
-    </w:p>
-    <w:p>
-      <w:pPr>
-        <w:pStyle w:val="ListParagraph"/>
-        <w:numPr>
-          <w:ilvl w:val="0"/>
-          <w:numId w:val="25"/>
-        </w:numPr>
-      </w:pPr>
-      <w:r>
-        <w:t>Added new data fields to *_QRev.mat while maintaining compatibility with older files</w:t>
-      </w:r>
-    </w:p>
-    <w:p>
-      <w:pPr>
-        <w:pStyle w:val="ListParagraph"/>
-        <w:numPr>
-          <w:ilvl w:val="0"/>
-          <w:numId w:val="25"/>
-        </w:numPr>
-      </w:pPr>
-      <w:r>
-        <w:t xml:space="preserve">Added ability </w:t>
-      </w:r>
-      <w:r>
-        <w:t>for</w:t>
-      </w:r>
-      <w:r>
-        <w:t xml:space="preserve"> agencies to configure the Options dialog and the default values</w:t>
-      </w:r>
-    </w:p>
-    <w:p>
-      <w:pPr>
-        <w:pStyle w:val="ListParagraph"/>
-        <w:numPr>
-          <w:ilvl w:val="0"/>
-          <w:numId w:val="25"/>
-        </w:numPr>
-      </w:pPr>
-      <w:r>
-        <w:t>Added option to allow an observed no moving-bed condition</w:t>
-      </w:r>
-    </w:p>
-    <w:p>
-      <w:pPr>
-        <w:pStyle w:val="ListParagraph"/>
-        <w:numPr>
-          <w:ilvl w:val="0"/>
-          <w:numId w:val="25"/>
-        </w:numPr>
-      </w:pPr>
-      <w:r>
-        <w:t>Added option to turn off use of heading data</w:t>
-      </w:r>
-    </w:p>
-    <w:p>
-      <w:pPr>
-        <w:pStyle w:val="ListParagraph"/>
-        <w:numPr>
-          <w:ilvl w:val="0"/>
-          <w:numId w:val="25"/>
-        </w:numPr>
-      </w:pPr>
-      <w:r>
-        <w:t>Filter settings for transects are no</w:t>
-      </w:r>
-      <w:r>
-        <w:t>w</w:t>
-      </w:r>
-      <w:r>
-        <w:t xml:space="preserve"> applied to moving-bed tests</w:t>
-      </w:r>
-    </w:p>
-    <w:p>
-      <w:pPr>
-        <w:pStyle w:val="ListParagraph"/>
-        <w:numPr>
-          <w:ilvl w:val="0"/>
-          <w:numId w:val="25"/>
-        </w:numPr>
-      </w:pPr>
-      <w:r>
-        <w:t>Added tooltips to all tables and labels that are highlighted due to ADQA</w:t>
-      </w:r>
-    </w:p>
-    <w:p>
-      <w:pPr>
-        <w:pStyle w:val="ListParagraph"/>
-        <w:numPr>
-          <w:ilvl w:val="0"/>
-          <w:numId w:val="25"/>
-        </w:numPr>
-      </w:pPr>
-      <w:r>
-        <w:t>Uses Numba AOT compiling of robust loess smooth, Bayesian COV, and top and bottom discharge computations to improve overall speed. 70% average speed improvement.</w:t>
-      </w:r>
-    </w:p>
-    <w:p>
-      <w:pPr>
-        <w:pStyle w:val="ListParagraph"/>
-        <w:numPr>
-          <w:ilvl w:val="0"/>
-          <w:numId w:val="25"/>
-        </w:numPr>
-      </w:pPr>
-      <w:r>
-        <w:t>Improvements</w:t>
-      </w:r>
-      <w:r>
-        <w:t xml:space="preserve"> to depth filter. May cause </w:t>
-      </w:r>
-      <w:r>
-        <w:t xml:space="preserve">a </w:t>
-      </w:r>
-      <w:r>
-        <w:t>small change in discharge for some measurements.</w:t>
-      </w:r>
-    </w:p>
-    <w:p>
-      <w:pPr>
-        <w:pStyle w:val="ListParagraph"/>
-        <w:numPr>
-          <w:ilvl w:val="0"/>
-          <w:numId w:val="25"/>
-        </w:numPr>
-      </w:pPr>
-      <w:r>
-        <w:t>Added fields for Measurement Number and Person(s) to Premeasurement tab</w:t>
-      </w:r>
-    </w:p>
-    <w:p>
-      <w:pPr>
-        <w:pStyle w:val="ListParagraph"/>
-        <w:numPr>
-          <w:ilvl w:val="0"/>
-          <w:numId w:val="25"/>
-        </w:numPr>
-      </w:pPr>
-      <w:r>
-        <w:t>All reported and/or discovered bugs were fixed.</w:t>
-      </w:r>
-    </w:p>
-    <w:p>
-      <w:pPr>
-        <w:pStyle w:val="ListParagraph"/>
-        <w:numPr>
-          <w:ilvl w:val="0"/>
-          <w:numId w:val="25"/>
-        </w:numPr>
-      </w:pPr>
-      <w:r>
-        <w:t>User’s manual updated</w:t>
-      </w:r>
-    </w:p>
-    <w:p>
-      <w:pPr>
-        <w:pStyle w:val="ListParagraph"/>
-        <w:numPr>
-          <w:ilvl w:val="0"/>
-          <w:numId w:val="25"/>
-        </w:numPr>
-      </w:pPr>
-      <w:r>
-        <w:t>Technical manual updated</w:t>
-      </w:r>
-    </w:p>
-    <w:p>
-      <w:pPr>
-        <w:rPr>
-          <w:b/>
-          <w:bCs/>
-        </w:rPr>
-      </w:pPr>
-      <w:r>
-        <w:rPr>
-          <w:b/>
-          <w:bCs/>
-        </w:rPr>
-        <w:t>Changes QRevInt 1.00 to QRevInt 1.01</w:t>
+        <w:t xml:space="preserve">The user now has an option in the Options dialog to apply error and vertical velocity filters based on data from the entire measurement rather than based on data from individual measurements. </w:t>
       </w:r>
     </w:p>
     <w:p>
@@ -850,7 +1096,7 @@
         </w:numPr>
       </w:pPr>
       <w:r>
-        <w:t>Changed composite depths to interpolate for invalid depths using the composite data rather than the primary reference.</w:t>
+        <w:t>An option for the jet color map has been added to the Options dialog.</w:t>
       </w:r>
     </w:p>
     <w:p>
@@ -862,220 +1108,209 @@
         </w:numPr>
       </w:pPr>
       <w:r>
-        <w:t>WT error and vertical velocity filters are now applied based on ping type for all new processing of data.</w:t>
-      </w:r>
-      <w:r>
+        <w:t xml:space="preserve">Added points to </w:t>
+      </w:r>
+      <w:r>
+        <w:t>plots in Depth tab</w:t>
+      </w:r>
+    </w:p>
+    <w:p>
+      <w:pPr>
+        <w:pStyle w:val="ListParagraph"/>
+        <w:numPr>
+          <w:ilvl w:val="0"/>
+          <w:numId w:val="24"/>
+        </w:numPr>
+      </w:pPr>
+      <w:r>
+        <w:t xml:space="preserve">Fixed several bugs related to reading RS5 and older </w:t>
+      </w:r>
+      <w:proofErr w:type="spellStart"/>
+      <w:r>
+        <w:t>QRev</w:t>
+      </w:r>
+      <w:proofErr w:type="spellEnd"/>
+      <w:r>
+        <w:t xml:space="preserve"> files.</w:t>
+      </w:r>
+    </w:p>
+    <w:p>
+      <w:pPr>
+        <w:pStyle w:val="ListParagraph"/>
+        <w:rPr>
+          <w:b/>
+          <w:bCs/>
+        </w:rPr>
+      </w:pPr>
+    </w:p>
+    <w:p>
+      <w:pPr>
+        <w:rPr>
+          <w:b/>
+          <w:bCs/>
+        </w:rPr>
+      </w:pPr>
+      <w:r>
+        <w:rPr>
+          <w:b/>
+          <w:bCs/>
+        </w:rPr>
+        <w:t>Changes QRevInt 4.26 Beta to QRevInt 1.00</w:t>
+      </w:r>
+    </w:p>
+    <w:p>
+      <w:pPr>
+        <w:pStyle w:val="ListParagraph"/>
+        <w:numPr>
+          <w:ilvl w:val="0"/>
+          <w:numId w:val="23"/>
+        </w:numPr>
+      </w:pPr>
+      <w:r>
+        <w:t>New versioning implemented.</w:t>
+      </w:r>
+    </w:p>
+    <w:p>
+      <w:pPr>
+        <w:pStyle w:val="ListParagraph"/>
+        <w:numPr>
+          <w:ilvl w:val="0"/>
+          <w:numId w:val="23"/>
+        </w:numPr>
+      </w:pPr>
+      <w:r>
+        <w:t>Added disclaimer and license that must be agreed to prior to running the first time.</w:t>
+      </w:r>
+    </w:p>
+    <w:p>
+      <w:pPr>
+        <w:pStyle w:val="ListParagraph"/>
+        <w:numPr>
+          <w:ilvl w:val="0"/>
+          <w:numId w:val="23"/>
+        </w:numPr>
+      </w:pPr>
+      <w:r>
+        <w:t xml:space="preserve">Modified code for compatibility with older </w:t>
+      </w:r>
+      <w:proofErr w:type="spellStart"/>
+      <w:r>
+        <w:t>QRev.mat</w:t>
+      </w:r>
+      <w:proofErr w:type="spellEnd"/>
+      <w:r>
+        <w:t xml:space="preserve"> files that lack the new features.</w:t>
+      </w:r>
+    </w:p>
+    <w:p>
+      <w:pPr>
+        <w:pStyle w:val="ListParagraph"/>
+        <w:numPr>
+          <w:ilvl w:val="0"/>
+          <w:numId w:val="23"/>
+        </w:numPr>
+      </w:pPr>
+      <w:proofErr w:type="spellStart"/>
+      <w:r>
+        <w:t>QRev.mat</w:t>
+      </w:r>
+      <w:proofErr w:type="spellEnd"/>
+      <w:r>
+        <w:t xml:space="preserve"> files previously saved can be view as saved but will apply new features upon any change.</w:t>
+      </w:r>
+    </w:p>
+    <w:p>
+      <w:pPr>
+        <w:pStyle w:val="ListParagraph"/>
+        <w:numPr>
+          <w:ilvl w:val="0"/>
+          <w:numId w:val="23"/>
+        </w:numPr>
+      </w:pPr>
+      <w:r>
+        <w:t>Changed date format to YYYY.MM.DD.</w:t>
+      </w:r>
+    </w:p>
+    <w:p>
+      <w:pPr>
+        <w:pStyle w:val="ListParagraph"/>
+        <w:numPr>
+          <w:ilvl w:val="0"/>
+          <w:numId w:val="23"/>
+        </w:numPr>
+      </w:pPr>
+      <w:r>
+        <w:t xml:space="preserve">Added background color to the main window to distinguish from </w:t>
+      </w:r>
+      <w:proofErr w:type="spellStart"/>
+      <w:r>
+        <w:t>QRev</w:t>
+      </w:r>
+      <w:proofErr w:type="spellEnd"/>
+      <w:r>
+        <w:t>.</w:t>
+      </w:r>
+    </w:p>
+    <w:p>
+      <w:pPr>
+        <w:pStyle w:val="ListParagraph"/>
+        <w:numPr>
+          <w:ilvl w:val="0"/>
+          <w:numId w:val="23"/>
+        </w:numPr>
+      </w:pPr>
+      <w:proofErr w:type="spellStart"/>
+      <w:r>
+        <w:t>Extrap</w:t>
+      </w:r>
+      <w:proofErr w:type="spellEnd"/>
+      <w:r>
+        <w:t xml:space="preserve"> subsection label changes based on data loaded and processed.</w:t>
+      </w:r>
+    </w:p>
+    <w:p>
+      <w:pPr>
+        <w:pStyle w:val="ListParagraph"/>
+        <w:numPr>
+          <w:ilvl w:val="0"/>
+          <w:numId w:val="23"/>
+        </w:numPr>
+      </w:pPr>
+      <w:r>
+        <w:t>Fixed some compatibility issues with RS5 data.</w:t>
+      </w:r>
+    </w:p>
+    <w:p>
+      <w:pPr>
+        <w:rPr>
+          <w:b/>
+          <w:bCs/>
+        </w:rPr>
+      </w:pPr>
+      <w:r>
+        <w:rPr>
+          <w:b/>
+          <w:bCs/>
+        </w:rPr>
+        <w:t xml:space="preserve">Changes </w:t>
+      </w:r>
+      <w:proofErr w:type="spellStart"/>
+      <w:r>
+        <w:rPr>
+          <w:b/>
+          <w:bCs/>
+        </w:rPr>
+        <w:t>QRev</w:t>
+      </w:r>
+      <w:proofErr w:type="spellEnd"/>
+      <w:r>
+        <w:rPr>
+          <w:b/>
+          <w:bCs/>
+        </w:rPr>
         <w:t xml:space="preserve"> </w:t>
       </w:r>
       <w:r>
-        <w:t>Loading older QRev files without reprocessing will display previous results.</w:t>
-      </w:r>
-    </w:p>
-    <w:p>
-      <w:pPr>
-        <w:pStyle w:val="ListParagraph"/>
-        <w:numPr>
-          <w:ilvl w:val="0"/>
-          <w:numId w:val="24"/>
-        </w:numPr>
-      </w:pPr>
-      <w:r>
-        <w:t>BT error and vertical velocity filters are now applied based on bottom track ping frequency for all new processing of data. Loading older QRev files without reprocessing will display previous results.</w:t>
-      </w:r>
-    </w:p>
-    <w:p>
-      <w:pPr>
-        <w:pStyle w:val="ListParagraph"/>
-        <w:numPr>
-          <w:ilvl w:val="0"/>
-          <w:numId w:val="24"/>
-        </w:numPr>
-      </w:pPr>
-      <w:r>
-        <w:t xml:space="preserve">The user now has an option in the Options dialog to apply error and vertical velocity filters based on data from the entire measurement rather than based on data from individual measurements. </w:t>
-      </w:r>
-    </w:p>
-    <w:p>
-      <w:pPr>
-        <w:pStyle w:val="ListParagraph"/>
-        <w:numPr>
-          <w:ilvl w:val="0"/>
-          <w:numId w:val="24"/>
-        </w:numPr>
-      </w:pPr>
-      <w:r>
-        <w:t>An option for the jet color map has been added to the Options dialog.</w:t>
-      </w:r>
-    </w:p>
-    <w:p>
-      <w:pPr>
-        <w:pStyle w:val="ListParagraph"/>
-        <w:numPr>
-          <w:ilvl w:val="0"/>
-          <w:numId w:val="24"/>
-        </w:numPr>
-      </w:pPr>
-      <w:r>
-        <w:t xml:space="preserve">Added points to </w:t>
-      </w:r>
-      <w:r>
-        <w:t>plots in Depth tab</w:t>
-      </w:r>
-    </w:p>
-    <w:p>
-      <w:pPr>
-        <w:pStyle w:val="ListParagraph"/>
-        <w:numPr>
-          <w:ilvl w:val="0"/>
-          <w:numId w:val="24"/>
-        </w:numPr>
-      </w:pPr>
-      <w:r>
-        <w:t>Fixed several bugs related to reading RS5 and older QRev files.</w:t>
-      </w:r>
-    </w:p>
-    <w:p>
-      <w:pPr>
-        <w:pStyle w:val="ListParagraph"/>
-        <w:rPr>
-          <w:b/>
-          <w:bCs/>
-        </w:rPr>
-      </w:pPr>
-    </w:p>
-    <w:p>
-      <w:pPr>
-        <w:rPr>
-          <w:b/>
-          <w:bCs/>
-        </w:rPr>
-      </w:pPr>
-      <w:r>
-        <w:rPr>
-          <w:b/>
-          <w:bCs/>
-        </w:rPr>
-        <w:t>Changes QRevInt 4.26 Beta to QRevInt 1.00</w:t>
-      </w:r>
-    </w:p>
-    <w:p>
-      <w:pPr>
-        <w:pStyle w:val="ListParagraph"/>
-        <w:numPr>
-          <w:ilvl w:val="0"/>
-          <w:numId w:val="23"/>
-        </w:numPr>
-      </w:pPr>
-      <w:r>
-        <w:t>New versioning implemented.</w:t>
-      </w:r>
-    </w:p>
-    <w:p>
-      <w:pPr>
-        <w:pStyle w:val="ListParagraph"/>
-        <w:numPr>
-          <w:ilvl w:val="0"/>
-          <w:numId w:val="23"/>
-        </w:numPr>
-      </w:pPr>
-      <w:r>
-        <w:t>Added disclaimer and license that must be agreed to prior to running the first time.</w:t>
-      </w:r>
-    </w:p>
-    <w:p>
-      <w:pPr>
-        <w:pStyle w:val="ListParagraph"/>
-        <w:numPr>
-          <w:ilvl w:val="0"/>
-          <w:numId w:val="23"/>
-        </w:numPr>
-      </w:pPr>
-      <w:r>
-        <w:t>Modified code for compatibility with older QRev.mat files that lack the new features.</w:t>
-      </w:r>
-    </w:p>
-    <w:p>
-      <w:pPr>
-        <w:pStyle w:val="ListParagraph"/>
-        <w:numPr>
-          <w:ilvl w:val="0"/>
-          <w:numId w:val="23"/>
-        </w:numPr>
-      </w:pPr>
-      <w:r>
-        <w:t>QRev.mat files previously saved can be view as saved but will apply new features upon any change.</w:t>
-      </w:r>
-    </w:p>
-    <w:p>
-      <w:pPr>
-        <w:pStyle w:val="ListParagraph"/>
-        <w:numPr>
-          <w:ilvl w:val="0"/>
-          <w:numId w:val="23"/>
-        </w:numPr>
-      </w:pPr>
-      <w:r>
-        <w:t>Changed date format to YYYY.MM.DD.</w:t>
-      </w:r>
-    </w:p>
-    <w:p>
-      <w:pPr>
-        <w:pStyle w:val="ListParagraph"/>
-        <w:numPr>
-          <w:ilvl w:val="0"/>
-          <w:numId w:val="23"/>
-        </w:numPr>
-      </w:pPr>
-      <w:r>
-        <w:t>Added background color to the main window to distinguish from QRev.</w:t>
-      </w:r>
-    </w:p>
-    <w:p>
-      <w:pPr>
-        <w:pStyle w:val="ListParagraph"/>
-        <w:numPr>
-          <w:ilvl w:val="0"/>
-          <w:numId w:val="23"/>
-        </w:numPr>
-      </w:pPr>
-      <w:r>
-        <w:t>Extrap subsection label changes based on data loaded and processed.</w:t>
-      </w:r>
-    </w:p>
-    <w:p>
-      <w:pPr>
-        <w:pStyle w:val="ListParagraph"/>
-        <w:numPr>
-          <w:ilvl w:val="0"/>
-          <w:numId w:val="23"/>
-        </w:numPr>
-      </w:pPr>
-      <w:r>
-        <w:t>Fixed some compatibility issues with RS5 data.</w:t>
-      </w:r>
-    </w:p>
-    <w:p>
-      <w:pPr>
-        <w:rPr>
-          <w:b/>
-          <w:bCs/>
-        </w:rPr>
-      </w:pPr>
-      <w:r>
-        <w:rPr>
-          <w:b/>
-          <w:bCs/>
-        </w:rPr>
-        <w:t xml:space="preserve">Changes </w:t>
-      </w:r>
-      <w:r>
-        <w:rPr>
-          <w:b/>
-          <w:bCs/>
-        </w:rPr>
-        <w:t xml:space="preserve">QRev </w:t>
-      </w:r>
-      <w:r>
         <w:rPr>
           <w:b/>
           <w:bCs/>
@@ -1125,8 +1360,13 @@
         </w:numPr>
       </w:pPr>
       <w:r>
-        <w:t>Change icon to blue to distinguish from USGS version of QRev</w:t>
-      </w:r>
+        <w:t xml:space="preserve">Change icon to blue to distinguish from USGS version of </w:t>
+      </w:r>
+      <w:proofErr w:type="spellStart"/>
+      <w:r>
+        <w:t>QRev</w:t>
+      </w:r>
+      <w:proofErr w:type="spellEnd"/>
     </w:p>
     <w:p>
       <w:pPr>
@@ -1173,7 +1413,23 @@
         </w:numPr>
       </w:pPr>
       <w:r>
-        <w:t>Modified extrap subsection so that subsectioning always works from left to right</w:t>
+        <w:t xml:space="preserve">Modified </w:t>
+      </w:r>
+      <w:proofErr w:type="spellStart"/>
+      <w:r>
+        <w:t>extrap</w:t>
+      </w:r>
+      <w:proofErr w:type="spellEnd"/>
+      <w:r>
+        <w:t xml:space="preserve"> subsection so that </w:t>
+      </w:r>
+      <w:proofErr w:type="spellStart"/>
+      <w:r>
+        <w:t>subsectioning</w:t>
+      </w:r>
+      <w:proofErr w:type="spellEnd"/>
+      <w:r>
+        <w:t xml:space="preserve"> always works from left to right</w:t>
       </w:r>
     </w:p>
     <w:p>
@@ -1185,7 +1441,15 @@
         </w:numPr>
       </w:pPr>
       <w:r>
-        <w:t>Removed depth from Oursin measured discharge uncertainty</w:t>
+        <w:t xml:space="preserve">Removed depth from </w:t>
+      </w:r>
+      <w:proofErr w:type="spellStart"/>
+      <w:r>
+        <w:t>Oursin</w:t>
+      </w:r>
+      <w:proofErr w:type="spellEnd"/>
+      <w:r>
+        <w:t xml:space="preserve"> measured discharge uncertainty</w:t>
       </w:r>
     </w:p>
     <w:p>
@@ -1266,7 +1530,15 @@
         </w:numPr>
       </w:pPr>
       <w:r>
-        <w:t>Fixed bug reading some old QRev.mat files associated with new rating feature</w:t>
+        <w:t xml:space="preserve">Fixed bug reading some old </w:t>
+      </w:r>
+      <w:proofErr w:type="spellStart"/>
+      <w:r>
+        <w:t>QRev.mat</w:t>
+      </w:r>
+      <w:proofErr w:type="spellEnd"/>
+      <w:r>
+        <w:t xml:space="preserve"> files associated with new rating feature</w:t>
       </w:r>
     </w:p>
     <w:p>
@@ -1347,6 +1619,7 @@
         </w:numPr>
       </w:pPr>
       <w:r>
+        <w:lastRenderedPageBreak/>
         <w:t>Fixed bugs in heading interpolation</w:t>
       </w:r>
     </w:p>
@@ -1359,7 +1632,15 @@
         </w:numPr>
       </w:pPr>
       <w:r>
-        <w:t>Fixed bug reading *_QRev.mat having only 1 transect</w:t>
+        <w:t>Fixed bug reading *_</w:t>
+      </w:r>
+      <w:proofErr w:type="spellStart"/>
+      <w:r>
+        <w:t>QRev.mat</w:t>
+      </w:r>
+      <w:proofErr w:type="spellEnd"/>
+      <w:r>
+        <w:t xml:space="preserve"> having only 1 transect</w:t>
       </w:r>
     </w:p>
     <w:p>
@@ -1386,8 +1667,13 @@
         <w:t xml:space="preserve">Fixed issue </w:t>
       </w:r>
       <w:r>
-        <w:t>that could occur when processing moving-bed tests loaded from *_QRev.mat</w:t>
-      </w:r>
+        <w:t>that could occur when processing moving-bed tests loaded from *_</w:t>
+      </w:r>
+      <w:proofErr w:type="spellStart"/>
+      <w:r>
+        <w:t>QRev.mat</w:t>
+      </w:r>
+      <w:proofErr w:type="spellEnd"/>
     </w:p>
     <w:p>
       <w:pPr>
@@ -1427,2076 +1713,2616 @@
         </w:numPr>
       </w:pPr>
       <w:r>
+        <w:t>Added code to identify and notify of user changes to original values</w:t>
+      </w:r>
+    </w:p>
+    <w:p>
+      <w:pPr>
+        <w:pStyle w:val="ListParagraph"/>
+        <w:numPr>
+          <w:ilvl w:val="0"/>
+          <w:numId w:val="19"/>
+        </w:numPr>
+      </w:pPr>
+      <w:r>
+        <w:t>Added ability to use GPS as a reference for moving-bed tests</w:t>
+      </w:r>
+    </w:p>
+    <w:p>
+      <w:pPr>
+        <w:pStyle w:val="ListParagraph"/>
+        <w:numPr>
+          <w:ilvl w:val="0"/>
+          <w:numId w:val="19"/>
+        </w:numPr>
+      </w:pPr>
+      <w:r>
+        <w:t xml:space="preserve">Applying </w:t>
+      </w:r>
+      <w:proofErr w:type="spellStart"/>
+      <w:r>
+        <w:t>magvar</w:t>
+      </w:r>
+      <w:proofErr w:type="spellEnd"/>
+      <w:r>
+        <w:t xml:space="preserve"> or heading offset or heading source changes to all transects applies them to moving-bed test also</w:t>
+      </w:r>
+    </w:p>
+    <w:p>
+      <w:pPr>
+        <w:pStyle w:val="ListParagraph"/>
+        <w:numPr>
+          <w:ilvl w:val="0"/>
+          <w:numId w:val="19"/>
+        </w:numPr>
+      </w:pPr>
+      <w:r>
+        <w:t>Moving-bed test flow speed now corrected for moving-bed velocity</w:t>
+      </w:r>
+    </w:p>
+    <w:p>
+      <w:pPr>
+        <w:pStyle w:val="ListParagraph"/>
+        <w:numPr>
+          <w:ilvl w:val="0"/>
+          <w:numId w:val="19"/>
+        </w:numPr>
+      </w:pPr>
+      <w:r>
+        <w:t>Added automatic checking of GPS lag</w:t>
+      </w:r>
+    </w:p>
+    <w:p>
+      <w:pPr>
+        <w:pStyle w:val="ListParagraph"/>
+        <w:numPr>
+          <w:ilvl w:val="0"/>
+          <w:numId w:val="19"/>
+        </w:numPr>
+      </w:pPr>
+      <w:r>
+        <w:t>Added GPS – BT comparison tab to GPS Tab</w:t>
+      </w:r>
+    </w:p>
+    <w:p>
+      <w:pPr>
+        <w:pStyle w:val="ListParagraph"/>
+        <w:numPr>
+          <w:ilvl w:val="0"/>
+          <w:numId w:val="19"/>
+        </w:numPr>
+      </w:pPr>
+      <w:r>
+        <w:t>Fixed issue with applying the correct moving-bed test when multiple tests are available</w:t>
+      </w:r>
+    </w:p>
+    <w:p>
+      <w:pPr>
+        <w:pStyle w:val="ListParagraph"/>
+        <w:numPr>
+          <w:ilvl w:val="0"/>
+          <w:numId w:val="19"/>
+        </w:numPr>
+      </w:pPr>
+      <w:r>
+        <w:t xml:space="preserve">Modifications to allow </w:t>
+      </w:r>
+      <w:proofErr w:type="spellStart"/>
+      <w:r>
+        <w:t>QRev</w:t>
+      </w:r>
+      <w:proofErr w:type="spellEnd"/>
+      <w:r>
+        <w:t xml:space="preserve"> to work with Rowe and Nortek ADCPs.</w:t>
+      </w:r>
+    </w:p>
+    <w:p>
+      <w:pPr>
+        <w:pStyle w:val="ListParagraph"/>
+        <w:numPr>
+          <w:ilvl w:val="0"/>
+          <w:numId w:val="19"/>
+        </w:numPr>
+      </w:pPr>
+      <w:r>
+        <w:t xml:space="preserve">Added support for user edge discharge for </w:t>
+      </w:r>
+      <w:proofErr w:type="spellStart"/>
+      <w:r>
+        <w:t>WinRiver</w:t>
+      </w:r>
+      <w:proofErr w:type="spellEnd"/>
+      <w:r>
+        <w:t xml:space="preserve"> II 2.22</w:t>
+      </w:r>
+    </w:p>
+    <w:p>
+      <w:pPr>
+        <w:pStyle w:val="ListParagraph"/>
+        <w:numPr>
+          <w:ilvl w:val="0"/>
+          <w:numId w:val="19"/>
+        </w:numPr>
+      </w:pPr>
+      <w:r>
+        <w:t xml:space="preserve">“.mat” is always appended as suffix to saved </w:t>
+      </w:r>
+      <w:proofErr w:type="spellStart"/>
+      <w:r>
+        <w:t>QRev</w:t>
+      </w:r>
+      <w:proofErr w:type="spellEnd"/>
+      <w:r>
+        <w:t xml:space="preserve"> file</w:t>
+      </w:r>
+    </w:p>
+    <w:p>
+      <w:pPr>
+        <w:pStyle w:val="ListParagraph"/>
+        <w:numPr>
+          <w:ilvl w:val="0"/>
+          <w:numId w:val="19"/>
+        </w:numPr>
+      </w:pPr>
+      <w:r>
+        <w:t xml:space="preserve">Manual threshold for </w:t>
+      </w:r>
+      <w:proofErr w:type="spellStart"/>
+      <w:r>
+        <w:t>wt</w:t>
+      </w:r>
+      <w:proofErr w:type="spellEnd"/>
+      <w:r>
+        <w:t xml:space="preserve"> and </w:t>
+      </w:r>
+      <w:proofErr w:type="spellStart"/>
+      <w:r>
+        <w:t>bt</w:t>
+      </w:r>
+      <w:proofErr w:type="spellEnd"/>
+      <w:r>
+        <w:t xml:space="preserve"> saved and displayed when opening *_</w:t>
+      </w:r>
+      <w:proofErr w:type="spellStart"/>
+      <w:r>
+        <w:t>QRev.mat</w:t>
+      </w:r>
+      <w:proofErr w:type="spellEnd"/>
+    </w:p>
+    <w:p>
+      <w:pPr>
+        <w:pStyle w:val="ListParagraph"/>
+        <w:numPr>
+          <w:ilvl w:val="0"/>
+          <w:numId w:val="19"/>
+        </w:numPr>
+      </w:pPr>
+      <w:r>
+        <w:t>Modified code to use 1</w:t>
+      </w:r>
+      <w:r>
+        <w:rPr>
+          <w:vertAlign w:val="superscript"/>
+        </w:rPr>
+        <w:t>st</w:t>
+      </w:r>
+      <w:r>
+        <w:t xml:space="preserve"> checked transect rather than 1</w:t>
+      </w:r>
+      <w:r>
+        <w:rPr>
+          <w:vertAlign w:val="superscript"/>
+        </w:rPr>
+        <w:t>st</w:t>
+      </w:r>
+      <w:r>
+        <w:t xml:space="preserve"> transect for general settings</w:t>
+      </w:r>
+    </w:p>
+    <w:p>
+      <w:pPr>
+        <w:pStyle w:val="ListParagraph"/>
+        <w:numPr>
+          <w:ilvl w:val="0"/>
+          <w:numId w:val="19"/>
+        </w:numPr>
+      </w:pPr>
+      <w:r>
+        <w:t>Modified code to accept measurements with inconsistent availability of GPS data types</w:t>
+      </w:r>
+    </w:p>
+    <w:p>
+      <w:pPr>
+        <w:pStyle w:val="ListParagraph"/>
+        <w:numPr>
+          <w:ilvl w:val="0"/>
+          <w:numId w:val="19"/>
+        </w:numPr>
+      </w:pPr>
+      <w:r>
+        <w:t>Fixed issue loading data with no valid bottom track</w:t>
+      </w:r>
+    </w:p>
+    <w:p>
+      <w:pPr>
+        <w:pStyle w:val="ListParagraph"/>
+        <w:numPr>
+          <w:ilvl w:val="0"/>
+          <w:numId w:val="19"/>
+        </w:numPr>
+      </w:pPr>
+      <w:r>
+        <w:t xml:space="preserve">Added notification when </w:t>
+      </w:r>
+      <w:proofErr w:type="spellStart"/>
+      <w:r>
+        <w:t>SonTek</w:t>
+      </w:r>
+      <w:proofErr w:type="spellEnd"/>
+      <w:r>
+        <w:t xml:space="preserve"> data is loaded with other than Earth coordinates</w:t>
+      </w:r>
+    </w:p>
+    <w:p>
+      <w:pPr>
+        <w:pStyle w:val="ListParagraph"/>
+        <w:numPr>
+          <w:ilvl w:val="0"/>
+          <w:numId w:val="19"/>
+        </w:numPr>
+      </w:pPr>
+      <w:r>
+        <w:t>Fixed issue with selecting transects in EDI if some transects were not checked</w:t>
+      </w:r>
+    </w:p>
+    <w:p>
+      <w:pPr>
+        <w:pStyle w:val="ListParagraph"/>
+        <w:numPr>
+          <w:ilvl w:val="0"/>
+          <w:numId w:val="19"/>
+        </w:numPr>
+      </w:pPr>
+      <w:r>
+        <w:t>Fixed issue in EDI if no GPS data are available</w:t>
+      </w:r>
+    </w:p>
+    <w:p>
+      <w:pPr>
+        <w:pStyle w:val="ListParagraph"/>
+        <w:numPr>
+          <w:ilvl w:val="0"/>
+          <w:numId w:val="19"/>
+        </w:numPr>
+      </w:pPr>
+      <w:r>
+        <w:t>Fixed QA check for missing samples</w:t>
+      </w:r>
+    </w:p>
+    <w:p>
+      <w:pPr>
+        <w:pStyle w:val="ListParagraph"/>
+        <w:numPr>
+          <w:ilvl w:val="0"/>
+          <w:numId w:val="19"/>
+        </w:numPr>
+      </w:pPr>
+      <w:r>
+        <w:t>Fixed issue with invalid stationary moving-bed tests used for correction</w:t>
+      </w:r>
+    </w:p>
+    <w:p>
+      <w:pPr>
+        <w:rPr>
+          <w:b/>
+          <w:bCs/>
+        </w:rPr>
+      </w:pPr>
+    </w:p>
+    <w:p>
+      <w:r>
+        <w:rPr>
+          <w:b/>
+          <w:bCs/>
+        </w:rPr>
+        <w:t>Changes 4</w:t>
+      </w:r>
+      <w:r>
+        <w:rPr>
+          <w:b/>
+          <w:bCs/>
+        </w:rPr>
+        <w:t>.</w:t>
+      </w:r>
+      <w:r>
+        <w:rPr>
+          <w:b/>
+          <w:bCs/>
+        </w:rPr>
+        <w:t>15 to 4</w:t>
+      </w:r>
+      <w:r>
+        <w:rPr>
+          <w:b/>
+          <w:bCs/>
+        </w:rPr>
+        <w:t>.</w:t>
+      </w:r>
+      <w:r>
+        <w:rPr>
+          <w:b/>
+          <w:bCs/>
+        </w:rPr>
+        <w:t>16</w:t>
+      </w:r>
+    </w:p>
+    <w:p>
+      <w:pPr>
+        <w:pStyle w:val="ListParagraph"/>
+        <w:numPr>
+          <w:ilvl w:val="0"/>
+          <w:numId w:val="18"/>
+        </w:numPr>
+      </w:pPr>
+      <w:r>
+        <w:t>Fixed incomplete system test for TRDI causing crash when saving</w:t>
+      </w:r>
+    </w:p>
+    <w:p>
+      <w:pPr>
+        <w:pStyle w:val="ListParagraph"/>
+        <w:numPr>
+          <w:ilvl w:val="0"/>
+          <w:numId w:val="18"/>
+        </w:numPr>
+      </w:pPr>
+      <w:r>
+        <w:t>Fixed issue with PT3 test status not displayed properly</w:t>
+      </w:r>
+    </w:p>
+    <w:p>
+      <w:pPr>
+        <w:pStyle w:val="ListParagraph"/>
+        <w:numPr>
+          <w:ilvl w:val="0"/>
+          <w:numId w:val="18"/>
+        </w:numPr>
+      </w:pPr>
+      <w:r>
+        <w:t>Fixed issue with VTG low speed message</w:t>
+      </w:r>
+    </w:p>
+    <w:p>
+      <w:pPr>
+        <w:pStyle w:val="ListParagraph"/>
+        <w:numPr>
+          <w:ilvl w:val="0"/>
+          <w:numId w:val="18"/>
+        </w:numPr>
+      </w:pPr>
+      <w:r>
+        <w:t>Fixed issue with VTG and composite tracks on causing switch to GGA</w:t>
+      </w:r>
+    </w:p>
+    <w:p>
+      <w:pPr>
+        <w:pStyle w:val="ListParagraph"/>
+        <w:numPr>
+          <w:ilvl w:val="0"/>
+          <w:numId w:val="18"/>
+        </w:numPr>
+      </w:pPr>
+      <w:r>
+        <w:t>Fixed issues with the edges tab</w:t>
+      </w:r>
+      <w:r>
+        <w:t>: no valid GPS, 0 or 1 ensembles selected, etc.</w:t>
+      </w:r>
+    </w:p>
+    <w:p>
+      <w:pPr>
+        <w:pStyle w:val="ListParagraph"/>
+        <w:numPr>
+          <w:ilvl w:val="0"/>
+          <w:numId w:val="18"/>
+        </w:numPr>
+      </w:pPr>
+      <w:r>
+        <w:t>Fixed issues with tab text color not updating properly</w:t>
+      </w:r>
+    </w:p>
+    <w:p>
+      <w:pPr>
+        <w:pStyle w:val="ListParagraph"/>
+        <w:numPr>
+          <w:ilvl w:val="0"/>
+          <w:numId w:val="18"/>
+        </w:numPr>
+      </w:pPr>
+      <w:r>
+        <w:t>Updated user’s manual to indicate that 4-beam composite is the default if vertical beam or depth sounder data are available.</w:t>
+      </w:r>
+    </w:p>
+    <w:p>
+      <w:pPr>
+        <w:pStyle w:val="ListParagraph"/>
+        <w:numPr>
+          <w:ilvl w:val="0"/>
+          <w:numId w:val="18"/>
+        </w:numPr>
+      </w:pPr>
+      <w:r>
+        <w:t>Several issues with the interaction with RIVRS were fixed</w:t>
+      </w:r>
+    </w:p>
+    <w:p>
+      <w:pPr>
+        <w:pStyle w:val="ListParagraph"/>
+        <w:numPr>
+          <w:ilvl w:val="0"/>
+          <w:numId w:val="18"/>
+        </w:numPr>
+      </w:pPr>
+      <w:r>
+        <w:t>Fixed inconsistent behavior of the up/down arrows</w:t>
+      </w:r>
+    </w:p>
+    <w:p>
+      <w:pPr>
+        <w:pStyle w:val="ListParagraph"/>
+        <w:numPr>
+          <w:ilvl w:val="0"/>
+          <w:numId w:val="18"/>
+        </w:numPr>
+      </w:pPr>
+      <w:r>
+        <w:t>Improved speed of transect change using up/down arrows</w:t>
+      </w:r>
+    </w:p>
+    <w:p>
+      <w:pPr>
+        <w:pStyle w:val="ListParagraph"/>
+        <w:numPr>
+          <w:ilvl w:val="0"/>
+          <w:numId w:val="18"/>
+        </w:numPr>
+      </w:pPr>
+      <w:r>
+        <w:t>Fixed issue with files saving in previously used folder</w:t>
+      </w:r>
+    </w:p>
+    <w:p>
+      <w:pPr>
+        <w:pStyle w:val="ListParagraph"/>
+        <w:numPr>
+          <w:ilvl w:val="0"/>
+          <w:numId w:val="18"/>
+        </w:numPr>
+      </w:pPr>
+      <w:r>
+        <w:t>Modified code for compatibility with Nortek Signature 1000</w:t>
+      </w:r>
+    </w:p>
+    <w:p>
+      <w:pPr>
+        <w:rPr>
+          <w:b/>
+          <w:bCs/>
+        </w:rPr>
+      </w:pPr>
+      <w:r>
+        <w:rPr>
+          <w:b/>
+          <w:bCs/>
+        </w:rPr>
+        <w:t>Changes 4.14 to 4.15</w:t>
+      </w:r>
+    </w:p>
+    <w:p>
+      <w:pPr>
+        <w:pStyle w:val="ListParagraph"/>
+        <w:numPr>
+          <w:ilvl w:val="0"/>
+          <w:numId w:val="17"/>
+        </w:numPr>
+      </w:pPr>
+      <w:r>
         <w:lastRenderedPageBreak/>
-        <w:t>Added code to identify and notify of user changes to original values</w:t>
-      </w:r>
-    </w:p>
-    <w:p>
-      <w:pPr>
-        <w:pStyle w:val="ListParagraph"/>
-        <w:numPr>
-          <w:ilvl w:val="0"/>
-          <w:numId w:val="19"/>
-        </w:numPr>
-      </w:pPr>
-      <w:r>
-        <w:t>Added ability to use GPS as a reference for moving-bed tests</w:t>
-      </w:r>
-    </w:p>
-    <w:p>
-      <w:pPr>
-        <w:pStyle w:val="ListParagraph"/>
-        <w:numPr>
-          <w:ilvl w:val="0"/>
-          <w:numId w:val="19"/>
-        </w:numPr>
-      </w:pPr>
-      <w:r>
-        <w:t>Applying magvar or heading offset or heading source changes to all transects applies them to moving-bed test also</w:t>
-      </w:r>
-    </w:p>
-    <w:p>
-      <w:pPr>
-        <w:pStyle w:val="ListParagraph"/>
-        <w:numPr>
-          <w:ilvl w:val="0"/>
-          <w:numId w:val="19"/>
-        </w:numPr>
-      </w:pPr>
-      <w:r>
-        <w:t>Moving-bed test flow speed now corrected for moving-bed velocity</w:t>
-      </w:r>
-    </w:p>
-    <w:p>
-      <w:pPr>
-        <w:pStyle w:val="ListParagraph"/>
-        <w:numPr>
-          <w:ilvl w:val="0"/>
-          <w:numId w:val="19"/>
-        </w:numPr>
-      </w:pPr>
-      <w:r>
-        <w:t>Added automatic checking of GPS lag</w:t>
-      </w:r>
-    </w:p>
-    <w:p>
-      <w:pPr>
-        <w:pStyle w:val="ListParagraph"/>
-        <w:numPr>
-          <w:ilvl w:val="0"/>
-          <w:numId w:val="19"/>
-        </w:numPr>
-      </w:pPr>
-      <w:r>
-        <w:t>Added GPS – BT comparison tab to GPS Tab</w:t>
-      </w:r>
-    </w:p>
-    <w:p>
-      <w:pPr>
-        <w:pStyle w:val="ListParagraph"/>
-        <w:numPr>
-          <w:ilvl w:val="0"/>
-          <w:numId w:val="19"/>
-        </w:numPr>
-      </w:pPr>
-      <w:r>
-        <w:t>Fixed issue with applying the correct moving-bed test when multiple tests are available</w:t>
-      </w:r>
-    </w:p>
-    <w:p>
-      <w:pPr>
-        <w:pStyle w:val="ListParagraph"/>
-        <w:numPr>
-          <w:ilvl w:val="0"/>
-          <w:numId w:val="19"/>
-        </w:numPr>
-      </w:pPr>
-      <w:r>
-        <w:t>Modifications to allow QRev to work with Rowe and Nortek ADCPs.</w:t>
-      </w:r>
-    </w:p>
-    <w:p>
-      <w:pPr>
-        <w:pStyle w:val="ListParagraph"/>
-        <w:numPr>
-          <w:ilvl w:val="0"/>
-          <w:numId w:val="19"/>
-        </w:numPr>
-      </w:pPr>
-      <w:r>
-        <w:t>Added support for user edge discharge for WinRiver II 2.22</w:t>
-      </w:r>
-    </w:p>
-    <w:p>
-      <w:pPr>
-        <w:pStyle w:val="ListParagraph"/>
-        <w:numPr>
-          <w:ilvl w:val="0"/>
-          <w:numId w:val="19"/>
-        </w:numPr>
-      </w:pPr>
-      <w:r>
-        <w:t>“.mat” is always appended as suffix to saved QRev file</w:t>
-      </w:r>
-    </w:p>
-    <w:p>
-      <w:pPr>
-        <w:pStyle w:val="ListParagraph"/>
-        <w:numPr>
-          <w:ilvl w:val="0"/>
-          <w:numId w:val="19"/>
-        </w:numPr>
-      </w:pPr>
-      <w:r>
-        <w:t>Manual threshold for wt and bt saved and displayed when opening *_QRev.mat</w:t>
-      </w:r>
-    </w:p>
-    <w:p>
-      <w:pPr>
-        <w:pStyle w:val="ListParagraph"/>
-        <w:numPr>
-          <w:ilvl w:val="0"/>
-          <w:numId w:val="19"/>
-        </w:numPr>
-      </w:pPr>
-      <w:r>
-        <w:t>Modified code to use 1</w:t>
-      </w:r>
-      <w:r>
-        <w:rPr>
-          <w:vertAlign w:val="superscript"/>
-        </w:rPr>
-        <w:t>st</w:t>
-      </w:r>
-      <w:r>
-        <w:t xml:space="preserve"> checked transect rather than 1</w:t>
-      </w:r>
-      <w:r>
-        <w:rPr>
-          <w:vertAlign w:val="superscript"/>
-        </w:rPr>
-        <w:t>st</w:t>
-      </w:r>
-      <w:r>
-        <w:t xml:space="preserve"> transect for general settings</w:t>
-      </w:r>
-    </w:p>
-    <w:p>
-      <w:pPr>
-        <w:pStyle w:val="ListParagraph"/>
-        <w:numPr>
-          <w:ilvl w:val="0"/>
-          <w:numId w:val="19"/>
-        </w:numPr>
-      </w:pPr>
-      <w:r>
-        <w:t>Modified code to accept measurements with inconsistent availability of GPS data types</w:t>
-      </w:r>
-    </w:p>
-    <w:p>
-      <w:pPr>
-        <w:pStyle w:val="ListParagraph"/>
-        <w:numPr>
-          <w:ilvl w:val="0"/>
-          <w:numId w:val="19"/>
-        </w:numPr>
-      </w:pPr>
-      <w:r>
-        <w:t>Fixed issue loading data with no valid bottom track</w:t>
-      </w:r>
-    </w:p>
-    <w:p>
-      <w:pPr>
-        <w:pStyle w:val="ListParagraph"/>
-        <w:numPr>
-          <w:ilvl w:val="0"/>
-          <w:numId w:val="19"/>
-        </w:numPr>
-      </w:pPr>
-      <w:r>
-        <w:t>Added notification when SonTek data is loaded with other than Earth coordinates</w:t>
-      </w:r>
-    </w:p>
-    <w:p>
-      <w:pPr>
-        <w:pStyle w:val="ListParagraph"/>
-        <w:numPr>
-          <w:ilvl w:val="0"/>
-          <w:numId w:val="19"/>
-        </w:numPr>
-      </w:pPr>
-      <w:r>
-        <w:t>Fixed issue with selecting transects in EDI if some transects were not checked</w:t>
-      </w:r>
-    </w:p>
-    <w:p>
-      <w:pPr>
-        <w:pStyle w:val="ListParagraph"/>
-        <w:numPr>
-          <w:ilvl w:val="0"/>
-          <w:numId w:val="19"/>
-        </w:numPr>
-      </w:pPr>
-      <w:r>
-        <w:t>Fixed issue in EDI if no GPS data are available</w:t>
-      </w:r>
-    </w:p>
-    <w:p>
-      <w:pPr>
-        <w:pStyle w:val="ListParagraph"/>
-        <w:numPr>
-          <w:ilvl w:val="0"/>
-          <w:numId w:val="19"/>
-        </w:numPr>
-      </w:pPr>
-      <w:r>
-        <w:t>Fixed QA check for missing samples</w:t>
-      </w:r>
-    </w:p>
-    <w:p>
-      <w:pPr>
-        <w:pStyle w:val="ListParagraph"/>
-        <w:numPr>
-          <w:ilvl w:val="0"/>
-          <w:numId w:val="19"/>
-        </w:numPr>
-      </w:pPr>
-      <w:r>
-        <w:t>Fixed issue with invalid stationary moving-bed tests used for correction</w:t>
-      </w:r>
-    </w:p>
-    <w:p>
-      <w:pPr>
-        <w:rPr>
-          <w:b/>
-          <w:bCs/>
-        </w:rPr>
-      </w:pPr>
-    </w:p>
-    <w:p>
-      <w:r>
-        <w:rPr>
-          <w:b/>
-          <w:bCs/>
-        </w:rPr>
-        <w:t>Changes 4</w:t>
-      </w:r>
-      <w:r>
-        <w:rPr>
-          <w:b/>
-          <w:bCs/>
-        </w:rPr>
+        <w:t xml:space="preserve">Fixed issue with </w:t>
+      </w:r>
+      <w:proofErr w:type="spellStart"/>
+      <w:r>
+        <w:t>shiptrack</w:t>
+      </w:r>
+      <w:proofErr w:type="spellEnd"/>
+      <w:r>
+        <w:t xml:space="preserve"> when all GPS data are invalid</w:t>
+      </w:r>
+    </w:p>
+    <w:p>
+      <w:pPr>
+        <w:pStyle w:val="ListParagraph"/>
+        <w:numPr>
+          <w:ilvl w:val="0"/>
+          <w:numId w:val="17"/>
+        </w:numPr>
+      </w:pPr>
+      <w:r>
+        <w:t>Fixed bug when applying stationary moving-bed correction</w:t>
+      </w:r>
+    </w:p>
+    <w:p>
+      <w:pPr>
+        <w:rPr>
+          <w:b/>
+          <w:bCs/>
+        </w:rPr>
+      </w:pPr>
+      <w:r>
+        <w:rPr>
+          <w:b/>
+          <w:bCs/>
+        </w:rPr>
+        <w:t>Changes 4.13 to 4.14</w:t>
+      </w:r>
+    </w:p>
+    <w:p>
+      <w:pPr>
+        <w:pStyle w:val="ListParagraph"/>
+        <w:numPr>
+          <w:ilvl w:val="0"/>
+          <w:numId w:val="16"/>
+        </w:numPr>
+      </w:pPr>
+      <w:r>
+        <w:t>Fixed issue with applying a loop test when preceded by a stationary test.</w:t>
+      </w:r>
+    </w:p>
+    <w:p>
+      <w:pPr>
+        <w:pStyle w:val="ListParagraph"/>
+        <w:numPr>
+          <w:ilvl w:val="0"/>
+          <w:numId w:val="16"/>
+        </w:numPr>
+      </w:pPr>
+      <w:r>
+        <w:t>Fixed issue with current settings when measurement has mixture of GPS and no GPS</w:t>
+      </w:r>
+    </w:p>
+    <w:p>
+      <w:pPr>
+        <w:rPr>
+          <w:b/>
+          <w:bCs/>
+        </w:rPr>
+      </w:pPr>
+      <w:r>
+        <w:rPr>
+          <w:b/>
+          <w:bCs/>
+        </w:rPr>
+        <w:t>Changes 3.43 to 4.1</w:t>
+      </w:r>
+      <w:r>
+        <w:rPr>
+          <w:b/>
+          <w:bCs/>
+        </w:rPr>
+        <w:t>3</w:t>
+      </w:r>
+    </w:p>
+    <w:p>
+      <w:pPr>
+        <w:pStyle w:val="ListParagraph"/>
+        <w:numPr>
+          <w:ilvl w:val="0"/>
+          <w:numId w:val="15"/>
+        </w:numPr>
+      </w:pPr>
+      <w:r>
+        <w:t xml:space="preserve">Ported code from </w:t>
+      </w:r>
+      <w:proofErr w:type="spellStart"/>
+      <w:r>
+        <w:t>Matlab</w:t>
+      </w:r>
+      <w:proofErr w:type="spellEnd"/>
+      <w:r>
+        <w:t xml:space="preserve"> to Python</w:t>
+      </w:r>
+    </w:p>
+    <w:p>
+      <w:pPr>
+        <w:pStyle w:val="ListParagraph"/>
+        <w:numPr>
+          <w:ilvl w:val="0"/>
+          <w:numId w:val="15"/>
+        </w:numPr>
+      </w:pPr>
+      <w:r>
+        <w:t xml:space="preserve">User interface redesigned using </w:t>
+      </w:r>
+      <w:proofErr w:type="spellStart"/>
+      <w:r>
+        <w:t>PyQt</w:t>
+      </w:r>
+      <w:proofErr w:type="spellEnd"/>
+    </w:p>
+    <w:p>
+      <w:pPr>
+        <w:pStyle w:val="ListParagraph"/>
+        <w:numPr>
+          <w:ilvl w:val="0"/>
+          <w:numId w:val="15"/>
+        </w:numPr>
+      </w:pPr>
+      <w:r>
+        <w:t xml:space="preserve">Main summary page includes contour, </w:t>
+      </w:r>
+      <w:proofErr w:type="spellStart"/>
+      <w:r>
+        <w:t>shiptrack</w:t>
+      </w:r>
+      <w:proofErr w:type="spellEnd"/>
+      <w:r>
+        <w:t>, and discharge time series graphics</w:t>
+      </w:r>
+    </w:p>
+    <w:p>
+      <w:pPr>
+        <w:pStyle w:val="ListParagraph"/>
+        <w:numPr>
+          <w:ilvl w:val="0"/>
+          <w:numId w:val="15"/>
+        </w:numPr>
+      </w:pPr>
+      <w:r>
+        <w:t>Ability to change navigation reference through the toolbar</w:t>
+      </w:r>
+    </w:p>
+    <w:p>
+      <w:pPr>
+        <w:pStyle w:val="ListParagraph"/>
+        <w:numPr>
+          <w:ilvl w:val="0"/>
+          <w:numId w:val="15"/>
+        </w:numPr>
+      </w:pPr>
+      <w:r>
+        <w:t>Ability to turn on or off composite tracks through the toolbar</w:t>
+      </w:r>
+    </w:p>
+    <w:p>
+      <w:pPr>
+        <w:pStyle w:val="ListParagraph"/>
+        <w:numPr>
+          <w:ilvl w:val="0"/>
+          <w:numId w:val="15"/>
+        </w:numPr>
+      </w:pPr>
+      <w:r>
+        <w:t>Changes to default settings are highlighted</w:t>
+      </w:r>
+    </w:p>
+    <w:p>
+      <w:pPr>
+        <w:pStyle w:val="ListParagraph"/>
+        <w:numPr>
+          <w:ilvl w:val="0"/>
+          <w:numId w:val="15"/>
+        </w:numPr>
+      </w:pPr>
+      <w:r>
+        <w:t>Opening and measurement loading speed has been improved</w:t>
+      </w:r>
+    </w:p>
+    <w:p>
+      <w:pPr>
+        <w:pStyle w:val="ListParagraph"/>
+        <w:numPr>
+          <w:ilvl w:val="0"/>
+          <w:numId w:val="15"/>
+        </w:numPr>
+      </w:pPr>
+      <w:r>
+        <w:t xml:space="preserve">Change water velocity interpolation from linear to ABBA </w:t>
+      </w:r>
+    </w:p>
+    <w:p>
+      <w:pPr>
+        <w:pStyle w:val="ListParagraph"/>
+        <w:numPr>
+          <w:ilvl w:val="0"/>
+          <w:numId w:val="15"/>
+        </w:numPr>
+      </w:pPr>
+      <w:r>
+        <w:t>Water velocities for all invalid bins are interpolated rather than added to top or bottom extrapolation</w:t>
+      </w:r>
+    </w:p>
+    <w:p>
+      <w:pPr>
+        <w:pStyle w:val="ListParagraph"/>
+        <w:numPr>
+          <w:ilvl w:val="0"/>
+          <w:numId w:val="15"/>
+        </w:numPr>
+      </w:pPr>
+      <w:r>
+        <w:t>F</w:t>
+      </w:r>
+      <w:r>
+        <w:t xml:space="preserve">ixed bug in </w:t>
+      </w:r>
+      <w:proofErr w:type="spellStart"/>
+      <w:r>
+        <w:t>vtg</w:t>
+      </w:r>
+      <w:proofErr w:type="spellEnd"/>
+      <w:r>
+        <w:t xml:space="preserve"> primary composite tracks, wasn't substituting GGA</w:t>
+      </w:r>
+    </w:p>
+    <w:p>
+      <w:pPr>
+        <w:pStyle w:val="ListParagraph"/>
+        <w:numPr>
+          <w:ilvl w:val="0"/>
+          <w:numId w:val="15"/>
+        </w:numPr>
+      </w:pPr>
+      <w:r>
+        <w:t>Added uncertainty to the automatic comment when a file is saved</w:t>
+      </w:r>
+    </w:p>
+    <w:p>
+      <w:pPr>
+        <w:pStyle w:val="ListParagraph"/>
+        <w:numPr>
+          <w:ilvl w:val="0"/>
+          <w:numId w:val="15"/>
+        </w:numPr>
+      </w:pPr>
+      <w:r>
+        <w:t xml:space="preserve">Statistics and interpolation methods in Python may result in small differences from </w:t>
+      </w:r>
+      <w:proofErr w:type="spellStart"/>
+      <w:r>
+        <w:t>Matlab</w:t>
+      </w:r>
+      <w:proofErr w:type="spellEnd"/>
+    </w:p>
+    <w:p>
+      <w:pPr>
+        <w:rPr>
+          <w:b/>
+          <w:bCs/>
+        </w:rPr>
+      </w:pPr>
+      <w:r>
+        <w:rPr>
+          <w:b/>
+          <w:bCs/>
+        </w:rPr>
+        <w:t>Changes 3.42 to 3.43</w:t>
+      </w:r>
+    </w:p>
+    <w:p>
+      <w:pPr>
+        <w:pStyle w:val="ListParagraph"/>
+        <w:numPr>
+          <w:ilvl w:val="0"/>
+          <w:numId w:val="3"/>
+        </w:numPr>
+      </w:pPr>
+      <w:r>
+        <w:t xml:space="preserve">Fixed bug that did not properly identify missing (lost) ensembles if the typical ensemble duration was greater than 1.5 sec. This affected mode 13 </w:t>
+      </w:r>
+      <w:proofErr w:type="spellStart"/>
+      <w:r>
+        <w:t>StreamPro</w:t>
+      </w:r>
+      <w:proofErr w:type="spellEnd"/>
+      <w:r>
+        <w:t xml:space="preserve"> data.</w:t>
+      </w:r>
+    </w:p>
+    <w:p>
+      <w:pPr>
+        <w:rPr>
+          <w:b/>
+          <w:bCs/>
+        </w:rPr>
+      </w:pPr>
+      <w:r>
+        <w:rPr>
+          <w:b/>
+          <w:bCs/>
+        </w:rPr>
+        <w:t>Changes 3.41 to 3.42</w:t>
+      </w:r>
+    </w:p>
+    <w:p>
+      <w:pPr>
+        <w:pStyle w:val="ListParagraph"/>
+        <w:numPr>
+          <w:ilvl w:val="0"/>
+          <w:numId w:val="2"/>
+        </w:numPr>
+      </w:pPr>
+      <w:r>
+        <w:t>Fixed bug in bottom discharge extrapolation. Previous versions failed to estimate the bottom discharge for ensembles that had no valid data but where depth cell velocities were interpolated.</w:t>
+      </w:r>
+    </w:p>
+    <w:p>
+      <w:pPr>
+        <w:rPr>
+          <w:b/>
+          <w:bCs/>
+        </w:rPr>
+      </w:pPr>
+      <w:r>
+        <w:rPr>
+          <w:b/>
+          <w:bCs/>
+        </w:rPr>
+        <w:t>Changes 3.40 to 3.41</w:t>
+      </w:r>
+    </w:p>
+    <w:p>
+      <w:pPr>
+        <w:pStyle w:val="ListParagraph"/>
+        <w:numPr>
+          <w:ilvl w:val="0"/>
+          <w:numId w:val="1"/>
+        </w:numPr>
+      </w:pPr>
+      <w:r>
+        <w:t>Fixed bug with discharge percent change not updating after multiple speed of sound changes.</w:t>
+      </w:r>
+    </w:p>
+    <w:p>
+      <w:pPr>
+        <w:pStyle w:val="ListParagraph"/>
+        <w:numPr>
+          <w:ilvl w:val="0"/>
+          <w:numId w:val="1"/>
+        </w:numPr>
+      </w:pPr>
+      <w:r>
+        <w:t>Fixed bug in edges table where wrong row was highlighted if some transects were unchecked.</w:t>
+      </w:r>
+    </w:p>
+    <w:p>
+      <w:pPr>
+        <w:pStyle w:val="ListParagraph"/>
+        <w:numPr>
+          <w:ilvl w:val="0"/>
+          <w:numId w:val="1"/>
+        </w:numPr>
+      </w:pPr>
+      <w:r>
+        <w:t xml:space="preserve">Fixed bug in edges </w:t>
+      </w:r>
+      <w:proofErr w:type="spellStart"/>
+      <w:r>
+        <w:t>shiptrack</w:t>
+      </w:r>
+      <w:proofErr w:type="spellEnd"/>
+      <w:r>
+        <w:t xml:space="preserve"> so it only displays valid </w:t>
+      </w:r>
+      <w:proofErr w:type="spellStart"/>
+      <w:r>
+        <w:t>orginal</w:t>
+      </w:r>
+      <w:proofErr w:type="spellEnd"/>
+      <w:r>
+        <w:t xml:space="preserve"> data and not interpolated data.</w:t>
+      </w:r>
+    </w:p>
+    <w:p>
+      <w:pPr>
+        <w:pStyle w:val="ListParagraph"/>
+        <w:numPr>
+          <w:ilvl w:val="0"/>
+          <w:numId w:val="1"/>
+        </w:numPr>
+      </w:pPr>
+      <w:r>
+        <w:t>Fixed bug no allowing manual entry of 0 salinity.</w:t>
+      </w:r>
+    </w:p>
+    <w:p>
+      <w:pPr>
+        <w:rPr>
+          <w:b/>
+          <w:bCs/>
+        </w:rPr>
+      </w:pPr>
+      <w:r>
+        <w:rPr>
+          <w:b/>
+          <w:bCs/>
+        </w:rPr>
+        <w:t>Changes from 3.35 to 3.40</w:t>
+      </w:r>
+    </w:p>
+    <w:p>
+      <w:pPr>
+        <w:pStyle w:val="ListParagraph"/>
+        <w:numPr>
+          <w:ilvl w:val="0"/>
+          <w:numId w:val="4"/>
+        </w:numPr>
+      </w:pPr>
+      <w:r>
+        <w:t>Fixed bug causing crash when TRDI PT3 test was incomplete.</w:t>
+      </w:r>
+    </w:p>
+    <w:p>
+      <w:pPr>
+        <w:pStyle w:val="ListParagraph"/>
+        <w:numPr>
+          <w:ilvl w:val="0"/>
+          <w:numId w:val="4"/>
+        </w:numPr>
+      </w:pPr>
+      <w:r>
+        <w:t>Modified uncertainty estimate for invalid and edges to use absolute values.</w:t>
+      </w:r>
+    </w:p>
+    <w:p>
+      <w:pPr>
+        <w:pStyle w:val="ListParagraph"/>
+        <w:numPr>
+          <w:ilvl w:val="0"/>
+          <w:numId w:val="4"/>
+        </w:numPr>
+      </w:pPr>
+      <w:r>
+        <w:t>Fixed issue with multi-line comments in XML file.</w:t>
+      </w:r>
+    </w:p>
+    <w:p>
+      <w:pPr>
+        <w:pStyle w:val="ListParagraph"/>
+        <w:numPr>
+          <w:ilvl w:val="0"/>
+          <w:numId w:val="4"/>
+        </w:numPr>
+      </w:pPr>
+      <w:r>
+        <w:t>Fixed draft check to only evaluate checked transects.</w:t>
+      </w:r>
+    </w:p>
+    <w:p>
+      <w:pPr>
+        <w:pStyle w:val="ListParagraph"/>
+        <w:numPr>
+          <w:ilvl w:val="0"/>
+          <w:numId w:val="4"/>
+        </w:numPr>
+      </w:pPr>
+      <w:r>
+        <w:t xml:space="preserve">XML file now only contains the summary information from a </w:t>
+      </w:r>
+      <w:proofErr w:type="spellStart"/>
+      <w:r>
+        <w:t>SonTek</w:t>
+      </w:r>
+      <w:proofErr w:type="spellEnd"/>
+      <w:r>
+        <w:t xml:space="preserve"> compass calibration.</w:t>
+      </w:r>
+    </w:p>
+    <w:p>
+      <w:pPr>
+        <w:pStyle w:val="ListParagraph"/>
+        <w:numPr>
+          <w:ilvl w:val="0"/>
+          <w:numId w:val="4"/>
+        </w:numPr>
+      </w:pPr>
+      <w:r>
+        <w:t>Fixed bug in moving-bed test if loop compass error and direction could not be computed.</w:t>
+      </w:r>
+    </w:p>
+    <w:p>
+      <w:pPr>
+        <w:pStyle w:val="ListParagraph"/>
+        <w:numPr>
+          <w:ilvl w:val="0"/>
+          <w:numId w:val="4"/>
+        </w:numPr>
+      </w:pPr>
+      <w:r>
+        <w:lastRenderedPageBreak/>
+        <w:t xml:space="preserve">Added message for missing samples in </w:t>
+      </w:r>
+      <w:proofErr w:type="spellStart"/>
+      <w:r>
+        <w:t>SonTek</w:t>
+      </w:r>
+      <w:proofErr w:type="spellEnd"/>
+      <w:r>
+        <w:t xml:space="preserve"> data.</w:t>
+      </w:r>
+    </w:p>
+    <w:p>
+      <w:pPr>
+        <w:pStyle w:val="ListParagraph"/>
+        <w:numPr>
+          <w:ilvl w:val="0"/>
+          <w:numId w:val="4"/>
+        </w:numPr>
+      </w:pPr>
+      <w:r>
+        <w:t>Modified PT3 tests to reduce false positives.</w:t>
+      </w:r>
+    </w:p>
+    <w:p>
+      <w:pPr>
+        <w:pStyle w:val="ListParagraph"/>
+        <w:numPr>
+          <w:ilvl w:val="0"/>
+          <w:numId w:val="4"/>
+        </w:numPr>
+      </w:pPr>
+      <w:r>
+        <w:t xml:space="preserve">Added check to boat and </w:t>
+      </w:r>
+      <w:proofErr w:type="spellStart"/>
+      <w:r>
+        <w:t>wt</w:t>
+      </w:r>
+      <w:proofErr w:type="spellEnd"/>
+      <w:r>
+        <w:t xml:space="preserve"> to check warn if all data are invalid.</w:t>
+      </w:r>
+    </w:p>
+    <w:p>
+      <w:pPr>
+        <w:pStyle w:val="ListParagraph"/>
+        <w:numPr>
+          <w:ilvl w:val="0"/>
+          <w:numId w:val="4"/>
+        </w:numPr>
+      </w:pPr>
+      <w:r>
+        <w:t>Edge sign check changed to only show message if edge discharge is greater than 0.5%</w:t>
+      </w:r>
+    </w:p>
+    <w:p>
+      <w:pPr>
+        <w:pStyle w:val="ListParagraph"/>
+        <w:numPr>
+          <w:ilvl w:val="0"/>
+          <w:numId w:val="4"/>
+        </w:numPr>
+      </w:pPr>
+      <w:r>
+        <w:t>Added option to store a style sheet with the xml output file.</w:t>
+      </w:r>
+    </w:p>
+    <w:p>
+      <w:pPr>
+        <w:pStyle w:val="ListParagraph"/>
+        <w:numPr>
+          <w:ilvl w:val="0"/>
+          <w:numId w:val="4"/>
+        </w:numPr>
+      </w:pPr>
+      <w:r>
+        <w:t>Added _ separator between date and time in default filename.</w:t>
+      </w:r>
+    </w:p>
+    <w:p>
+      <w:pPr>
+        <w:pStyle w:val="ListParagraph"/>
+        <w:numPr>
+          <w:ilvl w:val="0"/>
+          <w:numId w:val="4"/>
+        </w:numPr>
+      </w:pPr>
+      <w:r>
+        <w:t>Default compass data view changed to evaluation if evaluation is available.</w:t>
+      </w:r>
+    </w:p>
+    <w:p>
+      <w:pPr>
+        <w:pStyle w:val="ListParagraph"/>
+        <w:numPr>
+          <w:ilvl w:val="0"/>
+          <w:numId w:val="4"/>
+        </w:numPr>
+      </w:pPr>
+      <w:r>
+        <w:t xml:space="preserve">Added upper limit of 45 ppt to </w:t>
+      </w:r>
+      <w:proofErr w:type="spellStart"/>
+      <w:r>
+        <w:t>salinty</w:t>
+      </w:r>
+      <w:proofErr w:type="spellEnd"/>
+      <w:r>
+        <w:t xml:space="preserve"> input dialog.</w:t>
+      </w:r>
+    </w:p>
+    <w:p>
+      <w:pPr>
+        <w:pStyle w:val="ListParagraph"/>
+        <w:numPr>
+          <w:ilvl w:val="0"/>
+          <w:numId w:val="4"/>
+        </w:numPr>
+      </w:pPr>
+      <w:r>
+        <w:t>Added Power/Power default exponent to XML output to support NVE request.</w:t>
+      </w:r>
+    </w:p>
+    <w:p>
+      <w:pPr>
+        <w:pStyle w:val="ListParagraph"/>
+        <w:numPr>
+          <w:ilvl w:val="0"/>
+          <w:numId w:val="4"/>
+        </w:numPr>
+      </w:pPr>
+      <w:r>
+        <w:t>Update help file.</w:t>
+      </w:r>
+    </w:p>
+    <w:p>
+      <w:pPr>
+        <w:rPr>
+          <w:b/>
+          <w:bCs/>
+        </w:rPr>
+      </w:pPr>
+      <w:r>
+        <w:rPr>
+          <w:b/>
+          <w:bCs/>
+        </w:rPr>
+        <w:t xml:space="preserve">Changes to </w:t>
+      </w:r>
+      <w:proofErr w:type="spellStart"/>
+      <w:r>
+        <w:rPr>
+          <w:b/>
+          <w:bCs/>
+        </w:rPr>
+        <w:t>QRev</w:t>
+      </w:r>
+      <w:proofErr w:type="spellEnd"/>
+      <w:r>
+        <w:rPr>
+          <w:b/>
+          <w:bCs/>
+        </w:rPr>
+        <w:t xml:space="preserve"> from 3.34 to 3.35</w:t>
+      </w:r>
+    </w:p>
+    <w:p>
+      <w:pPr>
+        <w:pStyle w:val="ListParagraph"/>
+        <w:numPr>
+          <w:ilvl w:val="0"/>
+          <w:numId w:val="5"/>
+        </w:numPr>
+      </w:pPr>
+      <w:r>
+        <w:t>Fixed bug causing crash when ADCP had no compass.</w:t>
+      </w:r>
+    </w:p>
+    <w:p>
+      <w:pPr>
+        <w:rPr>
+          <w:b/>
+          <w:bCs/>
+        </w:rPr>
+      </w:pPr>
+      <w:r>
+        <w:rPr>
+          <w:b/>
+          <w:bCs/>
+        </w:rPr>
+        <w:t xml:space="preserve">Changes to </w:t>
+      </w:r>
+      <w:proofErr w:type="spellStart"/>
+      <w:r>
+        <w:rPr>
+          <w:b/>
+          <w:bCs/>
+        </w:rPr>
+        <w:t>QRev</w:t>
+      </w:r>
+      <w:proofErr w:type="spellEnd"/>
+      <w:r>
+        <w:rPr>
+          <w:b/>
+          <w:bCs/>
+        </w:rPr>
+        <w:t xml:space="preserve"> from 3.33 to 3.34</w:t>
+      </w:r>
+    </w:p>
+    <w:p>
+      <w:pPr>
+        <w:pStyle w:val="ListParagraph"/>
+        <w:numPr>
+          <w:ilvl w:val="0"/>
+          <w:numId w:val="6"/>
+        </w:numPr>
+      </w:pPr>
+      <w:r>
+        <w:t xml:space="preserve">Fixed bug causing 25 cm excluded distance to be applied to </w:t>
+      </w:r>
+      <w:proofErr w:type="spellStart"/>
+      <w:r>
+        <w:t>RiverPro</w:t>
+      </w:r>
+      <w:proofErr w:type="spellEnd"/>
+      <w:r>
+        <w:t xml:space="preserve"> data.</w:t>
+      </w:r>
+    </w:p>
+    <w:p>
+      <w:pPr>
+        <w:rPr>
+          <w:b/>
+          <w:bCs/>
+        </w:rPr>
+      </w:pPr>
+      <w:r>
+        <w:rPr>
+          <w:b/>
+          <w:bCs/>
+        </w:rPr>
+        <w:t xml:space="preserve">Changes to </w:t>
+      </w:r>
+      <w:proofErr w:type="spellStart"/>
+      <w:r>
+        <w:rPr>
+          <w:b/>
+          <w:bCs/>
+        </w:rPr>
+        <w:t>QRev</w:t>
+      </w:r>
+      <w:proofErr w:type="spellEnd"/>
+      <w:r>
+        <w:rPr>
+          <w:b/>
+          <w:bCs/>
+        </w:rPr>
+        <w:t xml:space="preserve"> from 3.31 to 3.33</w:t>
+      </w:r>
+    </w:p>
+    <w:p>
+      <w:pPr>
+        <w:pStyle w:val="ListParagraph"/>
+        <w:numPr>
+          <w:ilvl w:val="0"/>
+          <w:numId w:val="7"/>
+        </w:numPr>
+      </w:pPr>
+      <w:r>
+        <w:t>Fixed bug using uncheck all.</w:t>
+      </w:r>
+    </w:p>
+    <w:p>
+      <w:pPr>
+        <w:pStyle w:val="ListParagraph"/>
+        <w:numPr>
+          <w:ilvl w:val="0"/>
+          <w:numId w:val="7"/>
+        </w:numPr>
+      </w:pPr>
+      <w:r>
+        <w:t>Fixed bug manually loading system test or compass calibration or evaluation</w:t>
+      </w:r>
+    </w:p>
+    <w:p>
+      <w:pPr>
+        <w:pStyle w:val="ListParagraph"/>
+        <w:numPr>
+          <w:ilvl w:val="0"/>
+          <w:numId w:val="7"/>
+        </w:numPr>
+      </w:pPr>
+      <w:r>
+        <w:t>Changed legend location to best</w:t>
+      </w:r>
+    </w:p>
+    <w:p>
+      <w:pPr>
+        <w:pStyle w:val="ListParagraph"/>
+        <w:numPr>
+          <w:ilvl w:val="0"/>
+          <w:numId w:val="7"/>
+        </w:numPr>
+      </w:pPr>
+      <w:r>
+        <w:t>Fixed bugs in GUI causing wrong transects to be highlighted</w:t>
+      </w:r>
+    </w:p>
+    <w:p>
+      <w:pPr>
+        <w:pStyle w:val="ListParagraph"/>
+        <w:numPr>
+          <w:ilvl w:val="0"/>
+          <w:numId w:val="7"/>
+        </w:numPr>
+      </w:pPr>
+      <w:r>
+        <w:t xml:space="preserve">Fixed bug reprocessing </w:t>
+      </w:r>
+      <w:proofErr w:type="spellStart"/>
+      <w:r>
+        <w:t>QRev</w:t>
+      </w:r>
+      <w:proofErr w:type="spellEnd"/>
+      <w:r>
+        <w:t xml:space="preserve"> files associated with moving-bed tests</w:t>
+      </w:r>
+    </w:p>
+    <w:p>
+      <w:pPr>
+        <w:pStyle w:val="ListParagraph"/>
+        <w:numPr>
+          <w:ilvl w:val="0"/>
+          <w:numId w:val="7"/>
+        </w:numPr>
+      </w:pPr>
+      <w:r>
+        <w:t xml:space="preserve">Fixed bug causing changes in draft </w:t>
+      </w:r>
+      <w:proofErr w:type="spellStart"/>
+      <w:r>
+        <w:t>hOffset</w:t>
+      </w:r>
+      <w:proofErr w:type="spellEnd"/>
+      <w:r>
+        <w:t xml:space="preserve">, </w:t>
+      </w:r>
+      <w:proofErr w:type="spellStart"/>
+      <w:r>
+        <w:t>hSource</w:t>
+      </w:r>
+      <w:proofErr w:type="spellEnd"/>
+      <w:r>
+        <w:t xml:space="preserve">, and </w:t>
+      </w:r>
+      <w:proofErr w:type="spellStart"/>
+      <w:r>
+        <w:t>magVar</w:t>
+      </w:r>
+      <w:proofErr w:type="spellEnd"/>
+      <w:r>
+        <w:t xml:space="preserve"> to not update QA properly</w:t>
+      </w:r>
+    </w:p>
+    <w:p>
+      <w:pPr>
+        <w:rPr>
+          <w:b/>
+          <w:bCs/>
+        </w:rPr>
+      </w:pPr>
+      <w:r>
+        <w:rPr>
+          <w:b/>
+          <w:bCs/>
+        </w:rPr>
+        <w:t xml:space="preserve">Changes to </w:t>
+      </w:r>
+      <w:proofErr w:type="spellStart"/>
+      <w:r>
+        <w:rPr>
+          <w:b/>
+          <w:bCs/>
+        </w:rPr>
+        <w:t>QRev</w:t>
+      </w:r>
+      <w:proofErr w:type="spellEnd"/>
+      <w:r>
+        <w:rPr>
+          <w:b/>
+          <w:bCs/>
+        </w:rPr>
+        <w:t xml:space="preserve"> from 3.30 to 3.31</w:t>
+      </w:r>
+    </w:p>
+    <w:p>
+      <w:pPr>
+        <w:pStyle w:val="ListParagraph"/>
+        <w:numPr>
+          <w:ilvl w:val="0"/>
+          <w:numId w:val="8"/>
+        </w:numPr>
+      </w:pPr>
+      <w:r>
+        <w:t xml:space="preserve">Fixed bug creating structure for test results from existing </w:t>
+      </w:r>
+      <w:proofErr w:type="spellStart"/>
+      <w:r>
+        <w:t>QRev</w:t>
+      </w:r>
+      <w:proofErr w:type="spellEnd"/>
+      <w:r>
+        <w:t xml:space="preserve"> files</w:t>
+      </w:r>
+    </w:p>
+    <w:p>
+      <w:pPr>
+        <w:pStyle w:val="ListParagraph"/>
+        <w:numPr>
+          <w:ilvl w:val="0"/>
+          <w:numId w:val="8"/>
+        </w:numPr>
+      </w:pPr>
+      <w:r>
+        <w:t>Fixed bug setting status of system test results and button color</w:t>
+      </w:r>
+    </w:p>
+    <w:p>
+      <w:pPr>
+        <w:pStyle w:val="ListParagraph"/>
+        <w:numPr>
+          <w:ilvl w:val="0"/>
+          <w:numId w:val="8"/>
+        </w:numPr>
+      </w:pPr>
+      <w:r>
+        <w:t>Fixed bug causing end edge discharge to be applied at start edge</w:t>
+      </w:r>
+    </w:p>
+    <w:p>
+      <w:pPr>
+        <w:pStyle w:val="ListParagraph"/>
+        <w:numPr>
+          <w:ilvl w:val="0"/>
+          <w:numId w:val="8"/>
+        </w:numPr>
+      </w:pPr>
+      <w:r>
+        <w:t>Fixed bug preventing user uncertainty from being recomputed after changing a filter or extrapolation</w:t>
+      </w:r>
+    </w:p>
+    <w:p>
+      <w:pPr>
+        <w:pStyle w:val="ListParagraph"/>
+        <w:numPr>
+          <w:ilvl w:val="0"/>
+          <w:numId w:val="8"/>
+        </w:numPr>
+      </w:pPr>
+      <w:r>
+        <w:t>Fixed bug displaying number of ensembles to use for edge</w:t>
+      </w:r>
+    </w:p>
+    <w:p>
+      <w:pPr>
+        <w:pStyle w:val="ListParagraph"/>
+        <w:numPr>
+          <w:ilvl w:val="0"/>
+          <w:numId w:val="8"/>
+        </w:numPr>
+      </w:pPr>
+      <w:r>
+        <w:t>Changed the algorithm for determining PT3 failure</w:t>
+      </w:r>
+    </w:p>
+    <w:p>
+      <w:pPr>
+        <w:pStyle w:val="ListParagraph"/>
+        <w:numPr>
+          <w:ilvl w:val="0"/>
+          <w:numId w:val="8"/>
+        </w:numPr>
+      </w:pPr>
+      <w:r>
+        <w:t>Modified the computation for extrapolation uncertainty to prevent a manual setting from biasing the uncertainty low</w:t>
+      </w:r>
+    </w:p>
+    <w:p>
+      <w:pPr>
+        <w:pStyle w:val="ListParagraph"/>
+        <w:numPr>
+          <w:ilvl w:val="0"/>
+          <w:numId w:val="8"/>
+        </w:numPr>
+      </w:pPr>
+      <w:r>
+        <w:t xml:space="preserve">Added reprocessing of moving-bed tests to reprocessing of existing </w:t>
+      </w:r>
+      <w:proofErr w:type="spellStart"/>
+      <w:r>
+        <w:t>QRev</w:t>
+      </w:r>
+      <w:proofErr w:type="spellEnd"/>
+      <w:r>
+        <w:t xml:space="preserve"> data files.</w:t>
+      </w:r>
+    </w:p>
+    <w:p>
+      <w:pPr>
+        <w:pStyle w:val="ListParagraph"/>
+        <w:numPr>
+          <w:ilvl w:val="0"/>
+          <w:numId w:val="8"/>
+        </w:numPr>
+      </w:pPr>
+      <w:r>
+        <w:t>The mag field, if available, is automatically displayed in the heading graph</w:t>
+      </w:r>
+    </w:p>
+    <w:p>
+      <w:pPr>
+        <w:pStyle w:val="ListParagraph"/>
+        <w:numPr>
+          <w:ilvl w:val="0"/>
+          <w:numId w:val="8"/>
+        </w:numPr>
+      </w:pPr>
+      <w:r>
+        <w:t>Modified the excluded distance filter to round to 2 digits to prevent differences when converting between units.</w:t>
+      </w:r>
+    </w:p>
+    <w:p>
+      <w:pPr>
+        <w:rPr>
+          <w:b/>
+          <w:bCs/>
+        </w:rPr>
+      </w:pPr>
+      <w:r>
+        <w:rPr>
+          <w:b/>
+          <w:bCs/>
+        </w:rPr>
+        <w:t xml:space="preserve">Changes to </w:t>
+      </w:r>
+      <w:proofErr w:type="spellStart"/>
+      <w:r>
+        <w:rPr>
+          <w:b/>
+          <w:bCs/>
+        </w:rPr>
+        <w:t>QRev</w:t>
+      </w:r>
+      <w:proofErr w:type="spellEnd"/>
+      <w:r>
+        <w:rPr>
+          <w:b/>
+          <w:bCs/>
+        </w:rPr>
+        <w:t xml:space="preserve"> from 3.28 to 3.30</w:t>
+      </w:r>
+    </w:p>
+    <w:p>
+      <w:pPr>
+        <w:pStyle w:val="ListParagraph"/>
+        <w:numPr>
+          <w:ilvl w:val="0"/>
+          <w:numId w:val="9"/>
+        </w:numPr>
+      </w:pPr>
+      <w:r>
+        <w:t>Fixed bugs in messages table that were opening wrong windows.</w:t>
+      </w:r>
+    </w:p>
+    <w:p>
+      <w:pPr>
+        <w:pStyle w:val="ListParagraph"/>
+        <w:numPr>
+          <w:ilvl w:val="0"/>
+          <w:numId w:val="9"/>
+        </w:numPr>
+      </w:pPr>
+      <w:r>
+        <w:t>Modified code to interpolate invalid data from composite tracks using the composite tracks rather than the primary data.</w:t>
+      </w:r>
+    </w:p>
+    <w:p>
+      <w:pPr>
+        <w:pStyle w:val="ListParagraph"/>
+        <w:numPr>
+          <w:ilvl w:val="0"/>
+          <w:numId w:val="9"/>
+        </w:numPr>
+      </w:pPr>
+      <w:r>
+        <w:lastRenderedPageBreak/>
+        <w:t>Modified code to interpolate invalid data from composite depths using the composite depths rather than the primary data.</w:t>
+      </w:r>
+    </w:p>
+    <w:p>
+      <w:pPr>
+        <w:pStyle w:val="ListParagraph"/>
+        <w:numPr>
+          <w:ilvl w:val="0"/>
+          <w:numId w:val="9"/>
+        </w:numPr>
+      </w:pPr>
+      <w:r>
+        <w:t>Modified draft check to use display units and limit the comparison to 2 decimal spots which is what is displayed in the GUI.</w:t>
+      </w:r>
+    </w:p>
+    <w:p>
+      <w:pPr>
+        <w:pStyle w:val="ListParagraph"/>
+        <w:numPr>
+          <w:ilvl w:val="0"/>
+          <w:numId w:val="9"/>
+        </w:numPr>
+      </w:pPr>
+      <w:r>
+        <w:t>Added code to interpolate discharge for ensembles that are too shallow for a valid depth cell.</w:t>
+      </w:r>
+    </w:p>
+    <w:p>
+      <w:pPr>
+        <w:pStyle w:val="ListParagraph"/>
+        <w:numPr>
+          <w:ilvl w:val="0"/>
+          <w:numId w:val="9"/>
+        </w:numPr>
+      </w:pPr>
+      <w:r>
+        <w:t xml:space="preserve">Modified code in the way that TRDI </w:t>
+      </w:r>
+      <w:proofErr w:type="spellStart"/>
+      <w:r>
+        <w:t>mmt</w:t>
+      </w:r>
+      <w:proofErr w:type="spellEnd"/>
+      <w:r>
+        <w:t xml:space="preserve"> file setting for composite depths are processed to </w:t>
+      </w:r>
+      <w:proofErr w:type="spellStart"/>
+      <w:r>
+        <w:t>QRev</w:t>
+      </w:r>
+      <w:proofErr w:type="spellEnd"/>
+      <w:r>
+        <w:t xml:space="preserve"> settings. </w:t>
+      </w:r>
+    </w:p>
+    <w:p>
+      <w:pPr>
+        <w:pStyle w:val="ListParagraph"/>
+        <w:numPr>
+          <w:ilvl w:val="0"/>
+          <w:numId w:val="9"/>
+        </w:numPr>
+      </w:pPr>
+      <w:r>
+        <w:t>Moved composite depth computation to end of data input flow.</w:t>
+      </w:r>
+    </w:p>
+    <w:p>
+      <w:pPr>
+        <w:pStyle w:val="ListParagraph"/>
+        <w:numPr>
+          <w:ilvl w:val="0"/>
+          <w:numId w:val="9"/>
+        </w:numPr>
+      </w:pPr>
+      <w:r>
+        <w:t>Modified code to allow the view comments button to be accessible even when another window is open.</w:t>
+      </w:r>
+    </w:p>
+    <w:p>
+      <w:pPr>
+        <w:pStyle w:val="ListParagraph"/>
+        <w:numPr>
+          <w:ilvl w:val="0"/>
+          <w:numId w:val="9"/>
+        </w:numPr>
+      </w:pPr>
+      <w:r>
+        <w:t xml:space="preserve">Fixed bug with </w:t>
+      </w:r>
+      <w:proofErr w:type="spellStart"/>
+      <w:r>
+        <w:t>computePerDiff</w:t>
+      </w:r>
+      <w:proofErr w:type="spellEnd"/>
+      <w:r>
+        <w:t xml:space="preserve"> in extrapolation sensitivity when no transect data provided.</w:t>
+      </w:r>
+    </w:p>
+    <w:p>
+      <w:pPr>
+        <w:pStyle w:val="ListParagraph"/>
+        <w:numPr>
+          <w:ilvl w:val="0"/>
+          <w:numId w:val="9"/>
+        </w:numPr>
+      </w:pPr>
+      <w:r>
+        <w:t>Added valid depth method to xml output.</w:t>
+      </w:r>
+    </w:p>
+    <w:p>
+      <w:pPr>
+        <w:pStyle w:val="ListParagraph"/>
+        <w:numPr>
+          <w:ilvl w:val="0"/>
+          <w:numId w:val="9"/>
+        </w:numPr>
+      </w:pPr>
+      <w:r>
+        <w:t xml:space="preserve">Added code to check compass </w:t>
+      </w:r>
+      <w:proofErr w:type="spellStart"/>
+      <w:r>
+        <w:t>cal</w:t>
+      </w:r>
+      <w:proofErr w:type="spellEnd"/>
+      <w:r>
+        <w:t xml:space="preserve"> errors against USGS recommendations</w:t>
+      </w:r>
+    </w:p>
+    <w:p>
+      <w:pPr>
+        <w:pStyle w:val="ListParagraph"/>
+        <w:numPr>
+          <w:ilvl w:val="0"/>
+          <w:numId w:val="9"/>
+        </w:numPr>
+      </w:pPr>
+      <w:r>
+        <w:t xml:space="preserve">Added code to handle files processed with </w:t>
+      </w:r>
+      <w:proofErr w:type="spellStart"/>
+      <w:r>
+        <w:t>QBatch</w:t>
+      </w:r>
+      <w:proofErr w:type="spellEnd"/>
+      <w:r>
         <w:t>.</w:t>
       </w:r>
-      <w:r>
-        <w:rPr>
-          <w:b/>
-          <w:bCs/>
-        </w:rPr>
-        <w:t>15 to 4</w:t>
-      </w:r>
-      <w:r>
-        <w:rPr>
-          <w:b/>
-          <w:bCs/>
-        </w:rPr>
+    </w:p>
+    <w:p>
+      <w:pPr>
+        <w:pStyle w:val="ListParagraph"/>
+        <w:numPr>
+          <w:ilvl w:val="0"/>
+          <w:numId w:val="9"/>
+        </w:numPr>
+      </w:pPr>
+      <w:r>
+        <w:t>Fixed bug with variable names for mean and max depth and max water speed.</w:t>
+      </w:r>
+    </w:p>
+    <w:p>
+      <w:pPr>
+        <w:pStyle w:val="ListParagraph"/>
+        <w:numPr>
+          <w:ilvl w:val="0"/>
+          <w:numId w:val="9"/>
+        </w:numPr>
+      </w:pPr>
+      <w:r>
+        <w:t>Fixed bug with order of warnings and cautions for system test checks.</w:t>
+      </w:r>
+    </w:p>
+    <w:p/>
+    <w:p>
+      <w:pPr>
+        <w:rPr>
+          <w:b/>
+          <w:bCs/>
+        </w:rPr>
+      </w:pPr>
+      <w:r>
+        <w:rPr>
+          <w:b/>
+          <w:bCs/>
+        </w:rPr>
+        <w:t xml:space="preserve">Changes to </w:t>
+      </w:r>
+      <w:proofErr w:type="spellStart"/>
+      <w:r>
+        <w:rPr>
+          <w:b/>
+          <w:bCs/>
+        </w:rPr>
+        <w:t>QRev</w:t>
+      </w:r>
+      <w:proofErr w:type="spellEnd"/>
+      <w:r>
+        <w:rPr>
+          <w:b/>
+          <w:bCs/>
+        </w:rPr>
+        <w:t xml:space="preserve"> from 3.24 to 3.28</w:t>
+      </w:r>
+    </w:p>
+    <w:p/>
+    <w:p>
+      <w:pPr>
+        <w:pStyle w:val="ListParagraph"/>
+        <w:numPr>
+          <w:ilvl w:val="0"/>
+          <w:numId w:val="10"/>
+        </w:numPr>
+      </w:pPr>
+      <w:r>
+        <w:t>Messages are now in a table, sorted with warnings on top, and identified with a symbol and font.</w:t>
+      </w:r>
+    </w:p>
+    <w:p>
+      <w:pPr>
+        <w:pStyle w:val="ListParagraph"/>
+        <w:numPr>
+          <w:ilvl w:val="0"/>
+          <w:numId w:val="10"/>
+        </w:numPr>
+      </w:pPr>
+      <w:r>
+        <w:t>Clicking on a message will open the associated window, same as clicking on associated button.</w:t>
+      </w:r>
+    </w:p>
+    <w:p>
+      <w:pPr>
+        <w:pStyle w:val="ListParagraph"/>
+        <w:numPr>
+          <w:ilvl w:val="0"/>
+          <w:numId w:val="10"/>
+        </w:numPr>
+      </w:pPr>
+      <w:r>
+        <w:t>Extrapolation discharge sensitivity table is now referenced to the currently selected fit, rather than to power/power 0.1667.</w:t>
+      </w:r>
+    </w:p>
+    <w:p>
+      <w:pPr>
+        <w:pStyle w:val="ListParagraph"/>
+        <w:numPr>
+          <w:ilvl w:val="0"/>
+          <w:numId w:val="10"/>
+        </w:numPr>
+      </w:pPr>
+      <w:r>
+        <w:t>Clicking a row in the extrapolation discharge sensitivity table will set the fit to those parameters.</w:t>
+      </w:r>
+    </w:p>
+    <w:p>
+      <w:pPr>
+        <w:pStyle w:val="ListParagraph"/>
+        <w:numPr>
+          <w:ilvl w:val="0"/>
+          <w:numId w:val="10"/>
+        </w:numPr>
+      </w:pPr>
+      <w:r>
+        <w:t xml:space="preserve">The compass error from the evaluation of a TRDI ADCP and if available, from </w:t>
+      </w:r>
+      <w:proofErr w:type="spellStart"/>
+      <w:r>
+        <w:t>RiverSurveyor</w:t>
+      </w:r>
+      <w:proofErr w:type="spellEnd"/>
+      <w:r>
+        <w:t xml:space="preserve"> G3 compass is now shown in the Compass/P/R window.</w:t>
+      </w:r>
+    </w:p>
+    <w:p>
+      <w:pPr>
+        <w:pStyle w:val="ListParagraph"/>
+        <w:numPr>
+          <w:ilvl w:val="0"/>
+          <w:numId w:val="10"/>
+        </w:numPr>
+      </w:pPr>
+      <w:r>
+        <w:t>The system test window now displays the total number of tests.</w:t>
+      </w:r>
+    </w:p>
+    <w:p>
+      <w:pPr>
+        <w:pStyle w:val="ListParagraph"/>
+        <w:numPr>
+          <w:ilvl w:val="0"/>
+          <w:numId w:val="10"/>
+        </w:numPr>
+      </w:pPr>
+      <w:r>
+        <w:t>The PT3 test is now decoded and the correlation in lag 3 is checked to ensure that the correlation is less than 15% of the lag 0 correlation.</w:t>
+      </w:r>
+    </w:p>
+    <w:p>
+      <w:pPr>
+        <w:pStyle w:val="ListParagraph"/>
+        <w:numPr>
+          <w:ilvl w:val="0"/>
+          <w:numId w:val="10"/>
+        </w:numPr>
+      </w:pPr>
+      <w:r>
+        <w:t>A minimum threshold for the boat track vertical velocity filter is set to 0.01 m/s.</w:t>
+      </w:r>
+    </w:p>
+    <w:p>
+      <w:pPr>
+        <w:pStyle w:val="ListParagraph"/>
+        <w:numPr>
+          <w:ilvl w:val="0"/>
+          <w:numId w:val="10"/>
+        </w:numPr>
+      </w:pPr>
+      <w:r>
+        <w:t xml:space="preserve">A bug which applied both the </w:t>
+      </w:r>
+      <w:proofErr w:type="spellStart"/>
+      <w:r>
+        <w:t>magvar</w:t>
+      </w:r>
+      <w:proofErr w:type="spellEnd"/>
+      <w:r>
+        <w:t xml:space="preserve"> and heading offset to all compass data when loading has been fixed. Now the </w:t>
+      </w:r>
+      <w:proofErr w:type="spellStart"/>
+      <w:r>
+        <w:t>magvar</w:t>
+      </w:r>
+      <w:proofErr w:type="spellEnd"/>
+      <w:r>
+        <w:t xml:space="preserve"> is only applied to the internal compass and the heading offset only applied to the external compass. This is consistent with how it was handled in the Compass/P/R window.</w:t>
+      </w:r>
+    </w:p>
+    <w:p>
+      <w:pPr>
+        <w:pStyle w:val="ListParagraph"/>
+        <w:numPr>
+          <w:ilvl w:val="0"/>
+          <w:numId w:val="10"/>
+        </w:numPr>
+      </w:pPr>
+      <w:r>
+        <w:t>Label for Google Earth plots was changed to filename only, not including the path.</w:t>
+      </w:r>
+    </w:p>
+    <w:p>
+      <w:pPr>
+        <w:pStyle w:val="ListParagraph"/>
+        <w:numPr>
+          <w:ilvl w:val="0"/>
+          <w:numId w:val="10"/>
+        </w:numPr>
+      </w:pPr>
+      <w:r>
+        <w:t>Fixed other minor bugs.</w:t>
+      </w:r>
+    </w:p>
+    <w:p>
+      <w:pPr>
+        <w:rPr>
+          <w:b/>
+          <w:bCs/>
+        </w:rPr>
+      </w:pPr>
+      <w:r>
+        <w:rPr>
+          <w:b/>
+          <w:bCs/>
+        </w:rPr>
+        <w:t xml:space="preserve">Changes to </w:t>
+      </w:r>
+      <w:proofErr w:type="spellStart"/>
+      <w:r>
+        <w:rPr>
+          <w:b/>
+          <w:bCs/>
+        </w:rPr>
+        <w:t>QRev</w:t>
+      </w:r>
+      <w:proofErr w:type="spellEnd"/>
+      <w:r>
+        <w:rPr>
+          <w:b/>
+          <w:bCs/>
+        </w:rPr>
+        <w:t xml:space="preserve"> since from 3.23 to 3.24</w:t>
+      </w:r>
+    </w:p>
+    <w:p>
+      <w:pPr>
+        <w:pStyle w:val="ListParagraph"/>
+        <w:numPr>
+          <w:ilvl w:val="0"/>
+          <w:numId w:val="11"/>
+        </w:numPr>
+      </w:pPr>
+      <w:r>
+        <w:t>Fixed compiler issue causing the plot to Google Earth to fail</w:t>
+      </w:r>
+    </w:p>
+    <w:p>
+      <w:pPr>
+        <w:pStyle w:val="ListParagraph"/>
+        <w:numPr>
+          <w:ilvl w:val="0"/>
+          <w:numId w:val="11"/>
+        </w:numPr>
+      </w:pPr>
+      <w:r>
+        <w:t>Fixed a bug reading longitude data when preceded by a leading zero.</w:t>
+      </w:r>
+    </w:p>
+    <w:p>
+      <w:pPr>
+        <w:rPr>
+          <w:b/>
+          <w:bCs/>
+        </w:rPr>
+      </w:pPr>
+      <w:r>
+        <w:rPr>
+          <w:b/>
+          <w:bCs/>
+        </w:rPr>
+        <w:lastRenderedPageBreak/>
+        <w:t xml:space="preserve">Changes to </w:t>
+      </w:r>
+      <w:proofErr w:type="spellStart"/>
+      <w:r>
+        <w:rPr>
+          <w:b/>
+          <w:bCs/>
+        </w:rPr>
+        <w:t>QRev</w:t>
+      </w:r>
+      <w:proofErr w:type="spellEnd"/>
+      <w:r>
+        <w:rPr>
+          <w:b/>
+          <w:bCs/>
+        </w:rPr>
+        <w:t xml:space="preserve"> since release of version 3.21 (in chronological order)</w:t>
+      </w:r>
+    </w:p>
+    <w:p>
+      <w:pPr>
+        <w:pStyle w:val="ListParagraph"/>
+        <w:numPr>
+          <w:ilvl w:val="0"/>
+          <w:numId w:val="12"/>
+        </w:numPr>
+      </w:pPr>
+      <w:r>
+        <w:t xml:space="preserve">Improved the handling of illegal xml characters in </w:t>
+      </w:r>
+      <w:proofErr w:type="spellStart"/>
+      <w:r>
+        <w:t>mmt</w:t>
+      </w:r>
+      <w:proofErr w:type="spellEnd"/>
+      <w:r>
+        <w:t xml:space="preserve"> file.</w:t>
+      </w:r>
+    </w:p>
+    <w:p>
+      <w:pPr>
+        <w:pStyle w:val="ListParagraph"/>
+        <w:numPr>
+          <w:ilvl w:val="0"/>
+          <w:numId w:val="12"/>
+        </w:numPr>
+      </w:pPr>
+      <w:r>
+        <w:t>Added a minimum threshold to the COV QA check for stationary tests.</w:t>
+      </w:r>
+    </w:p>
+    <w:p>
+      <w:pPr>
+        <w:pStyle w:val="ListParagraph"/>
+        <w:numPr>
+          <w:ilvl w:val="0"/>
+          <w:numId w:val="12"/>
+        </w:numPr>
+      </w:pPr>
+      <w:r>
+        <w:t>Changed the QA check for number of valid ensembles to a duration based check for stationary moving-bed test.</w:t>
+      </w:r>
+    </w:p>
+    <w:p>
+      <w:pPr>
+        <w:pStyle w:val="ListParagraph"/>
+        <w:numPr>
+          <w:ilvl w:val="0"/>
+          <w:numId w:val="12"/>
+        </w:numPr>
+      </w:pPr>
+      <w:r>
+        <w:t>Fixed bug causing edges GUI not to update with changes to table.</w:t>
+      </w:r>
+    </w:p>
+    <w:p>
+      <w:pPr>
+        <w:pStyle w:val="ListParagraph"/>
+        <w:numPr>
+          <w:ilvl w:val="0"/>
+          <w:numId w:val="12"/>
+        </w:numPr>
+      </w:pPr>
+      <w:r>
+        <w:t>Added a button to copy comments from the view comments window so they could be pasted in another application.</w:t>
+      </w:r>
+    </w:p>
+    <w:p>
+      <w:pPr>
+        <w:pStyle w:val="ListParagraph"/>
+        <w:numPr>
+          <w:ilvl w:val="0"/>
+          <w:numId w:val="12"/>
+        </w:numPr>
+      </w:pPr>
+      <w:r>
+        <w:t>Changed Display Units buttons to Options and created an Options window for units and save all or save checked only.</w:t>
+      </w:r>
+    </w:p>
+    <w:p>
+      <w:pPr>
+        <w:pStyle w:val="ListParagraph"/>
+        <w:numPr>
+          <w:ilvl w:val="0"/>
+          <w:numId w:val="12"/>
+        </w:numPr>
+      </w:pPr>
+      <w:r>
+        <w:t>Added an icon button to main window for uncheck all.</w:t>
+      </w:r>
+    </w:p>
+    <w:p>
+      <w:pPr>
+        <w:pStyle w:val="ListParagraph"/>
+        <w:numPr>
+          <w:ilvl w:val="0"/>
+          <w:numId w:val="12"/>
+        </w:numPr>
+      </w:pPr>
+      <w:r>
+        <w:t>Change version to 3.22.</w:t>
+      </w:r>
+    </w:p>
+    <w:p>
+      <w:pPr>
+        <w:pStyle w:val="ListParagraph"/>
+        <w:numPr>
+          <w:ilvl w:val="0"/>
+          <w:numId w:val="12"/>
+        </w:numPr>
+      </w:pPr>
+      <w:r>
+        <w:t>Fixed bug in when selecting an extrapolation fit where numerical storage prevented 0.1 = 0.1</w:t>
+      </w:r>
+      <w:r>
+        <w:tab/>
+      </w:r>
+    </w:p>
+    <w:p>
+      <w:pPr>
+        <w:pStyle w:val="ListParagraph"/>
+        <w:numPr>
+          <w:ilvl w:val="0"/>
+          <w:numId w:val="12"/>
+        </w:numPr>
+      </w:pPr>
+      <w:r>
+        <w:t>Fixed issue with RSL revision numbers which need to be 2 digits (02 not 2).</w:t>
+      </w:r>
+    </w:p>
+    <w:p>
+      <w:pPr>
+        <w:pStyle w:val="ListParagraph"/>
+        <w:numPr>
+          <w:ilvl w:val="0"/>
+          <w:numId w:val="12"/>
+        </w:numPr>
+      </w:pPr>
+      <w:r>
+        <w:t xml:space="preserve">Fixed issue with UTC time from GGA which contained an invalid character causing the str2double function resulting in </w:t>
+      </w:r>
+      <w:proofErr w:type="spellStart"/>
+      <w:r>
+        <w:t>NaN</w:t>
+      </w:r>
+      <w:proofErr w:type="spellEnd"/>
+      <w:r>
         <w:t>.</w:t>
       </w:r>
-      <w:r>
-        <w:rPr>
-          <w:b/>
-          <w:bCs/>
-        </w:rPr>
-        <w:t>16</w:t>
-      </w:r>
-    </w:p>
-    <w:p>
-      <w:pPr>
-        <w:pStyle w:val="ListParagraph"/>
-        <w:numPr>
-          <w:ilvl w:val="0"/>
-          <w:numId w:val="18"/>
-        </w:numPr>
-      </w:pPr>
-      <w:r>
-        <w:t>Fixed incomplete system test for TRDI causing crash when saving</w:t>
-      </w:r>
-    </w:p>
-    <w:p>
-      <w:pPr>
-        <w:pStyle w:val="ListParagraph"/>
-        <w:numPr>
-          <w:ilvl w:val="0"/>
-          <w:numId w:val="18"/>
-        </w:numPr>
-      </w:pPr>
-      <w:r>
-        <w:t>Fixed issue with PT3 test status not displayed properly</w:t>
-      </w:r>
-    </w:p>
-    <w:p>
-      <w:pPr>
-        <w:pStyle w:val="ListParagraph"/>
-        <w:numPr>
-          <w:ilvl w:val="0"/>
-          <w:numId w:val="18"/>
-        </w:numPr>
-      </w:pPr>
-      <w:r>
-        <w:t>Fixed issue with VTG low speed message</w:t>
-      </w:r>
-    </w:p>
-    <w:p>
-      <w:pPr>
-        <w:pStyle w:val="ListParagraph"/>
-        <w:numPr>
-          <w:ilvl w:val="0"/>
-          <w:numId w:val="18"/>
-        </w:numPr>
-      </w:pPr>
-      <w:r>
-        <w:t>Fixed issue with VTG and composite tracks on causing switch to GGA</w:t>
-      </w:r>
-    </w:p>
-    <w:p>
-      <w:pPr>
-        <w:pStyle w:val="ListParagraph"/>
-        <w:numPr>
-          <w:ilvl w:val="0"/>
-          <w:numId w:val="18"/>
-        </w:numPr>
-      </w:pPr>
-      <w:r>
-        <w:t>Fixed issues with the edges tab</w:t>
-      </w:r>
-      <w:r>
-        <w:t>: no valid GPS, 0 or 1 ensembles selected, etc.</w:t>
-      </w:r>
-    </w:p>
-    <w:p>
-      <w:pPr>
-        <w:pStyle w:val="ListParagraph"/>
-        <w:numPr>
-          <w:ilvl w:val="0"/>
-          <w:numId w:val="18"/>
-        </w:numPr>
-      </w:pPr>
-      <w:r>
-        <w:t>Fixed issues with tab text color not updating properly</w:t>
-      </w:r>
-    </w:p>
-    <w:p>
-      <w:pPr>
-        <w:pStyle w:val="ListParagraph"/>
-        <w:numPr>
-          <w:ilvl w:val="0"/>
-          <w:numId w:val="18"/>
-        </w:numPr>
-      </w:pPr>
-      <w:r>
-        <w:t>Updated user’s manual to indicate that 4-beam composite is the default if vertical beam or depth sounder data are available.</w:t>
-      </w:r>
-    </w:p>
-    <w:p>
-      <w:pPr>
-        <w:pStyle w:val="ListParagraph"/>
-        <w:numPr>
-          <w:ilvl w:val="0"/>
-          <w:numId w:val="18"/>
-        </w:numPr>
-      </w:pPr>
-      <w:r>
-        <w:t>Several issues with the interaction with RIVRS were fixed</w:t>
-      </w:r>
-    </w:p>
-    <w:p>
-      <w:pPr>
-        <w:pStyle w:val="ListParagraph"/>
-        <w:numPr>
-          <w:ilvl w:val="0"/>
-          <w:numId w:val="18"/>
-        </w:numPr>
-      </w:pPr>
-      <w:r>
-        <w:t>Fixed inconsistent behavior of the up/down arrows</w:t>
-      </w:r>
-    </w:p>
-    <w:p>
-      <w:pPr>
-        <w:pStyle w:val="ListParagraph"/>
-        <w:numPr>
-          <w:ilvl w:val="0"/>
-          <w:numId w:val="18"/>
-        </w:numPr>
-      </w:pPr>
-      <w:r>
-        <w:t>Improved speed of transect change using up/down arrows</w:t>
-      </w:r>
-    </w:p>
-    <w:p>
-      <w:pPr>
-        <w:pStyle w:val="ListParagraph"/>
-        <w:numPr>
-          <w:ilvl w:val="0"/>
-          <w:numId w:val="18"/>
-        </w:numPr>
-      </w:pPr>
-      <w:r>
-        <w:t>Fixed issue with files saving in previously used folder</w:t>
-      </w:r>
-    </w:p>
-    <w:p>
-      <w:pPr>
-        <w:pStyle w:val="ListParagraph"/>
-        <w:numPr>
-          <w:ilvl w:val="0"/>
-          <w:numId w:val="18"/>
-        </w:numPr>
-      </w:pPr>
-      <w:r>
-        <w:t>Modified code for compatibility with Nortek Signature 1000</w:t>
-      </w:r>
-    </w:p>
-    <w:p>
-      <w:pPr>
-        <w:rPr>
-          <w:b/>
-          <w:bCs/>
-        </w:rPr>
-      </w:pPr>
-      <w:r>
-        <w:rPr>
-          <w:b/>
-          <w:bCs/>
-        </w:rPr>
-        <w:t>Changes 4.14 to 4.15</w:t>
-      </w:r>
-    </w:p>
-    <w:p>
-      <w:pPr>
-        <w:pStyle w:val="ListParagraph"/>
-        <w:numPr>
-          <w:ilvl w:val="0"/>
-          <w:numId w:val="17"/>
-        </w:numPr>
-      </w:pPr>
-      <w:r>
-        <w:t>Fixed issue with shiptrack when all GPS data are invalid</w:t>
-      </w:r>
-    </w:p>
-    <w:p>
-      <w:pPr>
-        <w:pStyle w:val="ListParagraph"/>
-        <w:numPr>
-          <w:ilvl w:val="0"/>
-          <w:numId w:val="17"/>
-        </w:numPr>
-      </w:pPr>
-      <w:r>
-        <w:t>Fixed bug when applying stationary moving-bed correction</w:t>
-      </w:r>
-    </w:p>
-    <w:p>
-      <w:pPr>
-        <w:rPr>
-          <w:b/>
-          <w:bCs/>
-        </w:rPr>
-      </w:pPr>
-      <w:r>
-        <w:rPr>
-          <w:b/>
-          <w:bCs/>
-        </w:rPr>
-        <w:t>Changes 4.13 to 4.14</w:t>
-      </w:r>
-    </w:p>
-    <w:p>
-      <w:pPr>
-        <w:pStyle w:val="ListParagraph"/>
-        <w:numPr>
-          <w:ilvl w:val="0"/>
-          <w:numId w:val="16"/>
-        </w:numPr>
-      </w:pPr>
-      <w:r>
-        <w:t>Fixed issue with applying a loop test when preceded by a stationary test.</w:t>
-      </w:r>
-    </w:p>
-    <w:p>
-      <w:pPr>
-        <w:pStyle w:val="ListParagraph"/>
-        <w:numPr>
-          <w:ilvl w:val="0"/>
-          <w:numId w:val="16"/>
+    </w:p>
+    <w:p>
+      <w:pPr>
+        <w:pStyle w:val="ListParagraph"/>
+        <w:numPr>
+          <w:ilvl w:val="0"/>
+          <w:numId w:val="12"/>
+        </w:numPr>
+      </w:pPr>
+      <w:r>
+        <w:t xml:space="preserve">Added fix for invalid </w:t>
+      </w:r>
+      <w:proofErr w:type="spellStart"/>
+      <w:r>
+        <w:t>prefPath</w:t>
+      </w:r>
+      <w:proofErr w:type="spellEnd"/>
+      <w:r>
+        <w:t xml:space="preserve"> from corrupt </w:t>
+      </w:r>
+      <w:proofErr w:type="spellStart"/>
+      <w:r>
+        <w:t>AppData</w:t>
+      </w:r>
+      <w:proofErr w:type="spellEnd"/>
+      <w:r>
+        <w:t>/Local/</w:t>
+      </w:r>
+      <w:proofErr w:type="spellStart"/>
+      <w:r>
+        <w:t>QRev</w:t>
+      </w:r>
+      <w:proofErr w:type="spellEnd"/>
+    </w:p>
+    <w:p>
+      <w:pPr>
+        <w:pStyle w:val="ListParagraph"/>
+        <w:numPr>
+          <w:ilvl w:val="0"/>
+          <w:numId w:val="12"/>
+        </w:numPr>
+      </w:pPr>
+      <w:r>
+        <w:t xml:space="preserve">Added code to reset the close option from </w:t>
+      </w:r>
+      <w:proofErr w:type="spellStart"/>
+      <w:r>
+        <w:t>extrap</w:t>
+      </w:r>
+      <w:proofErr w:type="spellEnd"/>
+      <w:r>
+        <w:t xml:space="preserve"> to the main window when </w:t>
+      </w:r>
+      <w:proofErr w:type="spellStart"/>
+      <w:r>
+        <w:t>extrap</w:t>
+      </w:r>
+      <w:proofErr w:type="spellEnd"/>
+      <w:r>
+        <w:t xml:space="preserve"> is closed.</w:t>
+      </w:r>
+    </w:p>
+    <w:p>
+      <w:pPr>
+        <w:pStyle w:val="ListParagraph"/>
+        <w:numPr>
+          <w:ilvl w:val="0"/>
+          <w:numId w:val="12"/>
+        </w:numPr>
+      </w:pPr>
+      <w:r>
+        <w:t>Added code to compute the edge velocity using the full profile assuming a 1/6th power fit to estimate the unmeasured portions of the profile.</w:t>
+      </w:r>
+    </w:p>
+    <w:p>
+      <w:pPr>
+        <w:pStyle w:val="ListParagraph"/>
+        <w:numPr>
+          <w:ilvl w:val="0"/>
+          <w:numId w:val="12"/>
+        </w:numPr>
+      </w:pPr>
+      <w:r>
+        <w:t>Fixed bug associated with changing all moving-bed tests to manual.</w:t>
+      </w:r>
+    </w:p>
+    <w:p>
+      <w:pPr>
+        <w:pStyle w:val="ListParagraph"/>
+        <w:numPr>
+          <w:ilvl w:val="0"/>
+          <w:numId w:val="12"/>
+        </w:numPr>
+      </w:pPr>
+      <w:r>
+        <w:t>Added new message when moving-bed tests are selected manually.</w:t>
+      </w:r>
+    </w:p>
+    <w:p>
+      <w:pPr>
+        <w:pStyle w:val="ListParagraph"/>
+        <w:numPr>
+          <w:ilvl w:val="0"/>
+          <w:numId w:val="12"/>
+        </w:numPr>
+      </w:pPr>
+      <w:r>
+        <w:t>Fixed issue with moving-bed tests when data were collected in language other than English.</w:t>
+      </w:r>
+    </w:p>
+    <w:p>
+      <w:pPr>
+        <w:pStyle w:val="ListParagraph"/>
+        <w:numPr>
+          <w:ilvl w:val="0"/>
+          <w:numId w:val="12"/>
+        </w:numPr>
+      </w:pPr>
+      <w:r>
+        <w:t>Change version to 3.23</w:t>
+      </w:r>
+    </w:p>
+    <w:p>
+      <w:pPr>
+        <w:rPr>
+          <w:b/>
+          <w:bCs/>
+        </w:rPr>
+      </w:pPr>
+      <w:r>
+        <w:rPr>
+          <w:b/>
+          <w:bCs/>
+        </w:rPr>
+        <w:t xml:space="preserve">Changes in </w:t>
+      </w:r>
+      <w:proofErr w:type="spellStart"/>
+      <w:r>
+        <w:rPr>
+          <w:b/>
+          <w:bCs/>
+        </w:rPr>
+        <w:t>QRev</w:t>
+      </w:r>
+      <w:proofErr w:type="spellEnd"/>
+      <w:r>
+        <w:rPr>
+          <w:b/>
+          <w:bCs/>
+        </w:rPr>
+        <w:t xml:space="preserve"> from 3.12 to 3.21</w:t>
+      </w:r>
+    </w:p>
+    <w:p>
+      <w:pPr>
+        <w:pStyle w:val="ListParagraph"/>
+        <w:numPr>
+          <w:ilvl w:val="0"/>
+          <w:numId w:val="13"/>
+        </w:numPr>
+      </w:pPr>
+      <w:r>
+        <w:t>Update help to add pdf file which can be searched.</w:t>
+      </w:r>
+    </w:p>
+    <w:p>
+      <w:pPr>
+        <w:pStyle w:val="ListParagraph"/>
+        <w:numPr>
+          <w:ilvl w:val="0"/>
+          <w:numId w:val="13"/>
+        </w:numPr>
+      </w:pPr>
+      <w:r>
+        <w:t>Fixed bug when plotting multiple transects with magnetic data in the Compass/P/R window.</w:t>
+      </w:r>
+    </w:p>
+    <w:p>
+      <w:pPr>
+        <w:pStyle w:val="ListParagraph"/>
+        <w:numPr>
+          <w:ilvl w:val="0"/>
+          <w:numId w:val="13"/>
+        </w:numPr>
+      </w:pPr>
+      <w:r>
+        <w:t xml:space="preserve">Fixed bug with transect name display when some transects were not checked in GPS window. </w:t>
+      </w:r>
+    </w:p>
+    <w:p>
+      <w:pPr>
+        <w:pStyle w:val="ListParagraph"/>
+        <w:numPr>
+          <w:ilvl w:val="0"/>
+          <w:numId w:val="13"/>
+        </w:numPr>
+      </w:pPr>
+      <w:r>
+        <w:t>Fixed bug causing Use in main table to be shown in red when there were no errors.</w:t>
+      </w:r>
+    </w:p>
+    <w:p>
+      <w:pPr>
+        <w:pStyle w:val="ListParagraph"/>
+        <w:numPr>
+          <w:ilvl w:val="0"/>
+          <w:numId w:val="13"/>
+        </w:numPr>
+      </w:pPr>
+      <w:r>
+        <w:t>Fixed bug checking for invalid edge ensembles due to excluded distance.</w:t>
+      </w:r>
+    </w:p>
+    <w:p>
+      <w:pPr>
+        <w:pStyle w:val="ListParagraph"/>
+        <w:numPr>
+          <w:ilvl w:val="0"/>
+          <w:numId w:val="13"/>
+        </w:numPr>
+      </w:pPr>
+      <w:r>
+        <w:t>Fixed bug when using up arrow in Edge window.</w:t>
+      </w:r>
+    </w:p>
+    <w:p>
+      <w:pPr>
+        <w:pStyle w:val="ListParagraph"/>
+        <w:numPr>
+          <w:ilvl w:val="0"/>
+          <w:numId w:val="13"/>
+        </w:numPr>
+      </w:pPr>
+      <w:r>
+        <w:t>Fixed bug in xml output for change in speed of sound.</w:t>
+      </w:r>
+    </w:p>
+    <w:p>
+      <w:pPr>
+        <w:pStyle w:val="ListParagraph"/>
+        <w:numPr>
+          <w:ilvl w:val="0"/>
+          <w:numId w:val="13"/>
+        </w:numPr>
+      </w:pPr>
+      <w:r>
+        <w:t>Fixed crash when loading transect with only 1 ensemble.</w:t>
+      </w:r>
+    </w:p>
+    <w:p>
+      <w:pPr>
+        <w:pStyle w:val="ListParagraph"/>
+        <w:numPr>
+          <w:ilvl w:val="0"/>
+          <w:numId w:val="13"/>
+        </w:numPr>
+      </w:pPr>
+      <w:r>
+        <w:t>Updated use of arrow keys in tables to avoid table and plots getting out of synch when arrow keys were pressed too quickly.</w:t>
+      </w:r>
+    </w:p>
+    <w:p>
+      <w:pPr>
+        <w:pStyle w:val="ListParagraph"/>
+        <w:numPr>
+          <w:ilvl w:val="0"/>
+          <w:numId w:val="13"/>
+        </w:numPr>
+      </w:pPr>
+      <w:r>
+        <w:t>Added point marker to vertical beam in depth plots.</w:t>
+      </w:r>
+    </w:p>
+    <w:p>
+      <w:pPr>
+        <w:pStyle w:val="ListParagraph"/>
+        <w:numPr>
+          <w:ilvl w:val="0"/>
+          <w:numId w:val="13"/>
+        </w:numPr>
+      </w:pPr>
+      <w:r>
+        <w:t>Modified code to make buttons inactive if no transects are checked.</w:t>
+      </w:r>
+    </w:p>
+    <w:p>
+      <w:pPr>
+        <w:pStyle w:val="ListParagraph"/>
+        <w:numPr>
+          <w:ilvl w:val="0"/>
+          <w:numId w:val="13"/>
+        </w:numPr>
+      </w:pPr>
+      <w:r>
+        <w:t>Added EDI interface for Equal Discharge Increment sampling</w:t>
+      </w:r>
+    </w:p>
+    <w:p>
+      <w:pPr>
+        <w:pStyle w:val="ListParagraph"/>
+        <w:numPr>
+          <w:ilvl w:val="0"/>
+          <w:numId w:val="13"/>
+        </w:numPr>
+      </w:pPr>
+      <w:r>
+        <w:t xml:space="preserve">In the </w:t>
+      </w:r>
+      <w:proofErr w:type="spellStart"/>
+      <w:r>
+        <w:t>extrap</w:t>
+      </w:r>
+      <w:proofErr w:type="spellEnd"/>
+      <w:r>
+        <w:t xml:space="preserve"> window, added message to user that they need to set Fit to manual if </w:t>
+      </w:r>
+      <w:proofErr w:type="spellStart"/>
+      <w:r>
+        <w:t>the</w:t>
+      </w:r>
+      <w:proofErr w:type="spellEnd"/>
+      <w:r>
+        <w:t xml:space="preserve"> want to use an automatically </w:t>
+      </w:r>
+      <w:proofErr w:type="spellStart"/>
+      <w:r>
+        <w:t>opitimized</w:t>
+      </w:r>
+      <w:proofErr w:type="spellEnd"/>
+      <w:r>
+        <w:t xml:space="preserve"> fit but they have change the threshold, subsection, or data type.</w:t>
+      </w:r>
+    </w:p>
+    <w:p>
+      <w:pPr>
+        <w:rPr>
+          <w:b/>
+          <w:bCs/>
+        </w:rPr>
+      </w:pPr>
+      <w:r>
+        <w:rPr>
+          <w:b/>
+          <w:bCs/>
+        </w:rPr>
+        <w:t xml:space="preserve">Changes in </w:t>
+      </w:r>
+      <w:proofErr w:type="spellStart"/>
+      <w:r>
+        <w:rPr>
+          <w:b/>
+          <w:bCs/>
+        </w:rPr>
+        <w:t>QRev</w:t>
+      </w:r>
+      <w:proofErr w:type="spellEnd"/>
+      <w:r>
+        <w:rPr>
+          <w:b/>
+          <w:bCs/>
+        </w:rPr>
+        <w:t xml:space="preserve"> from version 3.10 to 3.12</w:t>
+      </w:r>
+    </w:p>
+    <w:p>
+      <w:pPr>
+        <w:pStyle w:val="ListParagraph"/>
+        <w:numPr>
+          <w:ilvl w:val="0"/>
+          <w:numId w:val="14"/>
+        </w:numPr>
+      </w:pPr>
+      <w:r>
+        <w:t>Fixed bug if number of unchecked transects was greater than number of checked</w:t>
+      </w:r>
+    </w:p>
+    <w:p>
+      <w:pPr>
+        <w:pStyle w:val="ListParagraph"/>
+        <w:numPr>
+          <w:ilvl w:val="0"/>
+          <w:numId w:val="14"/>
         </w:numPr>
       </w:pPr>
       <w:r>
         <w:lastRenderedPageBreak/>
-        <w:t>Fixed issue with current settings when measurement has mixture of GPS and no GPS</w:t>
-      </w:r>
-    </w:p>
-    <w:p>
-      <w:pPr>
-        <w:rPr>
-          <w:b/>
-          <w:bCs/>
-        </w:rPr>
-      </w:pPr>
-      <w:r>
-        <w:rPr>
-          <w:b/>
-          <w:bCs/>
-        </w:rPr>
-        <w:t>Changes 3.43 to 4.1</w:t>
-      </w:r>
-      <w:r>
-        <w:rPr>
-          <w:b/>
-          <w:bCs/>
-        </w:rPr>
-        <w:t>3</w:t>
-      </w:r>
-    </w:p>
-    <w:p>
-      <w:pPr>
-        <w:pStyle w:val="ListParagraph"/>
-        <w:numPr>
-          <w:ilvl w:val="0"/>
-          <w:numId w:val="15"/>
-        </w:numPr>
-      </w:pPr>
-      <w:r>
-        <w:t>Ported code from Matlab to Python</w:t>
-      </w:r>
-    </w:p>
-    <w:p>
-      <w:pPr>
-        <w:pStyle w:val="ListParagraph"/>
-        <w:numPr>
-          <w:ilvl w:val="0"/>
-          <w:numId w:val="15"/>
-        </w:numPr>
-      </w:pPr>
-      <w:r>
-        <w:t>User interface redesigned using PyQt</w:t>
-      </w:r>
-    </w:p>
-    <w:p>
-      <w:pPr>
-        <w:pStyle w:val="ListParagraph"/>
-        <w:numPr>
-          <w:ilvl w:val="0"/>
-          <w:numId w:val="15"/>
-        </w:numPr>
-      </w:pPr>
-      <w:r>
-        <w:t>Main summary page includes contour, shiptrack, and discharge time series graphics</w:t>
-      </w:r>
-    </w:p>
-    <w:p>
-      <w:pPr>
-        <w:pStyle w:val="ListParagraph"/>
-        <w:numPr>
-          <w:ilvl w:val="0"/>
-          <w:numId w:val="15"/>
-        </w:numPr>
-      </w:pPr>
-      <w:r>
-        <w:t>Ability to change navigation reference through the toolbar</w:t>
-      </w:r>
-    </w:p>
-    <w:p>
-      <w:pPr>
-        <w:pStyle w:val="ListParagraph"/>
-        <w:numPr>
-          <w:ilvl w:val="0"/>
-          <w:numId w:val="15"/>
-        </w:numPr>
-      </w:pPr>
-      <w:r>
-        <w:t>Ability to turn on or off composite tracks through the toolbar</w:t>
-      </w:r>
-    </w:p>
-    <w:p>
-      <w:pPr>
-        <w:pStyle w:val="ListParagraph"/>
-        <w:numPr>
-          <w:ilvl w:val="0"/>
-          <w:numId w:val="15"/>
-        </w:numPr>
-      </w:pPr>
-      <w:r>
-        <w:t>Changes to default settings are highlighted</w:t>
-      </w:r>
-    </w:p>
-    <w:p>
-      <w:pPr>
-        <w:pStyle w:val="ListParagraph"/>
-        <w:numPr>
-          <w:ilvl w:val="0"/>
-          <w:numId w:val="15"/>
-        </w:numPr>
-      </w:pPr>
-      <w:r>
-        <w:t>Opening and measurement loading speed has been improved</w:t>
-      </w:r>
-    </w:p>
-    <w:p>
-      <w:pPr>
-        <w:pStyle w:val="ListParagraph"/>
-        <w:numPr>
-          <w:ilvl w:val="0"/>
-          <w:numId w:val="15"/>
-        </w:numPr>
-      </w:pPr>
-      <w:r>
-        <w:t xml:space="preserve">Change water velocity interpolation from linear to ABBA </w:t>
-      </w:r>
-    </w:p>
-    <w:p>
-      <w:pPr>
-        <w:pStyle w:val="ListParagraph"/>
-        <w:numPr>
-          <w:ilvl w:val="0"/>
-          <w:numId w:val="15"/>
-        </w:numPr>
-      </w:pPr>
-      <w:r>
-        <w:t>Water velocities for all invalid bins are interpolated rather than added to top or bottom extrapolation</w:t>
-      </w:r>
-    </w:p>
-    <w:p>
-      <w:pPr>
-        <w:pStyle w:val="ListParagraph"/>
-        <w:numPr>
-          <w:ilvl w:val="0"/>
-          <w:numId w:val="15"/>
-        </w:numPr>
-      </w:pPr>
-      <w:r>
-        <w:t>F</w:t>
-      </w:r>
-      <w:r>
-        <w:t>ixed bug in vtg primary composite tracks, wasn't substituting GGA</w:t>
-      </w:r>
-    </w:p>
-    <w:p>
-      <w:pPr>
-        <w:pStyle w:val="ListParagraph"/>
-        <w:numPr>
-          <w:ilvl w:val="0"/>
-          <w:numId w:val="15"/>
-        </w:numPr>
-      </w:pPr>
-      <w:r>
-        <w:t>Added uncertainty to the automatic comment when a file is saved</w:t>
-      </w:r>
-    </w:p>
-    <w:p>
-      <w:pPr>
-        <w:pStyle w:val="ListParagraph"/>
-        <w:numPr>
-          <w:ilvl w:val="0"/>
-          <w:numId w:val="15"/>
-        </w:numPr>
-      </w:pPr>
-      <w:r>
-        <w:t>Statistics and interpolation methods in Python may result in small differences from Matlab</w:t>
-      </w:r>
-    </w:p>
-    <w:p>
-      <w:pPr>
-        <w:rPr>
-          <w:b/>
-          <w:bCs/>
-        </w:rPr>
-      </w:pPr>
-      <w:r>
-        <w:rPr>
-          <w:b/>
-          <w:bCs/>
-        </w:rPr>
-        <w:t>Changes 3.42 to 3.43</w:t>
-      </w:r>
-    </w:p>
-    <w:p>
-      <w:pPr>
-        <w:pStyle w:val="ListParagraph"/>
-        <w:numPr>
-          <w:ilvl w:val="0"/>
-          <w:numId w:val="3"/>
-        </w:numPr>
-      </w:pPr>
-      <w:r>
-        <w:t>Fixed bug that did not properly identify missing (lost) ensembles if the typical ensemble duration was greater than 1.5 sec. This affected mode 13 StreamPro data.</w:t>
-      </w:r>
-    </w:p>
-    <w:p>
-      <w:pPr>
-        <w:rPr>
-          <w:b/>
-          <w:bCs/>
-        </w:rPr>
-      </w:pPr>
-      <w:r>
-        <w:rPr>
-          <w:b/>
-          <w:bCs/>
-        </w:rPr>
-        <w:t>Changes 3.41 to 3.42</w:t>
-      </w:r>
-    </w:p>
-    <w:p>
-      <w:pPr>
-        <w:pStyle w:val="ListParagraph"/>
-        <w:numPr>
-          <w:ilvl w:val="0"/>
-          <w:numId w:val="2"/>
-        </w:numPr>
-      </w:pPr>
-      <w:r>
-        <w:t>Fixed bug in bottom discharge extrapolation. Previous versions failed to estimate the bottom discharge for ensembles that had no valid data but where depth cell velocities were interpolated.</w:t>
-      </w:r>
-    </w:p>
-    <w:p>
-      <w:pPr>
-        <w:rPr>
-          <w:b/>
-          <w:bCs/>
-        </w:rPr>
-      </w:pPr>
-      <w:r>
-        <w:rPr>
-          <w:b/>
-          <w:bCs/>
-        </w:rPr>
-        <w:t>Changes 3.40 to 3.41</w:t>
-      </w:r>
-    </w:p>
-    <w:p>
-      <w:pPr>
-        <w:pStyle w:val="ListParagraph"/>
-        <w:numPr>
-          <w:ilvl w:val="0"/>
-          <w:numId w:val="1"/>
-        </w:numPr>
-      </w:pPr>
-      <w:r>
-        <w:t>Fixed bug with discharge percent change not updating after multiple speed of sound changes.</w:t>
-      </w:r>
-    </w:p>
-    <w:p>
-      <w:pPr>
-        <w:pStyle w:val="ListParagraph"/>
-        <w:numPr>
-          <w:ilvl w:val="0"/>
-          <w:numId w:val="1"/>
-        </w:numPr>
-      </w:pPr>
-      <w:r>
-        <w:t>Fixed bug in edges table where wrong row was highlighted if some transects were unchecked.</w:t>
-      </w:r>
-    </w:p>
-    <w:p>
-      <w:pPr>
-        <w:pStyle w:val="ListParagraph"/>
-        <w:numPr>
-          <w:ilvl w:val="0"/>
-          <w:numId w:val="1"/>
-        </w:numPr>
-      </w:pPr>
-      <w:r>
-        <w:t>Fixed bug in edges shiptrack so it only displays valid orginal data and not interpolated data.</w:t>
-      </w:r>
-    </w:p>
-    <w:p>
-      <w:pPr>
-        <w:pStyle w:val="ListParagraph"/>
-        <w:numPr>
-          <w:ilvl w:val="0"/>
-          <w:numId w:val="1"/>
-        </w:numPr>
-      </w:pPr>
-      <w:r>
-        <w:t>Fixed bug no allowing manual entry of 0 salinity.</w:t>
-      </w:r>
-    </w:p>
-    <w:p>
-      <w:pPr>
-        <w:rPr>
-          <w:b/>
-          <w:bCs/>
-        </w:rPr>
-      </w:pPr>
-      <w:r>
-        <w:rPr>
-          <w:b/>
-          <w:bCs/>
-        </w:rPr>
-        <w:t>Changes from 3.35 to 3.40</w:t>
-      </w:r>
-    </w:p>
-    <w:p>
-      <w:pPr>
-        <w:pStyle w:val="ListParagraph"/>
-        <w:numPr>
-          <w:ilvl w:val="0"/>
-          <w:numId w:val="4"/>
-        </w:numPr>
-      </w:pPr>
-      <w:r>
-        <w:t>Fixed bug causing crash when TRDI PT3 test was incomplete.</w:t>
-      </w:r>
-    </w:p>
-    <w:p>
-      <w:pPr>
-        <w:pStyle w:val="ListParagraph"/>
-        <w:numPr>
-          <w:ilvl w:val="0"/>
-          <w:numId w:val="4"/>
-        </w:numPr>
-      </w:pPr>
-      <w:r>
-        <w:t>Modified uncertainty estimate for invalid and edges to use absolute values.</w:t>
-      </w:r>
-    </w:p>
-    <w:p>
-      <w:pPr>
-        <w:pStyle w:val="ListParagraph"/>
-        <w:numPr>
-          <w:ilvl w:val="0"/>
-          <w:numId w:val="4"/>
-        </w:numPr>
-      </w:pPr>
-      <w:r>
-        <w:t>Fixed issue with multi-line comments in XML file.</w:t>
-      </w:r>
-    </w:p>
-    <w:p>
-      <w:pPr>
-        <w:pStyle w:val="ListParagraph"/>
-        <w:numPr>
-          <w:ilvl w:val="0"/>
-          <w:numId w:val="4"/>
-        </w:numPr>
-      </w:pPr>
-      <w:r>
-        <w:t>Fixed draft check to only evaluate checked transects.</w:t>
-      </w:r>
-    </w:p>
-    <w:p>
-      <w:pPr>
-        <w:pStyle w:val="ListParagraph"/>
-        <w:numPr>
-          <w:ilvl w:val="0"/>
-          <w:numId w:val="4"/>
-        </w:numPr>
-      </w:pPr>
-      <w:r>
-        <w:t>XML file now only contains the summary information from a SonTek compass calibration.</w:t>
-      </w:r>
-    </w:p>
-    <w:p>
-      <w:pPr>
-        <w:pStyle w:val="ListParagraph"/>
-        <w:numPr>
-          <w:ilvl w:val="0"/>
-          <w:numId w:val="4"/>
-        </w:numPr>
-      </w:pPr>
-      <w:r>
-        <w:t>Fixed bug in moving-bed test if loop compass error and direction could not be computed.</w:t>
-      </w:r>
-    </w:p>
-    <w:p>
-      <w:pPr>
-        <w:pStyle w:val="ListParagraph"/>
-        <w:numPr>
-          <w:ilvl w:val="0"/>
-          <w:numId w:val="4"/>
-        </w:numPr>
-      </w:pPr>
-      <w:r>
-        <w:t>Added message for missing samples in SonTek data.</w:t>
-      </w:r>
-    </w:p>
-    <w:p>
-      <w:pPr>
-        <w:pStyle w:val="ListParagraph"/>
-        <w:numPr>
-          <w:ilvl w:val="0"/>
-          <w:numId w:val="4"/>
-        </w:numPr>
-      </w:pPr>
-      <w:r>
-        <w:t>Modified PT3 tests to reduce false positives.</w:t>
-      </w:r>
-    </w:p>
-    <w:p>
-      <w:pPr>
-        <w:pStyle w:val="ListParagraph"/>
-        <w:numPr>
-          <w:ilvl w:val="0"/>
-          <w:numId w:val="4"/>
-        </w:numPr>
-      </w:pPr>
-      <w:r>
-        <w:t>Added check to boat and wt to check warn if all data are invalid.</w:t>
-      </w:r>
-    </w:p>
-    <w:p>
-      <w:pPr>
-        <w:pStyle w:val="ListParagraph"/>
-        <w:numPr>
-          <w:ilvl w:val="0"/>
-          <w:numId w:val="4"/>
-        </w:numPr>
-      </w:pPr>
-      <w:r>
-        <w:t>Edge sign check changed to only show message if edge discharge is greater than 0.5%</w:t>
-      </w:r>
-    </w:p>
-    <w:p>
-      <w:pPr>
-        <w:pStyle w:val="ListParagraph"/>
-        <w:numPr>
-          <w:ilvl w:val="0"/>
-          <w:numId w:val="4"/>
-        </w:numPr>
-      </w:pPr>
-      <w:r>
-        <w:t>Added option to store a style sheet with the xml output file.</w:t>
-      </w:r>
-    </w:p>
-    <w:p>
-      <w:pPr>
-        <w:pStyle w:val="ListParagraph"/>
-        <w:numPr>
-          <w:ilvl w:val="0"/>
-          <w:numId w:val="4"/>
-        </w:numPr>
-      </w:pPr>
-      <w:r>
-        <w:lastRenderedPageBreak/>
-        <w:t>Added _ separator between date and time in default filename.</w:t>
-      </w:r>
-    </w:p>
-    <w:p>
-      <w:pPr>
-        <w:pStyle w:val="ListParagraph"/>
-        <w:numPr>
-          <w:ilvl w:val="0"/>
-          <w:numId w:val="4"/>
-        </w:numPr>
-      </w:pPr>
-      <w:r>
-        <w:t>Default compass data view changed to evaluation if evaluation is available.</w:t>
-      </w:r>
-    </w:p>
-    <w:p>
-      <w:pPr>
-        <w:pStyle w:val="ListParagraph"/>
-        <w:numPr>
-          <w:ilvl w:val="0"/>
-          <w:numId w:val="4"/>
-        </w:numPr>
-      </w:pPr>
-      <w:r>
-        <w:t>Added upper limit of 45 ppt to salinty input dialog.</w:t>
-      </w:r>
-    </w:p>
-    <w:p>
-      <w:pPr>
-        <w:pStyle w:val="ListParagraph"/>
-        <w:numPr>
-          <w:ilvl w:val="0"/>
-          <w:numId w:val="4"/>
-        </w:numPr>
-      </w:pPr>
-      <w:r>
-        <w:t>Added Power/Power default exponent to XML output to support NVE request.</w:t>
-      </w:r>
-    </w:p>
-    <w:p>
-      <w:pPr>
-        <w:pStyle w:val="ListParagraph"/>
-        <w:numPr>
-          <w:ilvl w:val="0"/>
-          <w:numId w:val="4"/>
-        </w:numPr>
-      </w:pPr>
-      <w:r>
-        <w:t>Update help file.</w:t>
-      </w:r>
-    </w:p>
-    <w:p>
-      <w:pPr>
-        <w:rPr>
-          <w:b/>
-          <w:bCs/>
-        </w:rPr>
-      </w:pPr>
-      <w:r>
-        <w:rPr>
-          <w:b/>
-          <w:bCs/>
-        </w:rPr>
-        <w:t>Changes to QRev from 3.34 to 3.35</w:t>
-      </w:r>
-    </w:p>
-    <w:p>
-      <w:pPr>
-        <w:pStyle w:val="ListParagraph"/>
-        <w:numPr>
-          <w:ilvl w:val="0"/>
-          <w:numId w:val="5"/>
-        </w:numPr>
-      </w:pPr>
-      <w:r>
-        <w:t>Fixed bug causing crash when ADCP had no compass.</w:t>
-      </w:r>
-    </w:p>
-    <w:p>
-      <w:pPr>
-        <w:rPr>
-          <w:b/>
-          <w:bCs/>
-        </w:rPr>
-      </w:pPr>
-      <w:r>
-        <w:rPr>
-          <w:b/>
-          <w:bCs/>
-        </w:rPr>
-        <w:t>Changes to QRev from 3.33 to 3.34</w:t>
-      </w:r>
-    </w:p>
-    <w:p>
-      <w:pPr>
-        <w:pStyle w:val="ListParagraph"/>
-        <w:numPr>
-          <w:ilvl w:val="0"/>
-          <w:numId w:val="6"/>
-        </w:numPr>
-      </w:pPr>
-      <w:r>
-        <w:t>Fixed bug causing 25 cm excluded distance to be applied to RiverPro data.</w:t>
-      </w:r>
-    </w:p>
-    <w:p>
-      <w:pPr>
-        <w:rPr>
-          <w:b/>
-          <w:bCs/>
-        </w:rPr>
-      </w:pPr>
-      <w:r>
-        <w:rPr>
-          <w:b/>
-          <w:bCs/>
-        </w:rPr>
-        <w:t>Changes to QRev from 3.31 to 3.33</w:t>
-      </w:r>
-    </w:p>
-    <w:p>
-      <w:pPr>
-        <w:pStyle w:val="ListParagraph"/>
-        <w:numPr>
-          <w:ilvl w:val="0"/>
-          <w:numId w:val="7"/>
-        </w:numPr>
-      </w:pPr>
-      <w:r>
-        <w:t>Fixed bug using uncheck all.</w:t>
-      </w:r>
-    </w:p>
-    <w:p>
-      <w:pPr>
-        <w:pStyle w:val="ListParagraph"/>
-        <w:numPr>
-          <w:ilvl w:val="0"/>
-          <w:numId w:val="7"/>
-        </w:numPr>
-      </w:pPr>
-      <w:r>
-        <w:t>Fixed bug manually loading system test or compass calibration or evaluation</w:t>
-      </w:r>
-    </w:p>
-    <w:p>
-      <w:pPr>
-        <w:pStyle w:val="ListParagraph"/>
-        <w:numPr>
-          <w:ilvl w:val="0"/>
-          <w:numId w:val="7"/>
-        </w:numPr>
-      </w:pPr>
-      <w:r>
-        <w:t>Changed legend location to best</w:t>
-      </w:r>
-    </w:p>
-    <w:p>
-      <w:pPr>
-        <w:pStyle w:val="ListParagraph"/>
-        <w:numPr>
-          <w:ilvl w:val="0"/>
-          <w:numId w:val="7"/>
-        </w:numPr>
-      </w:pPr>
-      <w:r>
-        <w:t>Fixed bugs in GUI causing wrong transects to be highlighted</w:t>
-      </w:r>
-    </w:p>
-    <w:p>
-      <w:pPr>
-        <w:pStyle w:val="ListParagraph"/>
-        <w:numPr>
-          <w:ilvl w:val="0"/>
-          <w:numId w:val="7"/>
-        </w:numPr>
-      </w:pPr>
-      <w:r>
-        <w:t>Fixed bug reprocessing QRev files associated with moving-bed tests</w:t>
-      </w:r>
-    </w:p>
-    <w:p>
-      <w:pPr>
-        <w:pStyle w:val="ListParagraph"/>
-        <w:numPr>
-          <w:ilvl w:val="0"/>
-          <w:numId w:val="7"/>
-        </w:numPr>
-      </w:pPr>
-      <w:r>
-        <w:t>Fixed bug causing changes in draft hOffset, hSource, and magVar to not update QA properly</w:t>
-      </w:r>
-    </w:p>
-    <w:p>
-      <w:pPr>
-        <w:rPr>
-          <w:b/>
-          <w:bCs/>
-        </w:rPr>
-      </w:pPr>
-      <w:r>
-        <w:rPr>
-          <w:b/>
-          <w:bCs/>
-        </w:rPr>
-        <w:t>Changes to QRev from 3.30 to 3.31</w:t>
-      </w:r>
-    </w:p>
-    <w:p>
-      <w:pPr>
-        <w:pStyle w:val="ListParagraph"/>
-        <w:numPr>
-          <w:ilvl w:val="0"/>
-          <w:numId w:val="8"/>
-        </w:numPr>
-      </w:pPr>
-      <w:r>
-        <w:t>Fixed bug creating structure for test results from existing QRev files</w:t>
-      </w:r>
-    </w:p>
-    <w:p>
-      <w:pPr>
-        <w:pStyle w:val="ListParagraph"/>
-        <w:numPr>
-          <w:ilvl w:val="0"/>
-          <w:numId w:val="8"/>
-        </w:numPr>
-      </w:pPr>
-      <w:r>
-        <w:t>Fixed bug setting status of system test results and button color</w:t>
-      </w:r>
-    </w:p>
-    <w:p>
-      <w:pPr>
-        <w:pStyle w:val="ListParagraph"/>
-        <w:numPr>
-          <w:ilvl w:val="0"/>
-          <w:numId w:val="8"/>
-        </w:numPr>
-      </w:pPr>
-      <w:r>
-        <w:t>Fixed bug causing end edge discharge to be applied at start edge</w:t>
-      </w:r>
-    </w:p>
-    <w:p>
-      <w:pPr>
-        <w:pStyle w:val="ListParagraph"/>
-        <w:numPr>
-          <w:ilvl w:val="0"/>
-          <w:numId w:val="8"/>
-        </w:numPr>
-      </w:pPr>
-      <w:r>
-        <w:t>Fixed bug preventing user uncertainty from being recomputed after changing a filter or extrapolation</w:t>
-      </w:r>
-    </w:p>
-    <w:p>
-      <w:pPr>
-        <w:pStyle w:val="ListParagraph"/>
-        <w:numPr>
-          <w:ilvl w:val="0"/>
-          <w:numId w:val="8"/>
-        </w:numPr>
-      </w:pPr>
-      <w:r>
-        <w:t>Fixed bug displaying number of ensembles to use for edge</w:t>
-      </w:r>
-    </w:p>
-    <w:p>
-      <w:pPr>
-        <w:pStyle w:val="ListParagraph"/>
-        <w:numPr>
-          <w:ilvl w:val="0"/>
-          <w:numId w:val="8"/>
-        </w:numPr>
-      </w:pPr>
-      <w:r>
-        <w:t>Changed the algorithm for determining PT3 failure</w:t>
-      </w:r>
-    </w:p>
-    <w:p>
-      <w:pPr>
-        <w:pStyle w:val="ListParagraph"/>
-        <w:numPr>
-          <w:ilvl w:val="0"/>
-          <w:numId w:val="8"/>
-        </w:numPr>
-      </w:pPr>
-      <w:r>
-        <w:t>Modified the computation for extrapolation uncertainty to prevent a manual setting from biasing the uncertainty low</w:t>
-      </w:r>
-    </w:p>
-    <w:p>
-      <w:pPr>
-        <w:pStyle w:val="ListParagraph"/>
-        <w:numPr>
-          <w:ilvl w:val="0"/>
-          <w:numId w:val="8"/>
-        </w:numPr>
-      </w:pPr>
-      <w:r>
-        <w:t>Added reprocessing of moving-bed tests to reprocessing of existing QRev data files.</w:t>
-      </w:r>
-    </w:p>
-    <w:p>
-      <w:pPr>
-        <w:pStyle w:val="ListParagraph"/>
-        <w:numPr>
-          <w:ilvl w:val="0"/>
-          <w:numId w:val="8"/>
-        </w:numPr>
-      </w:pPr>
-      <w:r>
-        <w:t>The mag field, if available, is automatically displayed in the heading graph</w:t>
-      </w:r>
-    </w:p>
-    <w:p>
-      <w:pPr>
-        <w:pStyle w:val="ListParagraph"/>
-        <w:numPr>
-          <w:ilvl w:val="0"/>
-          <w:numId w:val="8"/>
-        </w:numPr>
-      </w:pPr>
-      <w:r>
-        <w:t>Modified the excluded distance filter to round to 2 digits to prevent differences when converting between units.</w:t>
-      </w:r>
-    </w:p>
-    <w:p>
-      <w:pPr>
-        <w:rPr>
-          <w:b/>
-          <w:bCs/>
-        </w:rPr>
-      </w:pPr>
-      <w:r>
-        <w:rPr>
-          <w:b/>
-          <w:bCs/>
-        </w:rPr>
-        <w:t>Changes to QRev from 3.28 to 3.30</w:t>
-      </w:r>
-    </w:p>
-    <w:p>
-      <w:pPr>
-        <w:pStyle w:val="ListParagraph"/>
-        <w:numPr>
-          <w:ilvl w:val="0"/>
-          <w:numId w:val="9"/>
-        </w:numPr>
-      </w:pPr>
-      <w:r>
-        <w:t>Fixed bugs in messages table that were opening wrong windows.</w:t>
-      </w:r>
-    </w:p>
-    <w:p>
-      <w:pPr>
-        <w:pStyle w:val="ListParagraph"/>
-        <w:numPr>
-          <w:ilvl w:val="0"/>
-          <w:numId w:val="9"/>
-        </w:numPr>
-      </w:pPr>
-      <w:r>
-        <w:t>Modified code to interpolate invalid data from composite tracks using the composite tracks rather than the primary data.</w:t>
-      </w:r>
-    </w:p>
-    <w:p>
-      <w:pPr>
-        <w:pStyle w:val="ListParagraph"/>
-        <w:numPr>
-          <w:ilvl w:val="0"/>
-          <w:numId w:val="9"/>
-        </w:numPr>
-      </w:pPr>
-      <w:r>
-        <w:t>Modified code to interpolate invalid data from composite depths using the composite depths rather than the primary data.</w:t>
-      </w:r>
-    </w:p>
-    <w:p>
-      <w:pPr>
-        <w:pStyle w:val="ListParagraph"/>
-        <w:numPr>
-          <w:ilvl w:val="0"/>
-          <w:numId w:val="9"/>
-        </w:numPr>
-      </w:pPr>
-      <w:r>
-        <w:t>Modified draft check to use display units and limit the comparison to 2 decimal spots which is what is displayed in the GUI.</w:t>
-      </w:r>
-    </w:p>
-    <w:p>
-      <w:pPr>
-        <w:pStyle w:val="ListParagraph"/>
-        <w:numPr>
-          <w:ilvl w:val="0"/>
-          <w:numId w:val="9"/>
-        </w:numPr>
-      </w:pPr>
-      <w:r>
-        <w:t>Added code to interpolate discharge for ensembles that are too shallow for a valid depth cell.</w:t>
-      </w:r>
-    </w:p>
-    <w:p>
-      <w:pPr>
-        <w:pStyle w:val="ListParagraph"/>
-        <w:numPr>
-          <w:ilvl w:val="0"/>
-          <w:numId w:val="9"/>
-        </w:numPr>
-      </w:pPr>
-      <w:r>
-        <w:lastRenderedPageBreak/>
-        <w:t xml:space="preserve">Modified code in the way that TRDI mmt file setting for composite depths are processed to QRev settings. </w:t>
-      </w:r>
-    </w:p>
-    <w:p>
-      <w:pPr>
-        <w:pStyle w:val="ListParagraph"/>
-        <w:numPr>
-          <w:ilvl w:val="0"/>
-          <w:numId w:val="9"/>
-        </w:numPr>
-      </w:pPr>
-      <w:r>
-        <w:t>Moved composite depth computation to end of data input flow.</w:t>
-      </w:r>
-    </w:p>
-    <w:p>
-      <w:pPr>
-        <w:pStyle w:val="ListParagraph"/>
-        <w:numPr>
-          <w:ilvl w:val="0"/>
-          <w:numId w:val="9"/>
-        </w:numPr>
-      </w:pPr>
-      <w:r>
-        <w:t>Modified code to allow the view comments button to be accessible even when another window is open.</w:t>
-      </w:r>
-    </w:p>
-    <w:p>
-      <w:pPr>
-        <w:pStyle w:val="ListParagraph"/>
-        <w:numPr>
-          <w:ilvl w:val="0"/>
-          <w:numId w:val="9"/>
-        </w:numPr>
-      </w:pPr>
-      <w:r>
-        <w:t>Fixed bug with computePerDiff in extrapolation sensitivity when no transect data provided.</w:t>
-      </w:r>
-    </w:p>
-    <w:p>
-      <w:pPr>
-        <w:pStyle w:val="ListParagraph"/>
-        <w:numPr>
-          <w:ilvl w:val="0"/>
-          <w:numId w:val="9"/>
-        </w:numPr>
-      </w:pPr>
-      <w:r>
-        <w:t>Added valid depth method to xml output.</w:t>
-      </w:r>
-    </w:p>
-    <w:p>
-      <w:pPr>
-        <w:pStyle w:val="ListParagraph"/>
-        <w:numPr>
-          <w:ilvl w:val="0"/>
-          <w:numId w:val="9"/>
-        </w:numPr>
-      </w:pPr>
-      <w:r>
-        <w:t>Added code to check compass cal errors against USGS recommendations</w:t>
-      </w:r>
-    </w:p>
-    <w:p>
-      <w:pPr>
-        <w:pStyle w:val="ListParagraph"/>
-        <w:numPr>
-          <w:ilvl w:val="0"/>
-          <w:numId w:val="9"/>
-        </w:numPr>
-      </w:pPr>
-      <w:r>
-        <w:t>Added code to handle files processed with QBatch.</w:t>
-      </w:r>
-    </w:p>
-    <w:p>
-      <w:pPr>
-        <w:pStyle w:val="ListParagraph"/>
-        <w:numPr>
-          <w:ilvl w:val="0"/>
-          <w:numId w:val="9"/>
-        </w:numPr>
-      </w:pPr>
-      <w:r>
-        <w:t>Fixed bug with variable names for mean and max depth and max water speed.</w:t>
-      </w:r>
-    </w:p>
-    <w:p>
-      <w:pPr>
-        <w:pStyle w:val="ListParagraph"/>
-        <w:numPr>
-          <w:ilvl w:val="0"/>
-          <w:numId w:val="9"/>
-        </w:numPr>
-      </w:pPr>
-      <w:r>
-        <w:t>Fixed bug with order of warnings and cautions for system test checks.</w:t>
-      </w:r>
-    </w:p>
-    <w:p/>
-    <w:p>
-      <w:pPr>
-        <w:rPr>
-          <w:b/>
-          <w:bCs/>
-        </w:rPr>
-      </w:pPr>
-      <w:r>
-        <w:rPr>
-          <w:b/>
-          <w:bCs/>
-        </w:rPr>
-        <w:t>Changes to QRev from 3.24 to 3.28</w:t>
-      </w:r>
-    </w:p>
-    <w:p/>
-    <w:p>
-      <w:pPr>
-        <w:pStyle w:val="ListParagraph"/>
-        <w:numPr>
-          <w:ilvl w:val="0"/>
-          <w:numId w:val="10"/>
-        </w:numPr>
-      </w:pPr>
-      <w:r>
-        <w:t>Messages are now in a table, sorted with warnings on top, and identified with a symbol and font.</w:t>
-      </w:r>
-    </w:p>
-    <w:p>
-      <w:pPr>
-        <w:pStyle w:val="ListParagraph"/>
-        <w:numPr>
-          <w:ilvl w:val="0"/>
-          <w:numId w:val="10"/>
-        </w:numPr>
-      </w:pPr>
-      <w:r>
-        <w:t>Clicking on a message will open the associated window, same as clicking on associated button.</w:t>
-      </w:r>
-    </w:p>
-    <w:p>
-      <w:pPr>
-        <w:pStyle w:val="ListParagraph"/>
-        <w:numPr>
-          <w:ilvl w:val="0"/>
-          <w:numId w:val="10"/>
-        </w:numPr>
-      </w:pPr>
-      <w:r>
-        <w:t>Extrapolation discharge sensitivity table is now referenced to the currently selected fit, rather than to power/power 0.1667.</w:t>
-      </w:r>
-    </w:p>
-    <w:p>
-      <w:pPr>
-        <w:pStyle w:val="ListParagraph"/>
-        <w:numPr>
-          <w:ilvl w:val="0"/>
-          <w:numId w:val="10"/>
-        </w:numPr>
-      </w:pPr>
-      <w:r>
-        <w:t>Clicking a row in the extrapolation discharge sensitivity table will set the fit to those parameters.</w:t>
-      </w:r>
-    </w:p>
-    <w:p>
-      <w:pPr>
-        <w:pStyle w:val="ListParagraph"/>
-        <w:numPr>
-          <w:ilvl w:val="0"/>
-          <w:numId w:val="10"/>
-        </w:numPr>
-      </w:pPr>
-      <w:r>
-        <w:t>The compass error from the evaluation of a TRDI ADCP and if available, from RiverSurveyor G3 compass is now shown in the Compass/P/R window.</w:t>
-      </w:r>
-    </w:p>
-    <w:p>
-      <w:pPr>
-        <w:pStyle w:val="ListParagraph"/>
-        <w:numPr>
-          <w:ilvl w:val="0"/>
-          <w:numId w:val="10"/>
-        </w:numPr>
-      </w:pPr>
-      <w:r>
-        <w:t>The system test window now displays the total number of tests.</w:t>
-      </w:r>
-    </w:p>
-    <w:p>
-      <w:pPr>
-        <w:pStyle w:val="ListParagraph"/>
-        <w:numPr>
-          <w:ilvl w:val="0"/>
-          <w:numId w:val="10"/>
-        </w:numPr>
-      </w:pPr>
-      <w:r>
-        <w:t>The PT3 test is now decoded and the correlation in lag 3 is checked to ensure that the correlation is less than 15% of the lag 0 correlation.</w:t>
-      </w:r>
-    </w:p>
-    <w:p>
-      <w:pPr>
-        <w:pStyle w:val="ListParagraph"/>
-        <w:numPr>
-          <w:ilvl w:val="0"/>
-          <w:numId w:val="10"/>
-        </w:numPr>
-      </w:pPr>
-      <w:r>
-        <w:t>A minimum threshold for the boat track vertical velocity filter is set to 0.01 m/s.</w:t>
-      </w:r>
-    </w:p>
-    <w:p>
-      <w:pPr>
-        <w:pStyle w:val="ListParagraph"/>
-        <w:numPr>
-          <w:ilvl w:val="0"/>
-          <w:numId w:val="10"/>
-        </w:numPr>
-      </w:pPr>
-      <w:r>
-        <w:t>A bug which applied both the magvar and heading offset to all compass data when loading has been fixed. Now the magvar is only applied to the internal compass and the heading offset only applied to the external compass. This is consistent with how it was handled in the Compass/P/R window.</w:t>
-      </w:r>
-    </w:p>
-    <w:p>
-      <w:pPr>
-        <w:pStyle w:val="ListParagraph"/>
-        <w:numPr>
-          <w:ilvl w:val="0"/>
-          <w:numId w:val="10"/>
-        </w:numPr>
-      </w:pPr>
-      <w:r>
-        <w:t>Label for Google Earth plots was changed to filename only, not including the path.</w:t>
-      </w:r>
-    </w:p>
-    <w:p>
-      <w:pPr>
-        <w:pStyle w:val="ListParagraph"/>
-        <w:numPr>
-          <w:ilvl w:val="0"/>
-          <w:numId w:val="10"/>
-        </w:numPr>
-      </w:pPr>
-      <w:r>
-        <w:t>Fixed other minor bugs.</w:t>
-      </w:r>
-    </w:p>
-    <w:p>
-      <w:pPr>
-        <w:rPr>
-          <w:b/>
-          <w:bCs/>
-        </w:rPr>
-      </w:pPr>
-      <w:r>
-        <w:rPr>
-          <w:b/>
-          <w:bCs/>
-        </w:rPr>
-        <w:t>Changes to QRev since from 3.23 to 3.24</w:t>
-      </w:r>
-    </w:p>
-    <w:p>
-      <w:pPr>
-        <w:pStyle w:val="ListParagraph"/>
-        <w:numPr>
-          <w:ilvl w:val="0"/>
-          <w:numId w:val="11"/>
-        </w:numPr>
-      </w:pPr>
-      <w:r>
-        <w:t>Fixed compiler issue causing the plot to Google Earth to fail</w:t>
-      </w:r>
-    </w:p>
-    <w:p>
-      <w:pPr>
-        <w:pStyle w:val="ListParagraph"/>
-        <w:numPr>
-          <w:ilvl w:val="0"/>
-          <w:numId w:val="11"/>
-        </w:numPr>
-      </w:pPr>
-      <w:r>
-        <w:t>Fixed a bug reading longitude data when preceded by a leading zero.</w:t>
-      </w:r>
-    </w:p>
-    <w:p>
-      <w:pPr>
-        <w:rPr>
-          <w:b/>
-          <w:bCs/>
-        </w:rPr>
-      </w:pPr>
-      <w:r>
-        <w:rPr>
-          <w:b/>
-          <w:bCs/>
-        </w:rPr>
-        <w:t>Changes to QRev since release of version 3.21 (in chronological order)</w:t>
-      </w:r>
-    </w:p>
-    <w:p>
-      <w:pPr>
-        <w:pStyle w:val="ListParagraph"/>
-        <w:numPr>
-          <w:ilvl w:val="0"/>
-          <w:numId w:val="12"/>
-        </w:numPr>
-      </w:pPr>
-      <w:r>
-        <w:t>Improved the handling of illegal xml characters in mmt file.</w:t>
-      </w:r>
-    </w:p>
-    <w:p>
-      <w:pPr>
-        <w:pStyle w:val="ListParagraph"/>
-        <w:numPr>
-          <w:ilvl w:val="0"/>
-          <w:numId w:val="12"/>
-        </w:numPr>
-      </w:pPr>
-      <w:r>
-        <w:t>Added a minimum threshold to the COV QA check for stationary tests.</w:t>
-      </w:r>
-    </w:p>
-    <w:p>
-      <w:pPr>
-        <w:pStyle w:val="ListParagraph"/>
-        <w:numPr>
-          <w:ilvl w:val="0"/>
-          <w:numId w:val="12"/>
-        </w:numPr>
-      </w:pPr>
-      <w:r>
-        <w:t>Changed the QA check for number of valid ensembles to a duration based check for stationary moving-bed test.</w:t>
-      </w:r>
-    </w:p>
-    <w:p>
-      <w:pPr>
-        <w:pStyle w:val="ListParagraph"/>
-        <w:numPr>
-          <w:ilvl w:val="0"/>
-          <w:numId w:val="12"/>
-        </w:numPr>
-      </w:pPr>
-      <w:r>
-        <w:lastRenderedPageBreak/>
-        <w:t>Fixed bug causing edges GUI not to update with changes to table.</w:t>
-      </w:r>
-    </w:p>
-    <w:p>
-      <w:pPr>
-        <w:pStyle w:val="ListParagraph"/>
-        <w:numPr>
-          <w:ilvl w:val="0"/>
-          <w:numId w:val="12"/>
-        </w:numPr>
-      </w:pPr>
-      <w:r>
-        <w:t>Added a button to copy comments from the view comments window so they could be pasted in another application.</w:t>
-      </w:r>
-    </w:p>
-    <w:p>
-      <w:pPr>
-        <w:pStyle w:val="ListParagraph"/>
-        <w:numPr>
-          <w:ilvl w:val="0"/>
-          <w:numId w:val="12"/>
-        </w:numPr>
-      </w:pPr>
-      <w:r>
-        <w:t>Changed Display Units buttons to Options and created an Options window for units and save all or save checked only.</w:t>
-      </w:r>
-    </w:p>
-    <w:p>
-      <w:pPr>
-        <w:pStyle w:val="ListParagraph"/>
-        <w:numPr>
-          <w:ilvl w:val="0"/>
-          <w:numId w:val="12"/>
-        </w:numPr>
-      </w:pPr>
-      <w:r>
-        <w:t>Added an icon button to main window for uncheck all.</w:t>
-      </w:r>
-    </w:p>
-    <w:p>
-      <w:pPr>
-        <w:pStyle w:val="ListParagraph"/>
-        <w:numPr>
-          <w:ilvl w:val="0"/>
-          <w:numId w:val="12"/>
-        </w:numPr>
-      </w:pPr>
-      <w:r>
-        <w:t>Change version to 3.22.</w:t>
-      </w:r>
-    </w:p>
-    <w:p>
-      <w:pPr>
-        <w:pStyle w:val="ListParagraph"/>
-        <w:numPr>
-          <w:ilvl w:val="0"/>
-          <w:numId w:val="12"/>
-        </w:numPr>
-      </w:pPr>
-      <w:r>
-        <w:t>Fixed bug in when selecting an extrapolation fit where numerical storage prevented 0.1 = 0.1</w:t>
-      </w:r>
-      <w:r>
-        <w:tab/>
-      </w:r>
-    </w:p>
-    <w:p>
-      <w:pPr>
-        <w:pStyle w:val="ListParagraph"/>
-        <w:numPr>
-          <w:ilvl w:val="0"/>
-          <w:numId w:val="12"/>
-        </w:numPr>
-      </w:pPr>
-      <w:r>
-        <w:t>Fixed issue with RSL revision numbers which need to be 2 digits (02 not 2).</w:t>
-      </w:r>
-    </w:p>
-    <w:p>
-      <w:pPr>
-        <w:pStyle w:val="ListParagraph"/>
-        <w:numPr>
-          <w:ilvl w:val="0"/>
-          <w:numId w:val="12"/>
-        </w:numPr>
-      </w:pPr>
-      <w:r>
-        <w:t>Fixed issue with UTC time from GGA which contained an invalid character causing the str2double function resulting in NaN.</w:t>
-      </w:r>
-    </w:p>
-    <w:p>
-      <w:pPr>
-        <w:pStyle w:val="ListParagraph"/>
-        <w:numPr>
-          <w:ilvl w:val="0"/>
-          <w:numId w:val="12"/>
-        </w:numPr>
-      </w:pPr>
-      <w:r>
-        <w:t>Added fix for invalid prefPath from corrupt AppData/Local/QRev</w:t>
-      </w:r>
-    </w:p>
-    <w:p>
-      <w:pPr>
-        <w:pStyle w:val="ListParagraph"/>
-        <w:numPr>
-          <w:ilvl w:val="0"/>
-          <w:numId w:val="12"/>
-        </w:numPr>
-      </w:pPr>
-      <w:r>
-        <w:t>Added code to reset the close option from extrap to the main window when extrap is closed.</w:t>
-      </w:r>
-    </w:p>
-    <w:p>
-      <w:pPr>
-        <w:pStyle w:val="ListParagraph"/>
-        <w:numPr>
-          <w:ilvl w:val="0"/>
-          <w:numId w:val="12"/>
-        </w:numPr>
-      </w:pPr>
-      <w:r>
-        <w:t>Added code to compute the edge velocity using the full profile assuming a 1/6th power fit to estimate the unmeasured portions of the profile.</w:t>
-      </w:r>
-    </w:p>
-    <w:p>
-      <w:pPr>
-        <w:pStyle w:val="ListParagraph"/>
-        <w:numPr>
-          <w:ilvl w:val="0"/>
-          <w:numId w:val="12"/>
-        </w:numPr>
-      </w:pPr>
-      <w:r>
-        <w:t>Fixed bug associated with changing all moving-bed tests to manual.</w:t>
-      </w:r>
-    </w:p>
-    <w:p>
-      <w:pPr>
-        <w:pStyle w:val="ListParagraph"/>
-        <w:numPr>
-          <w:ilvl w:val="0"/>
-          <w:numId w:val="12"/>
-        </w:numPr>
-      </w:pPr>
-      <w:r>
-        <w:t>Added new message when moving-bed tests are selected manually.</w:t>
-      </w:r>
-    </w:p>
-    <w:p>
-      <w:pPr>
-        <w:pStyle w:val="ListParagraph"/>
-        <w:numPr>
-          <w:ilvl w:val="0"/>
-          <w:numId w:val="12"/>
-        </w:numPr>
-      </w:pPr>
-      <w:r>
-        <w:t>Fixed issue with moving-bed tests when data were collected in language other than English.</w:t>
-      </w:r>
-    </w:p>
-    <w:p>
-      <w:pPr>
-        <w:pStyle w:val="ListParagraph"/>
-        <w:numPr>
-          <w:ilvl w:val="0"/>
-          <w:numId w:val="12"/>
-        </w:numPr>
-      </w:pPr>
-      <w:r>
-        <w:t>Change version to 3.23</w:t>
-      </w:r>
-    </w:p>
-    <w:p>
-      <w:pPr>
-        <w:rPr>
-          <w:b/>
-          <w:bCs/>
-        </w:rPr>
-      </w:pPr>
-      <w:r>
-        <w:rPr>
-          <w:b/>
-          <w:bCs/>
-        </w:rPr>
-        <w:t>Changes in QRev from 3.12 to 3.21</w:t>
-      </w:r>
-    </w:p>
-    <w:p>
-      <w:pPr>
-        <w:pStyle w:val="ListParagraph"/>
-        <w:numPr>
-          <w:ilvl w:val="0"/>
-          <w:numId w:val="13"/>
-        </w:numPr>
-      </w:pPr>
-      <w:r>
-        <w:t>Update help to add pdf file which can be searched.</w:t>
-      </w:r>
-    </w:p>
-    <w:p>
-      <w:pPr>
-        <w:pStyle w:val="ListParagraph"/>
-        <w:numPr>
-          <w:ilvl w:val="0"/>
-          <w:numId w:val="13"/>
-        </w:numPr>
-      </w:pPr>
-      <w:r>
-        <w:t>Fixed bug when plotting multiple transects with magnetic data in the Compass/P/R window.</w:t>
-      </w:r>
-    </w:p>
-    <w:p>
-      <w:pPr>
-        <w:pStyle w:val="ListParagraph"/>
-        <w:numPr>
-          <w:ilvl w:val="0"/>
-          <w:numId w:val="13"/>
-        </w:numPr>
-      </w:pPr>
-      <w:r>
-        <w:t xml:space="preserve">Fixed bug with transect name display when some transects were not checked in GPS window. </w:t>
-      </w:r>
-    </w:p>
-    <w:p>
-      <w:pPr>
-        <w:pStyle w:val="ListParagraph"/>
-        <w:numPr>
-          <w:ilvl w:val="0"/>
-          <w:numId w:val="13"/>
-        </w:numPr>
-      </w:pPr>
-      <w:r>
-        <w:t>Fixed bug causing Use in main table to be shown in red when there were no errors.</w:t>
-      </w:r>
-    </w:p>
-    <w:p>
-      <w:pPr>
-        <w:pStyle w:val="ListParagraph"/>
-        <w:numPr>
-          <w:ilvl w:val="0"/>
-          <w:numId w:val="13"/>
-        </w:numPr>
-      </w:pPr>
-      <w:r>
-        <w:t>Fixed bug checking for invalid edge ensembles due to excluded distance.</w:t>
-      </w:r>
-    </w:p>
-    <w:p>
-      <w:pPr>
-        <w:pStyle w:val="ListParagraph"/>
-        <w:numPr>
-          <w:ilvl w:val="0"/>
-          <w:numId w:val="13"/>
-        </w:numPr>
-      </w:pPr>
-      <w:r>
-        <w:t>Fixed bug when using up arrow in Edge window.</w:t>
-      </w:r>
-    </w:p>
-    <w:p>
-      <w:pPr>
-        <w:pStyle w:val="ListParagraph"/>
-        <w:numPr>
-          <w:ilvl w:val="0"/>
-          <w:numId w:val="13"/>
-        </w:numPr>
-      </w:pPr>
-      <w:r>
-        <w:t>Fixed bug in xml output for change in speed of sound.</w:t>
-      </w:r>
-    </w:p>
-    <w:p>
-      <w:pPr>
-        <w:pStyle w:val="ListParagraph"/>
-        <w:numPr>
-          <w:ilvl w:val="0"/>
-          <w:numId w:val="13"/>
-        </w:numPr>
-      </w:pPr>
-      <w:r>
-        <w:t>Fixed crash when loading transect with only 1 ensemble.</w:t>
-      </w:r>
-    </w:p>
-    <w:p>
-      <w:pPr>
-        <w:pStyle w:val="ListParagraph"/>
-        <w:numPr>
-          <w:ilvl w:val="0"/>
-          <w:numId w:val="13"/>
-        </w:numPr>
-      </w:pPr>
-      <w:r>
-        <w:t>Updated use of arrow keys in tables to avoid table and plots getting out of synch when arrow keys were pressed too quickly.</w:t>
-      </w:r>
-    </w:p>
-    <w:p>
-      <w:pPr>
-        <w:pStyle w:val="ListParagraph"/>
-        <w:numPr>
-          <w:ilvl w:val="0"/>
-          <w:numId w:val="13"/>
-        </w:numPr>
-      </w:pPr>
-      <w:r>
-        <w:t>Added point marker to vertical beam in depth plots.</w:t>
-      </w:r>
-    </w:p>
-    <w:p>
-      <w:pPr>
-        <w:pStyle w:val="ListParagraph"/>
-        <w:numPr>
-          <w:ilvl w:val="0"/>
-          <w:numId w:val="13"/>
-        </w:numPr>
-      </w:pPr>
-      <w:r>
-        <w:t>Modified code to make buttons inactive if no transects are checked.</w:t>
-      </w:r>
-    </w:p>
-    <w:p>
-      <w:pPr>
-        <w:pStyle w:val="ListParagraph"/>
-        <w:numPr>
-          <w:ilvl w:val="0"/>
-          <w:numId w:val="13"/>
-        </w:numPr>
-      </w:pPr>
-      <w:r>
-        <w:t>Added EDI interface for Equal Discharge Increment sampling</w:t>
-      </w:r>
-    </w:p>
-    <w:p>
-      <w:pPr>
-        <w:pStyle w:val="ListParagraph"/>
-        <w:numPr>
-          <w:ilvl w:val="0"/>
-          <w:numId w:val="13"/>
-        </w:numPr>
-      </w:pPr>
-      <w:r>
-        <w:t>In the extrap window, added message to user that they need to set Fit to manual if the want to use an automatically opitimized fit but they have change the threshold, subsection, or data type.</w:t>
-      </w:r>
-    </w:p>
-    <w:p>
-      <w:pPr>
-        <w:rPr>
-          <w:b/>
-          <w:bCs/>
-        </w:rPr>
-      </w:pPr>
-      <w:r>
-        <w:rPr>
-          <w:b/>
-          <w:bCs/>
-        </w:rPr>
-        <w:t>Changes in QRev from version 3.10 to 3.12</w:t>
+        <w:t>Fixed bug where comments on uncertainty table were not being saved</w:t>
       </w:r>
     </w:p>
     <w:p>
@@ -3508,7 +4334,7 @@
         </w:numPr>
       </w:pPr>
       <w:r>
-        <w:t>Fixed bug if number of unchecked transects was greater than number of checked</w:t>
+        <w:t>Fixed issue with edge distance check using all transects rather than just checked transects</w:t>
       </w:r>
     </w:p>
     <w:p>
@@ -3520,7 +4346,7 @@
         </w:numPr>
       </w:pPr>
       <w:r>
-        <w:t>Fixed bug where comments on uncertainty table were not being saved</w:t>
+        <w:t>Fixed bug where temperature messages were based on all transects rather than just the checked transects</w:t>
       </w:r>
     </w:p>
     <w:p>
@@ -3532,7 +4358,15 @@
         </w:numPr>
       </w:pPr>
       <w:r>
-        <w:t>Fixed issue with edge distance check using all transects rather than just checked transects</w:t>
+        <w:t xml:space="preserve">Fixed bug where </w:t>
+      </w:r>
+      <w:proofErr w:type="spellStart"/>
+      <w:r>
+        <w:t>magError</w:t>
+      </w:r>
+      <w:proofErr w:type="spellEnd"/>
+      <w:r>
+        <w:t xml:space="preserve"> and GPS heading were saved as column vector rather than row vector</w:t>
       </w:r>
     </w:p>
     <w:p>
@@ -3544,7 +4378,7 @@
         </w:numPr>
       </w:pPr>
       <w:r>
-        <w:t>Fixed bug where temperature messages were based on all transects rather than just the checked transects</w:t>
+        <w:t>Fixed bug where max and min pitch and roll limits were not set for G2 compass, now set to nan</w:t>
       </w:r>
     </w:p>
     <w:p>
@@ -3556,8 +4390,15 @@
         </w:numPr>
       </w:pPr>
       <w:r>
-        <w:lastRenderedPageBreak/>
-        <w:t>Fixed bug where magError and GPS heading were saved as column vector rather than row vector</w:t>
+        <w:t xml:space="preserve">Improved scaling for </w:t>
+      </w:r>
+      <w:proofErr w:type="spellStart"/>
+      <w:r>
+        <w:t>magError</w:t>
+      </w:r>
+      <w:proofErr w:type="spellEnd"/>
+      <w:r>
+        <w:t xml:space="preserve"> and pitch and roll, 2) linked x axes of top and bottom plots</w:t>
       </w:r>
     </w:p>
     <w:p>
@@ -3569,7 +4410,23 @@
         </w:numPr>
       </w:pPr>
       <w:r>
-        <w:t>Fixed bug where max and min pitch and roll limits were not set for G2 compass, now set to nan</w:t>
+        <w:t xml:space="preserve">Added code to add </w:t>
+      </w:r>
+      <w:proofErr w:type="spellStart"/>
+      <w:r>
+        <w:t>qTotalCaution</w:t>
+      </w:r>
+      <w:proofErr w:type="spellEnd"/>
+      <w:r>
+        <w:t xml:space="preserve"> to older </w:t>
+      </w:r>
+      <w:proofErr w:type="spellStart"/>
+      <w:r>
+        <w:t>QRev</w:t>
+      </w:r>
+      <w:proofErr w:type="spellEnd"/>
+      <w:r>
+        <w:t xml:space="preserve"> files</w:t>
       </w:r>
     </w:p>
     <w:p>
@@ -3581,7 +4438,15 @@
         </w:numPr>
       </w:pPr>
       <w:r>
-        <w:t>Improved scaling for magError and pitch and roll, 2) linked x axes of top and bottom plots</w:t>
+        <w:t xml:space="preserve">Fixed bug when there is no pitch and roll data (old </w:t>
+      </w:r>
+      <w:proofErr w:type="spellStart"/>
+      <w:r>
+        <w:t>SonTek</w:t>
+      </w:r>
+      <w:proofErr w:type="spellEnd"/>
+      <w:r>
+        <w:t xml:space="preserve"> files)</w:t>
       </w:r>
     </w:p>
     <w:p>
@@ -3593,7 +4458,7 @@
         </w:numPr>
       </w:pPr>
       <w:r>
-        <w:t>Added code to add qTotalCaution to older QRev files</w:t>
+        <w:t>Fixed bug when selecting use when moving-bed test is not user valid</w:t>
       </w:r>
     </w:p>
     <w:p>
@@ -3605,7 +4470,23 @@
         </w:numPr>
       </w:pPr>
       <w:r>
-        <w:t>Fixed bug when there is no pitch and roll data (old SonTek files)</w:t>
+        <w:t xml:space="preserve">Fixed bug when loading </w:t>
+      </w:r>
+      <w:proofErr w:type="spellStart"/>
+      <w:r>
+        <w:t>QRev</w:t>
+      </w:r>
+      <w:proofErr w:type="spellEnd"/>
+      <w:r>
+        <w:t xml:space="preserve"> files from 2.9x by adding code to create the </w:t>
+      </w:r>
+      <w:proofErr w:type="spellStart"/>
+      <w:r>
+        <w:t>qTotalCaution</w:t>
+      </w:r>
+      <w:proofErr w:type="spellEnd"/>
+      <w:r>
+        <w:t xml:space="preserve"> field</w:t>
       </w:r>
     </w:p>
     <w:p>
@@ -3617,7 +4498,7 @@
         </w:numPr>
       </w:pPr>
       <w:r>
-        <w:t>Fixed bug when selecting use when moving-bed test is not user valid</w:t>
+        <w:t>Fixed bug when G2 compass was processed with current RSL resulting in Compass pitch and roll limits set to large number</w:t>
       </w:r>
     </w:p>
     <w:p>
@@ -3629,7 +4510,15 @@
         </w:numPr>
       </w:pPr>
       <w:r>
-        <w:t>Fixed bug when loading QRev files from 2.9x by adding code to create the qTotalCaution field</w:t>
+        <w:t xml:space="preserve">Added version numbers to popup when loading older </w:t>
+      </w:r>
+      <w:proofErr w:type="spellStart"/>
+      <w:r>
+        <w:t>QRev</w:t>
+      </w:r>
+      <w:proofErr w:type="spellEnd"/>
+      <w:r>
+        <w:t xml:space="preserve"> file</w:t>
       </w:r>
     </w:p>
     <w:p>
@@ -3640,8 +4529,13 @@
           <w:numId w:val="14"/>
         </w:numPr>
       </w:pPr>
-      <w:r>
-        <w:t>Fixed bug when G2 compass was processed with current RSL resulting in Compass pitch and roll limits set to large number</w:t>
+      <w:proofErr w:type="spellStart"/>
+      <w:r>
+        <w:t>kml</w:t>
+      </w:r>
+      <w:proofErr w:type="spellEnd"/>
+      <w:r>
+        <w:t xml:space="preserve"> Google earth file now plots the full transect filename</w:t>
       </w:r>
     </w:p>
     <w:p>
@@ -3653,7 +4547,7 @@
         </w:numPr>
       </w:pPr>
       <w:r>
-        <w:t>Added version numbers to popup when loading older QRev file</w:t>
+        <w:t>Added a minimum threshold to the bottom track error velocity automatic filter</w:t>
       </w:r>
     </w:p>
     <w:p>
@@ -3665,7 +4559,7 @@
         </w:numPr>
       </w:pPr>
       <w:r>
-        <w:t>kml Google earth file now plots the full transect filename</w:t>
+        <w:t>Fixed bug interpolating depths for lost ensembles</w:t>
       </w:r>
     </w:p>
     <w:p>
@@ -3677,8 +4571,13 @@
         </w:numPr>
       </w:pPr>
       <w:r>
-        <w:t>Added a minimum threshold to the bottom track error velocity automatic filter</w:t>
-      </w:r>
+        <w:t xml:space="preserve">Fixed bug preventing automatic excluded distance for </w:t>
+      </w:r>
+      <w:proofErr w:type="spellStart"/>
+      <w:r>
+        <w:t>RioPro</w:t>
+      </w:r>
+      <w:proofErr w:type="spellEnd"/>
     </w:p>
     <w:p>
       <w:pPr>
@@ -3689,7 +4588,7 @@
         </w:numPr>
       </w:pPr>
       <w:r>
-        <w:t>Fixed bug interpolating depths for lost ensembles</w:t>
+        <w:t>Fixed bug graphing of invalid data when excluded distance is set</w:t>
       </w:r>
     </w:p>
     <w:p>
@@ -3701,7 +4600,7 @@
         </w:numPr>
       </w:pPr>
       <w:r>
-        <w:t>Fixed bug preventing automatic excluded distance for RioPro</w:t>
+        <w:t>Fixed bug plotting data when all data are invalid</w:t>
       </w:r>
     </w:p>
     <w:p>
@@ -3713,31 +4612,15 @@
         </w:numPr>
       </w:pPr>
       <w:r>
-        <w:t>Fixed bug graphing of invalid data when excluded distance is set</w:t>
-      </w:r>
-    </w:p>
-    <w:p>
-      <w:pPr>
-        <w:pStyle w:val="ListParagraph"/>
-        <w:numPr>
-          <w:ilvl w:val="0"/>
-          <w:numId w:val="14"/>
-        </w:numPr>
-      </w:pPr>
-      <w:r>
-        <w:t>Fixed bug plotting data when all data are invalid</w:t>
-      </w:r>
-    </w:p>
-    <w:p>
-      <w:pPr>
-        <w:pStyle w:val="ListParagraph"/>
-        <w:numPr>
-          <w:ilvl w:val="0"/>
-          <w:numId w:val="14"/>
-        </w:numPr>
-      </w:pPr>
-      <w:r>
-        <w:t>Fixed bug applying user specified edge Q in RiverSurveyor Live</w:t>
+        <w:t xml:space="preserve">Fixed bug applying user specified edge Q in </w:t>
+      </w:r>
+      <w:proofErr w:type="spellStart"/>
+      <w:r>
+        <w:t>RiverSurveyor</w:t>
+      </w:r>
+      <w:proofErr w:type="spellEnd"/>
+      <w:r>
+        <w:t xml:space="preserve"> Live</w:t>
       </w:r>
     </w:p>
     <w:p>
@@ -3785,7 +4668,7 @@
         <v:path o:extrusionok="f" gradientshapeok="t" o:connecttype="rect"/>
         <o:lock v:ext="edit" aspectratio="t"/>
       </v:shapetype>
-      <v:shape id="_x0000_i1043" type="#_x0000_t75" alt="Icon&#10;&#10;Description automatically generated" style="width:192pt;height:192pt;visibility:visible" o:bullet="t">
+      <v:shape id="_x0000_i1038" type="#_x0000_t75" alt="Icon&#10;&#10;Description automatically generated" style="width:192pt;height:192pt;visibility:visible" o:bullet="t">
         <v:imagedata r:id="rId1" o:title="Icon&#10;&#10;Description automatically generated"/>
       </v:shape>
     </w:pict>
@@ -4930,6 +5813,92 @@
     </w:lvl>
   </w:abstractNum>
   <w:abstractNum w:abstractNumId="13" w15:restartNumberingAfterBreak="0">
+    <w:nsid w:val="2E467665"/>
+    <w:multiLevelType w:val="hybridMultilevel"/>
+    <w:tmpl w:val="C9D697AC"/>
+    <w:lvl w:ilvl="0" w:tplc="0409000F">
+      <w:start w:val="1"/>
+      <w:numFmt w:val="decimal"/>
+      <w:lvlText w:val="%1."/>
+      <w:lvlJc w:val="left"/>
+      <w:pPr>
+        <w:ind w:left="720" w:hanging="360"/>
+      </w:pPr>
+    </w:lvl>
+    <w:lvl w:ilvl="1" w:tplc="04090019" w:tentative="1">
+      <w:start w:val="1"/>
+      <w:numFmt w:val="lowerLetter"/>
+      <w:lvlText w:val="%2."/>
+      <w:lvlJc w:val="left"/>
+      <w:pPr>
+        <w:ind w:left="1440" w:hanging="360"/>
+      </w:pPr>
+    </w:lvl>
+    <w:lvl w:ilvl="2" w:tplc="0409001B" w:tentative="1">
+      <w:start w:val="1"/>
+      <w:numFmt w:val="lowerRoman"/>
+      <w:lvlText w:val="%3."/>
+      <w:lvlJc w:val="right"/>
+      <w:pPr>
+        <w:ind w:left="2160" w:hanging="180"/>
+      </w:pPr>
+    </w:lvl>
+    <w:lvl w:ilvl="3" w:tplc="0409000F" w:tentative="1">
+      <w:start w:val="1"/>
+      <w:numFmt w:val="decimal"/>
+      <w:lvlText w:val="%4."/>
+      <w:lvlJc w:val="left"/>
+      <w:pPr>
+        <w:ind w:left="2880" w:hanging="360"/>
+      </w:pPr>
+    </w:lvl>
+    <w:lvl w:ilvl="4" w:tplc="04090019" w:tentative="1">
+      <w:start w:val="1"/>
+      <w:numFmt w:val="lowerLetter"/>
+      <w:lvlText w:val="%5."/>
+      <w:lvlJc w:val="left"/>
+      <w:pPr>
+        <w:ind w:left="3600" w:hanging="360"/>
+      </w:pPr>
+    </w:lvl>
+    <w:lvl w:ilvl="5" w:tplc="0409001B" w:tentative="1">
+      <w:start w:val="1"/>
+      <w:numFmt w:val="lowerRoman"/>
+      <w:lvlText w:val="%6."/>
+      <w:lvlJc w:val="right"/>
+      <w:pPr>
+        <w:ind w:left="4320" w:hanging="180"/>
+      </w:pPr>
+    </w:lvl>
+    <w:lvl w:ilvl="6" w:tplc="0409000F" w:tentative="1">
+      <w:start w:val="1"/>
+      <w:numFmt w:val="decimal"/>
+      <w:lvlText w:val="%7."/>
+      <w:lvlJc w:val="left"/>
+      <w:pPr>
+        <w:ind w:left="5040" w:hanging="360"/>
+      </w:pPr>
+    </w:lvl>
+    <w:lvl w:ilvl="7" w:tplc="04090019" w:tentative="1">
+      <w:start w:val="1"/>
+      <w:numFmt w:val="lowerLetter"/>
+      <w:lvlText w:val="%8."/>
+      <w:lvlJc w:val="left"/>
+      <w:pPr>
+        <w:ind w:left="5760" w:hanging="360"/>
+      </w:pPr>
+    </w:lvl>
+    <w:lvl w:ilvl="8" w:tplc="0409001B" w:tentative="1">
+      <w:start w:val="1"/>
+      <w:numFmt w:val="lowerRoman"/>
+      <w:lvlText w:val="%9."/>
+      <w:lvlJc w:val="right"/>
+      <w:pPr>
+        <w:ind w:left="6480" w:hanging="180"/>
+      </w:pPr>
+    </w:lvl>
+  </w:abstractNum>
+  <w:abstractNum w:abstractNumId="14" w15:restartNumberingAfterBreak="0">
     <w:nsid w:val="2EDE4774"/>
     <w:multiLevelType w:val="hybridMultilevel"/>
     <w:tmpl w:val="D8E8F944"/>
@@ -5018,7 +5987,7 @@
       </w:pPr>
     </w:lvl>
   </w:abstractNum>
-  <w:abstractNum w:abstractNumId="14" w15:restartNumberingAfterBreak="0">
+  <w:abstractNum w:abstractNumId="15" w15:restartNumberingAfterBreak="0">
     <w:nsid w:val="32AD586E"/>
     <w:multiLevelType w:val="hybridMultilevel"/>
     <w:tmpl w:val="73C029C4"/>
@@ -5104,7 +6073,7 @@
       </w:pPr>
     </w:lvl>
   </w:abstractNum>
-  <w:abstractNum w:abstractNumId="15" w15:restartNumberingAfterBreak="0">
+  <w:abstractNum w:abstractNumId="16" w15:restartNumberingAfterBreak="0">
     <w:nsid w:val="3B0445A7"/>
     <w:multiLevelType w:val="hybridMultilevel"/>
     <w:tmpl w:val="3E12C668"/>
@@ -5193,7 +6162,7 @@
       </w:pPr>
     </w:lvl>
   </w:abstractNum>
-  <w:abstractNum w:abstractNumId="16" w15:restartNumberingAfterBreak="0">
+  <w:abstractNum w:abstractNumId="17" w15:restartNumberingAfterBreak="0">
     <w:nsid w:val="42851CF1"/>
     <w:multiLevelType w:val="hybridMultilevel"/>
     <w:tmpl w:val="11FC60E4"/>
@@ -5279,7 +6248,7 @@
       </w:pPr>
     </w:lvl>
   </w:abstractNum>
-  <w:abstractNum w:abstractNumId="17" w15:restartNumberingAfterBreak="0">
+  <w:abstractNum w:abstractNumId="18" w15:restartNumberingAfterBreak="0">
     <w:nsid w:val="435E2934"/>
     <w:multiLevelType w:val="hybridMultilevel"/>
     <w:tmpl w:val="D3D0919E"/>
@@ -5365,7 +6334,7 @@
       </w:pPr>
     </w:lvl>
   </w:abstractNum>
-  <w:abstractNum w:abstractNumId="18" w15:restartNumberingAfterBreak="0">
+  <w:abstractNum w:abstractNumId="19" w15:restartNumberingAfterBreak="0">
     <w:nsid w:val="43A97FDC"/>
     <w:multiLevelType w:val="hybridMultilevel"/>
     <w:tmpl w:val="D9005D1E"/>
@@ -5454,7 +6423,7 @@
       </w:pPr>
     </w:lvl>
   </w:abstractNum>
-  <w:abstractNum w:abstractNumId="19" w15:restartNumberingAfterBreak="0">
+  <w:abstractNum w:abstractNumId="20" w15:restartNumberingAfterBreak="0">
     <w:nsid w:val="45EB12D2"/>
     <w:multiLevelType w:val="hybridMultilevel"/>
     <w:tmpl w:val="D8E8F944"/>
@@ -5543,7 +6512,7 @@
       </w:pPr>
     </w:lvl>
   </w:abstractNum>
-  <w:abstractNum w:abstractNumId="20" w15:restartNumberingAfterBreak="0">
+  <w:abstractNum w:abstractNumId="21" w15:restartNumberingAfterBreak="0">
     <w:nsid w:val="482F66AE"/>
     <w:multiLevelType w:val="hybridMultilevel"/>
     <w:tmpl w:val="F0C43C50"/>
@@ -5684,7 +6653,7 @@
       </w:rPr>
     </w:lvl>
   </w:abstractNum>
-  <w:abstractNum w:abstractNumId="21" w15:restartNumberingAfterBreak="0">
+  <w:abstractNum w:abstractNumId="22" w15:restartNumberingAfterBreak="0">
     <w:nsid w:val="4CA64254"/>
     <w:multiLevelType w:val="hybridMultilevel"/>
     <w:tmpl w:val="82C41088"/>
@@ -5773,7 +6742,7 @@
       </w:pPr>
     </w:lvl>
   </w:abstractNum>
-  <w:abstractNum w:abstractNumId="22" w15:restartNumberingAfterBreak="0">
+  <w:abstractNum w:abstractNumId="23" w15:restartNumberingAfterBreak="0">
     <w:nsid w:val="4FDC61DD"/>
     <w:multiLevelType w:val="hybridMultilevel"/>
     <w:tmpl w:val="71424F40"/>
@@ -5859,7 +6828,7 @@
       </w:pPr>
     </w:lvl>
   </w:abstractNum>
-  <w:abstractNum w:abstractNumId="23" w15:restartNumberingAfterBreak="0">
+  <w:abstractNum w:abstractNumId="24" w15:restartNumberingAfterBreak="0">
     <w:nsid w:val="51D05968"/>
     <w:multiLevelType w:val="hybridMultilevel"/>
     <w:tmpl w:val="CC8A49E8"/>
@@ -5948,7 +6917,7 @@
       </w:pPr>
     </w:lvl>
   </w:abstractNum>
-  <w:abstractNum w:abstractNumId="24" w15:restartNumberingAfterBreak="0">
+  <w:abstractNum w:abstractNumId="25" w15:restartNumberingAfterBreak="0">
     <w:nsid w:val="52043BB2"/>
     <w:multiLevelType w:val="hybridMultilevel"/>
     <w:tmpl w:val="96EE953A"/>
@@ -6034,7 +7003,7 @@
       </w:pPr>
     </w:lvl>
   </w:abstractNum>
-  <w:abstractNum w:abstractNumId="25" w15:restartNumberingAfterBreak="0">
+  <w:abstractNum w:abstractNumId="26" w15:restartNumberingAfterBreak="0">
     <w:nsid w:val="57006425"/>
     <w:multiLevelType w:val="hybridMultilevel"/>
     <w:tmpl w:val="31446E42"/>
@@ -6120,7 +7089,7 @@
       </w:pPr>
     </w:lvl>
   </w:abstractNum>
-  <w:abstractNum w:abstractNumId="26" w15:restartNumberingAfterBreak="0">
+  <w:abstractNum w:abstractNumId="27" w15:restartNumberingAfterBreak="0">
     <w:nsid w:val="5DA0187C"/>
     <w:multiLevelType w:val="hybridMultilevel"/>
     <w:tmpl w:val="6366C8C6"/>
@@ -6209,7 +7178,7 @@
       </w:pPr>
     </w:lvl>
   </w:abstractNum>
-  <w:abstractNum w:abstractNumId="27" w15:restartNumberingAfterBreak="0">
+  <w:abstractNum w:abstractNumId="28" w15:restartNumberingAfterBreak="0">
     <w:nsid w:val="5F6A260E"/>
     <w:multiLevelType w:val="hybridMultilevel"/>
     <w:tmpl w:val="3A0C7072"/>
@@ -6295,7 +7264,7 @@
       </w:pPr>
     </w:lvl>
   </w:abstractNum>
-  <w:abstractNum w:abstractNumId="28" w15:restartNumberingAfterBreak="0">
+  <w:abstractNum w:abstractNumId="29" w15:restartNumberingAfterBreak="0">
     <w:nsid w:val="6BA97435"/>
     <w:multiLevelType w:val="hybridMultilevel"/>
     <w:tmpl w:val="C806230A"/>
@@ -6381,7 +7350,7 @@
       </w:pPr>
     </w:lvl>
   </w:abstractNum>
-  <w:abstractNum w:abstractNumId="29" w15:restartNumberingAfterBreak="0">
+  <w:abstractNum w:abstractNumId="30" w15:restartNumberingAfterBreak="0">
     <w:nsid w:val="7F303681"/>
     <w:multiLevelType w:val="hybridMultilevel"/>
     <w:tmpl w:val="549A06E6"/>
@@ -6467,7 +7436,7 @@
       </w:pPr>
     </w:lvl>
   </w:abstractNum>
-  <w:abstractNum w:abstractNumId="30" w15:restartNumberingAfterBreak="0">
+  <w:abstractNum w:abstractNumId="31" w15:restartNumberingAfterBreak="0">
     <w:nsid w:val="7F72028C"/>
     <w:multiLevelType w:val="hybridMultilevel"/>
     <w:tmpl w:val="4A2E54C4"/>
@@ -6557,13 +7526,13 @@
     </w:lvl>
   </w:abstractNum>
   <w:num w:numId="1">
-    <w:abstractNumId w:val="30"/>
+    <w:abstractNumId w:val="31"/>
   </w:num>
   <w:num w:numId="2">
-    <w:abstractNumId w:val="15"/>
+    <w:abstractNumId w:val="16"/>
   </w:num>
   <w:num w:numId="3">
-    <w:abstractNumId w:val="26"/>
+    <w:abstractNumId w:val="27"/>
   </w:num>
   <w:num w:numId="4">
     <w:abstractNumId w:val="11"/>
@@ -6572,10 +7541,10 @@
     <w:abstractNumId w:val="0"/>
   </w:num>
   <w:num w:numId="6">
-    <w:abstractNumId w:val="13"/>
+    <w:abstractNumId w:val="14"/>
   </w:num>
   <w:num w:numId="7">
-    <w:abstractNumId w:val="19"/>
+    <w:abstractNumId w:val="20"/>
   </w:num>
   <w:num w:numId="8">
     <w:abstractNumId w:val="9"/>
@@ -6590,55 +7559,55 @@
     <w:abstractNumId w:val="6"/>
   </w:num>
   <w:num w:numId="12">
-    <w:abstractNumId w:val="18"/>
+    <w:abstractNumId w:val="19"/>
   </w:num>
   <w:num w:numId="13">
     <w:abstractNumId w:val="10"/>
   </w:num>
   <w:num w:numId="14">
-    <w:abstractNumId w:val="16"/>
+    <w:abstractNumId w:val="17"/>
   </w:num>
   <w:num w:numId="15">
-    <w:abstractNumId w:val="27"/>
+    <w:abstractNumId w:val="28"/>
   </w:num>
   <w:num w:numId="16">
     <w:abstractNumId w:val="4"/>
   </w:num>
   <w:num w:numId="17">
-    <w:abstractNumId w:val="29"/>
+    <w:abstractNumId w:val="30"/>
   </w:num>
   <w:num w:numId="18">
     <w:abstractNumId w:val="1"/>
   </w:num>
   <w:num w:numId="19">
-    <w:abstractNumId w:val="17"/>
+    <w:abstractNumId w:val="18"/>
   </w:num>
   <w:num w:numId="20">
     <w:abstractNumId w:val="7"/>
   </w:num>
   <w:num w:numId="21">
-    <w:abstractNumId w:val="20"/>
+    <w:abstractNumId w:val="21"/>
   </w:num>
   <w:num w:numId="22">
+    <w:abstractNumId w:val="25"/>
+  </w:num>
+  <w:num w:numId="23">
     <w:abstractNumId w:val="24"/>
   </w:num>
-  <w:num w:numId="23">
+  <w:num w:numId="24">
+    <w:abstractNumId w:val="29"/>
+  </w:num>
+  <w:num w:numId="25">
     <w:abstractNumId w:val="23"/>
   </w:num>
-  <w:num w:numId="24">
-    <w:abstractNumId w:val="28"/>
-  </w:num>
-  <w:num w:numId="25">
-    <w:abstractNumId w:val="22"/>
-  </w:num>
   <w:num w:numId="26">
-    <w:abstractNumId w:val="14"/>
+    <w:abstractNumId w:val="15"/>
   </w:num>
   <w:num w:numId="27">
-    <w:abstractNumId w:val="25"/>
+    <w:abstractNumId w:val="26"/>
   </w:num>
   <w:num w:numId="28">
-    <w:abstractNumId w:val="21"/>
+    <w:abstractNumId w:val="22"/>
   </w:num>
   <w:num w:numId="29">
     <w:abstractNumId w:val="5"/>
@@ -6648,6 +7617,9 @@
   </w:num>
   <w:num w:numId="31">
     <w:abstractNumId w:val="8"/>
+  </w:num>
+  <w:num w:numId="32">
+    <w:abstractNumId w:val="13"/>
   </w:num>
   <w:numIdMacAtCleanup w:val="29"/>
 </w:numbering>

--- a/UI/Help/QRev_Change_Log.docx
+++ b/UI/Help/QRev_Change_Log.docx
@@ -56,6 +56,33 @@
           <w:b/>
           <w:bCs/>
         </w:rPr>
+        <w:t>Changes QRevInt 1.15 to 1.16</w:t>
+      </w:r>
+    </w:p>
+    <w:p>
+      <w:pPr>
+        <w:pStyle w:val="ListParagraph"/>
+        <w:numPr>
+          <w:ilvl w:val="0"/>
+          <w:numId w:val="34"/>
+        </w:numPr>
+      </w:pPr>
+      <w:r>
+        <w:t>Fixed crash when opening a file for a new installation with no existing QRev Settings file.</w:t>
+      </w:r>
+    </w:p>
+    <w:p>
+      <w:pPr>
+        <w:rPr>
+          <w:b/>
+          <w:bCs/>
+        </w:rPr>
+      </w:pPr>
+      <w:r>
+        <w:rPr>
+          <w:b/>
+          <w:bCs/>
+        </w:rPr>
         <w:t>Changes QRevInt 1.14 to 1.15</w:t>
       </w:r>
     </w:p>
@@ -68,23 +95,7 @@
         </w:numPr>
       </w:pPr>
       <w:r>
-        <w:t xml:space="preserve">Fixed bug preventing new installations that didn’t have a </w:t>
-      </w:r>
-      <w:proofErr w:type="spellStart"/>
-      <w:r>
-        <w:t>QRev</w:t>
-      </w:r>
-      <w:proofErr w:type="spellEnd"/>
-      <w:r>
-        <w:t xml:space="preserve"> Settings file with the Folder key previously define from running and generating a “Failed to execute script </w:t>
-      </w:r>
-      <w:proofErr w:type="spellStart"/>
-      <w:r>
-        <w:t>QRev</w:t>
-      </w:r>
-      <w:proofErr w:type="spellEnd"/>
-      <w:r>
-        <w:t>” message.</w:t>
+        <w:t>Fixed bug preventing new installations that didn’t have a QRev Settings file with the Folder key previously define from running and generating a “Failed to execute script QRev” message.</w:t>
       </w:r>
     </w:p>
     <w:p>
@@ -138,15 +149,7 @@
         </w:numPr>
       </w:pPr>
       <w:r>
-        <w:t xml:space="preserve">Fixed compatibility issue with older </w:t>
-      </w:r>
-      <w:proofErr w:type="spellStart"/>
-      <w:r>
-        <w:t>QRev.mat</w:t>
-      </w:r>
-      <w:proofErr w:type="spellEnd"/>
-      <w:r>
-        <w:t xml:space="preserve"> files </w:t>
+        <w:t xml:space="preserve">Fixed compatibility issue with older QRev.mat files </w:t>
       </w:r>
       <w:r>
         <w:t>where</w:t>
@@ -182,13 +185,8 @@
         <w:t>F</w:t>
       </w:r>
       <w:r>
-        <w:t xml:space="preserve">ixed issue with salinity entered in WR2 not being applied in </w:t>
-      </w:r>
-      <w:proofErr w:type="spellStart"/>
-      <w:r>
-        <w:t>QRev</w:t>
-      </w:r>
-      <w:proofErr w:type="spellEnd"/>
+        <w:t>ixed issue with salinity entered in WR2 not being applied in QRev</w:t>
+      </w:r>
     </w:p>
     <w:p>
       <w:pPr>
@@ -244,15 +242,7 @@
         </w:numPr>
       </w:pPr>
       <w:r>
-        <w:t xml:space="preserve">Fixed bug in </w:t>
-      </w:r>
-      <w:proofErr w:type="spellStart"/>
-      <w:r>
-        <w:t>Oursin</w:t>
-      </w:r>
-      <w:proofErr w:type="spellEnd"/>
-      <w:r>
-        <w:t xml:space="preserve"> uncertainty model when using GPS reference</w:t>
+        <w:t>Fixed bug in Oursin uncertainty model when using GPS reference</w:t>
       </w:r>
     </w:p>
     <w:p>
@@ -276,15 +266,7 @@
         </w:numPr>
       </w:pPr>
       <w:r>
-        <w:t xml:space="preserve">Fixed bug causing Main tab not to update following user input in </w:t>
-      </w:r>
-      <w:proofErr w:type="spellStart"/>
-      <w:r>
-        <w:t>Oursin</w:t>
-      </w:r>
-      <w:proofErr w:type="spellEnd"/>
-      <w:r>
-        <w:t xml:space="preserve"> uncertainty</w:t>
+        <w:t>Fixed bug causing Main tab not to update following user input in Oursin uncertainty</w:t>
       </w:r>
     </w:p>
     <w:p>
@@ -296,23 +278,7 @@
         </w:numPr>
       </w:pPr>
       <w:r>
-        <w:t xml:space="preserve">Fixed bug loading </w:t>
-      </w:r>
-      <w:proofErr w:type="spellStart"/>
-      <w:r>
-        <w:t>QRev.mat</w:t>
-      </w:r>
-      <w:proofErr w:type="spellEnd"/>
-      <w:r>
-        <w:t xml:space="preserve"> as View then changing to </w:t>
-      </w:r>
-      <w:proofErr w:type="spellStart"/>
-      <w:r>
-        <w:t>Oursin</w:t>
-      </w:r>
-      <w:proofErr w:type="spellEnd"/>
-      <w:r>
-        <w:t xml:space="preserve"> uncertainty</w:t>
+        <w:t>Fixed bug loading QRev.mat as View then changing to Oursin uncertainty</w:t>
       </w:r>
     </w:p>
     <w:p>
@@ -348,23 +314,7 @@
         </w:numPr>
       </w:pPr>
       <w:r>
-        <w:t xml:space="preserve">Fixed bug for </w:t>
-      </w:r>
-      <w:proofErr w:type="spellStart"/>
-      <w:r>
-        <w:t>SonTek</w:t>
-      </w:r>
-      <w:proofErr w:type="spellEnd"/>
-      <w:r>
-        <w:t xml:space="preserve"> ADCPs showing no in the xml file </w:t>
-      </w:r>
-      <w:proofErr w:type="spellStart"/>
-      <w:r>
-        <w:t>CompassCalibrationResult</w:t>
-      </w:r>
-      <w:proofErr w:type="spellEnd"/>
-      <w:r>
-        <w:t xml:space="preserve"> when there is a calibration</w:t>
+        <w:t>Fixed bug for SonTek ADCPs showing no in the xml file CompassCalibrationResult when there is a calibration</w:t>
       </w:r>
     </w:p>
     <w:p>
@@ -391,15 +341,7 @@
         </w:numPr>
       </w:pPr>
       <w:r>
-        <w:t>Fixed bug causing failure of *_</w:t>
-      </w:r>
-      <w:proofErr w:type="spellStart"/>
-      <w:r>
-        <w:t>QRev.mat</w:t>
-      </w:r>
-      <w:proofErr w:type="spellEnd"/>
-      <w:r>
-        <w:t xml:space="preserve"> files to open.</w:t>
+        <w:t>Fixed bug causing failure of *_QRev.mat files to open.</w:t>
       </w:r>
     </w:p>
     <w:p>
@@ -450,570 +392,544 @@
         </w:numPr>
       </w:pPr>
       <w:r>
-        <w:t xml:space="preserve">Fixed crash when opening a </w:t>
-      </w:r>
-      <w:proofErr w:type="spellStart"/>
-      <w:r>
-        <w:t>SonTek</w:t>
-      </w:r>
-      <w:proofErr w:type="spellEnd"/>
+        <w:t>Fixed crash when opening a SonTek Matlab file that had no sample data</w:t>
+      </w:r>
+    </w:p>
+    <w:p>
+      <w:pPr>
+        <w:rPr>
+          <w:b/>
+          <w:bCs/>
+        </w:rPr>
+      </w:pPr>
+      <w:r>
+        <w:rPr>
+          <w:b/>
+          <w:bCs/>
+        </w:rPr>
+        <w:t>Changes QRevInt 1.07 to 1.0</w:t>
+      </w:r>
+      <w:r>
+        <w:rPr>
+          <w:b/>
+          <w:bCs/>
+        </w:rPr>
+        <w:t>9</w:t>
+      </w:r>
+    </w:p>
+    <w:p>
+      <w:pPr>
+        <w:pStyle w:val="ListParagraph"/>
+        <w:numPr>
+          <w:ilvl w:val="0"/>
+          <w:numId w:val="27"/>
+        </w:numPr>
+      </w:pPr>
+      <w:r>
+        <w:t>Fixed bug in manual 3-beam filter setting for water track</w:t>
+      </w:r>
+    </w:p>
+    <w:p>
+      <w:pPr>
+        <w:pStyle w:val="ListParagraph"/>
+        <w:numPr>
+          <w:ilvl w:val="0"/>
+          <w:numId w:val="27"/>
+        </w:numPr>
+      </w:pPr>
+      <w:r>
+        <w:t>Fixed bug loading RS5 Matlab data with blank Operator and/or Measurement Number</w:t>
+      </w:r>
+    </w:p>
+    <w:p>
+      <w:pPr>
+        <w:pStyle w:val="ListParagraph"/>
+        <w:numPr>
+          <w:ilvl w:val="0"/>
+          <w:numId w:val="27"/>
+        </w:numPr>
+      </w:pPr>
+      <w:r>
+        <w:t>Fixed bug in some dialogs if an edit box is left blank and OK is pressed</w:t>
+      </w:r>
+    </w:p>
+    <w:p>
+      <w:pPr>
+        <w:pStyle w:val="ListParagraph"/>
+        <w:numPr>
+          <w:ilvl w:val="0"/>
+          <w:numId w:val="27"/>
+        </w:numPr>
+      </w:pPr>
+      <w:r>
+        <w:lastRenderedPageBreak/>
+        <w:t>Fixed bug associated with loading, reprocessing, saving, and then reloading of older *_QRev.mat files</w:t>
+      </w:r>
+    </w:p>
+    <w:p>
+      <w:pPr>
+        <w:pStyle w:val="ListParagraph"/>
+        <w:numPr>
+          <w:ilvl w:val="0"/>
+          <w:numId w:val="27"/>
+        </w:numPr>
+      </w:pPr>
+      <w:r>
+        <w:t>Modified handling of measurement path to allow simultaneous use of multiple instances of QRevInt and prevent saving data to the wrong folder</w:t>
+      </w:r>
+    </w:p>
+    <w:p>
+      <w:pPr>
+        <w:pStyle w:val="ListParagraph"/>
+        <w:numPr>
+          <w:ilvl w:val="0"/>
+          <w:numId w:val="27"/>
+        </w:numPr>
+      </w:pPr>
+      <w:r>
+        <w:t xml:space="preserve">Added </w:t>
+      </w:r>
+      <w:r>
+        <w:t>Default X-Axis setting to Options dialog.</w:t>
+      </w:r>
+    </w:p>
+    <w:p>
+      <w:pPr>
+        <w:pStyle w:val="ListParagraph"/>
+        <w:numPr>
+          <w:ilvl w:val="0"/>
+          <w:numId w:val="27"/>
+        </w:numPr>
+      </w:pPr>
+      <w:r>
+        <w:t>Added persons, measurement number, and stage start, end, and measurement to xml file.</w:t>
+      </w:r>
+    </w:p>
+    <w:p>
+      <w:pPr>
+        <w:pStyle w:val="ListParagraph"/>
+        <w:numPr>
+          <w:ilvl w:val="0"/>
+          <w:numId w:val="27"/>
+        </w:numPr>
+      </w:pPr>
+      <w:r>
+        <w:t>Update documentation</w:t>
+      </w:r>
+    </w:p>
+    <w:p>
+      <w:pPr>
+        <w:rPr>
+          <w:b/>
+          <w:bCs/>
+        </w:rPr>
+      </w:pPr>
+      <w:r>
+        <w:rPr>
+          <w:b/>
+          <w:bCs/>
+        </w:rPr>
+        <w:t>Changes QRevInt 1.06 to 1.07</w:t>
+      </w:r>
+    </w:p>
+    <w:p>
+      <w:pPr>
+        <w:pStyle w:val="ListParagraph"/>
+        <w:numPr>
+          <w:ilvl w:val="0"/>
+          <w:numId w:val="26"/>
+        </w:numPr>
+      </w:pPr>
+      <w:r>
+        <w:t>Several minor bug fixes</w:t>
+      </w:r>
+    </w:p>
+    <w:p>
+      <w:pPr>
+        <w:pStyle w:val="ListParagraph"/>
+        <w:numPr>
+          <w:ilvl w:val="0"/>
+          <w:numId w:val="26"/>
+        </w:numPr>
+      </w:pPr>
+      <w:r>
+        <w:t>Graphics for BT, GPS, Depths, and WT now share x-axis for zoom and pan</w:t>
+      </w:r>
+    </w:p>
+    <w:p>
+      <w:pPr>
+        <w:pStyle w:val="ListParagraph"/>
+        <w:numPr>
+          <w:ilvl w:val="0"/>
+          <w:numId w:val="26"/>
+        </w:numPr>
+      </w:pPr>
+      <w:r>
+        <w:t>Added stage start, end, and measurement to Premeasurement tab</w:t>
+      </w:r>
+    </w:p>
+    <w:p>
+      <w:pPr>
+        <w:pStyle w:val="ListParagraph"/>
+        <w:numPr>
+          <w:ilvl w:val="0"/>
+          <w:numId w:val="26"/>
+        </w:numPr>
+      </w:pPr>
+      <w:r>
+        <w:t>Modified messages for moving-bed conditions based on selected reference</w:t>
+      </w:r>
+    </w:p>
+    <w:p>
+      <w:pPr>
+        <w:pStyle w:val="ListParagraph"/>
+        <w:numPr>
+          <w:ilvl w:val="0"/>
+          <w:numId w:val="26"/>
+        </w:numPr>
+      </w:pPr>
+      <w:r>
+        <w:t>New QA methods applied consistently when Viewing previously saved QRev.mat</w:t>
+      </w:r>
+    </w:p>
+    <w:p>
+      <w:pPr>
+        <w:rPr>
+          <w:b/>
+          <w:bCs/>
+        </w:rPr>
+      </w:pPr>
+      <w:r>
+        <w:rPr>
+          <w:b/>
+          <w:bCs/>
+        </w:rPr>
+        <w:t>Changes QRevInt 1.01 to QRevInt 1.06</w:t>
+      </w:r>
+    </w:p>
+    <w:p>
+      <w:pPr>
+        <w:pStyle w:val="ListParagraph"/>
+        <w:numPr>
+          <w:ilvl w:val="0"/>
+          <w:numId w:val="25"/>
+        </w:numPr>
+      </w:pPr>
+      <w:r>
+        <w:t>Added shortcut keys</w:t>
+      </w:r>
+    </w:p>
+    <w:p>
+      <w:pPr>
+        <w:pStyle w:val="ListParagraph"/>
+        <w:numPr>
+          <w:ilvl w:val="0"/>
+          <w:numId w:val="25"/>
+        </w:numPr>
+      </w:pPr>
+      <w:r>
+        <w:t>Added option to use length or time for x-axis</w:t>
+      </w:r>
+    </w:p>
+    <w:p>
+      <w:pPr>
+        <w:pStyle w:val="ListParagraph"/>
+        <w:numPr>
+          <w:ilvl w:val="0"/>
+          <w:numId w:val="25"/>
+        </w:numPr>
+      </w:pPr>
+      <w:r>
+        <w:t>Added Advanced Graphics tab</w:t>
+      </w:r>
+    </w:p>
+    <w:p>
+      <w:pPr>
+        <w:pStyle w:val="ListParagraph"/>
+        <w:numPr>
+          <w:ilvl w:val="0"/>
+          <w:numId w:val="25"/>
+        </w:numPr>
+      </w:pPr>
+      <w:r>
+        <w:t>Added correlation and RSSI/SNR to boat data</w:t>
+      </w:r>
+    </w:p>
+    <w:p>
+      <w:pPr>
+        <w:pStyle w:val="ListParagraph"/>
+        <w:numPr>
+          <w:ilvl w:val="0"/>
+          <w:numId w:val="25"/>
+        </w:numPr>
+      </w:pPr>
+      <w:r>
+        <w:t>Fixed code identifying RS5 ADCP model</w:t>
+      </w:r>
+    </w:p>
+    <w:p>
+      <w:pPr>
+        <w:pStyle w:val="ListParagraph"/>
+        <w:numPr>
+          <w:ilvl w:val="0"/>
+          <w:numId w:val="25"/>
+        </w:numPr>
+      </w:pPr>
+      <w:r>
+        <w:t>Fixed ping type and frequency identification</w:t>
+      </w:r>
+    </w:p>
+    <w:p>
+      <w:pPr>
+        <w:pStyle w:val="ListParagraph"/>
+        <w:numPr>
+          <w:ilvl w:val="0"/>
+          <w:numId w:val="25"/>
+        </w:numPr>
+      </w:pPr>
+      <w:r>
+        <w:t>Update</w:t>
+      </w:r>
+      <w:r>
+        <w:t>d</w:t>
+      </w:r>
+      <w:r>
+        <w:t xml:space="preserve"> Oursin uncertainty model to latest methods including Bayesian COV</w:t>
+      </w:r>
+    </w:p>
+    <w:p>
+      <w:pPr>
+        <w:pStyle w:val="ListParagraph"/>
+        <w:numPr>
+          <w:ilvl w:val="0"/>
+          <w:numId w:val="25"/>
+        </w:numPr>
+      </w:pPr>
+      <w:r>
+        <w:t>Updated Oursin user interface and graphs</w:t>
+      </w:r>
+    </w:p>
+    <w:p>
+      <w:pPr>
+        <w:pStyle w:val="ListParagraph"/>
+        <w:numPr>
+          <w:ilvl w:val="0"/>
+          <w:numId w:val="25"/>
+        </w:numPr>
+      </w:pPr>
+      <w:r>
+        <w:t>Added new data fields to *_QRev.mat while maintaining compatibility with older files</w:t>
+      </w:r>
+    </w:p>
+    <w:p>
+      <w:pPr>
+        <w:pStyle w:val="ListParagraph"/>
+        <w:numPr>
+          <w:ilvl w:val="0"/>
+          <w:numId w:val="25"/>
+        </w:numPr>
+      </w:pPr>
+      <w:r>
+        <w:t xml:space="preserve">Added ability </w:t>
+      </w:r>
+      <w:r>
+        <w:t>for</w:t>
+      </w:r>
+      <w:r>
+        <w:t xml:space="preserve"> agencies to configure the Options dialog and the default values</w:t>
+      </w:r>
+    </w:p>
+    <w:p>
+      <w:pPr>
+        <w:pStyle w:val="ListParagraph"/>
+        <w:numPr>
+          <w:ilvl w:val="0"/>
+          <w:numId w:val="25"/>
+        </w:numPr>
+      </w:pPr>
+      <w:r>
+        <w:t>Added option to allow an observed no moving-bed condition</w:t>
+      </w:r>
+    </w:p>
+    <w:p>
+      <w:pPr>
+        <w:pStyle w:val="ListParagraph"/>
+        <w:numPr>
+          <w:ilvl w:val="0"/>
+          <w:numId w:val="25"/>
+        </w:numPr>
+      </w:pPr>
+      <w:r>
+        <w:t>Added option to turn off use of heading data</w:t>
+      </w:r>
+    </w:p>
+    <w:p>
+      <w:pPr>
+        <w:pStyle w:val="ListParagraph"/>
+        <w:numPr>
+          <w:ilvl w:val="0"/>
+          <w:numId w:val="25"/>
+        </w:numPr>
+      </w:pPr>
+      <w:r>
+        <w:t>Filter settings for transects are no</w:t>
+      </w:r>
+      <w:r>
+        <w:t>w</w:t>
+      </w:r>
+      <w:r>
+        <w:t xml:space="preserve"> applied to moving-bed tests</w:t>
+      </w:r>
+    </w:p>
+    <w:p>
+      <w:pPr>
+        <w:pStyle w:val="ListParagraph"/>
+        <w:numPr>
+          <w:ilvl w:val="0"/>
+          <w:numId w:val="25"/>
+        </w:numPr>
+      </w:pPr>
+      <w:r>
+        <w:t>Added tooltips to all tables and labels that are highlighted due to ADQA</w:t>
+      </w:r>
+    </w:p>
+    <w:p>
+      <w:pPr>
+        <w:pStyle w:val="ListParagraph"/>
+        <w:numPr>
+          <w:ilvl w:val="0"/>
+          <w:numId w:val="25"/>
+        </w:numPr>
+      </w:pPr>
+      <w:r>
+        <w:t>Uses Numba AOT compiling of robust loess smooth, Bayesian COV, and top and bottom discharge computations to improve overall speed. 70% average speed improvement.</w:t>
+      </w:r>
+    </w:p>
+    <w:p>
+      <w:pPr>
+        <w:pStyle w:val="ListParagraph"/>
+        <w:numPr>
+          <w:ilvl w:val="0"/>
+          <w:numId w:val="25"/>
+        </w:numPr>
+      </w:pPr>
+      <w:r>
+        <w:t>Improvements</w:t>
+      </w:r>
+      <w:r>
+        <w:t xml:space="preserve"> to depth filter. May cause </w:t>
+      </w:r>
+      <w:r>
+        <w:t xml:space="preserve">a </w:t>
+      </w:r>
+      <w:r>
+        <w:t>small change in discharge for some measurements.</w:t>
+      </w:r>
+    </w:p>
+    <w:p>
+      <w:pPr>
+        <w:pStyle w:val="ListParagraph"/>
+        <w:numPr>
+          <w:ilvl w:val="0"/>
+          <w:numId w:val="25"/>
+        </w:numPr>
+      </w:pPr>
+      <w:r>
+        <w:t>Added fields for Measurement Number and Person(s) to Premeasurement tab</w:t>
+      </w:r>
+    </w:p>
+    <w:p>
+      <w:pPr>
+        <w:pStyle w:val="ListParagraph"/>
+        <w:numPr>
+          <w:ilvl w:val="0"/>
+          <w:numId w:val="25"/>
+        </w:numPr>
+      </w:pPr>
+      <w:r>
+        <w:t>All reported and/or discovered bugs were fixed.</w:t>
+      </w:r>
+    </w:p>
+    <w:p>
+      <w:pPr>
+        <w:pStyle w:val="ListParagraph"/>
+        <w:numPr>
+          <w:ilvl w:val="0"/>
+          <w:numId w:val="25"/>
+        </w:numPr>
+      </w:pPr>
+      <w:r>
+        <w:t>User’s manual updated</w:t>
+      </w:r>
+    </w:p>
+    <w:p>
+      <w:pPr>
+        <w:pStyle w:val="ListParagraph"/>
+        <w:numPr>
+          <w:ilvl w:val="0"/>
+          <w:numId w:val="25"/>
+        </w:numPr>
+      </w:pPr>
+      <w:r>
+        <w:t>Technical manual updated</w:t>
+      </w:r>
+    </w:p>
+    <w:p>
+      <w:pPr>
+        <w:rPr>
+          <w:b/>
+          <w:bCs/>
+        </w:rPr>
+      </w:pPr>
+      <w:r>
+        <w:rPr>
+          <w:b/>
+          <w:bCs/>
+        </w:rPr>
+        <w:t>Changes QRevInt 1.00 to QRevInt 1.01</w:t>
+      </w:r>
+    </w:p>
+    <w:p>
+      <w:pPr>
+        <w:pStyle w:val="ListParagraph"/>
+        <w:numPr>
+          <w:ilvl w:val="0"/>
+          <w:numId w:val="24"/>
+        </w:numPr>
+      </w:pPr>
+      <w:r>
+        <w:t>Changed composite depths to interpolate for invalid depths using the composite data rather than the primary reference.</w:t>
+      </w:r>
+    </w:p>
+    <w:p>
+      <w:pPr>
+        <w:pStyle w:val="ListParagraph"/>
+        <w:numPr>
+          <w:ilvl w:val="0"/>
+          <w:numId w:val="24"/>
+        </w:numPr>
+      </w:pPr>
+      <w:r>
+        <w:t>WT error and vertical velocity filters are now applied based on ping type for all new processing of data.</w:t>
+      </w:r>
       <w:r>
         <w:t xml:space="preserve"> </w:t>
       </w:r>
-      <w:proofErr w:type="spellStart"/>
-      <w:r>
-        <w:t>Matlab</w:t>
-      </w:r>
-      <w:proofErr w:type="spellEnd"/>
-      <w:r>
-        <w:t xml:space="preserve"> file that had no sample data</w:t>
-      </w:r>
-    </w:p>
-    <w:p>
-      <w:pPr>
-        <w:rPr>
-          <w:b/>
-          <w:bCs/>
-        </w:rPr>
-      </w:pPr>
-      <w:r>
-        <w:rPr>
-          <w:b/>
-          <w:bCs/>
-        </w:rPr>
-        <w:t>Changes QRevInt 1.07 to 1.0</w:t>
-      </w:r>
-      <w:r>
-        <w:rPr>
-          <w:b/>
-          <w:bCs/>
-        </w:rPr>
-        <w:t>9</w:t>
-      </w:r>
-    </w:p>
-    <w:p>
-      <w:pPr>
-        <w:pStyle w:val="ListParagraph"/>
-        <w:numPr>
-          <w:ilvl w:val="0"/>
-          <w:numId w:val="27"/>
-        </w:numPr>
-      </w:pPr>
-      <w:r>
-        <w:t>Fixed bug in manual 3-beam filter setting for water track</w:t>
-      </w:r>
-    </w:p>
-    <w:p>
-      <w:pPr>
-        <w:pStyle w:val="ListParagraph"/>
-        <w:numPr>
-          <w:ilvl w:val="0"/>
-          <w:numId w:val="27"/>
-        </w:numPr>
-      </w:pPr>
-      <w:r>
-        <w:t xml:space="preserve">Fixed bug loading RS5 </w:t>
-      </w:r>
-      <w:proofErr w:type="spellStart"/>
-      <w:r>
-        <w:t>Matlab</w:t>
-      </w:r>
-      <w:proofErr w:type="spellEnd"/>
-      <w:r>
-        <w:t xml:space="preserve"> data with blank Operator and/or Measurement Number</w:t>
-      </w:r>
-    </w:p>
-    <w:p>
-      <w:pPr>
-        <w:pStyle w:val="ListParagraph"/>
-        <w:numPr>
-          <w:ilvl w:val="0"/>
-          <w:numId w:val="27"/>
-        </w:numPr>
-      </w:pPr>
-      <w:r>
-        <w:t>Fixed bug in some dialogs if an edit box is left blank and OK is pressed</w:t>
-      </w:r>
-    </w:p>
-    <w:p>
-      <w:pPr>
-        <w:pStyle w:val="ListParagraph"/>
-        <w:numPr>
-          <w:ilvl w:val="0"/>
-          <w:numId w:val="27"/>
-        </w:numPr>
-      </w:pPr>
-      <w:r>
-        <w:t>Fixed bug associated with loading, reprocessing, saving, and then reloading of older *_</w:t>
-      </w:r>
-      <w:proofErr w:type="spellStart"/>
-      <w:r>
-        <w:t>QRev.mat</w:t>
-      </w:r>
-      <w:proofErr w:type="spellEnd"/>
-      <w:r>
-        <w:t xml:space="preserve"> files</w:t>
-      </w:r>
-    </w:p>
-    <w:p>
-      <w:pPr>
-        <w:pStyle w:val="ListParagraph"/>
-        <w:numPr>
-          <w:ilvl w:val="0"/>
-          <w:numId w:val="27"/>
+      <w:r>
+        <w:t>Loading older QRev files without reprocessing will display previous results.</w:t>
+      </w:r>
+    </w:p>
+    <w:p>
+      <w:pPr>
+        <w:pStyle w:val="ListParagraph"/>
+        <w:numPr>
+          <w:ilvl w:val="0"/>
+          <w:numId w:val="24"/>
         </w:numPr>
       </w:pPr>
       <w:r>
         <w:lastRenderedPageBreak/>
-        <w:t>Modified handling of measurement path to allow simultaneous use of multiple instances of QRevInt and prevent saving data to the wrong folder</w:t>
-      </w:r>
-    </w:p>
-    <w:p>
-      <w:pPr>
-        <w:pStyle w:val="ListParagraph"/>
-        <w:numPr>
-          <w:ilvl w:val="0"/>
-          <w:numId w:val="27"/>
-        </w:numPr>
-      </w:pPr>
-      <w:r>
-        <w:t xml:space="preserve">Added </w:t>
-      </w:r>
-      <w:r>
-        <w:t>Default X-Axis setting to Options dialog.</w:t>
-      </w:r>
-    </w:p>
-    <w:p>
-      <w:pPr>
-        <w:pStyle w:val="ListParagraph"/>
-        <w:numPr>
-          <w:ilvl w:val="0"/>
-          <w:numId w:val="27"/>
-        </w:numPr>
-      </w:pPr>
-      <w:r>
-        <w:t>Added persons, measurement number, and stage start, end, and measurement to xml file.</w:t>
-      </w:r>
-    </w:p>
-    <w:p>
-      <w:pPr>
-        <w:pStyle w:val="ListParagraph"/>
-        <w:numPr>
-          <w:ilvl w:val="0"/>
-          <w:numId w:val="27"/>
-        </w:numPr>
-      </w:pPr>
-      <w:r>
-        <w:t>Update documentation</w:t>
-      </w:r>
-    </w:p>
-    <w:p>
-      <w:pPr>
-        <w:rPr>
-          <w:b/>
-          <w:bCs/>
-        </w:rPr>
-      </w:pPr>
-      <w:r>
-        <w:rPr>
-          <w:b/>
-          <w:bCs/>
-        </w:rPr>
-        <w:t>Changes QRevInt 1.06 to 1.07</w:t>
-      </w:r>
-    </w:p>
-    <w:p>
-      <w:pPr>
-        <w:pStyle w:val="ListParagraph"/>
-        <w:numPr>
-          <w:ilvl w:val="0"/>
-          <w:numId w:val="26"/>
-        </w:numPr>
-      </w:pPr>
-      <w:r>
-        <w:t>Several minor bug fixes</w:t>
-      </w:r>
-    </w:p>
-    <w:p>
-      <w:pPr>
-        <w:pStyle w:val="ListParagraph"/>
-        <w:numPr>
-          <w:ilvl w:val="0"/>
-          <w:numId w:val="26"/>
-        </w:numPr>
-      </w:pPr>
-      <w:r>
-        <w:t>Graphics for BT, GPS, Depths, and WT now share x-axis for zoom and pan</w:t>
-      </w:r>
-    </w:p>
-    <w:p>
-      <w:pPr>
-        <w:pStyle w:val="ListParagraph"/>
-        <w:numPr>
-          <w:ilvl w:val="0"/>
-          <w:numId w:val="26"/>
-        </w:numPr>
-      </w:pPr>
-      <w:r>
-        <w:t>Added stage start, end, and measurement to Premeasurement tab</w:t>
-      </w:r>
-    </w:p>
-    <w:p>
-      <w:pPr>
-        <w:pStyle w:val="ListParagraph"/>
-        <w:numPr>
-          <w:ilvl w:val="0"/>
-          <w:numId w:val="26"/>
-        </w:numPr>
-      </w:pPr>
-      <w:r>
-        <w:t>Modified messages for moving-bed conditions based on selected reference</w:t>
-      </w:r>
-    </w:p>
-    <w:p>
-      <w:pPr>
-        <w:pStyle w:val="ListParagraph"/>
-        <w:numPr>
-          <w:ilvl w:val="0"/>
-          <w:numId w:val="26"/>
-        </w:numPr>
-      </w:pPr>
-      <w:r>
-        <w:t xml:space="preserve">New QA methods applied consistently when Viewing previously saved </w:t>
-      </w:r>
-      <w:proofErr w:type="spellStart"/>
-      <w:r>
-        <w:t>QRev.mat</w:t>
-      </w:r>
-      <w:proofErr w:type="spellEnd"/>
-    </w:p>
-    <w:p>
-      <w:pPr>
-        <w:rPr>
-          <w:b/>
-          <w:bCs/>
-        </w:rPr>
-      </w:pPr>
-      <w:r>
-        <w:rPr>
-          <w:b/>
-          <w:bCs/>
-        </w:rPr>
-        <w:t>Changes QRevInt 1.01 to QRevInt 1.06</w:t>
-      </w:r>
-    </w:p>
-    <w:p>
-      <w:pPr>
-        <w:pStyle w:val="ListParagraph"/>
-        <w:numPr>
-          <w:ilvl w:val="0"/>
-          <w:numId w:val="25"/>
-        </w:numPr>
-      </w:pPr>
-      <w:r>
-        <w:t>Added shortcut keys</w:t>
-      </w:r>
-    </w:p>
-    <w:p>
-      <w:pPr>
-        <w:pStyle w:val="ListParagraph"/>
-        <w:numPr>
-          <w:ilvl w:val="0"/>
-          <w:numId w:val="25"/>
-        </w:numPr>
-      </w:pPr>
-      <w:r>
-        <w:t>Added option to use length or time for x-axis</w:t>
-      </w:r>
-    </w:p>
-    <w:p>
-      <w:pPr>
-        <w:pStyle w:val="ListParagraph"/>
-        <w:numPr>
-          <w:ilvl w:val="0"/>
-          <w:numId w:val="25"/>
-        </w:numPr>
-      </w:pPr>
-      <w:r>
-        <w:t>Added Advanced Graphics tab</w:t>
-      </w:r>
-    </w:p>
-    <w:p>
-      <w:pPr>
-        <w:pStyle w:val="ListParagraph"/>
-        <w:numPr>
-          <w:ilvl w:val="0"/>
-          <w:numId w:val="25"/>
-        </w:numPr>
-      </w:pPr>
-      <w:r>
-        <w:t>Added correlation and RSSI/SNR to boat data</w:t>
-      </w:r>
-    </w:p>
-    <w:p>
-      <w:pPr>
-        <w:pStyle w:val="ListParagraph"/>
-        <w:numPr>
-          <w:ilvl w:val="0"/>
-          <w:numId w:val="25"/>
-        </w:numPr>
-      </w:pPr>
-      <w:r>
-        <w:t>Fixed code identifying RS5 ADCP model</w:t>
-      </w:r>
-    </w:p>
-    <w:p>
-      <w:pPr>
-        <w:pStyle w:val="ListParagraph"/>
-        <w:numPr>
-          <w:ilvl w:val="0"/>
-          <w:numId w:val="25"/>
-        </w:numPr>
-      </w:pPr>
-      <w:r>
-        <w:t>Fixed ping type and frequency identification</w:t>
-      </w:r>
-    </w:p>
-    <w:p>
-      <w:pPr>
-        <w:pStyle w:val="ListParagraph"/>
-        <w:numPr>
-          <w:ilvl w:val="0"/>
-          <w:numId w:val="25"/>
-        </w:numPr>
-      </w:pPr>
-      <w:r>
-        <w:t>Update</w:t>
-      </w:r>
-      <w:r>
-        <w:t>d</w:t>
-      </w:r>
-      <w:r>
-        <w:t xml:space="preserve"> </w:t>
-      </w:r>
-      <w:proofErr w:type="spellStart"/>
-      <w:r>
-        <w:t>Oursin</w:t>
-      </w:r>
-      <w:proofErr w:type="spellEnd"/>
-      <w:r>
-        <w:t xml:space="preserve"> uncertainty model to latest methods including Bayesian COV</w:t>
-      </w:r>
-    </w:p>
-    <w:p>
-      <w:pPr>
-        <w:pStyle w:val="ListParagraph"/>
-        <w:numPr>
-          <w:ilvl w:val="0"/>
-          <w:numId w:val="25"/>
-        </w:numPr>
-      </w:pPr>
-      <w:r>
-        <w:t xml:space="preserve">Updated </w:t>
-      </w:r>
-      <w:proofErr w:type="spellStart"/>
-      <w:r>
-        <w:t>Oursin</w:t>
-      </w:r>
-      <w:proofErr w:type="spellEnd"/>
-      <w:r>
-        <w:t xml:space="preserve"> user interface and graphs</w:t>
-      </w:r>
-    </w:p>
-    <w:p>
-      <w:pPr>
-        <w:pStyle w:val="ListParagraph"/>
-        <w:numPr>
-          <w:ilvl w:val="0"/>
-          <w:numId w:val="25"/>
-        </w:numPr>
-      </w:pPr>
-      <w:r>
-        <w:t>Added new data fields to *_</w:t>
-      </w:r>
-      <w:proofErr w:type="spellStart"/>
-      <w:r>
-        <w:t>QRev.mat</w:t>
-      </w:r>
-      <w:proofErr w:type="spellEnd"/>
-      <w:r>
-        <w:t xml:space="preserve"> while maintaining compatibility with older files</w:t>
-      </w:r>
-    </w:p>
-    <w:p>
-      <w:pPr>
-        <w:pStyle w:val="ListParagraph"/>
-        <w:numPr>
-          <w:ilvl w:val="0"/>
-          <w:numId w:val="25"/>
-        </w:numPr>
-      </w:pPr>
-      <w:r>
-        <w:t xml:space="preserve">Added ability </w:t>
-      </w:r>
-      <w:r>
-        <w:t>for</w:t>
-      </w:r>
-      <w:r>
-        <w:t xml:space="preserve"> agencies to configure the Options dialog and the default values</w:t>
-      </w:r>
-    </w:p>
-    <w:p>
-      <w:pPr>
-        <w:pStyle w:val="ListParagraph"/>
-        <w:numPr>
-          <w:ilvl w:val="0"/>
-          <w:numId w:val="25"/>
-        </w:numPr>
-      </w:pPr>
-      <w:r>
-        <w:t>Added option to allow an observed no moving-bed condition</w:t>
-      </w:r>
-    </w:p>
-    <w:p>
-      <w:pPr>
-        <w:pStyle w:val="ListParagraph"/>
-        <w:numPr>
-          <w:ilvl w:val="0"/>
-          <w:numId w:val="25"/>
-        </w:numPr>
-      </w:pPr>
-      <w:r>
-        <w:t>Added option to turn off use of heading data</w:t>
-      </w:r>
-    </w:p>
-    <w:p>
-      <w:pPr>
-        <w:pStyle w:val="ListParagraph"/>
-        <w:numPr>
-          <w:ilvl w:val="0"/>
-          <w:numId w:val="25"/>
-        </w:numPr>
-      </w:pPr>
-      <w:r>
-        <w:t>Filter settings for transects are no</w:t>
-      </w:r>
-      <w:r>
-        <w:t>w</w:t>
-      </w:r>
-      <w:r>
-        <w:t xml:space="preserve"> applied to moving-bed tests</w:t>
-      </w:r>
-    </w:p>
-    <w:p>
-      <w:pPr>
-        <w:pStyle w:val="ListParagraph"/>
-        <w:numPr>
-          <w:ilvl w:val="0"/>
-          <w:numId w:val="25"/>
-        </w:numPr>
-      </w:pPr>
-      <w:r>
-        <w:t>Added tooltips to all tables and labels that are highlighted due to ADQA</w:t>
-      </w:r>
-    </w:p>
-    <w:p>
-      <w:pPr>
-        <w:pStyle w:val="ListParagraph"/>
-        <w:numPr>
-          <w:ilvl w:val="0"/>
-          <w:numId w:val="25"/>
-        </w:numPr>
-      </w:pPr>
-      <w:r>
-        <w:t xml:space="preserve">Uses </w:t>
-      </w:r>
-      <w:proofErr w:type="spellStart"/>
-      <w:r>
-        <w:t>Numba</w:t>
-      </w:r>
-      <w:proofErr w:type="spellEnd"/>
-      <w:r>
-        <w:t xml:space="preserve"> AOT compiling of robust loess smooth, Bayesian COV, and top and bottom discharge computations to improve overall speed. 70% average speed improvement.</w:t>
-      </w:r>
-    </w:p>
-    <w:p>
-      <w:pPr>
-        <w:pStyle w:val="ListParagraph"/>
-        <w:numPr>
-          <w:ilvl w:val="0"/>
-          <w:numId w:val="25"/>
-        </w:numPr>
-      </w:pPr>
-      <w:r>
-        <w:t>Improvements</w:t>
-      </w:r>
-      <w:r>
-        <w:t xml:space="preserve"> to depth filter. May cause </w:t>
-      </w:r>
-      <w:r>
-        <w:t xml:space="preserve">a </w:t>
-      </w:r>
-      <w:r>
-        <w:t>small change in discharge for some measurements.</w:t>
-      </w:r>
-    </w:p>
-    <w:p>
-      <w:pPr>
-        <w:pStyle w:val="ListParagraph"/>
-        <w:numPr>
-          <w:ilvl w:val="0"/>
-          <w:numId w:val="25"/>
-        </w:numPr>
-      </w:pPr>
-      <w:r>
-        <w:t>Added fields for Measurement Number and Person(s) to Premeasurement tab</w:t>
-      </w:r>
-    </w:p>
-    <w:p>
-      <w:pPr>
-        <w:pStyle w:val="ListParagraph"/>
-        <w:numPr>
-          <w:ilvl w:val="0"/>
-          <w:numId w:val="25"/>
-        </w:numPr>
-      </w:pPr>
-      <w:r>
-        <w:t>All reported and/or discovered bugs were fixed.</w:t>
-      </w:r>
-    </w:p>
-    <w:p>
-      <w:pPr>
-        <w:pStyle w:val="ListParagraph"/>
-        <w:numPr>
-          <w:ilvl w:val="0"/>
-          <w:numId w:val="25"/>
-        </w:numPr>
-      </w:pPr>
-      <w:r>
-        <w:t>User’s manual updated</w:t>
-      </w:r>
-    </w:p>
-    <w:p>
-      <w:pPr>
-        <w:pStyle w:val="ListParagraph"/>
-        <w:numPr>
-          <w:ilvl w:val="0"/>
-          <w:numId w:val="25"/>
-        </w:numPr>
-      </w:pPr>
-      <w:r>
-        <w:t>Technical manual updated</w:t>
-      </w:r>
-    </w:p>
-    <w:p>
-      <w:pPr>
-        <w:rPr>
-          <w:b/>
-          <w:bCs/>
-        </w:rPr>
-      </w:pPr>
-      <w:r>
-        <w:rPr>
-          <w:b/>
-          <w:bCs/>
-        </w:rPr>
-        <w:t>Changes QRevInt 1.00 to QRevInt 1.01</w:t>
+        <w:t>BT error and vertical velocity filters are now applied based on bottom track ping frequency for all new processing of data. Loading older QRev files without reprocessing will display previous results.</w:t>
       </w:r>
     </w:p>
     <w:p>
@@ -1025,7 +941,7 @@
         </w:numPr>
       </w:pPr>
       <w:r>
-        <w:t>Changed composite depths to interpolate for invalid depths using the composite data rather than the primary reference.</w:t>
+        <w:t xml:space="preserve">The user now has an option in the Options dialog to apply error and vertical velocity filters based on data from the entire measurement rather than based on data from individual measurements. </w:t>
       </w:r>
     </w:p>
     <w:p>
@@ -1037,21 +953,7 @@
         </w:numPr>
       </w:pPr>
       <w:r>
-        <w:t>WT error and vertical velocity filters are now applied based on ping type for all new processing of data.</w:t>
-      </w:r>
-      <w:r>
-        <w:t xml:space="preserve"> </w:t>
-      </w:r>
-      <w:r>
-        <w:t xml:space="preserve">Loading older </w:t>
-      </w:r>
-      <w:proofErr w:type="spellStart"/>
-      <w:r>
-        <w:t>QRev</w:t>
-      </w:r>
-      <w:proofErr w:type="spellEnd"/>
-      <w:r>
-        <w:t xml:space="preserve"> files without reprocessing will display previous results.</w:t>
+        <w:t>An option for the jet color map has been added to the Options dialog.</w:t>
       </w:r>
     </w:p>
     <w:p>
@@ -1063,15 +965,10 @@
         </w:numPr>
       </w:pPr>
       <w:r>
-        <w:t xml:space="preserve">BT error and vertical velocity filters are now applied based on bottom track ping frequency for all new processing of data. Loading older </w:t>
-      </w:r>
-      <w:proofErr w:type="spellStart"/>
-      <w:r>
-        <w:t>QRev</w:t>
-      </w:r>
-      <w:proofErr w:type="spellEnd"/>
-      <w:r>
-        <w:t xml:space="preserve"> files without reprocessing will display previous results.</w:t>
+        <w:t xml:space="preserve">Added points to </w:t>
+      </w:r>
+      <w:r>
+        <w:t>plots in Depth tab</w:t>
       </w:r>
     </w:p>
     <w:p>
@@ -1083,1123 +980,930 @@
         </w:numPr>
       </w:pPr>
       <w:r>
+        <w:t>Fixed several bugs related to reading RS5 and older QRev files.</w:t>
+      </w:r>
+    </w:p>
+    <w:p>
+      <w:pPr>
+        <w:pStyle w:val="ListParagraph"/>
+        <w:rPr>
+          <w:b/>
+          <w:bCs/>
+        </w:rPr>
+      </w:pPr>
+    </w:p>
+    <w:p>
+      <w:pPr>
+        <w:rPr>
+          <w:b/>
+          <w:bCs/>
+        </w:rPr>
+      </w:pPr>
+      <w:r>
+        <w:rPr>
+          <w:b/>
+          <w:bCs/>
+        </w:rPr>
+        <w:t>Changes QRevInt 4.26 Beta to QRevInt 1.00</w:t>
+      </w:r>
+    </w:p>
+    <w:p>
+      <w:pPr>
+        <w:pStyle w:val="ListParagraph"/>
+        <w:numPr>
+          <w:ilvl w:val="0"/>
+          <w:numId w:val="23"/>
+        </w:numPr>
+      </w:pPr>
+      <w:r>
+        <w:t>New versioning implemented.</w:t>
+      </w:r>
+    </w:p>
+    <w:p>
+      <w:pPr>
+        <w:pStyle w:val="ListParagraph"/>
+        <w:numPr>
+          <w:ilvl w:val="0"/>
+          <w:numId w:val="23"/>
+        </w:numPr>
+      </w:pPr>
+      <w:r>
+        <w:t>Added disclaimer and license that must be agreed to prior to running the first time.</w:t>
+      </w:r>
+    </w:p>
+    <w:p>
+      <w:pPr>
+        <w:pStyle w:val="ListParagraph"/>
+        <w:numPr>
+          <w:ilvl w:val="0"/>
+          <w:numId w:val="23"/>
+        </w:numPr>
+      </w:pPr>
+      <w:r>
+        <w:t>Modified code for compatibility with older QRev.mat files that lack the new features.</w:t>
+      </w:r>
+    </w:p>
+    <w:p>
+      <w:pPr>
+        <w:pStyle w:val="ListParagraph"/>
+        <w:numPr>
+          <w:ilvl w:val="0"/>
+          <w:numId w:val="23"/>
+        </w:numPr>
+      </w:pPr>
+      <w:r>
+        <w:t>QRev.mat files previously saved can be view as saved but will apply new features upon any change.</w:t>
+      </w:r>
+    </w:p>
+    <w:p>
+      <w:pPr>
+        <w:pStyle w:val="ListParagraph"/>
+        <w:numPr>
+          <w:ilvl w:val="0"/>
+          <w:numId w:val="23"/>
+        </w:numPr>
+      </w:pPr>
+      <w:r>
+        <w:t>Changed date format to YYYY.MM.DD.</w:t>
+      </w:r>
+    </w:p>
+    <w:p>
+      <w:pPr>
+        <w:pStyle w:val="ListParagraph"/>
+        <w:numPr>
+          <w:ilvl w:val="0"/>
+          <w:numId w:val="23"/>
+        </w:numPr>
+      </w:pPr>
+      <w:r>
+        <w:t>Added background color to the main window to distinguish from QRev.</w:t>
+      </w:r>
+    </w:p>
+    <w:p>
+      <w:pPr>
+        <w:pStyle w:val="ListParagraph"/>
+        <w:numPr>
+          <w:ilvl w:val="0"/>
+          <w:numId w:val="23"/>
+        </w:numPr>
+      </w:pPr>
+      <w:r>
+        <w:t>Extrap subsection label changes based on data loaded and processed.</w:t>
+      </w:r>
+    </w:p>
+    <w:p>
+      <w:pPr>
+        <w:pStyle w:val="ListParagraph"/>
+        <w:numPr>
+          <w:ilvl w:val="0"/>
+          <w:numId w:val="23"/>
+        </w:numPr>
+      </w:pPr>
+      <w:r>
+        <w:t>Fixed some compatibility issues with RS5 data.</w:t>
+      </w:r>
+    </w:p>
+    <w:p>
+      <w:pPr>
+        <w:rPr>
+          <w:b/>
+          <w:bCs/>
+        </w:rPr>
+      </w:pPr>
+      <w:r>
+        <w:rPr>
+          <w:b/>
+          <w:bCs/>
+        </w:rPr>
+        <w:t xml:space="preserve">Changes </w:t>
+      </w:r>
+      <w:r>
+        <w:rPr>
+          <w:b/>
+          <w:bCs/>
+        </w:rPr>
+        <w:t xml:space="preserve">QRev </w:t>
+      </w:r>
+      <w:r>
+        <w:rPr>
+          <w:b/>
+          <w:bCs/>
+        </w:rPr>
+        <w:t xml:space="preserve">4.23 to </w:t>
+      </w:r>
+      <w:r>
+        <w:rPr>
+          <w:b/>
+          <w:bCs/>
+        </w:rPr>
+        <w:t xml:space="preserve">QRevInt </w:t>
+      </w:r>
+      <w:r>
+        <w:rPr>
+          <w:b/>
+          <w:bCs/>
+        </w:rPr>
+        <w:t>4.26</w:t>
+      </w:r>
+      <w:r>
+        <w:rPr>
+          <w:b/>
+          <w:bCs/>
+        </w:rPr>
+        <w:t xml:space="preserve"> Beta</w:t>
+      </w:r>
+    </w:p>
+    <w:p>
+      <w:pPr>
+        <w:pStyle w:val="ListParagraph"/>
+        <w:numPr>
+          <w:ilvl w:val="0"/>
+          <w:numId w:val="22"/>
+        </w:numPr>
+      </w:pPr>
+      <w:r>
+        <w:t>Due to development conducted outside the USGS the name was changed to QRevInt, so as to represent the international support and development.</w:t>
+      </w:r>
+    </w:p>
+    <w:p>
+      <w:pPr>
+        <w:pStyle w:val="ListParagraph"/>
+        <w:numPr>
+          <w:ilvl w:val="0"/>
+          <w:numId w:val="22"/>
+        </w:numPr>
+      </w:pPr>
+      <w:r>
+        <w:t>Change icon to blue to distinguish from USGS version of QRev</w:t>
+      </w:r>
+    </w:p>
+    <w:p>
+      <w:pPr>
+        <w:pStyle w:val="ListParagraph"/>
+        <w:numPr>
+          <w:ilvl w:val="0"/>
+          <w:numId w:val="22"/>
+        </w:numPr>
+      </w:pPr>
+      <w:r>
+        <w:t>Fixed bug in EDI associated with GPS data.</w:t>
+      </w:r>
+    </w:p>
+    <w:p>
+      <w:pPr>
+        <w:pStyle w:val="ListParagraph"/>
+        <w:numPr>
+          <w:ilvl w:val="0"/>
+          <w:numId w:val="22"/>
+        </w:numPr>
+      </w:pPr>
+      <w:r>
+        <w:t>Technical manual update to include explanation of computing discharge in shallow water and corrected table 10.</w:t>
+      </w:r>
+    </w:p>
+    <w:p>
+      <w:pPr>
+        <w:pStyle w:val="ListParagraph"/>
+        <w:numPr>
+          <w:ilvl w:val="0"/>
+          <w:numId w:val="22"/>
+        </w:numPr>
+      </w:pPr>
+      <w:r>
+        <w:t>Fixed bug in applying weighted medians when switching from automatic to manual data type</w:t>
+      </w:r>
+    </w:p>
+    <w:p>
+      <w:pPr>
+        <w:pStyle w:val="ListParagraph"/>
+        <w:numPr>
+          <w:ilvl w:val="0"/>
+          <w:numId w:val="22"/>
+        </w:numPr>
+      </w:pPr>
+      <w:r>
+        <w:t>Modified extrap subsection so that subsectioning always works from left to right</w:t>
+      </w:r>
+    </w:p>
+    <w:p>
+      <w:pPr>
+        <w:pStyle w:val="ListParagraph"/>
+        <w:numPr>
+          <w:ilvl w:val="0"/>
+          <w:numId w:val="22"/>
+        </w:numPr>
+      </w:pPr>
+      <w:r>
+        <w:t>Removed depth from Oursin measured discharge uncertainty</w:t>
+      </w:r>
+    </w:p>
+    <w:p>
+      <w:pPr>
+        <w:pStyle w:val="ListParagraph"/>
+        <w:numPr>
+          <w:ilvl w:val="0"/>
+          <w:numId w:val="22"/>
+        </w:numPr>
+      </w:pPr>
+      <w:r>
+        <w:t>Added start date and delta Q to summary table</w:t>
+      </w:r>
+    </w:p>
+    <w:p>
+      <w:pPr>
+        <w:pStyle w:val="ListParagraph"/>
+        <w:numPr>
+          <w:ilvl w:val="0"/>
+          <w:numId w:val="22"/>
+        </w:numPr>
+      </w:pPr>
+      <w:r>
+        <w:t>Modified documentation reflect change to QRevInt</w:t>
+      </w:r>
+    </w:p>
+    <w:p>
+      <w:r>
+        <w:rPr>
+          <w:b/>
+          <w:bCs/>
+        </w:rPr>
+        <w:t>Changes 4.23 to 4.24</w:t>
+      </w:r>
+    </w:p>
+    <w:p>
+      <w:pPr>
+        <w:pStyle w:val="ListParagraph"/>
+        <w:numPr>
+          <w:ilvl w:val="0"/>
+          <w:numId w:val="20"/>
+        </w:numPr>
+      </w:pPr>
+      <w:r>
+        <w:t>Added user option to prompt for rating on save</w:t>
+      </w:r>
+    </w:p>
+    <w:p>
+      <w:pPr>
+        <w:pStyle w:val="ListParagraph"/>
+        <w:numPr>
+          <w:ilvl w:val="0"/>
+          <w:numId w:val="20"/>
+        </w:numPr>
+      </w:pPr>
+      <w:r>
+        <w:t>Added user option to compute extrapolation fit using discharge weighted medians</w:t>
+      </w:r>
+    </w:p>
+    <w:p>
+      <w:pPr>
+        <w:pStyle w:val="ListParagraph"/>
+        <w:numPr>
+          <w:ilvl w:val="0"/>
+          <w:numId w:val="20"/>
+        </w:numPr>
+      </w:pPr>
+      <w:r>
+        <w:t>Total measurement discharge will ignore any transect with a discharge that could not be computed</w:t>
+      </w:r>
+    </w:p>
+    <w:p>
+      <w:pPr>
+        <w:pStyle w:val="ListParagraph"/>
+        <w:numPr>
+          <w:ilvl w:val="0"/>
+          <w:numId w:val="20"/>
+        </w:numPr>
+      </w:pPr>
+      <w:r>
+        <w:t>Fixed bug reading some old QRev.mat files associated with new rating feature</w:t>
+      </w:r>
+    </w:p>
+    <w:p>
+      <w:pPr>
+        <w:rPr>
+          <w:b/>
+          <w:bCs/>
+        </w:rPr>
+      </w:pPr>
+      <w:r>
+        <w:rPr>
+          <w:b/>
+          <w:bCs/>
+        </w:rPr>
+        <w:t>Changes 4.21 to 4.23</w:t>
+      </w:r>
+    </w:p>
+    <w:p>
+      <w:pPr>
+        <w:pStyle w:val="ListParagraph"/>
+        <w:numPr>
+          <w:ilvl w:val="0"/>
+          <w:numId w:val="20"/>
+        </w:numPr>
+      </w:pPr>
+      <w:r>
+        <w:t>New TRDI raw data reader that is 3+ times faster</w:t>
+      </w:r>
+    </w:p>
+    <w:p>
+      <w:pPr>
+        <w:pStyle w:val="ListParagraph"/>
+        <w:numPr>
+          <w:ilvl w:val="0"/>
+          <w:numId w:val="20"/>
+        </w:numPr>
+      </w:pPr>
+      <w:r>
         <w:lastRenderedPageBreak/>
-        <w:t xml:space="preserve">The user now has an option in the Options dialog to apply error and vertical velocity filters based on data from the entire measurement rather than based on data from individual measurements. </w:t>
-      </w:r>
-    </w:p>
-    <w:p>
-      <w:pPr>
-        <w:pStyle w:val="ListParagraph"/>
-        <w:numPr>
-          <w:ilvl w:val="0"/>
-          <w:numId w:val="24"/>
-        </w:numPr>
-      </w:pPr>
-      <w:r>
-        <w:t>An option for the jet color map has been added to the Options dialog.</w:t>
-      </w:r>
-    </w:p>
-    <w:p>
-      <w:pPr>
-        <w:pStyle w:val="ListParagraph"/>
-        <w:numPr>
-          <w:ilvl w:val="0"/>
-          <w:numId w:val="24"/>
-        </w:numPr>
-      </w:pPr>
-      <w:r>
-        <w:t xml:space="preserve">Added points to </w:t>
-      </w:r>
-      <w:r>
-        <w:t>plots in Depth tab</w:t>
-      </w:r>
-    </w:p>
-    <w:p>
-      <w:pPr>
-        <w:pStyle w:val="ListParagraph"/>
-        <w:numPr>
-          <w:ilvl w:val="0"/>
-          <w:numId w:val="24"/>
-        </w:numPr>
-      </w:pPr>
-      <w:r>
-        <w:t xml:space="preserve">Fixed several bugs related to reading RS5 and older </w:t>
-      </w:r>
-      <w:proofErr w:type="spellStart"/>
-      <w:r>
-        <w:t>QRev</w:t>
-      </w:r>
-      <w:proofErr w:type="spellEnd"/>
-      <w:r>
-        <w:t xml:space="preserve"> files.</w:t>
-      </w:r>
-    </w:p>
-    <w:p>
-      <w:pPr>
-        <w:pStyle w:val="ListParagraph"/>
-        <w:rPr>
-          <w:b/>
-          <w:bCs/>
-        </w:rPr>
-      </w:pPr>
-    </w:p>
-    <w:p>
-      <w:pPr>
-        <w:rPr>
-          <w:b/>
-          <w:bCs/>
-        </w:rPr>
-      </w:pPr>
-      <w:r>
-        <w:rPr>
-          <w:b/>
-          <w:bCs/>
-        </w:rPr>
-        <w:t>Changes QRevInt 4.26 Beta to QRevInt 1.00</w:t>
-      </w:r>
-    </w:p>
-    <w:p>
-      <w:pPr>
-        <w:pStyle w:val="ListParagraph"/>
-        <w:numPr>
-          <w:ilvl w:val="0"/>
-          <w:numId w:val="23"/>
-        </w:numPr>
-      </w:pPr>
-      <w:r>
-        <w:t>New versioning implemented.</w:t>
-      </w:r>
-    </w:p>
-    <w:p>
-      <w:pPr>
-        <w:pStyle w:val="ListParagraph"/>
-        <w:numPr>
-          <w:ilvl w:val="0"/>
-          <w:numId w:val="23"/>
-        </w:numPr>
-      </w:pPr>
-      <w:r>
-        <w:t>Added disclaimer and license that must be agreed to prior to running the first time.</w:t>
-      </w:r>
-    </w:p>
-    <w:p>
-      <w:pPr>
-        <w:pStyle w:val="ListParagraph"/>
-        <w:numPr>
-          <w:ilvl w:val="0"/>
-          <w:numId w:val="23"/>
-        </w:numPr>
-      </w:pPr>
-      <w:r>
-        <w:t xml:space="preserve">Modified code for compatibility with older </w:t>
-      </w:r>
-      <w:proofErr w:type="spellStart"/>
-      <w:r>
-        <w:t>QRev.mat</w:t>
-      </w:r>
-      <w:proofErr w:type="spellEnd"/>
-      <w:r>
-        <w:t xml:space="preserve"> files that lack the new features.</w:t>
-      </w:r>
-    </w:p>
-    <w:p>
-      <w:pPr>
-        <w:pStyle w:val="ListParagraph"/>
-        <w:numPr>
-          <w:ilvl w:val="0"/>
-          <w:numId w:val="23"/>
-        </w:numPr>
-      </w:pPr>
-      <w:proofErr w:type="spellStart"/>
-      <w:r>
-        <w:t>QRev.mat</w:t>
-      </w:r>
-      <w:proofErr w:type="spellEnd"/>
-      <w:r>
-        <w:t xml:space="preserve"> files previously saved can be view as saved but will apply new features upon any change.</w:t>
-      </w:r>
-    </w:p>
-    <w:p>
-      <w:pPr>
-        <w:pStyle w:val="ListParagraph"/>
-        <w:numPr>
-          <w:ilvl w:val="0"/>
-          <w:numId w:val="23"/>
-        </w:numPr>
-      </w:pPr>
-      <w:r>
-        <w:t>Changed date format to YYYY.MM.DD.</w:t>
-      </w:r>
-    </w:p>
-    <w:p>
-      <w:pPr>
-        <w:pStyle w:val="ListParagraph"/>
-        <w:numPr>
-          <w:ilvl w:val="0"/>
-          <w:numId w:val="23"/>
-        </w:numPr>
-      </w:pPr>
-      <w:r>
-        <w:t xml:space="preserve">Added background color to the main window to distinguish from </w:t>
-      </w:r>
-      <w:proofErr w:type="spellStart"/>
-      <w:r>
-        <w:t>QRev</w:t>
-      </w:r>
-      <w:proofErr w:type="spellEnd"/>
-      <w:r>
+        <w:t xml:space="preserve">Fixed issue with depth reference drop down </w:t>
+      </w:r>
+      <w:r>
+        <w:t xml:space="preserve">menu </w:t>
+      </w:r>
+      <w:r>
+        <w:t>when depth sounder data were collected</w:t>
+      </w:r>
+    </w:p>
+    <w:p>
+      <w:pPr>
+        <w:pStyle w:val="ListParagraph"/>
+        <w:numPr>
+          <w:ilvl w:val="0"/>
+          <w:numId w:val="20"/>
+        </w:numPr>
+      </w:pPr>
+      <w:r>
+        <w:t>Fixed issue so that GPS references that aren’t available cannot be selected</w:t>
+      </w:r>
+    </w:p>
+    <w:p>
+      <w:pPr>
+        <w:pStyle w:val="ListParagraph"/>
+        <w:numPr>
+          <w:ilvl w:val="0"/>
+          <w:numId w:val="20"/>
+        </w:numPr>
+      </w:pPr>
+      <w:r>
+        <w:t>Fixed several issues with new GPS-BT tab and GPS usage for moving-bed test</w:t>
+      </w:r>
+    </w:p>
+    <w:p>
+      <w:pPr>
+        <w:pStyle w:val="ListParagraph"/>
+        <w:numPr>
+          <w:ilvl w:val="0"/>
+          <w:numId w:val="20"/>
+        </w:numPr>
+      </w:pPr>
+      <w:r>
+        <w:t>Fixed bugs in heading interpolation</w:t>
+      </w:r>
+    </w:p>
+    <w:p>
+      <w:pPr>
+        <w:pStyle w:val="ListParagraph"/>
+        <w:numPr>
+          <w:ilvl w:val="0"/>
+          <w:numId w:val="20"/>
+        </w:numPr>
+      </w:pPr>
+      <w:r>
+        <w:t>Fixed bug reading *_QRev.mat having only 1 transect</w:t>
+      </w:r>
+    </w:p>
+    <w:p>
+      <w:pPr>
+        <w:pStyle w:val="ListParagraph"/>
+        <w:numPr>
+          <w:ilvl w:val="0"/>
+          <w:numId w:val="20"/>
+        </w:numPr>
+      </w:pPr>
+      <w:r>
+        <w:t>Fixed bug when loading measurement with no transects selected</w:t>
+      </w:r>
+    </w:p>
+    <w:p>
+      <w:pPr>
+        <w:pStyle w:val="ListParagraph"/>
+        <w:numPr>
+          <w:ilvl w:val="0"/>
+          <w:numId w:val="20"/>
+        </w:numPr>
+      </w:pPr>
+      <w:r>
+        <w:t xml:space="preserve">Fixed issue </w:t>
+      </w:r>
+      <w:r>
+        <w:t>that could occur when processing moving-bed tests loaded from *_QRev.mat</w:t>
+      </w:r>
+    </w:p>
+    <w:p>
+      <w:pPr>
+        <w:rPr>
+          <w:b/>
+          <w:bCs/>
+        </w:rPr>
+      </w:pPr>
+      <w:r>
+        <w:rPr>
+          <w:b/>
+          <w:bCs/>
+        </w:rPr>
+        <w:t>Changes 4.16 to 4.</w:t>
+      </w:r>
+      <w:r>
+        <w:rPr>
+          <w:b/>
+          <w:bCs/>
+        </w:rPr>
+        <w:t>2</w:t>
+      </w:r>
+      <w:r>
+        <w:rPr>
+          <w:b/>
+          <w:bCs/>
+        </w:rPr>
+        <w:t>1</w:t>
+      </w:r>
+    </w:p>
+    <w:p>
+      <w:pPr>
+        <w:pStyle w:val="ListParagraph"/>
+        <w:numPr>
+          <w:ilvl w:val="0"/>
+          <w:numId w:val="19"/>
+        </w:numPr>
+      </w:pPr>
+      <w:r>
+        <w:t>Added code to identify and notify of user changes to original values</w:t>
+      </w:r>
+    </w:p>
+    <w:p>
+      <w:pPr>
+        <w:pStyle w:val="ListParagraph"/>
+        <w:numPr>
+          <w:ilvl w:val="0"/>
+          <w:numId w:val="19"/>
+        </w:numPr>
+      </w:pPr>
+      <w:r>
+        <w:t>Added ability to use GPS as a reference for moving-bed tests</w:t>
+      </w:r>
+    </w:p>
+    <w:p>
+      <w:pPr>
+        <w:pStyle w:val="ListParagraph"/>
+        <w:numPr>
+          <w:ilvl w:val="0"/>
+          <w:numId w:val="19"/>
+        </w:numPr>
+      </w:pPr>
+      <w:r>
+        <w:t>Applying magvar or heading offset or heading source changes to all transects applies them to moving-bed test also</w:t>
+      </w:r>
+    </w:p>
+    <w:p>
+      <w:pPr>
+        <w:pStyle w:val="ListParagraph"/>
+        <w:numPr>
+          <w:ilvl w:val="0"/>
+          <w:numId w:val="19"/>
+        </w:numPr>
+      </w:pPr>
+      <w:r>
+        <w:t>Moving-bed test flow speed now corrected for moving-bed velocity</w:t>
+      </w:r>
+    </w:p>
+    <w:p>
+      <w:pPr>
+        <w:pStyle w:val="ListParagraph"/>
+        <w:numPr>
+          <w:ilvl w:val="0"/>
+          <w:numId w:val="19"/>
+        </w:numPr>
+      </w:pPr>
+      <w:r>
+        <w:t>Added automatic checking of GPS lag</w:t>
+      </w:r>
+    </w:p>
+    <w:p>
+      <w:pPr>
+        <w:pStyle w:val="ListParagraph"/>
+        <w:numPr>
+          <w:ilvl w:val="0"/>
+          <w:numId w:val="19"/>
+        </w:numPr>
+      </w:pPr>
+      <w:r>
+        <w:t>Added GPS – BT comparison tab to GPS Tab</w:t>
+      </w:r>
+    </w:p>
+    <w:p>
+      <w:pPr>
+        <w:pStyle w:val="ListParagraph"/>
+        <w:numPr>
+          <w:ilvl w:val="0"/>
+          <w:numId w:val="19"/>
+        </w:numPr>
+      </w:pPr>
+      <w:r>
+        <w:t>Fixed issue with applying the correct moving-bed test when multiple tests are available</w:t>
+      </w:r>
+    </w:p>
+    <w:p>
+      <w:pPr>
+        <w:pStyle w:val="ListParagraph"/>
+        <w:numPr>
+          <w:ilvl w:val="0"/>
+          <w:numId w:val="19"/>
+        </w:numPr>
+      </w:pPr>
+      <w:r>
+        <w:t>Modifications to allow QRev to work with Rowe and Nortek ADCPs.</w:t>
+      </w:r>
+    </w:p>
+    <w:p>
+      <w:pPr>
+        <w:pStyle w:val="ListParagraph"/>
+        <w:numPr>
+          <w:ilvl w:val="0"/>
+          <w:numId w:val="19"/>
+        </w:numPr>
+      </w:pPr>
+      <w:r>
+        <w:t>Added support for user edge discharge for WinRiver II 2.22</w:t>
+      </w:r>
+    </w:p>
+    <w:p>
+      <w:pPr>
+        <w:pStyle w:val="ListParagraph"/>
+        <w:numPr>
+          <w:ilvl w:val="0"/>
+          <w:numId w:val="19"/>
+        </w:numPr>
+      </w:pPr>
+      <w:r>
+        <w:t>“.mat” is always appended as suffix to saved QRev file</w:t>
+      </w:r>
+    </w:p>
+    <w:p>
+      <w:pPr>
+        <w:pStyle w:val="ListParagraph"/>
+        <w:numPr>
+          <w:ilvl w:val="0"/>
+          <w:numId w:val="19"/>
+        </w:numPr>
+      </w:pPr>
+      <w:r>
+        <w:t>Manual threshold for wt and bt saved and displayed when opening *_QRev.mat</w:t>
+      </w:r>
+    </w:p>
+    <w:p>
+      <w:pPr>
+        <w:pStyle w:val="ListParagraph"/>
+        <w:numPr>
+          <w:ilvl w:val="0"/>
+          <w:numId w:val="19"/>
+        </w:numPr>
+      </w:pPr>
+      <w:r>
+        <w:t>Modified code to use 1</w:t>
+      </w:r>
+      <w:r>
+        <w:rPr>
+          <w:vertAlign w:val="superscript"/>
+        </w:rPr>
+        <w:t>st</w:t>
+      </w:r>
+      <w:r>
+        <w:t xml:space="preserve"> checked transect rather than 1</w:t>
+      </w:r>
+      <w:r>
+        <w:rPr>
+          <w:vertAlign w:val="superscript"/>
+        </w:rPr>
+        <w:t>st</w:t>
+      </w:r>
+      <w:r>
+        <w:t xml:space="preserve"> transect for general settings</w:t>
+      </w:r>
+    </w:p>
+    <w:p>
+      <w:pPr>
+        <w:pStyle w:val="ListParagraph"/>
+        <w:numPr>
+          <w:ilvl w:val="0"/>
+          <w:numId w:val="19"/>
+        </w:numPr>
+      </w:pPr>
+      <w:r>
+        <w:t>Modified code to accept measurements with inconsistent availability of GPS data types</w:t>
+      </w:r>
+    </w:p>
+    <w:p>
+      <w:pPr>
+        <w:pStyle w:val="ListParagraph"/>
+        <w:numPr>
+          <w:ilvl w:val="0"/>
+          <w:numId w:val="19"/>
+        </w:numPr>
+      </w:pPr>
+      <w:r>
+        <w:t>Fixed issue loading data with no valid bottom track</w:t>
+      </w:r>
+    </w:p>
+    <w:p>
+      <w:pPr>
+        <w:pStyle w:val="ListParagraph"/>
+        <w:numPr>
+          <w:ilvl w:val="0"/>
+          <w:numId w:val="19"/>
+        </w:numPr>
+      </w:pPr>
+      <w:r>
+        <w:t>Added notification when SonTek data is loaded with other than Earth coordinates</w:t>
+      </w:r>
+    </w:p>
+    <w:p>
+      <w:pPr>
+        <w:pStyle w:val="ListParagraph"/>
+        <w:numPr>
+          <w:ilvl w:val="0"/>
+          <w:numId w:val="19"/>
+        </w:numPr>
+      </w:pPr>
+      <w:r>
+        <w:t>Fixed issue with selecting transects in EDI if some transects were not checked</w:t>
+      </w:r>
+    </w:p>
+    <w:p>
+      <w:pPr>
+        <w:pStyle w:val="ListParagraph"/>
+        <w:numPr>
+          <w:ilvl w:val="0"/>
+          <w:numId w:val="19"/>
+        </w:numPr>
+      </w:pPr>
+      <w:r>
+        <w:t>Fixed issue in EDI if no GPS data are available</w:t>
+      </w:r>
+    </w:p>
+    <w:p>
+      <w:pPr>
+        <w:pStyle w:val="ListParagraph"/>
+        <w:numPr>
+          <w:ilvl w:val="0"/>
+          <w:numId w:val="19"/>
+        </w:numPr>
+      </w:pPr>
+      <w:r>
+        <w:t>Fixed QA check for missing samples</w:t>
+      </w:r>
+    </w:p>
+    <w:p>
+      <w:pPr>
+        <w:pStyle w:val="ListParagraph"/>
+        <w:numPr>
+          <w:ilvl w:val="0"/>
+          <w:numId w:val="19"/>
+        </w:numPr>
+      </w:pPr>
+      <w:r>
+        <w:t>Fixed issue with invalid stationary moving-bed tests used for correction</w:t>
+      </w:r>
+    </w:p>
+    <w:p>
+      <w:pPr>
+        <w:rPr>
+          <w:b/>
+          <w:bCs/>
+        </w:rPr>
+      </w:pPr>
+    </w:p>
+    <w:p>
+      <w:r>
+        <w:rPr>
+          <w:b/>
+          <w:bCs/>
+        </w:rPr>
+        <w:t>Changes 4</w:t>
+      </w:r>
+      <w:r>
+        <w:rPr>
+          <w:b/>
+          <w:bCs/>
+        </w:rPr>
         <w:t>.</w:t>
       </w:r>
-    </w:p>
-    <w:p>
-      <w:pPr>
-        <w:pStyle w:val="ListParagraph"/>
-        <w:numPr>
-          <w:ilvl w:val="0"/>
-          <w:numId w:val="23"/>
-        </w:numPr>
-      </w:pPr>
-      <w:proofErr w:type="spellStart"/>
-      <w:r>
-        <w:t>Extrap</w:t>
-      </w:r>
-      <w:proofErr w:type="spellEnd"/>
-      <w:r>
-        <w:t xml:space="preserve"> subsection label changes based on data loaded and processed.</w:t>
-      </w:r>
-    </w:p>
-    <w:p>
-      <w:pPr>
-        <w:pStyle w:val="ListParagraph"/>
-        <w:numPr>
-          <w:ilvl w:val="0"/>
-          <w:numId w:val="23"/>
-        </w:numPr>
-      </w:pPr>
-      <w:r>
-        <w:t>Fixed some compatibility issues with RS5 data.</w:t>
-      </w:r>
-    </w:p>
-    <w:p>
-      <w:pPr>
-        <w:rPr>
-          <w:b/>
-          <w:bCs/>
-        </w:rPr>
-      </w:pPr>
-      <w:r>
-        <w:rPr>
-          <w:b/>
-          <w:bCs/>
-        </w:rPr>
-        <w:t xml:space="preserve">Changes </w:t>
-      </w:r>
-      <w:proofErr w:type="spellStart"/>
-      <w:r>
-        <w:rPr>
-          <w:b/>
-          <w:bCs/>
-        </w:rPr>
-        <w:t>QRev</w:t>
-      </w:r>
-      <w:proofErr w:type="spellEnd"/>
-      <w:r>
-        <w:rPr>
-          <w:b/>
-          <w:bCs/>
-        </w:rPr>
-        <w:t xml:space="preserve"> </w:t>
-      </w:r>
-      <w:r>
-        <w:rPr>
-          <w:b/>
-          <w:bCs/>
-        </w:rPr>
-        <w:t xml:space="preserve">4.23 to </w:t>
-      </w:r>
-      <w:r>
-        <w:rPr>
-          <w:b/>
-          <w:bCs/>
-        </w:rPr>
-        <w:t xml:space="preserve">QRevInt </w:t>
-      </w:r>
-      <w:r>
-        <w:rPr>
-          <w:b/>
-          <w:bCs/>
-        </w:rPr>
-        <w:t>4.26</w:t>
-      </w:r>
-      <w:r>
-        <w:rPr>
-          <w:b/>
-          <w:bCs/>
-        </w:rPr>
-        <w:t xml:space="preserve"> Beta</w:t>
-      </w:r>
-    </w:p>
-    <w:p>
-      <w:pPr>
-        <w:pStyle w:val="ListParagraph"/>
-        <w:numPr>
-          <w:ilvl w:val="0"/>
-          <w:numId w:val="22"/>
-        </w:numPr>
-      </w:pPr>
-      <w:r>
-        <w:t>Due to development conducted outside the USGS the name was changed to QRevInt, so as to represent the international support and development.</w:t>
-      </w:r>
-    </w:p>
-    <w:p>
-      <w:pPr>
-        <w:pStyle w:val="ListParagraph"/>
-        <w:numPr>
-          <w:ilvl w:val="0"/>
-          <w:numId w:val="22"/>
-        </w:numPr>
-      </w:pPr>
-      <w:r>
-        <w:t xml:space="preserve">Change icon to blue to distinguish from USGS version of </w:t>
-      </w:r>
-      <w:proofErr w:type="spellStart"/>
-      <w:r>
-        <w:t>QRev</w:t>
-      </w:r>
-      <w:proofErr w:type="spellEnd"/>
-    </w:p>
-    <w:p>
-      <w:pPr>
-        <w:pStyle w:val="ListParagraph"/>
-        <w:numPr>
-          <w:ilvl w:val="0"/>
-          <w:numId w:val="22"/>
-        </w:numPr>
-      </w:pPr>
-      <w:r>
-        <w:t>Fixed bug in EDI associated with GPS data.</w:t>
-      </w:r>
-    </w:p>
-    <w:p>
-      <w:pPr>
-        <w:pStyle w:val="ListParagraph"/>
-        <w:numPr>
-          <w:ilvl w:val="0"/>
-          <w:numId w:val="22"/>
-        </w:numPr>
-      </w:pPr>
-      <w:r>
-        <w:t>Technical manual update to include explanation of computing discharge in shallow water and corrected table 10.</w:t>
-      </w:r>
-    </w:p>
-    <w:p>
-      <w:pPr>
-        <w:pStyle w:val="ListParagraph"/>
-        <w:numPr>
-          <w:ilvl w:val="0"/>
-          <w:numId w:val="22"/>
-        </w:numPr>
-      </w:pPr>
-      <w:r>
-        <w:t>Fixed bug in applying weighted medians when switching from automatic to manual data type</w:t>
-      </w:r>
-    </w:p>
-    <w:p>
-      <w:pPr>
-        <w:pStyle w:val="ListParagraph"/>
-        <w:numPr>
-          <w:ilvl w:val="0"/>
-          <w:numId w:val="22"/>
-        </w:numPr>
-      </w:pPr>
-      <w:r>
-        <w:t xml:space="preserve">Modified </w:t>
-      </w:r>
-      <w:proofErr w:type="spellStart"/>
-      <w:r>
-        <w:t>extrap</w:t>
-      </w:r>
-      <w:proofErr w:type="spellEnd"/>
-      <w:r>
-        <w:t xml:space="preserve"> subsection so that </w:t>
-      </w:r>
-      <w:proofErr w:type="spellStart"/>
-      <w:r>
-        <w:t>subsectioning</w:t>
-      </w:r>
-      <w:proofErr w:type="spellEnd"/>
-      <w:r>
-        <w:t xml:space="preserve"> always works from left to right</w:t>
-      </w:r>
-    </w:p>
-    <w:p>
-      <w:pPr>
-        <w:pStyle w:val="ListParagraph"/>
-        <w:numPr>
-          <w:ilvl w:val="0"/>
-          <w:numId w:val="22"/>
-        </w:numPr>
-      </w:pPr>
-      <w:r>
-        <w:t xml:space="preserve">Removed depth from </w:t>
-      </w:r>
-      <w:proofErr w:type="spellStart"/>
-      <w:r>
-        <w:t>Oursin</w:t>
-      </w:r>
-      <w:proofErr w:type="spellEnd"/>
-      <w:r>
-        <w:t xml:space="preserve"> measured discharge uncertainty</w:t>
-      </w:r>
-    </w:p>
-    <w:p>
-      <w:pPr>
-        <w:pStyle w:val="ListParagraph"/>
-        <w:numPr>
-          <w:ilvl w:val="0"/>
-          <w:numId w:val="22"/>
-        </w:numPr>
-      </w:pPr>
-      <w:r>
-        <w:t>Added start date and delta Q to summary table</w:t>
-      </w:r>
-    </w:p>
-    <w:p>
-      <w:pPr>
-        <w:pStyle w:val="ListParagraph"/>
-        <w:numPr>
-          <w:ilvl w:val="0"/>
-          <w:numId w:val="22"/>
-        </w:numPr>
-      </w:pPr>
-      <w:r>
-        <w:t>Modified documentation reflect change to QRevInt</w:t>
-      </w:r>
-    </w:p>
-    <w:p>
-      <w:r>
-        <w:rPr>
-          <w:b/>
-          <w:bCs/>
-        </w:rPr>
-        <w:t>Changes 4.23 to 4.24</w:t>
-      </w:r>
-    </w:p>
-    <w:p>
-      <w:pPr>
-        <w:pStyle w:val="ListParagraph"/>
-        <w:numPr>
-          <w:ilvl w:val="0"/>
-          <w:numId w:val="20"/>
-        </w:numPr>
-      </w:pPr>
-      <w:r>
-        <w:t>Added user option to prompt for rating on save</w:t>
-      </w:r>
-    </w:p>
-    <w:p>
-      <w:pPr>
-        <w:pStyle w:val="ListParagraph"/>
-        <w:numPr>
-          <w:ilvl w:val="0"/>
-          <w:numId w:val="20"/>
-        </w:numPr>
-      </w:pPr>
-      <w:r>
-        <w:t>Added user option to compute extrapolation fit using discharge weighted medians</w:t>
-      </w:r>
-    </w:p>
-    <w:p>
-      <w:pPr>
-        <w:pStyle w:val="ListParagraph"/>
-        <w:numPr>
-          <w:ilvl w:val="0"/>
-          <w:numId w:val="20"/>
-        </w:numPr>
-      </w:pPr>
-      <w:r>
-        <w:t>Total measurement discharge will ignore any transect with a discharge that could not be computed</w:t>
-      </w:r>
-    </w:p>
-    <w:p>
-      <w:pPr>
-        <w:pStyle w:val="ListParagraph"/>
-        <w:numPr>
-          <w:ilvl w:val="0"/>
-          <w:numId w:val="20"/>
-        </w:numPr>
-      </w:pPr>
-      <w:r>
-        <w:t xml:space="preserve">Fixed bug reading some old </w:t>
-      </w:r>
-      <w:proofErr w:type="spellStart"/>
-      <w:r>
-        <w:t>QRev.mat</w:t>
-      </w:r>
-      <w:proofErr w:type="spellEnd"/>
-      <w:r>
-        <w:t xml:space="preserve"> files associated with new rating feature</w:t>
-      </w:r>
-    </w:p>
-    <w:p>
-      <w:pPr>
-        <w:rPr>
-          <w:b/>
-          <w:bCs/>
-        </w:rPr>
-      </w:pPr>
-      <w:r>
-        <w:rPr>
-          <w:b/>
-          <w:bCs/>
-        </w:rPr>
-        <w:t>Changes 4.21 to 4.23</w:t>
-      </w:r>
-    </w:p>
-    <w:p>
-      <w:pPr>
-        <w:pStyle w:val="ListParagraph"/>
-        <w:numPr>
-          <w:ilvl w:val="0"/>
-          <w:numId w:val="20"/>
-        </w:numPr>
-      </w:pPr>
-      <w:r>
-        <w:t>New TRDI raw data reader that is 3+ times faster</w:t>
-      </w:r>
-    </w:p>
-    <w:p>
-      <w:pPr>
-        <w:pStyle w:val="ListParagraph"/>
-        <w:numPr>
-          <w:ilvl w:val="0"/>
-          <w:numId w:val="20"/>
-        </w:numPr>
-      </w:pPr>
-      <w:r>
-        <w:t xml:space="preserve">Fixed issue with depth reference drop down </w:t>
-      </w:r>
-      <w:r>
-        <w:t xml:space="preserve">menu </w:t>
-      </w:r>
-      <w:r>
-        <w:t>when depth sounder data were collected</w:t>
-      </w:r>
-    </w:p>
-    <w:p>
-      <w:pPr>
-        <w:pStyle w:val="ListParagraph"/>
-        <w:numPr>
-          <w:ilvl w:val="0"/>
-          <w:numId w:val="20"/>
-        </w:numPr>
-      </w:pPr>
-      <w:r>
-        <w:t>Fixed issue so that GPS references that aren’t available cannot be selected</w:t>
-      </w:r>
-    </w:p>
-    <w:p>
-      <w:pPr>
-        <w:pStyle w:val="ListParagraph"/>
-        <w:numPr>
-          <w:ilvl w:val="0"/>
-          <w:numId w:val="20"/>
-        </w:numPr>
-      </w:pPr>
-      <w:r>
-        <w:t>Fixed several issues with new GPS-BT tab and GPS usage for moving-bed test</w:t>
-      </w:r>
-    </w:p>
-    <w:p>
-      <w:pPr>
-        <w:pStyle w:val="ListParagraph"/>
-        <w:numPr>
-          <w:ilvl w:val="0"/>
-          <w:numId w:val="20"/>
+      <w:r>
+        <w:rPr>
+          <w:b/>
+          <w:bCs/>
+        </w:rPr>
+        <w:t>15 to 4</w:t>
+      </w:r>
+      <w:r>
+        <w:rPr>
+          <w:b/>
+          <w:bCs/>
+        </w:rPr>
+        <w:t>.</w:t>
+      </w:r>
+      <w:r>
+        <w:rPr>
+          <w:b/>
+          <w:bCs/>
+        </w:rPr>
+        <w:t>16</w:t>
+      </w:r>
+    </w:p>
+    <w:p>
+      <w:pPr>
+        <w:pStyle w:val="ListParagraph"/>
+        <w:numPr>
+          <w:ilvl w:val="0"/>
+          <w:numId w:val="18"/>
+        </w:numPr>
+      </w:pPr>
+      <w:r>
+        <w:t>Fixed incomplete system test for TRDI causing crash when saving</w:t>
+      </w:r>
+    </w:p>
+    <w:p>
+      <w:pPr>
+        <w:pStyle w:val="ListParagraph"/>
+        <w:numPr>
+          <w:ilvl w:val="0"/>
+          <w:numId w:val="18"/>
+        </w:numPr>
+      </w:pPr>
+      <w:r>
+        <w:t>Fixed issue with PT3 test status not displayed properly</w:t>
+      </w:r>
+    </w:p>
+    <w:p>
+      <w:pPr>
+        <w:pStyle w:val="ListParagraph"/>
+        <w:numPr>
+          <w:ilvl w:val="0"/>
+          <w:numId w:val="18"/>
+        </w:numPr>
+      </w:pPr>
+      <w:r>
+        <w:t>Fixed issue with VTG low speed message</w:t>
+      </w:r>
+    </w:p>
+    <w:p>
+      <w:pPr>
+        <w:pStyle w:val="ListParagraph"/>
+        <w:numPr>
+          <w:ilvl w:val="0"/>
+          <w:numId w:val="18"/>
+        </w:numPr>
+      </w:pPr>
+      <w:r>
+        <w:t>Fixed issue with VTG and composite tracks on causing switch to GGA</w:t>
+      </w:r>
+    </w:p>
+    <w:p>
+      <w:pPr>
+        <w:pStyle w:val="ListParagraph"/>
+        <w:numPr>
+          <w:ilvl w:val="0"/>
+          <w:numId w:val="18"/>
+        </w:numPr>
+      </w:pPr>
+      <w:r>
+        <w:t>Fixed issues with the edges tab</w:t>
+      </w:r>
+      <w:r>
+        <w:t>: no valid GPS, 0 or 1 ensembles selected, etc.</w:t>
+      </w:r>
+    </w:p>
+    <w:p>
+      <w:pPr>
+        <w:pStyle w:val="ListParagraph"/>
+        <w:numPr>
+          <w:ilvl w:val="0"/>
+          <w:numId w:val="18"/>
+        </w:numPr>
+      </w:pPr>
+      <w:r>
+        <w:t>Fixed issues with tab text color not updating properly</w:t>
+      </w:r>
+    </w:p>
+    <w:p>
+      <w:pPr>
+        <w:pStyle w:val="ListParagraph"/>
+        <w:numPr>
+          <w:ilvl w:val="0"/>
+          <w:numId w:val="18"/>
+        </w:numPr>
+      </w:pPr>
+      <w:r>
+        <w:t>Updated user’s manual to indicate that 4-beam composite is the default if vertical beam or depth sounder data are available.</w:t>
+      </w:r>
+    </w:p>
+    <w:p>
+      <w:pPr>
+        <w:pStyle w:val="ListParagraph"/>
+        <w:numPr>
+          <w:ilvl w:val="0"/>
+          <w:numId w:val="18"/>
+        </w:numPr>
+      </w:pPr>
+      <w:r>
+        <w:t>Several issues with the interaction with RIVRS were fixed</w:t>
+      </w:r>
+    </w:p>
+    <w:p>
+      <w:pPr>
+        <w:pStyle w:val="ListParagraph"/>
+        <w:numPr>
+          <w:ilvl w:val="0"/>
+          <w:numId w:val="18"/>
+        </w:numPr>
+      </w:pPr>
+      <w:r>
+        <w:t>Fixed inconsistent behavior of the up/down arrows</w:t>
+      </w:r>
+    </w:p>
+    <w:p>
+      <w:pPr>
+        <w:pStyle w:val="ListParagraph"/>
+        <w:numPr>
+          <w:ilvl w:val="0"/>
+          <w:numId w:val="18"/>
+        </w:numPr>
+      </w:pPr>
+      <w:r>
+        <w:t>Improved speed of transect change using up/down arrows</w:t>
+      </w:r>
+    </w:p>
+    <w:p>
+      <w:pPr>
+        <w:pStyle w:val="ListParagraph"/>
+        <w:numPr>
+          <w:ilvl w:val="0"/>
+          <w:numId w:val="18"/>
+        </w:numPr>
+      </w:pPr>
+      <w:r>
+        <w:t>Fixed issue with files saving in previously used folder</w:t>
+      </w:r>
+    </w:p>
+    <w:p>
+      <w:pPr>
+        <w:pStyle w:val="ListParagraph"/>
+        <w:numPr>
+          <w:ilvl w:val="0"/>
+          <w:numId w:val="18"/>
         </w:numPr>
       </w:pPr>
       <w:r>
         <w:lastRenderedPageBreak/>
-        <w:t>Fixed bugs in heading interpolation</w:t>
-      </w:r>
-    </w:p>
-    <w:p>
-      <w:pPr>
-        <w:pStyle w:val="ListParagraph"/>
-        <w:numPr>
-          <w:ilvl w:val="0"/>
-          <w:numId w:val="20"/>
-        </w:numPr>
-      </w:pPr>
-      <w:r>
-        <w:t>Fixed bug reading *_</w:t>
-      </w:r>
-      <w:proofErr w:type="spellStart"/>
-      <w:r>
-        <w:t>QRev.mat</w:t>
-      </w:r>
-      <w:proofErr w:type="spellEnd"/>
-      <w:r>
-        <w:t xml:space="preserve"> having only 1 transect</w:t>
-      </w:r>
-    </w:p>
-    <w:p>
-      <w:pPr>
-        <w:pStyle w:val="ListParagraph"/>
-        <w:numPr>
-          <w:ilvl w:val="0"/>
-          <w:numId w:val="20"/>
-        </w:numPr>
-      </w:pPr>
-      <w:r>
-        <w:t>Fixed bug when loading measurement with no transects selected</w:t>
-      </w:r>
-    </w:p>
-    <w:p>
-      <w:pPr>
-        <w:pStyle w:val="ListParagraph"/>
-        <w:numPr>
-          <w:ilvl w:val="0"/>
-          <w:numId w:val="20"/>
-        </w:numPr>
-      </w:pPr>
-      <w:r>
-        <w:t xml:space="preserve">Fixed issue </w:t>
-      </w:r>
-      <w:r>
-        <w:t>that could occur when processing moving-bed tests loaded from *_</w:t>
-      </w:r>
-      <w:proofErr w:type="spellStart"/>
-      <w:r>
-        <w:t>QRev.mat</w:t>
-      </w:r>
-      <w:proofErr w:type="spellEnd"/>
-    </w:p>
-    <w:p>
-      <w:pPr>
-        <w:rPr>
-          <w:b/>
-          <w:bCs/>
-        </w:rPr>
-      </w:pPr>
-      <w:r>
-        <w:rPr>
-          <w:b/>
-          <w:bCs/>
-        </w:rPr>
-        <w:t>Changes 4.16 to 4.</w:t>
-      </w:r>
-      <w:r>
-        <w:rPr>
-          <w:b/>
-          <w:bCs/>
-        </w:rPr>
-        <w:t>2</w:t>
-      </w:r>
-      <w:r>
-        <w:rPr>
-          <w:b/>
-          <w:bCs/>
-        </w:rPr>
-        <w:t>1</w:t>
-      </w:r>
-    </w:p>
-    <w:p>
-      <w:pPr>
-        <w:pStyle w:val="ListParagraph"/>
-        <w:numPr>
-          <w:ilvl w:val="0"/>
-          <w:numId w:val="19"/>
-        </w:numPr>
-      </w:pPr>
-      <w:r>
-        <w:t>Added code to identify and notify of user changes to original values</w:t>
-      </w:r>
-    </w:p>
-    <w:p>
-      <w:pPr>
-        <w:pStyle w:val="ListParagraph"/>
-        <w:numPr>
-          <w:ilvl w:val="0"/>
-          <w:numId w:val="19"/>
-        </w:numPr>
-      </w:pPr>
-      <w:r>
-        <w:t>Added ability to use GPS as a reference for moving-bed tests</w:t>
-      </w:r>
-    </w:p>
-    <w:p>
-      <w:pPr>
-        <w:pStyle w:val="ListParagraph"/>
-        <w:numPr>
-          <w:ilvl w:val="0"/>
-          <w:numId w:val="19"/>
-        </w:numPr>
-      </w:pPr>
-      <w:r>
-        <w:t xml:space="preserve">Applying </w:t>
-      </w:r>
-      <w:proofErr w:type="spellStart"/>
-      <w:r>
-        <w:t>magvar</w:t>
-      </w:r>
-      <w:proofErr w:type="spellEnd"/>
-      <w:r>
-        <w:t xml:space="preserve"> or heading offset or heading source changes to all transects applies them to moving-bed test also</w:t>
-      </w:r>
-    </w:p>
-    <w:p>
-      <w:pPr>
-        <w:pStyle w:val="ListParagraph"/>
-        <w:numPr>
-          <w:ilvl w:val="0"/>
-          <w:numId w:val="19"/>
-        </w:numPr>
-      </w:pPr>
-      <w:r>
-        <w:t>Moving-bed test flow speed now corrected for moving-bed velocity</w:t>
-      </w:r>
-    </w:p>
-    <w:p>
-      <w:pPr>
-        <w:pStyle w:val="ListParagraph"/>
-        <w:numPr>
-          <w:ilvl w:val="0"/>
-          <w:numId w:val="19"/>
-        </w:numPr>
-      </w:pPr>
-      <w:r>
-        <w:t>Added automatic checking of GPS lag</w:t>
-      </w:r>
-    </w:p>
-    <w:p>
-      <w:pPr>
-        <w:pStyle w:val="ListParagraph"/>
-        <w:numPr>
-          <w:ilvl w:val="0"/>
-          <w:numId w:val="19"/>
-        </w:numPr>
-      </w:pPr>
-      <w:r>
-        <w:t>Added GPS – BT comparison tab to GPS Tab</w:t>
-      </w:r>
-    </w:p>
-    <w:p>
-      <w:pPr>
-        <w:pStyle w:val="ListParagraph"/>
-        <w:numPr>
-          <w:ilvl w:val="0"/>
-          <w:numId w:val="19"/>
-        </w:numPr>
-      </w:pPr>
-      <w:r>
-        <w:t>Fixed issue with applying the correct moving-bed test when multiple tests are available</w:t>
-      </w:r>
-    </w:p>
-    <w:p>
-      <w:pPr>
-        <w:pStyle w:val="ListParagraph"/>
-        <w:numPr>
-          <w:ilvl w:val="0"/>
-          <w:numId w:val="19"/>
-        </w:numPr>
-      </w:pPr>
-      <w:r>
-        <w:t xml:space="preserve">Modifications to allow </w:t>
-      </w:r>
-      <w:proofErr w:type="spellStart"/>
-      <w:r>
-        <w:t>QRev</w:t>
-      </w:r>
-      <w:proofErr w:type="spellEnd"/>
-      <w:r>
-        <w:t xml:space="preserve"> to work with Rowe and Nortek ADCPs.</w:t>
-      </w:r>
-    </w:p>
-    <w:p>
-      <w:pPr>
-        <w:pStyle w:val="ListParagraph"/>
-        <w:numPr>
-          <w:ilvl w:val="0"/>
-          <w:numId w:val="19"/>
-        </w:numPr>
-      </w:pPr>
-      <w:r>
-        <w:t xml:space="preserve">Added support for user edge discharge for </w:t>
-      </w:r>
-      <w:proofErr w:type="spellStart"/>
-      <w:r>
-        <w:t>WinRiver</w:t>
-      </w:r>
-      <w:proofErr w:type="spellEnd"/>
-      <w:r>
-        <w:t xml:space="preserve"> II 2.22</w:t>
-      </w:r>
-    </w:p>
-    <w:p>
-      <w:pPr>
-        <w:pStyle w:val="ListParagraph"/>
-        <w:numPr>
-          <w:ilvl w:val="0"/>
-          <w:numId w:val="19"/>
-        </w:numPr>
-      </w:pPr>
-      <w:r>
-        <w:t xml:space="preserve">“.mat” is always appended as suffix to saved </w:t>
-      </w:r>
-      <w:proofErr w:type="spellStart"/>
-      <w:r>
-        <w:t>QRev</w:t>
-      </w:r>
-      <w:proofErr w:type="spellEnd"/>
-      <w:r>
-        <w:t xml:space="preserve"> file</w:t>
-      </w:r>
-    </w:p>
-    <w:p>
-      <w:pPr>
-        <w:pStyle w:val="ListParagraph"/>
-        <w:numPr>
-          <w:ilvl w:val="0"/>
-          <w:numId w:val="19"/>
-        </w:numPr>
-      </w:pPr>
-      <w:r>
-        <w:t xml:space="preserve">Manual threshold for </w:t>
-      </w:r>
-      <w:proofErr w:type="spellStart"/>
-      <w:r>
-        <w:t>wt</w:t>
-      </w:r>
-      <w:proofErr w:type="spellEnd"/>
-      <w:r>
-        <w:t xml:space="preserve"> and </w:t>
-      </w:r>
-      <w:proofErr w:type="spellStart"/>
-      <w:r>
-        <w:t>bt</w:t>
-      </w:r>
-      <w:proofErr w:type="spellEnd"/>
-      <w:r>
-        <w:t xml:space="preserve"> saved and displayed when opening *_</w:t>
-      </w:r>
-      <w:proofErr w:type="spellStart"/>
-      <w:r>
-        <w:t>QRev.mat</w:t>
-      </w:r>
-      <w:proofErr w:type="spellEnd"/>
-    </w:p>
-    <w:p>
-      <w:pPr>
-        <w:pStyle w:val="ListParagraph"/>
-        <w:numPr>
-          <w:ilvl w:val="0"/>
-          <w:numId w:val="19"/>
-        </w:numPr>
-      </w:pPr>
-      <w:r>
-        <w:t>Modified code to use 1</w:t>
-      </w:r>
-      <w:r>
-        <w:rPr>
-          <w:vertAlign w:val="superscript"/>
-        </w:rPr>
-        <w:t>st</w:t>
-      </w:r>
-      <w:r>
-        <w:t xml:space="preserve"> checked transect rather than 1</w:t>
-      </w:r>
-      <w:r>
-        <w:rPr>
-          <w:vertAlign w:val="superscript"/>
-        </w:rPr>
-        <w:t>st</w:t>
-      </w:r>
-      <w:r>
-        <w:t xml:space="preserve"> transect for general settings</w:t>
-      </w:r>
-    </w:p>
-    <w:p>
-      <w:pPr>
-        <w:pStyle w:val="ListParagraph"/>
-        <w:numPr>
-          <w:ilvl w:val="0"/>
-          <w:numId w:val="19"/>
-        </w:numPr>
-      </w:pPr>
-      <w:r>
-        <w:t>Modified code to accept measurements with inconsistent availability of GPS data types</w:t>
-      </w:r>
-    </w:p>
-    <w:p>
-      <w:pPr>
-        <w:pStyle w:val="ListParagraph"/>
-        <w:numPr>
-          <w:ilvl w:val="0"/>
-          <w:numId w:val="19"/>
-        </w:numPr>
-      </w:pPr>
-      <w:r>
-        <w:t>Fixed issue loading data with no valid bottom track</w:t>
-      </w:r>
-    </w:p>
-    <w:p>
-      <w:pPr>
-        <w:pStyle w:val="ListParagraph"/>
-        <w:numPr>
-          <w:ilvl w:val="0"/>
-          <w:numId w:val="19"/>
-        </w:numPr>
-      </w:pPr>
-      <w:r>
-        <w:t xml:space="preserve">Added notification when </w:t>
-      </w:r>
-      <w:proofErr w:type="spellStart"/>
-      <w:r>
-        <w:t>SonTek</w:t>
-      </w:r>
-      <w:proofErr w:type="spellEnd"/>
-      <w:r>
-        <w:t xml:space="preserve"> data is loaded with other than Earth coordinates</w:t>
-      </w:r>
-    </w:p>
-    <w:p>
-      <w:pPr>
-        <w:pStyle w:val="ListParagraph"/>
-        <w:numPr>
-          <w:ilvl w:val="0"/>
-          <w:numId w:val="19"/>
-        </w:numPr>
-      </w:pPr>
-      <w:r>
-        <w:t>Fixed issue with selecting transects in EDI if some transects were not checked</w:t>
-      </w:r>
-    </w:p>
-    <w:p>
-      <w:pPr>
-        <w:pStyle w:val="ListParagraph"/>
-        <w:numPr>
-          <w:ilvl w:val="0"/>
-          <w:numId w:val="19"/>
-        </w:numPr>
-      </w:pPr>
-      <w:r>
-        <w:t>Fixed issue in EDI if no GPS data are available</w:t>
-      </w:r>
-    </w:p>
-    <w:p>
-      <w:pPr>
-        <w:pStyle w:val="ListParagraph"/>
-        <w:numPr>
-          <w:ilvl w:val="0"/>
-          <w:numId w:val="19"/>
-        </w:numPr>
-      </w:pPr>
-      <w:r>
-        <w:t>Fixed QA check for missing samples</w:t>
-      </w:r>
-    </w:p>
-    <w:p>
-      <w:pPr>
-        <w:pStyle w:val="ListParagraph"/>
-        <w:numPr>
-          <w:ilvl w:val="0"/>
-          <w:numId w:val="19"/>
-        </w:numPr>
-      </w:pPr>
-      <w:r>
-        <w:t>Fixed issue with invalid stationary moving-bed tests used for correction</w:t>
-      </w:r>
-    </w:p>
-    <w:p>
-      <w:pPr>
-        <w:rPr>
-          <w:b/>
-          <w:bCs/>
-        </w:rPr>
-      </w:pPr>
-    </w:p>
-    <w:p>
-      <w:r>
-        <w:rPr>
-          <w:b/>
-          <w:bCs/>
-        </w:rPr>
-        <w:t>Changes 4</w:t>
-      </w:r>
-      <w:r>
-        <w:rPr>
-          <w:b/>
-          <w:bCs/>
-        </w:rPr>
-        <w:t>.</w:t>
-      </w:r>
-      <w:r>
-        <w:rPr>
-          <w:b/>
-          <w:bCs/>
-        </w:rPr>
-        <w:t>15 to 4</w:t>
-      </w:r>
-      <w:r>
-        <w:rPr>
-          <w:b/>
-          <w:bCs/>
-        </w:rPr>
-        <w:t>.</w:t>
-      </w:r>
-      <w:r>
-        <w:rPr>
-          <w:b/>
-          <w:bCs/>
-        </w:rPr>
-        <w:t>16</w:t>
-      </w:r>
-    </w:p>
-    <w:p>
-      <w:pPr>
-        <w:pStyle w:val="ListParagraph"/>
-        <w:numPr>
-          <w:ilvl w:val="0"/>
-          <w:numId w:val="18"/>
-        </w:numPr>
-      </w:pPr>
-      <w:r>
-        <w:t>Fixed incomplete system test for TRDI causing crash when saving</w:t>
-      </w:r>
-    </w:p>
-    <w:p>
-      <w:pPr>
-        <w:pStyle w:val="ListParagraph"/>
-        <w:numPr>
-          <w:ilvl w:val="0"/>
-          <w:numId w:val="18"/>
-        </w:numPr>
-      </w:pPr>
-      <w:r>
-        <w:t>Fixed issue with PT3 test status not displayed properly</w:t>
-      </w:r>
-    </w:p>
-    <w:p>
-      <w:pPr>
-        <w:pStyle w:val="ListParagraph"/>
-        <w:numPr>
-          <w:ilvl w:val="0"/>
-          <w:numId w:val="18"/>
-        </w:numPr>
-      </w:pPr>
-      <w:r>
-        <w:t>Fixed issue with VTG low speed message</w:t>
-      </w:r>
-    </w:p>
-    <w:p>
-      <w:pPr>
-        <w:pStyle w:val="ListParagraph"/>
-        <w:numPr>
-          <w:ilvl w:val="0"/>
-          <w:numId w:val="18"/>
-        </w:numPr>
-      </w:pPr>
-      <w:r>
-        <w:t>Fixed issue with VTG and composite tracks on causing switch to GGA</w:t>
-      </w:r>
-    </w:p>
-    <w:p>
-      <w:pPr>
-        <w:pStyle w:val="ListParagraph"/>
-        <w:numPr>
-          <w:ilvl w:val="0"/>
-          <w:numId w:val="18"/>
-        </w:numPr>
-      </w:pPr>
-      <w:r>
-        <w:t>Fixed issues with the edges tab</w:t>
-      </w:r>
-      <w:r>
-        <w:t>: no valid GPS, 0 or 1 ensembles selected, etc.</w:t>
-      </w:r>
-    </w:p>
-    <w:p>
-      <w:pPr>
-        <w:pStyle w:val="ListParagraph"/>
-        <w:numPr>
-          <w:ilvl w:val="0"/>
-          <w:numId w:val="18"/>
-        </w:numPr>
-      </w:pPr>
-      <w:r>
-        <w:t>Fixed issues with tab text color not updating properly</w:t>
-      </w:r>
-    </w:p>
-    <w:p>
-      <w:pPr>
-        <w:pStyle w:val="ListParagraph"/>
-        <w:numPr>
-          <w:ilvl w:val="0"/>
-          <w:numId w:val="18"/>
-        </w:numPr>
-      </w:pPr>
-      <w:r>
-        <w:t>Updated user’s manual to indicate that 4-beam composite is the default if vertical beam or depth sounder data are available.</w:t>
-      </w:r>
-    </w:p>
-    <w:p>
-      <w:pPr>
-        <w:pStyle w:val="ListParagraph"/>
-        <w:numPr>
-          <w:ilvl w:val="0"/>
-          <w:numId w:val="18"/>
-        </w:numPr>
-      </w:pPr>
-      <w:r>
-        <w:t>Several issues with the interaction with RIVRS were fixed</w:t>
-      </w:r>
-    </w:p>
-    <w:p>
-      <w:pPr>
-        <w:pStyle w:val="ListParagraph"/>
-        <w:numPr>
-          <w:ilvl w:val="0"/>
-          <w:numId w:val="18"/>
-        </w:numPr>
-      </w:pPr>
-      <w:r>
-        <w:t>Fixed inconsistent behavior of the up/down arrows</w:t>
-      </w:r>
-    </w:p>
-    <w:p>
-      <w:pPr>
-        <w:pStyle w:val="ListParagraph"/>
-        <w:numPr>
-          <w:ilvl w:val="0"/>
-          <w:numId w:val="18"/>
-        </w:numPr>
-      </w:pPr>
-      <w:r>
-        <w:t>Improved speed of transect change using up/down arrows</w:t>
-      </w:r>
-    </w:p>
-    <w:p>
-      <w:pPr>
-        <w:pStyle w:val="ListParagraph"/>
-        <w:numPr>
-          <w:ilvl w:val="0"/>
-          <w:numId w:val="18"/>
-        </w:numPr>
-      </w:pPr>
-      <w:r>
-        <w:t>Fixed issue with files saving in previously used folder</w:t>
-      </w:r>
-    </w:p>
-    <w:p>
-      <w:pPr>
-        <w:pStyle w:val="ListParagraph"/>
-        <w:numPr>
-          <w:ilvl w:val="0"/>
-          <w:numId w:val="18"/>
-        </w:numPr>
-      </w:pPr>
-      <w:r>
         <w:t>Modified code for compatibility with Nortek Signature 1000</w:t>
       </w:r>
     </w:p>
@@ -2227,426 +1931,408 @@
         </w:numPr>
       </w:pPr>
       <w:r>
+        <w:t>Fixed issue with shiptrack when all GPS data are invalid</w:t>
+      </w:r>
+    </w:p>
+    <w:p>
+      <w:pPr>
+        <w:pStyle w:val="ListParagraph"/>
+        <w:numPr>
+          <w:ilvl w:val="0"/>
+          <w:numId w:val="17"/>
+        </w:numPr>
+      </w:pPr>
+      <w:r>
+        <w:t>Fixed bug when applying stationary moving-bed correction</w:t>
+      </w:r>
+    </w:p>
+    <w:p>
+      <w:pPr>
+        <w:rPr>
+          <w:b/>
+          <w:bCs/>
+        </w:rPr>
+      </w:pPr>
+      <w:r>
+        <w:rPr>
+          <w:b/>
+          <w:bCs/>
+        </w:rPr>
+        <w:t>Changes 4.13 to 4.14</w:t>
+      </w:r>
+    </w:p>
+    <w:p>
+      <w:pPr>
+        <w:pStyle w:val="ListParagraph"/>
+        <w:numPr>
+          <w:ilvl w:val="0"/>
+          <w:numId w:val="16"/>
+        </w:numPr>
+      </w:pPr>
+      <w:r>
+        <w:t>Fixed issue with applying a loop test when preceded by a stationary test.</w:t>
+      </w:r>
+    </w:p>
+    <w:p>
+      <w:pPr>
+        <w:pStyle w:val="ListParagraph"/>
+        <w:numPr>
+          <w:ilvl w:val="0"/>
+          <w:numId w:val="16"/>
+        </w:numPr>
+      </w:pPr>
+      <w:r>
+        <w:t>Fixed issue with current settings when measurement has mixture of GPS and no GPS</w:t>
+      </w:r>
+    </w:p>
+    <w:p>
+      <w:pPr>
+        <w:rPr>
+          <w:b/>
+          <w:bCs/>
+        </w:rPr>
+      </w:pPr>
+      <w:r>
+        <w:rPr>
+          <w:b/>
+          <w:bCs/>
+        </w:rPr>
+        <w:t>Changes 3.43 to 4.1</w:t>
+      </w:r>
+      <w:r>
+        <w:rPr>
+          <w:b/>
+          <w:bCs/>
+        </w:rPr>
+        <w:t>3</w:t>
+      </w:r>
+    </w:p>
+    <w:p>
+      <w:pPr>
+        <w:pStyle w:val="ListParagraph"/>
+        <w:numPr>
+          <w:ilvl w:val="0"/>
+          <w:numId w:val="15"/>
+        </w:numPr>
+      </w:pPr>
+      <w:r>
+        <w:t>Ported code from Matlab to Python</w:t>
+      </w:r>
+    </w:p>
+    <w:p>
+      <w:pPr>
+        <w:pStyle w:val="ListParagraph"/>
+        <w:numPr>
+          <w:ilvl w:val="0"/>
+          <w:numId w:val="15"/>
+        </w:numPr>
+      </w:pPr>
+      <w:r>
+        <w:t>User interface redesigned using PyQt</w:t>
+      </w:r>
+    </w:p>
+    <w:p>
+      <w:pPr>
+        <w:pStyle w:val="ListParagraph"/>
+        <w:numPr>
+          <w:ilvl w:val="0"/>
+          <w:numId w:val="15"/>
+        </w:numPr>
+      </w:pPr>
+      <w:r>
+        <w:t>Main summary page includes contour, shiptrack, and discharge time series graphics</w:t>
+      </w:r>
+    </w:p>
+    <w:p>
+      <w:pPr>
+        <w:pStyle w:val="ListParagraph"/>
+        <w:numPr>
+          <w:ilvl w:val="0"/>
+          <w:numId w:val="15"/>
+        </w:numPr>
+      </w:pPr>
+      <w:r>
+        <w:t>Ability to change navigation reference through the toolbar</w:t>
+      </w:r>
+    </w:p>
+    <w:p>
+      <w:pPr>
+        <w:pStyle w:val="ListParagraph"/>
+        <w:numPr>
+          <w:ilvl w:val="0"/>
+          <w:numId w:val="15"/>
+        </w:numPr>
+      </w:pPr>
+      <w:r>
+        <w:t>Ability to turn on or off composite tracks through the toolbar</w:t>
+      </w:r>
+    </w:p>
+    <w:p>
+      <w:pPr>
+        <w:pStyle w:val="ListParagraph"/>
+        <w:numPr>
+          <w:ilvl w:val="0"/>
+          <w:numId w:val="15"/>
+        </w:numPr>
+      </w:pPr>
+      <w:r>
+        <w:t>Changes to default settings are highlighted</w:t>
+      </w:r>
+    </w:p>
+    <w:p>
+      <w:pPr>
+        <w:pStyle w:val="ListParagraph"/>
+        <w:numPr>
+          <w:ilvl w:val="0"/>
+          <w:numId w:val="15"/>
+        </w:numPr>
+      </w:pPr>
+      <w:r>
+        <w:t>Opening and measurement loading speed has been improved</w:t>
+      </w:r>
+    </w:p>
+    <w:p>
+      <w:pPr>
+        <w:pStyle w:val="ListParagraph"/>
+        <w:numPr>
+          <w:ilvl w:val="0"/>
+          <w:numId w:val="15"/>
+        </w:numPr>
+      </w:pPr>
+      <w:r>
+        <w:t xml:space="preserve">Change water velocity interpolation from linear to ABBA </w:t>
+      </w:r>
+    </w:p>
+    <w:p>
+      <w:pPr>
+        <w:pStyle w:val="ListParagraph"/>
+        <w:numPr>
+          <w:ilvl w:val="0"/>
+          <w:numId w:val="15"/>
+        </w:numPr>
+      </w:pPr>
+      <w:r>
+        <w:t>Water velocities for all invalid bins are interpolated rather than added to top or bottom extrapolation</w:t>
+      </w:r>
+    </w:p>
+    <w:p>
+      <w:pPr>
+        <w:pStyle w:val="ListParagraph"/>
+        <w:numPr>
+          <w:ilvl w:val="0"/>
+          <w:numId w:val="15"/>
+        </w:numPr>
+      </w:pPr>
+      <w:r>
+        <w:t>F</w:t>
+      </w:r>
+      <w:r>
+        <w:t>ixed bug in vtg primary composite tracks, wasn't substituting GGA</w:t>
+      </w:r>
+    </w:p>
+    <w:p>
+      <w:pPr>
+        <w:pStyle w:val="ListParagraph"/>
+        <w:numPr>
+          <w:ilvl w:val="0"/>
+          <w:numId w:val="15"/>
+        </w:numPr>
+      </w:pPr>
+      <w:r>
+        <w:t>Added uncertainty to the automatic comment when a file is saved</w:t>
+      </w:r>
+    </w:p>
+    <w:p>
+      <w:pPr>
+        <w:pStyle w:val="ListParagraph"/>
+        <w:numPr>
+          <w:ilvl w:val="0"/>
+          <w:numId w:val="15"/>
+        </w:numPr>
+      </w:pPr>
+      <w:r>
+        <w:t>Statistics and interpolation methods in Python may result in small differences from Matlab</w:t>
+      </w:r>
+    </w:p>
+    <w:p>
+      <w:pPr>
+        <w:rPr>
+          <w:b/>
+          <w:bCs/>
+        </w:rPr>
+      </w:pPr>
+      <w:r>
+        <w:rPr>
+          <w:b/>
+          <w:bCs/>
+        </w:rPr>
+        <w:t>Changes 3.42 to 3.43</w:t>
+      </w:r>
+    </w:p>
+    <w:p>
+      <w:pPr>
+        <w:pStyle w:val="ListParagraph"/>
+        <w:numPr>
+          <w:ilvl w:val="0"/>
+          <w:numId w:val="3"/>
+        </w:numPr>
+      </w:pPr>
+      <w:r>
+        <w:t>Fixed bug that did not properly identify missing (lost) ensembles if the typical ensemble duration was greater than 1.5 sec. This affected mode 13 StreamPro data.</w:t>
+      </w:r>
+    </w:p>
+    <w:p>
+      <w:pPr>
+        <w:rPr>
+          <w:b/>
+          <w:bCs/>
+        </w:rPr>
+      </w:pPr>
+      <w:r>
+        <w:rPr>
+          <w:b/>
+          <w:bCs/>
+        </w:rPr>
+        <w:t>Changes 3.41 to 3.42</w:t>
+      </w:r>
+    </w:p>
+    <w:p>
+      <w:pPr>
+        <w:pStyle w:val="ListParagraph"/>
+        <w:numPr>
+          <w:ilvl w:val="0"/>
+          <w:numId w:val="2"/>
+        </w:numPr>
+      </w:pPr>
+      <w:r>
+        <w:t>Fixed bug in bottom discharge extrapolation. Previous versions failed to estimate the bottom discharge for ensembles that had no valid data but where depth cell velocities were interpolated.</w:t>
+      </w:r>
+    </w:p>
+    <w:p>
+      <w:pPr>
+        <w:rPr>
+          <w:b/>
+          <w:bCs/>
+        </w:rPr>
+      </w:pPr>
+      <w:r>
+        <w:rPr>
+          <w:b/>
+          <w:bCs/>
+        </w:rPr>
+        <w:t>Changes 3.40 to 3.41</w:t>
+      </w:r>
+    </w:p>
+    <w:p>
+      <w:pPr>
+        <w:pStyle w:val="ListParagraph"/>
+        <w:numPr>
+          <w:ilvl w:val="0"/>
+          <w:numId w:val="1"/>
+        </w:numPr>
+      </w:pPr>
+      <w:r>
+        <w:t>Fixed bug with discharge percent change not updating after multiple speed of sound changes.</w:t>
+      </w:r>
+    </w:p>
+    <w:p>
+      <w:pPr>
+        <w:pStyle w:val="ListParagraph"/>
+        <w:numPr>
+          <w:ilvl w:val="0"/>
+          <w:numId w:val="1"/>
+        </w:numPr>
+      </w:pPr>
+      <w:r>
+        <w:t>Fixed bug in edges table where wrong row was highlighted if some transects were unchecked.</w:t>
+      </w:r>
+    </w:p>
+    <w:p>
+      <w:pPr>
+        <w:pStyle w:val="ListParagraph"/>
+        <w:numPr>
+          <w:ilvl w:val="0"/>
+          <w:numId w:val="1"/>
+        </w:numPr>
+      </w:pPr>
+      <w:r>
+        <w:t>Fixed bug in edges shiptrack so it only displays valid orginal data and not interpolated data.</w:t>
+      </w:r>
+    </w:p>
+    <w:p>
+      <w:pPr>
+        <w:pStyle w:val="ListParagraph"/>
+        <w:numPr>
+          <w:ilvl w:val="0"/>
+          <w:numId w:val="1"/>
+        </w:numPr>
+      </w:pPr>
+      <w:r>
+        <w:t>Fixed bug no allowing manual entry of 0 salinity.</w:t>
+      </w:r>
+    </w:p>
+    <w:p>
+      <w:pPr>
+        <w:rPr>
+          <w:b/>
+          <w:bCs/>
+        </w:rPr>
+      </w:pPr>
+      <w:r>
+        <w:rPr>
+          <w:b/>
+          <w:bCs/>
+        </w:rPr>
+        <w:t>Changes from 3.35 to 3.40</w:t>
+      </w:r>
+    </w:p>
+    <w:p>
+      <w:pPr>
+        <w:pStyle w:val="ListParagraph"/>
+        <w:numPr>
+          <w:ilvl w:val="0"/>
+          <w:numId w:val="4"/>
+        </w:numPr>
+      </w:pPr>
+      <w:r>
+        <w:t>Fixed bug causing crash when TRDI PT3 test was incomplete.</w:t>
+      </w:r>
+    </w:p>
+    <w:p>
+      <w:pPr>
+        <w:pStyle w:val="ListParagraph"/>
+        <w:numPr>
+          <w:ilvl w:val="0"/>
+          <w:numId w:val="4"/>
+        </w:numPr>
+      </w:pPr>
+      <w:r>
+        <w:t>Modified uncertainty estimate for invalid and edges to use absolute values.</w:t>
+      </w:r>
+    </w:p>
+    <w:p>
+      <w:pPr>
+        <w:pStyle w:val="ListParagraph"/>
+        <w:numPr>
+          <w:ilvl w:val="0"/>
+          <w:numId w:val="4"/>
+        </w:numPr>
+      </w:pPr>
+      <w:r>
+        <w:t>Fixed issue with multi-line comments in XML file.</w:t>
+      </w:r>
+    </w:p>
+    <w:p>
+      <w:pPr>
+        <w:pStyle w:val="ListParagraph"/>
+        <w:numPr>
+          <w:ilvl w:val="0"/>
+          <w:numId w:val="4"/>
+        </w:numPr>
+      </w:pPr>
+      <w:r>
         <w:lastRenderedPageBreak/>
-        <w:t xml:space="preserve">Fixed issue with </w:t>
-      </w:r>
-      <w:proofErr w:type="spellStart"/>
-      <w:r>
-        <w:t>shiptrack</w:t>
-      </w:r>
-      <w:proofErr w:type="spellEnd"/>
-      <w:r>
-        <w:t xml:space="preserve"> when all GPS data are invalid</w:t>
-      </w:r>
-    </w:p>
-    <w:p>
-      <w:pPr>
-        <w:pStyle w:val="ListParagraph"/>
-        <w:numPr>
-          <w:ilvl w:val="0"/>
-          <w:numId w:val="17"/>
-        </w:numPr>
-      </w:pPr>
-      <w:r>
-        <w:t>Fixed bug when applying stationary moving-bed correction</w:t>
-      </w:r>
-    </w:p>
-    <w:p>
-      <w:pPr>
-        <w:rPr>
-          <w:b/>
-          <w:bCs/>
-        </w:rPr>
-      </w:pPr>
-      <w:r>
-        <w:rPr>
-          <w:b/>
-          <w:bCs/>
-        </w:rPr>
-        <w:t>Changes 4.13 to 4.14</w:t>
-      </w:r>
-    </w:p>
-    <w:p>
-      <w:pPr>
-        <w:pStyle w:val="ListParagraph"/>
-        <w:numPr>
-          <w:ilvl w:val="0"/>
-          <w:numId w:val="16"/>
-        </w:numPr>
-      </w:pPr>
-      <w:r>
-        <w:t>Fixed issue with applying a loop test when preceded by a stationary test.</w:t>
-      </w:r>
-    </w:p>
-    <w:p>
-      <w:pPr>
-        <w:pStyle w:val="ListParagraph"/>
-        <w:numPr>
-          <w:ilvl w:val="0"/>
-          <w:numId w:val="16"/>
-        </w:numPr>
-      </w:pPr>
-      <w:r>
-        <w:t>Fixed issue with current settings when measurement has mixture of GPS and no GPS</w:t>
-      </w:r>
-    </w:p>
-    <w:p>
-      <w:pPr>
-        <w:rPr>
-          <w:b/>
-          <w:bCs/>
-        </w:rPr>
-      </w:pPr>
-      <w:r>
-        <w:rPr>
-          <w:b/>
-          <w:bCs/>
-        </w:rPr>
-        <w:t>Changes 3.43 to 4.1</w:t>
-      </w:r>
-      <w:r>
-        <w:rPr>
-          <w:b/>
-          <w:bCs/>
-        </w:rPr>
-        <w:t>3</w:t>
-      </w:r>
-    </w:p>
-    <w:p>
-      <w:pPr>
-        <w:pStyle w:val="ListParagraph"/>
-        <w:numPr>
-          <w:ilvl w:val="0"/>
-          <w:numId w:val="15"/>
-        </w:numPr>
-      </w:pPr>
-      <w:r>
-        <w:t xml:space="preserve">Ported code from </w:t>
-      </w:r>
-      <w:proofErr w:type="spellStart"/>
-      <w:r>
-        <w:t>Matlab</w:t>
-      </w:r>
-      <w:proofErr w:type="spellEnd"/>
-      <w:r>
-        <w:t xml:space="preserve"> to Python</w:t>
-      </w:r>
-    </w:p>
-    <w:p>
-      <w:pPr>
-        <w:pStyle w:val="ListParagraph"/>
-        <w:numPr>
-          <w:ilvl w:val="0"/>
-          <w:numId w:val="15"/>
-        </w:numPr>
-      </w:pPr>
-      <w:r>
-        <w:t xml:space="preserve">User interface redesigned using </w:t>
-      </w:r>
-      <w:proofErr w:type="spellStart"/>
-      <w:r>
-        <w:t>PyQt</w:t>
-      </w:r>
-      <w:proofErr w:type="spellEnd"/>
-    </w:p>
-    <w:p>
-      <w:pPr>
-        <w:pStyle w:val="ListParagraph"/>
-        <w:numPr>
-          <w:ilvl w:val="0"/>
-          <w:numId w:val="15"/>
-        </w:numPr>
-      </w:pPr>
-      <w:r>
-        <w:t xml:space="preserve">Main summary page includes contour, </w:t>
-      </w:r>
-      <w:proofErr w:type="spellStart"/>
-      <w:r>
-        <w:t>shiptrack</w:t>
-      </w:r>
-      <w:proofErr w:type="spellEnd"/>
-      <w:r>
-        <w:t>, and discharge time series graphics</w:t>
-      </w:r>
-    </w:p>
-    <w:p>
-      <w:pPr>
-        <w:pStyle w:val="ListParagraph"/>
-        <w:numPr>
-          <w:ilvl w:val="0"/>
-          <w:numId w:val="15"/>
-        </w:numPr>
-      </w:pPr>
-      <w:r>
-        <w:t>Ability to change navigation reference through the toolbar</w:t>
-      </w:r>
-    </w:p>
-    <w:p>
-      <w:pPr>
-        <w:pStyle w:val="ListParagraph"/>
-        <w:numPr>
-          <w:ilvl w:val="0"/>
-          <w:numId w:val="15"/>
-        </w:numPr>
-      </w:pPr>
-      <w:r>
-        <w:t>Ability to turn on or off composite tracks through the toolbar</w:t>
-      </w:r>
-    </w:p>
-    <w:p>
-      <w:pPr>
-        <w:pStyle w:val="ListParagraph"/>
-        <w:numPr>
-          <w:ilvl w:val="0"/>
-          <w:numId w:val="15"/>
-        </w:numPr>
-      </w:pPr>
-      <w:r>
-        <w:t>Changes to default settings are highlighted</w:t>
-      </w:r>
-    </w:p>
-    <w:p>
-      <w:pPr>
-        <w:pStyle w:val="ListParagraph"/>
-        <w:numPr>
-          <w:ilvl w:val="0"/>
-          <w:numId w:val="15"/>
-        </w:numPr>
-      </w:pPr>
-      <w:r>
-        <w:t>Opening and measurement loading speed has been improved</w:t>
-      </w:r>
-    </w:p>
-    <w:p>
-      <w:pPr>
-        <w:pStyle w:val="ListParagraph"/>
-        <w:numPr>
-          <w:ilvl w:val="0"/>
-          <w:numId w:val="15"/>
-        </w:numPr>
-      </w:pPr>
-      <w:r>
-        <w:t xml:space="preserve">Change water velocity interpolation from linear to ABBA </w:t>
-      </w:r>
-    </w:p>
-    <w:p>
-      <w:pPr>
-        <w:pStyle w:val="ListParagraph"/>
-        <w:numPr>
-          <w:ilvl w:val="0"/>
-          <w:numId w:val="15"/>
-        </w:numPr>
-      </w:pPr>
-      <w:r>
-        <w:t>Water velocities for all invalid bins are interpolated rather than added to top or bottom extrapolation</w:t>
-      </w:r>
-    </w:p>
-    <w:p>
-      <w:pPr>
-        <w:pStyle w:val="ListParagraph"/>
-        <w:numPr>
-          <w:ilvl w:val="0"/>
-          <w:numId w:val="15"/>
-        </w:numPr>
-      </w:pPr>
-      <w:r>
-        <w:t>F</w:t>
-      </w:r>
-      <w:r>
-        <w:t xml:space="preserve">ixed bug in </w:t>
-      </w:r>
-      <w:proofErr w:type="spellStart"/>
-      <w:r>
-        <w:t>vtg</w:t>
-      </w:r>
-      <w:proofErr w:type="spellEnd"/>
-      <w:r>
-        <w:t xml:space="preserve"> primary composite tracks, wasn't substituting GGA</w:t>
-      </w:r>
-    </w:p>
-    <w:p>
-      <w:pPr>
-        <w:pStyle w:val="ListParagraph"/>
-        <w:numPr>
-          <w:ilvl w:val="0"/>
-          <w:numId w:val="15"/>
-        </w:numPr>
-      </w:pPr>
-      <w:r>
-        <w:t>Added uncertainty to the automatic comment when a file is saved</w:t>
-      </w:r>
-    </w:p>
-    <w:p>
-      <w:pPr>
-        <w:pStyle w:val="ListParagraph"/>
-        <w:numPr>
-          <w:ilvl w:val="0"/>
-          <w:numId w:val="15"/>
-        </w:numPr>
-      </w:pPr>
-      <w:r>
-        <w:t xml:space="preserve">Statistics and interpolation methods in Python may result in small differences from </w:t>
-      </w:r>
-      <w:proofErr w:type="spellStart"/>
-      <w:r>
-        <w:t>Matlab</w:t>
-      </w:r>
-      <w:proofErr w:type="spellEnd"/>
-    </w:p>
-    <w:p>
-      <w:pPr>
-        <w:rPr>
-          <w:b/>
-          <w:bCs/>
-        </w:rPr>
-      </w:pPr>
-      <w:r>
-        <w:rPr>
-          <w:b/>
-          <w:bCs/>
-        </w:rPr>
-        <w:t>Changes 3.42 to 3.43</w:t>
-      </w:r>
-    </w:p>
-    <w:p>
-      <w:pPr>
-        <w:pStyle w:val="ListParagraph"/>
-        <w:numPr>
-          <w:ilvl w:val="0"/>
-          <w:numId w:val="3"/>
-        </w:numPr>
-      </w:pPr>
-      <w:r>
-        <w:t xml:space="preserve">Fixed bug that did not properly identify missing (lost) ensembles if the typical ensemble duration was greater than 1.5 sec. This affected mode 13 </w:t>
-      </w:r>
-      <w:proofErr w:type="spellStart"/>
-      <w:r>
-        <w:t>StreamPro</w:t>
-      </w:r>
-      <w:proofErr w:type="spellEnd"/>
-      <w:r>
-        <w:t xml:space="preserve"> data.</w:t>
-      </w:r>
-    </w:p>
-    <w:p>
-      <w:pPr>
-        <w:rPr>
-          <w:b/>
-          <w:bCs/>
-        </w:rPr>
-      </w:pPr>
-      <w:r>
-        <w:rPr>
-          <w:b/>
-          <w:bCs/>
-        </w:rPr>
-        <w:t>Changes 3.41 to 3.42</w:t>
-      </w:r>
-    </w:p>
-    <w:p>
-      <w:pPr>
-        <w:pStyle w:val="ListParagraph"/>
-        <w:numPr>
-          <w:ilvl w:val="0"/>
-          <w:numId w:val="2"/>
-        </w:numPr>
-      </w:pPr>
-      <w:r>
-        <w:t>Fixed bug in bottom discharge extrapolation. Previous versions failed to estimate the bottom discharge for ensembles that had no valid data but where depth cell velocities were interpolated.</w:t>
-      </w:r>
-    </w:p>
-    <w:p>
-      <w:pPr>
-        <w:rPr>
-          <w:b/>
-          <w:bCs/>
-        </w:rPr>
-      </w:pPr>
-      <w:r>
-        <w:rPr>
-          <w:b/>
-          <w:bCs/>
-        </w:rPr>
-        <w:t>Changes 3.40 to 3.41</w:t>
-      </w:r>
-    </w:p>
-    <w:p>
-      <w:pPr>
-        <w:pStyle w:val="ListParagraph"/>
-        <w:numPr>
-          <w:ilvl w:val="0"/>
-          <w:numId w:val="1"/>
-        </w:numPr>
-      </w:pPr>
-      <w:r>
-        <w:t>Fixed bug with discharge percent change not updating after multiple speed of sound changes.</w:t>
-      </w:r>
-    </w:p>
-    <w:p>
-      <w:pPr>
-        <w:pStyle w:val="ListParagraph"/>
-        <w:numPr>
-          <w:ilvl w:val="0"/>
-          <w:numId w:val="1"/>
-        </w:numPr>
-      </w:pPr>
-      <w:r>
-        <w:t>Fixed bug in edges table where wrong row was highlighted if some transects were unchecked.</w:t>
-      </w:r>
-    </w:p>
-    <w:p>
-      <w:pPr>
-        <w:pStyle w:val="ListParagraph"/>
-        <w:numPr>
-          <w:ilvl w:val="0"/>
-          <w:numId w:val="1"/>
-        </w:numPr>
-      </w:pPr>
-      <w:r>
-        <w:t xml:space="preserve">Fixed bug in edges </w:t>
-      </w:r>
-      <w:proofErr w:type="spellStart"/>
-      <w:r>
-        <w:t>shiptrack</w:t>
-      </w:r>
-      <w:proofErr w:type="spellEnd"/>
-      <w:r>
-        <w:t xml:space="preserve"> so it only displays valid </w:t>
-      </w:r>
-      <w:proofErr w:type="spellStart"/>
-      <w:r>
-        <w:t>orginal</w:t>
-      </w:r>
-      <w:proofErr w:type="spellEnd"/>
-      <w:r>
-        <w:t xml:space="preserve"> data and not interpolated data.</w:t>
-      </w:r>
-    </w:p>
-    <w:p>
-      <w:pPr>
-        <w:pStyle w:val="ListParagraph"/>
-        <w:numPr>
-          <w:ilvl w:val="0"/>
-          <w:numId w:val="1"/>
-        </w:numPr>
-      </w:pPr>
-      <w:r>
-        <w:t>Fixed bug no allowing manual entry of 0 salinity.</w:t>
-      </w:r>
-    </w:p>
-    <w:p>
-      <w:pPr>
-        <w:rPr>
-          <w:b/>
-          <w:bCs/>
-        </w:rPr>
-      </w:pPr>
-      <w:r>
-        <w:rPr>
-          <w:b/>
-          <w:bCs/>
-        </w:rPr>
-        <w:t>Changes from 3.35 to 3.40</w:t>
+        <w:t>Fixed draft check to only evaluate checked transects.</w:t>
       </w:r>
     </w:p>
     <w:p>
@@ -2658,7 +2344,7 @@
         </w:numPr>
       </w:pPr>
       <w:r>
-        <w:t>Fixed bug causing crash when TRDI PT3 test was incomplete.</w:t>
+        <w:t>XML file now only contains the summary information from a SonTek compass calibration.</w:t>
       </w:r>
     </w:p>
     <w:p>
@@ -2670,7 +2356,7 @@
         </w:numPr>
       </w:pPr>
       <w:r>
-        <w:t>Modified uncertainty estimate for invalid and edges to use absolute values.</w:t>
+        <w:t>Fixed bug in moving-bed test if loop compass error and direction could not be computed.</w:t>
       </w:r>
     </w:p>
     <w:p>
@@ -2682,7 +2368,7 @@
         </w:numPr>
       </w:pPr>
       <w:r>
-        <w:t>Fixed issue with multi-line comments in XML file.</w:t>
+        <w:t>Added message for missing samples in SonTek data.</w:t>
       </w:r>
     </w:p>
     <w:p>
@@ -2694,7 +2380,7 @@
         </w:numPr>
       </w:pPr>
       <w:r>
-        <w:t>Fixed draft check to only evaluate checked transects.</w:t>
+        <w:t>Modified PT3 tests to reduce false positives.</w:t>
       </w:r>
     </w:p>
     <w:p>
@@ -2706,15 +2392,7 @@
         </w:numPr>
       </w:pPr>
       <w:r>
-        <w:t xml:space="preserve">XML file now only contains the summary information from a </w:t>
-      </w:r>
-      <w:proofErr w:type="spellStart"/>
-      <w:r>
-        <w:t>SonTek</w:t>
-      </w:r>
-      <w:proofErr w:type="spellEnd"/>
-      <w:r>
-        <w:t xml:space="preserve"> compass calibration.</w:t>
+        <w:t>Added check to boat and wt to check warn if all data are invalid.</w:t>
       </w:r>
     </w:p>
     <w:p>
@@ -2726,7 +2404,7 @@
         </w:numPr>
       </w:pPr>
       <w:r>
-        <w:t>Fixed bug in moving-bed test if loop compass error and direction could not be computed.</w:t>
+        <w:t>Edge sign check changed to only show message if edge discharge is greater than 0.5%</w:t>
       </w:r>
     </w:p>
     <w:p>
@@ -2738,567 +2416,371 @@
         </w:numPr>
       </w:pPr>
       <w:r>
+        <w:t>Added option to store a style sheet with the xml output file.</w:t>
+      </w:r>
+    </w:p>
+    <w:p>
+      <w:pPr>
+        <w:pStyle w:val="ListParagraph"/>
+        <w:numPr>
+          <w:ilvl w:val="0"/>
+          <w:numId w:val="4"/>
+        </w:numPr>
+      </w:pPr>
+      <w:r>
+        <w:t>Added _ separator between date and time in default filename.</w:t>
+      </w:r>
+    </w:p>
+    <w:p>
+      <w:pPr>
+        <w:pStyle w:val="ListParagraph"/>
+        <w:numPr>
+          <w:ilvl w:val="0"/>
+          <w:numId w:val="4"/>
+        </w:numPr>
+      </w:pPr>
+      <w:r>
+        <w:t>Default compass data view changed to evaluation if evaluation is available.</w:t>
+      </w:r>
+    </w:p>
+    <w:p>
+      <w:pPr>
+        <w:pStyle w:val="ListParagraph"/>
+        <w:numPr>
+          <w:ilvl w:val="0"/>
+          <w:numId w:val="4"/>
+        </w:numPr>
+      </w:pPr>
+      <w:r>
+        <w:t>Added upper limit of 45 ppt to salinty input dialog.</w:t>
+      </w:r>
+    </w:p>
+    <w:p>
+      <w:pPr>
+        <w:pStyle w:val="ListParagraph"/>
+        <w:numPr>
+          <w:ilvl w:val="0"/>
+          <w:numId w:val="4"/>
+        </w:numPr>
+      </w:pPr>
+      <w:r>
+        <w:t>Added Power/Power default exponent to XML output to support NVE request.</w:t>
+      </w:r>
+    </w:p>
+    <w:p>
+      <w:pPr>
+        <w:pStyle w:val="ListParagraph"/>
+        <w:numPr>
+          <w:ilvl w:val="0"/>
+          <w:numId w:val="4"/>
+        </w:numPr>
+      </w:pPr>
+      <w:r>
+        <w:t>Update help file.</w:t>
+      </w:r>
+    </w:p>
+    <w:p>
+      <w:pPr>
+        <w:rPr>
+          <w:b/>
+          <w:bCs/>
+        </w:rPr>
+      </w:pPr>
+      <w:r>
+        <w:rPr>
+          <w:b/>
+          <w:bCs/>
+        </w:rPr>
+        <w:t>Changes to QRev from 3.34 to 3.35</w:t>
+      </w:r>
+    </w:p>
+    <w:p>
+      <w:pPr>
+        <w:pStyle w:val="ListParagraph"/>
+        <w:numPr>
+          <w:ilvl w:val="0"/>
+          <w:numId w:val="5"/>
+        </w:numPr>
+      </w:pPr>
+      <w:r>
+        <w:t>Fixed bug causing crash when ADCP had no compass.</w:t>
+      </w:r>
+    </w:p>
+    <w:p>
+      <w:pPr>
+        <w:rPr>
+          <w:b/>
+          <w:bCs/>
+        </w:rPr>
+      </w:pPr>
+      <w:r>
+        <w:rPr>
+          <w:b/>
+          <w:bCs/>
+        </w:rPr>
+        <w:t>Changes to QRev from 3.33 to 3.34</w:t>
+      </w:r>
+    </w:p>
+    <w:p>
+      <w:pPr>
+        <w:pStyle w:val="ListParagraph"/>
+        <w:numPr>
+          <w:ilvl w:val="0"/>
+          <w:numId w:val="6"/>
+        </w:numPr>
+      </w:pPr>
+      <w:r>
+        <w:t>Fixed bug causing 25 cm excluded distance to be applied to RiverPro data.</w:t>
+      </w:r>
+    </w:p>
+    <w:p>
+      <w:pPr>
+        <w:rPr>
+          <w:b/>
+          <w:bCs/>
+        </w:rPr>
+      </w:pPr>
+      <w:r>
+        <w:rPr>
+          <w:b/>
+          <w:bCs/>
+        </w:rPr>
+        <w:t>Changes to QRev from 3.31 to 3.33</w:t>
+      </w:r>
+    </w:p>
+    <w:p>
+      <w:pPr>
+        <w:pStyle w:val="ListParagraph"/>
+        <w:numPr>
+          <w:ilvl w:val="0"/>
+          <w:numId w:val="7"/>
+        </w:numPr>
+      </w:pPr>
+      <w:r>
+        <w:t>Fixed bug using uncheck all.</w:t>
+      </w:r>
+    </w:p>
+    <w:p>
+      <w:pPr>
+        <w:pStyle w:val="ListParagraph"/>
+        <w:numPr>
+          <w:ilvl w:val="0"/>
+          <w:numId w:val="7"/>
+        </w:numPr>
+      </w:pPr>
+      <w:r>
+        <w:t>Fixed bug manually loading system test or compass calibration or evaluation</w:t>
+      </w:r>
+    </w:p>
+    <w:p>
+      <w:pPr>
+        <w:pStyle w:val="ListParagraph"/>
+        <w:numPr>
+          <w:ilvl w:val="0"/>
+          <w:numId w:val="7"/>
+        </w:numPr>
+      </w:pPr>
+      <w:r>
+        <w:t>Changed legend location to best</w:t>
+      </w:r>
+    </w:p>
+    <w:p>
+      <w:pPr>
+        <w:pStyle w:val="ListParagraph"/>
+        <w:numPr>
+          <w:ilvl w:val="0"/>
+          <w:numId w:val="7"/>
+        </w:numPr>
+      </w:pPr>
+      <w:r>
+        <w:t>Fixed bugs in GUI causing wrong transects to be highlighted</w:t>
+      </w:r>
+    </w:p>
+    <w:p>
+      <w:pPr>
+        <w:pStyle w:val="ListParagraph"/>
+        <w:numPr>
+          <w:ilvl w:val="0"/>
+          <w:numId w:val="7"/>
+        </w:numPr>
+      </w:pPr>
+      <w:r>
+        <w:t>Fixed bug reprocessing QRev files associated with moving-bed tests</w:t>
+      </w:r>
+    </w:p>
+    <w:p>
+      <w:pPr>
+        <w:pStyle w:val="ListParagraph"/>
+        <w:numPr>
+          <w:ilvl w:val="0"/>
+          <w:numId w:val="7"/>
+        </w:numPr>
+      </w:pPr>
+      <w:r>
+        <w:t>Fixed bug causing changes in draft hOffset, hSource, and magVar to not update QA properly</w:t>
+      </w:r>
+    </w:p>
+    <w:p>
+      <w:pPr>
+        <w:rPr>
+          <w:b/>
+          <w:bCs/>
+        </w:rPr>
+      </w:pPr>
+      <w:r>
+        <w:rPr>
+          <w:b/>
+          <w:bCs/>
+        </w:rPr>
+        <w:t>Changes to QRev from 3.30 to 3.31</w:t>
+      </w:r>
+    </w:p>
+    <w:p>
+      <w:pPr>
+        <w:pStyle w:val="ListParagraph"/>
+        <w:numPr>
+          <w:ilvl w:val="0"/>
+          <w:numId w:val="8"/>
+        </w:numPr>
+      </w:pPr>
+      <w:r>
+        <w:t>Fixed bug creating structure for test results from existing QRev files</w:t>
+      </w:r>
+    </w:p>
+    <w:p>
+      <w:pPr>
+        <w:pStyle w:val="ListParagraph"/>
+        <w:numPr>
+          <w:ilvl w:val="0"/>
+          <w:numId w:val="8"/>
+        </w:numPr>
+      </w:pPr>
+      <w:r>
+        <w:t>Fixed bug setting status of system test results and button color</w:t>
+      </w:r>
+    </w:p>
+    <w:p>
+      <w:pPr>
+        <w:pStyle w:val="ListParagraph"/>
+        <w:numPr>
+          <w:ilvl w:val="0"/>
+          <w:numId w:val="8"/>
+        </w:numPr>
+      </w:pPr>
+      <w:r>
+        <w:t>Fixed bug causing end edge discharge to be applied at start edge</w:t>
+      </w:r>
+    </w:p>
+    <w:p>
+      <w:pPr>
+        <w:pStyle w:val="ListParagraph"/>
+        <w:numPr>
+          <w:ilvl w:val="0"/>
+          <w:numId w:val="8"/>
+        </w:numPr>
+      </w:pPr>
+      <w:r>
+        <w:t>Fixed bug preventing user uncertainty from being recomputed after changing a filter or extrapolation</w:t>
+      </w:r>
+    </w:p>
+    <w:p>
+      <w:pPr>
+        <w:pStyle w:val="ListParagraph"/>
+        <w:numPr>
+          <w:ilvl w:val="0"/>
+          <w:numId w:val="8"/>
+        </w:numPr>
+      </w:pPr>
+      <w:r>
+        <w:t>Fixed bug displaying number of ensembles to use for edge</w:t>
+      </w:r>
+    </w:p>
+    <w:p>
+      <w:pPr>
+        <w:pStyle w:val="ListParagraph"/>
+        <w:numPr>
+          <w:ilvl w:val="0"/>
+          <w:numId w:val="8"/>
+        </w:numPr>
+      </w:pPr>
+      <w:r>
+        <w:t>Changed the algorithm for determining PT3 failure</w:t>
+      </w:r>
+    </w:p>
+    <w:p>
+      <w:pPr>
+        <w:pStyle w:val="ListParagraph"/>
+        <w:numPr>
+          <w:ilvl w:val="0"/>
+          <w:numId w:val="8"/>
+        </w:numPr>
+      </w:pPr>
+      <w:r>
+        <w:t>Modified the computation for extrapolation uncertainty to prevent a manual setting from biasing the uncertainty low</w:t>
+      </w:r>
+    </w:p>
+    <w:p>
+      <w:pPr>
+        <w:pStyle w:val="ListParagraph"/>
+        <w:numPr>
+          <w:ilvl w:val="0"/>
+          <w:numId w:val="8"/>
+        </w:numPr>
+      </w:pPr>
+      <w:r>
+        <w:t>Added reprocessing of moving-bed tests to reprocessing of existing QRev data files.</w:t>
+      </w:r>
+    </w:p>
+    <w:p>
+      <w:pPr>
+        <w:pStyle w:val="ListParagraph"/>
+        <w:numPr>
+          <w:ilvl w:val="0"/>
+          <w:numId w:val="8"/>
+        </w:numPr>
+      </w:pPr>
+      <w:r>
+        <w:t>The mag field, if available, is automatically displayed in the heading graph</w:t>
+      </w:r>
+    </w:p>
+    <w:p>
+      <w:pPr>
+        <w:pStyle w:val="ListParagraph"/>
+        <w:numPr>
+          <w:ilvl w:val="0"/>
+          <w:numId w:val="8"/>
+        </w:numPr>
+      </w:pPr>
+      <w:r>
+        <w:t>Modified the excluded distance filter to round to 2 digits to prevent differences when converting between units.</w:t>
+      </w:r>
+    </w:p>
+    <w:p>
+      <w:pPr>
+        <w:rPr>
+          <w:b/>
+          <w:bCs/>
+        </w:rPr>
+      </w:pPr>
+      <w:r>
+        <w:rPr>
+          <w:b/>
+          <w:bCs/>
+        </w:rPr>
+        <w:t>Changes to QRev from 3.28 to 3.30</w:t>
+      </w:r>
+    </w:p>
+    <w:p>
+      <w:pPr>
+        <w:pStyle w:val="ListParagraph"/>
+        <w:numPr>
+          <w:ilvl w:val="0"/>
+          <w:numId w:val="9"/>
+        </w:numPr>
+      </w:pPr>
+      <w:r>
         <w:lastRenderedPageBreak/>
-        <w:t xml:space="preserve">Added message for missing samples in </w:t>
-      </w:r>
-      <w:proofErr w:type="spellStart"/>
-      <w:r>
-        <w:t>SonTek</w:t>
-      </w:r>
-      <w:proofErr w:type="spellEnd"/>
-      <w:r>
-        <w:t xml:space="preserve"> data.</w:t>
-      </w:r>
-    </w:p>
-    <w:p>
-      <w:pPr>
-        <w:pStyle w:val="ListParagraph"/>
-        <w:numPr>
-          <w:ilvl w:val="0"/>
-          <w:numId w:val="4"/>
-        </w:numPr>
-      </w:pPr>
-      <w:r>
-        <w:t>Modified PT3 tests to reduce false positives.</w:t>
-      </w:r>
-    </w:p>
-    <w:p>
-      <w:pPr>
-        <w:pStyle w:val="ListParagraph"/>
-        <w:numPr>
-          <w:ilvl w:val="0"/>
-          <w:numId w:val="4"/>
-        </w:numPr>
-      </w:pPr>
-      <w:r>
-        <w:t xml:space="preserve">Added check to boat and </w:t>
-      </w:r>
-      <w:proofErr w:type="spellStart"/>
-      <w:r>
-        <w:t>wt</w:t>
-      </w:r>
-      <w:proofErr w:type="spellEnd"/>
-      <w:r>
-        <w:t xml:space="preserve"> to check warn if all data are invalid.</w:t>
-      </w:r>
-    </w:p>
-    <w:p>
-      <w:pPr>
-        <w:pStyle w:val="ListParagraph"/>
-        <w:numPr>
-          <w:ilvl w:val="0"/>
-          <w:numId w:val="4"/>
-        </w:numPr>
-      </w:pPr>
-      <w:r>
-        <w:t>Edge sign check changed to only show message if edge discharge is greater than 0.5%</w:t>
-      </w:r>
-    </w:p>
-    <w:p>
-      <w:pPr>
-        <w:pStyle w:val="ListParagraph"/>
-        <w:numPr>
-          <w:ilvl w:val="0"/>
-          <w:numId w:val="4"/>
-        </w:numPr>
-      </w:pPr>
-      <w:r>
-        <w:t>Added option to store a style sheet with the xml output file.</w:t>
-      </w:r>
-    </w:p>
-    <w:p>
-      <w:pPr>
-        <w:pStyle w:val="ListParagraph"/>
-        <w:numPr>
-          <w:ilvl w:val="0"/>
-          <w:numId w:val="4"/>
-        </w:numPr>
-      </w:pPr>
-      <w:r>
-        <w:t>Added _ separator between date and time in default filename.</w:t>
-      </w:r>
-    </w:p>
-    <w:p>
-      <w:pPr>
-        <w:pStyle w:val="ListParagraph"/>
-        <w:numPr>
-          <w:ilvl w:val="0"/>
-          <w:numId w:val="4"/>
-        </w:numPr>
-      </w:pPr>
-      <w:r>
-        <w:t>Default compass data view changed to evaluation if evaluation is available.</w:t>
-      </w:r>
-    </w:p>
-    <w:p>
-      <w:pPr>
-        <w:pStyle w:val="ListParagraph"/>
-        <w:numPr>
-          <w:ilvl w:val="0"/>
-          <w:numId w:val="4"/>
-        </w:numPr>
-      </w:pPr>
-      <w:r>
-        <w:t xml:space="preserve">Added upper limit of 45 ppt to </w:t>
-      </w:r>
-      <w:proofErr w:type="spellStart"/>
-      <w:r>
-        <w:t>salinty</w:t>
-      </w:r>
-      <w:proofErr w:type="spellEnd"/>
-      <w:r>
-        <w:t xml:space="preserve"> input dialog.</w:t>
-      </w:r>
-    </w:p>
-    <w:p>
-      <w:pPr>
-        <w:pStyle w:val="ListParagraph"/>
-        <w:numPr>
-          <w:ilvl w:val="0"/>
-          <w:numId w:val="4"/>
-        </w:numPr>
-      </w:pPr>
-      <w:r>
-        <w:t>Added Power/Power default exponent to XML output to support NVE request.</w:t>
-      </w:r>
-    </w:p>
-    <w:p>
-      <w:pPr>
-        <w:pStyle w:val="ListParagraph"/>
-        <w:numPr>
-          <w:ilvl w:val="0"/>
-          <w:numId w:val="4"/>
-        </w:numPr>
-      </w:pPr>
-      <w:r>
-        <w:t>Update help file.</w:t>
-      </w:r>
-    </w:p>
-    <w:p>
-      <w:pPr>
-        <w:rPr>
-          <w:b/>
-          <w:bCs/>
-        </w:rPr>
-      </w:pPr>
-      <w:r>
-        <w:rPr>
-          <w:b/>
-          <w:bCs/>
-        </w:rPr>
-        <w:t xml:space="preserve">Changes to </w:t>
-      </w:r>
-      <w:proofErr w:type="spellStart"/>
-      <w:r>
-        <w:rPr>
-          <w:b/>
-          <w:bCs/>
-        </w:rPr>
-        <w:t>QRev</w:t>
-      </w:r>
-      <w:proofErr w:type="spellEnd"/>
-      <w:r>
-        <w:rPr>
-          <w:b/>
-          <w:bCs/>
-        </w:rPr>
-        <w:t xml:space="preserve"> from 3.34 to 3.35</w:t>
-      </w:r>
-    </w:p>
-    <w:p>
-      <w:pPr>
-        <w:pStyle w:val="ListParagraph"/>
-        <w:numPr>
-          <w:ilvl w:val="0"/>
-          <w:numId w:val="5"/>
-        </w:numPr>
-      </w:pPr>
-      <w:r>
-        <w:t>Fixed bug causing crash when ADCP had no compass.</w:t>
-      </w:r>
-    </w:p>
-    <w:p>
-      <w:pPr>
-        <w:rPr>
-          <w:b/>
-          <w:bCs/>
-        </w:rPr>
-      </w:pPr>
-      <w:r>
-        <w:rPr>
-          <w:b/>
-          <w:bCs/>
-        </w:rPr>
-        <w:t xml:space="preserve">Changes to </w:t>
-      </w:r>
-      <w:proofErr w:type="spellStart"/>
-      <w:r>
-        <w:rPr>
-          <w:b/>
-          <w:bCs/>
-        </w:rPr>
-        <w:t>QRev</w:t>
-      </w:r>
-      <w:proofErr w:type="spellEnd"/>
-      <w:r>
-        <w:rPr>
-          <w:b/>
-          <w:bCs/>
-        </w:rPr>
-        <w:t xml:space="preserve"> from 3.33 to 3.34</w:t>
-      </w:r>
-    </w:p>
-    <w:p>
-      <w:pPr>
-        <w:pStyle w:val="ListParagraph"/>
-        <w:numPr>
-          <w:ilvl w:val="0"/>
-          <w:numId w:val="6"/>
-        </w:numPr>
-      </w:pPr>
-      <w:r>
-        <w:t xml:space="preserve">Fixed bug causing 25 cm excluded distance to be applied to </w:t>
-      </w:r>
-      <w:proofErr w:type="spellStart"/>
-      <w:r>
-        <w:t>RiverPro</w:t>
-      </w:r>
-      <w:proofErr w:type="spellEnd"/>
-      <w:r>
-        <w:t xml:space="preserve"> data.</w:t>
-      </w:r>
-    </w:p>
-    <w:p>
-      <w:pPr>
-        <w:rPr>
-          <w:b/>
-          <w:bCs/>
-        </w:rPr>
-      </w:pPr>
-      <w:r>
-        <w:rPr>
-          <w:b/>
-          <w:bCs/>
-        </w:rPr>
-        <w:t xml:space="preserve">Changes to </w:t>
-      </w:r>
-      <w:proofErr w:type="spellStart"/>
-      <w:r>
-        <w:rPr>
-          <w:b/>
-          <w:bCs/>
-        </w:rPr>
-        <w:t>QRev</w:t>
-      </w:r>
-      <w:proofErr w:type="spellEnd"/>
-      <w:r>
-        <w:rPr>
-          <w:b/>
-          <w:bCs/>
-        </w:rPr>
-        <w:t xml:space="preserve"> from 3.31 to 3.33</w:t>
-      </w:r>
-    </w:p>
-    <w:p>
-      <w:pPr>
-        <w:pStyle w:val="ListParagraph"/>
-        <w:numPr>
-          <w:ilvl w:val="0"/>
-          <w:numId w:val="7"/>
-        </w:numPr>
-      </w:pPr>
-      <w:r>
-        <w:t>Fixed bug using uncheck all.</w:t>
-      </w:r>
-    </w:p>
-    <w:p>
-      <w:pPr>
-        <w:pStyle w:val="ListParagraph"/>
-        <w:numPr>
-          <w:ilvl w:val="0"/>
-          <w:numId w:val="7"/>
-        </w:numPr>
-      </w:pPr>
-      <w:r>
-        <w:t>Fixed bug manually loading system test or compass calibration or evaluation</w:t>
-      </w:r>
-    </w:p>
-    <w:p>
-      <w:pPr>
-        <w:pStyle w:val="ListParagraph"/>
-        <w:numPr>
-          <w:ilvl w:val="0"/>
-          <w:numId w:val="7"/>
-        </w:numPr>
-      </w:pPr>
-      <w:r>
-        <w:t>Changed legend location to best</w:t>
-      </w:r>
-    </w:p>
-    <w:p>
-      <w:pPr>
-        <w:pStyle w:val="ListParagraph"/>
-        <w:numPr>
-          <w:ilvl w:val="0"/>
-          <w:numId w:val="7"/>
-        </w:numPr>
-      </w:pPr>
-      <w:r>
-        <w:t>Fixed bugs in GUI causing wrong transects to be highlighted</w:t>
-      </w:r>
-    </w:p>
-    <w:p>
-      <w:pPr>
-        <w:pStyle w:val="ListParagraph"/>
-        <w:numPr>
-          <w:ilvl w:val="0"/>
-          <w:numId w:val="7"/>
-        </w:numPr>
-      </w:pPr>
-      <w:r>
-        <w:t xml:space="preserve">Fixed bug reprocessing </w:t>
-      </w:r>
-      <w:proofErr w:type="spellStart"/>
-      <w:r>
-        <w:t>QRev</w:t>
-      </w:r>
-      <w:proofErr w:type="spellEnd"/>
-      <w:r>
-        <w:t xml:space="preserve"> files associated with moving-bed tests</w:t>
-      </w:r>
-    </w:p>
-    <w:p>
-      <w:pPr>
-        <w:pStyle w:val="ListParagraph"/>
-        <w:numPr>
-          <w:ilvl w:val="0"/>
-          <w:numId w:val="7"/>
-        </w:numPr>
-      </w:pPr>
-      <w:r>
-        <w:t xml:space="preserve">Fixed bug causing changes in draft </w:t>
-      </w:r>
-      <w:proofErr w:type="spellStart"/>
-      <w:r>
-        <w:t>hOffset</w:t>
-      </w:r>
-      <w:proofErr w:type="spellEnd"/>
-      <w:r>
-        <w:t xml:space="preserve">, </w:t>
-      </w:r>
-      <w:proofErr w:type="spellStart"/>
-      <w:r>
-        <w:t>hSource</w:t>
-      </w:r>
-      <w:proofErr w:type="spellEnd"/>
-      <w:r>
-        <w:t xml:space="preserve">, and </w:t>
-      </w:r>
-      <w:proofErr w:type="spellStart"/>
-      <w:r>
-        <w:t>magVar</w:t>
-      </w:r>
-      <w:proofErr w:type="spellEnd"/>
-      <w:r>
-        <w:t xml:space="preserve"> to not update QA properly</w:t>
-      </w:r>
-    </w:p>
-    <w:p>
-      <w:pPr>
-        <w:rPr>
-          <w:b/>
-          <w:bCs/>
-        </w:rPr>
-      </w:pPr>
-      <w:r>
-        <w:rPr>
-          <w:b/>
-          <w:bCs/>
-        </w:rPr>
-        <w:t xml:space="preserve">Changes to </w:t>
-      </w:r>
-      <w:proofErr w:type="spellStart"/>
-      <w:r>
-        <w:rPr>
-          <w:b/>
-          <w:bCs/>
-        </w:rPr>
-        <w:t>QRev</w:t>
-      </w:r>
-      <w:proofErr w:type="spellEnd"/>
-      <w:r>
-        <w:rPr>
-          <w:b/>
-          <w:bCs/>
-        </w:rPr>
-        <w:t xml:space="preserve"> from 3.30 to 3.31</w:t>
-      </w:r>
-    </w:p>
-    <w:p>
-      <w:pPr>
-        <w:pStyle w:val="ListParagraph"/>
-        <w:numPr>
-          <w:ilvl w:val="0"/>
-          <w:numId w:val="8"/>
-        </w:numPr>
-      </w:pPr>
-      <w:r>
-        <w:t xml:space="preserve">Fixed bug creating structure for test results from existing </w:t>
-      </w:r>
-      <w:proofErr w:type="spellStart"/>
-      <w:r>
-        <w:t>QRev</w:t>
-      </w:r>
-      <w:proofErr w:type="spellEnd"/>
-      <w:r>
-        <w:t xml:space="preserve"> files</w:t>
-      </w:r>
-    </w:p>
-    <w:p>
-      <w:pPr>
-        <w:pStyle w:val="ListParagraph"/>
-        <w:numPr>
-          <w:ilvl w:val="0"/>
-          <w:numId w:val="8"/>
-        </w:numPr>
-      </w:pPr>
-      <w:r>
-        <w:t>Fixed bug setting status of system test results and button color</w:t>
-      </w:r>
-    </w:p>
-    <w:p>
-      <w:pPr>
-        <w:pStyle w:val="ListParagraph"/>
-        <w:numPr>
-          <w:ilvl w:val="0"/>
-          <w:numId w:val="8"/>
-        </w:numPr>
-      </w:pPr>
-      <w:r>
-        <w:t>Fixed bug causing end edge discharge to be applied at start edge</w:t>
-      </w:r>
-    </w:p>
-    <w:p>
-      <w:pPr>
-        <w:pStyle w:val="ListParagraph"/>
-        <w:numPr>
-          <w:ilvl w:val="0"/>
-          <w:numId w:val="8"/>
-        </w:numPr>
-      </w:pPr>
-      <w:r>
-        <w:t>Fixed bug preventing user uncertainty from being recomputed after changing a filter or extrapolation</w:t>
-      </w:r>
-    </w:p>
-    <w:p>
-      <w:pPr>
-        <w:pStyle w:val="ListParagraph"/>
-        <w:numPr>
-          <w:ilvl w:val="0"/>
-          <w:numId w:val="8"/>
-        </w:numPr>
-      </w:pPr>
-      <w:r>
-        <w:t>Fixed bug displaying number of ensembles to use for edge</w:t>
-      </w:r>
-    </w:p>
-    <w:p>
-      <w:pPr>
-        <w:pStyle w:val="ListParagraph"/>
-        <w:numPr>
-          <w:ilvl w:val="0"/>
-          <w:numId w:val="8"/>
-        </w:numPr>
-      </w:pPr>
-      <w:r>
-        <w:t>Changed the algorithm for determining PT3 failure</w:t>
-      </w:r>
-    </w:p>
-    <w:p>
-      <w:pPr>
-        <w:pStyle w:val="ListParagraph"/>
-        <w:numPr>
-          <w:ilvl w:val="0"/>
-          <w:numId w:val="8"/>
-        </w:numPr>
-      </w:pPr>
-      <w:r>
-        <w:t>Modified the computation for extrapolation uncertainty to prevent a manual setting from biasing the uncertainty low</w:t>
-      </w:r>
-    </w:p>
-    <w:p>
-      <w:pPr>
-        <w:pStyle w:val="ListParagraph"/>
-        <w:numPr>
-          <w:ilvl w:val="0"/>
-          <w:numId w:val="8"/>
-        </w:numPr>
-      </w:pPr>
-      <w:r>
-        <w:t xml:space="preserve">Added reprocessing of moving-bed tests to reprocessing of existing </w:t>
-      </w:r>
-      <w:proofErr w:type="spellStart"/>
-      <w:r>
-        <w:t>QRev</w:t>
-      </w:r>
-      <w:proofErr w:type="spellEnd"/>
-      <w:r>
-        <w:t xml:space="preserve"> data files.</w:t>
-      </w:r>
-    </w:p>
-    <w:p>
-      <w:pPr>
-        <w:pStyle w:val="ListParagraph"/>
-        <w:numPr>
-          <w:ilvl w:val="0"/>
-          <w:numId w:val="8"/>
-        </w:numPr>
-      </w:pPr>
-      <w:r>
-        <w:t>The mag field, if available, is automatically displayed in the heading graph</w:t>
-      </w:r>
-    </w:p>
-    <w:p>
-      <w:pPr>
-        <w:pStyle w:val="ListParagraph"/>
-        <w:numPr>
-          <w:ilvl w:val="0"/>
-          <w:numId w:val="8"/>
-        </w:numPr>
-      </w:pPr>
-      <w:r>
-        <w:t>Modified the excluded distance filter to round to 2 digits to prevent differences when converting between units.</w:t>
-      </w:r>
-    </w:p>
-    <w:p>
-      <w:pPr>
-        <w:rPr>
-          <w:b/>
-          <w:bCs/>
-        </w:rPr>
-      </w:pPr>
-      <w:r>
-        <w:rPr>
-          <w:b/>
-          <w:bCs/>
-        </w:rPr>
-        <w:t xml:space="preserve">Changes to </w:t>
-      </w:r>
-      <w:proofErr w:type="spellStart"/>
-      <w:r>
-        <w:rPr>
-          <w:b/>
-          <w:bCs/>
-        </w:rPr>
-        <w:t>QRev</w:t>
-      </w:r>
-      <w:proofErr w:type="spellEnd"/>
-      <w:r>
-        <w:rPr>
-          <w:b/>
-          <w:bCs/>
-        </w:rPr>
-        <w:t xml:space="preserve"> from 3.28 to 3.30</w:t>
+        <w:t>Fixed bugs in messages table that were opening wrong windows.</w:t>
       </w:r>
     </w:p>
     <w:p>
@@ -3310,7 +2792,7 @@
         </w:numPr>
       </w:pPr>
       <w:r>
-        <w:t>Fixed bugs in messages table that were opening wrong windows.</w:t>
+        <w:t>Modified code to interpolate invalid data from composite tracks using the composite tracks rather than the primary data.</w:t>
       </w:r>
     </w:p>
     <w:p>
@@ -3322,7 +2804,7 @@
         </w:numPr>
       </w:pPr>
       <w:r>
-        <w:t>Modified code to interpolate invalid data from composite tracks using the composite tracks rather than the primary data.</w:t>
+        <w:t>Modified code to interpolate invalid data from composite depths using the composite depths rather than the primary data.</w:t>
       </w:r>
     </w:p>
     <w:p>
@@ -3334,400 +2816,304 @@
         </w:numPr>
       </w:pPr>
       <w:r>
+        <w:t>Modified draft check to use display units and limit the comparison to 2 decimal spots which is what is displayed in the GUI.</w:t>
+      </w:r>
+    </w:p>
+    <w:p>
+      <w:pPr>
+        <w:pStyle w:val="ListParagraph"/>
+        <w:numPr>
+          <w:ilvl w:val="0"/>
+          <w:numId w:val="9"/>
+        </w:numPr>
+      </w:pPr>
+      <w:r>
+        <w:t>Added code to interpolate discharge for ensembles that are too shallow for a valid depth cell.</w:t>
+      </w:r>
+    </w:p>
+    <w:p>
+      <w:pPr>
+        <w:pStyle w:val="ListParagraph"/>
+        <w:numPr>
+          <w:ilvl w:val="0"/>
+          <w:numId w:val="9"/>
+        </w:numPr>
+      </w:pPr>
+      <w:r>
+        <w:t xml:space="preserve">Modified code in the way that TRDI mmt file setting for composite depths are processed to QRev settings. </w:t>
+      </w:r>
+    </w:p>
+    <w:p>
+      <w:pPr>
+        <w:pStyle w:val="ListParagraph"/>
+        <w:numPr>
+          <w:ilvl w:val="0"/>
+          <w:numId w:val="9"/>
+        </w:numPr>
+      </w:pPr>
+      <w:r>
+        <w:t>Moved composite depth computation to end of data input flow.</w:t>
+      </w:r>
+    </w:p>
+    <w:p>
+      <w:pPr>
+        <w:pStyle w:val="ListParagraph"/>
+        <w:numPr>
+          <w:ilvl w:val="0"/>
+          <w:numId w:val="9"/>
+        </w:numPr>
+      </w:pPr>
+      <w:r>
+        <w:t>Modified code to allow the view comments button to be accessible even when another window is open.</w:t>
+      </w:r>
+    </w:p>
+    <w:p>
+      <w:pPr>
+        <w:pStyle w:val="ListParagraph"/>
+        <w:numPr>
+          <w:ilvl w:val="0"/>
+          <w:numId w:val="9"/>
+        </w:numPr>
+      </w:pPr>
+      <w:r>
+        <w:t>Fixed bug with computePerDiff in extrapolation sensitivity when no transect data provided.</w:t>
+      </w:r>
+    </w:p>
+    <w:p>
+      <w:pPr>
+        <w:pStyle w:val="ListParagraph"/>
+        <w:numPr>
+          <w:ilvl w:val="0"/>
+          <w:numId w:val="9"/>
+        </w:numPr>
+      </w:pPr>
+      <w:r>
+        <w:t>Added valid depth method to xml output.</w:t>
+      </w:r>
+    </w:p>
+    <w:p>
+      <w:pPr>
+        <w:pStyle w:val="ListParagraph"/>
+        <w:numPr>
+          <w:ilvl w:val="0"/>
+          <w:numId w:val="9"/>
+        </w:numPr>
+      </w:pPr>
+      <w:r>
+        <w:t>Added code to check compass cal errors against USGS recommendations</w:t>
+      </w:r>
+    </w:p>
+    <w:p>
+      <w:pPr>
+        <w:pStyle w:val="ListParagraph"/>
+        <w:numPr>
+          <w:ilvl w:val="0"/>
+          <w:numId w:val="9"/>
+        </w:numPr>
+      </w:pPr>
+      <w:r>
+        <w:t>Added code to handle files processed with QBatch.</w:t>
+      </w:r>
+    </w:p>
+    <w:p>
+      <w:pPr>
+        <w:pStyle w:val="ListParagraph"/>
+        <w:numPr>
+          <w:ilvl w:val="0"/>
+          <w:numId w:val="9"/>
+        </w:numPr>
+      </w:pPr>
+      <w:r>
+        <w:t>Fixed bug with variable names for mean and max depth and max water speed.</w:t>
+      </w:r>
+    </w:p>
+    <w:p>
+      <w:pPr>
+        <w:pStyle w:val="ListParagraph"/>
+        <w:numPr>
+          <w:ilvl w:val="0"/>
+          <w:numId w:val="9"/>
+        </w:numPr>
+      </w:pPr>
+      <w:r>
+        <w:t>Fixed bug with order of warnings and cautions for system test checks.</w:t>
+      </w:r>
+    </w:p>
+    <w:p/>
+    <w:p>
+      <w:pPr>
+        <w:rPr>
+          <w:b/>
+          <w:bCs/>
+        </w:rPr>
+      </w:pPr>
+      <w:r>
+        <w:rPr>
+          <w:b/>
+          <w:bCs/>
+        </w:rPr>
+        <w:t>Changes to QRev from 3.24 to 3.28</w:t>
+      </w:r>
+    </w:p>
+    <w:p/>
+    <w:p>
+      <w:pPr>
+        <w:pStyle w:val="ListParagraph"/>
+        <w:numPr>
+          <w:ilvl w:val="0"/>
+          <w:numId w:val="10"/>
+        </w:numPr>
+      </w:pPr>
+      <w:r>
+        <w:t>Messages are now in a table, sorted with warnings on top, and identified with a symbol and font.</w:t>
+      </w:r>
+    </w:p>
+    <w:p>
+      <w:pPr>
+        <w:pStyle w:val="ListParagraph"/>
+        <w:numPr>
+          <w:ilvl w:val="0"/>
+          <w:numId w:val="10"/>
+        </w:numPr>
+      </w:pPr>
+      <w:r>
+        <w:t>Clicking on a message will open the associated window, same as clicking on associated button.</w:t>
+      </w:r>
+    </w:p>
+    <w:p>
+      <w:pPr>
+        <w:pStyle w:val="ListParagraph"/>
+        <w:numPr>
+          <w:ilvl w:val="0"/>
+          <w:numId w:val="10"/>
+        </w:numPr>
+      </w:pPr>
+      <w:r>
+        <w:t>Extrapolation discharge sensitivity table is now referenced to the currently selected fit, rather than to power/power 0.1667.</w:t>
+      </w:r>
+    </w:p>
+    <w:p>
+      <w:pPr>
+        <w:pStyle w:val="ListParagraph"/>
+        <w:numPr>
+          <w:ilvl w:val="0"/>
+          <w:numId w:val="10"/>
+        </w:numPr>
+      </w:pPr>
+      <w:r>
+        <w:t>Clicking a row in the extrapolation discharge sensitivity table will set the fit to those parameters.</w:t>
+      </w:r>
+    </w:p>
+    <w:p>
+      <w:pPr>
+        <w:pStyle w:val="ListParagraph"/>
+        <w:numPr>
+          <w:ilvl w:val="0"/>
+          <w:numId w:val="10"/>
+        </w:numPr>
+      </w:pPr>
+      <w:r>
+        <w:t>The compass error from the evaluation of a TRDI ADCP and if available, from RiverSurveyor G3 compass is now shown in the Compass/P/R window.</w:t>
+      </w:r>
+    </w:p>
+    <w:p>
+      <w:pPr>
+        <w:pStyle w:val="ListParagraph"/>
+        <w:numPr>
+          <w:ilvl w:val="0"/>
+          <w:numId w:val="10"/>
+        </w:numPr>
+      </w:pPr>
+      <w:r>
+        <w:t>The system test window now displays the total number of tests.</w:t>
+      </w:r>
+    </w:p>
+    <w:p>
+      <w:pPr>
+        <w:pStyle w:val="ListParagraph"/>
+        <w:numPr>
+          <w:ilvl w:val="0"/>
+          <w:numId w:val="10"/>
+        </w:numPr>
+      </w:pPr>
+      <w:r>
+        <w:t>The PT3 test is now decoded and the correlation in lag 3 is checked to ensure that the correlation is less than 15% of the lag 0 correlation.</w:t>
+      </w:r>
+    </w:p>
+    <w:p>
+      <w:pPr>
+        <w:pStyle w:val="ListParagraph"/>
+        <w:numPr>
+          <w:ilvl w:val="0"/>
+          <w:numId w:val="10"/>
+        </w:numPr>
+      </w:pPr>
+      <w:r>
+        <w:t>A minimum threshold for the boat track vertical velocity filter is set to 0.01 m/s.</w:t>
+      </w:r>
+    </w:p>
+    <w:p>
+      <w:pPr>
+        <w:pStyle w:val="ListParagraph"/>
+        <w:numPr>
+          <w:ilvl w:val="0"/>
+          <w:numId w:val="10"/>
+        </w:numPr>
+      </w:pPr>
+      <w:r>
+        <w:t>A bug which applied both the magvar and heading offset to all compass data when loading has been fixed. Now the magvar is only applied to the internal compass and the heading offset only applied to the external compass. This is consistent with how it was handled in the Compass/P/R window.</w:t>
+      </w:r>
+    </w:p>
+    <w:p>
+      <w:pPr>
+        <w:pStyle w:val="ListParagraph"/>
+        <w:numPr>
+          <w:ilvl w:val="0"/>
+          <w:numId w:val="10"/>
+        </w:numPr>
+      </w:pPr>
+      <w:r>
+        <w:t>Label for Google Earth plots was changed to filename only, not including the path.</w:t>
+      </w:r>
+    </w:p>
+    <w:p>
+      <w:pPr>
+        <w:pStyle w:val="ListParagraph"/>
+        <w:numPr>
+          <w:ilvl w:val="0"/>
+          <w:numId w:val="10"/>
+        </w:numPr>
+      </w:pPr>
+      <w:r>
+        <w:t>Fixed other minor bugs.</w:t>
+      </w:r>
+    </w:p>
+    <w:p>
+      <w:pPr>
+        <w:rPr>
+          <w:b/>
+          <w:bCs/>
+        </w:rPr>
+      </w:pPr>
+      <w:r>
+        <w:rPr>
+          <w:b/>
+          <w:bCs/>
+        </w:rPr>
+        <w:t>Changes to QRev since from 3.23 to 3.24</w:t>
+      </w:r>
+    </w:p>
+    <w:p>
+      <w:pPr>
+        <w:pStyle w:val="ListParagraph"/>
+        <w:numPr>
+          <w:ilvl w:val="0"/>
+          <w:numId w:val="11"/>
+        </w:numPr>
+      </w:pPr>
+      <w:r>
         <w:lastRenderedPageBreak/>
-        <w:t>Modified code to interpolate invalid data from composite depths using the composite depths rather than the primary data.</w:t>
-      </w:r>
-    </w:p>
-    <w:p>
-      <w:pPr>
-        <w:pStyle w:val="ListParagraph"/>
-        <w:numPr>
-          <w:ilvl w:val="0"/>
-          <w:numId w:val="9"/>
-        </w:numPr>
-      </w:pPr>
-      <w:r>
-        <w:t>Modified draft check to use display units and limit the comparison to 2 decimal spots which is what is displayed in the GUI.</w:t>
-      </w:r>
-    </w:p>
-    <w:p>
-      <w:pPr>
-        <w:pStyle w:val="ListParagraph"/>
-        <w:numPr>
-          <w:ilvl w:val="0"/>
-          <w:numId w:val="9"/>
-        </w:numPr>
-      </w:pPr>
-      <w:r>
-        <w:t>Added code to interpolate discharge for ensembles that are too shallow for a valid depth cell.</w:t>
-      </w:r>
-    </w:p>
-    <w:p>
-      <w:pPr>
-        <w:pStyle w:val="ListParagraph"/>
-        <w:numPr>
-          <w:ilvl w:val="0"/>
-          <w:numId w:val="9"/>
-        </w:numPr>
-      </w:pPr>
-      <w:r>
-        <w:t xml:space="preserve">Modified code in the way that TRDI </w:t>
-      </w:r>
-      <w:proofErr w:type="spellStart"/>
-      <w:r>
-        <w:t>mmt</w:t>
-      </w:r>
-      <w:proofErr w:type="spellEnd"/>
-      <w:r>
-        <w:t xml:space="preserve"> file setting for composite depths are processed to </w:t>
-      </w:r>
-      <w:proofErr w:type="spellStart"/>
-      <w:r>
-        <w:t>QRev</w:t>
-      </w:r>
-      <w:proofErr w:type="spellEnd"/>
-      <w:r>
-        <w:t xml:space="preserve"> settings. </w:t>
-      </w:r>
-    </w:p>
-    <w:p>
-      <w:pPr>
-        <w:pStyle w:val="ListParagraph"/>
-        <w:numPr>
-          <w:ilvl w:val="0"/>
-          <w:numId w:val="9"/>
-        </w:numPr>
-      </w:pPr>
-      <w:r>
-        <w:t>Moved composite depth computation to end of data input flow.</w:t>
-      </w:r>
-    </w:p>
-    <w:p>
-      <w:pPr>
-        <w:pStyle w:val="ListParagraph"/>
-        <w:numPr>
-          <w:ilvl w:val="0"/>
-          <w:numId w:val="9"/>
-        </w:numPr>
-      </w:pPr>
-      <w:r>
-        <w:t>Modified code to allow the view comments button to be accessible even when another window is open.</w:t>
-      </w:r>
-    </w:p>
-    <w:p>
-      <w:pPr>
-        <w:pStyle w:val="ListParagraph"/>
-        <w:numPr>
-          <w:ilvl w:val="0"/>
-          <w:numId w:val="9"/>
-        </w:numPr>
-      </w:pPr>
-      <w:r>
-        <w:t xml:space="preserve">Fixed bug with </w:t>
-      </w:r>
-      <w:proofErr w:type="spellStart"/>
-      <w:r>
-        <w:t>computePerDiff</w:t>
-      </w:r>
-      <w:proofErr w:type="spellEnd"/>
-      <w:r>
-        <w:t xml:space="preserve"> in extrapolation sensitivity when no transect data provided.</w:t>
-      </w:r>
-    </w:p>
-    <w:p>
-      <w:pPr>
-        <w:pStyle w:val="ListParagraph"/>
-        <w:numPr>
-          <w:ilvl w:val="0"/>
-          <w:numId w:val="9"/>
-        </w:numPr>
-      </w:pPr>
-      <w:r>
-        <w:t>Added valid depth method to xml output.</w:t>
-      </w:r>
-    </w:p>
-    <w:p>
-      <w:pPr>
-        <w:pStyle w:val="ListParagraph"/>
-        <w:numPr>
-          <w:ilvl w:val="0"/>
-          <w:numId w:val="9"/>
-        </w:numPr>
-      </w:pPr>
-      <w:r>
-        <w:t xml:space="preserve">Added code to check compass </w:t>
-      </w:r>
-      <w:proofErr w:type="spellStart"/>
-      <w:r>
-        <w:t>cal</w:t>
-      </w:r>
-      <w:proofErr w:type="spellEnd"/>
-      <w:r>
-        <w:t xml:space="preserve"> errors against USGS recommendations</w:t>
-      </w:r>
-    </w:p>
-    <w:p>
-      <w:pPr>
-        <w:pStyle w:val="ListParagraph"/>
-        <w:numPr>
-          <w:ilvl w:val="0"/>
-          <w:numId w:val="9"/>
-        </w:numPr>
-      </w:pPr>
-      <w:r>
-        <w:t xml:space="preserve">Added code to handle files processed with </w:t>
-      </w:r>
-      <w:proofErr w:type="spellStart"/>
-      <w:r>
-        <w:t>QBatch</w:t>
-      </w:r>
-      <w:proofErr w:type="spellEnd"/>
-      <w:r>
-        <w:t>.</w:t>
-      </w:r>
-    </w:p>
-    <w:p>
-      <w:pPr>
-        <w:pStyle w:val="ListParagraph"/>
-        <w:numPr>
-          <w:ilvl w:val="0"/>
-          <w:numId w:val="9"/>
-        </w:numPr>
-      </w:pPr>
-      <w:r>
-        <w:t>Fixed bug with variable names for mean and max depth and max water speed.</w:t>
-      </w:r>
-    </w:p>
-    <w:p>
-      <w:pPr>
-        <w:pStyle w:val="ListParagraph"/>
-        <w:numPr>
-          <w:ilvl w:val="0"/>
-          <w:numId w:val="9"/>
-        </w:numPr>
-      </w:pPr>
-      <w:r>
-        <w:t>Fixed bug with order of warnings and cautions for system test checks.</w:t>
-      </w:r>
-    </w:p>
-    <w:p/>
-    <w:p>
-      <w:pPr>
-        <w:rPr>
-          <w:b/>
-          <w:bCs/>
-        </w:rPr>
-      </w:pPr>
-      <w:r>
-        <w:rPr>
-          <w:b/>
-          <w:bCs/>
-        </w:rPr>
-        <w:t xml:space="preserve">Changes to </w:t>
-      </w:r>
-      <w:proofErr w:type="spellStart"/>
-      <w:r>
-        <w:rPr>
-          <w:b/>
-          <w:bCs/>
-        </w:rPr>
-        <w:t>QRev</w:t>
-      </w:r>
-      <w:proofErr w:type="spellEnd"/>
-      <w:r>
-        <w:rPr>
-          <w:b/>
-          <w:bCs/>
-        </w:rPr>
-        <w:t xml:space="preserve"> from 3.24 to 3.28</w:t>
-      </w:r>
-    </w:p>
-    <w:p/>
-    <w:p>
-      <w:pPr>
-        <w:pStyle w:val="ListParagraph"/>
-        <w:numPr>
-          <w:ilvl w:val="0"/>
-          <w:numId w:val="10"/>
-        </w:numPr>
-      </w:pPr>
-      <w:r>
-        <w:t>Messages are now in a table, sorted with warnings on top, and identified with a symbol and font.</w:t>
-      </w:r>
-    </w:p>
-    <w:p>
-      <w:pPr>
-        <w:pStyle w:val="ListParagraph"/>
-        <w:numPr>
-          <w:ilvl w:val="0"/>
-          <w:numId w:val="10"/>
-        </w:numPr>
-      </w:pPr>
-      <w:r>
-        <w:t>Clicking on a message will open the associated window, same as clicking on associated button.</w:t>
-      </w:r>
-    </w:p>
-    <w:p>
-      <w:pPr>
-        <w:pStyle w:val="ListParagraph"/>
-        <w:numPr>
-          <w:ilvl w:val="0"/>
-          <w:numId w:val="10"/>
-        </w:numPr>
-      </w:pPr>
-      <w:r>
-        <w:t>Extrapolation discharge sensitivity table is now referenced to the currently selected fit, rather than to power/power 0.1667.</w:t>
-      </w:r>
-    </w:p>
-    <w:p>
-      <w:pPr>
-        <w:pStyle w:val="ListParagraph"/>
-        <w:numPr>
-          <w:ilvl w:val="0"/>
-          <w:numId w:val="10"/>
-        </w:numPr>
-      </w:pPr>
-      <w:r>
-        <w:t>Clicking a row in the extrapolation discharge sensitivity table will set the fit to those parameters.</w:t>
-      </w:r>
-    </w:p>
-    <w:p>
-      <w:pPr>
-        <w:pStyle w:val="ListParagraph"/>
-        <w:numPr>
-          <w:ilvl w:val="0"/>
-          <w:numId w:val="10"/>
-        </w:numPr>
-      </w:pPr>
-      <w:r>
-        <w:t xml:space="preserve">The compass error from the evaluation of a TRDI ADCP and if available, from </w:t>
-      </w:r>
-      <w:proofErr w:type="spellStart"/>
-      <w:r>
-        <w:t>RiverSurveyor</w:t>
-      </w:r>
-      <w:proofErr w:type="spellEnd"/>
-      <w:r>
-        <w:t xml:space="preserve"> G3 compass is now shown in the Compass/P/R window.</w:t>
-      </w:r>
-    </w:p>
-    <w:p>
-      <w:pPr>
-        <w:pStyle w:val="ListParagraph"/>
-        <w:numPr>
-          <w:ilvl w:val="0"/>
-          <w:numId w:val="10"/>
-        </w:numPr>
-      </w:pPr>
-      <w:r>
-        <w:t>The system test window now displays the total number of tests.</w:t>
-      </w:r>
-    </w:p>
-    <w:p>
-      <w:pPr>
-        <w:pStyle w:val="ListParagraph"/>
-        <w:numPr>
-          <w:ilvl w:val="0"/>
-          <w:numId w:val="10"/>
-        </w:numPr>
-      </w:pPr>
-      <w:r>
-        <w:t>The PT3 test is now decoded and the correlation in lag 3 is checked to ensure that the correlation is less than 15% of the lag 0 correlation.</w:t>
-      </w:r>
-    </w:p>
-    <w:p>
-      <w:pPr>
-        <w:pStyle w:val="ListParagraph"/>
-        <w:numPr>
-          <w:ilvl w:val="0"/>
-          <w:numId w:val="10"/>
-        </w:numPr>
-      </w:pPr>
-      <w:r>
-        <w:t>A minimum threshold for the boat track vertical velocity filter is set to 0.01 m/s.</w:t>
-      </w:r>
-    </w:p>
-    <w:p>
-      <w:pPr>
-        <w:pStyle w:val="ListParagraph"/>
-        <w:numPr>
-          <w:ilvl w:val="0"/>
-          <w:numId w:val="10"/>
-        </w:numPr>
-      </w:pPr>
-      <w:r>
-        <w:t xml:space="preserve">A bug which applied both the </w:t>
-      </w:r>
-      <w:proofErr w:type="spellStart"/>
-      <w:r>
-        <w:t>magvar</w:t>
-      </w:r>
-      <w:proofErr w:type="spellEnd"/>
-      <w:r>
-        <w:t xml:space="preserve"> and heading offset to all compass data when loading has been fixed. Now the </w:t>
-      </w:r>
-      <w:proofErr w:type="spellStart"/>
-      <w:r>
-        <w:t>magvar</w:t>
-      </w:r>
-      <w:proofErr w:type="spellEnd"/>
-      <w:r>
-        <w:t xml:space="preserve"> is only applied to the internal compass and the heading offset only applied to the external compass. This is consistent with how it was handled in the Compass/P/R window.</w:t>
-      </w:r>
-    </w:p>
-    <w:p>
-      <w:pPr>
-        <w:pStyle w:val="ListParagraph"/>
-        <w:numPr>
-          <w:ilvl w:val="0"/>
-          <w:numId w:val="10"/>
-        </w:numPr>
-      </w:pPr>
-      <w:r>
-        <w:t>Label for Google Earth plots was changed to filename only, not including the path.</w:t>
-      </w:r>
-    </w:p>
-    <w:p>
-      <w:pPr>
-        <w:pStyle w:val="ListParagraph"/>
-        <w:numPr>
-          <w:ilvl w:val="0"/>
-          <w:numId w:val="10"/>
-        </w:numPr>
-      </w:pPr>
-      <w:r>
-        <w:t>Fixed other minor bugs.</w:t>
-      </w:r>
-    </w:p>
-    <w:p>
-      <w:pPr>
-        <w:rPr>
-          <w:b/>
-          <w:bCs/>
-        </w:rPr>
-      </w:pPr>
-      <w:r>
-        <w:rPr>
-          <w:b/>
-          <w:bCs/>
-        </w:rPr>
-        <w:t xml:space="preserve">Changes to </w:t>
-      </w:r>
-      <w:proofErr w:type="spellStart"/>
-      <w:r>
-        <w:rPr>
-          <w:b/>
-          <w:bCs/>
-        </w:rPr>
-        <w:t>QRev</w:t>
-      </w:r>
-      <w:proofErr w:type="spellEnd"/>
-      <w:r>
-        <w:rPr>
-          <w:b/>
-          <w:bCs/>
-        </w:rPr>
-        <w:t xml:space="preserve"> since from 3.23 to 3.24</w:t>
+        <w:t>Fixed compiler issue causing the plot to Google Earth to fail</w:t>
       </w:r>
     </w:p>
     <w:p>
@@ -3739,18 +3125,6 @@
         </w:numPr>
       </w:pPr>
       <w:r>
-        <w:t>Fixed compiler issue causing the plot to Google Earth to fail</w:t>
-      </w:r>
-    </w:p>
-    <w:p>
-      <w:pPr>
-        <w:pStyle w:val="ListParagraph"/>
-        <w:numPr>
-          <w:ilvl w:val="0"/>
-          <w:numId w:val="11"/>
-        </w:numPr>
-      </w:pPr>
-      <w:r>
         <w:t>Fixed a bug reading longitude data when preceded by a leading zero.</w:t>
       </w:r>
     </w:p>
@@ -3766,538 +3140,413 @@
           <w:b/>
           <w:bCs/>
         </w:rPr>
+        <w:t>Changes to QRev since release of version 3.21 (in chronological order)</w:t>
+      </w:r>
+    </w:p>
+    <w:p>
+      <w:pPr>
+        <w:pStyle w:val="ListParagraph"/>
+        <w:numPr>
+          <w:ilvl w:val="0"/>
+          <w:numId w:val="12"/>
+        </w:numPr>
+      </w:pPr>
+      <w:r>
+        <w:t>Improved the handling of illegal xml characters in mmt file.</w:t>
+      </w:r>
+    </w:p>
+    <w:p>
+      <w:pPr>
+        <w:pStyle w:val="ListParagraph"/>
+        <w:numPr>
+          <w:ilvl w:val="0"/>
+          <w:numId w:val="12"/>
+        </w:numPr>
+      </w:pPr>
+      <w:r>
+        <w:t>Added a minimum threshold to the COV QA check for stationary tests.</w:t>
+      </w:r>
+    </w:p>
+    <w:p>
+      <w:pPr>
+        <w:pStyle w:val="ListParagraph"/>
+        <w:numPr>
+          <w:ilvl w:val="0"/>
+          <w:numId w:val="12"/>
+        </w:numPr>
+      </w:pPr>
+      <w:r>
+        <w:t>Changed the QA check for number of valid ensembles to a duration based check for stationary moving-bed test.</w:t>
+      </w:r>
+    </w:p>
+    <w:p>
+      <w:pPr>
+        <w:pStyle w:val="ListParagraph"/>
+        <w:numPr>
+          <w:ilvl w:val="0"/>
+          <w:numId w:val="12"/>
+        </w:numPr>
+      </w:pPr>
+      <w:r>
+        <w:t>Fixed bug causing edges GUI not to update with changes to table.</w:t>
+      </w:r>
+    </w:p>
+    <w:p>
+      <w:pPr>
+        <w:pStyle w:val="ListParagraph"/>
+        <w:numPr>
+          <w:ilvl w:val="0"/>
+          <w:numId w:val="12"/>
+        </w:numPr>
+      </w:pPr>
+      <w:r>
+        <w:t>Added a button to copy comments from the view comments window so they could be pasted in another application.</w:t>
+      </w:r>
+    </w:p>
+    <w:p>
+      <w:pPr>
+        <w:pStyle w:val="ListParagraph"/>
+        <w:numPr>
+          <w:ilvl w:val="0"/>
+          <w:numId w:val="12"/>
+        </w:numPr>
+      </w:pPr>
+      <w:r>
+        <w:t>Changed Display Units buttons to Options and created an Options window for units and save all or save checked only.</w:t>
+      </w:r>
+    </w:p>
+    <w:p>
+      <w:pPr>
+        <w:pStyle w:val="ListParagraph"/>
+        <w:numPr>
+          <w:ilvl w:val="0"/>
+          <w:numId w:val="12"/>
+        </w:numPr>
+      </w:pPr>
+      <w:r>
+        <w:t>Added an icon button to main window for uncheck all.</w:t>
+      </w:r>
+    </w:p>
+    <w:p>
+      <w:pPr>
+        <w:pStyle w:val="ListParagraph"/>
+        <w:numPr>
+          <w:ilvl w:val="0"/>
+          <w:numId w:val="12"/>
+        </w:numPr>
+      </w:pPr>
+      <w:r>
+        <w:t>Change version to 3.22.</w:t>
+      </w:r>
+    </w:p>
+    <w:p>
+      <w:pPr>
+        <w:pStyle w:val="ListParagraph"/>
+        <w:numPr>
+          <w:ilvl w:val="0"/>
+          <w:numId w:val="12"/>
+        </w:numPr>
+      </w:pPr>
+      <w:r>
+        <w:t>Fixed bug in when selecting an extrapolation fit where numerical storage prevented 0.1 = 0.1</w:t>
+      </w:r>
+      <w:r>
+        <w:tab/>
+      </w:r>
+    </w:p>
+    <w:p>
+      <w:pPr>
+        <w:pStyle w:val="ListParagraph"/>
+        <w:numPr>
+          <w:ilvl w:val="0"/>
+          <w:numId w:val="12"/>
+        </w:numPr>
+      </w:pPr>
+      <w:r>
+        <w:t>Fixed issue with RSL revision numbers which need to be 2 digits (02 not 2).</w:t>
+      </w:r>
+    </w:p>
+    <w:p>
+      <w:pPr>
+        <w:pStyle w:val="ListParagraph"/>
+        <w:numPr>
+          <w:ilvl w:val="0"/>
+          <w:numId w:val="12"/>
+        </w:numPr>
+      </w:pPr>
+      <w:r>
+        <w:t>Fixed issue with UTC time from GGA which contained an invalid character causing the str2double function resulting in NaN.</w:t>
+      </w:r>
+    </w:p>
+    <w:p>
+      <w:pPr>
+        <w:pStyle w:val="ListParagraph"/>
+        <w:numPr>
+          <w:ilvl w:val="0"/>
+          <w:numId w:val="12"/>
+        </w:numPr>
+      </w:pPr>
+      <w:r>
+        <w:t>Added fix for invalid prefPath from corrupt AppData/Local/QRev</w:t>
+      </w:r>
+    </w:p>
+    <w:p>
+      <w:pPr>
+        <w:pStyle w:val="ListParagraph"/>
+        <w:numPr>
+          <w:ilvl w:val="0"/>
+          <w:numId w:val="12"/>
+        </w:numPr>
+      </w:pPr>
+      <w:r>
+        <w:t>Added code to reset the close option from extrap to the main window when extrap is closed.</w:t>
+      </w:r>
+    </w:p>
+    <w:p>
+      <w:pPr>
+        <w:pStyle w:val="ListParagraph"/>
+        <w:numPr>
+          <w:ilvl w:val="0"/>
+          <w:numId w:val="12"/>
+        </w:numPr>
+      </w:pPr>
+      <w:r>
+        <w:t>Added code to compute the edge velocity using the full profile assuming a 1/6th power fit to estimate the unmeasured portions of the profile.</w:t>
+      </w:r>
+    </w:p>
+    <w:p>
+      <w:pPr>
+        <w:pStyle w:val="ListParagraph"/>
+        <w:numPr>
+          <w:ilvl w:val="0"/>
+          <w:numId w:val="12"/>
+        </w:numPr>
+      </w:pPr>
+      <w:r>
+        <w:t>Fixed bug associated with changing all moving-bed tests to manual.</w:t>
+      </w:r>
+    </w:p>
+    <w:p>
+      <w:pPr>
+        <w:pStyle w:val="ListParagraph"/>
+        <w:numPr>
+          <w:ilvl w:val="0"/>
+          <w:numId w:val="12"/>
+        </w:numPr>
+      </w:pPr>
+      <w:r>
+        <w:t>Added new message when moving-bed tests are selected manually.</w:t>
+      </w:r>
+    </w:p>
+    <w:p>
+      <w:pPr>
+        <w:pStyle w:val="ListParagraph"/>
+        <w:numPr>
+          <w:ilvl w:val="0"/>
+          <w:numId w:val="12"/>
+        </w:numPr>
+      </w:pPr>
+      <w:r>
+        <w:t>Fixed issue with moving-bed tests when data were collected in language other than English.</w:t>
+      </w:r>
+    </w:p>
+    <w:p>
+      <w:pPr>
+        <w:pStyle w:val="ListParagraph"/>
+        <w:numPr>
+          <w:ilvl w:val="0"/>
+          <w:numId w:val="12"/>
+        </w:numPr>
+      </w:pPr>
+      <w:r>
+        <w:t>Change version to 3.23</w:t>
+      </w:r>
+    </w:p>
+    <w:p>
+      <w:pPr>
+        <w:rPr>
+          <w:b/>
+          <w:bCs/>
+        </w:rPr>
+      </w:pPr>
+      <w:r>
+        <w:rPr>
+          <w:b/>
+          <w:bCs/>
+        </w:rPr>
+        <w:t>Changes in QRev from 3.12 to 3.21</w:t>
+      </w:r>
+    </w:p>
+    <w:p>
+      <w:pPr>
+        <w:pStyle w:val="ListParagraph"/>
+        <w:numPr>
+          <w:ilvl w:val="0"/>
+          <w:numId w:val="13"/>
+        </w:numPr>
+      </w:pPr>
+      <w:r>
+        <w:t>Update help to add pdf file which can be searched.</w:t>
+      </w:r>
+    </w:p>
+    <w:p>
+      <w:pPr>
+        <w:pStyle w:val="ListParagraph"/>
+        <w:numPr>
+          <w:ilvl w:val="0"/>
+          <w:numId w:val="13"/>
+        </w:numPr>
+      </w:pPr>
+      <w:r>
+        <w:t>Fixed bug when plotting multiple transects with magnetic data in the Compass/P/R window.</w:t>
+      </w:r>
+    </w:p>
+    <w:p>
+      <w:pPr>
+        <w:pStyle w:val="ListParagraph"/>
+        <w:numPr>
+          <w:ilvl w:val="0"/>
+          <w:numId w:val="13"/>
+        </w:numPr>
+      </w:pPr>
+      <w:r>
+        <w:t xml:space="preserve">Fixed bug with transect name display when some transects were not checked in GPS window. </w:t>
+      </w:r>
+    </w:p>
+    <w:p>
+      <w:pPr>
+        <w:pStyle w:val="ListParagraph"/>
+        <w:numPr>
+          <w:ilvl w:val="0"/>
+          <w:numId w:val="13"/>
+        </w:numPr>
+      </w:pPr>
+      <w:r>
+        <w:t>Fixed bug causing Use in main table to be shown in red when there were no errors.</w:t>
+      </w:r>
+    </w:p>
+    <w:p>
+      <w:pPr>
+        <w:pStyle w:val="ListParagraph"/>
+        <w:numPr>
+          <w:ilvl w:val="0"/>
+          <w:numId w:val="13"/>
+        </w:numPr>
+      </w:pPr>
+      <w:r>
+        <w:t>Fixed bug checking for invalid edge ensembles due to excluded distance.</w:t>
+      </w:r>
+    </w:p>
+    <w:p>
+      <w:pPr>
+        <w:pStyle w:val="ListParagraph"/>
+        <w:numPr>
+          <w:ilvl w:val="0"/>
+          <w:numId w:val="13"/>
+        </w:numPr>
+      </w:pPr>
+      <w:r>
+        <w:t>Fixed bug when using up arrow in Edge window.</w:t>
+      </w:r>
+    </w:p>
+    <w:p>
+      <w:pPr>
+        <w:pStyle w:val="ListParagraph"/>
+        <w:numPr>
+          <w:ilvl w:val="0"/>
+          <w:numId w:val="13"/>
+        </w:numPr>
+      </w:pPr>
+      <w:r>
+        <w:t>Fixed bug in xml output for change in speed of sound.</w:t>
+      </w:r>
+    </w:p>
+    <w:p>
+      <w:pPr>
+        <w:pStyle w:val="ListParagraph"/>
+        <w:numPr>
+          <w:ilvl w:val="0"/>
+          <w:numId w:val="13"/>
+        </w:numPr>
+      </w:pPr>
+      <w:r>
+        <w:t>Fixed crash when loading transect with only 1 ensemble.</w:t>
+      </w:r>
+    </w:p>
+    <w:p>
+      <w:pPr>
+        <w:pStyle w:val="ListParagraph"/>
+        <w:numPr>
+          <w:ilvl w:val="0"/>
+          <w:numId w:val="13"/>
+        </w:numPr>
+      </w:pPr>
+      <w:r>
+        <w:t>Updated use of arrow keys in tables to avoid table and plots getting out of synch when arrow keys were pressed too quickly.</w:t>
+      </w:r>
+    </w:p>
+    <w:p>
+      <w:pPr>
+        <w:pStyle w:val="ListParagraph"/>
+        <w:numPr>
+          <w:ilvl w:val="0"/>
+          <w:numId w:val="13"/>
+        </w:numPr>
+      </w:pPr>
+      <w:r>
+        <w:t>Added point marker to vertical beam in depth plots.</w:t>
+      </w:r>
+    </w:p>
+    <w:p>
+      <w:pPr>
+        <w:pStyle w:val="ListParagraph"/>
+        <w:numPr>
+          <w:ilvl w:val="0"/>
+          <w:numId w:val="13"/>
+        </w:numPr>
+      </w:pPr>
+      <w:r>
+        <w:t>Modified code to make buttons inactive if no transects are checked.</w:t>
+      </w:r>
+    </w:p>
+    <w:p>
+      <w:pPr>
+        <w:pStyle w:val="ListParagraph"/>
+        <w:numPr>
+          <w:ilvl w:val="0"/>
+          <w:numId w:val="13"/>
+        </w:numPr>
+      </w:pPr>
+      <w:r>
+        <w:t>Added EDI interface for Equal Discharge Increment sampling</w:t>
+      </w:r>
+    </w:p>
+    <w:p>
+      <w:pPr>
+        <w:pStyle w:val="ListParagraph"/>
+        <w:numPr>
+          <w:ilvl w:val="0"/>
+          <w:numId w:val="13"/>
+        </w:numPr>
+      </w:pPr>
+      <w:r>
+        <w:t>In the extrap window, added message to user that they need to set Fit to manual if the want to use an automatically opitimized fit but they have change the threshold, subsection, or data type.</w:t>
+      </w:r>
+    </w:p>
+    <w:p>
+      <w:pPr>
+        <w:rPr>
+          <w:b/>
+          <w:bCs/>
+        </w:rPr>
+      </w:pPr>
+      <w:r>
+        <w:rPr>
+          <w:b/>
+          <w:bCs/>
+        </w:rPr>
         <w:lastRenderedPageBreak/>
-        <w:t xml:space="preserve">Changes to </w:t>
-      </w:r>
-      <w:proofErr w:type="spellStart"/>
-      <w:r>
-        <w:rPr>
-          <w:b/>
-          <w:bCs/>
-        </w:rPr>
-        <w:t>QRev</w:t>
-      </w:r>
-      <w:proofErr w:type="spellEnd"/>
-      <w:r>
-        <w:rPr>
-          <w:b/>
-          <w:bCs/>
-        </w:rPr>
-        <w:t xml:space="preserve"> since release of version 3.21 (in chronological order)</w:t>
-      </w:r>
-    </w:p>
-    <w:p>
-      <w:pPr>
-        <w:pStyle w:val="ListParagraph"/>
-        <w:numPr>
-          <w:ilvl w:val="0"/>
-          <w:numId w:val="12"/>
-        </w:numPr>
-      </w:pPr>
-      <w:r>
-        <w:t xml:space="preserve">Improved the handling of illegal xml characters in </w:t>
-      </w:r>
-      <w:proofErr w:type="spellStart"/>
-      <w:r>
-        <w:t>mmt</w:t>
-      </w:r>
-      <w:proofErr w:type="spellEnd"/>
-      <w:r>
-        <w:t xml:space="preserve"> file.</w:t>
-      </w:r>
-    </w:p>
-    <w:p>
-      <w:pPr>
-        <w:pStyle w:val="ListParagraph"/>
-        <w:numPr>
-          <w:ilvl w:val="0"/>
-          <w:numId w:val="12"/>
-        </w:numPr>
-      </w:pPr>
-      <w:r>
-        <w:t>Added a minimum threshold to the COV QA check for stationary tests.</w:t>
-      </w:r>
-    </w:p>
-    <w:p>
-      <w:pPr>
-        <w:pStyle w:val="ListParagraph"/>
-        <w:numPr>
-          <w:ilvl w:val="0"/>
-          <w:numId w:val="12"/>
-        </w:numPr>
-      </w:pPr>
-      <w:r>
-        <w:t>Changed the QA check for number of valid ensembles to a duration based check for stationary moving-bed test.</w:t>
-      </w:r>
-    </w:p>
-    <w:p>
-      <w:pPr>
-        <w:pStyle w:val="ListParagraph"/>
-        <w:numPr>
-          <w:ilvl w:val="0"/>
-          <w:numId w:val="12"/>
-        </w:numPr>
-      </w:pPr>
-      <w:r>
-        <w:t>Fixed bug causing edges GUI not to update with changes to table.</w:t>
-      </w:r>
-    </w:p>
-    <w:p>
-      <w:pPr>
-        <w:pStyle w:val="ListParagraph"/>
-        <w:numPr>
-          <w:ilvl w:val="0"/>
-          <w:numId w:val="12"/>
-        </w:numPr>
-      </w:pPr>
-      <w:r>
-        <w:t>Added a button to copy comments from the view comments window so they could be pasted in another application.</w:t>
-      </w:r>
-    </w:p>
-    <w:p>
-      <w:pPr>
-        <w:pStyle w:val="ListParagraph"/>
-        <w:numPr>
-          <w:ilvl w:val="0"/>
-          <w:numId w:val="12"/>
-        </w:numPr>
-      </w:pPr>
-      <w:r>
-        <w:t>Changed Display Units buttons to Options and created an Options window for units and save all or save checked only.</w:t>
-      </w:r>
-    </w:p>
-    <w:p>
-      <w:pPr>
-        <w:pStyle w:val="ListParagraph"/>
-        <w:numPr>
-          <w:ilvl w:val="0"/>
-          <w:numId w:val="12"/>
-        </w:numPr>
-      </w:pPr>
-      <w:r>
-        <w:t>Added an icon button to main window for uncheck all.</w:t>
-      </w:r>
-    </w:p>
-    <w:p>
-      <w:pPr>
-        <w:pStyle w:val="ListParagraph"/>
-        <w:numPr>
-          <w:ilvl w:val="0"/>
-          <w:numId w:val="12"/>
-        </w:numPr>
-      </w:pPr>
-      <w:r>
-        <w:t>Change version to 3.22.</w:t>
-      </w:r>
-    </w:p>
-    <w:p>
-      <w:pPr>
-        <w:pStyle w:val="ListParagraph"/>
-        <w:numPr>
-          <w:ilvl w:val="0"/>
-          <w:numId w:val="12"/>
-        </w:numPr>
-      </w:pPr>
-      <w:r>
-        <w:t>Fixed bug in when selecting an extrapolation fit where numerical storage prevented 0.1 = 0.1</w:t>
-      </w:r>
-      <w:r>
-        <w:tab/>
-      </w:r>
-    </w:p>
-    <w:p>
-      <w:pPr>
-        <w:pStyle w:val="ListParagraph"/>
-        <w:numPr>
-          <w:ilvl w:val="0"/>
-          <w:numId w:val="12"/>
-        </w:numPr>
-      </w:pPr>
-      <w:r>
-        <w:t>Fixed issue with RSL revision numbers which need to be 2 digits (02 not 2).</w:t>
-      </w:r>
-    </w:p>
-    <w:p>
-      <w:pPr>
-        <w:pStyle w:val="ListParagraph"/>
-        <w:numPr>
-          <w:ilvl w:val="0"/>
-          <w:numId w:val="12"/>
-        </w:numPr>
-      </w:pPr>
-      <w:r>
-        <w:t xml:space="preserve">Fixed issue with UTC time from GGA which contained an invalid character causing the str2double function resulting in </w:t>
-      </w:r>
-      <w:proofErr w:type="spellStart"/>
-      <w:r>
-        <w:t>NaN</w:t>
-      </w:r>
-      <w:proofErr w:type="spellEnd"/>
-      <w:r>
-        <w:t>.</w:t>
-      </w:r>
-    </w:p>
-    <w:p>
-      <w:pPr>
-        <w:pStyle w:val="ListParagraph"/>
-        <w:numPr>
-          <w:ilvl w:val="0"/>
-          <w:numId w:val="12"/>
-        </w:numPr>
-      </w:pPr>
-      <w:r>
-        <w:t xml:space="preserve">Added fix for invalid </w:t>
-      </w:r>
-      <w:proofErr w:type="spellStart"/>
-      <w:r>
-        <w:t>prefPath</w:t>
-      </w:r>
-      <w:proofErr w:type="spellEnd"/>
-      <w:r>
-        <w:t xml:space="preserve"> from corrupt </w:t>
-      </w:r>
-      <w:proofErr w:type="spellStart"/>
-      <w:r>
-        <w:t>AppData</w:t>
-      </w:r>
-      <w:proofErr w:type="spellEnd"/>
-      <w:r>
-        <w:t>/Local/</w:t>
-      </w:r>
-      <w:proofErr w:type="spellStart"/>
-      <w:r>
-        <w:t>QRev</w:t>
-      </w:r>
-      <w:proofErr w:type="spellEnd"/>
-    </w:p>
-    <w:p>
-      <w:pPr>
-        <w:pStyle w:val="ListParagraph"/>
-        <w:numPr>
-          <w:ilvl w:val="0"/>
-          <w:numId w:val="12"/>
-        </w:numPr>
-      </w:pPr>
-      <w:r>
-        <w:t xml:space="preserve">Added code to reset the close option from </w:t>
-      </w:r>
-      <w:proofErr w:type="spellStart"/>
-      <w:r>
-        <w:t>extrap</w:t>
-      </w:r>
-      <w:proofErr w:type="spellEnd"/>
-      <w:r>
-        <w:t xml:space="preserve"> to the main window when </w:t>
-      </w:r>
-      <w:proofErr w:type="spellStart"/>
-      <w:r>
-        <w:t>extrap</w:t>
-      </w:r>
-      <w:proofErr w:type="spellEnd"/>
-      <w:r>
-        <w:t xml:space="preserve"> is closed.</w:t>
-      </w:r>
-    </w:p>
-    <w:p>
-      <w:pPr>
-        <w:pStyle w:val="ListParagraph"/>
-        <w:numPr>
-          <w:ilvl w:val="0"/>
-          <w:numId w:val="12"/>
-        </w:numPr>
-      </w:pPr>
-      <w:r>
-        <w:t>Added code to compute the edge velocity using the full profile assuming a 1/6th power fit to estimate the unmeasured portions of the profile.</w:t>
-      </w:r>
-    </w:p>
-    <w:p>
-      <w:pPr>
-        <w:pStyle w:val="ListParagraph"/>
-        <w:numPr>
-          <w:ilvl w:val="0"/>
-          <w:numId w:val="12"/>
-        </w:numPr>
-      </w:pPr>
-      <w:r>
-        <w:t>Fixed bug associated with changing all moving-bed tests to manual.</w:t>
-      </w:r>
-    </w:p>
-    <w:p>
-      <w:pPr>
-        <w:pStyle w:val="ListParagraph"/>
-        <w:numPr>
-          <w:ilvl w:val="0"/>
-          <w:numId w:val="12"/>
-        </w:numPr>
-      </w:pPr>
-      <w:r>
-        <w:t>Added new message when moving-bed tests are selected manually.</w:t>
-      </w:r>
-    </w:p>
-    <w:p>
-      <w:pPr>
-        <w:pStyle w:val="ListParagraph"/>
-        <w:numPr>
-          <w:ilvl w:val="0"/>
-          <w:numId w:val="12"/>
-        </w:numPr>
-      </w:pPr>
-      <w:r>
-        <w:t>Fixed issue with moving-bed tests when data were collected in language other than English.</w:t>
-      </w:r>
-    </w:p>
-    <w:p>
-      <w:pPr>
-        <w:pStyle w:val="ListParagraph"/>
-        <w:numPr>
-          <w:ilvl w:val="0"/>
-          <w:numId w:val="12"/>
-        </w:numPr>
-      </w:pPr>
-      <w:r>
-        <w:t>Change version to 3.23</w:t>
-      </w:r>
-    </w:p>
-    <w:p>
-      <w:pPr>
-        <w:rPr>
-          <w:b/>
-          <w:bCs/>
-        </w:rPr>
-      </w:pPr>
-      <w:r>
-        <w:rPr>
-          <w:b/>
-          <w:bCs/>
-        </w:rPr>
-        <w:t xml:space="preserve">Changes in </w:t>
-      </w:r>
-      <w:proofErr w:type="spellStart"/>
-      <w:r>
-        <w:rPr>
-          <w:b/>
-          <w:bCs/>
-        </w:rPr>
-        <w:t>QRev</w:t>
-      </w:r>
-      <w:proofErr w:type="spellEnd"/>
-      <w:r>
-        <w:rPr>
-          <w:b/>
-          <w:bCs/>
-        </w:rPr>
-        <w:t xml:space="preserve"> from 3.12 to 3.21</w:t>
-      </w:r>
-    </w:p>
-    <w:p>
-      <w:pPr>
-        <w:pStyle w:val="ListParagraph"/>
-        <w:numPr>
-          <w:ilvl w:val="0"/>
-          <w:numId w:val="13"/>
-        </w:numPr>
-      </w:pPr>
-      <w:r>
-        <w:t>Update help to add pdf file which can be searched.</w:t>
-      </w:r>
-    </w:p>
-    <w:p>
-      <w:pPr>
-        <w:pStyle w:val="ListParagraph"/>
-        <w:numPr>
-          <w:ilvl w:val="0"/>
-          <w:numId w:val="13"/>
-        </w:numPr>
-      </w:pPr>
-      <w:r>
-        <w:t>Fixed bug when plotting multiple transects with magnetic data in the Compass/P/R window.</w:t>
-      </w:r>
-    </w:p>
-    <w:p>
-      <w:pPr>
-        <w:pStyle w:val="ListParagraph"/>
-        <w:numPr>
-          <w:ilvl w:val="0"/>
-          <w:numId w:val="13"/>
-        </w:numPr>
-      </w:pPr>
-      <w:r>
-        <w:t xml:space="preserve">Fixed bug with transect name display when some transects were not checked in GPS window. </w:t>
-      </w:r>
-    </w:p>
-    <w:p>
-      <w:pPr>
-        <w:pStyle w:val="ListParagraph"/>
-        <w:numPr>
-          <w:ilvl w:val="0"/>
-          <w:numId w:val="13"/>
-        </w:numPr>
-      </w:pPr>
-      <w:r>
-        <w:t>Fixed bug causing Use in main table to be shown in red when there were no errors.</w:t>
-      </w:r>
-    </w:p>
-    <w:p>
-      <w:pPr>
-        <w:pStyle w:val="ListParagraph"/>
-        <w:numPr>
-          <w:ilvl w:val="0"/>
-          <w:numId w:val="13"/>
-        </w:numPr>
-      </w:pPr>
-      <w:r>
-        <w:t>Fixed bug checking for invalid edge ensembles due to excluded distance.</w:t>
-      </w:r>
-    </w:p>
-    <w:p>
-      <w:pPr>
-        <w:pStyle w:val="ListParagraph"/>
-        <w:numPr>
-          <w:ilvl w:val="0"/>
-          <w:numId w:val="13"/>
-        </w:numPr>
-      </w:pPr>
-      <w:r>
-        <w:t>Fixed bug when using up arrow in Edge window.</w:t>
-      </w:r>
-    </w:p>
-    <w:p>
-      <w:pPr>
-        <w:pStyle w:val="ListParagraph"/>
-        <w:numPr>
-          <w:ilvl w:val="0"/>
-          <w:numId w:val="13"/>
-        </w:numPr>
-      </w:pPr>
-      <w:r>
-        <w:t>Fixed bug in xml output for change in speed of sound.</w:t>
-      </w:r>
-    </w:p>
-    <w:p>
-      <w:pPr>
-        <w:pStyle w:val="ListParagraph"/>
-        <w:numPr>
-          <w:ilvl w:val="0"/>
-          <w:numId w:val="13"/>
-        </w:numPr>
-      </w:pPr>
-      <w:r>
-        <w:t>Fixed crash when loading transect with only 1 ensemble.</w:t>
-      </w:r>
-    </w:p>
-    <w:p>
-      <w:pPr>
-        <w:pStyle w:val="ListParagraph"/>
-        <w:numPr>
-          <w:ilvl w:val="0"/>
-          <w:numId w:val="13"/>
-        </w:numPr>
-      </w:pPr>
-      <w:r>
-        <w:t>Updated use of arrow keys in tables to avoid table and plots getting out of synch when arrow keys were pressed too quickly.</w:t>
-      </w:r>
-    </w:p>
-    <w:p>
-      <w:pPr>
-        <w:pStyle w:val="ListParagraph"/>
-        <w:numPr>
-          <w:ilvl w:val="0"/>
-          <w:numId w:val="13"/>
-        </w:numPr>
-      </w:pPr>
-      <w:r>
-        <w:t>Added point marker to vertical beam in depth plots.</w:t>
-      </w:r>
-    </w:p>
-    <w:p>
-      <w:pPr>
-        <w:pStyle w:val="ListParagraph"/>
-        <w:numPr>
-          <w:ilvl w:val="0"/>
-          <w:numId w:val="13"/>
-        </w:numPr>
-      </w:pPr>
-      <w:r>
-        <w:t>Modified code to make buttons inactive if no transects are checked.</w:t>
-      </w:r>
-    </w:p>
-    <w:p>
-      <w:pPr>
-        <w:pStyle w:val="ListParagraph"/>
-        <w:numPr>
-          <w:ilvl w:val="0"/>
-          <w:numId w:val="13"/>
-        </w:numPr>
-      </w:pPr>
-      <w:r>
-        <w:t>Added EDI interface for Equal Discharge Increment sampling</w:t>
-      </w:r>
-    </w:p>
-    <w:p>
-      <w:pPr>
-        <w:pStyle w:val="ListParagraph"/>
-        <w:numPr>
-          <w:ilvl w:val="0"/>
-          <w:numId w:val="13"/>
-        </w:numPr>
-      </w:pPr>
-      <w:r>
-        <w:t xml:space="preserve">In the </w:t>
-      </w:r>
-      <w:proofErr w:type="spellStart"/>
-      <w:r>
-        <w:t>extrap</w:t>
-      </w:r>
-      <w:proofErr w:type="spellEnd"/>
-      <w:r>
-        <w:t xml:space="preserve"> window, added message to user that they need to set Fit to manual if </w:t>
-      </w:r>
-      <w:proofErr w:type="spellStart"/>
-      <w:r>
-        <w:t>the</w:t>
-      </w:r>
-      <w:proofErr w:type="spellEnd"/>
-      <w:r>
-        <w:t xml:space="preserve"> want to use an automatically </w:t>
-      </w:r>
-      <w:proofErr w:type="spellStart"/>
-      <w:r>
-        <w:t>opitimized</w:t>
-      </w:r>
-      <w:proofErr w:type="spellEnd"/>
-      <w:r>
-        <w:t xml:space="preserve"> fit but they have change the threshold, subsection, or data type.</w:t>
-      </w:r>
-    </w:p>
-    <w:p>
-      <w:pPr>
-        <w:rPr>
-          <w:b/>
-          <w:bCs/>
-        </w:rPr>
-      </w:pPr>
-      <w:r>
-        <w:rPr>
-          <w:b/>
-          <w:bCs/>
-        </w:rPr>
-        <w:t xml:space="preserve">Changes in </w:t>
-      </w:r>
-      <w:proofErr w:type="spellStart"/>
-      <w:r>
-        <w:rPr>
-          <w:b/>
-          <w:bCs/>
-        </w:rPr>
-        <w:t>QRev</w:t>
-      </w:r>
-      <w:proofErr w:type="spellEnd"/>
-      <w:r>
-        <w:rPr>
-          <w:b/>
-          <w:bCs/>
-        </w:rPr>
-        <w:t xml:space="preserve"> from version 3.10 to 3.12</w:t>
+        <w:t>Changes in QRev from version 3.10 to 3.12</w:t>
       </w:r>
     </w:p>
     <w:p>
@@ -4321,7 +3570,6 @@
         </w:numPr>
       </w:pPr>
       <w:r>
-        <w:lastRenderedPageBreak/>
         <w:t>Fixed bug where comments on uncertainty table were not being saved</w:t>
       </w:r>
     </w:p>
@@ -4358,15 +3606,7 @@
         </w:numPr>
       </w:pPr>
       <w:r>
-        <w:t xml:space="preserve">Fixed bug where </w:t>
-      </w:r>
-      <w:proofErr w:type="spellStart"/>
-      <w:r>
-        <w:t>magError</w:t>
-      </w:r>
-      <w:proofErr w:type="spellEnd"/>
-      <w:r>
-        <w:t xml:space="preserve"> and GPS heading were saved as column vector rather than row vector</w:t>
+        <w:t>Fixed bug where magError and GPS heading were saved as column vector rather than row vector</w:t>
       </w:r>
     </w:p>
     <w:p>
@@ -4390,15 +3630,7 @@
         </w:numPr>
       </w:pPr>
       <w:r>
-        <w:t xml:space="preserve">Improved scaling for </w:t>
-      </w:r>
-      <w:proofErr w:type="spellStart"/>
-      <w:r>
-        <w:t>magError</w:t>
-      </w:r>
-      <w:proofErr w:type="spellEnd"/>
-      <w:r>
-        <w:t xml:space="preserve"> and pitch and roll, 2) linked x axes of top and bottom plots</w:t>
+        <w:t>Improved scaling for magError and pitch and roll, 2) linked x axes of top and bottom plots</w:t>
       </w:r>
     </w:p>
     <w:p>
@@ -4410,23 +3642,7 @@
         </w:numPr>
       </w:pPr>
       <w:r>
-        <w:t xml:space="preserve">Added code to add </w:t>
-      </w:r>
-      <w:proofErr w:type="spellStart"/>
-      <w:r>
-        <w:t>qTotalCaution</w:t>
-      </w:r>
-      <w:proofErr w:type="spellEnd"/>
-      <w:r>
-        <w:t xml:space="preserve"> to older </w:t>
-      </w:r>
-      <w:proofErr w:type="spellStart"/>
-      <w:r>
-        <w:t>QRev</w:t>
-      </w:r>
-      <w:proofErr w:type="spellEnd"/>
-      <w:r>
-        <w:t xml:space="preserve"> files</w:t>
+        <w:t>Added code to add qTotalCaution to older QRev files</w:t>
       </w:r>
     </w:p>
     <w:p>
@@ -4438,15 +3654,7 @@
         </w:numPr>
       </w:pPr>
       <w:r>
-        <w:t xml:space="preserve">Fixed bug when there is no pitch and roll data (old </w:t>
-      </w:r>
-      <w:proofErr w:type="spellStart"/>
-      <w:r>
-        <w:t>SonTek</w:t>
-      </w:r>
-      <w:proofErr w:type="spellEnd"/>
-      <w:r>
-        <w:t xml:space="preserve"> files)</w:t>
+        <w:t>Fixed bug when there is no pitch and roll data (old SonTek files)</w:t>
       </w:r>
     </w:p>
     <w:p>
@@ -4470,23 +3678,7 @@
         </w:numPr>
       </w:pPr>
       <w:r>
-        <w:t xml:space="preserve">Fixed bug when loading </w:t>
-      </w:r>
-      <w:proofErr w:type="spellStart"/>
-      <w:r>
-        <w:t>QRev</w:t>
-      </w:r>
-      <w:proofErr w:type="spellEnd"/>
-      <w:r>
-        <w:t xml:space="preserve"> files from 2.9x by adding code to create the </w:t>
-      </w:r>
-      <w:proofErr w:type="spellStart"/>
-      <w:r>
-        <w:t>qTotalCaution</w:t>
-      </w:r>
-      <w:proofErr w:type="spellEnd"/>
-      <w:r>
-        <w:t xml:space="preserve"> field</w:t>
+        <w:t>Fixed bug when loading QRev files from 2.9x by adding code to create the qTotalCaution field</w:t>
       </w:r>
     </w:p>
     <w:p>
@@ -4510,15 +3702,7 @@
         </w:numPr>
       </w:pPr>
       <w:r>
-        <w:t xml:space="preserve">Added version numbers to popup when loading older </w:t>
-      </w:r>
-      <w:proofErr w:type="spellStart"/>
-      <w:r>
-        <w:t>QRev</w:t>
-      </w:r>
-      <w:proofErr w:type="spellEnd"/>
-      <w:r>
-        <w:t xml:space="preserve"> file</w:t>
+        <w:t>Added version numbers to popup when loading older QRev file</w:t>
       </w:r>
     </w:p>
     <w:p>
@@ -4529,13 +3713,8 @@
           <w:numId w:val="14"/>
         </w:numPr>
       </w:pPr>
-      <w:proofErr w:type="spellStart"/>
-      <w:r>
-        <w:t>kml</w:t>
-      </w:r>
-      <w:proofErr w:type="spellEnd"/>
-      <w:r>
-        <w:t xml:space="preserve"> Google earth file now plots the full transect filename</w:t>
+      <w:r>
+        <w:t>kml Google earth file now plots the full transect filename</w:t>
       </w:r>
     </w:p>
     <w:p>
@@ -4571,13 +3750,8 @@
         </w:numPr>
       </w:pPr>
       <w:r>
-        <w:t xml:space="preserve">Fixed bug preventing automatic excluded distance for </w:t>
-      </w:r>
-      <w:proofErr w:type="spellStart"/>
-      <w:r>
-        <w:t>RioPro</w:t>
-      </w:r>
-      <w:proofErr w:type="spellEnd"/>
+        <w:t>Fixed bug preventing automatic excluded distance for RioPro</w:t>
+      </w:r>
     </w:p>
     <w:p>
       <w:pPr>
@@ -4612,15 +3786,7 @@
         </w:numPr>
       </w:pPr>
       <w:r>
-        <w:t xml:space="preserve">Fixed bug applying user specified edge Q in </w:t>
-      </w:r>
-      <w:proofErr w:type="spellStart"/>
-      <w:r>
-        <w:t>RiverSurveyor</w:t>
-      </w:r>
-      <w:proofErr w:type="spellEnd"/>
-      <w:r>
-        <w:t xml:space="preserve"> Live</w:t>
+        <w:t>Fixed bug applying user specified edge Q in RiverSurveyor Live</w:t>
       </w:r>
     </w:p>
     <w:p>
@@ -4668,7 +3834,7 @@
         <v:path o:extrusionok="f" gradientshapeok="t" o:connecttype="rect"/>
         <o:lock v:ext="edit" aspectratio="t"/>
       </v:shapetype>
-      <v:shape id="_x0000_i1038" type="#_x0000_t75" alt="Icon&#10;&#10;Description automatically generated" style="width:192pt;height:192pt;visibility:visible" o:bullet="t">
+      <v:shape id="_x0000_i1048" type="#_x0000_t75" alt="Icon&#10;&#10;Description automatically generated" style="width:192pt;height:192pt;visibility:visible" o:bullet="t">
         <v:imagedata r:id="rId1" o:title="Icon&#10;&#10;Description automatically generated"/>
       </v:shape>
     </w:pict>
@@ -5027,6 +4193,92 @@
     </w:lvl>
   </w:abstractNum>
   <w:abstractNum w:abstractNumId="4" w15:restartNumberingAfterBreak="0">
+    <w:nsid w:val="095231A1"/>
+    <w:multiLevelType w:val="hybridMultilevel"/>
+    <w:tmpl w:val="30AE075A"/>
+    <w:lvl w:ilvl="0" w:tplc="0409000F">
+      <w:start w:val="1"/>
+      <w:numFmt w:val="decimal"/>
+      <w:lvlText w:val="%1."/>
+      <w:lvlJc w:val="left"/>
+      <w:pPr>
+        <w:ind w:left="720" w:hanging="360"/>
+      </w:pPr>
+    </w:lvl>
+    <w:lvl w:ilvl="1" w:tplc="04090019" w:tentative="1">
+      <w:start w:val="1"/>
+      <w:numFmt w:val="lowerLetter"/>
+      <w:lvlText w:val="%2."/>
+      <w:lvlJc w:val="left"/>
+      <w:pPr>
+        <w:ind w:left="1440" w:hanging="360"/>
+      </w:pPr>
+    </w:lvl>
+    <w:lvl w:ilvl="2" w:tplc="0409001B" w:tentative="1">
+      <w:start w:val="1"/>
+      <w:numFmt w:val="lowerRoman"/>
+      <w:lvlText w:val="%3."/>
+      <w:lvlJc w:val="right"/>
+      <w:pPr>
+        <w:ind w:left="2160" w:hanging="180"/>
+      </w:pPr>
+    </w:lvl>
+    <w:lvl w:ilvl="3" w:tplc="0409000F" w:tentative="1">
+      <w:start w:val="1"/>
+      <w:numFmt w:val="decimal"/>
+      <w:lvlText w:val="%4."/>
+      <w:lvlJc w:val="left"/>
+      <w:pPr>
+        <w:ind w:left="2880" w:hanging="360"/>
+      </w:pPr>
+    </w:lvl>
+    <w:lvl w:ilvl="4" w:tplc="04090019" w:tentative="1">
+      <w:start w:val="1"/>
+      <w:numFmt w:val="lowerLetter"/>
+      <w:lvlText w:val="%5."/>
+      <w:lvlJc w:val="left"/>
+      <w:pPr>
+        <w:ind w:left="3600" w:hanging="360"/>
+      </w:pPr>
+    </w:lvl>
+    <w:lvl w:ilvl="5" w:tplc="0409001B" w:tentative="1">
+      <w:start w:val="1"/>
+      <w:numFmt w:val="lowerRoman"/>
+      <w:lvlText w:val="%6."/>
+      <w:lvlJc w:val="right"/>
+      <w:pPr>
+        <w:ind w:left="4320" w:hanging="180"/>
+      </w:pPr>
+    </w:lvl>
+    <w:lvl w:ilvl="6" w:tplc="0409000F" w:tentative="1">
+      <w:start w:val="1"/>
+      <w:numFmt w:val="decimal"/>
+      <w:lvlText w:val="%7."/>
+      <w:lvlJc w:val="left"/>
+      <w:pPr>
+        <w:ind w:left="5040" w:hanging="360"/>
+      </w:pPr>
+    </w:lvl>
+    <w:lvl w:ilvl="7" w:tplc="04090019" w:tentative="1">
+      <w:start w:val="1"/>
+      <w:numFmt w:val="lowerLetter"/>
+      <w:lvlText w:val="%8."/>
+      <w:lvlJc w:val="left"/>
+      <w:pPr>
+        <w:ind w:left="5760" w:hanging="360"/>
+      </w:pPr>
+    </w:lvl>
+    <w:lvl w:ilvl="8" w:tplc="0409001B" w:tentative="1">
+      <w:start w:val="1"/>
+      <w:numFmt w:val="lowerRoman"/>
+      <w:lvlText w:val="%9."/>
+      <w:lvlJc w:val="right"/>
+      <w:pPr>
+        <w:ind w:left="6480" w:hanging="180"/>
+      </w:pPr>
+    </w:lvl>
+  </w:abstractNum>
+  <w:abstractNum w:abstractNumId="5" w15:restartNumberingAfterBreak="0">
     <w:nsid w:val="0B961D45"/>
     <w:multiLevelType w:val="hybridMultilevel"/>
     <w:tmpl w:val="3484FC00"/>
@@ -5112,7 +4364,7 @@
       </w:pPr>
     </w:lvl>
   </w:abstractNum>
-  <w:abstractNum w:abstractNumId="5" w15:restartNumberingAfterBreak="0">
+  <w:abstractNum w:abstractNumId="6" w15:restartNumberingAfterBreak="0">
     <w:nsid w:val="0BBA052E"/>
     <w:multiLevelType w:val="hybridMultilevel"/>
     <w:tmpl w:val="6DEEAFB6"/>
@@ -5201,7 +4453,7 @@
       </w:pPr>
     </w:lvl>
   </w:abstractNum>
-  <w:abstractNum w:abstractNumId="6" w15:restartNumberingAfterBreak="0">
+  <w:abstractNum w:abstractNumId="7" w15:restartNumberingAfterBreak="0">
     <w:nsid w:val="1B8F05A8"/>
     <w:multiLevelType w:val="hybridMultilevel"/>
     <w:tmpl w:val="3856C938"/>
@@ -5290,7 +4542,7 @@
       </w:pPr>
     </w:lvl>
   </w:abstractNum>
-  <w:abstractNum w:abstractNumId="7" w15:restartNumberingAfterBreak="0">
+  <w:abstractNum w:abstractNumId="8" w15:restartNumberingAfterBreak="0">
     <w:nsid w:val="1E8D2FE1"/>
     <w:multiLevelType w:val="hybridMultilevel"/>
     <w:tmpl w:val="0AB2924A"/>
@@ -5376,7 +4628,7 @@
       </w:pPr>
     </w:lvl>
   </w:abstractNum>
-  <w:abstractNum w:abstractNumId="8" w15:restartNumberingAfterBreak="0">
+  <w:abstractNum w:abstractNumId="9" w15:restartNumberingAfterBreak="0">
     <w:nsid w:val="22F12291"/>
     <w:multiLevelType w:val="hybridMultilevel"/>
     <w:tmpl w:val="9312C738"/>
@@ -5462,7 +4714,7 @@
       </w:pPr>
     </w:lvl>
   </w:abstractNum>
-  <w:abstractNum w:abstractNumId="9" w15:restartNumberingAfterBreak="0">
+  <w:abstractNum w:abstractNumId="10" w15:restartNumberingAfterBreak="0">
     <w:nsid w:val="26605BC4"/>
     <w:multiLevelType w:val="hybridMultilevel"/>
     <w:tmpl w:val="34727F94"/>
@@ -5551,7 +4803,7 @@
       </w:pPr>
     </w:lvl>
   </w:abstractNum>
-  <w:abstractNum w:abstractNumId="10" w15:restartNumberingAfterBreak="0">
+  <w:abstractNum w:abstractNumId="11" w15:restartNumberingAfterBreak="0">
     <w:nsid w:val="2B9B2592"/>
     <w:multiLevelType w:val="hybridMultilevel"/>
     <w:tmpl w:val="17F2E8E8"/>
@@ -5637,7 +4889,7 @@
       </w:pPr>
     </w:lvl>
   </w:abstractNum>
-  <w:abstractNum w:abstractNumId="11" w15:restartNumberingAfterBreak="0">
+  <w:abstractNum w:abstractNumId="12" w15:restartNumberingAfterBreak="0">
     <w:nsid w:val="2C1B4243"/>
     <w:multiLevelType w:val="hybridMultilevel"/>
     <w:tmpl w:val="84BA4ADC"/>
@@ -5726,7 +4978,7 @@
       </w:pPr>
     </w:lvl>
   </w:abstractNum>
-  <w:abstractNum w:abstractNumId="12" w15:restartNumberingAfterBreak="0">
+  <w:abstractNum w:abstractNumId="13" w15:restartNumberingAfterBreak="0">
     <w:nsid w:val="2C2B243B"/>
     <w:multiLevelType w:val="hybridMultilevel"/>
     <w:tmpl w:val="281E7E9A"/>
@@ -5812,7 +5064,7 @@
       </w:pPr>
     </w:lvl>
   </w:abstractNum>
-  <w:abstractNum w:abstractNumId="13" w15:restartNumberingAfterBreak="0">
+  <w:abstractNum w:abstractNumId="14" w15:restartNumberingAfterBreak="0">
     <w:nsid w:val="2E467665"/>
     <w:multiLevelType w:val="hybridMultilevel"/>
     <w:tmpl w:val="C9D697AC"/>
@@ -5898,7 +5150,7 @@
       </w:pPr>
     </w:lvl>
   </w:abstractNum>
-  <w:abstractNum w:abstractNumId="14" w15:restartNumberingAfterBreak="0">
+  <w:abstractNum w:abstractNumId="15" w15:restartNumberingAfterBreak="0">
     <w:nsid w:val="2EDE4774"/>
     <w:multiLevelType w:val="hybridMultilevel"/>
     <w:tmpl w:val="D8E8F944"/>
@@ -5987,7 +5239,93 @@
       </w:pPr>
     </w:lvl>
   </w:abstractNum>
-  <w:abstractNum w:abstractNumId="15" w15:restartNumberingAfterBreak="0">
+  <w:abstractNum w:abstractNumId="16" w15:restartNumberingAfterBreak="0">
+    <w:nsid w:val="2FA922D4"/>
+    <w:multiLevelType w:val="hybridMultilevel"/>
+    <w:tmpl w:val="969AF690"/>
+    <w:lvl w:ilvl="0" w:tplc="0409000F">
+      <w:start w:val="1"/>
+      <w:numFmt w:val="decimal"/>
+      <w:lvlText w:val="%1."/>
+      <w:lvlJc w:val="left"/>
+      <w:pPr>
+        <w:ind w:left="720" w:hanging="360"/>
+      </w:pPr>
+    </w:lvl>
+    <w:lvl w:ilvl="1" w:tplc="04090019" w:tentative="1">
+      <w:start w:val="1"/>
+      <w:numFmt w:val="lowerLetter"/>
+      <w:lvlText w:val="%2."/>
+      <w:lvlJc w:val="left"/>
+      <w:pPr>
+        <w:ind w:left="1440" w:hanging="360"/>
+      </w:pPr>
+    </w:lvl>
+    <w:lvl w:ilvl="2" w:tplc="0409001B" w:tentative="1">
+      <w:start w:val="1"/>
+      <w:numFmt w:val="lowerRoman"/>
+      <w:lvlText w:val="%3."/>
+      <w:lvlJc w:val="right"/>
+      <w:pPr>
+        <w:ind w:left="2160" w:hanging="180"/>
+      </w:pPr>
+    </w:lvl>
+    <w:lvl w:ilvl="3" w:tplc="0409000F" w:tentative="1">
+      <w:start w:val="1"/>
+      <w:numFmt w:val="decimal"/>
+      <w:lvlText w:val="%4."/>
+      <w:lvlJc w:val="left"/>
+      <w:pPr>
+        <w:ind w:left="2880" w:hanging="360"/>
+      </w:pPr>
+    </w:lvl>
+    <w:lvl w:ilvl="4" w:tplc="04090019" w:tentative="1">
+      <w:start w:val="1"/>
+      <w:numFmt w:val="lowerLetter"/>
+      <w:lvlText w:val="%5."/>
+      <w:lvlJc w:val="left"/>
+      <w:pPr>
+        <w:ind w:left="3600" w:hanging="360"/>
+      </w:pPr>
+    </w:lvl>
+    <w:lvl w:ilvl="5" w:tplc="0409001B" w:tentative="1">
+      <w:start w:val="1"/>
+      <w:numFmt w:val="lowerRoman"/>
+      <w:lvlText w:val="%6."/>
+      <w:lvlJc w:val="right"/>
+      <w:pPr>
+        <w:ind w:left="4320" w:hanging="180"/>
+      </w:pPr>
+    </w:lvl>
+    <w:lvl w:ilvl="6" w:tplc="0409000F" w:tentative="1">
+      <w:start w:val="1"/>
+      <w:numFmt w:val="decimal"/>
+      <w:lvlText w:val="%7."/>
+      <w:lvlJc w:val="left"/>
+      <w:pPr>
+        <w:ind w:left="5040" w:hanging="360"/>
+      </w:pPr>
+    </w:lvl>
+    <w:lvl w:ilvl="7" w:tplc="04090019" w:tentative="1">
+      <w:start w:val="1"/>
+      <w:numFmt w:val="lowerLetter"/>
+      <w:lvlText w:val="%8."/>
+      <w:lvlJc w:val="left"/>
+      <w:pPr>
+        <w:ind w:left="5760" w:hanging="360"/>
+      </w:pPr>
+    </w:lvl>
+    <w:lvl w:ilvl="8" w:tplc="0409001B" w:tentative="1">
+      <w:start w:val="1"/>
+      <w:numFmt w:val="lowerRoman"/>
+      <w:lvlText w:val="%9."/>
+      <w:lvlJc w:val="right"/>
+      <w:pPr>
+        <w:ind w:left="6480" w:hanging="180"/>
+      </w:pPr>
+    </w:lvl>
+  </w:abstractNum>
+  <w:abstractNum w:abstractNumId="17" w15:restartNumberingAfterBreak="0">
     <w:nsid w:val="32AD586E"/>
     <w:multiLevelType w:val="hybridMultilevel"/>
     <w:tmpl w:val="73C029C4"/>
@@ -6073,7 +5411,7 @@
       </w:pPr>
     </w:lvl>
   </w:abstractNum>
-  <w:abstractNum w:abstractNumId="16" w15:restartNumberingAfterBreak="0">
+  <w:abstractNum w:abstractNumId="18" w15:restartNumberingAfterBreak="0">
     <w:nsid w:val="3B0445A7"/>
     <w:multiLevelType w:val="hybridMultilevel"/>
     <w:tmpl w:val="3E12C668"/>
@@ -6162,7 +5500,7 @@
       </w:pPr>
     </w:lvl>
   </w:abstractNum>
-  <w:abstractNum w:abstractNumId="17" w15:restartNumberingAfterBreak="0">
+  <w:abstractNum w:abstractNumId="19" w15:restartNumberingAfterBreak="0">
     <w:nsid w:val="42851CF1"/>
     <w:multiLevelType w:val="hybridMultilevel"/>
     <w:tmpl w:val="11FC60E4"/>
@@ -6248,7 +5586,7 @@
       </w:pPr>
     </w:lvl>
   </w:abstractNum>
-  <w:abstractNum w:abstractNumId="18" w15:restartNumberingAfterBreak="0">
+  <w:abstractNum w:abstractNumId="20" w15:restartNumberingAfterBreak="0">
     <w:nsid w:val="435E2934"/>
     <w:multiLevelType w:val="hybridMultilevel"/>
     <w:tmpl w:val="D3D0919E"/>
@@ -6334,7 +5672,7 @@
       </w:pPr>
     </w:lvl>
   </w:abstractNum>
-  <w:abstractNum w:abstractNumId="19" w15:restartNumberingAfterBreak="0">
+  <w:abstractNum w:abstractNumId="21" w15:restartNumberingAfterBreak="0">
     <w:nsid w:val="43A97FDC"/>
     <w:multiLevelType w:val="hybridMultilevel"/>
     <w:tmpl w:val="D9005D1E"/>
@@ -6423,7 +5761,7 @@
       </w:pPr>
     </w:lvl>
   </w:abstractNum>
-  <w:abstractNum w:abstractNumId="20" w15:restartNumberingAfterBreak="0">
+  <w:abstractNum w:abstractNumId="22" w15:restartNumberingAfterBreak="0">
     <w:nsid w:val="45EB12D2"/>
     <w:multiLevelType w:val="hybridMultilevel"/>
     <w:tmpl w:val="D8E8F944"/>
@@ -6512,7 +5850,7 @@
       </w:pPr>
     </w:lvl>
   </w:abstractNum>
-  <w:abstractNum w:abstractNumId="21" w15:restartNumberingAfterBreak="0">
+  <w:abstractNum w:abstractNumId="23" w15:restartNumberingAfterBreak="0">
     <w:nsid w:val="482F66AE"/>
     <w:multiLevelType w:val="hybridMultilevel"/>
     <w:tmpl w:val="F0C43C50"/>
@@ -6653,7 +5991,7 @@
       </w:rPr>
     </w:lvl>
   </w:abstractNum>
-  <w:abstractNum w:abstractNumId="22" w15:restartNumberingAfterBreak="0">
+  <w:abstractNum w:abstractNumId="24" w15:restartNumberingAfterBreak="0">
     <w:nsid w:val="4CA64254"/>
     <w:multiLevelType w:val="hybridMultilevel"/>
     <w:tmpl w:val="82C41088"/>
@@ -6742,7 +6080,7 @@
       </w:pPr>
     </w:lvl>
   </w:abstractNum>
-  <w:abstractNum w:abstractNumId="23" w15:restartNumberingAfterBreak="0">
+  <w:abstractNum w:abstractNumId="25" w15:restartNumberingAfterBreak="0">
     <w:nsid w:val="4FDC61DD"/>
     <w:multiLevelType w:val="hybridMultilevel"/>
     <w:tmpl w:val="71424F40"/>
@@ -6828,7 +6166,7 @@
       </w:pPr>
     </w:lvl>
   </w:abstractNum>
-  <w:abstractNum w:abstractNumId="24" w15:restartNumberingAfterBreak="0">
+  <w:abstractNum w:abstractNumId="26" w15:restartNumberingAfterBreak="0">
     <w:nsid w:val="51D05968"/>
     <w:multiLevelType w:val="hybridMultilevel"/>
     <w:tmpl w:val="CC8A49E8"/>
@@ -6917,7 +6255,7 @@
       </w:pPr>
     </w:lvl>
   </w:abstractNum>
-  <w:abstractNum w:abstractNumId="25" w15:restartNumberingAfterBreak="0">
+  <w:abstractNum w:abstractNumId="27" w15:restartNumberingAfterBreak="0">
     <w:nsid w:val="52043BB2"/>
     <w:multiLevelType w:val="hybridMultilevel"/>
     <w:tmpl w:val="96EE953A"/>
@@ -7003,7 +6341,7 @@
       </w:pPr>
     </w:lvl>
   </w:abstractNum>
-  <w:abstractNum w:abstractNumId="26" w15:restartNumberingAfterBreak="0">
+  <w:abstractNum w:abstractNumId="28" w15:restartNumberingAfterBreak="0">
     <w:nsid w:val="57006425"/>
     <w:multiLevelType w:val="hybridMultilevel"/>
     <w:tmpl w:val="31446E42"/>
@@ -7089,7 +6427,7 @@
       </w:pPr>
     </w:lvl>
   </w:abstractNum>
-  <w:abstractNum w:abstractNumId="27" w15:restartNumberingAfterBreak="0">
+  <w:abstractNum w:abstractNumId="29" w15:restartNumberingAfterBreak="0">
     <w:nsid w:val="5DA0187C"/>
     <w:multiLevelType w:val="hybridMultilevel"/>
     <w:tmpl w:val="6366C8C6"/>
@@ -7178,7 +6516,7 @@
       </w:pPr>
     </w:lvl>
   </w:abstractNum>
-  <w:abstractNum w:abstractNumId="28" w15:restartNumberingAfterBreak="0">
+  <w:abstractNum w:abstractNumId="30" w15:restartNumberingAfterBreak="0">
     <w:nsid w:val="5F6A260E"/>
     <w:multiLevelType w:val="hybridMultilevel"/>
     <w:tmpl w:val="3A0C7072"/>
@@ -7264,7 +6602,7 @@
       </w:pPr>
     </w:lvl>
   </w:abstractNum>
-  <w:abstractNum w:abstractNumId="29" w15:restartNumberingAfterBreak="0">
+  <w:abstractNum w:abstractNumId="31" w15:restartNumberingAfterBreak="0">
     <w:nsid w:val="6BA97435"/>
     <w:multiLevelType w:val="hybridMultilevel"/>
     <w:tmpl w:val="C806230A"/>
@@ -7350,7 +6688,7 @@
       </w:pPr>
     </w:lvl>
   </w:abstractNum>
-  <w:abstractNum w:abstractNumId="30" w15:restartNumberingAfterBreak="0">
+  <w:abstractNum w:abstractNumId="32" w15:restartNumberingAfterBreak="0">
     <w:nsid w:val="7F303681"/>
     <w:multiLevelType w:val="hybridMultilevel"/>
     <w:tmpl w:val="549A06E6"/>
@@ -7436,7 +6774,7 @@
       </w:pPr>
     </w:lvl>
   </w:abstractNum>
-  <w:abstractNum w:abstractNumId="31" w15:restartNumberingAfterBreak="0">
+  <w:abstractNum w:abstractNumId="33" w15:restartNumberingAfterBreak="0">
     <w:nsid w:val="7F72028C"/>
     <w:multiLevelType w:val="hybridMultilevel"/>
     <w:tmpl w:val="4A2E54C4"/>
@@ -7526,28 +6864,28 @@
     </w:lvl>
   </w:abstractNum>
   <w:num w:numId="1">
-    <w:abstractNumId w:val="31"/>
+    <w:abstractNumId w:val="33"/>
   </w:num>
   <w:num w:numId="2">
-    <w:abstractNumId w:val="16"/>
+    <w:abstractNumId w:val="18"/>
   </w:num>
   <w:num w:numId="3">
-    <w:abstractNumId w:val="27"/>
+    <w:abstractNumId w:val="29"/>
   </w:num>
   <w:num w:numId="4">
-    <w:abstractNumId w:val="11"/>
+    <w:abstractNumId w:val="12"/>
   </w:num>
   <w:num w:numId="5">
     <w:abstractNumId w:val="0"/>
   </w:num>
   <w:num w:numId="6">
-    <w:abstractNumId w:val="14"/>
+    <w:abstractNumId w:val="15"/>
   </w:num>
   <w:num w:numId="7">
-    <w:abstractNumId w:val="20"/>
+    <w:abstractNumId w:val="22"/>
   </w:num>
   <w:num w:numId="8">
-    <w:abstractNumId w:val="9"/>
+    <w:abstractNumId w:val="10"/>
   </w:num>
   <w:num w:numId="9">
     <w:abstractNumId w:val="2"/>
@@ -7556,70 +6894,76 @@
     <w:abstractNumId w:val="3"/>
   </w:num>
   <w:num w:numId="11">
-    <w:abstractNumId w:val="6"/>
+    <w:abstractNumId w:val="7"/>
   </w:num>
   <w:num w:numId="12">
+    <w:abstractNumId w:val="21"/>
+  </w:num>
+  <w:num w:numId="13">
+    <w:abstractNumId w:val="11"/>
+  </w:num>
+  <w:num w:numId="14">
     <w:abstractNumId w:val="19"/>
   </w:num>
-  <w:num w:numId="13">
-    <w:abstractNumId w:val="10"/>
-  </w:num>
-  <w:num w:numId="14">
-    <w:abstractNumId w:val="17"/>
-  </w:num>
   <w:num w:numId="15">
-    <w:abstractNumId w:val="28"/>
+    <w:abstractNumId w:val="30"/>
   </w:num>
   <w:num w:numId="16">
-    <w:abstractNumId w:val="4"/>
+    <w:abstractNumId w:val="5"/>
   </w:num>
   <w:num w:numId="17">
-    <w:abstractNumId w:val="30"/>
+    <w:abstractNumId w:val="32"/>
   </w:num>
   <w:num w:numId="18">
     <w:abstractNumId w:val="1"/>
   </w:num>
   <w:num w:numId="19">
-    <w:abstractNumId w:val="18"/>
+    <w:abstractNumId w:val="20"/>
   </w:num>
   <w:num w:numId="20">
-    <w:abstractNumId w:val="7"/>
+    <w:abstractNumId w:val="8"/>
   </w:num>
   <w:num w:numId="21">
-    <w:abstractNumId w:val="21"/>
+    <w:abstractNumId w:val="23"/>
   </w:num>
   <w:num w:numId="22">
+    <w:abstractNumId w:val="27"/>
+  </w:num>
+  <w:num w:numId="23">
+    <w:abstractNumId w:val="26"/>
+  </w:num>
+  <w:num w:numId="24">
+    <w:abstractNumId w:val="31"/>
+  </w:num>
+  <w:num w:numId="25">
     <w:abstractNumId w:val="25"/>
   </w:num>
-  <w:num w:numId="23">
+  <w:num w:numId="26">
+    <w:abstractNumId w:val="17"/>
+  </w:num>
+  <w:num w:numId="27">
+    <w:abstractNumId w:val="28"/>
+  </w:num>
+  <w:num w:numId="28">
     <w:abstractNumId w:val="24"/>
   </w:num>
-  <w:num w:numId="24">
-    <w:abstractNumId w:val="29"/>
-  </w:num>
-  <w:num w:numId="25">
-    <w:abstractNumId w:val="23"/>
-  </w:num>
-  <w:num w:numId="26">
-    <w:abstractNumId w:val="15"/>
-  </w:num>
-  <w:num w:numId="27">
-    <w:abstractNumId w:val="26"/>
-  </w:num>
-  <w:num w:numId="28">
-    <w:abstractNumId w:val="22"/>
-  </w:num>
   <w:num w:numId="29">
-    <w:abstractNumId w:val="5"/>
+    <w:abstractNumId w:val="6"/>
   </w:num>
   <w:num w:numId="30">
-    <w:abstractNumId w:val="12"/>
+    <w:abstractNumId w:val="13"/>
   </w:num>
   <w:num w:numId="31">
-    <w:abstractNumId w:val="8"/>
+    <w:abstractNumId w:val="9"/>
   </w:num>
   <w:num w:numId="32">
-    <w:abstractNumId w:val="13"/>
+    <w:abstractNumId w:val="14"/>
+  </w:num>
+  <w:num w:numId="33">
+    <w:abstractNumId w:val="4"/>
+  </w:num>
+  <w:num w:numId="34">
+    <w:abstractNumId w:val="16"/>
   </w:num>
   <w:numIdMacAtCleanup w:val="29"/>
 </w:numbering>

--- a/UI/Help/QRev_Change_Log.docx
+++ b/UI/Help/QRev_Change_Log.docx
@@ -56,6 +56,49 @@
           <w:b/>
           <w:bCs/>
         </w:rPr>
+        <w:t>Changes QRevInt 1.16 to 1.17</w:t>
+      </w:r>
+    </w:p>
+    <w:p>
+      <w:pPr>
+        <w:pStyle w:val="ListParagraph"/>
+        <w:numPr>
+          <w:ilvl w:val="0"/>
+          <w:numId w:val="35"/>
+        </w:numPr>
+      </w:pPr>
+      <w:r>
+        <w:t xml:space="preserve">Modified XML output. The Uncertainty node now contains only the total uncertainty and the model used. Separate nodes are provided for </w:t>
+      </w:r>
+      <w:proofErr w:type="spellStart"/>
+      <w:r>
+        <w:t>QRev_UA</w:t>
+      </w:r>
+      <w:proofErr w:type="spellEnd"/>
+      <w:r>
+        <w:t xml:space="preserve"> and </w:t>
+      </w:r>
+      <w:proofErr w:type="spellStart"/>
+      <w:r>
+        <w:t>Oursin</w:t>
+      </w:r>
+      <w:proofErr w:type="spellEnd"/>
+      <w:r>
+        <w:t xml:space="preserve"> details.</w:t>
+      </w:r>
+    </w:p>
+    <w:p>
+      <w:pPr>
+        <w:rPr>
+          <w:b/>
+          <w:bCs/>
+        </w:rPr>
+      </w:pPr>
+      <w:r>
+        <w:rPr>
+          <w:b/>
+          <w:bCs/>
+        </w:rPr>
         <w:t>Changes QRevInt 1.15 to 1.16</w:t>
       </w:r>
     </w:p>
@@ -68,7 +111,15 @@
         </w:numPr>
       </w:pPr>
       <w:r>
-        <w:t>Fixed crash when opening a file for a new installation with no existing QRev Settings file.</w:t>
+        <w:t xml:space="preserve">Fixed crash when opening a file for a new installation with no existing </w:t>
+      </w:r>
+      <w:proofErr w:type="spellStart"/>
+      <w:r>
+        <w:t>QRev</w:t>
+      </w:r>
+      <w:proofErr w:type="spellEnd"/>
+      <w:r>
+        <w:t xml:space="preserve"> Settings file.</w:t>
       </w:r>
     </w:p>
     <w:p>
@@ -95,7 +146,23 @@
         </w:numPr>
       </w:pPr>
       <w:r>
-        <w:t>Fixed bug preventing new installations that didn’t have a QRev Settings file with the Folder key previously define from running and generating a “Failed to execute script QRev” message.</w:t>
+        <w:t xml:space="preserve">Fixed bug preventing new installations that didn’t have a </w:t>
+      </w:r>
+      <w:proofErr w:type="spellStart"/>
+      <w:r>
+        <w:t>QRev</w:t>
+      </w:r>
+      <w:proofErr w:type="spellEnd"/>
+      <w:r>
+        <w:t xml:space="preserve"> Settings file with the Folder key previously define from running and generating a “Failed to execute script </w:t>
+      </w:r>
+      <w:proofErr w:type="spellStart"/>
+      <w:r>
+        <w:t>QRev</w:t>
+      </w:r>
+      <w:proofErr w:type="spellEnd"/>
+      <w:r>
+        <w:t>” message.</w:t>
       </w:r>
     </w:p>
     <w:p>
@@ -149,7 +216,15 @@
         </w:numPr>
       </w:pPr>
       <w:r>
-        <w:t xml:space="preserve">Fixed compatibility issue with older QRev.mat files </w:t>
+        <w:t xml:space="preserve">Fixed compatibility issue with older </w:t>
+      </w:r>
+      <w:proofErr w:type="spellStart"/>
+      <w:r>
+        <w:t>QRev.mat</w:t>
+      </w:r>
+      <w:proofErr w:type="spellEnd"/>
+      <w:r>
+        <w:t xml:space="preserve"> files </w:t>
       </w:r>
       <w:r>
         <w:t>where</w:t>
@@ -185,8 +260,13 @@
         <w:t>F</w:t>
       </w:r>
       <w:r>
-        <w:t>ixed issue with salinity entered in WR2 not being applied in QRev</w:t>
-      </w:r>
+        <w:t xml:space="preserve">ixed issue with salinity entered in WR2 not being applied in </w:t>
+      </w:r>
+      <w:proofErr w:type="spellStart"/>
+      <w:r>
+        <w:t>QRev</w:t>
+      </w:r>
+      <w:proofErr w:type="spellEnd"/>
     </w:p>
     <w:p>
       <w:pPr>
@@ -242,7 +322,15 @@
         </w:numPr>
       </w:pPr>
       <w:r>
-        <w:t>Fixed bug in Oursin uncertainty model when using GPS reference</w:t>
+        <w:t xml:space="preserve">Fixed bug in </w:t>
+      </w:r>
+      <w:proofErr w:type="spellStart"/>
+      <w:r>
+        <w:t>Oursin</w:t>
+      </w:r>
+      <w:proofErr w:type="spellEnd"/>
+      <w:r>
+        <w:t xml:space="preserve"> uncertainty model when using GPS reference</w:t>
       </w:r>
     </w:p>
     <w:p>
@@ -266,7 +354,15 @@
         </w:numPr>
       </w:pPr>
       <w:r>
-        <w:t>Fixed bug causing Main tab not to update following user input in Oursin uncertainty</w:t>
+        <w:t xml:space="preserve">Fixed bug causing Main tab not to update following user input in </w:t>
+      </w:r>
+      <w:proofErr w:type="spellStart"/>
+      <w:r>
+        <w:t>Oursin</w:t>
+      </w:r>
+      <w:proofErr w:type="spellEnd"/>
+      <w:r>
+        <w:t xml:space="preserve"> uncertainty</w:t>
       </w:r>
     </w:p>
     <w:p>
@@ -278,7 +374,23 @@
         </w:numPr>
       </w:pPr>
       <w:r>
-        <w:t>Fixed bug loading QRev.mat as View then changing to Oursin uncertainty</w:t>
+        <w:t xml:space="preserve">Fixed bug loading </w:t>
+      </w:r>
+      <w:proofErr w:type="spellStart"/>
+      <w:r>
+        <w:t>QRev.mat</w:t>
+      </w:r>
+      <w:proofErr w:type="spellEnd"/>
+      <w:r>
+        <w:t xml:space="preserve"> as View then changing to </w:t>
+      </w:r>
+      <w:proofErr w:type="spellStart"/>
+      <w:r>
+        <w:t>Oursin</w:t>
+      </w:r>
+      <w:proofErr w:type="spellEnd"/>
+      <w:r>
+        <w:t xml:space="preserve"> uncertainty</w:t>
       </w:r>
     </w:p>
     <w:p>
@@ -314,7 +426,23 @@
         </w:numPr>
       </w:pPr>
       <w:r>
-        <w:t>Fixed bug for SonTek ADCPs showing no in the xml file CompassCalibrationResult when there is a calibration</w:t>
+        <w:t xml:space="preserve">Fixed bug for </w:t>
+      </w:r>
+      <w:proofErr w:type="spellStart"/>
+      <w:r>
+        <w:t>SonTek</w:t>
+      </w:r>
+      <w:proofErr w:type="spellEnd"/>
+      <w:r>
+        <w:t xml:space="preserve"> ADCPs showing no in the xml file </w:t>
+      </w:r>
+      <w:proofErr w:type="spellStart"/>
+      <w:r>
+        <w:t>CompassCalibrationResult</w:t>
+      </w:r>
+      <w:proofErr w:type="spellEnd"/>
+      <w:r>
+        <w:t xml:space="preserve"> when there is a calibration</w:t>
       </w:r>
     </w:p>
     <w:p>
@@ -341,7 +469,15 @@
         </w:numPr>
       </w:pPr>
       <w:r>
-        <w:t>Fixed bug causing failure of *_QRev.mat files to open.</w:t>
+        <w:t>Fixed bug causing failure of *_</w:t>
+      </w:r>
+      <w:proofErr w:type="spellStart"/>
+      <w:r>
+        <w:t>QRev.mat</w:t>
+      </w:r>
+      <w:proofErr w:type="spellEnd"/>
+      <w:r>
+        <w:t xml:space="preserve"> files to open.</w:t>
       </w:r>
     </w:p>
     <w:p>
@@ -392,7 +528,23 @@
         </w:numPr>
       </w:pPr>
       <w:r>
-        <w:t>Fixed crash when opening a SonTek Matlab file that had no sample data</w:t>
+        <w:t xml:space="preserve">Fixed crash when opening a </w:t>
+      </w:r>
+      <w:proofErr w:type="spellStart"/>
+      <w:r>
+        <w:t>SonTek</w:t>
+      </w:r>
+      <w:proofErr w:type="spellEnd"/>
+      <w:r>
+        <w:t xml:space="preserve"> </w:t>
+      </w:r>
+      <w:proofErr w:type="spellStart"/>
+      <w:r>
+        <w:t>Matlab</w:t>
+      </w:r>
+      <w:proofErr w:type="spellEnd"/>
+      <w:r>
+        <w:t xml:space="preserve"> file that had no sample data</w:t>
       </w:r>
     </w:p>
     <w:p>
@@ -426,6 +578,7 @@
         </w:numPr>
       </w:pPr>
       <w:r>
+        <w:lastRenderedPageBreak/>
         <w:t>Fixed bug in manual 3-beam filter setting for water track</w:t>
       </w:r>
     </w:p>
@@ -438,7 +591,15 @@
         </w:numPr>
       </w:pPr>
       <w:r>
-        <w:t>Fixed bug loading RS5 Matlab data with blank Operator and/or Measurement Number</w:t>
+        <w:t xml:space="preserve">Fixed bug loading RS5 </w:t>
+      </w:r>
+      <w:proofErr w:type="spellStart"/>
+      <w:r>
+        <w:t>Matlab</w:t>
+      </w:r>
+      <w:proofErr w:type="spellEnd"/>
+      <w:r>
+        <w:t xml:space="preserve"> data with blank Operator and/or Measurement Number</w:t>
       </w:r>
     </w:p>
     <w:p>
@@ -462,431 +623,514 @@
         </w:numPr>
       </w:pPr>
       <w:r>
+        <w:t>Fixed bug associated with loading, reprocessing, saving, and then reloading of older *_</w:t>
+      </w:r>
+      <w:proofErr w:type="spellStart"/>
+      <w:r>
+        <w:t>QRev.mat</w:t>
+      </w:r>
+      <w:proofErr w:type="spellEnd"/>
+      <w:r>
+        <w:t xml:space="preserve"> files</w:t>
+      </w:r>
+    </w:p>
+    <w:p>
+      <w:pPr>
+        <w:pStyle w:val="ListParagraph"/>
+        <w:numPr>
+          <w:ilvl w:val="0"/>
+          <w:numId w:val="27"/>
+        </w:numPr>
+      </w:pPr>
+      <w:r>
+        <w:t>Modified handling of measurement path to allow simultaneous use of multiple instances of QRevInt and prevent saving data to the wrong folder</w:t>
+      </w:r>
+    </w:p>
+    <w:p>
+      <w:pPr>
+        <w:pStyle w:val="ListParagraph"/>
+        <w:numPr>
+          <w:ilvl w:val="0"/>
+          <w:numId w:val="27"/>
+        </w:numPr>
+      </w:pPr>
+      <w:r>
+        <w:t xml:space="preserve">Added </w:t>
+      </w:r>
+      <w:r>
+        <w:t>Default X-Axis setting to Options dialog.</w:t>
+      </w:r>
+    </w:p>
+    <w:p>
+      <w:pPr>
+        <w:pStyle w:val="ListParagraph"/>
+        <w:numPr>
+          <w:ilvl w:val="0"/>
+          <w:numId w:val="27"/>
+        </w:numPr>
+      </w:pPr>
+      <w:r>
+        <w:t>Added persons, measurement number, and stage start, end, and measurement to xml file.</w:t>
+      </w:r>
+    </w:p>
+    <w:p>
+      <w:pPr>
+        <w:pStyle w:val="ListParagraph"/>
+        <w:numPr>
+          <w:ilvl w:val="0"/>
+          <w:numId w:val="27"/>
+        </w:numPr>
+      </w:pPr>
+      <w:r>
+        <w:t>Update documentation</w:t>
+      </w:r>
+    </w:p>
+    <w:p>
+      <w:pPr>
+        <w:rPr>
+          <w:b/>
+          <w:bCs/>
+        </w:rPr>
+      </w:pPr>
+      <w:r>
+        <w:rPr>
+          <w:b/>
+          <w:bCs/>
+        </w:rPr>
+        <w:t>Changes QRevInt 1.06 to 1.07</w:t>
+      </w:r>
+    </w:p>
+    <w:p>
+      <w:pPr>
+        <w:pStyle w:val="ListParagraph"/>
+        <w:numPr>
+          <w:ilvl w:val="0"/>
+          <w:numId w:val="26"/>
+        </w:numPr>
+      </w:pPr>
+      <w:r>
+        <w:t>Several minor bug fixes</w:t>
+      </w:r>
+    </w:p>
+    <w:p>
+      <w:pPr>
+        <w:pStyle w:val="ListParagraph"/>
+        <w:numPr>
+          <w:ilvl w:val="0"/>
+          <w:numId w:val="26"/>
+        </w:numPr>
+      </w:pPr>
+      <w:r>
+        <w:t>Graphics for BT, GPS, Depths, and WT now share x-axis for zoom and pan</w:t>
+      </w:r>
+    </w:p>
+    <w:p>
+      <w:pPr>
+        <w:pStyle w:val="ListParagraph"/>
+        <w:numPr>
+          <w:ilvl w:val="0"/>
+          <w:numId w:val="26"/>
+        </w:numPr>
+      </w:pPr>
+      <w:r>
+        <w:t>Added stage start, end, and measurement to Premeasurement tab</w:t>
+      </w:r>
+    </w:p>
+    <w:p>
+      <w:pPr>
+        <w:pStyle w:val="ListParagraph"/>
+        <w:numPr>
+          <w:ilvl w:val="0"/>
+          <w:numId w:val="26"/>
+        </w:numPr>
+      </w:pPr>
+      <w:r>
+        <w:t>Modified messages for moving-bed conditions based on selected reference</w:t>
+      </w:r>
+    </w:p>
+    <w:p>
+      <w:pPr>
+        <w:pStyle w:val="ListParagraph"/>
+        <w:numPr>
+          <w:ilvl w:val="0"/>
+          <w:numId w:val="26"/>
+        </w:numPr>
+      </w:pPr>
+      <w:r>
+        <w:t xml:space="preserve">New QA methods applied consistently when Viewing previously saved </w:t>
+      </w:r>
+      <w:proofErr w:type="spellStart"/>
+      <w:r>
+        <w:t>QRev.mat</w:t>
+      </w:r>
+      <w:proofErr w:type="spellEnd"/>
+    </w:p>
+    <w:p>
+      <w:pPr>
+        <w:rPr>
+          <w:b/>
+          <w:bCs/>
+        </w:rPr>
+      </w:pPr>
+      <w:r>
+        <w:rPr>
+          <w:b/>
+          <w:bCs/>
+        </w:rPr>
+        <w:t>Changes QRevInt 1.01 to QRevInt 1.06</w:t>
+      </w:r>
+    </w:p>
+    <w:p>
+      <w:pPr>
+        <w:pStyle w:val="ListParagraph"/>
+        <w:numPr>
+          <w:ilvl w:val="0"/>
+          <w:numId w:val="25"/>
+        </w:numPr>
+      </w:pPr>
+      <w:r>
+        <w:t>Added shortcut keys</w:t>
+      </w:r>
+    </w:p>
+    <w:p>
+      <w:pPr>
+        <w:pStyle w:val="ListParagraph"/>
+        <w:numPr>
+          <w:ilvl w:val="0"/>
+          <w:numId w:val="25"/>
+        </w:numPr>
+      </w:pPr>
+      <w:r>
+        <w:t>Added option to use length or time for x-axis</w:t>
+      </w:r>
+    </w:p>
+    <w:p>
+      <w:pPr>
+        <w:pStyle w:val="ListParagraph"/>
+        <w:numPr>
+          <w:ilvl w:val="0"/>
+          <w:numId w:val="25"/>
+        </w:numPr>
+      </w:pPr>
+      <w:r>
+        <w:t>Added Advanced Graphics tab</w:t>
+      </w:r>
+    </w:p>
+    <w:p>
+      <w:pPr>
+        <w:pStyle w:val="ListParagraph"/>
+        <w:numPr>
+          <w:ilvl w:val="0"/>
+          <w:numId w:val="25"/>
+        </w:numPr>
+      </w:pPr>
+      <w:r>
+        <w:t>Added correlation and RSSI/SNR to boat data</w:t>
+      </w:r>
+    </w:p>
+    <w:p>
+      <w:pPr>
+        <w:pStyle w:val="ListParagraph"/>
+        <w:numPr>
+          <w:ilvl w:val="0"/>
+          <w:numId w:val="25"/>
+        </w:numPr>
+      </w:pPr>
+      <w:r>
+        <w:t>Fixed code identifying RS5 ADCP model</w:t>
+      </w:r>
+    </w:p>
+    <w:p>
+      <w:pPr>
+        <w:pStyle w:val="ListParagraph"/>
+        <w:numPr>
+          <w:ilvl w:val="0"/>
+          <w:numId w:val="25"/>
+        </w:numPr>
+      </w:pPr>
+      <w:r>
+        <w:t>Fixed ping type and frequency identification</w:t>
+      </w:r>
+    </w:p>
+    <w:p>
+      <w:pPr>
+        <w:pStyle w:val="ListParagraph"/>
+        <w:numPr>
+          <w:ilvl w:val="0"/>
+          <w:numId w:val="25"/>
+        </w:numPr>
+      </w:pPr>
+      <w:r>
+        <w:t>Update</w:t>
+      </w:r>
+      <w:r>
+        <w:t>d</w:t>
+      </w:r>
+      <w:r>
+        <w:t xml:space="preserve"> </w:t>
+      </w:r>
+      <w:proofErr w:type="spellStart"/>
+      <w:r>
+        <w:t>Oursin</w:t>
+      </w:r>
+      <w:proofErr w:type="spellEnd"/>
+      <w:r>
+        <w:t xml:space="preserve"> uncertainty model to latest methods including Bayesian COV</w:t>
+      </w:r>
+    </w:p>
+    <w:p>
+      <w:pPr>
+        <w:pStyle w:val="ListParagraph"/>
+        <w:numPr>
+          <w:ilvl w:val="0"/>
+          <w:numId w:val="25"/>
+        </w:numPr>
+      </w:pPr>
+      <w:r>
+        <w:t xml:space="preserve">Updated </w:t>
+      </w:r>
+      <w:proofErr w:type="spellStart"/>
+      <w:r>
+        <w:t>Oursin</w:t>
+      </w:r>
+      <w:proofErr w:type="spellEnd"/>
+      <w:r>
+        <w:t xml:space="preserve"> user interface and graphs</w:t>
+      </w:r>
+    </w:p>
+    <w:p>
+      <w:pPr>
+        <w:pStyle w:val="ListParagraph"/>
+        <w:numPr>
+          <w:ilvl w:val="0"/>
+          <w:numId w:val="25"/>
+        </w:numPr>
+      </w:pPr>
+      <w:r>
+        <w:t>Added new data fields to *_</w:t>
+      </w:r>
+      <w:proofErr w:type="spellStart"/>
+      <w:r>
+        <w:t>QRev.mat</w:t>
+      </w:r>
+      <w:proofErr w:type="spellEnd"/>
+      <w:r>
+        <w:t xml:space="preserve"> while maintaining compatibility with older files</w:t>
+      </w:r>
+    </w:p>
+    <w:p>
+      <w:pPr>
+        <w:pStyle w:val="ListParagraph"/>
+        <w:numPr>
+          <w:ilvl w:val="0"/>
+          <w:numId w:val="25"/>
+        </w:numPr>
+      </w:pPr>
+      <w:r>
+        <w:t xml:space="preserve">Added ability </w:t>
+      </w:r>
+      <w:r>
+        <w:t>for</w:t>
+      </w:r>
+      <w:r>
+        <w:t xml:space="preserve"> agencies to configure the Options dialog and the default values</w:t>
+      </w:r>
+    </w:p>
+    <w:p>
+      <w:pPr>
+        <w:pStyle w:val="ListParagraph"/>
+        <w:numPr>
+          <w:ilvl w:val="0"/>
+          <w:numId w:val="25"/>
+        </w:numPr>
+      </w:pPr>
+      <w:r>
+        <w:t>Added option to allow an observed no moving-bed condition</w:t>
+      </w:r>
+    </w:p>
+    <w:p>
+      <w:pPr>
+        <w:pStyle w:val="ListParagraph"/>
+        <w:numPr>
+          <w:ilvl w:val="0"/>
+          <w:numId w:val="25"/>
+        </w:numPr>
+      </w:pPr>
+      <w:r>
+        <w:t>Added option to turn off use of heading data</w:t>
+      </w:r>
+    </w:p>
+    <w:p>
+      <w:pPr>
+        <w:pStyle w:val="ListParagraph"/>
+        <w:numPr>
+          <w:ilvl w:val="0"/>
+          <w:numId w:val="25"/>
+        </w:numPr>
+      </w:pPr>
+      <w:r>
+        <w:t>Filter settings for transects are no</w:t>
+      </w:r>
+      <w:r>
+        <w:t>w</w:t>
+      </w:r>
+      <w:r>
+        <w:t xml:space="preserve"> applied to moving-bed tests</w:t>
+      </w:r>
+    </w:p>
+    <w:p>
+      <w:pPr>
+        <w:pStyle w:val="ListParagraph"/>
+        <w:numPr>
+          <w:ilvl w:val="0"/>
+          <w:numId w:val="25"/>
+        </w:numPr>
+      </w:pPr>
+      <w:r>
+        <w:t>Added tooltips to all tables and labels that are highlighted due to ADQA</w:t>
+      </w:r>
+    </w:p>
+    <w:p>
+      <w:pPr>
+        <w:pStyle w:val="ListParagraph"/>
+        <w:numPr>
+          <w:ilvl w:val="0"/>
+          <w:numId w:val="25"/>
+        </w:numPr>
+      </w:pPr>
+      <w:r>
+        <w:t xml:space="preserve">Uses </w:t>
+      </w:r>
+      <w:proofErr w:type="spellStart"/>
+      <w:r>
+        <w:t>Numba</w:t>
+      </w:r>
+      <w:proofErr w:type="spellEnd"/>
+      <w:r>
+        <w:t xml:space="preserve"> AOT compiling of robust loess smooth, Bayesian COV, and top and bottom discharge computations to improve overall speed. 70% average speed improvement.</w:t>
+      </w:r>
+    </w:p>
+    <w:p>
+      <w:pPr>
+        <w:pStyle w:val="ListParagraph"/>
+        <w:numPr>
+          <w:ilvl w:val="0"/>
+          <w:numId w:val="25"/>
+        </w:numPr>
+      </w:pPr>
+      <w:r>
+        <w:t>Improvements</w:t>
+      </w:r>
+      <w:r>
+        <w:t xml:space="preserve"> to depth filter. May cause </w:t>
+      </w:r>
+      <w:r>
+        <w:t xml:space="preserve">a </w:t>
+      </w:r>
+      <w:r>
+        <w:t>small change in discharge for some measurements.</w:t>
+      </w:r>
+    </w:p>
+    <w:p>
+      <w:pPr>
+        <w:pStyle w:val="ListParagraph"/>
+        <w:numPr>
+          <w:ilvl w:val="0"/>
+          <w:numId w:val="25"/>
+        </w:numPr>
+      </w:pPr>
+      <w:r>
+        <w:t>Added fields for Measurement Number and Person(s) to Premeasurement tab</w:t>
+      </w:r>
+    </w:p>
+    <w:p>
+      <w:pPr>
+        <w:pStyle w:val="ListParagraph"/>
+        <w:numPr>
+          <w:ilvl w:val="0"/>
+          <w:numId w:val="25"/>
+        </w:numPr>
+      </w:pPr>
+      <w:r>
+        <w:t>All reported and/or discovered bugs were fixed.</w:t>
+      </w:r>
+    </w:p>
+    <w:p>
+      <w:pPr>
+        <w:pStyle w:val="ListParagraph"/>
+        <w:numPr>
+          <w:ilvl w:val="0"/>
+          <w:numId w:val="25"/>
+        </w:numPr>
+      </w:pPr>
+      <w:r>
+        <w:t>User’s manual updated</w:t>
+      </w:r>
+    </w:p>
+    <w:p>
+      <w:pPr>
+        <w:pStyle w:val="ListParagraph"/>
+        <w:numPr>
+          <w:ilvl w:val="0"/>
+          <w:numId w:val="25"/>
+        </w:numPr>
+      </w:pPr>
+      <w:r>
+        <w:t>Technical manual updated</w:t>
+      </w:r>
+    </w:p>
+    <w:p>
+      <w:pPr>
+        <w:rPr>
+          <w:b/>
+          <w:bCs/>
+        </w:rPr>
+      </w:pPr>
+      <w:r>
+        <w:rPr>
+          <w:b/>
+          <w:bCs/>
+        </w:rPr>
+        <w:t>Changes QRevInt 1.00 to QRevInt 1.01</w:t>
+      </w:r>
+    </w:p>
+    <w:p>
+      <w:pPr>
+        <w:pStyle w:val="ListParagraph"/>
+        <w:numPr>
+          <w:ilvl w:val="0"/>
+          <w:numId w:val="24"/>
+        </w:numPr>
+      </w:pPr>
+      <w:r>
+        <w:t>Changed composite depths to interpolate for invalid depths using the composite data rather than the primary reference.</w:t>
+      </w:r>
+    </w:p>
+    <w:p>
+      <w:pPr>
+        <w:pStyle w:val="ListParagraph"/>
+        <w:numPr>
+          <w:ilvl w:val="0"/>
+          <w:numId w:val="24"/>
+        </w:numPr>
+      </w:pPr>
+      <w:r>
         <w:lastRenderedPageBreak/>
-        <w:t>Fixed bug associated with loading, reprocessing, saving, and then reloading of older *_QRev.mat files</w:t>
-      </w:r>
-    </w:p>
-    <w:p>
-      <w:pPr>
-        <w:pStyle w:val="ListParagraph"/>
-        <w:numPr>
-          <w:ilvl w:val="0"/>
-          <w:numId w:val="27"/>
-        </w:numPr>
-      </w:pPr>
-      <w:r>
-        <w:t>Modified handling of measurement path to allow simultaneous use of multiple instances of QRevInt and prevent saving data to the wrong folder</w:t>
-      </w:r>
-    </w:p>
-    <w:p>
-      <w:pPr>
-        <w:pStyle w:val="ListParagraph"/>
-        <w:numPr>
-          <w:ilvl w:val="0"/>
-          <w:numId w:val="27"/>
-        </w:numPr>
-      </w:pPr>
-      <w:r>
-        <w:t xml:space="preserve">Added </w:t>
-      </w:r>
-      <w:r>
-        <w:t>Default X-Axis setting to Options dialog.</w:t>
-      </w:r>
-    </w:p>
-    <w:p>
-      <w:pPr>
-        <w:pStyle w:val="ListParagraph"/>
-        <w:numPr>
-          <w:ilvl w:val="0"/>
-          <w:numId w:val="27"/>
-        </w:numPr>
-      </w:pPr>
-      <w:r>
-        <w:t>Added persons, measurement number, and stage start, end, and measurement to xml file.</w:t>
-      </w:r>
-    </w:p>
-    <w:p>
-      <w:pPr>
-        <w:pStyle w:val="ListParagraph"/>
-        <w:numPr>
-          <w:ilvl w:val="0"/>
-          <w:numId w:val="27"/>
-        </w:numPr>
-      </w:pPr>
-      <w:r>
-        <w:t>Update documentation</w:t>
-      </w:r>
-    </w:p>
-    <w:p>
-      <w:pPr>
-        <w:rPr>
-          <w:b/>
-          <w:bCs/>
-        </w:rPr>
-      </w:pPr>
-      <w:r>
-        <w:rPr>
-          <w:b/>
-          <w:bCs/>
-        </w:rPr>
-        <w:t>Changes QRevInt 1.06 to 1.07</w:t>
-      </w:r>
-    </w:p>
-    <w:p>
-      <w:pPr>
-        <w:pStyle w:val="ListParagraph"/>
-        <w:numPr>
-          <w:ilvl w:val="0"/>
-          <w:numId w:val="26"/>
-        </w:numPr>
-      </w:pPr>
-      <w:r>
-        <w:t>Several minor bug fixes</w:t>
-      </w:r>
-    </w:p>
-    <w:p>
-      <w:pPr>
-        <w:pStyle w:val="ListParagraph"/>
-        <w:numPr>
-          <w:ilvl w:val="0"/>
-          <w:numId w:val="26"/>
-        </w:numPr>
-      </w:pPr>
-      <w:r>
-        <w:t>Graphics for BT, GPS, Depths, and WT now share x-axis for zoom and pan</w:t>
-      </w:r>
-    </w:p>
-    <w:p>
-      <w:pPr>
-        <w:pStyle w:val="ListParagraph"/>
-        <w:numPr>
-          <w:ilvl w:val="0"/>
-          <w:numId w:val="26"/>
-        </w:numPr>
-      </w:pPr>
-      <w:r>
-        <w:t>Added stage start, end, and measurement to Premeasurement tab</w:t>
-      </w:r>
-    </w:p>
-    <w:p>
-      <w:pPr>
-        <w:pStyle w:val="ListParagraph"/>
-        <w:numPr>
-          <w:ilvl w:val="0"/>
-          <w:numId w:val="26"/>
-        </w:numPr>
-      </w:pPr>
-      <w:r>
-        <w:t>Modified messages for moving-bed conditions based on selected reference</w:t>
-      </w:r>
-    </w:p>
-    <w:p>
-      <w:pPr>
-        <w:pStyle w:val="ListParagraph"/>
-        <w:numPr>
-          <w:ilvl w:val="0"/>
-          <w:numId w:val="26"/>
-        </w:numPr>
-      </w:pPr>
-      <w:r>
-        <w:t>New QA methods applied consistently when Viewing previously saved QRev.mat</w:t>
-      </w:r>
-    </w:p>
-    <w:p>
-      <w:pPr>
-        <w:rPr>
-          <w:b/>
-          <w:bCs/>
-        </w:rPr>
-      </w:pPr>
-      <w:r>
-        <w:rPr>
-          <w:b/>
-          <w:bCs/>
-        </w:rPr>
-        <w:t>Changes QRevInt 1.01 to QRevInt 1.06</w:t>
-      </w:r>
-    </w:p>
-    <w:p>
-      <w:pPr>
-        <w:pStyle w:val="ListParagraph"/>
-        <w:numPr>
-          <w:ilvl w:val="0"/>
-          <w:numId w:val="25"/>
-        </w:numPr>
-      </w:pPr>
-      <w:r>
-        <w:t>Added shortcut keys</w:t>
-      </w:r>
-    </w:p>
-    <w:p>
-      <w:pPr>
-        <w:pStyle w:val="ListParagraph"/>
-        <w:numPr>
-          <w:ilvl w:val="0"/>
-          <w:numId w:val="25"/>
-        </w:numPr>
-      </w:pPr>
-      <w:r>
-        <w:t>Added option to use length or time for x-axis</w:t>
-      </w:r>
-    </w:p>
-    <w:p>
-      <w:pPr>
-        <w:pStyle w:val="ListParagraph"/>
-        <w:numPr>
-          <w:ilvl w:val="0"/>
-          <w:numId w:val="25"/>
-        </w:numPr>
-      </w:pPr>
-      <w:r>
-        <w:t>Added Advanced Graphics tab</w:t>
-      </w:r>
-    </w:p>
-    <w:p>
-      <w:pPr>
-        <w:pStyle w:val="ListParagraph"/>
-        <w:numPr>
-          <w:ilvl w:val="0"/>
-          <w:numId w:val="25"/>
-        </w:numPr>
-      </w:pPr>
-      <w:r>
-        <w:t>Added correlation and RSSI/SNR to boat data</w:t>
-      </w:r>
-    </w:p>
-    <w:p>
-      <w:pPr>
-        <w:pStyle w:val="ListParagraph"/>
-        <w:numPr>
-          <w:ilvl w:val="0"/>
-          <w:numId w:val="25"/>
-        </w:numPr>
-      </w:pPr>
-      <w:r>
-        <w:t>Fixed code identifying RS5 ADCP model</w:t>
-      </w:r>
-    </w:p>
-    <w:p>
-      <w:pPr>
-        <w:pStyle w:val="ListParagraph"/>
-        <w:numPr>
-          <w:ilvl w:val="0"/>
-          <w:numId w:val="25"/>
-        </w:numPr>
-      </w:pPr>
-      <w:r>
-        <w:t>Fixed ping type and frequency identification</w:t>
-      </w:r>
-    </w:p>
-    <w:p>
-      <w:pPr>
-        <w:pStyle w:val="ListParagraph"/>
-        <w:numPr>
-          <w:ilvl w:val="0"/>
-          <w:numId w:val="25"/>
-        </w:numPr>
-      </w:pPr>
-      <w:r>
-        <w:t>Update</w:t>
-      </w:r>
-      <w:r>
-        <w:t>d</w:t>
-      </w:r>
-      <w:r>
-        <w:t xml:space="preserve"> Oursin uncertainty model to latest methods including Bayesian COV</w:t>
-      </w:r>
-    </w:p>
-    <w:p>
-      <w:pPr>
-        <w:pStyle w:val="ListParagraph"/>
-        <w:numPr>
-          <w:ilvl w:val="0"/>
-          <w:numId w:val="25"/>
-        </w:numPr>
-      </w:pPr>
-      <w:r>
-        <w:t>Updated Oursin user interface and graphs</w:t>
-      </w:r>
-    </w:p>
-    <w:p>
-      <w:pPr>
-        <w:pStyle w:val="ListParagraph"/>
-        <w:numPr>
-          <w:ilvl w:val="0"/>
-          <w:numId w:val="25"/>
-        </w:numPr>
-      </w:pPr>
-      <w:r>
-        <w:t>Added new data fields to *_QRev.mat while maintaining compatibility with older files</w:t>
-      </w:r>
-    </w:p>
-    <w:p>
-      <w:pPr>
-        <w:pStyle w:val="ListParagraph"/>
-        <w:numPr>
-          <w:ilvl w:val="0"/>
-          <w:numId w:val="25"/>
-        </w:numPr>
-      </w:pPr>
-      <w:r>
-        <w:t xml:space="preserve">Added ability </w:t>
-      </w:r>
-      <w:r>
-        <w:t>for</w:t>
-      </w:r>
-      <w:r>
-        <w:t xml:space="preserve"> agencies to configure the Options dialog and the default values</w:t>
-      </w:r>
-    </w:p>
-    <w:p>
-      <w:pPr>
-        <w:pStyle w:val="ListParagraph"/>
-        <w:numPr>
-          <w:ilvl w:val="0"/>
-          <w:numId w:val="25"/>
-        </w:numPr>
-      </w:pPr>
-      <w:r>
-        <w:t>Added option to allow an observed no moving-bed condition</w:t>
-      </w:r>
-    </w:p>
-    <w:p>
-      <w:pPr>
-        <w:pStyle w:val="ListParagraph"/>
-        <w:numPr>
-          <w:ilvl w:val="0"/>
-          <w:numId w:val="25"/>
-        </w:numPr>
-      </w:pPr>
-      <w:r>
-        <w:t>Added option to turn off use of heading data</w:t>
-      </w:r>
-    </w:p>
-    <w:p>
-      <w:pPr>
-        <w:pStyle w:val="ListParagraph"/>
-        <w:numPr>
-          <w:ilvl w:val="0"/>
-          <w:numId w:val="25"/>
-        </w:numPr>
-      </w:pPr>
-      <w:r>
-        <w:t>Filter settings for transects are no</w:t>
-      </w:r>
-      <w:r>
-        <w:t>w</w:t>
-      </w:r>
-      <w:r>
-        <w:t xml:space="preserve"> applied to moving-bed tests</w:t>
-      </w:r>
-    </w:p>
-    <w:p>
-      <w:pPr>
-        <w:pStyle w:val="ListParagraph"/>
-        <w:numPr>
-          <w:ilvl w:val="0"/>
-          <w:numId w:val="25"/>
-        </w:numPr>
-      </w:pPr>
-      <w:r>
-        <w:t>Added tooltips to all tables and labels that are highlighted due to ADQA</w:t>
-      </w:r>
-    </w:p>
-    <w:p>
-      <w:pPr>
-        <w:pStyle w:val="ListParagraph"/>
-        <w:numPr>
-          <w:ilvl w:val="0"/>
-          <w:numId w:val="25"/>
-        </w:numPr>
-      </w:pPr>
-      <w:r>
-        <w:t>Uses Numba AOT compiling of robust loess smooth, Bayesian COV, and top and bottom discharge computations to improve overall speed. 70% average speed improvement.</w:t>
-      </w:r>
-    </w:p>
-    <w:p>
-      <w:pPr>
-        <w:pStyle w:val="ListParagraph"/>
-        <w:numPr>
-          <w:ilvl w:val="0"/>
-          <w:numId w:val="25"/>
-        </w:numPr>
-      </w:pPr>
-      <w:r>
-        <w:t>Improvements</w:t>
-      </w:r>
-      <w:r>
-        <w:t xml:space="preserve"> to depth filter. May cause </w:t>
-      </w:r>
-      <w:r>
-        <w:t xml:space="preserve">a </w:t>
-      </w:r>
-      <w:r>
-        <w:t>small change in discharge for some measurements.</w:t>
-      </w:r>
-    </w:p>
-    <w:p>
-      <w:pPr>
-        <w:pStyle w:val="ListParagraph"/>
-        <w:numPr>
-          <w:ilvl w:val="0"/>
-          <w:numId w:val="25"/>
-        </w:numPr>
-      </w:pPr>
-      <w:r>
-        <w:t>Added fields for Measurement Number and Person(s) to Premeasurement tab</w:t>
-      </w:r>
-    </w:p>
-    <w:p>
-      <w:pPr>
-        <w:pStyle w:val="ListParagraph"/>
-        <w:numPr>
-          <w:ilvl w:val="0"/>
-          <w:numId w:val="25"/>
-        </w:numPr>
-      </w:pPr>
-      <w:r>
-        <w:t>All reported and/or discovered bugs were fixed.</w:t>
-      </w:r>
-    </w:p>
-    <w:p>
-      <w:pPr>
-        <w:pStyle w:val="ListParagraph"/>
-        <w:numPr>
-          <w:ilvl w:val="0"/>
-          <w:numId w:val="25"/>
-        </w:numPr>
-      </w:pPr>
-      <w:r>
-        <w:t>User’s manual updated</w:t>
-      </w:r>
-    </w:p>
-    <w:p>
-      <w:pPr>
-        <w:pStyle w:val="ListParagraph"/>
-        <w:numPr>
-          <w:ilvl w:val="0"/>
-          <w:numId w:val="25"/>
-        </w:numPr>
-      </w:pPr>
-      <w:r>
-        <w:t>Technical manual updated</w:t>
-      </w:r>
-    </w:p>
-    <w:p>
-      <w:pPr>
-        <w:rPr>
-          <w:b/>
-          <w:bCs/>
-        </w:rPr>
-      </w:pPr>
-      <w:r>
-        <w:rPr>
-          <w:b/>
-          <w:bCs/>
-        </w:rPr>
-        <w:t>Changes QRevInt 1.00 to QRevInt 1.01</w:t>
+        <w:t>WT error and vertical velocity filters are now applied based on ping type for all new processing of data.</w:t>
+      </w:r>
+      <w:r>
+        <w:t xml:space="preserve"> </w:t>
+      </w:r>
+      <w:r>
+        <w:t xml:space="preserve">Loading older </w:t>
+      </w:r>
+      <w:proofErr w:type="spellStart"/>
+      <w:r>
+        <w:t>QRev</w:t>
+      </w:r>
+      <w:proofErr w:type="spellEnd"/>
+      <w:r>
+        <w:t xml:space="preserve"> files without reprocessing will display previous results.</w:t>
       </w:r>
     </w:p>
     <w:p>
@@ -898,7 +1142,15 @@
         </w:numPr>
       </w:pPr>
       <w:r>
-        <w:t>Changed composite depths to interpolate for invalid depths using the composite data rather than the primary reference.</w:t>
+        <w:t xml:space="preserve">BT error and vertical velocity filters are now applied based on bottom track ping frequency for all new processing of data. Loading older </w:t>
+      </w:r>
+      <w:proofErr w:type="spellStart"/>
+      <w:r>
+        <w:t>QRev</w:t>
+      </w:r>
+      <w:proofErr w:type="spellEnd"/>
+      <w:r>
+        <w:t xml:space="preserve"> files without reprocessing will display previous results.</w:t>
       </w:r>
     </w:p>
     <w:p>
@@ -910,364 +1162,477 @@
         </w:numPr>
       </w:pPr>
       <w:r>
-        <w:t>WT error and vertical velocity filters are now applied based on ping type for all new processing of data.</w:t>
-      </w:r>
-      <w:r>
+        <w:t xml:space="preserve">The user now has an option in the Options dialog to apply error and vertical velocity filters based on data from the entire measurement rather than based on data from individual measurements. </w:t>
+      </w:r>
+    </w:p>
+    <w:p>
+      <w:pPr>
+        <w:pStyle w:val="ListParagraph"/>
+        <w:numPr>
+          <w:ilvl w:val="0"/>
+          <w:numId w:val="24"/>
+        </w:numPr>
+      </w:pPr>
+      <w:r>
+        <w:t>An option for the jet color map has been added to the Options dialog.</w:t>
+      </w:r>
+    </w:p>
+    <w:p>
+      <w:pPr>
+        <w:pStyle w:val="ListParagraph"/>
+        <w:numPr>
+          <w:ilvl w:val="0"/>
+          <w:numId w:val="24"/>
+        </w:numPr>
+      </w:pPr>
+      <w:r>
+        <w:t xml:space="preserve">Added points to </w:t>
+      </w:r>
+      <w:r>
+        <w:t>plots in Depth tab</w:t>
+      </w:r>
+    </w:p>
+    <w:p>
+      <w:pPr>
+        <w:pStyle w:val="ListParagraph"/>
+        <w:numPr>
+          <w:ilvl w:val="0"/>
+          <w:numId w:val="24"/>
+        </w:numPr>
+      </w:pPr>
+      <w:r>
+        <w:t xml:space="preserve">Fixed several bugs related to reading RS5 and older </w:t>
+      </w:r>
+      <w:proofErr w:type="spellStart"/>
+      <w:r>
+        <w:t>QRev</w:t>
+      </w:r>
+      <w:proofErr w:type="spellEnd"/>
+      <w:r>
+        <w:t xml:space="preserve"> files.</w:t>
+      </w:r>
+    </w:p>
+    <w:p>
+      <w:pPr>
+        <w:pStyle w:val="ListParagraph"/>
+        <w:rPr>
+          <w:b/>
+          <w:bCs/>
+        </w:rPr>
+      </w:pPr>
+    </w:p>
+    <w:p>
+      <w:pPr>
+        <w:rPr>
+          <w:b/>
+          <w:bCs/>
+        </w:rPr>
+      </w:pPr>
+      <w:r>
+        <w:rPr>
+          <w:b/>
+          <w:bCs/>
+        </w:rPr>
+        <w:t>Changes QRevInt 4.26 Beta to QRevInt 1.00</w:t>
+      </w:r>
+    </w:p>
+    <w:p>
+      <w:pPr>
+        <w:pStyle w:val="ListParagraph"/>
+        <w:numPr>
+          <w:ilvl w:val="0"/>
+          <w:numId w:val="23"/>
+        </w:numPr>
+      </w:pPr>
+      <w:r>
+        <w:t>New versioning implemented.</w:t>
+      </w:r>
+    </w:p>
+    <w:p>
+      <w:pPr>
+        <w:pStyle w:val="ListParagraph"/>
+        <w:numPr>
+          <w:ilvl w:val="0"/>
+          <w:numId w:val="23"/>
+        </w:numPr>
+      </w:pPr>
+      <w:r>
+        <w:t>Added disclaimer and license that must be agreed to prior to running the first time.</w:t>
+      </w:r>
+    </w:p>
+    <w:p>
+      <w:pPr>
+        <w:pStyle w:val="ListParagraph"/>
+        <w:numPr>
+          <w:ilvl w:val="0"/>
+          <w:numId w:val="23"/>
+        </w:numPr>
+      </w:pPr>
+      <w:r>
+        <w:t xml:space="preserve">Modified code for compatibility with older </w:t>
+      </w:r>
+      <w:proofErr w:type="spellStart"/>
+      <w:r>
+        <w:t>QRev.mat</w:t>
+      </w:r>
+      <w:proofErr w:type="spellEnd"/>
+      <w:r>
+        <w:t xml:space="preserve"> files that lack the new features.</w:t>
+      </w:r>
+    </w:p>
+    <w:p>
+      <w:pPr>
+        <w:pStyle w:val="ListParagraph"/>
+        <w:numPr>
+          <w:ilvl w:val="0"/>
+          <w:numId w:val="23"/>
+        </w:numPr>
+      </w:pPr>
+      <w:proofErr w:type="spellStart"/>
+      <w:r>
+        <w:t>QRev.mat</w:t>
+      </w:r>
+      <w:proofErr w:type="spellEnd"/>
+      <w:r>
+        <w:t xml:space="preserve"> files previously saved can be view as saved but will apply new features upon any change.</w:t>
+      </w:r>
+    </w:p>
+    <w:p>
+      <w:pPr>
+        <w:pStyle w:val="ListParagraph"/>
+        <w:numPr>
+          <w:ilvl w:val="0"/>
+          <w:numId w:val="23"/>
+        </w:numPr>
+      </w:pPr>
+      <w:r>
+        <w:t>Changed date format to YYYY.MM.DD.</w:t>
+      </w:r>
+    </w:p>
+    <w:p>
+      <w:pPr>
+        <w:pStyle w:val="ListParagraph"/>
+        <w:numPr>
+          <w:ilvl w:val="0"/>
+          <w:numId w:val="23"/>
+        </w:numPr>
+      </w:pPr>
+      <w:r>
+        <w:t xml:space="preserve">Added background color to the main window to distinguish from </w:t>
+      </w:r>
+      <w:proofErr w:type="spellStart"/>
+      <w:r>
+        <w:t>QRev</w:t>
+      </w:r>
+      <w:proofErr w:type="spellEnd"/>
+      <w:r>
+        <w:t>.</w:t>
+      </w:r>
+    </w:p>
+    <w:p>
+      <w:pPr>
+        <w:pStyle w:val="ListParagraph"/>
+        <w:numPr>
+          <w:ilvl w:val="0"/>
+          <w:numId w:val="23"/>
+        </w:numPr>
+      </w:pPr>
+      <w:proofErr w:type="spellStart"/>
+      <w:r>
+        <w:t>Extrap</w:t>
+      </w:r>
+      <w:proofErr w:type="spellEnd"/>
+      <w:r>
+        <w:t xml:space="preserve"> subsection label changes based on data loaded and processed.</w:t>
+      </w:r>
+    </w:p>
+    <w:p>
+      <w:pPr>
+        <w:pStyle w:val="ListParagraph"/>
+        <w:numPr>
+          <w:ilvl w:val="0"/>
+          <w:numId w:val="23"/>
+        </w:numPr>
+      </w:pPr>
+      <w:r>
+        <w:t>Fixed some compatibility issues with RS5 data.</w:t>
+      </w:r>
+    </w:p>
+    <w:p>
+      <w:pPr>
+        <w:rPr>
+          <w:b/>
+          <w:bCs/>
+        </w:rPr>
+      </w:pPr>
+      <w:r>
+        <w:rPr>
+          <w:b/>
+          <w:bCs/>
+        </w:rPr>
+        <w:t xml:space="preserve">Changes </w:t>
+      </w:r>
+      <w:proofErr w:type="spellStart"/>
+      <w:r>
+        <w:rPr>
+          <w:b/>
+          <w:bCs/>
+        </w:rPr>
+        <w:t>QRev</w:t>
+      </w:r>
+      <w:proofErr w:type="spellEnd"/>
+      <w:r>
+        <w:rPr>
+          <w:b/>
+          <w:bCs/>
+        </w:rPr>
         <w:t xml:space="preserve"> </w:t>
       </w:r>
       <w:r>
-        <w:t>Loading older QRev files without reprocessing will display previous results.</w:t>
-      </w:r>
-    </w:p>
-    <w:p>
-      <w:pPr>
-        <w:pStyle w:val="ListParagraph"/>
-        <w:numPr>
-          <w:ilvl w:val="0"/>
-          <w:numId w:val="24"/>
-        </w:numPr>
-      </w:pPr>
-      <w:r>
+        <w:rPr>
+          <w:b/>
+          <w:bCs/>
+        </w:rPr>
+        <w:t xml:space="preserve">4.23 to </w:t>
+      </w:r>
+      <w:r>
+        <w:rPr>
+          <w:b/>
+          <w:bCs/>
+        </w:rPr>
+        <w:t xml:space="preserve">QRevInt </w:t>
+      </w:r>
+      <w:r>
+        <w:rPr>
+          <w:b/>
+          <w:bCs/>
+        </w:rPr>
+        <w:t>4.26</w:t>
+      </w:r>
+      <w:r>
+        <w:rPr>
+          <w:b/>
+          <w:bCs/>
+        </w:rPr>
+        <w:t xml:space="preserve"> Beta</w:t>
+      </w:r>
+    </w:p>
+    <w:p>
+      <w:pPr>
+        <w:pStyle w:val="ListParagraph"/>
+        <w:numPr>
+          <w:ilvl w:val="0"/>
+          <w:numId w:val="22"/>
+        </w:numPr>
+      </w:pPr>
+      <w:r>
+        <w:t>Due to development conducted outside the USGS the name was changed to QRevInt, so as to represent the international support and development.</w:t>
+      </w:r>
+    </w:p>
+    <w:p>
+      <w:pPr>
+        <w:pStyle w:val="ListParagraph"/>
+        <w:numPr>
+          <w:ilvl w:val="0"/>
+          <w:numId w:val="22"/>
+        </w:numPr>
+      </w:pPr>
+      <w:r>
+        <w:t xml:space="preserve">Change icon to blue to distinguish from USGS version of </w:t>
+      </w:r>
+      <w:proofErr w:type="spellStart"/>
+      <w:r>
+        <w:t>QRev</w:t>
+      </w:r>
+      <w:proofErr w:type="spellEnd"/>
+    </w:p>
+    <w:p>
+      <w:pPr>
+        <w:pStyle w:val="ListParagraph"/>
+        <w:numPr>
+          <w:ilvl w:val="0"/>
+          <w:numId w:val="22"/>
+        </w:numPr>
+      </w:pPr>
+      <w:r>
+        <w:t>Fixed bug in EDI associated with GPS data.</w:t>
+      </w:r>
+    </w:p>
+    <w:p>
+      <w:pPr>
+        <w:pStyle w:val="ListParagraph"/>
+        <w:numPr>
+          <w:ilvl w:val="0"/>
+          <w:numId w:val="22"/>
+        </w:numPr>
+      </w:pPr>
+      <w:r>
+        <w:t>Technical manual update to include explanation of computing discharge in shallow water and corrected table 10.</w:t>
+      </w:r>
+    </w:p>
+    <w:p>
+      <w:pPr>
+        <w:pStyle w:val="ListParagraph"/>
+        <w:numPr>
+          <w:ilvl w:val="0"/>
+          <w:numId w:val="22"/>
+        </w:numPr>
+      </w:pPr>
+      <w:r>
+        <w:t>Fixed bug in applying weighted medians when switching from automatic to manual data type</w:t>
+      </w:r>
+    </w:p>
+    <w:p>
+      <w:pPr>
+        <w:pStyle w:val="ListParagraph"/>
+        <w:numPr>
+          <w:ilvl w:val="0"/>
+          <w:numId w:val="22"/>
+        </w:numPr>
+      </w:pPr>
+      <w:r>
+        <w:t xml:space="preserve">Modified </w:t>
+      </w:r>
+      <w:proofErr w:type="spellStart"/>
+      <w:r>
+        <w:t>extrap</w:t>
+      </w:r>
+      <w:proofErr w:type="spellEnd"/>
+      <w:r>
+        <w:t xml:space="preserve"> subsection so that </w:t>
+      </w:r>
+      <w:proofErr w:type="spellStart"/>
+      <w:r>
+        <w:t>subsectioning</w:t>
+      </w:r>
+      <w:proofErr w:type="spellEnd"/>
+      <w:r>
+        <w:t xml:space="preserve"> always works from left to right</w:t>
+      </w:r>
+    </w:p>
+    <w:p>
+      <w:pPr>
+        <w:pStyle w:val="ListParagraph"/>
+        <w:numPr>
+          <w:ilvl w:val="0"/>
+          <w:numId w:val="22"/>
+        </w:numPr>
+      </w:pPr>
+      <w:r>
+        <w:t xml:space="preserve">Removed depth from </w:t>
+      </w:r>
+      <w:proofErr w:type="spellStart"/>
+      <w:r>
+        <w:t>Oursin</w:t>
+      </w:r>
+      <w:proofErr w:type="spellEnd"/>
+      <w:r>
+        <w:t xml:space="preserve"> measured discharge uncertainty</w:t>
+      </w:r>
+    </w:p>
+    <w:p>
+      <w:pPr>
+        <w:pStyle w:val="ListParagraph"/>
+        <w:numPr>
+          <w:ilvl w:val="0"/>
+          <w:numId w:val="22"/>
+        </w:numPr>
+      </w:pPr>
+      <w:r>
+        <w:t>Added start date and delta Q to summary table</w:t>
+      </w:r>
+    </w:p>
+    <w:p>
+      <w:pPr>
+        <w:pStyle w:val="ListParagraph"/>
+        <w:numPr>
+          <w:ilvl w:val="0"/>
+          <w:numId w:val="22"/>
+        </w:numPr>
+      </w:pPr>
+      <w:r>
+        <w:t>Modified documentation reflect change to QRevInt</w:t>
+      </w:r>
+    </w:p>
+    <w:p>
+      <w:r>
+        <w:rPr>
+          <w:b/>
+          <w:bCs/>
+        </w:rPr>
+        <w:t>Changes 4.23 to 4.24</w:t>
+      </w:r>
+    </w:p>
+    <w:p>
+      <w:pPr>
+        <w:pStyle w:val="ListParagraph"/>
+        <w:numPr>
+          <w:ilvl w:val="0"/>
+          <w:numId w:val="20"/>
+        </w:numPr>
+      </w:pPr>
+      <w:r>
+        <w:t>Added user option to prompt for rating on save</w:t>
+      </w:r>
+    </w:p>
+    <w:p>
+      <w:pPr>
+        <w:pStyle w:val="ListParagraph"/>
+        <w:numPr>
+          <w:ilvl w:val="0"/>
+          <w:numId w:val="20"/>
+        </w:numPr>
+      </w:pPr>
+      <w:r>
+        <w:t>Added user option to compute extrapolation fit using discharge weighted medians</w:t>
+      </w:r>
+    </w:p>
+    <w:p>
+      <w:pPr>
+        <w:pStyle w:val="ListParagraph"/>
+        <w:numPr>
+          <w:ilvl w:val="0"/>
+          <w:numId w:val="20"/>
+        </w:numPr>
+      </w:pPr>
+      <w:r>
+        <w:t>Total measurement discharge will ignore any transect with a discharge that could not be computed</w:t>
+      </w:r>
+    </w:p>
+    <w:p>
+      <w:pPr>
+        <w:pStyle w:val="ListParagraph"/>
+        <w:numPr>
+          <w:ilvl w:val="0"/>
+          <w:numId w:val="20"/>
+        </w:numPr>
+      </w:pPr>
+      <w:r>
+        <w:t xml:space="preserve">Fixed bug reading some old </w:t>
+      </w:r>
+      <w:proofErr w:type="spellStart"/>
+      <w:r>
+        <w:t>QRev.mat</w:t>
+      </w:r>
+      <w:proofErr w:type="spellEnd"/>
+      <w:r>
+        <w:t xml:space="preserve"> files associated with new rating feature</w:t>
+      </w:r>
+    </w:p>
+    <w:p>
+      <w:pPr>
+        <w:rPr>
+          <w:b/>
+          <w:bCs/>
+        </w:rPr>
+      </w:pPr>
+      <w:r>
+        <w:rPr>
+          <w:b/>
+          <w:bCs/>
+        </w:rPr>
         <w:lastRenderedPageBreak/>
-        <w:t>BT error and vertical velocity filters are now applied based on bottom track ping frequency for all new processing of data. Loading older QRev files without reprocessing will display previous results.</w:t>
-      </w:r>
-    </w:p>
-    <w:p>
-      <w:pPr>
-        <w:pStyle w:val="ListParagraph"/>
-        <w:numPr>
-          <w:ilvl w:val="0"/>
-          <w:numId w:val="24"/>
-        </w:numPr>
-      </w:pPr>
-      <w:r>
-        <w:t xml:space="preserve">The user now has an option in the Options dialog to apply error and vertical velocity filters based on data from the entire measurement rather than based on data from individual measurements. </w:t>
-      </w:r>
-    </w:p>
-    <w:p>
-      <w:pPr>
-        <w:pStyle w:val="ListParagraph"/>
-        <w:numPr>
-          <w:ilvl w:val="0"/>
-          <w:numId w:val="24"/>
-        </w:numPr>
-      </w:pPr>
-      <w:r>
-        <w:t>An option for the jet color map has been added to the Options dialog.</w:t>
-      </w:r>
-    </w:p>
-    <w:p>
-      <w:pPr>
-        <w:pStyle w:val="ListParagraph"/>
-        <w:numPr>
-          <w:ilvl w:val="0"/>
-          <w:numId w:val="24"/>
-        </w:numPr>
-      </w:pPr>
-      <w:r>
-        <w:t xml:space="preserve">Added points to </w:t>
-      </w:r>
-      <w:r>
-        <w:t>plots in Depth tab</w:t>
-      </w:r>
-    </w:p>
-    <w:p>
-      <w:pPr>
-        <w:pStyle w:val="ListParagraph"/>
-        <w:numPr>
-          <w:ilvl w:val="0"/>
-          <w:numId w:val="24"/>
-        </w:numPr>
-      </w:pPr>
-      <w:r>
-        <w:t>Fixed several bugs related to reading RS5 and older QRev files.</w:t>
-      </w:r>
-    </w:p>
-    <w:p>
-      <w:pPr>
-        <w:pStyle w:val="ListParagraph"/>
-        <w:rPr>
-          <w:b/>
-          <w:bCs/>
-        </w:rPr>
-      </w:pPr>
-    </w:p>
-    <w:p>
-      <w:pPr>
-        <w:rPr>
-          <w:b/>
-          <w:bCs/>
-        </w:rPr>
-      </w:pPr>
-      <w:r>
-        <w:rPr>
-          <w:b/>
-          <w:bCs/>
-        </w:rPr>
-        <w:t>Changes QRevInt 4.26 Beta to QRevInt 1.00</w:t>
-      </w:r>
-    </w:p>
-    <w:p>
-      <w:pPr>
-        <w:pStyle w:val="ListParagraph"/>
-        <w:numPr>
-          <w:ilvl w:val="0"/>
-          <w:numId w:val="23"/>
-        </w:numPr>
-      </w:pPr>
-      <w:r>
-        <w:t>New versioning implemented.</w:t>
-      </w:r>
-    </w:p>
-    <w:p>
-      <w:pPr>
-        <w:pStyle w:val="ListParagraph"/>
-        <w:numPr>
-          <w:ilvl w:val="0"/>
-          <w:numId w:val="23"/>
-        </w:numPr>
-      </w:pPr>
-      <w:r>
-        <w:t>Added disclaimer and license that must be agreed to prior to running the first time.</w:t>
-      </w:r>
-    </w:p>
-    <w:p>
-      <w:pPr>
-        <w:pStyle w:val="ListParagraph"/>
-        <w:numPr>
-          <w:ilvl w:val="0"/>
-          <w:numId w:val="23"/>
-        </w:numPr>
-      </w:pPr>
-      <w:r>
-        <w:t>Modified code for compatibility with older QRev.mat files that lack the new features.</w:t>
-      </w:r>
-    </w:p>
-    <w:p>
-      <w:pPr>
-        <w:pStyle w:val="ListParagraph"/>
-        <w:numPr>
-          <w:ilvl w:val="0"/>
-          <w:numId w:val="23"/>
-        </w:numPr>
-      </w:pPr>
-      <w:r>
-        <w:t>QRev.mat files previously saved can be view as saved but will apply new features upon any change.</w:t>
-      </w:r>
-    </w:p>
-    <w:p>
-      <w:pPr>
-        <w:pStyle w:val="ListParagraph"/>
-        <w:numPr>
-          <w:ilvl w:val="0"/>
-          <w:numId w:val="23"/>
-        </w:numPr>
-      </w:pPr>
-      <w:r>
-        <w:t>Changed date format to YYYY.MM.DD.</w:t>
-      </w:r>
-    </w:p>
-    <w:p>
-      <w:pPr>
-        <w:pStyle w:val="ListParagraph"/>
-        <w:numPr>
-          <w:ilvl w:val="0"/>
-          <w:numId w:val="23"/>
-        </w:numPr>
-      </w:pPr>
-      <w:r>
-        <w:t>Added background color to the main window to distinguish from QRev.</w:t>
-      </w:r>
-    </w:p>
-    <w:p>
-      <w:pPr>
-        <w:pStyle w:val="ListParagraph"/>
-        <w:numPr>
-          <w:ilvl w:val="0"/>
-          <w:numId w:val="23"/>
-        </w:numPr>
-      </w:pPr>
-      <w:r>
-        <w:t>Extrap subsection label changes based on data loaded and processed.</w:t>
-      </w:r>
-    </w:p>
-    <w:p>
-      <w:pPr>
-        <w:pStyle w:val="ListParagraph"/>
-        <w:numPr>
-          <w:ilvl w:val="0"/>
-          <w:numId w:val="23"/>
-        </w:numPr>
-      </w:pPr>
-      <w:r>
-        <w:t>Fixed some compatibility issues with RS5 data.</w:t>
-      </w:r>
-    </w:p>
-    <w:p>
-      <w:pPr>
-        <w:rPr>
-          <w:b/>
-          <w:bCs/>
-        </w:rPr>
-      </w:pPr>
-      <w:r>
-        <w:rPr>
-          <w:b/>
-          <w:bCs/>
-        </w:rPr>
-        <w:t xml:space="preserve">Changes </w:t>
-      </w:r>
-      <w:r>
-        <w:rPr>
-          <w:b/>
-          <w:bCs/>
-        </w:rPr>
-        <w:t xml:space="preserve">QRev </w:t>
-      </w:r>
-      <w:r>
-        <w:rPr>
-          <w:b/>
-          <w:bCs/>
-        </w:rPr>
-        <w:t xml:space="preserve">4.23 to </w:t>
-      </w:r>
-      <w:r>
-        <w:rPr>
-          <w:b/>
-          <w:bCs/>
-        </w:rPr>
-        <w:t xml:space="preserve">QRevInt </w:t>
-      </w:r>
-      <w:r>
-        <w:rPr>
-          <w:b/>
-          <w:bCs/>
-        </w:rPr>
-        <w:t>4.26</w:t>
-      </w:r>
-      <w:r>
-        <w:rPr>
-          <w:b/>
-          <w:bCs/>
-        </w:rPr>
-        <w:t xml:space="preserve"> Beta</w:t>
-      </w:r>
-    </w:p>
-    <w:p>
-      <w:pPr>
-        <w:pStyle w:val="ListParagraph"/>
-        <w:numPr>
-          <w:ilvl w:val="0"/>
-          <w:numId w:val="22"/>
-        </w:numPr>
-      </w:pPr>
-      <w:r>
-        <w:t>Due to development conducted outside the USGS the name was changed to QRevInt, so as to represent the international support and development.</w:t>
-      </w:r>
-    </w:p>
-    <w:p>
-      <w:pPr>
-        <w:pStyle w:val="ListParagraph"/>
-        <w:numPr>
-          <w:ilvl w:val="0"/>
-          <w:numId w:val="22"/>
-        </w:numPr>
-      </w:pPr>
-      <w:r>
-        <w:t>Change icon to blue to distinguish from USGS version of QRev</w:t>
-      </w:r>
-    </w:p>
-    <w:p>
-      <w:pPr>
-        <w:pStyle w:val="ListParagraph"/>
-        <w:numPr>
-          <w:ilvl w:val="0"/>
-          <w:numId w:val="22"/>
-        </w:numPr>
-      </w:pPr>
-      <w:r>
-        <w:t>Fixed bug in EDI associated with GPS data.</w:t>
-      </w:r>
-    </w:p>
-    <w:p>
-      <w:pPr>
-        <w:pStyle w:val="ListParagraph"/>
-        <w:numPr>
-          <w:ilvl w:val="0"/>
-          <w:numId w:val="22"/>
-        </w:numPr>
-      </w:pPr>
-      <w:r>
-        <w:t>Technical manual update to include explanation of computing discharge in shallow water and corrected table 10.</w:t>
-      </w:r>
-    </w:p>
-    <w:p>
-      <w:pPr>
-        <w:pStyle w:val="ListParagraph"/>
-        <w:numPr>
-          <w:ilvl w:val="0"/>
-          <w:numId w:val="22"/>
-        </w:numPr>
-      </w:pPr>
-      <w:r>
-        <w:t>Fixed bug in applying weighted medians when switching from automatic to manual data type</w:t>
-      </w:r>
-    </w:p>
-    <w:p>
-      <w:pPr>
-        <w:pStyle w:val="ListParagraph"/>
-        <w:numPr>
-          <w:ilvl w:val="0"/>
-          <w:numId w:val="22"/>
-        </w:numPr>
-      </w:pPr>
-      <w:r>
-        <w:t>Modified extrap subsection so that subsectioning always works from left to right</w:t>
-      </w:r>
-    </w:p>
-    <w:p>
-      <w:pPr>
-        <w:pStyle w:val="ListParagraph"/>
-        <w:numPr>
-          <w:ilvl w:val="0"/>
-          <w:numId w:val="22"/>
-        </w:numPr>
-      </w:pPr>
-      <w:r>
-        <w:t>Removed depth from Oursin measured discharge uncertainty</w:t>
-      </w:r>
-    </w:p>
-    <w:p>
-      <w:pPr>
-        <w:pStyle w:val="ListParagraph"/>
-        <w:numPr>
-          <w:ilvl w:val="0"/>
-          <w:numId w:val="22"/>
-        </w:numPr>
-      </w:pPr>
-      <w:r>
-        <w:t>Added start date and delta Q to summary table</w:t>
-      </w:r>
-    </w:p>
-    <w:p>
-      <w:pPr>
-        <w:pStyle w:val="ListParagraph"/>
-        <w:numPr>
-          <w:ilvl w:val="0"/>
-          <w:numId w:val="22"/>
-        </w:numPr>
-      </w:pPr>
-      <w:r>
-        <w:t>Modified documentation reflect change to QRevInt</w:t>
-      </w:r>
-    </w:p>
-    <w:p>
-      <w:r>
-        <w:rPr>
-          <w:b/>
-          <w:bCs/>
-        </w:rPr>
-        <w:t>Changes 4.23 to 4.24</w:t>
+        <w:t>Changes 4.21 to 4.23</w:t>
       </w:r>
     </w:p>
     <w:p>
@@ -1279,7 +1644,7 @@
         </w:numPr>
       </w:pPr>
       <w:r>
-        <w:t>Added user option to prompt for rating on save</w:t>
+        <w:t>New TRDI raw data reader that is 3+ times faster</w:t>
       </w:r>
     </w:p>
     <w:p>
@@ -1291,7 +1656,13 @@
         </w:numPr>
       </w:pPr>
       <w:r>
-        <w:t>Added user option to compute extrapolation fit using discharge weighted medians</w:t>
+        <w:t xml:space="preserve">Fixed issue with depth reference drop down </w:t>
+      </w:r>
+      <w:r>
+        <w:t xml:space="preserve">menu </w:t>
+      </w:r>
+      <w:r>
+        <w:t>when depth sounder data were collected</w:t>
       </w:r>
     </w:p>
     <w:p>
@@ -1303,7 +1674,7 @@
         </w:numPr>
       </w:pPr>
       <w:r>
-        <w:t>Total measurement discharge will ignore any transect with a discharge that could not be computed</w:t>
+        <w:t>Fixed issue so that GPS references that aren’t available cannot be selected</w:t>
       </w:r>
     </w:p>
     <w:p>
@@ -1315,22 +1686,7 @@
         </w:numPr>
       </w:pPr>
       <w:r>
-        <w:t>Fixed bug reading some old QRev.mat files associated with new rating feature</w:t>
-      </w:r>
-    </w:p>
-    <w:p>
-      <w:pPr>
-        <w:rPr>
-          <w:b/>
-          <w:bCs/>
-        </w:rPr>
-      </w:pPr>
-      <w:r>
-        <w:rPr>
-          <w:b/>
-          <w:bCs/>
-        </w:rPr>
-        <w:t>Changes 4.21 to 4.23</w:t>
+        <w:t>Fixed several issues with new GPS-BT tab and GPS usage for moving-bed test</w:t>
       </w:r>
     </w:p>
     <w:p>
@@ -1342,7 +1698,7 @@
         </w:numPr>
       </w:pPr>
       <w:r>
-        <w:t>New TRDI raw data reader that is 3+ times faster</w:t>
+        <w:t>Fixed bugs in heading interpolation</w:t>
       </w:r>
     </w:p>
     <w:p>
@@ -1354,2027 +1710,2594 @@
         </w:numPr>
       </w:pPr>
       <w:r>
+        <w:t>Fixed bug reading *_</w:t>
+      </w:r>
+      <w:proofErr w:type="spellStart"/>
+      <w:r>
+        <w:t>QRev.mat</w:t>
+      </w:r>
+      <w:proofErr w:type="spellEnd"/>
+      <w:r>
+        <w:t xml:space="preserve"> having only 1 transect</w:t>
+      </w:r>
+    </w:p>
+    <w:p>
+      <w:pPr>
+        <w:pStyle w:val="ListParagraph"/>
+        <w:numPr>
+          <w:ilvl w:val="0"/>
+          <w:numId w:val="20"/>
+        </w:numPr>
+      </w:pPr>
+      <w:r>
+        <w:t>Fixed bug when loading measurement with no transects selected</w:t>
+      </w:r>
+    </w:p>
+    <w:p>
+      <w:pPr>
+        <w:pStyle w:val="ListParagraph"/>
+        <w:numPr>
+          <w:ilvl w:val="0"/>
+          <w:numId w:val="20"/>
+        </w:numPr>
+      </w:pPr>
+      <w:r>
+        <w:t xml:space="preserve">Fixed issue </w:t>
+      </w:r>
+      <w:r>
+        <w:t>that could occur when processing moving-bed tests loaded from *_</w:t>
+      </w:r>
+      <w:proofErr w:type="spellStart"/>
+      <w:r>
+        <w:t>QRev.mat</w:t>
+      </w:r>
+      <w:proofErr w:type="spellEnd"/>
+    </w:p>
+    <w:p>
+      <w:pPr>
+        <w:rPr>
+          <w:b/>
+          <w:bCs/>
+        </w:rPr>
+      </w:pPr>
+      <w:r>
+        <w:rPr>
+          <w:b/>
+          <w:bCs/>
+        </w:rPr>
+        <w:t>Changes 4.16 to 4.</w:t>
+      </w:r>
+      <w:r>
+        <w:rPr>
+          <w:b/>
+          <w:bCs/>
+        </w:rPr>
+        <w:t>2</w:t>
+      </w:r>
+      <w:r>
+        <w:rPr>
+          <w:b/>
+          <w:bCs/>
+        </w:rPr>
+        <w:t>1</w:t>
+      </w:r>
+    </w:p>
+    <w:p>
+      <w:pPr>
+        <w:pStyle w:val="ListParagraph"/>
+        <w:numPr>
+          <w:ilvl w:val="0"/>
+          <w:numId w:val="19"/>
+        </w:numPr>
+      </w:pPr>
+      <w:r>
+        <w:t>Added code to identify and notify of user changes to original values</w:t>
+      </w:r>
+    </w:p>
+    <w:p>
+      <w:pPr>
+        <w:pStyle w:val="ListParagraph"/>
+        <w:numPr>
+          <w:ilvl w:val="0"/>
+          <w:numId w:val="19"/>
+        </w:numPr>
+      </w:pPr>
+      <w:r>
+        <w:t>Added ability to use GPS as a reference for moving-bed tests</w:t>
+      </w:r>
+    </w:p>
+    <w:p>
+      <w:pPr>
+        <w:pStyle w:val="ListParagraph"/>
+        <w:numPr>
+          <w:ilvl w:val="0"/>
+          <w:numId w:val="19"/>
+        </w:numPr>
+      </w:pPr>
+      <w:r>
+        <w:t xml:space="preserve">Applying </w:t>
+      </w:r>
+      <w:proofErr w:type="spellStart"/>
+      <w:r>
+        <w:t>magvar</w:t>
+      </w:r>
+      <w:proofErr w:type="spellEnd"/>
+      <w:r>
+        <w:t xml:space="preserve"> or heading offset or heading source changes to all transects applies them to moving-bed test also</w:t>
+      </w:r>
+    </w:p>
+    <w:p>
+      <w:pPr>
+        <w:pStyle w:val="ListParagraph"/>
+        <w:numPr>
+          <w:ilvl w:val="0"/>
+          <w:numId w:val="19"/>
+        </w:numPr>
+      </w:pPr>
+      <w:r>
+        <w:t>Moving-bed test flow speed now corrected for moving-bed velocity</w:t>
+      </w:r>
+    </w:p>
+    <w:p>
+      <w:pPr>
+        <w:pStyle w:val="ListParagraph"/>
+        <w:numPr>
+          <w:ilvl w:val="0"/>
+          <w:numId w:val="19"/>
+        </w:numPr>
+      </w:pPr>
+      <w:r>
+        <w:t>Added automatic checking of GPS lag</w:t>
+      </w:r>
+    </w:p>
+    <w:p>
+      <w:pPr>
+        <w:pStyle w:val="ListParagraph"/>
+        <w:numPr>
+          <w:ilvl w:val="0"/>
+          <w:numId w:val="19"/>
+        </w:numPr>
+      </w:pPr>
+      <w:r>
+        <w:t>Added GPS – BT comparison tab to GPS Tab</w:t>
+      </w:r>
+    </w:p>
+    <w:p>
+      <w:pPr>
+        <w:pStyle w:val="ListParagraph"/>
+        <w:numPr>
+          <w:ilvl w:val="0"/>
+          <w:numId w:val="19"/>
+        </w:numPr>
+      </w:pPr>
+      <w:r>
+        <w:t>Fixed issue with applying the correct moving-bed test when multiple tests are available</w:t>
+      </w:r>
+    </w:p>
+    <w:p>
+      <w:pPr>
+        <w:pStyle w:val="ListParagraph"/>
+        <w:numPr>
+          <w:ilvl w:val="0"/>
+          <w:numId w:val="19"/>
+        </w:numPr>
+      </w:pPr>
+      <w:r>
+        <w:t xml:space="preserve">Modifications to allow </w:t>
+      </w:r>
+      <w:proofErr w:type="spellStart"/>
+      <w:r>
+        <w:t>QRev</w:t>
+      </w:r>
+      <w:proofErr w:type="spellEnd"/>
+      <w:r>
+        <w:t xml:space="preserve"> to work with Rowe and Nortek ADCPs.</w:t>
+      </w:r>
+    </w:p>
+    <w:p>
+      <w:pPr>
+        <w:pStyle w:val="ListParagraph"/>
+        <w:numPr>
+          <w:ilvl w:val="0"/>
+          <w:numId w:val="19"/>
+        </w:numPr>
+      </w:pPr>
+      <w:r>
+        <w:t xml:space="preserve">Added support for user edge discharge for </w:t>
+      </w:r>
+      <w:proofErr w:type="spellStart"/>
+      <w:r>
+        <w:t>WinRiver</w:t>
+      </w:r>
+      <w:proofErr w:type="spellEnd"/>
+      <w:r>
+        <w:t xml:space="preserve"> II 2.22</w:t>
+      </w:r>
+    </w:p>
+    <w:p>
+      <w:pPr>
+        <w:pStyle w:val="ListParagraph"/>
+        <w:numPr>
+          <w:ilvl w:val="0"/>
+          <w:numId w:val="19"/>
+        </w:numPr>
+      </w:pPr>
+      <w:r>
+        <w:t xml:space="preserve">“.mat” is always appended as suffix to saved </w:t>
+      </w:r>
+      <w:proofErr w:type="spellStart"/>
+      <w:r>
+        <w:t>QRev</w:t>
+      </w:r>
+      <w:proofErr w:type="spellEnd"/>
+      <w:r>
+        <w:t xml:space="preserve"> file</w:t>
+      </w:r>
+    </w:p>
+    <w:p>
+      <w:pPr>
+        <w:pStyle w:val="ListParagraph"/>
+        <w:numPr>
+          <w:ilvl w:val="0"/>
+          <w:numId w:val="19"/>
+        </w:numPr>
+      </w:pPr>
+      <w:r>
+        <w:t xml:space="preserve">Manual threshold for </w:t>
+      </w:r>
+      <w:proofErr w:type="spellStart"/>
+      <w:r>
+        <w:t>wt</w:t>
+      </w:r>
+      <w:proofErr w:type="spellEnd"/>
+      <w:r>
+        <w:t xml:space="preserve"> and </w:t>
+      </w:r>
+      <w:proofErr w:type="spellStart"/>
+      <w:r>
+        <w:t>bt</w:t>
+      </w:r>
+      <w:proofErr w:type="spellEnd"/>
+      <w:r>
+        <w:t xml:space="preserve"> saved and displayed when opening *_</w:t>
+      </w:r>
+      <w:proofErr w:type="spellStart"/>
+      <w:r>
+        <w:t>QRev.mat</w:t>
+      </w:r>
+      <w:proofErr w:type="spellEnd"/>
+    </w:p>
+    <w:p>
+      <w:pPr>
+        <w:pStyle w:val="ListParagraph"/>
+        <w:numPr>
+          <w:ilvl w:val="0"/>
+          <w:numId w:val="19"/>
+        </w:numPr>
+      </w:pPr>
+      <w:r>
+        <w:t>Modified code to use 1</w:t>
+      </w:r>
+      <w:r>
+        <w:rPr>
+          <w:vertAlign w:val="superscript"/>
+        </w:rPr>
+        <w:t>st</w:t>
+      </w:r>
+      <w:r>
+        <w:t xml:space="preserve"> checked transect rather than 1</w:t>
+      </w:r>
+      <w:r>
+        <w:rPr>
+          <w:vertAlign w:val="superscript"/>
+        </w:rPr>
+        <w:t>st</w:t>
+      </w:r>
+      <w:r>
+        <w:t xml:space="preserve"> transect for general settings</w:t>
+      </w:r>
+    </w:p>
+    <w:p>
+      <w:pPr>
+        <w:pStyle w:val="ListParagraph"/>
+        <w:numPr>
+          <w:ilvl w:val="0"/>
+          <w:numId w:val="19"/>
+        </w:numPr>
+      </w:pPr>
+      <w:r>
+        <w:t>Modified code to accept measurements with inconsistent availability of GPS data types</w:t>
+      </w:r>
+    </w:p>
+    <w:p>
+      <w:pPr>
+        <w:pStyle w:val="ListParagraph"/>
+        <w:numPr>
+          <w:ilvl w:val="0"/>
+          <w:numId w:val="19"/>
+        </w:numPr>
+      </w:pPr>
+      <w:r>
+        <w:t>Fixed issue loading data with no valid bottom track</w:t>
+      </w:r>
+    </w:p>
+    <w:p>
+      <w:pPr>
+        <w:pStyle w:val="ListParagraph"/>
+        <w:numPr>
+          <w:ilvl w:val="0"/>
+          <w:numId w:val="19"/>
+        </w:numPr>
+      </w:pPr>
+      <w:r>
+        <w:t xml:space="preserve">Added notification when </w:t>
+      </w:r>
+      <w:proofErr w:type="spellStart"/>
+      <w:r>
+        <w:t>SonTek</w:t>
+      </w:r>
+      <w:proofErr w:type="spellEnd"/>
+      <w:r>
+        <w:t xml:space="preserve"> data is loaded with other than Earth coordinates</w:t>
+      </w:r>
+    </w:p>
+    <w:p>
+      <w:pPr>
+        <w:pStyle w:val="ListParagraph"/>
+        <w:numPr>
+          <w:ilvl w:val="0"/>
+          <w:numId w:val="19"/>
+        </w:numPr>
+      </w:pPr>
+      <w:r>
+        <w:t>Fixed issue with selecting transects in EDI if some transects were not checked</w:t>
+      </w:r>
+    </w:p>
+    <w:p>
+      <w:pPr>
+        <w:pStyle w:val="ListParagraph"/>
+        <w:numPr>
+          <w:ilvl w:val="0"/>
+          <w:numId w:val="19"/>
+        </w:numPr>
+      </w:pPr>
+      <w:r>
+        <w:t>Fixed issue in EDI if no GPS data are available</w:t>
+      </w:r>
+    </w:p>
+    <w:p>
+      <w:pPr>
+        <w:pStyle w:val="ListParagraph"/>
+        <w:numPr>
+          <w:ilvl w:val="0"/>
+          <w:numId w:val="19"/>
+        </w:numPr>
+      </w:pPr>
+      <w:r>
+        <w:t>Fixed QA check for missing samples</w:t>
+      </w:r>
+    </w:p>
+    <w:p>
+      <w:pPr>
+        <w:pStyle w:val="ListParagraph"/>
+        <w:numPr>
+          <w:ilvl w:val="0"/>
+          <w:numId w:val="19"/>
+        </w:numPr>
+      </w:pPr>
+      <w:r>
+        <w:t>Fixed issue with invalid stationary moving-bed tests used for correction</w:t>
+      </w:r>
+    </w:p>
+    <w:p>
+      <w:pPr>
+        <w:rPr>
+          <w:b/>
+          <w:bCs/>
+        </w:rPr>
+      </w:pPr>
+    </w:p>
+    <w:p>
+      <w:r>
+        <w:rPr>
+          <w:b/>
+          <w:bCs/>
+        </w:rPr>
+        <w:t>Changes 4</w:t>
+      </w:r>
+      <w:r>
+        <w:rPr>
+          <w:b/>
+          <w:bCs/>
+        </w:rPr>
+        <w:t>.</w:t>
+      </w:r>
+      <w:r>
+        <w:rPr>
+          <w:b/>
+          <w:bCs/>
+        </w:rPr>
+        <w:t>15 to 4</w:t>
+      </w:r>
+      <w:r>
+        <w:rPr>
+          <w:b/>
+          <w:bCs/>
+        </w:rPr>
+        <w:t>.</w:t>
+      </w:r>
+      <w:r>
+        <w:rPr>
+          <w:b/>
+          <w:bCs/>
+        </w:rPr>
+        <w:t>16</w:t>
+      </w:r>
+    </w:p>
+    <w:p>
+      <w:pPr>
+        <w:pStyle w:val="ListParagraph"/>
+        <w:numPr>
+          <w:ilvl w:val="0"/>
+          <w:numId w:val="18"/>
+        </w:numPr>
+      </w:pPr>
+      <w:r>
+        <w:t>Fixed incomplete system test for TRDI causing crash when saving</w:t>
+      </w:r>
+    </w:p>
+    <w:p>
+      <w:pPr>
+        <w:pStyle w:val="ListParagraph"/>
+        <w:numPr>
+          <w:ilvl w:val="0"/>
+          <w:numId w:val="18"/>
+        </w:numPr>
+      </w:pPr>
+      <w:r>
+        <w:t>Fixed issue with PT3 test status not displayed properly</w:t>
+      </w:r>
+    </w:p>
+    <w:p>
+      <w:pPr>
+        <w:pStyle w:val="ListParagraph"/>
+        <w:numPr>
+          <w:ilvl w:val="0"/>
+          <w:numId w:val="18"/>
+        </w:numPr>
+      </w:pPr>
+      <w:r>
+        <w:t>Fixed issue with VTG low speed message</w:t>
+      </w:r>
+    </w:p>
+    <w:p>
+      <w:pPr>
+        <w:pStyle w:val="ListParagraph"/>
+        <w:numPr>
+          <w:ilvl w:val="0"/>
+          <w:numId w:val="18"/>
+        </w:numPr>
+      </w:pPr>
+      <w:r>
+        <w:t>Fixed issue with VTG and composite tracks on causing switch to GGA</w:t>
+      </w:r>
+    </w:p>
+    <w:p>
+      <w:pPr>
+        <w:pStyle w:val="ListParagraph"/>
+        <w:numPr>
+          <w:ilvl w:val="0"/>
+          <w:numId w:val="18"/>
+        </w:numPr>
+      </w:pPr>
+      <w:r>
+        <w:t>Fixed issues with the edges tab</w:t>
+      </w:r>
+      <w:r>
+        <w:t>: no valid GPS, 0 or 1 ensembles selected, etc.</w:t>
+      </w:r>
+    </w:p>
+    <w:p>
+      <w:pPr>
+        <w:pStyle w:val="ListParagraph"/>
+        <w:numPr>
+          <w:ilvl w:val="0"/>
+          <w:numId w:val="18"/>
+        </w:numPr>
+      </w:pPr>
+      <w:r>
+        <w:t>Fixed issues with tab text color not updating properly</w:t>
+      </w:r>
+    </w:p>
+    <w:p>
+      <w:pPr>
+        <w:pStyle w:val="ListParagraph"/>
+        <w:numPr>
+          <w:ilvl w:val="0"/>
+          <w:numId w:val="18"/>
+        </w:numPr>
+      </w:pPr>
+      <w:r>
+        <w:t>Updated user’s manual to indicate that 4-beam composite is the default if vertical beam or depth sounder data are available.</w:t>
+      </w:r>
+    </w:p>
+    <w:p>
+      <w:pPr>
+        <w:pStyle w:val="ListParagraph"/>
+        <w:numPr>
+          <w:ilvl w:val="0"/>
+          <w:numId w:val="18"/>
+        </w:numPr>
+      </w:pPr>
+      <w:r>
+        <w:t>Several issues with the interaction with RIVRS were fixed</w:t>
+      </w:r>
+    </w:p>
+    <w:p>
+      <w:pPr>
+        <w:pStyle w:val="ListParagraph"/>
+        <w:numPr>
+          <w:ilvl w:val="0"/>
+          <w:numId w:val="18"/>
+        </w:numPr>
+      </w:pPr>
+      <w:r>
         <w:lastRenderedPageBreak/>
-        <w:t xml:space="preserve">Fixed issue with depth reference drop down </w:t>
-      </w:r>
-      <w:r>
-        <w:t xml:space="preserve">menu </w:t>
-      </w:r>
-      <w:r>
-        <w:t>when depth sounder data were collected</w:t>
-      </w:r>
-    </w:p>
-    <w:p>
-      <w:pPr>
-        <w:pStyle w:val="ListParagraph"/>
-        <w:numPr>
-          <w:ilvl w:val="0"/>
-          <w:numId w:val="20"/>
-        </w:numPr>
-      </w:pPr>
-      <w:r>
-        <w:t>Fixed issue so that GPS references that aren’t available cannot be selected</w:t>
-      </w:r>
-    </w:p>
-    <w:p>
-      <w:pPr>
-        <w:pStyle w:val="ListParagraph"/>
-        <w:numPr>
-          <w:ilvl w:val="0"/>
-          <w:numId w:val="20"/>
-        </w:numPr>
-      </w:pPr>
-      <w:r>
-        <w:t>Fixed several issues with new GPS-BT tab and GPS usage for moving-bed test</w:t>
-      </w:r>
-    </w:p>
-    <w:p>
-      <w:pPr>
-        <w:pStyle w:val="ListParagraph"/>
-        <w:numPr>
-          <w:ilvl w:val="0"/>
-          <w:numId w:val="20"/>
-        </w:numPr>
-      </w:pPr>
-      <w:r>
-        <w:t>Fixed bugs in heading interpolation</w:t>
-      </w:r>
-    </w:p>
-    <w:p>
-      <w:pPr>
-        <w:pStyle w:val="ListParagraph"/>
-        <w:numPr>
-          <w:ilvl w:val="0"/>
-          <w:numId w:val="20"/>
-        </w:numPr>
-      </w:pPr>
-      <w:r>
-        <w:t>Fixed bug reading *_QRev.mat having only 1 transect</w:t>
-      </w:r>
-    </w:p>
-    <w:p>
-      <w:pPr>
-        <w:pStyle w:val="ListParagraph"/>
-        <w:numPr>
-          <w:ilvl w:val="0"/>
-          <w:numId w:val="20"/>
-        </w:numPr>
-      </w:pPr>
-      <w:r>
-        <w:t>Fixed bug when loading measurement with no transects selected</w:t>
-      </w:r>
-    </w:p>
-    <w:p>
-      <w:pPr>
-        <w:pStyle w:val="ListParagraph"/>
-        <w:numPr>
-          <w:ilvl w:val="0"/>
-          <w:numId w:val="20"/>
-        </w:numPr>
-      </w:pPr>
-      <w:r>
-        <w:t xml:space="preserve">Fixed issue </w:t>
-      </w:r>
-      <w:r>
-        <w:t>that could occur when processing moving-bed tests loaded from *_QRev.mat</w:t>
-      </w:r>
-    </w:p>
-    <w:p>
-      <w:pPr>
-        <w:rPr>
-          <w:b/>
-          <w:bCs/>
-        </w:rPr>
-      </w:pPr>
-      <w:r>
-        <w:rPr>
-          <w:b/>
-          <w:bCs/>
-        </w:rPr>
-        <w:t>Changes 4.16 to 4.</w:t>
-      </w:r>
-      <w:r>
-        <w:rPr>
-          <w:b/>
-          <w:bCs/>
-        </w:rPr>
-        <w:t>2</w:t>
-      </w:r>
-      <w:r>
-        <w:rPr>
-          <w:b/>
-          <w:bCs/>
-        </w:rPr>
-        <w:t>1</w:t>
-      </w:r>
-    </w:p>
-    <w:p>
-      <w:pPr>
-        <w:pStyle w:val="ListParagraph"/>
-        <w:numPr>
-          <w:ilvl w:val="0"/>
-          <w:numId w:val="19"/>
-        </w:numPr>
-      </w:pPr>
-      <w:r>
-        <w:t>Added code to identify and notify of user changes to original values</w:t>
-      </w:r>
-    </w:p>
-    <w:p>
-      <w:pPr>
-        <w:pStyle w:val="ListParagraph"/>
-        <w:numPr>
-          <w:ilvl w:val="0"/>
-          <w:numId w:val="19"/>
-        </w:numPr>
-      </w:pPr>
-      <w:r>
-        <w:t>Added ability to use GPS as a reference for moving-bed tests</w:t>
-      </w:r>
-    </w:p>
-    <w:p>
-      <w:pPr>
-        <w:pStyle w:val="ListParagraph"/>
-        <w:numPr>
-          <w:ilvl w:val="0"/>
-          <w:numId w:val="19"/>
-        </w:numPr>
-      </w:pPr>
-      <w:r>
-        <w:t>Applying magvar or heading offset or heading source changes to all transects applies them to moving-bed test also</w:t>
-      </w:r>
-    </w:p>
-    <w:p>
-      <w:pPr>
-        <w:pStyle w:val="ListParagraph"/>
-        <w:numPr>
-          <w:ilvl w:val="0"/>
-          <w:numId w:val="19"/>
-        </w:numPr>
-      </w:pPr>
-      <w:r>
-        <w:t>Moving-bed test flow speed now corrected for moving-bed velocity</w:t>
-      </w:r>
-    </w:p>
-    <w:p>
-      <w:pPr>
-        <w:pStyle w:val="ListParagraph"/>
-        <w:numPr>
-          <w:ilvl w:val="0"/>
-          <w:numId w:val="19"/>
-        </w:numPr>
-      </w:pPr>
-      <w:r>
-        <w:t>Added automatic checking of GPS lag</w:t>
-      </w:r>
-    </w:p>
-    <w:p>
-      <w:pPr>
-        <w:pStyle w:val="ListParagraph"/>
-        <w:numPr>
-          <w:ilvl w:val="0"/>
-          <w:numId w:val="19"/>
-        </w:numPr>
-      </w:pPr>
-      <w:r>
-        <w:t>Added GPS – BT comparison tab to GPS Tab</w:t>
-      </w:r>
-    </w:p>
-    <w:p>
-      <w:pPr>
-        <w:pStyle w:val="ListParagraph"/>
-        <w:numPr>
-          <w:ilvl w:val="0"/>
-          <w:numId w:val="19"/>
-        </w:numPr>
-      </w:pPr>
-      <w:r>
-        <w:t>Fixed issue with applying the correct moving-bed test when multiple tests are available</w:t>
-      </w:r>
-    </w:p>
-    <w:p>
-      <w:pPr>
-        <w:pStyle w:val="ListParagraph"/>
-        <w:numPr>
-          <w:ilvl w:val="0"/>
-          <w:numId w:val="19"/>
-        </w:numPr>
-      </w:pPr>
-      <w:r>
-        <w:t>Modifications to allow QRev to work with Rowe and Nortek ADCPs.</w:t>
-      </w:r>
-    </w:p>
-    <w:p>
-      <w:pPr>
-        <w:pStyle w:val="ListParagraph"/>
-        <w:numPr>
-          <w:ilvl w:val="0"/>
-          <w:numId w:val="19"/>
-        </w:numPr>
-      </w:pPr>
-      <w:r>
-        <w:t>Added support for user edge discharge for WinRiver II 2.22</w:t>
-      </w:r>
-    </w:p>
-    <w:p>
-      <w:pPr>
-        <w:pStyle w:val="ListParagraph"/>
-        <w:numPr>
-          <w:ilvl w:val="0"/>
-          <w:numId w:val="19"/>
-        </w:numPr>
-      </w:pPr>
-      <w:r>
-        <w:t>“.mat” is always appended as suffix to saved QRev file</w:t>
-      </w:r>
-    </w:p>
-    <w:p>
-      <w:pPr>
-        <w:pStyle w:val="ListParagraph"/>
-        <w:numPr>
-          <w:ilvl w:val="0"/>
-          <w:numId w:val="19"/>
-        </w:numPr>
-      </w:pPr>
-      <w:r>
-        <w:t>Manual threshold for wt and bt saved and displayed when opening *_QRev.mat</w:t>
-      </w:r>
-    </w:p>
-    <w:p>
-      <w:pPr>
-        <w:pStyle w:val="ListParagraph"/>
-        <w:numPr>
-          <w:ilvl w:val="0"/>
-          <w:numId w:val="19"/>
-        </w:numPr>
-      </w:pPr>
-      <w:r>
-        <w:t>Modified code to use 1</w:t>
-      </w:r>
-      <w:r>
-        <w:rPr>
-          <w:vertAlign w:val="superscript"/>
-        </w:rPr>
-        <w:t>st</w:t>
-      </w:r>
-      <w:r>
-        <w:t xml:space="preserve"> checked transect rather than 1</w:t>
-      </w:r>
-      <w:r>
-        <w:rPr>
-          <w:vertAlign w:val="superscript"/>
-        </w:rPr>
-        <w:t>st</w:t>
-      </w:r>
-      <w:r>
-        <w:t xml:space="preserve"> transect for general settings</w:t>
-      </w:r>
-    </w:p>
-    <w:p>
-      <w:pPr>
-        <w:pStyle w:val="ListParagraph"/>
-        <w:numPr>
-          <w:ilvl w:val="0"/>
-          <w:numId w:val="19"/>
-        </w:numPr>
-      </w:pPr>
-      <w:r>
-        <w:t>Modified code to accept measurements with inconsistent availability of GPS data types</w:t>
-      </w:r>
-    </w:p>
-    <w:p>
-      <w:pPr>
-        <w:pStyle w:val="ListParagraph"/>
-        <w:numPr>
-          <w:ilvl w:val="0"/>
-          <w:numId w:val="19"/>
-        </w:numPr>
-      </w:pPr>
-      <w:r>
-        <w:t>Fixed issue loading data with no valid bottom track</w:t>
-      </w:r>
-    </w:p>
-    <w:p>
-      <w:pPr>
-        <w:pStyle w:val="ListParagraph"/>
-        <w:numPr>
-          <w:ilvl w:val="0"/>
-          <w:numId w:val="19"/>
-        </w:numPr>
-      </w:pPr>
-      <w:r>
-        <w:t>Added notification when SonTek data is loaded with other than Earth coordinates</w:t>
-      </w:r>
-    </w:p>
-    <w:p>
-      <w:pPr>
-        <w:pStyle w:val="ListParagraph"/>
-        <w:numPr>
-          <w:ilvl w:val="0"/>
-          <w:numId w:val="19"/>
-        </w:numPr>
-      </w:pPr>
-      <w:r>
-        <w:t>Fixed issue with selecting transects in EDI if some transects were not checked</w:t>
-      </w:r>
-    </w:p>
-    <w:p>
-      <w:pPr>
-        <w:pStyle w:val="ListParagraph"/>
-        <w:numPr>
-          <w:ilvl w:val="0"/>
-          <w:numId w:val="19"/>
-        </w:numPr>
-      </w:pPr>
-      <w:r>
-        <w:t>Fixed issue in EDI if no GPS data are available</w:t>
-      </w:r>
-    </w:p>
-    <w:p>
-      <w:pPr>
-        <w:pStyle w:val="ListParagraph"/>
-        <w:numPr>
-          <w:ilvl w:val="0"/>
-          <w:numId w:val="19"/>
-        </w:numPr>
-      </w:pPr>
-      <w:r>
-        <w:t>Fixed QA check for missing samples</w:t>
-      </w:r>
-    </w:p>
-    <w:p>
-      <w:pPr>
-        <w:pStyle w:val="ListParagraph"/>
-        <w:numPr>
-          <w:ilvl w:val="0"/>
-          <w:numId w:val="19"/>
-        </w:numPr>
-      </w:pPr>
-      <w:r>
-        <w:t>Fixed issue with invalid stationary moving-bed tests used for correction</w:t>
-      </w:r>
-    </w:p>
-    <w:p>
-      <w:pPr>
-        <w:rPr>
-          <w:b/>
-          <w:bCs/>
-        </w:rPr>
-      </w:pPr>
-    </w:p>
-    <w:p>
-      <w:r>
-        <w:rPr>
-          <w:b/>
-          <w:bCs/>
-        </w:rPr>
-        <w:t>Changes 4</w:t>
-      </w:r>
-      <w:r>
-        <w:rPr>
-          <w:b/>
-          <w:bCs/>
-        </w:rPr>
+        <w:t>Fixed inconsistent behavior of the up/down arrows</w:t>
+      </w:r>
+    </w:p>
+    <w:p>
+      <w:pPr>
+        <w:pStyle w:val="ListParagraph"/>
+        <w:numPr>
+          <w:ilvl w:val="0"/>
+          <w:numId w:val="18"/>
+        </w:numPr>
+      </w:pPr>
+      <w:r>
+        <w:t>Improved speed of transect change using up/down arrows</w:t>
+      </w:r>
+    </w:p>
+    <w:p>
+      <w:pPr>
+        <w:pStyle w:val="ListParagraph"/>
+        <w:numPr>
+          <w:ilvl w:val="0"/>
+          <w:numId w:val="18"/>
+        </w:numPr>
+      </w:pPr>
+      <w:r>
+        <w:t>Fixed issue with files saving in previously used folder</w:t>
+      </w:r>
+    </w:p>
+    <w:p>
+      <w:pPr>
+        <w:pStyle w:val="ListParagraph"/>
+        <w:numPr>
+          <w:ilvl w:val="0"/>
+          <w:numId w:val="18"/>
+        </w:numPr>
+      </w:pPr>
+      <w:r>
+        <w:t>Modified code for compatibility with Nortek Signature 1000</w:t>
+      </w:r>
+    </w:p>
+    <w:p>
+      <w:pPr>
+        <w:rPr>
+          <w:b/>
+          <w:bCs/>
+        </w:rPr>
+      </w:pPr>
+      <w:r>
+        <w:rPr>
+          <w:b/>
+          <w:bCs/>
+        </w:rPr>
+        <w:t>Changes 4.14 to 4.15</w:t>
+      </w:r>
+    </w:p>
+    <w:p>
+      <w:pPr>
+        <w:pStyle w:val="ListParagraph"/>
+        <w:numPr>
+          <w:ilvl w:val="0"/>
+          <w:numId w:val="17"/>
+        </w:numPr>
+      </w:pPr>
+      <w:r>
+        <w:t xml:space="preserve">Fixed issue with </w:t>
+      </w:r>
+      <w:proofErr w:type="spellStart"/>
+      <w:r>
+        <w:t>shiptrack</w:t>
+      </w:r>
+      <w:proofErr w:type="spellEnd"/>
+      <w:r>
+        <w:t xml:space="preserve"> when all GPS data are invalid</w:t>
+      </w:r>
+    </w:p>
+    <w:p>
+      <w:pPr>
+        <w:pStyle w:val="ListParagraph"/>
+        <w:numPr>
+          <w:ilvl w:val="0"/>
+          <w:numId w:val="17"/>
+        </w:numPr>
+      </w:pPr>
+      <w:r>
+        <w:t>Fixed bug when applying stationary moving-bed correction</w:t>
+      </w:r>
+    </w:p>
+    <w:p>
+      <w:pPr>
+        <w:rPr>
+          <w:b/>
+          <w:bCs/>
+        </w:rPr>
+      </w:pPr>
+      <w:r>
+        <w:rPr>
+          <w:b/>
+          <w:bCs/>
+        </w:rPr>
+        <w:t>Changes 4.13 to 4.14</w:t>
+      </w:r>
+    </w:p>
+    <w:p>
+      <w:pPr>
+        <w:pStyle w:val="ListParagraph"/>
+        <w:numPr>
+          <w:ilvl w:val="0"/>
+          <w:numId w:val="16"/>
+        </w:numPr>
+      </w:pPr>
+      <w:r>
+        <w:t>Fixed issue with applying a loop test when preceded by a stationary test.</w:t>
+      </w:r>
+    </w:p>
+    <w:p>
+      <w:pPr>
+        <w:pStyle w:val="ListParagraph"/>
+        <w:numPr>
+          <w:ilvl w:val="0"/>
+          <w:numId w:val="16"/>
+        </w:numPr>
+      </w:pPr>
+      <w:r>
+        <w:t>Fixed issue with current settings when measurement has mixture of GPS and no GPS</w:t>
+      </w:r>
+    </w:p>
+    <w:p>
+      <w:pPr>
+        <w:rPr>
+          <w:b/>
+          <w:bCs/>
+        </w:rPr>
+      </w:pPr>
+      <w:r>
+        <w:rPr>
+          <w:b/>
+          <w:bCs/>
+        </w:rPr>
+        <w:t>Changes 3.43 to 4.1</w:t>
+      </w:r>
+      <w:r>
+        <w:rPr>
+          <w:b/>
+          <w:bCs/>
+        </w:rPr>
+        <w:t>3</w:t>
+      </w:r>
+    </w:p>
+    <w:p>
+      <w:pPr>
+        <w:pStyle w:val="ListParagraph"/>
+        <w:numPr>
+          <w:ilvl w:val="0"/>
+          <w:numId w:val="15"/>
+        </w:numPr>
+      </w:pPr>
+      <w:r>
+        <w:t xml:space="preserve">Ported code from </w:t>
+      </w:r>
+      <w:proofErr w:type="spellStart"/>
+      <w:r>
+        <w:t>Matlab</w:t>
+      </w:r>
+      <w:proofErr w:type="spellEnd"/>
+      <w:r>
+        <w:t xml:space="preserve"> to Python</w:t>
+      </w:r>
+    </w:p>
+    <w:p>
+      <w:pPr>
+        <w:pStyle w:val="ListParagraph"/>
+        <w:numPr>
+          <w:ilvl w:val="0"/>
+          <w:numId w:val="15"/>
+        </w:numPr>
+      </w:pPr>
+      <w:r>
+        <w:t xml:space="preserve">User interface redesigned using </w:t>
+      </w:r>
+      <w:proofErr w:type="spellStart"/>
+      <w:r>
+        <w:t>PyQt</w:t>
+      </w:r>
+      <w:proofErr w:type="spellEnd"/>
+    </w:p>
+    <w:p>
+      <w:pPr>
+        <w:pStyle w:val="ListParagraph"/>
+        <w:numPr>
+          <w:ilvl w:val="0"/>
+          <w:numId w:val="15"/>
+        </w:numPr>
+      </w:pPr>
+      <w:r>
+        <w:t xml:space="preserve">Main summary page includes contour, </w:t>
+      </w:r>
+      <w:proofErr w:type="spellStart"/>
+      <w:r>
+        <w:t>shiptrack</w:t>
+      </w:r>
+      <w:proofErr w:type="spellEnd"/>
+      <w:r>
+        <w:t>, and discharge time series graphics</w:t>
+      </w:r>
+    </w:p>
+    <w:p>
+      <w:pPr>
+        <w:pStyle w:val="ListParagraph"/>
+        <w:numPr>
+          <w:ilvl w:val="0"/>
+          <w:numId w:val="15"/>
+        </w:numPr>
+      </w:pPr>
+      <w:r>
+        <w:t>Ability to change navigation reference through the toolbar</w:t>
+      </w:r>
+    </w:p>
+    <w:p>
+      <w:pPr>
+        <w:pStyle w:val="ListParagraph"/>
+        <w:numPr>
+          <w:ilvl w:val="0"/>
+          <w:numId w:val="15"/>
+        </w:numPr>
+      </w:pPr>
+      <w:r>
+        <w:t>Ability to turn on or off composite tracks through the toolbar</w:t>
+      </w:r>
+    </w:p>
+    <w:p>
+      <w:pPr>
+        <w:pStyle w:val="ListParagraph"/>
+        <w:numPr>
+          <w:ilvl w:val="0"/>
+          <w:numId w:val="15"/>
+        </w:numPr>
+      </w:pPr>
+      <w:r>
+        <w:t>Changes to default settings are highlighted</w:t>
+      </w:r>
+    </w:p>
+    <w:p>
+      <w:pPr>
+        <w:pStyle w:val="ListParagraph"/>
+        <w:numPr>
+          <w:ilvl w:val="0"/>
+          <w:numId w:val="15"/>
+        </w:numPr>
+      </w:pPr>
+      <w:r>
+        <w:t>Opening and measurement loading speed has been improved</w:t>
+      </w:r>
+    </w:p>
+    <w:p>
+      <w:pPr>
+        <w:pStyle w:val="ListParagraph"/>
+        <w:numPr>
+          <w:ilvl w:val="0"/>
+          <w:numId w:val="15"/>
+        </w:numPr>
+      </w:pPr>
+      <w:r>
+        <w:t xml:space="preserve">Change water velocity interpolation from linear to ABBA </w:t>
+      </w:r>
+    </w:p>
+    <w:p>
+      <w:pPr>
+        <w:pStyle w:val="ListParagraph"/>
+        <w:numPr>
+          <w:ilvl w:val="0"/>
+          <w:numId w:val="15"/>
+        </w:numPr>
+      </w:pPr>
+      <w:r>
+        <w:t>Water velocities for all invalid bins are interpolated rather than added to top or bottom extrapolation</w:t>
+      </w:r>
+    </w:p>
+    <w:p>
+      <w:pPr>
+        <w:pStyle w:val="ListParagraph"/>
+        <w:numPr>
+          <w:ilvl w:val="0"/>
+          <w:numId w:val="15"/>
+        </w:numPr>
+      </w:pPr>
+      <w:r>
+        <w:t>F</w:t>
+      </w:r>
+      <w:r>
+        <w:t xml:space="preserve">ixed bug in </w:t>
+      </w:r>
+      <w:proofErr w:type="spellStart"/>
+      <w:r>
+        <w:t>vtg</w:t>
+      </w:r>
+      <w:proofErr w:type="spellEnd"/>
+      <w:r>
+        <w:t xml:space="preserve"> primary composite tracks, wasn't substituting GGA</w:t>
+      </w:r>
+    </w:p>
+    <w:p>
+      <w:pPr>
+        <w:pStyle w:val="ListParagraph"/>
+        <w:numPr>
+          <w:ilvl w:val="0"/>
+          <w:numId w:val="15"/>
+        </w:numPr>
+      </w:pPr>
+      <w:r>
+        <w:t>Added uncertainty to the automatic comment when a file is saved</w:t>
+      </w:r>
+    </w:p>
+    <w:p>
+      <w:pPr>
+        <w:pStyle w:val="ListParagraph"/>
+        <w:numPr>
+          <w:ilvl w:val="0"/>
+          <w:numId w:val="15"/>
+        </w:numPr>
+      </w:pPr>
+      <w:r>
+        <w:t xml:space="preserve">Statistics and interpolation methods in Python may result in small differences from </w:t>
+      </w:r>
+      <w:proofErr w:type="spellStart"/>
+      <w:r>
+        <w:t>Matlab</w:t>
+      </w:r>
+      <w:proofErr w:type="spellEnd"/>
+    </w:p>
+    <w:p>
+      <w:pPr>
+        <w:rPr>
+          <w:b/>
+          <w:bCs/>
+        </w:rPr>
+      </w:pPr>
+      <w:r>
+        <w:rPr>
+          <w:b/>
+          <w:bCs/>
+        </w:rPr>
+        <w:t>Changes 3.42 to 3.43</w:t>
+      </w:r>
+    </w:p>
+    <w:p>
+      <w:pPr>
+        <w:pStyle w:val="ListParagraph"/>
+        <w:numPr>
+          <w:ilvl w:val="0"/>
+          <w:numId w:val="3"/>
+        </w:numPr>
+      </w:pPr>
+      <w:r>
+        <w:t xml:space="preserve">Fixed bug that did not properly identify missing (lost) ensembles if the typical ensemble duration was greater than 1.5 sec. This affected mode 13 </w:t>
+      </w:r>
+      <w:proofErr w:type="spellStart"/>
+      <w:r>
+        <w:t>StreamPro</w:t>
+      </w:r>
+      <w:proofErr w:type="spellEnd"/>
+      <w:r>
+        <w:t xml:space="preserve"> data.</w:t>
+      </w:r>
+    </w:p>
+    <w:p>
+      <w:pPr>
+        <w:rPr>
+          <w:b/>
+          <w:bCs/>
+        </w:rPr>
+      </w:pPr>
+      <w:r>
+        <w:rPr>
+          <w:b/>
+          <w:bCs/>
+        </w:rPr>
+        <w:t>Changes 3.41 to 3.42</w:t>
+      </w:r>
+    </w:p>
+    <w:p>
+      <w:pPr>
+        <w:pStyle w:val="ListParagraph"/>
+        <w:numPr>
+          <w:ilvl w:val="0"/>
+          <w:numId w:val="2"/>
+        </w:numPr>
+      </w:pPr>
+      <w:r>
+        <w:t>Fixed bug in bottom discharge extrapolation. Previous versions failed to estimate the bottom discharge for ensembles that had no valid data but where depth cell velocities were interpolated.</w:t>
+      </w:r>
+    </w:p>
+    <w:p>
+      <w:pPr>
+        <w:rPr>
+          <w:b/>
+          <w:bCs/>
+        </w:rPr>
+      </w:pPr>
+      <w:r>
+        <w:rPr>
+          <w:b/>
+          <w:bCs/>
+        </w:rPr>
+        <w:t>Changes 3.40 to 3.41</w:t>
+      </w:r>
+    </w:p>
+    <w:p>
+      <w:pPr>
+        <w:pStyle w:val="ListParagraph"/>
+        <w:numPr>
+          <w:ilvl w:val="0"/>
+          <w:numId w:val="1"/>
+        </w:numPr>
+      </w:pPr>
+      <w:r>
+        <w:t>Fixed bug with discharge percent change not updating after multiple speed of sound changes.</w:t>
+      </w:r>
+    </w:p>
+    <w:p>
+      <w:pPr>
+        <w:pStyle w:val="ListParagraph"/>
+        <w:numPr>
+          <w:ilvl w:val="0"/>
+          <w:numId w:val="1"/>
+        </w:numPr>
+      </w:pPr>
+      <w:r>
+        <w:t>Fixed bug in edges table where wrong row was highlighted if some transects were unchecked.</w:t>
+      </w:r>
+    </w:p>
+    <w:p>
+      <w:pPr>
+        <w:pStyle w:val="ListParagraph"/>
+        <w:numPr>
+          <w:ilvl w:val="0"/>
+          <w:numId w:val="1"/>
+        </w:numPr>
+      </w:pPr>
+      <w:r>
+        <w:t xml:space="preserve">Fixed bug in edges </w:t>
+      </w:r>
+      <w:proofErr w:type="spellStart"/>
+      <w:r>
+        <w:t>shiptrack</w:t>
+      </w:r>
+      <w:proofErr w:type="spellEnd"/>
+      <w:r>
+        <w:t xml:space="preserve"> so it only displays valid </w:t>
+      </w:r>
+      <w:proofErr w:type="spellStart"/>
+      <w:r>
+        <w:t>orginal</w:t>
+      </w:r>
+      <w:proofErr w:type="spellEnd"/>
+      <w:r>
+        <w:t xml:space="preserve"> data and not interpolated data.</w:t>
+      </w:r>
+    </w:p>
+    <w:p>
+      <w:pPr>
+        <w:pStyle w:val="ListParagraph"/>
+        <w:numPr>
+          <w:ilvl w:val="0"/>
+          <w:numId w:val="1"/>
+        </w:numPr>
+      </w:pPr>
+      <w:r>
+        <w:t>Fixed bug no allowing manual entry of 0 salinity.</w:t>
+      </w:r>
+    </w:p>
+    <w:p>
+      <w:pPr>
+        <w:rPr>
+          <w:b/>
+          <w:bCs/>
+        </w:rPr>
+      </w:pPr>
+      <w:r>
+        <w:rPr>
+          <w:b/>
+          <w:bCs/>
+        </w:rPr>
+        <w:t>Changes from 3.35 to 3.40</w:t>
+      </w:r>
+    </w:p>
+    <w:p>
+      <w:pPr>
+        <w:pStyle w:val="ListParagraph"/>
+        <w:numPr>
+          <w:ilvl w:val="0"/>
+          <w:numId w:val="4"/>
+        </w:numPr>
+      </w:pPr>
+      <w:r>
+        <w:lastRenderedPageBreak/>
+        <w:t>Fixed bug causing crash when TRDI PT3 test was incomplete.</w:t>
+      </w:r>
+    </w:p>
+    <w:p>
+      <w:pPr>
+        <w:pStyle w:val="ListParagraph"/>
+        <w:numPr>
+          <w:ilvl w:val="0"/>
+          <w:numId w:val="4"/>
+        </w:numPr>
+      </w:pPr>
+      <w:r>
+        <w:t>Modified uncertainty estimate for invalid and edges to use absolute values.</w:t>
+      </w:r>
+    </w:p>
+    <w:p>
+      <w:pPr>
+        <w:pStyle w:val="ListParagraph"/>
+        <w:numPr>
+          <w:ilvl w:val="0"/>
+          <w:numId w:val="4"/>
+        </w:numPr>
+      </w:pPr>
+      <w:r>
+        <w:t>Fixed issue with multi-line comments in XML file.</w:t>
+      </w:r>
+    </w:p>
+    <w:p>
+      <w:pPr>
+        <w:pStyle w:val="ListParagraph"/>
+        <w:numPr>
+          <w:ilvl w:val="0"/>
+          <w:numId w:val="4"/>
+        </w:numPr>
+      </w:pPr>
+      <w:r>
+        <w:t>Fixed draft check to only evaluate checked transects.</w:t>
+      </w:r>
+    </w:p>
+    <w:p>
+      <w:pPr>
+        <w:pStyle w:val="ListParagraph"/>
+        <w:numPr>
+          <w:ilvl w:val="0"/>
+          <w:numId w:val="4"/>
+        </w:numPr>
+      </w:pPr>
+      <w:r>
+        <w:t xml:space="preserve">XML file now only contains the summary information from a </w:t>
+      </w:r>
+      <w:proofErr w:type="spellStart"/>
+      <w:r>
+        <w:t>SonTek</w:t>
+      </w:r>
+      <w:proofErr w:type="spellEnd"/>
+      <w:r>
+        <w:t xml:space="preserve"> compass calibration.</w:t>
+      </w:r>
+    </w:p>
+    <w:p>
+      <w:pPr>
+        <w:pStyle w:val="ListParagraph"/>
+        <w:numPr>
+          <w:ilvl w:val="0"/>
+          <w:numId w:val="4"/>
+        </w:numPr>
+      </w:pPr>
+      <w:r>
+        <w:t>Fixed bug in moving-bed test if loop compass error and direction could not be computed.</w:t>
+      </w:r>
+    </w:p>
+    <w:p>
+      <w:pPr>
+        <w:pStyle w:val="ListParagraph"/>
+        <w:numPr>
+          <w:ilvl w:val="0"/>
+          <w:numId w:val="4"/>
+        </w:numPr>
+      </w:pPr>
+      <w:r>
+        <w:t xml:space="preserve">Added message for missing samples in </w:t>
+      </w:r>
+      <w:proofErr w:type="spellStart"/>
+      <w:r>
+        <w:t>SonTek</w:t>
+      </w:r>
+      <w:proofErr w:type="spellEnd"/>
+      <w:r>
+        <w:t xml:space="preserve"> data.</w:t>
+      </w:r>
+    </w:p>
+    <w:p>
+      <w:pPr>
+        <w:pStyle w:val="ListParagraph"/>
+        <w:numPr>
+          <w:ilvl w:val="0"/>
+          <w:numId w:val="4"/>
+        </w:numPr>
+      </w:pPr>
+      <w:r>
+        <w:t>Modified PT3 tests to reduce false positives.</w:t>
+      </w:r>
+    </w:p>
+    <w:p>
+      <w:pPr>
+        <w:pStyle w:val="ListParagraph"/>
+        <w:numPr>
+          <w:ilvl w:val="0"/>
+          <w:numId w:val="4"/>
+        </w:numPr>
+      </w:pPr>
+      <w:r>
+        <w:t xml:space="preserve">Added check to boat and </w:t>
+      </w:r>
+      <w:proofErr w:type="spellStart"/>
+      <w:r>
+        <w:t>wt</w:t>
+      </w:r>
+      <w:proofErr w:type="spellEnd"/>
+      <w:r>
+        <w:t xml:space="preserve"> to check warn if all data are invalid.</w:t>
+      </w:r>
+    </w:p>
+    <w:p>
+      <w:pPr>
+        <w:pStyle w:val="ListParagraph"/>
+        <w:numPr>
+          <w:ilvl w:val="0"/>
+          <w:numId w:val="4"/>
+        </w:numPr>
+      </w:pPr>
+      <w:r>
+        <w:t>Edge sign check changed to only show message if edge discharge is greater than 0.5%</w:t>
+      </w:r>
+    </w:p>
+    <w:p>
+      <w:pPr>
+        <w:pStyle w:val="ListParagraph"/>
+        <w:numPr>
+          <w:ilvl w:val="0"/>
+          <w:numId w:val="4"/>
+        </w:numPr>
+      </w:pPr>
+      <w:r>
+        <w:t>Added option to store a style sheet with the xml output file.</w:t>
+      </w:r>
+    </w:p>
+    <w:p>
+      <w:pPr>
+        <w:pStyle w:val="ListParagraph"/>
+        <w:numPr>
+          <w:ilvl w:val="0"/>
+          <w:numId w:val="4"/>
+        </w:numPr>
+      </w:pPr>
+      <w:r>
+        <w:t>Added _ separator between date and time in default filename.</w:t>
+      </w:r>
+    </w:p>
+    <w:p>
+      <w:pPr>
+        <w:pStyle w:val="ListParagraph"/>
+        <w:numPr>
+          <w:ilvl w:val="0"/>
+          <w:numId w:val="4"/>
+        </w:numPr>
+      </w:pPr>
+      <w:r>
+        <w:t>Default compass data view changed to evaluation if evaluation is available.</w:t>
+      </w:r>
+    </w:p>
+    <w:p>
+      <w:pPr>
+        <w:pStyle w:val="ListParagraph"/>
+        <w:numPr>
+          <w:ilvl w:val="0"/>
+          <w:numId w:val="4"/>
+        </w:numPr>
+      </w:pPr>
+      <w:r>
+        <w:t xml:space="preserve">Added upper limit of 45 ppt to </w:t>
+      </w:r>
+      <w:proofErr w:type="spellStart"/>
+      <w:r>
+        <w:t>salinty</w:t>
+      </w:r>
+      <w:proofErr w:type="spellEnd"/>
+      <w:r>
+        <w:t xml:space="preserve"> input dialog.</w:t>
+      </w:r>
+    </w:p>
+    <w:p>
+      <w:pPr>
+        <w:pStyle w:val="ListParagraph"/>
+        <w:numPr>
+          <w:ilvl w:val="0"/>
+          <w:numId w:val="4"/>
+        </w:numPr>
+      </w:pPr>
+      <w:r>
+        <w:t>Added Power/Power default exponent to XML output to support NVE request.</w:t>
+      </w:r>
+    </w:p>
+    <w:p>
+      <w:pPr>
+        <w:pStyle w:val="ListParagraph"/>
+        <w:numPr>
+          <w:ilvl w:val="0"/>
+          <w:numId w:val="4"/>
+        </w:numPr>
+      </w:pPr>
+      <w:r>
+        <w:t>Update help file.</w:t>
+      </w:r>
+    </w:p>
+    <w:p>
+      <w:pPr>
+        <w:rPr>
+          <w:b/>
+          <w:bCs/>
+        </w:rPr>
+      </w:pPr>
+      <w:r>
+        <w:rPr>
+          <w:b/>
+          <w:bCs/>
+        </w:rPr>
+        <w:t xml:space="preserve">Changes to </w:t>
+      </w:r>
+      <w:proofErr w:type="spellStart"/>
+      <w:r>
+        <w:rPr>
+          <w:b/>
+          <w:bCs/>
+        </w:rPr>
+        <w:t>QRev</w:t>
+      </w:r>
+      <w:proofErr w:type="spellEnd"/>
+      <w:r>
+        <w:rPr>
+          <w:b/>
+          <w:bCs/>
+        </w:rPr>
+        <w:t xml:space="preserve"> from 3.34 to 3.35</w:t>
+      </w:r>
+    </w:p>
+    <w:p>
+      <w:pPr>
+        <w:pStyle w:val="ListParagraph"/>
+        <w:numPr>
+          <w:ilvl w:val="0"/>
+          <w:numId w:val="5"/>
+        </w:numPr>
+      </w:pPr>
+      <w:r>
+        <w:t>Fixed bug causing crash when ADCP had no compass.</w:t>
+      </w:r>
+    </w:p>
+    <w:p>
+      <w:pPr>
+        <w:rPr>
+          <w:b/>
+          <w:bCs/>
+        </w:rPr>
+      </w:pPr>
+      <w:r>
+        <w:rPr>
+          <w:b/>
+          <w:bCs/>
+        </w:rPr>
+        <w:t xml:space="preserve">Changes to </w:t>
+      </w:r>
+      <w:proofErr w:type="spellStart"/>
+      <w:r>
+        <w:rPr>
+          <w:b/>
+          <w:bCs/>
+        </w:rPr>
+        <w:t>QRev</w:t>
+      </w:r>
+      <w:proofErr w:type="spellEnd"/>
+      <w:r>
+        <w:rPr>
+          <w:b/>
+          <w:bCs/>
+        </w:rPr>
+        <w:t xml:space="preserve"> from 3.33 to 3.34</w:t>
+      </w:r>
+    </w:p>
+    <w:p>
+      <w:pPr>
+        <w:pStyle w:val="ListParagraph"/>
+        <w:numPr>
+          <w:ilvl w:val="0"/>
+          <w:numId w:val="6"/>
+        </w:numPr>
+      </w:pPr>
+      <w:r>
+        <w:t xml:space="preserve">Fixed bug causing 25 cm excluded distance to be applied to </w:t>
+      </w:r>
+      <w:proofErr w:type="spellStart"/>
+      <w:r>
+        <w:t>RiverPro</w:t>
+      </w:r>
+      <w:proofErr w:type="spellEnd"/>
+      <w:r>
+        <w:t xml:space="preserve"> data.</w:t>
+      </w:r>
+    </w:p>
+    <w:p>
+      <w:pPr>
+        <w:rPr>
+          <w:b/>
+          <w:bCs/>
+        </w:rPr>
+      </w:pPr>
+      <w:r>
+        <w:rPr>
+          <w:b/>
+          <w:bCs/>
+        </w:rPr>
+        <w:t xml:space="preserve">Changes to </w:t>
+      </w:r>
+      <w:proofErr w:type="spellStart"/>
+      <w:r>
+        <w:rPr>
+          <w:b/>
+          <w:bCs/>
+        </w:rPr>
+        <w:t>QRev</w:t>
+      </w:r>
+      <w:proofErr w:type="spellEnd"/>
+      <w:r>
+        <w:rPr>
+          <w:b/>
+          <w:bCs/>
+        </w:rPr>
+        <w:t xml:space="preserve"> from 3.31 to 3.33</w:t>
+      </w:r>
+    </w:p>
+    <w:p>
+      <w:pPr>
+        <w:pStyle w:val="ListParagraph"/>
+        <w:numPr>
+          <w:ilvl w:val="0"/>
+          <w:numId w:val="7"/>
+        </w:numPr>
+      </w:pPr>
+      <w:r>
+        <w:t>Fixed bug using uncheck all.</w:t>
+      </w:r>
+    </w:p>
+    <w:p>
+      <w:pPr>
+        <w:pStyle w:val="ListParagraph"/>
+        <w:numPr>
+          <w:ilvl w:val="0"/>
+          <w:numId w:val="7"/>
+        </w:numPr>
+      </w:pPr>
+      <w:r>
+        <w:t>Fixed bug manually loading system test or compass calibration or evaluation</w:t>
+      </w:r>
+    </w:p>
+    <w:p>
+      <w:pPr>
+        <w:pStyle w:val="ListParagraph"/>
+        <w:numPr>
+          <w:ilvl w:val="0"/>
+          <w:numId w:val="7"/>
+        </w:numPr>
+      </w:pPr>
+      <w:r>
+        <w:t>Changed legend location to best</w:t>
+      </w:r>
+    </w:p>
+    <w:p>
+      <w:pPr>
+        <w:pStyle w:val="ListParagraph"/>
+        <w:numPr>
+          <w:ilvl w:val="0"/>
+          <w:numId w:val="7"/>
+        </w:numPr>
+      </w:pPr>
+      <w:r>
+        <w:t>Fixed bugs in GUI causing wrong transects to be highlighted</w:t>
+      </w:r>
+    </w:p>
+    <w:p>
+      <w:pPr>
+        <w:pStyle w:val="ListParagraph"/>
+        <w:numPr>
+          <w:ilvl w:val="0"/>
+          <w:numId w:val="7"/>
+        </w:numPr>
+      </w:pPr>
+      <w:r>
+        <w:t xml:space="preserve">Fixed bug reprocessing </w:t>
+      </w:r>
+      <w:proofErr w:type="spellStart"/>
+      <w:r>
+        <w:t>QRev</w:t>
+      </w:r>
+      <w:proofErr w:type="spellEnd"/>
+      <w:r>
+        <w:t xml:space="preserve"> files associated with moving-bed tests</w:t>
+      </w:r>
+    </w:p>
+    <w:p>
+      <w:pPr>
+        <w:pStyle w:val="ListParagraph"/>
+        <w:numPr>
+          <w:ilvl w:val="0"/>
+          <w:numId w:val="7"/>
+        </w:numPr>
+      </w:pPr>
+      <w:r>
+        <w:t xml:space="preserve">Fixed bug causing changes in draft </w:t>
+      </w:r>
+      <w:proofErr w:type="spellStart"/>
+      <w:r>
+        <w:t>hOffset</w:t>
+      </w:r>
+      <w:proofErr w:type="spellEnd"/>
+      <w:r>
+        <w:t xml:space="preserve">, </w:t>
+      </w:r>
+      <w:proofErr w:type="spellStart"/>
+      <w:r>
+        <w:t>hSource</w:t>
+      </w:r>
+      <w:proofErr w:type="spellEnd"/>
+      <w:r>
+        <w:t xml:space="preserve">, and </w:t>
+      </w:r>
+      <w:proofErr w:type="spellStart"/>
+      <w:r>
+        <w:t>magVar</w:t>
+      </w:r>
+      <w:proofErr w:type="spellEnd"/>
+      <w:r>
+        <w:t xml:space="preserve"> to not update QA properly</w:t>
+      </w:r>
+    </w:p>
+    <w:p>
+      <w:pPr>
+        <w:rPr>
+          <w:b/>
+          <w:bCs/>
+        </w:rPr>
+      </w:pPr>
+      <w:r>
+        <w:rPr>
+          <w:b/>
+          <w:bCs/>
+        </w:rPr>
+        <w:t xml:space="preserve">Changes to </w:t>
+      </w:r>
+      <w:proofErr w:type="spellStart"/>
+      <w:r>
+        <w:rPr>
+          <w:b/>
+          <w:bCs/>
+        </w:rPr>
+        <w:t>QRev</w:t>
+      </w:r>
+      <w:proofErr w:type="spellEnd"/>
+      <w:r>
+        <w:rPr>
+          <w:b/>
+          <w:bCs/>
+        </w:rPr>
+        <w:t xml:space="preserve"> from 3.30 to 3.31</w:t>
+      </w:r>
+    </w:p>
+    <w:p>
+      <w:pPr>
+        <w:pStyle w:val="ListParagraph"/>
+        <w:numPr>
+          <w:ilvl w:val="0"/>
+          <w:numId w:val="8"/>
+        </w:numPr>
+      </w:pPr>
+      <w:r>
+        <w:t xml:space="preserve">Fixed bug creating structure for test results from existing </w:t>
+      </w:r>
+      <w:proofErr w:type="spellStart"/>
+      <w:r>
+        <w:t>QRev</w:t>
+      </w:r>
+      <w:proofErr w:type="spellEnd"/>
+      <w:r>
+        <w:t xml:space="preserve"> files</w:t>
+      </w:r>
+    </w:p>
+    <w:p>
+      <w:pPr>
+        <w:pStyle w:val="ListParagraph"/>
+        <w:numPr>
+          <w:ilvl w:val="0"/>
+          <w:numId w:val="8"/>
+        </w:numPr>
+      </w:pPr>
+      <w:r>
+        <w:t>Fixed bug setting status of system test results and button color</w:t>
+      </w:r>
+    </w:p>
+    <w:p>
+      <w:pPr>
+        <w:pStyle w:val="ListParagraph"/>
+        <w:numPr>
+          <w:ilvl w:val="0"/>
+          <w:numId w:val="8"/>
+        </w:numPr>
+      </w:pPr>
+      <w:r>
+        <w:t>Fixed bug causing end edge discharge to be applied at start edge</w:t>
+      </w:r>
+    </w:p>
+    <w:p>
+      <w:pPr>
+        <w:pStyle w:val="ListParagraph"/>
+        <w:numPr>
+          <w:ilvl w:val="0"/>
+          <w:numId w:val="8"/>
+        </w:numPr>
+      </w:pPr>
+      <w:r>
+        <w:t>Fixed bug preventing user uncertainty from being recomputed after changing a filter or extrapolation</w:t>
+      </w:r>
+    </w:p>
+    <w:p>
+      <w:pPr>
+        <w:pStyle w:val="ListParagraph"/>
+        <w:numPr>
+          <w:ilvl w:val="0"/>
+          <w:numId w:val="8"/>
+        </w:numPr>
+      </w:pPr>
+      <w:r>
+        <w:t>Fixed bug displaying number of ensembles to use for edge</w:t>
+      </w:r>
+    </w:p>
+    <w:p>
+      <w:pPr>
+        <w:pStyle w:val="ListParagraph"/>
+        <w:numPr>
+          <w:ilvl w:val="0"/>
+          <w:numId w:val="8"/>
+        </w:numPr>
+      </w:pPr>
+      <w:r>
+        <w:t>Changed the algorithm for determining PT3 failure</w:t>
+      </w:r>
+    </w:p>
+    <w:p>
+      <w:pPr>
+        <w:pStyle w:val="ListParagraph"/>
+        <w:numPr>
+          <w:ilvl w:val="0"/>
+          <w:numId w:val="8"/>
+        </w:numPr>
+      </w:pPr>
+      <w:r>
+        <w:t>Modified the computation for extrapolation uncertainty to prevent a manual setting from biasing the uncertainty low</w:t>
+      </w:r>
+    </w:p>
+    <w:p>
+      <w:pPr>
+        <w:pStyle w:val="ListParagraph"/>
+        <w:numPr>
+          <w:ilvl w:val="0"/>
+          <w:numId w:val="8"/>
+        </w:numPr>
+      </w:pPr>
+      <w:r>
+        <w:t xml:space="preserve">Added reprocessing of moving-bed tests to reprocessing of existing </w:t>
+      </w:r>
+      <w:proofErr w:type="spellStart"/>
+      <w:r>
+        <w:t>QRev</w:t>
+      </w:r>
+      <w:proofErr w:type="spellEnd"/>
+      <w:r>
+        <w:t xml:space="preserve"> data files.</w:t>
+      </w:r>
+    </w:p>
+    <w:p>
+      <w:pPr>
+        <w:pStyle w:val="ListParagraph"/>
+        <w:numPr>
+          <w:ilvl w:val="0"/>
+          <w:numId w:val="8"/>
+        </w:numPr>
+      </w:pPr>
+      <w:r>
+        <w:t>The mag field, if available, is automatically displayed in the heading graph</w:t>
+      </w:r>
+    </w:p>
+    <w:p>
+      <w:pPr>
+        <w:pStyle w:val="ListParagraph"/>
+        <w:numPr>
+          <w:ilvl w:val="0"/>
+          <w:numId w:val="8"/>
+        </w:numPr>
+      </w:pPr>
+      <w:r>
+        <w:lastRenderedPageBreak/>
+        <w:t>Modified the excluded distance filter to round to 2 digits to prevent differences when converting between units.</w:t>
+      </w:r>
+    </w:p>
+    <w:p>
+      <w:pPr>
+        <w:rPr>
+          <w:b/>
+          <w:bCs/>
+        </w:rPr>
+      </w:pPr>
+      <w:r>
+        <w:rPr>
+          <w:b/>
+          <w:bCs/>
+        </w:rPr>
+        <w:t xml:space="preserve">Changes to </w:t>
+      </w:r>
+      <w:proofErr w:type="spellStart"/>
+      <w:r>
+        <w:rPr>
+          <w:b/>
+          <w:bCs/>
+        </w:rPr>
+        <w:t>QRev</w:t>
+      </w:r>
+      <w:proofErr w:type="spellEnd"/>
+      <w:r>
+        <w:rPr>
+          <w:b/>
+          <w:bCs/>
+        </w:rPr>
+        <w:t xml:space="preserve"> from 3.28 to 3.30</w:t>
+      </w:r>
+    </w:p>
+    <w:p>
+      <w:pPr>
+        <w:pStyle w:val="ListParagraph"/>
+        <w:numPr>
+          <w:ilvl w:val="0"/>
+          <w:numId w:val="9"/>
+        </w:numPr>
+      </w:pPr>
+      <w:r>
+        <w:t>Fixed bugs in messages table that were opening wrong windows.</w:t>
+      </w:r>
+    </w:p>
+    <w:p>
+      <w:pPr>
+        <w:pStyle w:val="ListParagraph"/>
+        <w:numPr>
+          <w:ilvl w:val="0"/>
+          <w:numId w:val="9"/>
+        </w:numPr>
+      </w:pPr>
+      <w:r>
+        <w:t>Modified code to interpolate invalid data from composite tracks using the composite tracks rather than the primary data.</w:t>
+      </w:r>
+    </w:p>
+    <w:p>
+      <w:pPr>
+        <w:pStyle w:val="ListParagraph"/>
+        <w:numPr>
+          <w:ilvl w:val="0"/>
+          <w:numId w:val="9"/>
+        </w:numPr>
+      </w:pPr>
+      <w:r>
+        <w:t>Modified code to interpolate invalid data from composite depths using the composite depths rather than the primary data.</w:t>
+      </w:r>
+    </w:p>
+    <w:p>
+      <w:pPr>
+        <w:pStyle w:val="ListParagraph"/>
+        <w:numPr>
+          <w:ilvl w:val="0"/>
+          <w:numId w:val="9"/>
+        </w:numPr>
+      </w:pPr>
+      <w:r>
+        <w:t>Modified draft check to use display units and limit the comparison to 2 decimal spots which is what is displayed in the GUI.</w:t>
+      </w:r>
+    </w:p>
+    <w:p>
+      <w:pPr>
+        <w:pStyle w:val="ListParagraph"/>
+        <w:numPr>
+          <w:ilvl w:val="0"/>
+          <w:numId w:val="9"/>
+        </w:numPr>
+      </w:pPr>
+      <w:r>
+        <w:t>Added code to interpolate discharge for ensembles that are too shallow for a valid depth cell.</w:t>
+      </w:r>
+    </w:p>
+    <w:p>
+      <w:pPr>
+        <w:pStyle w:val="ListParagraph"/>
+        <w:numPr>
+          <w:ilvl w:val="0"/>
+          <w:numId w:val="9"/>
+        </w:numPr>
+      </w:pPr>
+      <w:r>
+        <w:t xml:space="preserve">Modified code in the way that TRDI </w:t>
+      </w:r>
+      <w:proofErr w:type="spellStart"/>
+      <w:r>
+        <w:t>mmt</w:t>
+      </w:r>
+      <w:proofErr w:type="spellEnd"/>
+      <w:r>
+        <w:t xml:space="preserve"> file setting for composite depths are processed to </w:t>
+      </w:r>
+      <w:proofErr w:type="spellStart"/>
+      <w:r>
+        <w:t>QRev</w:t>
+      </w:r>
+      <w:proofErr w:type="spellEnd"/>
+      <w:r>
+        <w:t xml:space="preserve"> settings. </w:t>
+      </w:r>
+    </w:p>
+    <w:p>
+      <w:pPr>
+        <w:pStyle w:val="ListParagraph"/>
+        <w:numPr>
+          <w:ilvl w:val="0"/>
+          <w:numId w:val="9"/>
+        </w:numPr>
+      </w:pPr>
+      <w:r>
+        <w:t>Moved composite depth computation to end of data input flow.</w:t>
+      </w:r>
+    </w:p>
+    <w:p>
+      <w:pPr>
+        <w:pStyle w:val="ListParagraph"/>
+        <w:numPr>
+          <w:ilvl w:val="0"/>
+          <w:numId w:val="9"/>
+        </w:numPr>
+      </w:pPr>
+      <w:r>
+        <w:t>Modified code to allow the view comments button to be accessible even when another window is open.</w:t>
+      </w:r>
+    </w:p>
+    <w:p>
+      <w:pPr>
+        <w:pStyle w:val="ListParagraph"/>
+        <w:numPr>
+          <w:ilvl w:val="0"/>
+          <w:numId w:val="9"/>
+        </w:numPr>
+      </w:pPr>
+      <w:r>
+        <w:t xml:space="preserve">Fixed bug with </w:t>
+      </w:r>
+      <w:proofErr w:type="spellStart"/>
+      <w:r>
+        <w:t>computePerDiff</w:t>
+      </w:r>
+      <w:proofErr w:type="spellEnd"/>
+      <w:r>
+        <w:t xml:space="preserve"> in extrapolation sensitivity when no transect data provided.</w:t>
+      </w:r>
+    </w:p>
+    <w:p>
+      <w:pPr>
+        <w:pStyle w:val="ListParagraph"/>
+        <w:numPr>
+          <w:ilvl w:val="0"/>
+          <w:numId w:val="9"/>
+        </w:numPr>
+      </w:pPr>
+      <w:r>
+        <w:t>Added valid depth method to xml output.</w:t>
+      </w:r>
+    </w:p>
+    <w:p>
+      <w:pPr>
+        <w:pStyle w:val="ListParagraph"/>
+        <w:numPr>
+          <w:ilvl w:val="0"/>
+          <w:numId w:val="9"/>
+        </w:numPr>
+      </w:pPr>
+      <w:r>
+        <w:t xml:space="preserve">Added code to check compass </w:t>
+      </w:r>
+      <w:proofErr w:type="spellStart"/>
+      <w:r>
+        <w:t>cal</w:t>
+      </w:r>
+      <w:proofErr w:type="spellEnd"/>
+      <w:r>
+        <w:t xml:space="preserve"> errors against USGS recommendations</w:t>
+      </w:r>
+    </w:p>
+    <w:p>
+      <w:pPr>
+        <w:pStyle w:val="ListParagraph"/>
+        <w:numPr>
+          <w:ilvl w:val="0"/>
+          <w:numId w:val="9"/>
+        </w:numPr>
+      </w:pPr>
+      <w:r>
+        <w:t xml:space="preserve">Added code to handle files processed with </w:t>
+      </w:r>
+      <w:proofErr w:type="spellStart"/>
+      <w:r>
+        <w:t>QBatch</w:t>
+      </w:r>
+      <w:proofErr w:type="spellEnd"/>
+      <w:r>
         <w:t>.</w:t>
       </w:r>
-      <w:r>
-        <w:rPr>
-          <w:b/>
-          <w:bCs/>
-        </w:rPr>
-        <w:t>15 to 4</w:t>
-      </w:r>
-      <w:r>
-        <w:rPr>
-          <w:b/>
-          <w:bCs/>
-        </w:rPr>
+    </w:p>
+    <w:p>
+      <w:pPr>
+        <w:pStyle w:val="ListParagraph"/>
+        <w:numPr>
+          <w:ilvl w:val="0"/>
+          <w:numId w:val="9"/>
+        </w:numPr>
+      </w:pPr>
+      <w:r>
+        <w:t>Fixed bug with variable names for mean and max depth and max water speed.</w:t>
+      </w:r>
+    </w:p>
+    <w:p>
+      <w:pPr>
+        <w:pStyle w:val="ListParagraph"/>
+        <w:numPr>
+          <w:ilvl w:val="0"/>
+          <w:numId w:val="9"/>
+        </w:numPr>
+      </w:pPr>
+      <w:r>
+        <w:t>Fixed bug with order of warnings and cautions for system test checks.</w:t>
+      </w:r>
+    </w:p>
+    <w:p/>
+    <w:p>
+      <w:pPr>
+        <w:rPr>
+          <w:b/>
+          <w:bCs/>
+        </w:rPr>
+      </w:pPr>
+      <w:r>
+        <w:rPr>
+          <w:b/>
+          <w:bCs/>
+        </w:rPr>
+        <w:t xml:space="preserve">Changes to </w:t>
+      </w:r>
+      <w:proofErr w:type="spellStart"/>
+      <w:r>
+        <w:rPr>
+          <w:b/>
+          <w:bCs/>
+        </w:rPr>
+        <w:t>QRev</w:t>
+      </w:r>
+      <w:proofErr w:type="spellEnd"/>
+      <w:r>
+        <w:rPr>
+          <w:b/>
+          <w:bCs/>
+        </w:rPr>
+        <w:t xml:space="preserve"> from 3.24 to 3.28</w:t>
+      </w:r>
+    </w:p>
+    <w:p/>
+    <w:p>
+      <w:pPr>
+        <w:pStyle w:val="ListParagraph"/>
+        <w:numPr>
+          <w:ilvl w:val="0"/>
+          <w:numId w:val="10"/>
+        </w:numPr>
+      </w:pPr>
+      <w:r>
+        <w:t>Messages are now in a table, sorted with warnings on top, and identified with a symbol and font.</w:t>
+      </w:r>
+    </w:p>
+    <w:p>
+      <w:pPr>
+        <w:pStyle w:val="ListParagraph"/>
+        <w:numPr>
+          <w:ilvl w:val="0"/>
+          <w:numId w:val="10"/>
+        </w:numPr>
+      </w:pPr>
+      <w:r>
+        <w:t>Clicking on a message will open the associated window, same as clicking on associated button.</w:t>
+      </w:r>
+    </w:p>
+    <w:p>
+      <w:pPr>
+        <w:pStyle w:val="ListParagraph"/>
+        <w:numPr>
+          <w:ilvl w:val="0"/>
+          <w:numId w:val="10"/>
+        </w:numPr>
+      </w:pPr>
+      <w:r>
+        <w:t>Extrapolation discharge sensitivity table is now referenced to the currently selected fit, rather than to power/power 0.1667.</w:t>
+      </w:r>
+    </w:p>
+    <w:p>
+      <w:pPr>
+        <w:pStyle w:val="ListParagraph"/>
+        <w:numPr>
+          <w:ilvl w:val="0"/>
+          <w:numId w:val="10"/>
+        </w:numPr>
+      </w:pPr>
+      <w:r>
+        <w:t>Clicking a row in the extrapolation discharge sensitivity table will set the fit to those parameters.</w:t>
+      </w:r>
+    </w:p>
+    <w:p>
+      <w:pPr>
+        <w:pStyle w:val="ListParagraph"/>
+        <w:numPr>
+          <w:ilvl w:val="0"/>
+          <w:numId w:val="10"/>
+        </w:numPr>
+      </w:pPr>
+      <w:r>
+        <w:t xml:space="preserve">The compass error from the evaluation of a TRDI ADCP and if available, from </w:t>
+      </w:r>
+      <w:proofErr w:type="spellStart"/>
+      <w:r>
+        <w:t>RiverSurveyor</w:t>
+      </w:r>
+      <w:proofErr w:type="spellEnd"/>
+      <w:r>
+        <w:t xml:space="preserve"> G3 compass is now shown in the Compass/P/R window.</w:t>
+      </w:r>
+    </w:p>
+    <w:p>
+      <w:pPr>
+        <w:pStyle w:val="ListParagraph"/>
+        <w:numPr>
+          <w:ilvl w:val="0"/>
+          <w:numId w:val="10"/>
+        </w:numPr>
+      </w:pPr>
+      <w:r>
+        <w:t>The system test window now displays the total number of tests.</w:t>
+      </w:r>
+    </w:p>
+    <w:p>
+      <w:pPr>
+        <w:pStyle w:val="ListParagraph"/>
+        <w:numPr>
+          <w:ilvl w:val="0"/>
+          <w:numId w:val="10"/>
+        </w:numPr>
+      </w:pPr>
+      <w:r>
+        <w:t>The PT3 test is now decoded and the correlation in lag 3 is checked to ensure that the correlation is less than 15% of the lag 0 correlation.</w:t>
+      </w:r>
+    </w:p>
+    <w:p>
+      <w:pPr>
+        <w:pStyle w:val="ListParagraph"/>
+        <w:numPr>
+          <w:ilvl w:val="0"/>
+          <w:numId w:val="10"/>
+        </w:numPr>
+      </w:pPr>
+      <w:r>
+        <w:t>A minimum threshold for the boat track vertical velocity filter is set to 0.01 m/s.</w:t>
+      </w:r>
+    </w:p>
+    <w:p>
+      <w:pPr>
+        <w:pStyle w:val="ListParagraph"/>
+        <w:numPr>
+          <w:ilvl w:val="0"/>
+          <w:numId w:val="10"/>
+        </w:numPr>
+      </w:pPr>
+      <w:r>
+        <w:t xml:space="preserve">A bug which applied both the </w:t>
+      </w:r>
+      <w:proofErr w:type="spellStart"/>
+      <w:r>
+        <w:t>magvar</w:t>
+      </w:r>
+      <w:proofErr w:type="spellEnd"/>
+      <w:r>
+        <w:t xml:space="preserve"> and heading offset to all compass data when loading has been fixed. Now the </w:t>
+      </w:r>
+      <w:proofErr w:type="spellStart"/>
+      <w:r>
+        <w:t>magvar</w:t>
+      </w:r>
+      <w:proofErr w:type="spellEnd"/>
+      <w:r>
+        <w:t xml:space="preserve"> is only applied to the internal compass and the heading offset only applied to the external compass. This is consistent with how it was handled in the Compass/P/R window.</w:t>
+      </w:r>
+    </w:p>
+    <w:p>
+      <w:pPr>
+        <w:pStyle w:val="ListParagraph"/>
+        <w:numPr>
+          <w:ilvl w:val="0"/>
+          <w:numId w:val="10"/>
+        </w:numPr>
+      </w:pPr>
+      <w:r>
+        <w:lastRenderedPageBreak/>
+        <w:t>Label for Google Earth plots was changed to filename only, not including the path.</w:t>
+      </w:r>
+    </w:p>
+    <w:p>
+      <w:pPr>
+        <w:pStyle w:val="ListParagraph"/>
+        <w:numPr>
+          <w:ilvl w:val="0"/>
+          <w:numId w:val="10"/>
+        </w:numPr>
+      </w:pPr>
+      <w:r>
+        <w:t>Fixed other minor bugs.</w:t>
+      </w:r>
+    </w:p>
+    <w:p>
+      <w:pPr>
+        <w:rPr>
+          <w:b/>
+          <w:bCs/>
+        </w:rPr>
+      </w:pPr>
+      <w:r>
+        <w:rPr>
+          <w:b/>
+          <w:bCs/>
+        </w:rPr>
+        <w:t xml:space="preserve">Changes to </w:t>
+      </w:r>
+      <w:proofErr w:type="spellStart"/>
+      <w:r>
+        <w:rPr>
+          <w:b/>
+          <w:bCs/>
+        </w:rPr>
+        <w:t>QRev</w:t>
+      </w:r>
+      <w:proofErr w:type="spellEnd"/>
+      <w:r>
+        <w:rPr>
+          <w:b/>
+          <w:bCs/>
+        </w:rPr>
+        <w:t xml:space="preserve"> since from 3.23 to 3.24</w:t>
+      </w:r>
+    </w:p>
+    <w:p>
+      <w:pPr>
+        <w:pStyle w:val="ListParagraph"/>
+        <w:numPr>
+          <w:ilvl w:val="0"/>
+          <w:numId w:val="11"/>
+        </w:numPr>
+      </w:pPr>
+      <w:r>
+        <w:t>Fixed compiler issue causing the plot to Google Earth to fail</w:t>
+      </w:r>
+    </w:p>
+    <w:p>
+      <w:pPr>
+        <w:pStyle w:val="ListParagraph"/>
+        <w:numPr>
+          <w:ilvl w:val="0"/>
+          <w:numId w:val="11"/>
+        </w:numPr>
+      </w:pPr>
+      <w:r>
+        <w:t>Fixed a bug reading longitude data when preceded by a leading zero.</w:t>
+      </w:r>
+    </w:p>
+    <w:p>
+      <w:pPr>
+        <w:rPr>
+          <w:b/>
+          <w:bCs/>
+        </w:rPr>
+      </w:pPr>
+      <w:r>
+        <w:rPr>
+          <w:b/>
+          <w:bCs/>
+        </w:rPr>
+        <w:t xml:space="preserve">Changes to </w:t>
+      </w:r>
+      <w:proofErr w:type="spellStart"/>
+      <w:r>
+        <w:rPr>
+          <w:b/>
+          <w:bCs/>
+        </w:rPr>
+        <w:t>QRev</w:t>
+      </w:r>
+      <w:proofErr w:type="spellEnd"/>
+      <w:r>
+        <w:rPr>
+          <w:b/>
+          <w:bCs/>
+        </w:rPr>
+        <w:t xml:space="preserve"> since release of version 3.21 (in chronological order)</w:t>
+      </w:r>
+    </w:p>
+    <w:p>
+      <w:pPr>
+        <w:pStyle w:val="ListParagraph"/>
+        <w:numPr>
+          <w:ilvl w:val="0"/>
+          <w:numId w:val="12"/>
+        </w:numPr>
+      </w:pPr>
+      <w:r>
+        <w:t xml:space="preserve">Improved the handling of illegal xml characters in </w:t>
+      </w:r>
+      <w:proofErr w:type="spellStart"/>
+      <w:r>
+        <w:t>mmt</w:t>
+      </w:r>
+      <w:proofErr w:type="spellEnd"/>
+      <w:r>
+        <w:t xml:space="preserve"> file.</w:t>
+      </w:r>
+    </w:p>
+    <w:p>
+      <w:pPr>
+        <w:pStyle w:val="ListParagraph"/>
+        <w:numPr>
+          <w:ilvl w:val="0"/>
+          <w:numId w:val="12"/>
+        </w:numPr>
+      </w:pPr>
+      <w:r>
+        <w:t>Added a minimum threshold to the COV QA check for stationary tests.</w:t>
+      </w:r>
+    </w:p>
+    <w:p>
+      <w:pPr>
+        <w:pStyle w:val="ListParagraph"/>
+        <w:numPr>
+          <w:ilvl w:val="0"/>
+          <w:numId w:val="12"/>
+        </w:numPr>
+      </w:pPr>
+      <w:r>
+        <w:t>Changed the QA check for number of valid ensembles to a duration based check for stationary moving-bed test.</w:t>
+      </w:r>
+    </w:p>
+    <w:p>
+      <w:pPr>
+        <w:pStyle w:val="ListParagraph"/>
+        <w:numPr>
+          <w:ilvl w:val="0"/>
+          <w:numId w:val="12"/>
+        </w:numPr>
+      </w:pPr>
+      <w:r>
+        <w:t>Fixed bug causing edges GUI not to update with changes to table.</w:t>
+      </w:r>
+    </w:p>
+    <w:p>
+      <w:pPr>
+        <w:pStyle w:val="ListParagraph"/>
+        <w:numPr>
+          <w:ilvl w:val="0"/>
+          <w:numId w:val="12"/>
+        </w:numPr>
+      </w:pPr>
+      <w:r>
+        <w:t>Added a button to copy comments from the view comments window so they could be pasted in another application.</w:t>
+      </w:r>
+    </w:p>
+    <w:p>
+      <w:pPr>
+        <w:pStyle w:val="ListParagraph"/>
+        <w:numPr>
+          <w:ilvl w:val="0"/>
+          <w:numId w:val="12"/>
+        </w:numPr>
+      </w:pPr>
+      <w:r>
+        <w:t>Changed Display Units buttons to Options and created an Options window for units and save all or save checked only.</w:t>
+      </w:r>
+    </w:p>
+    <w:p>
+      <w:pPr>
+        <w:pStyle w:val="ListParagraph"/>
+        <w:numPr>
+          <w:ilvl w:val="0"/>
+          <w:numId w:val="12"/>
+        </w:numPr>
+      </w:pPr>
+      <w:r>
+        <w:t>Added an icon button to main window for uncheck all.</w:t>
+      </w:r>
+    </w:p>
+    <w:p>
+      <w:pPr>
+        <w:pStyle w:val="ListParagraph"/>
+        <w:numPr>
+          <w:ilvl w:val="0"/>
+          <w:numId w:val="12"/>
+        </w:numPr>
+      </w:pPr>
+      <w:r>
+        <w:t>Change version to 3.22.</w:t>
+      </w:r>
+    </w:p>
+    <w:p>
+      <w:pPr>
+        <w:pStyle w:val="ListParagraph"/>
+        <w:numPr>
+          <w:ilvl w:val="0"/>
+          <w:numId w:val="12"/>
+        </w:numPr>
+      </w:pPr>
+      <w:r>
+        <w:t>Fixed bug in when selecting an extrapolation fit where numerical storage prevented 0.1 = 0.1</w:t>
+      </w:r>
+      <w:r>
+        <w:tab/>
+      </w:r>
+    </w:p>
+    <w:p>
+      <w:pPr>
+        <w:pStyle w:val="ListParagraph"/>
+        <w:numPr>
+          <w:ilvl w:val="0"/>
+          <w:numId w:val="12"/>
+        </w:numPr>
+      </w:pPr>
+      <w:r>
+        <w:t>Fixed issue with RSL revision numbers which need to be 2 digits (02 not 2).</w:t>
+      </w:r>
+    </w:p>
+    <w:p>
+      <w:pPr>
+        <w:pStyle w:val="ListParagraph"/>
+        <w:numPr>
+          <w:ilvl w:val="0"/>
+          <w:numId w:val="12"/>
+        </w:numPr>
+      </w:pPr>
+      <w:r>
+        <w:t xml:space="preserve">Fixed issue with UTC time from GGA which contained an invalid character causing the str2double function resulting in </w:t>
+      </w:r>
+      <w:proofErr w:type="spellStart"/>
+      <w:r>
+        <w:t>NaN</w:t>
+      </w:r>
+      <w:proofErr w:type="spellEnd"/>
+      <w:r>
         <w:t>.</w:t>
       </w:r>
-      <w:r>
-        <w:rPr>
-          <w:b/>
-          <w:bCs/>
-        </w:rPr>
-        <w:t>16</w:t>
-      </w:r>
-    </w:p>
-    <w:p>
-      <w:pPr>
-        <w:pStyle w:val="ListParagraph"/>
-        <w:numPr>
-          <w:ilvl w:val="0"/>
-          <w:numId w:val="18"/>
-        </w:numPr>
-      </w:pPr>
-      <w:r>
-        <w:t>Fixed incomplete system test for TRDI causing crash when saving</w:t>
-      </w:r>
-    </w:p>
-    <w:p>
-      <w:pPr>
-        <w:pStyle w:val="ListParagraph"/>
-        <w:numPr>
-          <w:ilvl w:val="0"/>
-          <w:numId w:val="18"/>
-        </w:numPr>
-      </w:pPr>
-      <w:r>
-        <w:t>Fixed issue with PT3 test status not displayed properly</w:t>
-      </w:r>
-    </w:p>
-    <w:p>
-      <w:pPr>
-        <w:pStyle w:val="ListParagraph"/>
-        <w:numPr>
-          <w:ilvl w:val="0"/>
-          <w:numId w:val="18"/>
-        </w:numPr>
-      </w:pPr>
-      <w:r>
-        <w:t>Fixed issue with VTG low speed message</w:t>
-      </w:r>
-    </w:p>
-    <w:p>
-      <w:pPr>
-        <w:pStyle w:val="ListParagraph"/>
-        <w:numPr>
-          <w:ilvl w:val="0"/>
-          <w:numId w:val="18"/>
-        </w:numPr>
-      </w:pPr>
-      <w:r>
-        <w:t>Fixed issue with VTG and composite tracks on causing switch to GGA</w:t>
-      </w:r>
-    </w:p>
-    <w:p>
-      <w:pPr>
-        <w:pStyle w:val="ListParagraph"/>
-        <w:numPr>
-          <w:ilvl w:val="0"/>
-          <w:numId w:val="18"/>
-        </w:numPr>
-      </w:pPr>
-      <w:r>
-        <w:t>Fixed issues with the edges tab</w:t>
-      </w:r>
-      <w:r>
-        <w:t>: no valid GPS, 0 or 1 ensembles selected, etc.</w:t>
-      </w:r>
-    </w:p>
-    <w:p>
-      <w:pPr>
-        <w:pStyle w:val="ListParagraph"/>
-        <w:numPr>
-          <w:ilvl w:val="0"/>
-          <w:numId w:val="18"/>
-        </w:numPr>
-      </w:pPr>
-      <w:r>
-        <w:t>Fixed issues with tab text color not updating properly</w:t>
-      </w:r>
-    </w:p>
-    <w:p>
-      <w:pPr>
-        <w:pStyle w:val="ListParagraph"/>
-        <w:numPr>
-          <w:ilvl w:val="0"/>
-          <w:numId w:val="18"/>
-        </w:numPr>
-      </w:pPr>
-      <w:r>
-        <w:t>Updated user’s manual to indicate that 4-beam composite is the default if vertical beam or depth sounder data are available.</w:t>
-      </w:r>
-    </w:p>
-    <w:p>
-      <w:pPr>
-        <w:pStyle w:val="ListParagraph"/>
-        <w:numPr>
-          <w:ilvl w:val="0"/>
-          <w:numId w:val="18"/>
-        </w:numPr>
-      </w:pPr>
-      <w:r>
-        <w:t>Several issues with the interaction with RIVRS were fixed</w:t>
-      </w:r>
-    </w:p>
-    <w:p>
-      <w:pPr>
-        <w:pStyle w:val="ListParagraph"/>
-        <w:numPr>
-          <w:ilvl w:val="0"/>
-          <w:numId w:val="18"/>
-        </w:numPr>
-      </w:pPr>
-      <w:r>
-        <w:t>Fixed inconsistent behavior of the up/down arrows</w:t>
-      </w:r>
-    </w:p>
-    <w:p>
-      <w:pPr>
-        <w:pStyle w:val="ListParagraph"/>
-        <w:numPr>
-          <w:ilvl w:val="0"/>
-          <w:numId w:val="18"/>
-        </w:numPr>
-      </w:pPr>
-      <w:r>
-        <w:t>Improved speed of transect change using up/down arrows</w:t>
-      </w:r>
-    </w:p>
-    <w:p>
-      <w:pPr>
-        <w:pStyle w:val="ListParagraph"/>
-        <w:numPr>
-          <w:ilvl w:val="0"/>
-          <w:numId w:val="18"/>
-        </w:numPr>
-      </w:pPr>
-      <w:r>
-        <w:t>Fixed issue with files saving in previously used folder</w:t>
-      </w:r>
-    </w:p>
-    <w:p>
-      <w:pPr>
-        <w:pStyle w:val="ListParagraph"/>
-        <w:numPr>
-          <w:ilvl w:val="0"/>
-          <w:numId w:val="18"/>
+    </w:p>
+    <w:p>
+      <w:pPr>
+        <w:pStyle w:val="ListParagraph"/>
+        <w:numPr>
+          <w:ilvl w:val="0"/>
+          <w:numId w:val="12"/>
+        </w:numPr>
+      </w:pPr>
+      <w:r>
+        <w:t xml:space="preserve">Added fix for invalid </w:t>
+      </w:r>
+      <w:proofErr w:type="spellStart"/>
+      <w:r>
+        <w:t>prefPath</w:t>
+      </w:r>
+      <w:proofErr w:type="spellEnd"/>
+      <w:r>
+        <w:t xml:space="preserve"> from corrupt </w:t>
+      </w:r>
+      <w:proofErr w:type="spellStart"/>
+      <w:r>
+        <w:t>AppData</w:t>
+      </w:r>
+      <w:proofErr w:type="spellEnd"/>
+      <w:r>
+        <w:t>/Local/</w:t>
+      </w:r>
+      <w:proofErr w:type="spellStart"/>
+      <w:r>
+        <w:t>QRev</w:t>
+      </w:r>
+      <w:proofErr w:type="spellEnd"/>
+    </w:p>
+    <w:p>
+      <w:pPr>
+        <w:pStyle w:val="ListParagraph"/>
+        <w:numPr>
+          <w:ilvl w:val="0"/>
+          <w:numId w:val="12"/>
+        </w:numPr>
+      </w:pPr>
+      <w:r>
+        <w:t xml:space="preserve">Added code to reset the close option from </w:t>
+      </w:r>
+      <w:proofErr w:type="spellStart"/>
+      <w:r>
+        <w:t>extrap</w:t>
+      </w:r>
+      <w:proofErr w:type="spellEnd"/>
+      <w:r>
+        <w:t xml:space="preserve"> to the main window when </w:t>
+      </w:r>
+      <w:proofErr w:type="spellStart"/>
+      <w:r>
+        <w:t>extrap</w:t>
+      </w:r>
+      <w:proofErr w:type="spellEnd"/>
+      <w:r>
+        <w:t xml:space="preserve"> is closed.</w:t>
+      </w:r>
+    </w:p>
+    <w:p>
+      <w:pPr>
+        <w:pStyle w:val="ListParagraph"/>
+        <w:numPr>
+          <w:ilvl w:val="0"/>
+          <w:numId w:val="12"/>
+        </w:numPr>
+      </w:pPr>
+      <w:r>
+        <w:t>Added code to compute the edge velocity using the full profile assuming a 1/6th power fit to estimate the unmeasured portions of the profile.</w:t>
+      </w:r>
+    </w:p>
+    <w:p>
+      <w:pPr>
+        <w:pStyle w:val="ListParagraph"/>
+        <w:numPr>
+          <w:ilvl w:val="0"/>
+          <w:numId w:val="12"/>
+        </w:numPr>
+      </w:pPr>
+      <w:r>
+        <w:t>Fixed bug associated with changing all moving-bed tests to manual.</w:t>
+      </w:r>
+    </w:p>
+    <w:p>
+      <w:pPr>
+        <w:pStyle w:val="ListParagraph"/>
+        <w:numPr>
+          <w:ilvl w:val="0"/>
+          <w:numId w:val="12"/>
+        </w:numPr>
+      </w:pPr>
+      <w:r>
+        <w:t>Added new message when moving-bed tests are selected manually.</w:t>
+      </w:r>
+    </w:p>
+    <w:p>
+      <w:pPr>
+        <w:pStyle w:val="ListParagraph"/>
+        <w:numPr>
+          <w:ilvl w:val="0"/>
+          <w:numId w:val="12"/>
+        </w:numPr>
+      </w:pPr>
+      <w:r>
+        <w:t>Fixed issue with moving-bed tests when data were collected in language other than English.</w:t>
+      </w:r>
+    </w:p>
+    <w:p>
+      <w:pPr>
+        <w:pStyle w:val="ListParagraph"/>
+        <w:numPr>
+          <w:ilvl w:val="0"/>
+          <w:numId w:val="12"/>
+        </w:numPr>
+      </w:pPr>
+      <w:r>
+        <w:t>Change version to 3.23</w:t>
+      </w:r>
+    </w:p>
+    <w:p>
+      <w:pPr>
+        <w:rPr>
+          <w:b/>
+          <w:bCs/>
+        </w:rPr>
+      </w:pPr>
+      <w:r>
+        <w:rPr>
+          <w:b/>
+          <w:bCs/>
+        </w:rPr>
+        <w:t xml:space="preserve">Changes in </w:t>
+      </w:r>
+      <w:proofErr w:type="spellStart"/>
+      <w:r>
+        <w:rPr>
+          <w:b/>
+          <w:bCs/>
+        </w:rPr>
+        <w:t>QRev</w:t>
+      </w:r>
+      <w:proofErr w:type="spellEnd"/>
+      <w:r>
+        <w:rPr>
+          <w:b/>
+          <w:bCs/>
+        </w:rPr>
+        <w:t xml:space="preserve"> from 3.12 to 3.21</w:t>
+      </w:r>
+    </w:p>
+    <w:p>
+      <w:pPr>
+        <w:pStyle w:val="ListParagraph"/>
+        <w:numPr>
+          <w:ilvl w:val="0"/>
+          <w:numId w:val="13"/>
+        </w:numPr>
+      </w:pPr>
+      <w:r>
+        <w:t>Update help to add pdf file which can be searched.</w:t>
+      </w:r>
+    </w:p>
+    <w:p>
+      <w:pPr>
+        <w:pStyle w:val="ListParagraph"/>
+        <w:numPr>
+          <w:ilvl w:val="0"/>
+          <w:numId w:val="13"/>
+        </w:numPr>
+      </w:pPr>
+      <w:r>
+        <w:t>Fixed bug when plotting multiple transects with magnetic data in the Compass/P/R window.</w:t>
+      </w:r>
+    </w:p>
+    <w:p>
+      <w:pPr>
+        <w:pStyle w:val="ListParagraph"/>
+        <w:numPr>
+          <w:ilvl w:val="0"/>
+          <w:numId w:val="13"/>
+        </w:numPr>
+      </w:pPr>
+      <w:r>
+        <w:t xml:space="preserve">Fixed bug with transect name display when some transects were not checked in GPS window. </w:t>
+      </w:r>
+    </w:p>
+    <w:p>
+      <w:pPr>
+        <w:pStyle w:val="ListParagraph"/>
+        <w:numPr>
+          <w:ilvl w:val="0"/>
+          <w:numId w:val="13"/>
+        </w:numPr>
+      </w:pPr>
+      <w:r>
+        <w:t>Fixed bug causing Use in main table to be shown in red when there were no errors.</w:t>
+      </w:r>
+    </w:p>
+    <w:p>
+      <w:pPr>
+        <w:pStyle w:val="ListParagraph"/>
+        <w:numPr>
+          <w:ilvl w:val="0"/>
+          <w:numId w:val="13"/>
+        </w:numPr>
+      </w:pPr>
+      <w:r>
+        <w:t>Fixed bug checking for invalid edge ensembles due to excluded distance.</w:t>
+      </w:r>
+    </w:p>
+    <w:p>
+      <w:pPr>
+        <w:pStyle w:val="ListParagraph"/>
+        <w:numPr>
+          <w:ilvl w:val="0"/>
+          <w:numId w:val="13"/>
+        </w:numPr>
+      </w:pPr>
+      <w:r>
+        <w:t>Fixed bug when using up arrow in Edge window.</w:t>
+      </w:r>
+    </w:p>
+    <w:p>
+      <w:pPr>
+        <w:pStyle w:val="ListParagraph"/>
+        <w:numPr>
+          <w:ilvl w:val="0"/>
+          <w:numId w:val="13"/>
+        </w:numPr>
+      </w:pPr>
+      <w:r>
+        <w:t>Fixed bug in xml output for change in speed of sound.</w:t>
+      </w:r>
+    </w:p>
+    <w:p>
+      <w:pPr>
+        <w:pStyle w:val="ListParagraph"/>
+        <w:numPr>
+          <w:ilvl w:val="0"/>
+          <w:numId w:val="13"/>
+        </w:numPr>
+      </w:pPr>
+      <w:r>
+        <w:t>Fixed crash when loading transect with only 1 ensemble.</w:t>
+      </w:r>
+    </w:p>
+    <w:p>
+      <w:pPr>
+        <w:pStyle w:val="ListParagraph"/>
+        <w:numPr>
+          <w:ilvl w:val="0"/>
+          <w:numId w:val="13"/>
+        </w:numPr>
+      </w:pPr>
+      <w:r>
+        <w:t>Updated use of arrow keys in tables to avoid table and plots getting out of synch when arrow keys were pressed too quickly.</w:t>
+      </w:r>
+    </w:p>
+    <w:p>
+      <w:pPr>
+        <w:pStyle w:val="ListParagraph"/>
+        <w:numPr>
+          <w:ilvl w:val="0"/>
+          <w:numId w:val="13"/>
+        </w:numPr>
+      </w:pPr>
+      <w:r>
+        <w:t>Added point marker to vertical beam in depth plots.</w:t>
+      </w:r>
+    </w:p>
+    <w:p>
+      <w:pPr>
+        <w:pStyle w:val="ListParagraph"/>
+        <w:numPr>
+          <w:ilvl w:val="0"/>
+          <w:numId w:val="13"/>
         </w:numPr>
       </w:pPr>
       <w:r>
         <w:lastRenderedPageBreak/>
-        <w:t>Modified code for compatibility with Nortek Signature 1000</w:t>
-      </w:r>
-    </w:p>
-    <w:p>
-      <w:pPr>
-        <w:rPr>
-          <w:b/>
-          <w:bCs/>
-        </w:rPr>
-      </w:pPr>
-      <w:r>
-        <w:rPr>
-          <w:b/>
-          <w:bCs/>
-        </w:rPr>
-        <w:t>Changes 4.14 to 4.15</w:t>
-      </w:r>
-    </w:p>
-    <w:p>
-      <w:pPr>
-        <w:pStyle w:val="ListParagraph"/>
-        <w:numPr>
-          <w:ilvl w:val="0"/>
-          <w:numId w:val="17"/>
-        </w:numPr>
-      </w:pPr>
-      <w:r>
-        <w:t>Fixed issue with shiptrack when all GPS data are invalid</w:t>
-      </w:r>
-    </w:p>
-    <w:p>
-      <w:pPr>
-        <w:pStyle w:val="ListParagraph"/>
-        <w:numPr>
-          <w:ilvl w:val="0"/>
-          <w:numId w:val="17"/>
-        </w:numPr>
-      </w:pPr>
-      <w:r>
-        <w:t>Fixed bug when applying stationary moving-bed correction</w:t>
-      </w:r>
-    </w:p>
-    <w:p>
-      <w:pPr>
-        <w:rPr>
-          <w:b/>
-          <w:bCs/>
-        </w:rPr>
-      </w:pPr>
-      <w:r>
-        <w:rPr>
-          <w:b/>
-          <w:bCs/>
-        </w:rPr>
-        <w:t>Changes 4.13 to 4.14</w:t>
-      </w:r>
-    </w:p>
-    <w:p>
-      <w:pPr>
-        <w:pStyle w:val="ListParagraph"/>
-        <w:numPr>
-          <w:ilvl w:val="0"/>
-          <w:numId w:val="16"/>
-        </w:numPr>
-      </w:pPr>
-      <w:r>
-        <w:t>Fixed issue with applying a loop test when preceded by a stationary test.</w:t>
-      </w:r>
-    </w:p>
-    <w:p>
-      <w:pPr>
-        <w:pStyle w:val="ListParagraph"/>
-        <w:numPr>
-          <w:ilvl w:val="0"/>
-          <w:numId w:val="16"/>
-        </w:numPr>
-      </w:pPr>
-      <w:r>
-        <w:t>Fixed issue with current settings when measurement has mixture of GPS and no GPS</w:t>
-      </w:r>
-    </w:p>
-    <w:p>
-      <w:pPr>
-        <w:rPr>
-          <w:b/>
-          <w:bCs/>
-        </w:rPr>
-      </w:pPr>
-      <w:r>
-        <w:rPr>
-          <w:b/>
-          <w:bCs/>
-        </w:rPr>
-        <w:t>Changes 3.43 to 4.1</w:t>
-      </w:r>
-      <w:r>
-        <w:rPr>
-          <w:b/>
-          <w:bCs/>
-        </w:rPr>
-        <w:t>3</w:t>
-      </w:r>
-    </w:p>
-    <w:p>
-      <w:pPr>
-        <w:pStyle w:val="ListParagraph"/>
-        <w:numPr>
-          <w:ilvl w:val="0"/>
-          <w:numId w:val="15"/>
-        </w:numPr>
-      </w:pPr>
-      <w:r>
-        <w:t>Ported code from Matlab to Python</w:t>
-      </w:r>
-    </w:p>
-    <w:p>
-      <w:pPr>
-        <w:pStyle w:val="ListParagraph"/>
-        <w:numPr>
-          <w:ilvl w:val="0"/>
-          <w:numId w:val="15"/>
-        </w:numPr>
-      </w:pPr>
-      <w:r>
-        <w:t>User interface redesigned using PyQt</w:t>
-      </w:r>
-    </w:p>
-    <w:p>
-      <w:pPr>
-        <w:pStyle w:val="ListParagraph"/>
-        <w:numPr>
-          <w:ilvl w:val="0"/>
-          <w:numId w:val="15"/>
-        </w:numPr>
-      </w:pPr>
-      <w:r>
-        <w:t>Main summary page includes contour, shiptrack, and discharge time series graphics</w:t>
-      </w:r>
-    </w:p>
-    <w:p>
-      <w:pPr>
-        <w:pStyle w:val="ListParagraph"/>
-        <w:numPr>
-          <w:ilvl w:val="0"/>
-          <w:numId w:val="15"/>
-        </w:numPr>
-      </w:pPr>
-      <w:r>
-        <w:t>Ability to change navigation reference through the toolbar</w:t>
-      </w:r>
-    </w:p>
-    <w:p>
-      <w:pPr>
-        <w:pStyle w:val="ListParagraph"/>
-        <w:numPr>
-          <w:ilvl w:val="0"/>
-          <w:numId w:val="15"/>
-        </w:numPr>
-      </w:pPr>
-      <w:r>
-        <w:t>Ability to turn on or off composite tracks through the toolbar</w:t>
-      </w:r>
-    </w:p>
-    <w:p>
-      <w:pPr>
-        <w:pStyle w:val="ListParagraph"/>
-        <w:numPr>
-          <w:ilvl w:val="0"/>
-          <w:numId w:val="15"/>
-        </w:numPr>
-      </w:pPr>
-      <w:r>
-        <w:t>Changes to default settings are highlighted</w:t>
-      </w:r>
-    </w:p>
-    <w:p>
-      <w:pPr>
-        <w:pStyle w:val="ListParagraph"/>
-        <w:numPr>
-          <w:ilvl w:val="0"/>
-          <w:numId w:val="15"/>
-        </w:numPr>
-      </w:pPr>
-      <w:r>
-        <w:t>Opening and measurement loading speed has been improved</w:t>
-      </w:r>
-    </w:p>
-    <w:p>
-      <w:pPr>
-        <w:pStyle w:val="ListParagraph"/>
-        <w:numPr>
-          <w:ilvl w:val="0"/>
-          <w:numId w:val="15"/>
-        </w:numPr>
-      </w:pPr>
-      <w:r>
-        <w:t xml:space="preserve">Change water velocity interpolation from linear to ABBA </w:t>
-      </w:r>
-    </w:p>
-    <w:p>
-      <w:pPr>
-        <w:pStyle w:val="ListParagraph"/>
-        <w:numPr>
-          <w:ilvl w:val="0"/>
-          <w:numId w:val="15"/>
-        </w:numPr>
-      </w:pPr>
-      <w:r>
-        <w:t>Water velocities for all invalid bins are interpolated rather than added to top or bottom extrapolation</w:t>
-      </w:r>
-    </w:p>
-    <w:p>
-      <w:pPr>
-        <w:pStyle w:val="ListParagraph"/>
-        <w:numPr>
-          <w:ilvl w:val="0"/>
-          <w:numId w:val="15"/>
-        </w:numPr>
-      </w:pPr>
-      <w:r>
-        <w:t>F</w:t>
-      </w:r>
-      <w:r>
-        <w:t>ixed bug in vtg primary composite tracks, wasn't substituting GGA</w:t>
-      </w:r>
-    </w:p>
-    <w:p>
-      <w:pPr>
-        <w:pStyle w:val="ListParagraph"/>
-        <w:numPr>
-          <w:ilvl w:val="0"/>
-          <w:numId w:val="15"/>
-        </w:numPr>
-      </w:pPr>
-      <w:r>
-        <w:t>Added uncertainty to the automatic comment when a file is saved</w:t>
-      </w:r>
-    </w:p>
-    <w:p>
-      <w:pPr>
-        <w:pStyle w:val="ListParagraph"/>
-        <w:numPr>
-          <w:ilvl w:val="0"/>
-          <w:numId w:val="15"/>
-        </w:numPr>
-      </w:pPr>
-      <w:r>
-        <w:t>Statistics and interpolation methods in Python may result in small differences from Matlab</w:t>
-      </w:r>
-    </w:p>
-    <w:p>
-      <w:pPr>
-        <w:rPr>
-          <w:b/>
-          <w:bCs/>
-        </w:rPr>
-      </w:pPr>
-      <w:r>
-        <w:rPr>
-          <w:b/>
-          <w:bCs/>
-        </w:rPr>
-        <w:t>Changes 3.42 to 3.43</w:t>
-      </w:r>
-    </w:p>
-    <w:p>
-      <w:pPr>
-        <w:pStyle w:val="ListParagraph"/>
-        <w:numPr>
-          <w:ilvl w:val="0"/>
-          <w:numId w:val="3"/>
-        </w:numPr>
-      </w:pPr>
-      <w:r>
-        <w:t>Fixed bug that did not properly identify missing (lost) ensembles if the typical ensemble duration was greater than 1.5 sec. This affected mode 13 StreamPro data.</w:t>
-      </w:r>
-    </w:p>
-    <w:p>
-      <w:pPr>
-        <w:rPr>
-          <w:b/>
-          <w:bCs/>
-        </w:rPr>
-      </w:pPr>
-      <w:r>
-        <w:rPr>
-          <w:b/>
-          <w:bCs/>
-        </w:rPr>
-        <w:t>Changes 3.41 to 3.42</w:t>
-      </w:r>
-    </w:p>
-    <w:p>
-      <w:pPr>
-        <w:pStyle w:val="ListParagraph"/>
-        <w:numPr>
-          <w:ilvl w:val="0"/>
-          <w:numId w:val="2"/>
-        </w:numPr>
-      </w:pPr>
-      <w:r>
-        <w:t>Fixed bug in bottom discharge extrapolation. Previous versions failed to estimate the bottom discharge for ensembles that had no valid data but where depth cell velocities were interpolated.</w:t>
-      </w:r>
-    </w:p>
-    <w:p>
-      <w:pPr>
-        <w:rPr>
-          <w:b/>
-          <w:bCs/>
-        </w:rPr>
-      </w:pPr>
-      <w:r>
-        <w:rPr>
-          <w:b/>
-          <w:bCs/>
-        </w:rPr>
-        <w:t>Changes 3.40 to 3.41</w:t>
-      </w:r>
-    </w:p>
-    <w:p>
-      <w:pPr>
-        <w:pStyle w:val="ListParagraph"/>
-        <w:numPr>
-          <w:ilvl w:val="0"/>
-          <w:numId w:val="1"/>
-        </w:numPr>
-      </w:pPr>
-      <w:r>
-        <w:t>Fixed bug with discharge percent change not updating after multiple speed of sound changes.</w:t>
-      </w:r>
-    </w:p>
-    <w:p>
-      <w:pPr>
-        <w:pStyle w:val="ListParagraph"/>
-        <w:numPr>
-          <w:ilvl w:val="0"/>
-          <w:numId w:val="1"/>
-        </w:numPr>
-      </w:pPr>
-      <w:r>
-        <w:t>Fixed bug in edges table where wrong row was highlighted if some transects were unchecked.</w:t>
-      </w:r>
-    </w:p>
-    <w:p>
-      <w:pPr>
-        <w:pStyle w:val="ListParagraph"/>
-        <w:numPr>
-          <w:ilvl w:val="0"/>
-          <w:numId w:val="1"/>
-        </w:numPr>
-      </w:pPr>
-      <w:r>
-        <w:t>Fixed bug in edges shiptrack so it only displays valid orginal data and not interpolated data.</w:t>
-      </w:r>
-    </w:p>
-    <w:p>
-      <w:pPr>
-        <w:pStyle w:val="ListParagraph"/>
-        <w:numPr>
-          <w:ilvl w:val="0"/>
-          <w:numId w:val="1"/>
-        </w:numPr>
-      </w:pPr>
-      <w:r>
-        <w:t>Fixed bug no allowing manual entry of 0 salinity.</w:t>
-      </w:r>
-    </w:p>
-    <w:p>
-      <w:pPr>
-        <w:rPr>
-          <w:b/>
-          <w:bCs/>
-        </w:rPr>
-      </w:pPr>
-      <w:r>
-        <w:rPr>
-          <w:b/>
-          <w:bCs/>
-        </w:rPr>
-        <w:t>Changes from 3.35 to 3.40</w:t>
-      </w:r>
-    </w:p>
-    <w:p>
-      <w:pPr>
-        <w:pStyle w:val="ListParagraph"/>
-        <w:numPr>
-          <w:ilvl w:val="0"/>
-          <w:numId w:val="4"/>
-        </w:numPr>
-      </w:pPr>
-      <w:r>
-        <w:t>Fixed bug causing crash when TRDI PT3 test was incomplete.</w:t>
-      </w:r>
-    </w:p>
-    <w:p>
-      <w:pPr>
-        <w:pStyle w:val="ListParagraph"/>
-        <w:numPr>
-          <w:ilvl w:val="0"/>
-          <w:numId w:val="4"/>
-        </w:numPr>
-      </w:pPr>
-      <w:r>
-        <w:t>Modified uncertainty estimate for invalid and edges to use absolute values.</w:t>
-      </w:r>
-    </w:p>
-    <w:p>
-      <w:pPr>
-        <w:pStyle w:val="ListParagraph"/>
-        <w:numPr>
-          <w:ilvl w:val="0"/>
-          <w:numId w:val="4"/>
-        </w:numPr>
-      </w:pPr>
-      <w:r>
-        <w:t>Fixed issue with multi-line comments in XML file.</w:t>
-      </w:r>
-    </w:p>
-    <w:p>
-      <w:pPr>
-        <w:pStyle w:val="ListParagraph"/>
-        <w:numPr>
-          <w:ilvl w:val="0"/>
-          <w:numId w:val="4"/>
-        </w:numPr>
-      </w:pPr>
-      <w:r>
-        <w:lastRenderedPageBreak/>
-        <w:t>Fixed draft check to only evaluate checked transects.</w:t>
-      </w:r>
-    </w:p>
-    <w:p>
-      <w:pPr>
-        <w:pStyle w:val="ListParagraph"/>
-        <w:numPr>
-          <w:ilvl w:val="0"/>
-          <w:numId w:val="4"/>
-        </w:numPr>
-      </w:pPr>
-      <w:r>
-        <w:t>XML file now only contains the summary information from a SonTek compass calibration.</w:t>
-      </w:r>
-    </w:p>
-    <w:p>
-      <w:pPr>
-        <w:pStyle w:val="ListParagraph"/>
-        <w:numPr>
-          <w:ilvl w:val="0"/>
-          <w:numId w:val="4"/>
-        </w:numPr>
-      </w:pPr>
-      <w:r>
-        <w:t>Fixed bug in moving-bed test if loop compass error and direction could not be computed.</w:t>
-      </w:r>
-    </w:p>
-    <w:p>
-      <w:pPr>
-        <w:pStyle w:val="ListParagraph"/>
-        <w:numPr>
-          <w:ilvl w:val="0"/>
-          <w:numId w:val="4"/>
-        </w:numPr>
-      </w:pPr>
-      <w:r>
-        <w:t>Added message for missing samples in SonTek data.</w:t>
-      </w:r>
-    </w:p>
-    <w:p>
-      <w:pPr>
-        <w:pStyle w:val="ListParagraph"/>
-        <w:numPr>
-          <w:ilvl w:val="0"/>
-          <w:numId w:val="4"/>
-        </w:numPr>
-      </w:pPr>
-      <w:r>
-        <w:t>Modified PT3 tests to reduce false positives.</w:t>
-      </w:r>
-    </w:p>
-    <w:p>
-      <w:pPr>
-        <w:pStyle w:val="ListParagraph"/>
-        <w:numPr>
-          <w:ilvl w:val="0"/>
-          <w:numId w:val="4"/>
-        </w:numPr>
-      </w:pPr>
-      <w:r>
-        <w:t>Added check to boat and wt to check warn if all data are invalid.</w:t>
-      </w:r>
-    </w:p>
-    <w:p>
-      <w:pPr>
-        <w:pStyle w:val="ListParagraph"/>
-        <w:numPr>
-          <w:ilvl w:val="0"/>
-          <w:numId w:val="4"/>
-        </w:numPr>
-      </w:pPr>
-      <w:r>
-        <w:t>Edge sign check changed to only show message if edge discharge is greater than 0.5%</w:t>
-      </w:r>
-    </w:p>
-    <w:p>
-      <w:pPr>
-        <w:pStyle w:val="ListParagraph"/>
-        <w:numPr>
-          <w:ilvl w:val="0"/>
-          <w:numId w:val="4"/>
-        </w:numPr>
-      </w:pPr>
-      <w:r>
-        <w:t>Added option to store a style sheet with the xml output file.</w:t>
-      </w:r>
-    </w:p>
-    <w:p>
-      <w:pPr>
-        <w:pStyle w:val="ListParagraph"/>
-        <w:numPr>
-          <w:ilvl w:val="0"/>
-          <w:numId w:val="4"/>
-        </w:numPr>
-      </w:pPr>
-      <w:r>
-        <w:t>Added _ separator between date and time in default filename.</w:t>
-      </w:r>
-    </w:p>
-    <w:p>
-      <w:pPr>
-        <w:pStyle w:val="ListParagraph"/>
-        <w:numPr>
-          <w:ilvl w:val="0"/>
-          <w:numId w:val="4"/>
-        </w:numPr>
-      </w:pPr>
-      <w:r>
-        <w:t>Default compass data view changed to evaluation if evaluation is available.</w:t>
-      </w:r>
-    </w:p>
-    <w:p>
-      <w:pPr>
-        <w:pStyle w:val="ListParagraph"/>
-        <w:numPr>
-          <w:ilvl w:val="0"/>
-          <w:numId w:val="4"/>
-        </w:numPr>
-      </w:pPr>
-      <w:r>
-        <w:t>Added upper limit of 45 ppt to salinty input dialog.</w:t>
-      </w:r>
-    </w:p>
-    <w:p>
-      <w:pPr>
-        <w:pStyle w:val="ListParagraph"/>
-        <w:numPr>
-          <w:ilvl w:val="0"/>
-          <w:numId w:val="4"/>
-        </w:numPr>
-      </w:pPr>
-      <w:r>
-        <w:t>Added Power/Power default exponent to XML output to support NVE request.</w:t>
-      </w:r>
-    </w:p>
-    <w:p>
-      <w:pPr>
-        <w:pStyle w:val="ListParagraph"/>
-        <w:numPr>
-          <w:ilvl w:val="0"/>
-          <w:numId w:val="4"/>
-        </w:numPr>
-      </w:pPr>
-      <w:r>
-        <w:t>Update help file.</w:t>
-      </w:r>
-    </w:p>
-    <w:p>
-      <w:pPr>
-        <w:rPr>
-          <w:b/>
-          <w:bCs/>
-        </w:rPr>
-      </w:pPr>
-      <w:r>
-        <w:rPr>
-          <w:b/>
-          <w:bCs/>
-        </w:rPr>
-        <w:t>Changes to QRev from 3.34 to 3.35</w:t>
-      </w:r>
-    </w:p>
-    <w:p>
-      <w:pPr>
-        <w:pStyle w:val="ListParagraph"/>
-        <w:numPr>
-          <w:ilvl w:val="0"/>
-          <w:numId w:val="5"/>
-        </w:numPr>
-      </w:pPr>
-      <w:r>
-        <w:t>Fixed bug causing crash when ADCP had no compass.</w:t>
-      </w:r>
-    </w:p>
-    <w:p>
-      <w:pPr>
-        <w:rPr>
-          <w:b/>
-          <w:bCs/>
-        </w:rPr>
-      </w:pPr>
-      <w:r>
-        <w:rPr>
-          <w:b/>
-          <w:bCs/>
-        </w:rPr>
-        <w:t>Changes to QRev from 3.33 to 3.34</w:t>
-      </w:r>
-    </w:p>
-    <w:p>
-      <w:pPr>
-        <w:pStyle w:val="ListParagraph"/>
-        <w:numPr>
-          <w:ilvl w:val="0"/>
-          <w:numId w:val="6"/>
-        </w:numPr>
-      </w:pPr>
-      <w:r>
-        <w:t>Fixed bug causing 25 cm excluded distance to be applied to RiverPro data.</w:t>
-      </w:r>
-    </w:p>
-    <w:p>
-      <w:pPr>
-        <w:rPr>
-          <w:b/>
-          <w:bCs/>
-        </w:rPr>
-      </w:pPr>
-      <w:r>
-        <w:rPr>
-          <w:b/>
-          <w:bCs/>
-        </w:rPr>
-        <w:t>Changes to QRev from 3.31 to 3.33</w:t>
-      </w:r>
-    </w:p>
-    <w:p>
-      <w:pPr>
-        <w:pStyle w:val="ListParagraph"/>
-        <w:numPr>
-          <w:ilvl w:val="0"/>
-          <w:numId w:val="7"/>
-        </w:numPr>
-      </w:pPr>
-      <w:r>
-        <w:t>Fixed bug using uncheck all.</w:t>
-      </w:r>
-    </w:p>
-    <w:p>
-      <w:pPr>
-        <w:pStyle w:val="ListParagraph"/>
-        <w:numPr>
-          <w:ilvl w:val="0"/>
-          <w:numId w:val="7"/>
-        </w:numPr>
-      </w:pPr>
-      <w:r>
-        <w:t>Fixed bug manually loading system test or compass calibration or evaluation</w:t>
-      </w:r>
-    </w:p>
-    <w:p>
-      <w:pPr>
-        <w:pStyle w:val="ListParagraph"/>
-        <w:numPr>
-          <w:ilvl w:val="0"/>
-          <w:numId w:val="7"/>
-        </w:numPr>
-      </w:pPr>
-      <w:r>
-        <w:t>Changed legend location to best</w:t>
-      </w:r>
-    </w:p>
-    <w:p>
-      <w:pPr>
-        <w:pStyle w:val="ListParagraph"/>
-        <w:numPr>
-          <w:ilvl w:val="0"/>
-          <w:numId w:val="7"/>
-        </w:numPr>
-      </w:pPr>
-      <w:r>
-        <w:t>Fixed bugs in GUI causing wrong transects to be highlighted</w:t>
-      </w:r>
-    </w:p>
-    <w:p>
-      <w:pPr>
-        <w:pStyle w:val="ListParagraph"/>
-        <w:numPr>
-          <w:ilvl w:val="0"/>
-          <w:numId w:val="7"/>
-        </w:numPr>
-      </w:pPr>
-      <w:r>
-        <w:t>Fixed bug reprocessing QRev files associated with moving-bed tests</w:t>
-      </w:r>
-    </w:p>
-    <w:p>
-      <w:pPr>
-        <w:pStyle w:val="ListParagraph"/>
-        <w:numPr>
-          <w:ilvl w:val="0"/>
-          <w:numId w:val="7"/>
-        </w:numPr>
-      </w:pPr>
-      <w:r>
-        <w:t>Fixed bug causing changes in draft hOffset, hSource, and magVar to not update QA properly</w:t>
-      </w:r>
-    </w:p>
-    <w:p>
-      <w:pPr>
-        <w:rPr>
-          <w:b/>
-          <w:bCs/>
-        </w:rPr>
-      </w:pPr>
-      <w:r>
-        <w:rPr>
-          <w:b/>
-          <w:bCs/>
-        </w:rPr>
-        <w:t>Changes to QRev from 3.30 to 3.31</w:t>
-      </w:r>
-    </w:p>
-    <w:p>
-      <w:pPr>
-        <w:pStyle w:val="ListParagraph"/>
-        <w:numPr>
-          <w:ilvl w:val="0"/>
-          <w:numId w:val="8"/>
-        </w:numPr>
-      </w:pPr>
-      <w:r>
-        <w:t>Fixed bug creating structure for test results from existing QRev files</w:t>
-      </w:r>
-    </w:p>
-    <w:p>
-      <w:pPr>
-        <w:pStyle w:val="ListParagraph"/>
-        <w:numPr>
-          <w:ilvl w:val="0"/>
-          <w:numId w:val="8"/>
-        </w:numPr>
-      </w:pPr>
-      <w:r>
-        <w:t>Fixed bug setting status of system test results and button color</w:t>
-      </w:r>
-    </w:p>
-    <w:p>
-      <w:pPr>
-        <w:pStyle w:val="ListParagraph"/>
-        <w:numPr>
-          <w:ilvl w:val="0"/>
-          <w:numId w:val="8"/>
-        </w:numPr>
-      </w:pPr>
-      <w:r>
-        <w:t>Fixed bug causing end edge discharge to be applied at start edge</w:t>
-      </w:r>
-    </w:p>
-    <w:p>
-      <w:pPr>
-        <w:pStyle w:val="ListParagraph"/>
-        <w:numPr>
-          <w:ilvl w:val="0"/>
-          <w:numId w:val="8"/>
-        </w:numPr>
-      </w:pPr>
-      <w:r>
-        <w:t>Fixed bug preventing user uncertainty from being recomputed after changing a filter or extrapolation</w:t>
-      </w:r>
-    </w:p>
-    <w:p>
-      <w:pPr>
-        <w:pStyle w:val="ListParagraph"/>
-        <w:numPr>
-          <w:ilvl w:val="0"/>
-          <w:numId w:val="8"/>
-        </w:numPr>
-      </w:pPr>
-      <w:r>
-        <w:t>Fixed bug displaying number of ensembles to use for edge</w:t>
-      </w:r>
-    </w:p>
-    <w:p>
-      <w:pPr>
-        <w:pStyle w:val="ListParagraph"/>
-        <w:numPr>
-          <w:ilvl w:val="0"/>
-          <w:numId w:val="8"/>
-        </w:numPr>
-      </w:pPr>
-      <w:r>
-        <w:t>Changed the algorithm for determining PT3 failure</w:t>
-      </w:r>
-    </w:p>
-    <w:p>
-      <w:pPr>
-        <w:pStyle w:val="ListParagraph"/>
-        <w:numPr>
-          <w:ilvl w:val="0"/>
-          <w:numId w:val="8"/>
-        </w:numPr>
-      </w:pPr>
-      <w:r>
-        <w:t>Modified the computation for extrapolation uncertainty to prevent a manual setting from biasing the uncertainty low</w:t>
-      </w:r>
-    </w:p>
-    <w:p>
-      <w:pPr>
-        <w:pStyle w:val="ListParagraph"/>
-        <w:numPr>
-          <w:ilvl w:val="0"/>
-          <w:numId w:val="8"/>
-        </w:numPr>
-      </w:pPr>
-      <w:r>
-        <w:t>Added reprocessing of moving-bed tests to reprocessing of existing QRev data files.</w:t>
-      </w:r>
-    </w:p>
-    <w:p>
-      <w:pPr>
-        <w:pStyle w:val="ListParagraph"/>
-        <w:numPr>
-          <w:ilvl w:val="0"/>
-          <w:numId w:val="8"/>
-        </w:numPr>
-      </w:pPr>
-      <w:r>
-        <w:t>The mag field, if available, is automatically displayed in the heading graph</w:t>
-      </w:r>
-    </w:p>
-    <w:p>
-      <w:pPr>
-        <w:pStyle w:val="ListParagraph"/>
-        <w:numPr>
-          <w:ilvl w:val="0"/>
-          <w:numId w:val="8"/>
-        </w:numPr>
-      </w:pPr>
-      <w:r>
-        <w:t>Modified the excluded distance filter to round to 2 digits to prevent differences when converting between units.</w:t>
-      </w:r>
-    </w:p>
-    <w:p>
-      <w:pPr>
-        <w:rPr>
-          <w:b/>
-          <w:bCs/>
-        </w:rPr>
-      </w:pPr>
-      <w:r>
-        <w:rPr>
-          <w:b/>
-          <w:bCs/>
-        </w:rPr>
-        <w:t>Changes to QRev from 3.28 to 3.30</w:t>
-      </w:r>
-    </w:p>
-    <w:p>
-      <w:pPr>
-        <w:pStyle w:val="ListParagraph"/>
-        <w:numPr>
-          <w:ilvl w:val="0"/>
-          <w:numId w:val="9"/>
-        </w:numPr>
-      </w:pPr>
-      <w:r>
-        <w:lastRenderedPageBreak/>
-        <w:t>Fixed bugs in messages table that were opening wrong windows.</w:t>
-      </w:r>
-    </w:p>
-    <w:p>
-      <w:pPr>
-        <w:pStyle w:val="ListParagraph"/>
-        <w:numPr>
-          <w:ilvl w:val="0"/>
-          <w:numId w:val="9"/>
-        </w:numPr>
-      </w:pPr>
-      <w:r>
-        <w:t>Modified code to interpolate invalid data from composite tracks using the composite tracks rather than the primary data.</w:t>
-      </w:r>
-    </w:p>
-    <w:p>
-      <w:pPr>
-        <w:pStyle w:val="ListParagraph"/>
-        <w:numPr>
-          <w:ilvl w:val="0"/>
-          <w:numId w:val="9"/>
-        </w:numPr>
-      </w:pPr>
-      <w:r>
-        <w:t>Modified code to interpolate invalid data from composite depths using the composite depths rather than the primary data.</w:t>
-      </w:r>
-    </w:p>
-    <w:p>
-      <w:pPr>
-        <w:pStyle w:val="ListParagraph"/>
-        <w:numPr>
-          <w:ilvl w:val="0"/>
-          <w:numId w:val="9"/>
-        </w:numPr>
-      </w:pPr>
-      <w:r>
-        <w:t>Modified draft check to use display units and limit the comparison to 2 decimal spots which is what is displayed in the GUI.</w:t>
-      </w:r>
-    </w:p>
-    <w:p>
-      <w:pPr>
-        <w:pStyle w:val="ListParagraph"/>
-        <w:numPr>
-          <w:ilvl w:val="0"/>
-          <w:numId w:val="9"/>
-        </w:numPr>
-      </w:pPr>
-      <w:r>
-        <w:t>Added code to interpolate discharge for ensembles that are too shallow for a valid depth cell.</w:t>
-      </w:r>
-    </w:p>
-    <w:p>
-      <w:pPr>
-        <w:pStyle w:val="ListParagraph"/>
-        <w:numPr>
-          <w:ilvl w:val="0"/>
-          <w:numId w:val="9"/>
-        </w:numPr>
-      </w:pPr>
-      <w:r>
-        <w:t xml:space="preserve">Modified code in the way that TRDI mmt file setting for composite depths are processed to QRev settings. </w:t>
-      </w:r>
-    </w:p>
-    <w:p>
-      <w:pPr>
-        <w:pStyle w:val="ListParagraph"/>
-        <w:numPr>
-          <w:ilvl w:val="0"/>
-          <w:numId w:val="9"/>
-        </w:numPr>
-      </w:pPr>
-      <w:r>
-        <w:t>Moved composite depth computation to end of data input flow.</w:t>
-      </w:r>
-    </w:p>
-    <w:p>
-      <w:pPr>
-        <w:pStyle w:val="ListParagraph"/>
-        <w:numPr>
-          <w:ilvl w:val="0"/>
-          <w:numId w:val="9"/>
-        </w:numPr>
-      </w:pPr>
-      <w:r>
-        <w:t>Modified code to allow the view comments button to be accessible even when another window is open.</w:t>
-      </w:r>
-    </w:p>
-    <w:p>
-      <w:pPr>
-        <w:pStyle w:val="ListParagraph"/>
-        <w:numPr>
-          <w:ilvl w:val="0"/>
-          <w:numId w:val="9"/>
-        </w:numPr>
-      </w:pPr>
-      <w:r>
-        <w:t>Fixed bug with computePerDiff in extrapolation sensitivity when no transect data provided.</w:t>
-      </w:r>
-    </w:p>
-    <w:p>
-      <w:pPr>
-        <w:pStyle w:val="ListParagraph"/>
-        <w:numPr>
-          <w:ilvl w:val="0"/>
-          <w:numId w:val="9"/>
-        </w:numPr>
-      </w:pPr>
-      <w:r>
-        <w:t>Added valid depth method to xml output.</w:t>
-      </w:r>
-    </w:p>
-    <w:p>
-      <w:pPr>
-        <w:pStyle w:val="ListParagraph"/>
-        <w:numPr>
-          <w:ilvl w:val="0"/>
-          <w:numId w:val="9"/>
-        </w:numPr>
-      </w:pPr>
-      <w:r>
-        <w:t>Added code to check compass cal errors against USGS recommendations</w:t>
-      </w:r>
-    </w:p>
-    <w:p>
-      <w:pPr>
-        <w:pStyle w:val="ListParagraph"/>
-        <w:numPr>
-          <w:ilvl w:val="0"/>
-          <w:numId w:val="9"/>
-        </w:numPr>
-      </w:pPr>
-      <w:r>
-        <w:t>Added code to handle files processed with QBatch.</w:t>
-      </w:r>
-    </w:p>
-    <w:p>
-      <w:pPr>
-        <w:pStyle w:val="ListParagraph"/>
-        <w:numPr>
-          <w:ilvl w:val="0"/>
-          <w:numId w:val="9"/>
-        </w:numPr>
-      </w:pPr>
-      <w:r>
-        <w:t>Fixed bug with variable names for mean and max depth and max water speed.</w:t>
-      </w:r>
-    </w:p>
-    <w:p>
-      <w:pPr>
-        <w:pStyle w:val="ListParagraph"/>
-        <w:numPr>
-          <w:ilvl w:val="0"/>
-          <w:numId w:val="9"/>
-        </w:numPr>
-      </w:pPr>
-      <w:r>
-        <w:t>Fixed bug with order of warnings and cautions for system test checks.</w:t>
-      </w:r>
-    </w:p>
-    <w:p/>
-    <w:p>
-      <w:pPr>
-        <w:rPr>
-          <w:b/>
-          <w:bCs/>
-        </w:rPr>
-      </w:pPr>
-      <w:r>
-        <w:rPr>
-          <w:b/>
-          <w:bCs/>
-        </w:rPr>
-        <w:t>Changes to QRev from 3.24 to 3.28</w:t>
-      </w:r>
-    </w:p>
-    <w:p/>
-    <w:p>
-      <w:pPr>
-        <w:pStyle w:val="ListParagraph"/>
-        <w:numPr>
-          <w:ilvl w:val="0"/>
-          <w:numId w:val="10"/>
-        </w:numPr>
-      </w:pPr>
-      <w:r>
-        <w:t>Messages are now in a table, sorted with warnings on top, and identified with a symbol and font.</w:t>
-      </w:r>
-    </w:p>
-    <w:p>
-      <w:pPr>
-        <w:pStyle w:val="ListParagraph"/>
-        <w:numPr>
-          <w:ilvl w:val="0"/>
-          <w:numId w:val="10"/>
-        </w:numPr>
-      </w:pPr>
-      <w:r>
-        <w:t>Clicking on a message will open the associated window, same as clicking on associated button.</w:t>
-      </w:r>
-    </w:p>
-    <w:p>
-      <w:pPr>
-        <w:pStyle w:val="ListParagraph"/>
-        <w:numPr>
-          <w:ilvl w:val="0"/>
-          <w:numId w:val="10"/>
-        </w:numPr>
-      </w:pPr>
-      <w:r>
-        <w:t>Extrapolation discharge sensitivity table is now referenced to the currently selected fit, rather than to power/power 0.1667.</w:t>
-      </w:r>
-    </w:p>
-    <w:p>
-      <w:pPr>
-        <w:pStyle w:val="ListParagraph"/>
-        <w:numPr>
-          <w:ilvl w:val="0"/>
-          <w:numId w:val="10"/>
-        </w:numPr>
-      </w:pPr>
-      <w:r>
-        <w:t>Clicking a row in the extrapolation discharge sensitivity table will set the fit to those parameters.</w:t>
-      </w:r>
-    </w:p>
-    <w:p>
-      <w:pPr>
-        <w:pStyle w:val="ListParagraph"/>
-        <w:numPr>
-          <w:ilvl w:val="0"/>
-          <w:numId w:val="10"/>
-        </w:numPr>
-      </w:pPr>
-      <w:r>
-        <w:t>The compass error from the evaluation of a TRDI ADCP and if available, from RiverSurveyor G3 compass is now shown in the Compass/P/R window.</w:t>
-      </w:r>
-    </w:p>
-    <w:p>
-      <w:pPr>
-        <w:pStyle w:val="ListParagraph"/>
-        <w:numPr>
-          <w:ilvl w:val="0"/>
-          <w:numId w:val="10"/>
-        </w:numPr>
-      </w:pPr>
-      <w:r>
-        <w:t>The system test window now displays the total number of tests.</w:t>
-      </w:r>
-    </w:p>
-    <w:p>
-      <w:pPr>
-        <w:pStyle w:val="ListParagraph"/>
-        <w:numPr>
-          <w:ilvl w:val="0"/>
-          <w:numId w:val="10"/>
-        </w:numPr>
-      </w:pPr>
-      <w:r>
-        <w:t>The PT3 test is now decoded and the correlation in lag 3 is checked to ensure that the correlation is less than 15% of the lag 0 correlation.</w:t>
-      </w:r>
-    </w:p>
-    <w:p>
-      <w:pPr>
-        <w:pStyle w:val="ListParagraph"/>
-        <w:numPr>
-          <w:ilvl w:val="0"/>
-          <w:numId w:val="10"/>
-        </w:numPr>
-      </w:pPr>
-      <w:r>
-        <w:t>A minimum threshold for the boat track vertical velocity filter is set to 0.01 m/s.</w:t>
-      </w:r>
-    </w:p>
-    <w:p>
-      <w:pPr>
-        <w:pStyle w:val="ListParagraph"/>
-        <w:numPr>
-          <w:ilvl w:val="0"/>
-          <w:numId w:val="10"/>
-        </w:numPr>
-      </w:pPr>
-      <w:r>
-        <w:t>A bug which applied both the magvar and heading offset to all compass data when loading has been fixed. Now the magvar is only applied to the internal compass and the heading offset only applied to the external compass. This is consistent with how it was handled in the Compass/P/R window.</w:t>
-      </w:r>
-    </w:p>
-    <w:p>
-      <w:pPr>
-        <w:pStyle w:val="ListParagraph"/>
-        <w:numPr>
-          <w:ilvl w:val="0"/>
-          <w:numId w:val="10"/>
-        </w:numPr>
-      </w:pPr>
-      <w:r>
-        <w:t>Label for Google Earth plots was changed to filename only, not including the path.</w:t>
-      </w:r>
-    </w:p>
-    <w:p>
-      <w:pPr>
-        <w:pStyle w:val="ListParagraph"/>
-        <w:numPr>
-          <w:ilvl w:val="0"/>
-          <w:numId w:val="10"/>
-        </w:numPr>
-      </w:pPr>
-      <w:r>
-        <w:t>Fixed other minor bugs.</w:t>
-      </w:r>
-    </w:p>
-    <w:p>
-      <w:pPr>
-        <w:rPr>
-          <w:b/>
-          <w:bCs/>
-        </w:rPr>
-      </w:pPr>
-      <w:r>
-        <w:rPr>
-          <w:b/>
-          <w:bCs/>
-        </w:rPr>
-        <w:t>Changes to QRev since from 3.23 to 3.24</w:t>
-      </w:r>
-    </w:p>
-    <w:p>
-      <w:pPr>
-        <w:pStyle w:val="ListParagraph"/>
-        <w:numPr>
-          <w:ilvl w:val="0"/>
-          <w:numId w:val="11"/>
-        </w:numPr>
-      </w:pPr>
-      <w:r>
-        <w:lastRenderedPageBreak/>
-        <w:t>Fixed compiler issue causing the plot to Google Earth to fail</w:t>
-      </w:r>
-    </w:p>
-    <w:p>
-      <w:pPr>
-        <w:pStyle w:val="ListParagraph"/>
-        <w:numPr>
-          <w:ilvl w:val="0"/>
-          <w:numId w:val="11"/>
-        </w:numPr>
-      </w:pPr>
-      <w:r>
-        <w:t>Fixed a bug reading longitude data when preceded by a leading zero.</w:t>
-      </w:r>
-    </w:p>
-    <w:p>
-      <w:pPr>
-        <w:rPr>
-          <w:b/>
-          <w:bCs/>
-        </w:rPr>
-      </w:pPr>
-      <w:r>
-        <w:rPr>
-          <w:b/>
-          <w:bCs/>
-        </w:rPr>
-        <w:t>Changes to QRev since release of version 3.21 (in chronological order)</w:t>
-      </w:r>
-    </w:p>
-    <w:p>
-      <w:pPr>
-        <w:pStyle w:val="ListParagraph"/>
-        <w:numPr>
-          <w:ilvl w:val="0"/>
-          <w:numId w:val="12"/>
-        </w:numPr>
-      </w:pPr>
-      <w:r>
-        <w:t>Improved the handling of illegal xml characters in mmt file.</w:t>
-      </w:r>
-    </w:p>
-    <w:p>
-      <w:pPr>
-        <w:pStyle w:val="ListParagraph"/>
-        <w:numPr>
-          <w:ilvl w:val="0"/>
-          <w:numId w:val="12"/>
-        </w:numPr>
-      </w:pPr>
-      <w:r>
-        <w:t>Added a minimum threshold to the COV QA check for stationary tests.</w:t>
-      </w:r>
-    </w:p>
-    <w:p>
-      <w:pPr>
-        <w:pStyle w:val="ListParagraph"/>
-        <w:numPr>
-          <w:ilvl w:val="0"/>
-          <w:numId w:val="12"/>
-        </w:numPr>
-      </w:pPr>
-      <w:r>
-        <w:t>Changed the QA check for number of valid ensembles to a duration based check for stationary moving-bed test.</w:t>
-      </w:r>
-    </w:p>
-    <w:p>
-      <w:pPr>
-        <w:pStyle w:val="ListParagraph"/>
-        <w:numPr>
-          <w:ilvl w:val="0"/>
-          <w:numId w:val="12"/>
-        </w:numPr>
-      </w:pPr>
-      <w:r>
-        <w:t>Fixed bug causing edges GUI not to update with changes to table.</w:t>
-      </w:r>
-    </w:p>
-    <w:p>
-      <w:pPr>
-        <w:pStyle w:val="ListParagraph"/>
-        <w:numPr>
-          <w:ilvl w:val="0"/>
-          <w:numId w:val="12"/>
-        </w:numPr>
-      </w:pPr>
-      <w:r>
-        <w:t>Added a button to copy comments from the view comments window so they could be pasted in another application.</w:t>
-      </w:r>
-    </w:p>
-    <w:p>
-      <w:pPr>
-        <w:pStyle w:val="ListParagraph"/>
-        <w:numPr>
-          <w:ilvl w:val="0"/>
-          <w:numId w:val="12"/>
-        </w:numPr>
-      </w:pPr>
-      <w:r>
-        <w:t>Changed Display Units buttons to Options and created an Options window for units and save all or save checked only.</w:t>
-      </w:r>
-    </w:p>
-    <w:p>
-      <w:pPr>
-        <w:pStyle w:val="ListParagraph"/>
-        <w:numPr>
-          <w:ilvl w:val="0"/>
-          <w:numId w:val="12"/>
-        </w:numPr>
-      </w:pPr>
-      <w:r>
-        <w:t>Added an icon button to main window for uncheck all.</w:t>
-      </w:r>
-    </w:p>
-    <w:p>
-      <w:pPr>
-        <w:pStyle w:val="ListParagraph"/>
-        <w:numPr>
-          <w:ilvl w:val="0"/>
-          <w:numId w:val="12"/>
-        </w:numPr>
-      </w:pPr>
-      <w:r>
-        <w:t>Change version to 3.22.</w:t>
-      </w:r>
-    </w:p>
-    <w:p>
-      <w:pPr>
-        <w:pStyle w:val="ListParagraph"/>
-        <w:numPr>
-          <w:ilvl w:val="0"/>
-          <w:numId w:val="12"/>
-        </w:numPr>
-      </w:pPr>
-      <w:r>
-        <w:t>Fixed bug in when selecting an extrapolation fit where numerical storage prevented 0.1 = 0.1</w:t>
-      </w:r>
-      <w:r>
-        <w:tab/>
-      </w:r>
-    </w:p>
-    <w:p>
-      <w:pPr>
-        <w:pStyle w:val="ListParagraph"/>
-        <w:numPr>
-          <w:ilvl w:val="0"/>
-          <w:numId w:val="12"/>
-        </w:numPr>
-      </w:pPr>
-      <w:r>
-        <w:t>Fixed issue with RSL revision numbers which need to be 2 digits (02 not 2).</w:t>
-      </w:r>
-    </w:p>
-    <w:p>
-      <w:pPr>
-        <w:pStyle w:val="ListParagraph"/>
-        <w:numPr>
-          <w:ilvl w:val="0"/>
-          <w:numId w:val="12"/>
-        </w:numPr>
-      </w:pPr>
-      <w:r>
-        <w:t>Fixed issue with UTC time from GGA which contained an invalid character causing the str2double function resulting in NaN.</w:t>
-      </w:r>
-    </w:p>
-    <w:p>
-      <w:pPr>
-        <w:pStyle w:val="ListParagraph"/>
-        <w:numPr>
-          <w:ilvl w:val="0"/>
-          <w:numId w:val="12"/>
-        </w:numPr>
-      </w:pPr>
-      <w:r>
-        <w:t>Added fix for invalid prefPath from corrupt AppData/Local/QRev</w:t>
-      </w:r>
-    </w:p>
-    <w:p>
-      <w:pPr>
-        <w:pStyle w:val="ListParagraph"/>
-        <w:numPr>
-          <w:ilvl w:val="0"/>
-          <w:numId w:val="12"/>
-        </w:numPr>
-      </w:pPr>
-      <w:r>
-        <w:t>Added code to reset the close option from extrap to the main window when extrap is closed.</w:t>
-      </w:r>
-    </w:p>
-    <w:p>
-      <w:pPr>
-        <w:pStyle w:val="ListParagraph"/>
-        <w:numPr>
-          <w:ilvl w:val="0"/>
-          <w:numId w:val="12"/>
-        </w:numPr>
-      </w:pPr>
-      <w:r>
-        <w:t>Added code to compute the edge velocity using the full profile assuming a 1/6th power fit to estimate the unmeasured portions of the profile.</w:t>
-      </w:r>
-    </w:p>
-    <w:p>
-      <w:pPr>
-        <w:pStyle w:val="ListParagraph"/>
-        <w:numPr>
-          <w:ilvl w:val="0"/>
-          <w:numId w:val="12"/>
-        </w:numPr>
-      </w:pPr>
-      <w:r>
-        <w:t>Fixed bug associated with changing all moving-bed tests to manual.</w:t>
-      </w:r>
-    </w:p>
-    <w:p>
-      <w:pPr>
-        <w:pStyle w:val="ListParagraph"/>
-        <w:numPr>
-          <w:ilvl w:val="0"/>
-          <w:numId w:val="12"/>
-        </w:numPr>
-      </w:pPr>
-      <w:r>
-        <w:t>Added new message when moving-bed tests are selected manually.</w:t>
-      </w:r>
-    </w:p>
-    <w:p>
-      <w:pPr>
-        <w:pStyle w:val="ListParagraph"/>
-        <w:numPr>
-          <w:ilvl w:val="0"/>
-          <w:numId w:val="12"/>
-        </w:numPr>
-      </w:pPr>
-      <w:r>
-        <w:t>Fixed issue with moving-bed tests when data were collected in language other than English.</w:t>
-      </w:r>
-    </w:p>
-    <w:p>
-      <w:pPr>
-        <w:pStyle w:val="ListParagraph"/>
-        <w:numPr>
-          <w:ilvl w:val="0"/>
-          <w:numId w:val="12"/>
-        </w:numPr>
-      </w:pPr>
-      <w:r>
-        <w:t>Change version to 3.23</w:t>
-      </w:r>
-    </w:p>
-    <w:p>
-      <w:pPr>
-        <w:rPr>
-          <w:b/>
-          <w:bCs/>
-        </w:rPr>
-      </w:pPr>
-      <w:r>
-        <w:rPr>
-          <w:b/>
-          <w:bCs/>
-        </w:rPr>
-        <w:t>Changes in QRev from 3.12 to 3.21</w:t>
+        <w:t>Modified code to make buttons inactive if no transects are checked.</w:t>
       </w:r>
     </w:p>
     <w:p>
@@ -3386,7 +4309,7 @@
         </w:numPr>
       </w:pPr>
       <w:r>
-        <w:t>Update help to add pdf file which can be searched.</w:t>
+        <w:t>Added EDI interface for Equal Discharge Increment sampling</w:t>
       </w:r>
     </w:p>
     <w:p>
@@ -3398,155 +4321,62 @@
         </w:numPr>
       </w:pPr>
       <w:r>
-        <w:t>Fixed bug when plotting multiple transects with magnetic data in the Compass/P/R window.</w:t>
-      </w:r>
-    </w:p>
-    <w:p>
-      <w:pPr>
-        <w:pStyle w:val="ListParagraph"/>
-        <w:numPr>
-          <w:ilvl w:val="0"/>
-          <w:numId w:val="13"/>
-        </w:numPr>
-      </w:pPr>
-      <w:r>
-        <w:t xml:space="preserve">Fixed bug with transect name display when some transects were not checked in GPS window. </w:t>
-      </w:r>
-    </w:p>
-    <w:p>
-      <w:pPr>
-        <w:pStyle w:val="ListParagraph"/>
-        <w:numPr>
-          <w:ilvl w:val="0"/>
-          <w:numId w:val="13"/>
-        </w:numPr>
-      </w:pPr>
-      <w:r>
-        <w:t>Fixed bug causing Use in main table to be shown in red when there were no errors.</w:t>
-      </w:r>
-    </w:p>
-    <w:p>
-      <w:pPr>
-        <w:pStyle w:val="ListParagraph"/>
-        <w:numPr>
-          <w:ilvl w:val="0"/>
-          <w:numId w:val="13"/>
-        </w:numPr>
-      </w:pPr>
-      <w:r>
-        <w:t>Fixed bug checking for invalid edge ensembles due to excluded distance.</w:t>
-      </w:r>
-    </w:p>
-    <w:p>
-      <w:pPr>
-        <w:pStyle w:val="ListParagraph"/>
-        <w:numPr>
-          <w:ilvl w:val="0"/>
-          <w:numId w:val="13"/>
-        </w:numPr>
-      </w:pPr>
-      <w:r>
-        <w:t>Fixed bug when using up arrow in Edge window.</w:t>
-      </w:r>
-    </w:p>
-    <w:p>
-      <w:pPr>
-        <w:pStyle w:val="ListParagraph"/>
-        <w:numPr>
-          <w:ilvl w:val="0"/>
-          <w:numId w:val="13"/>
-        </w:numPr>
-      </w:pPr>
-      <w:r>
-        <w:t>Fixed bug in xml output for change in speed of sound.</w:t>
-      </w:r>
-    </w:p>
-    <w:p>
-      <w:pPr>
-        <w:pStyle w:val="ListParagraph"/>
-        <w:numPr>
-          <w:ilvl w:val="0"/>
-          <w:numId w:val="13"/>
-        </w:numPr>
-      </w:pPr>
-      <w:r>
-        <w:t>Fixed crash when loading transect with only 1 ensemble.</w:t>
-      </w:r>
-    </w:p>
-    <w:p>
-      <w:pPr>
-        <w:pStyle w:val="ListParagraph"/>
-        <w:numPr>
-          <w:ilvl w:val="0"/>
-          <w:numId w:val="13"/>
-        </w:numPr>
-      </w:pPr>
-      <w:r>
-        <w:t>Updated use of arrow keys in tables to avoid table and plots getting out of synch when arrow keys were pressed too quickly.</w:t>
-      </w:r>
-    </w:p>
-    <w:p>
-      <w:pPr>
-        <w:pStyle w:val="ListParagraph"/>
-        <w:numPr>
-          <w:ilvl w:val="0"/>
-          <w:numId w:val="13"/>
-        </w:numPr>
-      </w:pPr>
-      <w:r>
-        <w:t>Added point marker to vertical beam in depth plots.</w:t>
-      </w:r>
-    </w:p>
-    <w:p>
-      <w:pPr>
-        <w:pStyle w:val="ListParagraph"/>
-        <w:numPr>
-          <w:ilvl w:val="0"/>
-          <w:numId w:val="13"/>
-        </w:numPr>
-      </w:pPr>
-      <w:r>
-        <w:t>Modified code to make buttons inactive if no transects are checked.</w:t>
-      </w:r>
-    </w:p>
-    <w:p>
-      <w:pPr>
-        <w:pStyle w:val="ListParagraph"/>
-        <w:numPr>
-          <w:ilvl w:val="0"/>
-          <w:numId w:val="13"/>
-        </w:numPr>
-      </w:pPr>
-      <w:r>
-        <w:t>Added EDI interface for Equal Discharge Increment sampling</w:t>
-      </w:r>
-    </w:p>
-    <w:p>
-      <w:pPr>
-        <w:pStyle w:val="ListParagraph"/>
-        <w:numPr>
-          <w:ilvl w:val="0"/>
-          <w:numId w:val="13"/>
-        </w:numPr>
-      </w:pPr>
-      <w:r>
-        <w:t>In the extrap window, added message to user that they need to set Fit to manual if the want to use an automatically opitimized fit but they have change the threshold, subsection, or data type.</w:t>
-      </w:r>
-    </w:p>
-    <w:p>
-      <w:pPr>
-        <w:rPr>
-          <w:b/>
-          <w:bCs/>
-        </w:rPr>
-      </w:pPr>
-      <w:r>
-        <w:rPr>
-          <w:b/>
-          <w:bCs/>
-        </w:rPr>
-        <w:lastRenderedPageBreak/>
-        <w:t>Changes in QRev from version 3.10 to 3.12</w:t>
+        <w:t xml:space="preserve">In the </w:t>
+      </w:r>
+      <w:proofErr w:type="spellStart"/>
+      <w:r>
+        <w:t>extrap</w:t>
+      </w:r>
+      <w:proofErr w:type="spellEnd"/>
+      <w:r>
+        <w:t xml:space="preserve"> window, added message to user that they need to set Fit to manual if </w:t>
+      </w:r>
+      <w:proofErr w:type="spellStart"/>
+      <w:r>
+        <w:t>the</w:t>
+      </w:r>
+      <w:proofErr w:type="spellEnd"/>
+      <w:r>
+        <w:t xml:space="preserve"> want to use an automatically </w:t>
+      </w:r>
+      <w:proofErr w:type="spellStart"/>
+      <w:r>
+        <w:t>opitimized</w:t>
+      </w:r>
+      <w:proofErr w:type="spellEnd"/>
+      <w:r>
+        <w:t xml:space="preserve"> fit but they have change the threshold, subsection, or data type.</w:t>
+      </w:r>
+    </w:p>
+    <w:p>
+      <w:pPr>
+        <w:rPr>
+          <w:b/>
+          <w:bCs/>
+        </w:rPr>
+      </w:pPr>
+      <w:r>
+        <w:rPr>
+          <w:b/>
+          <w:bCs/>
+        </w:rPr>
+        <w:t xml:space="preserve">Changes in </w:t>
+      </w:r>
+      <w:proofErr w:type="spellStart"/>
+      <w:r>
+        <w:rPr>
+          <w:b/>
+          <w:bCs/>
+        </w:rPr>
+        <w:t>QRev</w:t>
+      </w:r>
+      <w:proofErr w:type="spellEnd"/>
+      <w:r>
+        <w:rPr>
+          <w:b/>
+          <w:bCs/>
+        </w:rPr>
+        <w:t xml:space="preserve"> from version 3.10 to 3.12</w:t>
       </w:r>
     </w:p>
     <w:p>
@@ -3606,7 +4436,15 @@
         </w:numPr>
       </w:pPr>
       <w:r>
-        <w:t>Fixed bug where magError and GPS heading were saved as column vector rather than row vector</w:t>
+        <w:t xml:space="preserve">Fixed bug where </w:t>
+      </w:r>
+      <w:proofErr w:type="spellStart"/>
+      <w:r>
+        <w:t>magError</w:t>
+      </w:r>
+      <w:proofErr w:type="spellEnd"/>
+      <w:r>
+        <w:t xml:space="preserve"> and GPS heading were saved as column vector rather than row vector</w:t>
       </w:r>
     </w:p>
     <w:p>
@@ -3630,7 +4468,15 @@
         </w:numPr>
       </w:pPr>
       <w:r>
-        <w:t>Improved scaling for magError and pitch and roll, 2) linked x axes of top and bottom plots</w:t>
+        <w:t xml:space="preserve">Improved scaling for </w:t>
+      </w:r>
+      <w:proofErr w:type="spellStart"/>
+      <w:r>
+        <w:t>magError</w:t>
+      </w:r>
+      <w:proofErr w:type="spellEnd"/>
+      <w:r>
+        <w:t xml:space="preserve"> and pitch and roll, 2) linked x axes of top and bottom plots</w:t>
       </w:r>
     </w:p>
     <w:p>
@@ -3642,7 +4488,23 @@
         </w:numPr>
       </w:pPr>
       <w:r>
-        <w:t>Added code to add qTotalCaution to older QRev files</w:t>
+        <w:t xml:space="preserve">Added code to add </w:t>
+      </w:r>
+      <w:proofErr w:type="spellStart"/>
+      <w:r>
+        <w:t>qTotalCaution</w:t>
+      </w:r>
+      <w:proofErr w:type="spellEnd"/>
+      <w:r>
+        <w:t xml:space="preserve"> to older </w:t>
+      </w:r>
+      <w:proofErr w:type="spellStart"/>
+      <w:r>
+        <w:t>QRev</w:t>
+      </w:r>
+      <w:proofErr w:type="spellEnd"/>
+      <w:r>
+        <w:t xml:space="preserve"> files</w:t>
       </w:r>
     </w:p>
     <w:p>
@@ -3654,7 +4516,15 @@
         </w:numPr>
       </w:pPr>
       <w:r>
-        <w:t>Fixed bug when there is no pitch and roll data (old SonTek files)</w:t>
+        <w:t xml:space="preserve">Fixed bug when there is no pitch and roll data (old </w:t>
+      </w:r>
+      <w:proofErr w:type="spellStart"/>
+      <w:r>
+        <w:t>SonTek</w:t>
+      </w:r>
+      <w:proofErr w:type="spellEnd"/>
+      <w:r>
+        <w:t xml:space="preserve"> files)</w:t>
       </w:r>
     </w:p>
     <w:p>
@@ -3678,7 +4548,23 @@
         </w:numPr>
       </w:pPr>
       <w:r>
-        <w:t>Fixed bug when loading QRev files from 2.9x by adding code to create the qTotalCaution field</w:t>
+        <w:t xml:space="preserve">Fixed bug when loading </w:t>
+      </w:r>
+      <w:proofErr w:type="spellStart"/>
+      <w:r>
+        <w:t>QRev</w:t>
+      </w:r>
+      <w:proofErr w:type="spellEnd"/>
+      <w:r>
+        <w:t xml:space="preserve"> files from 2.9x by adding code to create the </w:t>
+      </w:r>
+      <w:proofErr w:type="spellStart"/>
+      <w:r>
+        <w:t>qTotalCaution</w:t>
+      </w:r>
+      <w:proofErr w:type="spellEnd"/>
+      <w:r>
+        <w:t xml:space="preserve"> field</w:t>
       </w:r>
     </w:p>
     <w:p>
@@ -3702,7 +4588,15 @@
         </w:numPr>
       </w:pPr>
       <w:r>
-        <w:t>Added version numbers to popup when loading older QRev file</w:t>
+        <w:t xml:space="preserve">Added version numbers to popup when loading older </w:t>
+      </w:r>
+      <w:proofErr w:type="spellStart"/>
+      <w:r>
+        <w:t>QRev</w:t>
+      </w:r>
+      <w:proofErr w:type="spellEnd"/>
+      <w:r>
+        <w:t xml:space="preserve"> file</w:t>
       </w:r>
     </w:p>
     <w:p>
@@ -3713,8 +4607,13 @@
           <w:numId w:val="14"/>
         </w:numPr>
       </w:pPr>
-      <w:r>
-        <w:t>kml Google earth file now plots the full transect filename</w:t>
+      <w:proofErr w:type="spellStart"/>
+      <w:r>
+        <w:t>kml</w:t>
+      </w:r>
+      <w:proofErr w:type="spellEnd"/>
+      <w:r>
+        <w:t xml:space="preserve"> Google earth file now plots the full transect filename</w:t>
       </w:r>
     </w:p>
     <w:p>
@@ -3750,8 +4649,13 @@
         </w:numPr>
       </w:pPr>
       <w:r>
-        <w:t>Fixed bug preventing automatic excluded distance for RioPro</w:t>
-      </w:r>
+        <w:t xml:space="preserve">Fixed bug preventing automatic excluded distance for </w:t>
+      </w:r>
+      <w:proofErr w:type="spellStart"/>
+      <w:r>
+        <w:t>RioPro</w:t>
+      </w:r>
+      <w:proofErr w:type="spellEnd"/>
     </w:p>
     <w:p>
       <w:pPr>
@@ -3786,7 +4690,15 @@
         </w:numPr>
       </w:pPr>
       <w:r>
-        <w:t>Fixed bug applying user specified edge Q in RiverSurveyor Live</w:t>
+        <w:t xml:space="preserve">Fixed bug applying user specified edge Q in </w:t>
+      </w:r>
+      <w:proofErr w:type="spellStart"/>
+      <w:r>
+        <w:t>RiverSurveyor</w:t>
+      </w:r>
+      <w:proofErr w:type="spellEnd"/>
+      <w:r>
+        <w:t xml:space="preserve"> Live</w:t>
       </w:r>
     </w:p>
     <w:p>
@@ -3834,7 +4746,7 @@
         <v:path o:extrusionok="f" gradientshapeok="t" o:connecttype="rect"/>
         <o:lock v:ext="edit" aspectratio="t"/>
       </v:shapetype>
-      <v:shape id="_x0000_i1048" type="#_x0000_t75" alt="Icon&#10;&#10;Description automatically generated" style="width:192pt;height:192pt;visibility:visible" o:bullet="t">
+      <v:shape id="_x0000_i1071" type="#_x0000_t75" alt="Icon&#10;&#10;Description automatically generated" style="width:192pt;height:192pt;visibility:visible" o:bullet="t">
         <v:imagedata r:id="rId1" o:title="Icon&#10;&#10;Description automatically generated"/>
       </v:shape>
     </w:pict>
@@ -6428,6 +7340,92 @@
     </w:lvl>
   </w:abstractNum>
   <w:abstractNum w:abstractNumId="29" w15:restartNumberingAfterBreak="0">
+    <w:nsid w:val="5723197F"/>
+    <w:multiLevelType w:val="hybridMultilevel"/>
+    <w:tmpl w:val="BD50605A"/>
+    <w:lvl w:ilvl="0" w:tplc="0409000F">
+      <w:start w:val="1"/>
+      <w:numFmt w:val="decimal"/>
+      <w:lvlText w:val="%1."/>
+      <w:lvlJc w:val="left"/>
+      <w:pPr>
+        <w:ind w:left="720" w:hanging="360"/>
+      </w:pPr>
+    </w:lvl>
+    <w:lvl w:ilvl="1" w:tplc="04090019" w:tentative="1">
+      <w:start w:val="1"/>
+      <w:numFmt w:val="lowerLetter"/>
+      <w:lvlText w:val="%2."/>
+      <w:lvlJc w:val="left"/>
+      <w:pPr>
+        <w:ind w:left="1440" w:hanging="360"/>
+      </w:pPr>
+    </w:lvl>
+    <w:lvl w:ilvl="2" w:tplc="0409001B" w:tentative="1">
+      <w:start w:val="1"/>
+      <w:numFmt w:val="lowerRoman"/>
+      <w:lvlText w:val="%3."/>
+      <w:lvlJc w:val="right"/>
+      <w:pPr>
+        <w:ind w:left="2160" w:hanging="180"/>
+      </w:pPr>
+    </w:lvl>
+    <w:lvl w:ilvl="3" w:tplc="0409000F" w:tentative="1">
+      <w:start w:val="1"/>
+      <w:numFmt w:val="decimal"/>
+      <w:lvlText w:val="%4."/>
+      <w:lvlJc w:val="left"/>
+      <w:pPr>
+        <w:ind w:left="2880" w:hanging="360"/>
+      </w:pPr>
+    </w:lvl>
+    <w:lvl w:ilvl="4" w:tplc="04090019" w:tentative="1">
+      <w:start w:val="1"/>
+      <w:numFmt w:val="lowerLetter"/>
+      <w:lvlText w:val="%5."/>
+      <w:lvlJc w:val="left"/>
+      <w:pPr>
+        <w:ind w:left="3600" w:hanging="360"/>
+      </w:pPr>
+    </w:lvl>
+    <w:lvl w:ilvl="5" w:tplc="0409001B" w:tentative="1">
+      <w:start w:val="1"/>
+      <w:numFmt w:val="lowerRoman"/>
+      <w:lvlText w:val="%6."/>
+      <w:lvlJc w:val="right"/>
+      <w:pPr>
+        <w:ind w:left="4320" w:hanging="180"/>
+      </w:pPr>
+    </w:lvl>
+    <w:lvl w:ilvl="6" w:tplc="0409000F" w:tentative="1">
+      <w:start w:val="1"/>
+      <w:numFmt w:val="decimal"/>
+      <w:lvlText w:val="%7."/>
+      <w:lvlJc w:val="left"/>
+      <w:pPr>
+        <w:ind w:left="5040" w:hanging="360"/>
+      </w:pPr>
+    </w:lvl>
+    <w:lvl w:ilvl="7" w:tplc="04090019" w:tentative="1">
+      <w:start w:val="1"/>
+      <w:numFmt w:val="lowerLetter"/>
+      <w:lvlText w:val="%8."/>
+      <w:lvlJc w:val="left"/>
+      <w:pPr>
+        <w:ind w:left="5760" w:hanging="360"/>
+      </w:pPr>
+    </w:lvl>
+    <w:lvl w:ilvl="8" w:tplc="0409001B" w:tentative="1">
+      <w:start w:val="1"/>
+      <w:numFmt w:val="lowerRoman"/>
+      <w:lvlText w:val="%9."/>
+      <w:lvlJc w:val="right"/>
+      <w:pPr>
+        <w:ind w:left="6480" w:hanging="180"/>
+      </w:pPr>
+    </w:lvl>
+  </w:abstractNum>
+  <w:abstractNum w:abstractNumId="30" w15:restartNumberingAfterBreak="0">
     <w:nsid w:val="5DA0187C"/>
     <w:multiLevelType w:val="hybridMultilevel"/>
     <w:tmpl w:val="6366C8C6"/>
@@ -6516,7 +7514,7 @@
       </w:pPr>
     </w:lvl>
   </w:abstractNum>
-  <w:abstractNum w:abstractNumId="30" w15:restartNumberingAfterBreak="0">
+  <w:abstractNum w:abstractNumId="31" w15:restartNumberingAfterBreak="0">
     <w:nsid w:val="5F6A260E"/>
     <w:multiLevelType w:val="hybridMultilevel"/>
     <w:tmpl w:val="3A0C7072"/>
@@ -6602,7 +7600,7 @@
       </w:pPr>
     </w:lvl>
   </w:abstractNum>
-  <w:abstractNum w:abstractNumId="31" w15:restartNumberingAfterBreak="0">
+  <w:abstractNum w:abstractNumId="32" w15:restartNumberingAfterBreak="0">
     <w:nsid w:val="6BA97435"/>
     <w:multiLevelType w:val="hybridMultilevel"/>
     <w:tmpl w:val="C806230A"/>
@@ -6688,7 +7686,7 @@
       </w:pPr>
     </w:lvl>
   </w:abstractNum>
-  <w:abstractNum w:abstractNumId="32" w15:restartNumberingAfterBreak="0">
+  <w:abstractNum w:abstractNumId="33" w15:restartNumberingAfterBreak="0">
     <w:nsid w:val="7F303681"/>
     <w:multiLevelType w:val="hybridMultilevel"/>
     <w:tmpl w:val="549A06E6"/>
@@ -6774,7 +7772,7 @@
       </w:pPr>
     </w:lvl>
   </w:abstractNum>
-  <w:abstractNum w:abstractNumId="33" w15:restartNumberingAfterBreak="0">
+  <w:abstractNum w:abstractNumId="34" w15:restartNumberingAfterBreak="0">
     <w:nsid w:val="7F72028C"/>
     <w:multiLevelType w:val="hybridMultilevel"/>
     <w:tmpl w:val="4A2E54C4"/>
@@ -6864,13 +7862,13 @@
     </w:lvl>
   </w:abstractNum>
   <w:num w:numId="1">
-    <w:abstractNumId w:val="33"/>
+    <w:abstractNumId w:val="34"/>
   </w:num>
   <w:num w:numId="2">
     <w:abstractNumId w:val="18"/>
   </w:num>
   <w:num w:numId="3">
-    <w:abstractNumId w:val="29"/>
+    <w:abstractNumId w:val="30"/>
   </w:num>
   <w:num w:numId="4">
     <w:abstractNumId w:val="12"/>
@@ -6906,13 +7904,13 @@
     <w:abstractNumId w:val="19"/>
   </w:num>
   <w:num w:numId="15">
-    <w:abstractNumId w:val="30"/>
+    <w:abstractNumId w:val="31"/>
   </w:num>
   <w:num w:numId="16">
     <w:abstractNumId w:val="5"/>
   </w:num>
   <w:num w:numId="17">
-    <w:abstractNumId w:val="32"/>
+    <w:abstractNumId w:val="33"/>
   </w:num>
   <w:num w:numId="18">
     <w:abstractNumId w:val="1"/>
@@ -6933,7 +7931,7 @@
     <w:abstractNumId w:val="26"/>
   </w:num>
   <w:num w:numId="24">
-    <w:abstractNumId w:val="31"/>
+    <w:abstractNumId w:val="32"/>
   </w:num>
   <w:num w:numId="25">
     <w:abstractNumId w:val="25"/>
@@ -6964,6 +7962,9 @@
   </w:num>
   <w:num w:numId="34">
     <w:abstractNumId w:val="16"/>
+  </w:num>
+  <w:num w:numId="35">
+    <w:abstractNumId w:val="29"/>
   </w:num>
   <w:numIdMacAtCleanup w:val="29"/>
 </w:numbering>

--- a/UI/Help/QRev_Change_Log.docx
+++ b/UI/Help/QRev_Change_Log.docx
@@ -56,6 +56,33 @@
           <w:b/>
           <w:bCs/>
         </w:rPr>
+        <w:t>Changes QRevInt 1.17 to 1.18</w:t>
+      </w:r>
+    </w:p>
+    <w:p>
+      <w:pPr>
+        <w:pStyle w:val="ListParagraph"/>
+        <w:numPr>
+          <w:ilvl w:val="0"/>
+          <w:numId w:val="36"/>
+        </w:numPr>
+      </w:pPr>
+      <w:r>
+        <w:t>Fixed bug so that the uncertainty value from the selected uncertainty model is recorded in the comments.</w:t>
+      </w:r>
+    </w:p>
+    <w:p>
+      <w:pPr>
+        <w:rPr>
+          <w:b/>
+          <w:bCs/>
+        </w:rPr>
+      </w:pPr>
+      <w:r>
+        <w:rPr>
+          <w:b/>
+          <w:bCs/>
+        </w:rPr>
         <w:t>Changes QRevInt 1.16 to 1.17</w:t>
       </w:r>
     </w:p>
@@ -68,23 +95,7 @@
         </w:numPr>
       </w:pPr>
       <w:r>
-        <w:t xml:space="preserve">Modified XML output. The Uncertainty node now contains only the total uncertainty and the model used. Separate nodes are provided for </w:t>
-      </w:r>
-      <w:proofErr w:type="spellStart"/>
-      <w:r>
-        <w:t>QRev_UA</w:t>
-      </w:r>
-      <w:proofErr w:type="spellEnd"/>
-      <w:r>
-        <w:t xml:space="preserve"> and </w:t>
-      </w:r>
-      <w:proofErr w:type="spellStart"/>
-      <w:r>
-        <w:t>Oursin</w:t>
-      </w:r>
-      <w:proofErr w:type="spellEnd"/>
-      <w:r>
-        <w:t xml:space="preserve"> details.</w:t>
+        <w:t>Modified XML output. The Uncertainty node now contains only the total uncertainty and the model used. Separate nodes are provided for QRev_UA and Oursin details.</w:t>
       </w:r>
     </w:p>
     <w:p>
@@ -111,15 +122,7 @@
         </w:numPr>
       </w:pPr>
       <w:r>
-        <w:t xml:space="preserve">Fixed crash when opening a file for a new installation with no existing </w:t>
-      </w:r>
-      <w:proofErr w:type="spellStart"/>
-      <w:r>
-        <w:t>QRev</w:t>
-      </w:r>
-      <w:proofErr w:type="spellEnd"/>
-      <w:r>
-        <w:t xml:space="preserve"> Settings file.</w:t>
+        <w:t>Fixed crash when opening a file for a new installation with no existing QRev Settings file.</w:t>
       </w:r>
     </w:p>
     <w:p>
@@ -146,23 +149,7 @@
         </w:numPr>
       </w:pPr>
       <w:r>
-        <w:t xml:space="preserve">Fixed bug preventing new installations that didn’t have a </w:t>
-      </w:r>
-      <w:proofErr w:type="spellStart"/>
-      <w:r>
-        <w:t>QRev</w:t>
-      </w:r>
-      <w:proofErr w:type="spellEnd"/>
-      <w:r>
-        <w:t xml:space="preserve"> Settings file with the Folder key previously define from running and generating a “Failed to execute script </w:t>
-      </w:r>
-      <w:proofErr w:type="spellStart"/>
-      <w:r>
-        <w:t>QRev</w:t>
-      </w:r>
-      <w:proofErr w:type="spellEnd"/>
-      <w:r>
-        <w:t>” message.</w:t>
+        <w:t>Fixed bug preventing new installations that didn’t have a QRev Settings file with the Folder key previously define from running and generating a “Failed to execute script QRev” message.</w:t>
       </w:r>
     </w:p>
     <w:p>
@@ -216,15 +203,7 @@
         </w:numPr>
       </w:pPr>
       <w:r>
-        <w:t xml:space="preserve">Fixed compatibility issue with older </w:t>
-      </w:r>
-      <w:proofErr w:type="spellStart"/>
-      <w:r>
-        <w:t>QRev.mat</w:t>
-      </w:r>
-      <w:proofErr w:type="spellEnd"/>
-      <w:r>
-        <w:t xml:space="preserve"> files </w:t>
+        <w:t xml:space="preserve">Fixed compatibility issue with older QRev.mat files </w:t>
       </w:r>
       <w:r>
         <w:t>where</w:t>
@@ -260,13 +239,8 @@
         <w:t>F</w:t>
       </w:r>
       <w:r>
-        <w:t xml:space="preserve">ixed issue with salinity entered in WR2 not being applied in </w:t>
-      </w:r>
-      <w:proofErr w:type="spellStart"/>
-      <w:r>
-        <w:t>QRev</w:t>
-      </w:r>
-      <w:proofErr w:type="spellEnd"/>
+        <w:t>ixed issue with salinity entered in WR2 not being applied in QRev</w:t>
+      </w:r>
     </w:p>
     <w:p>
       <w:pPr>
@@ -322,15 +296,7 @@
         </w:numPr>
       </w:pPr>
       <w:r>
-        <w:t xml:space="preserve">Fixed bug in </w:t>
-      </w:r>
-      <w:proofErr w:type="spellStart"/>
-      <w:r>
-        <w:t>Oursin</w:t>
-      </w:r>
-      <w:proofErr w:type="spellEnd"/>
-      <w:r>
-        <w:t xml:space="preserve"> uncertainty model when using GPS reference</w:t>
+        <w:t>Fixed bug in Oursin uncertainty model when using GPS reference</w:t>
       </w:r>
     </w:p>
     <w:p>
@@ -354,15 +320,7 @@
         </w:numPr>
       </w:pPr>
       <w:r>
-        <w:t xml:space="preserve">Fixed bug causing Main tab not to update following user input in </w:t>
-      </w:r>
-      <w:proofErr w:type="spellStart"/>
-      <w:r>
-        <w:t>Oursin</w:t>
-      </w:r>
-      <w:proofErr w:type="spellEnd"/>
-      <w:r>
-        <w:t xml:space="preserve"> uncertainty</w:t>
+        <w:t>Fixed bug causing Main tab not to update following user input in Oursin uncertainty</w:t>
       </w:r>
     </w:p>
     <w:p>
@@ -374,23 +332,7 @@
         </w:numPr>
       </w:pPr>
       <w:r>
-        <w:t xml:space="preserve">Fixed bug loading </w:t>
-      </w:r>
-      <w:proofErr w:type="spellStart"/>
-      <w:r>
-        <w:t>QRev.mat</w:t>
-      </w:r>
-      <w:proofErr w:type="spellEnd"/>
-      <w:r>
-        <w:t xml:space="preserve"> as View then changing to </w:t>
-      </w:r>
-      <w:proofErr w:type="spellStart"/>
-      <w:r>
-        <w:t>Oursin</w:t>
-      </w:r>
-      <w:proofErr w:type="spellEnd"/>
-      <w:r>
-        <w:t xml:space="preserve"> uncertainty</w:t>
+        <w:t>Fixed bug loading QRev.mat as View then changing to Oursin uncertainty</w:t>
       </w:r>
     </w:p>
     <w:p>
@@ -426,23 +368,7 @@
         </w:numPr>
       </w:pPr>
       <w:r>
-        <w:t xml:space="preserve">Fixed bug for </w:t>
-      </w:r>
-      <w:proofErr w:type="spellStart"/>
-      <w:r>
-        <w:t>SonTek</w:t>
-      </w:r>
-      <w:proofErr w:type="spellEnd"/>
-      <w:r>
-        <w:t xml:space="preserve"> ADCPs showing no in the xml file </w:t>
-      </w:r>
-      <w:proofErr w:type="spellStart"/>
-      <w:r>
-        <w:t>CompassCalibrationResult</w:t>
-      </w:r>
-      <w:proofErr w:type="spellEnd"/>
-      <w:r>
-        <w:t xml:space="preserve"> when there is a calibration</w:t>
+        <w:t>Fixed bug for SonTek ADCPs showing no in the xml file CompassCalibrationResult when there is a calibration</w:t>
       </w:r>
     </w:p>
     <w:p>
@@ -469,15 +395,7 @@
         </w:numPr>
       </w:pPr>
       <w:r>
-        <w:t>Fixed bug causing failure of *_</w:t>
-      </w:r>
-      <w:proofErr w:type="spellStart"/>
-      <w:r>
-        <w:t>QRev.mat</w:t>
-      </w:r>
-      <w:proofErr w:type="spellEnd"/>
-      <w:r>
-        <w:t xml:space="preserve"> files to open.</w:t>
+        <w:t>Fixed bug causing failure of *_QRev.mat files to open.</w:t>
       </w:r>
     </w:p>
     <w:p>
@@ -516,6 +434,7 @@
         </w:numPr>
       </w:pPr>
       <w:r>
+        <w:lastRenderedPageBreak/>
         <w:t>Fixed bug causing crash when viewing SNR plot if transect had missing samples</w:t>
       </w:r>
     </w:p>
@@ -528,3643 +447,3085 @@
         </w:numPr>
       </w:pPr>
       <w:r>
-        <w:t xml:space="preserve">Fixed crash when opening a </w:t>
-      </w:r>
-      <w:proofErr w:type="spellStart"/>
-      <w:r>
-        <w:t>SonTek</w:t>
-      </w:r>
-      <w:proofErr w:type="spellEnd"/>
+        <w:t>Fixed crash when opening a SonTek Matlab file that had no sample data</w:t>
+      </w:r>
+    </w:p>
+    <w:p>
+      <w:pPr>
+        <w:rPr>
+          <w:b/>
+          <w:bCs/>
+        </w:rPr>
+      </w:pPr>
+      <w:r>
+        <w:rPr>
+          <w:b/>
+          <w:bCs/>
+        </w:rPr>
+        <w:t>Changes QRevInt 1.07 to 1.0</w:t>
+      </w:r>
+      <w:r>
+        <w:rPr>
+          <w:b/>
+          <w:bCs/>
+        </w:rPr>
+        <w:t>9</w:t>
+      </w:r>
+    </w:p>
+    <w:p>
+      <w:pPr>
+        <w:pStyle w:val="ListParagraph"/>
+        <w:numPr>
+          <w:ilvl w:val="0"/>
+          <w:numId w:val="27"/>
+        </w:numPr>
+      </w:pPr>
+      <w:r>
+        <w:t>Fixed bug in manual 3-beam filter setting for water track</w:t>
+      </w:r>
+    </w:p>
+    <w:p>
+      <w:pPr>
+        <w:pStyle w:val="ListParagraph"/>
+        <w:numPr>
+          <w:ilvl w:val="0"/>
+          <w:numId w:val="27"/>
+        </w:numPr>
+      </w:pPr>
+      <w:r>
+        <w:t>Fixed bug loading RS5 Matlab data with blank Operator and/or Measurement Number</w:t>
+      </w:r>
+    </w:p>
+    <w:p>
+      <w:pPr>
+        <w:pStyle w:val="ListParagraph"/>
+        <w:numPr>
+          <w:ilvl w:val="0"/>
+          <w:numId w:val="27"/>
+        </w:numPr>
+      </w:pPr>
+      <w:r>
+        <w:t>Fixed bug in some dialogs if an edit box is left blank and OK is pressed</w:t>
+      </w:r>
+    </w:p>
+    <w:p>
+      <w:pPr>
+        <w:pStyle w:val="ListParagraph"/>
+        <w:numPr>
+          <w:ilvl w:val="0"/>
+          <w:numId w:val="27"/>
+        </w:numPr>
+      </w:pPr>
+      <w:r>
+        <w:t>Fixed bug associated with loading, reprocessing, saving, and then reloading of older *_QRev.mat files</w:t>
+      </w:r>
+    </w:p>
+    <w:p>
+      <w:pPr>
+        <w:pStyle w:val="ListParagraph"/>
+        <w:numPr>
+          <w:ilvl w:val="0"/>
+          <w:numId w:val="27"/>
+        </w:numPr>
+      </w:pPr>
+      <w:r>
+        <w:t>Modified handling of measurement path to allow simultaneous use of multiple instances of QRevInt and prevent saving data to the wrong folder</w:t>
+      </w:r>
+    </w:p>
+    <w:p>
+      <w:pPr>
+        <w:pStyle w:val="ListParagraph"/>
+        <w:numPr>
+          <w:ilvl w:val="0"/>
+          <w:numId w:val="27"/>
+        </w:numPr>
+      </w:pPr>
+      <w:r>
+        <w:t xml:space="preserve">Added </w:t>
+      </w:r>
+      <w:r>
+        <w:t>Default X-Axis setting to Options dialog.</w:t>
+      </w:r>
+    </w:p>
+    <w:p>
+      <w:pPr>
+        <w:pStyle w:val="ListParagraph"/>
+        <w:numPr>
+          <w:ilvl w:val="0"/>
+          <w:numId w:val="27"/>
+        </w:numPr>
+      </w:pPr>
+      <w:r>
+        <w:t>Added persons, measurement number, and stage start, end, and measurement to xml file.</w:t>
+      </w:r>
+    </w:p>
+    <w:p>
+      <w:pPr>
+        <w:pStyle w:val="ListParagraph"/>
+        <w:numPr>
+          <w:ilvl w:val="0"/>
+          <w:numId w:val="27"/>
+        </w:numPr>
+      </w:pPr>
+      <w:r>
+        <w:t>Update documentation</w:t>
+      </w:r>
+    </w:p>
+    <w:p>
+      <w:pPr>
+        <w:rPr>
+          <w:b/>
+          <w:bCs/>
+        </w:rPr>
+      </w:pPr>
+      <w:r>
+        <w:rPr>
+          <w:b/>
+          <w:bCs/>
+        </w:rPr>
+        <w:t>Changes QRevInt 1.06 to 1.07</w:t>
+      </w:r>
+    </w:p>
+    <w:p>
+      <w:pPr>
+        <w:pStyle w:val="ListParagraph"/>
+        <w:numPr>
+          <w:ilvl w:val="0"/>
+          <w:numId w:val="26"/>
+        </w:numPr>
+      </w:pPr>
+      <w:r>
+        <w:t>Several minor bug fixes</w:t>
+      </w:r>
+    </w:p>
+    <w:p>
+      <w:pPr>
+        <w:pStyle w:val="ListParagraph"/>
+        <w:numPr>
+          <w:ilvl w:val="0"/>
+          <w:numId w:val="26"/>
+        </w:numPr>
+      </w:pPr>
+      <w:r>
+        <w:t>Graphics for BT, GPS, Depths, and WT now share x-axis for zoom and pan</w:t>
+      </w:r>
+    </w:p>
+    <w:p>
+      <w:pPr>
+        <w:pStyle w:val="ListParagraph"/>
+        <w:numPr>
+          <w:ilvl w:val="0"/>
+          <w:numId w:val="26"/>
+        </w:numPr>
+      </w:pPr>
+      <w:r>
+        <w:t>Added stage start, end, and measurement to Premeasurement tab</w:t>
+      </w:r>
+    </w:p>
+    <w:p>
+      <w:pPr>
+        <w:pStyle w:val="ListParagraph"/>
+        <w:numPr>
+          <w:ilvl w:val="0"/>
+          <w:numId w:val="26"/>
+        </w:numPr>
+      </w:pPr>
+      <w:r>
+        <w:t>Modified messages for moving-bed conditions based on selected reference</w:t>
+      </w:r>
+    </w:p>
+    <w:p>
+      <w:pPr>
+        <w:pStyle w:val="ListParagraph"/>
+        <w:numPr>
+          <w:ilvl w:val="0"/>
+          <w:numId w:val="26"/>
+        </w:numPr>
+      </w:pPr>
+      <w:r>
+        <w:t>New QA methods applied consistently when Viewing previously saved QRev.mat</w:t>
+      </w:r>
+    </w:p>
+    <w:p>
+      <w:pPr>
+        <w:rPr>
+          <w:b/>
+          <w:bCs/>
+        </w:rPr>
+      </w:pPr>
+      <w:r>
+        <w:rPr>
+          <w:b/>
+          <w:bCs/>
+        </w:rPr>
+        <w:t>Changes QRevInt 1.01 to QRevInt 1.06</w:t>
+      </w:r>
+    </w:p>
+    <w:p>
+      <w:pPr>
+        <w:pStyle w:val="ListParagraph"/>
+        <w:numPr>
+          <w:ilvl w:val="0"/>
+          <w:numId w:val="25"/>
+        </w:numPr>
+      </w:pPr>
+      <w:r>
+        <w:t>Added shortcut keys</w:t>
+      </w:r>
+    </w:p>
+    <w:p>
+      <w:pPr>
+        <w:pStyle w:val="ListParagraph"/>
+        <w:numPr>
+          <w:ilvl w:val="0"/>
+          <w:numId w:val="25"/>
+        </w:numPr>
+      </w:pPr>
+      <w:r>
+        <w:t>Added option to use length or time for x-axis</w:t>
+      </w:r>
+    </w:p>
+    <w:p>
+      <w:pPr>
+        <w:pStyle w:val="ListParagraph"/>
+        <w:numPr>
+          <w:ilvl w:val="0"/>
+          <w:numId w:val="25"/>
+        </w:numPr>
+      </w:pPr>
+      <w:r>
+        <w:t>Added Advanced Graphics tab</w:t>
+      </w:r>
+    </w:p>
+    <w:p>
+      <w:pPr>
+        <w:pStyle w:val="ListParagraph"/>
+        <w:numPr>
+          <w:ilvl w:val="0"/>
+          <w:numId w:val="25"/>
+        </w:numPr>
+      </w:pPr>
+      <w:r>
+        <w:t>Added correlation and RSSI/SNR to boat data</w:t>
+      </w:r>
+    </w:p>
+    <w:p>
+      <w:pPr>
+        <w:pStyle w:val="ListParagraph"/>
+        <w:numPr>
+          <w:ilvl w:val="0"/>
+          <w:numId w:val="25"/>
+        </w:numPr>
+      </w:pPr>
+      <w:r>
+        <w:t>Fixed code identifying RS5 ADCP model</w:t>
+      </w:r>
+    </w:p>
+    <w:p>
+      <w:pPr>
+        <w:pStyle w:val="ListParagraph"/>
+        <w:numPr>
+          <w:ilvl w:val="0"/>
+          <w:numId w:val="25"/>
+        </w:numPr>
+      </w:pPr>
+      <w:r>
+        <w:t>Fixed ping type and frequency identification</w:t>
+      </w:r>
+    </w:p>
+    <w:p>
+      <w:pPr>
+        <w:pStyle w:val="ListParagraph"/>
+        <w:numPr>
+          <w:ilvl w:val="0"/>
+          <w:numId w:val="25"/>
+        </w:numPr>
+      </w:pPr>
+      <w:r>
+        <w:t>Update</w:t>
+      </w:r>
+      <w:r>
+        <w:t>d</w:t>
+      </w:r>
+      <w:r>
+        <w:t xml:space="preserve"> Oursin uncertainty model to latest methods including Bayesian COV</w:t>
+      </w:r>
+    </w:p>
+    <w:p>
+      <w:pPr>
+        <w:pStyle w:val="ListParagraph"/>
+        <w:numPr>
+          <w:ilvl w:val="0"/>
+          <w:numId w:val="25"/>
+        </w:numPr>
+      </w:pPr>
+      <w:r>
+        <w:t>Updated Oursin user interface and graphs</w:t>
+      </w:r>
+    </w:p>
+    <w:p>
+      <w:pPr>
+        <w:pStyle w:val="ListParagraph"/>
+        <w:numPr>
+          <w:ilvl w:val="0"/>
+          <w:numId w:val="25"/>
+        </w:numPr>
+      </w:pPr>
+      <w:r>
+        <w:t>Added new data fields to *_QRev.mat while maintaining compatibility with older files</w:t>
+      </w:r>
+    </w:p>
+    <w:p>
+      <w:pPr>
+        <w:pStyle w:val="ListParagraph"/>
+        <w:numPr>
+          <w:ilvl w:val="0"/>
+          <w:numId w:val="25"/>
+        </w:numPr>
+      </w:pPr>
+      <w:r>
+        <w:t xml:space="preserve">Added ability </w:t>
+      </w:r>
+      <w:r>
+        <w:t>for</w:t>
+      </w:r>
+      <w:r>
+        <w:t xml:space="preserve"> agencies to configure the Options dialog and the default values</w:t>
+      </w:r>
+    </w:p>
+    <w:p>
+      <w:pPr>
+        <w:pStyle w:val="ListParagraph"/>
+        <w:numPr>
+          <w:ilvl w:val="0"/>
+          <w:numId w:val="25"/>
+        </w:numPr>
+      </w:pPr>
+      <w:r>
+        <w:t>Added option to allow an observed no moving-bed condition</w:t>
+      </w:r>
+    </w:p>
+    <w:p>
+      <w:pPr>
+        <w:pStyle w:val="ListParagraph"/>
+        <w:numPr>
+          <w:ilvl w:val="0"/>
+          <w:numId w:val="25"/>
+        </w:numPr>
+      </w:pPr>
+      <w:r>
+        <w:t>Added option to turn off use of heading data</w:t>
+      </w:r>
+    </w:p>
+    <w:p>
+      <w:pPr>
+        <w:pStyle w:val="ListParagraph"/>
+        <w:numPr>
+          <w:ilvl w:val="0"/>
+          <w:numId w:val="25"/>
+        </w:numPr>
+      </w:pPr>
+      <w:r>
+        <w:t>Filter settings for transects are no</w:t>
+      </w:r>
+      <w:r>
+        <w:t>w</w:t>
+      </w:r>
+      <w:r>
+        <w:t xml:space="preserve"> applied to moving-bed tests</w:t>
+      </w:r>
+    </w:p>
+    <w:p>
+      <w:pPr>
+        <w:pStyle w:val="ListParagraph"/>
+        <w:numPr>
+          <w:ilvl w:val="0"/>
+          <w:numId w:val="25"/>
+        </w:numPr>
+      </w:pPr>
+      <w:r>
+        <w:t>Added tooltips to all tables and labels that are highlighted due to ADQA</w:t>
+      </w:r>
+    </w:p>
+    <w:p>
+      <w:pPr>
+        <w:pStyle w:val="ListParagraph"/>
+        <w:numPr>
+          <w:ilvl w:val="0"/>
+          <w:numId w:val="25"/>
+        </w:numPr>
+      </w:pPr>
+      <w:r>
+        <w:t>Uses Numba AOT compiling of robust loess smooth, Bayesian COV, and top and bottom discharge computations to improve overall speed. 70% average speed improvement.</w:t>
+      </w:r>
+    </w:p>
+    <w:p>
+      <w:pPr>
+        <w:pStyle w:val="ListParagraph"/>
+        <w:numPr>
+          <w:ilvl w:val="0"/>
+          <w:numId w:val="25"/>
+        </w:numPr>
+      </w:pPr>
+      <w:r>
+        <w:t>Improvements</w:t>
+      </w:r>
+      <w:r>
+        <w:t xml:space="preserve"> to depth filter. May cause </w:t>
+      </w:r>
+      <w:r>
+        <w:t xml:space="preserve">a </w:t>
+      </w:r>
+      <w:r>
+        <w:t>small change in discharge for some measurements.</w:t>
+      </w:r>
+    </w:p>
+    <w:p>
+      <w:pPr>
+        <w:pStyle w:val="ListParagraph"/>
+        <w:numPr>
+          <w:ilvl w:val="0"/>
+          <w:numId w:val="25"/>
+        </w:numPr>
+      </w:pPr>
+      <w:r>
+        <w:t>Added fields for Measurement Number and Person(s) to Premeasurement tab</w:t>
+      </w:r>
+    </w:p>
+    <w:p>
+      <w:pPr>
+        <w:pStyle w:val="ListParagraph"/>
+        <w:numPr>
+          <w:ilvl w:val="0"/>
+          <w:numId w:val="25"/>
+        </w:numPr>
+      </w:pPr>
+      <w:r>
+        <w:t>All reported and/or discovered bugs were fixed.</w:t>
+      </w:r>
+    </w:p>
+    <w:p>
+      <w:pPr>
+        <w:pStyle w:val="ListParagraph"/>
+        <w:numPr>
+          <w:ilvl w:val="0"/>
+          <w:numId w:val="25"/>
+        </w:numPr>
+      </w:pPr>
+      <w:r>
+        <w:t>User’s manual updated</w:t>
+      </w:r>
+    </w:p>
+    <w:p>
+      <w:pPr>
+        <w:pStyle w:val="ListParagraph"/>
+        <w:numPr>
+          <w:ilvl w:val="0"/>
+          <w:numId w:val="25"/>
+        </w:numPr>
+      </w:pPr>
+      <w:r>
+        <w:t>Technical manual updated</w:t>
+      </w:r>
+    </w:p>
+    <w:p>
+      <w:pPr>
+        <w:rPr>
+          <w:b/>
+          <w:bCs/>
+        </w:rPr>
+      </w:pPr>
+      <w:r>
+        <w:rPr>
+          <w:b/>
+          <w:bCs/>
+        </w:rPr>
+        <w:lastRenderedPageBreak/>
+        <w:t>Changes QRevInt 1.00 to QRevInt 1.01</w:t>
+      </w:r>
+    </w:p>
+    <w:p>
+      <w:pPr>
+        <w:pStyle w:val="ListParagraph"/>
+        <w:numPr>
+          <w:ilvl w:val="0"/>
+          <w:numId w:val="24"/>
+        </w:numPr>
+      </w:pPr>
+      <w:r>
+        <w:t>Changed composite depths to interpolate for invalid depths using the composite data rather than the primary reference.</w:t>
+      </w:r>
+    </w:p>
+    <w:p>
+      <w:pPr>
+        <w:pStyle w:val="ListParagraph"/>
+        <w:numPr>
+          <w:ilvl w:val="0"/>
+          <w:numId w:val="24"/>
+        </w:numPr>
+      </w:pPr>
+      <w:r>
+        <w:t>WT error and vertical velocity filters are now applied based on ping type for all new processing of data.</w:t>
+      </w:r>
       <w:r>
         <w:t xml:space="preserve"> </w:t>
       </w:r>
-      <w:proofErr w:type="spellStart"/>
-      <w:r>
-        <w:t>Matlab</w:t>
-      </w:r>
-      <w:proofErr w:type="spellEnd"/>
-      <w:r>
-        <w:t xml:space="preserve"> file that had no sample data</w:t>
-      </w:r>
-    </w:p>
-    <w:p>
-      <w:pPr>
-        <w:rPr>
-          <w:b/>
-          <w:bCs/>
-        </w:rPr>
-      </w:pPr>
-      <w:r>
-        <w:rPr>
-          <w:b/>
-          <w:bCs/>
-        </w:rPr>
-        <w:t>Changes QRevInt 1.07 to 1.0</w:t>
-      </w:r>
-      <w:r>
-        <w:rPr>
-          <w:b/>
-          <w:bCs/>
-        </w:rPr>
-        <w:t>9</w:t>
-      </w:r>
-    </w:p>
-    <w:p>
-      <w:pPr>
-        <w:pStyle w:val="ListParagraph"/>
-        <w:numPr>
-          <w:ilvl w:val="0"/>
-          <w:numId w:val="27"/>
+      <w:r>
+        <w:t>Loading older QRev files without reprocessing will display previous results.</w:t>
+      </w:r>
+    </w:p>
+    <w:p>
+      <w:pPr>
+        <w:pStyle w:val="ListParagraph"/>
+        <w:numPr>
+          <w:ilvl w:val="0"/>
+          <w:numId w:val="24"/>
+        </w:numPr>
+      </w:pPr>
+      <w:r>
+        <w:t>BT error and vertical velocity filters are now applied based on bottom track ping frequency for all new processing of data. Loading older QRev files without reprocessing will display previous results.</w:t>
+      </w:r>
+    </w:p>
+    <w:p>
+      <w:pPr>
+        <w:pStyle w:val="ListParagraph"/>
+        <w:numPr>
+          <w:ilvl w:val="0"/>
+          <w:numId w:val="24"/>
+        </w:numPr>
+      </w:pPr>
+      <w:r>
+        <w:t xml:space="preserve">The user now has an option in the Options dialog to apply error and vertical velocity filters based on data from the entire measurement rather than based on data from individual measurements. </w:t>
+      </w:r>
+    </w:p>
+    <w:p>
+      <w:pPr>
+        <w:pStyle w:val="ListParagraph"/>
+        <w:numPr>
+          <w:ilvl w:val="0"/>
+          <w:numId w:val="24"/>
+        </w:numPr>
+      </w:pPr>
+      <w:r>
+        <w:t>An option for the jet color map has been added to the Options dialog.</w:t>
+      </w:r>
+    </w:p>
+    <w:p>
+      <w:pPr>
+        <w:pStyle w:val="ListParagraph"/>
+        <w:numPr>
+          <w:ilvl w:val="0"/>
+          <w:numId w:val="24"/>
+        </w:numPr>
+      </w:pPr>
+      <w:r>
+        <w:t xml:space="preserve">Added points to </w:t>
+      </w:r>
+      <w:r>
+        <w:t>plots in Depth tab</w:t>
+      </w:r>
+    </w:p>
+    <w:p>
+      <w:pPr>
+        <w:pStyle w:val="ListParagraph"/>
+        <w:numPr>
+          <w:ilvl w:val="0"/>
+          <w:numId w:val="24"/>
+        </w:numPr>
+      </w:pPr>
+      <w:r>
+        <w:t>Fixed several bugs related to reading RS5 and older QRev files.</w:t>
+      </w:r>
+    </w:p>
+    <w:p>
+      <w:pPr>
+        <w:pStyle w:val="ListParagraph"/>
+        <w:rPr>
+          <w:b/>
+          <w:bCs/>
+        </w:rPr>
+      </w:pPr>
+    </w:p>
+    <w:p>
+      <w:pPr>
+        <w:rPr>
+          <w:b/>
+          <w:bCs/>
+        </w:rPr>
+      </w:pPr>
+      <w:r>
+        <w:rPr>
+          <w:b/>
+          <w:bCs/>
+        </w:rPr>
+        <w:t>Changes QRevInt 4.26 Beta to QRevInt 1.00</w:t>
+      </w:r>
+    </w:p>
+    <w:p>
+      <w:pPr>
+        <w:pStyle w:val="ListParagraph"/>
+        <w:numPr>
+          <w:ilvl w:val="0"/>
+          <w:numId w:val="23"/>
+        </w:numPr>
+      </w:pPr>
+      <w:r>
+        <w:t>New versioning implemented.</w:t>
+      </w:r>
+    </w:p>
+    <w:p>
+      <w:pPr>
+        <w:pStyle w:val="ListParagraph"/>
+        <w:numPr>
+          <w:ilvl w:val="0"/>
+          <w:numId w:val="23"/>
+        </w:numPr>
+      </w:pPr>
+      <w:r>
+        <w:t>Added disclaimer and license that must be agreed to prior to running the first time.</w:t>
+      </w:r>
+    </w:p>
+    <w:p>
+      <w:pPr>
+        <w:pStyle w:val="ListParagraph"/>
+        <w:numPr>
+          <w:ilvl w:val="0"/>
+          <w:numId w:val="23"/>
+        </w:numPr>
+      </w:pPr>
+      <w:r>
+        <w:t>Modified code for compatibility with older QRev.mat files that lack the new features.</w:t>
+      </w:r>
+    </w:p>
+    <w:p>
+      <w:pPr>
+        <w:pStyle w:val="ListParagraph"/>
+        <w:numPr>
+          <w:ilvl w:val="0"/>
+          <w:numId w:val="23"/>
+        </w:numPr>
+      </w:pPr>
+      <w:r>
+        <w:t>QRev.mat files previously saved can be view as saved but will apply new features upon any change.</w:t>
+      </w:r>
+    </w:p>
+    <w:p>
+      <w:pPr>
+        <w:pStyle w:val="ListParagraph"/>
+        <w:numPr>
+          <w:ilvl w:val="0"/>
+          <w:numId w:val="23"/>
+        </w:numPr>
+      </w:pPr>
+      <w:r>
+        <w:t>Changed date format to YYYY.MM.DD.</w:t>
+      </w:r>
+    </w:p>
+    <w:p>
+      <w:pPr>
+        <w:pStyle w:val="ListParagraph"/>
+        <w:numPr>
+          <w:ilvl w:val="0"/>
+          <w:numId w:val="23"/>
+        </w:numPr>
+      </w:pPr>
+      <w:r>
+        <w:t>Added background color to the main window to distinguish from QRev.</w:t>
+      </w:r>
+    </w:p>
+    <w:p>
+      <w:pPr>
+        <w:pStyle w:val="ListParagraph"/>
+        <w:numPr>
+          <w:ilvl w:val="0"/>
+          <w:numId w:val="23"/>
+        </w:numPr>
+      </w:pPr>
+      <w:r>
+        <w:t>Extrap subsection label changes based on data loaded and processed.</w:t>
+      </w:r>
+    </w:p>
+    <w:p>
+      <w:pPr>
+        <w:pStyle w:val="ListParagraph"/>
+        <w:numPr>
+          <w:ilvl w:val="0"/>
+          <w:numId w:val="23"/>
+        </w:numPr>
+      </w:pPr>
+      <w:r>
+        <w:t>Fixed some compatibility issues with RS5 data.</w:t>
+      </w:r>
+    </w:p>
+    <w:p>
+      <w:pPr>
+        <w:rPr>
+          <w:b/>
+          <w:bCs/>
+        </w:rPr>
+      </w:pPr>
+      <w:r>
+        <w:rPr>
+          <w:b/>
+          <w:bCs/>
+        </w:rPr>
+        <w:t xml:space="preserve">Changes </w:t>
+      </w:r>
+      <w:r>
+        <w:rPr>
+          <w:b/>
+          <w:bCs/>
+        </w:rPr>
+        <w:t xml:space="preserve">QRev </w:t>
+      </w:r>
+      <w:r>
+        <w:rPr>
+          <w:b/>
+          <w:bCs/>
+        </w:rPr>
+        <w:t xml:space="preserve">4.23 to </w:t>
+      </w:r>
+      <w:r>
+        <w:rPr>
+          <w:b/>
+          <w:bCs/>
+        </w:rPr>
+        <w:t xml:space="preserve">QRevInt </w:t>
+      </w:r>
+      <w:r>
+        <w:rPr>
+          <w:b/>
+          <w:bCs/>
+        </w:rPr>
+        <w:t>4.26</w:t>
+      </w:r>
+      <w:r>
+        <w:rPr>
+          <w:b/>
+          <w:bCs/>
+        </w:rPr>
+        <w:t xml:space="preserve"> Beta</w:t>
+      </w:r>
+    </w:p>
+    <w:p>
+      <w:pPr>
+        <w:pStyle w:val="ListParagraph"/>
+        <w:numPr>
+          <w:ilvl w:val="0"/>
+          <w:numId w:val="22"/>
+        </w:numPr>
+      </w:pPr>
+      <w:r>
+        <w:t>Due to development conducted outside the USGS the name was changed to QRevInt, so as to represent the international support and development.</w:t>
+      </w:r>
+    </w:p>
+    <w:p>
+      <w:pPr>
+        <w:pStyle w:val="ListParagraph"/>
+        <w:numPr>
+          <w:ilvl w:val="0"/>
+          <w:numId w:val="22"/>
+        </w:numPr>
+      </w:pPr>
+      <w:r>
+        <w:t>Change icon to blue to distinguish from USGS version of QRev</w:t>
+      </w:r>
+    </w:p>
+    <w:p>
+      <w:pPr>
+        <w:pStyle w:val="ListParagraph"/>
+        <w:numPr>
+          <w:ilvl w:val="0"/>
+          <w:numId w:val="22"/>
+        </w:numPr>
+      </w:pPr>
+      <w:r>
+        <w:t>Fixed bug in EDI associated with GPS data.</w:t>
+      </w:r>
+    </w:p>
+    <w:p>
+      <w:pPr>
+        <w:pStyle w:val="ListParagraph"/>
+        <w:numPr>
+          <w:ilvl w:val="0"/>
+          <w:numId w:val="22"/>
+        </w:numPr>
+      </w:pPr>
+      <w:r>
+        <w:t>Technical manual update to include explanation of computing discharge in shallow water and corrected table 10.</w:t>
+      </w:r>
+    </w:p>
+    <w:p>
+      <w:pPr>
+        <w:pStyle w:val="ListParagraph"/>
+        <w:numPr>
+          <w:ilvl w:val="0"/>
+          <w:numId w:val="22"/>
+        </w:numPr>
+      </w:pPr>
+      <w:r>
+        <w:t>Fixed bug in applying weighted medians when switching from automatic to manual data type</w:t>
+      </w:r>
+    </w:p>
+    <w:p>
+      <w:pPr>
+        <w:pStyle w:val="ListParagraph"/>
+        <w:numPr>
+          <w:ilvl w:val="0"/>
+          <w:numId w:val="22"/>
+        </w:numPr>
+      </w:pPr>
+      <w:r>
+        <w:t>Modified extrap subsection so that subsectioning always works from left to right</w:t>
+      </w:r>
+    </w:p>
+    <w:p>
+      <w:pPr>
+        <w:pStyle w:val="ListParagraph"/>
+        <w:numPr>
+          <w:ilvl w:val="0"/>
+          <w:numId w:val="22"/>
+        </w:numPr>
+      </w:pPr>
+      <w:r>
+        <w:t>Removed depth from Oursin measured discharge uncertainty</w:t>
+      </w:r>
+    </w:p>
+    <w:p>
+      <w:pPr>
+        <w:pStyle w:val="ListParagraph"/>
+        <w:numPr>
+          <w:ilvl w:val="0"/>
+          <w:numId w:val="22"/>
+        </w:numPr>
+      </w:pPr>
+      <w:r>
+        <w:t>Added start date and delta Q to summary table</w:t>
+      </w:r>
+    </w:p>
+    <w:p>
+      <w:pPr>
+        <w:pStyle w:val="ListParagraph"/>
+        <w:numPr>
+          <w:ilvl w:val="0"/>
+          <w:numId w:val="22"/>
+        </w:numPr>
+      </w:pPr>
+      <w:r>
+        <w:t>Modified documentation reflect change to QRevInt</w:t>
+      </w:r>
+    </w:p>
+    <w:p>
+      <w:r>
+        <w:rPr>
+          <w:b/>
+          <w:bCs/>
+        </w:rPr>
+        <w:t>Changes 4.23 to 4.24</w:t>
+      </w:r>
+    </w:p>
+    <w:p>
+      <w:pPr>
+        <w:pStyle w:val="ListParagraph"/>
+        <w:numPr>
+          <w:ilvl w:val="0"/>
+          <w:numId w:val="20"/>
+        </w:numPr>
+      </w:pPr>
+      <w:r>
+        <w:t>Added user option to prompt for rating on save</w:t>
+      </w:r>
+    </w:p>
+    <w:p>
+      <w:pPr>
+        <w:pStyle w:val="ListParagraph"/>
+        <w:numPr>
+          <w:ilvl w:val="0"/>
+          <w:numId w:val="20"/>
+        </w:numPr>
+      </w:pPr>
+      <w:r>
+        <w:t>Added user option to compute extrapolation fit using discharge weighted medians</w:t>
+      </w:r>
+    </w:p>
+    <w:p>
+      <w:pPr>
+        <w:pStyle w:val="ListParagraph"/>
+        <w:numPr>
+          <w:ilvl w:val="0"/>
+          <w:numId w:val="20"/>
         </w:numPr>
       </w:pPr>
       <w:r>
         <w:lastRenderedPageBreak/>
-        <w:t>Fixed bug in manual 3-beam filter setting for water track</w:t>
-      </w:r>
-    </w:p>
-    <w:p>
-      <w:pPr>
-        <w:pStyle w:val="ListParagraph"/>
-        <w:numPr>
-          <w:ilvl w:val="0"/>
-          <w:numId w:val="27"/>
-        </w:numPr>
-      </w:pPr>
-      <w:r>
-        <w:t xml:space="preserve">Fixed bug loading RS5 </w:t>
-      </w:r>
-      <w:proofErr w:type="spellStart"/>
-      <w:r>
-        <w:t>Matlab</w:t>
-      </w:r>
-      <w:proofErr w:type="spellEnd"/>
-      <w:r>
-        <w:t xml:space="preserve"> data with blank Operator and/or Measurement Number</w:t>
-      </w:r>
-    </w:p>
-    <w:p>
-      <w:pPr>
-        <w:pStyle w:val="ListParagraph"/>
-        <w:numPr>
-          <w:ilvl w:val="0"/>
-          <w:numId w:val="27"/>
-        </w:numPr>
-      </w:pPr>
-      <w:r>
-        <w:t>Fixed bug in some dialogs if an edit box is left blank and OK is pressed</w:t>
-      </w:r>
-    </w:p>
-    <w:p>
-      <w:pPr>
-        <w:pStyle w:val="ListParagraph"/>
-        <w:numPr>
-          <w:ilvl w:val="0"/>
-          <w:numId w:val="27"/>
-        </w:numPr>
-      </w:pPr>
-      <w:r>
-        <w:t>Fixed bug associated with loading, reprocessing, saving, and then reloading of older *_</w:t>
-      </w:r>
-      <w:proofErr w:type="spellStart"/>
-      <w:r>
-        <w:t>QRev.mat</w:t>
-      </w:r>
-      <w:proofErr w:type="spellEnd"/>
-      <w:r>
-        <w:t xml:space="preserve"> files</w:t>
-      </w:r>
-    </w:p>
-    <w:p>
-      <w:pPr>
-        <w:pStyle w:val="ListParagraph"/>
-        <w:numPr>
-          <w:ilvl w:val="0"/>
-          <w:numId w:val="27"/>
-        </w:numPr>
-      </w:pPr>
-      <w:r>
-        <w:t>Modified handling of measurement path to allow simultaneous use of multiple instances of QRevInt and prevent saving data to the wrong folder</w:t>
-      </w:r>
-    </w:p>
-    <w:p>
-      <w:pPr>
-        <w:pStyle w:val="ListParagraph"/>
-        <w:numPr>
-          <w:ilvl w:val="0"/>
-          <w:numId w:val="27"/>
-        </w:numPr>
-      </w:pPr>
-      <w:r>
-        <w:t xml:space="preserve">Added </w:t>
-      </w:r>
-      <w:r>
-        <w:t>Default X-Axis setting to Options dialog.</w:t>
-      </w:r>
-    </w:p>
-    <w:p>
-      <w:pPr>
-        <w:pStyle w:val="ListParagraph"/>
-        <w:numPr>
-          <w:ilvl w:val="0"/>
-          <w:numId w:val="27"/>
-        </w:numPr>
-      </w:pPr>
-      <w:r>
-        <w:t>Added persons, measurement number, and stage start, end, and measurement to xml file.</w:t>
-      </w:r>
-    </w:p>
-    <w:p>
-      <w:pPr>
-        <w:pStyle w:val="ListParagraph"/>
-        <w:numPr>
-          <w:ilvl w:val="0"/>
-          <w:numId w:val="27"/>
-        </w:numPr>
-      </w:pPr>
-      <w:r>
-        <w:t>Update documentation</w:t>
-      </w:r>
-    </w:p>
-    <w:p>
-      <w:pPr>
-        <w:rPr>
-          <w:b/>
-          <w:bCs/>
-        </w:rPr>
-      </w:pPr>
-      <w:r>
-        <w:rPr>
-          <w:b/>
-          <w:bCs/>
-        </w:rPr>
-        <w:t>Changes QRevInt 1.06 to 1.07</w:t>
-      </w:r>
-    </w:p>
-    <w:p>
-      <w:pPr>
-        <w:pStyle w:val="ListParagraph"/>
-        <w:numPr>
-          <w:ilvl w:val="0"/>
-          <w:numId w:val="26"/>
-        </w:numPr>
-      </w:pPr>
-      <w:r>
-        <w:t>Several minor bug fixes</w:t>
-      </w:r>
-    </w:p>
-    <w:p>
-      <w:pPr>
-        <w:pStyle w:val="ListParagraph"/>
-        <w:numPr>
-          <w:ilvl w:val="0"/>
-          <w:numId w:val="26"/>
-        </w:numPr>
-      </w:pPr>
-      <w:r>
-        <w:t>Graphics for BT, GPS, Depths, and WT now share x-axis for zoom and pan</w:t>
-      </w:r>
-    </w:p>
-    <w:p>
-      <w:pPr>
-        <w:pStyle w:val="ListParagraph"/>
-        <w:numPr>
-          <w:ilvl w:val="0"/>
-          <w:numId w:val="26"/>
-        </w:numPr>
-      </w:pPr>
-      <w:r>
-        <w:t>Added stage start, end, and measurement to Premeasurement tab</w:t>
-      </w:r>
-    </w:p>
-    <w:p>
-      <w:pPr>
-        <w:pStyle w:val="ListParagraph"/>
-        <w:numPr>
-          <w:ilvl w:val="0"/>
-          <w:numId w:val="26"/>
-        </w:numPr>
-      </w:pPr>
-      <w:r>
-        <w:t>Modified messages for moving-bed conditions based on selected reference</w:t>
-      </w:r>
-    </w:p>
-    <w:p>
-      <w:pPr>
-        <w:pStyle w:val="ListParagraph"/>
-        <w:numPr>
-          <w:ilvl w:val="0"/>
-          <w:numId w:val="26"/>
-        </w:numPr>
-      </w:pPr>
-      <w:r>
-        <w:t xml:space="preserve">New QA methods applied consistently when Viewing previously saved </w:t>
-      </w:r>
-      <w:proofErr w:type="spellStart"/>
-      <w:r>
-        <w:t>QRev.mat</w:t>
-      </w:r>
-      <w:proofErr w:type="spellEnd"/>
-    </w:p>
-    <w:p>
-      <w:pPr>
-        <w:rPr>
-          <w:b/>
-          <w:bCs/>
-        </w:rPr>
-      </w:pPr>
-      <w:r>
-        <w:rPr>
-          <w:b/>
-          <w:bCs/>
-        </w:rPr>
-        <w:t>Changes QRevInt 1.01 to QRevInt 1.06</w:t>
-      </w:r>
-    </w:p>
-    <w:p>
-      <w:pPr>
-        <w:pStyle w:val="ListParagraph"/>
-        <w:numPr>
-          <w:ilvl w:val="0"/>
-          <w:numId w:val="25"/>
-        </w:numPr>
-      </w:pPr>
-      <w:r>
-        <w:t>Added shortcut keys</w:t>
-      </w:r>
-    </w:p>
-    <w:p>
-      <w:pPr>
-        <w:pStyle w:val="ListParagraph"/>
-        <w:numPr>
-          <w:ilvl w:val="0"/>
-          <w:numId w:val="25"/>
-        </w:numPr>
-      </w:pPr>
-      <w:r>
-        <w:t>Added option to use length or time for x-axis</w:t>
-      </w:r>
-    </w:p>
-    <w:p>
-      <w:pPr>
-        <w:pStyle w:val="ListParagraph"/>
-        <w:numPr>
-          <w:ilvl w:val="0"/>
-          <w:numId w:val="25"/>
-        </w:numPr>
-      </w:pPr>
-      <w:r>
-        <w:t>Added Advanced Graphics tab</w:t>
-      </w:r>
-    </w:p>
-    <w:p>
-      <w:pPr>
-        <w:pStyle w:val="ListParagraph"/>
-        <w:numPr>
-          <w:ilvl w:val="0"/>
-          <w:numId w:val="25"/>
-        </w:numPr>
-      </w:pPr>
-      <w:r>
-        <w:t>Added correlation and RSSI/SNR to boat data</w:t>
-      </w:r>
-    </w:p>
-    <w:p>
-      <w:pPr>
-        <w:pStyle w:val="ListParagraph"/>
-        <w:numPr>
-          <w:ilvl w:val="0"/>
-          <w:numId w:val="25"/>
-        </w:numPr>
-      </w:pPr>
-      <w:r>
-        <w:t>Fixed code identifying RS5 ADCP model</w:t>
-      </w:r>
-    </w:p>
-    <w:p>
-      <w:pPr>
-        <w:pStyle w:val="ListParagraph"/>
-        <w:numPr>
-          <w:ilvl w:val="0"/>
-          <w:numId w:val="25"/>
-        </w:numPr>
-      </w:pPr>
-      <w:r>
-        <w:t>Fixed ping type and frequency identification</w:t>
-      </w:r>
-    </w:p>
-    <w:p>
-      <w:pPr>
-        <w:pStyle w:val="ListParagraph"/>
-        <w:numPr>
-          <w:ilvl w:val="0"/>
-          <w:numId w:val="25"/>
-        </w:numPr>
-      </w:pPr>
-      <w:r>
-        <w:t>Update</w:t>
-      </w:r>
-      <w:r>
-        <w:t>d</w:t>
-      </w:r>
-      <w:r>
-        <w:t xml:space="preserve"> </w:t>
-      </w:r>
-      <w:proofErr w:type="spellStart"/>
-      <w:r>
-        <w:t>Oursin</w:t>
-      </w:r>
-      <w:proofErr w:type="spellEnd"/>
-      <w:r>
-        <w:t xml:space="preserve"> uncertainty model to latest methods including Bayesian COV</w:t>
-      </w:r>
-    </w:p>
-    <w:p>
-      <w:pPr>
-        <w:pStyle w:val="ListParagraph"/>
-        <w:numPr>
-          <w:ilvl w:val="0"/>
-          <w:numId w:val="25"/>
-        </w:numPr>
-      </w:pPr>
-      <w:r>
-        <w:t xml:space="preserve">Updated </w:t>
-      </w:r>
-      <w:proofErr w:type="spellStart"/>
-      <w:r>
-        <w:t>Oursin</w:t>
-      </w:r>
-      <w:proofErr w:type="spellEnd"/>
-      <w:r>
-        <w:t xml:space="preserve"> user interface and graphs</w:t>
-      </w:r>
-    </w:p>
-    <w:p>
-      <w:pPr>
-        <w:pStyle w:val="ListParagraph"/>
-        <w:numPr>
-          <w:ilvl w:val="0"/>
-          <w:numId w:val="25"/>
-        </w:numPr>
-      </w:pPr>
-      <w:r>
-        <w:t>Added new data fields to *_</w:t>
-      </w:r>
-      <w:proofErr w:type="spellStart"/>
-      <w:r>
-        <w:t>QRev.mat</w:t>
-      </w:r>
-      <w:proofErr w:type="spellEnd"/>
-      <w:r>
-        <w:t xml:space="preserve"> while maintaining compatibility with older files</w:t>
-      </w:r>
-    </w:p>
-    <w:p>
-      <w:pPr>
-        <w:pStyle w:val="ListParagraph"/>
-        <w:numPr>
-          <w:ilvl w:val="0"/>
-          <w:numId w:val="25"/>
-        </w:numPr>
-      </w:pPr>
-      <w:r>
-        <w:t xml:space="preserve">Added ability </w:t>
-      </w:r>
-      <w:r>
-        <w:t>for</w:t>
-      </w:r>
-      <w:r>
-        <w:t xml:space="preserve"> agencies to configure the Options dialog and the default values</w:t>
-      </w:r>
-    </w:p>
-    <w:p>
-      <w:pPr>
-        <w:pStyle w:val="ListParagraph"/>
-        <w:numPr>
-          <w:ilvl w:val="0"/>
-          <w:numId w:val="25"/>
-        </w:numPr>
-      </w:pPr>
-      <w:r>
-        <w:t>Added option to allow an observed no moving-bed condition</w:t>
-      </w:r>
-    </w:p>
-    <w:p>
-      <w:pPr>
-        <w:pStyle w:val="ListParagraph"/>
-        <w:numPr>
-          <w:ilvl w:val="0"/>
-          <w:numId w:val="25"/>
-        </w:numPr>
-      </w:pPr>
-      <w:r>
-        <w:t>Added option to turn off use of heading data</w:t>
-      </w:r>
-    </w:p>
-    <w:p>
-      <w:pPr>
-        <w:pStyle w:val="ListParagraph"/>
-        <w:numPr>
-          <w:ilvl w:val="0"/>
-          <w:numId w:val="25"/>
-        </w:numPr>
-      </w:pPr>
-      <w:r>
-        <w:t>Filter settings for transects are no</w:t>
-      </w:r>
-      <w:r>
-        <w:t>w</w:t>
-      </w:r>
-      <w:r>
-        <w:t xml:space="preserve"> applied to moving-bed tests</w:t>
-      </w:r>
-    </w:p>
-    <w:p>
-      <w:pPr>
-        <w:pStyle w:val="ListParagraph"/>
-        <w:numPr>
-          <w:ilvl w:val="0"/>
-          <w:numId w:val="25"/>
-        </w:numPr>
-      </w:pPr>
-      <w:r>
-        <w:t>Added tooltips to all tables and labels that are highlighted due to ADQA</w:t>
-      </w:r>
-    </w:p>
-    <w:p>
-      <w:pPr>
-        <w:pStyle w:val="ListParagraph"/>
-        <w:numPr>
-          <w:ilvl w:val="0"/>
-          <w:numId w:val="25"/>
-        </w:numPr>
-      </w:pPr>
-      <w:r>
-        <w:t xml:space="preserve">Uses </w:t>
-      </w:r>
-      <w:proofErr w:type="spellStart"/>
-      <w:r>
-        <w:t>Numba</w:t>
-      </w:r>
-      <w:proofErr w:type="spellEnd"/>
-      <w:r>
-        <w:t xml:space="preserve"> AOT compiling of robust loess smooth, Bayesian COV, and top and bottom discharge computations to improve overall speed. 70% average speed improvement.</w:t>
-      </w:r>
-    </w:p>
-    <w:p>
-      <w:pPr>
-        <w:pStyle w:val="ListParagraph"/>
-        <w:numPr>
-          <w:ilvl w:val="0"/>
-          <w:numId w:val="25"/>
-        </w:numPr>
-      </w:pPr>
-      <w:r>
-        <w:t>Improvements</w:t>
-      </w:r>
-      <w:r>
-        <w:t xml:space="preserve"> to depth filter. May cause </w:t>
-      </w:r>
-      <w:r>
-        <w:t xml:space="preserve">a </w:t>
-      </w:r>
-      <w:r>
-        <w:t>small change in discharge for some measurements.</w:t>
-      </w:r>
-    </w:p>
-    <w:p>
-      <w:pPr>
-        <w:pStyle w:val="ListParagraph"/>
-        <w:numPr>
-          <w:ilvl w:val="0"/>
-          <w:numId w:val="25"/>
-        </w:numPr>
-      </w:pPr>
-      <w:r>
-        <w:t>Added fields for Measurement Number and Person(s) to Premeasurement tab</w:t>
-      </w:r>
-    </w:p>
-    <w:p>
-      <w:pPr>
-        <w:pStyle w:val="ListParagraph"/>
-        <w:numPr>
-          <w:ilvl w:val="0"/>
-          <w:numId w:val="25"/>
-        </w:numPr>
-      </w:pPr>
-      <w:r>
-        <w:t>All reported and/or discovered bugs were fixed.</w:t>
-      </w:r>
-    </w:p>
-    <w:p>
-      <w:pPr>
-        <w:pStyle w:val="ListParagraph"/>
-        <w:numPr>
-          <w:ilvl w:val="0"/>
-          <w:numId w:val="25"/>
-        </w:numPr>
-      </w:pPr>
-      <w:r>
-        <w:t>User’s manual updated</w:t>
-      </w:r>
-    </w:p>
-    <w:p>
-      <w:pPr>
-        <w:pStyle w:val="ListParagraph"/>
-        <w:numPr>
-          <w:ilvl w:val="0"/>
-          <w:numId w:val="25"/>
-        </w:numPr>
-      </w:pPr>
-      <w:r>
-        <w:t>Technical manual updated</w:t>
-      </w:r>
-    </w:p>
-    <w:p>
-      <w:pPr>
-        <w:rPr>
-          <w:b/>
-          <w:bCs/>
-        </w:rPr>
-      </w:pPr>
-      <w:r>
-        <w:rPr>
-          <w:b/>
-          <w:bCs/>
-        </w:rPr>
-        <w:t>Changes QRevInt 1.00 to QRevInt 1.01</w:t>
-      </w:r>
-    </w:p>
-    <w:p>
-      <w:pPr>
-        <w:pStyle w:val="ListParagraph"/>
-        <w:numPr>
-          <w:ilvl w:val="0"/>
-          <w:numId w:val="24"/>
-        </w:numPr>
-      </w:pPr>
-      <w:r>
-        <w:t>Changed composite depths to interpolate for invalid depths using the composite data rather than the primary reference.</w:t>
-      </w:r>
-    </w:p>
-    <w:p>
-      <w:pPr>
-        <w:pStyle w:val="ListParagraph"/>
-        <w:numPr>
-          <w:ilvl w:val="0"/>
-          <w:numId w:val="24"/>
+        <w:t>Total measurement discharge will ignore any transect with a discharge that could not be computed</w:t>
+      </w:r>
+    </w:p>
+    <w:p>
+      <w:pPr>
+        <w:pStyle w:val="ListParagraph"/>
+        <w:numPr>
+          <w:ilvl w:val="0"/>
+          <w:numId w:val="20"/>
+        </w:numPr>
+      </w:pPr>
+      <w:r>
+        <w:t>Fixed bug reading some old QRev.mat files associated with new rating feature</w:t>
+      </w:r>
+    </w:p>
+    <w:p>
+      <w:pPr>
+        <w:rPr>
+          <w:b/>
+          <w:bCs/>
+        </w:rPr>
+      </w:pPr>
+      <w:r>
+        <w:rPr>
+          <w:b/>
+          <w:bCs/>
+        </w:rPr>
+        <w:t>Changes 4.21 to 4.23</w:t>
+      </w:r>
+    </w:p>
+    <w:p>
+      <w:pPr>
+        <w:pStyle w:val="ListParagraph"/>
+        <w:numPr>
+          <w:ilvl w:val="0"/>
+          <w:numId w:val="20"/>
+        </w:numPr>
+      </w:pPr>
+      <w:r>
+        <w:t>New TRDI raw data reader that is 3+ times faster</w:t>
+      </w:r>
+    </w:p>
+    <w:p>
+      <w:pPr>
+        <w:pStyle w:val="ListParagraph"/>
+        <w:numPr>
+          <w:ilvl w:val="0"/>
+          <w:numId w:val="20"/>
+        </w:numPr>
+      </w:pPr>
+      <w:r>
+        <w:t xml:space="preserve">Fixed issue with depth reference drop down </w:t>
+      </w:r>
+      <w:r>
+        <w:t xml:space="preserve">menu </w:t>
+      </w:r>
+      <w:r>
+        <w:t>when depth sounder data were collected</w:t>
+      </w:r>
+    </w:p>
+    <w:p>
+      <w:pPr>
+        <w:pStyle w:val="ListParagraph"/>
+        <w:numPr>
+          <w:ilvl w:val="0"/>
+          <w:numId w:val="20"/>
+        </w:numPr>
+      </w:pPr>
+      <w:r>
+        <w:t>Fixed issue so that GPS references that aren’t available cannot be selected</w:t>
+      </w:r>
+    </w:p>
+    <w:p>
+      <w:pPr>
+        <w:pStyle w:val="ListParagraph"/>
+        <w:numPr>
+          <w:ilvl w:val="0"/>
+          <w:numId w:val="20"/>
+        </w:numPr>
+      </w:pPr>
+      <w:r>
+        <w:t>Fixed several issues with new GPS-BT tab and GPS usage for moving-bed test</w:t>
+      </w:r>
+    </w:p>
+    <w:p>
+      <w:pPr>
+        <w:pStyle w:val="ListParagraph"/>
+        <w:numPr>
+          <w:ilvl w:val="0"/>
+          <w:numId w:val="20"/>
+        </w:numPr>
+      </w:pPr>
+      <w:r>
+        <w:t>Fixed bugs in heading interpolation</w:t>
+      </w:r>
+    </w:p>
+    <w:p>
+      <w:pPr>
+        <w:pStyle w:val="ListParagraph"/>
+        <w:numPr>
+          <w:ilvl w:val="0"/>
+          <w:numId w:val="20"/>
+        </w:numPr>
+      </w:pPr>
+      <w:r>
+        <w:t>Fixed bug reading *_QRev.mat having only 1 transect</w:t>
+      </w:r>
+    </w:p>
+    <w:p>
+      <w:pPr>
+        <w:pStyle w:val="ListParagraph"/>
+        <w:numPr>
+          <w:ilvl w:val="0"/>
+          <w:numId w:val="20"/>
+        </w:numPr>
+      </w:pPr>
+      <w:r>
+        <w:t>Fixed bug when loading measurement with no transects selected</w:t>
+      </w:r>
+    </w:p>
+    <w:p>
+      <w:pPr>
+        <w:pStyle w:val="ListParagraph"/>
+        <w:numPr>
+          <w:ilvl w:val="0"/>
+          <w:numId w:val="20"/>
+        </w:numPr>
+      </w:pPr>
+      <w:r>
+        <w:t xml:space="preserve">Fixed issue </w:t>
+      </w:r>
+      <w:r>
+        <w:t>that could occur when processing moving-bed tests loaded from *_QRev.mat</w:t>
+      </w:r>
+    </w:p>
+    <w:p>
+      <w:pPr>
+        <w:rPr>
+          <w:b/>
+          <w:bCs/>
+        </w:rPr>
+      </w:pPr>
+      <w:r>
+        <w:rPr>
+          <w:b/>
+          <w:bCs/>
+        </w:rPr>
+        <w:t>Changes 4.16 to 4.</w:t>
+      </w:r>
+      <w:r>
+        <w:rPr>
+          <w:b/>
+          <w:bCs/>
+        </w:rPr>
+        <w:t>2</w:t>
+      </w:r>
+      <w:r>
+        <w:rPr>
+          <w:b/>
+          <w:bCs/>
+        </w:rPr>
+        <w:t>1</w:t>
+      </w:r>
+    </w:p>
+    <w:p>
+      <w:pPr>
+        <w:pStyle w:val="ListParagraph"/>
+        <w:numPr>
+          <w:ilvl w:val="0"/>
+          <w:numId w:val="19"/>
+        </w:numPr>
+      </w:pPr>
+      <w:r>
+        <w:t>Added code to identify and notify of user changes to original values</w:t>
+      </w:r>
+    </w:p>
+    <w:p>
+      <w:pPr>
+        <w:pStyle w:val="ListParagraph"/>
+        <w:numPr>
+          <w:ilvl w:val="0"/>
+          <w:numId w:val="19"/>
+        </w:numPr>
+      </w:pPr>
+      <w:r>
+        <w:t>Added ability to use GPS as a reference for moving-bed tests</w:t>
+      </w:r>
+    </w:p>
+    <w:p>
+      <w:pPr>
+        <w:pStyle w:val="ListParagraph"/>
+        <w:numPr>
+          <w:ilvl w:val="0"/>
+          <w:numId w:val="19"/>
+        </w:numPr>
+      </w:pPr>
+      <w:r>
+        <w:t>Applying magvar or heading offset or heading source changes to all transects applies them to moving-bed test also</w:t>
+      </w:r>
+    </w:p>
+    <w:p>
+      <w:pPr>
+        <w:pStyle w:val="ListParagraph"/>
+        <w:numPr>
+          <w:ilvl w:val="0"/>
+          <w:numId w:val="19"/>
+        </w:numPr>
+      </w:pPr>
+      <w:r>
+        <w:t>Moving-bed test flow speed now corrected for moving-bed velocity</w:t>
+      </w:r>
+    </w:p>
+    <w:p>
+      <w:pPr>
+        <w:pStyle w:val="ListParagraph"/>
+        <w:numPr>
+          <w:ilvl w:val="0"/>
+          <w:numId w:val="19"/>
+        </w:numPr>
+      </w:pPr>
+      <w:r>
+        <w:t>Added automatic checking of GPS lag</w:t>
+      </w:r>
+    </w:p>
+    <w:p>
+      <w:pPr>
+        <w:pStyle w:val="ListParagraph"/>
+        <w:numPr>
+          <w:ilvl w:val="0"/>
+          <w:numId w:val="19"/>
+        </w:numPr>
+      </w:pPr>
+      <w:r>
+        <w:t>Added GPS – BT comparison tab to GPS Tab</w:t>
+      </w:r>
+    </w:p>
+    <w:p>
+      <w:pPr>
+        <w:pStyle w:val="ListParagraph"/>
+        <w:numPr>
+          <w:ilvl w:val="0"/>
+          <w:numId w:val="19"/>
+        </w:numPr>
+      </w:pPr>
+      <w:r>
+        <w:t>Fixed issue with applying the correct moving-bed test when multiple tests are available</w:t>
+      </w:r>
+    </w:p>
+    <w:p>
+      <w:pPr>
+        <w:pStyle w:val="ListParagraph"/>
+        <w:numPr>
+          <w:ilvl w:val="0"/>
+          <w:numId w:val="19"/>
+        </w:numPr>
+      </w:pPr>
+      <w:r>
+        <w:t>Modifications to allow QRev to work with Rowe and Nortek ADCPs.</w:t>
+      </w:r>
+    </w:p>
+    <w:p>
+      <w:pPr>
+        <w:pStyle w:val="ListParagraph"/>
+        <w:numPr>
+          <w:ilvl w:val="0"/>
+          <w:numId w:val="19"/>
+        </w:numPr>
+      </w:pPr>
+      <w:r>
+        <w:t>Added support for user edge discharge for WinRiver II 2.22</w:t>
+      </w:r>
+    </w:p>
+    <w:p>
+      <w:pPr>
+        <w:pStyle w:val="ListParagraph"/>
+        <w:numPr>
+          <w:ilvl w:val="0"/>
+          <w:numId w:val="19"/>
+        </w:numPr>
+      </w:pPr>
+      <w:r>
+        <w:t>“.mat” is always appended as suffix to saved QRev file</w:t>
+      </w:r>
+    </w:p>
+    <w:p>
+      <w:pPr>
+        <w:pStyle w:val="ListParagraph"/>
+        <w:numPr>
+          <w:ilvl w:val="0"/>
+          <w:numId w:val="19"/>
+        </w:numPr>
+      </w:pPr>
+      <w:r>
+        <w:t>Manual threshold for wt and bt saved and displayed when opening *_QRev.mat</w:t>
+      </w:r>
+    </w:p>
+    <w:p>
+      <w:pPr>
+        <w:pStyle w:val="ListParagraph"/>
+        <w:numPr>
+          <w:ilvl w:val="0"/>
+          <w:numId w:val="19"/>
+        </w:numPr>
+      </w:pPr>
+      <w:r>
+        <w:t>Modified code to use 1</w:t>
+      </w:r>
+      <w:r>
+        <w:rPr>
+          <w:vertAlign w:val="superscript"/>
+        </w:rPr>
+        <w:t>st</w:t>
+      </w:r>
+      <w:r>
+        <w:t xml:space="preserve"> checked transect rather than 1</w:t>
+      </w:r>
+      <w:r>
+        <w:rPr>
+          <w:vertAlign w:val="superscript"/>
+        </w:rPr>
+        <w:t>st</w:t>
+      </w:r>
+      <w:r>
+        <w:t xml:space="preserve"> transect for general settings</w:t>
+      </w:r>
+    </w:p>
+    <w:p>
+      <w:pPr>
+        <w:pStyle w:val="ListParagraph"/>
+        <w:numPr>
+          <w:ilvl w:val="0"/>
+          <w:numId w:val="19"/>
+        </w:numPr>
+      </w:pPr>
+      <w:r>
+        <w:t>Modified code to accept measurements with inconsistent availability of GPS data types</w:t>
+      </w:r>
+    </w:p>
+    <w:p>
+      <w:pPr>
+        <w:pStyle w:val="ListParagraph"/>
+        <w:numPr>
+          <w:ilvl w:val="0"/>
+          <w:numId w:val="19"/>
+        </w:numPr>
+      </w:pPr>
+      <w:r>
+        <w:t>Fixed issue loading data with no valid bottom track</w:t>
+      </w:r>
+    </w:p>
+    <w:p>
+      <w:pPr>
+        <w:pStyle w:val="ListParagraph"/>
+        <w:numPr>
+          <w:ilvl w:val="0"/>
+          <w:numId w:val="19"/>
+        </w:numPr>
+      </w:pPr>
+      <w:r>
+        <w:t>Added notification when SonTek data is loaded with other than Earth coordinates</w:t>
+      </w:r>
+    </w:p>
+    <w:p>
+      <w:pPr>
+        <w:pStyle w:val="ListParagraph"/>
+        <w:numPr>
+          <w:ilvl w:val="0"/>
+          <w:numId w:val="19"/>
+        </w:numPr>
+      </w:pPr>
+      <w:r>
+        <w:t>Fixed issue with selecting transects in EDI if some transects were not checked</w:t>
+      </w:r>
+    </w:p>
+    <w:p>
+      <w:pPr>
+        <w:pStyle w:val="ListParagraph"/>
+        <w:numPr>
+          <w:ilvl w:val="0"/>
+          <w:numId w:val="19"/>
+        </w:numPr>
+      </w:pPr>
+      <w:r>
+        <w:t>Fixed issue in EDI if no GPS data are available</w:t>
+      </w:r>
+    </w:p>
+    <w:p>
+      <w:pPr>
+        <w:pStyle w:val="ListParagraph"/>
+        <w:numPr>
+          <w:ilvl w:val="0"/>
+          <w:numId w:val="19"/>
+        </w:numPr>
+      </w:pPr>
+      <w:r>
+        <w:t>Fixed QA check for missing samples</w:t>
+      </w:r>
+    </w:p>
+    <w:p>
+      <w:pPr>
+        <w:pStyle w:val="ListParagraph"/>
+        <w:numPr>
+          <w:ilvl w:val="0"/>
+          <w:numId w:val="19"/>
+        </w:numPr>
+      </w:pPr>
+      <w:r>
+        <w:t>Fixed issue with invalid stationary moving-bed tests used for correction</w:t>
+      </w:r>
+    </w:p>
+    <w:p>
+      <w:pPr>
+        <w:rPr>
+          <w:b/>
+          <w:bCs/>
+        </w:rPr>
+      </w:pPr>
+    </w:p>
+    <w:p>
+      <w:r>
+        <w:rPr>
+          <w:b/>
+          <w:bCs/>
+        </w:rPr>
+        <w:t>Changes 4</w:t>
+      </w:r>
+      <w:r>
+        <w:rPr>
+          <w:b/>
+          <w:bCs/>
+        </w:rPr>
+        <w:t>.</w:t>
+      </w:r>
+      <w:r>
+        <w:rPr>
+          <w:b/>
+          <w:bCs/>
+        </w:rPr>
+        <w:t>15 to 4</w:t>
+      </w:r>
+      <w:r>
+        <w:rPr>
+          <w:b/>
+          <w:bCs/>
+        </w:rPr>
+        <w:t>.</w:t>
+      </w:r>
+      <w:r>
+        <w:rPr>
+          <w:b/>
+          <w:bCs/>
+        </w:rPr>
+        <w:t>16</w:t>
+      </w:r>
+    </w:p>
+    <w:p>
+      <w:pPr>
+        <w:pStyle w:val="ListParagraph"/>
+        <w:numPr>
+          <w:ilvl w:val="0"/>
+          <w:numId w:val="18"/>
+        </w:numPr>
+      </w:pPr>
+      <w:r>
+        <w:t>Fixed incomplete system test for TRDI causing crash when saving</w:t>
+      </w:r>
+    </w:p>
+    <w:p>
+      <w:pPr>
+        <w:pStyle w:val="ListParagraph"/>
+        <w:numPr>
+          <w:ilvl w:val="0"/>
+          <w:numId w:val="18"/>
+        </w:numPr>
+      </w:pPr>
+      <w:r>
+        <w:t>Fixed issue with PT3 test status not displayed properly</w:t>
+      </w:r>
+    </w:p>
+    <w:p>
+      <w:pPr>
+        <w:pStyle w:val="ListParagraph"/>
+        <w:numPr>
+          <w:ilvl w:val="0"/>
+          <w:numId w:val="18"/>
+        </w:numPr>
+      </w:pPr>
+      <w:r>
+        <w:t>Fixed issue with VTG low speed message</w:t>
+      </w:r>
+    </w:p>
+    <w:p>
+      <w:pPr>
+        <w:pStyle w:val="ListParagraph"/>
+        <w:numPr>
+          <w:ilvl w:val="0"/>
+          <w:numId w:val="18"/>
+        </w:numPr>
+      </w:pPr>
+      <w:r>
+        <w:t>Fixed issue with VTG and composite tracks on causing switch to GGA</w:t>
+      </w:r>
+    </w:p>
+    <w:p>
+      <w:pPr>
+        <w:pStyle w:val="ListParagraph"/>
+        <w:numPr>
+          <w:ilvl w:val="0"/>
+          <w:numId w:val="18"/>
+        </w:numPr>
+      </w:pPr>
+      <w:r>
+        <w:t>Fixed issues with the edges tab</w:t>
+      </w:r>
+      <w:r>
+        <w:t>: no valid GPS, 0 or 1 ensembles selected, etc.</w:t>
+      </w:r>
+    </w:p>
+    <w:p>
+      <w:pPr>
+        <w:pStyle w:val="ListParagraph"/>
+        <w:numPr>
+          <w:ilvl w:val="0"/>
+          <w:numId w:val="18"/>
         </w:numPr>
       </w:pPr>
       <w:r>
         <w:lastRenderedPageBreak/>
-        <w:t>WT error and vertical velocity filters are now applied based on ping type for all new processing of data.</w:t>
-      </w:r>
-      <w:r>
-        <w:t xml:space="preserve"> </w:t>
-      </w:r>
-      <w:r>
-        <w:t xml:space="preserve">Loading older </w:t>
-      </w:r>
-      <w:proofErr w:type="spellStart"/>
-      <w:r>
-        <w:t>QRev</w:t>
-      </w:r>
-      <w:proofErr w:type="spellEnd"/>
-      <w:r>
-        <w:t xml:space="preserve"> files without reprocessing will display previous results.</w:t>
-      </w:r>
-    </w:p>
-    <w:p>
-      <w:pPr>
-        <w:pStyle w:val="ListParagraph"/>
-        <w:numPr>
-          <w:ilvl w:val="0"/>
-          <w:numId w:val="24"/>
-        </w:numPr>
-      </w:pPr>
-      <w:r>
-        <w:t xml:space="preserve">BT error and vertical velocity filters are now applied based on bottom track ping frequency for all new processing of data. Loading older </w:t>
-      </w:r>
-      <w:proofErr w:type="spellStart"/>
-      <w:r>
-        <w:t>QRev</w:t>
-      </w:r>
-      <w:proofErr w:type="spellEnd"/>
-      <w:r>
-        <w:t xml:space="preserve"> files without reprocessing will display previous results.</w:t>
-      </w:r>
-    </w:p>
-    <w:p>
-      <w:pPr>
-        <w:pStyle w:val="ListParagraph"/>
-        <w:numPr>
-          <w:ilvl w:val="0"/>
-          <w:numId w:val="24"/>
-        </w:numPr>
-      </w:pPr>
-      <w:r>
-        <w:t xml:space="preserve">The user now has an option in the Options dialog to apply error and vertical velocity filters based on data from the entire measurement rather than based on data from individual measurements. </w:t>
-      </w:r>
-    </w:p>
-    <w:p>
-      <w:pPr>
-        <w:pStyle w:val="ListParagraph"/>
-        <w:numPr>
-          <w:ilvl w:val="0"/>
-          <w:numId w:val="24"/>
-        </w:numPr>
-      </w:pPr>
-      <w:r>
-        <w:t>An option for the jet color map has been added to the Options dialog.</w:t>
-      </w:r>
-    </w:p>
-    <w:p>
-      <w:pPr>
-        <w:pStyle w:val="ListParagraph"/>
-        <w:numPr>
-          <w:ilvl w:val="0"/>
-          <w:numId w:val="24"/>
-        </w:numPr>
-      </w:pPr>
-      <w:r>
-        <w:t xml:space="preserve">Added points to </w:t>
-      </w:r>
-      <w:r>
-        <w:t>plots in Depth tab</w:t>
-      </w:r>
-    </w:p>
-    <w:p>
-      <w:pPr>
-        <w:pStyle w:val="ListParagraph"/>
-        <w:numPr>
-          <w:ilvl w:val="0"/>
-          <w:numId w:val="24"/>
-        </w:numPr>
-      </w:pPr>
-      <w:r>
-        <w:t xml:space="preserve">Fixed several bugs related to reading RS5 and older </w:t>
-      </w:r>
-      <w:proofErr w:type="spellStart"/>
-      <w:r>
-        <w:t>QRev</w:t>
-      </w:r>
-      <w:proofErr w:type="spellEnd"/>
-      <w:r>
-        <w:t xml:space="preserve"> files.</w:t>
-      </w:r>
-    </w:p>
-    <w:p>
-      <w:pPr>
-        <w:pStyle w:val="ListParagraph"/>
-        <w:rPr>
-          <w:b/>
-          <w:bCs/>
-        </w:rPr>
-      </w:pPr>
-    </w:p>
-    <w:p>
-      <w:pPr>
-        <w:rPr>
-          <w:b/>
-          <w:bCs/>
-        </w:rPr>
-      </w:pPr>
-      <w:r>
-        <w:rPr>
-          <w:b/>
-          <w:bCs/>
-        </w:rPr>
-        <w:t>Changes QRevInt 4.26 Beta to QRevInt 1.00</w:t>
-      </w:r>
-    </w:p>
-    <w:p>
-      <w:pPr>
-        <w:pStyle w:val="ListParagraph"/>
-        <w:numPr>
-          <w:ilvl w:val="0"/>
-          <w:numId w:val="23"/>
-        </w:numPr>
-      </w:pPr>
-      <w:r>
-        <w:t>New versioning implemented.</w:t>
-      </w:r>
-    </w:p>
-    <w:p>
-      <w:pPr>
-        <w:pStyle w:val="ListParagraph"/>
-        <w:numPr>
-          <w:ilvl w:val="0"/>
-          <w:numId w:val="23"/>
-        </w:numPr>
-      </w:pPr>
-      <w:r>
-        <w:t>Added disclaimer and license that must be agreed to prior to running the first time.</w:t>
-      </w:r>
-    </w:p>
-    <w:p>
-      <w:pPr>
-        <w:pStyle w:val="ListParagraph"/>
-        <w:numPr>
-          <w:ilvl w:val="0"/>
-          <w:numId w:val="23"/>
-        </w:numPr>
-      </w:pPr>
-      <w:r>
-        <w:t xml:space="preserve">Modified code for compatibility with older </w:t>
-      </w:r>
-      <w:proofErr w:type="spellStart"/>
-      <w:r>
-        <w:t>QRev.mat</w:t>
-      </w:r>
-      <w:proofErr w:type="spellEnd"/>
-      <w:r>
-        <w:t xml:space="preserve"> files that lack the new features.</w:t>
-      </w:r>
-    </w:p>
-    <w:p>
-      <w:pPr>
-        <w:pStyle w:val="ListParagraph"/>
-        <w:numPr>
-          <w:ilvl w:val="0"/>
-          <w:numId w:val="23"/>
-        </w:numPr>
-      </w:pPr>
-      <w:proofErr w:type="spellStart"/>
-      <w:r>
-        <w:t>QRev.mat</w:t>
-      </w:r>
-      <w:proofErr w:type="spellEnd"/>
-      <w:r>
-        <w:t xml:space="preserve"> files previously saved can be view as saved but will apply new features upon any change.</w:t>
-      </w:r>
-    </w:p>
-    <w:p>
-      <w:pPr>
-        <w:pStyle w:val="ListParagraph"/>
-        <w:numPr>
-          <w:ilvl w:val="0"/>
-          <w:numId w:val="23"/>
-        </w:numPr>
-      </w:pPr>
-      <w:r>
-        <w:t>Changed date format to YYYY.MM.DD.</w:t>
-      </w:r>
-    </w:p>
-    <w:p>
-      <w:pPr>
-        <w:pStyle w:val="ListParagraph"/>
-        <w:numPr>
-          <w:ilvl w:val="0"/>
-          <w:numId w:val="23"/>
-        </w:numPr>
-      </w:pPr>
-      <w:r>
-        <w:t xml:space="preserve">Added background color to the main window to distinguish from </w:t>
-      </w:r>
-      <w:proofErr w:type="spellStart"/>
-      <w:r>
-        <w:t>QRev</w:t>
-      </w:r>
-      <w:proofErr w:type="spellEnd"/>
-      <w:r>
-        <w:t>.</w:t>
-      </w:r>
-    </w:p>
-    <w:p>
-      <w:pPr>
-        <w:pStyle w:val="ListParagraph"/>
-        <w:numPr>
-          <w:ilvl w:val="0"/>
-          <w:numId w:val="23"/>
-        </w:numPr>
-      </w:pPr>
-      <w:proofErr w:type="spellStart"/>
-      <w:r>
-        <w:t>Extrap</w:t>
-      </w:r>
-      <w:proofErr w:type="spellEnd"/>
-      <w:r>
-        <w:t xml:space="preserve"> subsection label changes based on data loaded and processed.</w:t>
-      </w:r>
-    </w:p>
-    <w:p>
-      <w:pPr>
-        <w:pStyle w:val="ListParagraph"/>
-        <w:numPr>
-          <w:ilvl w:val="0"/>
-          <w:numId w:val="23"/>
-        </w:numPr>
-      </w:pPr>
-      <w:r>
-        <w:t>Fixed some compatibility issues with RS5 data.</w:t>
-      </w:r>
-    </w:p>
-    <w:p>
-      <w:pPr>
-        <w:rPr>
-          <w:b/>
-          <w:bCs/>
-        </w:rPr>
-      </w:pPr>
-      <w:r>
-        <w:rPr>
-          <w:b/>
-          <w:bCs/>
-        </w:rPr>
-        <w:t xml:space="preserve">Changes </w:t>
-      </w:r>
-      <w:proofErr w:type="spellStart"/>
-      <w:r>
-        <w:rPr>
-          <w:b/>
-          <w:bCs/>
-        </w:rPr>
-        <w:t>QRev</w:t>
-      </w:r>
-      <w:proofErr w:type="spellEnd"/>
-      <w:r>
-        <w:rPr>
-          <w:b/>
-          <w:bCs/>
-        </w:rPr>
-        <w:t xml:space="preserve"> </w:t>
-      </w:r>
-      <w:r>
-        <w:rPr>
-          <w:b/>
-          <w:bCs/>
-        </w:rPr>
-        <w:t xml:space="preserve">4.23 to </w:t>
-      </w:r>
-      <w:r>
-        <w:rPr>
-          <w:b/>
-          <w:bCs/>
-        </w:rPr>
-        <w:t xml:space="preserve">QRevInt </w:t>
-      </w:r>
-      <w:r>
-        <w:rPr>
-          <w:b/>
-          <w:bCs/>
-        </w:rPr>
-        <w:t>4.26</w:t>
-      </w:r>
-      <w:r>
-        <w:rPr>
-          <w:b/>
-          <w:bCs/>
-        </w:rPr>
-        <w:t xml:space="preserve"> Beta</w:t>
-      </w:r>
-    </w:p>
-    <w:p>
-      <w:pPr>
-        <w:pStyle w:val="ListParagraph"/>
-        <w:numPr>
-          <w:ilvl w:val="0"/>
-          <w:numId w:val="22"/>
-        </w:numPr>
-      </w:pPr>
-      <w:r>
-        <w:t>Due to development conducted outside the USGS the name was changed to QRevInt, so as to represent the international support and development.</w:t>
-      </w:r>
-    </w:p>
-    <w:p>
-      <w:pPr>
-        <w:pStyle w:val="ListParagraph"/>
-        <w:numPr>
-          <w:ilvl w:val="0"/>
-          <w:numId w:val="22"/>
-        </w:numPr>
-      </w:pPr>
-      <w:r>
-        <w:t xml:space="preserve">Change icon to blue to distinguish from USGS version of </w:t>
-      </w:r>
-      <w:proofErr w:type="spellStart"/>
-      <w:r>
-        <w:t>QRev</w:t>
-      </w:r>
-      <w:proofErr w:type="spellEnd"/>
-    </w:p>
-    <w:p>
-      <w:pPr>
-        <w:pStyle w:val="ListParagraph"/>
-        <w:numPr>
-          <w:ilvl w:val="0"/>
-          <w:numId w:val="22"/>
-        </w:numPr>
-      </w:pPr>
-      <w:r>
-        <w:t>Fixed bug in EDI associated with GPS data.</w:t>
-      </w:r>
-    </w:p>
-    <w:p>
-      <w:pPr>
-        <w:pStyle w:val="ListParagraph"/>
-        <w:numPr>
-          <w:ilvl w:val="0"/>
-          <w:numId w:val="22"/>
-        </w:numPr>
-      </w:pPr>
-      <w:r>
-        <w:t>Technical manual update to include explanation of computing discharge in shallow water and corrected table 10.</w:t>
-      </w:r>
-    </w:p>
-    <w:p>
-      <w:pPr>
-        <w:pStyle w:val="ListParagraph"/>
-        <w:numPr>
-          <w:ilvl w:val="0"/>
-          <w:numId w:val="22"/>
-        </w:numPr>
-      </w:pPr>
-      <w:r>
-        <w:t>Fixed bug in applying weighted medians when switching from automatic to manual data type</w:t>
-      </w:r>
-    </w:p>
-    <w:p>
-      <w:pPr>
-        <w:pStyle w:val="ListParagraph"/>
-        <w:numPr>
-          <w:ilvl w:val="0"/>
-          <w:numId w:val="22"/>
-        </w:numPr>
-      </w:pPr>
-      <w:r>
-        <w:t xml:space="preserve">Modified </w:t>
-      </w:r>
-      <w:proofErr w:type="spellStart"/>
-      <w:r>
-        <w:t>extrap</w:t>
-      </w:r>
-      <w:proofErr w:type="spellEnd"/>
-      <w:r>
-        <w:t xml:space="preserve"> subsection so that </w:t>
-      </w:r>
-      <w:proofErr w:type="spellStart"/>
-      <w:r>
-        <w:t>subsectioning</w:t>
-      </w:r>
-      <w:proofErr w:type="spellEnd"/>
-      <w:r>
-        <w:t xml:space="preserve"> always works from left to right</w:t>
-      </w:r>
-    </w:p>
-    <w:p>
-      <w:pPr>
-        <w:pStyle w:val="ListParagraph"/>
-        <w:numPr>
-          <w:ilvl w:val="0"/>
-          <w:numId w:val="22"/>
-        </w:numPr>
-      </w:pPr>
-      <w:r>
-        <w:t xml:space="preserve">Removed depth from </w:t>
-      </w:r>
-      <w:proofErr w:type="spellStart"/>
-      <w:r>
-        <w:t>Oursin</w:t>
-      </w:r>
-      <w:proofErr w:type="spellEnd"/>
-      <w:r>
-        <w:t xml:space="preserve"> measured discharge uncertainty</w:t>
-      </w:r>
-    </w:p>
-    <w:p>
-      <w:pPr>
-        <w:pStyle w:val="ListParagraph"/>
-        <w:numPr>
-          <w:ilvl w:val="0"/>
-          <w:numId w:val="22"/>
-        </w:numPr>
-      </w:pPr>
-      <w:r>
-        <w:t>Added start date and delta Q to summary table</w:t>
-      </w:r>
-    </w:p>
-    <w:p>
-      <w:pPr>
-        <w:pStyle w:val="ListParagraph"/>
-        <w:numPr>
-          <w:ilvl w:val="0"/>
-          <w:numId w:val="22"/>
-        </w:numPr>
-      </w:pPr>
-      <w:r>
-        <w:t>Modified documentation reflect change to QRevInt</w:t>
-      </w:r>
-    </w:p>
-    <w:p>
-      <w:r>
-        <w:rPr>
-          <w:b/>
-          <w:bCs/>
-        </w:rPr>
-        <w:t>Changes 4.23 to 4.24</w:t>
-      </w:r>
-    </w:p>
-    <w:p>
-      <w:pPr>
-        <w:pStyle w:val="ListParagraph"/>
-        <w:numPr>
-          <w:ilvl w:val="0"/>
-          <w:numId w:val="20"/>
-        </w:numPr>
-      </w:pPr>
-      <w:r>
-        <w:t>Added user option to prompt for rating on save</w:t>
-      </w:r>
-    </w:p>
-    <w:p>
-      <w:pPr>
-        <w:pStyle w:val="ListParagraph"/>
-        <w:numPr>
-          <w:ilvl w:val="0"/>
-          <w:numId w:val="20"/>
-        </w:numPr>
-      </w:pPr>
-      <w:r>
-        <w:t>Added user option to compute extrapolation fit using discharge weighted medians</w:t>
-      </w:r>
-    </w:p>
-    <w:p>
-      <w:pPr>
-        <w:pStyle w:val="ListParagraph"/>
-        <w:numPr>
-          <w:ilvl w:val="0"/>
-          <w:numId w:val="20"/>
-        </w:numPr>
-      </w:pPr>
-      <w:r>
-        <w:t>Total measurement discharge will ignore any transect with a discharge that could not be computed</w:t>
-      </w:r>
-    </w:p>
-    <w:p>
-      <w:pPr>
-        <w:pStyle w:val="ListParagraph"/>
-        <w:numPr>
-          <w:ilvl w:val="0"/>
-          <w:numId w:val="20"/>
-        </w:numPr>
-      </w:pPr>
-      <w:r>
-        <w:t xml:space="preserve">Fixed bug reading some old </w:t>
-      </w:r>
-      <w:proofErr w:type="spellStart"/>
-      <w:r>
-        <w:t>QRev.mat</w:t>
-      </w:r>
-      <w:proofErr w:type="spellEnd"/>
-      <w:r>
-        <w:t xml:space="preserve"> files associated with new rating feature</w:t>
-      </w:r>
-    </w:p>
-    <w:p>
-      <w:pPr>
-        <w:rPr>
-          <w:b/>
-          <w:bCs/>
-        </w:rPr>
-      </w:pPr>
-      <w:r>
-        <w:rPr>
-          <w:b/>
-          <w:bCs/>
-        </w:rPr>
+        <w:t>Fixed issues with tab text color not updating properly</w:t>
+      </w:r>
+    </w:p>
+    <w:p>
+      <w:pPr>
+        <w:pStyle w:val="ListParagraph"/>
+        <w:numPr>
+          <w:ilvl w:val="0"/>
+          <w:numId w:val="18"/>
+        </w:numPr>
+      </w:pPr>
+      <w:r>
+        <w:t>Updated user’s manual to indicate that 4-beam composite is the default if vertical beam or depth sounder data are available.</w:t>
+      </w:r>
+    </w:p>
+    <w:p>
+      <w:pPr>
+        <w:pStyle w:val="ListParagraph"/>
+        <w:numPr>
+          <w:ilvl w:val="0"/>
+          <w:numId w:val="18"/>
+        </w:numPr>
+      </w:pPr>
+      <w:r>
+        <w:t>Several issues with the interaction with RIVRS were fixed</w:t>
+      </w:r>
+    </w:p>
+    <w:p>
+      <w:pPr>
+        <w:pStyle w:val="ListParagraph"/>
+        <w:numPr>
+          <w:ilvl w:val="0"/>
+          <w:numId w:val="18"/>
+        </w:numPr>
+      </w:pPr>
+      <w:r>
+        <w:t>Fixed inconsistent behavior of the up/down arrows</w:t>
+      </w:r>
+    </w:p>
+    <w:p>
+      <w:pPr>
+        <w:pStyle w:val="ListParagraph"/>
+        <w:numPr>
+          <w:ilvl w:val="0"/>
+          <w:numId w:val="18"/>
+        </w:numPr>
+      </w:pPr>
+      <w:r>
+        <w:t>Improved speed of transect change using up/down arrows</w:t>
+      </w:r>
+    </w:p>
+    <w:p>
+      <w:pPr>
+        <w:pStyle w:val="ListParagraph"/>
+        <w:numPr>
+          <w:ilvl w:val="0"/>
+          <w:numId w:val="18"/>
+        </w:numPr>
+      </w:pPr>
+      <w:r>
+        <w:t>Fixed issue with files saving in previously used folder</w:t>
+      </w:r>
+    </w:p>
+    <w:p>
+      <w:pPr>
+        <w:pStyle w:val="ListParagraph"/>
+        <w:numPr>
+          <w:ilvl w:val="0"/>
+          <w:numId w:val="18"/>
+        </w:numPr>
+      </w:pPr>
+      <w:r>
+        <w:t>Modified code for compatibility with Nortek Signature 1000</w:t>
+      </w:r>
+    </w:p>
+    <w:p>
+      <w:pPr>
+        <w:rPr>
+          <w:b/>
+          <w:bCs/>
+        </w:rPr>
+      </w:pPr>
+      <w:r>
+        <w:rPr>
+          <w:b/>
+          <w:bCs/>
+        </w:rPr>
+        <w:t>Changes 4.14 to 4.15</w:t>
+      </w:r>
+    </w:p>
+    <w:p>
+      <w:pPr>
+        <w:pStyle w:val="ListParagraph"/>
+        <w:numPr>
+          <w:ilvl w:val="0"/>
+          <w:numId w:val="17"/>
+        </w:numPr>
+      </w:pPr>
+      <w:r>
+        <w:t>Fixed issue with shiptrack when all GPS data are invalid</w:t>
+      </w:r>
+    </w:p>
+    <w:p>
+      <w:pPr>
+        <w:pStyle w:val="ListParagraph"/>
+        <w:numPr>
+          <w:ilvl w:val="0"/>
+          <w:numId w:val="17"/>
+        </w:numPr>
+      </w:pPr>
+      <w:r>
+        <w:t>Fixed bug when applying stationary moving-bed correction</w:t>
+      </w:r>
+    </w:p>
+    <w:p>
+      <w:pPr>
+        <w:rPr>
+          <w:b/>
+          <w:bCs/>
+        </w:rPr>
+      </w:pPr>
+      <w:r>
+        <w:rPr>
+          <w:b/>
+          <w:bCs/>
+        </w:rPr>
+        <w:t>Changes 4.13 to 4.14</w:t>
+      </w:r>
+    </w:p>
+    <w:p>
+      <w:pPr>
+        <w:pStyle w:val="ListParagraph"/>
+        <w:numPr>
+          <w:ilvl w:val="0"/>
+          <w:numId w:val="16"/>
+        </w:numPr>
+      </w:pPr>
+      <w:r>
+        <w:t>Fixed issue with applying a loop test when preceded by a stationary test.</w:t>
+      </w:r>
+    </w:p>
+    <w:p>
+      <w:pPr>
+        <w:pStyle w:val="ListParagraph"/>
+        <w:numPr>
+          <w:ilvl w:val="0"/>
+          <w:numId w:val="16"/>
+        </w:numPr>
+      </w:pPr>
+      <w:r>
+        <w:t>Fixed issue with current settings when measurement has mixture of GPS and no GPS</w:t>
+      </w:r>
+    </w:p>
+    <w:p>
+      <w:pPr>
+        <w:rPr>
+          <w:b/>
+          <w:bCs/>
+        </w:rPr>
+      </w:pPr>
+      <w:r>
+        <w:rPr>
+          <w:b/>
+          <w:bCs/>
+        </w:rPr>
+        <w:t>Changes 3.43 to 4.1</w:t>
+      </w:r>
+      <w:r>
+        <w:rPr>
+          <w:b/>
+          <w:bCs/>
+        </w:rPr>
+        <w:t>3</w:t>
+      </w:r>
+    </w:p>
+    <w:p>
+      <w:pPr>
+        <w:pStyle w:val="ListParagraph"/>
+        <w:numPr>
+          <w:ilvl w:val="0"/>
+          <w:numId w:val="15"/>
+        </w:numPr>
+      </w:pPr>
+      <w:r>
+        <w:t>Ported code from Matlab to Python</w:t>
+      </w:r>
+    </w:p>
+    <w:p>
+      <w:pPr>
+        <w:pStyle w:val="ListParagraph"/>
+        <w:numPr>
+          <w:ilvl w:val="0"/>
+          <w:numId w:val="15"/>
+        </w:numPr>
+      </w:pPr>
+      <w:r>
+        <w:t>User interface redesigned using PyQt</w:t>
+      </w:r>
+    </w:p>
+    <w:p>
+      <w:pPr>
+        <w:pStyle w:val="ListParagraph"/>
+        <w:numPr>
+          <w:ilvl w:val="0"/>
+          <w:numId w:val="15"/>
+        </w:numPr>
+      </w:pPr>
+      <w:r>
+        <w:t>Main summary page includes contour, shiptrack, and discharge time series graphics</w:t>
+      </w:r>
+    </w:p>
+    <w:p>
+      <w:pPr>
+        <w:pStyle w:val="ListParagraph"/>
+        <w:numPr>
+          <w:ilvl w:val="0"/>
+          <w:numId w:val="15"/>
+        </w:numPr>
+      </w:pPr>
+      <w:r>
+        <w:t>Ability to change navigation reference through the toolbar</w:t>
+      </w:r>
+    </w:p>
+    <w:p>
+      <w:pPr>
+        <w:pStyle w:val="ListParagraph"/>
+        <w:numPr>
+          <w:ilvl w:val="0"/>
+          <w:numId w:val="15"/>
+        </w:numPr>
+      </w:pPr>
+      <w:r>
+        <w:t>Ability to turn on or off composite tracks through the toolbar</w:t>
+      </w:r>
+    </w:p>
+    <w:p>
+      <w:pPr>
+        <w:pStyle w:val="ListParagraph"/>
+        <w:numPr>
+          <w:ilvl w:val="0"/>
+          <w:numId w:val="15"/>
+        </w:numPr>
+      </w:pPr>
+      <w:r>
+        <w:t>Changes to default settings are highlighted</w:t>
+      </w:r>
+    </w:p>
+    <w:p>
+      <w:pPr>
+        <w:pStyle w:val="ListParagraph"/>
+        <w:numPr>
+          <w:ilvl w:val="0"/>
+          <w:numId w:val="15"/>
+        </w:numPr>
+      </w:pPr>
+      <w:r>
+        <w:t>Opening and measurement loading speed has been improved</w:t>
+      </w:r>
+    </w:p>
+    <w:p>
+      <w:pPr>
+        <w:pStyle w:val="ListParagraph"/>
+        <w:numPr>
+          <w:ilvl w:val="0"/>
+          <w:numId w:val="15"/>
+        </w:numPr>
+      </w:pPr>
+      <w:r>
+        <w:t xml:space="preserve">Change water velocity interpolation from linear to ABBA </w:t>
+      </w:r>
+    </w:p>
+    <w:p>
+      <w:pPr>
+        <w:pStyle w:val="ListParagraph"/>
+        <w:numPr>
+          <w:ilvl w:val="0"/>
+          <w:numId w:val="15"/>
+        </w:numPr>
+      </w:pPr>
+      <w:r>
+        <w:t>Water velocities for all invalid bins are interpolated rather than added to top or bottom extrapolation</w:t>
+      </w:r>
+    </w:p>
+    <w:p>
+      <w:pPr>
+        <w:pStyle w:val="ListParagraph"/>
+        <w:numPr>
+          <w:ilvl w:val="0"/>
+          <w:numId w:val="15"/>
+        </w:numPr>
+      </w:pPr>
+      <w:r>
+        <w:t>F</w:t>
+      </w:r>
+      <w:r>
+        <w:t>ixed bug in vtg primary composite tracks, wasn't substituting GGA</w:t>
+      </w:r>
+    </w:p>
+    <w:p>
+      <w:pPr>
+        <w:pStyle w:val="ListParagraph"/>
+        <w:numPr>
+          <w:ilvl w:val="0"/>
+          <w:numId w:val="15"/>
+        </w:numPr>
+      </w:pPr>
+      <w:r>
+        <w:t>Added uncertainty to the automatic comment when a file is saved</w:t>
+      </w:r>
+    </w:p>
+    <w:p>
+      <w:pPr>
+        <w:pStyle w:val="ListParagraph"/>
+        <w:numPr>
+          <w:ilvl w:val="0"/>
+          <w:numId w:val="15"/>
+        </w:numPr>
+      </w:pPr>
+      <w:r>
+        <w:t>Statistics and interpolation methods in Python may result in small differences from Matlab</w:t>
+      </w:r>
+    </w:p>
+    <w:p>
+      <w:pPr>
+        <w:rPr>
+          <w:b/>
+          <w:bCs/>
+        </w:rPr>
+      </w:pPr>
+      <w:r>
+        <w:rPr>
+          <w:b/>
+          <w:bCs/>
+        </w:rPr>
+        <w:t>Changes 3.42 to 3.43</w:t>
+      </w:r>
+    </w:p>
+    <w:p>
+      <w:pPr>
+        <w:pStyle w:val="ListParagraph"/>
+        <w:numPr>
+          <w:ilvl w:val="0"/>
+          <w:numId w:val="3"/>
+        </w:numPr>
+      </w:pPr>
+      <w:r>
+        <w:t>Fixed bug that did not properly identify missing (lost) ensembles if the typical ensemble duration was greater than 1.5 sec. This affected mode 13 StreamPro data.</w:t>
+      </w:r>
+    </w:p>
+    <w:p>
+      <w:pPr>
+        <w:rPr>
+          <w:b/>
+          <w:bCs/>
+        </w:rPr>
+      </w:pPr>
+      <w:r>
+        <w:rPr>
+          <w:b/>
+          <w:bCs/>
+        </w:rPr>
+        <w:t>Changes 3.41 to 3.42</w:t>
+      </w:r>
+    </w:p>
+    <w:p>
+      <w:pPr>
+        <w:pStyle w:val="ListParagraph"/>
+        <w:numPr>
+          <w:ilvl w:val="0"/>
+          <w:numId w:val="2"/>
+        </w:numPr>
+      </w:pPr>
+      <w:r>
+        <w:t>Fixed bug in bottom discharge extrapolation. Previous versions failed to estimate the bottom discharge for ensembles that had no valid data but where depth cell velocities were interpolated.</w:t>
+      </w:r>
+    </w:p>
+    <w:p>
+      <w:pPr>
+        <w:rPr>
+          <w:b/>
+          <w:bCs/>
+        </w:rPr>
+      </w:pPr>
+      <w:r>
+        <w:rPr>
+          <w:b/>
+          <w:bCs/>
+        </w:rPr>
+        <w:t>Changes 3.40 to 3.41</w:t>
+      </w:r>
+    </w:p>
+    <w:p>
+      <w:pPr>
+        <w:pStyle w:val="ListParagraph"/>
+        <w:numPr>
+          <w:ilvl w:val="0"/>
+          <w:numId w:val="1"/>
+        </w:numPr>
+      </w:pPr>
+      <w:r>
+        <w:t>Fixed bug with discharge percent change not updating after multiple speed of sound changes.</w:t>
+      </w:r>
+    </w:p>
+    <w:p>
+      <w:pPr>
+        <w:pStyle w:val="ListParagraph"/>
+        <w:numPr>
+          <w:ilvl w:val="0"/>
+          <w:numId w:val="1"/>
+        </w:numPr>
+      </w:pPr>
+      <w:r>
+        <w:t>Fixed bug in edges table where wrong row was highlighted if some transects were unchecked.</w:t>
+      </w:r>
+    </w:p>
+    <w:p>
+      <w:pPr>
+        <w:pStyle w:val="ListParagraph"/>
+        <w:numPr>
+          <w:ilvl w:val="0"/>
+          <w:numId w:val="1"/>
+        </w:numPr>
+      </w:pPr>
+      <w:r>
         <w:lastRenderedPageBreak/>
-        <w:t>Changes 4.21 to 4.23</w:t>
-      </w:r>
-    </w:p>
-    <w:p>
-      <w:pPr>
-        <w:pStyle w:val="ListParagraph"/>
-        <w:numPr>
-          <w:ilvl w:val="0"/>
-          <w:numId w:val="20"/>
-        </w:numPr>
-      </w:pPr>
-      <w:r>
-        <w:t>New TRDI raw data reader that is 3+ times faster</w:t>
-      </w:r>
-    </w:p>
-    <w:p>
-      <w:pPr>
-        <w:pStyle w:val="ListParagraph"/>
-        <w:numPr>
-          <w:ilvl w:val="0"/>
-          <w:numId w:val="20"/>
-        </w:numPr>
-      </w:pPr>
-      <w:r>
-        <w:t xml:space="preserve">Fixed issue with depth reference drop down </w:t>
-      </w:r>
-      <w:r>
-        <w:t xml:space="preserve">menu </w:t>
-      </w:r>
-      <w:r>
-        <w:t>when depth sounder data were collected</w:t>
-      </w:r>
-    </w:p>
-    <w:p>
-      <w:pPr>
-        <w:pStyle w:val="ListParagraph"/>
-        <w:numPr>
-          <w:ilvl w:val="0"/>
-          <w:numId w:val="20"/>
-        </w:numPr>
-      </w:pPr>
-      <w:r>
-        <w:t>Fixed issue so that GPS references that aren’t available cannot be selected</w:t>
-      </w:r>
-    </w:p>
-    <w:p>
-      <w:pPr>
-        <w:pStyle w:val="ListParagraph"/>
-        <w:numPr>
-          <w:ilvl w:val="0"/>
-          <w:numId w:val="20"/>
-        </w:numPr>
-      </w:pPr>
-      <w:r>
-        <w:t>Fixed several issues with new GPS-BT tab and GPS usage for moving-bed test</w:t>
-      </w:r>
-    </w:p>
-    <w:p>
-      <w:pPr>
-        <w:pStyle w:val="ListParagraph"/>
-        <w:numPr>
-          <w:ilvl w:val="0"/>
-          <w:numId w:val="20"/>
-        </w:numPr>
-      </w:pPr>
-      <w:r>
-        <w:t>Fixed bugs in heading interpolation</w:t>
-      </w:r>
-    </w:p>
-    <w:p>
-      <w:pPr>
-        <w:pStyle w:val="ListParagraph"/>
-        <w:numPr>
-          <w:ilvl w:val="0"/>
-          <w:numId w:val="20"/>
-        </w:numPr>
-      </w:pPr>
-      <w:r>
-        <w:t>Fixed bug reading *_</w:t>
-      </w:r>
-      <w:proofErr w:type="spellStart"/>
-      <w:r>
-        <w:t>QRev.mat</w:t>
-      </w:r>
-      <w:proofErr w:type="spellEnd"/>
-      <w:r>
-        <w:t xml:space="preserve"> having only 1 transect</w:t>
-      </w:r>
-    </w:p>
-    <w:p>
-      <w:pPr>
-        <w:pStyle w:val="ListParagraph"/>
-        <w:numPr>
-          <w:ilvl w:val="0"/>
-          <w:numId w:val="20"/>
-        </w:numPr>
-      </w:pPr>
-      <w:r>
-        <w:t>Fixed bug when loading measurement with no transects selected</w:t>
-      </w:r>
-    </w:p>
-    <w:p>
-      <w:pPr>
-        <w:pStyle w:val="ListParagraph"/>
-        <w:numPr>
-          <w:ilvl w:val="0"/>
-          <w:numId w:val="20"/>
-        </w:numPr>
-      </w:pPr>
-      <w:r>
-        <w:t xml:space="preserve">Fixed issue </w:t>
-      </w:r>
-      <w:r>
-        <w:t>that could occur when processing moving-bed tests loaded from *_</w:t>
-      </w:r>
-      <w:proofErr w:type="spellStart"/>
-      <w:r>
-        <w:t>QRev.mat</w:t>
-      </w:r>
-      <w:proofErr w:type="spellEnd"/>
-    </w:p>
-    <w:p>
-      <w:pPr>
-        <w:rPr>
-          <w:b/>
-          <w:bCs/>
-        </w:rPr>
-      </w:pPr>
-      <w:r>
-        <w:rPr>
-          <w:b/>
-          <w:bCs/>
-        </w:rPr>
-        <w:t>Changes 4.16 to 4.</w:t>
-      </w:r>
-      <w:r>
-        <w:rPr>
-          <w:b/>
-          <w:bCs/>
-        </w:rPr>
-        <w:t>2</w:t>
-      </w:r>
-      <w:r>
-        <w:rPr>
-          <w:b/>
-          <w:bCs/>
-        </w:rPr>
-        <w:t>1</w:t>
-      </w:r>
-    </w:p>
-    <w:p>
-      <w:pPr>
-        <w:pStyle w:val="ListParagraph"/>
-        <w:numPr>
-          <w:ilvl w:val="0"/>
-          <w:numId w:val="19"/>
-        </w:numPr>
-      </w:pPr>
-      <w:r>
-        <w:t>Added code to identify and notify of user changes to original values</w:t>
-      </w:r>
-    </w:p>
-    <w:p>
-      <w:pPr>
-        <w:pStyle w:val="ListParagraph"/>
-        <w:numPr>
-          <w:ilvl w:val="0"/>
-          <w:numId w:val="19"/>
-        </w:numPr>
-      </w:pPr>
-      <w:r>
-        <w:t>Added ability to use GPS as a reference for moving-bed tests</w:t>
-      </w:r>
-    </w:p>
-    <w:p>
-      <w:pPr>
-        <w:pStyle w:val="ListParagraph"/>
-        <w:numPr>
-          <w:ilvl w:val="0"/>
-          <w:numId w:val="19"/>
-        </w:numPr>
-      </w:pPr>
-      <w:r>
-        <w:t xml:space="preserve">Applying </w:t>
-      </w:r>
-      <w:proofErr w:type="spellStart"/>
-      <w:r>
-        <w:t>magvar</w:t>
-      </w:r>
-      <w:proofErr w:type="spellEnd"/>
-      <w:r>
-        <w:t xml:space="preserve"> or heading offset or heading source changes to all transects applies them to moving-bed test also</w:t>
-      </w:r>
-    </w:p>
-    <w:p>
-      <w:pPr>
-        <w:pStyle w:val="ListParagraph"/>
-        <w:numPr>
-          <w:ilvl w:val="0"/>
-          <w:numId w:val="19"/>
-        </w:numPr>
-      </w:pPr>
-      <w:r>
-        <w:t>Moving-bed test flow speed now corrected for moving-bed velocity</w:t>
-      </w:r>
-    </w:p>
-    <w:p>
-      <w:pPr>
-        <w:pStyle w:val="ListParagraph"/>
-        <w:numPr>
-          <w:ilvl w:val="0"/>
-          <w:numId w:val="19"/>
-        </w:numPr>
-      </w:pPr>
-      <w:r>
-        <w:t>Added automatic checking of GPS lag</w:t>
-      </w:r>
-    </w:p>
-    <w:p>
-      <w:pPr>
-        <w:pStyle w:val="ListParagraph"/>
-        <w:numPr>
-          <w:ilvl w:val="0"/>
-          <w:numId w:val="19"/>
-        </w:numPr>
-      </w:pPr>
-      <w:r>
-        <w:t>Added GPS – BT comparison tab to GPS Tab</w:t>
-      </w:r>
-    </w:p>
-    <w:p>
-      <w:pPr>
-        <w:pStyle w:val="ListParagraph"/>
-        <w:numPr>
-          <w:ilvl w:val="0"/>
-          <w:numId w:val="19"/>
-        </w:numPr>
-      </w:pPr>
-      <w:r>
-        <w:t>Fixed issue with applying the correct moving-bed test when multiple tests are available</w:t>
-      </w:r>
-    </w:p>
-    <w:p>
-      <w:pPr>
-        <w:pStyle w:val="ListParagraph"/>
-        <w:numPr>
-          <w:ilvl w:val="0"/>
-          <w:numId w:val="19"/>
-        </w:numPr>
-      </w:pPr>
-      <w:r>
-        <w:t xml:space="preserve">Modifications to allow </w:t>
-      </w:r>
-      <w:proofErr w:type="spellStart"/>
-      <w:r>
-        <w:t>QRev</w:t>
-      </w:r>
-      <w:proofErr w:type="spellEnd"/>
-      <w:r>
-        <w:t xml:space="preserve"> to work with Rowe and Nortek ADCPs.</w:t>
-      </w:r>
-    </w:p>
-    <w:p>
-      <w:pPr>
-        <w:pStyle w:val="ListParagraph"/>
-        <w:numPr>
-          <w:ilvl w:val="0"/>
-          <w:numId w:val="19"/>
-        </w:numPr>
-      </w:pPr>
-      <w:r>
-        <w:t xml:space="preserve">Added support for user edge discharge for </w:t>
-      </w:r>
-      <w:proofErr w:type="spellStart"/>
-      <w:r>
-        <w:t>WinRiver</w:t>
-      </w:r>
-      <w:proofErr w:type="spellEnd"/>
-      <w:r>
-        <w:t xml:space="preserve"> II 2.22</w:t>
-      </w:r>
-    </w:p>
-    <w:p>
-      <w:pPr>
-        <w:pStyle w:val="ListParagraph"/>
-        <w:numPr>
-          <w:ilvl w:val="0"/>
-          <w:numId w:val="19"/>
-        </w:numPr>
-      </w:pPr>
-      <w:r>
-        <w:t xml:space="preserve">“.mat” is always appended as suffix to saved </w:t>
-      </w:r>
-      <w:proofErr w:type="spellStart"/>
-      <w:r>
-        <w:t>QRev</w:t>
-      </w:r>
-      <w:proofErr w:type="spellEnd"/>
-      <w:r>
-        <w:t xml:space="preserve"> file</w:t>
-      </w:r>
-    </w:p>
-    <w:p>
-      <w:pPr>
-        <w:pStyle w:val="ListParagraph"/>
-        <w:numPr>
-          <w:ilvl w:val="0"/>
-          <w:numId w:val="19"/>
-        </w:numPr>
-      </w:pPr>
-      <w:r>
-        <w:t xml:space="preserve">Manual threshold for </w:t>
-      </w:r>
-      <w:proofErr w:type="spellStart"/>
-      <w:r>
-        <w:t>wt</w:t>
-      </w:r>
-      <w:proofErr w:type="spellEnd"/>
-      <w:r>
-        <w:t xml:space="preserve"> and </w:t>
-      </w:r>
-      <w:proofErr w:type="spellStart"/>
-      <w:r>
-        <w:t>bt</w:t>
-      </w:r>
-      <w:proofErr w:type="spellEnd"/>
-      <w:r>
-        <w:t xml:space="preserve"> saved and displayed when opening *_</w:t>
-      </w:r>
-      <w:proofErr w:type="spellStart"/>
-      <w:r>
-        <w:t>QRev.mat</w:t>
-      </w:r>
-      <w:proofErr w:type="spellEnd"/>
-    </w:p>
-    <w:p>
-      <w:pPr>
-        <w:pStyle w:val="ListParagraph"/>
-        <w:numPr>
-          <w:ilvl w:val="0"/>
-          <w:numId w:val="19"/>
-        </w:numPr>
-      </w:pPr>
-      <w:r>
-        <w:t>Modified code to use 1</w:t>
-      </w:r>
-      <w:r>
-        <w:rPr>
-          <w:vertAlign w:val="superscript"/>
-        </w:rPr>
-        <w:t>st</w:t>
-      </w:r>
-      <w:r>
-        <w:t xml:space="preserve"> checked transect rather than 1</w:t>
-      </w:r>
-      <w:r>
-        <w:rPr>
-          <w:vertAlign w:val="superscript"/>
-        </w:rPr>
-        <w:t>st</w:t>
-      </w:r>
-      <w:r>
-        <w:t xml:space="preserve"> transect for general settings</w:t>
-      </w:r>
-    </w:p>
-    <w:p>
-      <w:pPr>
-        <w:pStyle w:val="ListParagraph"/>
-        <w:numPr>
-          <w:ilvl w:val="0"/>
-          <w:numId w:val="19"/>
-        </w:numPr>
-      </w:pPr>
-      <w:r>
-        <w:t>Modified code to accept measurements with inconsistent availability of GPS data types</w:t>
-      </w:r>
-    </w:p>
-    <w:p>
-      <w:pPr>
-        <w:pStyle w:val="ListParagraph"/>
-        <w:numPr>
-          <w:ilvl w:val="0"/>
-          <w:numId w:val="19"/>
-        </w:numPr>
-      </w:pPr>
-      <w:r>
-        <w:t>Fixed issue loading data with no valid bottom track</w:t>
-      </w:r>
-    </w:p>
-    <w:p>
-      <w:pPr>
-        <w:pStyle w:val="ListParagraph"/>
-        <w:numPr>
-          <w:ilvl w:val="0"/>
-          <w:numId w:val="19"/>
-        </w:numPr>
-      </w:pPr>
-      <w:r>
-        <w:t xml:space="preserve">Added notification when </w:t>
-      </w:r>
-      <w:proofErr w:type="spellStart"/>
-      <w:r>
-        <w:t>SonTek</w:t>
-      </w:r>
-      <w:proofErr w:type="spellEnd"/>
-      <w:r>
-        <w:t xml:space="preserve"> data is loaded with other than Earth coordinates</w:t>
-      </w:r>
-    </w:p>
-    <w:p>
-      <w:pPr>
-        <w:pStyle w:val="ListParagraph"/>
-        <w:numPr>
-          <w:ilvl w:val="0"/>
-          <w:numId w:val="19"/>
-        </w:numPr>
-      </w:pPr>
-      <w:r>
-        <w:t>Fixed issue with selecting transects in EDI if some transects were not checked</w:t>
-      </w:r>
-    </w:p>
-    <w:p>
-      <w:pPr>
-        <w:pStyle w:val="ListParagraph"/>
-        <w:numPr>
-          <w:ilvl w:val="0"/>
-          <w:numId w:val="19"/>
-        </w:numPr>
-      </w:pPr>
-      <w:r>
-        <w:t>Fixed issue in EDI if no GPS data are available</w:t>
-      </w:r>
-    </w:p>
-    <w:p>
-      <w:pPr>
-        <w:pStyle w:val="ListParagraph"/>
-        <w:numPr>
-          <w:ilvl w:val="0"/>
-          <w:numId w:val="19"/>
-        </w:numPr>
-      </w:pPr>
-      <w:r>
-        <w:t>Fixed QA check for missing samples</w:t>
-      </w:r>
-    </w:p>
-    <w:p>
-      <w:pPr>
-        <w:pStyle w:val="ListParagraph"/>
-        <w:numPr>
-          <w:ilvl w:val="0"/>
-          <w:numId w:val="19"/>
-        </w:numPr>
-      </w:pPr>
-      <w:r>
-        <w:t>Fixed issue with invalid stationary moving-bed tests used for correction</w:t>
-      </w:r>
-    </w:p>
-    <w:p>
-      <w:pPr>
-        <w:rPr>
-          <w:b/>
-          <w:bCs/>
-        </w:rPr>
-      </w:pPr>
-    </w:p>
-    <w:p>
-      <w:r>
-        <w:rPr>
-          <w:b/>
-          <w:bCs/>
-        </w:rPr>
-        <w:t>Changes 4</w:t>
-      </w:r>
-      <w:r>
-        <w:rPr>
-          <w:b/>
-          <w:bCs/>
-        </w:rPr>
-        <w:t>.</w:t>
-      </w:r>
-      <w:r>
-        <w:rPr>
-          <w:b/>
-          <w:bCs/>
-        </w:rPr>
-        <w:t>15 to 4</w:t>
-      </w:r>
-      <w:r>
-        <w:rPr>
-          <w:b/>
-          <w:bCs/>
-        </w:rPr>
-        <w:t>.</w:t>
-      </w:r>
-      <w:r>
-        <w:rPr>
-          <w:b/>
-          <w:bCs/>
-        </w:rPr>
-        <w:t>16</w:t>
-      </w:r>
-    </w:p>
-    <w:p>
-      <w:pPr>
-        <w:pStyle w:val="ListParagraph"/>
-        <w:numPr>
-          <w:ilvl w:val="0"/>
-          <w:numId w:val="18"/>
-        </w:numPr>
-      </w:pPr>
-      <w:r>
-        <w:t>Fixed incomplete system test for TRDI causing crash when saving</w:t>
-      </w:r>
-    </w:p>
-    <w:p>
-      <w:pPr>
-        <w:pStyle w:val="ListParagraph"/>
-        <w:numPr>
-          <w:ilvl w:val="0"/>
-          <w:numId w:val="18"/>
-        </w:numPr>
-      </w:pPr>
-      <w:r>
-        <w:t>Fixed issue with PT3 test status not displayed properly</w:t>
-      </w:r>
-    </w:p>
-    <w:p>
-      <w:pPr>
-        <w:pStyle w:val="ListParagraph"/>
-        <w:numPr>
-          <w:ilvl w:val="0"/>
-          <w:numId w:val="18"/>
-        </w:numPr>
-      </w:pPr>
-      <w:r>
-        <w:t>Fixed issue with VTG low speed message</w:t>
-      </w:r>
-    </w:p>
-    <w:p>
-      <w:pPr>
-        <w:pStyle w:val="ListParagraph"/>
-        <w:numPr>
-          <w:ilvl w:val="0"/>
-          <w:numId w:val="18"/>
-        </w:numPr>
-      </w:pPr>
-      <w:r>
-        <w:t>Fixed issue with VTG and composite tracks on causing switch to GGA</w:t>
-      </w:r>
-    </w:p>
-    <w:p>
-      <w:pPr>
-        <w:pStyle w:val="ListParagraph"/>
-        <w:numPr>
-          <w:ilvl w:val="0"/>
-          <w:numId w:val="18"/>
-        </w:numPr>
-      </w:pPr>
-      <w:r>
-        <w:t>Fixed issues with the edges tab</w:t>
-      </w:r>
-      <w:r>
-        <w:t>: no valid GPS, 0 or 1 ensembles selected, etc.</w:t>
-      </w:r>
-    </w:p>
-    <w:p>
-      <w:pPr>
-        <w:pStyle w:val="ListParagraph"/>
-        <w:numPr>
-          <w:ilvl w:val="0"/>
-          <w:numId w:val="18"/>
-        </w:numPr>
-      </w:pPr>
-      <w:r>
-        <w:t>Fixed issues with tab text color not updating properly</w:t>
-      </w:r>
-    </w:p>
-    <w:p>
-      <w:pPr>
-        <w:pStyle w:val="ListParagraph"/>
-        <w:numPr>
-          <w:ilvl w:val="0"/>
-          <w:numId w:val="18"/>
-        </w:numPr>
-      </w:pPr>
-      <w:r>
-        <w:t>Updated user’s manual to indicate that 4-beam composite is the default if vertical beam or depth sounder data are available.</w:t>
-      </w:r>
-    </w:p>
-    <w:p>
-      <w:pPr>
-        <w:pStyle w:val="ListParagraph"/>
-        <w:numPr>
-          <w:ilvl w:val="0"/>
-          <w:numId w:val="18"/>
-        </w:numPr>
-      </w:pPr>
-      <w:r>
-        <w:t>Several issues with the interaction with RIVRS were fixed</w:t>
-      </w:r>
-    </w:p>
-    <w:p>
-      <w:pPr>
-        <w:pStyle w:val="ListParagraph"/>
-        <w:numPr>
-          <w:ilvl w:val="0"/>
-          <w:numId w:val="18"/>
+        <w:t>Fixed bug in edges shiptrack so it only displays valid orginal data and not interpolated data.</w:t>
+      </w:r>
+    </w:p>
+    <w:p>
+      <w:pPr>
+        <w:pStyle w:val="ListParagraph"/>
+        <w:numPr>
+          <w:ilvl w:val="0"/>
+          <w:numId w:val="1"/>
+        </w:numPr>
+      </w:pPr>
+      <w:r>
+        <w:t>Fixed bug no allowing manual entry of 0 salinity.</w:t>
+      </w:r>
+    </w:p>
+    <w:p>
+      <w:pPr>
+        <w:rPr>
+          <w:b/>
+          <w:bCs/>
+        </w:rPr>
+      </w:pPr>
+      <w:r>
+        <w:rPr>
+          <w:b/>
+          <w:bCs/>
+        </w:rPr>
+        <w:t>Changes from 3.35 to 3.40</w:t>
+      </w:r>
+    </w:p>
+    <w:p>
+      <w:pPr>
+        <w:pStyle w:val="ListParagraph"/>
+        <w:numPr>
+          <w:ilvl w:val="0"/>
+          <w:numId w:val="4"/>
+        </w:numPr>
+      </w:pPr>
+      <w:r>
+        <w:t>Fixed bug causing crash when TRDI PT3 test was incomplete.</w:t>
+      </w:r>
+    </w:p>
+    <w:p>
+      <w:pPr>
+        <w:pStyle w:val="ListParagraph"/>
+        <w:numPr>
+          <w:ilvl w:val="0"/>
+          <w:numId w:val="4"/>
+        </w:numPr>
+      </w:pPr>
+      <w:r>
+        <w:t>Modified uncertainty estimate for invalid and edges to use absolute values.</w:t>
+      </w:r>
+    </w:p>
+    <w:p>
+      <w:pPr>
+        <w:pStyle w:val="ListParagraph"/>
+        <w:numPr>
+          <w:ilvl w:val="0"/>
+          <w:numId w:val="4"/>
+        </w:numPr>
+      </w:pPr>
+      <w:r>
+        <w:t>Fixed issue with multi-line comments in XML file.</w:t>
+      </w:r>
+    </w:p>
+    <w:p>
+      <w:pPr>
+        <w:pStyle w:val="ListParagraph"/>
+        <w:numPr>
+          <w:ilvl w:val="0"/>
+          <w:numId w:val="4"/>
+        </w:numPr>
+      </w:pPr>
+      <w:r>
+        <w:t>Fixed draft check to only evaluate checked transects.</w:t>
+      </w:r>
+    </w:p>
+    <w:p>
+      <w:pPr>
+        <w:pStyle w:val="ListParagraph"/>
+        <w:numPr>
+          <w:ilvl w:val="0"/>
+          <w:numId w:val="4"/>
+        </w:numPr>
+      </w:pPr>
+      <w:r>
+        <w:t>XML file now only contains the summary information from a SonTek compass calibration.</w:t>
+      </w:r>
+    </w:p>
+    <w:p>
+      <w:pPr>
+        <w:pStyle w:val="ListParagraph"/>
+        <w:numPr>
+          <w:ilvl w:val="0"/>
+          <w:numId w:val="4"/>
+        </w:numPr>
+      </w:pPr>
+      <w:r>
+        <w:t>Fixed bug in moving-bed test if loop compass error and direction could not be computed.</w:t>
+      </w:r>
+    </w:p>
+    <w:p>
+      <w:pPr>
+        <w:pStyle w:val="ListParagraph"/>
+        <w:numPr>
+          <w:ilvl w:val="0"/>
+          <w:numId w:val="4"/>
+        </w:numPr>
+      </w:pPr>
+      <w:r>
+        <w:t>Added message for missing samples in SonTek data.</w:t>
+      </w:r>
+    </w:p>
+    <w:p>
+      <w:pPr>
+        <w:pStyle w:val="ListParagraph"/>
+        <w:numPr>
+          <w:ilvl w:val="0"/>
+          <w:numId w:val="4"/>
+        </w:numPr>
+      </w:pPr>
+      <w:r>
+        <w:t>Modified PT3 tests to reduce false positives.</w:t>
+      </w:r>
+    </w:p>
+    <w:p>
+      <w:pPr>
+        <w:pStyle w:val="ListParagraph"/>
+        <w:numPr>
+          <w:ilvl w:val="0"/>
+          <w:numId w:val="4"/>
+        </w:numPr>
+      </w:pPr>
+      <w:r>
+        <w:t>Added check to boat and wt to check warn if all data are invalid.</w:t>
+      </w:r>
+    </w:p>
+    <w:p>
+      <w:pPr>
+        <w:pStyle w:val="ListParagraph"/>
+        <w:numPr>
+          <w:ilvl w:val="0"/>
+          <w:numId w:val="4"/>
+        </w:numPr>
+      </w:pPr>
+      <w:r>
+        <w:t>Edge sign check changed to only show message if edge discharge is greater than 0.5%</w:t>
+      </w:r>
+    </w:p>
+    <w:p>
+      <w:pPr>
+        <w:pStyle w:val="ListParagraph"/>
+        <w:numPr>
+          <w:ilvl w:val="0"/>
+          <w:numId w:val="4"/>
+        </w:numPr>
+      </w:pPr>
+      <w:r>
+        <w:t>Added option to store a style sheet with the xml output file.</w:t>
+      </w:r>
+    </w:p>
+    <w:p>
+      <w:pPr>
+        <w:pStyle w:val="ListParagraph"/>
+        <w:numPr>
+          <w:ilvl w:val="0"/>
+          <w:numId w:val="4"/>
+        </w:numPr>
+      </w:pPr>
+      <w:r>
+        <w:t>Added _ separator between date and time in default filename.</w:t>
+      </w:r>
+    </w:p>
+    <w:p>
+      <w:pPr>
+        <w:pStyle w:val="ListParagraph"/>
+        <w:numPr>
+          <w:ilvl w:val="0"/>
+          <w:numId w:val="4"/>
+        </w:numPr>
+      </w:pPr>
+      <w:r>
+        <w:t>Default compass data view changed to evaluation if evaluation is available.</w:t>
+      </w:r>
+    </w:p>
+    <w:p>
+      <w:pPr>
+        <w:pStyle w:val="ListParagraph"/>
+        <w:numPr>
+          <w:ilvl w:val="0"/>
+          <w:numId w:val="4"/>
+        </w:numPr>
+      </w:pPr>
+      <w:r>
+        <w:t>Added upper limit of 45 ppt to salinty input dialog.</w:t>
+      </w:r>
+    </w:p>
+    <w:p>
+      <w:pPr>
+        <w:pStyle w:val="ListParagraph"/>
+        <w:numPr>
+          <w:ilvl w:val="0"/>
+          <w:numId w:val="4"/>
+        </w:numPr>
+      </w:pPr>
+      <w:r>
+        <w:t>Added Power/Power default exponent to XML output to support NVE request.</w:t>
+      </w:r>
+    </w:p>
+    <w:p>
+      <w:pPr>
+        <w:pStyle w:val="ListParagraph"/>
+        <w:numPr>
+          <w:ilvl w:val="0"/>
+          <w:numId w:val="4"/>
+        </w:numPr>
+      </w:pPr>
+      <w:r>
+        <w:t>Update help file.</w:t>
+      </w:r>
+    </w:p>
+    <w:p>
+      <w:pPr>
+        <w:rPr>
+          <w:b/>
+          <w:bCs/>
+        </w:rPr>
+      </w:pPr>
+      <w:r>
+        <w:rPr>
+          <w:b/>
+          <w:bCs/>
+        </w:rPr>
+        <w:t>Changes to QRev from 3.34 to 3.35</w:t>
+      </w:r>
+    </w:p>
+    <w:p>
+      <w:pPr>
+        <w:pStyle w:val="ListParagraph"/>
+        <w:numPr>
+          <w:ilvl w:val="0"/>
+          <w:numId w:val="5"/>
+        </w:numPr>
+      </w:pPr>
+      <w:r>
+        <w:t>Fixed bug causing crash when ADCP had no compass.</w:t>
+      </w:r>
+    </w:p>
+    <w:p>
+      <w:pPr>
+        <w:rPr>
+          <w:b/>
+          <w:bCs/>
+        </w:rPr>
+      </w:pPr>
+      <w:r>
+        <w:rPr>
+          <w:b/>
+          <w:bCs/>
+        </w:rPr>
+        <w:t>Changes to QRev from 3.33 to 3.34</w:t>
+      </w:r>
+    </w:p>
+    <w:p>
+      <w:pPr>
+        <w:pStyle w:val="ListParagraph"/>
+        <w:numPr>
+          <w:ilvl w:val="0"/>
+          <w:numId w:val="6"/>
+        </w:numPr>
+      </w:pPr>
+      <w:r>
+        <w:t>Fixed bug causing 25 cm excluded distance to be applied to RiverPro data.</w:t>
+      </w:r>
+    </w:p>
+    <w:p>
+      <w:pPr>
+        <w:rPr>
+          <w:b/>
+          <w:bCs/>
+        </w:rPr>
+      </w:pPr>
+      <w:r>
+        <w:rPr>
+          <w:b/>
+          <w:bCs/>
+        </w:rPr>
+        <w:t>Changes to QRev from 3.31 to 3.33</w:t>
+      </w:r>
+    </w:p>
+    <w:p>
+      <w:pPr>
+        <w:pStyle w:val="ListParagraph"/>
+        <w:numPr>
+          <w:ilvl w:val="0"/>
+          <w:numId w:val="7"/>
+        </w:numPr>
+      </w:pPr>
+      <w:r>
+        <w:t>Fixed bug using uncheck all.</w:t>
+      </w:r>
+    </w:p>
+    <w:p>
+      <w:pPr>
+        <w:pStyle w:val="ListParagraph"/>
+        <w:numPr>
+          <w:ilvl w:val="0"/>
+          <w:numId w:val="7"/>
+        </w:numPr>
+      </w:pPr>
+      <w:r>
+        <w:t>Fixed bug manually loading system test or compass calibration or evaluation</w:t>
+      </w:r>
+    </w:p>
+    <w:p>
+      <w:pPr>
+        <w:pStyle w:val="ListParagraph"/>
+        <w:numPr>
+          <w:ilvl w:val="0"/>
+          <w:numId w:val="7"/>
+        </w:numPr>
+      </w:pPr>
+      <w:r>
+        <w:t>Changed legend location to best</w:t>
+      </w:r>
+    </w:p>
+    <w:p>
+      <w:pPr>
+        <w:pStyle w:val="ListParagraph"/>
+        <w:numPr>
+          <w:ilvl w:val="0"/>
+          <w:numId w:val="7"/>
+        </w:numPr>
+      </w:pPr>
+      <w:r>
+        <w:t>Fixed bugs in GUI causing wrong transects to be highlighted</w:t>
+      </w:r>
+    </w:p>
+    <w:p>
+      <w:pPr>
+        <w:pStyle w:val="ListParagraph"/>
+        <w:numPr>
+          <w:ilvl w:val="0"/>
+          <w:numId w:val="7"/>
+        </w:numPr>
+      </w:pPr>
+      <w:r>
+        <w:t>Fixed bug reprocessing QRev files associated with moving-bed tests</w:t>
+      </w:r>
+    </w:p>
+    <w:p>
+      <w:pPr>
+        <w:pStyle w:val="ListParagraph"/>
+        <w:numPr>
+          <w:ilvl w:val="0"/>
+          <w:numId w:val="7"/>
+        </w:numPr>
+      </w:pPr>
+      <w:r>
+        <w:t>Fixed bug causing changes in draft hOffset, hSource, and magVar to not update QA properly</w:t>
+      </w:r>
+    </w:p>
+    <w:p>
+      <w:pPr>
+        <w:rPr>
+          <w:b/>
+          <w:bCs/>
+        </w:rPr>
+      </w:pPr>
+      <w:r>
+        <w:rPr>
+          <w:b/>
+          <w:bCs/>
+        </w:rPr>
+        <w:t>Changes to QRev from 3.30 to 3.31</w:t>
+      </w:r>
+    </w:p>
+    <w:p>
+      <w:pPr>
+        <w:pStyle w:val="ListParagraph"/>
+        <w:numPr>
+          <w:ilvl w:val="0"/>
+          <w:numId w:val="8"/>
+        </w:numPr>
+      </w:pPr>
+      <w:r>
+        <w:t>Fixed bug creating structure for test results from existing QRev files</w:t>
+      </w:r>
+    </w:p>
+    <w:p>
+      <w:pPr>
+        <w:pStyle w:val="ListParagraph"/>
+        <w:numPr>
+          <w:ilvl w:val="0"/>
+          <w:numId w:val="8"/>
+        </w:numPr>
+      </w:pPr>
+      <w:r>
+        <w:t>Fixed bug setting status of system test results and button color</w:t>
+      </w:r>
+    </w:p>
+    <w:p>
+      <w:pPr>
+        <w:pStyle w:val="ListParagraph"/>
+        <w:numPr>
+          <w:ilvl w:val="0"/>
+          <w:numId w:val="8"/>
+        </w:numPr>
+      </w:pPr>
+      <w:r>
+        <w:t>Fixed bug causing end edge discharge to be applied at start edge</w:t>
+      </w:r>
+    </w:p>
+    <w:p>
+      <w:pPr>
+        <w:pStyle w:val="ListParagraph"/>
+        <w:numPr>
+          <w:ilvl w:val="0"/>
+          <w:numId w:val="8"/>
+        </w:numPr>
+      </w:pPr>
+      <w:r>
+        <w:t>Fixed bug preventing user uncertainty from being recomputed after changing a filter or extrapolation</w:t>
+      </w:r>
+    </w:p>
+    <w:p>
+      <w:pPr>
+        <w:pStyle w:val="ListParagraph"/>
+        <w:numPr>
+          <w:ilvl w:val="0"/>
+          <w:numId w:val="8"/>
+        </w:numPr>
+      </w:pPr>
+      <w:r>
+        <w:t>Fixed bug displaying number of ensembles to use for edge</w:t>
+      </w:r>
+    </w:p>
+    <w:p>
+      <w:pPr>
+        <w:pStyle w:val="ListParagraph"/>
+        <w:numPr>
+          <w:ilvl w:val="0"/>
+          <w:numId w:val="8"/>
+        </w:numPr>
+      </w:pPr>
+      <w:r>
+        <w:t>Changed the algorithm for determining PT3 failure</w:t>
+      </w:r>
+    </w:p>
+    <w:p>
+      <w:pPr>
+        <w:pStyle w:val="ListParagraph"/>
+        <w:numPr>
+          <w:ilvl w:val="0"/>
+          <w:numId w:val="8"/>
         </w:numPr>
       </w:pPr>
       <w:r>
         <w:lastRenderedPageBreak/>
-        <w:t>Fixed inconsistent behavior of the up/down arrows</w:t>
-      </w:r>
-    </w:p>
-    <w:p>
-      <w:pPr>
-        <w:pStyle w:val="ListParagraph"/>
-        <w:numPr>
-          <w:ilvl w:val="0"/>
-          <w:numId w:val="18"/>
-        </w:numPr>
-      </w:pPr>
-      <w:r>
-        <w:t>Improved speed of transect change using up/down arrows</w:t>
-      </w:r>
-    </w:p>
-    <w:p>
-      <w:pPr>
-        <w:pStyle w:val="ListParagraph"/>
-        <w:numPr>
-          <w:ilvl w:val="0"/>
-          <w:numId w:val="18"/>
-        </w:numPr>
-      </w:pPr>
-      <w:r>
-        <w:t>Fixed issue with files saving in previously used folder</w:t>
-      </w:r>
-    </w:p>
-    <w:p>
-      <w:pPr>
-        <w:pStyle w:val="ListParagraph"/>
-        <w:numPr>
-          <w:ilvl w:val="0"/>
-          <w:numId w:val="18"/>
-        </w:numPr>
-      </w:pPr>
-      <w:r>
-        <w:t>Modified code for compatibility with Nortek Signature 1000</w:t>
-      </w:r>
-    </w:p>
-    <w:p>
-      <w:pPr>
-        <w:rPr>
-          <w:b/>
-          <w:bCs/>
-        </w:rPr>
-      </w:pPr>
-      <w:r>
-        <w:rPr>
-          <w:b/>
-          <w:bCs/>
-        </w:rPr>
-        <w:t>Changes 4.14 to 4.15</w:t>
-      </w:r>
-    </w:p>
-    <w:p>
-      <w:pPr>
-        <w:pStyle w:val="ListParagraph"/>
-        <w:numPr>
-          <w:ilvl w:val="0"/>
-          <w:numId w:val="17"/>
-        </w:numPr>
-      </w:pPr>
-      <w:r>
-        <w:t xml:space="preserve">Fixed issue with </w:t>
-      </w:r>
-      <w:proofErr w:type="spellStart"/>
-      <w:r>
-        <w:t>shiptrack</w:t>
-      </w:r>
-      <w:proofErr w:type="spellEnd"/>
-      <w:r>
-        <w:t xml:space="preserve"> when all GPS data are invalid</w:t>
-      </w:r>
-    </w:p>
-    <w:p>
-      <w:pPr>
-        <w:pStyle w:val="ListParagraph"/>
-        <w:numPr>
-          <w:ilvl w:val="0"/>
-          <w:numId w:val="17"/>
-        </w:numPr>
-      </w:pPr>
-      <w:r>
-        <w:t>Fixed bug when applying stationary moving-bed correction</w:t>
-      </w:r>
-    </w:p>
-    <w:p>
-      <w:pPr>
-        <w:rPr>
-          <w:b/>
-          <w:bCs/>
-        </w:rPr>
-      </w:pPr>
-      <w:r>
-        <w:rPr>
-          <w:b/>
-          <w:bCs/>
-        </w:rPr>
-        <w:t>Changes 4.13 to 4.14</w:t>
-      </w:r>
-    </w:p>
-    <w:p>
-      <w:pPr>
-        <w:pStyle w:val="ListParagraph"/>
-        <w:numPr>
-          <w:ilvl w:val="0"/>
-          <w:numId w:val="16"/>
-        </w:numPr>
-      </w:pPr>
-      <w:r>
-        <w:t>Fixed issue with applying a loop test when preceded by a stationary test.</w:t>
-      </w:r>
-    </w:p>
-    <w:p>
-      <w:pPr>
-        <w:pStyle w:val="ListParagraph"/>
-        <w:numPr>
-          <w:ilvl w:val="0"/>
-          <w:numId w:val="16"/>
-        </w:numPr>
-      </w:pPr>
-      <w:r>
-        <w:t>Fixed issue with current settings when measurement has mixture of GPS and no GPS</w:t>
-      </w:r>
-    </w:p>
-    <w:p>
-      <w:pPr>
-        <w:rPr>
-          <w:b/>
-          <w:bCs/>
-        </w:rPr>
-      </w:pPr>
-      <w:r>
-        <w:rPr>
-          <w:b/>
-          <w:bCs/>
-        </w:rPr>
-        <w:t>Changes 3.43 to 4.1</w:t>
-      </w:r>
-      <w:r>
-        <w:rPr>
-          <w:b/>
-          <w:bCs/>
-        </w:rPr>
-        <w:t>3</w:t>
-      </w:r>
-    </w:p>
-    <w:p>
-      <w:pPr>
-        <w:pStyle w:val="ListParagraph"/>
-        <w:numPr>
-          <w:ilvl w:val="0"/>
-          <w:numId w:val="15"/>
-        </w:numPr>
-      </w:pPr>
-      <w:r>
-        <w:t xml:space="preserve">Ported code from </w:t>
-      </w:r>
-      <w:proofErr w:type="spellStart"/>
-      <w:r>
-        <w:t>Matlab</w:t>
-      </w:r>
-      <w:proofErr w:type="spellEnd"/>
-      <w:r>
-        <w:t xml:space="preserve"> to Python</w:t>
-      </w:r>
-    </w:p>
-    <w:p>
-      <w:pPr>
-        <w:pStyle w:val="ListParagraph"/>
-        <w:numPr>
-          <w:ilvl w:val="0"/>
-          <w:numId w:val="15"/>
-        </w:numPr>
-      </w:pPr>
-      <w:r>
-        <w:t xml:space="preserve">User interface redesigned using </w:t>
-      </w:r>
-      <w:proofErr w:type="spellStart"/>
-      <w:r>
-        <w:t>PyQt</w:t>
-      </w:r>
-      <w:proofErr w:type="spellEnd"/>
-    </w:p>
-    <w:p>
-      <w:pPr>
-        <w:pStyle w:val="ListParagraph"/>
-        <w:numPr>
-          <w:ilvl w:val="0"/>
-          <w:numId w:val="15"/>
-        </w:numPr>
-      </w:pPr>
-      <w:r>
-        <w:t xml:space="preserve">Main summary page includes contour, </w:t>
-      </w:r>
-      <w:proofErr w:type="spellStart"/>
-      <w:r>
-        <w:t>shiptrack</w:t>
-      </w:r>
-      <w:proofErr w:type="spellEnd"/>
-      <w:r>
-        <w:t>, and discharge time series graphics</w:t>
-      </w:r>
-    </w:p>
-    <w:p>
-      <w:pPr>
-        <w:pStyle w:val="ListParagraph"/>
-        <w:numPr>
-          <w:ilvl w:val="0"/>
-          <w:numId w:val="15"/>
-        </w:numPr>
-      </w:pPr>
-      <w:r>
-        <w:t>Ability to change navigation reference through the toolbar</w:t>
-      </w:r>
-    </w:p>
-    <w:p>
-      <w:pPr>
-        <w:pStyle w:val="ListParagraph"/>
-        <w:numPr>
-          <w:ilvl w:val="0"/>
-          <w:numId w:val="15"/>
-        </w:numPr>
-      </w:pPr>
-      <w:r>
-        <w:t>Ability to turn on or off composite tracks through the toolbar</w:t>
-      </w:r>
-    </w:p>
-    <w:p>
-      <w:pPr>
-        <w:pStyle w:val="ListParagraph"/>
-        <w:numPr>
-          <w:ilvl w:val="0"/>
-          <w:numId w:val="15"/>
-        </w:numPr>
-      </w:pPr>
-      <w:r>
-        <w:t>Changes to default settings are highlighted</w:t>
-      </w:r>
-    </w:p>
-    <w:p>
-      <w:pPr>
-        <w:pStyle w:val="ListParagraph"/>
-        <w:numPr>
-          <w:ilvl w:val="0"/>
-          <w:numId w:val="15"/>
-        </w:numPr>
-      </w:pPr>
-      <w:r>
-        <w:t>Opening and measurement loading speed has been improved</w:t>
-      </w:r>
-    </w:p>
-    <w:p>
-      <w:pPr>
-        <w:pStyle w:val="ListParagraph"/>
-        <w:numPr>
-          <w:ilvl w:val="0"/>
-          <w:numId w:val="15"/>
-        </w:numPr>
-      </w:pPr>
-      <w:r>
-        <w:t xml:space="preserve">Change water velocity interpolation from linear to ABBA </w:t>
-      </w:r>
-    </w:p>
-    <w:p>
-      <w:pPr>
-        <w:pStyle w:val="ListParagraph"/>
-        <w:numPr>
-          <w:ilvl w:val="0"/>
-          <w:numId w:val="15"/>
-        </w:numPr>
-      </w:pPr>
-      <w:r>
-        <w:t>Water velocities for all invalid bins are interpolated rather than added to top or bottom extrapolation</w:t>
-      </w:r>
-    </w:p>
-    <w:p>
-      <w:pPr>
-        <w:pStyle w:val="ListParagraph"/>
-        <w:numPr>
-          <w:ilvl w:val="0"/>
-          <w:numId w:val="15"/>
-        </w:numPr>
-      </w:pPr>
-      <w:r>
-        <w:t>F</w:t>
-      </w:r>
-      <w:r>
-        <w:t xml:space="preserve">ixed bug in </w:t>
-      </w:r>
-      <w:proofErr w:type="spellStart"/>
-      <w:r>
-        <w:t>vtg</w:t>
-      </w:r>
-      <w:proofErr w:type="spellEnd"/>
-      <w:r>
-        <w:t xml:space="preserve"> primary composite tracks, wasn't substituting GGA</w:t>
-      </w:r>
-    </w:p>
-    <w:p>
-      <w:pPr>
-        <w:pStyle w:val="ListParagraph"/>
-        <w:numPr>
-          <w:ilvl w:val="0"/>
-          <w:numId w:val="15"/>
-        </w:numPr>
-      </w:pPr>
-      <w:r>
-        <w:t>Added uncertainty to the automatic comment when a file is saved</w:t>
-      </w:r>
-    </w:p>
-    <w:p>
-      <w:pPr>
-        <w:pStyle w:val="ListParagraph"/>
-        <w:numPr>
-          <w:ilvl w:val="0"/>
-          <w:numId w:val="15"/>
-        </w:numPr>
-      </w:pPr>
-      <w:r>
-        <w:t xml:space="preserve">Statistics and interpolation methods in Python may result in small differences from </w:t>
-      </w:r>
-      <w:proofErr w:type="spellStart"/>
-      <w:r>
-        <w:t>Matlab</w:t>
-      </w:r>
-      <w:proofErr w:type="spellEnd"/>
-    </w:p>
-    <w:p>
-      <w:pPr>
-        <w:rPr>
-          <w:b/>
-          <w:bCs/>
-        </w:rPr>
-      </w:pPr>
-      <w:r>
-        <w:rPr>
-          <w:b/>
-          <w:bCs/>
-        </w:rPr>
-        <w:t>Changes 3.42 to 3.43</w:t>
-      </w:r>
-    </w:p>
-    <w:p>
-      <w:pPr>
-        <w:pStyle w:val="ListParagraph"/>
-        <w:numPr>
-          <w:ilvl w:val="0"/>
-          <w:numId w:val="3"/>
-        </w:numPr>
-      </w:pPr>
-      <w:r>
-        <w:t xml:space="preserve">Fixed bug that did not properly identify missing (lost) ensembles if the typical ensemble duration was greater than 1.5 sec. This affected mode 13 </w:t>
-      </w:r>
-      <w:proofErr w:type="spellStart"/>
-      <w:r>
-        <w:t>StreamPro</w:t>
-      </w:r>
-      <w:proofErr w:type="spellEnd"/>
-      <w:r>
-        <w:t xml:space="preserve"> data.</w:t>
-      </w:r>
-    </w:p>
-    <w:p>
-      <w:pPr>
-        <w:rPr>
-          <w:b/>
-          <w:bCs/>
-        </w:rPr>
-      </w:pPr>
-      <w:r>
-        <w:rPr>
-          <w:b/>
-          <w:bCs/>
-        </w:rPr>
-        <w:t>Changes 3.41 to 3.42</w:t>
-      </w:r>
-    </w:p>
-    <w:p>
-      <w:pPr>
-        <w:pStyle w:val="ListParagraph"/>
-        <w:numPr>
-          <w:ilvl w:val="0"/>
-          <w:numId w:val="2"/>
-        </w:numPr>
-      </w:pPr>
-      <w:r>
-        <w:t>Fixed bug in bottom discharge extrapolation. Previous versions failed to estimate the bottom discharge for ensembles that had no valid data but where depth cell velocities were interpolated.</w:t>
-      </w:r>
-    </w:p>
-    <w:p>
-      <w:pPr>
-        <w:rPr>
-          <w:b/>
-          <w:bCs/>
-        </w:rPr>
-      </w:pPr>
-      <w:r>
-        <w:rPr>
-          <w:b/>
-          <w:bCs/>
-        </w:rPr>
-        <w:t>Changes 3.40 to 3.41</w:t>
-      </w:r>
-    </w:p>
-    <w:p>
-      <w:pPr>
-        <w:pStyle w:val="ListParagraph"/>
-        <w:numPr>
-          <w:ilvl w:val="0"/>
-          <w:numId w:val="1"/>
-        </w:numPr>
-      </w:pPr>
-      <w:r>
-        <w:t>Fixed bug with discharge percent change not updating after multiple speed of sound changes.</w:t>
-      </w:r>
-    </w:p>
-    <w:p>
-      <w:pPr>
-        <w:pStyle w:val="ListParagraph"/>
-        <w:numPr>
-          <w:ilvl w:val="0"/>
-          <w:numId w:val="1"/>
-        </w:numPr>
-      </w:pPr>
-      <w:r>
-        <w:t>Fixed bug in edges table where wrong row was highlighted if some transects were unchecked.</w:t>
-      </w:r>
-    </w:p>
-    <w:p>
-      <w:pPr>
-        <w:pStyle w:val="ListParagraph"/>
-        <w:numPr>
-          <w:ilvl w:val="0"/>
-          <w:numId w:val="1"/>
-        </w:numPr>
-      </w:pPr>
-      <w:r>
-        <w:t xml:space="preserve">Fixed bug in edges </w:t>
-      </w:r>
-      <w:proofErr w:type="spellStart"/>
-      <w:r>
-        <w:t>shiptrack</w:t>
-      </w:r>
-      <w:proofErr w:type="spellEnd"/>
-      <w:r>
-        <w:t xml:space="preserve"> so it only displays valid </w:t>
-      </w:r>
-      <w:proofErr w:type="spellStart"/>
-      <w:r>
-        <w:t>orginal</w:t>
-      </w:r>
-      <w:proofErr w:type="spellEnd"/>
-      <w:r>
-        <w:t xml:space="preserve"> data and not interpolated data.</w:t>
-      </w:r>
-    </w:p>
-    <w:p>
-      <w:pPr>
-        <w:pStyle w:val="ListParagraph"/>
-        <w:numPr>
-          <w:ilvl w:val="0"/>
-          <w:numId w:val="1"/>
-        </w:numPr>
-      </w:pPr>
-      <w:r>
-        <w:t>Fixed bug no allowing manual entry of 0 salinity.</w:t>
-      </w:r>
-    </w:p>
-    <w:p>
-      <w:pPr>
-        <w:rPr>
-          <w:b/>
-          <w:bCs/>
-        </w:rPr>
-      </w:pPr>
-      <w:r>
-        <w:rPr>
-          <w:b/>
-          <w:bCs/>
-        </w:rPr>
-        <w:t>Changes from 3.35 to 3.40</w:t>
-      </w:r>
-    </w:p>
-    <w:p>
-      <w:pPr>
-        <w:pStyle w:val="ListParagraph"/>
-        <w:numPr>
-          <w:ilvl w:val="0"/>
-          <w:numId w:val="4"/>
+        <w:t>Modified the computation for extrapolation uncertainty to prevent a manual setting from biasing the uncertainty low</w:t>
+      </w:r>
+    </w:p>
+    <w:p>
+      <w:pPr>
+        <w:pStyle w:val="ListParagraph"/>
+        <w:numPr>
+          <w:ilvl w:val="0"/>
+          <w:numId w:val="8"/>
+        </w:numPr>
+      </w:pPr>
+      <w:r>
+        <w:t>Added reprocessing of moving-bed tests to reprocessing of existing QRev data files.</w:t>
+      </w:r>
+    </w:p>
+    <w:p>
+      <w:pPr>
+        <w:pStyle w:val="ListParagraph"/>
+        <w:numPr>
+          <w:ilvl w:val="0"/>
+          <w:numId w:val="8"/>
+        </w:numPr>
+      </w:pPr>
+      <w:r>
+        <w:t>The mag field, if available, is automatically displayed in the heading graph</w:t>
+      </w:r>
+    </w:p>
+    <w:p>
+      <w:pPr>
+        <w:pStyle w:val="ListParagraph"/>
+        <w:numPr>
+          <w:ilvl w:val="0"/>
+          <w:numId w:val="8"/>
+        </w:numPr>
+      </w:pPr>
+      <w:r>
+        <w:t>Modified the excluded distance filter to round to 2 digits to prevent differences when converting between units.</w:t>
+      </w:r>
+    </w:p>
+    <w:p>
+      <w:pPr>
+        <w:rPr>
+          <w:b/>
+          <w:bCs/>
+        </w:rPr>
+      </w:pPr>
+      <w:r>
+        <w:rPr>
+          <w:b/>
+          <w:bCs/>
+        </w:rPr>
+        <w:t>Changes to QRev from 3.28 to 3.30</w:t>
+      </w:r>
+    </w:p>
+    <w:p>
+      <w:pPr>
+        <w:pStyle w:val="ListParagraph"/>
+        <w:numPr>
+          <w:ilvl w:val="0"/>
+          <w:numId w:val="9"/>
+        </w:numPr>
+      </w:pPr>
+      <w:r>
+        <w:t>Fixed bugs in messages table that were opening wrong windows.</w:t>
+      </w:r>
+    </w:p>
+    <w:p>
+      <w:pPr>
+        <w:pStyle w:val="ListParagraph"/>
+        <w:numPr>
+          <w:ilvl w:val="0"/>
+          <w:numId w:val="9"/>
+        </w:numPr>
+      </w:pPr>
+      <w:r>
+        <w:t>Modified code to interpolate invalid data from composite tracks using the composite tracks rather than the primary data.</w:t>
+      </w:r>
+    </w:p>
+    <w:p>
+      <w:pPr>
+        <w:pStyle w:val="ListParagraph"/>
+        <w:numPr>
+          <w:ilvl w:val="0"/>
+          <w:numId w:val="9"/>
+        </w:numPr>
+      </w:pPr>
+      <w:r>
+        <w:t>Modified code to interpolate invalid data from composite depths using the composite depths rather than the primary data.</w:t>
+      </w:r>
+    </w:p>
+    <w:p>
+      <w:pPr>
+        <w:pStyle w:val="ListParagraph"/>
+        <w:numPr>
+          <w:ilvl w:val="0"/>
+          <w:numId w:val="9"/>
+        </w:numPr>
+      </w:pPr>
+      <w:r>
+        <w:t>Modified draft check to use display units and limit the comparison to 2 decimal spots which is what is displayed in the GUI.</w:t>
+      </w:r>
+    </w:p>
+    <w:p>
+      <w:pPr>
+        <w:pStyle w:val="ListParagraph"/>
+        <w:numPr>
+          <w:ilvl w:val="0"/>
+          <w:numId w:val="9"/>
+        </w:numPr>
+      </w:pPr>
+      <w:r>
+        <w:t>Added code to interpolate discharge for ensembles that are too shallow for a valid depth cell.</w:t>
+      </w:r>
+    </w:p>
+    <w:p>
+      <w:pPr>
+        <w:pStyle w:val="ListParagraph"/>
+        <w:numPr>
+          <w:ilvl w:val="0"/>
+          <w:numId w:val="9"/>
+        </w:numPr>
+      </w:pPr>
+      <w:r>
+        <w:t xml:space="preserve">Modified code in the way that TRDI mmt file setting for composite depths are processed to QRev settings. </w:t>
+      </w:r>
+    </w:p>
+    <w:p>
+      <w:pPr>
+        <w:pStyle w:val="ListParagraph"/>
+        <w:numPr>
+          <w:ilvl w:val="0"/>
+          <w:numId w:val="9"/>
+        </w:numPr>
+      </w:pPr>
+      <w:r>
+        <w:t>Moved composite depth computation to end of data input flow.</w:t>
+      </w:r>
+    </w:p>
+    <w:p>
+      <w:pPr>
+        <w:pStyle w:val="ListParagraph"/>
+        <w:numPr>
+          <w:ilvl w:val="0"/>
+          <w:numId w:val="9"/>
+        </w:numPr>
+      </w:pPr>
+      <w:r>
+        <w:t>Modified code to allow the view comments button to be accessible even when another window is open.</w:t>
+      </w:r>
+    </w:p>
+    <w:p>
+      <w:pPr>
+        <w:pStyle w:val="ListParagraph"/>
+        <w:numPr>
+          <w:ilvl w:val="0"/>
+          <w:numId w:val="9"/>
+        </w:numPr>
+      </w:pPr>
+      <w:r>
+        <w:t>Fixed bug with computePerDiff in extrapolation sensitivity when no transect data provided.</w:t>
+      </w:r>
+    </w:p>
+    <w:p>
+      <w:pPr>
+        <w:pStyle w:val="ListParagraph"/>
+        <w:numPr>
+          <w:ilvl w:val="0"/>
+          <w:numId w:val="9"/>
+        </w:numPr>
+      </w:pPr>
+      <w:r>
+        <w:t>Added valid depth method to xml output.</w:t>
+      </w:r>
+    </w:p>
+    <w:p>
+      <w:pPr>
+        <w:pStyle w:val="ListParagraph"/>
+        <w:numPr>
+          <w:ilvl w:val="0"/>
+          <w:numId w:val="9"/>
+        </w:numPr>
+      </w:pPr>
+      <w:r>
+        <w:t>Added code to check compass cal errors against USGS recommendations</w:t>
+      </w:r>
+    </w:p>
+    <w:p>
+      <w:pPr>
+        <w:pStyle w:val="ListParagraph"/>
+        <w:numPr>
+          <w:ilvl w:val="0"/>
+          <w:numId w:val="9"/>
+        </w:numPr>
+      </w:pPr>
+      <w:r>
+        <w:t>Added code to handle files processed with QBatch.</w:t>
+      </w:r>
+    </w:p>
+    <w:p>
+      <w:pPr>
+        <w:pStyle w:val="ListParagraph"/>
+        <w:numPr>
+          <w:ilvl w:val="0"/>
+          <w:numId w:val="9"/>
+        </w:numPr>
+      </w:pPr>
+      <w:r>
+        <w:t>Fixed bug with variable names for mean and max depth and max water speed.</w:t>
+      </w:r>
+    </w:p>
+    <w:p>
+      <w:pPr>
+        <w:pStyle w:val="ListParagraph"/>
+        <w:numPr>
+          <w:ilvl w:val="0"/>
+          <w:numId w:val="9"/>
+        </w:numPr>
+      </w:pPr>
+      <w:r>
+        <w:t>Fixed bug with order of warnings and cautions for system test checks.</w:t>
+      </w:r>
+    </w:p>
+    <w:p/>
+    <w:p>
+      <w:pPr>
+        <w:rPr>
+          <w:b/>
+          <w:bCs/>
+        </w:rPr>
+      </w:pPr>
+      <w:r>
+        <w:rPr>
+          <w:b/>
+          <w:bCs/>
+        </w:rPr>
+        <w:t>Changes to QRev from 3.24 to 3.28</w:t>
+      </w:r>
+    </w:p>
+    <w:p/>
+    <w:p>
+      <w:pPr>
+        <w:pStyle w:val="ListParagraph"/>
+        <w:numPr>
+          <w:ilvl w:val="0"/>
+          <w:numId w:val="10"/>
+        </w:numPr>
+      </w:pPr>
+      <w:r>
+        <w:t>Messages are now in a table, sorted with warnings on top, and identified with a symbol and font.</w:t>
+      </w:r>
+    </w:p>
+    <w:p>
+      <w:pPr>
+        <w:pStyle w:val="ListParagraph"/>
+        <w:numPr>
+          <w:ilvl w:val="0"/>
+          <w:numId w:val="10"/>
+        </w:numPr>
+      </w:pPr>
+      <w:r>
+        <w:t>Clicking on a message will open the associated window, same as clicking on associated button.</w:t>
+      </w:r>
+    </w:p>
+    <w:p>
+      <w:pPr>
+        <w:pStyle w:val="ListParagraph"/>
+        <w:numPr>
+          <w:ilvl w:val="0"/>
+          <w:numId w:val="10"/>
+        </w:numPr>
+      </w:pPr>
+      <w:r>
+        <w:t>Extrapolation discharge sensitivity table is now referenced to the currently selected fit, rather than to power/power 0.1667.</w:t>
+      </w:r>
+    </w:p>
+    <w:p>
+      <w:pPr>
+        <w:pStyle w:val="ListParagraph"/>
+        <w:numPr>
+          <w:ilvl w:val="0"/>
+          <w:numId w:val="10"/>
+        </w:numPr>
+      </w:pPr>
+      <w:r>
+        <w:t>Clicking a row in the extrapolation discharge sensitivity table will set the fit to those parameters.</w:t>
+      </w:r>
+    </w:p>
+    <w:p>
+      <w:pPr>
+        <w:pStyle w:val="ListParagraph"/>
+        <w:numPr>
+          <w:ilvl w:val="0"/>
+          <w:numId w:val="10"/>
+        </w:numPr>
+      </w:pPr>
+      <w:r>
+        <w:t>The compass error from the evaluation of a TRDI ADCP and if available, from RiverSurveyor G3 compass is now shown in the Compass/P/R window.</w:t>
+      </w:r>
+    </w:p>
+    <w:p>
+      <w:pPr>
+        <w:pStyle w:val="ListParagraph"/>
+        <w:numPr>
+          <w:ilvl w:val="0"/>
+          <w:numId w:val="10"/>
+        </w:numPr>
+      </w:pPr>
+      <w:r>
+        <w:t>The system test window now displays the total number of tests.</w:t>
+      </w:r>
+    </w:p>
+    <w:p>
+      <w:pPr>
+        <w:pStyle w:val="ListParagraph"/>
+        <w:numPr>
+          <w:ilvl w:val="0"/>
+          <w:numId w:val="10"/>
+        </w:numPr>
+      </w:pPr>
+      <w:r>
+        <w:t>The PT3 test is now decoded and the correlation in lag 3 is checked to ensure that the correlation is less than 15% of the lag 0 correlation.</w:t>
+      </w:r>
+    </w:p>
+    <w:p>
+      <w:pPr>
+        <w:pStyle w:val="ListParagraph"/>
+        <w:numPr>
+          <w:ilvl w:val="0"/>
+          <w:numId w:val="10"/>
+        </w:numPr>
+      </w:pPr>
+      <w:r>
+        <w:t>A minimum threshold for the boat track vertical velocity filter is set to 0.01 m/s.</w:t>
+      </w:r>
+    </w:p>
+    <w:p>
+      <w:pPr>
+        <w:pStyle w:val="ListParagraph"/>
+        <w:numPr>
+          <w:ilvl w:val="0"/>
+          <w:numId w:val="10"/>
         </w:numPr>
       </w:pPr>
       <w:r>
         <w:lastRenderedPageBreak/>
-        <w:t>Fixed bug causing crash when TRDI PT3 test was incomplete.</w:t>
-      </w:r>
-    </w:p>
-    <w:p>
-      <w:pPr>
-        <w:pStyle w:val="ListParagraph"/>
-        <w:numPr>
-          <w:ilvl w:val="0"/>
-          <w:numId w:val="4"/>
-        </w:numPr>
-      </w:pPr>
-      <w:r>
-        <w:t>Modified uncertainty estimate for invalid and edges to use absolute values.</w:t>
-      </w:r>
-    </w:p>
-    <w:p>
-      <w:pPr>
-        <w:pStyle w:val="ListParagraph"/>
-        <w:numPr>
-          <w:ilvl w:val="0"/>
-          <w:numId w:val="4"/>
-        </w:numPr>
-      </w:pPr>
-      <w:r>
-        <w:t>Fixed issue with multi-line comments in XML file.</w:t>
-      </w:r>
-    </w:p>
-    <w:p>
-      <w:pPr>
-        <w:pStyle w:val="ListParagraph"/>
-        <w:numPr>
-          <w:ilvl w:val="0"/>
-          <w:numId w:val="4"/>
-        </w:numPr>
-      </w:pPr>
-      <w:r>
-        <w:t>Fixed draft check to only evaluate checked transects.</w:t>
-      </w:r>
-    </w:p>
-    <w:p>
-      <w:pPr>
-        <w:pStyle w:val="ListParagraph"/>
-        <w:numPr>
-          <w:ilvl w:val="0"/>
-          <w:numId w:val="4"/>
-        </w:numPr>
-      </w:pPr>
-      <w:r>
-        <w:t xml:space="preserve">XML file now only contains the summary information from a </w:t>
-      </w:r>
-      <w:proofErr w:type="spellStart"/>
-      <w:r>
-        <w:t>SonTek</w:t>
-      </w:r>
-      <w:proofErr w:type="spellEnd"/>
-      <w:r>
-        <w:t xml:space="preserve"> compass calibration.</w:t>
-      </w:r>
-    </w:p>
-    <w:p>
-      <w:pPr>
-        <w:pStyle w:val="ListParagraph"/>
-        <w:numPr>
-          <w:ilvl w:val="0"/>
-          <w:numId w:val="4"/>
-        </w:numPr>
-      </w:pPr>
-      <w:r>
-        <w:t>Fixed bug in moving-bed test if loop compass error and direction could not be computed.</w:t>
-      </w:r>
-    </w:p>
-    <w:p>
-      <w:pPr>
-        <w:pStyle w:val="ListParagraph"/>
-        <w:numPr>
-          <w:ilvl w:val="0"/>
-          <w:numId w:val="4"/>
-        </w:numPr>
-      </w:pPr>
-      <w:r>
-        <w:t xml:space="preserve">Added message for missing samples in </w:t>
-      </w:r>
-      <w:proofErr w:type="spellStart"/>
-      <w:r>
-        <w:t>SonTek</w:t>
-      </w:r>
-      <w:proofErr w:type="spellEnd"/>
-      <w:r>
-        <w:t xml:space="preserve"> data.</w:t>
-      </w:r>
-    </w:p>
-    <w:p>
-      <w:pPr>
-        <w:pStyle w:val="ListParagraph"/>
-        <w:numPr>
-          <w:ilvl w:val="0"/>
-          <w:numId w:val="4"/>
-        </w:numPr>
-      </w:pPr>
-      <w:r>
-        <w:t>Modified PT3 tests to reduce false positives.</w:t>
-      </w:r>
-    </w:p>
-    <w:p>
-      <w:pPr>
-        <w:pStyle w:val="ListParagraph"/>
-        <w:numPr>
-          <w:ilvl w:val="0"/>
-          <w:numId w:val="4"/>
-        </w:numPr>
-      </w:pPr>
-      <w:r>
-        <w:t xml:space="preserve">Added check to boat and </w:t>
-      </w:r>
-      <w:proofErr w:type="spellStart"/>
-      <w:r>
-        <w:t>wt</w:t>
-      </w:r>
-      <w:proofErr w:type="spellEnd"/>
-      <w:r>
-        <w:t xml:space="preserve"> to check warn if all data are invalid.</w:t>
-      </w:r>
-    </w:p>
-    <w:p>
-      <w:pPr>
-        <w:pStyle w:val="ListParagraph"/>
-        <w:numPr>
-          <w:ilvl w:val="0"/>
-          <w:numId w:val="4"/>
-        </w:numPr>
-      </w:pPr>
-      <w:r>
-        <w:t>Edge sign check changed to only show message if edge discharge is greater than 0.5%</w:t>
-      </w:r>
-    </w:p>
-    <w:p>
-      <w:pPr>
-        <w:pStyle w:val="ListParagraph"/>
-        <w:numPr>
-          <w:ilvl w:val="0"/>
-          <w:numId w:val="4"/>
-        </w:numPr>
-      </w:pPr>
-      <w:r>
-        <w:t>Added option to store a style sheet with the xml output file.</w:t>
-      </w:r>
-    </w:p>
-    <w:p>
-      <w:pPr>
-        <w:pStyle w:val="ListParagraph"/>
-        <w:numPr>
-          <w:ilvl w:val="0"/>
-          <w:numId w:val="4"/>
-        </w:numPr>
-      </w:pPr>
-      <w:r>
-        <w:t>Added _ separator between date and time in default filename.</w:t>
-      </w:r>
-    </w:p>
-    <w:p>
-      <w:pPr>
-        <w:pStyle w:val="ListParagraph"/>
-        <w:numPr>
-          <w:ilvl w:val="0"/>
-          <w:numId w:val="4"/>
-        </w:numPr>
-      </w:pPr>
-      <w:r>
-        <w:t>Default compass data view changed to evaluation if evaluation is available.</w:t>
-      </w:r>
-    </w:p>
-    <w:p>
-      <w:pPr>
-        <w:pStyle w:val="ListParagraph"/>
-        <w:numPr>
-          <w:ilvl w:val="0"/>
-          <w:numId w:val="4"/>
-        </w:numPr>
-      </w:pPr>
-      <w:r>
-        <w:t xml:space="preserve">Added upper limit of 45 ppt to </w:t>
-      </w:r>
-      <w:proofErr w:type="spellStart"/>
-      <w:r>
-        <w:t>salinty</w:t>
-      </w:r>
-      <w:proofErr w:type="spellEnd"/>
-      <w:r>
-        <w:t xml:space="preserve"> input dialog.</w:t>
-      </w:r>
-    </w:p>
-    <w:p>
-      <w:pPr>
-        <w:pStyle w:val="ListParagraph"/>
-        <w:numPr>
-          <w:ilvl w:val="0"/>
-          <w:numId w:val="4"/>
-        </w:numPr>
-      </w:pPr>
-      <w:r>
-        <w:t>Added Power/Power default exponent to XML output to support NVE request.</w:t>
-      </w:r>
-    </w:p>
-    <w:p>
-      <w:pPr>
-        <w:pStyle w:val="ListParagraph"/>
-        <w:numPr>
-          <w:ilvl w:val="0"/>
-          <w:numId w:val="4"/>
-        </w:numPr>
-      </w:pPr>
-      <w:r>
-        <w:t>Update help file.</w:t>
-      </w:r>
-    </w:p>
-    <w:p>
-      <w:pPr>
-        <w:rPr>
-          <w:b/>
-          <w:bCs/>
-        </w:rPr>
-      </w:pPr>
-      <w:r>
-        <w:rPr>
-          <w:b/>
-          <w:bCs/>
-        </w:rPr>
-        <w:t xml:space="preserve">Changes to </w:t>
-      </w:r>
-      <w:proofErr w:type="spellStart"/>
-      <w:r>
-        <w:rPr>
-          <w:b/>
-          <w:bCs/>
-        </w:rPr>
-        <w:t>QRev</w:t>
-      </w:r>
-      <w:proofErr w:type="spellEnd"/>
-      <w:r>
-        <w:rPr>
-          <w:b/>
-          <w:bCs/>
-        </w:rPr>
-        <w:t xml:space="preserve"> from 3.34 to 3.35</w:t>
-      </w:r>
-    </w:p>
-    <w:p>
-      <w:pPr>
-        <w:pStyle w:val="ListParagraph"/>
-        <w:numPr>
-          <w:ilvl w:val="0"/>
-          <w:numId w:val="5"/>
-        </w:numPr>
-      </w:pPr>
-      <w:r>
-        <w:t>Fixed bug causing crash when ADCP had no compass.</w:t>
-      </w:r>
-    </w:p>
-    <w:p>
-      <w:pPr>
-        <w:rPr>
-          <w:b/>
-          <w:bCs/>
-        </w:rPr>
-      </w:pPr>
-      <w:r>
-        <w:rPr>
-          <w:b/>
-          <w:bCs/>
-        </w:rPr>
-        <w:t xml:space="preserve">Changes to </w:t>
-      </w:r>
-      <w:proofErr w:type="spellStart"/>
-      <w:r>
-        <w:rPr>
-          <w:b/>
-          <w:bCs/>
-        </w:rPr>
-        <w:t>QRev</w:t>
-      </w:r>
-      <w:proofErr w:type="spellEnd"/>
-      <w:r>
-        <w:rPr>
-          <w:b/>
-          <w:bCs/>
-        </w:rPr>
-        <w:t xml:space="preserve"> from 3.33 to 3.34</w:t>
-      </w:r>
-    </w:p>
-    <w:p>
-      <w:pPr>
-        <w:pStyle w:val="ListParagraph"/>
-        <w:numPr>
-          <w:ilvl w:val="0"/>
-          <w:numId w:val="6"/>
-        </w:numPr>
-      </w:pPr>
-      <w:r>
-        <w:t xml:space="preserve">Fixed bug causing 25 cm excluded distance to be applied to </w:t>
-      </w:r>
-      <w:proofErr w:type="spellStart"/>
-      <w:r>
-        <w:t>RiverPro</w:t>
-      </w:r>
-      <w:proofErr w:type="spellEnd"/>
-      <w:r>
-        <w:t xml:space="preserve"> data.</w:t>
-      </w:r>
-    </w:p>
-    <w:p>
-      <w:pPr>
-        <w:rPr>
-          <w:b/>
-          <w:bCs/>
-        </w:rPr>
-      </w:pPr>
-      <w:r>
-        <w:rPr>
-          <w:b/>
-          <w:bCs/>
-        </w:rPr>
-        <w:t xml:space="preserve">Changes to </w:t>
-      </w:r>
-      <w:proofErr w:type="spellStart"/>
-      <w:r>
-        <w:rPr>
-          <w:b/>
-          <w:bCs/>
-        </w:rPr>
-        <w:t>QRev</w:t>
-      </w:r>
-      <w:proofErr w:type="spellEnd"/>
-      <w:r>
-        <w:rPr>
-          <w:b/>
-          <w:bCs/>
-        </w:rPr>
-        <w:t xml:space="preserve"> from 3.31 to 3.33</w:t>
-      </w:r>
-    </w:p>
-    <w:p>
-      <w:pPr>
-        <w:pStyle w:val="ListParagraph"/>
-        <w:numPr>
-          <w:ilvl w:val="0"/>
-          <w:numId w:val="7"/>
-        </w:numPr>
-      </w:pPr>
-      <w:r>
-        <w:t>Fixed bug using uncheck all.</w:t>
-      </w:r>
-    </w:p>
-    <w:p>
-      <w:pPr>
-        <w:pStyle w:val="ListParagraph"/>
-        <w:numPr>
-          <w:ilvl w:val="0"/>
-          <w:numId w:val="7"/>
-        </w:numPr>
-      </w:pPr>
-      <w:r>
-        <w:t>Fixed bug manually loading system test or compass calibration or evaluation</w:t>
-      </w:r>
-    </w:p>
-    <w:p>
-      <w:pPr>
-        <w:pStyle w:val="ListParagraph"/>
-        <w:numPr>
-          <w:ilvl w:val="0"/>
-          <w:numId w:val="7"/>
-        </w:numPr>
-      </w:pPr>
-      <w:r>
-        <w:t>Changed legend location to best</w:t>
-      </w:r>
-    </w:p>
-    <w:p>
-      <w:pPr>
-        <w:pStyle w:val="ListParagraph"/>
-        <w:numPr>
-          <w:ilvl w:val="0"/>
-          <w:numId w:val="7"/>
-        </w:numPr>
-      </w:pPr>
-      <w:r>
-        <w:t>Fixed bugs in GUI causing wrong transects to be highlighted</w:t>
-      </w:r>
-    </w:p>
-    <w:p>
-      <w:pPr>
-        <w:pStyle w:val="ListParagraph"/>
-        <w:numPr>
-          <w:ilvl w:val="0"/>
-          <w:numId w:val="7"/>
-        </w:numPr>
-      </w:pPr>
-      <w:r>
-        <w:t xml:space="preserve">Fixed bug reprocessing </w:t>
-      </w:r>
-      <w:proofErr w:type="spellStart"/>
-      <w:r>
-        <w:t>QRev</w:t>
-      </w:r>
-      <w:proofErr w:type="spellEnd"/>
-      <w:r>
-        <w:t xml:space="preserve"> files associated with moving-bed tests</w:t>
-      </w:r>
-    </w:p>
-    <w:p>
-      <w:pPr>
-        <w:pStyle w:val="ListParagraph"/>
-        <w:numPr>
-          <w:ilvl w:val="0"/>
-          <w:numId w:val="7"/>
-        </w:numPr>
-      </w:pPr>
-      <w:r>
-        <w:t xml:space="preserve">Fixed bug causing changes in draft </w:t>
-      </w:r>
-      <w:proofErr w:type="spellStart"/>
-      <w:r>
-        <w:t>hOffset</w:t>
-      </w:r>
-      <w:proofErr w:type="spellEnd"/>
-      <w:r>
-        <w:t xml:space="preserve">, </w:t>
-      </w:r>
-      <w:proofErr w:type="spellStart"/>
-      <w:r>
-        <w:t>hSource</w:t>
-      </w:r>
-      <w:proofErr w:type="spellEnd"/>
-      <w:r>
-        <w:t xml:space="preserve">, and </w:t>
-      </w:r>
-      <w:proofErr w:type="spellStart"/>
-      <w:r>
-        <w:t>magVar</w:t>
-      </w:r>
-      <w:proofErr w:type="spellEnd"/>
-      <w:r>
-        <w:t xml:space="preserve"> to not update QA properly</w:t>
-      </w:r>
-    </w:p>
-    <w:p>
-      <w:pPr>
-        <w:rPr>
-          <w:b/>
-          <w:bCs/>
-        </w:rPr>
-      </w:pPr>
-      <w:r>
-        <w:rPr>
-          <w:b/>
-          <w:bCs/>
-        </w:rPr>
-        <w:t xml:space="preserve">Changes to </w:t>
-      </w:r>
-      <w:proofErr w:type="spellStart"/>
-      <w:r>
-        <w:rPr>
-          <w:b/>
-          <w:bCs/>
-        </w:rPr>
-        <w:t>QRev</w:t>
-      </w:r>
-      <w:proofErr w:type="spellEnd"/>
-      <w:r>
-        <w:rPr>
-          <w:b/>
-          <w:bCs/>
-        </w:rPr>
-        <w:t xml:space="preserve"> from 3.30 to 3.31</w:t>
-      </w:r>
-    </w:p>
-    <w:p>
-      <w:pPr>
-        <w:pStyle w:val="ListParagraph"/>
-        <w:numPr>
-          <w:ilvl w:val="0"/>
-          <w:numId w:val="8"/>
-        </w:numPr>
-      </w:pPr>
-      <w:r>
-        <w:t xml:space="preserve">Fixed bug creating structure for test results from existing </w:t>
-      </w:r>
-      <w:proofErr w:type="spellStart"/>
-      <w:r>
-        <w:t>QRev</w:t>
-      </w:r>
-      <w:proofErr w:type="spellEnd"/>
-      <w:r>
-        <w:t xml:space="preserve"> files</w:t>
-      </w:r>
-    </w:p>
-    <w:p>
-      <w:pPr>
-        <w:pStyle w:val="ListParagraph"/>
-        <w:numPr>
-          <w:ilvl w:val="0"/>
-          <w:numId w:val="8"/>
-        </w:numPr>
-      </w:pPr>
-      <w:r>
-        <w:t>Fixed bug setting status of system test results and button color</w:t>
-      </w:r>
-    </w:p>
-    <w:p>
-      <w:pPr>
-        <w:pStyle w:val="ListParagraph"/>
-        <w:numPr>
-          <w:ilvl w:val="0"/>
-          <w:numId w:val="8"/>
-        </w:numPr>
-      </w:pPr>
-      <w:r>
-        <w:t>Fixed bug causing end edge discharge to be applied at start edge</w:t>
-      </w:r>
-    </w:p>
-    <w:p>
-      <w:pPr>
-        <w:pStyle w:val="ListParagraph"/>
-        <w:numPr>
-          <w:ilvl w:val="0"/>
-          <w:numId w:val="8"/>
-        </w:numPr>
-      </w:pPr>
-      <w:r>
-        <w:t>Fixed bug preventing user uncertainty from being recomputed after changing a filter or extrapolation</w:t>
-      </w:r>
-    </w:p>
-    <w:p>
-      <w:pPr>
-        <w:pStyle w:val="ListParagraph"/>
-        <w:numPr>
-          <w:ilvl w:val="0"/>
-          <w:numId w:val="8"/>
-        </w:numPr>
-      </w:pPr>
-      <w:r>
-        <w:t>Fixed bug displaying number of ensembles to use for edge</w:t>
-      </w:r>
-    </w:p>
-    <w:p>
-      <w:pPr>
-        <w:pStyle w:val="ListParagraph"/>
-        <w:numPr>
-          <w:ilvl w:val="0"/>
-          <w:numId w:val="8"/>
-        </w:numPr>
-      </w:pPr>
-      <w:r>
-        <w:t>Changed the algorithm for determining PT3 failure</w:t>
-      </w:r>
-    </w:p>
-    <w:p>
-      <w:pPr>
-        <w:pStyle w:val="ListParagraph"/>
-        <w:numPr>
-          <w:ilvl w:val="0"/>
-          <w:numId w:val="8"/>
-        </w:numPr>
-      </w:pPr>
-      <w:r>
-        <w:t>Modified the computation for extrapolation uncertainty to prevent a manual setting from biasing the uncertainty low</w:t>
-      </w:r>
-    </w:p>
-    <w:p>
-      <w:pPr>
-        <w:pStyle w:val="ListParagraph"/>
-        <w:numPr>
-          <w:ilvl w:val="0"/>
-          <w:numId w:val="8"/>
-        </w:numPr>
-      </w:pPr>
-      <w:r>
-        <w:t xml:space="preserve">Added reprocessing of moving-bed tests to reprocessing of existing </w:t>
-      </w:r>
-      <w:proofErr w:type="spellStart"/>
-      <w:r>
-        <w:t>QRev</w:t>
-      </w:r>
-      <w:proofErr w:type="spellEnd"/>
-      <w:r>
-        <w:t xml:space="preserve"> data files.</w:t>
-      </w:r>
-    </w:p>
-    <w:p>
-      <w:pPr>
-        <w:pStyle w:val="ListParagraph"/>
-        <w:numPr>
-          <w:ilvl w:val="0"/>
-          <w:numId w:val="8"/>
-        </w:numPr>
-      </w:pPr>
-      <w:r>
-        <w:t>The mag field, if available, is automatically displayed in the heading graph</w:t>
-      </w:r>
-    </w:p>
-    <w:p>
-      <w:pPr>
-        <w:pStyle w:val="ListParagraph"/>
-        <w:numPr>
-          <w:ilvl w:val="0"/>
-          <w:numId w:val="8"/>
+        <w:t>A bug which applied both the magvar and heading offset to all compass data when loading has been fixed. Now the magvar is only applied to the internal compass and the heading offset only applied to the external compass. This is consistent with how it was handled in the Compass/P/R window.</w:t>
+      </w:r>
+    </w:p>
+    <w:p>
+      <w:pPr>
+        <w:pStyle w:val="ListParagraph"/>
+        <w:numPr>
+          <w:ilvl w:val="0"/>
+          <w:numId w:val="10"/>
+        </w:numPr>
+      </w:pPr>
+      <w:r>
+        <w:t>Label for Google Earth plots was changed to filename only, not including the path.</w:t>
+      </w:r>
+    </w:p>
+    <w:p>
+      <w:pPr>
+        <w:pStyle w:val="ListParagraph"/>
+        <w:numPr>
+          <w:ilvl w:val="0"/>
+          <w:numId w:val="10"/>
+        </w:numPr>
+      </w:pPr>
+      <w:r>
+        <w:t>Fixed other minor bugs.</w:t>
+      </w:r>
+    </w:p>
+    <w:p>
+      <w:pPr>
+        <w:rPr>
+          <w:b/>
+          <w:bCs/>
+        </w:rPr>
+      </w:pPr>
+      <w:r>
+        <w:rPr>
+          <w:b/>
+          <w:bCs/>
+        </w:rPr>
+        <w:t>Changes to QRev since from 3.23 to 3.24</w:t>
+      </w:r>
+    </w:p>
+    <w:p>
+      <w:pPr>
+        <w:pStyle w:val="ListParagraph"/>
+        <w:numPr>
+          <w:ilvl w:val="0"/>
+          <w:numId w:val="11"/>
+        </w:numPr>
+      </w:pPr>
+      <w:r>
+        <w:t>Fixed compiler issue causing the plot to Google Earth to fail</w:t>
+      </w:r>
+    </w:p>
+    <w:p>
+      <w:pPr>
+        <w:pStyle w:val="ListParagraph"/>
+        <w:numPr>
+          <w:ilvl w:val="0"/>
+          <w:numId w:val="11"/>
+        </w:numPr>
+      </w:pPr>
+      <w:r>
+        <w:t>Fixed a bug reading longitude data when preceded by a leading zero.</w:t>
+      </w:r>
+    </w:p>
+    <w:p>
+      <w:pPr>
+        <w:rPr>
+          <w:b/>
+          <w:bCs/>
+        </w:rPr>
+      </w:pPr>
+      <w:r>
+        <w:rPr>
+          <w:b/>
+          <w:bCs/>
+        </w:rPr>
+        <w:t>Changes to QRev since release of version 3.21 (in chronological order)</w:t>
+      </w:r>
+    </w:p>
+    <w:p>
+      <w:pPr>
+        <w:pStyle w:val="ListParagraph"/>
+        <w:numPr>
+          <w:ilvl w:val="0"/>
+          <w:numId w:val="12"/>
+        </w:numPr>
+      </w:pPr>
+      <w:r>
+        <w:t>Improved the handling of illegal xml characters in mmt file.</w:t>
+      </w:r>
+    </w:p>
+    <w:p>
+      <w:pPr>
+        <w:pStyle w:val="ListParagraph"/>
+        <w:numPr>
+          <w:ilvl w:val="0"/>
+          <w:numId w:val="12"/>
+        </w:numPr>
+      </w:pPr>
+      <w:r>
+        <w:t>Added a minimum threshold to the COV QA check for stationary tests.</w:t>
+      </w:r>
+    </w:p>
+    <w:p>
+      <w:pPr>
+        <w:pStyle w:val="ListParagraph"/>
+        <w:numPr>
+          <w:ilvl w:val="0"/>
+          <w:numId w:val="12"/>
+        </w:numPr>
+      </w:pPr>
+      <w:r>
+        <w:t>Changed the QA check for number of valid ensembles to a duration based check for stationary moving-bed test.</w:t>
+      </w:r>
+    </w:p>
+    <w:p>
+      <w:pPr>
+        <w:pStyle w:val="ListParagraph"/>
+        <w:numPr>
+          <w:ilvl w:val="0"/>
+          <w:numId w:val="12"/>
+        </w:numPr>
+      </w:pPr>
+      <w:r>
+        <w:t>Fixed bug causing edges GUI not to update with changes to table.</w:t>
+      </w:r>
+    </w:p>
+    <w:p>
+      <w:pPr>
+        <w:pStyle w:val="ListParagraph"/>
+        <w:numPr>
+          <w:ilvl w:val="0"/>
+          <w:numId w:val="12"/>
+        </w:numPr>
+      </w:pPr>
+      <w:r>
+        <w:t>Added a button to copy comments from the view comments window so they could be pasted in another application.</w:t>
+      </w:r>
+    </w:p>
+    <w:p>
+      <w:pPr>
+        <w:pStyle w:val="ListParagraph"/>
+        <w:numPr>
+          <w:ilvl w:val="0"/>
+          <w:numId w:val="12"/>
+        </w:numPr>
+      </w:pPr>
+      <w:r>
+        <w:t>Changed Display Units buttons to Options and created an Options window for units and save all or save checked only.</w:t>
+      </w:r>
+    </w:p>
+    <w:p>
+      <w:pPr>
+        <w:pStyle w:val="ListParagraph"/>
+        <w:numPr>
+          <w:ilvl w:val="0"/>
+          <w:numId w:val="12"/>
+        </w:numPr>
+      </w:pPr>
+      <w:r>
+        <w:t>Added an icon button to main window for uncheck all.</w:t>
+      </w:r>
+    </w:p>
+    <w:p>
+      <w:pPr>
+        <w:pStyle w:val="ListParagraph"/>
+        <w:numPr>
+          <w:ilvl w:val="0"/>
+          <w:numId w:val="12"/>
+        </w:numPr>
+      </w:pPr>
+      <w:r>
+        <w:t>Change version to 3.22.</w:t>
+      </w:r>
+    </w:p>
+    <w:p>
+      <w:pPr>
+        <w:pStyle w:val="ListParagraph"/>
+        <w:numPr>
+          <w:ilvl w:val="0"/>
+          <w:numId w:val="12"/>
+        </w:numPr>
+      </w:pPr>
+      <w:r>
+        <w:t>Fixed bug in when selecting an extrapolation fit where numerical storage prevented 0.1 = 0.1</w:t>
+      </w:r>
+      <w:r>
+        <w:tab/>
+      </w:r>
+    </w:p>
+    <w:p>
+      <w:pPr>
+        <w:pStyle w:val="ListParagraph"/>
+        <w:numPr>
+          <w:ilvl w:val="0"/>
+          <w:numId w:val="12"/>
+        </w:numPr>
+      </w:pPr>
+      <w:r>
+        <w:t>Fixed issue with RSL revision numbers which need to be 2 digits (02 not 2).</w:t>
+      </w:r>
+    </w:p>
+    <w:p>
+      <w:pPr>
+        <w:pStyle w:val="ListParagraph"/>
+        <w:numPr>
+          <w:ilvl w:val="0"/>
+          <w:numId w:val="12"/>
+        </w:numPr>
+      </w:pPr>
+      <w:r>
+        <w:t>Fixed issue with UTC time from GGA which contained an invalid character causing the str2double function resulting in NaN.</w:t>
+      </w:r>
+    </w:p>
+    <w:p>
+      <w:pPr>
+        <w:pStyle w:val="ListParagraph"/>
+        <w:numPr>
+          <w:ilvl w:val="0"/>
+          <w:numId w:val="12"/>
+        </w:numPr>
+      </w:pPr>
+      <w:r>
+        <w:t>Added fix for invalid prefPath from corrupt AppData/Local/QRev</w:t>
+      </w:r>
+    </w:p>
+    <w:p>
+      <w:pPr>
+        <w:pStyle w:val="ListParagraph"/>
+        <w:numPr>
+          <w:ilvl w:val="0"/>
+          <w:numId w:val="12"/>
+        </w:numPr>
+      </w:pPr>
+      <w:r>
+        <w:t>Added code to reset the close option from extrap to the main window when extrap is closed.</w:t>
+      </w:r>
+    </w:p>
+    <w:p>
+      <w:pPr>
+        <w:pStyle w:val="ListParagraph"/>
+        <w:numPr>
+          <w:ilvl w:val="0"/>
+          <w:numId w:val="12"/>
+        </w:numPr>
+      </w:pPr>
+      <w:r>
+        <w:t>Added code to compute the edge velocity using the full profile assuming a 1/6th power fit to estimate the unmeasured portions of the profile.</w:t>
+      </w:r>
+    </w:p>
+    <w:p>
+      <w:pPr>
+        <w:pStyle w:val="ListParagraph"/>
+        <w:numPr>
+          <w:ilvl w:val="0"/>
+          <w:numId w:val="12"/>
+        </w:numPr>
+      </w:pPr>
+      <w:r>
+        <w:t>Fixed bug associated with changing all moving-bed tests to manual.</w:t>
+      </w:r>
+    </w:p>
+    <w:p>
+      <w:pPr>
+        <w:pStyle w:val="ListParagraph"/>
+        <w:numPr>
+          <w:ilvl w:val="0"/>
+          <w:numId w:val="12"/>
+        </w:numPr>
+      </w:pPr>
+      <w:r>
+        <w:t>Added new message when moving-bed tests are selected manually.</w:t>
+      </w:r>
+    </w:p>
+    <w:p>
+      <w:pPr>
+        <w:pStyle w:val="ListParagraph"/>
+        <w:numPr>
+          <w:ilvl w:val="0"/>
+          <w:numId w:val="12"/>
+        </w:numPr>
+      </w:pPr>
+      <w:r>
+        <w:t>Fixed issue with moving-bed tests when data were collected in language other than English.</w:t>
+      </w:r>
+    </w:p>
+    <w:p>
+      <w:pPr>
+        <w:pStyle w:val="ListParagraph"/>
+        <w:numPr>
+          <w:ilvl w:val="0"/>
+          <w:numId w:val="12"/>
+        </w:numPr>
+      </w:pPr>
+      <w:r>
+        <w:t>Change version to 3.23</w:t>
+      </w:r>
+    </w:p>
+    <w:p>
+      <w:pPr>
+        <w:rPr>
+          <w:b/>
+          <w:bCs/>
+        </w:rPr>
+      </w:pPr>
+      <w:r>
+        <w:rPr>
+          <w:b/>
+          <w:bCs/>
+        </w:rPr>
+        <w:t>Changes in QRev from 3.12 to 3.21</w:t>
+      </w:r>
+    </w:p>
+    <w:p>
+      <w:pPr>
+        <w:pStyle w:val="ListParagraph"/>
+        <w:numPr>
+          <w:ilvl w:val="0"/>
+          <w:numId w:val="13"/>
+        </w:numPr>
+      </w:pPr>
+      <w:r>
+        <w:t>Update help to add pdf file which can be searched.</w:t>
+      </w:r>
+    </w:p>
+    <w:p>
+      <w:pPr>
+        <w:pStyle w:val="ListParagraph"/>
+        <w:numPr>
+          <w:ilvl w:val="0"/>
+          <w:numId w:val="13"/>
+        </w:numPr>
+      </w:pPr>
+      <w:r>
+        <w:t>Fixed bug when plotting multiple transects with magnetic data in the Compass/P/R window.</w:t>
+      </w:r>
+    </w:p>
+    <w:p>
+      <w:pPr>
+        <w:pStyle w:val="ListParagraph"/>
+        <w:numPr>
+          <w:ilvl w:val="0"/>
+          <w:numId w:val="13"/>
+        </w:numPr>
+      </w:pPr>
+      <w:r>
+        <w:t xml:space="preserve">Fixed bug with transect name display when some transects were not checked in GPS window. </w:t>
+      </w:r>
+    </w:p>
+    <w:p>
+      <w:pPr>
+        <w:pStyle w:val="ListParagraph"/>
+        <w:numPr>
+          <w:ilvl w:val="0"/>
+          <w:numId w:val="13"/>
+        </w:numPr>
+      </w:pPr>
+      <w:r>
+        <w:t>Fixed bug causing Use in main table to be shown in red when there were no errors.</w:t>
+      </w:r>
+    </w:p>
+    <w:p>
+      <w:pPr>
+        <w:pStyle w:val="ListParagraph"/>
+        <w:numPr>
+          <w:ilvl w:val="0"/>
+          <w:numId w:val="13"/>
+        </w:numPr>
+      </w:pPr>
+      <w:r>
+        <w:t>Fixed bug checking for invalid edge ensembles due to excluded distance.</w:t>
+      </w:r>
+    </w:p>
+    <w:p>
+      <w:pPr>
+        <w:pStyle w:val="ListParagraph"/>
+        <w:numPr>
+          <w:ilvl w:val="0"/>
+          <w:numId w:val="13"/>
+        </w:numPr>
+      </w:pPr>
+      <w:r>
+        <w:t>Fixed bug when using up arrow in Edge window.</w:t>
+      </w:r>
+    </w:p>
+    <w:p>
+      <w:pPr>
+        <w:pStyle w:val="ListParagraph"/>
+        <w:numPr>
+          <w:ilvl w:val="0"/>
+          <w:numId w:val="13"/>
+        </w:numPr>
+      </w:pPr>
+      <w:r>
+        <w:t>Fixed bug in xml output for change in speed of sound.</w:t>
+      </w:r>
+    </w:p>
+    <w:p>
+      <w:pPr>
+        <w:pStyle w:val="ListParagraph"/>
+        <w:numPr>
+          <w:ilvl w:val="0"/>
+          <w:numId w:val="13"/>
         </w:numPr>
       </w:pPr>
       <w:r>
         <w:lastRenderedPageBreak/>
-        <w:t>Modified the excluded distance filter to round to 2 digits to prevent differences when converting between units.</w:t>
-      </w:r>
-    </w:p>
-    <w:p>
-      <w:pPr>
-        <w:rPr>
-          <w:b/>
-          <w:bCs/>
-        </w:rPr>
-      </w:pPr>
-      <w:r>
-        <w:rPr>
-          <w:b/>
-          <w:bCs/>
-        </w:rPr>
-        <w:t xml:space="preserve">Changes to </w:t>
-      </w:r>
-      <w:proofErr w:type="spellStart"/>
-      <w:r>
-        <w:rPr>
-          <w:b/>
-          <w:bCs/>
-        </w:rPr>
-        <w:t>QRev</w:t>
-      </w:r>
-      <w:proofErr w:type="spellEnd"/>
-      <w:r>
-        <w:rPr>
-          <w:b/>
-          <w:bCs/>
-        </w:rPr>
-        <w:t xml:space="preserve"> from 3.28 to 3.30</w:t>
-      </w:r>
-    </w:p>
-    <w:p>
-      <w:pPr>
-        <w:pStyle w:val="ListParagraph"/>
-        <w:numPr>
-          <w:ilvl w:val="0"/>
-          <w:numId w:val="9"/>
-        </w:numPr>
-      </w:pPr>
-      <w:r>
-        <w:t>Fixed bugs in messages table that were opening wrong windows.</w:t>
-      </w:r>
-    </w:p>
-    <w:p>
-      <w:pPr>
-        <w:pStyle w:val="ListParagraph"/>
-        <w:numPr>
-          <w:ilvl w:val="0"/>
-          <w:numId w:val="9"/>
-        </w:numPr>
-      </w:pPr>
-      <w:r>
-        <w:t>Modified code to interpolate invalid data from composite tracks using the composite tracks rather than the primary data.</w:t>
-      </w:r>
-    </w:p>
-    <w:p>
-      <w:pPr>
-        <w:pStyle w:val="ListParagraph"/>
-        <w:numPr>
-          <w:ilvl w:val="0"/>
-          <w:numId w:val="9"/>
-        </w:numPr>
-      </w:pPr>
-      <w:r>
-        <w:t>Modified code to interpolate invalid data from composite depths using the composite depths rather than the primary data.</w:t>
-      </w:r>
-    </w:p>
-    <w:p>
-      <w:pPr>
-        <w:pStyle w:val="ListParagraph"/>
-        <w:numPr>
-          <w:ilvl w:val="0"/>
-          <w:numId w:val="9"/>
-        </w:numPr>
-      </w:pPr>
-      <w:r>
-        <w:t>Modified draft check to use display units and limit the comparison to 2 decimal spots which is what is displayed in the GUI.</w:t>
-      </w:r>
-    </w:p>
-    <w:p>
-      <w:pPr>
-        <w:pStyle w:val="ListParagraph"/>
-        <w:numPr>
-          <w:ilvl w:val="0"/>
-          <w:numId w:val="9"/>
-        </w:numPr>
-      </w:pPr>
-      <w:r>
-        <w:t>Added code to interpolate discharge for ensembles that are too shallow for a valid depth cell.</w:t>
-      </w:r>
-    </w:p>
-    <w:p>
-      <w:pPr>
-        <w:pStyle w:val="ListParagraph"/>
-        <w:numPr>
-          <w:ilvl w:val="0"/>
-          <w:numId w:val="9"/>
-        </w:numPr>
-      </w:pPr>
-      <w:r>
-        <w:t xml:space="preserve">Modified code in the way that TRDI </w:t>
-      </w:r>
-      <w:proofErr w:type="spellStart"/>
-      <w:r>
-        <w:t>mmt</w:t>
-      </w:r>
-      <w:proofErr w:type="spellEnd"/>
-      <w:r>
-        <w:t xml:space="preserve"> file setting for composite depths are processed to </w:t>
-      </w:r>
-      <w:proofErr w:type="spellStart"/>
-      <w:r>
-        <w:t>QRev</w:t>
-      </w:r>
-      <w:proofErr w:type="spellEnd"/>
-      <w:r>
-        <w:t xml:space="preserve"> settings. </w:t>
-      </w:r>
-    </w:p>
-    <w:p>
-      <w:pPr>
-        <w:pStyle w:val="ListParagraph"/>
-        <w:numPr>
-          <w:ilvl w:val="0"/>
-          <w:numId w:val="9"/>
-        </w:numPr>
-      </w:pPr>
-      <w:r>
-        <w:t>Moved composite depth computation to end of data input flow.</w:t>
-      </w:r>
-    </w:p>
-    <w:p>
-      <w:pPr>
-        <w:pStyle w:val="ListParagraph"/>
-        <w:numPr>
-          <w:ilvl w:val="0"/>
-          <w:numId w:val="9"/>
-        </w:numPr>
-      </w:pPr>
-      <w:r>
-        <w:t>Modified code to allow the view comments button to be accessible even when another window is open.</w:t>
-      </w:r>
-    </w:p>
-    <w:p>
-      <w:pPr>
-        <w:pStyle w:val="ListParagraph"/>
-        <w:numPr>
-          <w:ilvl w:val="0"/>
-          <w:numId w:val="9"/>
-        </w:numPr>
-      </w:pPr>
-      <w:r>
-        <w:t xml:space="preserve">Fixed bug with </w:t>
-      </w:r>
-      <w:proofErr w:type="spellStart"/>
-      <w:r>
-        <w:t>computePerDiff</w:t>
-      </w:r>
-      <w:proofErr w:type="spellEnd"/>
-      <w:r>
-        <w:t xml:space="preserve"> in extrapolation sensitivity when no transect data provided.</w:t>
-      </w:r>
-    </w:p>
-    <w:p>
-      <w:pPr>
-        <w:pStyle w:val="ListParagraph"/>
-        <w:numPr>
-          <w:ilvl w:val="0"/>
-          <w:numId w:val="9"/>
-        </w:numPr>
-      </w:pPr>
-      <w:r>
-        <w:t>Added valid depth method to xml output.</w:t>
-      </w:r>
-    </w:p>
-    <w:p>
-      <w:pPr>
-        <w:pStyle w:val="ListParagraph"/>
-        <w:numPr>
-          <w:ilvl w:val="0"/>
-          <w:numId w:val="9"/>
-        </w:numPr>
-      </w:pPr>
-      <w:r>
-        <w:t xml:space="preserve">Added code to check compass </w:t>
-      </w:r>
-      <w:proofErr w:type="spellStart"/>
-      <w:r>
-        <w:t>cal</w:t>
-      </w:r>
-      <w:proofErr w:type="spellEnd"/>
-      <w:r>
-        <w:t xml:space="preserve"> errors against USGS recommendations</w:t>
-      </w:r>
-    </w:p>
-    <w:p>
-      <w:pPr>
-        <w:pStyle w:val="ListParagraph"/>
-        <w:numPr>
-          <w:ilvl w:val="0"/>
-          <w:numId w:val="9"/>
-        </w:numPr>
-      </w:pPr>
-      <w:r>
-        <w:t xml:space="preserve">Added code to handle files processed with </w:t>
-      </w:r>
-      <w:proofErr w:type="spellStart"/>
-      <w:r>
-        <w:t>QBatch</w:t>
-      </w:r>
-      <w:proofErr w:type="spellEnd"/>
-      <w:r>
-        <w:t>.</w:t>
-      </w:r>
-    </w:p>
-    <w:p>
-      <w:pPr>
-        <w:pStyle w:val="ListParagraph"/>
-        <w:numPr>
-          <w:ilvl w:val="0"/>
-          <w:numId w:val="9"/>
-        </w:numPr>
-      </w:pPr>
-      <w:r>
-        <w:t>Fixed bug with variable names for mean and max depth and max water speed.</w:t>
-      </w:r>
-    </w:p>
-    <w:p>
-      <w:pPr>
-        <w:pStyle w:val="ListParagraph"/>
-        <w:numPr>
-          <w:ilvl w:val="0"/>
-          <w:numId w:val="9"/>
-        </w:numPr>
-      </w:pPr>
-      <w:r>
-        <w:t>Fixed bug with order of warnings and cautions for system test checks.</w:t>
-      </w:r>
-    </w:p>
-    <w:p/>
-    <w:p>
-      <w:pPr>
-        <w:rPr>
-          <w:b/>
-          <w:bCs/>
-        </w:rPr>
-      </w:pPr>
-      <w:r>
-        <w:rPr>
-          <w:b/>
-          <w:bCs/>
-        </w:rPr>
-        <w:t xml:space="preserve">Changes to </w:t>
-      </w:r>
-      <w:proofErr w:type="spellStart"/>
-      <w:r>
-        <w:rPr>
-          <w:b/>
-          <w:bCs/>
-        </w:rPr>
-        <w:t>QRev</w:t>
-      </w:r>
-      <w:proofErr w:type="spellEnd"/>
-      <w:r>
-        <w:rPr>
-          <w:b/>
-          <w:bCs/>
-        </w:rPr>
-        <w:t xml:space="preserve"> from 3.24 to 3.28</w:t>
-      </w:r>
-    </w:p>
-    <w:p/>
-    <w:p>
-      <w:pPr>
-        <w:pStyle w:val="ListParagraph"/>
-        <w:numPr>
-          <w:ilvl w:val="0"/>
-          <w:numId w:val="10"/>
-        </w:numPr>
-      </w:pPr>
-      <w:r>
-        <w:t>Messages are now in a table, sorted with warnings on top, and identified with a symbol and font.</w:t>
-      </w:r>
-    </w:p>
-    <w:p>
-      <w:pPr>
-        <w:pStyle w:val="ListParagraph"/>
-        <w:numPr>
-          <w:ilvl w:val="0"/>
-          <w:numId w:val="10"/>
-        </w:numPr>
-      </w:pPr>
-      <w:r>
-        <w:t>Clicking on a message will open the associated window, same as clicking on associated button.</w:t>
-      </w:r>
-    </w:p>
-    <w:p>
-      <w:pPr>
-        <w:pStyle w:val="ListParagraph"/>
-        <w:numPr>
-          <w:ilvl w:val="0"/>
-          <w:numId w:val="10"/>
-        </w:numPr>
-      </w:pPr>
-      <w:r>
-        <w:t>Extrapolation discharge sensitivity table is now referenced to the currently selected fit, rather than to power/power 0.1667.</w:t>
-      </w:r>
-    </w:p>
-    <w:p>
-      <w:pPr>
-        <w:pStyle w:val="ListParagraph"/>
-        <w:numPr>
-          <w:ilvl w:val="0"/>
-          <w:numId w:val="10"/>
-        </w:numPr>
-      </w:pPr>
-      <w:r>
-        <w:t>Clicking a row in the extrapolation discharge sensitivity table will set the fit to those parameters.</w:t>
-      </w:r>
-    </w:p>
-    <w:p>
-      <w:pPr>
-        <w:pStyle w:val="ListParagraph"/>
-        <w:numPr>
-          <w:ilvl w:val="0"/>
-          <w:numId w:val="10"/>
-        </w:numPr>
-      </w:pPr>
-      <w:r>
-        <w:t xml:space="preserve">The compass error from the evaluation of a TRDI ADCP and if available, from </w:t>
-      </w:r>
-      <w:proofErr w:type="spellStart"/>
-      <w:r>
-        <w:t>RiverSurveyor</w:t>
-      </w:r>
-      <w:proofErr w:type="spellEnd"/>
-      <w:r>
-        <w:t xml:space="preserve"> G3 compass is now shown in the Compass/P/R window.</w:t>
-      </w:r>
-    </w:p>
-    <w:p>
-      <w:pPr>
-        <w:pStyle w:val="ListParagraph"/>
-        <w:numPr>
-          <w:ilvl w:val="0"/>
-          <w:numId w:val="10"/>
-        </w:numPr>
-      </w:pPr>
-      <w:r>
-        <w:t>The system test window now displays the total number of tests.</w:t>
-      </w:r>
-    </w:p>
-    <w:p>
-      <w:pPr>
-        <w:pStyle w:val="ListParagraph"/>
-        <w:numPr>
-          <w:ilvl w:val="0"/>
-          <w:numId w:val="10"/>
-        </w:numPr>
-      </w:pPr>
-      <w:r>
-        <w:t>The PT3 test is now decoded and the correlation in lag 3 is checked to ensure that the correlation is less than 15% of the lag 0 correlation.</w:t>
-      </w:r>
-    </w:p>
-    <w:p>
-      <w:pPr>
-        <w:pStyle w:val="ListParagraph"/>
-        <w:numPr>
-          <w:ilvl w:val="0"/>
-          <w:numId w:val="10"/>
-        </w:numPr>
-      </w:pPr>
-      <w:r>
-        <w:t>A minimum threshold for the boat track vertical velocity filter is set to 0.01 m/s.</w:t>
-      </w:r>
-    </w:p>
-    <w:p>
-      <w:pPr>
-        <w:pStyle w:val="ListParagraph"/>
-        <w:numPr>
-          <w:ilvl w:val="0"/>
-          <w:numId w:val="10"/>
-        </w:numPr>
-      </w:pPr>
-      <w:r>
-        <w:t xml:space="preserve">A bug which applied both the </w:t>
-      </w:r>
-      <w:proofErr w:type="spellStart"/>
-      <w:r>
-        <w:t>magvar</w:t>
-      </w:r>
-      <w:proofErr w:type="spellEnd"/>
-      <w:r>
-        <w:t xml:space="preserve"> and heading offset to all compass data when loading has been fixed. Now the </w:t>
-      </w:r>
-      <w:proofErr w:type="spellStart"/>
-      <w:r>
-        <w:t>magvar</w:t>
-      </w:r>
-      <w:proofErr w:type="spellEnd"/>
-      <w:r>
-        <w:t xml:space="preserve"> is only applied to the internal compass and the heading offset only applied to the external compass. This is consistent with how it was handled in the Compass/P/R window.</w:t>
-      </w:r>
-    </w:p>
-    <w:p>
-      <w:pPr>
-        <w:pStyle w:val="ListParagraph"/>
-        <w:numPr>
-          <w:ilvl w:val="0"/>
-          <w:numId w:val="10"/>
-        </w:numPr>
-      </w:pPr>
-      <w:r>
-        <w:lastRenderedPageBreak/>
-        <w:t>Label for Google Earth plots was changed to filename only, not including the path.</w:t>
-      </w:r>
-    </w:p>
-    <w:p>
-      <w:pPr>
-        <w:pStyle w:val="ListParagraph"/>
-        <w:numPr>
-          <w:ilvl w:val="0"/>
-          <w:numId w:val="10"/>
-        </w:numPr>
-      </w:pPr>
-      <w:r>
-        <w:t>Fixed other minor bugs.</w:t>
-      </w:r>
-    </w:p>
-    <w:p>
-      <w:pPr>
-        <w:rPr>
-          <w:b/>
-          <w:bCs/>
-        </w:rPr>
-      </w:pPr>
-      <w:r>
-        <w:rPr>
-          <w:b/>
-          <w:bCs/>
-        </w:rPr>
-        <w:t xml:space="preserve">Changes to </w:t>
-      </w:r>
-      <w:proofErr w:type="spellStart"/>
-      <w:r>
-        <w:rPr>
-          <w:b/>
-          <w:bCs/>
-        </w:rPr>
-        <w:t>QRev</w:t>
-      </w:r>
-      <w:proofErr w:type="spellEnd"/>
-      <w:r>
-        <w:rPr>
-          <w:b/>
-          <w:bCs/>
-        </w:rPr>
-        <w:t xml:space="preserve"> since from 3.23 to 3.24</w:t>
-      </w:r>
-    </w:p>
-    <w:p>
-      <w:pPr>
-        <w:pStyle w:val="ListParagraph"/>
-        <w:numPr>
-          <w:ilvl w:val="0"/>
-          <w:numId w:val="11"/>
-        </w:numPr>
-      </w:pPr>
-      <w:r>
-        <w:t>Fixed compiler issue causing the plot to Google Earth to fail</w:t>
-      </w:r>
-    </w:p>
-    <w:p>
-      <w:pPr>
-        <w:pStyle w:val="ListParagraph"/>
-        <w:numPr>
-          <w:ilvl w:val="0"/>
-          <w:numId w:val="11"/>
-        </w:numPr>
-      </w:pPr>
-      <w:r>
-        <w:t>Fixed a bug reading longitude data when preceded by a leading zero.</w:t>
-      </w:r>
-    </w:p>
-    <w:p>
-      <w:pPr>
-        <w:rPr>
-          <w:b/>
-          <w:bCs/>
-        </w:rPr>
-      </w:pPr>
-      <w:r>
-        <w:rPr>
-          <w:b/>
-          <w:bCs/>
-        </w:rPr>
-        <w:t xml:space="preserve">Changes to </w:t>
-      </w:r>
-      <w:proofErr w:type="spellStart"/>
-      <w:r>
-        <w:rPr>
-          <w:b/>
-          <w:bCs/>
-        </w:rPr>
-        <w:t>QRev</w:t>
-      </w:r>
-      <w:proofErr w:type="spellEnd"/>
-      <w:r>
-        <w:rPr>
-          <w:b/>
-          <w:bCs/>
-        </w:rPr>
-        <w:t xml:space="preserve"> since release of version 3.21 (in chronological order)</w:t>
-      </w:r>
-    </w:p>
-    <w:p>
-      <w:pPr>
-        <w:pStyle w:val="ListParagraph"/>
-        <w:numPr>
-          <w:ilvl w:val="0"/>
-          <w:numId w:val="12"/>
-        </w:numPr>
-      </w:pPr>
-      <w:r>
-        <w:t xml:space="preserve">Improved the handling of illegal xml characters in </w:t>
-      </w:r>
-      <w:proofErr w:type="spellStart"/>
-      <w:r>
-        <w:t>mmt</w:t>
-      </w:r>
-      <w:proofErr w:type="spellEnd"/>
-      <w:r>
-        <w:t xml:space="preserve"> file.</w:t>
-      </w:r>
-    </w:p>
-    <w:p>
-      <w:pPr>
-        <w:pStyle w:val="ListParagraph"/>
-        <w:numPr>
-          <w:ilvl w:val="0"/>
-          <w:numId w:val="12"/>
-        </w:numPr>
-      </w:pPr>
-      <w:r>
-        <w:t>Added a minimum threshold to the COV QA check for stationary tests.</w:t>
-      </w:r>
-    </w:p>
-    <w:p>
-      <w:pPr>
-        <w:pStyle w:val="ListParagraph"/>
-        <w:numPr>
-          <w:ilvl w:val="0"/>
-          <w:numId w:val="12"/>
-        </w:numPr>
-      </w:pPr>
-      <w:r>
-        <w:t>Changed the QA check for number of valid ensembles to a duration based check for stationary moving-bed test.</w:t>
-      </w:r>
-    </w:p>
-    <w:p>
-      <w:pPr>
-        <w:pStyle w:val="ListParagraph"/>
-        <w:numPr>
-          <w:ilvl w:val="0"/>
-          <w:numId w:val="12"/>
-        </w:numPr>
-      </w:pPr>
-      <w:r>
-        <w:t>Fixed bug causing edges GUI not to update with changes to table.</w:t>
-      </w:r>
-    </w:p>
-    <w:p>
-      <w:pPr>
-        <w:pStyle w:val="ListParagraph"/>
-        <w:numPr>
-          <w:ilvl w:val="0"/>
-          <w:numId w:val="12"/>
-        </w:numPr>
-      </w:pPr>
-      <w:r>
-        <w:t>Added a button to copy comments from the view comments window so they could be pasted in another application.</w:t>
-      </w:r>
-    </w:p>
-    <w:p>
-      <w:pPr>
-        <w:pStyle w:val="ListParagraph"/>
-        <w:numPr>
-          <w:ilvl w:val="0"/>
-          <w:numId w:val="12"/>
-        </w:numPr>
-      </w:pPr>
-      <w:r>
-        <w:t>Changed Display Units buttons to Options and created an Options window for units and save all or save checked only.</w:t>
-      </w:r>
-    </w:p>
-    <w:p>
-      <w:pPr>
-        <w:pStyle w:val="ListParagraph"/>
-        <w:numPr>
-          <w:ilvl w:val="0"/>
-          <w:numId w:val="12"/>
-        </w:numPr>
-      </w:pPr>
-      <w:r>
-        <w:t>Added an icon button to main window for uncheck all.</w:t>
-      </w:r>
-    </w:p>
-    <w:p>
-      <w:pPr>
-        <w:pStyle w:val="ListParagraph"/>
-        <w:numPr>
-          <w:ilvl w:val="0"/>
-          <w:numId w:val="12"/>
-        </w:numPr>
-      </w:pPr>
-      <w:r>
-        <w:t>Change version to 3.22.</w:t>
-      </w:r>
-    </w:p>
-    <w:p>
-      <w:pPr>
-        <w:pStyle w:val="ListParagraph"/>
-        <w:numPr>
-          <w:ilvl w:val="0"/>
-          <w:numId w:val="12"/>
-        </w:numPr>
-      </w:pPr>
-      <w:r>
-        <w:t>Fixed bug in when selecting an extrapolation fit where numerical storage prevented 0.1 = 0.1</w:t>
-      </w:r>
-      <w:r>
-        <w:tab/>
-      </w:r>
-    </w:p>
-    <w:p>
-      <w:pPr>
-        <w:pStyle w:val="ListParagraph"/>
-        <w:numPr>
-          <w:ilvl w:val="0"/>
-          <w:numId w:val="12"/>
-        </w:numPr>
-      </w:pPr>
-      <w:r>
-        <w:t>Fixed issue with RSL revision numbers which need to be 2 digits (02 not 2).</w:t>
-      </w:r>
-    </w:p>
-    <w:p>
-      <w:pPr>
-        <w:pStyle w:val="ListParagraph"/>
-        <w:numPr>
-          <w:ilvl w:val="0"/>
-          <w:numId w:val="12"/>
-        </w:numPr>
-      </w:pPr>
-      <w:r>
-        <w:t xml:space="preserve">Fixed issue with UTC time from GGA which contained an invalid character causing the str2double function resulting in </w:t>
-      </w:r>
-      <w:proofErr w:type="spellStart"/>
-      <w:r>
-        <w:t>NaN</w:t>
-      </w:r>
-      <w:proofErr w:type="spellEnd"/>
-      <w:r>
-        <w:t>.</w:t>
-      </w:r>
-    </w:p>
-    <w:p>
-      <w:pPr>
-        <w:pStyle w:val="ListParagraph"/>
-        <w:numPr>
-          <w:ilvl w:val="0"/>
-          <w:numId w:val="12"/>
-        </w:numPr>
-      </w:pPr>
-      <w:r>
-        <w:t xml:space="preserve">Added fix for invalid </w:t>
-      </w:r>
-      <w:proofErr w:type="spellStart"/>
-      <w:r>
-        <w:t>prefPath</w:t>
-      </w:r>
-      <w:proofErr w:type="spellEnd"/>
-      <w:r>
-        <w:t xml:space="preserve"> from corrupt </w:t>
-      </w:r>
-      <w:proofErr w:type="spellStart"/>
-      <w:r>
-        <w:t>AppData</w:t>
-      </w:r>
-      <w:proofErr w:type="spellEnd"/>
-      <w:r>
-        <w:t>/Local/</w:t>
-      </w:r>
-      <w:proofErr w:type="spellStart"/>
-      <w:r>
-        <w:t>QRev</w:t>
-      </w:r>
-      <w:proofErr w:type="spellEnd"/>
-    </w:p>
-    <w:p>
-      <w:pPr>
-        <w:pStyle w:val="ListParagraph"/>
-        <w:numPr>
-          <w:ilvl w:val="0"/>
-          <w:numId w:val="12"/>
-        </w:numPr>
-      </w:pPr>
-      <w:r>
-        <w:t xml:space="preserve">Added code to reset the close option from </w:t>
-      </w:r>
-      <w:proofErr w:type="spellStart"/>
-      <w:r>
-        <w:t>extrap</w:t>
-      </w:r>
-      <w:proofErr w:type="spellEnd"/>
-      <w:r>
-        <w:t xml:space="preserve"> to the main window when </w:t>
-      </w:r>
-      <w:proofErr w:type="spellStart"/>
-      <w:r>
-        <w:t>extrap</w:t>
-      </w:r>
-      <w:proofErr w:type="spellEnd"/>
-      <w:r>
-        <w:t xml:space="preserve"> is closed.</w:t>
-      </w:r>
-    </w:p>
-    <w:p>
-      <w:pPr>
-        <w:pStyle w:val="ListParagraph"/>
-        <w:numPr>
-          <w:ilvl w:val="0"/>
-          <w:numId w:val="12"/>
-        </w:numPr>
-      </w:pPr>
-      <w:r>
-        <w:t>Added code to compute the edge velocity using the full profile assuming a 1/6th power fit to estimate the unmeasured portions of the profile.</w:t>
-      </w:r>
-    </w:p>
-    <w:p>
-      <w:pPr>
-        <w:pStyle w:val="ListParagraph"/>
-        <w:numPr>
-          <w:ilvl w:val="0"/>
-          <w:numId w:val="12"/>
-        </w:numPr>
-      </w:pPr>
-      <w:r>
-        <w:t>Fixed bug associated with changing all moving-bed tests to manual.</w:t>
-      </w:r>
-    </w:p>
-    <w:p>
-      <w:pPr>
-        <w:pStyle w:val="ListParagraph"/>
-        <w:numPr>
-          <w:ilvl w:val="0"/>
-          <w:numId w:val="12"/>
-        </w:numPr>
-      </w:pPr>
-      <w:r>
-        <w:t>Added new message when moving-bed tests are selected manually.</w:t>
-      </w:r>
-    </w:p>
-    <w:p>
-      <w:pPr>
-        <w:pStyle w:val="ListParagraph"/>
-        <w:numPr>
-          <w:ilvl w:val="0"/>
-          <w:numId w:val="12"/>
-        </w:numPr>
-      </w:pPr>
-      <w:r>
-        <w:t>Fixed issue with moving-bed tests when data were collected in language other than English.</w:t>
-      </w:r>
-    </w:p>
-    <w:p>
-      <w:pPr>
-        <w:pStyle w:val="ListParagraph"/>
-        <w:numPr>
-          <w:ilvl w:val="0"/>
-          <w:numId w:val="12"/>
-        </w:numPr>
-      </w:pPr>
-      <w:r>
-        <w:t>Change version to 3.23</w:t>
-      </w:r>
-    </w:p>
-    <w:p>
-      <w:pPr>
-        <w:rPr>
-          <w:b/>
-          <w:bCs/>
-        </w:rPr>
-      </w:pPr>
-      <w:r>
-        <w:rPr>
-          <w:b/>
-          <w:bCs/>
-        </w:rPr>
-        <w:t xml:space="preserve">Changes in </w:t>
-      </w:r>
-      <w:proofErr w:type="spellStart"/>
-      <w:r>
-        <w:rPr>
-          <w:b/>
-          <w:bCs/>
-        </w:rPr>
-        <w:t>QRev</w:t>
-      </w:r>
-      <w:proofErr w:type="spellEnd"/>
-      <w:r>
-        <w:rPr>
-          <w:b/>
-          <w:bCs/>
-        </w:rPr>
-        <w:t xml:space="preserve"> from 3.12 to 3.21</w:t>
+        <w:t>Fixed crash when loading transect with only 1 ensemble.</w:t>
       </w:r>
     </w:p>
     <w:p>
@@ -4176,7 +3537,7 @@
         </w:numPr>
       </w:pPr>
       <w:r>
-        <w:t>Update help to add pdf file which can be searched.</w:t>
+        <w:t>Updated use of arrow keys in tables to avoid table and plots getting out of synch when arrow keys were pressed too quickly.</w:t>
       </w:r>
     </w:p>
     <w:p>
@@ -4188,7 +3549,7 @@
         </w:numPr>
       </w:pPr>
       <w:r>
-        <w:t>Fixed bug when plotting multiple transects with magnetic data in the Compass/P/R window.</w:t>
+        <w:t>Added point marker to vertical beam in depth plots.</w:t>
       </w:r>
     </w:p>
     <w:p>
@@ -4200,7 +3561,7 @@
         </w:numPr>
       </w:pPr>
       <w:r>
-        <w:t xml:space="preserve">Fixed bug with transect name display when some transects were not checked in GPS window. </w:t>
+        <w:t>Modified code to make buttons inactive if no transects are checked.</w:t>
       </w:r>
     </w:p>
     <w:p>
@@ -4212,7 +3573,7 @@
         </w:numPr>
       </w:pPr>
       <w:r>
-        <w:t>Fixed bug causing Use in main table to be shown in red when there were no errors.</w:t>
+        <w:t>Added EDI interface for Equal Discharge Increment sampling</w:t>
       </w:r>
     </w:p>
     <w:p>
@@ -4224,159 +3585,22 @@
         </w:numPr>
       </w:pPr>
       <w:r>
-        <w:t>Fixed bug checking for invalid edge ensembles due to excluded distance.</w:t>
-      </w:r>
-    </w:p>
-    <w:p>
-      <w:pPr>
-        <w:pStyle w:val="ListParagraph"/>
-        <w:numPr>
-          <w:ilvl w:val="0"/>
-          <w:numId w:val="13"/>
-        </w:numPr>
-      </w:pPr>
-      <w:r>
-        <w:t>Fixed bug when using up arrow in Edge window.</w:t>
-      </w:r>
-    </w:p>
-    <w:p>
-      <w:pPr>
-        <w:pStyle w:val="ListParagraph"/>
-        <w:numPr>
-          <w:ilvl w:val="0"/>
-          <w:numId w:val="13"/>
-        </w:numPr>
-      </w:pPr>
-      <w:r>
-        <w:t>Fixed bug in xml output for change in speed of sound.</w:t>
-      </w:r>
-    </w:p>
-    <w:p>
-      <w:pPr>
-        <w:pStyle w:val="ListParagraph"/>
-        <w:numPr>
-          <w:ilvl w:val="0"/>
-          <w:numId w:val="13"/>
-        </w:numPr>
-      </w:pPr>
-      <w:r>
-        <w:t>Fixed crash when loading transect with only 1 ensemble.</w:t>
-      </w:r>
-    </w:p>
-    <w:p>
-      <w:pPr>
-        <w:pStyle w:val="ListParagraph"/>
-        <w:numPr>
-          <w:ilvl w:val="0"/>
-          <w:numId w:val="13"/>
-        </w:numPr>
-      </w:pPr>
-      <w:r>
-        <w:t>Updated use of arrow keys in tables to avoid table and plots getting out of synch when arrow keys were pressed too quickly.</w:t>
-      </w:r>
-    </w:p>
-    <w:p>
-      <w:pPr>
-        <w:pStyle w:val="ListParagraph"/>
-        <w:numPr>
-          <w:ilvl w:val="0"/>
-          <w:numId w:val="13"/>
-        </w:numPr>
-      </w:pPr>
-      <w:r>
-        <w:t>Added point marker to vertical beam in depth plots.</w:t>
-      </w:r>
-    </w:p>
-    <w:p>
-      <w:pPr>
-        <w:pStyle w:val="ListParagraph"/>
-        <w:numPr>
-          <w:ilvl w:val="0"/>
-          <w:numId w:val="13"/>
-        </w:numPr>
-      </w:pPr>
-      <w:r>
-        <w:lastRenderedPageBreak/>
-        <w:t>Modified code to make buttons inactive if no transects are checked.</w:t>
-      </w:r>
-    </w:p>
-    <w:p>
-      <w:pPr>
-        <w:pStyle w:val="ListParagraph"/>
-        <w:numPr>
-          <w:ilvl w:val="0"/>
-          <w:numId w:val="13"/>
-        </w:numPr>
-      </w:pPr>
-      <w:r>
-        <w:t>Added EDI interface for Equal Discharge Increment sampling</w:t>
-      </w:r>
-    </w:p>
-    <w:p>
-      <w:pPr>
-        <w:pStyle w:val="ListParagraph"/>
-        <w:numPr>
-          <w:ilvl w:val="0"/>
-          <w:numId w:val="13"/>
-        </w:numPr>
-      </w:pPr>
-      <w:r>
-        <w:t xml:space="preserve">In the </w:t>
-      </w:r>
-      <w:proofErr w:type="spellStart"/>
-      <w:r>
-        <w:t>extrap</w:t>
-      </w:r>
-      <w:proofErr w:type="spellEnd"/>
-      <w:r>
-        <w:t xml:space="preserve"> window, added message to user that they need to set Fit to manual if </w:t>
-      </w:r>
-      <w:proofErr w:type="spellStart"/>
-      <w:r>
-        <w:t>the</w:t>
-      </w:r>
-      <w:proofErr w:type="spellEnd"/>
-      <w:r>
-        <w:t xml:space="preserve"> want to use an automatically </w:t>
-      </w:r>
-      <w:proofErr w:type="spellStart"/>
-      <w:r>
-        <w:t>opitimized</w:t>
-      </w:r>
-      <w:proofErr w:type="spellEnd"/>
-      <w:r>
-        <w:t xml:space="preserve"> fit but they have change the threshold, subsection, or data type.</w:t>
-      </w:r>
-    </w:p>
-    <w:p>
-      <w:pPr>
-        <w:rPr>
-          <w:b/>
-          <w:bCs/>
-        </w:rPr>
-      </w:pPr>
-      <w:r>
-        <w:rPr>
-          <w:b/>
-          <w:bCs/>
-        </w:rPr>
-        <w:t xml:space="preserve">Changes in </w:t>
-      </w:r>
-      <w:proofErr w:type="spellStart"/>
-      <w:r>
-        <w:rPr>
-          <w:b/>
-          <w:bCs/>
-        </w:rPr>
-        <w:t>QRev</w:t>
-      </w:r>
-      <w:proofErr w:type="spellEnd"/>
-      <w:r>
-        <w:rPr>
-          <w:b/>
-          <w:bCs/>
-        </w:rPr>
-        <w:t xml:space="preserve"> from version 3.10 to 3.12</w:t>
+        <w:t>In the extrap window, added message to user that they need to set Fit to manual if the want to use an automatically opitimized fit but they have change the threshold, subsection, or data type.</w:t>
+      </w:r>
+    </w:p>
+    <w:p>
+      <w:pPr>
+        <w:rPr>
+          <w:b/>
+          <w:bCs/>
+        </w:rPr>
+      </w:pPr>
+      <w:r>
+        <w:rPr>
+          <w:b/>
+          <w:bCs/>
+        </w:rPr>
+        <w:t>Changes in QRev from version 3.10 to 3.12</w:t>
       </w:r>
     </w:p>
     <w:p>
@@ -4436,15 +3660,7 @@
         </w:numPr>
       </w:pPr>
       <w:r>
-        <w:t xml:space="preserve">Fixed bug where </w:t>
-      </w:r>
-      <w:proofErr w:type="spellStart"/>
-      <w:r>
-        <w:t>magError</w:t>
-      </w:r>
-      <w:proofErr w:type="spellEnd"/>
-      <w: